--- a/01_Naskah_Utama/Proposal_Arthur_PokemonTCG.docx
+++ b/01_Naskah_Utama/Proposal_Arthur_PokemonTCG.docx
@@ -206,7 +206,6 @@
         <w:rPr>
           <w:rFonts w:ascii="Times New Roman" w:hAnsi="Times New Roman"/>
           <w:b/>
-          <w:color w:val="000000"/>
           <w:sz w:val="24"/>
         </w:rPr>
         <w:t>PERNYATAAN KEASLIAN KARYA TUGAS AKHIR</w:t>
@@ -700,7 +699,6 @@
         <w:rPr>
           <w:rFonts w:ascii="Times New Roman" w:hAnsi="Times New Roman"/>
           <w:b/>
-          <w:color w:val="000000"/>
           <w:sz w:val="24"/>
         </w:rPr>
         <w:t>HALAMAN PERSETUJUAN PROPOSAL SKRIPSI</w:t>
@@ -1141,7 +1139,6 @@
         <w:rPr>
           <w:rFonts w:ascii="Times New Roman" w:hAnsi="Times New Roman"/>
           <w:b/>
-          <w:color w:val="000000"/>
           <w:sz w:val="24"/>
         </w:rPr>
         <w:t>HALAMAN PENGESAHAN TIM PENGUJI SEMINAR PROPOSAL</w:t>
@@ -1352,7 +1349,6 @@
         <w:rPr>
           <w:rFonts w:ascii="Times New Roman" w:hAnsi="Times New Roman"/>
           <w:b/>
-          <w:color w:val="000000"/>
           <w:sz w:val="24"/>
         </w:rPr>
         <w:t>KATA PENGANTAR</w:t>
@@ -1568,7 +1564,6 @@
         <w:rPr>
           <w:rFonts w:ascii="Times New Roman" w:hAnsi="Times New Roman"/>
           <w:b/>
-          <w:color w:val="000000"/>
           <w:sz w:val="24"/>
         </w:rPr>
         <w:t>ABSTRAK</w:t>
@@ -1583,7 +1578,7 @@
         <w:rPr>
           <w:rFonts w:ascii="Times New Roman" w:hAnsi="Times New Roman"/>
           <w:b/>
-          <w:sz w:val="20"/>
+          <w:sz w:val="24"/>
         </w:rPr>
         <w:t>PENGARUH HEDONIC MOTIVATION, DESIRE FOR COMPLETENESS, DAN SPECULATIVE MOTIVE TERHADAP IMPULSIVE BUYING BOOSTER PACK KARTU POKÉMON TCG DENGAN SELF-CONTROL SEBAGAI VARIABEL MODERASI</w:t>
         <w:br/>
@@ -1604,7 +1599,7 @@
       <w:r>
         <w:rPr>
           <w:rFonts w:ascii="Times New Roman" w:hAnsi="Times New Roman"/>
-          <w:sz w:val="20"/>
+          <w:sz w:val="24"/>
         </w:rPr>
         <w:t>Penelitian ini bertujuan untuk menganalisis dan menguji secara empiris pengaruh hedonic motivation (motivasi hedonis), desire for completeness (hasrat kelengkapan koleksi), dan speculative motive (motif spekulasi finansial) terhadap impulsive buying (pembelian impulsif) booster pack kartu Pokémon Trading Card Game (Pokémon TCG) fisik resmi berbahasa Indonesia, serta menguji peran kontrol diri (self-control) sebagai variabel moderasi dalam memperlemah pengaruh ketiga variabel anteseden tersebut. Penelitian ini menggunakan pendekatan kuantitatif asosiatif dengan desain survei cross-sectional. Data primer dikumpulkan melalui penyebaran kuesioner daring berbasis skala Likert 5 poin kepada responden yang dipilih melalui teknik purposive sampling. Kriteria inklusi sampel adalah konsumen atau kolektor Warga Negara Indonesia (WNI) berusia minimal 17 tahun yang pernah membeli booster pack Pokémon TCG fisik resmi dalam rentang waktu 6–12 bulan terakhir. Jumlah sampel yang ditargetkan adalah 120 hingga 150 responden, mengacu pada rekomendasi ukuran sampel Green (1991) dan Cohen (1988) untuk mencapai kekuatan uji statistik (statistical power) yang memadai pada model regresi linear berganda. Metode analisis data menggunakan analisis regresi berganda dan Moderated Regression Analysis (MRA) dengan prosedur standarisasi skor rata-rata (mean-centering) guna mengatasi potensi multikolinearitas struktural antar-istilah interaksi (Aiken &amp; West, 1991; Ghozali, 2018), yang diolah menggunakan perangkat lunak IBM SPSS Statistics. Penelitian ini menawarkan kebaruan teoritis (novelty) dengan mengintegrasikan kerangka psikologi lingkungan Stimulus-Organism-Response (S-O-R), psikologi kolektor (Zeigarnik Effect dan The Completing the Set Effect), teori regulasi diri (Self-Regulation Theory), serta prinsip-prinsip keuangan perilaku (behavioral finance) pada fenomena komoditas hobi fisik bernilai spekulatif tinggi. Hasil penelitian ini diharapkan memberikan kontribusi empiris bagi konsumen muda dalam menjaga kontrol diri finansial, serta masukan aplikatif bagi komunitas hobi dan pemangku kebijakan edukasi keuangan generasi muda di Indonesia.</w:t>
       </w:r>
@@ -1617,13 +1612,17 @@
       </w:pPr>
       <w:r>
         <w:rPr>
+          <w:rFonts w:ascii="Times New Roman" w:hAnsi="Times New Roman"/>
           <w:b/>
+          <w:sz w:val="24"/>
         </w:rPr>
         <w:t xml:space="preserve">Kata Kunci: </w:t>
       </w:r>
       <w:r>
         <w:rPr>
+          <w:rFonts w:ascii="Times New Roman" w:hAnsi="Times New Roman"/>
           <w:i/>
+          <w:sz w:val="24"/>
         </w:rPr>
         <w:t>Impulsive Buying, Hedonic Motivation, Desire for Completeness, Speculative Motive, Self-Control, Moderated Regression Analysis, Pokémon TCG, Keuangan Perilaku (Behavioral Finance).</w:t>
       </w:r>
@@ -1646,7 +1645,6 @@
         <w:rPr>
           <w:rFonts w:ascii="Times New Roman" w:hAnsi="Times New Roman"/>
           <w:b/>
-          <w:color w:val="000000"/>
           <w:sz w:val="24"/>
         </w:rPr>
         <w:t>ABSTRACT</w:t>
@@ -1661,7 +1659,7 @@
         <w:rPr>
           <w:rFonts w:ascii="Times New Roman" w:hAnsi="Times New Roman"/>
           <w:b/>
-          <w:sz w:val="20"/>
+          <w:sz w:val="24"/>
         </w:rPr>
         <w:t>THE EFFECT OF HEDONIC MOTIVATION, DESIRE FOR COMPLETENESS, AND SPECULATIVE MOTIVE ON IMPULSIVE BUYING OF POKÉMON TCG BOOSTER PACKS WITH SELF-CONTROL AS A MODERATING VARIABLE</w:t>
         <w:br/>
@@ -1683,7 +1681,7 @@
         <w:rPr>
           <w:rFonts w:ascii="Times New Roman" w:hAnsi="Times New Roman"/>
           <w:i/>
-          <w:sz w:val="20"/>
+          <w:sz w:val="24"/>
         </w:rPr>
         <w:t>This research aims to analyze and empirically test the effects of hedonic motivation, desire for completeness, and speculative motive on the impulsive buying behavior of official Indonesian-language physical Pokémon Trading Card Game (Pokémon TCG) booster packs, as well as to evaluate the moderating role of self-control in weakening the relationships between these three antecedent variables and impulsive buying. This study adopts an associative quantitative approach utilizing a cross-sectional survey design. Primary data are gathered via self-administered online questionnaires employing a 5-point Likert scale, distributed to respondents selected through purposive sampling. The sample inclusion criteria comprise Indonesian citizens aged 17 and above who have purchased official physical booster packs within the past 6 to 12 months. The targeted sample size ranges from 120 to 150 respondents, consistent with the statistical power criteria established by Green (1991) and Cohen (1988) for multiple regression frameworks. The empirical model is estimated using multiple linear regression and Moderated Regression Analysis (MRA) with mean-centering procedures to eliminate structural multicollinearity (Aiken &amp; West, 1991; Ghozali, 2018), executed via IBM SPSS Statistics software. This study provides theoretical novelty by synthesizing the Stimulus-Organism-Response (S-O-R) paradigm, collector psychology (the Zeigarnik Effect and The Completing the Set Effect), Self-Regulation Theory, and behavioral finance principles in the context of tangible alternative assets exhibiting volatile secondary market premiums. The findings are expected to offer practical insights for young consumers in exercising financial discipline regarding discretionary collectibles and provide strategic inputs for community organizers and financial educators targeting Generation Z.</w:t>
       </w:r>
@@ -1696,13 +1694,17 @@
       </w:pPr>
       <w:r>
         <w:rPr>
+          <w:rFonts w:ascii="Times New Roman" w:hAnsi="Times New Roman"/>
           <w:b/>
+          <w:sz w:val="24"/>
         </w:rPr>
         <w:t xml:space="preserve">Keywords: </w:t>
       </w:r>
       <w:r>
         <w:rPr>
+          <w:rFonts w:ascii="Times New Roman" w:hAnsi="Times New Roman"/>
           <w:i/>
+          <w:sz w:val="24"/>
         </w:rPr>
         <w:t>Impulsive Buying, Hedonic Motivation, Desire for Completeness, Speculative Motive, Self-Control, Moderated Regression Analysis, Pokémon TCG, Behavioral Finance.</w:t>
       </w:r>
@@ -1725,7 +1727,6 @@
         <w:rPr>
           <w:rFonts w:ascii="Times New Roman" w:hAnsi="Times New Roman"/>
           <w:b/>
-          <w:color w:val="000000"/>
           <w:sz w:val="24"/>
         </w:rPr>
         <w:t>DAFTAR ISI</w:t>
@@ -1734,7 +1735,7 @@
     <w:p>
       <w:pPr>
         <w:tabs>
-          <w:tab w:pos="7937" w:val="right" w:leader="dot"/>
+          <w:tab w:pos="7824" w:val="right" w:leader="dot"/>
         </w:tabs>
         <w:spacing w:line="276" w:lineRule="auto" w:before="0" w:after="40"/>
         <w:ind w:left="0" w:firstLine="0"/>
@@ -1760,7 +1761,7 @@
     <w:p>
       <w:pPr>
         <w:tabs>
-          <w:tab w:pos="7937" w:val="right" w:leader="dot"/>
+          <w:tab w:pos="7824" w:val="right" w:leader="dot"/>
         </w:tabs>
         <w:spacing w:line="276" w:lineRule="auto" w:before="0" w:after="40"/>
         <w:ind w:left="0" w:firstLine="0"/>
@@ -1786,7 +1787,7 @@
     <w:p>
       <w:pPr>
         <w:tabs>
-          <w:tab w:pos="7937" w:val="right" w:leader="dot"/>
+          <w:tab w:pos="7824" w:val="right" w:leader="dot"/>
         </w:tabs>
         <w:spacing w:line="276" w:lineRule="auto" w:before="0" w:after="40"/>
         <w:ind w:left="0" w:firstLine="0"/>
@@ -1812,7 +1813,7 @@
     <w:p>
       <w:pPr>
         <w:tabs>
-          <w:tab w:pos="7937" w:val="right" w:leader="dot"/>
+          <w:tab w:pos="7824" w:val="right" w:leader="dot"/>
         </w:tabs>
         <w:spacing w:line="276" w:lineRule="auto" w:before="0" w:after="40"/>
         <w:ind w:left="0" w:firstLine="0"/>
@@ -1838,7 +1839,7 @@
     <w:p>
       <w:pPr>
         <w:tabs>
-          <w:tab w:pos="7937" w:val="right" w:leader="dot"/>
+          <w:tab w:pos="7824" w:val="right" w:leader="dot"/>
         </w:tabs>
         <w:spacing w:line="276" w:lineRule="auto" w:before="0" w:after="40"/>
         <w:ind w:left="0" w:firstLine="0"/>
@@ -1864,7 +1865,7 @@
     <w:p>
       <w:pPr>
         <w:tabs>
-          <w:tab w:pos="7937" w:val="right" w:leader="dot"/>
+          <w:tab w:pos="7824" w:val="right" w:leader="dot"/>
         </w:tabs>
         <w:spacing w:line="276" w:lineRule="auto" w:before="0" w:after="40"/>
         <w:ind w:left="0" w:firstLine="0"/>
@@ -1890,7 +1891,7 @@
     <w:p>
       <w:pPr>
         <w:tabs>
-          <w:tab w:pos="7937" w:val="right" w:leader="dot"/>
+          <w:tab w:pos="7824" w:val="right" w:leader="dot"/>
         </w:tabs>
         <w:spacing w:line="276" w:lineRule="auto" w:before="0" w:after="40"/>
         <w:ind w:left="0" w:firstLine="0"/>
@@ -1916,7 +1917,7 @@
     <w:p>
       <w:pPr>
         <w:tabs>
-          <w:tab w:pos="7937" w:val="right" w:leader="dot"/>
+          <w:tab w:pos="7824" w:val="right" w:leader="dot"/>
         </w:tabs>
         <w:spacing w:line="276" w:lineRule="auto" w:before="0" w:after="40"/>
         <w:ind w:left="0" w:firstLine="0"/>
@@ -1942,7 +1943,7 @@
     <w:p>
       <w:pPr>
         <w:tabs>
-          <w:tab w:pos="7937" w:val="right" w:leader="dot"/>
+          <w:tab w:pos="7824" w:val="right" w:leader="dot"/>
         </w:tabs>
         <w:spacing w:line="276" w:lineRule="auto" w:before="0" w:after="40"/>
         <w:ind w:left="0" w:firstLine="0"/>
@@ -1968,7 +1969,7 @@
     <w:p>
       <w:pPr>
         <w:tabs>
-          <w:tab w:pos="7937" w:val="right" w:leader="dot"/>
+          <w:tab w:pos="7824" w:val="right" w:leader="dot"/>
         </w:tabs>
         <w:spacing w:line="276" w:lineRule="auto" w:before="0" w:after="40"/>
         <w:ind w:left="0" w:firstLine="0"/>
@@ -1994,7 +1995,7 @@
     <w:p>
       <w:pPr>
         <w:tabs>
-          <w:tab w:pos="7937" w:val="right" w:leader="dot"/>
+          <w:tab w:pos="7824" w:val="right" w:leader="dot"/>
         </w:tabs>
         <w:spacing w:line="276" w:lineRule="auto" w:before="0" w:after="40"/>
         <w:ind w:left="0" w:firstLine="0"/>
@@ -2020,7 +2021,7 @@
     <w:p>
       <w:pPr>
         <w:tabs>
-          <w:tab w:pos="7937" w:val="right" w:leader="dot"/>
+          <w:tab w:pos="7483" w:val="right" w:leader="dot"/>
         </w:tabs>
         <w:spacing w:line="276" w:lineRule="auto" w:before="0" w:after="40"/>
         <w:ind w:left="340" w:firstLine="0"/>
@@ -2046,7 +2047,7 @@
     <w:p>
       <w:pPr>
         <w:tabs>
-          <w:tab w:pos="7937" w:val="right" w:leader="dot"/>
+          <w:tab w:pos="7483" w:val="right" w:leader="dot"/>
         </w:tabs>
         <w:spacing w:line="276" w:lineRule="auto" w:before="0" w:after="40"/>
         <w:ind w:left="340" w:firstLine="0"/>
@@ -2072,7 +2073,7 @@
     <w:p>
       <w:pPr>
         <w:tabs>
-          <w:tab w:pos="7937" w:val="right" w:leader="dot"/>
+          <w:tab w:pos="7143" w:val="right" w:leader="dot"/>
         </w:tabs>
         <w:spacing w:line="276" w:lineRule="auto" w:before="0" w:after="40"/>
         <w:ind w:left="680" w:firstLine="0"/>
@@ -2098,7 +2099,7 @@
     <w:p>
       <w:pPr>
         <w:tabs>
-          <w:tab w:pos="7937" w:val="right" w:leader="dot"/>
+          <w:tab w:pos="7143" w:val="right" w:leader="dot"/>
         </w:tabs>
         <w:spacing w:line="276" w:lineRule="auto" w:before="0" w:after="40"/>
         <w:ind w:left="680" w:firstLine="0"/>
@@ -2124,7 +2125,7 @@
     <w:p>
       <w:pPr>
         <w:tabs>
-          <w:tab w:pos="7937" w:val="right" w:leader="dot"/>
+          <w:tab w:pos="7483" w:val="right" w:leader="dot"/>
         </w:tabs>
         <w:spacing w:line="276" w:lineRule="auto" w:before="0" w:after="40"/>
         <w:ind w:left="340" w:firstLine="0"/>
@@ -2150,7 +2151,7 @@
     <w:p>
       <w:pPr>
         <w:tabs>
-          <w:tab w:pos="7937" w:val="right" w:leader="dot"/>
+          <w:tab w:pos="7483" w:val="right" w:leader="dot"/>
         </w:tabs>
         <w:spacing w:line="276" w:lineRule="auto" w:before="0" w:after="40"/>
         <w:ind w:left="340" w:firstLine="0"/>
@@ -2176,7 +2177,7 @@
     <w:p>
       <w:pPr>
         <w:tabs>
-          <w:tab w:pos="7937" w:val="right" w:leader="dot"/>
+          <w:tab w:pos="7143" w:val="right" w:leader="dot"/>
         </w:tabs>
         <w:spacing w:line="276" w:lineRule="auto" w:before="0" w:after="40"/>
         <w:ind w:left="680" w:firstLine="0"/>
@@ -2202,7 +2203,7 @@
     <w:p>
       <w:pPr>
         <w:tabs>
-          <w:tab w:pos="7937" w:val="right" w:leader="dot"/>
+          <w:tab w:pos="7143" w:val="right" w:leader="dot"/>
         </w:tabs>
         <w:spacing w:line="276" w:lineRule="auto" w:before="0" w:after="40"/>
         <w:ind w:left="680" w:firstLine="0"/>
@@ -2228,7 +2229,7 @@
     <w:p>
       <w:pPr>
         <w:tabs>
-          <w:tab w:pos="7937" w:val="right" w:leader="dot"/>
+          <w:tab w:pos="7483" w:val="right" w:leader="dot"/>
         </w:tabs>
         <w:spacing w:line="276" w:lineRule="auto" w:before="0" w:after="40"/>
         <w:ind w:left="340" w:firstLine="0"/>
@@ -2254,7 +2255,7 @@
     <w:p>
       <w:pPr>
         <w:tabs>
-          <w:tab w:pos="7937" w:val="right" w:leader="dot"/>
+          <w:tab w:pos="7483" w:val="right" w:leader="dot"/>
         </w:tabs>
         <w:spacing w:line="276" w:lineRule="auto" w:before="0" w:after="40"/>
         <w:ind w:left="340" w:firstLine="0"/>
@@ -2280,7 +2281,7 @@
     <w:p>
       <w:pPr>
         <w:tabs>
-          <w:tab w:pos="7937" w:val="right" w:leader="dot"/>
+          <w:tab w:pos="7824" w:val="right" w:leader="dot"/>
         </w:tabs>
         <w:spacing w:line="276" w:lineRule="auto" w:before="0" w:after="40"/>
         <w:ind w:left="0" w:firstLine="0"/>
@@ -2306,7 +2307,7 @@
     <w:p>
       <w:pPr>
         <w:tabs>
-          <w:tab w:pos="7937" w:val="right" w:leader="dot"/>
+          <w:tab w:pos="7483" w:val="right" w:leader="dot"/>
         </w:tabs>
         <w:spacing w:line="276" w:lineRule="auto" w:before="0" w:after="40"/>
         <w:ind w:left="340" w:firstLine="0"/>
@@ -2332,7 +2333,7 @@
     <w:p>
       <w:pPr>
         <w:tabs>
-          <w:tab w:pos="7937" w:val="right" w:leader="dot"/>
+          <w:tab w:pos="7143" w:val="right" w:leader="dot"/>
         </w:tabs>
         <w:spacing w:line="276" w:lineRule="auto" w:before="0" w:after="40"/>
         <w:ind w:left="680" w:firstLine="0"/>
@@ -2358,7 +2359,7 @@
     <w:p>
       <w:pPr>
         <w:tabs>
-          <w:tab w:pos="7937" w:val="right" w:leader="dot"/>
+          <w:tab w:pos="7143" w:val="right" w:leader="dot"/>
         </w:tabs>
         <w:spacing w:line="276" w:lineRule="auto" w:before="0" w:after="40"/>
         <w:ind w:left="680" w:firstLine="0"/>
@@ -2384,7 +2385,7 @@
     <w:p>
       <w:pPr>
         <w:tabs>
-          <w:tab w:pos="7937" w:val="right" w:leader="dot"/>
+          <w:tab w:pos="7143" w:val="right" w:leader="dot"/>
         </w:tabs>
         <w:spacing w:line="276" w:lineRule="auto" w:before="0" w:after="40"/>
         <w:ind w:left="680" w:firstLine="0"/>
@@ -2410,7 +2411,7 @@
     <w:p>
       <w:pPr>
         <w:tabs>
-          <w:tab w:pos="7937" w:val="right" w:leader="dot"/>
+          <w:tab w:pos="7143" w:val="right" w:leader="dot"/>
         </w:tabs>
         <w:spacing w:line="276" w:lineRule="auto" w:before="0" w:after="40"/>
         <w:ind w:left="680" w:firstLine="0"/>
@@ -2436,7 +2437,7 @@
     <w:p>
       <w:pPr>
         <w:tabs>
-          <w:tab w:pos="7937" w:val="right" w:leader="dot"/>
+          <w:tab w:pos="7483" w:val="right" w:leader="dot"/>
         </w:tabs>
         <w:spacing w:line="276" w:lineRule="auto" w:before="0" w:after="40"/>
         <w:ind w:left="340" w:firstLine="0"/>
@@ -2462,7 +2463,7 @@
     <w:p>
       <w:pPr>
         <w:tabs>
-          <w:tab w:pos="7937" w:val="right" w:leader="dot"/>
+          <w:tab w:pos="7143" w:val="right" w:leader="dot"/>
         </w:tabs>
         <w:spacing w:line="276" w:lineRule="auto" w:before="0" w:after="40"/>
         <w:ind w:left="680" w:firstLine="0"/>
@@ -2488,7 +2489,7 @@
     <w:p>
       <w:pPr>
         <w:tabs>
-          <w:tab w:pos="7937" w:val="right" w:leader="dot"/>
+          <w:tab w:pos="7143" w:val="right" w:leader="dot"/>
         </w:tabs>
         <w:spacing w:line="276" w:lineRule="auto" w:before="0" w:after="40"/>
         <w:ind w:left="680" w:firstLine="0"/>
@@ -2514,7 +2515,7 @@
     <w:p>
       <w:pPr>
         <w:tabs>
-          <w:tab w:pos="7937" w:val="right" w:leader="dot"/>
+          <w:tab w:pos="7143" w:val="right" w:leader="dot"/>
         </w:tabs>
         <w:spacing w:line="276" w:lineRule="auto" w:before="0" w:after="40"/>
         <w:ind w:left="680" w:firstLine="0"/>
@@ -2540,7 +2541,7 @@
     <w:p>
       <w:pPr>
         <w:tabs>
-          <w:tab w:pos="7937" w:val="right" w:leader="dot"/>
+          <w:tab w:pos="7143" w:val="right" w:leader="dot"/>
         </w:tabs>
         <w:spacing w:line="276" w:lineRule="auto" w:before="0" w:after="40"/>
         <w:ind w:left="680" w:firstLine="0"/>
@@ -2566,7 +2567,7 @@
     <w:p>
       <w:pPr>
         <w:tabs>
-          <w:tab w:pos="7937" w:val="right" w:leader="dot"/>
+          <w:tab w:pos="7143" w:val="right" w:leader="dot"/>
         </w:tabs>
         <w:spacing w:line="276" w:lineRule="auto" w:before="0" w:after="40"/>
         <w:ind w:left="680" w:firstLine="0"/>
@@ -2592,7 +2593,7 @@
     <w:p>
       <w:pPr>
         <w:tabs>
-          <w:tab w:pos="7937" w:val="right" w:leader="dot"/>
+          <w:tab w:pos="7483" w:val="right" w:leader="dot"/>
         </w:tabs>
         <w:spacing w:line="276" w:lineRule="auto" w:before="0" w:after="40"/>
         <w:ind w:left="340" w:firstLine="0"/>
@@ -2618,7 +2619,7 @@
     <w:p>
       <w:pPr>
         <w:tabs>
-          <w:tab w:pos="7937" w:val="right" w:leader="dot"/>
+          <w:tab w:pos="7483" w:val="right" w:leader="dot"/>
         </w:tabs>
         <w:spacing w:line="276" w:lineRule="auto" w:before="0" w:after="40"/>
         <w:ind w:left="340" w:firstLine="0"/>
@@ -2644,7 +2645,7 @@
     <w:p>
       <w:pPr>
         <w:tabs>
-          <w:tab w:pos="7937" w:val="right" w:leader="dot"/>
+          <w:tab w:pos="7483" w:val="right" w:leader="dot"/>
         </w:tabs>
         <w:spacing w:line="276" w:lineRule="auto" w:before="0" w:after="40"/>
         <w:ind w:left="340" w:firstLine="0"/>
@@ -2670,7 +2671,7 @@
     <w:p>
       <w:pPr>
         <w:tabs>
-          <w:tab w:pos="7937" w:val="right" w:leader="dot"/>
+          <w:tab w:pos="7143" w:val="right" w:leader="dot"/>
         </w:tabs>
         <w:spacing w:line="276" w:lineRule="auto" w:before="0" w:after="40"/>
         <w:ind w:left="680" w:firstLine="0"/>
@@ -2696,7 +2697,7 @@
     <w:p>
       <w:pPr>
         <w:tabs>
-          <w:tab w:pos="7937" w:val="right" w:leader="dot"/>
+          <w:tab w:pos="7143" w:val="right" w:leader="dot"/>
         </w:tabs>
         <w:spacing w:line="276" w:lineRule="auto" w:before="0" w:after="40"/>
         <w:ind w:left="680" w:firstLine="0"/>
@@ -2722,7 +2723,7 @@
     <w:p>
       <w:pPr>
         <w:tabs>
-          <w:tab w:pos="7937" w:val="right" w:leader="dot"/>
+          <w:tab w:pos="7143" w:val="right" w:leader="dot"/>
         </w:tabs>
         <w:spacing w:line="276" w:lineRule="auto" w:before="0" w:after="40"/>
         <w:ind w:left="680" w:firstLine="0"/>
@@ -2748,7 +2749,7 @@
     <w:p>
       <w:pPr>
         <w:tabs>
-          <w:tab w:pos="7937" w:val="right" w:leader="dot"/>
+          <w:tab w:pos="7143" w:val="right" w:leader="dot"/>
         </w:tabs>
         <w:spacing w:line="276" w:lineRule="auto" w:before="0" w:after="40"/>
         <w:ind w:left="680" w:firstLine="0"/>
@@ -2774,7 +2775,7 @@
     <w:p>
       <w:pPr>
         <w:tabs>
-          <w:tab w:pos="7937" w:val="right" w:leader="dot"/>
+          <w:tab w:pos="7143" w:val="right" w:leader="dot"/>
         </w:tabs>
         <w:spacing w:line="276" w:lineRule="auto" w:before="0" w:after="40"/>
         <w:ind w:left="680" w:firstLine="0"/>
@@ -2800,7 +2801,7 @@
     <w:p>
       <w:pPr>
         <w:tabs>
-          <w:tab w:pos="7937" w:val="right" w:leader="dot"/>
+          <w:tab w:pos="7143" w:val="right" w:leader="dot"/>
         </w:tabs>
         <w:spacing w:line="276" w:lineRule="auto" w:before="0" w:after="40"/>
         <w:ind w:left="680" w:firstLine="0"/>
@@ -2826,7 +2827,7 @@
     <w:p>
       <w:pPr>
         <w:tabs>
-          <w:tab w:pos="7937" w:val="right" w:leader="dot"/>
+          <w:tab w:pos="7824" w:val="right" w:leader="dot"/>
         </w:tabs>
         <w:spacing w:line="276" w:lineRule="auto" w:before="0" w:after="40"/>
         <w:ind w:left="0" w:firstLine="0"/>
@@ -2852,7 +2853,7 @@
     <w:p>
       <w:pPr>
         <w:tabs>
-          <w:tab w:pos="7937" w:val="right" w:leader="dot"/>
+          <w:tab w:pos="7483" w:val="right" w:leader="dot"/>
         </w:tabs>
         <w:spacing w:line="276" w:lineRule="auto" w:before="0" w:after="40"/>
         <w:ind w:left="340" w:firstLine="0"/>
@@ -2878,7 +2879,7 @@
     <w:p>
       <w:pPr>
         <w:tabs>
-          <w:tab w:pos="7937" w:val="right" w:leader="dot"/>
+          <w:tab w:pos="7483" w:val="right" w:leader="dot"/>
         </w:tabs>
         <w:spacing w:line="276" w:lineRule="auto" w:before="0" w:after="40"/>
         <w:ind w:left="340" w:firstLine="0"/>
@@ -2904,7 +2905,7 @@
     <w:p>
       <w:pPr>
         <w:tabs>
-          <w:tab w:pos="7937" w:val="right" w:leader="dot"/>
+          <w:tab w:pos="7483" w:val="right" w:leader="dot"/>
         </w:tabs>
         <w:spacing w:line="276" w:lineRule="auto" w:before="0" w:after="40"/>
         <w:ind w:left="340" w:firstLine="0"/>
@@ -2930,7 +2931,7 @@
     <w:p>
       <w:pPr>
         <w:tabs>
-          <w:tab w:pos="7937" w:val="right" w:leader="dot"/>
+          <w:tab w:pos="7483" w:val="right" w:leader="dot"/>
         </w:tabs>
         <w:spacing w:line="276" w:lineRule="auto" w:before="0" w:after="40"/>
         <w:ind w:left="340" w:firstLine="0"/>
@@ -2956,7 +2957,7 @@
     <w:p>
       <w:pPr>
         <w:tabs>
-          <w:tab w:pos="7937" w:val="right" w:leader="dot"/>
+          <w:tab w:pos="7483" w:val="right" w:leader="dot"/>
         </w:tabs>
         <w:spacing w:line="276" w:lineRule="auto" w:before="0" w:after="40"/>
         <w:ind w:left="340" w:firstLine="0"/>
@@ -2982,7 +2983,7 @@
     <w:p>
       <w:pPr>
         <w:tabs>
-          <w:tab w:pos="7937" w:val="right" w:leader="dot"/>
+          <w:tab w:pos="7483" w:val="right" w:leader="dot"/>
         </w:tabs>
         <w:spacing w:line="276" w:lineRule="auto" w:before="0" w:after="40"/>
         <w:ind w:left="340" w:firstLine="0"/>
@@ -3008,7 +3009,7 @@
     <w:p>
       <w:pPr>
         <w:tabs>
-          <w:tab w:pos="7937" w:val="right" w:leader="dot"/>
+          <w:tab w:pos="7483" w:val="right" w:leader="dot"/>
         </w:tabs>
         <w:spacing w:line="276" w:lineRule="auto" w:before="0" w:after="40"/>
         <w:ind w:left="340" w:firstLine="0"/>
@@ -3034,7 +3035,7 @@
     <w:p>
       <w:pPr>
         <w:tabs>
-          <w:tab w:pos="7937" w:val="right" w:leader="dot"/>
+          <w:tab w:pos="7143" w:val="right" w:leader="dot"/>
         </w:tabs>
         <w:spacing w:line="276" w:lineRule="auto" w:before="0" w:after="40"/>
         <w:ind w:left="680" w:firstLine="0"/>
@@ -3060,7 +3061,7 @@
     <w:p>
       <w:pPr>
         <w:tabs>
-          <w:tab w:pos="7937" w:val="right" w:leader="dot"/>
+          <w:tab w:pos="7143" w:val="right" w:leader="dot"/>
         </w:tabs>
         <w:spacing w:line="276" w:lineRule="auto" w:before="0" w:after="40"/>
         <w:ind w:left="680" w:firstLine="0"/>
@@ -3086,7 +3087,7 @@
     <w:p>
       <w:pPr>
         <w:tabs>
-          <w:tab w:pos="7937" w:val="right" w:leader="dot"/>
+          <w:tab w:pos="7143" w:val="right" w:leader="dot"/>
         </w:tabs>
         <w:spacing w:line="276" w:lineRule="auto" w:before="0" w:after="40"/>
         <w:ind w:left="680" w:firstLine="0"/>
@@ -3112,7 +3113,7 @@
     <w:p>
       <w:pPr>
         <w:tabs>
-          <w:tab w:pos="7937" w:val="right" w:leader="dot"/>
+          <w:tab w:pos="7143" w:val="right" w:leader="dot"/>
         </w:tabs>
         <w:spacing w:line="276" w:lineRule="auto" w:before="0" w:after="40"/>
         <w:ind w:left="680" w:firstLine="0"/>
@@ -3138,7 +3139,7 @@
     <w:p>
       <w:pPr>
         <w:tabs>
-          <w:tab w:pos="7937" w:val="right" w:leader="dot"/>
+          <w:tab w:pos="7143" w:val="right" w:leader="dot"/>
         </w:tabs>
         <w:spacing w:line="276" w:lineRule="auto" w:before="0" w:after="40"/>
         <w:ind w:left="680" w:firstLine="0"/>
@@ -3164,7 +3165,7 @@
     <w:p>
       <w:pPr>
         <w:tabs>
-          <w:tab w:pos="7937" w:val="right" w:leader="dot"/>
+          <w:tab w:pos="7143" w:val="right" w:leader="dot"/>
         </w:tabs>
         <w:spacing w:line="276" w:lineRule="auto" w:before="0" w:after="40"/>
         <w:ind w:left="680" w:firstLine="0"/>
@@ -3190,7 +3191,7 @@
     <w:p>
       <w:pPr>
         <w:tabs>
-          <w:tab w:pos="7937" w:val="right" w:leader="dot"/>
+          <w:tab w:pos="7483" w:val="right" w:leader="dot"/>
         </w:tabs>
         <w:spacing w:line="276" w:lineRule="auto" w:before="0" w:after="40"/>
         <w:ind w:left="340" w:firstLine="0"/>
@@ -3216,7 +3217,7 @@
     <w:p>
       <w:pPr>
         <w:tabs>
-          <w:tab w:pos="7937" w:val="right" w:leader="dot"/>
+          <w:tab w:pos="7824" w:val="right" w:leader="dot"/>
         </w:tabs>
         <w:spacing w:line="276" w:lineRule="auto" w:before="0" w:after="40"/>
         <w:ind w:left="0" w:firstLine="0"/>
@@ -3257,7 +3258,6 @@
         <w:rPr>
           <w:rFonts w:ascii="Times New Roman" w:hAnsi="Times New Roman"/>
           <w:b/>
-          <w:color w:val="000000"/>
           <w:sz w:val="24"/>
         </w:rPr>
         <w:t>DAFTAR TABEL</w:t>
@@ -3266,10 +3266,10 @@
     <w:p>
       <w:pPr>
         <w:tabs>
-          <w:tab w:pos="7937" w:val="right" w:leader="dot"/>
+          <w:tab w:pos="7824" w:val="right" w:leader="dot"/>
         </w:tabs>
         <w:spacing w:line="276" w:lineRule="auto" w:before="0" w:after="80"/>
-        <w:ind w:firstLine="0"/>
+        <w:ind w:left="0" w:firstLine="0"/>
       </w:pPr>
       <w:r>
         <w:rPr>
@@ -3299,10 +3299,10 @@
     <w:p>
       <w:pPr>
         <w:tabs>
-          <w:tab w:pos="7937" w:val="right" w:leader="dot"/>
+          <w:tab w:pos="7824" w:val="right" w:leader="dot"/>
         </w:tabs>
         <w:spacing w:line="276" w:lineRule="auto" w:before="0" w:after="80"/>
-        <w:ind w:firstLine="0"/>
+        <w:ind w:left="0" w:firstLine="0"/>
       </w:pPr>
       <w:r>
         <w:rPr>
@@ -3332,10 +3332,10 @@
     <w:p>
       <w:pPr>
         <w:tabs>
-          <w:tab w:pos="7937" w:val="right" w:leader="dot"/>
+          <w:tab w:pos="7824" w:val="right" w:leader="dot"/>
         </w:tabs>
         <w:spacing w:line="276" w:lineRule="auto" w:before="0" w:after="80"/>
-        <w:ind w:firstLine="0"/>
+        <w:ind w:left="0" w:firstLine="0"/>
       </w:pPr>
       <w:r>
         <w:rPr>
@@ -3365,10 +3365,10 @@
     <w:p>
       <w:pPr>
         <w:tabs>
-          <w:tab w:pos="7937" w:val="right" w:leader="dot"/>
+          <w:tab w:pos="7824" w:val="right" w:leader="dot"/>
         </w:tabs>
         <w:spacing w:line="276" w:lineRule="auto" w:before="0" w:after="80"/>
-        <w:ind w:firstLine="0"/>
+        <w:ind w:left="0" w:firstLine="0"/>
       </w:pPr>
       <w:r>
         <w:rPr>
@@ -3413,7 +3413,6 @@
         <w:rPr>
           <w:rFonts w:ascii="Times New Roman" w:hAnsi="Times New Roman"/>
           <w:b/>
-          <w:color w:val="000000"/>
           <w:sz w:val="24"/>
         </w:rPr>
         <w:t>DAFTAR GAMBAR</w:t>
@@ -3422,10 +3421,10 @@
     <w:p>
       <w:pPr>
         <w:tabs>
-          <w:tab w:pos="7937" w:val="right" w:leader="dot"/>
+          <w:tab w:pos="7824" w:val="right" w:leader="dot"/>
         </w:tabs>
         <w:spacing w:line="276" w:lineRule="auto" w:before="0" w:after="80"/>
-        <w:ind w:firstLine="0"/>
+        <w:ind w:left="0" w:firstLine="0"/>
       </w:pPr>
       <w:r>
         <w:rPr>
@@ -3455,10 +3454,10 @@
     <w:p>
       <w:pPr>
         <w:tabs>
-          <w:tab w:pos="7937" w:val="right" w:leader="dot"/>
+          <w:tab w:pos="7824" w:val="right" w:leader="dot"/>
         </w:tabs>
         <w:spacing w:line="276" w:lineRule="auto" w:before="0" w:after="80"/>
-        <w:ind w:firstLine="0"/>
+        <w:ind w:left="0" w:firstLine="0"/>
       </w:pPr>
       <w:r>
         <w:rPr>
@@ -3512,7 +3511,6 @@
         <w:rPr>
           <w:rFonts w:ascii="Times New Roman" w:hAnsi="Times New Roman"/>
           <w:b/>
-          <w:color w:val="000000"/>
           <w:sz w:val="24"/>
         </w:rPr>
         <w:t>BAB 1 PENDAHULUAN</w:t>
@@ -3531,7 +3529,6 @@
         <w:rPr>
           <w:rFonts w:ascii="Times New Roman" w:hAnsi="Times New Roman"/>
           <w:b/>
-          <w:color w:val="000000"/>
           <w:sz w:val="24"/>
         </w:rPr>
         <w:t>1.1 Latar Belakang Penelitian</w:t>
@@ -3553,6 +3550,7 @@
       <w:r>
         <w:rPr>
           <w:rFonts w:ascii="Times New Roman" w:hAnsi="Times New Roman"/>
+          <w:b w:val="0"/>
           <w:i/>
           <w:sz w:val="24"/>
         </w:rPr>
@@ -3568,6 +3566,7 @@
       <w:r>
         <w:rPr>
           <w:rFonts w:ascii="Times New Roman" w:hAnsi="Times New Roman"/>
+          <w:b w:val="0"/>
           <w:i/>
           <w:sz w:val="24"/>
         </w:rPr>
@@ -3578,11 +3577,12 @@
           <w:rFonts w:ascii="Times New Roman" w:hAnsi="Times New Roman"/>
           <w:sz w:val="24"/>
         </w:rPr>
-        <w:t xml:space="preserve">), dengan estimasi pendapatan kotor kumulatif melampaui US\$ 100 miliar. Angka ini melampaui waralaba legendaris dunia lainnya seperti </w:t>
-      </w:r>
-      <w:r>
-        <w:rPr>
-          <w:rFonts w:ascii="Times New Roman" w:hAnsi="Times New Roman"/>
+        <w:t xml:space="preserve">), dengan estimasi pendapatan kotor kumulatif melampaui USD 100 miliar. Angka ini melampaui waralaba legendaris dunia lainnya seperti </w:t>
+      </w:r>
+      <w:r>
+        <w:rPr>
+          <w:rFonts w:ascii="Times New Roman" w:hAnsi="Times New Roman"/>
+          <w:b w:val="0"/>
           <w:i/>
           <w:sz w:val="24"/>
         </w:rPr>
@@ -3598,6 +3598,7 @@
       <w:r>
         <w:rPr>
           <w:rFonts w:ascii="Times New Roman" w:hAnsi="Times New Roman"/>
+          <w:b w:val="0"/>
           <w:i/>
           <w:sz w:val="24"/>
         </w:rPr>
@@ -3613,6 +3614,7 @@
       <w:r>
         <w:rPr>
           <w:rFonts w:ascii="Times New Roman" w:hAnsi="Times New Roman"/>
+          <w:b w:val="0"/>
           <w:i/>
           <w:sz w:val="24"/>
         </w:rPr>
@@ -3644,7 +3646,24 @@
           <w:b/>
           <w:sz w:val="24"/>
         </w:rPr>
-        <w:t>Lini Permainan Video (*Video Games*):</w:t>
+        <w:t>Lini Permainan Video (</w:t>
+      </w:r>
+      <w:r>
+        <w:rPr>
+          <w:rFonts w:ascii="Times New Roman" w:hAnsi="Times New Roman"/>
+          <w:b/>
+          <w:i/>
+          <w:sz w:val="24"/>
+        </w:rPr>
+        <w:t>Video Games</w:t>
+      </w:r>
+      <w:r>
+        <w:rPr>
+          <w:rFonts w:ascii="Times New Roman" w:hAnsi="Times New Roman"/>
+          <w:b/>
+          <w:sz w:val="24"/>
+        </w:rPr>
+        <w:t>):</w:t>
       </w:r>
       <w:r>
         <w:rPr>
@@ -3656,6 +3675,7 @@
       <w:r>
         <w:rPr>
           <w:rFonts w:ascii="Times New Roman" w:hAnsi="Times New Roman"/>
+          <w:b w:val="0"/>
           <w:i/>
           <w:sz w:val="24"/>
         </w:rPr>
@@ -3671,6 +3691,7 @@
       <w:r>
         <w:rPr>
           <w:rFonts w:ascii="Times New Roman" w:hAnsi="Times New Roman"/>
+          <w:b w:val="0"/>
           <w:i/>
           <w:sz w:val="24"/>
         </w:rPr>
@@ -3686,6 +3707,7 @@
       <w:r>
         <w:rPr>
           <w:rFonts w:ascii="Times New Roman" w:hAnsi="Times New Roman"/>
+          <w:b w:val="0"/>
           <w:i/>
           <w:sz w:val="24"/>
         </w:rPr>
@@ -3701,6 +3723,7 @@
       <w:r>
         <w:rPr>
           <w:rFonts w:ascii="Times New Roman" w:hAnsi="Times New Roman"/>
+          <w:b w:val="0"/>
           <w:i/>
           <w:sz w:val="24"/>
         </w:rPr>
@@ -3716,6 +3739,7 @@
       <w:r>
         <w:rPr>
           <w:rFonts w:ascii="Times New Roman" w:hAnsi="Times New Roman"/>
+          <w:b w:val="0"/>
           <w:i/>
           <w:sz w:val="24"/>
         </w:rPr>
@@ -3731,6 +3755,7 @@
       <w:r>
         <w:rPr>
           <w:rFonts w:ascii="Times New Roman" w:hAnsi="Times New Roman"/>
+          <w:b w:val="0"/>
           <w:i/>
           <w:sz w:val="24"/>
         </w:rPr>
@@ -3746,6 +3771,7 @@
       <w:r>
         <w:rPr>
           <w:rFonts w:ascii="Times New Roman" w:hAnsi="Times New Roman"/>
+          <w:b w:val="0"/>
           <w:i/>
           <w:sz w:val="24"/>
         </w:rPr>
@@ -3789,6 +3815,7 @@
       <w:r>
         <w:rPr>
           <w:rFonts w:ascii="Times New Roman" w:hAnsi="Times New Roman"/>
+          <w:b w:val="0"/>
           <w:i/>
           <w:sz w:val="24"/>
         </w:rPr>
@@ -3804,6 +3831,7 @@
       <w:r>
         <w:rPr>
           <w:rFonts w:ascii="Times New Roman" w:hAnsi="Times New Roman"/>
+          <w:b w:val="0"/>
           <w:i/>
           <w:sz w:val="24"/>
         </w:rPr>
@@ -3819,6 +3847,7 @@
       <w:r>
         <w:rPr>
           <w:rFonts w:ascii="Times New Roman" w:hAnsi="Times New Roman"/>
+          <w:b w:val="0"/>
           <w:i/>
           <w:sz w:val="24"/>
         </w:rPr>
@@ -3834,6 +3863,7 @@
       <w:r>
         <w:rPr>
           <w:rFonts w:ascii="Times New Roman" w:hAnsi="Times New Roman"/>
+          <w:b w:val="0"/>
           <w:i/>
           <w:sz w:val="24"/>
         </w:rPr>
@@ -3849,6 +3879,7 @@
       <w:r>
         <w:rPr>
           <w:rFonts w:ascii="Times New Roman" w:hAnsi="Times New Roman"/>
+          <w:b w:val="0"/>
           <w:i/>
           <w:sz w:val="24"/>
         </w:rPr>
@@ -3892,6 +3923,7 @@
       <w:r>
         <w:rPr>
           <w:rFonts w:ascii="Times New Roman" w:hAnsi="Times New Roman"/>
+          <w:b w:val="0"/>
           <w:i/>
           <w:sz w:val="24"/>
         </w:rPr>
@@ -3907,6 +3939,7 @@
       <w:r>
         <w:rPr>
           <w:rFonts w:ascii="Times New Roman" w:hAnsi="Times New Roman"/>
+          <w:b w:val="0"/>
           <w:i/>
           <w:sz w:val="24"/>
         </w:rPr>
@@ -3939,7 +3972,24 @@
           <w:b/>
           <w:sz w:val="24"/>
         </w:rPr>
-        <w:t>permainan kartu fisik atau *Pokémon Trading Card Game* (Pokémon TCG)</w:t>
+        <w:t xml:space="preserve">permainan kartu fisik atau </w:t>
+      </w:r>
+      <w:r>
+        <w:rPr>
+          <w:rFonts w:ascii="Times New Roman" w:hAnsi="Times New Roman"/>
+          <w:b/>
+          <w:i/>
+          <w:sz w:val="24"/>
+        </w:rPr>
+        <w:t>Pokémon Trading Card Game</w:t>
+      </w:r>
+      <w:r>
+        <w:rPr>
+          <w:rFonts w:ascii="Times New Roman" w:hAnsi="Times New Roman"/>
+          <w:b/>
+          <w:sz w:val="24"/>
+        </w:rPr>
+        <w:t xml:space="preserve"> (Pokémon TCG)</w:t>
       </w:r>
       <w:r>
         <w:rPr>
@@ -3951,6 +4001,7 @@
       <w:r>
         <w:rPr>
           <w:rFonts w:ascii="Times New Roman" w:hAnsi="Times New Roman"/>
+          <w:b w:val="0"/>
           <w:i/>
           <w:sz w:val="24"/>
         </w:rPr>
@@ -3966,6 +4017,7 @@
       <w:r>
         <w:rPr>
           <w:rFonts w:ascii="Times New Roman" w:hAnsi="Times New Roman"/>
+          <w:b w:val="0"/>
           <w:i/>
           <w:sz w:val="24"/>
         </w:rPr>
@@ -3984,7 +4036,24 @@
           <w:b/>
           <w:sz w:val="24"/>
         </w:rPr>
-        <w:t>instrumen aset alternatif koleksi (*alternative collectibles asset*)</w:t>
+        <w:t>instrumen aset alternatif koleksi (</w:t>
+      </w:r>
+      <w:r>
+        <w:rPr>
+          <w:rFonts w:ascii="Times New Roman" w:hAnsi="Times New Roman"/>
+          <w:b/>
+          <w:i/>
+          <w:sz w:val="24"/>
+        </w:rPr>
+        <w:t>alternative collectibles asset</w:t>
+      </w:r>
+      <w:r>
+        <w:rPr>
+          <w:rFonts w:ascii="Times New Roman" w:hAnsi="Times New Roman"/>
+          <w:b/>
+          <w:sz w:val="24"/>
+        </w:rPr>
+        <w:t>)</w:t>
       </w:r>
       <w:r>
         <w:rPr>
@@ -4010,6 +4079,7 @@
       <w:r>
         <w:rPr>
           <w:rFonts w:ascii="Times New Roman" w:hAnsi="Times New Roman"/>
+          <w:b w:val="0"/>
           <w:i/>
           <w:sz w:val="24"/>
         </w:rPr>
@@ -4025,6 +4095,7 @@
       <w:r>
         <w:rPr>
           <w:rFonts w:ascii="Times New Roman" w:hAnsi="Times New Roman"/>
+          <w:b w:val="0"/>
           <w:i/>
           <w:sz w:val="24"/>
         </w:rPr>
@@ -4054,6 +4125,7 @@
       <w:r>
         <w:rPr>
           <w:rFonts w:ascii="Times New Roman" w:hAnsi="Times New Roman"/>
+          <w:b w:val="0"/>
           <w:i/>
           <w:sz w:val="24"/>
         </w:rPr>
@@ -4069,6 +4141,7 @@
       <w:r>
         <w:rPr>
           <w:rFonts w:ascii="Times New Roman" w:hAnsi="Times New Roman"/>
+          <w:b w:val="0"/>
           <w:i/>
           <w:sz w:val="24"/>
         </w:rPr>
@@ -4084,6 +4157,7 @@
       <w:r>
         <w:rPr>
           <w:rFonts w:ascii="Times New Roman" w:hAnsi="Times New Roman"/>
+          <w:b w:val="0"/>
           <w:i/>
           <w:sz w:val="24"/>
         </w:rPr>
@@ -4099,6 +4173,7 @@
       <w:r>
         <w:rPr>
           <w:rFonts w:ascii="Times New Roman" w:hAnsi="Times New Roman"/>
+          <w:b w:val="0"/>
           <w:i/>
           <w:sz w:val="24"/>
         </w:rPr>
@@ -4114,6 +4189,7 @@
       <w:r>
         <w:rPr>
           <w:rFonts w:ascii="Times New Roman" w:hAnsi="Times New Roman"/>
+          <w:b w:val="0"/>
           <w:i/>
           <w:sz w:val="24"/>
         </w:rPr>
@@ -4146,7 +4222,24 @@
           <w:b/>
           <w:sz w:val="24"/>
         </w:rPr>
-        <w:t>sertifikasi penilaian kondisi fisik kartu (*card grading*)</w:t>
+        <w:t>sertifikasi penilaian kondisi fisik kartu (</w:t>
+      </w:r>
+      <w:r>
+        <w:rPr>
+          <w:rFonts w:ascii="Times New Roman" w:hAnsi="Times New Roman"/>
+          <w:b/>
+          <w:i/>
+          <w:sz w:val="24"/>
+        </w:rPr>
+        <w:t>card grading</w:t>
+      </w:r>
+      <w:r>
+        <w:rPr>
+          <w:rFonts w:ascii="Times New Roman" w:hAnsi="Times New Roman"/>
+          <w:b/>
+          <w:sz w:val="24"/>
+        </w:rPr>
+        <w:t>)</w:t>
       </w:r>
       <w:r>
         <w:rPr>
@@ -4161,7 +4254,24 @@
           <w:b/>
           <w:sz w:val="24"/>
         </w:rPr>
-        <w:t>PSA (*Professional Sports Authenticator*)</w:t>
+        <w:t>PSA (</w:t>
+      </w:r>
+      <w:r>
+        <w:rPr>
+          <w:rFonts w:ascii="Times New Roman" w:hAnsi="Times New Roman"/>
+          <w:b/>
+          <w:i/>
+          <w:sz w:val="24"/>
+        </w:rPr>
+        <w:t>Professional Sports Authenticator</w:t>
+      </w:r>
+      <w:r>
+        <w:rPr>
+          <w:rFonts w:ascii="Times New Roman" w:hAnsi="Times New Roman"/>
+          <w:b/>
+          <w:sz w:val="24"/>
+        </w:rPr>
+        <w:t>)</w:t>
       </w:r>
       <w:r>
         <w:rPr>
@@ -4176,7 +4286,24 @@
           <w:b/>
           <w:sz w:val="24"/>
         </w:rPr>
-        <w:t>BGS (*Beckett Grading Services*)</w:t>
+        <w:t>BGS (</w:t>
+      </w:r>
+      <w:r>
+        <w:rPr>
+          <w:rFonts w:ascii="Times New Roman" w:hAnsi="Times New Roman"/>
+          <w:b/>
+          <w:i/>
+          <w:sz w:val="24"/>
+        </w:rPr>
+        <w:t>Beckett Grading Services</w:t>
+      </w:r>
+      <w:r>
+        <w:rPr>
+          <w:rFonts w:ascii="Times New Roman" w:hAnsi="Times New Roman"/>
+          <w:b/>
+          <w:sz w:val="24"/>
+        </w:rPr>
+        <w:t>)</w:t>
       </w:r>
       <w:r>
         <w:rPr>
@@ -4203,6 +4330,7 @@
       <w:r>
         <w:rPr>
           <w:rFonts w:ascii="Times New Roman" w:hAnsi="Times New Roman"/>
+          <w:b w:val="0"/>
           <w:i/>
           <w:sz w:val="24"/>
         </w:rPr>
@@ -4218,6 +4346,7 @@
       <w:r>
         <w:rPr>
           <w:rFonts w:ascii="Times New Roman" w:hAnsi="Times New Roman"/>
+          <w:b w:val="0"/>
           <w:i/>
           <w:sz w:val="24"/>
         </w:rPr>
@@ -4233,6 +4362,7 @@
       <w:r>
         <w:rPr>
           <w:rFonts w:ascii="Times New Roman" w:hAnsi="Times New Roman"/>
+          <w:b w:val="0"/>
           <w:i/>
           <w:sz w:val="24"/>
         </w:rPr>
@@ -4248,6 +4378,7 @@
       <w:r>
         <w:rPr>
           <w:rFonts w:ascii="Times New Roman" w:hAnsi="Times New Roman"/>
+          <w:b w:val="0"/>
           <w:i/>
           <w:sz w:val="24"/>
         </w:rPr>
@@ -4263,6 +4394,7 @@
       <w:r>
         <w:rPr>
           <w:rFonts w:ascii="Times New Roman" w:hAnsi="Times New Roman"/>
+          <w:b w:val="0"/>
           <w:i/>
           <w:sz w:val="24"/>
         </w:rPr>
@@ -4278,6 +4410,7 @@
       <w:r>
         <w:rPr>
           <w:rFonts w:ascii="Times New Roman" w:hAnsi="Times New Roman"/>
+          <w:b w:val="0"/>
           <w:i/>
           <w:sz w:val="24"/>
         </w:rPr>
@@ -4293,6 +4426,7 @@
       <w:r>
         <w:rPr>
           <w:rFonts w:ascii="Times New Roman" w:hAnsi="Times New Roman"/>
+          <w:b w:val="0"/>
           <w:i/>
           <w:sz w:val="24"/>
         </w:rPr>
@@ -4308,6 +4442,7 @@
       <w:r>
         <w:rPr>
           <w:rFonts w:ascii="Times New Roman" w:hAnsi="Times New Roman"/>
+          <w:b w:val="0"/>
           <w:i/>
           <w:sz w:val="24"/>
         </w:rPr>
@@ -4323,6 +4458,7 @@
       <w:r>
         <w:rPr>
           <w:rFonts w:ascii="Times New Roman" w:hAnsi="Times New Roman"/>
+          <w:b w:val="0"/>
           <w:i/>
           <w:sz w:val="24"/>
         </w:rPr>
@@ -4338,6 +4474,7 @@
       <w:r>
         <w:rPr>
           <w:rFonts w:ascii="Times New Roman" w:hAnsi="Times New Roman"/>
+          <w:b w:val="0"/>
           <w:i/>
           <w:sz w:val="24"/>
         </w:rPr>
@@ -4353,6 +4490,7 @@
       <w:r>
         <w:rPr>
           <w:rFonts w:ascii="Times New Roman" w:hAnsi="Times New Roman"/>
+          <w:b w:val="0"/>
           <w:i/>
           <w:sz w:val="24"/>
         </w:rPr>
@@ -4368,6 +4506,7 @@
       <w:r>
         <w:rPr>
           <w:rFonts w:ascii="Times New Roman" w:hAnsi="Times New Roman"/>
+          <w:b w:val="0"/>
           <w:i/>
           <w:sz w:val="24"/>
         </w:rPr>
@@ -4397,6 +4536,7 @@
       <w:r>
         <w:rPr>
           <w:rFonts w:ascii="Times New Roman" w:hAnsi="Times New Roman"/>
+          <w:b w:val="0"/>
           <w:i/>
           <w:sz w:val="24"/>
         </w:rPr>
@@ -4412,6 +4552,7 @@
       <w:r>
         <w:rPr>
           <w:rFonts w:ascii="Times New Roman" w:hAnsi="Times New Roman"/>
+          <w:b w:val="0"/>
           <w:i/>
           <w:sz w:val="24"/>
         </w:rPr>
@@ -4430,7 +4571,24 @@
           <w:b/>
           <w:sz w:val="24"/>
         </w:rPr>
-        <w:t>pembelian impulsif (*impulsive buying*)</w:t>
+        <w:t>pembelian impulsif (</w:t>
+      </w:r>
+      <w:r>
+        <w:rPr>
+          <w:rFonts w:ascii="Times New Roman" w:hAnsi="Times New Roman"/>
+          <w:b/>
+          <w:i/>
+          <w:sz w:val="24"/>
+        </w:rPr>
+        <w:t>impulsive buying</w:t>
+      </w:r>
+      <w:r>
+        <w:rPr>
+          <w:rFonts w:ascii="Times New Roman" w:hAnsi="Times New Roman"/>
+          <w:b/>
+          <w:sz w:val="24"/>
+        </w:rPr>
+        <w:t>)</w:t>
       </w:r>
       <w:r>
         <w:rPr>
@@ -4456,6 +4614,7 @@
       <w:r>
         <w:rPr>
           <w:rFonts w:ascii="Times New Roman" w:hAnsi="Times New Roman"/>
+          <w:b w:val="0"/>
           <w:i/>
           <w:sz w:val="24"/>
         </w:rPr>
@@ -4471,6 +4630,7 @@
       <w:r>
         <w:rPr>
           <w:rFonts w:ascii="Times New Roman" w:hAnsi="Times New Roman"/>
+          <w:b w:val="0"/>
           <w:i/>
           <w:sz w:val="24"/>
         </w:rPr>
@@ -4486,6 +4646,7 @@
       <w:r>
         <w:rPr>
           <w:rFonts w:ascii="Times New Roman" w:hAnsi="Times New Roman"/>
+          <w:b w:val="0"/>
           <w:i/>
           <w:sz w:val="24"/>
         </w:rPr>
@@ -4501,6 +4662,7 @@
       <w:r>
         <w:rPr>
           <w:rFonts w:ascii="Times New Roman" w:hAnsi="Times New Roman"/>
+          <w:b w:val="0"/>
           <w:i/>
           <w:sz w:val="24"/>
         </w:rPr>
@@ -4516,6 +4678,7 @@
       <w:r>
         <w:rPr>
           <w:rFonts w:ascii="Times New Roman" w:hAnsi="Times New Roman"/>
+          <w:b w:val="0"/>
           <w:i/>
           <w:sz w:val="24"/>
         </w:rPr>
@@ -4531,6 +4694,7 @@
       <w:r>
         <w:rPr>
           <w:rFonts w:ascii="Times New Roman" w:hAnsi="Times New Roman"/>
+          <w:b w:val="0"/>
           <w:i/>
           <w:sz w:val="24"/>
         </w:rPr>
@@ -4546,6 +4710,7 @@
       <w:r>
         <w:rPr>
           <w:rFonts w:ascii="Times New Roman" w:hAnsi="Times New Roman"/>
+          <w:b w:val="0"/>
           <w:i/>
           <w:sz w:val="24"/>
         </w:rPr>
@@ -4577,7 +4742,24 @@
           <w:b/>
           <w:sz w:val="24"/>
         </w:rPr>
-        <w:t>Faktor Emosional dan Afektif (*Affective Drivers*):</w:t>
+        <w:t>Faktor Emosional dan Afektif (</w:t>
+      </w:r>
+      <w:r>
+        <w:rPr>
+          <w:rFonts w:ascii="Times New Roman" w:hAnsi="Times New Roman"/>
+          <w:b/>
+          <w:i/>
+          <w:sz w:val="24"/>
+        </w:rPr>
+        <w:t>Affective Drivers</w:t>
+      </w:r>
+      <w:r>
+        <w:rPr>
+          <w:rFonts w:ascii="Times New Roman" w:hAnsi="Times New Roman"/>
+          <w:b/>
+          <w:sz w:val="24"/>
+        </w:rPr>
+        <w:t>):</w:t>
       </w:r>
       <w:r>
         <w:rPr>
@@ -4589,6 +4771,7 @@
       <w:r>
         <w:rPr>
           <w:rFonts w:ascii="Times New Roman" w:hAnsi="Times New Roman"/>
+          <w:b w:val="0"/>
           <w:i/>
           <w:sz w:val="24"/>
         </w:rPr>
@@ -4599,11 +4782,12 @@
           <w:rFonts w:ascii="Times New Roman" w:hAnsi="Times New Roman"/>
           <w:sz w:val="24"/>
         </w:rPr>
-        <w:t>), pencarian pelepasan stres dan petualangan (\citealp{babin1994work}; \citealp{arnold2003hedonic}), suasana hati positif (</w:t>
-      </w:r>
-      <w:r>
-        <w:rPr>
-          <w:rFonts w:ascii="Times New Roman" w:hAnsi="Times New Roman"/>
+        <w:t>), pencarian pelepasan stres dan petualangan (Babin et al., 1994; Arnold &amp; Reynolds, 2003), suasana hati positif (</w:t>
+      </w:r>
+      <w:r>
+        <w:rPr>
+          <w:rFonts w:ascii="Times New Roman" w:hAnsi="Times New Roman"/>
+          <w:b w:val="0"/>
           <w:i/>
           <w:sz w:val="24"/>
         </w:rPr>
@@ -4619,6 +4803,7 @@
       <w:r>
         <w:rPr>
           <w:rFonts w:ascii="Times New Roman" w:hAnsi="Times New Roman"/>
+          <w:b w:val="0"/>
           <w:i/>
           <w:sz w:val="24"/>
         </w:rPr>
@@ -4629,7 +4814,7 @@
           <w:rFonts w:ascii="Times New Roman" w:hAnsi="Times New Roman"/>
           <w:sz w:val="24"/>
         </w:rPr>
-        <w:t>) (\citealp{gueltekin2012influence}).</w:t>
+        <w:t>) (Gültekin &amp; Özer, 2012).</w:t>
       </w:r>
     </w:p>
     <w:p>
@@ -4650,7 +4835,24 @@
           <w:b/>
           <w:sz w:val="24"/>
         </w:rPr>
-        <w:t>Faktor Kognitif dan Psikologi Kolektor (*Cognitive and Collector Drivers*):</w:t>
+        <w:t>Faktor Kognitif dan Psikologi Kolektor (</w:t>
+      </w:r>
+      <w:r>
+        <w:rPr>
+          <w:rFonts w:ascii="Times New Roman" w:hAnsi="Times New Roman"/>
+          <w:b/>
+          <w:i/>
+          <w:sz w:val="24"/>
+        </w:rPr>
+        <w:t>Cognitive and Collector Drivers</w:t>
+      </w:r>
+      <w:r>
+        <w:rPr>
+          <w:rFonts w:ascii="Times New Roman" w:hAnsi="Times New Roman"/>
+          <w:b/>
+          <w:sz w:val="24"/>
+        </w:rPr>
+        <w:t>):</w:t>
       </w:r>
       <w:r>
         <w:rPr>
@@ -4662,6 +4864,7 @@
       <w:r>
         <w:rPr>
           <w:rFonts w:ascii="Times New Roman" w:hAnsi="Times New Roman"/>
+          <w:b w:val="0"/>
           <w:i/>
           <w:sz w:val="24"/>
         </w:rPr>
@@ -4677,6 +4880,7 @@
       <w:r>
         <w:rPr>
           <w:rFonts w:ascii="Times New Roman" w:hAnsi="Times New Roman"/>
+          <w:b w:val="0"/>
           <w:i/>
           <w:sz w:val="24"/>
         </w:rPr>
@@ -4692,6 +4896,7 @@
       <w:r>
         <w:rPr>
           <w:rFonts w:ascii="Times New Roman" w:hAnsi="Times New Roman"/>
+          <w:b w:val="0"/>
           <w:i/>
           <w:sz w:val="24"/>
         </w:rPr>
@@ -4723,7 +4928,24 @@
           <w:b/>
           <w:sz w:val="24"/>
         </w:rPr>
-        <w:t>Faktor Finansial dan Spekulasi Pasar (*Economic and Speculative Drivers*):</w:t>
+        <w:t>Faktor Finansial dan Spekulasi Pasar (</w:t>
+      </w:r>
+      <w:r>
+        <w:rPr>
+          <w:rFonts w:ascii="Times New Roman" w:hAnsi="Times New Roman"/>
+          <w:b/>
+          <w:i/>
+          <w:sz w:val="24"/>
+        </w:rPr>
+        <w:t>Economic and Speculative Drivers</w:t>
+      </w:r>
+      <w:r>
+        <w:rPr>
+          <w:rFonts w:ascii="Times New Roman" w:hAnsi="Times New Roman"/>
+          <w:b/>
+          <w:sz w:val="24"/>
+        </w:rPr>
+        <w:t>):</w:t>
       </w:r>
       <w:r>
         <w:rPr>
@@ -4735,6 +4957,7 @@
       <w:r>
         <w:rPr>
           <w:rFonts w:ascii="Times New Roman" w:hAnsi="Times New Roman"/>
+          <w:b w:val="0"/>
           <w:i/>
           <w:sz w:val="24"/>
         </w:rPr>
@@ -4750,6 +4973,7 @@
       <w:r>
         <w:rPr>
           <w:rFonts w:ascii="Times New Roman" w:hAnsi="Times New Roman"/>
+          <w:b w:val="0"/>
           <w:i/>
           <w:sz w:val="24"/>
         </w:rPr>
@@ -4765,6 +4989,7 @@
       <w:r>
         <w:rPr>
           <w:rFonts w:ascii="Times New Roman" w:hAnsi="Times New Roman"/>
+          <w:b w:val="0"/>
           <w:i/>
           <w:sz w:val="24"/>
         </w:rPr>
@@ -4796,7 +5021,24 @@
           <w:b/>
           <w:sz w:val="24"/>
         </w:rPr>
-        <w:t>Faktor Situasional dan Rangsangan Toko (*Situational and Atmospheric Drivers*):</w:t>
+        <w:t>Faktor Situasional dan Rangsangan Toko (</w:t>
+      </w:r>
+      <w:r>
+        <w:rPr>
+          <w:rFonts w:ascii="Times New Roman" w:hAnsi="Times New Roman"/>
+          <w:b/>
+          <w:i/>
+          <w:sz w:val="24"/>
+        </w:rPr>
+        <w:t>Situational and Atmospheric Drivers</w:t>
+      </w:r>
+      <w:r>
+        <w:rPr>
+          <w:rFonts w:ascii="Times New Roman" w:hAnsi="Times New Roman"/>
+          <w:b/>
+          <w:sz w:val="24"/>
+        </w:rPr>
+        <w:t>):</w:t>
       </w:r>
       <w:r>
         <w:rPr>
@@ -4808,6 +5050,7 @@
       <w:r>
         <w:rPr>
           <w:rFonts w:ascii="Times New Roman" w:hAnsi="Times New Roman"/>
+          <w:b w:val="0"/>
           <w:i/>
           <w:sz w:val="24"/>
         </w:rPr>
@@ -4823,6 +5066,7 @@
       <w:r>
         <w:rPr>
           <w:rFonts w:ascii="Times New Roman" w:hAnsi="Times New Roman"/>
+          <w:b w:val="0"/>
           <w:i/>
           <w:sz w:val="24"/>
         </w:rPr>
@@ -4852,6 +5096,7 @@
       <w:r>
         <w:rPr>
           <w:rFonts w:ascii="Times New Roman" w:hAnsi="Times New Roman"/>
+          <w:b w:val="0"/>
           <w:i/>
           <w:sz w:val="24"/>
         </w:rPr>
@@ -4890,7 +5135,41 @@
           <w:b/>
           <w:sz w:val="24"/>
         </w:rPr>
-        <w:t>faktor afektif diwakili oleh *Hedonic Motivation* ($X_1$)</w:t>
+        <w:t xml:space="preserve">faktor afektif diwakili oleh </w:t>
+      </w:r>
+      <w:r>
+        <w:rPr>
+          <w:rFonts w:ascii="Times New Roman" w:hAnsi="Times New Roman"/>
+          <w:b/>
+          <w:i/>
+          <w:sz w:val="24"/>
+        </w:rPr>
+        <w:t>Hedonic Motivation</w:t>
+      </w:r>
+      <w:r>
+        <w:rPr>
+          <w:rFonts w:ascii="Times New Roman" w:hAnsi="Times New Roman"/>
+          <w:b/>
+          <w:sz w:val="24"/>
+        </w:rPr>
+        <w:t xml:space="preserve"> (</w:t>
+      </w:r>
+      <w:r>
+        <w:rPr>
+          <w:rFonts w:ascii="Times New Roman" w:hAnsi="Times New Roman"/>
+          <w:b/>
+          <w:i/>
+          <w:sz w:val="24"/>
+        </w:rPr>
+        <w:t>X</w:t>
+      </w:r>
+      <w:r>
+        <w:rPr>
+          <w:rFonts w:ascii="Times New Roman" w:hAnsi="Times New Roman"/>
+          <w:b/>
+          <w:sz w:val="24"/>
+        </w:rPr>
+        <w:t>₁)</w:t>
       </w:r>
       <w:r>
         <w:rPr>
@@ -4902,6 +5181,7 @@
       <w:r>
         <w:rPr>
           <w:rFonts w:ascii="Times New Roman" w:hAnsi="Times New Roman"/>
+          <w:b w:val="0"/>
           <w:i/>
           <w:sz w:val="24"/>
         </w:rPr>
@@ -4917,6 +5197,7 @@
       <w:r>
         <w:rPr>
           <w:rFonts w:ascii="Times New Roman" w:hAnsi="Times New Roman"/>
+          <w:b w:val="0"/>
           <w:i/>
           <w:sz w:val="24"/>
         </w:rPr>
@@ -4955,7 +5236,41 @@
           <w:b/>
           <w:sz w:val="24"/>
         </w:rPr>
-        <w:t>faktor psikologis koleksi diwakili oleh *Desire for Completeness* ($X_2$)</w:t>
+        <w:t xml:space="preserve">faktor psikologis koleksi diwakili oleh </w:t>
+      </w:r>
+      <w:r>
+        <w:rPr>
+          <w:rFonts w:ascii="Times New Roman" w:hAnsi="Times New Roman"/>
+          <w:b/>
+          <w:i/>
+          <w:sz w:val="24"/>
+        </w:rPr>
+        <w:t>Desire for Completeness</w:t>
+      </w:r>
+      <w:r>
+        <w:rPr>
+          <w:rFonts w:ascii="Times New Roman" w:hAnsi="Times New Roman"/>
+          <w:b/>
+          <w:sz w:val="24"/>
+        </w:rPr>
+        <w:t xml:space="preserve"> (</w:t>
+      </w:r>
+      <w:r>
+        <w:rPr>
+          <w:rFonts w:ascii="Times New Roman" w:hAnsi="Times New Roman"/>
+          <w:b/>
+          <w:i/>
+          <w:sz w:val="24"/>
+        </w:rPr>
+        <w:t>X</w:t>
+      </w:r>
+      <w:r>
+        <w:rPr>
+          <w:rFonts w:ascii="Times New Roman" w:hAnsi="Times New Roman"/>
+          <w:b/>
+          <w:sz w:val="24"/>
+        </w:rPr>
+        <w:t>₂)</w:t>
       </w:r>
       <w:r>
         <w:rPr>
@@ -4967,6 +5282,7 @@
       <w:r>
         <w:rPr>
           <w:rFonts w:ascii="Times New Roman" w:hAnsi="Times New Roman"/>
+          <w:b w:val="0"/>
           <w:i/>
           <w:sz w:val="24"/>
         </w:rPr>
@@ -4982,6 +5298,7 @@
       <w:r>
         <w:rPr>
           <w:rFonts w:ascii="Times New Roman" w:hAnsi="Times New Roman"/>
+          <w:b w:val="0"/>
           <w:i/>
           <w:sz w:val="24"/>
         </w:rPr>
@@ -5020,7 +5337,41 @@
           <w:b/>
           <w:sz w:val="24"/>
         </w:rPr>
-        <w:t>faktor ekonomi dan pasar diwakili oleh *Speculative Motive* ($X_3$)</w:t>
+        <w:t xml:space="preserve">faktor ekonomi dan pasar diwakili oleh </w:t>
+      </w:r>
+      <w:r>
+        <w:rPr>
+          <w:rFonts w:ascii="Times New Roman" w:hAnsi="Times New Roman"/>
+          <w:b/>
+          <w:i/>
+          <w:sz w:val="24"/>
+        </w:rPr>
+        <w:t>Speculative Motive</w:t>
+      </w:r>
+      <w:r>
+        <w:rPr>
+          <w:rFonts w:ascii="Times New Roman" w:hAnsi="Times New Roman"/>
+          <w:b/>
+          <w:sz w:val="24"/>
+        </w:rPr>
+        <w:t xml:space="preserve"> (</w:t>
+      </w:r>
+      <w:r>
+        <w:rPr>
+          <w:rFonts w:ascii="Times New Roman" w:hAnsi="Times New Roman"/>
+          <w:b/>
+          <w:i/>
+          <w:sz w:val="24"/>
+        </w:rPr>
+        <w:t>X</w:t>
+      </w:r>
+      <w:r>
+        <w:rPr>
+          <w:rFonts w:ascii="Times New Roman" w:hAnsi="Times New Roman"/>
+          <w:b/>
+          <w:sz w:val="24"/>
+        </w:rPr>
+        <w:t>₃)</w:t>
       </w:r>
       <w:r>
         <w:rPr>
@@ -5032,6 +5383,7 @@
       <w:r>
         <w:rPr>
           <w:rFonts w:ascii="Times New Roman" w:hAnsi="Times New Roman"/>
+          <w:b w:val="0"/>
           <w:i/>
           <w:sz w:val="24"/>
         </w:rPr>
@@ -5047,6 +5399,7 @@
       <w:r>
         <w:rPr>
           <w:rFonts w:ascii="Times New Roman" w:hAnsi="Times New Roman"/>
+          <w:b w:val="0"/>
           <w:i/>
           <w:sz w:val="24"/>
         </w:rPr>
@@ -5062,6 +5415,7 @@
       <w:r>
         <w:rPr>
           <w:rFonts w:ascii="Times New Roman" w:hAnsi="Times New Roman"/>
+          <w:b w:val="0"/>
           <w:i/>
           <w:sz w:val="24"/>
         </w:rPr>
@@ -5091,6 +5445,7 @@
       <w:r>
         <w:rPr>
           <w:rFonts w:ascii="Times New Roman" w:hAnsi="Times New Roman"/>
+          <w:b w:val="0"/>
           <w:i/>
           <w:sz w:val="24"/>
         </w:rPr>
@@ -5101,11 +5456,28 @@
           <w:rFonts w:ascii="Times New Roman" w:hAnsi="Times New Roman"/>
           <w:sz w:val="24"/>
         </w:rPr>
-        <w:t xml:space="preserve"> ($Y$), literatur perilaku konsumen mengenal beberapa instrumen pengukuran teruji, antara lain skala unidimensional pengaruh normatif oleh Rook and Fisher (1995) serta skala dorongan belanja impulsif dalam toko oleh Beatty and Ferrell (1998). Namun, penelitian ini mengadopsi instrumen pengukuran multidimensional Verplanken and Herabadi (2001) yang disintesis dengan definisi operasional Rook (1987). Skala ini membedakan secara tegas antara dimensi kognitif (ketiadaan perencanaan belanja dan pengabaian dampak keuangan) dan dimensi afektif (luapan kegembiraan mendadak dan dorongan spontan). Pemilihan instrumen ini didasarkan pada pertimbangan bahwa perilaku pembelian </w:t>
-      </w:r>
-      <w:r>
-        <w:rPr>
-          <w:rFonts w:ascii="Times New Roman" w:hAnsi="Times New Roman"/>
+        <w:t xml:space="preserve"> (</w:t>
+      </w:r>
+      <w:r>
+        <w:rPr>
+          <w:rFonts w:ascii="Times New Roman" w:hAnsi="Times New Roman"/>
+          <w:b w:val="0"/>
+          <w:i/>
+          <w:sz w:val="24"/>
+        </w:rPr>
+        <w:t>Y</w:t>
+      </w:r>
+      <w:r>
+        <w:rPr>
+          <w:rFonts w:ascii="Times New Roman" w:hAnsi="Times New Roman"/>
+          <w:sz w:val="24"/>
+        </w:rPr>
+        <w:t xml:space="preserve">), literatur perilaku konsumen mengenal beberapa instrumen pengukuran teruji, antara lain skala unidimensional pengaruh normatif oleh Rook and Fisher (1995) serta skala dorongan belanja impulsif dalam toko oleh Beatty and Ferrell (1998). Namun, penelitian ini mengadopsi instrumen pengukuran multidimensional Verplanken and Herabadi (2001) yang disintesis dengan definisi operasional Rook (1987). Skala ini membedakan secara tegas antara dimensi kognitif (ketiadaan perencanaan belanja dan pengabaian dampak keuangan) dan dimensi afektif (luapan kegembiraan mendadak dan dorongan spontan). Pemilihan instrumen ini didasarkan pada pertimbangan bahwa perilaku pembelian </w:t>
+      </w:r>
+      <w:r>
+        <w:rPr>
+          <w:rFonts w:ascii="Times New Roman" w:hAnsi="Times New Roman"/>
+          <w:b w:val="0"/>
           <w:i/>
           <w:sz w:val="24"/>
         </w:rPr>
@@ -5130,14 +5502,63 @@
           <w:rFonts w:ascii="Times New Roman" w:hAnsi="Times New Roman"/>
           <w:sz w:val="24"/>
         </w:rPr>
-        <w:t>Meskipun ketiga faktor pendorong ($X_1, X_2, X_3$) secara teoretis berkaitan erat dengan keputusan belanja, telaah mendalam terhadap riset-riset empiris terdahulu justru memperlihatkan adanya kesenjangan penelitian (</w:t>
-      </w:r>
-      <w:r>
-        <w:rPr>
-          <w:rFonts w:ascii="Times New Roman" w:hAnsi="Times New Roman"/>
+        <w:t>Meskipun ketiga faktor pendorong (</w:t>
+      </w:r>
+      <w:r>
+        <w:rPr>
+          <w:rFonts w:ascii="Times New Roman" w:hAnsi="Times New Roman"/>
+          <w:b w:val="0"/>
           <w:i/>
           <w:sz w:val="24"/>
         </w:rPr>
+        <w:t>X</w:t>
+      </w:r>
+      <w:r>
+        <w:rPr>
+          <w:rFonts w:ascii="Times New Roman" w:hAnsi="Times New Roman"/>
+          <w:sz w:val="24"/>
+        </w:rPr>
+        <w:t xml:space="preserve">₁, </w:t>
+      </w:r>
+      <w:r>
+        <w:rPr>
+          <w:rFonts w:ascii="Times New Roman" w:hAnsi="Times New Roman"/>
+          <w:b w:val="0"/>
+          <w:i/>
+          <w:sz w:val="24"/>
+        </w:rPr>
+        <w:t>X</w:t>
+      </w:r>
+      <w:r>
+        <w:rPr>
+          <w:rFonts w:ascii="Times New Roman" w:hAnsi="Times New Roman"/>
+          <w:sz w:val="24"/>
+        </w:rPr>
+        <w:t xml:space="preserve">₂, </w:t>
+      </w:r>
+      <w:r>
+        <w:rPr>
+          <w:rFonts w:ascii="Times New Roman" w:hAnsi="Times New Roman"/>
+          <w:b w:val="0"/>
+          <w:i/>
+          <w:sz w:val="24"/>
+        </w:rPr>
+        <w:t>X</w:t>
+      </w:r>
+      <w:r>
+        <w:rPr>
+          <w:rFonts w:ascii="Times New Roman" w:hAnsi="Times New Roman"/>
+          <w:sz w:val="24"/>
+        </w:rPr>
+        <w:t>₃) secara teoretis berkaitan erat dengan keputusan belanja, telaah mendalam terhadap riset-riset empiris terdahulu justru memperlihatkan adanya kesenjangan penelitian (</w:t>
+      </w:r>
+      <w:r>
+        <w:rPr>
+          <w:rFonts w:ascii="Times New Roman" w:hAnsi="Times New Roman"/>
+          <w:b w:val="0"/>
+          <w:i/>
+          <w:sz w:val="24"/>
+        </w:rPr>
         <w:t>empirical research gap</w:t>
       </w:r>
       <w:r>
@@ -5150,6 +5571,7 @@
       <w:r>
         <w:rPr>
           <w:rFonts w:ascii="Times New Roman" w:hAnsi="Times New Roman"/>
+          <w:b w:val="0"/>
           <w:i/>
           <w:sz w:val="24"/>
         </w:rPr>
@@ -5185,6 +5607,7 @@
       <w:r>
         <w:rPr>
           <w:rFonts w:ascii="Times New Roman" w:hAnsi="Times New Roman"/>
+          <w:b w:val="0"/>
           <w:i/>
           <w:sz w:val="24"/>
         </w:rPr>
@@ -5200,6 +5623,7 @@
       <w:r>
         <w:rPr>
           <w:rFonts w:ascii="Times New Roman" w:hAnsi="Times New Roman"/>
+          <w:b w:val="0"/>
           <w:i/>
           <w:sz w:val="24"/>
         </w:rPr>
@@ -5235,6 +5659,7 @@
       <w:r>
         <w:rPr>
           <w:rFonts w:ascii="Times New Roman" w:hAnsi="Times New Roman"/>
+          <w:b w:val="0"/>
           <w:i/>
           <w:sz w:val="24"/>
         </w:rPr>
@@ -5250,6 +5675,7 @@
       <w:r>
         <w:rPr>
           <w:rFonts w:ascii="Times New Roman" w:hAnsi="Times New Roman"/>
+          <w:b w:val="0"/>
           <w:i/>
           <w:sz w:val="24"/>
         </w:rPr>
@@ -5265,6 +5691,7 @@
       <w:r>
         <w:rPr>
           <w:rFonts w:ascii="Times New Roman" w:hAnsi="Times New Roman"/>
+          <w:b w:val="0"/>
           <w:i/>
           <w:sz w:val="24"/>
         </w:rPr>
@@ -5280,6 +5707,7 @@
       <w:r>
         <w:rPr>
           <w:rFonts w:ascii="Times New Roman" w:hAnsi="Times New Roman"/>
+          <w:b w:val="0"/>
           <w:i/>
           <w:sz w:val="24"/>
         </w:rPr>
@@ -5315,6 +5743,7 @@
       <w:r>
         <w:rPr>
           <w:rFonts w:ascii="Times New Roman" w:hAnsi="Times New Roman"/>
+          <w:b w:val="0"/>
           <w:i/>
           <w:sz w:val="24"/>
         </w:rPr>
@@ -5330,6 +5759,7 @@
       <w:r>
         <w:rPr>
           <w:rFonts w:ascii="Times New Roman" w:hAnsi="Times New Roman"/>
+          <w:b w:val="0"/>
           <w:i/>
           <w:sz w:val="24"/>
         </w:rPr>
@@ -5359,6 +5789,7 @@
       <w:r>
         <w:rPr>
           <w:rFonts w:ascii="Times New Roman" w:hAnsi="Times New Roman"/>
+          <w:b w:val="0"/>
           <w:i/>
           <w:sz w:val="24"/>
         </w:rPr>
@@ -5374,6 +5805,7 @@
       <w:r>
         <w:rPr>
           <w:rFonts w:ascii="Times New Roman" w:hAnsi="Times New Roman"/>
+          <w:b w:val="0"/>
           <w:i/>
           <w:sz w:val="24"/>
         </w:rPr>
@@ -5389,6 +5821,7 @@
       <w:r>
         <w:rPr>
           <w:rFonts w:ascii="Times New Roman" w:hAnsi="Times New Roman"/>
+          <w:b w:val="0"/>
           <w:i/>
           <w:sz w:val="24"/>
         </w:rPr>
@@ -5405,9 +5838,18 @@
         <w:rPr>
           <w:rFonts w:ascii="Times New Roman" w:hAnsi="Times New Roman"/>
           <w:b/>
-          <w:sz w:val="24"/>
-        </w:rPr>
-        <w:t>*Self-Control* (Kontrol Diri)</w:t>
+          <w:i/>
+          <w:sz w:val="24"/>
+        </w:rPr>
+        <w:t>Self-Control</w:t>
+      </w:r>
+      <w:r>
+        <w:rPr>
+          <w:rFonts w:ascii="Times New Roman" w:hAnsi="Times New Roman"/>
+          <w:b/>
+          <w:sz w:val="24"/>
+        </w:rPr>
+        <w:t xml:space="preserve"> (Kontrol Diri)</w:t>
       </w:r>
       <w:r>
         <w:rPr>
@@ -5419,6 +5861,7 @@
       <w:r>
         <w:rPr>
           <w:rFonts w:ascii="Times New Roman" w:hAnsi="Times New Roman"/>
+          <w:b w:val="0"/>
           <w:i/>
           <w:sz w:val="24"/>
         </w:rPr>
@@ -5437,7 +5880,24 @@
           <w:b/>
           <w:sz w:val="24"/>
         </w:rPr>
-        <w:t>akan dilemahkan (*buffered/dampened*)</w:t>
+        <w:t>akan dilemahkan (</w:t>
+      </w:r>
+      <w:r>
+        <w:rPr>
+          <w:rFonts w:ascii="Times New Roman" w:hAnsi="Times New Roman"/>
+          <w:b/>
+          <w:i/>
+          <w:sz w:val="24"/>
+        </w:rPr>
+        <w:t>buffered/dampened</w:t>
+      </w:r>
+      <w:r>
+        <w:rPr>
+          <w:rFonts w:ascii="Times New Roman" w:hAnsi="Times New Roman"/>
+          <w:b/>
+          <w:sz w:val="24"/>
+        </w:rPr>
+        <w:t>)</w:t>
       </w:r>
       <w:r>
         <w:rPr>
@@ -5466,7 +5926,92 @@
           <w:b/>
           <w:sz w:val="24"/>
         </w:rPr>
-        <w:t>“PENGARUH *HEDONIC MOTIVATION*, *DESIRE FOR COMPLETENESS*, DAN *SPECULATIVE MOTIVE* TERHADAP *IMPULSIVE BUYING* BOOSTER PACK KARTU POKÉMON TCG DENGAN *SELF-CONTROL* SEBAGAI VARIABEL MODERASI”</w:t>
+        <w:t xml:space="preserve">“PENGARUH </w:t>
+      </w:r>
+      <w:r>
+        <w:rPr>
+          <w:rFonts w:ascii="Times New Roman" w:hAnsi="Times New Roman"/>
+          <w:b/>
+          <w:i/>
+          <w:sz w:val="24"/>
+        </w:rPr>
+        <w:t>HEDONIC MOTIVATION</w:t>
+      </w:r>
+      <w:r>
+        <w:rPr>
+          <w:rFonts w:ascii="Times New Roman" w:hAnsi="Times New Roman"/>
+          <w:b/>
+          <w:sz w:val="24"/>
+        </w:rPr>
+        <w:t xml:space="preserve">, </w:t>
+      </w:r>
+      <w:r>
+        <w:rPr>
+          <w:rFonts w:ascii="Times New Roman" w:hAnsi="Times New Roman"/>
+          <w:b/>
+          <w:i/>
+          <w:sz w:val="24"/>
+        </w:rPr>
+        <w:t>DESIRE FOR COMPLETENESS</w:t>
+      </w:r>
+      <w:r>
+        <w:rPr>
+          <w:rFonts w:ascii="Times New Roman" w:hAnsi="Times New Roman"/>
+          <w:b/>
+          <w:sz w:val="24"/>
+        </w:rPr>
+        <w:t xml:space="preserve">, DAN </w:t>
+      </w:r>
+      <w:r>
+        <w:rPr>
+          <w:rFonts w:ascii="Times New Roman" w:hAnsi="Times New Roman"/>
+          <w:b/>
+          <w:i/>
+          <w:sz w:val="24"/>
+        </w:rPr>
+        <w:t>SPECULATIVE MOTIVE</w:t>
+      </w:r>
+      <w:r>
+        <w:rPr>
+          <w:rFonts w:ascii="Times New Roman" w:hAnsi="Times New Roman"/>
+          <w:b/>
+          <w:sz w:val="24"/>
+        </w:rPr>
+        <w:t xml:space="preserve"> TERHADAP </w:t>
+      </w:r>
+      <w:r>
+        <w:rPr>
+          <w:rFonts w:ascii="Times New Roman" w:hAnsi="Times New Roman"/>
+          <w:b/>
+          <w:i/>
+          <w:sz w:val="24"/>
+        </w:rPr>
+        <w:t>IMPULSIVE BUYING</w:t>
+      </w:r>
+      <w:r>
+        <w:rPr>
+          <w:rFonts w:ascii="Times New Roman" w:hAnsi="Times New Roman"/>
+          <w:b/>
+          <w:sz w:val="24"/>
+        </w:rPr>
+        <w:t xml:space="preserve"> BOOSTER PACK KARTU POKÉMON TCG DENGAN </w:t>
+      </w:r>
+      <w:r>
+        <w:rPr>
+          <w:rFonts w:ascii="Times New Roman" w:hAnsi="Times New Roman"/>
+          <w:b/>
+          <w:i/>
+          <w:sz w:val="24"/>
+        </w:rPr>
+        <w:t>SELF-CONTROL</w:t>
+      </w:r>
+      <w:r>
+        <w:rPr>
+          <w:rFonts w:ascii="Times New Roman" w:hAnsi="Times New Roman"/>
+          <w:b/>
+          <w:sz w:val="24"/>
+        </w:rPr>
+        <w:t xml:space="preserve"> SEBAGAI VARIABEL MODERASI”</w:t>
       </w:r>
       <w:r>
         <w:rPr>
@@ -5489,7 +6034,6 @@
         <w:rPr>
           <w:rFonts w:ascii="Times New Roman" w:hAnsi="Times New Roman"/>
           <w:b/>
-          <w:color w:val="000000"/>
           <w:sz w:val="24"/>
         </w:rPr>
         <w:t>1.2 Perumusan Masalah</w:t>
@@ -5531,6 +6075,7 @@
       <w:r>
         <w:rPr>
           <w:rFonts w:ascii="Times New Roman" w:hAnsi="Times New Roman"/>
+          <w:b w:val="0"/>
           <w:i/>
           <w:sz w:val="24"/>
         </w:rPr>
@@ -5546,6 +6091,7 @@
       <w:r>
         <w:rPr>
           <w:rFonts w:ascii="Times New Roman" w:hAnsi="Times New Roman"/>
+          <w:b w:val="0"/>
           <w:i/>
           <w:sz w:val="24"/>
         </w:rPr>
@@ -5581,6 +6127,7 @@
       <w:r>
         <w:rPr>
           <w:rFonts w:ascii="Times New Roman" w:hAnsi="Times New Roman"/>
+          <w:b w:val="0"/>
           <w:i/>
           <w:sz w:val="24"/>
         </w:rPr>
@@ -5596,6 +6143,7 @@
       <w:r>
         <w:rPr>
           <w:rFonts w:ascii="Times New Roman" w:hAnsi="Times New Roman"/>
+          <w:b w:val="0"/>
           <w:i/>
           <w:sz w:val="24"/>
         </w:rPr>
@@ -5631,6 +6179,7 @@
       <w:r>
         <w:rPr>
           <w:rFonts w:ascii="Times New Roman" w:hAnsi="Times New Roman"/>
+          <w:b w:val="0"/>
           <w:i/>
           <w:sz w:val="24"/>
         </w:rPr>
@@ -5646,6 +6195,7 @@
       <w:r>
         <w:rPr>
           <w:rFonts w:ascii="Times New Roman" w:hAnsi="Times New Roman"/>
+          <w:b w:val="0"/>
           <w:i/>
           <w:sz w:val="24"/>
         </w:rPr>
@@ -5681,6 +6231,7 @@
       <w:r>
         <w:rPr>
           <w:rFonts w:ascii="Times New Roman" w:hAnsi="Times New Roman"/>
+          <w:b w:val="0"/>
           <w:i/>
           <w:sz w:val="24"/>
         </w:rPr>
@@ -5696,6 +6247,7 @@
       <w:r>
         <w:rPr>
           <w:rFonts w:ascii="Times New Roman" w:hAnsi="Times New Roman"/>
+          <w:b w:val="0"/>
           <w:i/>
           <w:sz w:val="24"/>
         </w:rPr>
@@ -5711,6 +6263,7 @@
       <w:r>
         <w:rPr>
           <w:rFonts w:ascii="Times New Roman" w:hAnsi="Times New Roman"/>
+          <w:b w:val="0"/>
           <w:i/>
           <w:sz w:val="24"/>
         </w:rPr>
@@ -5746,6 +6299,7 @@
       <w:r>
         <w:rPr>
           <w:rFonts w:ascii="Times New Roman" w:hAnsi="Times New Roman"/>
+          <w:b w:val="0"/>
           <w:i/>
           <w:sz w:val="24"/>
         </w:rPr>
@@ -5761,6 +6315,7 @@
       <w:r>
         <w:rPr>
           <w:rFonts w:ascii="Times New Roman" w:hAnsi="Times New Roman"/>
+          <w:b w:val="0"/>
           <w:i/>
           <w:sz w:val="24"/>
         </w:rPr>
@@ -5776,6 +6331,7 @@
       <w:r>
         <w:rPr>
           <w:rFonts w:ascii="Times New Roman" w:hAnsi="Times New Roman"/>
+          <w:b w:val="0"/>
           <w:i/>
           <w:sz w:val="24"/>
         </w:rPr>
@@ -5811,6 +6367,7 @@
       <w:r>
         <w:rPr>
           <w:rFonts w:ascii="Times New Roman" w:hAnsi="Times New Roman"/>
+          <w:b w:val="0"/>
           <w:i/>
           <w:sz w:val="24"/>
         </w:rPr>
@@ -5826,6 +6383,7 @@
       <w:r>
         <w:rPr>
           <w:rFonts w:ascii="Times New Roman" w:hAnsi="Times New Roman"/>
+          <w:b w:val="0"/>
           <w:i/>
           <w:sz w:val="24"/>
         </w:rPr>
@@ -5841,6 +6399,7 @@
       <w:r>
         <w:rPr>
           <w:rFonts w:ascii="Times New Roman" w:hAnsi="Times New Roman"/>
+          <w:b w:val="0"/>
           <w:i/>
           <w:sz w:val="24"/>
         </w:rPr>
@@ -5867,7 +6426,6 @@
         <w:rPr>
           <w:rFonts w:ascii="Times New Roman" w:hAnsi="Times New Roman"/>
           <w:b/>
-          <w:color w:val="000000"/>
           <w:sz w:val="24"/>
         </w:rPr>
         <w:t>1.3 Tujuan Penelitian</w:t>
@@ -5909,6 +6467,7 @@
       <w:r>
         <w:rPr>
           <w:rFonts w:ascii="Times New Roman" w:hAnsi="Times New Roman"/>
+          <w:b w:val="0"/>
           <w:i/>
           <w:sz w:val="24"/>
         </w:rPr>
@@ -5924,6 +6483,7 @@
       <w:r>
         <w:rPr>
           <w:rFonts w:ascii="Times New Roman" w:hAnsi="Times New Roman"/>
+          <w:b w:val="0"/>
           <w:i/>
           <w:sz w:val="24"/>
         </w:rPr>
@@ -5959,6 +6519,7 @@
       <w:r>
         <w:rPr>
           <w:rFonts w:ascii="Times New Roman" w:hAnsi="Times New Roman"/>
+          <w:b w:val="0"/>
           <w:i/>
           <w:sz w:val="24"/>
         </w:rPr>
@@ -5974,6 +6535,7 @@
       <w:r>
         <w:rPr>
           <w:rFonts w:ascii="Times New Roman" w:hAnsi="Times New Roman"/>
+          <w:b w:val="0"/>
           <w:i/>
           <w:sz w:val="24"/>
         </w:rPr>
@@ -6009,6 +6571,7 @@
       <w:r>
         <w:rPr>
           <w:rFonts w:ascii="Times New Roman" w:hAnsi="Times New Roman"/>
+          <w:b w:val="0"/>
           <w:i/>
           <w:sz w:val="24"/>
         </w:rPr>
@@ -6024,6 +6587,7 @@
       <w:r>
         <w:rPr>
           <w:rFonts w:ascii="Times New Roman" w:hAnsi="Times New Roman"/>
+          <w:b w:val="0"/>
           <w:i/>
           <w:sz w:val="24"/>
         </w:rPr>
@@ -6059,6 +6623,7 @@
       <w:r>
         <w:rPr>
           <w:rFonts w:ascii="Times New Roman" w:hAnsi="Times New Roman"/>
+          <w:b w:val="0"/>
           <w:i/>
           <w:sz w:val="24"/>
         </w:rPr>
@@ -6074,6 +6639,7 @@
       <w:r>
         <w:rPr>
           <w:rFonts w:ascii="Times New Roman" w:hAnsi="Times New Roman"/>
+          <w:b w:val="0"/>
           <w:i/>
           <w:sz w:val="24"/>
         </w:rPr>
@@ -6089,6 +6655,7 @@
       <w:r>
         <w:rPr>
           <w:rFonts w:ascii="Times New Roman" w:hAnsi="Times New Roman"/>
+          <w:b w:val="0"/>
           <w:i/>
           <w:sz w:val="24"/>
         </w:rPr>
@@ -6124,6 +6691,7 @@
       <w:r>
         <w:rPr>
           <w:rFonts w:ascii="Times New Roman" w:hAnsi="Times New Roman"/>
+          <w:b w:val="0"/>
           <w:i/>
           <w:sz w:val="24"/>
         </w:rPr>
@@ -6139,6 +6707,7 @@
       <w:r>
         <w:rPr>
           <w:rFonts w:ascii="Times New Roman" w:hAnsi="Times New Roman"/>
+          <w:b w:val="0"/>
           <w:i/>
           <w:sz w:val="24"/>
         </w:rPr>
@@ -6154,6 +6723,7 @@
       <w:r>
         <w:rPr>
           <w:rFonts w:ascii="Times New Roman" w:hAnsi="Times New Roman"/>
+          <w:b w:val="0"/>
           <w:i/>
           <w:sz w:val="24"/>
         </w:rPr>
@@ -6189,6 +6759,7 @@
       <w:r>
         <w:rPr>
           <w:rFonts w:ascii="Times New Roman" w:hAnsi="Times New Roman"/>
+          <w:b w:val="0"/>
           <w:i/>
           <w:sz w:val="24"/>
         </w:rPr>
@@ -6204,6 +6775,7 @@
       <w:r>
         <w:rPr>
           <w:rFonts w:ascii="Times New Roman" w:hAnsi="Times New Roman"/>
+          <w:b w:val="0"/>
           <w:i/>
           <w:sz w:val="24"/>
         </w:rPr>
@@ -6219,6 +6791,7 @@
       <w:r>
         <w:rPr>
           <w:rFonts w:ascii="Times New Roman" w:hAnsi="Times New Roman"/>
+          <w:b w:val="0"/>
           <w:i/>
           <w:sz w:val="24"/>
         </w:rPr>
@@ -6245,7 +6818,6 @@
         <w:rPr>
           <w:rFonts w:ascii="Times New Roman" w:hAnsi="Times New Roman"/>
           <w:b/>
-          <w:color w:val="000000"/>
           <w:sz w:val="24"/>
         </w:rPr>
         <w:t>1.4 Manfaat Penelitian</w:t>
@@ -6278,7 +6850,6 @@
         <w:rPr>
           <w:rFonts w:ascii="Times New Roman" w:hAnsi="Times New Roman"/>
           <w:b/>
-          <w:color w:val="000000"/>
           <w:sz w:val="24"/>
         </w:rPr>
         <w:t>1.4.1 Manfaat Teoritis</w:t>
@@ -6302,7 +6873,24 @@
           <w:b/>
           <w:sz w:val="24"/>
         </w:rPr>
-        <w:t>Pengembangan Teori Keuangan Perilaku (*Behavioral Finance*):</w:t>
+        <w:t>Pengembangan Teori Keuangan Perilaku (</w:t>
+      </w:r>
+      <w:r>
+        <w:rPr>
+          <w:rFonts w:ascii="Times New Roman" w:hAnsi="Times New Roman"/>
+          <w:b/>
+          <w:i/>
+          <w:sz w:val="24"/>
+        </w:rPr>
+        <w:t>Behavioral Finance</w:t>
+      </w:r>
+      <w:r>
+        <w:rPr>
+          <w:rFonts w:ascii="Times New Roman" w:hAnsi="Times New Roman"/>
+          <w:b/>
+          <w:sz w:val="24"/>
+        </w:rPr>
+        <w:t>):</w:t>
       </w:r>
       <w:r>
         <w:rPr>
@@ -6314,6 +6902,7 @@
       <w:r>
         <w:rPr>
           <w:rFonts w:ascii="Times New Roman" w:hAnsi="Times New Roman"/>
+          <w:b w:val="0"/>
           <w:i/>
           <w:sz w:val="24"/>
         </w:rPr>
@@ -6345,7 +6934,24 @@
           <w:b/>
           <w:sz w:val="24"/>
         </w:rPr>
-        <w:t>Pengayaan Literatur Moderasi Kontrol Diri (*Self-Control*):</w:t>
+        <w:t>Pengayaan Literatur Moderasi Kontrol Diri (</w:t>
+      </w:r>
+      <w:r>
+        <w:rPr>
+          <w:rFonts w:ascii="Times New Roman" w:hAnsi="Times New Roman"/>
+          <w:b/>
+          <w:i/>
+          <w:sz w:val="24"/>
+        </w:rPr>
+        <w:t>Self-Control</w:t>
+      </w:r>
+      <w:r>
+        <w:rPr>
+          <w:rFonts w:ascii="Times New Roman" w:hAnsi="Times New Roman"/>
+          <w:b/>
+          <w:sz w:val="24"/>
+        </w:rPr>
+        <w:t>):</w:t>
       </w:r>
       <w:r>
         <w:rPr>
@@ -6357,6 +6963,7 @@
       <w:r>
         <w:rPr>
           <w:rFonts w:ascii="Times New Roman" w:hAnsi="Times New Roman"/>
+          <w:b w:val="0"/>
           <w:i/>
           <w:sz w:val="24"/>
         </w:rPr>
@@ -6400,6 +7007,7 @@
       <w:r>
         <w:rPr>
           <w:rFonts w:ascii="Times New Roman" w:hAnsi="Times New Roman"/>
+          <w:b w:val="0"/>
           <w:i/>
           <w:sz w:val="24"/>
         </w:rPr>
@@ -6426,7 +7034,6 @@
         <w:rPr>
           <w:rFonts w:ascii="Times New Roman" w:hAnsi="Times New Roman"/>
           <w:b/>
-          <w:color w:val="000000"/>
           <w:sz w:val="24"/>
         </w:rPr>
         <w:t>1.4.2 Manfaat Praktis</w:t>
@@ -6478,7 +7085,24 @@
           <w:b/>
           <w:sz w:val="24"/>
         </w:rPr>
-        <w:t>Bagi Komunitas dan Pelaku Usaha Toko Hobi (*Local Game Stores*):</w:t>
+        <w:t>Bagi Komunitas dan Pelaku Usaha Toko Hobi (</w:t>
+      </w:r>
+      <w:r>
+        <w:rPr>
+          <w:rFonts w:ascii="Times New Roman" w:hAnsi="Times New Roman"/>
+          <w:b/>
+          <w:i/>
+          <w:sz w:val="24"/>
+        </w:rPr>
+        <w:t>Local Game Stores</w:t>
+      </w:r>
+      <w:r>
+        <w:rPr>
+          <w:rFonts w:ascii="Times New Roman" w:hAnsi="Times New Roman"/>
+          <w:b/>
+          <w:sz w:val="24"/>
+        </w:rPr>
+        <w:t>):</w:t>
       </w:r>
       <w:r>
         <w:rPr>
@@ -6562,7 +7186,6 @@
         <w:rPr>
           <w:rFonts w:ascii="Times New Roman" w:hAnsi="Times New Roman"/>
           <w:b/>
-          <w:color w:val="000000"/>
           <w:sz w:val="24"/>
         </w:rPr>
         <w:t>BAB 2 KAJIAN PUSTAKA DAN PENGEMBANGAN HIPOTESIS</w:t>
@@ -6581,7 +7204,6 @@
         <w:rPr>
           <w:rFonts w:ascii="Times New Roman" w:hAnsi="Times New Roman"/>
           <w:b/>
-          <w:color w:val="000000"/>
           <w:sz w:val="24"/>
         </w:rPr>
         <w:t>2.1 Landasan Teori</w:t>
@@ -6600,10 +7222,26 @@
         <w:rPr>
           <w:rFonts w:ascii="Times New Roman" w:hAnsi="Times New Roman"/>
           <w:b/>
-          <w:color w:val="000000"/>
-          <w:sz w:val="24"/>
-        </w:rPr>
-        <w:t>2.1.1 Grand Theory: Keuangan Perilaku (*Behavioral Finance*)</w:t>
+          <w:sz w:val="24"/>
+        </w:rPr>
+        <w:t>2.1.1 Grand Theory: Keuangan Perilaku (</w:t>
+      </w:r>
+      <w:r>
+        <w:rPr>
+          <w:rFonts w:ascii="Times New Roman" w:hAnsi="Times New Roman"/>
+          <w:b/>
+          <w:i/>
+          <w:sz w:val="24"/>
+        </w:rPr>
+        <w:t>Behavioral Finance</w:t>
+      </w:r>
+      <w:r>
+        <w:rPr>
+          <w:rFonts w:ascii="Times New Roman" w:hAnsi="Times New Roman"/>
+          <w:b/>
+          <w:sz w:val="24"/>
+        </w:rPr>
+        <w:t>)</w:t>
       </w:r>
     </w:p>
     <w:p>
@@ -6622,6 +7260,7 @@
       <w:r>
         <w:rPr>
           <w:rFonts w:ascii="Times New Roman" w:hAnsi="Times New Roman"/>
+          <w:b w:val="0"/>
           <w:i/>
           <w:sz w:val="24"/>
         </w:rPr>
@@ -6640,7 +7279,24 @@
           <w:b/>
           <w:sz w:val="24"/>
         </w:rPr>
-        <w:t>Keuangan Perilaku (*Behavioral Finance*)</w:t>
+        <w:t>Keuangan Perilaku (</w:t>
+      </w:r>
+      <w:r>
+        <w:rPr>
+          <w:rFonts w:ascii="Times New Roman" w:hAnsi="Times New Roman"/>
+          <w:b/>
+          <w:i/>
+          <w:sz w:val="24"/>
+        </w:rPr>
+        <w:t>Behavioral Finance</w:t>
+      </w:r>
+      <w:r>
+        <w:rPr>
+          <w:rFonts w:ascii="Times New Roman" w:hAnsi="Times New Roman"/>
+          <w:b/>
+          <w:sz w:val="24"/>
+        </w:rPr>
+        <w:t>)</w:t>
       </w:r>
       <w:r>
         <w:rPr>
@@ -6652,6 +7308,7 @@
       <w:r>
         <w:rPr>
           <w:rFonts w:ascii="Times New Roman" w:hAnsi="Times New Roman"/>
+          <w:b w:val="0"/>
           <w:i/>
           <w:sz w:val="24"/>
         </w:rPr>
@@ -6667,6 +7324,7 @@
       <w:r>
         <w:rPr>
           <w:rFonts w:ascii="Times New Roman" w:hAnsi="Times New Roman"/>
+          <w:b w:val="0"/>
           <w:i/>
           <w:sz w:val="24"/>
         </w:rPr>
@@ -6682,6 +7340,7 @@
       <w:r>
         <w:rPr>
           <w:rFonts w:ascii="Times New Roman" w:hAnsi="Times New Roman"/>
+          <w:b w:val="0"/>
           <w:i/>
           <w:sz w:val="24"/>
         </w:rPr>
@@ -6711,6 +7370,7 @@
       <w:r>
         <w:rPr>
           <w:rFonts w:ascii="Times New Roman" w:hAnsi="Times New Roman"/>
+          <w:b w:val="0"/>
           <w:i/>
           <w:sz w:val="24"/>
         </w:rPr>
@@ -6726,6 +7386,7 @@
       <w:r>
         <w:rPr>
           <w:rFonts w:ascii="Times New Roman" w:hAnsi="Times New Roman"/>
+          <w:b w:val="0"/>
           <w:i/>
           <w:sz w:val="24"/>
         </w:rPr>
@@ -6741,6 +7402,7 @@
       <w:r>
         <w:rPr>
           <w:rFonts w:ascii="Times New Roman" w:hAnsi="Times New Roman"/>
+          <w:b w:val="0"/>
           <w:i/>
           <w:sz w:val="24"/>
         </w:rPr>
@@ -6756,6 +7418,7 @@
       <w:r>
         <w:rPr>
           <w:rFonts w:ascii="Times New Roman" w:hAnsi="Times New Roman"/>
+          <w:b w:val="0"/>
           <w:i/>
           <w:sz w:val="24"/>
         </w:rPr>
@@ -6771,6 +7434,7 @@
       <w:r>
         <w:rPr>
           <w:rFonts w:ascii="Times New Roman" w:hAnsi="Times New Roman"/>
+          <w:b w:val="0"/>
           <w:i/>
           <w:sz w:val="24"/>
         </w:rPr>
@@ -6786,6 +7450,7 @@
       <w:r>
         <w:rPr>
           <w:rFonts w:ascii="Times New Roman" w:hAnsi="Times New Roman"/>
+          <w:b w:val="0"/>
           <w:i/>
           <w:sz w:val="24"/>
         </w:rPr>
@@ -6801,6 +7466,7 @@
       <w:r>
         <w:rPr>
           <w:rFonts w:ascii="Times New Roman" w:hAnsi="Times New Roman"/>
+          <w:b w:val="0"/>
           <w:i/>
           <w:sz w:val="24"/>
         </w:rPr>
@@ -6816,6 +7482,7 @@
       <w:r>
         <w:rPr>
           <w:rFonts w:ascii="Times New Roman" w:hAnsi="Times New Roman"/>
+          <w:b w:val="0"/>
           <w:i/>
           <w:sz w:val="24"/>
         </w:rPr>
@@ -6831,6 +7498,7 @@
       <w:r>
         <w:rPr>
           <w:rFonts w:ascii="Times New Roman" w:hAnsi="Times New Roman"/>
+          <w:b w:val="0"/>
           <w:i/>
           <w:sz w:val="24"/>
         </w:rPr>
@@ -6846,6 +7514,7 @@
       <w:r>
         <w:rPr>
           <w:rFonts w:ascii="Times New Roman" w:hAnsi="Times New Roman"/>
+          <w:b w:val="0"/>
           <w:i/>
           <w:sz w:val="24"/>
         </w:rPr>
@@ -6861,6 +7530,7 @@
       <w:r>
         <w:rPr>
           <w:rFonts w:ascii="Times New Roman" w:hAnsi="Times New Roman"/>
+          <w:b w:val="0"/>
           <w:i/>
           <w:sz w:val="24"/>
         </w:rPr>
@@ -6890,6 +7560,7 @@
       <w:r>
         <w:rPr>
           <w:rFonts w:ascii="Times New Roman" w:hAnsi="Times New Roman"/>
+          <w:b w:val="0"/>
           <w:i/>
           <w:sz w:val="24"/>
         </w:rPr>
@@ -6905,6 +7576,7 @@
       <w:r>
         <w:rPr>
           <w:rFonts w:ascii="Times New Roman" w:hAnsi="Times New Roman"/>
+          <w:b w:val="0"/>
           <w:i/>
           <w:sz w:val="24"/>
         </w:rPr>
@@ -6931,10 +7603,26 @@
         <w:rPr>
           <w:rFonts w:ascii="Times New Roman" w:hAnsi="Times New Roman"/>
           <w:b/>
-          <w:color w:val="000000"/>
-          <w:sz w:val="24"/>
-        </w:rPr>
-        <w:t>2.1.2 Supporting Theory: Teori *Stimulus-Organism-Response* (S-O-R)</w:t>
+          <w:sz w:val="24"/>
+        </w:rPr>
+        <w:t xml:space="preserve">2.1.2 Supporting Theory: Teori </w:t>
+      </w:r>
+      <w:r>
+        <w:rPr>
+          <w:rFonts w:ascii="Times New Roman" w:hAnsi="Times New Roman"/>
+          <w:b/>
+          <w:i/>
+          <w:sz w:val="24"/>
+        </w:rPr>
+        <w:t>Stimulus-Organism-Response</w:t>
+      </w:r>
+      <w:r>
+        <w:rPr>
+          <w:rFonts w:ascii="Times New Roman" w:hAnsi="Times New Roman"/>
+          <w:b/>
+          <w:sz w:val="24"/>
+        </w:rPr>
+        <w:t xml:space="preserve"> (S-O-R)</w:t>
       </w:r>
     </w:p>
     <w:p>
@@ -6953,6 +7641,7 @@
       <w:r>
         <w:rPr>
           <w:rFonts w:ascii="Times New Roman" w:hAnsi="Times New Roman"/>
+          <w:b w:val="0"/>
           <w:i/>
           <w:sz w:val="24"/>
         </w:rPr>
@@ -6968,6 +7657,7 @@
       <w:r>
         <w:rPr>
           <w:rFonts w:ascii="Times New Roman" w:hAnsi="Times New Roman"/>
+          <w:b w:val="0"/>
           <w:i/>
           <w:sz w:val="24"/>
         </w:rPr>
@@ -6983,6 +7673,7 @@
       <w:r>
         <w:rPr>
           <w:rFonts w:ascii="Times New Roman" w:hAnsi="Times New Roman"/>
+          <w:b w:val="0"/>
           <w:i/>
           <w:sz w:val="24"/>
         </w:rPr>
@@ -6998,6 +7689,7 @@
       <w:r>
         <w:rPr>
           <w:rFonts w:ascii="Times New Roman" w:hAnsi="Times New Roman"/>
+          <w:b w:val="0"/>
           <w:i/>
           <w:sz w:val="24"/>
         </w:rPr>
@@ -7041,6 +7733,7 @@
       <w:r>
         <w:rPr>
           <w:rFonts w:ascii="Times New Roman" w:hAnsi="Times New Roman"/>
+          <w:b w:val="0"/>
           <w:i/>
           <w:sz w:val="24"/>
         </w:rPr>
@@ -7056,6 +7749,7 @@
       <w:r>
         <w:rPr>
           <w:rFonts w:ascii="Times New Roman" w:hAnsi="Times New Roman"/>
+          <w:b w:val="0"/>
           <w:i/>
           <w:sz w:val="24"/>
         </w:rPr>
@@ -7099,6 +7793,7 @@
       <w:r>
         <w:rPr>
           <w:rFonts w:ascii="Times New Roman" w:hAnsi="Times New Roman"/>
+          <w:b w:val="0"/>
           <w:i/>
           <w:sz w:val="24"/>
         </w:rPr>
@@ -7109,14 +7804,31 @@
           <w:rFonts w:ascii="Times New Roman" w:hAnsi="Times New Roman"/>
           <w:sz w:val="24"/>
         </w:rPr>
-        <w:t xml:space="preserve"> / $X_1$), desakan psikologis menutup slot album (</w:t>
-      </w:r>
-      <w:r>
-        <w:rPr>
-          <w:rFonts w:ascii="Times New Roman" w:hAnsi="Times New Roman"/>
+        <w:t xml:space="preserve"> / </w:t>
+      </w:r>
+      <w:r>
+        <w:rPr>
+          <w:rFonts w:ascii="Times New Roman" w:hAnsi="Times New Roman"/>
+          <w:b w:val="0"/>
           <w:i/>
           <w:sz w:val="24"/>
         </w:rPr>
+        <w:t>X</w:t>
+      </w:r>
+      <w:r>
+        <w:rPr>
+          <w:rFonts w:ascii="Times New Roman" w:hAnsi="Times New Roman"/>
+          <w:sz w:val="24"/>
+        </w:rPr>
+        <w:t>₁), desakan psikologis menutup slot album (</w:t>
+      </w:r>
+      <w:r>
+        <w:rPr>
+          <w:rFonts w:ascii="Times New Roman" w:hAnsi="Times New Roman"/>
+          <w:b w:val="0"/>
+          <w:i/>
+          <w:sz w:val="24"/>
+        </w:rPr>
         <w:t>Desire for Completeness</w:t>
       </w:r>
       <w:r>
@@ -7124,14 +7836,31 @@
           <w:rFonts w:ascii="Times New Roman" w:hAnsi="Times New Roman"/>
           <w:sz w:val="24"/>
         </w:rPr>
-        <w:t xml:space="preserve"> / $X_2$), motif spekulasi keuntungan modal (</w:t>
-      </w:r>
-      <w:r>
-        <w:rPr>
-          <w:rFonts w:ascii="Times New Roman" w:hAnsi="Times New Roman"/>
+        <w:t xml:space="preserve"> / </w:t>
+      </w:r>
+      <w:r>
+        <w:rPr>
+          <w:rFonts w:ascii="Times New Roman" w:hAnsi="Times New Roman"/>
+          <w:b w:val="0"/>
           <w:i/>
           <w:sz w:val="24"/>
         </w:rPr>
+        <w:t>X</w:t>
+      </w:r>
+      <w:r>
+        <w:rPr>
+          <w:rFonts w:ascii="Times New Roman" w:hAnsi="Times New Roman"/>
+          <w:sz w:val="24"/>
+        </w:rPr>
+        <w:t>₂), motif spekulasi keuntungan modal (</w:t>
+      </w:r>
+      <w:r>
+        <w:rPr>
+          <w:rFonts w:ascii="Times New Roman" w:hAnsi="Times New Roman"/>
+          <w:b w:val="0"/>
+          <w:i/>
+          <w:sz w:val="24"/>
+        </w:rPr>
         <w:t>Speculative Motive</w:t>
       </w:r>
       <w:r>
@@ -7139,14 +7868,31 @@
           <w:rFonts w:ascii="Times New Roman" w:hAnsi="Times New Roman"/>
           <w:sz w:val="24"/>
         </w:rPr>
-        <w:t xml:space="preserve"> / $X_3$), serta kapasitas pengaturan diri sebagai pemoderasi (</w:t>
-      </w:r>
-      <w:r>
-        <w:rPr>
-          <w:rFonts w:ascii="Times New Roman" w:hAnsi="Times New Roman"/>
+        <w:t xml:space="preserve"> / </w:t>
+      </w:r>
+      <w:r>
+        <w:rPr>
+          <w:rFonts w:ascii="Times New Roman" w:hAnsi="Times New Roman"/>
+          <w:b w:val="0"/>
           <w:i/>
           <w:sz w:val="24"/>
         </w:rPr>
+        <w:t>X</w:t>
+      </w:r>
+      <w:r>
+        <w:rPr>
+          <w:rFonts w:ascii="Times New Roman" w:hAnsi="Times New Roman"/>
+          <w:sz w:val="24"/>
+        </w:rPr>
+        <w:t>₃), serta kapasitas pengaturan diri sebagai pemoderasi (</w:t>
+      </w:r>
+      <w:r>
+        <w:rPr>
+          <w:rFonts w:ascii="Times New Roman" w:hAnsi="Times New Roman"/>
+          <w:b w:val="0"/>
+          <w:i/>
+          <w:sz w:val="24"/>
+        </w:rPr>
         <w:t>Self-Control</w:t>
       </w:r>
       <w:r>
@@ -7154,7 +7900,23 @@
           <w:rFonts w:ascii="Times New Roman" w:hAnsi="Times New Roman"/>
           <w:sz w:val="24"/>
         </w:rPr>
-        <w:t xml:space="preserve"> / $M$).</w:t>
+        <w:t xml:space="preserve"> / </w:t>
+      </w:r>
+      <w:r>
+        <w:rPr>
+          <w:rFonts w:ascii="Times New Roman" w:hAnsi="Times New Roman"/>
+          <w:b w:val="0"/>
+          <w:i/>
+          <w:sz w:val="24"/>
+        </w:rPr>
+        <w:t>M</w:t>
+      </w:r>
+      <w:r>
+        <w:rPr>
+          <w:rFonts w:ascii="Times New Roman" w:hAnsi="Times New Roman"/>
+          <w:sz w:val="24"/>
+        </w:rPr>
+        <w:t>).</w:t>
       </w:r>
     </w:p>
     <w:p>
@@ -7187,6 +7949,7 @@
       <w:r>
         <w:rPr>
           <w:rFonts w:ascii="Times New Roman" w:hAnsi="Times New Roman"/>
+          <w:b w:val="0"/>
           <w:i/>
           <w:sz w:val="24"/>
         </w:rPr>
@@ -7197,7 +7960,23 @@
           <w:rFonts w:ascii="Times New Roman" w:hAnsi="Times New Roman"/>
           <w:sz w:val="24"/>
         </w:rPr>
-        <w:t xml:space="preserve"> / $Y$).</w:t>
+        <w:t xml:space="preserve"> / </w:t>
+      </w:r>
+      <w:r>
+        <w:rPr>
+          <w:rFonts w:ascii="Times New Roman" w:hAnsi="Times New Roman"/>
+          <w:b w:val="0"/>
+          <w:i/>
+          <w:sz w:val="24"/>
+        </w:rPr>
+        <w:t>Y</w:t>
+      </w:r>
+      <w:r>
+        <w:rPr>
+          <w:rFonts w:ascii="Times New Roman" w:hAnsi="Times New Roman"/>
+          <w:sz w:val="24"/>
+        </w:rPr>
+        <w:t>).</w:t>
       </w:r>
     </w:p>
     <w:p>
@@ -7213,10 +7992,18 @@
         <w:rPr>
           <w:rFonts w:ascii="Times New Roman" w:hAnsi="Times New Roman"/>
           <w:b/>
-          <w:color w:val="000000"/>
-          <w:sz w:val="24"/>
-        </w:rPr>
-        <w:t>2.1.3 Supporting Theory: Psikologi Kolektor dan *The “Completing the Set” Effect*</w:t>
+          <w:sz w:val="24"/>
+        </w:rPr>
+        <w:t xml:space="preserve">2.1.3 Supporting Theory: Psikologi Kolektor dan </w:t>
+      </w:r>
+      <w:r>
+        <w:rPr>
+          <w:rFonts w:ascii="Times New Roman" w:hAnsi="Times New Roman"/>
+          <w:b/>
+          <w:i/>
+          <w:sz w:val="24"/>
+        </w:rPr>
+        <w:t>The “Completing the Set” Effect</w:t>
       </w:r>
     </w:p>
     <w:p>
@@ -7235,6 +8022,7 @@
       <w:r>
         <w:rPr>
           <w:rFonts w:ascii="Times New Roman" w:hAnsi="Times New Roman"/>
+          <w:b w:val="0"/>
           <w:i/>
           <w:sz w:val="24"/>
         </w:rPr>
@@ -7250,6 +8038,7 @@
       <w:r>
         <w:rPr>
           <w:rFonts w:ascii="Times New Roman" w:hAnsi="Times New Roman"/>
+          <w:b w:val="0"/>
           <w:i/>
           <w:sz w:val="24"/>
         </w:rPr>
@@ -7265,6 +8054,7 @@
       <w:r>
         <w:rPr>
           <w:rFonts w:ascii="Times New Roman" w:hAnsi="Times New Roman"/>
+          <w:b w:val="0"/>
           <w:i/>
           <w:sz w:val="24"/>
         </w:rPr>
@@ -7280,6 +8070,7 @@
       <w:r>
         <w:rPr>
           <w:rFonts w:ascii="Times New Roman" w:hAnsi="Times New Roman"/>
+          <w:b w:val="0"/>
           <w:i/>
           <w:sz w:val="24"/>
         </w:rPr>
@@ -7296,22 +8087,23 @@
         <w:rPr>
           <w:rFonts w:ascii="Times New Roman" w:hAnsi="Times New Roman"/>
           <w:b/>
-          <w:sz w:val="24"/>
-        </w:rPr>
-        <w:t>*The “Completing the Set” Effect</w:t>
-      </w:r>
-      <w:r>
-        <w:rPr>
-          <w:rFonts w:ascii="Times New Roman" w:hAnsi="Times New Roman"/>
           <w:i/>
           <w:sz w:val="24"/>
         </w:rPr>
+        <w:t>The “Completing the Set” Effect</w:t>
+      </w:r>
+      <w:r>
+        <w:rPr>
+          <w:rFonts w:ascii="Times New Roman" w:hAnsi="Times New Roman"/>
+          <w:sz w:val="24"/>
+        </w:rPr>
         <w:t xml:space="preserve">, membuktikan bahwa motivasi konsumen mengakuisisi barang melonjak drastis saat set mendekati kelengkapan. Barasz et al. (2017) memperkuat temuan ini melalui konsep </w:t>
       </w:r>
       <w:r>
         <w:rPr>
           <w:rFonts w:ascii="Times New Roman" w:hAnsi="Times New Roman"/>
           <w:b/>
+          <w:i/>
           <w:sz w:val="24"/>
         </w:rPr>
         <w:t>Pseudo-Set Framing</w:t>
@@ -7321,7 +8113,7 @@
           <w:rFonts w:ascii="Times New Roman" w:hAnsi="Times New Roman"/>
           <w:sz w:val="24"/>
         </w:rPr>
-        <w:t>*, di mana pembeli terdorong melengkapi item yang dibingkai sebagai kesatuan himpunan utuh.</w:t>
+        <w:t>, di mana pembeli terdorong melengkapi item yang dibingkai sebagai kesatuan himpunan utuh.</w:t>
       </w:r>
     </w:p>
     <w:p>
@@ -7337,10 +8129,26 @@
         <w:rPr>
           <w:rFonts w:ascii="Times New Roman" w:hAnsi="Times New Roman"/>
           <w:b/>
-          <w:color w:val="000000"/>
-          <w:sz w:val="24"/>
-        </w:rPr>
-        <w:t>2.1.4 Supporting Theory: Teori Regulasi Diri (*Self-Regulation Theory*)</w:t>
+          <w:sz w:val="24"/>
+        </w:rPr>
+        <w:t>2.1.4 Supporting Theory: Teori Regulasi Diri (</w:t>
+      </w:r>
+      <w:r>
+        <w:rPr>
+          <w:rFonts w:ascii="Times New Roman" w:hAnsi="Times New Roman"/>
+          <w:b/>
+          <w:i/>
+          <w:sz w:val="24"/>
+        </w:rPr>
+        <w:t>Self-Regulation Theory</w:t>
+      </w:r>
+      <w:r>
+        <w:rPr>
+          <w:rFonts w:ascii="Times New Roman" w:hAnsi="Times New Roman"/>
+          <w:b/>
+          <w:sz w:val="24"/>
+        </w:rPr>
+        <w:t>)</w:t>
       </w:r>
     </w:p>
     <w:p>
@@ -7359,6 +8167,7 @@
       <w:r>
         <w:rPr>
           <w:rFonts w:ascii="Times New Roman" w:hAnsi="Times New Roman"/>
+          <w:b w:val="0"/>
           <w:i/>
           <w:sz w:val="24"/>
         </w:rPr>
@@ -7374,6 +8183,7 @@
       <w:r>
         <w:rPr>
           <w:rFonts w:ascii="Times New Roman" w:hAnsi="Times New Roman"/>
+          <w:b w:val="0"/>
           <w:i/>
           <w:sz w:val="24"/>
         </w:rPr>
@@ -7400,7 +8210,6 @@
         <w:rPr>
           <w:rFonts w:ascii="Times New Roman" w:hAnsi="Times New Roman"/>
           <w:b/>
-          <w:color w:val="000000"/>
           <w:sz w:val="24"/>
         </w:rPr>
         <w:t>2.2 Kajian Variabel Penelitian</w:t>
@@ -7419,10 +8228,43 @@
         <w:rPr>
           <w:rFonts w:ascii="Times New Roman" w:hAnsi="Times New Roman"/>
           <w:b/>
-          <w:color w:val="000000"/>
-          <w:sz w:val="24"/>
-        </w:rPr>
-        <w:t>2.2.1 Variabel Dependen ($Y$): *Impulsive Buying* (Pembelian Impulsif)</w:t>
+          <w:sz w:val="24"/>
+        </w:rPr>
+        <w:t>2.2.1 Variabel Dependen (</w:t>
+      </w:r>
+      <w:r>
+        <w:rPr>
+          <w:rFonts w:ascii="Times New Roman" w:hAnsi="Times New Roman"/>
+          <w:b/>
+          <w:i/>
+          <w:sz w:val="24"/>
+        </w:rPr>
+        <w:t>Y</w:t>
+      </w:r>
+      <w:r>
+        <w:rPr>
+          <w:rFonts w:ascii="Times New Roman" w:hAnsi="Times New Roman"/>
+          <w:b/>
+          <w:sz w:val="24"/>
+        </w:rPr>
+        <w:t xml:space="preserve">): </w:t>
+      </w:r>
+      <w:r>
+        <w:rPr>
+          <w:rFonts w:ascii="Times New Roman" w:hAnsi="Times New Roman"/>
+          <w:b/>
+          <w:i/>
+          <w:sz w:val="24"/>
+        </w:rPr>
+        <w:t>Impulsive Buying</w:t>
+      </w:r>
+      <w:r>
+        <w:rPr>
+          <w:rFonts w:ascii="Times New Roman" w:hAnsi="Times New Roman"/>
+          <w:b/>
+          <w:sz w:val="24"/>
+        </w:rPr>
+        <w:t xml:space="preserve"> (Pembelian Impulsif)</w:t>
       </w:r>
     </w:p>
     <w:p>
@@ -7452,10 +8294,43 @@
         <w:rPr>
           <w:rFonts w:ascii="Times New Roman" w:hAnsi="Times New Roman"/>
           <w:b/>
-          <w:color w:val="000000"/>
-          <w:sz w:val="24"/>
-        </w:rPr>
-        <w:t>2.2.2 Variabel Independen ($X_1$): *Hedonic Motivation* (Motivasi Hedonis)</w:t>
+          <w:sz w:val="24"/>
+        </w:rPr>
+        <w:t>2.2.2 Variabel Independen (</w:t>
+      </w:r>
+      <w:r>
+        <w:rPr>
+          <w:rFonts w:ascii="Times New Roman" w:hAnsi="Times New Roman"/>
+          <w:b/>
+          <w:i/>
+          <w:sz w:val="24"/>
+        </w:rPr>
+        <w:t>X</w:t>
+      </w:r>
+      <w:r>
+        <w:rPr>
+          <w:rFonts w:ascii="Times New Roman" w:hAnsi="Times New Roman"/>
+          <w:b/>
+          <w:sz w:val="24"/>
+        </w:rPr>
+        <w:t xml:space="preserve">₁): </w:t>
+      </w:r>
+      <w:r>
+        <w:rPr>
+          <w:rFonts w:ascii="Times New Roman" w:hAnsi="Times New Roman"/>
+          <w:b/>
+          <w:i/>
+          <w:sz w:val="24"/>
+        </w:rPr>
+        <w:t>Hedonic Motivation</w:t>
+      </w:r>
+      <w:r>
+        <w:rPr>
+          <w:rFonts w:ascii="Times New Roman" w:hAnsi="Times New Roman"/>
+          <w:b/>
+          <w:sz w:val="24"/>
+        </w:rPr>
+        <w:t xml:space="preserve"> (Motivasi Hedonis)</w:t>
       </w:r>
     </w:p>
     <w:p>
@@ -7474,6 +8349,7 @@
       <w:r>
         <w:rPr>
           <w:rFonts w:ascii="Times New Roman" w:hAnsi="Times New Roman"/>
+          <w:b w:val="0"/>
           <w:i/>
           <w:sz w:val="24"/>
         </w:rPr>
@@ -7489,6 +8365,7 @@
       <w:r>
         <w:rPr>
           <w:rFonts w:ascii="Times New Roman" w:hAnsi="Times New Roman"/>
+          <w:b w:val="0"/>
           <w:i/>
           <w:sz w:val="24"/>
         </w:rPr>
@@ -7504,6 +8381,7 @@
       <w:r>
         <w:rPr>
           <w:rFonts w:ascii="Times New Roman" w:hAnsi="Times New Roman"/>
+          <w:b w:val="0"/>
           <w:i/>
           <w:sz w:val="24"/>
         </w:rPr>
@@ -7530,10 +8408,43 @@
         <w:rPr>
           <w:rFonts w:ascii="Times New Roman" w:hAnsi="Times New Roman"/>
           <w:b/>
-          <w:color w:val="000000"/>
-          <w:sz w:val="24"/>
-        </w:rPr>
-        <w:t>2.2.3 Variabel Independen ($X_2$): *Desire for Completeness* (Hasrat Kelengkapan Koleksi)</w:t>
+          <w:sz w:val="24"/>
+        </w:rPr>
+        <w:t>2.2.3 Variabel Independen (</w:t>
+      </w:r>
+      <w:r>
+        <w:rPr>
+          <w:rFonts w:ascii="Times New Roman" w:hAnsi="Times New Roman"/>
+          <w:b/>
+          <w:i/>
+          <w:sz w:val="24"/>
+        </w:rPr>
+        <w:t>X</w:t>
+      </w:r>
+      <w:r>
+        <w:rPr>
+          <w:rFonts w:ascii="Times New Roman" w:hAnsi="Times New Roman"/>
+          <w:b/>
+          <w:sz w:val="24"/>
+        </w:rPr>
+        <w:t xml:space="preserve">₂): </w:t>
+      </w:r>
+      <w:r>
+        <w:rPr>
+          <w:rFonts w:ascii="Times New Roman" w:hAnsi="Times New Roman"/>
+          <w:b/>
+          <w:i/>
+          <w:sz w:val="24"/>
+        </w:rPr>
+        <w:t>Desire for Completeness</w:t>
+      </w:r>
+      <w:r>
+        <w:rPr>
+          <w:rFonts w:ascii="Times New Roman" w:hAnsi="Times New Roman"/>
+          <w:b/>
+          <w:sz w:val="24"/>
+        </w:rPr>
+        <w:t xml:space="preserve"> (Hasrat Kelengkapan Koleksi)</w:t>
       </w:r>
     </w:p>
     <w:p>
@@ -7545,6 +8456,7 @@
       <w:r>
         <w:rPr>
           <w:rFonts w:ascii="Times New Roman" w:hAnsi="Times New Roman"/>
+          <w:b w:val="0"/>
           <w:i/>
           <w:sz w:val="24"/>
         </w:rPr>
@@ -7560,6 +8472,7 @@
       <w:r>
         <w:rPr>
           <w:rFonts w:ascii="Times New Roman" w:hAnsi="Times New Roman"/>
+          <w:b w:val="0"/>
           <w:i/>
           <w:sz w:val="24"/>
         </w:rPr>
@@ -7575,6 +8488,7 @@
       <w:r>
         <w:rPr>
           <w:rFonts w:ascii="Times New Roman" w:hAnsi="Times New Roman"/>
+          <w:b w:val="0"/>
           <w:i/>
           <w:sz w:val="24"/>
         </w:rPr>
@@ -7590,6 +8504,7 @@
       <w:r>
         <w:rPr>
           <w:rFonts w:ascii="Times New Roman" w:hAnsi="Times New Roman"/>
+          <w:b w:val="0"/>
           <w:i/>
           <w:sz w:val="24"/>
         </w:rPr>
@@ -7605,6 +8520,7 @@
       <w:r>
         <w:rPr>
           <w:rFonts w:ascii="Times New Roman" w:hAnsi="Times New Roman"/>
+          <w:b w:val="0"/>
           <w:i/>
           <w:sz w:val="24"/>
         </w:rPr>
@@ -7631,10 +8547,43 @@
         <w:rPr>
           <w:rFonts w:ascii="Times New Roman" w:hAnsi="Times New Roman"/>
           <w:b/>
-          <w:color w:val="000000"/>
-          <w:sz w:val="24"/>
-        </w:rPr>
-        <w:t>2.2.4 Variabel Independen ($X_3$): *Speculative Motive* (Motif Spekulasi Finansial)</w:t>
+          <w:sz w:val="24"/>
+        </w:rPr>
+        <w:t>2.2.4 Variabel Independen (</w:t>
+      </w:r>
+      <w:r>
+        <w:rPr>
+          <w:rFonts w:ascii="Times New Roman" w:hAnsi="Times New Roman"/>
+          <w:b/>
+          <w:i/>
+          <w:sz w:val="24"/>
+        </w:rPr>
+        <w:t>X</w:t>
+      </w:r>
+      <w:r>
+        <w:rPr>
+          <w:rFonts w:ascii="Times New Roman" w:hAnsi="Times New Roman"/>
+          <w:b/>
+          <w:sz w:val="24"/>
+        </w:rPr>
+        <w:t xml:space="preserve">₃): </w:t>
+      </w:r>
+      <w:r>
+        <w:rPr>
+          <w:rFonts w:ascii="Times New Roman" w:hAnsi="Times New Roman"/>
+          <w:b/>
+          <w:i/>
+          <w:sz w:val="24"/>
+        </w:rPr>
+        <w:t>Speculative Motive</w:t>
+      </w:r>
+      <w:r>
+        <w:rPr>
+          <w:rFonts w:ascii="Times New Roman" w:hAnsi="Times New Roman"/>
+          <w:b/>
+          <w:sz w:val="24"/>
+        </w:rPr>
+        <w:t xml:space="preserve"> (Motif Spekulasi Finansial)</w:t>
       </w:r>
     </w:p>
     <w:p>
@@ -7653,6 +8602,7 @@
       <w:r>
         <w:rPr>
           <w:rFonts w:ascii="Times New Roman" w:hAnsi="Times New Roman"/>
+          <w:b w:val="0"/>
           <w:i/>
           <w:sz w:val="24"/>
         </w:rPr>
@@ -7668,6 +8618,7 @@
       <w:r>
         <w:rPr>
           <w:rFonts w:ascii="Times New Roman" w:hAnsi="Times New Roman"/>
+          <w:b w:val="0"/>
           <w:i/>
           <w:sz w:val="24"/>
         </w:rPr>
@@ -7683,6 +8634,7 @@
       <w:r>
         <w:rPr>
           <w:rFonts w:ascii="Times New Roman" w:hAnsi="Times New Roman"/>
+          <w:b w:val="0"/>
           <w:i/>
           <w:sz w:val="24"/>
         </w:rPr>
@@ -7727,6 +8679,7 @@
       <w:r>
         <w:rPr>
           <w:rFonts w:ascii="Times New Roman" w:hAnsi="Times New Roman"/>
+          <w:b w:val="0"/>
           <w:i/>
           <w:sz w:val="24"/>
         </w:rPr>
@@ -7742,6 +8695,7 @@
       <w:r>
         <w:rPr>
           <w:rFonts w:ascii="Times New Roman" w:hAnsi="Times New Roman"/>
+          <w:b w:val="0"/>
           <w:i/>
           <w:sz w:val="24"/>
         </w:rPr>
@@ -7757,6 +8711,7 @@
       <w:r>
         <w:rPr>
           <w:rFonts w:ascii="Times New Roman" w:hAnsi="Times New Roman"/>
+          <w:b w:val="0"/>
           <w:i/>
           <w:sz w:val="24"/>
         </w:rPr>
@@ -7783,10 +8738,43 @@
         <w:rPr>
           <w:rFonts w:ascii="Times New Roman" w:hAnsi="Times New Roman"/>
           <w:b/>
-          <w:color w:val="000000"/>
-          <w:sz w:val="24"/>
-        </w:rPr>
-        <w:t>2.2.5 Variabel Moderasi ($M$): *Self-Control* (Kontrol Diri)</w:t>
+          <w:sz w:val="24"/>
+        </w:rPr>
+        <w:t>2.2.5 Variabel Moderasi (</w:t>
+      </w:r>
+      <w:r>
+        <w:rPr>
+          <w:rFonts w:ascii="Times New Roman" w:hAnsi="Times New Roman"/>
+          <w:b/>
+          <w:i/>
+          <w:sz w:val="24"/>
+        </w:rPr>
+        <w:t>M</w:t>
+      </w:r>
+      <w:r>
+        <w:rPr>
+          <w:rFonts w:ascii="Times New Roman" w:hAnsi="Times New Roman"/>
+          <w:b/>
+          <w:sz w:val="24"/>
+        </w:rPr>
+        <w:t xml:space="preserve">): </w:t>
+      </w:r>
+      <w:r>
+        <w:rPr>
+          <w:rFonts w:ascii="Times New Roman" w:hAnsi="Times New Roman"/>
+          <w:b/>
+          <w:i/>
+          <w:sz w:val="24"/>
+        </w:rPr>
+        <w:t>Self-Control</w:t>
+      </w:r>
+      <w:r>
+        <w:rPr>
+          <w:rFonts w:ascii="Times New Roman" w:hAnsi="Times New Roman"/>
+          <w:b/>
+          <w:sz w:val="24"/>
+        </w:rPr>
+        <w:t xml:space="preserve"> (Kontrol Diri)</w:t>
       </w:r>
     </w:p>
     <w:p>
@@ -7805,6 +8793,7 @@
       <w:r>
         <w:rPr>
           <w:rFonts w:ascii="Times New Roman" w:hAnsi="Times New Roman"/>
+          <w:b w:val="0"/>
           <w:i/>
           <w:sz w:val="24"/>
         </w:rPr>
@@ -7820,6 +8809,7 @@
       <w:r>
         <w:rPr>
           <w:rFonts w:ascii="Times New Roman" w:hAnsi="Times New Roman"/>
+          <w:b w:val="0"/>
           <w:i/>
           <w:sz w:val="24"/>
         </w:rPr>
@@ -7835,6 +8825,7 @@
       <w:r>
         <w:rPr>
           <w:rFonts w:ascii="Times New Roman" w:hAnsi="Times New Roman"/>
+          <w:b w:val="0"/>
           <w:i/>
           <w:sz w:val="24"/>
         </w:rPr>
@@ -7861,7 +8852,6 @@
         <w:rPr>
           <w:rFonts w:ascii="Times New Roman" w:hAnsi="Times New Roman"/>
           <w:b/>
-          <w:color w:val="000000"/>
           <w:sz w:val="24"/>
         </w:rPr>
         <w:t>2.3 Penelitian Sebelumnya</w:t>
@@ -9593,6 +10583,7 @@
       <w:r>
         <w:rPr>
           <w:rFonts w:ascii="Times New Roman" w:hAnsi="Times New Roman"/>
+          <w:b w:val="0"/>
           <w:i/>
           <w:sz w:val="24"/>
         </w:rPr>
@@ -9612,7 +10603,6 @@
         <w:rPr>
           <w:rFonts w:ascii="Times New Roman" w:hAnsi="Times New Roman"/>
           <w:b/>
-          <w:color w:val="000000"/>
           <w:sz w:val="24"/>
         </w:rPr>
         <w:t>2.4 Pengembangan Hipotesis</w:t>
@@ -9631,10 +10621,35 @@
         <w:rPr>
           <w:rFonts w:ascii="Times New Roman" w:hAnsi="Times New Roman"/>
           <w:b/>
-          <w:color w:val="000000"/>
-          <w:sz w:val="24"/>
-        </w:rPr>
-        <w:t>2.4.1 Pengaruh *Hedonic Motivation* terhadap *Impulsive Buying*</w:t>
+          <w:sz w:val="24"/>
+        </w:rPr>
+        <w:t xml:space="preserve">2.4.1 Pengaruh </w:t>
+      </w:r>
+      <w:r>
+        <w:rPr>
+          <w:rFonts w:ascii="Times New Roman" w:hAnsi="Times New Roman"/>
+          <w:b/>
+          <w:i/>
+          <w:sz w:val="24"/>
+        </w:rPr>
+        <w:t>Hedonic Motivation</w:t>
+      </w:r>
+      <w:r>
+        <w:rPr>
+          <w:rFonts w:ascii="Times New Roman" w:hAnsi="Times New Roman"/>
+          <w:b/>
+          <w:sz w:val="24"/>
+        </w:rPr>
+        <w:t xml:space="preserve"> terhadap </w:t>
+      </w:r>
+      <w:r>
+        <w:rPr>
+          <w:rFonts w:ascii="Times New Roman" w:hAnsi="Times New Roman"/>
+          <w:b/>
+          <w:i/>
+          <w:sz w:val="24"/>
+        </w:rPr>
+        <w:t>Impulsive Buying</w:t>
       </w:r>
     </w:p>
     <w:p>
@@ -9683,6 +10698,7 @@
       <w:r>
         <w:rPr>
           <w:rFonts w:ascii="Times New Roman" w:hAnsi="Times New Roman"/>
+          <w:b w:val="0"/>
           <w:i/>
           <w:sz w:val="24"/>
         </w:rPr>
@@ -9698,6 +10714,7 @@
       <w:r>
         <w:rPr>
           <w:rFonts w:ascii="Times New Roman" w:hAnsi="Times New Roman"/>
+          <w:b w:val="0"/>
           <w:i/>
           <w:sz w:val="24"/>
         </w:rPr>
@@ -9735,6 +10752,7 @@
       <w:r>
         <w:rPr>
           <w:rFonts w:ascii="Times New Roman" w:hAnsi="Times New Roman"/>
+          <w:b w:val="0"/>
           <w:i/>
           <w:sz w:val="24"/>
         </w:rPr>
@@ -9760,7 +10778,41 @@
           <w:b/>
           <w:sz w:val="24"/>
         </w:rPr>
-        <w:t>H1: *Hedonic Motivation* berpengaruh positif dan signifikan terhadap *Impulsive Buying* booster pack kartu Pokémon TCG.</w:t>
+        <w:t xml:space="preserve">H1: </w:t>
+      </w:r>
+      <w:r>
+        <w:rPr>
+          <w:rFonts w:ascii="Times New Roman" w:hAnsi="Times New Roman"/>
+          <w:b/>
+          <w:i/>
+          <w:sz w:val="24"/>
+        </w:rPr>
+        <w:t>Hedonic Motivation</w:t>
+      </w:r>
+      <w:r>
+        <w:rPr>
+          <w:rFonts w:ascii="Times New Roman" w:hAnsi="Times New Roman"/>
+          <w:b/>
+          <w:sz w:val="24"/>
+        </w:rPr>
+        <w:t xml:space="preserve"> berpengaruh positif dan signifikan terhadap </w:t>
+      </w:r>
+      <w:r>
+        <w:rPr>
+          <w:rFonts w:ascii="Times New Roman" w:hAnsi="Times New Roman"/>
+          <w:b/>
+          <w:i/>
+          <w:sz w:val="24"/>
+        </w:rPr>
+        <w:t>Impulsive Buying</w:t>
+      </w:r>
+      <w:r>
+        <w:rPr>
+          <w:rFonts w:ascii="Times New Roman" w:hAnsi="Times New Roman"/>
+          <w:b/>
+          <w:sz w:val="24"/>
+        </w:rPr>
+        <w:t xml:space="preserve"> booster pack kartu Pokémon TCG.</w:t>
       </w:r>
     </w:p>
     <w:p>
@@ -9776,10 +10828,35 @@
         <w:rPr>
           <w:rFonts w:ascii="Times New Roman" w:hAnsi="Times New Roman"/>
           <w:b/>
-          <w:color w:val="000000"/>
-          <w:sz w:val="24"/>
-        </w:rPr>
-        <w:t>2.4.2 Pengaruh *Desire for Completeness* terhadap *Impulsive Buying*</w:t>
+          <w:sz w:val="24"/>
+        </w:rPr>
+        <w:t xml:space="preserve">2.4.2 Pengaruh </w:t>
+      </w:r>
+      <w:r>
+        <w:rPr>
+          <w:rFonts w:ascii="Times New Roman" w:hAnsi="Times New Roman"/>
+          <w:b/>
+          <w:i/>
+          <w:sz w:val="24"/>
+        </w:rPr>
+        <w:t>Desire for Completeness</w:t>
+      </w:r>
+      <w:r>
+        <w:rPr>
+          <w:rFonts w:ascii="Times New Roman" w:hAnsi="Times New Roman"/>
+          <w:b/>
+          <w:sz w:val="24"/>
+        </w:rPr>
+        <w:t xml:space="preserve"> terhadap </w:t>
+      </w:r>
+      <w:r>
+        <w:rPr>
+          <w:rFonts w:ascii="Times New Roman" w:hAnsi="Times New Roman"/>
+          <w:b/>
+          <w:i/>
+          <w:sz w:val="24"/>
+        </w:rPr>
+        <w:t>Impulsive Buying</w:t>
       </w:r>
     </w:p>
     <w:p>
@@ -9806,6 +10883,7 @@
       <w:r>
         <w:rPr>
           <w:rFonts w:ascii="Times New Roman" w:hAnsi="Times New Roman"/>
+          <w:b w:val="0"/>
           <w:i/>
           <w:sz w:val="24"/>
         </w:rPr>
@@ -9821,6 +10899,7 @@
       <w:r>
         <w:rPr>
           <w:rFonts w:ascii="Times New Roman" w:hAnsi="Times New Roman"/>
+          <w:b w:val="0"/>
           <w:i/>
           <w:sz w:val="24"/>
         </w:rPr>
@@ -9836,6 +10915,7 @@
       <w:r>
         <w:rPr>
           <w:rFonts w:ascii="Times New Roman" w:hAnsi="Times New Roman"/>
+          <w:b w:val="0"/>
           <w:i/>
           <w:sz w:val="24"/>
         </w:rPr>
@@ -9873,6 +10953,7 @@
       <w:r>
         <w:rPr>
           <w:rFonts w:ascii="Times New Roman" w:hAnsi="Times New Roman"/>
+          <w:b w:val="0"/>
           <w:i/>
           <w:sz w:val="24"/>
         </w:rPr>
@@ -9888,6 +10969,7 @@
       <w:r>
         <w:rPr>
           <w:rFonts w:ascii="Times New Roman" w:hAnsi="Times New Roman"/>
+          <w:b w:val="0"/>
           <w:i/>
           <w:sz w:val="24"/>
         </w:rPr>
@@ -9925,6 +11007,7 @@
       <w:r>
         <w:rPr>
           <w:rFonts w:ascii="Times New Roman" w:hAnsi="Times New Roman"/>
+          <w:b w:val="0"/>
           <w:i/>
           <w:sz w:val="24"/>
         </w:rPr>
@@ -9940,6 +11023,7 @@
       <w:r>
         <w:rPr>
           <w:rFonts w:ascii="Times New Roman" w:hAnsi="Times New Roman"/>
+          <w:b w:val="0"/>
           <w:i/>
           <w:sz w:val="24"/>
         </w:rPr>
@@ -9955,6 +11039,7 @@
       <w:r>
         <w:rPr>
           <w:rFonts w:ascii="Times New Roman" w:hAnsi="Times New Roman"/>
+          <w:b w:val="0"/>
           <w:i/>
           <w:sz w:val="24"/>
         </w:rPr>
@@ -9980,7 +11065,41 @@
           <w:b/>
           <w:sz w:val="24"/>
         </w:rPr>
-        <w:t>H2: *Desire for Completeness* berpengaruh positif dan signifikan terhadap *Impulsive Buying* booster pack kartu Pokémon TCG.</w:t>
+        <w:t xml:space="preserve">H2: </w:t>
+      </w:r>
+      <w:r>
+        <w:rPr>
+          <w:rFonts w:ascii="Times New Roman" w:hAnsi="Times New Roman"/>
+          <w:b/>
+          <w:i/>
+          <w:sz w:val="24"/>
+        </w:rPr>
+        <w:t>Desire for Completeness</w:t>
+      </w:r>
+      <w:r>
+        <w:rPr>
+          <w:rFonts w:ascii="Times New Roman" w:hAnsi="Times New Roman"/>
+          <w:b/>
+          <w:sz w:val="24"/>
+        </w:rPr>
+        <w:t xml:space="preserve"> berpengaruh positif dan signifikan terhadap </w:t>
+      </w:r>
+      <w:r>
+        <w:rPr>
+          <w:rFonts w:ascii="Times New Roman" w:hAnsi="Times New Roman"/>
+          <w:b/>
+          <w:i/>
+          <w:sz w:val="24"/>
+        </w:rPr>
+        <w:t>Impulsive Buying</w:t>
+      </w:r>
+      <w:r>
+        <w:rPr>
+          <w:rFonts w:ascii="Times New Roman" w:hAnsi="Times New Roman"/>
+          <w:b/>
+          <w:sz w:val="24"/>
+        </w:rPr>
+        <w:t xml:space="preserve"> booster pack kartu Pokémon TCG.</w:t>
       </w:r>
     </w:p>
     <w:p>
@@ -9996,10 +11115,35 @@
         <w:rPr>
           <w:rFonts w:ascii="Times New Roman" w:hAnsi="Times New Roman"/>
           <w:b/>
-          <w:color w:val="000000"/>
-          <w:sz w:val="24"/>
-        </w:rPr>
-        <w:t>2.4.3 Pengaruh *Speculative Motive* terhadap *Impulsive Buying*</w:t>
+          <w:sz w:val="24"/>
+        </w:rPr>
+        <w:t xml:space="preserve">2.4.3 Pengaruh </w:t>
+      </w:r>
+      <w:r>
+        <w:rPr>
+          <w:rFonts w:ascii="Times New Roman" w:hAnsi="Times New Roman"/>
+          <w:b/>
+          <w:i/>
+          <w:sz w:val="24"/>
+        </w:rPr>
+        <w:t>Speculative Motive</w:t>
+      </w:r>
+      <w:r>
+        <w:rPr>
+          <w:rFonts w:ascii="Times New Roman" w:hAnsi="Times New Roman"/>
+          <w:b/>
+          <w:sz w:val="24"/>
+        </w:rPr>
+        <w:t xml:space="preserve"> terhadap </w:t>
+      </w:r>
+      <w:r>
+        <w:rPr>
+          <w:rFonts w:ascii="Times New Roman" w:hAnsi="Times New Roman"/>
+          <w:b/>
+          <w:i/>
+          <w:sz w:val="24"/>
+        </w:rPr>
+        <w:t>Impulsive Buying</w:t>
       </w:r>
     </w:p>
     <w:p>
@@ -10026,6 +11170,7 @@
       <w:r>
         <w:rPr>
           <w:rFonts w:ascii="Times New Roman" w:hAnsi="Times New Roman"/>
+          <w:b w:val="0"/>
           <w:i/>
           <w:sz w:val="24"/>
         </w:rPr>
@@ -10041,6 +11186,7 @@
       <w:r>
         <w:rPr>
           <w:rFonts w:ascii="Times New Roman" w:hAnsi="Times New Roman"/>
+          <w:b w:val="0"/>
           <w:i/>
           <w:sz w:val="24"/>
         </w:rPr>
@@ -10056,6 +11202,7 @@
       <w:r>
         <w:rPr>
           <w:rFonts w:ascii="Times New Roman" w:hAnsi="Times New Roman"/>
+          <w:b w:val="0"/>
           <w:i/>
           <w:sz w:val="24"/>
         </w:rPr>
@@ -10093,6 +11240,7 @@
       <w:r>
         <w:rPr>
           <w:rFonts w:ascii="Times New Roman" w:hAnsi="Times New Roman"/>
+          <w:b w:val="0"/>
           <w:i/>
           <w:sz w:val="24"/>
         </w:rPr>
@@ -10108,6 +11256,7 @@
       <w:r>
         <w:rPr>
           <w:rFonts w:ascii="Times New Roman" w:hAnsi="Times New Roman"/>
+          <w:b w:val="0"/>
           <w:i/>
           <w:sz w:val="24"/>
         </w:rPr>
@@ -10123,6 +11272,7 @@
       <w:r>
         <w:rPr>
           <w:rFonts w:ascii="Times New Roman" w:hAnsi="Times New Roman"/>
+          <w:b w:val="0"/>
           <w:i/>
           <w:sz w:val="24"/>
         </w:rPr>
@@ -10160,6 +11310,7 @@
       <w:r>
         <w:rPr>
           <w:rFonts w:ascii="Times New Roman" w:hAnsi="Times New Roman"/>
+          <w:b w:val="0"/>
           <w:i/>
           <w:sz w:val="24"/>
         </w:rPr>
@@ -10175,6 +11326,7 @@
       <w:r>
         <w:rPr>
           <w:rFonts w:ascii="Times New Roman" w:hAnsi="Times New Roman"/>
+          <w:b w:val="0"/>
           <w:i/>
           <w:sz w:val="24"/>
         </w:rPr>
@@ -10190,6 +11342,7 @@
       <w:r>
         <w:rPr>
           <w:rFonts w:ascii="Times New Roman" w:hAnsi="Times New Roman"/>
+          <w:b w:val="0"/>
           <w:i/>
           <w:sz w:val="24"/>
         </w:rPr>
@@ -10205,6 +11358,7 @@
       <w:r>
         <w:rPr>
           <w:rFonts w:ascii="Times New Roman" w:hAnsi="Times New Roman"/>
+          <w:b w:val="0"/>
           <w:i/>
           <w:sz w:val="24"/>
         </w:rPr>
@@ -10230,7 +11384,41 @@
           <w:b/>
           <w:sz w:val="24"/>
         </w:rPr>
-        <w:t>H3: *Speculative Motive* berpengaruh positif dan signifikan terhadap *Impulsive Buying* booster pack kartu Pokémon TCG.</w:t>
+        <w:t xml:space="preserve">H3: </w:t>
+      </w:r>
+      <w:r>
+        <w:rPr>
+          <w:rFonts w:ascii="Times New Roman" w:hAnsi="Times New Roman"/>
+          <w:b/>
+          <w:i/>
+          <w:sz w:val="24"/>
+        </w:rPr>
+        <w:t>Speculative Motive</w:t>
+      </w:r>
+      <w:r>
+        <w:rPr>
+          <w:rFonts w:ascii="Times New Roman" w:hAnsi="Times New Roman"/>
+          <w:b/>
+          <w:sz w:val="24"/>
+        </w:rPr>
+        <w:t xml:space="preserve"> berpengaruh positif dan signifikan terhadap </w:t>
+      </w:r>
+      <w:r>
+        <w:rPr>
+          <w:rFonts w:ascii="Times New Roman" w:hAnsi="Times New Roman"/>
+          <w:b/>
+          <w:i/>
+          <w:sz w:val="24"/>
+        </w:rPr>
+        <w:t>Impulsive Buying</w:t>
+      </w:r>
+      <w:r>
+        <w:rPr>
+          <w:rFonts w:ascii="Times New Roman" w:hAnsi="Times New Roman"/>
+          <w:b/>
+          <w:sz w:val="24"/>
+        </w:rPr>
+        <w:t xml:space="preserve"> booster pack kartu Pokémon TCG.</w:t>
       </w:r>
     </w:p>
     <w:p>
@@ -10246,10 +11434,52 @@
         <w:rPr>
           <w:rFonts w:ascii="Times New Roman" w:hAnsi="Times New Roman"/>
           <w:b/>
-          <w:color w:val="000000"/>
-          <w:sz w:val="24"/>
-        </w:rPr>
-        <w:t>2.4.4 Pengaruh Moderasi *Self-Control* terhadap Hubungan *Hedonic Motivation* dan *Impulsive Buying*</w:t>
+          <w:sz w:val="24"/>
+        </w:rPr>
+        <w:t xml:space="preserve">2.4.4 Pengaruh Moderasi </w:t>
+      </w:r>
+      <w:r>
+        <w:rPr>
+          <w:rFonts w:ascii="Times New Roman" w:hAnsi="Times New Roman"/>
+          <w:b/>
+          <w:i/>
+          <w:sz w:val="24"/>
+        </w:rPr>
+        <w:t>Self-Control</w:t>
+      </w:r>
+      <w:r>
+        <w:rPr>
+          <w:rFonts w:ascii="Times New Roman" w:hAnsi="Times New Roman"/>
+          <w:b/>
+          <w:sz w:val="24"/>
+        </w:rPr>
+        <w:t xml:space="preserve"> terhadap Hubungan </w:t>
+      </w:r>
+      <w:r>
+        <w:rPr>
+          <w:rFonts w:ascii="Times New Roman" w:hAnsi="Times New Roman"/>
+          <w:b/>
+          <w:i/>
+          <w:sz w:val="24"/>
+        </w:rPr>
+        <w:t>Hedonic Motivation</w:t>
+      </w:r>
+      <w:r>
+        <w:rPr>
+          <w:rFonts w:ascii="Times New Roman" w:hAnsi="Times New Roman"/>
+          <w:b/>
+          <w:sz w:val="24"/>
+        </w:rPr>
+        <w:t xml:space="preserve"> dan </w:t>
+      </w:r>
+      <w:r>
+        <w:rPr>
+          <w:rFonts w:ascii="Times New Roman" w:hAnsi="Times New Roman"/>
+          <w:b/>
+          <w:i/>
+          <w:sz w:val="24"/>
+        </w:rPr>
+        <w:t>Impulsive Buying</w:t>
       </w:r>
     </w:p>
     <w:p>
@@ -10276,6 +11506,7 @@
       <w:r>
         <w:rPr>
           <w:rFonts w:ascii="Times New Roman" w:hAnsi="Times New Roman"/>
+          <w:b w:val="0"/>
           <w:i/>
           <w:sz w:val="24"/>
         </w:rPr>
@@ -10291,6 +11522,7 @@
       <w:r>
         <w:rPr>
           <w:rFonts w:ascii="Times New Roman" w:hAnsi="Times New Roman"/>
+          <w:b w:val="0"/>
           <w:i/>
           <w:sz w:val="24"/>
         </w:rPr>
@@ -10306,6 +11538,7 @@
       <w:r>
         <w:rPr>
           <w:rFonts w:ascii="Times New Roman" w:hAnsi="Times New Roman"/>
+          <w:b w:val="0"/>
           <w:i/>
           <w:sz w:val="24"/>
         </w:rPr>
@@ -10321,6 +11554,7 @@
       <w:r>
         <w:rPr>
           <w:rFonts w:ascii="Times New Roman" w:hAnsi="Times New Roman"/>
+          <w:b w:val="0"/>
           <w:i/>
           <w:sz w:val="24"/>
         </w:rPr>
@@ -10358,6 +11592,7 @@
       <w:r>
         <w:rPr>
           <w:rFonts w:ascii="Times New Roman" w:hAnsi="Times New Roman"/>
+          <w:b w:val="0"/>
           <w:i/>
           <w:sz w:val="24"/>
         </w:rPr>
@@ -10373,6 +11608,7 @@
       <w:r>
         <w:rPr>
           <w:rFonts w:ascii="Times New Roman" w:hAnsi="Times New Roman"/>
+          <w:b w:val="0"/>
           <w:i/>
           <w:sz w:val="24"/>
         </w:rPr>
@@ -10420,7 +11656,58 @@
           <w:b/>
           <w:sz w:val="24"/>
         </w:rPr>
-        <w:t>H4: *Self-Control* memoderasi (memperlemah) pengaruh *Hedonic Motivation* terhadap *Impulsive Buying* booster pack kartu Pokémon TCG.</w:t>
+        <w:t xml:space="preserve">H4: </w:t>
+      </w:r>
+      <w:r>
+        <w:rPr>
+          <w:rFonts w:ascii="Times New Roman" w:hAnsi="Times New Roman"/>
+          <w:b/>
+          <w:i/>
+          <w:sz w:val="24"/>
+        </w:rPr>
+        <w:t>Self-Control</w:t>
+      </w:r>
+      <w:r>
+        <w:rPr>
+          <w:rFonts w:ascii="Times New Roman" w:hAnsi="Times New Roman"/>
+          <w:b/>
+          <w:sz w:val="24"/>
+        </w:rPr>
+        <w:t xml:space="preserve"> memoderasi (memperlemah) pengaruh </w:t>
+      </w:r>
+      <w:r>
+        <w:rPr>
+          <w:rFonts w:ascii="Times New Roman" w:hAnsi="Times New Roman"/>
+          <w:b/>
+          <w:i/>
+          <w:sz w:val="24"/>
+        </w:rPr>
+        <w:t>Hedonic Motivation</w:t>
+      </w:r>
+      <w:r>
+        <w:rPr>
+          <w:rFonts w:ascii="Times New Roman" w:hAnsi="Times New Roman"/>
+          <w:b/>
+          <w:sz w:val="24"/>
+        </w:rPr>
+        <w:t xml:space="preserve"> terhadap </w:t>
+      </w:r>
+      <w:r>
+        <w:rPr>
+          <w:rFonts w:ascii="Times New Roman" w:hAnsi="Times New Roman"/>
+          <w:b/>
+          <w:i/>
+          <w:sz w:val="24"/>
+        </w:rPr>
+        <w:t>Impulsive Buying</w:t>
+      </w:r>
+      <w:r>
+        <w:rPr>
+          <w:rFonts w:ascii="Times New Roman" w:hAnsi="Times New Roman"/>
+          <w:b/>
+          <w:sz w:val="24"/>
+        </w:rPr>
+        <w:t xml:space="preserve"> booster pack kartu Pokémon TCG.</w:t>
       </w:r>
     </w:p>
     <w:p>
@@ -10436,10 +11723,52 @@
         <w:rPr>
           <w:rFonts w:ascii="Times New Roman" w:hAnsi="Times New Roman"/>
           <w:b/>
-          <w:color w:val="000000"/>
-          <w:sz w:val="24"/>
-        </w:rPr>
-        <w:t>2.4.5 Pengaruh Moderasi *Self-Control* terhadap Hubungan *Desire for Completeness* dan *Impulsive Buying*</w:t>
+          <w:sz w:val="24"/>
+        </w:rPr>
+        <w:t xml:space="preserve">2.4.5 Pengaruh Moderasi </w:t>
+      </w:r>
+      <w:r>
+        <w:rPr>
+          <w:rFonts w:ascii="Times New Roman" w:hAnsi="Times New Roman"/>
+          <w:b/>
+          <w:i/>
+          <w:sz w:val="24"/>
+        </w:rPr>
+        <w:t>Self-Control</w:t>
+      </w:r>
+      <w:r>
+        <w:rPr>
+          <w:rFonts w:ascii="Times New Roman" w:hAnsi="Times New Roman"/>
+          <w:b/>
+          <w:sz w:val="24"/>
+        </w:rPr>
+        <w:t xml:space="preserve"> terhadap Hubungan </w:t>
+      </w:r>
+      <w:r>
+        <w:rPr>
+          <w:rFonts w:ascii="Times New Roman" w:hAnsi="Times New Roman"/>
+          <w:b/>
+          <w:i/>
+          <w:sz w:val="24"/>
+        </w:rPr>
+        <w:t>Desire for Completeness</w:t>
+      </w:r>
+      <w:r>
+        <w:rPr>
+          <w:rFonts w:ascii="Times New Roman" w:hAnsi="Times New Roman"/>
+          <w:b/>
+          <w:sz w:val="24"/>
+        </w:rPr>
+        <w:t xml:space="preserve"> dan </w:t>
+      </w:r>
+      <w:r>
+        <w:rPr>
+          <w:rFonts w:ascii="Times New Roman" w:hAnsi="Times New Roman"/>
+          <w:b/>
+          <w:i/>
+          <w:sz w:val="24"/>
+        </w:rPr>
+        <w:t>Impulsive Buying</w:t>
       </w:r>
     </w:p>
     <w:p>
@@ -10466,6 +11795,7 @@
       <w:r>
         <w:rPr>
           <w:rFonts w:ascii="Times New Roman" w:hAnsi="Times New Roman"/>
+          <w:b w:val="0"/>
           <w:i/>
           <w:sz w:val="24"/>
         </w:rPr>
@@ -10525,6 +11855,7 @@
       <w:r>
         <w:rPr>
           <w:rFonts w:ascii="Times New Roman" w:hAnsi="Times New Roman"/>
+          <w:b w:val="0"/>
           <w:i/>
           <w:sz w:val="24"/>
         </w:rPr>
@@ -10540,6 +11871,7 @@
       <w:r>
         <w:rPr>
           <w:rFonts w:ascii="Times New Roman" w:hAnsi="Times New Roman"/>
+          <w:b w:val="0"/>
           <w:i/>
           <w:sz w:val="24"/>
         </w:rPr>
@@ -10565,7 +11897,58 @@
           <w:b/>
           <w:sz w:val="24"/>
         </w:rPr>
-        <w:t>H5: *Self-Control* memoderasi (memperlemah) pengaruh *Desire for Completeness* terhadap *Impulsive Buying* booster pack kartu Pokémon TCG.</w:t>
+        <w:t xml:space="preserve">H5: </w:t>
+      </w:r>
+      <w:r>
+        <w:rPr>
+          <w:rFonts w:ascii="Times New Roman" w:hAnsi="Times New Roman"/>
+          <w:b/>
+          <w:i/>
+          <w:sz w:val="24"/>
+        </w:rPr>
+        <w:t>Self-Control</w:t>
+      </w:r>
+      <w:r>
+        <w:rPr>
+          <w:rFonts w:ascii="Times New Roman" w:hAnsi="Times New Roman"/>
+          <w:b/>
+          <w:sz w:val="24"/>
+        </w:rPr>
+        <w:t xml:space="preserve"> memoderasi (memperlemah) pengaruh </w:t>
+      </w:r>
+      <w:r>
+        <w:rPr>
+          <w:rFonts w:ascii="Times New Roman" w:hAnsi="Times New Roman"/>
+          <w:b/>
+          <w:i/>
+          <w:sz w:val="24"/>
+        </w:rPr>
+        <w:t>Desire for Completeness</w:t>
+      </w:r>
+      <w:r>
+        <w:rPr>
+          <w:rFonts w:ascii="Times New Roman" w:hAnsi="Times New Roman"/>
+          <w:b/>
+          <w:sz w:val="24"/>
+        </w:rPr>
+        <w:t xml:space="preserve"> terhadap </w:t>
+      </w:r>
+      <w:r>
+        <w:rPr>
+          <w:rFonts w:ascii="Times New Roman" w:hAnsi="Times New Roman"/>
+          <w:b/>
+          <w:i/>
+          <w:sz w:val="24"/>
+        </w:rPr>
+        <w:t>Impulsive Buying</w:t>
+      </w:r>
+      <w:r>
+        <w:rPr>
+          <w:rFonts w:ascii="Times New Roman" w:hAnsi="Times New Roman"/>
+          <w:b/>
+          <w:sz w:val="24"/>
+        </w:rPr>
+        <w:t xml:space="preserve"> booster pack kartu Pokémon TCG.</w:t>
       </w:r>
     </w:p>
     <w:p>
@@ -10581,10 +11964,52 @@
         <w:rPr>
           <w:rFonts w:ascii="Times New Roman" w:hAnsi="Times New Roman"/>
           <w:b/>
-          <w:color w:val="000000"/>
-          <w:sz w:val="24"/>
-        </w:rPr>
-        <w:t>2.4.6 Pengaruh Moderasi *Self-Control* terhadap Hubungan *Speculative Motive* dan *Impulsive Buying*</w:t>
+          <w:sz w:val="24"/>
+        </w:rPr>
+        <w:t xml:space="preserve">2.4.6 Pengaruh Moderasi </w:t>
+      </w:r>
+      <w:r>
+        <w:rPr>
+          <w:rFonts w:ascii="Times New Roman" w:hAnsi="Times New Roman"/>
+          <w:b/>
+          <w:i/>
+          <w:sz w:val="24"/>
+        </w:rPr>
+        <w:t>Self-Control</w:t>
+      </w:r>
+      <w:r>
+        <w:rPr>
+          <w:rFonts w:ascii="Times New Roman" w:hAnsi="Times New Roman"/>
+          <w:b/>
+          <w:sz w:val="24"/>
+        </w:rPr>
+        <w:t xml:space="preserve"> terhadap Hubungan </w:t>
+      </w:r>
+      <w:r>
+        <w:rPr>
+          <w:rFonts w:ascii="Times New Roman" w:hAnsi="Times New Roman"/>
+          <w:b/>
+          <w:i/>
+          <w:sz w:val="24"/>
+        </w:rPr>
+        <w:t>Speculative Motive</w:t>
+      </w:r>
+      <w:r>
+        <w:rPr>
+          <w:rFonts w:ascii="Times New Roman" w:hAnsi="Times New Roman"/>
+          <w:b/>
+          <w:sz w:val="24"/>
+        </w:rPr>
+        <w:t xml:space="preserve"> dan </w:t>
+      </w:r>
+      <w:r>
+        <w:rPr>
+          <w:rFonts w:ascii="Times New Roman" w:hAnsi="Times New Roman"/>
+          <w:b/>
+          <w:i/>
+          <w:sz w:val="24"/>
+        </w:rPr>
+        <w:t>Impulsive Buying</w:t>
       </w:r>
     </w:p>
     <w:p>
@@ -10611,6 +12036,7 @@
       <w:r>
         <w:rPr>
           <w:rFonts w:ascii="Times New Roman" w:hAnsi="Times New Roman"/>
+          <w:b w:val="0"/>
           <w:i/>
           <w:sz w:val="24"/>
         </w:rPr>
@@ -10670,6 +12096,7 @@
       <w:r>
         <w:rPr>
           <w:rFonts w:ascii="Times New Roman" w:hAnsi="Times New Roman"/>
+          <w:b w:val="0"/>
           <w:i/>
           <w:sz w:val="24"/>
         </w:rPr>
@@ -10695,7 +12122,58 @@
           <w:b/>
           <w:sz w:val="24"/>
         </w:rPr>
-        <w:t>H6: *Self-Control* memoderasi (memperlemah) pengaruh *Speculative Motive* terhadap *Impulsive Buying* booster pack kartu Pokémon TCG.</w:t>
+        <w:t xml:space="preserve">H6: </w:t>
+      </w:r>
+      <w:r>
+        <w:rPr>
+          <w:rFonts w:ascii="Times New Roman" w:hAnsi="Times New Roman"/>
+          <w:b/>
+          <w:i/>
+          <w:sz w:val="24"/>
+        </w:rPr>
+        <w:t>Self-Control</w:t>
+      </w:r>
+      <w:r>
+        <w:rPr>
+          <w:rFonts w:ascii="Times New Roman" w:hAnsi="Times New Roman"/>
+          <w:b/>
+          <w:sz w:val="24"/>
+        </w:rPr>
+        <w:t xml:space="preserve"> memoderasi (memperlemah) pengaruh </w:t>
+      </w:r>
+      <w:r>
+        <w:rPr>
+          <w:rFonts w:ascii="Times New Roman" w:hAnsi="Times New Roman"/>
+          <w:b/>
+          <w:i/>
+          <w:sz w:val="24"/>
+        </w:rPr>
+        <w:t>Speculative Motive</w:t>
+      </w:r>
+      <w:r>
+        <w:rPr>
+          <w:rFonts w:ascii="Times New Roman" w:hAnsi="Times New Roman"/>
+          <w:b/>
+          <w:sz w:val="24"/>
+        </w:rPr>
+        <w:t xml:space="preserve"> terhadap </w:t>
+      </w:r>
+      <w:r>
+        <w:rPr>
+          <w:rFonts w:ascii="Times New Roman" w:hAnsi="Times New Roman"/>
+          <w:b/>
+          <w:i/>
+          <w:sz w:val="24"/>
+        </w:rPr>
+        <w:t>Impulsive Buying</w:t>
+      </w:r>
+      <w:r>
+        <w:rPr>
+          <w:rFonts w:ascii="Times New Roman" w:hAnsi="Times New Roman"/>
+          <w:b/>
+          <w:sz w:val="24"/>
+        </w:rPr>
+        <w:t xml:space="preserve"> booster pack kartu Pokémon TCG.</w:t>
       </w:r>
     </w:p>
     <w:p>
@@ -10711,7 +12189,6 @@
         <w:rPr>
           <w:rFonts w:ascii="Times New Roman" w:hAnsi="Times New Roman"/>
           <w:b/>
-          <w:color w:val="000000"/>
           <w:sz w:val="24"/>
         </w:rPr>
         <w:t>2.5 Rerangka Penelitian</w:t>
@@ -10817,7 +12294,6 @@
         <w:rPr>
           <w:rFonts w:ascii="Times New Roman" w:hAnsi="Times New Roman"/>
           <w:b/>
-          <w:color w:val="000000"/>
           <w:sz w:val="24"/>
         </w:rPr>
         <w:t>BAB 3 METODE PENELITIAN</w:t>
@@ -10836,7 +12312,6 @@
         <w:rPr>
           <w:rFonts w:ascii="Times New Roman" w:hAnsi="Times New Roman"/>
           <w:b/>
-          <w:color w:val="000000"/>
           <w:sz w:val="24"/>
         </w:rPr>
         <w:t>3.1 Jenis dan Sumber Data</w:t>
@@ -10858,6 +12333,7 @@
       <w:r>
         <w:rPr>
           <w:rFonts w:ascii="Times New Roman" w:hAnsi="Times New Roman"/>
+          <w:b w:val="0"/>
           <w:i/>
           <w:sz w:val="24"/>
         </w:rPr>
@@ -10873,6 +12349,7 @@
       <w:r>
         <w:rPr>
           <w:rFonts w:ascii="Times New Roman" w:hAnsi="Times New Roman"/>
+          <w:b w:val="0"/>
           <w:i/>
           <w:sz w:val="24"/>
         </w:rPr>
@@ -10902,6 +12379,7 @@
       <w:r>
         <w:rPr>
           <w:rFonts w:ascii="Times New Roman" w:hAnsi="Times New Roman"/>
+          <w:b w:val="0"/>
           <w:i/>
           <w:sz w:val="24"/>
         </w:rPr>
@@ -11460,6 +12938,7 @@
       <w:r>
         <w:rPr>
           <w:rFonts w:ascii="Times New Roman" w:hAnsi="Times New Roman"/>
+          <w:b w:val="0"/>
           <w:i/>
           <w:sz w:val="24"/>
         </w:rPr>
@@ -11493,7 +12972,6 @@
         <w:rPr>
           <w:rFonts w:ascii="Times New Roman" w:hAnsi="Times New Roman"/>
           <w:b/>
-          <w:color w:val="000000"/>
           <w:sz w:val="24"/>
         </w:rPr>
         <w:t>3.1.1 Batasan Penelitian dan Ruang Lingkup Operasional</w:t>
@@ -11543,6 +13021,7 @@
       <w:r>
         <w:rPr>
           <w:rFonts w:ascii="Times New Roman" w:hAnsi="Times New Roman"/>
+          <w:b w:val="0"/>
           <w:i/>
           <w:sz w:val="24"/>
         </w:rPr>
@@ -11558,6 +13037,7 @@
       <w:r>
         <w:rPr>
           <w:rFonts w:ascii="Times New Roman" w:hAnsi="Times New Roman"/>
+          <w:b w:val="0"/>
           <w:i/>
           <w:sz w:val="24"/>
         </w:rPr>
@@ -11573,6 +13053,7 @@
       <w:r>
         <w:rPr>
           <w:rFonts w:ascii="Times New Roman" w:hAnsi="Times New Roman"/>
+          <w:b w:val="0"/>
           <w:i/>
           <w:sz w:val="24"/>
         </w:rPr>
@@ -11588,6 +13069,7 @@
       <w:r>
         <w:rPr>
           <w:rFonts w:ascii="Times New Roman" w:hAnsi="Times New Roman"/>
+          <w:b w:val="0"/>
           <w:i/>
           <w:sz w:val="24"/>
         </w:rPr>
@@ -11603,6 +13085,7 @@
       <w:r>
         <w:rPr>
           <w:rFonts w:ascii="Times New Roman" w:hAnsi="Times New Roman"/>
+          <w:b w:val="0"/>
           <w:i/>
           <w:sz w:val="24"/>
         </w:rPr>
@@ -11618,6 +13101,7 @@
       <w:r>
         <w:rPr>
           <w:rFonts w:ascii="Times New Roman" w:hAnsi="Times New Roman"/>
+          <w:b w:val="0"/>
           <w:i/>
           <w:sz w:val="24"/>
         </w:rPr>
@@ -11633,6 +13117,7 @@
       <w:r>
         <w:rPr>
           <w:rFonts w:ascii="Times New Roman" w:hAnsi="Times New Roman"/>
+          <w:b w:val="0"/>
           <w:i/>
           <w:sz w:val="24"/>
         </w:rPr>
@@ -11676,6 +13161,7 @@
       <w:r>
         <w:rPr>
           <w:rFonts w:ascii="Times New Roman" w:hAnsi="Times New Roman"/>
+          <w:b w:val="0"/>
           <w:i/>
           <w:sz w:val="24"/>
         </w:rPr>
@@ -11719,6 +13205,7 @@
       <w:r>
         <w:rPr>
           <w:rFonts w:ascii="Times New Roman" w:hAnsi="Times New Roman"/>
+          <w:b w:val="0"/>
           <w:i/>
           <w:sz w:val="24"/>
         </w:rPr>
@@ -11734,6 +13221,7 @@
       <w:r>
         <w:rPr>
           <w:rFonts w:ascii="Times New Roman" w:hAnsi="Times New Roman"/>
+          <w:b w:val="0"/>
           <w:i/>
           <w:sz w:val="24"/>
         </w:rPr>
@@ -11749,6 +13237,7 @@
       <w:r>
         <w:rPr>
           <w:rFonts w:ascii="Times New Roman" w:hAnsi="Times New Roman"/>
+          <w:b w:val="0"/>
           <w:i/>
           <w:sz w:val="24"/>
         </w:rPr>
@@ -11764,6 +13253,7 @@
       <w:r>
         <w:rPr>
           <w:rFonts w:ascii="Times New Roman" w:hAnsi="Times New Roman"/>
+          <w:b w:val="0"/>
           <w:i/>
           <w:sz w:val="24"/>
         </w:rPr>
@@ -11779,6 +13269,7 @@
       <w:r>
         <w:rPr>
           <w:rFonts w:ascii="Times New Roman" w:hAnsi="Times New Roman"/>
+          <w:b w:val="0"/>
           <w:i/>
           <w:sz w:val="24"/>
         </w:rPr>
@@ -11794,6 +13285,7 @@
       <w:r>
         <w:rPr>
           <w:rFonts w:ascii="Times New Roman" w:hAnsi="Times New Roman"/>
+          <w:b w:val="0"/>
           <w:i/>
           <w:sz w:val="24"/>
         </w:rPr>
@@ -11820,7 +13312,6 @@
         <w:rPr>
           <w:rFonts w:ascii="Times New Roman" w:hAnsi="Times New Roman"/>
           <w:b/>
-          <w:color w:val="000000"/>
           <w:sz w:val="24"/>
         </w:rPr>
         <w:t>3.2 Populasi dan Sampel</w:t>
@@ -11839,7 +13330,6 @@
         <w:rPr>
           <w:rFonts w:ascii="Times New Roman" w:hAnsi="Times New Roman"/>
           <w:b/>
-          <w:color w:val="000000"/>
           <w:sz w:val="24"/>
         </w:rPr>
         <w:t>3.2.1 Populasi dan Identifikasi Sumber Komunitas</w:t>
@@ -11861,6 +13351,7 @@
       <w:r>
         <w:rPr>
           <w:rFonts w:ascii="Times New Roman" w:hAnsi="Times New Roman"/>
+          <w:b w:val="0"/>
           <w:i/>
           <w:sz w:val="24"/>
         </w:rPr>
@@ -11906,7 +13397,24 @@
           <w:b/>
           <w:sz w:val="24"/>
         </w:rPr>
-        <w:t>Komunitas Toko Hobi Resmi (*Local Game Stores* / LGS):</w:t>
+        <w:t>Komunitas Toko Hobi Resmi (</w:t>
+      </w:r>
+      <w:r>
+        <w:rPr>
+          <w:rFonts w:ascii="Times New Roman" w:hAnsi="Times New Roman"/>
+          <w:b/>
+          <w:i/>
+          <w:sz w:val="24"/>
+        </w:rPr>
+        <w:t>Local Game Stores</w:t>
+      </w:r>
+      <w:r>
+        <w:rPr>
+          <w:rFonts w:ascii="Times New Roman" w:hAnsi="Times New Roman"/>
+          <w:b/>
+          <w:sz w:val="24"/>
+        </w:rPr>
+        <w:t xml:space="preserve"> / LGS):</w:t>
       </w:r>
       <w:r>
         <w:rPr>
@@ -11946,6 +13454,7 @@
       <w:r>
         <w:rPr>
           <w:rFonts w:ascii="Times New Roman" w:hAnsi="Times New Roman"/>
+          <w:b w:val="0"/>
           <w:i/>
           <w:sz w:val="24"/>
         </w:rPr>
@@ -11989,6 +13498,7 @@
       <w:r>
         <w:rPr>
           <w:rFonts w:ascii="Times New Roman" w:hAnsi="Times New Roman"/>
+          <w:b w:val="0"/>
           <w:i/>
           <w:sz w:val="24"/>
         </w:rPr>
@@ -12004,6 +13514,7 @@
       <w:r>
         <w:rPr>
           <w:rFonts w:ascii="Times New Roman" w:hAnsi="Times New Roman"/>
+          <w:b w:val="0"/>
           <w:i/>
           <w:sz w:val="24"/>
         </w:rPr>
@@ -12030,7 +13541,6 @@
         <w:rPr>
           <w:rFonts w:ascii="Times New Roman" w:hAnsi="Times New Roman"/>
           <w:b/>
-          <w:color w:val="000000"/>
           <w:sz w:val="24"/>
         </w:rPr>
         <w:t>3.2.2 Sampel dan Justifikasi Kriteria Inklusi</w:t>
@@ -12052,6 +13562,7 @@
       <w:r>
         <w:rPr>
           <w:rFonts w:ascii="Times New Roman" w:hAnsi="Times New Roman"/>
+          <w:b w:val="0"/>
           <w:i/>
           <w:sz w:val="24"/>
         </w:rPr>
@@ -12129,6 +13640,7 @@
       <w:r>
         <w:rPr>
           <w:rFonts w:ascii="Times New Roman" w:hAnsi="Times New Roman"/>
+          <w:b w:val="0"/>
           <w:i/>
           <w:sz w:val="24"/>
         </w:rPr>
@@ -12157,6 +13669,7 @@
       <w:r>
         <w:rPr>
           <w:rFonts w:ascii="Times New Roman" w:hAnsi="Times New Roman"/>
+          <w:b w:val="0"/>
           <w:i/>
           <w:sz w:val="24"/>
         </w:rPr>
@@ -12185,6 +13698,7 @@
       <w:r>
         <w:rPr>
           <w:rFonts w:ascii="Times New Roman" w:hAnsi="Times New Roman"/>
+          <w:b w:val="0"/>
           <w:i/>
           <w:sz w:val="24"/>
         </w:rPr>
@@ -12216,7 +13730,24 @@
           <w:b/>
           <w:sz w:val="24"/>
         </w:rPr>
-        <w:t>Pernah Membeli *Booster Pack* Resmi Pokémon TCG Fisik Minimal 1 Kali dalam 6–12 Bulan Terakhir:</w:t>
+        <w:t xml:space="preserve">Pernah Membeli </w:t>
+      </w:r>
+      <w:r>
+        <w:rPr>
+          <w:rFonts w:ascii="Times New Roman" w:hAnsi="Times New Roman"/>
+          <w:b/>
+          <w:i/>
+          <w:sz w:val="24"/>
+        </w:rPr>
+        <w:t>Booster Pack</w:t>
+      </w:r>
+      <w:r>
+        <w:rPr>
+          <w:rFonts w:ascii="Times New Roman" w:hAnsi="Times New Roman"/>
+          <w:b/>
+          <w:sz w:val="24"/>
+        </w:rPr>
+        <w:t xml:space="preserve"> Resmi Pokémon TCG Fisik Minimal 1 Kali dalam 6–12 Bulan Terakhir:</w:t>
       </w:r>
     </w:p>
     <w:p>
@@ -12234,6 +13765,7 @@
       <w:r>
         <w:rPr>
           <w:rFonts w:ascii="Times New Roman" w:hAnsi="Times New Roman"/>
+          <w:b w:val="0"/>
           <w:i/>
           <w:sz w:val="24"/>
         </w:rPr>
@@ -12249,6 +13781,7 @@
       <w:r>
         <w:rPr>
           <w:rFonts w:ascii="Times New Roman" w:hAnsi="Times New Roman"/>
+          <w:b w:val="0"/>
           <w:i/>
           <w:sz w:val="24"/>
         </w:rPr>
@@ -12277,17 +13810,34 @@
       <w:r>
         <w:rPr>
           <w:rFonts w:ascii="Times New Roman" w:hAnsi="Times New Roman"/>
+          <w:b w:val="0"/>
           <w:i/>
           <w:sz w:val="24"/>
         </w:rPr>
-        <w:t>Meminimalkan Bias Ingatan Retrospektif (\emph{Recall Bias</w:t>
-      </w:r>
-      <w:r>
-        <w:rPr>
-          <w:rFonts w:ascii="Times New Roman" w:hAnsi="Times New Roman"/>
-          <w:sz w:val="24"/>
-        </w:rPr>
-        <w:t>):} Rentang waktu 6–12 bulan merupakan standar baku dalam riset perilaku konsumen untuk memastikan bahwa memori kognitif dan luapan afektif saat bertransaksi masih tersimpan segar dalam ingatan responden, sehingga data yang dilaporkan memiliki akurasi tinggi.</w:t>
+        <w:t>Meminimalkan Bias Ingatan Retrospektif (</w:t>
+      </w:r>
+      <w:r>
+        <w:rPr>
+          <w:rFonts w:ascii="Times New Roman" w:hAnsi="Times New Roman"/>
+          <w:sz w:val="24"/>
+        </w:rPr>
+        <w:t>Recall Bias</w:t>
+      </w:r>
+      <w:r>
+        <w:rPr>
+          <w:rFonts w:ascii="Times New Roman" w:hAnsi="Times New Roman"/>
+          <w:b w:val="0"/>
+          <w:i/>
+          <w:sz w:val="24"/>
+        </w:rPr>
+        <w:t>):</w:t>
+      </w:r>
+      <w:r>
+        <w:rPr>
+          <w:rFonts w:ascii="Times New Roman" w:hAnsi="Times New Roman"/>
+          <w:sz w:val="24"/>
+        </w:rPr>
+        <w:t xml:space="preserve"> Rentang waktu 6–12 bulan merupakan standar baku dalam riset perilaku konsumen untuk memastikan bahwa memori kognitif dan luapan afektif saat bertransaksi masih tersimpan segar dalam ingatan responden, sehingga data yang dilaporkan memiliki akurasi tinggi.</w:t>
       </w:r>
     </w:p>
     <w:p>
@@ -12303,7 +13853,6 @@
         <w:rPr>
           <w:rFonts w:ascii="Times New Roman" w:hAnsi="Times New Roman"/>
           <w:b/>
-          <w:color w:val="000000"/>
           <w:sz w:val="24"/>
         </w:rPr>
         <w:t>3.2.3 Penentuan Ukuran Sampel</w:t>
@@ -12345,6 +13894,7 @@
       <w:r>
         <w:rPr>
           <w:rFonts w:ascii="Times New Roman" w:hAnsi="Times New Roman"/>
+          <w:b w:val="0"/>
           <w:i/>
           <w:sz w:val="24"/>
         </w:rPr>
@@ -12363,11 +13913,14 @@
         <w:spacing w:before="120" w:after="120" w:line="360" w:lineRule="auto"/>
         <w:jc w:val="center"/>
       </w:pPr>
-      <m:oMath>
-        <m:r>
-          <m:t>N≥50+8k</m:t>
-        </m:r>
-      </m:oMath>
+      <w:r>
+        <w:rPr>
+          <w:rFonts w:ascii="Cambria Math" w:hAnsi="Cambria Math"/>
+          <w:i/>
+          <w:sz w:val="22"/>
+        </w:rPr>
+        <w:t>N \ge 50 + 8k</w:t>
+      </w:r>
     </w:p>
     <w:p>
       <w:pPr>
@@ -12380,7 +13933,183 @@
           <w:rFonts w:ascii="Times New Roman" w:hAnsi="Times New Roman"/>
           <w:sz w:val="24"/>
         </w:rPr>
-        <w:t>Dengan $k = 7$ prediktor ($X_1, X_2, X_3, M, X_1 \cdot M, X_2 \cdot M, X_3 \cdot M$), maka:</w:t>
+        <w:t xml:space="preserve">Dengan </w:t>
+      </w:r>
+      <w:r>
+        <w:rPr>
+          <w:rFonts w:ascii="Times New Roman" w:hAnsi="Times New Roman"/>
+          <w:b w:val="0"/>
+          <w:i/>
+          <w:sz w:val="24"/>
+        </w:rPr>
+        <w:t>k</w:t>
+      </w:r>
+      <w:r>
+        <w:rPr>
+          <w:rFonts w:ascii="Times New Roman" w:hAnsi="Times New Roman"/>
+          <w:sz w:val="24"/>
+        </w:rPr>
+        <w:t xml:space="preserve"> = 7 prediktor (</w:t>
+      </w:r>
+      <w:r>
+        <w:rPr>
+          <w:rFonts w:ascii="Times New Roman" w:hAnsi="Times New Roman"/>
+          <w:b w:val="0"/>
+          <w:i/>
+          <w:sz w:val="24"/>
+        </w:rPr>
+        <w:t>X</w:t>
+      </w:r>
+      <w:r>
+        <w:rPr>
+          <w:rFonts w:ascii="Times New Roman" w:hAnsi="Times New Roman"/>
+          <w:sz w:val="24"/>
+        </w:rPr>
+        <w:t xml:space="preserve">₁, </w:t>
+      </w:r>
+      <w:r>
+        <w:rPr>
+          <w:rFonts w:ascii="Times New Roman" w:hAnsi="Times New Roman"/>
+          <w:b w:val="0"/>
+          <w:i/>
+          <w:sz w:val="24"/>
+        </w:rPr>
+        <w:t>X</w:t>
+      </w:r>
+      <w:r>
+        <w:rPr>
+          <w:rFonts w:ascii="Times New Roman" w:hAnsi="Times New Roman"/>
+          <w:sz w:val="24"/>
+        </w:rPr>
+        <w:t xml:space="preserve">₂, </w:t>
+      </w:r>
+      <w:r>
+        <w:rPr>
+          <w:rFonts w:ascii="Times New Roman" w:hAnsi="Times New Roman"/>
+          <w:b w:val="0"/>
+          <w:i/>
+          <w:sz w:val="24"/>
+        </w:rPr>
+        <w:t>X</w:t>
+      </w:r>
+      <w:r>
+        <w:rPr>
+          <w:rFonts w:ascii="Times New Roman" w:hAnsi="Times New Roman"/>
+          <w:sz w:val="24"/>
+        </w:rPr>
+        <w:t xml:space="preserve">₃, </w:t>
+      </w:r>
+      <w:r>
+        <w:rPr>
+          <w:rFonts w:ascii="Times New Roman" w:hAnsi="Times New Roman"/>
+          <w:b w:val="0"/>
+          <w:i/>
+          <w:sz w:val="24"/>
+        </w:rPr>
+        <w:t>M</w:t>
+      </w:r>
+      <w:r>
+        <w:rPr>
+          <w:rFonts w:ascii="Times New Roman" w:hAnsi="Times New Roman"/>
+          <w:sz w:val="24"/>
+        </w:rPr>
+        <w:t xml:space="preserve">, </w:t>
+      </w:r>
+      <w:r>
+        <w:rPr>
+          <w:rFonts w:ascii="Times New Roman" w:hAnsi="Times New Roman"/>
+          <w:b w:val="0"/>
+          <w:i/>
+          <w:sz w:val="24"/>
+        </w:rPr>
+        <w:t>X</w:t>
+      </w:r>
+      <w:r>
+        <w:rPr>
+          <w:rFonts w:ascii="Times New Roman" w:hAnsi="Times New Roman"/>
+          <w:sz w:val="24"/>
+        </w:rPr>
+        <w:t xml:space="preserve">₁ · </w:t>
+      </w:r>
+      <w:r>
+        <w:rPr>
+          <w:rFonts w:ascii="Times New Roman" w:hAnsi="Times New Roman"/>
+          <w:b w:val="0"/>
+          <w:i/>
+          <w:sz w:val="24"/>
+        </w:rPr>
+        <w:t>M</w:t>
+      </w:r>
+      <w:r>
+        <w:rPr>
+          <w:rFonts w:ascii="Times New Roman" w:hAnsi="Times New Roman"/>
+          <w:sz w:val="24"/>
+        </w:rPr>
+        <w:t xml:space="preserve">, </w:t>
+      </w:r>
+      <w:r>
+        <w:rPr>
+          <w:rFonts w:ascii="Times New Roman" w:hAnsi="Times New Roman"/>
+          <w:b w:val="0"/>
+          <w:i/>
+          <w:sz w:val="24"/>
+        </w:rPr>
+        <w:t>X</w:t>
+      </w:r>
+      <w:r>
+        <w:rPr>
+          <w:rFonts w:ascii="Times New Roman" w:hAnsi="Times New Roman"/>
+          <w:sz w:val="24"/>
+        </w:rPr>
+        <w:t xml:space="preserve">₂ · </w:t>
+      </w:r>
+      <w:r>
+        <w:rPr>
+          <w:rFonts w:ascii="Times New Roman" w:hAnsi="Times New Roman"/>
+          <w:b w:val="0"/>
+          <w:i/>
+          <w:sz w:val="24"/>
+        </w:rPr>
+        <w:t>M</w:t>
+      </w:r>
+      <w:r>
+        <w:rPr>
+          <w:rFonts w:ascii="Times New Roman" w:hAnsi="Times New Roman"/>
+          <w:sz w:val="24"/>
+        </w:rPr>
+        <w:t xml:space="preserve">, </w:t>
+      </w:r>
+      <w:r>
+        <w:rPr>
+          <w:rFonts w:ascii="Times New Roman" w:hAnsi="Times New Roman"/>
+          <w:b w:val="0"/>
+          <w:i/>
+          <w:sz w:val="24"/>
+        </w:rPr>
+        <w:t>X</w:t>
+      </w:r>
+      <w:r>
+        <w:rPr>
+          <w:rFonts w:ascii="Times New Roman" w:hAnsi="Times New Roman"/>
+          <w:sz w:val="24"/>
+        </w:rPr>
+        <w:t xml:space="preserve">₃ · </w:t>
+      </w:r>
+      <w:r>
+        <w:rPr>
+          <w:rFonts w:ascii="Times New Roman" w:hAnsi="Times New Roman"/>
+          <w:b w:val="0"/>
+          <w:i/>
+          <w:sz w:val="24"/>
+        </w:rPr>
+        <w:t>M</w:t>
+      </w:r>
+      <w:r>
+        <w:rPr>
+          <w:rFonts w:ascii="Times New Roman" w:hAnsi="Times New Roman"/>
+          <w:sz w:val="24"/>
+        </w:rPr>
+        <w:t>), maka:</w:t>
       </w:r>
     </w:p>
     <w:p>
@@ -12388,17 +14117,14 @@
         <w:spacing w:before="120" w:after="120" w:line="360" w:lineRule="auto"/>
         <w:jc w:val="center"/>
       </w:pPr>
-      <m:oMath>
-        <m:r>
-          <m:t>N≥50+8(7)=50+56=106</m:t>
-        </m:r>
-        <m:r>
-          <m:rPr>
-            <m:nor/>
-          </m:rPr>
-          <m:t> responden</m:t>
-        </m:r>
-      </m:oMath>
+      <w:r>
+        <w:rPr>
+          <w:rFonts w:ascii="Cambria Math" w:hAnsi="Cambria Math"/>
+          <w:i/>
+          <w:sz w:val="22"/>
+        </w:rPr>
+        <w:t>N \ge 50 + 8(7) = 50 + 56 = 106\text responden</w:t>
+      </w:r>
     </w:p>
     <w:p>
       <w:pPr>
@@ -12422,6 +14148,7 @@
       <w:r>
         <w:rPr>
           <w:rFonts w:ascii="Times New Roman" w:hAnsi="Times New Roman"/>
+          <w:b w:val="0"/>
           <w:i/>
           <w:sz w:val="24"/>
         </w:rPr>
@@ -12440,28 +14167,28 @@
         <w:spacing w:before="120" w:after="120" w:line="360" w:lineRule="auto"/>
         <w:jc w:val="center"/>
       </w:pPr>
-      <m:oMath>
-        <m:r>
-          <m:t>N≥104+k</m:t>
-        </m:r>
-      </m:oMath>
+      <w:r>
+        <w:rPr>
+          <w:rFonts w:ascii="Cambria Math" w:hAnsi="Cambria Math"/>
+          <w:i/>
+          <w:sz w:val="22"/>
+        </w:rPr>
+        <w:t>N \ge 104 + k</w:t>
+      </w:r>
     </w:p>
     <w:p>
       <w:pPr>
         <w:spacing w:before="120" w:after="120" w:line="360" w:lineRule="auto"/>
         <w:jc w:val="center"/>
       </w:pPr>
-      <m:oMath>
-        <m:r>
-          <m:t>N≥104+7=111</m:t>
-        </m:r>
-        <m:r>
-          <m:rPr>
-            <m:nor/>
-          </m:rPr>
-          <m:t> responden</m:t>
-        </m:r>
-      </m:oMath>
+      <w:r>
+        <w:rPr>
+          <w:rFonts w:ascii="Cambria Math" w:hAnsi="Cambria Math"/>
+          <w:i/>
+          <w:sz w:val="22"/>
+        </w:rPr>
+        <w:t>N \ge 104 + 7 = 111\text responden</w:t>
+      </w:r>
     </w:p>
     <w:p>
       <w:pPr>
@@ -12479,6 +14206,7 @@
       <w:r>
         <w:rPr>
           <w:rFonts w:ascii="Times New Roman" w:hAnsi="Times New Roman"/>
+          <w:b w:val="0"/>
           <w:i/>
           <w:sz w:val="24"/>
         </w:rPr>
@@ -12494,6 +14222,7 @@
       <w:r>
         <w:rPr>
           <w:rFonts w:ascii="Times New Roman" w:hAnsi="Times New Roman"/>
+          <w:b w:val="0"/>
           <w:i/>
           <w:sz w:val="24"/>
         </w:rPr>
@@ -12504,11 +14233,12 @@
           <w:rFonts w:ascii="Times New Roman" w:hAnsi="Times New Roman"/>
           <w:sz w:val="24"/>
         </w:rPr>
-        <w:t xml:space="preserve">) sebesar 0,80 pada taraf signifikansi $\alpha = 0,05$ dengan </w:t>
-      </w:r>
-      <w:r>
-        <w:rPr>
-          <w:rFonts w:ascii="Times New Roman" w:hAnsi="Times New Roman"/>
+        <w:t xml:space="preserve">) sebesar 0,80 pada taraf signifikansi α = 0,05 dengan </w:t>
+      </w:r>
+      <w:r>
+        <w:rPr>
+          <w:rFonts w:ascii="Times New Roman" w:hAnsi="Times New Roman"/>
+          <w:b w:val="0"/>
           <w:i/>
           <w:sz w:val="24"/>
         </w:rPr>
@@ -12519,7 +14249,23 @@
           <w:rFonts w:ascii="Times New Roman" w:hAnsi="Times New Roman"/>
           <w:sz w:val="24"/>
         </w:rPr>
-        <w:t xml:space="preserve"> ($f^2 = 0,15$), peneliti menetapkan target sampel sebesar </w:t>
+        <w:t xml:space="preserve"> (</w:t>
+      </w:r>
+      <w:r>
+        <w:rPr>
+          <w:rFonts w:ascii="Times New Roman" w:hAnsi="Times New Roman"/>
+          <w:b w:val="0"/>
+          <w:i/>
+          <w:sz w:val="24"/>
+        </w:rPr>
+        <w:t>f</w:t>
+      </w:r>
+      <w:r>
+        <w:rPr>
+          <w:rFonts w:ascii="Times New Roman" w:hAnsi="Times New Roman"/>
+          <w:sz w:val="24"/>
+        </w:rPr>
+        <w:t xml:space="preserve">² = 0,15), peneliti menetapkan target sampel sebesar </w:t>
       </w:r>
       <w:r>
         <w:rPr>
@@ -12550,7 +14296,6 @@
         <w:rPr>
           <w:rFonts w:ascii="Times New Roman" w:hAnsi="Times New Roman"/>
           <w:b/>
-          <w:color w:val="000000"/>
           <w:sz w:val="24"/>
         </w:rPr>
         <w:t>3.2.4 Justifikasi Komparatif Pemilihan Teknik Sampling</w:t>
@@ -12572,6 +14317,7 @@
       <w:r>
         <w:rPr>
           <w:rFonts w:ascii="Times New Roman" w:hAnsi="Times New Roman"/>
+          <w:b w:val="0"/>
           <w:i/>
           <w:sz w:val="24"/>
         </w:rPr>
@@ -12587,6 +14333,7 @@
       <w:r>
         <w:rPr>
           <w:rFonts w:ascii="Times New Roman" w:hAnsi="Times New Roman"/>
+          <w:b w:val="0"/>
           <w:i/>
           <w:sz w:val="24"/>
         </w:rPr>
@@ -12615,6 +14362,7 @@
       <w:r>
         <w:rPr>
           <w:rFonts w:ascii="Times New Roman" w:hAnsi="Times New Roman"/>
+          <w:b w:val="0"/>
           <w:i/>
           <w:sz w:val="24"/>
         </w:rPr>
@@ -12630,6 +14378,7 @@
       <w:r>
         <w:rPr>
           <w:rFonts w:ascii="Times New Roman" w:hAnsi="Times New Roman"/>
+          <w:b w:val="0"/>
           <w:i/>
           <w:sz w:val="24"/>
         </w:rPr>
@@ -12645,6 +14394,7 @@
       <w:r>
         <w:rPr>
           <w:rFonts w:ascii="Times New Roman" w:hAnsi="Times New Roman"/>
+          <w:b w:val="0"/>
           <w:i/>
           <w:sz w:val="24"/>
         </w:rPr>
@@ -12660,6 +14410,7 @@
       <w:r>
         <w:rPr>
           <w:rFonts w:ascii="Times New Roman" w:hAnsi="Times New Roman"/>
+          <w:b w:val="0"/>
           <w:i/>
           <w:sz w:val="24"/>
         </w:rPr>
@@ -12695,6 +14446,7 @@
       <w:r>
         <w:rPr>
           <w:rFonts w:ascii="Times New Roman" w:hAnsi="Times New Roman"/>
+          <w:b w:val="0"/>
           <w:i/>
           <w:sz w:val="24"/>
         </w:rPr>
@@ -12711,16 +14463,17 @@
         <w:rPr>
           <w:rFonts w:ascii="Times New Roman" w:hAnsi="Times New Roman"/>
           <w:b/>
-          <w:sz w:val="24"/>
-        </w:rPr>
-        <w:t>*Purposive Sampling</w:t>
-      </w:r>
-      <w:r>
-        <w:rPr>
-          <w:rFonts w:ascii="Times New Roman" w:hAnsi="Times New Roman"/>
-          <w:sz w:val="24"/>
-        </w:rPr>
-        <w:t>* (sampel bertujuan). Teknik ini memilih responden berdasarkan pertimbangan dan kriteria inklusi terdefinisi yang ditetapkan peneliti.</w:t>
+          <w:i/>
+          <w:sz w:val="24"/>
+        </w:rPr>
+        <w:t>Purposive Sampling</w:t>
+      </w:r>
+      <w:r>
+        <w:rPr>
+          <w:rFonts w:ascii="Times New Roman" w:hAnsi="Times New Roman"/>
+          <w:sz w:val="24"/>
+        </w:rPr>
+        <w:t xml:space="preserve"> (sampel bertujuan). Teknik ini memilih responden berdasarkan pertimbangan dan kriteria inklusi terdefinisi yang ditetapkan peneliti.</w:t>
       </w:r>
     </w:p>
     <w:p>
@@ -12739,6 +14492,7 @@
       <w:r>
         <w:rPr>
           <w:rFonts w:ascii="Times New Roman" w:hAnsi="Times New Roman"/>
+          <w:b w:val="0"/>
           <w:i/>
           <w:sz w:val="24"/>
         </w:rPr>
@@ -12754,6 +14508,7 @@
       <w:r>
         <w:rPr>
           <w:rFonts w:ascii="Times New Roman" w:hAnsi="Times New Roman"/>
+          <w:b w:val="0"/>
           <w:i/>
           <w:sz w:val="24"/>
         </w:rPr>
@@ -12769,6 +14524,7 @@
       <w:r>
         <w:rPr>
           <w:rFonts w:ascii="Times New Roman" w:hAnsi="Times New Roman"/>
+          <w:b w:val="0"/>
           <w:i/>
           <w:sz w:val="24"/>
         </w:rPr>
@@ -12795,7 +14551,6 @@
         <w:rPr>
           <w:rFonts w:ascii="Times New Roman" w:hAnsi="Times New Roman"/>
           <w:b/>
-          <w:color w:val="000000"/>
           <w:sz w:val="24"/>
         </w:rPr>
         <w:t>3.3 Model Penelitian</w:t>
@@ -12817,6 +14572,7 @@
       <w:r>
         <w:rPr>
           <w:rFonts w:ascii="Times New Roman" w:hAnsi="Times New Roman"/>
+          <w:b w:val="0"/>
           <w:i/>
           <w:sz w:val="24"/>
         </w:rPr>
@@ -12850,92 +14606,14 @@
         <w:spacing w:before="120" w:after="120" w:line="360" w:lineRule="auto"/>
         <w:jc w:val="center"/>
       </w:pPr>
-      <m:oMath>
-        <m:r>
-          <m:t>Y=α+</m:t>
-        </m:r>
-        <m:sSub>
-          <m:e>
-            <m:r>
-              <m:t>β</m:t>
-            </m:r>
-          </m:e>
-          <m:sub>
-            <m:r>
-              <m:t>1</m:t>
-            </m:r>
-          </m:sub>
-        </m:sSub>
-        <m:sSub>
-          <m:e>
-            <m:r>
-              <m:t>X</m:t>
-            </m:r>
-          </m:e>
-          <m:sub>
-            <m:r>
-              <m:t>1</m:t>
-            </m:r>
-          </m:sub>
-        </m:sSub>
-        <m:r>
-          <m:t>+</m:t>
-        </m:r>
-        <m:sSub>
-          <m:e>
-            <m:r>
-              <m:t>β</m:t>
-            </m:r>
-          </m:e>
-          <m:sub>
-            <m:r>
-              <m:t>2</m:t>
-            </m:r>
-          </m:sub>
-        </m:sSub>
-        <m:sSub>
-          <m:e>
-            <m:r>
-              <m:t>X</m:t>
-            </m:r>
-          </m:e>
-          <m:sub>
-            <m:r>
-              <m:t>2</m:t>
-            </m:r>
-          </m:sub>
-        </m:sSub>
-        <m:r>
-          <m:t>+</m:t>
-        </m:r>
-        <m:sSub>
-          <m:e>
-            <m:r>
-              <m:t>β</m:t>
-            </m:r>
-          </m:e>
-          <m:sub>
-            <m:r>
-              <m:t>3</m:t>
-            </m:r>
-          </m:sub>
-        </m:sSub>
-        <m:sSub>
-          <m:e>
-            <m:r>
-              <m:t>X</m:t>
-            </m:r>
-          </m:e>
-          <m:sub>
-            <m:r>
-              <m:t>3</m:t>
-            </m:r>
-          </m:sub>
-        </m:sSub>
-        <m:r>
-          <m:t>+e</m:t>
-        </m:r>
-      </m:oMath>
+      <w:r>
+        <w:rPr>
+          <w:rFonts w:ascii="Cambria Math" w:hAnsi="Cambria Math"/>
+          <w:i/>
+          <w:sz w:val="22"/>
+        </w:rPr>
+        <w:t>Y = α + β1 X1 + β2 X2 + β3 X3 + e</w:t>
+      </w:r>
     </w:p>
     <w:p>
       <w:pPr>
@@ -12949,7 +14627,24 @@
           <w:b/>
           <w:sz w:val="24"/>
         </w:rPr>
-        <w:t>Model 2 — *Moderated Regression Analysis* / MRA (Model Interaksi Moderasi Penuh):</w:t>
+        <w:t xml:space="preserve">Model 2 — </w:t>
+      </w:r>
+      <w:r>
+        <w:rPr>
+          <w:rFonts w:ascii="Times New Roman" w:hAnsi="Times New Roman"/>
+          <w:b/>
+          <w:i/>
+          <w:sz w:val="24"/>
+        </w:rPr>
+        <w:t>Moderated Regression Analysis</w:t>
+      </w:r>
+      <w:r>
+        <w:rPr>
+          <w:rFonts w:ascii="Times New Roman" w:hAnsi="Times New Roman"/>
+          <w:b/>
+          <w:sz w:val="24"/>
+        </w:rPr>
+        <w:t xml:space="preserve"> / MRA (Model Interaksi Moderasi Penuh):</w:t>
       </w:r>
     </w:p>
     <w:p>
@@ -12957,197 +14652,14 @@
         <w:spacing w:before="120" w:after="120" w:line="360" w:lineRule="auto"/>
         <w:jc w:val="center"/>
       </w:pPr>
-      <m:oMath>
-        <m:r>
-          <m:t>Y=α+</m:t>
-        </m:r>
-        <m:sSub>
-          <m:e>
-            <m:r>
-              <m:t>β</m:t>
-            </m:r>
-          </m:e>
-          <m:sub>
-            <m:r>
-              <m:t>1</m:t>
-            </m:r>
-          </m:sub>
-        </m:sSub>
-        <m:sSub>
-          <m:e>
-            <m:r>
-              <m:t>X</m:t>
-            </m:r>
-          </m:e>
-          <m:sub>
-            <m:r>
-              <m:t>1</m:t>
-            </m:r>
-          </m:sub>
-        </m:sSub>
-        <m:r>
-          <m:t>+</m:t>
-        </m:r>
-        <m:sSub>
-          <m:e>
-            <m:r>
-              <m:t>β</m:t>
-            </m:r>
-          </m:e>
-          <m:sub>
-            <m:r>
-              <m:t>2</m:t>
-            </m:r>
-          </m:sub>
-        </m:sSub>
-        <m:sSub>
-          <m:e>
-            <m:r>
-              <m:t>X</m:t>
-            </m:r>
-          </m:e>
-          <m:sub>
-            <m:r>
-              <m:t>2</m:t>
-            </m:r>
-          </m:sub>
-        </m:sSub>
-        <m:r>
-          <m:t>+</m:t>
-        </m:r>
-        <m:sSub>
-          <m:e>
-            <m:r>
-              <m:t>β</m:t>
-            </m:r>
-          </m:e>
-          <m:sub>
-            <m:r>
-              <m:t>3</m:t>
-            </m:r>
-          </m:sub>
-        </m:sSub>
-        <m:sSub>
-          <m:e>
-            <m:r>
-              <m:t>X</m:t>
-            </m:r>
-          </m:e>
-          <m:sub>
-            <m:r>
-              <m:t>3</m:t>
-            </m:r>
-          </m:sub>
-        </m:sSub>
-        <m:r>
-          <m:t>+</m:t>
-        </m:r>
-        <m:sSub>
-          <m:e>
-            <m:r>
-              <m:t>β</m:t>
-            </m:r>
-          </m:e>
-          <m:sub>
-            <m:r>
-              <m:t>4</m:t>
-            </m:r>
-          </m:sub>
-        </m:sSub>
-        <m:r>
-          <m:t>M+</m:t>
-        </m:r>
-        <m:sSub>
-          <m:e>
-            <m:r>
-              <m:t>β</m:t>
-            </m:r>
-          </m:e>
-          <m:sub>
-            <m:r>
-              <m:t>5</m:t>
-            </m:r>
-          </m:sub>
-        </m:sSub>
-        <m:r>
-          <m:t>(</m:t>
-        </m:r>
-        <m:sSub>
-          <m:e>
-            <m:r>
-              <m:t>X</m:t>
-            </m:r>
-          </m:e>
-          <m:sub>
-            <m:r>
-              <m:t>1</m:t>
-            </m:r>
-          </m:sub>
-        </m:sSub>
-        <m:r>
-          <m:t>·M)+</m:t>
-        </m:r>
-        <m:sSub>
-          <m:e>
-            <m:r>
-              <m:t>β</m:t>
-            </m:r>
-          </m:e>
-          <m:sub>
-            <m:r>
-              <m:t>6</m:t>
-            </m:r>
-          </m:sub>
-        </m:sSub>
-        <m:r>
-          <m:t>(</m:t>
-        </m:r>
-        <m:sSub>
-          <m:e>
-            <m:r>
-              <m:t>X</m:t>
-            </m:r>
-          </m:e>
-          <m:sub>
-            <m:r>
-              <m:t>2</m:t>
-            </m:r>
-          </m:sub>
-        </m:sSub>
-        <m:r>
-          <m:t>·M)+</m:t>
-        </m:r>
-        <m:sSub>
-          <m:e>
-            <m:r>
-              <m:t>β</m:t>
-            </m:r>
-          </m:e>
-          <m:sub>
-            <m:r>
-              <m:t>7</m:t>
-            </m:r>
-          </m:sub>
-        </m:sSub>
-        <m:r>
-          <m:t>(</m:t>
-        </m:r>
-        <m:sSub>
-          <m:e>
-            <m:r>
-              <m:t>X</m:t>
-            </m:r>
-          </m:e>
-          <m:sub>
-            <m:r>
-              <m:t>3</m:t>
-            </m:r>
-          </m:sub>
-        </m:sSub>
-        <m:r>
-          <m:t>·M)+e</m:t>
-        </m:r>
-      </m:oMath>
+      <w:r>
+        <w:rPr>
+          <w:rFonts w:ascii="Cambria Math" w:hAnsi="Cambria Math"/>
+          <w:i/>
+          <w:sz w:val="22"/>
+        </w:rPr>
+        <w:t>Y = α + β1 X1 + β2 X2 + β3 X3 + β4 M + β5 (X1  ·  M) + β6 (X2  ·  M) + β7 (X3  ·  M) + e</w:t>
+      </w:r>
     </w:p>
     <w:p>
       <w:pPr>
@@ -13192,13 +14704,23 @@
       <w:r>
         <w:rPr>
           <w:rFonts w:ascii="Times New Roman" w:hAnsi="Times New Roman"/>
-          <w:sz w:val="24"/>
-        </w:rPr>
-        <w:t xml:space="preserve">$Y$ = </w:t>
-      </w:r>
-      <w:r>
-        <w:rPr>
-          <w:rFonts w:ascii="Times New Roman" w:hAnsi="Times New Roman"/>
+          <w:b w:val="0"/>
+          <w:i/>
+          <w:sz w:val="24"/>
+        </w:rPr>
+        <w:t>Y</w:t>
+      </w:r>
+      <w:r>
+        <w:rPr>
+          <w:rFonts w:ascii="Times New Roman" w:hAnsi="Times New Roman"/>
+          <w:sz w:val="24"/>
+        </w:rPr>
+        <w:t xml:space="preserve"> = </w:t>
+      </w:r>
+      <w:r>
+        <w:rPr>
+          <w:rFonts w:ascii="Times New Roman" w:hAnsi="Times New Roman"/>
+          <w:b w:val="0"/>
           <w:i/>
           <w:sz w:val="24"/>
         </w:rPr>
@@ -13227,13 +14749,23 @@
       <w:r>
         <w:rPr>
           <w:rFonts w:ascii="Times New Roman" w:hAnsi="Times New Roman"/>
-          <w:sz w:val="24"/>
-        </w:rPr>
-        <w:t xml:space="preserve">$X_1$ = </w:t>
-      </w:r>
-      <w:r>
-        <w:rPr>
-          <w:rFonts w:ascii="Times New Roman" w:hAnsi="Times New Roman"/>
+          <w:b w:val="0"/>
+          <w:i/>
+          <w:sz w:val="24"/>
+        </w:rPr>
+        <w:t>X</w:t>
+      </w:r>
+      <w:r>
+        <w:rPr>
+          <w:rFonts w:ascii="Times New Roman" w:hAnsi="Times New Roman"/>
+          <w:sz w:val="24"/>
+        </w:rPr>
+        <w:t xml:space="preserve">₁ = </w:t>
+      </w:r>
+      <w:r>
+        <w:rPr>
+          <w:rFonts w:ascii="Times New Roman" w:hAnsi="Times New Roman"/>
+          <w:b w:val="0"/>
           <w:i/>
           <w:sz w:val="24"/>
         </w:rPr>
@@ -13262,13 +14794,23 @@
       <w:r>
         <w:rPr>
           <w:rFonts w:ascii="Times New Roman" w:hAnsi="Times New Roman"/>
-          <w:sz w:val="24"/>
-        </w:rPr>
-        <w:t xml:space="preserve">$X_2$ = </w:t>
-      </w:r>
-      <w:r>
-        <w:rPr>
-          <w:rFonts w:ascii="Times New Roman" w:hAnsi="Times New Roman"/>
+          <w:b w:val="0"/>
+          <w:i/>
+          <w:sz w:val="24"/>
+        </w:rPr>
+        <w:t>X</w:t>
+      </w:r>
+      <w:r>
+        <w:rPr>
+          <w:rFonts w:ascii="Times New Roman" w:hAnsi="Times New Roman"/>
+          <w:sz w:val="24"/>
+        </w:rPr>
+        <w:t xml:space="preserve">₂ = </w:t>
+      </w:r>
+      <w:r>
+        <w:rPr>
+          <w:rFonts w:ascii="Times New Roman" w:hAnsi="Times New Roman"/>
+          <w:b w:val="0"/>
           <w:i/>
           <w:sz w:val="24"/>
         </w:rPr>
@@ -13297,13 +14839,23 @@
       <w:r>
         <w:rPr>
           <w:rFonts w:ascii="Times New Roman" w:hAnsi="Times New Roman"/>
-          <w:sz w:val="24"/>
-        </w:rPr>
-        <w:t xml:space="preserve">$X_3$ = </w:t>
-      </w:r>
-      <w:r>
-        <w:rPr>
-          <w:rFonts w:ascii="Times New Roman" w:hAnsi="Times New Roman"/>
+          <w:b w:val="0"/>
+          <w:i/>
+          <w:sz w:val="24"/>
+        </w:rPr>
+        <w:t>X</w:t>
+      </w:r>
+      <w:r>
+        <w:rPr>
+          <w:rFonts w:ascii="Times New Roman" w:hAnsi="Times New Roman"/>
+          <w:sz w:val="24"/>
+        </w:rPr>
+        <w:t xml:space="preserve">₃ = </w:t>
+      </w:r>
+      <w:r>
+        <w:rPr>
+          <w:rFonts w:ascii="Times New Roman" w:hAnsi="Times New Roman"/>
+          <w:b w:val="0"/>
           <w:i/>
           <w:sz w:val="24"/>
         </w:rPr>
@@ -13332,13 +14884,23 @@
       <w:r>
         <w:rPr>
           <w:rFonts w:ascii="Times New Roman" w:hAnsi="Times New Roman"/>
-          <w:sz w:val="24"/>
-        </w:rPr>
-        <w:t xml:space="preserve">$M$ = </w:t>
-      </w:r>
-      <w:r>
-        <w:rPr>
-          <w:rFonts w:ascii="Times New Roman" w:hAnsi="Times New Roman"/>
+          <w:b w:val="0"/>
+          <w:i/>
+          <w:sz w:val="24"/>
+        </w:rPr>
+        <w:t>M</w:t>
+      </w:r>
+      <w:r>
+        <w:rPr>
+          <w:rFonts w:ascii="Times New Roman" w:hAnsi="Times New Roman"/>
+          <w:sz w:val="24"/>
+        </w:rPr>
+        <w:t xml:space="preserve"> = </w:t>
+      </w:r>
+      <w:r>
+        <w:rPr>
+          <w:rFonts w:ascii="Times New Roman" w:hAnsi="Times New Roman"/>
+          <w:b w:val="0"/>
           <w:i/>
           <w:sz w:val="24"/>
         </w:rPr>
@@ -13367,13 +14929,103 @@
       <w:r>
         <w:rPr>
           <w:rFonts w:ascii="Times New Roman" w:hAnsi="Times New Roman"/>
-          <w:sz w:val="24"/>
-        </w:rPr>
-        <w:t>$X_1 \cdot M, X_2 \cdot M, X_3 \cdot M$ = Istilah interaksi pemoderasi (</w:t>
-      </w:r>
-      <w:r>
-        <w:rPr>
-          <w:rFonts w:ascii="Times New Roman" w:hAnsi="Times New Roman"/>
+          <w:b w:val="0"/>
+          <w:i/>
+          <w:sz w:val="24"/>
+        </w:rPr>
+        <w:t>X</w:t>
+      </w:r>
+      <w:r>
+        <w:rPr>
+          <w:rFonts w:ascii="Times New Roman" w:hAnsi="Times New Roman"/>
+          <w:sz w:val="24"/>
+        </w:rPr>
+        <w:t xml:space="preserve">₁ · </w:t>
+      </w:r>
+      <w:r>
+        <w:rPr>
+          <w:rFonts w:ascii="Times New Roman" w:hAnsi="Times New Roman"/>
+          <w:b w:val="0"/>
+          <w:i/>
+          <w:sz w:val="24"/>
+        </w:rPr>
+        <w:t>M</w:t>
+      </w:r>
+      <w:r>
+        <w:rPr>
+          <w:rFonts w:ascii="Times New Roman" w:hAnsi="Times New Roman"/>
+          <w:sz w:val="24"/>
+        </w:rPr>
+        <w:t xml:space="preserve">, </w:t>
+      </w:r>
+      <w:r>
+        <w:rPr>
+          <w:rFonts w:ascii="Times New Roman" w:hAnsi="Times New Roman"/>
+          <w:b w:val="0"/>
+          <w:i/>
+          <w:sz w:val="24"/>
+        </w:rPr>
+        <w:t>X</w:t>
+      </w:r>
+      <w:r>
+        <w:rPr>
+          <w:rFonts w:ascii="Times New Roman" w:hAnsi="Times New Roman"/>
+          <w:sz w:val="24"/>
+        </w:rPr>
+        <w:t xml:space="preserve">₂ · </w:t>
+      </w:r>
+      <w:r>
+        <w:rPr>
+          <w:rFonts w:ascii="Times New Roman" w:hAnsi="Times New Roman"/>
+          <w:b w:val="0"/>
+          <w:i/>
+          <w:sz w:val="24"/>
+        </w:rPr>
+        <w:t>M</w:t>
+      </w:r>
+      <w:r>
+        <w:rPr>
+          <w:rFonts w:ascii="Times New Roman" w:hAnsi="Times New Roman"/>
+          <w:sz w:val="24"/>
+        </w:rPr>
+        <w:t xml:space="preserve">, </w:t>
+      </w:r>
+      <w:r>
+        <w:rPr>
+          <w:rFonts w:ascii="Times New Roman" w:hAnsi="Times New Roman"/>
+          <w:b w:val="0"/>
+          <w:i/>
+          <w:sz w:val="24"/>
+        </w:rPr>
+        <w:t>X</w:t>
+      </w:r>
+      <w:r>
+        <w:rPr>
+          <w:rFonts w:ascii="Times New Roman" w:hAnsi="Times New Roman"/>
+          <w:sz w:val="24"/>
+        </w:rPr>
+        <w:t xml:space="preserve">₃ · </w:t>
+      </w:r>
+      <w:r>
+        <w:rPr>
+          <w:rFonts w:ascii="Times New Roman" w:hAnsi="Times New Roman"/>
+          <w:b w:val="0"/>
+          <w:i/>
+          <w:sz w:val="24"/>
+        </w:rPr>
+        <w:t>M</w:t>
+      </w:r>
+      <w:r>
+        <w:rPr>
+          <w:rFonts w:ascii="Times New Roman" w:hAnsi="Times New Roman"/>
+          <w:sz w:val="24"/>
+        </w:rPr>
+        <w:t xml:space="preserve"> = Istilah interaksi pemoderasi (</w:t>
+      </w:r>
+      <w:r>
+        <w:rPr>
+          <w:rFonts w:ascii="Times New Roman" w:hAnsi="Times New Roman"/>
+          <w:b w:val="0"/>
           <w:i/>
           <w:sz w:val="24"/>
         </w:rPr>
@@ -13404,7 +15056,7 @@
           <w:rFonts w:ascii="Times New Roman" w:hAnsi="Times New Roman"/>
           <w:sz w:val="24"/>
         </w:rPr>
-        <w:t>$\alpha$ = Konstanta regresi</w:t>
+        <w:t>α = Konstanta regresi</w:t>
       </w:r>
     </w:p>
     <w:p>
@@ -13424,7 +15076,7 @@
           <w:rFonts w:ascii="Times New Roman" w:hAnsi="Times New Roman"/>
           <w:sz w:val="24"/>
         </w:rPr>
-        <w:t>$\beta_1 \dots \beta_7$ = Koefisien regresi</w:t>
+        <w:t>β₁ ... β₇ = Koefisien regresi</w:t>
       </w:r>
     </w:p>
     <w:p>
@@ -13442,13 +15094,23 @@
       <w:r>
         <w:rPr>
           <w:rFonts w:ascii="Times New Roman" w:hAnsi="Times New Roman"/>
-          <w:sz w:val="24"/>
-        </w:rPr>
-        <w:t xml:space="preserve">$e$ = </w:t>
-      </w:r>
-      <w:r>
-        <w:rPr>
-          <w:rFonts w:ascii="Times New Roman" w:hAnsi="Times New Roman"/>
+          <w:b w:val="0"/>
+          <w:i/>
+          <w:sz w:val="24"/>
+        </w:rPr>
+        <w:t>e</w:t>
+      </w:r>
+      <w:r>
+        <w:rPr>
+          <w:rFonts w:ascii="Times New Roman" w:hAnsi="Times New Roman"/>
+          <w:sz w:val="24"/>
+        </w:rPr>
+        <w:t xml:space="preserve"> = </w:t>
+      </w:r>
+      <w:r>
+        <w:rPr>
+          <w:rFonts w:ascii="Times New Roman" w:hAnsi="Times New Roman"/>
+          <w:b w:val="0"/>
           <w:i/>
           <w:sz w:val="24"/>
         </w:rPr>
@@ -13475,7 +15137,6 @@
         <w:rPr>
           <w:rFonts w:ascii="Times New Roman" w:hAnsi="Times New Roman"/>
           <w:b/>
-          <w:color w:val="000000"/>
           <w:sz w:val="24"/>
         </w:rPr>
         <w:t>3.4 Operasionalisasi Variabel</w:t>
@@ -13497,6 +15158,7 @@
       <w:r>
         <w:rPr>
           <w:rFonts w:ascii="Times New Roman" w:hAnsi="Times New Roman"/>
+          <w:b w:val="0"/>
           <w:i/>
           <w:sz w:val="24"/>
         </w:rPr>
@@ -13728,7 +15390,7 @@
                 <w:b/>
                 <w:sz w:val="19"/>
               </w:rPr>
-              <w:t>Impulsive Buying ($Y$)</w:t>
+              <w:t>Impulsive Buying (Y)</w:t>
             </w:r>
           </w:p>
         </w:tc>
@@ -14499,7 +16161,7 @@
                 <w:b/>
                 <w:sz w:val="19"/>
               </w:rPr>
-              <w:t>Hedonic Motivation ($X_1$)</w:t>
+              <w:t>Hedonic Motivation (X₁)</w:t>
             </w:r>
           </w:p>
         </w:tc>
@@ -15129,7 +16791,7 @@
                 <w:b/>
                 <w:sz w:val="19"/>
               </w:rPr>
-              <w:t>Desire for Completeness ($X_2$)</w:t>
+              <w:t>Desire for Completeness (X₂)</w:t>
             </w:r>
           </w:p>
         </w:tc>
@@ -15774,7 +17436,7 @@
                 <w:b/>
                 <w:sz w:val="19"/>
               </w:rPr>
-              <w:t>Speculative Motive ($X_3$)</w:t>
+              <w:t>Speculative Motive (X₃)</w:t>
             </w:r>
           </w:p>
         </w:tc>
@@ -16416,7 +18078,7 @@
                 <w:b/>
                 <w:sz w:val="19"/>
               </w:rPr>
-              <w:t>Self-Control ($M$)</w:t>
+              <w:t>Self-Control (M)</w:t>
             </w:r>
           </w:p>
         </w:tc>
@@ -17116,6 +18778,7 @@
       <w:r>
         <w:rPr>
           <w:rFonts w:ascii="Times New Roman" w:hAnsi="Times New Roman"/>
+          <w:b w:val="0"/>
           <w:i/>
           <w:sz w:val="24"/>
         </w:rPr>
@@ -17135,7 +18798,6 @@
         <w:rPr>
           <w:rFonts w:ascii="Times New Roman" w:hAnsi="Times New Roman"/>
           <w:b/>
-          <w:color w:val="000000"/>
           <w:sz w:val="24"/>
         </w:rPr>
         <w:t>3.5 Metode Analisis Data</w:t>
@@ -17154,7 +18816,6 @@
         <w:rPr>
           <w:rFonts w:ascii="Times New Roman" w:hAnsi="Times New Roman"/>
           <w:b/>
-          <w:color w:val="000000"/>
           <w:sz w:val="24"/>
         </w:rPr>
         <w:t>3.5.1 Justifikasi Komparatif Pemilihan Metode Analisis</w:t>
@@ -17190,16 +18851,41 @@
         <w:rPr>
           <w:rFonts w:ascii="Times New Roman" w:hAnsi="Times New Roman"/>
           <w:b/>
-          <w:sz w:val="24"/>
-        </w:rPr>
-        <w:t>*Structural Equation Modeling* (SEM) Berbasis Kovarians (SEM-CB) atau Varian (SEM-PLS):</w:t>
-      </w:r>
-      <w:r>
-        <w:rPr>
-          <w:rFonts w:ascii="Times New Roman" w:hAnsi="Times New Roman"/>
-          <w:sz w:val="24"/>
-        </w:rPr>
-        <w:t xml:space="preserve"> Cocok untuk model bertingkat dengan konstruk laten kompleks dan variabel mediasi simultan. Namun, SEM-CB menuntut asumsi distribusi normal multivariat yang sangat ketat serta sampel besar ($N &gt; 200$), sedangkan SEM-PLS lebih ditujukan untuk pemodelan prediktif eksploratif (Hair et al., 2019).</w:t>
+          <w:i/>
+          <w:sz w:val="24"/>
+        </w:rPr>
+        <w:t>Structural Equation Modeling</w:t>
+      </w:r>
+      <w:r>
+        <w:rPr>
+          <w:rFonts w:ascii="Times New Roman" w:hAnsi="Times New Roman"/>
+          <w:b/>
+          <w:sz w:val="24"/>
+        </w:rPr>
+        <w:t xml:space="preserve"> (SEM) Berbasis Kovarians (SEM-CB) atau Varian (SEM-PLS):</w:t>
+      </w:r>
+      <w:r>
+        <w:rPr>
+          <w:rFonts w:ascii="Times New Roman" w:hAnsi="Times New Roman"/>
+          <w:sz w:val="24"/>
+        </w:rPr>
+        <w:t xml:space="preserve"> Cocok untuk model bertingkat dengan konstruk laten kompleks dan variabel mediasi simultan. Namun, SEM-CB menuntut asumsi distribusi normal multivariat yang sangat ketat serta sampel besar (</w:t>
+      </w:r>
+      <w:r>
+        <w:rPr>
+          <w:rFonts w:ascii="Times New Roman" w:hAnsi="Times New Roman"/>
+          <w:b w:val="0"/>
+          <w:i/>
+          <w:sz w:val="24"/>
+        </w:rPr>
+        <w:t>N</w:t>
+      </w:r>
+      <w:r>
+        <w:rPr>
+          <w:rFonts w:ascii="Times New Roman" w:hAnsi="Times New Roman"/>
+          <w:sz w:val="24"/>
+        </w:rPr>
+        <w:t xml:space="preserve"> &gt; 200), sedangkan SEM-PLS lebih ditujukan untuk pemodelan prediktif eksploratif (Hair et al., 2019).</w:t>
       </w:r>
     </w:p>
     <w:p>
@@ -17218,9 +18904,35 @@
         <w:rPr>
           <w:rFonts w:ascii="Times New Roman" w:hAnsi="Times New Roman"/>
           <w:b/>
-          <w:sz w:val="24"/>
-        </w:rPr>
-        <w:t>*Moderated Regression Analysis* (MRA) Berbasis *Ordinary Least Squares* (OLS):</w:t>
+          <w:i/>
+          <w:sz w:val="24"/>
+        </w:rPr>
+        <w:t>Moderated Regression Analysis</w:t>
+      </w:r>
+      <w:r>
+        <w:rPr>
+          <w:rFonts w:ascii="Times New Roman" w:hAnsi="Times New Roman"/>
+          <w:b/>
+          <w:sz w:val="24"/>
+        </w:rPr>
+        <w:t xml:space="preserve"> (MRA) Berbasis </w:t>
+      </w:r>
+      <w:r>
+        <w:rPr>
+          <w:rFonts w:ascii="Times New Roman" w:hAnsi="Times New Roman"/>
+          <w:b/>
+          <w:i/>
+          <w:sz w:val="24"/>
+        </w:rPr>
+        <w:t>Ordinary Least Squares</w:t>
+      </w:r>
+      <w:r>
+        <w:rPr>
+          <w:rFonts w:ascii="Times New Roman" w:hAnsi="Times New Roman"/>
+          <w:b/>
+          <w:sz w:val="24"/>
+        </w:rPr>
+        <w:t xml:space="preserve"> (OLS):</w:t>
       </w:r>
       <w:r>
         <w:rPr>
@@ -17264,7 +18976,24 @@
           <w:b/>
           <w:sz w:val="24"/>
         </w:rPr>
-        <w:t>paling cocok (*the most suitable*)</w:t>
+        <w:t>paling cocok (</w:t>
+      </w:r>
+      <w:r>
+        <w:rPr>
+          <w:rFonts w:ascii="Times New Roman" w:hAnsi="Times New Roman"/>
+          <w:b/>
+          <w:i/>
+          <w:sz w:val="24"/>
+        </w:rPr>
+        <w:t>the most suitable</w:t>
+      </w:r>
+      <w:r>
+        <w:rPr>
+          <w:rFonts w:ascii="Times New Roman" w:hAnsi="Times New Roman"/>
+          <w:b/>
+          <w:sz w:val="24"/>
+        </w:rPr>
+        <w:t>)</w:t>
       </w:r>
       <w:r>
         <w:rPr>
@@ -17316,6 +19045,7 @@
       <w:r>
         <w:rPr>
           <w:rFonts w:ascii="Times New Roman" w:hAnsi="Times New Roman"/>
+          <w:b w:val="0"/>
           <w:i/>
           <w:sz w:val="24"/>
         </w:rPr>
@@ -17351,6 +19081,7 @@
       <w:r>
         <w:rPr>
           <w:rFonts w:ascii="Times New Roman" w:hAnsi="Times New Roman"/>
+          <w:b w:val="0"/>
           <w:i/>
           <w:sz w:val="24"/>
         </w:rPr>
@@ -17361,22 +19092,119 @@
           <w:rFonts w:ascii="Times New Roman" w:hAnsi="Times New Roman"/>
           <w:sz w:val="24"/>
         </w:rPr>
-        <w:t xml:space="preserve"> ($X_i^</w:t>
-      </w:r>
-      <w:r>
-        <w:rPr>
-          <w:rFonts w:ascii="Times New Roman" w:hAnsi="Times New Roman"/>
+        <w:t xml:space="preserve"> (</w:t>
+      </w:r>
+      <w:r>
+        <w:rPr>
+          <w:rFonts w:ascii="Times New Roman" w:hAnsi="Times New Roman"/>
+          <w:b w:val="0"/>
           <w:i/>
           <w:sz w:val="24"/>
         </w:rPr>
-        <w:t xml:space="preserve"> = X_i - \bar{X}_i; M^</w:t>
-      </w:r>
-      <w:r>
-        <w:rPr>
-          <w:rFonts w:ascii="Times New Roman" w:hAnsi="Times New Roman"/>
-          <w:sz w:val="24"/>
-        </w:rPr>
-        <w:t xml:space="preserve"> = M - \bar{M}$) yang diterapkan terbukti efektif secara matematis menghilangkan multikolinearitas struktural antar-istilah interaksi (Aiken and West, 1991; Ghozali, 2018).</w:t>
+        <w:t>X</w:t>
+      </w:r>
+      <w:r>
+        <w:rPr>
+          <w:rFonts w:ascii="Times New Roman" w:hAnsi="Times New Roman"/>
+          <w:sz w:val="24"/>
+        </w:rPr>
+        <w:t>ᵢ</w:t>
+      </w:r>
+      <w:r>
+        <w:rPr>
+          <w:rFonts w:ascii="Times New Roman" w:hAnsi="Times New Roman"/>
+          <w:b w:val="0"/>
+          <w:i/>
+          <w:sz w:val="24"/>
+        </w:rPr>
+        <w:t xml:space="preserve"> = </w:t>
+      </w:r>
+      <w:r>
+        <w:rPr>
+          <w:rFonts w:ascii="Times New Roman" w:hAnsi="Times New Roman"/>
+          <w:sz w:val="24"/>
+        </w:rPr>
+        <w:t>X</w:t>
+      </w:r>
+      <w:r>
+        <w:rPr>
+          <w:rFonts w:ascii="Times New Roman" w:hAnsi="Times New Roman"/>
+          <w:b w:val="0"/>
+          <w:i/>
+          <w:sz w:val="24"/>
+        </w:rPr>
+        <w:t xml:space="preserve">ᵢ − </w:t>
+      </w:r>
+      <w:r>
+        <w:rPr>
+          <w:rFonts w:ascii="Times New Roman" w:hAnsi="Times New Roman"/>
+          <w:sz w:val="24"/>
+        </w:rPr>
+        <w:t>X̄</w:t>
+      </w:r>
+      <w:r>
+        <w:rPr>
+          <w:rFonts w:ascii="Times New Roman" w:hAnsi="Times New Roman"/>
+          <w:b w:val="0"/>
+          <w:i/>
+          <w:sz w:val="24"/>
+        </w:rPr>
+        <w:t xml:space="preserve">ᵢ; </w:t>
+      </w:r>
+      <w:r>
+        <w:rPr>
+          <w:rFonts w:ascii="Times New Roman" w:hAnsi="Times New Roman"/>
+          <w:sz w:val="24"/>
+        </w:rPr>
+        <w:t>M</w:t>
+      </w:r>
+      <w:r>
+        <w:rPr>
+          <w:rFonts w:ascii="Times New Roman" w:hAnsi="Times New Roman"/>
+          <w:b w:val="0"/>
+          <w:i/>
+          <w:sz w:val="24"/>
+        </w:rPr>
+        <w:t>\</w:t>
+      </w:r>
+      <w:r>
+        <w:rPr>
+          <w:rFonts w:ascii="Times New Roman" w:hAnsi="Times New Roman"/>
+          <w:sz w:val="24"/>
+        </w:rPr>
+        <w:t xml:space="preserve"> = </w:t>
+      </w:r>
+      <w:r>
+        <w:rPr>
+          <w:rFonts w:ascii="Times New Roman" w:hAnsi="Times New Roman"/>
+          <w:b w:val="0"/>
+          <w:i/>
+          <w:sz w:val="24"/>
+        </w:rPr>
+        <w:t>M</w:t>
+      </w:r>
+      <w:r>
+        <w:rPr>
+          <w:rFonts w:ascii="Times New Roman" w:hAnsi="Times New Roman"/>
+          <w:sz w:val="24"/>
+        </w:rPr>
+        <w:t xml:space="preserve"> − </w:t>
+      </w:r>
+      <w:r>
+        <w:rPr>
+          <w:rFonts w:ascii="Times New Roman" w:hAnsi="Times New Roman"/>
+          <w:b w:val="0"/>
+          <w:i/>
+          <w:sz w:val="24"/>
+        </w:rPr>
+        <w:t>M̄</w:t>
+      </w:r>
+      <w:r>
+        <w:rPr>
+          <w:rFonts w:ascii="Times New Roman" w:hAnsi="Times New Roman"/>
+          <w:sz w:val="24"/>
+        </w:rPr>
+        <w:t>) yang diterapkan terbukti efektif secara matematis menghilangkan multikolinearitas struktural antar-istilah interaksi (Aiken and West, 1991; Ghozali, 2018).</w:t>
       </w:r>
     </w:p>
     <w:p>
@@ -17426,7 +19254,6 @@
         <w:rPr>
           <w:rFonts w:ascii="Times New Roman" w:hAnsi="Times New Roman"/>
           <w:b/>
-          <w:color w:val="000000"/>
           <w:sz w:val="24"/>
         </w:rPr>
         <w:t>3.5.2 Uji Kualitas Data (Validitas dan Reliabilitas)</w:t>
@@ -17462,6 +19289,7 @@
       <w:r>
         <w:rPr>
           <w:rFonts w:ascii="Times New Roman" w:hAnsi="Times New Roman"/>
+          <w:b w:val="0"/>
           <w:i/>
           <w:sz w:val="24"/>
         </w:rPr>
@@ -17472,7 +19300,39 @@
           <w:rFonts w:ascii="Times New Roman" w:hAnsi="Times New Roman"/>
           <w:sz w:val="24"/>
         </w:rPr>
-        <w:t>. Suatu butir pernyataan kuesioner dinyatakan valid jika nilai $r_{\text{hitung}} &gt; r_{\text{tabel}}$ pada tingkat signifikansi $\alpha = 0,05$ untuk uji dua sisi.</w:t>
+        <w:t xml:space="preserve">. Suatu butir pernyataan kuesioner dinyatakan valid jika nilai </w:t>
+      </w:r>
+      <w:r>
+        <w:rPr>
+          <w:rFonts w:ascii="Times New Roman" w:hAnsi="Times New Roman"/>
+          <w:b w:val="0"/>
+          <w:i/>
+          <w:sz w:val="24"/>
+        </w:rPr>
+        <w:t>r</w:t>
+      </w:r>
+      <w:r>
+        <w:rPr>
+          <w:rFonts w:ascii="Times New Roman" w:hAnsi="Times New Roman"/>
+          <w:sz w:val="24"/>
+        </w:rPr>
+        <w:t xml:space="preserve">_{hitung} &gt; </w:t>
+      </w:r>
+      <w:r>
+        <w:rPr>
+          <w:rFonts w:ascii="Times New Roman" w:hAnsi="Times New Roman"/>
+          <w:b w:val="0"/>
+          <w:i/>
+          <w:sz w:val="24"/>
+        </w:rPr>
+        <w:t>r</w:t>
+      </w:r>
+      <w:r>
+        <w:rPr>
+          <w:rFonts w:ascii="Times New Roman" w:hAnsi="Times New Roman"/>
+          <w:sz w:val="24"/>
+        </w:rPr>
+        <w:t>_{tabel} pada tingkat signifikansi α = 0,05 untuk uji dua sisi.</w:t>
       </w:r>
     </w:p>
     <w:p>
@@ -17505,6 +19365,7 @@
       <w:r>
         <w:rPr>
           <w:rFonts w:ascii="Times New Roman" w:hAnsi="Times New Roman"/>
+          <w:b w:val="0"/>
           <w:i/>
           <w:sz w:val="24"/>
         </w:rPr>
@@ -17520,6 +19381,7 @@
       <w:r>
         <w:rPr>
           <w:rFonts w:ascii="Times New Roman" w:hAnsi="Times New Roman"/>
+          <w:b w:val="0"/>
           <w:i/>
           <w:sz w:val="24"/>
         </w:rPr>
@@ -17530,7 +19392,7 @@
           <w:rFonts w:ascii="Times New Roman" w:hAnsi="Times New Roman"/>
           <w:sz w:val="24"/>
         </w:rPr>
-        <w:t xml:space="preserve"> $\ge 0,60$ (Ghozali, 2018; Sekaran and Bougie, 2016).</w:t>
+        <w:t xml:space="preserve"> ≥ 0,60 (Ghozali, 2018; Sekaran and Bougie, 2016).</w:t>
       </w:r>
     </w:p>
     <w:p>
@@ -17546,7 +19408,6 @@
         <w:rPr>
           <w:rFonts w:ascii="Times New Roman" w:hAnsi="Times New Roman"/>
           <w:b/>
-          <w:color w:val="000000"/>
           <w:sz w:val="24"/>
         </w:rPr>
         <w:t>3.5.3 Uji Asumsi Klasik</w:t>
@@ -17568,6 +19429,7 @@
       <w:r>
         <w:rPr>
           <w:rFonts w:ascii="Times New Roman" w:hAnsi="Times New Roman"/>
+          <w:b w:val="0"/>
           <w:i/>
           <w:sz w:val="24"/>
         </w:rPr>
@@ -17583,6 +19445,7 @@
       <w:r>
         <w:rPr>
           <w:rFonts w:ascii="Times New Roman" w:hAnsi="Times New Roman"/>
+          <w:b w:val="0"/>
           <w:i/>
           <w:sz w:val="24"/>
         </w:rPr>
@@ -17626,6 +19489,7 @@
       <w:r>
         <w:rPr>
           <w:rFonts w:ascii="Times New Roman" w:hAnsi="Times New Roman"/>
+          <w:b w:val="0"/>
           <w:i/>
           <w:sz w:val="24"/>
         </w:rPr>
@@ -17636,7 +19500,23 @@
           <w:rFonts w:ascii="Times New Roman" w:hAnsi="Times New Roman"/>
           <w:sz w:val="24"/>
         </w:rPr>
-        <w:t>, dengan kriteria residual berdistribusi normal jika nilai signifikansi asimtotik $p &gt; 0,05$.</w:t>
+        <w:t xml:space="preserve">, dengan kriteria residual berdistribusi normal jika nilai signifikansi asimtotik </w:t>
+      </w:r>
+      <w:r>
+        <w:rPr>
+          <w:rFonts w:ascii="Times New Roman" w:hAnsi="Times New Roman"/>
+          <w:b w:val="0"/>
+          <w:i/>
+          <w:sz w:val="24"/>
+        </w:rPr>
+        <w:t>p</w:t>
+      </w:r>
+      <w:r>
+        <w:rPr>
+          <w:rFonts w:ascii="Times New Roman" w:hAnsi="Times New Roman"/>
+          <w:sz w:val="24"/>
+        </w:rPr>
+        <w:t xml:space="preserve"> &gt; 0,05.</w:t>
       </w:r>
     </w:p>
     <w:p>
@@ -17669,6 +19549,7 @@
       <w:r>
         <w:rPr>
           <w:rFonts w:ascii="Times New Roman" w:hAnsi="Times New Roman"/>
+          <w:b w:val="0"/>
           <w:i/>
           <w:sz w:val="24"/>
         </w:rPr>
@@ -17679,11 +19560,12 @@
           <w:rFonts w:ascii="Times New Roman" w:hAnsi="Times New Roman"/>
           <w:sz w:val="24"/>
         </w:rPr>
-        <w:t xml:space="preserve"> ($&gt; 0,10$) dan nilai </w:t>
-      </w:r>
-      <w:r>
-        <w:rPr>
-          <w:rFonts w:ascii="Times New Roman" w:hAnsi="Times New Roman"/>
+        <w:t xml:space="preserve"> (&gt; 0,10) dan nilai </w:t>
+      </w:r>
+      <w:r>
+        <w:rPr>
+          <w:rFonts w:ascii="Times New Roman" w:hAnsi="Times New Roman"/>
+          <w:b w:val="0"/>
           <w:i/>
           <w:sz w:val="24"/>
         </w:rPr>
@@ -17694,7 +19576,7 @@
           <w:rFonts w:ascii="Times New Roman" w:hAnsi="Times New Roman"/>
           <w:sz w:val="24"/>
         </w:rPr>
-        <w:t xml:space="preserve"> (VIF $&lt; 10$).</w:t>
+        <w:t xml:space="preserve"> (VIF &lt; 10).</w:t>
       </w:r>
     </w:p>
     <w:p>
@@ -17722,7 +19604,23 @@
           <w:rFonts w:ascii="Times New Roman" w:hAnsi="Times New Roman"/>
           <w:sz w:val="24"/>
         </w:rPr>
-        <w:t xml:space="preserve"> Menguji kesamaan varians residual melalui uji Glejser, di mana model dinyatakan bebas heteroskedastisitas apabila nilai signifikansi parameter terhadap nilai absolut residual $p &gt; 0,05$.</w:t>
+        <w:t xml:space="preserve"> Menguji kesamaan varians residual melalui uji Glejser, di mana model dinyatakan bebas heteroskedastisitas apabila nilai signifikansi parameter terhadap nilai absolut residual </w:t>
+      </w:r>
+      <w:r>
+        <w:rPr>
+          <w:rFonts w:ascii="Times New Roman" w:hAnsi="Times New Roman"/>
+          <w:b w:val="0"/>
+          <w:i/>
+          <w:sz w:val="24"/>
+        </w:rPr>
+        <w:t>p</w:t>
+      </w:r>
+      <w:r>
+        <w:rPr>
+          <w:rFonts w:ascii="Times New Roman" w:hAnsi="Times New Roman"/>
+          <w:sz w:val="24"/>
+        </w:rPr>
+        <w:t xml:space="preserve"> &gt; 0,05.</w:t>
       </w:r>
     </w:p>
     <w:p>
@@ -17734,6 +19632,7 @@
       <w:r>
         <w:rPr>
           <w:rFonts w:ascii="Times New Roman" w:hAnsi="Times New Roman"/>
+          <w:b w:val="0"/>
           <w:i/>
           <w:sz w:val="24"/>
         </w:rPr>
@@ -17749,6 +19648,7 @@
       <w:r>
         <w:rPr>
           <w:rFonts w:ascii="Times New Roman" w:hAnsi="Times New Roman"/>
+          <w:b w:val="0"/>
           <w:i/>
           <w:sz w:val="24"/>
         </w:rPr>
@@ -17764,6 +19664,7 @@
       <w:r>
         <w:rPr>
           <w:rFonts w:ascii="Times New Roman" w:hAnsi="Times New Roman"/>
+          <w:b w:val="0"/>
           <w:i/>
           <w:sz w:val="24"/>
         </w:rPr>
@@ -17790,7 +19691,6 @@
         <w:rPr>
           <w:rFonts w:ascii="Times New Roman" w:hAnsi="Times New Roman"/>
           <w:b/>
-          <w:color w:val="000000"/>
           <w:sz w:val="24"/>
         </w:rPr>
         <w:t>3.5.4 Estimasi Regresi Linear Berganda dan MRA</w:t>
@@ -17827,7 +19727,71 @@
           <w:rFonts w:ascii="Times New Roman" w:hAnsi="Times New Roman"/>
           <w:sz w:val="24"/>
         </w:rPr>
-        <w:t>Estimasi Model 1 (Persamaan (3.3)) untuk menguji pengaruh langsung ketiga variabel anteseden ($X_1, X_2, X_3$) terhadap $Y$.</w:t>
+        <w:t>Estimasi Model 1 (Persamaan (3.3)) untuk menguji pengaruh langsung ketiga variabel anteseden (</w:t>
+      </w:r>
+      <w:r>
+        <w:rPr>
+          <w:rFonts w:ascii="Times New Roman" w:hAnsi="Times New Roman"/>
+          <w:b w:val="0"/>
+          <w:i/>
+          <w:sz w:val="24"/>
+        </w:rPr>
+        <w:t>X</w:t>
+      </w:r>
+      <w:r>
+        <w:rPr>
+          <w:rFonts w:ascii="Times New Roman" w:hAnsi="Times New Roman"/>
+          <w:sz w:val="24"/>
+        </w:rPr>
+        <w:t xml:space="preserve">₁, </w:t>
+      </w:r>
+      <w:r>
+        <w:rPr>
+          <w:rFonts w:ascii="Times New Roman" w:hAnsi="Times New Roman"/>
+          <w:b w:val="0"/>
+          <w:i/>
+          <w:sz w:val="24"/>
+        </w:rPr>
+        <w:t>X</w:t>
+      </w:r>
+      <w:r>
+        <w:rPr>
+          <w:rFonts w:ascii="Times New Roman" w:hAnsi="Times New Roman"/>
+          <w:sz w:val="24"/>
+        </w:rPr>
+        <w:t xml:space="preserve">₂, </w:t>
+      </w:r>
+      <w:r>
+        <w:rPr>
+          <w:rFonts w:ascii="Times New Roman" w:hAnsi="Times New Roman"/>
+          <w:b w:val="0"/>
+          <w:i/>
+          <w:sz w:val="24"/>
+        </w:rPr>
+        <w:t>X</w:t>
+      </w:r>
+      <w:r>
+        <w:rPr>
+          <w:rFonts w:ascii="Times New Roman" w:hAnsi="Times New Roman"/>
+          <w:sz w:val="24"/>
+        </w:rPr>
+        <w:t xml:space="preserve">₃) terhadap </w:t>
+      </w:r>
+      <w:r>
+        <w:rPr>
+          <w:rFonts w:ascii="Times New Roman" w:hAnsi="Times New Roman"/>
+          <w:b w:val="0"/>
+          <w:i/>
+          <w:sz w:val="24"/>
+        </w:rPr>
+        <w:t>Y</w:t>
+      </w:r>
+      <w:r>
+        <w:rPr>
+          <w:rFonts w:ascii="Times New Roman" w:hAnsi="Times New Roman"/>
+          <w:sz w:val="24"/>
+        </w:rPr>
+        <w:t>.</w:t>
       </w:r>
     </w:p>
     <w:p>
@@ -17847,7 +19811,103 @@
           <w:rFonts w:ascii="Times New Roman" w:hAnsi="Times New Roman"/>
           <w:sz w:val="24"/>
         </w:rPr>
-        <w:t>Estimasi Model 2 (Persamaan (3.4)) untuk menguji efek interaksi moderasi kontrol diri ($X_1 \cdot M, X_2 \cdot M, X_3 \cdot M$).</w:t>
+        <w:t>Estimasi Model 2 (Persamaan (3.4)) untuk menguji efek interaksi moderasi kontrol diri (</w:t>
+      </w:r>
+      <w:r>
+        <w:rPr>
+          <w:rFonts w:ascii="Times New Roman" w:hAnsi="Times New Roman"/>
+          <w:b w:val="0"/>
+          <w:i/>
+          <w:sz w:val="24"/>
+        </w:rPr>
+        <w:t>X</w:t>
+      </w:r>
+      <w:r>
+        <w:rPr>
+          <w:rFonts w:ascii="Times New Roman" w:hAnsi="Times New Roman"/>
+          <w:sz w:val="24"/>
+        </w:rPr>
+        <w:t xml:space="preserve">₁ · </w:t>
+      </w:r>
+      <w:r>
+        <w:rPr>
+          <w:rFonts w:ascii="Times New Roman" w:hAnsi="Times New Roman"/>
+          <w:b w:val="0"/>
+          <w:i/>
+          <w:sz w:val="24"/>
+        </w:rPr>
+        <w:t>M</w:t>
+      </w:r>
+      <w:r>
+        <w:rPr>
+          <w:rFonts w:ascii="Times New Roman" w:hAnsi="Times New Roman"/>
+          <w:sz w:val="24"/>
+        </w:rPr>
+        <w:t xml:space="preserve">, </w:t>
+      </w:r>
+      <w:r>
+        <w:rPr>
+          <w:rFonts w:ascii="Times New Roman" w:hAnsi="Times New Roman"/>
+          <w:b w:val="0"/>
+          <w:i/>
+          <w:sz w:val="24"/>
+        </w:rPr>
+        <w:t>X</w:t>
+      </w:r>
+      <w:r>
+        <w:rPr>
+          <w:rFonts w:ascii="Times New Roman" w:hAnsi="Times New Roman"/>
+          <w:sz w:val="24"/>
+        </w:rPr>
+        <w:t xml:space="preserve">₂ · </w:t>
+      </w:r>
+      <w:r>
+        <w:rPr>
+          <w:rFonts w:ascii="Times New Roman" w:hAnsi="Times New Roman"/>
+          <w:b w:val="0"/>
+          <w:i/>
+          <w:sz w:val="24"/>
+        </w:rPr>
+        <w:t>M</w:t>
+      </w:r>
+      <w:r>
+        <w:rPr>
+          <w:rFonts w:ascii="Times New Roman" w:hAnsi="Times New Roman"/>
+          <w:sz w:val="24"/>
+        </w:rPr>
+        <w:t xml:space="preserve">, </w:t>
+      </w:r>
+      <w:r>
+        <w:rPr>
+          <w:rFonts w:ascii="Times New Roman" w:hAnsi="Times New Roman"/>
+          <w:b w:val="0"/>
+          <w:i/>
+          <w:sz w:val="24"/>
+        </w:rPr>
+        <w:t>X</w:t>
+      </w:r>
+      <w:r>
+        <w:rPr>
+          <w:rFonts w:ascii="Times New Roman" w:hAnsi="Times New Roman"/>
+          <w:sz w:val="24"/>
+        </w:rPr>
+        <w:t xml:space="preserve">₃ · </w:t>
+      </w:r>
+      <w:r>
+        <w:rPr>
+          <w:rFonts w:ascii="Times New Roman" w:hAnsi="Times New Roman"/>
+          <w:b w:val="0"/>
+          <w:i/>
+          <w:sz w:val="24"/>
+        </w:rPr>
+        <w:t>M</w:t>
+      </w:r>
+      <w:r>
+        <w:rPr>
+          <w:rFonts w:ascii="Times New Roman" w:hAnsi="Times New Roman"/>
+          <w:sz w:val="24"/>
+        </w:rPr>
+        <w:t>).</w:t>
       </w:r>
     </w:p>
     <w:p>
@@ -17866,6 +19926,7 @@
       <w:r>
         <w:rPr>
           <w:rFonts w:ascii="Times New Roman" w:hAnsi="Times New Roman"/>
+          <w:b w:val="0"/>
           <w:i/>
           <w:sz w:val="24"/>
         </w:rPr>
@@ -17892,10 +19953,26 @@
         <w:rPr>
           <w:rFonts w:ascii="Times New Roman" w:hAnsi="Times New Roman"/>
           <w:b/>
-          <w:color w:val="000000"/>
-          <w:sz w:val="24"/>
-        </w:rPr>
-        <w:t>3.5.5 Uji Koefisien Determinasi ($R^2$)</w:t>
+          <w:sz w:val="24"/>
+        </w:rPr>
+        <w:t>3.5.5 Uji Koefisien Determinasi (</w:t>
+      </w:r>
+      <w:r>
+        <w:rPr>
+          <w:rFonts w:ascii="Times New Roman" w:hAnsi="Times New Roman"/>
+          <w:b/>
+          <w:i/>
+          <w:sz w:val="24"/>
+        </w:rPr>
+        <w:t>R</w:t>
+      </w:r>
+      <w:r>
+        <w:rPr>
+          <w:rFonts w:ascii="Times New Roman" w:hAnsi="Times New Roman"/>
+          <w:b/>
+          <w:sz w:val="24"/>
+        </w:rPr>
+        <w:t>²)</w:t>
       </w:r>
     </w:p>
     <w:p>
@@ -17914,6 +19991,7 @@
       <w:r>
         <w:rPr>
           <w:rFonts w:ascii="Times New Roman" w:hAnsi="Times New Roman"/>
+          <w:b w:val="0"/>
           <w:i/>
           <w:sz w:val="24"/>
         </w:rPr>
@@ -17924,7 +20002,39 @@
           <w:rFonts w:ascii="Times New Roman" w:hAnsi="Times New Roman"/>
           <w:sz w:val="24"/>
         </w:rPr>
-        <w:t xml:space="preserve"> $R^2$ pada Model 1 dan Model 2, serta mengamati peningkatan koefisien determinasi ($\Delta R^2$) untuk membuktikan kontribusi penjelas tambahan dari variabel interaksi moderasi.</w:t>
+        <w:t xml:space="preserve"> </w:t>
+      </w:r>
+      <w:r>
+        <w:rPr>
+          <w:rFonts w:ascii="Times New Roman" w:hAnsi="Times New Roman"/>
+          <w:b w:val="0"/>
+          <w:i/>
+          <w:sz w:val="24"/>
+        </w:rPr>
+        <w:t>R</w:t>
+      </w:r>
+      <w:r>
+        <w:rPr>
+          <w:rFonts w:ascii="Times New Roman" w:hAnsi="Times New Roman"/>
+          <w:sz w:val="24"/>
+        </w:rPr>
+        <w:t>² pada Model 1 dan Model 2, serta mengamati peningkatan koefisien determinasi (Δ</w:t>
+      </w:r>
+      <w:r>
+        <w:rPr>
+          <w:rFonts w:ascii="Times New Roman" w:hAnsi="Times New Roman"/>
+          <w:b w:val="0"/>
+          <w:i/>
+          <w:sz w:val="24"/>
+        </w:rPr>
+        <w:t>R</w:t>
+      </w:r>
+      <w:r>
+        <w:rPr>
+          <w:rFonts w:ascii="Times New Roman" w:hAnsi="Times New Roman"/>
+          <w:sz w:val="24"/>
+        </w:rPr>
+        <w:t>²) untuk membuktikan kontribusi penjelas tambahan dari variabel interaksi moderasi.</w:t>
       </w:r>
     </w:p>
     <w:p>
@@ -17940,7 +20050,6 @@
         <w:rPr>
           <w:rFonts w:ascii="Times New Roman" w:hAnsi="Times New Roman"/>
           <w:b/>
-          <w:color w:val="000000"/>
           <w:sz w:val="24"/>
         </w:rPr>
         <w:t>3.5.6 Uji Hipotesis (Uji t dan Uji F)</w:t>
@@ -17971,7 +20080,23 @@
           <w:rFonts w:ascii="Times New Roman" w:hAnsi="Times New Roman"/>
           <w:sz w:val="24"/>
         </w:rPr>
-        <w:t xml:space="preserve"> Menguji signifikansi pengaruh masing-masing koefisien regresi secara individual terhadap variabel dependen pada taraf $\alpha = 0,05$. Hipotesis didukung jika nilai signifikansi $p &lt; 0,05$ dan arah koefisien sejalan dengan hipotesis yang diajukan.</w:t>
+        <w:t xml:space="preserve"> Menguji signifikansi pengaruh masing-masing koefisien regresi secara individual terhadap variabel dependen pada taraf α = 0,05. Hipotesis didukung jika nilai signifikansi </w:t>
+      </w:r>
+      <w:r>
+        <w:rPr>
+          <w:rFonts w:ascii="Times New Roman" w:hAnsi="Times New Roman"/>
+          <w:b w:val="0"/>
+          <w:i/>
+          <w:sz w:val="24"/>
+        </w:rPr>
+        <w:t>p</w:t>
+      </w:r>
+      <w:r>
+        <w:rPr>
+          <w:rFonts w:ascii="Times New Roman" w:hAnsi="Times New Roman"/>
+          <w:sz w:val="24"/>
+        </w:rPr>
+        <w:t xml:space="preserve"> &lt; 0,05 dan arah koefisien sejalan dengan hipotesis yang diajukan.</w:t>
       </w:r>
     </w:p>
     <w:p>
@@ -17999,7 +20124,23 @@
           <w:rFonts w:ascii="Times New Roman" w:hAnsi="Times New Roman"/>
           <w:sz w:val="24"/>
         </w:rPr>
-        <w:t xml:space="preserve"> Menguji kelayakan model regresi secara keseluruhan pada taraf signifikansi $p &lt; 0,05$.</w:t>
+        <w:t xml:space="preserve"> Menguji kelayakan model regresi secara keseluruhan pada taraf signifikansi </w:t>
+      </w:r>
+      <w:r>
+        <w:rPr>
+          <w:rFonts w:ascii="Times New Roman" w:hAnsi="Times New Roman"/>
+          <w:b w:val="0"/>
+          <w:i/>
+          <w:sz w:val="24"/>
+        </w:rPr>
+        <w:t>p</w:t>
+      </w:r>
+      <w:r>
+        <w:rPr>
+          <w:rFonts w:ascii="Times New Roman" w:hAnsi="Times New Roman"/>
+          <w:sz w:val="24"/>
+        </w:rPr>
+        <w:t xml:space="preserve"> &lt; 0,05.</w:t>
       </w:r>
     </w:p>
     <w:p>
@@ -18015,7 +20156,6 @@
         <w:rPr>
           <w:rFonts w:ascii="Times New Roman" w:hAnsi="Times New Roman"/>
           <w:b/>
-          <w:color w:val="000000"/>
           <w:sz w:val="24"/>
         </w:rPr>
         <w:t>3.6 Diagram Alur Penelitian</w:t>
@@ -18116,7 +20256,6 @@
         <w:rPr>
           <w:rFonts w:ascii="Times New Roman" w:hAnsi="Times New Roman"/>
           <w:b/>
-          <w:color w:val="000000"/>
           <w:sz w:val="24"/>
         </w:rPr>
         <w:t>3.7 Jadwal Pelaksanaan Penelitian</w:t>
@@ -20385,7 +22524,6 @@
         <w:rPr>
           <w:rFonts w:ascii="Times New Roman" w:hAnsi="Times New Roman"/>
           <w:b/>
-          <w:color w:val="000000"/>
           <w:sz w:val="24"/>
         </w:rPr>
         <w:t>DAFTAR PUSTAKA</w:t>
@@ -20407,6 +22545,7 @@
       <w:r>
         <w:rPr>
           <w:rFonts w:ascii="Times New Roman" w:hAnsi="Times New Roman"/>
+          <w:b w:val="0"/>
           <w:i/>
           <w:sz w:val="24"/>
         </w:rPr>
@@ -20436,6 +22575,7 @@
       <w:r>
         <w:rPr>
           <w:rFonts w:ascii="Times New Roman" w:hAnsi="Times New Roman"/>
+          <w:b w:val="0"/>
           <w:i/>
           <w:sz w:val="24"/>
         </w:rPr>
@@ -20465,6 +22605,7 @@
       <w:r>
         <w:rPr>
           <w:rFonts w:ascii="Times New Roman" w:hAnsi="Times New Roman"/>
+          <w:b w:val="0"/>
           <w:i/>
           <w:sz w:val="24"/>
         </w:rPr>
@@ -20494,6 +22635,7 @@
       <w:r>
         <w:rPr>
           <w:rFonts w:ascii="Times New Roman" w:hAnsi="Times New Roman"/>
+          <w:b w:val="0"/>
           <w:i/>
           <w:sz w:val="24"/>
         </w:rPr>
@@ -20523,6 +22665,7 @@
       <w:r>
         <w:rPr>
           <w:rFonts w:ascii="Times New Roman" w:hAnsi="Times New Roman"/>
+          <w:b w:val="0"/>
           <w:i/>
           <w:sz w:val="24"/>
         </w:rPr>
@@ -20552,6 +22695,7 @@
       <w:r>
         <w:rPr>
           <w:rFonts w:ascii="Times New Roman" w:hAnsi="Times New Roman"/>
+          <w:b w:val="0"/>
           <w:i/>
           <w:sz w:val="24"/>
         </w:rPr>
@@ -20567,6 +22711,7 @@
       <w:r>
         <w:rPr>
           <w:rFonts w:ascii="Times New Roman" w:hAnsi="Times New Roman"/>
+          <w:b w:val="0"/>
           <w:i/>
           <w:sz w:val="24"/>
         </w:rPr>
@@ -20596,6 +22741,7 @@
       <w:r>
         <w:rPr>
           <w:rFonts w:ascii="Times New Roman" w:hAnsi="Times New Roman"/>
+          <w:b w:val="0"/>
           <w:i/>
           <w:sz w:val="24"/>
         </w:rPr>
@@ -20625,6 +22771,7 @@
       <w:r>
         <w:rPr>
           <w:rFonts w:ascii="Times New Roman" w:hAnsi="Times New Roman"/>
+          <w:b w:val="0"/>
           <w:i/>
           <w:sz w:val="24"/>
         </w:rPr>
@@ -20654,6 +22801,7 @@
       <w:r>
         <w:rPr>
           <w:rFonts w:ascii="Times New Roman" w:hAnsi="Times New Roman"/>
+          <w:b w:val="0"/>
           <w:i/>
           <w:sz w:val="24"/>
         </w:rPr>
@@ -20683,6 +22831,7 @@
       <w:r>
         <w:rPr>
           <w:rFonts w:ascii="Times New Roman" w:hAnsi="Times New Roman"/>
+          <w:b w:val="0"/>
           <w:i/>
           <w:sz w:val="24"/>
         </w:rPr>
@@ -20712,6 +22861,7 @@
       <w:r>
         <w:rPr>
           <w:rFonts w:ascii="Times New Roman" w:hAnsi="Times New Roman"/>
+          <w:b w:val="0"/>
           <w:i/>
           <w:sz w:val="24"/>
         </w:rPr>
@@ -20741,6 +22891,7 @@
       <w:r>
         <w:rPr>
           <w:rFonts w:ascii="Times New Roman" w:hAnsi="Times New Roman"/>
+          <w:b w:val="0"/>
           <w:i/>
           <w:sz w:val="24"/>
         </w:rPr>
@@ -20770,6 +22921,7 @@
       <w:r>
         <w:rPr>
           <w:rFonts w:ascii="Times New Roman" w:hAnsi="Times New Roman"/>
+          <w:b w:val="0"/>
           <w:i/>
           <w:sz w:val="24"/>
         </w:rPr>
@@ -20799,6 +22951,7 @@
       <w:r>
         <w:rPr>
           <w:rFonts w:ascii="Times New Roman" w:hAnsi="Times New Roman"/>
+          <w:b w:val="0"/>
           <w:i/>
           <w:sz w:val="24"/>
         </w:rPr>
@@ -20828,6 +22981,7 @@
       <w:r>
         <w:rPr>
           <w:rFonts w:ascii="Times New Roman" w:hAnsi="Times New Roman"/>
+          <w:b w:val="0"/>
           <w:i/>
           <w:sz w:val="24"/>
         </w:rPr>
@@ -20857,6 +23011,7 @@
       <w:r>
         <w:rPr>
           <w:rFonts w:ascii="Times New Roman" w:hAnsi="Times New Roman"/>
+          <w:b w:val="0"/>
           <w:i/>
           <w:sz w:val="24"/>
         </w:rPr>
@@ -20886,6 +23041,7 @@
       <w:r>
         <w:rPr>
           <w:rFonts w:ascii="Times New Roman" w:hAnsi="Times New Roman"/>
+          <w:b w:val="0"/>
           <w:i/>
           <w:sz w:val="24"/>
         </w:rPr>
@@ -20915,6 +23071,7 @@
       <w:r>
         <w:rPr>
           <w:rFonts w:ascii="Times New Roman" w:hAnsi="Times New Roman"/>
+          <w:b w:val="0"/>
           <w:i/>
           <w:sz w:val="24"/>
         </w:rPr>
@@ -20944,6 +23101,7 @@
       <w:r>
         <w:rPr>
           <w:rFonts w:ascii="Times New Roman" w:hAnsi="Times New Roman"/>
+          <w:b w:val="0"/>
           <w:i/>
           <w:sz w:val="24"/>
         </w:rPr>
@@ -20973,6 +23131,7 @@
       <w:r>
         <w:rPr>
           <w:rFonts w:ascii="Times New Roman" w:hAnsi="Times New Roman"/>
+          <w:b w:val="0"/>
           <w:i/>
           <w:sz w:val="24"/>
         </w:rPr>
@@ -21002,6 +23161,7 @@
       <w:r>
         <w:rPr>
           <w:rFonts w:ascii="Times New Roman" w:hAnsi="Times New Roman"/>
+          <w:b w:val="0"/>
           <w:i/>
           <w:sz w:val="24"/>
         </w:rPr>
@@ -21031,6 +23191,7 @@
       <w:r>
         <w:rPr>
           <w:rFonts w:ascii="Times New Roman" w:hAnsi="Times New Roman"/>
+          <w:b w:val="0"/>
           <w:i/>
           <w:sz w:val="24"/>
         </w:rPr>
@@ -21060,6 +23221,7 @@
       <w:r>
         <w:rPr>
           <w:rFonts w:ascii="Times New Roman" w:hAnsi="Times New Roman"/>
+          <w:b w:val="0"/>
           <w:i/>
           <w:sz w:val="24"/>
         </w:rPr>
@@ -21089,6 +23251,7 @@
       <w:r>
         <w:rPr>
           <w:rFonts w:ascii="Times New Roman" w:hAnsi="Times New Roman"/>
+          <w:b w:val="0"/>
           <w:i/>
           <w:sz w:val="24"/>
         </w:rPr>
@@ -21118,6 +23281,7 @@
       <w:r>
         <w:rPr>
           <w:rFonts w:ascii="Times New Roman" w:hAnsi="Times New Roman"/>
+          <w:b w:val="0"/>
           <w:i/>
           <w:sz w:val="24"/>
         </w:rPr>
@@ -21147,6 +23311,7 @@
       <w:r>
         <w:rPr>
           <w:rFonts w:ascii="Times New Roman" w:hAnsi="Times New Roman"/>
+          <w:b w:val="0"/>
           <w:i/>
           <w:sz w:val="24"/>
         </w:rPr>
@@ -21176,6 +23341,7 @@
       <w:r>
         <w:rPr>
           <w:rFonts w:ascii="Times New Roman" w:hAnsi="Times New Roman"/>
+          <w:b w:val="0"/>
           <w:i/>
           <w:sz w:val="24"/>
         </w:rPr>
@@ -21205,6 +23371,7 @@
       <w:r>
         <w:rPr>
           <w:rFonts w:ascii="Times New Roman" w:hAnsi="Times New Roman"/>
+          <w:b w:val="0"/>
           <w:i/>
           <w:sz w:val="24"/>
         </w:rPr>
@@ -21234,6 +23401,7 @@
       <w:r>
         <w:rPr>
           <w:rFonts w:ascii="Times New Roman" w:hAnsi="Times New Roman"/>
+          <w:b w:val="0"/>
           <w:i/>
           <w:sz w:val="24"/>
         </w:rPr>
@@ -21263,6 +23431,7 @@
       <w:r>
         <w:rPr>
           <w:rFonts w:ascii="Times New Roman" w:hAnsi="Times New Roman"/>
+          <w:b w:val="0"/>
           <w:i/>
           <w:sz w:val="24"/>
         </w:rPr>
@@ -21292,6 +23461,7 @@
       <w:r>
         <w:rPr>
           <w:rFonts w:ascii="Times New Roman" w:hAnsi="Times New Roman"/>
+          <w:b w:val="0"/>
           <w:i/>
           <w:sz w:val="24"/>
         </w:rPr>
@@ -21321,6 +23491,7 @@
       <w:r>
         <w:rPr>
           <w:rFonts w:ascii="Times New Roman" w:hAnsi="Times New Roman"/>
+          <w:b w:val="0"/>
           <w:i/>
           <w:sz w:val="24"/>
         </w:rPr>
@@ -21350,6 +23521,7 @@
       <w:r>
         <w:rPr>
           <w:rFonts w:ascii="Times New Roman" w:hAnsi="Times New Roman"/>
+          <w:b w:val="0"/>
           <w:i/>
           <w:sz w:val="24"/>
         </w:rPr>
@@ -21379,6 +23551,7 @@
       <w:r>
         <w:rPr>
           <w:rFonts w:ascii="Times New Roman" w:hAnsi="Times New Roman"/>
+          <w:b w:val="0"/>
           <w:i/>
           <w:sz w:val="24"/>
         </w:rPr>
@@ -21408,6 +23581,7 @@
       <w:r>
         <w:rPr>
           <w:rFonts w:ascii="Times New Roman" w:hAnsi="Times New Roman"/>
+          <w:b w:val="0"/>
           <w:i/>
           <w:sz w:val="24"/>
         </w:rPr>
@@ -21437,6 +23611,7 @@
       <w:r>
         <w:rPr>
           <w:rFonts w:ascii="Times New Roman" w:hAnsi="Times New Roman"/>
+          <w:b w:val="0"/>
           <w:i/>
           <w:sz w:val="24"/>
         </w:rPr>
@@ -21466,6 +23641,7 @@
       <w:r>
         <w:rPr>
           <w:rFonts w:ascii="Times New Roman" w:hAnsi="Times New Roman"/>
+          <w:b w:val="0"/>
           <w:i/>
           <w:sz w:val="24"/>
         </w:rPr>
@@ -21495,6 +23671,7 @@
       <w:r>
         <w:rPr>
           <w:rFonts w:ascii="Times New Roman" w:hAnsi="Times New Roman"/>
+          <w:b w:val="0"/>
           <w:i/>
           <w:sz w:val="24"/>
         </w:rPr>
@@ -21524,6 +23701,7 @@
       <w:r>
         <w:rPr>
           <w:rFonts w:ascii="Times New Roman" w:hAnsi="Times New Roman"/>
+          <w:b w:val="0"/>
           <w:i/>
           <w:sz w:val="24"/>
         </w:rPr>
@@ -21553,6 +23731,7 @@
       <w:r>
         <w:rPr>
           <w:rFonts w:ascii="Times New Roman" w:hAnsi="Times New Roman"/>
+          <w:b w:val="0"/>
           <w:i/>
           <w:sz w:val="24"/>
         </w:rPr>
@@ -21582,6 +23761,7 @@
       <w:r>
         <w:rPr>
           <w:rFonts w:ascii="Times New Roman" w:hAnsi="Times New Roman"/>
+          <w:b w:val="0"/>
           <w:i/>
           <w:sz w:val="24"/>
         </w:rPr>
@@ -21611,6 +23791,7 @@
       <w:r>
         <w:rPr>
           <w:rFonts w:ascii="Times New Roman" w:hAnsi="Times New Roman"/>
+          <w:b w:val="0"/>
           <w:i/>
           <w:sz w:val="24"/>
         </w:rPr>
@@ -21640,6 +23821,7 @@
       <w:r>
         <w:rPr>
           <w:rFonts w:ascii="Times New Roman" w:hAnsi="Times New Roman"/>
+          <w:b w:val="0"/>
           <w:i/>
           <w:sz w:val="24"/>
         </w:rPr>
@@ -21669,6 +23851,7 @@
       <w:r>
         <w:rPr>
           <w:rFonts w:ascii="Times New Roman" w:hAnsi="Times New Roman"/>
+          <w:b w:val="0"/>
           <w:i/>
           <w:sz w:val="24"/>
         </w:rPr>
@@ -21698,6 +23881,7 @@
       <w:r>
         <w:rPr>
           <w:rFonts w:ascii="Times New Roman" w:hAnsi="Times New Roman"/>
+          <w:b w:val="0"/>
           <w:i/>
           <w:sz w:val="24"/>
         </w:rPr>
@@ -21727,6 +23911,7 @@
       <w:r>
         <w:rPr>
           <w:rFonts w:ascii="Times New Roman" w:hAnsi="Times New Roman"/>
+          <w:b w:val="0"/>
           <w:i/>
           <w:sz w:val="24"/>
         </w:rPr>
@@ -21756,6 +23941,7 @@
       <w:r>
         <w:rPr>
           <w:rFonts w:ascii="Times New Roman" w:hAnsi="Times New Roman"/>
+          <w:b w:val="0"/>
           <w:i/>
           <w:sz w:val="24"/>
         </w:rPr>
@@ -21785,6 +23971,7 @@
       <w:r>
         <w:rPr>
           <w:rFonts w:ascii="Times New Roman" w:hAnsi="Times New Roman"/>
+          <w:b w:val="0"/>
           <w:i/>
           <w:sz w:val="24"/>
         </w:rPr>
@@ -21814,6 +24001,7 @@
       <w:r>
         <w:rPr>
           <w:rFonts w:ascii="Times New Roman" w:hAnsi="Times New Roman"/>
+          <w:b w:val="0"/>
           <w:i/>
           <w:sz w:val="24"/>
         </w:rPr>
@@ -21843,6 +24031,7 @@
       <w:r>
         <w:rPr>
           <w:rFonts w:ascii="Times New Roman" w:hAnsi="Times New Roman"/>
+          <w:b w:val="0"/>
           <w:i/>
           <w:sz w:val="24"/>
         </w:rPr>

--- a/01_Naskah_Utama/Proposal_Arthur_PokemonTCG.docx
+++ b/01_Naskah_Utama/Proposal_Arthur_PokemonTCG.docx
@@ -9,10 +9,6 @@
         <w:jc w:val="center"/>
       </w:pPr>
       <w:r>
-        <w:rPr>
-          <w:color w:val="000000"/>
-          <w:rFonts w:ascii="Times New Roman" w:hAnsi="Times New Roman" w:cs="Times New Roman"/>
-        </w:rPr>
         <w:drawing>
           <wp:inline xmlns:a="http://schemas.openxmlformats.org/drawingml/2006/main" xmlns:pic="http://schemas.openxmlformats.org/drawingml/2006/picture">
             <wp:extent cx="1152000" cy="1152000"/>
@@ -794,10 +790,6 @@
     </w:tbl>
     <w:p>
       <w:r>
-        <w:rPr>
-          <w:color w:val="000000"/>
-          <w:rFonts w:ascii="Times New Roman" w:hAnsi="Times New Roman" w:cs="Times New Roman"/>
-        </w:rPr>
         <w:br w:type="page"/>
       </w:r>
     </w:p>
@@ -1272,10 +1264,6 @@
     </w:tbl>
     <w:p>
       <w:r>
-        <w:rPr>
-          <w:color w:val="000000"/>
-          <w:rFonts w:ascii="Times New Roman" w:hAnsi="Times New Roman" w:cs="Times New Roman"/>
-        </w:rPr>
         <w:br w:type="page"/>
       </w:r>
     </w:p>
@@ -1513,10 +1501,6 @@
     </w:tbl>
     <w:p>
       <w:r>
-        <w:rPr>
-          <w:color w:val="000000"/>
-          <w:rFonts w:ascii="Times New Roman" w:hAnsi="Times New Roman" w:cs="Times New Roman"/>
-        </w:rPr>
         <w:br w:type="page"/>
       </w:r>
     </w:p>
@@ -1819,10 +1803,6 @@
     </w:p>
     <w:p>
       <w:r>
-        <w:rPr>
-          <w:color w:val="000000"/>
-          <w:rFonts w:ascii="Times New Roman" w:hAnsi="Times New Roman" w:cs="Times New Roman"/>
-        </w:rPr>
         <w:br w:type="page"/>
       </w:r>
     </w:p>
@@ -1910,10 +1890,6 @@
     </w:p>
     <w:p>
       <w:r>
-        <w:rPr>
-          <w:color w:val="000000"/>
-          <w:rFonts w:ascii="Times New Roman" w:hAnsi="Times New Roman" w:cs="Times New Roman"/>
-        </w:rPr>
         <w:br w:type="page"/>
       </w:r>
     </w:p>
@@ -2001,10 +1977,6 @@
     </w:p>
     <w:p>
       <w:r>
-        <w:rPr>
-          <w:color w:val="000000"/>
-          <w:rFonts w:ascii="Times New Roman" w:hAnsi="Times New Roman" w:cs="Times New Roman"/>
-        </w:rPr>
         <w:br w:type="page"/>
       </w:r>
     </w:p>
@@ -2048,18 +2020,12 @@
       </w:r>
       <w:r>
         <w:rPr>
-          <w:color w:val="000000"/>
-          <w:rFonts w:ascii="Times New Roman" w:hAnsi="Times New Roman" w:cs="Times New Roman"/>
-        </w:rPr>
-        <w:tab/>
-      </w:r>
-      <w:r>
-        <w:rPr>
           <w:b/>
           <w:sz w:val="22"/>
           <w:color w:val="000000"/>
           <w:rFonts w:ascii="Times New Roman" w:hAnsi="Times New Roman" w:cs="Times New Roman"/>
         </w:rPr>
+        <w:tab/>
         <w:t>xi</w:t>
       </w:r>
     </w:p>
@@ -2083,18 +2049,12 @@
       </w:r>
       <w:r>
         <w:rPr>
-          <w:color w:val="000000"/>
-          <w:rFonts w:ascii="Times New Roman" w:hAnsi="Times New Roman" w:cs="Times New Roman"/>
-        </w:rPr>
-        <w:tab/>
-      </w:r>
-      <w:r>
-        <w:rPr>
           <w:b/>
           <w:sz w:val="22"/>
           <w:color w:val="000000"/>
           <w:rFonts w:ascii="Times New Roman" w:hAnsi="Times New Roman" w:cs="Times New Roman"/>
         </w:rPr>
+        <w:tab/>
         <w:t>xii</w:t>
       </w:r>
     </w:p>
@@ -2118,18 +2078,12 @@
       </w:r>
       <w:r>
         <w:rPr>
-          <w:color w:val="000000"/>
-          <w:rFonts w:ascii="Times New Roman" w:hAnsi="Times New Roman" w:cs="Times New Roman"/>
-        </w:rPr>
-        <w:tab/>
-      </w:r>
-      <w:r>
-        <w:rPr>
           <w:b/>
           <w:sz w:val="22"/>
           <w:color w:val="000000"/>
           <w:rFonts w:ascii="Times New Roman" w:hAnsi="Times New Roman" w:cs="Times New Roman"/>
         </w:rPr>
+        <w:tab/>
         <w:t>1</w:t>
       </w:r>
     </w:p>
@@ -2153,18 +2107,12 @@
       </w:r>
       <w:r>
         <w:rPr>
+          <w:b w:val="0"/>
+          <w:sz w:val="22"/>
           <w:color w:val="000000"/>
           <w:rFonts w:ascii="Times New Roman" w:hAnsi="Times New Roman" w:cs="Times New Roman"/>
         </w:rPr>
         <w:tab/>
-      </w:r>
-      <w:r>
-        <w:rPr>
-          <w:b w:val="0"/>
-          <w:sz w:val="22"/>
-          <w:color w:val="000000"/>
-          <w:rFonts w:ascii="Times New Roman" w:hAnsi="Times New Roman" w:cs="Times New Roman"/>
-        </w:rPr>
         <w:t>1</w:t>
       </w:r>
     </w:p>
@@ -2188,18 +2136,12 @@
       </w:r>
       <w:r>
         <w:rPr>
+          <w:b w:val="0"/>
+          <w:sz w:val="22"/>
           <w:color w:val="000000"/>
           <w:rFonts w:ascii="Times New Roman" w:hAnsi="Times New Roman" w:cs="Times New Roman"/>
         </w:rPr>
         <w:tab/>
-      </w:r>
-      <w:r>
-        <w:rPr>
-          <w:b w:val="0"/>
-          <w:sz w:val="22"/>
-          <w:color w:val="000000"/>
-          <w:rFonts w:ascii="Times New Roman" w:hAnsi="Times New Roman" w:cs="Times New Roman"/>
-        </w:rPr>
         <w:t>8</w:t>
       </w:r>
     </w:p>
@@ -2223,18 +2165,12 @@
       </w:r>
       <w:r>
         <w:rPr>
+          <w:b w:val="0"/>
+          <w:sz w:val="22"/>
           <w:color w:val="000000"/>
           <w:rFonts w:ascii="Times New Roman" w:hAnsi="Times New Roman" w:cs="Times New Roman"/>
         </w:rPr>
         <w:tab/>
-      </w:r>
-      <w:r>
-        <w:rPr>
-          <w:b w:val="0"/>
-          <w:sz w:val="22"/>
-          <w:color w:val="000000"/>
-          <w:rFonts w:ascii="Times New Roman" w:hAnsi="Times New Roman" w:cs="Times New Roman"/>
-        </w:rPr>
         <w:t>9</w:t>
       </w:r>
     </w:p>
@@ -2258,18 +2194,12 @@
       </w:r>
       <w:r>
         <w:rPr>
+          <w:b w:val="0"/>
+          <w:sz w:val="22"/>
           <w:color w:val="000000"/>
           <w:rFonts w:ascii="Times New Roman" w:hAnsi="Times New Roman" w:cs="Times New Roman"/>
         </w:rPr>
         <w:tab/>
-      </w:r>
-      <w:r>
-        <w:rPr>
-          <w:b w:val="0"/>
-          <w:sz w:val="22"/>
-          <w:color w:val="000000"/>
-          <w:rFonts w:ascii="Times New Roman" w:hAnsi="Times New Roman" w:cs="Times New Roman"/>
-        </w:rPr>
         <w:t>9</w:t>
       </w:r>
     </w:p>
@@ -2293,18 +2223,12 @@
       </w:r>
       <w:r>
         <w:rPr>
+          <w:b w:val="0"/>
+          <w:sz w:val="21"/>
           <w:color w:val="000000"/>
           <w:rFonts w:ascii="Times New Roman" w:hAnsi="Times New Roman" w:cs="Times New Roman"/>
         </w:rPr>
         <w:tab/>
-      </w:r>
-      <w:r>
-        <w:rPr>
-          <w:b w:val="0"/>
-          <w:sz w:val="21"/>
-          <w:color w:val="000000"/>
-          <w:rFonts w:ascii="Times New Roman" w:hAnsi="Times New Roman" w:cs="Times New Roman"/>
-        </w:rPr>
         <w:t>9</w:t>
       </w:r>
     </w:p>
@@ -2328,18 +2252,12 @@
       </w:r>
       <w:r>
         <w:rPr>
+          <w:b w:val="0"/>
+          <w:sz w:val="21"/>
           <w:color w:val="000000"/>
           <w:rFonts w:ascii="Times New Roman" w:hAnsi="Times New Roman" w:cs="Times New Roman"/>
         </w:rPr>
         <w:tab/>
-      </w:r>
-      <w:r>
-        <w:rPr>
-          <w:b w:val="0"/>
-          <w:sz w:val="21"/>
-          <w:color w:val="000000"/>
-          <w:rFonts w:ascii="Times New Roman" w:hAnsi="Times New Roman" w:cs="Times New Roman"/>
-        </w:rPr>
         <w:t>10</w:t>
       </w:r>
     </w:p>
@@ -2363,18 +2281,12 @@
       </w:r>
       <w:r>
         <w:rPr>
-          <w:color w:val="000000"/>
-          <w:rFonts w:ascii="Times New Roman" w:hAnsi="Times New Roman" w:cs="Times New Roman"/>
-        </w:rPr>
-        <w:tab/>
-      </w:r>
-      <w:r>
-        <w:rPr>
           <w:b/>
           <w:sz w:val="22"/>
           <w:color w:val="000000"/>
           <w:rFonts w:ascii="Times New Roman" w:hAnsi="Times New Roman" w:cs="Times New Roman"/>
         </w:rPr>
+        <w:tab/>
         <w:t>11</w:t>
       </w:r>
     </w:p>
@@ -2398,18 +2310,12 @@
       </w:r>
       <w:r>
         <w:rPr>
+          <w:b w:val="0"/>
+          <w:sz w:val="22"/>
           <w:color w:val="000000"/>
           <w:rFonts w:ascii="Times New Roman" w:hAnsi="Times New Roman" w:cs="Times New Roman"/>
         </w:rPr>
         <w:tab/>
-      </w:r>
-      <w:r>
-        <w:rPr>
-          <w:b w:val="0"/>
-          <w:sz w:val="22"/>
-          <w:color w:val="000000"/>
-          <w:rFonts w:ascii="Times New Roman" w:hAnsi="Times New Roman" w:cs="Times New Roman"/>
-        </w:rPr>
         <w:t>11</w:t>
       </w:r>
     </w:p>
@@ -2433,18 +2339,12 @@
       </w:r>
       <w:r>
         <w:rPr>
+          <w:b w:val="0"/>
+          <w:sz w:val="21"/>
           <w:color w:val="000000"/>
           <w:rFonts w:ascii="Times New Roman" w:hAnsi="Times New Roman" w:cs="Times New Roman"/>
         </w:rPr>
         <w:tab/>
-      </w:r>
-      <w:r>
-        <w:rPr>
-          <w:b w:val="0"/>
-          <w:sz w:val="21"/>
-          <w:color w:val="000000"/>
-          <w:rFonts w:ascii="Times New Roman" w:hAnsi="Times New Roman" w:cs="Times New Roman"/>
-        </w:rPr>
         <w:t>11</w:t>
       </w:r>
     </w:p>
@@ -2468,18 +2368,12 @@
       </w:r>
       <w:r>
         <w:rPr>
+          <w:b w:val="0"/>
+          <w:sz w:val="21"/>
           <w:color w:val="000000"/>
           <w:rFonts w:ascii="Times New Roman" w:hAnsi="Times New Roman" w:cs="Times New Roman"/>
         </w:rPr>
         <w:tab/>
-      </w:r>
-      <w:r>
-        <w:rPr>
-          <w:b w:val="0"/>
-          <w:sz w:val="21"/>
-          <w:color w:val="000000"/>
-          <w:rFonts w:ascii="Times New Roman" w:hAnsi="Times New Roman" w:cs="Times New Roman"/>
-        </w:rPr>
         <w:t>11</w:t>
       </w:r>
     </w:p>
@@ -2503,18 +2397,12 @@
       </w:r>
       <w:r>
         <w:rPr>
+          <w:b w:val="0"/>
+          <w:sz w:val="21"/>
           <w:color w:val="000000"/>
           <w:rFonts w:ascii="Times New Roman" w:hAnsi="Times New Roman" w:cs="Times New Roman"/>
         </w:rPr>
         <w:tab/>
-      </w:r>
-      <w:r>
-        <w:rPr>
-          <w:b w:val="0"/>
-          <w:sz w:val="21"/>
-          <w:color w:val="000000"/>
-          <w:rFonts w:ascii="Times New Roman" w:hAnsi="Times New Roman" w:cs="Times New Roman"/>
-        </w:rPr>
         <w:t>12</w:t>
       </w:r>
     </w:p>
@@ -2538,18 +2426,12 @@
       </w:r>
       <w:r>
         <w:rPr>
+          <w:b w:val="0"/>
+          <w:sz w:val="21"/>
           <w:color w:val="000000"/>
           <w:rFonts w:ascii="Times New Roman" w:hAnsi="Times New Roman" w:cs="Times New Roman"/>
         </w:rPr>
         <w:tab/>
-      </w:r>
-      <w:r>
-        <w:rPr>
-          <w:b w:val="0"/>
-          <w:sz w:val="21"/>
-          <w:color w:val="000000"/>
-          <w:rFonts w:ascii="Times New Roman" w:hAnsi="Times New Roman" w:cs="Times New Roman"/>
-        </w:rPr>
         <w:t>12</w:t>
       </w:r>
     </w:p>
@@ -2573,18 +2455,12 @@
       </w:r>
       <w:r>
         <w:rPr>
+          <w:b w:val="0"/>
+          <w:sz w:val="22"/>
           <w:color w:val="000000"/>
           <w:rFonts w:ascii="Times New Roman" w:hAnsi="Times New Roman" w:cs="Times New Roman"/>
         </w:rPr>
         <w:tab/>
-      </w:r>
-      <w:r>
-        <w:rPr>
-          <w:b w:val="0"/>
-          <w:sz w:val="22"/>
-          <w:color w:val="000000"/>
-          <w:rFonts w:ascii="Times New Roman" w:hAnsi="Times New Roman" w:cs="Times New Roman"/>
-        </w:rPr>
         <w:t>12</w:t>
       </w:r>
     </w:p>
@@ -2608,18 +2484,12 @@
       </w:r>
       <w:r>
         <w:rPr>
+          <w:b w:val="0"/>
+          <w:sz w:val="21"/>
           <w:color w:val="000000"/>
           <w:rFonts w:ascii="Times New Roman" w:hAnsi="Times New Roman" w:cs="Times New Roman"/>
         </w:rPr>
         <w:tab/>
-      </w:r>
-      <w:r>
-        <w:rPr>
-          <w:b w:val="0"/>
-          <w:sz w:val="21"/>
-          <w:color w:val="000000"/>
-          <w:rFonts w:ascii="Times New Roman" w:hAnsi="Times New Roman" w:cs="Times New Roman"/>
-        </w:rPr>
         <w:t>12</w:t>
       </w:r>
     </w:p>
@@ -2643,18 +2513,12 @@
       </w:r>
       <w:r>
         <w:rPr>
+          <w:b w:val="0"/>
+          <w:sz w:val="21"/>
           <w:color w:val="000000"/>
           <w:rFonts w:ascii="Times New Roman" w:hAnsi="Times New Roman" w:cs="Times New Roman"/>
         </w:rPr>
         <w:tab/>
-      </w:r>
-      <w:r>
-        <w:rPr>
-          <w:b w:val="0"/>
-          <w:sz w:val="21"/>
-          <w:color w:val="000000"/>
-          <w:rFonts w:ascii="Times New Roman" w:hAnsi="Times New Roman" w:cs="Times New Roman"/>
-        </w:rPr>
         <w:t>13</w:t>
       </w:r>
     </w:p>
@@ -2678,18 +2542,12 @@
       </w:r>
       <w:r>
         <w:rPr>
+          <w:b w:val="0"/>
+          <w:sz w:val="21"/>
           <w:color w:val="000000"/>
           <w:rFonts w:ascii="Times New Roman" w:hAnsi="Times New Roman" w:cs="Times New Roman"/>
         </w:rPr>
         <w:tab/>
-      </w:r>
-      <w:r>
-        <w:rPr>
-          <w:b w:val="0"/>
-          <w:sz w:val="21"/>
-          <w:color w:val="000000"/>
-          <w:rFonts w:ascii="Times New Roman" w:hAnsi="Times New Roman" w:cs="Times New Roman"/>
-        </w:rPr>
         <w:t>13</w:t>
       </w:r>
     </w:p>
@@ -2713,18 +2571,12 @@
       </w:r>
       <w:r>
         <w:rPr>
+          <w:b w:val="0"/>
+          <w:sz w:val="21"/>
           <w:color w:val="000000"/>
           <w:rFonts w:ascii="Times New Roman" w:hAnsi="Times New Roman" w:cs="Times New Roman"/>
         </w:rPr>
         <w:tab/>
-      </w:r>
-      <w:r>
-        <w:rPr>
-          <w:b w:val="0"/>
-          <w:sz w:val="21"/>
-          <w:color w:val="000000"/>
-          <w:rFonts w:ascii="Times New Roman" w:hAnsi="Times New Roman" w:cs="Times New Roman"/>
-        </w:rPr>
         <w:t>13</w:t>
       </w:r>
     </w:p>
@@ -2748,18 +2600,12 @@
       </w:r>
       <w:r>
         <w:rPr>
+          <w:b w:val="0"/>
+          <w:sz w:val="21"/>
           <w:color w:val="000000"/>
           <w:rFonts w:ascii="Times New Roman" w:hAnsi="Times New Roman" w:cs="Times New Roman"/>
         </w:rPr>
         <w:tab/>
-      </w:r>
-      <w:r>
-        <w:rPr>
-          <w:b w:val="0"/>
-          <w:sz w:val="21"/>
-          <w:color w:val="000000"/>
-          <w:rFonts w:ascii="Times New Roman" w:hAnsi="Times New Roman" w:cs="Times New Roman"/>
-        </w:rPr>
         <w:t>14</w:t>
       </w:r>
     </w:p>
@@ -2783,18 +2629,12 @@
       </w:r>
       <w:r>
         <w:rPr>
+          <w:b w:val="0"/>
+          <w:sz w:val="22"/>
           <w:color w:val="000000"/>
           <w:rFonts w:ascii="Times New Roman" w:hAnsi="Times New Roman" w:cs="Times New Roman"/>
         </w:rPr>
         <w:tab/>
-      </w:r>
-      <w:r>
-        <w:rPr>
-          <w:b w:val="0"/>
-          <w:sz w:val="22"/>
-          <w:color w:val="000000"/>
-          <w:rFonts w:ascii="Times New Roman" w:hAnsi="Times New Roman" w:cs="Times New Roman"/>
-        </w:rPr>
         <w:t>14</w:t>
       </w:r>
     </w:p>
@@ -2818,18 +2658,12 @@
       </w:r>
       <w:r>
         <w:rPr>
+          <w:b w:val="0"/>
+          <w:sz w:val="22"/>
           <w:color w:val="000000"/>
           <w:rFonts w:ascii="Times New Roman" w:hAnsi="Times New Roman" w:cs="Times New Roman"/>
         </w:rPr>
         <w:tab/>
-      </w:r>
-      <w:r>
-        <w:rPr>
-          <w:b w:val="0"/>
-          <w:sz w:val="22"/>
-          <w:color w:val="000000"/>
-          <w:rFonts w:ascii="Times New Roman" w:hAnsi="Times New Roman" w:cs="Times New Roman"/>
-        </w:rPr>
         <w:t>17</w:t>
       </w:r>
     </w:p>
@@ -2853,18 +2687,12 @@
       </w:r>
       <w:r>
         <w:rPr>
+          <w:b w:val="0"/>
+          <w:sz w:val="21"/>
           <w:color w:val="000000"/>
           <w:rFonts w:ascii="Times New Roman" w:hAnsi="Times New Roman" w:cs="Times New Roman"/>
         </w:rPr>
         <w:tab/>
-      </w:r>
-      <w:r>
-        <w:rPr>
-          <w:b w:val="0"/>
-          <w:sz w:val="21"/>
-          <w:color w:val="000000"/>
-          <w:rFonts w:ascii="Times New Roman" w:hAnsi="Times New Roman" w:cs="Times New Roman"/>
-        </w:rPr>
         <w:t>17</w:t>
       </w:r>
     </w:p>
@@ -2888,18 +2716,12 @@
       </w:r>
       <w:r>
         <w:rPr>
+          <w:b w:val="0"/>
+          <w:sz w:val="21"/>
           <w:color w:val="000000"/>
           <w:rFonts w:ascii="Times New Roman" w:hAnsi="Times New Roman" w:cs="Times New Roman"/>
         </w:rPr>
         <w:tab/>
-      </w:r>
-      <w:r>
-        <w:rPr>
-          <w:b w:val="0"/>
-          <w:sz w:val="21"/>
-          <w:color w:val="000000"/>
-          <w:rFonts w:ascii="Times New Roman" w:hAnsi="Times New Roman" w:cs="Times New Roman"/>
-        </w:rPr>
         <w:t>17</w:t>
       </w:r>
     </w:p>
@@ -2923,18 +2745,12 @@
       </w:r>
       <w:r>
         <w:rPr>
+          <w:b w:val="0"/>
+          <w:sz w:val="21"/>
           <w:color w:val="000000"/>
           <w:rFonts w:ascii="Times New Roman" w:hAnsi="Times New Roman" w:cs="Times New Roman"/>
         </w:rPr>
         <w:tab/>
-      </w:r>
-      <w:r>
-        <w:rPr>
-          <w:b w:val="0"/>
-          <w:sz w:val="21"/>
-          <w:color w:val="000000"/>
-          <w:rFonts w:ascii="Times New Roman" w:hAnsi="Times New Roman" w:cs="Times New Roman"/>
-        </w:rPr>
         <w:t>18</w:t>
       </w:r>
     </w:p>
@@ -2958,18 +2774,12 @@
       </w:r>
       <w:r>
         <w:rPr>
+          <w:b w:val="0"/>
+          <w:sz w:val="21"/>
           <w:color w:val="000000"/>
           <w:rFonts w:ascii="Times New Roman" w:hAnsi="Times New Roman" w:cs="Times New Roman"/>
         </w:rPr>
         <w:tab/>
-      </w:r>
-      <w:r>
-        <w:rPr>
-          <w:b w:val="0"/>
-          <w:sz w:val="21"/>
-          <w:color w:val="000000"/>
-          <w:rFonts w:ascii="Times New Roman" w:hAnsi="Times New Roman" w:cs="Times New Roman"/>
-        </w:rPr>
         <w:t>18</w:t>
       </w:r>
     </w:p>
@@ -2993,18 +2803,12 @@
       </w:r>
       <w:r>
         <w:rPr>
+          <w:b w:val="0"/>
+          <w:sz w:val="21"/>
           <w:color w:val="000000"/>
           <w:rFonts w:ascii="Times New Roman" w:hAnsi="Times New Roman" w:cs="Times New Roman"/>
         </w:rPr>
         <w:tab/>
-      </w:r>
-      <w:r>
-        <w:rPr>
-          <w:b w:val="0"/>
-          <w:sz w:val="21"/>
-          <w:color w:val="000000"/>
-          <w:rFonts w:ascii="Times New Roman" w:hAnsi="Times New Roman" w:cs="Times New Roman"/>
-        </w:rPr>
         <w:t>19</w:t>
       </w:r>
     </w:p>
@@ -3028,18 +2832,12 @@
       </w:r>
       <w:r>
         <w:rPr>
+          <w:b w:val="0"/>
+          <w:sz w:val="21"/>
           <w:color w:val="000000"/>
           <w:rFonts w:ascii="Times New Roman" w:hAnsi="Times New Roman" w:cs="Times New Roman"/>
         </w:rPr>
         <w:tab/>
-      </w:r>
-      <w:r>
-        <w:rPr>
-          <w:b w:val="0"/>
-          <w:sz w:val="21"/>
-          <w:color w:val="000000"/>
-          <w:rFonts w:ascii="Times New Roman" w:hAnsi="Times New Roman" w:cs="Times New Roman"/>
-        </w:rPr>
         <w:t>19</w:t>
       </w:r>
     </w:p>
@@ -3063,18 +2861,12 @@
       </w:r>
       <w:r>
         <w:rPr>
+          <w:b w:val="0"/>
+          <w:sz w:val="22"/>
           <w:color w:val="000000"/>
           <w:rFonts w:ascii="Times New Roman" w:hAnsi="Times New Roman" w:cs="Times New Roman"/>
         </w:rPr>
         <w:tab/>
-      </w:r>
-      <w:r>
-        <w:rPr>
-          <w:b w:val="0"/>
-          <w:sz w:val="22"/>
-          <w:color w:val="000000"/>
-          <w:rFonts w:ascii="Times New Roman" w:hAnsi="Times New Roman" w:cs="Times New Roman"/>
-        </w:rPr>
         <w:t>20</w:t>
       </w:r>
     </w:p>
@@ -3098,18 +2890,12 @@
       </w:r>
       <w:r>
         <w:rPr>
-          <w:color w:val="000000"/>
-          <w:rFonts w:ascii="Times New Roman" w:hAnsi="Times New Roman" w:cs="Times New Roman"/>
-        </w:rPr>
-        <w:tab/>
-      </w:r>
-      <w:r>
-        <w:rPr>
           <w:b/>
           <w:sz w:val="22"/>
           <w:color w:val="000000"/>
           <w:rFonts w:ascii="Times New Roman" w:hAnsi="Times New Roman" w:cs="Times New Roman"/>
         </w:rPr>
+        <w:tab/>
         <w:t>21</w:t>
       </w:r>
     </w:p>
@@ -3133,18 +2919,12 @@
       </w:r>
       <w:r>
         <w:rPr>
+          <w:b w:val="0"/>
+          <w:sz w:val="22"/>
           <w:color w:val="000000"/>
           <w:rFonts w:ascii="Times New Roman" w:hAnsi="Times New Roman" w:cs="Times New Roman"/>
         </w:rPr>
         <w:tab/>
-      </w:r>
-      <w:r>
-        <w:rPr>
-          <w:b w:val="0"/>
-          <w:sz w:val="22"/>
-          <w:color w:val="000000"/>
-          <w:rFonts w:ascii="Times New Roman" w:hAnsi="Times New Roman" w:cs="Times New Roman"/>
-        </w:rPr>
         <w:t>21</w:t>
       </w:r>
     </w:p>
@@ -3168,18 +2948,12 @@
       </w:r>
       <w:r>
         <w:rPr>
+          <w:b w:val="0"/>
+          <w:sz w:val="21"/>
           <w:color w:val="000000"/>
           <w:rFonts w:ascii="Times New Roman" w:hAnsi="Times New Roman" w:cs="Times New Roman"/>
         </w:rPr>
         <w:tab/>
-      </w:r>
-      <w:r>
-        <w:rPr>
-          <w:b w:val="0"/>
-          <w:sz w:val="21"/>
-          <w:color w:val="000000"/>
-          <w:rFonts w:ascii="Times New Roman" w:hAnsi="Times New Roman" w:cs="Times New Roman"/>
-        </w:rPr>
         <w:t>21</w:t>
       </w:r>
     </w:p>
@@ -3203,18 +2977,12 @@
       </w:r>
       <w:r>
         <w:rPr>
+          <w:b w:val="0"/>
+          <w:sz w:val="22"/>
           <w:color w:val="000000"/>
           <w:rFonts w:ascii="Times New Roman" w:hAnsi="Times New Roman" w:cs="Times New Roman"/>
         </w:rPr>
         <w:tab/>
-      </w:r>
-      <w:r>
-        <w:rPr>
-          <w:b w:val="0"/>
-          <w:sz w:val="22"/>
-          <w:color w:val="000000"/>
-          <w:rFonts w:ascii="Times New Roman" w:hAnsi="Times New Roman" w:cs="Times New Roman"/>
-        </w:rPr>
         <w:t>22</w:t>
       </w:r>
     </w:p>
@@ -3238,18 +3006,12 @@
       </w:r>
       <w:r>
         <w:rPr>
+          <w:b w:val="0"/>
+          <w:sz w:val="21"/>
           <w:color w:val="000000"/>
           <w:rFonts w:ascii="Times New Roman" w:hAnsi="Times New Roman" w:cs="Times New Roman"/>
         </w:rPr>
         <w:tab/>
-      </w:r>
-      <w:r>
-        <w:rPr>
-          <w:b w:val="0"/>
-          <w:sz w:val="21"/>
-          <w:color w:val="000000"/>
-          <w:rFonts w:ascii="Times New Roman" w:hAnsi="Times New Roman" w:cs="Times New Roman"/>
-        </w:rPr>
         <w:t>22</w:t>
       </w:r>
     </w:p>
@@ -3273,18 +3035,12 @@
       </w:r>
       <w:r>
         <w:rPr>
+          <w:b w:val="0"/>
+          <w:sz w:val="21"/>
           <w:color w:val="000000"/>
           <w:rFonts w:ascii="Times New Roman" w:hAnsi="Times New Roman" w:cs="Times New Roman"/>
         </w:rPr>
         <w:tab/>
-      </w:r>
-      <w:r>
-        <w:rPr>
-          <w:b w:val="0"/>
-          <w:sz w:val="21"/>
-          <w:color w:val="000000"/>
-          <w:rFonts w:ascii="Times New Roman" w:hAnsi="Times New Roman" w:cs="Times New Roman"/>
-        </w:rPr>
         <w:t>23</w:t>
       </w:r>
     </w:p>
@@ -3308,18 +3064,12 @@
       </w:r>
       <w:r>
         <w:rPr>
+          <w:b w:val="0"/>
+          <w:sz w:val="21"/>
           <w:color w:val="000000"/>
           <w:rFonts w:ascii="Times New Roman" w:hAnsi="Times New Roman" w:cs="Times New Roman"/>
         </w:rPr>
         <w:tab/>
-      </w:r>
-      <w:r>
-        <w:rPr>
-          <w:b w:val="0"/>
-          <w:sz w:val="21"/>
-          <w:color w:val="000000"/>
-          <w:rFonts w:ascii="Times New Roman" w:hAnsi="Times New Roman" w:cs="Times New Roman"/>
-        </w:rPr>
         <w:t>24</w:t>
       </w:r>
     </w:p>
@@ -3343,18 +3093,12 @@
       </w:r>
       <w:r>
         <w:rPr>
+          <w:b w:val="0"/>
+          <w:sz w:val="21"/>
           <w:color w:val="000000"/>
           <w:rFonts w:ascii="Times New Roman" w:hAnsi="Times New Roman" w:cs="Times New Roman"/>
         </w:rPr>
         <w:tab/>
-      </w:r>
-      <w:r>
-        <w:rPr>
-          <w:b w:val="0"/>
-          <w:sz w:val="21"/>
-          <w:color w:val="000000"/>
-          <w:rFonts w:ascii="Times New Roman" w:hAnsi="Times New Roman" w:cs="Times New Roman"/>
-        </w:rPr>
         <w:t>24</w:t>
       </w:r>
     </w:p>
@@ -3378,18 +3122,12 @@
       </w:r>
       <w:r>
         <w:rPr>
+          <w:b w:val="0"/>
+          <w:sz w:val="22"/>
           <w:color w:val="000000"/>
           <w:rFonts w:ascii="Times New Roman" w:hAnsi="Times New Roman" w:cs="Times New Roman"/>
         </w:rPr>
         <w:tab/>
-      </w:r>
-      <w:r>
-        <w:rPr>
-          <w:b w:val="0"/>
-          <w:sz w:val="22"/>
-          <w:color w:val="000000"/>
-          <w:rFonts w:ascii="Times New Roman" w:hAnsi="Times New Roman" w:cs="Times New Roman"/>
-        </w:rPr>
         <w:t>25</w:t>
       </w:r>
     </w:p>
@@ -3413,18 +3151,12 @@
       </w:r>
       <w:r>
         <w:rPr>
+          <w:b w:val="0"/>
+          <w:sz w:val="22"/>
           <w:color w:val="000000"/>
           <w:rFonts w:ascii="Times New Roman" w:hAnsi="Times New Roman" w:cs="Times New Roman"/>
         </w:rPr>
         <w:tab/>
-      </w:r>
-      <w:r>
-        <w:rPr>
-          <w:b w:val="0"/>
-          <w:sz w:val="22"/>
-          <w:color w:val="000000"/>
-          <w:rFonts w:ascii="Times New Roman" w:hAnsi="Times New Roman" w:cs="Times New Roman"/>
-        </w:rPr>
         <w:t>26</w:t>
       </w:r>
     </w:p>
@@ -3448,18 +3180,12 @@
       </w:r>
       <w:r>
         <w:rPr>
+          <w:b w:val="0"/>
+          <w:sz w:val="22"/>
           <w:color w:val="000000"/>
           <w:rFonts w:ascii="Times New Roman" w:hAnsi="Times New Roman" w:cs="Times New Roman"/>
         </w:rPr>
         <w:tab/>
-      </w:r>
-      <w:r>
-        <w:rPr>
-          <w:b w:val="0"/>
-          <w:sz w:val="22"/>
-          <w:color w:val="000000"/>
-          <w:rFonts w:ascii="Times New Roman" w:hAnsi="Times New Roman" w:cs="Times New Roman"/>
-        </w:rPr>
         <w:t>30</w:t>
       </w:r>
     </w:p>
@@ -3483,18 +3209,12 @@
       </w:r>
       <w:r>
         <w:rPr>
+          <w:b w:val="0"/>
+          <w:sz w:val="21"/>
           <w:color w:val="000000"/>
           <w:rFonts w:ascii="Times New Roman" w:hAnsi="Times New Roman" w:cs="Times New Roman"/>
         </w:rPr>
         <w:tab/>
-      </w:r>
-      <w:r>
-        <w:rPr>
-          <w:b w:val="0"/>
-          <w:sz w:val="21"/>
-          <w:color w:val="000000"/>
-          <w:rFonts w:ascii="Times New Roman" w:hAnsi="Times New Roman" w:cs="Times New Roman"/>
-        </w:rPr>
         <w:t>30</w:t>
       </w:r>
     </w:p>
@@ -3518,18 +3238,12 @@
       </w:r>
       <w:r>
         <w:rPr>
+          <w:b w:val="0"/>
+          <w:sz w:val="21"/>
           <w:color w:val="000000"/>
           <w:rFonts w:ascii="Times New Roman" w:hAnsi="Times New Roman" w:cs="Times New Roman"/>
         </w:rPr>
         <w:tab/>
-      </w:r>
-      <w:r>
-        <w:rPr>
-          <w:b w:val="0"/>
-          <w:sz w:val="21"/>
-          <w:color w:val="000000"/>
-          <w:rFonts w:ascii="Times New Roman" w:hAnsi="Times New Roman" w:cs="Times New Roman"/>
-        </w:rPr>
         <w:t>31</w:t>
       </w:r>
     </w:p>
@@ -3553,18 +3267,12 @@
       </w:r>
       <w:r>
         <w:rPr>
+          <w:b w:val="0"/>
+          <w:sz w:val="21"/>
           <w:color w:val="000000"/>
           <w:rFonts w:ascii="Times New Roman" w:hAnsi="Times New Roman" w:cs="Times New Roman"/>
         </w:rPr>
         <w:tab/>
-      </w:r>
-      <w:r>
-        <w:rPr>
-          <w:b w:val="0"/>
-          <w:sz w:val="21"/>
-          <w:color w:val="000000"/>
-          <w:rFonts w:ascii="Times New Roman" w:hAnsi="Times New Roman" w:cs="Times New Roman"/>
-        </w:rPr>
         <w:t>31</w:t>
       </w:r>
     </w:p>
@@ -3588,18 +3296,12 @@
       </w:r>
       <w:r>
         <w:rPr>
+          <w:b w:val="0"/>
+          <w:sz w:val="21"/>
           <w:color w:val="000000"/>
           <w:rFonts w:ascii="Times New Roman" w:hAnsi="Times New Roman" w:cs="Times New Roman"/>
         </w:rPr>
         <w:tab/>
-      </w:r>
-      <w:r>
-        <w:rPr>
-          <w:b w:val="0"/>
-          <w:sz w:val="21"/>
-          <w:color w:val="000000"/>
-          <w:rFonts w:ascii="Times New Roman" w:hAnsi="Times New Roman" w:cs="Times New Roman"/>
-        </w:rPr>
         <w:t>31</w:t>
       </w:r>
     </w:p>
@@ -3623,18 +3325,12 @@
       </w:r>
       <w:r>
         <w:rPr>
+          <w:b w:val="0"/>
+          <w:sz w:val="21"/>
           <w:color w:val="000000"/>
           <w:rFonts w:ascii="Times New Roman" w:hAnsi="Times New Roman" w:cs="Times New Roman"/>
         </w:rPr>
         <w:tab/>
-      </w:r>
-      <w:r>
-        <w:rPr>
-          <w:b w:val="0"/>
-          <w:sz w:val="21"/>
-          <w:color w:val="000000"/>
-          <w:rFonts w:ascii="Times New Roman" w:hAnsi="Times New Roman" w:cs="Times New Roman"/>
-        </w:rPr>
         <w:t>32</w:t>
       </w:r>
     </w:p>
@@ -3658,18 +3354,12 @@
       </w:r>
       <w:r>
         <w:rPr>
+          <w:b w:val="0"/>
+          <w:sz w:val="21"/>
           <w:color w:val="000000"/>
           <w:rFonts w:ascii="Times New Roman" w:hAnsi="Times New Roman" w:cs="Times New Roman"/>
         </w:rPr>
         <w:tab/>
-      </w:r>
-      <w:r>
-        <w:rPr>
-          <w:b w:val="0"/>
-          <w:sz w:val="21"/>
-          <w:color w:val="000000"/>
-          <w:rFonts w:ascii="Times New Roman" w:hAnsi="Times New Roman" w:cs="Times New Roman"/>
-        </w:rPr>
         <w:t>32</w:t>
       </w:r>
     </w:p>
@@ -3693,18 +3383,12 @@
       </w:r>
       <w:r>
         <w:rPr>
+          <w:b w:val="0"/>
+          <w:sz w:val="22"/>
           <w:color w:val="000000"/>
           <w:rFonts w:ascii="Times New Roman" w:hAnsi="Times New Roman" w:cs="Times New Roman"/>
         </w:rPr>
         <w:tab/>
-      </w:r>
-      <w:r>
-        <w:rPr>
-          <w:b w:val="0"/>
-          <w:sz w:val="22"/>
-          <w:color w:val="000000"/>
-          <w:rFonts w:ascii="Times New Roman" w:hAnsi="Times New Roman" w:cs="Times New Roman"/>
-        </w:rPr>
         <w:t>32</w:t>
       </w:r>
     </w:p>
@@ -3728,18 +3412,12 @@
       </w:r>
       <w:r>
         <w:rPr>
+          <w:b w:val="0"/>
+          <w:sz w:val="22"/>
           <w:color w:val="000000"/>
           <w:rFonts w:ascii="Times New Roman" w:hAnsi="Times New Roman" w:cs="Times New Roman"/>
         </w:rPr>
         <w:tab/>
-      </w:r>
-      <w:r>
-        <w:rPr>
-          <w:b w:val="0"/>
-          <w:sz w:val="22"/>
-          <w:color w:val="000000"/>
-          <w:rFonts w:ascii="Times New Roman" w:hAnsi="Times New Roman" w:cs="Times New Roman"/>
-        </w:rPr>
         <w:t>33</w:t>
       </w:r>
     </w:p>
@@ -3763,27 +3441,17 @@
       </w:r>
       <w:r>
         <w:rPr>
-          <w:color w:val="000000"/>
-          <w:rFonts w:ascii="Times New Roman" w:hAnsi="Times New Roman" w:cs="Times New Roman"/>
-        </w:rPr>
-        <w:tab/>
-      </w:r>
-      <w:r>
-        <w:rPr>
           <w:b/>
           <w:sz w:val="22"/>
           <w:color w:val="000000"/>
           <w:rFonts w:ascii="Times New Roman" w:hAnsi="Times New Roman" w:cs="Times New Roman"/>
         </w:rPr>
+        <w:tab/>
         <w:t>35</w:t>
       </w:r>
     </w:p>
     <w:p>
       <w:r>
-        <w:rPr>
-          <w:color w:val="000000"/>
-          <w:rFonts w:ascii="Times New Roman" w:hAnsi="Times New Roman" w:cs="Times New Roman"/>
-        </w:rPr>
         <w:br w:type="page"/>
       </w:r>
     </w:p>
@@ -3836,18 +3504,12 @@
       </w:r>
       <w:r>
         <w:rPr>
+          <w:b w:val="0"/>
+          <w:sz w:val="22"/>
           <w:color w:val="000000"/>
           <w:rFonts w:ascii="Times New Roman" w:hAnsi="Times New Roman" w:cs="Times New Roman"/>
         </w:rPr>
         <w:tab/>
-      </w:r>
-      <w:r>
-        <w:rPr>
-          <w:b w:val="0"/>
-          <w:sz w:val="22"/>
-          <w:color w:val="000000"/>
-          <w:rFonts w:ascii="Times New Roman" w:hAnsi="Times New Roman" w:cs="Times New Roman"/>
-        </w:rPr>
         <w:t>14</w:t>
       </w:r>
     </w:p>
@@ -3880,18 +3542,12 @@
       </w:r>
       <w:r>
         <w:rPr>
+          <w:b w:val="0"/>
+          <w:sz w:val="22"/>
           <w:color w:val="000000"/>
           <w:rFonts w:ascii="Times New Roman" w:hAnsi="Times New Roman" w:cs="Times New Roman"/>
         </w:rPr>
         <w:tab/>
-      </w:r>
-      <w:r>
-        <w:rPr>
-          <w:b w:val="0"/>
-          <w:sz w:val="22"/>
-          <w:color w:val="000000"/>
-          <w:rFonts w:ascii="Times New Roman" w:hAnsi="Times New Roman" w:cs="Times New Roman"/>
-        </w:rPr>
         <w:t>21</w:t>
       </w:r>
     </w:p>
@@ -3924,18 +3580,12 @@
       </w:r>
       <w:r>
         <w:rPr>
+          <w:b w:val="0"/>
+          <w:sz w:val="22"/>
           <w:color w:val="000000"/>
           <w:rFonts w:ascii="Times New Roman" w:hAnsi="Times New Roman" w:cs="Times New Roman"/>
         </w:rPr>
         <w:tab/>
-      </w:r>
-      <w:r>
-        <w:rPr>
-          <w:b w:val="0"/>
-          <w:sz w:val="22"/>
-          <w:color w:val="000000"/>
-          <w:rFonts w:ascii="Times New Roman" w:hAnsi="Times New Roman" w:cs="Times New Roman"/>
-        </w:rPr>
         <w:t>26</w:t>
       </w:r>
     </w:p>
@@ -3968,27 +3618,17 @@
       </w:r>
       <w:r>
         <w:rPr>
+          <w:b w:val="0"/>
+          <w:sz w:val="22"/>
           <w:color w:val="000000"/>
           <w:rFonts w:ascii="Times New Roman" w:hAnsi="Times New Roman" w:cs="Times New Roman"/>
         </w:rPr>
         <w:tab/>
-      </w:r>
-      <w:r>
-        <w:rPr>
-          <w:b w:val="0"/>
-          <w:sz w:val="22"/>
-          <w:color w:val="000000"/>
-          <w:rFonts w:ascii="Times New Roman" w:hAnsi="Times New Roman" w:cs="Times New Roman"/>
-        </w:rPr>
         <w:t>34</w:t>
       </w:r>
     </w:p>
     <w:p>
       <w:r>
-        <w:rPr>
-          <w:color w:val="000000"/>
-          <w:rFonts w:ascii="Times New Roman" w:hAnsi="Times New Roman" w:cs="Times New Roman"/>
-        </w:rPr>
         <w:br w:type="page"/>
       </w:r>
     </w:p>
@@ -4041,18 +3681,12 @@
       </w:r>
       <w:r>
         <w:rPr>
+          <w:b w:val="0"/>
+          <w:sz w:val="22"/>
           <w:color w:val="000000"/>
           <w:rFonts w:ascii="Times New Roman" w:hAnsi="Times New Roman" w:cs="Times New Roman"/>
         </w:rPr>
         <w:tab/>
-      </w:r>
-      <w:r>
-        <w:rPr>
-          <w:b w:val="0"/>
-          <w:sz w:val="22"/>
-          <w:color w:val="000000"/>
-          <w:rFonts w:ascii="Times New Roman" w:hAnsi="Times New Roman" w:cs="Times New Roman"/>
-        </w:rPr>
         <w:t>2</w:t>
       </w:r>
     </w:p>
@@ -4085,18 +3719,12 @@
       </w:r>
       <w:r>
         <w:rPr>
+          <w:b w:val="0"/>
+          <w:sz w:val="22"/>
           <w:color w:val="000000"/>
           <w:rFonts w:ascii="Times New Roman" w:hAnsi="Times New Roman" w:cs="Times New Roman"/>
         </w:rPr>
         <w:tab/>
-      </w:r>
-      <w:r>
-        <w:rPr>
-          <w:b w:val="0"/>
-          <w:sz w:val="22"/>
-          <w:color w:val="000000"/>
-          <w:rFonts w:ascii="Times New Roman" w:hAnsi="Times New Roman" w:cs="Times New Roman"/>
-        </w:rPr>
         <w:t>3</w:t>
       </w:r>
     </w:p>
@@ -4129,18 +3757,12 @@
       </w:r>
       <w:r>
         <w:rPr>
+          <w:b w:val="0"/>
+          <w:sz w:val="22"/>
           <w:color w:val="000000"/>
           <w:rFonts w:ascii="Times New Roman" w:hAnsi="Times New Roman" w:cs="Times New Roman"/>
         </w:rPr>
         <w:tab/>
-      </w:r>
-      <w:r>
-        <w:rPr>
-          <w:b w:val="0"/>
-          <w:sz w:val="22"/>
-          <w:color w:val="000000"/>
-          <w:rFonts w:ascii="Times New Roman" w:hAnsi="Times New Roman" w:cs="Times New Roman"/>
-        </w:rPr>
         <w:t>4</w:t>
       </w:r>
     </w:p>
@@ -4173,18 +3795,12 @@
       </w:r>
       <w:r>
         <w:rPr>
+          <w:b w:val="0"/>
+          <w:sz w:val="22"/>
           <w:color w:val="000000"/>
           <w:rFonts w:ascii="Times New Roman" w:hAnsi="Times New Roman" w:cs="Times New Roman"/>
         </w:rPr>
         <w:tab/>
-      </w:r>
-      <w:r>
-        <w:rPr>
-          <w:b w:val="0"/>
-          <w:sz w:val="22"/>
-          <w:color w:val="000000"/>
-          <w:rFonts w:ascii="Times New Roman" w:hAnsi="Times New Roman" w:cs="Times New Roman"/>
-        </w:rPr>
         <w:t>20</w:t>
       </w:r>
     </w:p>
@@ -4217,18 +3833,12 @@
       </w:r>
       <w:r>
         <w:rPr>
+          <w:b w:val="0"/>
+          <w:sz w:val="22"/>
           <w:color w:val="000000"/>
           <w:rFonts w:ascii="Times New Roman" w:hAnsi="Times New Roman" w:cs="Times New Roman"/>
         </w:rPr>
         <w:tab/>
-      </w:r>
-      <w:r>
-        <w:rPr>
-          <w:b w:val="0"/>
-          <w:sz w:val="22"/>
-          <w:color w:val="000000"/>
-          <w:rFonts w:ascii="Times New Roman" w:hAnsi="Times New Roman" w:cs="Times New Roman"/>
-        </w:rPr>
         <w:t>33</w:t>
       </w:r>
     </w:p>
@@ -4815,10 +4425,6 @@
         <w:jc w:val="center"/>
       </w:pPr>
       <w:r>
-        <w:rPr>
-          <w:color w:val="000000"/>
-          <w:rFonts w:ascii="Times New Roman" w:hAnsi="Times New Roman" w:cs="Times New Roman"/>
-        </w:rPr>
         <w:drawing>
           <wp:inline xmlns:a="http://schemas.openxmlformats.org/drawingml/2006/main" xmlns:pic="http://schemas.openxmlformats.org/drawingml/2006/picture">
             <wp:extent cx="4860000" cy="2711753"/>
@@ -4968,10 +4574,6 @@
         <w:jc w:val="center"/>
       </w:pPr>
       <w:r>
-        <w:rPr>
-          <w:color w:val="000000"/>
-          <w:rFonts w:ascii="Times New Roman" w:hAnsi="Times New Roman" w:cs="Times New Roman"/>
-        </w:rPr>
         <w:drawing>
           <wp:inline xmlns:a="http://schemas.openxmlformats.org/drawingml/2006/main" xmlns:pic="http://schemas.openxmlformats.org/drawingml/2006/picture">
             <wp:extent cx="4860000" cy="2719286"/>
@@ -5061,10 +4663,6 @@
         <w:jc w:val="center"/>
       </w:pPr>
       <w:r>
-        <w:rPr>
-          <w:color w:val="000000"/>
-          <w:rFonts w:ascii="Times New Roman" w:hAnsi="Times New Roman" w:cs="Times New Roman"/>
-        </w:rPr>
         <w:drawing>
           <wp:inline xmlns:a="http://schemas.openxmlformats.org/drawingml/2006/main" xmlns:pic="http://schemas.openxmlformats.org/drawingml/2006/picture">
             <wp:extent cx="4500000" cy="2740541"/>
@@ -8938,10 +8536,6 @@
     </w:p>
     <w:p>
       <w:r>
-        <w:rPr>
-          <w:color w:val="000000"/>
-          <w:rFonts w:ascii="Times New Roman" w:hAnsi="Times New Roman" w:cs="Times New Roman"/>
-        </w:rPr>
         <w:br w:type="page"/>
       </w:r>
     </w:p>
@@ -14654,10 +14248,6 @@
         <w:jc w:val="center"/>
       </w:pPr>
       <w:r>
-        <w:rPr>
-          <w:color w:val="000000"/>
-          <w:rFonts w:ascii="Times New Roman" w:hAnsi="Times New Roman" w:cs="Times New Roman"/>
-        </w:rPr>
         <w:drawing>
           <wp:inline xmlns:a="http://schemas.openxmlformats.org/drawingml/2006/main" xmlns:pic="http://schemas.openxmlformats.org/drawingml/2006/picture">
             <wp:extent cx="5040000" cy="2753704"/>
@@ -14725,10 +14315,6 @@
     </w:p>
     <w:p>
       <w:r>
-        <w:rPr>
-          <w:color w:val="000000"/>
-          <w:rFonts w:ascii="Times New Roman" w:hAnsi="Times New Roman" w:cs="Times New Roman"/>
-        </w:rPr>
         <w:br w:type="page"/>
       </w:r>
     </w:p>
@@ -23607,10 +23193,6 @@
         <w:jc w:val="center"/>
       </w:pPr>
       <w:r>
-        <w:rPr>
-          <w:color w:val="000000"/>
-          <w:rFonts w:ascii="Times New Roman" w:hAnsi="Times New Roman" w:cs="Times New Roman"/>
-        </w:rPr>
         <w:drawing>
           <wp:inline xmlns:a="http://schemas.openxmlformats.org/drawingml/2006/main" xmlns:pic="http://schemas.openxmlformats.org/drawingml/2006/picture">
             <wp:extent cx="4680000" cy="4706426"/>
@@ -26037,10 +25619,6 @@
     </w:p>
     <w:p>
       <w:r>
-        <w:rPr>
-          <w:color w:val="000000"/>
-          <w:rFonts w:ascii="Times New Roman" w:hAnsi="Times New Roman" w:cs="Times New Roman"/>
-        </w:rPr>
         <w:br w:type="page"/>
       </w:r>
     </w:p>

--- a/01_Naskah_Utama/Proposal_Arthur_PokemonTCG.docx
+++ b/01_Naskah_Utama/Proposal_Arthur_PokemonTCG.docx
@@ -16207,15 +16207,37 @@
         <w:spacing w:before="120" w:after="120" w:line="360" w:lineRule="auto"/>
         <w:jc w:val="center"/>
       </w:pPr>
-      <w:r>
-        <w:rPr>
-          <w:rFonts w:ascii="Cambria Math" w:hAnsi="Cambria Math"/>
-          <w:i/>
-          <w:sz w:val="22"/>
-          <w:color w:val="000000"/>
-        </w:rPr>
-        <w:t>N \ge 50 + 8k</w:t>
-      </w:r>
+      <m:oMathPara>
+        <m:oMathParaPr>
+          <m:jc m:val="center"/>
+        </m:oMathParaPr>
+        <m:oMath>
+          <m:r>
+            <m:t>N</m:t>
+          </m:r>
+          <m:r>
+            <m:rPr>
+              <m:sty m:val="p"/>
+            </m:rPr>
+            <m:t>≥</m:t>
+          </m:r>
+          <m:r>
+            <m:t>50</m:t>
+          </m:r>
+          <m:r>
+            <m:rPr>
+              <m:sty m:val="p"/>
+            </m:rPr>
+            <m:t>+</m:t>
+          </m:r>
+          <m:r>
+            <m:t>8</m:t>
+          </m:r>
+          <m:r>
+            <m:t>k</m:t>
+          </m:r>
+        </m:oMath>
+      </m:oMathPara>
     </w:p>
     <w:p>
       <w:pPr>
@@ -16459,15 +16481,83 @@
         <w:spacing w:before="120" w:after="120" w:line="360" w:lineRule="auto"/>
         <w:jc w:val="center"/>
       </w:pPr>
-      <w:r>
-        <w:rPr>
-          <w:rFonts w:ascii="Cambria Math" w:hAnsi="Cambria Math"/>
-          <w:i/>
-          <w:sz w:val="22"/>
-          <w:color w:val="000000"/>
-        </w:rPr>
-        <w:t>N \ge 50 + 8(7) = 50 + 56 = 106\text responden</w:t>
-      </w:r>
+      <m:oMathPara>
+        <m:oMathParaPr>
+          <m:jc m:val="center"/>
+        </m:oMathParaPr>
+        <m:oMath>
+          <m:r>
+            <m:t>N</m:t>
+          </m:r>
+          <m:r>
+            <m:rPr>
+              <m:sty m:val="p"/>
+            </m:rPr>
+            <m:t>≥</m:t>
+          </m:r>
+          <m:r>
+            <m:t>50</m:t>
+          </m:r>
+          <m:r>
+            <m:rPr>
+              <m:sty m:val="p"/>
+            </m:rPr>
+            <m:t>+</m:t>
+          </m:r>
+          <m:r>
+            <m:t>8</m:t>
+          </m:r>
+          <m:r>
+            <m:rPr>
+              <m:sty m:val="p"/>
+            </m:rPr>
+            <m:t>(</m:t>
+          </m:r>
+          <m:r>
+            <m:t>7</m:t>
+          </m:r>
+          <m:r>
+            <m:rPr>
+              <m:sty m:val="p"/>
+            </m:rPr>
+            <m:t>)</m:t>
+          </m:r>
+          <m:r>
+            <m:rPr>
+              <m:sty m:val="p"/>
+            </m:rPr>
+            <m:t>=</m:t>
+          </m:r>
+          <m:r>
+            <m:t>50</m:t>
+          </m:r>
+          <m:r>
+            <m:rPr>
+              <m:sty m:val="p"/>
+            </m:rPr>
+            <m:t>+</m:t>
+          </m:r>
+          <m:r>
+            <m:t>56</m:t>
+          </m:r>
+          <m:r>
+            <m:rPr>
+              <m:sty m:val="p"/>
+            </m:rPr>
+            <m:t>=</m:t>
+          </m:r>
+          <m:r>
+            <m:t>106</m:t>
+          </m:r>
+          <m:r>
+            <m:rPr>
+              <m:nor/>
+              <m:sty m:val="p"/>
+            </m:rPr>
+            <m:t> responden</m:t>
+          </m:r>
+        </m:oMath>
+      </m:oMathPara>
     </w:p>
     <w:p>
       <w:pPr>
@@ -16519,30 +16609,84 @@
         <w:spacing w:before="120" w:after="120" w:line="360" w:lineRule="auto"/>
         <w:jc w:val="center"/>
       </w:pPr>
-      <w:r>
-        <w:rPr>
-          <w:rFonts w:ascii="Cambria Math" w:hAnsi="Cambria Math"/>
-          <w:i/>
-          <w:sz w:val="22"/>
-          <w:color w:val="000000"/>
-        </w:rPr>
-        <w:t>N \ge 104 + k</w:t>
-      </w:r>
+      <m:oMathPara>
+        <m:oMathParaPr>
+          <m:jc m:val="center"/>
+        </m:oMathParaPr>
+        <m:oMath>
+          <m:r>
+            <m:t>N</m:t>
+          </m:r>
+          <m:r>
+            <m:rPr>
+              <m:sty m:val="p"/>
+            </m:rPr>
+            <m:t>≥</m:t>
+          </m:r>
+          <m:r>
+            <m:t>104</m:t>
+          </m:r>
+          <m:r>
+            <m:rPr>
+              <m:sty m:val="p"/>
+            </m:rPr>
+            <m:t>+</m:t>
+          </m:r>
+          <m:r>
+            <m:t>k</m:t>
+          </m:r>
+        </m:oMath>
+      </m:oMathPara>
     </w:p>
     <w:p>
       <w:pPr>
         <w:spacing w:before="120" w:after="120" w:line="360" w:lineRule="auto"/>
         <w:jc w:val="center"/>
       </w:pPr>
-      <w:r>
-        <w:rPr>
-          <w:rFonts w:ascii="Cambria Math" w:hAnsi="Cambria Math"/>
-          <w:i/>
-          <w:sz w:val="22"/>
-          <w:color w:val="000000"/>
-        </w:rPr>
-        <w:t>N \ge 104 + 7 = 111\text responden</w:t>
-      </w:r>
+      <m:oMathPara>
+        <m:oMathParaPr>
+          <m:jc m:val="center"/>
+        </m:oMathParaPr>
+        <m:oMath>
+          <m:r>
+            <m:t>N</m:t>
+          </m:r>
+          <m:r>
+            <m:rPr>
+              <m:sty m:val="p"/>
+            </m:rPr>
+            <m:t>≥</m:t>
+          </m:r>
+          <m:r>
+            <m:t>104</m:t>
+          </m:r>
+          <m:r>
+            <m:rPr>
+              <m:sty m:val="p"/>
+            </m:rPr>
+            <m:t>+</m:t>
+          </m:r>
+          <m:r>
+            <m:t>7</m:t>
+          </m:r>
+          <m:r>
+            <m:rPr>
+              <m:sty m:val="p"/>
+            </m:rPr>
+            <m:t>=</m:t>
+          </m:r>
+          <m:r>
+            <m:t>111</m:t>
+          </m:r>
+          <m:r>
+            <m:rPr>
+              <m:nor/>
+              <m:sty m:val="p"/>
+            </m:rPr>
+            <m:t> responden</m:t>
+          </m:r>
+        </m:oMath>
+      </m:oMathPara>
     </w:p>
     <w:p>
       <w:pPr>
@@ -17054,15 +17198,124 @@
         <w:spacing w:before="120" w:after="120" w:line="360" w:lineRule="auto"/>
         <w:jc w:val="center"/>
       </w:pPr>
-      <w:r>
-        <w:rPr>
-          <w:rFonts w:ascii="Cambria Math" w:hAnsi="Cambria Math"/>
-          <w:i/>
-          <w:sz w:val="22"/>
-          <w:color w:val="000000"/>
-        </w:rPr>
-        <w:t>Y = α + β1 X1 + β2 X2 + β3 X3 + e</w:t>
-      </w:r>
+      <m:oMathPara>
+        <m:oMathParaPr>
+          <m:jc m:val="center"/>
+        </m:oMathParaPr>
+        <m:oMath>
+          <m:r>
+            <m:t>Y</m:t>
+          </m:r>
+          <m:r>
+            <m:rPr>
+              <m:sty m:val="p"/>
+            </m:rPr>
+            <m:t>=</m:t>
+          </m:r>
+          <m:r>
+            <m:t>α</m:t>
+          </m:r>
+          <m:r>
+            <m:rPr>
+              <m:sty m:val="p"/>
+            </m:rPr>
+            <m:t>+</m:t>
+          </m:r>
+          <m:sSub>
+            <m:e>
+              <m:r>
+                <m:t>β</m:t>
+              </m:r>
+            </m:e>
+            <m:sub>
+              <m:r>
+                <m:t>1</m:t>
+              </m:r>
+            </m:sub>
+          </m:sSub>
+          <m:sSub>
+            <m:e>
+              <m:r>
+                <m:t>X</m:t>
+              </m:r>
+            </m:e>
+            <m:sub>
+              <m:r>
+                <m:t>1</m:t>
+              </m:r>
+            </m:sub>
+          </m:sSub>
+          <m:r>
+            <m:rPr>
+              <m:sty m:val="p"/>
+            </m:rPr>
+            <m:t>+</m:t>
+          </m:r>
+          <m:sSub>
+            <m:e>
+              <m:r>
+                <m:t>β</m:t>
+              </m:r>
+            </m:e>
+            <m:sub>
+              <m:r>
+                <m:t>2</m:t>
+              </m:r>
+            </m:sub>
+          </m:sSub>
+          <m:sSub>
+            <m:e>
+              <m:r>
+                <m:t>X</m:t>
+              </m:r>
+            </m:e>
+            <m:sub>
+              <m:r>
+                <m:t>2</m:t>
+              </m:r>
+            </m:sub>
+          </m:sSub>
+          <m:r>
+            <m:rPr>
+              <m:sty m:val="p"/>
+            </m:rPr>
+            <m:t>+</m:t>
+          </m:r>
+          <m:sSub>
+            <m:e>
+              <m:r>
+                <m:t>β</m:t>
+              </m:r>
+            </m:e>
+            <m:sub>
+              <m:r>
+                <m:t>3</m:t>
+              </m:r>
+            </m:sub>
+          </m:sSub>
+          <m:sSub>
+            <m:e>
+              <m:r>
+                <m:t>X</m:t>
+              </m:r>
+            </m:e>
+            <m:sub>
+              <m:r>
+                <m:t>3</m:t>
+              </m:r>
+            </m:sub>
+          </m:sSub>
+          <m:r>
+            <m:rPr>
+              <m:sty m:val="p"/>
+            </m:rPr>
+            <m:t>+</m:t>
+          </m:r>
+          <m:r>
+            <m:t>e</m:t>
+          </m:r>
+        </m:oMath>
+      </m:oMathPara>
     </w:p>
     <w:p>
       <w:pPr>
@@ -17106,15 +17359,298 @@
         <w:spacing w:before="120" w:after="120" w:line="360" w:lineRule="auto"/>
         <w:jc w:val="center"/>
       </w:pPr>
-      <w:r>
-        <w:rPr>
-          <w:rFonts w:ascii="Cambria Math" w:hAnsi="Cambria Math"/>
-          <w:i/>
-          <w:sz w:val="22"/>
-          <w:color w:val="000000"/>
-        </w:rPr>
-        <w:t>Y = α + β1 X1 + β2 X2 + β3 X3 + β4 M + β5 (X1  ·  M) + β6 (X2  ·  M) + β7 (X3  ·  M) + e</w:t>
-      </w:r>
+      <m:oMathPara>
+        <m:oMathParaPr>
+          <m:jc m:val="center"/>
+        </m:oMathParaPr>
+        <m:oMath>
+          <m:r>
+            <m:t>Y</m:t>
+          </m:r>
+          <m:r>
+            <m:rPr>
+              <m:sty m:val="p"/>
+            </m:rPr>
+            <m:t>=</m:t>
+          </m:r>
+          <m:r>
+            <m:t>α</m:t>
+          </m:r>
+          <m:r>
+            <m:rPr>
+              <m:sty m:val="p"/>
+            </m:rPr>
+            <m:t>+</m:t>
+          </m:r>
+          <m:sSub>
+            <m:e>
+              <m:r>
+                <m:t>β</m:t>
+              </m:r>
+            </m:e>
+            <m:sub>
+              <m:r>
+                <m:t>1</m:t>
+              </m:r>
+            </m:sub>
+          </m:sSub>
+          <m:sSub>
+            <m:e>
+              <m:r>
+                <m:t>X</m:t>
+              </m:r>
+            </m:e>
+            <m:sub>
+              <m:r>
+                <m:t>1</m:t>
+              </m:r>
+            </m:sub>
+          </m:sSub>
+          <m:r>
+            <m:rPr>
+              <m:sty m:val="p"/>
+            </m:rPr>
+            <m:t>+</m:t>
+          </m:r>
+          <m:sSub>
+            <m:e>
+              <m:r>
+                <m:t>β</m:t>
+              </m:r>
+            </m:e>
+            <m:sub>
+              <m:r>
+                <m:t>2</m:t>
+              </m:r>
+            </m:sub>
+          </m:sSub>
+          <m:sSub>
+            <m:e>
+              <m:r>
+                <m:t>X</m:t>
+              </m:r>
+            </m:e>
+            <m:sub>
+              <m:r>
+                <m:t>2</m:t>
+              </m:r>
+            </m:sub>
+          </m:sSub>
+          <m:r>
+            <m:rPr>
+              <m:sty m:val="p"/>
+            </m:rPr>
+            <m:t>+</m:t>
+          </m:r>
+          <m:sSub>
+            <m:e>
+              <m:r>
+                <m:t>β</m:t>
+              </m:r>
+            </m:e>
+            <m:sub>
+              <m:r>
+                <m:t>3</m:t>
+              </m:r>
+            </m:sub>
+          </m:sSub>
+          <m:sSub>
+            <m:e>
+              <m:r>
+                <m:t>X</m:t>
+              </m:r>
+            </m:e>
+            <m:sub>
+              <m:r>
+                <m:t>3</m:t>
+              </m:r>
+            </m:sub>
+          </m:sSub>
+          <m:r>
+            <m:rPr>
+              <m:sty m:val="p"/>
+            </m:rPr>
+            <m:t>+</m:t>
+          </m:r>
+          <m:sSub>
+            <m:e>
+              <m:r>
+                <m:t>β</m:t>
+              </m:r>
+            </m:e>
+            <m:sub>
+              <m:r>
+                <m:t>4</m:t>
+              </m:r>
+            </m:sub>
+          </m:sSub>
+          <m:r>
+            <m:t>M</m:t>
+          </m:r>
+          <m:r>
+            <m:rPr>
+              <m:sty m:val="p"/>
+            </m:rPr>
+            <m:t>+</m:t>
+          </m:r>
+          <m:sSub>
+            <m:e>
+              <m:r>
+                <m:t>β</m:t>
+              </m:r>
+            </m:e>
+            <m:sub>
+              <m:r>
+                <m:t>5</m:t>
+              </m:r>
+            </m:sub>
+          </m:sSub>
+          <m:r>
+            <m:rPr>
+              <m:sty m:val="p"/>
+            </m:rPr>
+            <m:t>(</m:t>
+          </m:r>
+          <m:sSub>
+            <m:e>
+              <m:r>
+                <m:t>X</m:t>
+              </m:r>
+            </m:e>
+            <m:sub>
+              <m:r>
+                <m:t>1</m:t>
+              </m:r>
+            </m:sub>
+          </m:sSub>
+          <m:r>
+            <m:rPr>
+              <m:sty m:val="p"/>
+            </m:rPr>
+            <m:t>⋅</m:t>
+          </m:r>
+          <m:r>
+            <m:t>M</m:t>
+          </m:r>
+          <m:r>
+            <m:rPr>
+              <m:sty m:val="p"/>
+            </m:rPr>
+            <m:t>)</m:t>
+          </m:r>
+          <m:r>
+            <m:rPr>
+              <m:sty m:val="p"/>
+            </m:rPr>
+            <m:t>+</m:t>
+          </m:r>
+          <m:sSub>
+            <m:e>
+              <m:r>
+                <m:t>β</m:t>
+              </m:r>
+            </m:e>
+            <m:sub>
+              <m:r>
+                <m:t>6</m:t>
+              </m:r>
+            </m:sub>
+          </m:sSub>
+          <m:r>
+            <m:rPr>
+              <m:sty m:val="p"/>
+            </m:rPr>
+            <m:t>(</m:t>
+          </m:r>
+          <m:sSub>
+            <m:e>
+              <m:r>
+                <m:t>X</m:t>
+              </m:r>
+            </m:e>
+            <m:sub>
+              <m:r>
+                <m:t>2</m:t>
+              </m:r>
+            </m:sub>
+          </m:sSub>
+          <m:r>
+            <m:rPr>
+              <m:sty m:val="p"/>
+            </m:rPr>
+            <m:t>⋅</m:t>
+          </m:r>
+          <m:r>
+            <m:t>M</m:t>
+          </m:r>
+          <m:r>
+            <m:rPr>
+              <m:sty m:val="p"/>
+            </m:rPr>
+            <m:t>)</m:t>
+          </m:r>
+          <m:r>
+            <m:rPr>
+              <m:sty m:val="p"/>
+            </m:rPr>
+            <m:t>+</m:t>
+          </m:r>
+          <m:sSub>
+            <m:e>
+              <m:r>
+                <m:t>β</m:t>
+              </m:r>
+            </m:e>
+            <m:sub>
+              <m:r>
+                <m:t>7</m:t>
+              </m:r>
+            </m:sub>
+          </m:sSub>
+          <m:r>
+            <m:rPr>
+              <m:sty m:val="p"/>
+            </m:rPr>
+            <m:t>(</m:t>
+          </m:r>
+          <m:sSub>
+            <m:e>
+              <m:r>
+                <m:t>X</m:t>
+              </m:r>
+            </m:e>
+            <m:sub>
+              <m:r>
+                <m:t>3</m:t>
+              </m:r>
+            </m:sub>
+          </m:sSub>
+          <m:r>
+            <m:rPr>
+              <m:sty m:val="p"/>
+            </m:rPr>
+            <m:t>⋅</m:t>
+          </m:r>
+          <m:r>
+            <m:t>M</m:t>
+          </m:r>
+          <m:r>
+            <m:rPr>
+              <m:sty m:val="p"/>
+            </m:rPr>
+            <m:t>)</m:t>
+          </m:r>
+          <m:r>
+            <m:rPr>
+              <m:sty m:val="p"/>
+            </m:rPr>
+            <m:t>+</m:t>
+          </m:r>
+          <m:r>
+            <m:t>e</m:t>
+          </m:r>
+        </m:oMath>
+      </m:oMathPara>
     </w:p>
     <w:p>
       <w:pPr>

--- a/01_Naskah_Utama/Proposal_Arthur_PokemonTCG.docx
+++ b/01_Naskah_Utama/Proposal_Arthur_PokemonTCG.docx
@@ -12,7 +12,7 @@
           <w:noProof/>
         </w:rPr>
         <w:drawing>
-          <wp:inline distT="0" distB="0" distL="0" distR="0" wp14:anchorId="0FDFF55E" wp14:editId="1DD4D0EC">
+          <wp:inline distT="0" distB="0" distL="0" distR="0" wp14:anchorId="429B6570" wp14:editId="5E8F5F97">
             <wp:extent cx="1152000" cy="1152000"/>
             <wp:effectExtent l="0" t="0" r="0" b="0"/>
             <wp:docPr id="1" name="Picture 1"/>
@@ -274,7 +274,7 @@
         <w:spacing w:after="360"/>
         <w:outlineLvl w:val="0"/>
       </w:pPr>
-      <w:bookmarkStart w:id="0" w:name="_Toc240309494"/>
+      <w:bookmarkStart w:id="0" w:name="_Toc240359923"/>
       <w:r>
         <w:rPr>
           <w:rFonts w:ascii="Times New Roman" w:hAnsi="Times New Roman"/>
@@ -784,7 +784,7 @@
         <w:spacing w:after="360"/>
         <w:outlineLvl w:val="0"/>
       </w:pPr>
-      <w:bookmarkStart w:id="1" w:name="_Toc240309495"/>
+      <w:bookmarkStart w:id="1" w:name="_Toc240359924"/>
       <w:r>
         <w:rPr>
           <w:rFonts w:ascii="Times New Roman" w:hAnsi="Times New Roman"/>
@@ -1225,7 +1225,7 @@
         <w:spacing w:after="360"/>
         <w:outlineLvl w:val="0"/>
       </w:pPr>
-      <w:bookmarkStart w:id="2" w:name="_Toc240309496"/>
+      <w:bookmarkStart w:id="2" w:name="_Toc240359925"/>
       <w:r>
         <w:rPr>
           <w:rFonts w:ascii="Times New Roman" w:hAnsi="Times New Roman"/>
@@ -1488,7 +1488,7 @@
         <w:spacing w:after="360"/>
         <w:outlineLvl w:val="0"/>
       </w:pPr>
-      <w:bookmarkStart w:id="3" w:name="_Toc240309497"/>
+      <w:bookmarkStart w:id="3" w:name="_Toc240359926"/>
       <w:r>
         <w:rPr>
           <w:rFonts w:ascii="Times New Roman" w:hAnsi="Times New Roman"/>
@@ -1781,7 +1781,7 @@
         <w:spacing w:after="360"/>
         <w:outlineLvl w:val="0"/>
       </w:pPr>
-      <w:bookmarkStart w:id="4" w:name="_Toc240309498"/>
+      <w:bookmarkStart w:id="4" w:name="_Toc240359927"/>
       <w:r>
         <w:rPr>
           <w:rFonts w:ascii="Times New Roman" w:hAnsi="Times New Roman"/>
@@ -1860,19 +1860,19 @@
         <w:rPr>
           <w:rFonts w:cs="Times New Roman"/>
         </w:rPr>
-        <w:t>ngacu pada rekomendasi ukuran sampel Green (1991) dan Cohen (1988) untuk mencapai kekuatan uji statistik (statistical power) yang memadai pada model regresi linear berganda. Metode analisis data menggunakan analisis regresi berganda dan Moderated Regression Analysis (MRA) dengan prosedur pemusatan rata-rata (mean-centering) guna mereduksi potensi multikolinearitas non-esensial antara variabel prediktor dengan produk interaksinya (Aiken &amp; West, 1991; Ghozali, 2018), yang diolah menggunakan perangkat lunak IB</w:t>
-      </w:r>
-      <w:r>
-        <w:rPr>
-          <w:rFonts w:cs="Times New Roman"/>
-        </w:rPr>
-        <w:t>M SPSS Statistics. Penelitian ini menawarkan kebaruan teoritis (novelty) dengan mengintegrasikan kerangka psikologi lingkungan Stimulus-Organism-Response (S-O-R), psikologi kolektor (Zeigarnik Effect dan The Completing the Set Effect), teori regulasi diri (Self-Regulation Theory), serta prinsip-prinsip keuangan perilaku (behavioral finance) pada fenomena komoditas hobi fisik bernilai spekulatif tinggi. Hasil penelitian ini diharapkan memberikan kontribusi empiris bagi konsumen muda dalam menjaga kontrol dir</w:t>
-      </w:r>
-      <w:r>
-        <w:rPr>
-          <w:rFonts w:cs="Times New Roman"/>
-        </w:rPr>
-        <w:t>i finansial, serta masukan aplikatif bagi komunitas hobi dan pemangku kebijakan edukasi keuangan generasi muda di Indonesia.</w:t>
+        <w:t xml:space="preserve">ngacu pada rekomendasi ukuran sampel Green (1991) dan Cohen (1988) untuk mencapai kekuatan uji statistik (statistical power) yang memadai pada model regresi linear berganda. Metode analisis data menggunakan analisis regresi berganda dan Moderated Regression Analysis (MRA) dengan prosedur pemusatan rata-rata (mean-centering) guna mereduksi potensi multikolinearitas non-esensial antara variabel prediktor dengan produk interaksinya (Aiken dan West, 1991; Ghozali, 2018), yang diolah menggunakan perangkat lunak </w:t>
+      </w:r>
+      <w:r>
+        <w:rPr>
+          <w:rFonts w:cs="Times New Roman"/>
+        </w:rPr>
+        <w:t>IBM SPSS Statistics. Penelitian ini menawarkan kebaruan teoritis (novelty) dengan mengintegrasikan kerangka psikologi lingkungan Stimulus-Organism-Response (S-O-R), psikologi kolektor (Zeigarnik Effect dan The Completing the Set Effect), teori regulasi diri (Self-Regulation Theory), serta prinsip-prinsip keuangan perilaku (behavioral finance) pada fenomena komoditas hobi fisik bernilai spekulatif tinggi. Hasil penelitian ini diharapkan memberikan kontribusi empiris bagi konsumen muda dalam menjaga kontrol d</w:t>
+      </w:r>
+      <w:r>
+        <w:rPr>
+          <w:rFonts w:cs="Times New Roman"/>
+        </w:rPr>
+        <w:t>iri finansial, serta masukan aplikatif bagi komunitas hobi dan pemangku kebijakan edukasi keuangan generasi muda di Indonesia.</w:t>
       </w:r>
     </w:p>
     <w:p>
@@ -1905,7 +1905,7 @@
         <w:spacing w:after="360"/>
         <w:outlineLvl w:val="0"/>
       </w:pPr>
-      <w:bookmarkStart w:id="5" w:name="_Toc240309499"/>
+      <w:bookmarkStart w:id="5" w:name="_Toc240359928"/>
       <w:r>
         <w:rPr>
           <w:rFonts w:ascii="Times New Roman" w:hAnsi="Times New Roman"/>
@@ -1993,14 +1993,14 @@
           <w:rFonts w:cs="Times New Roman"/>
           <w:i/>
         </w:rPr>
-        <w:t>works. The empirical model is estimated using multiple linear regression and Moderated Regression Analysis (MRA) with mean-centering procedures to reduce non-essential multicollinearity between predictor variables and their interaction products (Aiken &amp; West, 1991; Ghozali, 2018), executed via IBM SPSS Statistics software. This study provides theoretical novelty by synthesizing the Stimulus-Organism-Response (S-O-R) paradigm, collector psychology (the Zeigarnik Effect and The Completing the Set Effect), Sel</w:t>
-      </w:r>
-      <w:r>
-        <w:rPr>
-          <w:rFonts w:cs="Times New Roman"/>
-          <w:i/>
-        </w:rPr>
-        <w:t>f-Regulation Theory, and behavioral finance principles in the context of tangible alternative assets exhibiting volatile secondary market premiums. The findings are expected to offer practical insights for young consumers in exercising financial discipline regarding discretionary collectibles and provide strategic inputs for community organizers and financial educators targeting Generation Z.</w:t>
+        <w:t>works. The empirical model is estimated using multiple linear regression and Moderated Regression Analysis (MRA) with mean-centering procedures to reduce non-essential multicollinearity between predictor variables and their interaction products (Aiken dan West, 1991; Ghozali, 2018), executed via IBM SPSS Statistics software. This study provides theoretical novelty by synthesizing the Stimulus-Organism-Response (S-O-R) paradigm, collector psychology (the Zeigarnik Effect and The Completing the Set Effect), S</w:t>
+      </w:r>
+      <w:r>
+        <w:rPr>
+          <w:rFonts w:cs="Times New Roman"/>
+          <w:i/>
+        </w:rPr>
+        <w:t>elf-Regulation Theory, and behavioral finance principles in the context of tangible alternative assets exhibiting volatile secondary market premiums. The findings are expected to offer practical insights for young consumers in exercising financial discipline regarding discretionary collectibles and provide strategic inputs for community organizers and financial educators targeting Generation Z.</w:t>
       </w:r>
     </w:p>
     <w:p>
@@ -2068,7 +2068,7 @@
       <w:r>
         <w:fldChar w:fldCharType="separate"/>
       </w:r>
-      <w:hyperlink w:anchor="_Toc240309494" w:history="1">
+      <w:hyperlink w:anchor="_Toc240359923" w:history="1">
         <w:r>
           <w:rPr>
             <w:rStyle w:val="Hyperlink"/>
@@ -2095,7 +2095,7 @@
             <w:noProof/>
             <w:webHidden/>
           </w:rPr>
-          <w:instrText xml:space="preserve"> PAGEREF _Toc240309494 \h </w:instrText>
+          <w:instrText xml:space="preserve"> PAGEREF _Toc240359923 \h </w:instrText>
         </w:r>
         <w:r>
           <w:rPr>
@@ -2143,7 +2143,7 @@
           <w14:ligatures w14:val="standardContextual"/>
         </w:rPr>
       </w:pPr>
-      <w:hyperlink w:anchor="_Toc240309495" w:history="1">
+      <w:hyperlink w:anchor="_Toc240359924" w:history="1">
         <w:r>
           <w:rPr>
             <w:rStyle w:val="Hyperlink"/>
@@ -2170,7 +2170,7 @@
             <w:noProof/>
             <w:webHidden/>
           </w:rPr>
-          <w:instrText xml:space="preserve"> PAGEREF _Toc240309495 \h </w:instrText>
+          <w:instrText xml:space="preserve"> PAGEREF _Toc240359924 \h </w:instrText>
         </w:r>
         <w:r>
           <w:rPr>
@@ -2218,7 +2218,7 @@
           <w14:ligatures w14:val="standardContextual"/>
         </w:rPr>
       </w:pPr>
-      <w:hyperlink w:anchor="_Toc240309496" w:history="1">
+      <w:hyperlink w:anchor="_Toc240359925" w:history="1">
         <w:r>
           <w:rPr>
             <w:rStyle w:val="Hyperlink"/>
@@ -2245,7 +2245,7 @@
             <w:noProof/>
             <w:webHidden/>
           </w:rPr>
-          <w:instrText xml:space="preserve"> PAGEREF _Toc240309496 \h </w:instrText>
+          <w:instrText xml:space="preserve"> PAGEREF _Toc240359925 \h </w:instrText>
         </w:r>
         <w:r>
           <w:rPr>
@@ -2293,7 +2293,7 @@
           <w14:ligatures w14:val="standardContextual"/>
         </w:rPr>
       </w:pPr>
-      <w:hyperlink w:anchor="_Toc240309497" w:history="1">
+      <w:hyperlink w:anchor="_Toc240359926" w:history="1">
         <w:r>
           <w:rPr>
             <w:rStyle w:val="Hyperlink"/>
@@ -2320,7 +2320,7 @@
             <w:noProof/>
             <w:webHidden/>
           </w:rPr>
-          <w:instrText xml:space="preserve"> PAGEREF _Toc240309497 \h </w:instrText>
+          <w:instrText xml:space="preserve"> PAGEREF _Toc240359926 \h </w:instrText>
         </w:r>
         <w:r>
           <w:rPr>
@@ -2368,7 +2368,7 @@
           <w14:ligatures w14:val="standardContextual"/>
         </w:rPr>
       </w:pPr>
-      <w:hyperlink w:anchor="_Toc240309498" w:history="1">
+      <w:hyperlink w:anchor="_Toc240359927" w:history="1">
         <w:r>
           <w:rPr>
             <w:rStyle w:val="Hyperlink"/>
@@ -2395,7 +2395,7 @@
             <w:noProof/>
             <w:webHidden/>
           </w:rPr>
-          <w:instrText xml:space="preserve"> PAGEREF _Toc240309498 \h </w:instrText>
+          <w:instrText xml:space="preserve"> PAGEREF _Toc240359927 \h </w:instrText>
         </w:r>
         <w:r>
           <w:rPr>
@@ -2443,7 +2443,7 @@
           <w14:ligatures w14:val="standardContextual"/>
         </w:rPr>
       </w:pPr>
-      <w:hyperlink w:anchor="_Toc240309499" w:history="1">
+      <w:hyperlink w:anchor="_Toc240359928" w:history="1">
         <w:r>
           <w:rPr>
             <w:rStyle w:val="Hyperlink"/>
@@ -2470,7 +2470,7 @@
             <w:noProof/>
             <w:webHidden/>
           </w:rPr>
-          <w:instrText xml:space="preserve"> PAGEREF _Toc240309499 \h </w:instrText>
+          <w:instrText xml:space="preserve"> PAGEREF _Toc240359928 \h </w:instrText>
         </w:r>
         <w:r>
           <w:rPr>
@@ -2518,7 +2518,7 @@
           <w14:ligatures w14:val="standardContextual"/>
         </w:rPr>
       </w:pPr>
-      <w:hyperlink w:anchor="_Toc240309500" w:history="1">
+      <w:hyperlink w:anchor="_Toc240359929" w:history="1">
         <w:r>
           <w:rPr>
             <w:rStyle w:val="Hyperlink"/>
@@ -2545,7 +2545,7 @@
             <w:noProof/>
             <w:webHidden/>
           </w:rPr>
-          <w:instrText xml:space="preserve"> PAGEREF _Toc240309500 \h </w:instrText>
+          <w:instrText xml:space="preserve"> PAGEREF _Toc240359929 \h </w:instrText>
         </w:r>
         <w:r>
           <w:rPr>
@@ -2593,7 +2593,7 @@
           <w14:ligatures w14:val="standardContextual"/>
         </w:rPr>
       </w:pPr>
-      <w:hyperlink w:anchor="_Toc240309501" w:history="1">
+      <w:hyperlink w:anchor="_Toc240359930" w:history="1">
         <w:r>
           <w:rPr>
             <w:rStyle w:val="Hyperlink"/>
@@ -2620,7 +2620,7 @@
             <w:noProof/>
             <w:webHidden/>
           </w:rPr>
-          <w:instrText xml:space="preserve"> PAGEREF _Toc240309501 \h </w:instrText>
+          <w:instrText xml:space="preserve"> PAGEREF _Toc240359930 \h </w:instrText>
         </w:r>
         <w:r>
           <w:rPr>
@@ -2668,7 +2668,7 @@
           <w14:ligatures w14:val="standardContextual"/>
         </w:rPr>
       </w:pPr>
-      <w:hyperlink w:anchor="_Toc240309502" w:history="1">
+      <w:hyperlink w:anchor="_Toc240359931" w:history="1">
         <w:r>
           <w:rPr>
             <w:rStyle w:val="Hyperlink"/>
@@ -2695,7 +2695,7 @@
             <w:noProof/>
             <w:webHidden/>
           </w:rPr>
-          <w:instrText xml:space="preserve"> PAGEREF _Toc240309502 \h </w:instrText>
+          <w:instrText xml:space="preserve"> PAGEREF _Toc240359931 \h </w:instrText>
         </w:r>
         <w:r>
           <w:rPr>
@@ -2742,7 +2742,7 @@
           <w14:ligatures w14:val="standardContextual"/>
         </w:rPr>
       </w:pPr>
-      <w:hyperlink w:anchor="_Toc240309503" w:history="1">
+      <w:hyperlink w:anchor="_Toc240359932" w:history="1">
         <w:r>
           <w:rPr>
             <w:rStyle w:val="Hyperlink"/>
@@ -2769,7 +2769,7 @@
             <w:noProof/>
             <w:webHidden/>
           </w:rPr>
-          <w:instrText xml:space="preserve"> PAGEREF _Toc240309503 \h </w:instrText>
+          <w:instrText xml:space="preserve"> PAGEREF _Toc240359932 \h </w:instrText>
         </w:r>
         <w:r>
           <w:rPr>
@@ -2816,7 +2816,7 @@
           <w14:ligatures w14:val="standardContextual"/>
         </w:rPr>
       </w:pPr>
-      <w:hyperlink w:anchor="_Toc240309504" w:history="1">
+      <w:hyperlink w:anchor="_Toc240359933" w:history="1">
         <w:r>
           <w:rPr>
             <w:rStyle w:val="Hyperlink"/>
@@ -2843,7 +2843,7 @@
             <w:noProof/>
             <w:webHidden/>
           </w:rPr>
-          <w:instrText xml:space="preserve"> PAGEREF _Toc240309504 \h </w:instrText>
+          <w:instrText xml:space="preserve"> PAGEREF _Toc240359933 \h </w:instrText>
         </w:r>
         <w:r>
           <w:rPr>
@@ -2890,7 +2890,7 @@
           <w14:ligatures w14:val="standardContextual"/>
         </w:rPr>
       </w:pPr>
-      <w:hyperlink w:anchor="_Toc240309505" w:history="1">
+      <w:hyperlink w:anchor="_Toc240359934" w:history="1">
         <w:r>
           <w:rPr>
             <w:rStyle w:val="Hyperlink"/>
@@ -2917,7 +2917,7 @@
             <w:noProof/>
             <w:webHidden/>
           </w:rPr>
-          <w:instrText xml:space="preserve"> PAGEREF _Toc240309505 \h </w:instrText>
+          <w:instrText xml:space="preserve"> PAGEREF _Toc240359934 \h </w:instrText>
         </w:r>
         <w:r>
           <w:rPr>
@@ -2964,7 +2964,7 @@
           <w14:ligatures w14:val="standardContextual"/>
         </w:rPr>
       </w:pPr>
-      <w:hyperlink w:anchor="_Toc240309506" w:history="1">
+      <w:hyperlink w:anchor="_Toc240359935" w:history="1">
         <w:r>
           <w:rPr>
             <w:rStyle w:val="Hyperlink"/>
@@ -2991,7 +2991,7 @@
             <w:noProof/>
             <w:webHidden/>
           </w:rPr>
-          <w:instrText xml:space="preserve"> PAGEREF _Toc240309506 \h </w:instrText>
+          <w:instrText xml:space="preserve"> PAGEREF _Toc240359935 \h </w:instrText>
         </w:r>
         <w:r>
           <w:rPr>
@@ -3039,7 +3039,7 @@
           <w14:ligatures w14:val="standardContextual"/>
         </w:rPr>
       </w:pPr>
-      <w:hyperlink w:anchor="_Toc240309507" w:history="1">
+      <w:hyperlink w:anchor="_Toc240359936" w:history="1">
         <w:r>
           <w:rPr>
             <w:rStyle w:val="Hyperlink"/>
@@ -3066,7 +3066,7 @@
             <w:noProof/>
             <w:webHidden/>
           </w:rPr>
-          <w:instrText xml:space="preserve"> PAGEREF _Toc240309507 \h </w:instrText>
+          <w:instrText xml:space="preserve"> PAGEREF _Toc240359936 \h </w:instrText>
         </w:r>
         <w:r>
           <w:rPr>
@@ -3114,7 +3114,7 @@
           <w14:ligatures w14:val="standardContextual"/>
         </w:rPr>
       </w:pPr>
-      <w:hyperlink w:anchor="_Toc240309508" w:history="1">
+      <w:hyperlink w:anchor="_Toc240359937" w:history="1">
         <w:r>
           <w:rPr>
             <w:rStyle w:val="Hyperlink"/>
@@ -3141,7 +3141,7 @@
             <w:noProof/>
             <w:webHidden/>
           </w:rPr>
-          <w:instrText xml:space="preserve"> PAGEREF _Toc240309508 \h </w:instrText>
+          <w:instrText xml:space="preserve"> PAGEREF _Toc240359937 \h </w:instrText>
         </w:r>
         <w:r>
           <w:rPr>
@@ -3189,7 +3189,7 @@
           <w14:ligatures w14:val="standardContextual"/>
         </w:rPr>
       </w:pPr>
-      <w:hyperlink w:anchor="_Toc240309509" w:history="1">
+      <w:hyperlink w:anchor="_Toc240359938" w:history="1">
         <w:r>
           <w:rPr>
             <w:rStyle w:val="Hyperlink"/>
@@ -3216,7 +3216,7 @@
             <w:noProof/>
             <w:webHidden/>
           </w:rPr>
-          <w:instrText xml:space="preserve"> PAGEREF _Toc240309509 \h </w:instrText>
+          <w:instrText xml:space="preserve"> PAGEREF _Toc240359938 \h </w:instrText>
         </w:r>
         <w:r>
           <w:rPr>
@@ -3263,7 +3263,7 @@
           <w14:ligatures w14:val="standardContextual"/>
         </w:rPr>
       </w:pPr>
-      <w:hyperlink w:anchor="_Toc240309510" w:history="1">
+      <w:hyperlink w:anchor="_Toc240359939" w:history="1">
         <w:r>
           <w:rPr>
             <w:rStyle w:val="Hyperlink"/>
@@ -3290,7 +3290,7 @@
             <w:noProof/>
             <w:webHidden/>
           </w:rPr>
-          <w:instrText xml:space="preserve"> PAGEREF _Toc240309510 \h </w:instrText>
+          <w:instrText xml:space="preserve"> PAGEREF _Toc240359939 \h </w:instrText>
         </w:r>
         <w:r>
           <w:rPr>
@@ -3338,7 +3338,7 @@
           <w14:ligatures w14:val="standardContextual"/>
         </w:rPr>
       </w:pPr>
-      <w:hyperlink w:anchor="_Toc240309511" w:history="1">
+      <w:hyperlink w:anchor="_Toc240359940" w:history="1">
         <w:r>
           <w:rPr>
             <w:rStyle w:val="Hyperlink"/>
@@ -3380,7 +3380,7 @@
             <w:noProof/>
             <w:webHidden/>
           </w:rPr>
-          <w:instrText xml:space="preserve"> PAGEREF _Toc240309511 \h </w:instrText>
+          <w:instrText xml:space="preserve"> PAGEREF _Toc240359940 \h </w:instrText>
         </w:r>
         <w:r>
           <w:rPr>
@@ -3428,7 +3428,7 @@
           <w14:ligatures w14:val="standardContextual"/>
         </w:rPr>
       </w:pPr>
-      <w:hyperlink w:anchor="_Toc240309512" w:history="1">
+      <w:hyperlink w:anchor="_Toc240359941" w:history="1">
         <w:r>
           <w:rPr>
             <w:rStyle w:val="Hyperlink"/>
@@ -3470,7 +3470,7 @@
             <w:noProof/>
             <w:webHidden/>
           </w:rPr>
-          <w:instrText xml:space="preserve"> PAGEREF _Toc240309512 \h </w:instrText>
+          <w:instrText xml:space="preserve"> PAGEREF _Toc240359941 \h </w:instrText>
         </w:r>
         <w:r>
           <w:rPr>
@@ -3518,7 +3518,7 @@
           <w14:ligatures w14:val="standardContextual"/>
         </w:rPr>
       </w:pPr>
-      <w:hyperlink w:anchor="_Toc240309513" w:history="1">
+      <w:hyperlink w:anchor="_Toc240359942" w:history="1">
         <w:r>
           <w:rPr>
             <w:rStyle w:val="Hyperlink"/>
@@ -3553,7 +3553,7 @@
             <w:noProof/>
             <w:webHidden/>
           </w:rPr>
-          <w:instrText xml:space="preserve"> PAGEREF _Toc240309513 \h </w:instrText>
+          <w:instrText xml:space="preserve"> PAGEREF _Toc240359942 \h </w:instrText>
         </w:r>
         <w:r>
           <w:rPr>
@@ -3601,7 +3601,7 @@
           <w14:ligatures w14:val="standardContextual"/>
         </w:rPr>
       </w:pPr>
-      <w:hyperlink w:anchor="_Toc240309514" w:history="1">
+      <w:hyperlink w:anchor="_Toc240359943" w:history="1">
         <w:r>
           <w:rPr>
             <w:rStyle w:val="Hyperlink"/>
@@ -3643,7 +3643,7 @@
             <w:noProof/>
             <w:webHidden/>
           </w:rPr>
-          <w:instrText xml:space="preserve"> PAGEREF _Toc240309514 \h </w:instrText>
+          <w:instrText xml:space="preserve"> PAGEREF _Toc240359943 \h </w:instrText>
         </w:r>
         <w:r>
           <w:rPr>
@@ -3690,7 +3690,7 @@
           <w14:ligatures w14:val="standardContextual"/>
         </w:rPr>
       </w:pPr>
-      <w:hyperlink w:anchor="_Toc240309515" w:history="1">
+      <w:hyperlink w:anchor="_Toc240359944" w:history="1">
         <w:r>
           <w:rPr>
             <w:rStyle w:val="Hyperlink"/>
@@ -3717,7 +3717,7 @@
             <w:noProof/>
             <w:webHidden/>
           </w:rPr>
-          <w:instrText xml:space="preserve"> PAGEREF _Toc240309515 \h </w:instrText>
+          <w:instrText xml:space="preserve"> PAGEREF _Toc240359944 \h </w:instrText>
         </w:r>
         <w:r>
           <w:rPr>
@@ -3765,7 +3765,7 @@
           <w14:ligatures w14:val="standardContextual"/>
         </w:rPr>
       </w:pPr>
-      <w:hyperlink w:anchor="_Toc240309516" w:history="1">
+      <w:hyperlink w:anchor="_Toc240359945" w:history="1">
         <w:r>
           <w:rPr>
             <w:rStyle w:val="Hyperlink"/>
@@ -3822,7 +3822,7 @@
             <w:noProof/>
             <w:webHidden/>
           </w:rPr>
-          <w:instrText xml:space="preserve"> PAGEREF _Toc240309516 \h </w:instrText>
+          <w:instrText xml:space="preserve"> PAGEREF _Toc240359945 \h </w:instrText>
         </w:r>
         <w:r>
           <w:rPr>
@@ -3870,7 +3870,7 @@
           <w14:ligatures w14:val="standardContextual"/>
         </w:rPr>
       </w:pPr>
-      <w:hyperlink w:anchor="_Toc240309517" w:history="1">
+      <w:hyperlink w:anchor="_Toc240359946" w:history="1">
         <w:r>
           <w:rPr>
             <w:rStyle w:val="Hyperlink"/>
@@ -3927,7 +3927,7 @@
             <w:noProof/>
             <w:webHidden/>
           </w:rPr>
-          <w:instrText xml:space="preserve"> PAGEREF _Toc240309517 \h </w:instrText>
+          <w:instrText xml:space="preserve"> PAGEREF _Toc240359946 \h </w:instrText>
         </w:r>
         <w:r>
           <w:rPr>
@@ -3975,7 +3975,7 @@
           <w14:ligatures w14:val="standardContextual"/>
         </w:rPr>
       </w:pPr>
-      <w:hyperlink w:anchor="_Toc240309518" w:history="1">
+      <w:hyperlink w:anchor="_Toc240359947" w:history="1">
         <w:r>
           <w:rPr>
             <w:rStyle w:val="Hyperlink"/>
@@ -4032,7 +4032,7 @@
             <w:noProof/>
             <w:webHidden/>
           </w:rPr>
-          <w:instrText xml:space="preserve"> PAGEREF _Toc240309518 \h </w:instrText>
+          <w:instrText xml:space="preserve"> PAGEREF _Toc240359947 \h </w:instrText>
         </w:r>
         <w:r>
           <w:rPr>
@@ -4080,7 +4080,7 @@
           <w14:ligatures w14:val="standardContextual"/>
         </w:rPr>
       </w:pPr>
-      <w:hyperlink w:anchor="_Toc240309519" w:history="1">
+      <w:hyperlink w:anchor="_Toc240359948" w:history="1">
         <w:r>
           <w:rPr>
             <w:rStyle w:val="Hyperlink"/>
@@ -4137,7 +4137,7 @@
             <w:noProof/>
             <w:webHidden/>
           </w:rPr>
-          <w:instrText xml:space="preserve"> PAGEREF _Toc240309519 \h </w:instrText>
+          <w:instrText xml:space="preserve"> PAGEREF _Toc240359948 \h </w:instrText>
         </w:r>
         <w:r>
           <w:rPr>
@@ -4185,7 +4185,7 @@
           <w14:ligatures w14:val="standardContextual"/>
         </w:rPr>
       </w:pPr>
-      <w:hyperlink w:anchor="_Toc240309520" w:history="1">
+      <w:hyperlink w:anchor="_Toc240359949" w:history="1">
         <w:r>
           <w:rPr>
             <w:rStyle w:val="Hyperlink"/>
@@ -4242,7 +4242,7 @@
             <w:noProof/>
             <w:webHidden/>
           </w:rPr>
-          <w:instrText xml:space="preserve"> PAGEREF _Toc240309520 \h </w:instrText>
+          <w:instrText xml:space="preserve"> PAGEREF _Toc240359949 \h </w:instrText>
         </w:r>
         <w:r>
           <w:rPr>
@@ -4289,7 +4289,7 @@
           <w14:ligatures w14:val="standardContextual"/>
         </w:rPr>
       </w:pPr>
-      <w:hyperlink w:anchor="_Toc240309521" w:history="1">
+      <w:hyperlink w:anchor="_Toc240359950" w:history="1">
         <w:r>
           <w:rPr>
             <w:rStyle w:val="Hyperlink"/>
@@ -4316,7 +4316,7 @@
             <w:noProof/>
             <w:webHidden/>
           </w:rPr>
-          <w:instrText xml:space="preserve"> PAGEREF _Toc240309521 \h </w:instrText>
+          <w:instrText xml:space="preserve"> PAGEREF _Toc240359950 \h </w:instrText>
         </w:r>
         <w:r>
           <w:rPr>
@@ -4363,7 +4363,7 @@
           <w14:ligatures w14:val="standardContextual"/>
         </w:rPr>
       </w:pPr>
-      <w:hyperlink w:anchor="_Toc240309522" w:history="1">
+      <w:hyperlink w:anchor="_Toc240359951" w:history="1">
         <w:r>
           <w:rPr>
             <w:rStyle w:val="Hyperlink"/>
@@ -4390,7 +4390,7 @@
             <w:noProof/>
             <w:webHidden/>
           </w:rPr>
-          <w:instrText xml:space="preserve"> PAGEREF _Toc240309522 \h </w:instrText>
+          <w:instrText xml:space="preserve"> PAGEREF _Toc240359951 \h </w:instrText>
         </w:r>
         <w:r>
           <w:rPr>
@@ -4438,7 +4438,7 @@
           <w14:ligatures w14:val="standardContextual"/>
         </w:rPr>
       </w:pPr>
-      <w:hyperlink w:anchor="_Toc240309523" w:history="1">
+      <w:hyperlink w:anchor="_Toc240359952" w:history="1">
         <w:r>
           <w:rPr>
             <w:rStyle w:val="Hyperlink"/>
@@ -4488,7 +4488,7 @@
             <w:noProof/>
             <w:webHidden/>
           </w:rPr>
-          <w:instrText xml:space="preserve"> PAGEREF _Toc240309523 \h </w:instrText>
+          <w:instrText xml:space="preserve"> PAGEREF _Toc240359952 \h </w:instrText>
         </w:r>
         <w:r>
           <w:rPr>
@@ -4536,7 +4536,7 @@
           <w14:ligatures w14:val="standardContextual"/>
         </w:rPr>
       </w:pPr>
-      <w:hyperlink w:anchor="_Toc240309524" w:history="1">
+      <w:hyperlink w:anchor="_Toc240359953" w:history="1">
         <w:r>
           <w:rPr>
             <w:rStyle w:val="Hyperlink"/>
@@ -4586,7 +4586,7 @@
             <w:noProof/>
             <w:webHidden/>
           </w:rPr>
-          <w:instrText xml:space="preserve"> PAGEREF _Toc240309524 \h </w:instrText>
+          <w:instrText xml:space="preserve"> PAGEREF _Toc240359953 \h </w:instrText>
         </w:r>
         <w:r>
           <w:rPr>
@@ -4634,7 +4634,7 @@
           <w14:ligatures w14:val="standardContextual"/>
         </w:rPr>
       </w:pPr>
-      <w:hyperlink w:anchor="_Toc240309525" w:history="1">
+      <w:hyperlink w:anchor="_Toc240359954" w:history="1">
         <w:r>
           <w:rPr>
             <w:rStyle w:val="Hyperlink"/>
@@ -4684,7 +4684,7 @@
             <w:noProof/>
             <w:webHidden/>
           </w:rPr>
-          <w:instrText xml:space="preserve"> PAGEREF _Toc240309525 \h </w:instrText>
+          <w:instrText xml:space="preserve"> PAGEREF _Toc240359954 \h </w:instrText>
         </w:r>
         <w:r>
           <w:rPr>
@@ -4732,7 +4732,7 @@
           <w14:ligatures w14:val="standardContextual"/>
         </w:rPr>
       </w:pPr>
-      <w:hyperlink w:anchor="_Toc240309526" w:history="1">
+      <w:hyperlink w:anchor="_Toc240359955" w:history="1">
         <w:r>
           <w:rPr>
             <w:rStyle w:val="Hyperlink"/>
@@ -4797,7 +4797,7 @@
             <w:noProof/>
             <w:webHidden/>
           </w:rPr>
-          <w:instrText xml:space="preserve"> PAGEREF _Toc240309526 \h </w:instrText>
+          <w:instrText xml:space="preserve"> PAGEREF _Toc240359955 \h </w:instrText>
         </w:r>
         <w:r>
           <w:rPr>
@@ -4845,7 +4845,7 @@
           <w14:ligatures w14:val="standardContextual"/>
         </w:rPr>
       </w:pPr>
-      <w:hyperlink w:anchor="_Toc240309527" w:history="1">
+      <w:hyperlink w:anchor="_Toc240359956" w:history="1">
         <w:r>
           <w:rPr>
             <w:rStyle w:val="Hyperlink"/>
@@ -4910,7 +4910,7 @@
             <w:noProof/>
             <w:webHidden/>
           </w:rPr>
-          <w:instrText xml:space="preserve"> PAGEREF _Toc240309527 \h </w:instrText>
+          <w:instrText xml:space="preserve"> PAGEREF _Toc240359956 \h </w:instrText>
         </w:r>
         <w:r>
           <w:rPr>
@@ -4958,7 +4958,7 @@
           <w14:ligatures w14:val="standardContextual"/>
         </w:rPr>
       </w:pPr>
-      <w:hyperlink w:anchor="_Toc240309528" w:history="1">
+      <w:hyperlink w:anchor="_Toc240359957" w:history="1">
         <w:r>
           <w:rPr>
             <w:rStyle w:val="Hyperlink"/>
@@ -5023,7 +5023,7 @@
             <w:noProof/>
             <w:webHidden/>
           </w:rPr>
-          <w:instrText xml:space="preserve"> PAGEREF _Toc240309528 \h </w:instrText>
+          <w:instrText xml:space="preserve"> PAGEREF _Toc240359957 \h </w:instrText>
         </w:r>
         <w:r>
           <w:rPr>
@@ -5070,7 +5070,7 @@
           <w14:ligatures w14:val="standardContextual"/>
         </w:rPr>
       </w:pPr>
-      <w:hyperlink w:anchor="_Toc240309529" w:history="1">
+      <w:hyperlink w:anchor="_Toc240359958" w:history="1">
         <w:r>
           <w:rPr>
             <w:rStyle w:val="Hyperlink"/>
@@ -5097,7 +5097,7 @@
             <w:noProof/>
             <w:webHidden/>
           </w:rPr>
-          <w:instrText xml:space="preserve"> PAGEREF _Toc240309529 \h </w:instrText>
+          <w:instrText xml:space="preserve"> PAGEREF _Toc240359958 \h </w:instrText>
         </w:r>
         <w:r>
           <w:rPr>
@@ -5145,7 +5145,7 @@
           <w14:ligatures w14:val="standardContextual"/>
         </w:rPr>
       </w:pPr>
-      <w:hyperlink w:anchor="_Toc240309530" w:history="1">
+      <w:hyperlink w:anchor="_Toc240359959" w:history="1">
         <w:r>
           <w:rPr>
             <w:rStyle w:val="Hyperlink"/>
@@ -5172,7 +5172,7 @@
             <w:noProof/>
             <w:webHidden/>
           </w:rPr>
-          <w:instrText xml:space="preserve"> PAGEREF _Toc240309530 \h </w:instrText>
+          <w:instrText xml:space="preserve"> PAGEREF _Toc240359959 \h </w:instrText>
         </w:r>
         <w:r>
           <w:rPr>
@@ -5219,7 +5219,7 @@
           <w14:ligatures w14:val="standardContextual"/>
         </w:rPr>
       </w:pPr>
-      <w:hyperlink w:anchor="_Toc240309531" w:history="1">
+      <w:hyperlink w:anchor="_Toc240359960" w:history="1">
         <w:r>
           <w:rPr>
             <w:rStyle w:val="Hyperlink"/>
@@ -5246,7 +5246,7 @@
             <w:noProof/>
             <w:webHidden/>
           </w:rPr>
-          <w:instrText xml:space="preserve"> PAGEREF _Toc240309531 \h </w:instrText>
+          <w:instrText xml:space="preserve"> PAGEREF _Toc240359960 \h </w:instrText>
         </w:r>
         <w:r>
           <w:rPr>
@@ -5294,7 +5294,7 @@
           <w14:ligatures w14:val="standardContextual"/>
         </w:rPr>
       </w:pPr>
-      <w:hyperlink w:anchor="_Toc240309532" w:history="1">
+      <w:hyperlink w:anchor="_Toc240359961" w:history="1">
         <w:r>
           <w:rPr>
             <w:rStyle w:val="Hyperlink"/>
@@ -5321,7 +5321,7 @@
             <w:noProof/>
             <w:webHidden/>
           </w:rPr>
-          <w:instrText xml:space="preserve"> PAGEREF _Toc240309532 \h </w:instrText>
+          <w:instrText xml:space="preserve"> PAGEREF _Toc240359961 \h </w:instrText>
         </w:r>
         <w:r>
           <w:rPr>
@@ -5368,7 +5368,7 @@
           <w14:ligatures w14:val="standardContextual"/>
         </w:rPr>
       </w:pPr>
-      <w:hyperlink w:anchor="_Toc240309533" w:history="1">
+      <w:hyperlink w:anchor="_Toc240359962" w:history="1">
         <w:r>
           <w:rPr>
             <w:rStyle w:val="Hyperlink"/>
@@ -5395,7 +5395,7 @@
             <w:noProof/>
             <w:webHidden/>
           </w:rPr>
-          <w:instrText xml:space="preserve"> PAGEREF _Toc240309533 \h </w:instrText>
+          <w:instrText xml:space="preserve"> PAGEREF _Toc240359962 \h </w:instrText>
         </w:r>
         <w:r>
           <w:rPr>
@@ -5443,7 +5443,7 @@
           <w14:ligatures w14:val="standardContextual"/>
         </w:rPr>
       </w:pPr>
-      <w:hyperlink w:anchor="_Toc240309534" w:history="1">
+      <w:hyperlink w:anchor="_Toc240359963" w:history="1">
         <w:r>
           <w:rPr>
             <w:rStyle w:val="Hyperlink"/>
@@ -5470,7 +5470,7 @@
             <w:noProof/>
             <w:webHidden/>
           </w:rPr>
-          <w:instrText xml:space="preserve"> PAGEREF _Toc240309534 \h </w:instrText>
+          <w:instrText xml:space="preserve"> PAGEREF _Toc240359963 \h </w:instrText>
         </w:r>
         <w:r>
           <w:rPr>
@@ -5518,7 +5518,7 @@
           <w14:ligatures w14:val="standardContextual"/>
         </w:rPr>
       </w:pPr>
-      <w:hyperlink w:anchor="_Toc240309535" w:history="1">
+      <w:hyperlink w:anchor="_Toc240359964" w:history="1">
         <w:r>
           <w:rPr>
             <w:rStyle w:val="Hyperlink"/>
@@ -5545,7 +5545,7 @@
             <w:noProof/>
             <w:webHidden/>
           </w:rPr>
-          <w:instrText xml:space="preserve"> PAGEREF _Toc240309535 \h </w:instrText>
+          <w:instrText xml:space="preserve"> PAGEREF _Toc240359964 \h </w:instrText>
         </w:r>
         <w:r>
           <w:rPr>
@@ -5593,7 +5593,7 @@
           <w14:ligatures w14:val="standardContextual"/>
         </w:rPr>
       </w:pPr>
-      <w:hyperlink w:anchor="_Toc240309536" w:history="1">
+      <w:hyperlink w:anchor="_Toc240359965" w:history="1">
         <w:r>
           <w:rPr>
             <w:rStyle w:val="Hyperlink"/>
@@ -5620,7 +5620,7 @@
             <w:noProof/>
             <w:webHidden/>
           </w:rPr>
-          <w:instrText xml:space="preserve"> PAGEREF _Toc240309536 \h </w:instrText>
+          <w:instrText xml:space="preserve"> PAGEREF _Toc240359965 \h </w:instrText>
         </w:r>
         <w:r>
           <w:rPr>
@@ -5668,7 +5668,7 @@
           <w14:ligatures w14:val="standardContextual"/>
         </w:rPr>
       </w:pPr>
-      <w:hyperlink w:anchor="_Toc240309537" w:history="1">
+      <w:hyperlink w:anchor="_Toc240359966" w:history="1">
         <w:r>
           <w:rPr>
             <w:rStyle w:val="Hyperlink"/>
@@ -5695,7 +5695,7 @@
             <w:noProof/>
             <w:webHidden/>
           </w:rPr>
-          <w:instrText xml:space="preserve"> PAGEREF _Toc240309537 \h </w:instrText>
+          <w:instrText xml:space="preserve"> PAGEREF _Toc240359966 \h </w:instrText>
         </w:r>
         <w:r>
           <w:rPr>
@@ -5742,7 +5742,7 @@
           <w14:ligatures w14:val="standardContextual"/>
         </w:rPr>
       </w:pPr>
-      <w:hyperlink w:anchor="_Toc240309538" w:history="1">
+      <w:hyperlink w:anchor="_Toc240359967" w:history="1">
         <w:r>
           <w:rPr>
             <w:rStyle w:val="Hyperlink"/>
@@ -5769,7 +5769,7 @@
             <w:noProof/>
             <w:webHidden/>
           </w:rPr>
-          <w:instrText xml:space="preserve"> PAGEREF _Toc240309538 \h </w:instrText>
+          <w:instrText xml:space="preserve"> PAGEREF _Toc240359967 \h </w:instrText>
         </w:r>
         <w:r>
           <w:rPr>
@@ -5816,7 +5816,7 @@
           <w14:ligatures w14:val="standardContextual"/>
         </w:rPr>
       </w:pPr>
-      <w:hyperlink w:anchor="_Toc240309539" w:history="1">
+      <w:hyperlink w:anchor="_Toc240359968" w:history="1">
         <w:r>
           <w:rPr>
             <w:rStyle w:val="Hyperlink"/>
@@ -5843,7 +5843,7 @@
             <w:noProof/>
             <w:webHidden/>
           </w:rPr>
-          <w:instrText xml:space="preserve"> PAGEREF _Toc240309539 \h </w:instrText>
+          <w:instrText xml:space="preserve"> PAGEREF _Toc240359968 \h </w:instrText>
         </w:r>
         <w:r>
           <w:rPr>
@@ -5890,7 +5890,7 @@
           <w14:ligatures w14:val="standardContextual"/>
         </w:rPr>
       </w:pPr>
-      <w:hyperlink w:anchor="_Toc240309540" w:history="1">
+      <w:hyperlink w:anchor="_Toc240359969" w:history="1">
         <w:r>
           <w:rPr>
             <w:rStyle w:val="Hyperlink"/>
@@ -5917,7 +5917,7 @@
             <w:noProof/>
             <w:webHidden/>
           </w:rPr>
-          <w:instrText xml:space="preserve"> PAGEREF _Toc240309540 \h </w:instrText>
+          <w:instrText xml:space="preserve"> PAGEREF _Toc240359969 \h </w:instrText>
         </w:r>
         <w:r>
           <w:rPr>
@@ -5965,7 +5965,7 @@
           <w14:ligatures w14:val="standardContextual"/>
         </w:rPr>
       </w:pPr>
-      <w:hyperlink w:anchor="_Toc240309541" w:history="1">
+      <w:hyperlink w:anchor="_Toc240359970" w:history="1">
         <w:r>
           <w:rPr>
             <w:rStyle w:val="Hyperlink"/>
@@ -5992,7 +5992,7 @@
             <w:noProof/>
             <w:webHidden/>
           </w:rPr>
-          <w:instrText xml:space="preserve"> PAGEREF _Toc240309541 \h </w:instrText>
+          <w:instrText xml:space="preserve"> PAGEREF _Toc240359970 \h </w:instrText>
         </w:r>
         <w:r>
           <w:rPr>
@@ -6040,7 +6040,7 @@
           <w14:ligatures w14:val="standardContextual"/>
         </w:rPr>
       </w:pPr>
-      <w:hyperlink w:anchor="_Toc240309542" w:history="1">
+      <w:hyperlink w:anchor="_Toc240359971" w:history="1">
         <w:r>
           <w:rPr>
             <w:rStyle w:val="Hyperlink"/>
@@ -6067,7 +6067,7 @@
             <w:noProof/>
             <w:webHidden/>
           </w:rPr>
-          <w:instrText xml:space="preserve"> PAGEREF _Toc240309542 \h </w:instrText>
+          <w:instrText xml:space="preserve"> PAGEREF _Toc240359971 \h </w:instrText>
         </w:r>
         <w:r>
           <w:rPr>
@@ -6115,7 +6115,7 @@
           <w14:ligatures w14:val="standardContextual"/>
         </w:rPr>
       </w:pPr>
-      <w:hyperlink w:anchor="_Toc240309543" w:history="1">
+      <w:hyperlink w:anchor="_Toc240359972" w:history="1">
         <w:r>
           <w:rPr>
             <w:rStyle w:val="Hyperlink"/>
@@ -6142,7 +6142,7 @@
             <w:noProof/>
             <w:webHidden/>
           </w:rPr>
-          <w:instrText xml:space="preserve"> PAGEREF _Toc240309543 \h </w:instrText>
+          <w:instrText xml:space="preserve"> PAGEREF _Toc240359972 \h </w:instrText>
         </w:r>
         <w:r>
           <w:rPr>
@@ -6190,7 +6190,7 @@
           <w14:ligatures w14:val="standardContextual"/>
         </w:rPr>
       </w:pPr>
-      <w:hyperlink w:anchor="_Toc240309544" w:history="1">
+      <w:hyperlink w:anchor="_Toc240359973" w:history="1">
         <w:r>
           <w:rPr>
             <w:rStyle w:val="Hyperlink"/>
@@ -6217,7 +6217,7 @@
             <w:noProof/>
             <w:webHidden/>
           </w:rPr>
-          <w:instrText xml:space="preserve"> PAGEREF _Toc240309544 \h </w:instrText>
+          <w:instrText xml:space="preserve"> PAGEREF _Toc240359973 \h </w:instrText>
         </w:r>
         <w:r>
           <w:rPr>
@@ -6265,7 +6265,7 @@
           <w14:ligatures w14:val="standardContextual"/>
         </w:rPr>
       </w:pPr>
-      <w:hyperlink w:anchor="_Toc240309545" w:history="1">
+      <w:hyperlink w:anchor="_Toc240359974" w:history="1">
         <w:r>
           <w:rPr>
             <w:rStyle w:val="Hyperlink"/>
@@ -6307,7 +6307,7 @@
             <w:noProof/>
             <w:webHidden/>
           </w:rPr>
-          <w:instrText xml:space="preserve"> PAGEREF _Toc240309545 \h </w:instrText>
+          <w:instrText xml:space="preserve"> PAGEREF _Toc240359974 \h </w:instrText>
         </w:r>
         <w:r>
           <w:rPr>
@@ -6355,7 +6355,7 @@
           <w14:ligatures w14:val="standardContextual"/>
         </w:rPr>
       </w:pPr>
-      <w:hyperlink w:anchor="_Toc240309546" w:history="1">
+      <w:hyperlink w:anchor="_Toc240359975" w:history="1">
         <w:r>
           <w:rPr>
             <w:rStyle w:val="Hyperlink"/>
@@ -6397,7 +6397,7 @@
             <w:noProof/>
             <w:webHidden/>
           </w:rPr>
-          <w:instrText xml:space="preserve"> PAGEREF _Toc240309546 \h </w:instrText>
+          <w:instrText xml:space="preserve"> PAGEREF _Toc240359975 \h </w:instrText>
         </w:r>
         <w:r>
           <w:rPr>
@@ -6444,7 +6444,7 @@
           <w14:ligatures w14:val="standardContextual"/>
         </w:rPr>
       </w:pPr>
-      <w:hyperlink w:anchor="_Toc240309547" w:history="1">
+      <w:hyperlink w:anchor="_Toc240359976" w:history="1">
         <w:r>
           <w:rPr>
             <w:rStyle w:val="Hyperlink"/>
@@ -6471,7 +6471,7 @@
             <w:noProof/>
             <w:webHidden/>
           </w:rPr>
-          <w:instrText xml:space="preserve"> PAGEREF _Toc240309547 \h </w:instrText>
+          <w:instrText xml:space="preserve"> PAGEREF _Toc240359976 \h </w:instrText>
         </w:r>
         <w:r>
           <w:rPr>
@@ -6518,7 +6518,7 @@
           <w14:ligatures w14:val="standardContextual"/>
         </w:rPr>
       </w:pPr>
-      <w:hyperlink w:anchor="_Toc240309548" w:history="1">
+      <w:hyperlink w:anchor="_Toc240359977" w:history="1">
         <w:r>
           <w:rPr>
             <w:rStyle w:val="Hyperlink"/>
@@ -6545,7 +6545,7 @@
             <w:noProof/>
             <w:webHidden/>
           </w:rPr>
-          <w:instrText xml:space="preserve"> PAGEREF _Toc240309548 \h </w:instrText>
+          <w:instrText xml:space="preserve"> PAGEREF _Toc240359977 \h </w:instrText>
         </w:r>
         <w:r>
           <w:rPr>
@@ -6593,7 +6593,7 @@
           <w14:ligatures w14:val="standardContextual"/>
         </w:rPr>
       </w:pPr>
-      <w:hyperlink w:anchor="_Toc240309549" w:history="1">
+      <w:hyperlink w:anchor="_Toc240359978" w:history="1">
         <w:r>
           <w:rPr>
             <w:rStyle w:val="Hyperlink"/>
@@ -6620,7 +6620,7 @@
             <w:noProof/>
             <w:webHidden/>
           </w:rPr>
-          <w:instrText xml:space="preserve"> PAGEREF _Toc240309549 \h </w:instrText>
+          <w:instrText xml:space="preserve"> PAGEREF _Toc240359978 \h </w:instrText>
         </w:r>
         <w:r>
           <w:rPr>
@@ -6666,7 +6666,7 @@
         </w:rPr>
         <w:fldChar w:fldCharType="end"/>
       </w:r>
-      <w:bookmarkStart w:id="6" w:name="_Toc240309500"/>
+      <w:bookmarkStart w:id="6" w:name="_Toc240359929"/>
       <w:r>
         <w:rPr>
           <w:rFonts w:ascii="Times New Roman" w:hAnsi="Times New Roman"/>
@@ -6813,7 +6813,7 @@
         <w:spacing w:after="360"/>
         <w:outlineLvl w:val="0"/>
       </w:pPr>
-      <w:bookmarkStart w:id="7" w:name="_Toc240309501"/>
+      <w:bookmarkStart w:id="7" w:name="_Toc240359930"/>
       <w:r>
         <w:rPr>
           <w:rFonts w:ascii="Times New Roman" w:hAnsi="Times New Roman"/>
@@ -7000,7 +7000,7 @@
         <w:pStyle w:val="Heading1"/>
         <w:outlineLvl w:val="0"/>
       </w:pPr>
-      <w:bookmarkStart w:id="8" w:name="_Toc240309502"/>
+      <w:bookmarkStart w:id="8" w:name="_Toc240359931"/>
       <w:r>
         <w:rPr>
           <w:rFonts w:ascii="Times New Roman" w:hAnsi="Times New Roman"/>
@@ -7018,7 +7018,7 @@
         <w:pStyle w:val="Heading2"/>
         <w:outlineLvl w:val="1"/>
       </w:pPr>
-      <w:bookmarkStart w:id="9" w:name="_Toc240309503"/>
+      <w:bookmarkStart w:id="9" w:name="_Toc240359932"/>
       <w:r>
         <w:rPr>
           <w:rFonts w:ascii="Times New Roman" w:hAnsi="Times New Roman"/>
@@ -7397,7 +7397,7 @@
         </w:rPr>
         <w:lastRenderedPageBreak/>
         <w:drawing>
-          <wp:inline distT="0" distB="0" distL="0" distR="0" wp14:anchorId="085FA2F0" wp14:editId="57FA8350">
+          <wp:inline distT="0" distB="0" distL="0" distR="0" wp14:anchorId="3D52FEE5" wp14:editId="34096545">
             <wp:extent cx="4860000" cy="2711753"/>
             <wp:effectExtent l="0" t="0" r="0" b="0"/>
             <wp:docPr id="2" name="Picture 2"/>
@@ -7522,7 +7522,7 @@
           <w:noProof/>
         </w:rPr>
         <w:drawing>
-          <wp:inline distT="0" distB="0" distL="0" distR="0" wp14:anchorId="408C81C2" wp14:editId="695AC651">
+          <wp:inline distT="0" distB="0" distL="0" distR="0" wp14:anchorId="677EC5E1" wp14:editId="057A4353">
             <wp:extent cx="4860000" cy="2719286"/>
             <wp:effectExtent l="0" t="0" r="0" b="0"/>
             <wp:docPr id="3" name="Picture 3"/>
@@ -7615,7 +7615,7 @@
           <w:noProof/>
         </w:rPr>
         <w:drawing>
-          <wp:inline distT="0" distB="0" distL="0" distR="0" wp14:anchorId="5A76FF45" wp14:editId="222BDED9">
+          <wp:inline distT="0" distB="0" distL="0" distR="0" wp14:anchorId="3E7580EC" wp14:editId="3CDFB94C">
             <wp:extent cx="4500000" cy="2740541"/>
             <wp:effectExtent l="0" t="0" r="0" b="0"/>
             <wp:docPr id="4" name="Picture 4"/>
@@ -8204,7 +8204,20 @@
         <w:rPr>
           <w:rFonts w:cs="Times New Roman"/>
         </w:rPr>
-        <w:t xml:space="preserve"> sebagai desakan pembelian yang terjadi seketika, kuat, dan persisten tanpa adanya pertimbangan kognitif sadar sebelumnya mengenai konsekuensi pengeluaran. Lebih lanjut, Beatty and Ferrell (1998) serta studi meta-analisis komprehensif oleh Amos et al. (2014) mengungkapkan bahwa keputusan pembelian impulsif sesungguhnya merupakan muara perilaku yang dipengaruhi oleh spektrum faktor penentu (</w:t>
+        <w:t xml:space="preserve"> sebagai desakan pembelian yang terjadi seketika, kuat, dan persisten tanpa adanya pertimbangan kognitif sadar sebelumnya mengenai konsekuensi pengeluaran. Lebih lanjut, Beatty dan Ferrell (1998) serta studi meta-analisis komprehensif oleh Amos </w:t>
+      </w:r>
+      <w:r>
+        <w:rPr>
+          <w:rFonts w:cs="Times New Roman"/>
+          <w:i/>
+        </w:rPr>
+        <w:t>et al.</w:t>
+      </w:r>
+      <w:r>
+        <w:rPr>
+          <w:rFonts w:cs="Times New Roman"/>
+        </w:rPr>
+        <w:t>. (2014) mengungkapkan bahwa keputusan pembelian impulsif sesungguhnya merupakan muara perilaku yang dipengaruhi oleh spektrum faktor penentu (</w:t>
       </w:r>
       <w:r>
         <w:rPr>
@@ -8272,33 +8285,46 @@
         <w:rPr>
           <w:rFonts w:cs="Times New Roman"/>
         </w:rPr>
-        <w:t>), pencarian pelepasan stres dan petualangan (Babin et al., 1994; Arnold &amp; Reynolds, 2003), suasana hati positif (</w:t>
-      </w:r>
-      <w:r>
-        <w:rPr>
-          <w:rFonts w:cs="Times New Roman"/>
-          <w:i/>
+        <w:t xml:space="preserve">), pencarian pelepasan stres dan petualangan (Babin </w:t>
+      </w:r>
+      <w:r>
+        <w:rPr>
+          <w:rFonts w:cs="Times New Roman"/>
+          <w:i/>
+        </w:rPr>
+        <w:t>et al.</w:t>
+      </w:r>
+      <w:r>
+        <w:rPr>
+          <w:rFonts w:cs="Times New Roman"/>
+        </w:rPr>
+        <w:t>.</w:t>
+      </w:r>
+      <w:r>
+        <w:rPr>
+          <w:rFonts w:cs="Times New Roman"/>
+          <w:i/>
+        </w:rPr>
+        <w:t>, 1994; Arnold dan Reynolds, 2003), suasana hati positif (</w:t>
+      </w:r>
+      <w:r>
+        <w:rPr>
+          <w:rFonts w:cs="Times New Roman"/>
         </w:rPr>
         <w:t>positive affect</w:t>
       </w:r>
       <w:r>
         <w:rPr>
           <w:rFonts w:cs="Times New Roman"/>
+          <w:i/>
         </w:rPr>
         <w:t>), serta luapan kegembiraan sesaat (</w:t>
       </w:r>
       <w:r>
         <w:rPr>
           <w:rFonts w:cs="Times New Roman"/>
-          <w:i/>
-        </w:rPr>
-        <w:t>excitement and arousal</w:t>
-      </w:r>
-      <w:r>
-        <w:rPr>
-          <w:rFonts w:cs="Times New Roman"/>
-        </w:rPr>
-        <w:t>) (Gültekin &amp; Özer, 2012).</w:t>
+        </w:rPr>
+        <w:t>excitement and arousal) (Gültekin dan Özer, 2012).</w:t>
       </w:r>
     </w:p>
     <w:p>
@@ -8327,7 +8353,7 @@
           <w:b/>
           <w:i/>
         </w:rPr>
-        <w:t>Cognitive and Collector Drivers</w:t>
+        <w:t>Cognitive dan Collector Drivers</w:t>
       </w:r>
       <w:r>
         <w:rPr>
@@ -8373,7 +8399,20 @@
         <w:rPr>
           <w:rFonts w:cs="Times New Roman"/>
         </w:rPr>
-        <w:t>) (Gao et al., 2014), pembingkaian himpunan semu (</w:t>
+        <w:t xml:space="preserve">) (Gao </w:t>
+      </w:r>
+      <w:r>
+        <w:rPr>
+          <w:rFonts w:cs="Times New Roman"/>
+          <w:i/>
+        </w:rPr>
+        <w:t>et al.</w:t>
+      </w:r>
+      <w:r>
+        <w:rPr>
+          <w:rFonts w:cs="Times New Roman"/>
+        </w:rPr>
+        <w:t>., 2014), pembingkaian himpunan semu (</w:t>
       </w:r>
       <w:r>
         <w:rPr>
@@ -8386,7 +8425,20 @@
         <w:rPr>
           <w:rFonts w:cs="Times New Roman"/>
         </w:rPr>
-        <w:t>) (Barasz et al., 2017), serta hasrat kepemilikan materialistik atas objek langka (Belk, 1995).</w:t>
+        <w:t xml:space="preserve">) (Barasz </w:t>
+      </w:r>
+      <w:r>
+        <w:rPr>
+          <w:rFonts w:cs="Times New Roman"/>
+          <w:i/>
+        </w:rPr>
+        <w:t>et al.</w:t>
+      </w:r>
+      <w:r>
+        <w:rPr>
+          <w:rFonts w:cs="Times New Roman"/>
+        </w:rPr>
+        <w:t>., 2017), serta hasrat kepemilikan materialistik atas objek langka (Belk, 1995).</w:t>
       </w:r>
     </w:p>
     <w:p>
@@ -8415,7 +8467,7 @@
           <w:b/>
           <w:i/>
         </w:rPr>
-        <w:t>Economic and Speculative Drivers</w:t>
+        <w:t>Economic dan Speculative Drivers</w:t>
       </w:r>
       <w:r>
         <w:rPr>
@@ -8454,7 +8506,20 @@
         <w:rPr>
           <w:rFonts w:cs="Times New Roman"/>
         </w:rPr>
-        <w:t>) (Shiller, 2000; Baur et al., 2018), persepsi memenangkan lotre (</w:t>
+        <w:t xml:space="preserve">) (Shiller, 2000; Baur </w:t>
+      </w:r>
+      <w:r>
+        <w:rPr>
+          <w:rFonts w:cs="Times New Roman"/>
+          <w:i/>
+        </w:rPr>
+        <w:t>et al.</w:t>
+      </w:r>
+      <w:r>
+        <w:rPr>
+          <w:rFonts w:cs="Times New Roman"/>
+        </w:rPr>
+        <w:t>., 2018), persepsi memenangkan lotre (</w:t>
       </w:r>
       <w:r>
         <w:rPr>
@@ -8496,7 +8561,7 @@
           <w:b/>
           <w:i/>
         </w:rPr>
-        <w:t>Situational and Atmospheric Drivers</w:t>
+        <w:t>Situational dan Atmospheric Drivers</w:t>
       </w:r>
       <w:r>
         <w:rPr>
@@ -8535,7 +8600,20 @@
         <w:rPr>
           <w:rFonts w:cs="Times New Roman"/>
         </w:rPr>
-        <w:t>) (Peck and Childers, 2006), diskon promosi sesaat, serta desakan kelangkaan stok fisik (Amos et al., 2014).</w:t>
+        <w:t xml:space="preserve">) (Peck dan Childers, 2006), diskon promosi sesaat, serta desakan kelangkaan stok fisik (Amos </w:t>
+      </w:r>
+      <w:r>
+        <w:rPr>
+          <w:rFonts w:cs="Times New Roman"/>
+          <w:i/>
+        </w:rPr>
+        <w:t>et al.</w:t>
+      </w:r>
+      <w:r>
+        <w:rPr>
+          <w:rFonts w:cs="Times New Roman"/>
+        </w:rPr>
+        <w:t>., 2014).</w:t>
       </w:r>
     </w:p>
     <w:p>
@@ -8650,7 +8728,7 @@
         <w:rPr>
           <w:rFonts w:cs="Times New Roman"/>
         </w:rPr>
-        <w:t>) (Arnold and Reynolds, 2003; Gültekin and Özer, 2012).</w:t>
+        <w:t>) (Arnold dan Reynolds, 2003; Gültekin and Özer, 2012).</w:t>
       </w:r>
     </w:p>
     <w:p>
@@ -8739,7 +8817,33 @@
         <w:rPr>
           <w:rFonts w:cs="Times New Roman"/>
         </w:rPr>
-        <w:t xml:space="preserve"> (Gao et al., 2014; Barasz et al., 2017), binder album kolektor yang masih memiliki slot nomor kosong menciptakan ketegangan kognitif internal. Hasrat menuntaskan set secara utuh memicu dorongan psikologis mendesak untuk terus membeli bungkus kartu tambahan secara spontan demi menutup celah kekosongan tersebut.</w:t>
+        <w:t xml:space="preserve"> (Gao </w:t>
+      </w:r>
+      <w:r>
+        <w:rPr>
+          <w:rFonts w:cs="Times New Roman"/>
+          <w:i/>
+        </w:rPr>
+        <w:t>et al.</w:t>
+      </w:r>
+      <w:r>
+        <w:rPr>
+          <w:rFonts w:cs="Times New Roman"/>
+        </w:rPr>
+        <w:t xml:space="preserve">., 2014; Barasz </w:t>
+      </w:r>
+      <w:r>
+        <w:rPr>
+          <w:rFonts w:cs="Times New Roman"/>
+          <w:i/>
+        </w:rPr>
+        <w:t>et al.</w:t>
+      </w:r>
+      <w:r>
+        <w:rPr>
+          <w:rFonts w:cs="Times New Roman"/>
+        </w:rPr>
+        <w:t>., 2017), binder album kolektor yang masih memiliki slot nomor kosong menciptakan ketegangan kognitif internal. Hasrat menuntaskan set secara utuh memicu dorongan psikologis mendesak untuk terus membeli bungkus kartu tambahan secara spontan demi menutup celah kekosongan tersebut.</w:t>
       </w:r>
     </w:p>
     <w:p>
@@ -8816,7 +8920,20 @@
         <w:rPr>
           <w:rFonts w:cs="Times New Roman"/>
         </w:rPr>
-        <w:t xml:space="preserve">, transaksi kartu Pokémon fisik sangat diwarnai oleh motif spekulasi finansial (Shiller, 2000; Baur et al., 2018; Colline, 2024). Pembeli tergiur oleh likuiditas pasar lelang daring dan tren grading PSA/BGS, memicu keyakinan bahwa modal kecil membeli beberapa </w:t>
+        <w:t xml:space="preserve">, transaksi kartu Pokémon fisik sangat diwarnai oleh motif spekulasi finansial (Shiller, 2000; Baur </w:t>
+      </w:r>
+      <w:r>
+        <w:rPr>
+          <w:rFonts w:cs="Times New Roman"/>
+          <w:i/>
+        </w:rPr>
+        <w:t>et al.</w:t>
+      </w:r>
+      <w:r>
+        <w:rPr>
+          <w:rFonts w:cs="Times New Roman"/>
+        </w:rPr>
+        <w:t xml:space="preserve">., 2018; Colline, 2024). Pembeli tergiur oleh likuiditas pasar lelang daring dan tren grading PSA/BGS, memicu keyakinan bahwa modal kecil membeli beberapa </w:t>
       </w:r>
       <w:r>
         <w:rPr>
@@ -8881,7 +8998,7 @@
         <w:rPr>
           <w:rFonts w:cs="Times New Roman"/>
         </w:rPr>
-        <w:t>), literatur perilaku konsumen mengenal beberapa instrumen pengukuran teruji, antara lain skala unidimensional pengaruh normatif oleh Rook and Fisher (1995) serta skala dorongan belanja impulsif dalam toko oleh Beatty and Ferrell (1998). Namun, penelitian ini mengadopsi instrumen pengukuran multidimensional Verplanken and Herabadi (2001) yang disintesis dengan definisi operasional Rook (1987). Skala ini membedakan secara tegas antara dimensi kognitif (ketiadaan perencanaan belanja dan pengabaian dampak keua</w:t>
+        <w:t>), literatur perilaku konsumen mengenal beberapa instrumen pengukuran teruji, antara lain skala unidimensional pengaruh normatif oleh Rook dan Fisher (1995) serta skala dorongan belanja impulsif dalam toko oleh Beatty dan Ferrell (1998). Namun, penelitian ini mengadopsi instrumen pengukuran multidimensional Verplanken dan Herabadi (2001) yang disintesis dengan definisi operasional Rook (1987). Skala ini membedakan secara tegas antara dimensi kognitif (ketiadaan perencanaan belanja dan pengabaian dampak keua</w:t>
       </w:r>
       <w:r>
         <w:rPr>
@@ -9024,7 +9141,33 @@
         <w:rPr>
           <w:rFonts w:cs="Times New Roman"/>
         </w:rPr>
-        <w:t>, sejumlah peneliti membuktikan pengaruh positif signifikan karena dorongan kesenangan emosional langsung melumpuhkan kalkulasi rasional konsumen (Arnold and Reynolds, 2003; Gültekin and Özer, 2012; Pranggabayu and Andjarwati, 2022). Namun, penelitian lain menemukan hasil tidak signifikan ketika faktor kendala anggaran, pertimbangan utilitas fungsional, atau mekanisme toko mendominasi keputusan konsumen (Zheng et al., 2019; Tirtayasa et al., 2020).</w:t>
+        <w:t xml:space="preserve">, sejumlah peneliti membuktikan pengaruh positif signifikan karena dorongan kesenangan emosional langsung melumpuhkan kalkulasi rasional konsumen (Arnold dan Reynolds, 2003; Gültekin and Özer, 2012; Pranggabayu dan Andjarwati, 2022). Namun, penelitian lain menemukan hasil tidak signifikan ketika faktor kendala anggaran, pertimbangan utilitas fungsional, atau mekanisme toko mendominasi keputusan konsumen (Zheng </w:t>
+      </w:r>
+      <w:r>
+        <w:rPr>
+          <w:rFonts w:cs="Times New Roman"/>
+          <w:i/>
+        </w:rPr>
+        <w:t>et al.</w:t>
+      </w:r>
+      <w:r>
+        <w:rPr>
+          <w:rFonts w:cs="Times New Roman"/>
+        </w:rPr>
+        <w:t xml:space="preserve">., 2019; Tirtayasa </w:t>
+      </w:r>
+      <w:r>
+        <w:rPr>
+          <w:rFonts w:cs="Times New Roman"/>
+          <w:i/>
+        </w:rPr>
+        <w:t>et al.</w:t>
+      </w:r>
+      <w:r>
+        <w:rPr>
+          <w:rFonts w:cs="Times New Roman"/>
+        </w:rPr>
+        <w:t>., 2020).</w:t>
       </w:r>
     </w:p>
     <w:p>
@@ -9071,7 +9214,33 @@
         <w:rPr>
           <w:rFonts w:cs="Times New Roman"/>
         </w:rPr>
-        <w:t>, Gao et al. (2014) dan Barasz et al. (2017) menemukan bahwa hasrat melengkapi kesatuan himpunan memicu percepatan belanja yang agresif dan spontan. Sebaliknya, studi klasik perilaku kolektor oleh Long and Schiffman (2000) dan Spero and Stone (2004) menemukan bahwa kolektor berpengalaman (</w:t>
+        <w:t xml:space="preserve">, Gao </w:t>
+      </w:r>
+      <w:r>
+        <w:rPr>
+          <w:rFonts w:cs="Times New Roman"/>
+          <w:i/>
+        </w:rPr>
+        <w:t>et al.</w:t>
+      </w:r>
+      <w:r>
+        <w:rPr>
+          <w:rFonts w:cs="Times New Roman"/>
+        </w:rPr>
+        <w:t xml:space="preserve">. (2014) dan Barasz </w:t>
+      </w:r>
+      <w:r>
+        <w:rPr>
+          <w:rFonts w:cs="Times New Roman"/>
+          <w:i/>
+        </w:rPr>
+        <w:t>et al.</w:t>
+      </w:r>
+      <w:r>
+        <w:rPr>
+          <w:rFonts w:cs="Times New Roman"/>
+        </w:rPr>
+        <w:t>. (2017) menemukan bahwa hasrat melengkapi kesatuan himpunan memicu percepatan belanja yang agresif dan spontan. Sebaliknya, studi klasik perilaku kolektor oleh Long dan Schiffman (2000) dan Spero dan Stone (2004) menemukan bahwa kolektor berpengalaman (</w:t>
       </w:r>
       <w:r>
         <w:rPr>
@@ -9143,7 +9312,7 @@
         <w:rPr>
           <w:rFonts w:cs="Times New Roman"/>
         </w:rPr>
-        <w:t>, Shiller (2000) dan Aryadi and Lingga (2024) menunjukkan bahwa euforia keuntungan finansial memicu transaksi spekulatif spontan. Namun, Barber and Odean (2008) menemukan bahwa motif spekulasi sering diimbangi oleh kalkulasi risiko kerugian modal yang ketat, sehingga tidak selalu bertransformasi menjadi tindakan pembelian impulsif tanpa perhitungan.</w:t>
+        <w:t>, Shiller (2000) dan Aryadi dan Lingga (2024) menunjukkan bahwa euforia keuntungan finansial memicu transaksi spekulatif spontan. Namun, Barber dan Odean (2008) menemukan bahwa motif spekulasi sering diimbangi oleh kalkulasi risiko kerugian modal yang ketat, sehingga tidak selalu bertransformasi menjadi tindakan pembelian impulsif tanpa perhitungan.</w:t>
       </w:r>
     </w:p>
     <w:p>
@@ -9169,7 +9338,7 @@
         <w:rPr>
           <w:rFonts w:cs="Times New Roman"/>
         </w:rPr>
-        <w:t xml:space="preserve">) (Baumeister, 2002; Vohs and Faber, 2007) dan model pertentangan internal </w:t>
+        <w:t xml:space="preserve">) (Baumeister, 2002; Vohs dan Faber, 2007) dan model pertentangan internal </w:t>
       </w:r>
       <w:r>
         <w:rPr>
@@ -9195,7 +9364,7 @@
         <w:rPr>
           <w:rFonts w:cs="Times New Roman"/>
         </w:rPr>
-        <w:t xml:space="preserve"> (Thaler and Shefrin, 1981), variabel yang paling tepat bertindak sebagai benteng pertahanan psikologis adalah </w:t>
+        <w:t xml:space="preserve"> (Thaler dan Shefrin, 1981), variabel yang paling tepat bertindak sebagai benteng pertahanan psikologis adalah </w:t>
       </w:r>
       <w:r>
         <w:rPr>
@@ -9229,7 +9398,33 @@
         <w:rPr>
           <w:rFonts w:cs="Times New Roman"/>
         </w:rPr>
-        <w:t xml:space="preserve">), dan mengarahkan tindakan agar selaras dengan tujuan keuangan jangka panjang (Tangney et al., 2004; Sultan et al., 2012). Meskipun konsumen merasakan rangsangan hedonis tinggi, desakan kelengkapan binder yang mendesak, serta iming-iming keuntungan spekulasi pasar, dorongan tersebut diprediksi </w:t>
+        <w:t xml:space="preserve">), dan mengarahkan tindakan agar selaras dengan tujuan keuangan jangka panjang (Tangney </w:t>
+      </w:r>
+      <w:r>
+        <w:rPr>
+          <w:rFonts w:cs="Times New Roman"/>
+          <w:i/>
+        </w:rPr>
+        <w:t>et al.</w:t>
+      </w:r>
+      <w:r>
+        <w:rPr>
+          <w:rFonts w:cs="Times New Roman"/>
+        </w:rPr>
+        <w:t xml:space="preserve">., 2004; Sultan </w:t>
+      </w:r>
+      <w:r>
+        <w:rPr>
+          <w:rFonts w:cs="Times New Roman"/>
+          <w:i/>
+        </w:rPr>
+        <w:t>et al.</w:t>
+      </w:r>
+      <w:r>
+        <w:rPr>
+          <w:rFonts w:cs="Times New Roman"/>
+        </w:rPr>
+        <w:t xml:space="preserve">., 2012). Meskipun konsumen merasakan rangsangan hedonis tinggi, desakan kelengkapan binder yang mendesak, serta iming-iming keuntungan spekulasi pasar, dorongan tersebut diprediksi </w:t>
       </w:r>
       <w:r>
         <w:rPr>
@@ -9257,7 +9452,7 @@
         <w:rPr>
           <w:rFonts w:cs="Times New Roman"/>
         </w:rPr>
-        <w:t xml:space="preserve"> apabila konsumen memiliki kapasitas kontrol diri yang kokoh (Apidana and Kholifah, 2022; Lienardy and Panasea, 2024).</w:t>
+        <w:t xml:space="preserve"> apabila konsumen memiliki kapasitas kontrol diri yang kokoh (Apidana dan Kholifah, 2022; Lienardy dan Panasea, 2024).</w:t>
       </w:r>
     </w:p>
     <w:p>
@@ -9367,7 +9562,7 @@
         <w:pStyle w:val="Heading2"/>
         <w:outlineLvl w:val="1"/>
       </w:pPr>
-      <w:bookmarkStart w:id="10" w:name="_Toc240309504"/>
+      <w:bookmarkStart w:id="10" w:name="_Toc240359933"/>
       <w:r>
         <w:rPr>
           <w:rFonts w:ascii="Times New Roman" w:hAnsi="Times New Roman"/>
@@ -9712,7 +9907,7 @@
         <w:pStyle w:val="Heading2"/>
         <w:outlineLvl w:val="1"/>
       </w:pPr>
-      <w:bookmarkStart w:id="11" w:name="_Toc240309505"/>
+      <w:bookmarkStart w:id="11" w:name="_Toc240359934"/>
       <w:r>
         <w:rPr>
           <w:rFonts w:ascii="Times New Roman" w:hAnsi="Times New Roman"/>
@@ -10058,7 +10253,7 @@
         <w:pStyle w:val="Heading2"/>
         <w:outlineLvl w:val="1"/>
       </w:pPr>
-      <w:bookmarkStart w:id="12" w:name="_Toc240309506"/>
+      <w:bookmarkStart w:id="12" w:name="_Toc240359935"/>
       <w:r>
         <w:rPr>
           <w:rFonts w:ascii="Times New Roman" w:hAnsi="Times New Roman"/>
@@ -10088,7 +10283,7 @@
         <w:pStyle w:val="Heading3"/>
         <w:outlineLvl w:val="2"/>
       </w:pPr>
-      <w:bookmarkStart w:id="13" w:name="_Toc240309507"/>
+      <w:bookmarkStart w:id="13" w:name="_Toc240359936"/>
       <w:r>
         <w:rPr>
           <w:rFonts w:ascii="Times New Roman" w:hAnsi="Times New Roman"/>
@@ -10207,7 +10402,20 @@
         <w:rPr>
           <w:rFonts w:cs="Times New Roman"/>
         </w:rPr>
-        <w:t>) dalam memoderasi dan meredam dorongan belanja spontan pada barang-barang berkategori kesenangan dan spekulasi hobi (Sultan et al., 2012; Apidana and Kholifah, 2022; Lienardy and Panasea, 2024).</w:t>
+        <w:t xml:space="preserve">) dalam memoderasi dan meredam dorongan belanja spontan pada barang-barang berkategori kesenangan dan spekulasi hobi (Sultan </w:t>
+      </w:r>
+      <w:r>
+        <w:rPr>
+          <w:rFonts w:cs="Times New Roman"/>
+          <w:i/>
+        </w:rPr>
+        <w:t>et al.</w:t>
+      </w:r>
+      <w:r>
+        <w:rPr>
+          <w:rFonts w:cs="Times New Roman"/>
+        </w:rPr>
+        <w:t>., 2012; Apidana dan Kholifah, 2022; Lienardy dan Panasea, 2024).</w:t>
       </w:r>
     </w:p>
     <w:p>
@@ -10256,7 +10464,7 @@
         <w:pStyle w:val="Heading3"/>
         <w:outlineLvl w:val="2"/>
       </w:pPr>
-      <w:bookmarkStart w:id="14" w:name="_Toc240309508"/>
+      <w:bookmarkStart w:id="14" w:name="_Toc240359937"/>
       <w:r>
         <w:rPr>
           <w:rFonts w:ascii="Times New Roman" w:hAnsi="Times New Roman"/>
@@ -10401,7 +10609,7 @@
         <w:pStyle w:val="Heading1"/>
         <w:outlineLvl w:val="0"/>
       </w:pPr>
-      <w:bookmarkStart w:id="15" w:name="_Toc240309509"/>
+      <w:bookmarkStart w:id="15" w:name="_Toc240359938"/>
       <w:r>
         <w:rPr>
           <w:rFonts w:ascii="Times New Roman" w:hAnsi="Times New Roman"/>
@@ -10419,7 +10627,7 @@
         <w:pStyle w:val="Heading2"/>
         <w:outlineLvl w:val="1"/>
       </w:pPr>
-      <w:bookmarkStart w:id="16" w:name="_Toc240309510"/>
+      <w:bookmarkStart w:id="16" w:name="_Toc240359939"/>
       <w:r>
         <w:rPr>
           <w:rFonts w:ascii="Times New Roman" w:hAnsi="Times New Roman"/>
@@ -10436,7 +10644,7 @@
         <w:pStyle w:val="Heading3"/>
         <w:outlineLvl w:val="2"/>
       </w:pPr>
-      <w:bookmarkStart w:id="17" w:name="_Toc240309511"/>
+      <w:bookmarkStart w:id="17" w:name="_Toc240359940"/>
       <w:r>
         <w:rPr>
           <w:rFonts w:ascii="Times New Roman" w:hAnsi="Times New Roman"/>
@@ -10570,7 +10778,7 @@
         <w:rPr>
           <w:rFonts w:cs="Times New Roman"/>
         </w:rPr>
-        <w:t xml:space="preserve">Kahneman and Tversky (1979) melalui </w:t>
+        <w:t xml:space="preserve">Kahneman dan Tversky (1979) melalui </w:t>
       </w:r>
       <w:r>
         <w:rPr>
@@ -10661,7 +10869,7 @@
         <w:rPr>
           <w:rFonts w:cs="Times New Roman"/>
         </w:rPr>
-        <w:t xml:space="preserve">) di mana harga aset melonjak jauh melampaui nilai fundamentalnya. Selanjutnya, Thaler (1985) dan Thaler and Shefrin (1981) memperkenalkan konsep </w:t>
+        <w:t xml:space="preserve">) di mana harga aset melonjak jauh melampaui nilai fundamentalnya. Selanjutnya, Thaler (1985) dan Thaler dan Shefrin (1981) memperkenalkan konsep </w:t>
       </w:r>
       <w:r>
         <w:rPr>
@@ -10760,7 +10968,7 @@
         <w:pStyle w:val="Heading3"/>
         <w:outlineLvl w:val="2"/>
       </w:pPr>
-      <w:bookmarkStart w:id="18" w:name="_Toc240309512"/>
+      <w:bookmarkStart w:id="18" w:name="_Toc240359941"/>
       <w:r>
         <w:rPr>
           <w:rFonts w:ascii="Times New Roman" w:hAnsi="Times New Roman"/>
@@ -10815,7 +11023,7 @@
         <w:rPr>
           <w:rFonts w:cs="Times New Roman"/>
         </w:rPr>
-        <w:t xml:space="preserve"> (S-O-R) yang dikembangkan oleh Mehrabian and Russell (1974). Model ini menjelaskan bahwa pemicu lingkungan eksternal (</w:t>
+        <w:t xml:space="preserve"> (S-O-R) yang dikembangkan oleh Mehrabian dan Russell (1974). Model ini menjelaskan bahwa pemicu lingkungan eksternal (</w:t>
       </w:r>
       <w:r>
         <w:rPr>
@@ -11099,7 +11307,7 @@
         <w:pStyle w:val="Heading3"/>
         <w:outlineLvl w:val="2"/>
       </w:pPr>
-      <w:bookmarkStart w:id="19" w:name="_Toc240309513"/>
+      <w:bookmarkStart w:id="19" w:name="_Toc240359942"/>
       <w:r>
         <w:rPr>
           <w:rFonts w:ascii="Times New Roman" w:hAnsi="Times New Roman"/>
@@ -11170,7 +11378,20 @@
         <w:rPr>
           <w:rFonts w:cs="Times New Roman"/>
         </w:rPr>
-        <w:t xml:space="preserve">). Gao et al. (2014) dalam studi seminalnya di </w:t>
+        <w:t xml:space="preserve">). Gao </w:t>
+      </w:r>
+      <w:r>
+        <w:rPr>
+          <w:rFonts w:cs="Times New Roman"/>
+          <w:i/>
+        </w:rPr>
+        <w:t>et al.</w:t>
+      </w:r>
+      <w:r>
+        <w:rPr>
+          <w:rFonts w:cs="Times New Roman"/>
+        </w:rPr>
+        <w:t xml:space="preserve">. (2014) dalam studi seminalnya di </w:t>
       </w:r>
       <w:r>
         <w:rPr>
@@ -11197,7 +11418,20 @@
         <w:rPr>
           <w:rFonts w:cs="Times New Roman"/>
         </w:rPr>
-        <w:t xml:space="preserve">, membuktikan bahwa motivasi konsumen mengakuisisi barang melonjak drastis saat set mendekati kelengkapan. Barasz et al. (2017) memperkuat temuan ini melalui konsep </w:t>
+        <w:t xml:space="preserve">, membuktikan bahwa motivasi konsumen mengakuisisi barang melonjak drastis saat set mendekati kelengkapan. Barasz </w:t>
+      </w:r>
+      <w:r>
+        <w:rPr>
+          <w:rFonts w:cs="Times New Roman"/>
+          <w:i/>
+        </w:rPr>
+        <w:t>et al.</w:t>
+      </w:r>
+      <w:r>
+        <w:rPr>
+          <w:rFonts w:cs="Times New Roman"/>
+        </w:rPr>
+        <w:t xml:space="preserve">. (2017) memperkuat temuan ini melalui konsep </w:t>
       </w:r>
       <w:r>
         <w:rPr>
@@ -11219,7 +11453,7 @@
         <w:pStyle w:val="Heading3"/>
         <w:outlineLvl w:val="2"/>
       </w:pPr>
-      <w:bookmarkStart w:id="20" w:name="_Toc240309514"/>
+      <w:bookmarkStart w:id="20" w:name="_Toc240359943"/>
       <w:r>
         <w:rPr>
           <w:rFonts w:ascii="Times New Roman" w:hAnsi="Times New Roman"/>
@@ -11261,7 +11495,7 @@
         <w:rPr>
           <w:rFonts w:cs="Times New Roman"/>
         </w:rPr>
-        <w:t>Teori regulasi diri (Baumeister, 2002) menjelaskan bagaimana individu mengendalikan dorongan instingtual demi tujuan jangka panjang. Vohs and Faber (2007) membuktikan bahwa penipisan kontrol diri secara langsung menyebabkan kegagalan menahan impuls belanja. Sebaliknya, individu dengan kontrol diri yang kuat (</w:t>
+        <w:t>Teori regulasi diri (Baumeister, 2002) menjelaskan bagaimana individu mengendalikan dorongan instingtual demi tujuan jangka panjang. Vohs dan Faber (2007) membuktikan bahwa penipisan kontrol diri secara langsung menyebabkan kegagalan menahan impuls belanja. Sebaliknya, individu dengan kontrol diri yang kuat (</w:t>
       </w:r>
       <w:r>
         <w:rPr>
@@ -11287,7 +11521,20 @@
         <w:rPr>
           <w:rFonts w:cs="Times New Roman"/>
         </w:rPr>
-        <w:t>) (Tangney et al., 2004).</w:t>
+        <w:t xml:space="preserve">) (Tangney </w:t>
+      </w:r>
+      <w:r>
+        <w:rPr>
+          <w:rFonts w:cs="Times New Roman"/>
+          <w:i/>
+        </w:rPr>
+        <w:t>et al.</w:t>
+      </w:r>
+      <w:r>
+        <w:rPr>
+          <w:rFonts w:cs="Times New Roman"/>
+        </w:rPr>
+        <w:t>., 2004).</w:t>
       </w:r>
     </w:p>
     <w:p>
@@ -11295,7 +11542,7 @@
         <w:pStyle w:val="Heading2"/>
         <w:outlineLvl w:val="1"/>
       </w:pPr>
-      <w:bookmarkStart w:id="21" w:name="_Toc240309515"/>
+      <w:bookmarkStart w:id="21" w:name="_Toc240359944"/>
       <w:r>
         <w:rPr>
           <w:rFonts w:ascii="Times New Roman" w:hAnsi="Times New Roman"/>
@@ -11312,7 +11559,7 @@
         <w:pStyle w:val="Heading3"/>
         <w:outlineLvl w:val="2"/>
       </w:pPr>
-      <w:bookmarkStart w:id="22" w:name="_Toc240309516"/>
+      <w:bookmarkStart w:id="22" w:name="_Toc240359945"/>
       <w:r>
         <w:rPr>
           <w:rFonts w:ascii="Times New Roman" w:hAnsi="Times New Roman"/>
@@ -11372,13 +11619,20 @@
         <w:rPr>
           <w:rFonts w:cs="Times New Roman"/>
         </w:rPr>
-        <w:t>Pembelian impulsif didefinisikan sebagai dorongan belanja mendadak, kuat, dan persisten untuk segera bertransaksi tanpa adanya deliberasi kognitif sadar sebelumnya mengenai konsekuensi pengeluaran (Stern, 1962; Rook, 1987; Rook and Fisher, 1995). Verplanken and Herabadi (2001) mengidentifikasi dua dimensi utama: (1) dimensi kognitif (ketiadaan perencanaan dan pengabaian anggaran); dan (2) dimensi afektif (luapan kegembiraan dan dorongan emosional tak tertahankan). Amos et al. (2014) menegaskan bahwa pembeli</w:t>
-      </w:r>
-      <w:r>
-        <w:rPr>
-          <w:rFonts w:cs="Times New Roman"/>
-        </w:rPr>
-        <w:t>an impulsif dipicu oleh konvergensi stimulus afektif, faktor kognitif internal, dan situasi pasar.</w:t>
+        <w:t xml:space="preserve">Pembelian impulsif didefinisikan sebagai dorongan belanja mendadak, kuat, dan persisten untuk segera bertransaksi tanpa adanya deliberasi kognitif sadar sebelumnya mengenai konsekuensi pengeluaran (Stern, 1962; Rook, 1987; Rook dan Fisher, 1995). Verplanken dan Herabadi (2001) mengidentifikasi dua dimensi utama: (1) dimensi kognitif (ketiadaan perencanaan dan pengabaian anggaran); dan (2) dimensi afektif (luapan kegembiraan dan dorongan emosional tak tertahankan). Amos </w:t>
+      </w:r>
+      <w:r>
+        <w:rPr>
+          <w:rFonts w:cs="Times New Roman"/>
+          <w:i/>
+        </w:rPr>
+        <w:t>et al.</w:t>
+      </w:r>
+      <w:r>
+        <w:rPr>
+          <w:rFonts w:cs="Times New Roman"/>
+        </w:rPr>
+        <w:t>. (2014) menegaskan bahwa pembelian impulsif dipicu oleh konvergensi stimulus afektif, faktor kognitif internal, dan situasi pasar.</w:t>
       </w:r>
     </w:p>
     <w:p>
@@ -11386,7 +11640,7 @@
         <w:pStyle w:val="Heading3"/>
         <w:outlineLvl w:val="2"/>
       </w:pPr>
-      <w:bookmarkStart w:id="23" w:name="_Toc240309517"/>
+      <w:bookmarkStart w:id="23" w:name="_Toc240359946"/>
       <w:r>
         <w:rPr>
           <w:rFonts w:ascii="Times New Roman" w:hAnsi="Times New Roman"/>
@@ -11446,7 +11700,20 @@
         <w:rPr>
           <w:rFonts w:cs="Times New Roman"/>
         </w:rPr>
-        <w:t xml:space="preserve">Motivasi hedonis merujuk pada dorongan berbelanja demi kesenangan emosional, hiburan, dan pengalaman multisensori, bukan semata kegunaan utiliter (Hirschman and Holbrook, 1982; Babin et al., 1994). Arnold and Reynolds (2003) merumuskan enam dimensi motivasi hedonis, di mana dimensi </w:t>
+        <w:t xml:space="preserve">Motivasi hedonis merujuk pada dorongan berbelanja demi kesenangan emosional, hiburan, dan pengalaman multisensori, bukan semata kegunaan utiliter (Hirschman dan Holbrook, 1982; Babin </w:t>
+      </w:r>
+      <w:r>
+        <w:rPr>
+          <w:rFonts w:cs="Times New Roman"/>
+          <w:i/>
+        </w:rPr>
+        <w:t>et al.</w:t>
+      </w:r>
+      <w:r>
+        <w:rPr>
+          <w:rFonts w:cs="Times New Roman"/>
+        </w:rPr>
+        <w:t xml:space="preserve">., 1994). Arnold dan Reynolds (2003) merumuskan enam dimensi motivasi hedonis, di mana dimensi </w:t>
       </w:r>
       <w:r>
         <w:rPr>
@@ -11493,7 +11760,7 @@
         <w:pStyle w:val="Heading3"/>
         <w:outlineLvl w:val="2"/>
       </w:pPr>
-      <w:bookmarkStart w:id="24" w:name="_Toc240309518"/>
+      <w:bookmarkStart w:id="24" w:name="_Toc240359947"/>
       <w:r>
         <w:rPr>
           <w:rFonts w:ascii="Times New Roman" w:hAnsi="Times New Roman"/>
@@ -11561,7 +11828,33 @@
         <w:rPr>
           <w:rFonts w:cs="Times New Roman"/>
         </w:rPr>
-        <w:t xml:space="preserve"> didefinisikan sebagai dorongan motivasional internal individu untuk melengkapi seluruh elemen dari suatu himpunan yang telah terdefinisi batasannya secara utuh (Belk, 1995; Gao et al., 2014; Barasz et al., 2017). Dimensi utamanya mencakup: persepsi batasan himpunan (</w:t>
+        <w:t xml:space="preserve"> didefinisikan sebagai dorongan motivasional internal individu untuk melengkapi seluruh elemen dari suatu himpunan yang telah terdefinisi batasannya secara utuh (Belk, 1995; Gao </w:t>
+      </w:r>
+      <w:r>
+        <w:rPr>
+          <w:rFonts w:cs="Times New Roman"/>
+          <w:i/>
+        </w:rPr>
+        <w:t>et al.</w:t>
+      </w:r>
+      <w:r>
+        <w:rPr>
+          <w:rFonts w:cs="Times New Roman"/>
+        </w:rPr>
+        <w:t xml:space="preserve">., 2014; Barasz </w:t>
+      </w:r>
+      <w:r>
+        <w:rPr>
+          <w:rFonts w:cs="Times New Roman"/>
+          <w:i/>
+        </w:rPr>
+        <w:t>et al.</w:t>
+      </w:r>
+      <w:r>
+        <w:rPr>
+          <w:rFonts w:cs="Times New Roman"/>
+        </w:rPr>
+        <w:t>., 2017). Dimensi utamanya mencakup: persepsi batasan himpunan (</w:t>
       </w:r>
       <w:r>
         <w:rPr>
@@ -11621,7 +11914,7 @@
         <w:pStyle w:val="Heading3"/>
         <w:outlineLvl w:val="2"/>
       </w:pPr>
-      <w:bookmarkStart w:id="25" w:name="_Toc240309519"/>
+      <w:bookmarkStart w:id="25" w:name="_Toc240359948"/>
       <w:r>
         <w:rPr>
           <w:rFonts w:ascii="Times New Roman" w:hAnsi="Times New Roman"/>
@@ -11694,7 +11987,20 @@
         <w:rPr>
           <w:rFonts w:cs="Times New Roman"/>
         </w:rPr>
-        <w:t xml:space="preserve"> (Shiller, 2000; Baur et al., 2018), yaitu hasrat mengakuisisi barang dengan ekspektasi menjualnya kembali demi perolehan keuntungan modal (</w:t>
+        <w:t xml:space="preserve"> (Shiller, 2000; Baur </w:t>
+      </w:r>
+      <w:r>
+        <w:rPr>
+          <w:rFonts w:cs="Times New Roman"/>
+          <w:i/>
+        </w:rPr>
+        <w:t>et al.</w:t>
+      </w:r>
+      <w:r>
+        <w:rPr>
+          <w:rFonts w:cs="Times New Roman"/>
+        </w:rPr>
+        <w:t>., 2018), yaitu hasrat mengakuisisi barang dengan ekspektasi menjualnya kembali demi perolehan keuntungan modal (</w:t>
       </w:r>
       <w:r>
         <w:rPr>
@@ -11793,7 +12099,7 @@
         <w:pStyle w:val="Heading3"/>
         <w:outlineLvl w:val="2"/>
       </w:pPr>
-      <w:bookmarkStart w:id="26" w:name="_Toc240309520"/>
+      <w:bookmarkStart w:id="26" w:name="_Toc240359949"/>
       <w:r>
         <w:rPr>
           <w:rFonts w:ascii="Times New Roman" w:hAnsi="Times New Roman"/>
@@ -11866,7 +12172,20 @@
         <w:rPr>
           <w:rFonts w:cs="Times New Roman"/>
         </w:rPr>
-        <w:t xml:space="preserve">), dan mendisiplinkan pengeluaran agar selaras dengan rencana keuangan jangka panjang (Tangney et al., 2004; Baumeister, 2002; Vohs and Faber, 2007). Dalam </w:t>
+        <w:t xml:space="preserve">), dan mendisiplinkan pengeluaran agar selaras dengan rencana keuangan jangka panjang (Tangney </w:t>
+      </w:r>
+      <w:r>
+        <w:rPr>
+          <w:rFonts w:cs="Times New Roman"/>
+          <w:i/>
+        </w:rPr>
+        <w:t>et al.</w:t>
+      </w:r>
+      <w:r>
+        <w:rPr>
+          <w:rFonts w:cs="Times New Roman"/>
+        </w:rPr>
+        <w:t xml:space="preserve">., 2004; Baumeister, 2002; Vohs dan Faber, 2007). Dalam </w:t>
       </w:r>
       <w:r>
         <w:rPr>
@@ -11886,7 +12205,7 @@
         <w:rPr>
           <w:rFonts w:cs="Times New Roman"/>
         </w:rPr>
-        <w:t xml:space="preserve"> (Thaler and Shefrin, 1981), kontrol diri bertindak sebagai rem volisional kognitif. Konsumen dengan kontrol diri tinggi mampu menahan desakan emosional dan spekulatif, sehingga pengaruh variabel independen terhadap </w:t>
+        <w:t xml:space="preserve"> (Thaler dan Shefrin, 1981), kontrol diri bertindak sebagai rem volisional kognitif. Konsumen dengan kontrol diri tinggi mampu menahan desakan emosional dan spekulatif, sehingga pengaruh variabel independen terhadap </w:t>
       </w:r>
       <w:r>
         <w:rPr>
@@ -11899,7 +12218,20 @@
         <w:rPr>
           <w:rFonts w:cs="Times New Roman"/>
         </w:rPr>
-        <w:t xml:space="preserve"> diperlemah secara signifikan (Sultan et al., 2012).</w:t>
+        <w:t xml:space="preserve"> diperlemah secara signifikan (Sultan </w:t>
+      </w:r>
+      <w:r>
+        <w:rPr>
+          <w:rFonts w:cs="Times New Roman"/>
+          <w:i/>
+        </w:rPr>
+        <w:t>et al.</w:t>
+      </w:r>
+      <w:r>
+        <w:rPr>
+          <w:rFonts w:cs="Times New Roman"/>
+        </w:rPr>
+        <w:t>., 2012).</w:t>
       </w:r>
     </w:p>
     <w:p>
@@ -11907,7 +12239,7 @@
         <w:pStyle w:val="Heading2"/>
         <w:outlineLvl w:val="1"/>
       </w:pPr>
-      <w:bookmarkStart w:id="27" w:name="_Toc240309521"/>
+      <w:bookmarkStart w:id="27" w:name="_Toc240359950"/>
       <w:r>
         <w:rPr>
           <w:rFonts w:ascii="Times New Roman" w:hAnsi="Times New Roman"/>
@@ -12076,7 +12408,7 @@
                 <w:b/>
                 <w:sz w:val="20"/>
               </w:rPr>
-              <w:t>Variabel &amp; Metode</w:t>
+              <w:t>Variabel dan Metode</w:t>
             </w:r>
           </w:p>
         </w:tc>
@@ -12155,7 +12487,7 @@
               <w:rPr>
                 <w:sz w:val="19"/>
               </w:rPr>
-              <w:t>Pranggabayu and Andjarwati (2022)</w:t>
+              <w:t>Pranggabayu dan Andjarwati (2022)</w:t>
             </w:r>
           </w:p>
         </w:tc>
@@ -12286,7 +12618,7 @@
               <w:rPr>
                 <w:sz w:val="19"/>
               </w:rPr>
-              <w:t>Apidana and Kholifah (2022)</w:t>
+              <w:t>Apidana dan Kholifah (2022)</w:t>
             </w:r>
           </w:p>
         </w:tc>
@@ -12418,7 +12750,7 @@
               <w:rPr>
                 <w:sz w:val="19"/>
               </w:rPr>
-              <w:t>Lienardy and Panasea (2024)</w:t>
+              <w:t>Lienardy dan Panasea (2024)</w:t>
             </w:r>
           </w:p>
         </w:tc>
@@ -12440,7 +12772,7 @@
               <w:rPr>
                 <w:sz w:val="19"/>
               </w:rPr>
-              <w:t>The Role of Self-Control in Moderating the Influence of Shopping Lifestyle and Hedonistic Behavior on Impulsive Buying</w:t>
+              <w:t>The Role of Self-Control in Moderating the Influence of Shopping Lifestyle dan Hedonistic Behavior on Impulsive Buying</w:t>
             </w:r>
           </w:p>
         </w:tc>
@@ -12549,7 +12881,20 @@
               <w:rPr>
                 <w:sz w:val="19"/>
               </w:rPr>
-              <w:t>Gong et al. (2024)</w:t>
+              <w:t xml:space="preserve">Gong </w:t>
+            </w:r>
+            <w:r>
+              <w:rPr>
+                <w:i/>
+                <w:sz w:val="19"/>
+              </w:rPr>
+              <w:t>et al.</w:t>
+            </w:r>
+            <w:r>
+              <w:rPr>
+                <w:sz w:val="19"/>
+              </w:rPr>
+              <w:t>. (2024)</w:t>
             </w:r>
           </w:p>
         </w:tc>
@@ -12680,7 +13025,7 @@
               <w:rPr>
                 <w:sz w:val="19"/>
               </w:rPr>
-              <w:t>Tan and Adyantari (2024)</w:t>
+              <w:t>Tan dan Adyantari (2024)</w:t>
             </w:r>
           </w:p>
         </w:tc>
@@ -12799,7 +13144,20 @@
               <w:rPr>
                 <w:sz w:val="19"/>
               </w:rPr>
-              <w:t>Dewi et al. (2024)</w:t>
+              <w:t xml:space="preserve">Dewi </w:t>
+            </w:r>
+            <w:r>
+              <w:rPr>
+                <w:i/>
+                <w:sz w:val="19"/>
+              </w:rPr>
+              <w:t>et al.</w:t>
+            </w:r>
+            <w:r>
+              <w:rPr>
+                <w:sz w:val="19"/>
+              </w:rPr>
+              <w:t>. (2024)</w:t>
             </w:r>
           </w:p>
         </w:tc>
@@ -12930,7 +13288,7 @@
               <w:rPr>
                 <w:sz w:val="19"/>
               </w:rPr>
-              <w:t>Aryadi and Lingga (2024)</w:t>
+              <w:t>Aryadi dan Lingga (2024)</w:t>
             </w:r>
           </w:p>
         </w:tc>
@@ -12952,7 +13310,7 @@
               <w:rPr>
                 <w:sz w:val="19"/>
               </w:rPr>
-              <w:t>Personal Traits and Motivation Impact on Collectibles as an Alternative Investment: A Case Study of Trading Card Game Community in Greater Jakarta</w:t>
+              <w:t>Personal Traits dan Motivation Impact on Collectibles as an Alternative Investment: A Case Study of Trading Card Game Community in Greater Jakarta</w:t>
             </w:r>
           </w:p>
         </w:tc>
@@ -13193,7 +13551,7 @@
               <w:rPr>
                 <w:sz w:val="19"/>
               </w:rPr>
-              <w:t>Artadita and Firmialy (2024)</w:t>
+              <w:t>Artadita dan Firmialy (2024)</w:t>
             </w:r>
           </w:p>
         </w:tc>
@@ -13215,7 +13573,7 @@
               <w:rPr>
                 <w:sz w:val="19"/>
               </w:rPr>
-              <w:t>How Does Self-Control Moderate Shopping Enjoyment and Impulse Buying Among Generation Z Online Gamers?</w:t>
+              <w:t>How Does Self-Control Moderate Shopping Enjoyment dan Impulse Buying Among Generation Z Online Gamers?</w:t>
             </w:r>
           </w:p>
         </w:tc>
@@ -13311,7 +13669,20 @@
               <w:rPr>
                 <w:sz w:val="19"/>
               </w:rPr>
-              <w:t>Katauke et al. (2023)</w:t>
+              <w:t xml:space="preserve">Katauke </w:t>
+            </w:r>
+            <w:r>
+              <w:rPr>
+                <w:i/>
+                <w:sz w:val="19"/>
+              </w:rPr>
+              <w:t>et al.</w:t>
+            </w:r>
+            <w:r>
+              <w:rPr>
+                <w:sz w:val="19"/>
+              </w:rPr>
+              <w:t>. (2023)</w:t>
             </w:r>
           </w:p>
         </w:tc>
@@ -13333,7 +13704,7 @@
               <w:rPr>
                 <w:sz w:val="19"/>
               </w:rPr>
-              <w:t>Financial Literacy and Impulsivity: Evidence from Japan</w:t>
+              <w:t>Financial Literacy dan Impulsivity: Evidence from Japan</w:t>
             </w:r>
           </w:p>
         </w:tc>
@@ -13408,7 +13779,7 @@
         <w:pStyle w:val="Heading2"/>
         <w:outlineLvl w:val="1"/>
       </w:pPr>
-      <w:bookmarkStart w:id="28" w:name="_Toc240309522"/>
+      <w:bookmarkStart w:id="28" w:name="_Toc240359951"/>
       <w:r>
         <w:rPr>
           <w:rFonts w:ascii="Times New Roman" w:hAnsi="Times New Roman"/>
@@ -13425,7 +13796,7 @@
         <w:pStyle w:val="Heading3"/>
         <w:outlineLvl w:val="2"/>
       </w:pPr>
-      <w:bookmarkStart w:id="29" w:name="_Toc240309523"/>
+      <w:bookmarkStart w:id="29" w:name="_Toc240359952"/>
       <w:r>
         <w:rPr>
           <w:rFonts w:ascii="Times New Roman" w:hAnsi="Times New Roman"/>
@@ -13483,7 +13854,20 @@
         <w:rPr>
           <w:rFonts w:cs="Times New Roman"/>
         </w:rPr>
-        <w:t xml:space="preserve"> Berdasarkan model S-O-R (Mehrabian and Russell, 1974) dan teori konsumsi pengalaman (Hirschman and Holbrook, 1982), motivasi hedonis memposisikan belanja sebagai sarana mencari kesenangan emosional dan fantasi. Rangsangan afektif ini menurunkan pertimbangan rasional dan mendorong tindakan belanja seketika demi mempertahankan suasana hati positif (Babin et al., 1994).</w:t>
+        <w:t xml:space="preserve"> Berdasarkan model S-O-R (Mehrabian dan Russell, 1974) dan teori konsumsi pengalaman (Hirschman dan Holbrook, 1982), motivasi hedonis memposisikan belanja sebagai sarana mencari kesenangan emosional dan fantasi. Rangsangan afektif ini menurunkan pertimbangan rasional dan mendorong tindakan belanja seketika demi mempertahankan suasana hati positif (Babin </w:t>
+      </w:r>
+      <w:r>
+        <w:rPr>
+          <w:rFonts w:cs="Times New Roman"/>
+          <w:i/>
+        </w:rPr>
+        <w:t>et al.</w:t>
+      </w:r>
+      <w:r>
+        <w:rPr>
+          <w:rFonts w:cs="Times New Roman"/>
+        </w:rPr>
+        <w:t>., 1994).</w:t>
       </w:r>
     </w:p>
     <w:p>
@@ -13503,7 +13887,20 @@
         <w:rPr>
           <w:rFonts w:cs="Times New Roman"/>
         </w:rPr>
-        <w:t xml:space="preserve"> Studi empiris terkini oleh Pranggabayu and Andjarwati (2022), Prasetio et al. (2021), serta Artadita and Firmialy (2024) pada </w:t>
+        <w:t xml:space="preserve"> Studi empiris terkini oleh Pranggabayu dan Andjarwati (2022), Prasetio </w:t>
+      </w:r>
+      <w:r>
+        <w:rPr>
+          <w:rFonts w:cs="Times New Roman"/>
+          <w:i/>
+        </w:rPr>
+        <w:t>et al.</w:t>
+      </w:r>
+      <w:r>
+        <w:rPr>
+          <w:rFonts w:cs="Times New Roman"/>
+        </w:rPr>
+        <w:t xml:space="preserve">. (2021), serta Artadita dan Firmialy (2024) pada </w:t>
       </w:r>
       <w:r>
         <w:rPr>
@@ -13621,7 +14018,7 @@
         <w:pStyle w:val="Heading3"/>
         <w:outlineLvl w:val="2"/>
       </w:pPr>
-      <w:bookmarkStart w:id="30" w:name="_Toc240309524"/>
+      <w:bookmarkStart w:id="30" w:name="_Toc240359953"/>
       <w:r>
         <w:rPr>
           <w:rFonts w:ascii="Times New Roman" w:hAnsi="Times New Roman"/>
@@ -13705,7 +14102,20 @@
         <w:rPr>
           <w:rFonts w:cs="Times New Roman"/>
         </w:rPr>
-        <w:t xml:space="preserve"> (Gao et al., 2014), manusia memiliki resistensi alami terhadap ketidaktuntasan (</w:t>
+        <w:t xml:space="preserve"> (Gao </w:t>
+      </w:r>
+      <w:r>
+        <w:rPr>
+          <w:rFonts w:cs="Times New Roman"/>
+          <w:i/>
+        </w:rPr>
+        <w:t>et al.</w:t>
+      </w:r>
+      <w:r>
+        <w:rPr>
+          <w:rFonts w:cs="Times New Roman"/>
+        </w:rPr>
+        <w:t>., 2014), manusia memiliki resistensi alami terhadap ketidaktuntasan (</w:t>
       </w:r>
       <w:r>
         <w:rPr>
@@ -13718,7 +14128,20 @@
         <w:rPr>
           <w:rFonts w:cs="Times New Roman"/>
         </w:rPr>
-        <w:t>). Celah dalam suatu himpunan menciptakan ketegangan kognitif yang mendesak tindakan penyelesaian (Belk, 1995; Barasz et al., 2017).</w:t>
+        <w:t xml:space="preserve">). Celah dalam suatu himpunan menciptakan ketegangan kognitif yang mendesak tindakan penyelesaian (Belk, 1995; Barasz </w:t>
+      </w:r>
+      <w:r>
+        <w:rPr>
+          <w:rFonts w:cs="Times New Roman"/>
+          <w:i/>
+        </w:rPr>
+        <w:t>et al.</w:t>
+      </w:r>
+      <w:r>
+        <w:rPr>
+          <w:rFonts w:cs="Times New Roman"/>
+        </w:rPr>
+        <w:t>., 2017).</w:t>
       </w:r>
     </w:p>
     <w:p>
@@ -13738,7 +14161,20 @@
         <w:rPr>
           <w:rFonts w:cs="Times New Roman"/>
         </w:rPr>
-        <w:t xml:space="preserve"> Selain pembuktian seminal oleh Gao et al. (2014), riset empiris mutakhir pada produk berkemasan acak (</w:t>
+        <w:t xml:space="preserve"> Selain pembuktian seminal oleh Gao </w:t>
+      </w:r>
+      <w:r>
+        <w:rPr>
+          <w:rFonts w:cs="Times New Roman"/>
+          <w:i/>
+        </w:rPr>
+        <w:t>et al.</w:t>
+      </w:r>
+      <w:r>
+        <w:rPr>
+          <w:rFonts w:cs="Times New Roman"/>
+        </w:rPr>
+        <w:t>. (2014), riset empiris mutakhir pada produk berkemasan acak (</w:t>
       </w:r>
       <w:r>
         <w:rPr>
@@ -13751,7 +14187,33 @@
         <w:rPr>
           <w:rFonts w:cs="Times New Roman"/>
         </w:rPr>
-        <w:t>) oleh Gong et al. (2024), Tan and Adyantari (2024), serta Dewi et al. (2024) membuktikan bahwa mekanisme kejutan kemasan, persepsi kelangkaan (</w:t>
+        <w:t xml:space="preserve">) oleh Gong </w:t>
+      </w:r>
+      <w:r>
+        <w:rPr>
+          <w:rFonts w:cs="Times New Roman"/>
+          <w:i/>
+        </w:rPr>
+        <w:t>et al.</w:t>
+      </w:r>
+      <w:r>
+        <w:rPr>
+          <w:rFonts w:cs="Times New Roman"/>
+        </w:rPr>
+        <w:t xml:space="preserve">. (2024), Tan dan Adyantari (2024), serta Dewi </w:t>
+      </w:r>
+      <w:r>
+        <w:rPr>
+          <w:rFonts w:cs="Times New Roman"/>
+          <w:i/>
+        </w:rPr>
+        <w:t>et al.</w:t>
+      </w:r>
+      <w:r>
+        <w:rPr>
+          <w:rFonts w:cs="Times New Roman"/>
+        </w:rPr>
+        <w:t>. (2024) membuktikan bahwa mekanisme kejutan kemasan, persepsi kelangkaan (</w:t>
       </w:r>
       <w:r>
         <w:rPr>
@@ -13875,7 +14337,7 @@
         <w:pStyle w:val="Heading3"/>
         <w:outlineLvl w:val="2"/>
       </w:pPr>
-      <w:bookmarkStart w:id="31" w:name="_Toc240309525"/>
+      <w:bookmarkStart w:id="31" w:name="_Toc240359954"/>
       <w:r>
         <w:rPr>
           <w:rFonts w:ascii="Times New Roman" w:hAnsi="Times New Roman"/>
@@ -13947,7 +14409,7 @@
         <w:rPr>
           <w:rFonts w:cs="Times New Roman"/>
         </w:rPr>
-        <w:t xml:space="preserve"> (Kahneman and Tversky, 1979; Shiller, 2000), motif spekulasi memandu keputusan pembelian berdasarkan ekspektasi keuntungan modal (</w:t>
+        <w:t xml:space="preserve"> (Kahneman dan Tversky, 1979; Shiller, 2000), motif spekulasi memandu keputusan pembelian berdasarkan ekspektasi keuntungan modal (</w:t>
       </w:r>
       <w:r>
         <w:rPr>
@@ -13973,7 +14435,7 @@
         <w:rPr>
           <w:rFonts w:cs="Times New Roman"/>
         </w:rPr>
-        <w:t>), melebih-lebihkan peluang menarik aset bernilai tinggi dari modal kecil (Barber and Odean, 2008).</w:t>
+        <w:t>), melebih-lebihkan peluang menarik aset bernilai tinggi dari modal kecil (Barber dan Odean, 2008).</w:t>
       </w:r>
     </w:p>
     <w:p>
@@ -13993,7 +14455,7 @@
         <w:rPr>
           <w:rFonts w:cs="Times New Roman"/>
         </w:rPr>
-        <w:t xml:space="preserve"> Aryadi and Lingga (2024) membuktikan secara empiris bahwa komunitas penggemar permainan kartu koleksi (</w:t>
+        <w:t xml:space="preserve"> Aryadi dan Lingga (2024) membuktikan secara empiris bahwa komunitas penggemar permainan kartu koleksi (</w:t>
       </w:r>
       <w:r>
         <w:rPr>
@@ -14156,7 +14618,7 @@
         <w:pStyle w:val="Heading3"/>
         <w:outlineLvl w:val="2"/>
       </w:pPr>
-      <w:bookmarkStart w:id="32" w:name="_Toc240309526"/>
+      <w:bookmarkStart w:id="32" w:name="_Toc240359955"/>
       <w:r>
         <w:rPr>
           <w:rFonts w:ascii="Times New Roman" w:hAnsi="Times New Roman"/>
@@ -14259,7 +14721,7 @@
         <w:rPr>
           <w:rFonts w:cs="Times New Roman"/>
         </w:rPr>
-        <w:t xml:space="preserve"> (Thaler and Shefrin, 1981), dorongan hedonis sesaat (</w:t>
+        <w:t xml:space="preserve"> (Thaler dan Shefrin, 1981), dorongan hedonis sesaat (</w:t>
       </w:r>
       <w:r>
         <w:rPr>
@@ -14285,7 +14747,20 @@
         <w:rPr>
           <w:rFonts w:cs="Times New Roman"/>
         </w:rPr>
-        <w:t>). Kontrol diri memungkinkan individu menolak godaan sensorik dan menunda kepuasan demi tujuan finansial jangka panjang (Tangney et al., 2004). Dalam perspektif statistik moderasi, efek interaksi negatif (β₅ &lt; 0) menunjukkan bahwa kemiringan pengaruh (</w:t>
+        <w:t xml:space="preserve">). Kontrol diri memungkinkan individu menolak godaan sensorik dan menunda kepuasan demi tujuan finansial jangka panjang (Tangney </w:t>
+      </w:r>
+      <w:r>
+        <w:rPr>
+          <w:rFonts w:cs="Times New Roman"/>
+          <w:i/>
+        </w:rPr>
+        <w:t>et al.</w:t>
+      </w:r>
+      <w:r>
+        <w:rPr>
+          <w:rFonts w:cs="Times New Roman"/>
+        </w:rPr>
+        <w:t>., 2004). Dalam perspektif statistik moderasi, efek interaksi negatif (β₅ &lt; 0) menunjukkan bahwa kemiringan pengaruh (</w:t>
       </w:r>
       <w:r>
         <w:rPr>
@@ -14338,7 +14813,7 @@
         <w:rPr>
           <w:rFonts w:cs="Times New Roman"/>
         </w:rPr>
-        <w:t xml:space="preserve"> Apidana and Kholifah (2022) serta Lienardy and Panasea (2024) membuktikan secara empiris melalui MRA bahwa </w:t>
+        <w:t xml:space="preserve"> Apidana dan Kholifah (2022) serta Lienardy dan Panasea (2024) membuktikan secara empiris melalui MRA bahwa </w:t>
       </w:r>
       <w:r>
         <w:rPr>
@@ -14364,7 +14839,20 @@
         <w:rPr>
           <w:rFonts w:cs="Times New Roman"/>
         </w:rPr>
-        <w:t>. Temuan ini didukung oleh studi Artadita and Firmialy (2024) yang meneliti kontrol kognitif pada gamer muda di Indonesia serta Katauke et al. (2023) mengenai fungsi regulasi diri dalam menekan perilaku impulsif.</w:t>
+        <w:t xml:space="preserve">. Temuan ini didukung oleh studi Artadita dan Firmialy (2024) yang meneliti kontrol kognitif pada gamer muda di Indonesia serta Katauke </w:t>
+      </w:r>
+      <w:r>
+        <w:rPr>
+          <w:rFonts w:cs="Times New Roman"/>
+          <w:i/>
+        </w:rPr>
+        <w:t>et al.</w:t>
+      </w:r>
+      <w:r>
+        <w:rPr>
+          <w:rFonts w:cs="Times New Roman"/>
+        </w:rPr>
+        <w:t>. (2023) mengenai fungsi regulasi diri dalam menekan perilaku impulsif.</w:t>
       </w:r>
     </w:p>
     <w:p>
@@ -14451,7 +14939,7 @@
         <w:pStyle w:val="Heading3"/>
         <w:outlineLvl w:val="2"/>
       </w:pPr>
-      <w:bookmarkStart w:id="33" w:name="_Toc240309527"/>
+      <w:bookmarkStart w:id="33" w:name="_Toc240359956"/>
       <w:r>
         <w:rPr>
           <w:rFonts w:ascii="Times New Roman" w:hAnsi="Times New Roman"/>
@@ -14541,7 +15029,20 @@
         <w:rPr>
           <w:rFonts w:cs="Times New Roman"/>
         </w:rPr>
-        <w:t>) dimoderasi oleh kapasitas regulasi diri individu. Seseorang dengan kontrol diri matang mampu mentoleransi ketidaknyamanan mental tanpa meresponnya secara reaktif atau tergesa-gesa (Tangney et al., 2004; Baumeister, 2002). Secara matematis, kontrol diri yang tinggi menghasilkan kemiringan bersyarat (∂Y/∂X₂</w:t>
+        <w:t xml:space="preserve">) dimoderasi oleh kapasitas regulasi diri individu. Seseorang dengan kontrol diri matang mampu mentoleransi ketidaknyamanan mental tanpa meresponnya secara reaktif atau tergesa-gesa (Tangney </w:t>
+      </w:r>
+      <w:r>
+        <w:rPr>
+          <w:rFonts w:cs="Times New Roman"/>
+          <w:i/>
+        </w:rPr>
+        <w:t>et al.</w:t>
+      </w:r>
+      <w:r>
+        <w:rPr>
+          <w:rFonts w:cs="Times New Roman"/>
+        </w:rPr>
+        <w:t>., 2004; Baumeister, 2002). Secara matematis, kontrol diri yang tinggi menghasilkan kemiringan bersyarat (∂Y/∂X₂</w:t>
       </w:r>
       <w:r>
         <w:rPr>
@@ -14587,7 +15088,20 @@
         <w:rPr>
           <w:rFonts w:cs="Times New Roman"/>
         </w:rPr>
-        <w:t xml:space="preserve"> Studi perilaku konsumen dan regulasi diri terkini (Apidana and Kholifah, 2022; Katauke et al., 2023) membuktikan bahwa kontrol diri tinggi mengalihkan dorongan psikologis yang reaktif-impulsif menjadi strategi pemenuhan kebutuhan yang terencana dan adaptif terhadap batas anggaran.</w:t>
+        <w:t xml:space="preserve"> Studi perilaku konsumen dan regulasi diri terkini (Apidana dan Kholifah, 2022; Katauke </w:t>
+      </w:r>
+      <w:r>
+        <w:rPr>
+          <w:rFonts w:cs="Times New Roman"/>
+          <w:i/>
+        </w:rPr>
+        <w:t>et al.</w:t>
+      </w:r>
+      <w:r>
+        <w:rPr>
+          <w:rFonts w:cs="Times New Roman"/>
+        </w:rPr>
+        <w:t>., 2023) membuktikan bahwa kontrol diri tinggi mengalihkan dorongan psikologis yang reaktif-impulsif menjadi strategi pemenuhan kebutuhan yang terencana dan adaptif terhadap batas anggaran.</w:t>
       </w:r>
     </w:p>
     <w:p>
@@ -14707,7 +15221,7 @@
         <w:pStyle w:val="Heading3"/>
         <w:outlineLvl w:val="2"/>
       </w:pPr>
-      <w:bookmarkStart w:id="34" w:name="_Toc240309528"/>
+      <w:bookmarkStart w:id="34" w:name="_Toc240359957"/>
       <w:r>
         <w:rPr>
           <w:rFonts w:ascii="Times New Roman" w:hAnsi="Times New Roman"/>
@@ -14797,7 +15311,7 @@
         <w:rPr>
           <w:rFonts w:cs="Times New Roman"/>
         </w:rPr>
-        <w:t>, kontrol diri mendisiplinkan individu untuk menimbang risiko kerugian modal riil dan tidak terjebak dalam euforia transaksi spekulatif berlebihan (Thaler and Shefrin, 1981; Barber and Odean, 2008). Pengaruh spekulasi terhadap pembelian spontan teredam secara bersyarat (∂Y/∂X₃</w:t>
+        <w:t>, kontrol diri mendisiplinkan individu untuk menimbang risiko kerugian modal riil dan tidak terjebak dalam euforia transaksi spekulatif berlebihan (Thaler dan Shefrin, 1981; Barber dan Odean, 2008). Pengaruh spekulasi terhadap pembelian spontan teredam secara bersyarat (∂Y/∂X₃</w:t>
       </w:r>
       <w:r>
         <w:rPr>
@@ -14830,7 +15344,20 @@
         <w:rPr>
           <w:rFonts w:cs="Times New Roman"/>
         </w:rPr>
-        <w:t xml:space="preserve"> Colline (2024), Aryadi and Lingga (2024), serta Katauke et al. (2023) menemukan bahwa literasi dan kontrol diri finansial yang kokoh secara signifikan memitigasi perilaku spekulasi belanja berisiko pada investor dan konsumen muda.</w:t>
+        <w:t xml:space="preserve"> Colline (2024), Aryadi dan Lingga (2024), serta Katauke </w:t>
+      </w:r>
+      <w:r>
+        <w:rPr>
+          <w:rFonts w:cs="Times New Roman"/>
+          <w:i/>
+        </w:rPr>
+        <w:t>et al.</w:t>
+      </w:r>
+      <w:r>
+        <w:rPr>
+          <w:rFonts w:cs="Times New Roman"/>
+        </w:rPr>
+        <w:t>. (2023) menemukan bahwa literasi dan kontrol diri finansial yang kokoh secara signifikan memitigasi perilaku spekulasi belanja berisiko pada investor dan konsumen muda.</w:t>
       </w:r>
     </w:p>
     <w:p>
@@ -14930,7 +15457,7 @@
         <w:pStyle w:val="Heading2"/>
         <w:outlineLvl w:val="1"/>
       </w:pPr>
-      <w:bookmarkStart w:id="35" w:name="_Toc240309529"/>
+      <w:bookmarkStart w:id="35" w:name="_Toc240359958"/>
       <w:r>
         <w:rPr>
           <w:rFonts w:ascii="Times New Roman" w:hAnsi="Times New Roman"/>
@@ -14966,7 +15493,7 @@
         </w:rPr>
         <w:lastRenderedPageBreak/>
         <w:drawing>
-          <wp:inline distT="0" distB="0" distL="0" distR="0" wp14:anchorId="0810EA13" wp14:editId="0BF09A12">
+          <wp:inline distT="0" distB="0" distL="0" distR="0" wp14:anchorId="6DD47119" wp14:editId="0A03B9C8">
             <wp:extent cx="5040000" cy="2753704"/>
             <wp:effectExtent l="0" t="0" r="0" b="0"/>
             <wp:docPr id="5" name="Picture 5"/>
@@ -15039,7 +15566,7 @@
         <w:pStyle w:val="Heading1"/>
         <w:outlineLvl w:val="0"/>
       </w:pPr>
-      <w:bookmarkStart w:id="36" w:name="_Toc240309530"/>
+      <w:bookmarkStart w:id="36" w:name="_Toc240359959"/>
       <w:r>
         <w:rPr>
           <w:rFonts w:ascii="Times New Roman" w:hAnsi="Times New Roman"/>
@@ -15057,7 +15584,7 @@
         <w:pStyle w:val="Heading2"/>
         <w:outlineLvl w:val="1"/>
       </w:pPr>
-      <w:bookmarkStart w:id="37" w:name="_Toc240309531"/>
+      <w:bookmarkStart w:id="37" w:name="_Toc240359960"/>
       <w:r>
         <w:rPr>
           <w:rFonts w:ascii="Times New Roman" w:hAnsi="Times New Roman"/>
@@ -15105,7 +15632,7 @@
         <w:rPr>
           <w:rFonts w:cs="Times New Roman"/>
         </w:rPr>
-        <w:t xml:space="preserve"> digunakan karena pengumpulan data primer dilakukan pada satu titik periode waktu tertentu secara serentak kepada sampel responden untuk menggambarkan fenomena yang diteliti (Sekaran and Bougie, 2016).</w:t>
+        <w:t xml:space="preserve"> digunakan karena pengumpulan data primer dilakukan pada satu titik periode waktu tertentu secara serentak kepada sampel responden untuk menggambarkan fenomena yang diteliti (Sekaran dan Bougie, 2016).</w:t>
       </w:r>
     </w:p>
     <w:p>
@@ -15661,7 +16188,7 @@
         <w:pStyle w:val="Heading3"/>
         <w:outlineLvl w:val="2"/>
       </w:pPr>
-      <w:bookmarkStart w:id="38" w:name="_Toc240309532"/>
+      <w:bookmarkStart w:id="38" w:name="_Toc240359961"/>
       <w:r>
         <w:rPr>
           <w:rFonts w:ascii="Times New Roman" w:hAnsi="Times New Roman"/>
@@ -15955,7 +16482,7 @@
         <w:pStyle w:val="Heading2"/>
         <w:outlineLvl w:val="1"/>
       </w:pPr>
-      <w:bookmarkStart w:id="39" w:name="_Toc240309533"/>
+      <w:bookmarkStart w:id="39" w:name="_Toc240359962"/>
       <w:r>
         <w:rPr>
           <w:rFonts w:ascii="Times New Roman" w:hAnsi="Times New Roman"/>
@@ -15972,7 +16499,7 @@
         <w:pStyle w:val="Heading3"/>
         <w:outlineLvl w:val="2"/>
       </w:pPr>
-      <w:bookmarkStart w:id="40" w:name="_Toc240309534"/>
+      <w:bookmarkStart w:id="40" w:name="_Toc240359963"/>
       <w:r>
         <w:rPr>
           <w:rFonts w:ascii="Times New Roman" w:hAnsi="Times New Roman"/>
@@ -16164,7 +16691,7 @@
         <w:pStyle w:val="Heading3"/>
         <w:outlineLvl w:val="2"/>
       </w:pPr>
-      <w:bookmarkStart w:id="41" w:name="_Toc240309535"/>
+      <w:bookmarkStart w:id="41" w:name="_Toc240359964"/>
       <w:r>
         <w:rPr>
           <w:rFonts w:ascii="Times New Roman" w:hAnsi="Times New Roman"/>
@@ -16453,7 +16980,7 @@
         <w:pStyle w:val="Heading3"/>
         <w:outlineLvl w:val="2"/>
       </w:pPr>
-      <w:bookmarkStart w:id="42" w:name="_Toc240309536"/>
+      <w:bookmarkStart w:id="42" w:name="_Toc240359965"/>
       <w:r>
         <w:rPr>
           <w:rFonts w:ascii="Times New Roman" w:hAnsi="Times New Roman"/>
@@ -17092,7 +17619,7 @@
         <w:pStyle w:val="Heading3"/>
         <w:outlineLvl w:val="2"/>
       </w:pPr>
-      <w:bookmarkStart w:id="43" w:name="_Toc240309537"/>
+      <w:bookmarkStart w:id="43" w:name="_Toc240359966"/>
       <w:r>
         <w:rPr>
           <w:rFonts w:ascii="Times New Roman" w:hAnsi="Times New Roman"/>
@@ -17114,7 +17641,7 @@
         <w:rPr>
           <w:rFonts w:cs="Times New Roman"/>
         </w:rPr>
-        <w:t xml:space="preserve">Dalam literatur metodologi penelitian kuantitatif (Sekaran and Bougie, 2016; Sugiyono, 2019), metode pengambilan sampel terbagi ke dalam dua rumpun utama: </w:t>
+        <w:t xml:space="preserve">Dalam literatur metodologi penelitian kuantitatif (Sekaran dan Bougie, 2016; Sugiyono, 2019), metode pengambilan sampel terbagi ke dalam dua rumpun utama: </w:t>
       </w:r>
       <w:r>
         <w:rPr>
@@ -17305,7 +17832,20 @@
         <w:rPr>
           <w:rFonts w:cs="Times New Roman"/>
         </w:rPr>
-        <w:t xml:space="preserve"> pada komunitas hobi dan kartu koleksi ini sejalan dengan praktik riset internasional terdahulu pada konteks barang koleksi (Belk, 1995; Gao et al., 2014).</w:t>
+        <w:t xml:space="preserve"> pada komunitas hobi dan kartu koleksi ini sejalan dengan praktik riset internasional terdahulu pada konteks barang koleksi (Belk, 1995; Gao </w:t>
+      </w:r>
+      <w:r>
+        <w:rPr>
+          <w:rFonts w:cs="Times New Roman"/>
+          <w:i/>
+        </w:rPr>
+        <w:t>et al.</w:t>
+      </w:r>
+      <w:r>
+        <w:rPr>
+          <w:rFonts w:cs="Times New Roman"/>
+        </w:rPr>
+        <w:t>., 2014).</w:t>
       </w:r>
     </w:p>
     <w:p>
@@ -17313,7 +17853,7 @@
         <w:pStyle w:val="Heading2"/>
         <w:outlineLvl w:val="1"/>
       </w:pPr>
-      <w:bookmarkStart w:id="44" w:name="_Toc240309538"/>
+      <w:bookmarkStart w:id="44" w:name="_Toc240359967"/>
       <w:r>
         <w:rPr>
           <w:rFonts w:ascii="Times New Roman" w:hAnsi="Times New Roman"/>
@@ -17355,7 +17895,7 @@
           <w:rFonts w:cs="Times New Roman"/>
         </w:rPr>
         <w:lastRenderedPageBreak/>
-        <w:t>yang diestimasi dalam dua model bertahap (Aiken &amp; West, 1991; Cohen, 1988; Hayes, 2018):</w:t>
+        <w:t>yang diestimasi dalam dua model bertahap (Aiken dan West, 1991; Cohen, 1988; Hayes, 2018):</w:t>
       </w:r>
     </w:p>
     <w:p>
@@ -19264,7 +19804,7 @@
         <w:pStyle w:val="Heading2"/>
         <w:outlineLvl w:val="1"/>
       </w:pPr>
-      <w:bookmarkStart w:id="45" w:name="_Toc240309539"/>
+      <w:bookmarkStart w:id="45" w:name="_Toc240359968"/>
       <w:r>
         <w:rPr>
           <w:rFonts w:ascii="Times New Roman" w:hAnsi="Times New Roman"/>
@@ -19539,7 +20079,7 @@
               <w:rPr>
                 <w:sz w:val="19"/>
               </w:rPr>
-              <w:t xml:space="preserve"> Pokémon TCG tanpa rencana awal dan didorong emosi sesaat (Rook, 1987; Verplanken &amp; Herabadi, 2001).</w:t>
+              <w:t xml:space="preserve"> Pokémon TCG tanpa rencana awal dan didorong emosi sesaat (Rook, 1987; Verplanken dan Herabadi, 2001).</w:t>
             </w:r>
           </w:p>
         </w:tc>
@@ -20227,7 +20767,7 @@
               <w:rPr>
                 <w:sz w:val="19"/>
               </w:rPr>
-              <w:t>Motivasi belanja untuk kesenangan emosional dan sensasi petualangan (Arnold &amp; Reynolds, 2003).</w:t>
+              <w:t>Motivasi belanja untuk kesenangan emosional dan sensasi petualangan (Arnold dan Reynolds, 2003).</w:t>
             </w:r>
           </w:p>
         </w:tc>
@@ -20801,7 +21341,33 @@
               <w:rPr>
                 <w:sz w:val="19"/>
               </w:rPr>
-              <w:t xml:space="preserve"> (Belk, 1995; Gao et al., 2014; Barasz et al., 2017).</w:t>
+              <w:t xml:space="preserve"> (Belk, 1995; Gao </w:t>
+            </w:r>
+            <w:r>
+              <w:rPr>
+                <w:i/>
+                <w:sz w:val="19"/>
+              </w:rPr>
+              <w:t>et al.</w:t>
+            </w:r>
+            <w:r>
+              <w:rPr>
+                <w:sz w:val="19"/>
+              </w:rPr>
+              <w:t xml:space="preserve">., 2014; Barasz </w:t>
+            </w:r>
+            <w:r>
+              <w:rPr>
+                <w:i/>
+                <w:sz w:val="19"/>
+              </w:rPr>
+              <w:t>et al.</w:t>
+            </w:r>
+            <w:r>
+              <w:rPr>
+                <w:sz w:val="19"/>
+              </w:rPr>
+              <w:t>., 2017).</w:t>
             </w:r>
           </w:p>
         </w:tc>
@@ -21349,7 +21915,20 @@
               <w:rPr>
                 <w:sz w:val="19"/>
               </w:rPr>
-              <w:t>Ekspektasi memperoleh keuntungan finansial dari apresiasi harga di pasar sekunder (Shiller, 2000; Baur et al., 2018).</w:t>
+              <w:t xml:space="preserve">Ekspektasi memperoleh keuntungan finansial dari apresiasi harga di pasar sekunder (Shiller, 2000; Baur </w:t>
+            </w:r>
+            <w:r>
+              <w:rPr>
+                <w:i/>
+                <w:sz w:val="19"/>
+              </w:rPr>
+              <w:t>et al.</w:t>
+            </w:r>
+            <w:r>
+              <w:rPr>
+                <w:sz w:val="19"/>
+              </w:rPr>
+              <w:t>., 2018).</w:t>
             </w:r>
           </w:p>
         </w:tc>
@@ -21905,7 +22484,33 @@
               <w:rPr>
                 <w:sz w:val="19"/>
               </w:rPr>
-              <w:t>Kapasitas volisional menolak godaan belanja spontan dan menunda kepuasan sesaat (Tangney et al., 2004; Vohs &amp; Faber, 2007; Sultan et al., 2012).</w:t>
+              <w:t xml:space="preserve">Kapasitas volisional menolak godaan belanja spontan dan menunda kepuasan sesaat (Tangney </w:t>
+            </w:r>
+            <w:r>
+              <w:rPr>
+                <w:i/>
+                <w:sz w:val="19"/>
+              </w:rPr>
+              <w:t>et al.</w:t>
+            </w:r>
+            <w:r>
+              <w:rPr>
+                <w:sz w:val="19"/>
+              </w:rPr>
+              <w:t xml:space="preserve">., 2004; Vohs dan Faber, 2007; Sultan </w:t>
+            </w:r>
+            <w:r>
+              <w:rPr>
+                <w:i/>
+                <w:sz w:val="19"/>
+              </w:rPr>
+              <w:t>et al.</w:t>
+            </w:r>
+            <w:r>
+              <w:rPr>
+                <w:sz w:val="19"/>
+              </w:rPr>
+              <w:t>., 2012).</w:t>
             </w:r>
           </w:p>
         </w:tc>
@@ -22532,7 +23137,7 @@
         <w:pStyle w:val="Heading2"/>
         <w:outlineLvl w:val="1"/>
       </w:pPr>
-      <w:bookmarkStart w:id="46" w:name="_Toc240309540"/>
+      <w:bookmarkStart w:id="46" w:name="_Toc240359969"/>
       <w:r>
         <w:rPr>
           <w:rFonts w:ascii="Times New Roman" w:hAnsi="Times New Roman"/>
@@ -22549,7 +23154,7 @@
         <w:pStyle w:val="Heading3"/>
         <w:outlineLvl w:val="2"/>
       </w:pPr>
-      <w:bookmarkStart w:id="47" w:name="_Toc240309541"/>
+      <w:bookmarkStart w:id="47" w:name="_Toc240359970"/>
       <w:r>
         <w:rPr>
           <w:rFonts w:ascii="Times New Roman" w:hAnsi="Times New Roman"/>
@@ -22619,7 +23224,20 @@
         <w:rPr>
           <w:rFonts w:cs="Times New Roman"/>
         </w:rPr>
-        <w:t xml:space="preserve"> &gt; 200), sedangkan SEM-PLS lebih ditujukan untuk pemodelan prediktif eksploratif (Hair et al., 2019).</w:t>
+        <w:t xml:space="preserve"> &gt; 200), sedangkan SEM-PLS lebih ditujukan untuk pemodelan prediktif eksploratif (Hair </w:t>
+      </w:r>
+      <w:r>
+        <w:rPr>
+          <w:rFonts w:cs="Times New Roman"/>
+          <w:i/>
+        </w:rPr>
+        <w:t>et al.</w:t>
+      </w:r>
+      <w:r>
+        <w:rPr>
+          <w:rFonts w:cs="Times New Roman"/>
+        </w:rPr>
+        <w:t>., 2019).</w:t>
       </w:r>
     </w:p>
     <w:p>
@@ -22669,7 +23287,7 @@
         <w:rPr>
           <w:rFonts w:cs="Times New Roman"/>
         </w:rPr>
-        <w:t xml:space="preserve"> Merupakan metode klasik dan baku yang dirancang khusus untuk menguji apakah kekuatan atau arah hubungan antara variabel independen dan dependen dipengaruhi oleh variabel pemoderasi kuantitatif (Aiken and West, 1991; Hayes, 2018; Ghozali, 2018).</w:t>
+        <w:t xml:space="preserve"> Merupakan metode klasik dan baku yang dirancang khusus untuk menguji apakah kekuatan atau arah hubungan antara variabel independen dan dependen dipengaruhi oleh variabel pemoderasi kuantitatif (Aiken dan West, 1991; Hayes, 2018; Ghozali, 2018).</w:t>
       </w:r>
     </w:p>
     <w:p>
@@ -22777,7 +23395,20 @@
         <w:rPr>
           <w:rFonts w:cs="Times New Roman"/>
         </w:rPr>
-        <w:t>) yang sering terjadi pada SEM (Hair et al., 2019).</w:t>
+        <w:t xml:space="preserve">) yang sering terjadi pada SEM (Hair </w:t>
+      </w:r>
+      <w:r>
+        <w:rPr>
+          <w:rFonts w:cs="Times New Roman"/>
+          <w:i/>
+        </w:rPr>
+        <w:t>et al.</w:t>
+      </w:r>
+      <w:r>
+        <w:rPr>
+          <w:rFonts w:cs="Times New Roman"/>
+        </w:rPr>
+        <w:t>., 2019).</w:t>
       </w:r>
     </w:p>
     <w:p>
@@ -22915,7 +23546,7 @@
         <w:rPr>
           <w:rFonts w:cs="Times New Roman"/>
         </w:rPr>
-        <w:t>) yang diterapkan memfasilitasi interpretasi koefisien serta mereduksi multikolinearitas non-esensial antara variabel prediktor dengan produk interaksinya (Aiken and West, 1991; Hayes, 2018).</w:t>
+        <w:t>) yang diterapkan memfasilitasi interpretasi koefisien serta mereduksi multikolinearitas non-esensial antara variabel prediktor dengan produk interaksinya (Aiken dan West, 1991; Hayes, 2018).</w:t>
       </w:r>
     </w:p>
     <w:p>
@@ -22935,7 +23566,20 @@
         <w:rPr>
           <w:rFonts w:cs="Times New Roman"/>
         </w:rPr>
-        <w:t>Metode ini telah terbukti secara luas dan diadopsi oleh banyak penelitian bereputasi dalam menguji moderasi kontrol diri terhadap perilaku pembelian impulsif (Sultan et al., 2012; Apidana and Kholifah, 2022; Lienardy and Panasea, 2024; Artadita and Firmialy, 2024).</w:t>
+        <w:t xml:space="preserve">Metode ini telah terbukti secara luas dan diadopsi oleh banyak penelitian bereputasi dalam menguji moderasi kontrol diri terhadap perilaku pembelian impulsif (Sultan </w:t>
+      </w:r>
+      <w:r>
+        <w:rPr>
+          <w:rFonts w:cs="Times New Roman"/>
+          <w:i/>
+        </w:rPr>
+        <w:t>et al.</w:t>
+      </w:r>
+      <w:r>
+        <w:rPr>
+          <w:rFonts w:cs="Times New Roman"/>
+        </w:rPr>
+        <w:t>., 2012; Apidana dan Kholifah, 2022; Lienardy dan Panasea, 2024; Artadita dan Firmialy, 2024).</w:t>
       </w:r>
     </w:p>
     <w:p>
@@ -22956,7 +23600,7 @@
         <w:pStyle w:val="Heading3"/>
         <w:outlineLvl w:val="2"/>
       </w:pPr>
-      <w:bookmarkStart w:id="48" w:name="_Toc240309542"/>
+      <w:bookmarkStart w:id="48" w:name="_Toc240359971"/>
       <w:r>
         <w:rPr>
           <w:rFonts w:ascii="Times New Roman" w:hAnsi="Times New Roman"/>
@@ -23110,7 +23754,7 @@
         <w:rPr>
           <w:rFonts w:cs="Times New Roman"/>
         </w:rPr>
-        <w:t xml:space="preserve"> ≥ 0,60 (Ghozali, 2018; Sekaran and Bougie, 2016).</w:t>
+        <w:t xml:space="preserve"> ≥ 0,60 (Ghozali, 2018; Sekaran dan Bougie, 2016).</w:t>
       </w:r>
     </w:p>
     <w:p>
@@ -23118,7 +23762,7 @@
         <w:pStyle w:val="Heading3"/>
         <w:outlineLvl w:val="2"/>
       </w:pPr>
-      <w:bookmarkStart w:id="49" w:name="_Toc240309543"/>
+      <w:bookmarkStart w:id="49" w:name="_Toc240359972"/>
       <w:r>
         <w:rPr>
           <w:rFonts w:ascii="Times New Roman" w:hAnsi="Times New Roman"/>
@@ -23341,7 +23985,7 @@
         <w:pStyle w:val="Heading3"/>
         <w:outlineLvl w:val="2"/>
       </w:pPr>
-      <w:bookmarkStart w:id="50" w:name="_Toc240309544"/>
+      <w:bookmarkStart w:id="50" w:name="_Toc240359973"/>
       <w:r>
         <w:rPr>
           <w:rFonts w:ascii="Times New Roman" w:hAnsi="Times New Roman"/>
@@ -23633,7 +24277,7 @@
         <w:pStyle w:val="Heading3"/>
         <w:outlineLvl w:val="2"/>
       </w:pPr>
-      <w:bookmarkStart w:id="51" w:name="_Toc240309545"/>
+      <w:bookmarkStart w:id="51" w:name="_Toc240359974"/>
       <w:r>
         <w:rPr>
           <w:rFonts w:ascii="Times New Roman" w:hAnsi="Times New Roman"/>
@@ -23734,7 +24378,7 @@
         <w:pStyle w:val="Heading3"/>
         <w:outlineLvl w:val="2"/>
       </w:pPr>
-      <w:bookmarkStart w:id="52" w:name="_Toc240309546"/>
+      <w:bookmarkStart w:id="52" w:name="_Toc240359975"/>
       <w:r>
         <w:rPr>
           <w:rFonts w:ascii="Times New Roman" w:hAnsi="Times New Roman"/>
@@ -23963,7 +24607,7 @@
         <w:rPr>
           <w:rFonts w:cs="Times New Roman"/>
         </w:rPr>
-        <w:t xml:space="preserve"> semakin mendatar pada tingkat kontrol diri tinggi (Aiken and West, 1991; Hayes, 2018).</w:t>
+        <w:t xml:space="preserve"> semakin mendatar pada tingkat kontrol diri tinggi (Aiken dan West, 1991; Hayes, 2018).</w:t>
       </w:r>
     </w:p>
     <w:p>
@@ -23971,7 +24615,7 @@
         <w:pStyle w:val="Heading2"/>
         <w:outlineLvl w:val="1"/>
       </w:pPr>
-      <w:bookmarkStart w:id="53" w:name="_Toc240309547"/>
+      <w:bookmarkStart w:id="53" w:name="_Toc240359976"/>
       <w:r>
         <w:rPr>
           <w:rFonts w:ascii="Times New Roman" w:hAnsi="Times New Roman"/>
@@ -24007,7 +24651,7 @@
         </w:rPr>
         <w:lastRenderedPageBreak/>
         <w:drawing>
-          <wp:inline distT="0" distB="0" distL="0" distR="0" wp14:anchorId="28535CBD" wp14:editId="21197AFB">
+          <wp:inline distT="0" distB="0" distL="0" distR="0" wp14:anchorId="4BFADE22" wp14:editId="7228AC32">
             <wp:extent cx="4680000" cy="4706426"/>
             <wp:effectExtent l="0" t="0" r="0" b="0"/>
             <wp:docPr id="6" name="Picture 6"/>
@@ -24075,7 +24719,7 @@
         <w:pStyle w:val="Heading2"/>
         <w:outlineLvl w:val="1"/>
       </w:pPr>
-      <w:bookmarkStart w:id="54" w:name="_Toc240309548"/>
+      <w:bookmarkStart w:id="54" w:name="_Toc240359977"/>
       <w:r>
         <w:rPr>
           <w:rFonts w:ascii="Times New Roman" w:hAnsi="Times New Roman"/>
@@ -26023,7 +26667,7 @@
         <w:pStyle w:val="Heading1"/>
         <w:outlineLvl w:val="0"/>
       </w:pPr>
-      <w:bookmarkStart w:id="55" w:name="_Toc240309549"/>
+      <w:bookmarkStart w:id="55" w:name="_Toc240359978"/>
       <w:r>
         <w:rPr>
           <w:rFonts w:ascii="Times New Roman" w:hAnsi="Times New Roman"/>
@@ -26046,20 +26690,20 @@
         <w:rPr>
           <w:rFonts w:cs="Times New Roman"/>
         </w:rPr>
-        <w:t xml:space="preserve">1. Aiken, L. S. and West, S. G. (1991). </w:t>
-      </w:r>
-      <w:r>
-        <w:rPr>
-          <w:rFonts w:cs="Times New Roman"/>
-          <w:i/>
-        </w:rPr>
-        <w:t>Multiple Regression: Testing and Interpreting Interactions</w:t>
-      </w:r>
-      <w:r>
-        <w:rPr>
-          <w:rFonts w:cs="Times New Roman"/>
-        </w:rPr>
-        <w:t>. Sage Publications, Newbury Park, CA.</w:t>
+        <w:t xml:space="preserve">Aiken, L. S. dan West, S. G. 1991. </w:t>
+      </w:r>
+      <w:r>
+        <w:rPr>
+          <w:rFonts w:cs="Times New Roman"/>
+          <w:i/>
+        </w:rPr>
+        <w:t>Multiple Regression: Testing dan Interpreting Interactions</w:t>
+      </w:r>
+      <w:r>
+        <w:rPr>
+          <w:rFonts w:cs="Times New Roman"/>
+        </w:rPr>
+        <w:t>. Newbury Park, CA: Sage Publications.</w:t>
       </w:r>
     </w:p>
     <w:p>
@@ -26072,20 +26716,20 @@
         <w:rPr>
           <w:rFonts w:cs="Times New Roman"/>
         </w:rPr>
-        <w:t xml:space="preserve">2. Amos, C., Holmes, G. R., and Keneson, W. C. (2014). A meta-analysis of consumer impulse buying. </w:t>
-      </w:r>
-      <w:r>
-        <w:rPr>
-          <w:rFonts w:cs="Times New Roman"/>
-          <w:i/>
-        </w:rPr>
-        <w:t>Journal of Retailing and Consumer Services</w:t>
-      </w:r>
-      <w:r>
-        <w:rPr>
-          <w:rFonts w:cs="Times New Roman"/>
-        </w:rPr>
-        <w:t>, 21(2):86–97.</w:t>
+        <w:t xml:space="preserve">Amos, C., Holmes, G. R., dan Keneson, W. C. 2014. “A meta-analysis of consumer impulse buying”. </w:t>
+      </w:r>
+      <w:r>
+        <w:rPr>
+          <w:rFonts w:cs="Times New Roman"/>
+          <w:i/>
+        </w:rPr>
+        <w:t>Journal of Retailing dan Consumer Services</w:t>
+      </w:r>
+      <w:r>
+        <w:rPr>
+          <w:rFonts w:cs="Times New Roman"/>
+        </w:rPr>
+        <w:t xml:space="preserve"> 21(2): 86–97.</w:t>
       </w:r>
     </w:p>
     <w:p>
@@ -26098,20 +26742,20 @@
         <w:rPr>
           <w:rFonts w:cs="Times New Roman"/>
         </w:rPr>
-        <w:t xml:space="preserve">3. Apidana, Y. H. and Kholifah (2022). Peran self control dalam memoderasi pengaruh hedonic motives dan shopping lifestyle terhadap impulse buying. </w:t>
-      </w:r>
-      <w:r>
-        <w:rPr>
-          <w:rFonts w:cs="Times New Roman"/>
-          <w:i/>
-        </w:rPr>
-        <w:t>Journal of Digital Business and Management</w:t>
-      </w:r>
-      <w:r>
-        <w:rPr>
-          <w:rFonts w:cs="Times New Roman"/>
-        </w:rPr>
-        <w:t>, 1(1):26–40.</w:t>
+        <w:t xml:space="preserve">Apidana, Y. H. dan Kholifah. 2022. “Peran self control dalam memoderasi pengaruh hedonic motives dan shopping lifestyle terhadap impulse buying”. </w:t>
+      </w:r>
+      <w:r>
+        <w:rPr>
+          <w:rFonts w:cs="Times New Roman"/>
+          <w:i/>
+        </w:rPr>
+        <w:t>Journal of Digital Business dan Management</w:t>
+      </w:r>
+      <w:r>
+        <w:rPr>
+          <w:rFonts w:cs="Times New Roman"/>
+        </w:rPr>
+        <w:t xml:space="preserve"> 1(1): 26–40.</w:t>
       </w:r>
     </w:p>
     <w:p>
@@ -26124,7 +26768,7 @@
         <w:rPr>
           <w:rFonts w:cs="Times New Roman"/>
         </w:rPr>
-        <w:t xml:space="preserve">4. Arnold, M. J. and Reynolds, K. E. (2003). Hedonic shopping motivations. </w:t>
+        <w:t xml:space="preserve">Arnold, M. J. dan Reynolds, K. E. 2003. “Hedonic shopping motivations”. </w:t>
       </w:r>
       <w:r>
         <w:rPr>
@@ -26137,7 +26781,7 @@
         <w:rPr>
           <w:rFonts w:cs="Times New Roman"/>
         </w:rPr>
-        <w:t>, 79(2):77–95.</w:t>
+        <w:t xml:space="preserve"> 79(2): 77–95.</w:t>
       </w:r>
     </w:p>
     <w:p>
@@ -26150,7 +26794,7 @@
         <w:rPr>
           <w:rFonts w:cs="Times New Roman"/>
         </w:rPr>
-        <w:t xml:space="preserve">5. Artadita, S. and Firmialy, S. D. (2024). How does self-control moderate shopping enjoyment and impulse buying among generation z online gamers? </w:t>
+        <w:t xml:space="preserve">Artadita, S. dan Firmialy, S. D. 2024. “How does self-control moderate shopping enjoyment and impulse buying among Generation Z online gamers?”. </w:t>
       </w:r>
       <w:r>
         <w:rPr>
@@ -26163,7 +26807,7 @@
         <w:rPr>
           <w:rFonts w:cs="Times New Roman"/>
         </w:rPr>
-        <w:t>, 15(2):179–189.</w:t>
+        <w:t xml:space="preserve"> 15(2): 179–189.</w:t>
       </w:r>
     </w:p>
     <w:p>
@@ -26176,33 +26820,20 @@
         <w:rPr>
           <w:rFonts w:cs="Times New Roman"/>
         </w:rPr>
-        <w:t xml:space="preserve">6. Aryadi, A. and Lingga, M. (2024). Personal traits and motivation impact on collectibles as an alternative investment: A case study of trading card game community in greater jakarta. In </w:t>
-      </w:r>
-      <w:r>
-        <w:rPr>
-          <w:rFonts w:cs="Times New Roman"/>
-          <w:i/>
-        </w:rPr>
-        <w:t>Proceedings of the 5th International Conference on Global Innovation and Trends in Economy (INCOGITE 2024)</w:t>
-      </w:r>
-      <w:r>
-        <w:rPr>
-          <w:rFonts w:cs="Times New Roman"/>
-        </w:rPr>
-        <w:t xml:space="preserve">, volume 302 of </w:t>
-      </w:r>
-      <w:r>
-        <w:rPr>
-          <w:rFonts w:cs="Times New Roman"/>
-          <w:i/>
-        </w:rPr>
-        <w:t>Advances in Economics, Business and Management Research</w:t>
-      </w:r>
-      <w:r>
-        <w:rPr>
-          <w:rFonts w:cs="Times New Roman"/>
-        </w:rPr>
-        <w:t>, pages 1–12. Atlantis Press.</w:t>
+        <w:t xml:space="preserve">Aryadi, A. dan Lingga, M. 2024. “Personal traits and motivation impact on collectibles as an alternative investment: A case study of Trading Card Game community in Greater Jakarta”. </w:t>
+      </w:r>
+      <w:r>
+        <w:rPr>
+          <w:rFonts w:cs="Times New Roman"/>
+          <w:i/>
+        </w:rPr>
+        <w:t>Advances in Economics, Business dan Management Research</w:t>
+      </w:r>
+      <w:r>
+        <w:rPr>
+          <w:rFonts w:cs="Times New Roman"/>
+        </w:rPr>
+        <w:t xml:space="preserve"> 302: 1–12.</w:t>
       </w:r>
     </w:p>
     <w:p>
@@ -26215,7 +26846,7 @@
         <w:rPr>
           <w:rFonts w:cs="Times New Roman"/>
         </w:rPr>
-        <w:t xml:space="preserve">7. Babin, B. J., Darden, W. R., and Griffin, M. (1994). Work and/or fun: Measuring hedonic and utilitarian shopping value. </w:t>
+        <w:t xml:space="preserve">Babin, B. J., Darden, W. R., dan Griffin, M. 1994. “Work and/or fun: Measuring hedonic and utilitarian shopping value”. </w:t>
       </w:r>
       <w:r>
         <w:rPr>
@@ -26228,7 +26859,7 @@
         <w:rPr>
           <w:rFonts w:cs="Times New Roman"/>
         </w:rPr>
-        <w:t>, 20(4):644–656.</w:t>
+        <w:t xml:space="preserve"> 20(4): 644–656.</w:t>
       </w:r>
     </w:p>
     <w:p>
@@ -26241,7 +26872,7 @@
         <w:rPr>
           <w:rFonts w:cs="Times New Roman"/>
         </w:rPr>
-        <w:t xml:space="preserve">8. Barasz, K., John, L. K., Keenan, E. A., and Norton, M. I. (2017). Pseudo-set framing: How framing directs consumer behavior toward completeness. </w:t>
+        <w:t xml:space="preserve">Barasz, K., John, L. K., Keenan, E. A., dan Norton, M. I. 2017. “Pseudo-set framing: How framing directs consumer behavior toward completeness”. </w:t>
       </w:r>
       <w:r>
         <w:rPr>
@@ -26254,7 +26885,7 @@
         <w:rPr>
           <w:rFonts w:cs="Times New Roman"/>
         </w:rPr>
-        <w:t>, 44(4):737–759.</w:t>
+        <w:t xml:space="preserve"> 44(4): 737–759.</w:t>
       </w:r>
     </w:p>
     <w:p>
@@ -26267,7 +26898,7 @@
         <w:rPr>
           <w:rFonts w:cs="Times New Roman"/>
         </w:rPr>
-        <w:t xml:space="preserve">9. Barber, B. M. and Odean, T. (2008). All that glitters: The effect of attention and news on the buying behavior of individual and institutional investors. </w:t>
+        <w:t xml:space="preserve">Barber, B. M. dan Odean, T. 2008. “All that glitters: The effect of attention and news on the buying behavior of individual and institutional investors”. </w:t>
       </w:r>
       <w:r>
         <w:rPr>
@@ -26280,7 +26911,7 @@
         <w:rPr>
           <w:rFonts w:cs="Times New Roman"/>
         </w:rPr>
-        <w:t>, 21(2):785–818.</w:t>
+        <w:t xml:space="preserve"> 21(2): 785–818.</w:t>
       </w:r>
     </w:p>
     <w:p>
@@ -26293,7 +26924,7 @@
         <w:rPr>
           <w:rFonts w:cs="Times New Roman"/>
         </w:rPr>
-        <w:t xml:space="preserve">10. Baumeister, R. F. (2002). Yielding to temptation: Self-control failure, impulsive purchasing, and consumer behavior. </w:t>
+        <w:t xml:space="preserve">Baumeister, R. F. 2002. “Yielding to temptation: Self-control failure, impulsive purchasing, and consumer behavior”. </w:t>
       </w:r>
       <w:r>
         <w:rPr>
@@ -26306,7 +26937,7 @@
         <w:rPr>
           <w:rFonts w:cs="Times New Roman"/>
         </w:rPr>
-        <w:t>, 28(4):670–676.</w:t>
+        <w:t xml:space="preserve"> 28(4): 670–676.</w:t>
       </w:r>
     </w:p>
     <w:p>
@@ -26319,7 +26950,7 @@
         <w:rPr>
           <w:rFonts w:cs="Times New Roman"/>
         </w:rPr>
-        <w:t xml:space="preserve">11. Baur, D. G., Dimpfl, T., and Kuck, K. (2018). Bitcoin, gold and the US dollar – a replication and extension. </w:t>
+        <w:t xml:space="preserve">Baur, D. G., Dimpfl, T., dan Kuck, K. 2018. “Bitcoin, gold and the US dollar – a replication and extension”. </w:t>
       </w:r>
       <w:r>
         <w:rPr>
@@ -26332,7 +26963,7 @@
         <w:rPr>
           <w:rFonts w:cs="Times New Roman"/>
         </w:rPr>
-        <w:t>, 25:103–110.</w:t>
+        <w:t xml:space="preserve"> 25: 103–110.</w:t>
       </w:r>
     </w:p>
     <w:p>
@@ -26345,7 +26976,7 @@
         <w:rPr>
           <w:rFonts w:cs="Times New Roman"/>
         </w:rPr>
-        <w:t xml:space="preserve">12. Beatty, S. E. and Ferrell, M. E. (1998). Impulse buying: Modeling its precursors. </w:t>
+        <w:t xml:space="preserve">Beatty, S. E. dan Ferrell, M. E. 1998. “Impulse buying: Modeling its precursors”. </w:t>
       </w:r>
       <w:r>
         <w:rPr>
@@ -26358,7 +26989,7 @@
         <w:rPr>
           <w:rFonts w:cs="Times New Roman"/>
         </w:rPr>
-        <w:t>, 74(2):169–191.</w:t>
+        <w:t xml:space="preserve"> 74(2): 169–191.</w:t>
       </w:r>
     </w:p>
     <w:p>
@@ -26371,8 +27002,7 @@
         <w:rPr>
           <w:rFonts w:cs="Times New Roman"/>
         </w:rPr>
-        <w:lastRenderedPageBreak/>
-        <w:t xml:space="preserve">13. Belk, R. W. (1995). </w:t>
+        <w:t xml:space="preserve">Belk, R. W. 1995. </w:t>
       </w:r>
       <w:r>
         <w:rPr>
@@ -26385,7 +27015,7 @@
         <w:rPr>
           <w:rFonts w:cs="Times New Roman"/>
         </w:rPr>
-        <w:t>. Routledge, London.</w:t>
+        <w:t>. London: Routledge.</w:t>
       </w:r>
     </w:p>
     <w:p>
@@ -26398,7 +27028,8 @@
         <w:rPr>
           <w:rFonts w:cs="Times New Roman"/>
         </w:rPr>
-        <w:t xml:space="preserve">14. Cohen, J. (1988). </w:t>
+        <w:lastRenderedPageBreak/>
+        <w:t xml:space="preserve">Cohen, J. 1988. </w:t>
       </w:r>
       <w:r>
         <w:rPr>
@@ -26411,7 +27042,7 @@
         <w:rPr>
           <w:rFonts w:cs="Times New Roman"/>
         </w:rPr>
-        <w:t>. Lawrence Erlbaum Associates, Hillsdale, NJ, 2 edition.</w:t>
+        <w:t>. Edisi 2. Hillsdale, NJ: Lawrence Erlbaum Associates.</w:t>
       </w:r>
     </w:p>
     <w:p>
@@ -26424,20 +27055,20 @@
         <w:rPr>
           <w:rFonts w:cs="Times New Roman"/>
         </w:rPr>
-        <w:t xml:space="preserve">15. Colline, F. (2024). Biases in indonesian stock investor behavior. </w:t>
-      </w:r>
-      <w:r>
-        <w:rPr>
-          <w:rFonts w:cs="Times New Roman"/>
-          <w:i/>
-        </w:rPr>
-        <w:t>Accounting and Finance Studies</w:t>
-      </w:r>
-      <w:r>
-        <w:rPr>
-          <w:rFonts w:cs="Times New Roman"/>
-        </w:rPr>
-        <w:t>, 4(2):88–98.</w:t>
+        <w:t xml:space="preserve">Colline, F. 2024. “Biases in Indonesian stock investor behavior”. </w:t>
+      </w:r>
+      <w:r>
+        <w:rPr>
+          <w:rFonts w:cs="Times New Roman"/>
+          <w:i/>
+        </w:rPr>
+        <w:t>Accounting dan Finance Studies</w:t>
+      </w:r>
+      <w:r>
+        <w:rPr>
+          <w:rFonts w:cs="Times New Roman"/>
+        </w:rPr>
+        <w:t xml:space="preserve"> 4(2): 88–98.</w:t>
       </w:r>
     </w:p>
     <w:p>
@@ -26450,7 +27081,7 @@
         <w:rPr>
           <w:rFonts w:cs="Times New Roman"/>
         </w:rPr>
-        <w:t xml:space="preserve">16. Dewi, M. M. L. S., Budoyo, V. D., and Mustikasari, F. (2024). Understanding impulse buying behavior: The case of blind box purchases in indonesia. </w:t>
+        <w:t xml:space="preserve">Dewi, M. M. L. S., Budoyo, V. D., dan Mustikasari, F. 2024. “Understanding impulse buying behavior: The case of blind box purchases in Indonesia”. </w:t>
       </w:r>
       <w:r>
         <w:rPr>
@@ -26463,7 +27094,7 @@
         <w:rPr>
           <w:rFonts w:cs="Times New Roman"/>
         </w:rPr>
-        <w:t>, 5(2):88–100.</w:t>
+        <w:t xml:space="preserve"> 5(2): 88–100.</w:t>
       </w:r>
     </w:p>
     <w:p>
@@ -26476,7 +27107,7 @@
         <w:rPr>
           <w:rFonts w:cs="Times New Roman"/>
         </w:rPr>
-        <w:t xml:space="preserve">17. Fama, E. F. (1970). Efficient capital markets: A review of theory and empirical work. </w:t>
+        <w:t xml:space="preserve">Fama, E. F. 1970. “Efficient capital markets: A review of theory and empirical work”. </w:t>
       </w:r>
       <w:r>
         <w:rPr>
@@ -26489,7 +27120,7 @@
         <w:rPr>
           <w:rFonts w:cs="Times New Roman"/>
         </w:rPr>
-        <w:t>, 25(2):383–417.</w:t>
+        <w:t xml:space="preserve"> 25(2): 383–417.</w:t>
       </w:r>
     </w:p>
     <w:p>
@@ -26502,7 +27133,7 @@
         <w:rPr>
           <w:rFonts w:cs="Times New Roman"/>
         </w:rPr>
-        <w:t xml:space="preserve">18. Gao, L., Huang, Y., and Simonson, I. (2014). The ``Completing the set'' effect. </w:t>
+        <w:t xml:space="preserve">Gao, L., Huang, Y., dan Simonson, I. 2014. “The 'Completing the set' effect”. </w:t>
       </w:r>
       <w:r>
         <w:rPr>
@@ -26515,7 +27146,7 @@
         <w:rPr>
           <w:rFonts w:cs="Times New Roman"/>
         </w:rPr>
-        <w:t>, 51(2):256–273.</w:t>
+        <w:t xml:space="preserve"> 51(2): 256–273.</w:t>
       </w:r>
     </w:p>
     <w:p>
@@ -26528,7 +27159,7 @@
         <w:rPr>
           <w:rFonts w:cs="Times New Roman"/>
         </w:rPr>
-        <w:t xml:space="preserve">19. Ghozali, I. (2018). </w:t>
+        <w:t xml:space="preserve">Ghozali, I. 2018. </w:t>
       </w:r>
       <w:r>
         <w:rPr>
@@ -26541,7 +27172,7 @@
         <w:rPr>
           <w:rFonts w:cs="Times New Roman"/>
         </w:rPr>
-        <w:t>. Badan Penerbit Universitas Diponegoro, Semarang, 9 edition.</w:t>
+        <w:t>. Edisi 9. Semarang: Badan Penerbit Universitas Diponegoro.</w:t>
       </w:r>
     </w:p>
     <w:p>
@@ -26554,7 +27185,7 @@
         <w:rPr>
           <w:rFonts w:cs="Times New Roman"/>
         </w:rPr>
-        <w:t xml:space="preserve">20. Gong, X., Yee, C. L., Lee, S. Y., Saif, A. N. M., Liu, M., and Anonthi, F. (2024). Unveiling the enigma of blind box impulse buying curiosity: The moderating role of price consciousness. </w:t>
+        <w:t xml:space="preserve">Gong, X., Yee, C. L., Lee, S. Y., Saif, A. N. M., Liu, M., dan Anonthi, F. 2024. “Unveiling the enigma of blind box impulse buying curiosity: The moderating role of price consciousness”. </w:t>
       </w:r>
       <w:r>
         <w:rPr>
@@ -26567,7 +27198,7 @@
         <w:rPr>
           <w:rFonts w:cs="Times New Roman"/>
         </w:rPr>
-        <w:t>, 10(24):e40564.</w:t>
+        <w:t xml:space="preserve"> 10(24): e40564.</w:t>
       </w:r>
     </w:p>
     <w:p>
@@ -26580,7 +27211,7 @@
         <w:rPr>
           <w:rFonts w:cs="Times New Roman"/>
         </w:rPr>
-        <w:t xml:space="preserve">21. Green, S. B. (1991). How many subjects does it take to do a regression analysis? </w:t>
+        <w:t xml:space="preserve">Green, S. B. 1991. “How many subjects does it take to do a regression analysis?”. </w:t>
       </w:r>
       <w:r>
         <w:rPr>
@@ -26593,7 +27224,7 @@
         <w:rPr>
           <w:rFonts w:cs="Times New Roman"/>
         </w:rPr>
-        <w:t>, 26(3):499–510.</w:t>
+        <w:t xml:space="preserve"> 26(3): 499–510.</w:t>
       </w:r>
     </w:p>
     <w:p>
@@ -26606,20 +27237,20 @@
         <w:rPr>
           <w:rFonts w:cs="Times New Roman"/>
         </w:rPr>
-        <w:t xml:space="preserve">22. Gültekin, B. and Özer, L. (2012). The influence of hedonic motives and browsing on impulse buying. </w:t>
-      </w:r>
-      <w:r>
-        <w:rPr>
-          <w:rFonts w:cs="Times New Roman"/>
-          <w:i/>
-        </w:rPr>
-        <w:t>Journal of Economics and Behavioral Studies</w:t>
-      </w:r>
-      <w:r>
-        <w:rPr>
-          <w:rFonts w:cs="Times New Roman"/>
-        </w:rPr>
-        <w:t>, 4(3):180–189.</w:t>
+        <w:t xml:space="preserve">Gültekin, B. dan Özer, L. 2012. “The influence of hedonic motives and browsing on impulse buying”. </w:t>
+      </w:r>
+      <w:r>
+        <w:rPr>
+          <w:rFonts w:cs="Times New Roman"/>
+          <w:i/>
+        </w:rPr>
+        <w:t>Journal of Economics dan Behavioral Studies</w:t>
+      </w:r>
+      <w:r>
+        <w:rPr>
+          <w:rFonts w:cs="Times New Roman"/>
+        </w:rPr>
+        <w:t xml:space="preserve"> 4(3): 180–189.</w:t>
       </w:r>
     </w:p>
     <w:p>
@@ -26632,7 +27263,7 @@
         <w:rPr>
           <w:rFonts w:cs="Times New Roman"/>
         </w:rPr>
-        <w:t xml:space="preserve">23. Hair, J. F., Black, W. C., Babin, B. J., and Anderson, R. E. (2019). </w:t>
+        <w:t xml:space="preserve">Hair, J. F., Black, W. C., Babin, B. J., dan Anderson, R. E. 2019. </w:t>
       </w:r>
       <w:r>
         <w:rPr>
@@ -26645,7 +27276,7 @@
         <w:rPr>
           <w:rFonts w:cs="Times New Roman"/>
         </w:rPr>
-        <w:t>. Cengage Learning, Boston, MA, 8th edition.</w:t>
+        <w:t>. Edisi 8. Boston, MA: Cengage Learning.</w:t>
       </w:r>
     </w:p>
     <w:p>
@@ -26658,7 +27289,7 @@
         <w:rPr>
           <w:rFonts w:cs="Times New Roman"/>
         </w:rPr>
-        <w:t xml:space="preserve">24. Hayes, A. F. (2018). </w:t>
+        <w:t xml:space="preserve">Hayes, A. F. 2018. </w:t>
       </w:r>
       <w:r>
         <w:rPr>
@@ -26671,7 +27302,7 @@
         <w:rPr>
           <w:rFonts w:cs="Times New Roman"/>
         </w:rPr>
-        <w:t>. The Guilford Press, New York, 2nd edition.</w:t>
+        <w:t>. Edisi 2. New York: The Guilford Press.</w:t>
       </w:r>
     </w:p>
     <w:p>
@@ -26684,7 +27315,7 @@
         <w:rPr>
           <w:rFonts w:cs="Times New Roman"/>
         </w:rPr>
-        <w:t xml:space="preserve">25. Hirschman, E. C. and Holbrook, M. B. (1982). Hedonic consumption: Emerging concepts, methods and propositions. </w:t>
+        <w:t xml:space="preserve">Hirschman, E. C. dan Holbrook, M. B. 1982. “Hedonic consumption: Emerging concepts, methods and propositions”. </w:t>
       </w:r>
       <w:r>
         <w:rPr>
@@ -26697,7 +27328,7 @@
         <w:rPr>
           <w:rFonts w:cs="Times New Roman"/>
         </w:rPr>
-        <w:t>, 46(3):92–101.</w:t>
+        <w:t xml:space="preserve"> 46(3): 92–101.</w:t>
       </w:r>
     </w:p>
     <w:p>
@@ -26710,7 +27341,7 @@
         <w:rPr>
           <w:rFonts w:cs="Times New Roman"/>
         </w:rPr>
-        <w:t xml:space="preserve">26. Kahneman, D. and Tversky, A. (1979). Prospect theory: An analysis of decision under risk. </w:t>
+        <w:t xml:space="preserve">Kahneman, D. dan Tversky, A. 1979. “Prospect theory: An analysis of decision under risk”. </w:t>
       </w:r>
       <w:r>
         <w:rPr>
@@ -26723,7 +27354,7 @@
         <w:rPr>
           <w:rFonts w:cs="Times New Roman"/>
         </w:rPr>
-        <w:t>, 47(2):263–292.</w:t>
+        <w:t xml:space="preserve"> 47(2): 263–292.</w:t>
       </w:r>
     </w:p>
     <w:p>
@@ -26736,7 +27367,7 @@
         <w:rPr>
           <w:rFonts w:cs="Times New Roman"/>
         </w:rPr>
-        <w:t xml:space="preserve">27. Katauke, T., Fukuda, S., Khan, M. S. R., and Kadoya, Y. (2023). Financial literacy and impulsivity: Evidence from Japan. </w:t>
+        <w:t xml:space="preserve">Katauke, T., Fukuda, S., Khan, M. S. R., dan Kadoya, Y. 2023. “Financial literacy and impulsivity: Evidence from Japan”. </w:t>
       </w:r>
       <w:r>
         <w:rPr>
@@ -26749,7 +27380,7 @@
         <w:rPr>
           <w:rFonts w:cs="Times New Roman"/>
         </w:rPr>
-        <w:t>, 15(9):7267.</w:t>
+        <w:t xml:space="preserve"> 15(9): 7267.</w:t>
       </w:r>
     </w:p>
     <w:p>
@@ -26762,21 +27393,20 @@
         <w:rPr>
           <w:rFonts w:cs="Times New Roman"/>
         </w:rPr>
-        <w:lastRenderedPageBreak/>
-        <w:t xml:space="preserve">28. Lienardy, G. V. and Panasea, I. G. N. O. (2024). The role of self-control in moderating the influence of shopping lifestyle and hedonistic behavior on impulsive buying. </w:t>
-      </w:r>
-      <w:r>
-        <w:rPr>
-          <w:rFonts w:cs="Times New Roman"/>
-          <w:i/>
-        </w:rPr>
-        <w:t>Business and Investment Review</w:t>
-      </w:r>
-      <w:r>
-        <w:rPr>
-          <w:rFonts w:cs="Times New Roman"/>
-        </w:rPr>
-        <w:t>, 2(2):13–28.</w:t>
+        <w:t xml:space="preserve">Keynes, J. M. 1936. </w:t>
+      </w:r>
+      <w:r>
+        <w:rPr>
+          <w:rFonts w:cs="Times New Roman"/>
+          <w:i/>
+        </w:rPr>
+        <w:t>The General Theory of Employment, Interest dan Money</w:t>
+      </w:r>
+      <w:r>
+        <w:rPr>
+          <w:rFonts w:cs="Times New Roman"/>
+        </w:rPr>
+        <w:t>. London: Macmillan.</w:t>
       </w:r>
     </w:p>
     <w:p>
@@ -26789,20 +27419,21 @@
         <w:rPr>
           <w:rFonts w:cs="Times New Roman"/>
         </w:rPr>
-        <w:t xml:space="preserve">29. Long, M. M. and Schiffman, L. G. (2000). Consumption values and relationships: segmenting the market for collectibles. </w:t>
-      </w:r>
-      <w:r>
-        <w:rPr>
-          <w:rFonts w:cs="Times New Roman"/>
-          <w:i/>
-        </w:rPr>
-        <w:t>Journal of Consumer Marketing</w:t>
-      </w:r>
-      <w:r>
-        <w:rPr>
-          <w:rFonts w:cs="Times New Roman"/>
-        </w:rPr>
-        <w:t>, 17(3):214–229.</w:t>
+        <w:lastRenderedPageBreak/>
+        <w:t xml:space="preserve">Lienardy, G. V. dan Panasea, I. G. N. O. 2024. “The role of self-control in moderating the influence of shopping lifestyle and hedonistic behavior on impulsive buying”. </w:t>
+      </w:r>
+      <w:r>
+        <w:rPr>
+          <w:rFonts w:cs="Times New Roman"/>
+          <w:i/>
+        </w:rPr>
+        <w:t>Business dan Investment Review</w:t>
+      </w:r>
+      <w:r>
+        <w:rPr>
+          <w:rFonts w:cs="Times New Roman"/>
+        </w:rPr>
+        <w:t xml:space="preserve"> 2(2): 13–28.</w:t>
       </w:r>
     </w:p>
     <w:p>
@@ -26815,20 +27446,20 @@
         <w:rPr>
           <w:rFonts w:cs="Times New Roman"/>
         </w:rPr>
-        <w:t xml:space="preserve">30. Mehrabian, A. and Russell, J. A. (1974). </w:t>
-      </w:r>
-      <w:r>
-        <w:rPr>
-          <w:rFonts w:cs="Times New Roman"/>
-          <w:i/>
-        </w:rPr>
-        <w:t>An Approach to Environmental Psychology</w:t>
-      </w:r>
-      <w:r>
-        <w:rPr>
-          <w:rFonts w:cs="Times New Roman"/>
-        </w:rPr>
-        <w:t>. MIT Press, Cambridge, MA.</w:t>
+        <w:t xml:space="preserve">Long, M. M. dan Schiffman, L. G. 2000. “Consumption values and relationships: segmenting the market for collectibles”. </w:t>
+      </w:r>
+      <w:r>
+        <w:rPr>
+          <w:rFonts w:cs="Times New Roman"/>
+          <w:i/>
+        </w:rPr>
+        <w:t>Journal of Consumer Marketing</w:t>
+      </w:r>
+      <w:r>
+        <w:rPr>
+          <w:rFonts w:cs="Times New Roman"/>
+        </w:rPr>
+        <w:t xml:space="preserve"> 17(3): 214–229.</w:t>
       </w:r>
     </w:p>
     <w:p>
@@ -26841,20 +27472,20 @@
         <w:rPr>
           <w:rFonts w:cs="Times New Roman"/>
         </w:rPr>
-        <w:t xml:space="preserve">31. Peck, J. and Childers, T. L. (2006). If i touch it i have to have it: Individual and environmental influences on impulse purchasing. </w:t>
-      </w:r>
-      <w:r>
-        <w:rPr>
-          <w:rFonts w:cs="Times New Roman"/>
-          <w:i/>
-        </w:rPr>
-        <w:t>Journal of Business Research</w:t>
-      </w:r>
-      <w:r>
-        <w:rPr>
-          <w:rFonts w:cs="Times New Roman"/>
-        </w:rPr>
-        <w:t>, 59(6):765–769.</w:t>
+        <w:t xml:space="preserve">Mehrabian, A. dan Russell, J. A. 1974. </w:t>
+      </w:r>
+      <w:r>
+        <w:rPr>
+          <w:rFonts w:cs="Times New Roman"/>
+          <w:i/>
+        </w:rPr>
+        <w:t>An Approach to Environmental Psychology</w:t>
+      </w:r>
+      <w:r>
+        <w:rPr>
+          <w:rFonts w:cs="Times New Roman"/>
+        </w:rPr>
+        <w:t>. Cambridge, MA: MIT Press.</w:t>
       </w:r>
     </w:p>
     <w:p>
@@ -26867,20 +27498,20 @@
         <w:rPr>
           <w:rFonts w:cs="Times New Roman"/>
         </w:rPr>
-        <w:t xml:space="preserve">32. Pranggabayu, B. and Andjarwati, A. L. (2022). Pengaruh hedonic shopping motivation dan store atmosphere terhadap impulsive buying. </w:t>
-      </w:r>
-      <w:r>
-        <w:rPr>
-          <w:rFonts w:cs="Times New Roman"/>
-          <w:i/>
-        </w:rPr>
-        <w:t>Sibatik Journal</w:t>
-      </w:r>
-      <w:r>
-        <w:rPr>
-          <w:rFonts w:cs="Times New Roman"/>
-        </w:rPr>
-        <w:t>, 1(6):951–966.</w:t>
+        <w:t xml:space="preserve">Peck, J. dan Childers, T. L. 2006. “If I touch it I have to have it: Individual and environmental influences on impulse purchasing”. </w:t>
+      </w:r>
+      <w:r>
+        <w:rPr>
+          <w:rFonts w:cs="Times New Roman"/>
+          <w:i/>
+        </w:rPr>
+        <w:t>Journal of Business Research</w:t>
+      </w:r>
+      <w:r>
+        <w:rPr>
+          <w:rFonts w:cs="Times New Roman"/>
+        </w:rPr>
+        <w:t xml:space="preserve"> 59(6): 765–769.</w:t>
       </w:r>
     </w:p>
     <w:p>
@@ -26893,20 +27524,20 @@
         <w:rPr>
           <w:rFonts w:cs="Times New Roman"/>
         </w:rPr>
-        <w:t xml:space="preserve">33. Prasetio, A. et al. (2021). The role of hedonic motivation in impulsive buying on e-commerce platforms. </w:t>
-      </w:r>
-      <w:r>
-        <w:rPr>
-          <w:rFonts w:cs="Times New Roman"/>
-          <w:i/>
-        </w:rPr>
-        <w:t>International Journal of Data and Network Science</w:t>
-      </w:r>
-      <w:r>
-        <w:rPr>
-          <w:rFonts w:cs="Times New Roman"/>
-        </w:rPr>
-        <w:t>, 5(4):689–698.</w:t>
+        <w:t xml:space="preserve">Pranggabayu, B. dan Andjarwati, A. L. 2022. “Pengaruh hedonic shopping motivation dan store atmosphere terhadap impulsive buying”. </w:t>
+      </w:r>
+      <w:r>
+        <w:rPr>
+          <w:rFonts w:cs="Times New Roman"/>
+          <w:i/>
+        </w:rPr>
+        <w:t>Sibatik Journal</w:t>
+      </w:r>
+      <w:r>
+        <w:rPr>
+          <w:rFonts w:cs="Times New Roman"/>
+        </w:rPr>
+        <w:t xml:space="preserve"> 1(6): 951–966.</w:t>
       </w:r>
     </w:p>
     <w:p>
@@ -26919,20 +27550,20 @@
         <w:rPr>
           <w:rFonts w:cs="Times New Roman"/>
         </w:rPr>
-        <w:t xml:space="preserve">34. Rook, D. W. (1987). The buying impulse. </w:t>
-      </w:r>
-      <w:r>
-        <w:rPr>
-          <w:rFonts w:cs="Times New Roman"/>
-          <w:i/>
-        </w:rPr>
-        <w:t>Journal of Consumer Research</w:t>
-      </w:r>
-      <w:r>
-        <w:rPr>
-          <w:rFonts w:cs="Times New Roman"/>
-        </w:rPr>
-        <w:t>, 14(2):189–199.</w:t>
+        <w:t xml:space="preserve">Prasetio, A., Fauzi, M., dan Irawan, A. 2021. “The role of hedonic motivation in impulsive buying on e-commerce platforms”. </w:t>
+      </w:r>
+      <w:r>
+        <w:rPr>
+          <w:rFonts w:cs="Times New Roman"/>
+          <w:i/>
+        </w:rPr>
+        <w:t>International Journal of Data dan Network Science</w:t>
+      </w:r>
+      <w:r>
+        <w:rPr>
+          <w:rFonts w:cs="Times New Roman"/>
+        </w:rPr>
+        <w:t xml:space="preserve"> 5(4): 689–698.</w:t>
       </w:r>
     </w:p>
     <w:p>
@@ -26945,7 +27576,7 @@
         <w:rPr>
           <w:rFonts w:cs="Times New Roman"/>
         </w:rPr>
-        <w:t xml:space="preserve">35. Rook, D. W. and Fisher, R. J. (1995). Normative influences on impulsive buying behavior. </w:t>
+        <w:t xml:space="preserve">Rook, D. W. 1987. “The buying impulse”. </w:t>
       </w:r>
       <w:r>
         <w:rPr>
@@ -26958,7 +27589,7 @@
         <w:rPr>
           <w:rFonts w:cs="Times New Roman"/>
         </w:rPr>
-        <w:t>, 22(3):305–313.</w:t>
+        <w:t xml:space="preserve"> 14(2): 189–199.</w:t>
       </w:r>
     </w:p>
     <w:p>
@@ -26971,20 +27602,20 @@
         <w:rPr>
           <w:rFonts w:cs="Times New Roman"/>
         </w:rPr>
-        <w:t xml:space="preserve">36. Sekaran, U. and Bougie, R. (2016). </w:t>
-      </w:r>
-      <w:r>
-        <w:rPr>
-          <w:rFonts w:cs="Times New Roman"/>
-          <w:i/>
-        </w:rPr>
-        <w:t>Research Methods for Business: A Skill-Building Approach</w:t>
-      </w:r>
-      <w:r>
-        <w:rPr>
-          <w:rFonts w:cs="Times New Roman"/>
-        </w:rPr>
-        <w:t>. John Wiley &amp; Sons, Chichester, West Sussex, 7th edition.</w:t>
+        <w:t xml:space="preserve">Rook, D. W. dan Fisher, R. J. 1995. “Normative influences on impulsive buying behavior”. </w:t>
+      </w:r>
+      <w:r>
+        <w:rPr>
+          <w:rFonts w:cs="Times New Roman"/>
+          <w:i/>
+        </w:rPr>
+        <w:t>Journal of Consumer Research</w:t>
+      </w:r>
+      <w:r>
+        <w:rPr>
+          <w:rFonts w:cs="Times New Roman"/>
+        </w:rPr>
+        <w:t xml:space="preserve"> 22(3): 305–313.</w:t>
       </w:r>
     </w:p>
     <w:p>
@@ -26997,20 +27628,20 @@
         <w:rPr>
           <w:rFonts w:cs="Times New Roman"/>
         </w:rPr>
-        <w:t xml:space="preserve">37. Shiller, R. J. (2000). </w:t>
-      </w:r>
-      <w:r>
-        <w:rPr>
-          <w:rFonts w:cs="Times New Roman"/>
-          <w:i/>
-        </w:rPr>
-        <w:t>Irrational Exuberance</w:t>
-      </w:r>
-      <w:r>
-        <w:rPr>
-          <w:rFonts w:cs="Times New Roman"/>
-        </w:rPr>
-        <w:t>. Princeton University Press, Princeton, NJ.</w:t>
+        <w:t xml:space="preserve">Sekaran, U. dan Bougie, R. 2016. </w:t>
+      </w:r>
+      <w:r>
+        <w:rPr>
+          <w:rFonts w:cs="Times New Roman"/>
+          <w:i/>
+        </w:rPr>
+        <w:t>Research Methods for Business: A Skill-Building Approach</w:t>
+      </w:r>
+      <w:r>
+        <w:rPr>
+          <w:rFonts w:cs="Times New Roman"/>
+        </w:rPr>
+        <w:t>. Edisi 7. Chichester, West Sussex: John Wiley dan Sons.</w:t>
       </w:r>
     </w:p>
     <w:p>
@@ -27023,20 +27654,20 @@
         <w:rPr>
           <w:rFonts w:cs="Times New Roman"/>
         </w:rPr>
-        <w:t xml:space="preserve">38. Simon, H. A. (1955). A behavioral model of rational choice. </w:t>
-      </w:r>
-      <w:r>
-        <w:rPr>
-          <w:rFonts w:cs="Times New Roman"/>
-          <w:i/>
-        </w:rPr>
-        <w:t>The Quarterly Journal of Economics</w:t>
-      </w:r>
-      <w:r>
-        <w:rPr>
-          <w:rFonts w:cs="Times New Roman"/>
-        </w:rPr>
-        <w:t>, 69(1):99–118.</w:t>
+        <w:t xml:space="preserve">Shiller, R. J. 2000. </w:t>
+      </w:r>
+      <w:r>
+        <w:rPr>
+          <w:rFonts w:cs="Times New Roman"/>
+          <w:i/>
+        </w:rPr>
+        <w:t>Irrational Exuberance</w:t>
+      </w:r>
+      <w:r>
+        <w:rPr>
+          <w:rFonts w:cs="Times New Roman"/>
+        </w:rPr>
+        <w:t>. Princeton, NJ: Princeton University Press.</w:t>
       </w:r>
     </w:p>
     <w:p>
@@ -27049,20 +27680,20 @@
         <w:rPr>
           <w:rFonts w:cs="Times New Roman"/>
         </w:rPr>
-        <w:t xml:space="preserve">39. Spero, I. and Stone, M. (2004). Agents of change: how young consumers are changing the world of marketing. </w:t>
-      </w:r>
-      <w:r>
-        <w:rPr>
-          <w:rFonts w:cs="Times New Roman"/>
-          <w:i/>
-        </w:rPr>
-        <w:t>Qualitative Market Research: An International Journal</w:t>
-      </w:r>
-      <w:r>
-        <w:rPr>
-          <w:rFonts w:cs="Times New Roman"/>
-        </w:rPr>
-        <w:t>, 7(2):153–159.</w:t>
+        <w:t xml:space="preserve">Simon, H. A. 1955. “A behavioral model of rational choice”. </w:t>
+      </w:r>
+      <w:r>
+        <w:rPr>
+          <w:rFonts w:cs="Times New Roman"/>
+          <w:i/>
+        </w:rPr>
+        <w:t>The Quarterly Journal of Economics</w:t>
+      </w:r>
+      <w:r>
+        <w:rPr>
+          <w:rFonts w:cs="Times New Roman"/>
+        </w:rPr>
+        <w:t xml:space="preserve"> 69(1): 99–118.</w:t>
       </w:r>
     </w:p>
     <w:p>
@@ -27075,20 +27706,20 @@
         <w:rPr>
           <w:rFonts w:cs="Times New Roman"/>
         </w:rPr>
-        <w:t xml:space="preserve">40. Stern, H. (1962). The significance of impulse buying today. </w:t>
-      </w:r>
-      <w:r>
-        <w:rPr>
-          <w:rFonts w:cs="Times New Roman"/>
-          <w:i/>
-        </w:rPr>
-        <w:t>Journal of Marketing</w:t>
-      </w:r>
-      <w:r>
-        <w:rPr>
-          <w:rFonts w:cs="Times New Roman"/>
-        </w:rPr>
-        <w:t>, 26(2):59–62.</w:t>
+        <w:t xml:space="preserve">Spero, I. dan Stone, M. 2004. “Agents of change: how young consumers are changing the world of marketing”. </w:t>
+      </w:r>
+      <w:r>
+        <w:rPr>
+          <w:rFonts w:cs="Times New Roman"/>
+          <w:i/>
+        </w:rPr>
+        <w:t>Qualitative Market Research: An International Journal</w:t>
+      </w:r>
+      <w:r>
+        <w:rPr>
+          <w:rFonts w:cs="Times New Roman"/>
+        </w:rPr>
+        <w:t xml:space="preserve"> 7(2): 153–159.</w:t>
       </w:r>
     </w:p>
     <w:p>
@@ -27101,20 +27732,20 @@
         <w:rPr>
           <w:rFonts w:cs="Times New Roman"/>
         </w:rPr>
-        <w:t xml:space="preserve">41. Sugiyono (2019). </w:t>
-      </w:r>
-      <w:r>
-        <w:rPr>
-          <w:rFonts w:cs="Times New Roman"/>
-          <w:i/>
-        </w:rPr>
-        <w:t>Metode Penelitian Kuantitatif, Kualitatif, dan R&amp;D</w:t>
-      </w:r>
-      <w:r>
-        <w:rPr>
-          <w:rFonts w:cs="Times New Roman"/>
-        </w:rPr>
-        <w:t>. Alfabeta, Bandung.</w:t>
+        <w:t xml:space="preserve">Stern, H. 1962. “The significance of impulse buying today”. </w:t>
+      </w:r>
+      <w:r>
+        <w:rPr>
+          <w:rFonts w:cs="Times New Roman"/>
+          <w:i/>
+        </w:rPr>
+        <w:t>Journal of Marketing</w:t>
+      </w:r>
+      <w:r>
+        <w:rPr>
+          <w:rFonts w:cs="Times New Roman"/>
+        </w:rPr>
+        <w:t xml:space="preserve"> 26(2): 59–62.</w:t>
       </w:r>
     </w:p>
     <w:p>
@@ -27127,21 +27758,20 @@
         <w:rPr>
           <w:rFonts w:cs="Times New Roman"/>
         </w:rPr>
-        <w:lastRenderedPageBreak/>
-        <w:t xml:space="preserve">42. Sultan, A. J., Joireman, J., and Sprott, D. E. (2012). Building consumers' impulsive buying model: The moderating role of self-control. </w:t>
-      </w:r>
-      <w:r>
-        <w:rPr>
-          <w:rFonts w:cs="Times New Roman"/>
-          <w:i/>
-        </w:rPr>
-        <w:t>Journal of Consumer Marketing</w:t>
-      </w:r>
-      <w:r>
-        <w:rPr>
-          <w:rFonts w:cs="Times New Roman"/>
-        </w:rPr>
-        <w:t>, 29(1):61–73.</w:t>
+        <w:t xml:space="preserve">Sugiyono. 2019. </w:t>
+      </w:r>
+      <w:r>
+        <w:rPr>
+          <w:rFonts w:cs="Times New Roman"/>
+          <w:i/>
+        </w:rPr>
+        <w:t>Metode Penelitian Kuantitatif, Kualitatif, dan R&amp;D</w:t>
+      </w:r>
+      <w:r>
+        <w:rPr>
+          <w:rFonts w:cs="Times New Roman"/>
+        </w:rPr>
+        <w:t>. Edisi 2. Bandung: Alfabeta.</w:t>
       </w:r>
     </w:p>
     <w:p>
@@ -27154,20 +27784,21 @@
         <w:rPr>
           <w:rFonts w:cs="Times New Roman"/>
         </w:rPr>
-        <w:t xml:space="preserve">43. Tan, D. A. and Adyantari, A. (2024). Ketidakpastian blind box dan perilaku pembelian impulsif: Peran nilai fungsional, emosional, dan sosial. </w:t>
-      </w:r>
-      <w:r>
-        <w:rPr>
-          <w:rFonts w:cs="Times New Roman"/>
-          <w:i/>
-        </w:rPr>
-        <w:t>Bisma: Jurnal Bisnis dan Manajemen</w:t>
-      </w:r>
-      <w:r>
-        <w:rPr>
-          <w:rFonts w:cs="Times New Roman"/>
-        </w:rPr>
-        <w:t>, 18(2):145–158.</w:t>
+        <w:lastRenderedPageBreak/>
+        <w:t xml:space="preserve">Sultan, A. J., Joireman, J., dan Sprott, D. E. 2012. “Building consumers' impulsive buying model: The moderating role of self-control”. </w:t>
+      </w:r>
+      <w:r>
+        <w:rPr>
+          <w:rFonts w:cs="Times New Roman"/>
+          <w:i/>
+        </w:rPr>
+        <w:t>Journal of Consumer Marketing</w:t>
+      </w:r>
+      <w:r>
+        <w:rPr>
+          <w:rFonts w:cs="Times New Roman"/>
+        </w:rPr>
+        <w:t xml:space="preserve"> 29(1): 61–73.</w:t>
       </w:r>
     </w:p>
     <w:p>
@@ -27180,20 +27811,20 @@
         <w:rPr>
           <w:rFonts w:cs="Times New Roman"/>
         </w:rPr>
-        <w:t xml:space="preserve">44. Tangney, J. P., Baumeister, R. F., and Boone, A. L. (2004). High self-control predicts good adjustment, less pathology, better grades, and interpersonal success. </w:t>
-      </w:r>
-      <w:r>
-        <w:rPr>
-          <w:rFonts w:cs="Times New Roman"/>
-          <w:i/>
-        </w:rPr>
-        <w:t>Journal of Personality</w:t>
-      </w:r>
-      <w:r>
-        <w:rPr>
-          <w:rFonts w:cs="Times New Roman"/>
-        </w:rPr>
-        <w:t>, 72(2):271–324.</w:t>
+        <w:t xml:space="preserve">Tan, D. A. dan Adyantari, A. 2024. “Ketidakpastian blind box dan perilaku pembelian impulsif: Peran nilai fungsional, emosional, dan sosial”. </w:t>
+      </w:r>
+      <w:r>
+        <w:rPr>
+          <w:rFonts w:cs="Times New Roman"/>
+          <w:i/>
+        </w:rPr>
+        <w:t>Bisma: Jurnal Bisnis dan Manajemen</w:t>
+      </w:r>
+      <w:r>
+        <w:rPr>
+          <w:rFonts w:cs="Times New Roman"/>
+        </w:rPr>
+        <w:t xml:space="preserve"> 20(2): 145–158.</w:t>
       </w:r>
     </w:p>
     <w:p>
@@ -27206,20 +27837,20 @@
         <w:rPr>
           <w:rFonts w:cs="Times New Roman"/>
         </w:rPr>
-        <w:t xml:space="preserve">45. Thaler, R. (1985). Mental accounting and consumer choice. </w:t>
-      </w:r>
-      <w:r>
-        <w:rPr>
-          <w:rFonts w:cs="Times New Roman"/>
-          <w:i/>
-        </w:rPr>
-        <w:t>Marketing Science</w:t>
-      </w:r>
-      <w:r>
-        <w:rPr>
-          <w:rFonts w:cs="Times New Roman"/>
-        </w:rPr>
-        <w:t>, 4(3):199–214.</w:t>
+        <w:t xml:space="preserve">Tangney, J. P., Baumeister, R. F., dan Boone, A. L. 2004. “High self-control predicts good adjustment, less pathology, better grades, and interpersonal success”. </w:t>
+      </w:r>
+      <w:r>
+        <w:rPr>
+          <w:rFonts w:cs="Times New Roman"/>
+          <w:i/>
+        </w:rPr>
+        <w:t>Journal of Personality</w:t>
+      </w:r>
+      <w:r>
+        <w:rPr>
+          <w:rFonts w:cs="Times New Roman"/>
+        </w:rPr>
+        <w:t xml:space="preserve"> 72(2): 271–324.</w:t>
       </w:r>
     </w:p>
     <w:p>
@@ -27232,20 +27863,20 @@
         <w:rPr>
           <w:rFonts w:cs="Times New Roman"/>
         </w:rPr>
-        <w:t xml:space="preserve">46. Thaler, R. H. and Shefrin, H. M. (1981). An economic theory of self-control. </w:t>
-      </w:r>
-      <w:r>
-        <w:rPr>
-          <w:rFonts w:cs="Times New Roman"/>
-          <w:i/>
-        </w:rPr>
-        <w:t>Journal of Political Economy</w:t>
-      </w:r>
-      <w:r>
-        <w:rPr>
-          <w:rFonts w:cs="Times New Roman"/>
-        </w:rPr>
-        <w:t>, 89(2):392–406.</w:t>
+        <w:t xml:space="preserve">Thaler, R. 1985. “Mental accounting and consumer choice”. </w:t>
+      </w:r>
+      <w:r>
+        <w:rPr>
+          <w:rFonts w:cs="Times New Roman"/>
+          <w:i/>
+        </w:rPr>
+        <w:t>Marketing Science</w:t>
+      </w:r>
+      <w:r>
+        <w:rPr>
+          <w:rFonts w:cs="Times New Roman"/>
+        </w:rPr>
+        <w:t xml:space="preserve"> 4(3): 199–214.</w:t>
       </w:r>
     </w:p>
     <w:p>
@@ -27258,20 +27889,20 @@
         <w:rPr>
           <w:rFonts w:cs="Times New Roman"/>
         </w:rPr>
-        <w:t xml:space="preserve">47. Tirtayasa, S., Lubis, A. P., and Khair, H. (2020). Keputusan pembelian: Pengaruh hedonic shopping motive dan store atmosphere dengan impulse buying sebagai pemediasi. </w:t>
-      </w:r>
-      <w:r>
-        <w:rPr>
-          <w:rFonts w:cs="Times New Roman"/>
-          <w:i/>
-        </w:rPr>
-        <w:t>Jurnal Inspirasi Bisnis dan Manajemen</w:t>
-      </w:r>
-      <w:r>
-        <w:rPr>
-          <w:rFonts w:cs="Times New Roman"/>
-        </w:rPr>
-        <w:t>, 4(1):35–48.</w:t>
+        <w:t xml:space="preserve">Thaler, R. H. dan Shefrin, H. M. 1981. “An economic theory of self-control”. </w:t>
+      </w:r>
+      <w:r>
+        <w:rPr>
+          <w:rFonts w:cs="Times New Roman"/>
+          <w:i/>
+        </w:rPr>
+        <w:t>Journal of Political Economy</w:t>
+      </w:r>
+      <w:r>
+        <w:rPr>
+          <w:rFonts w:cs="Times New Roman"/>
+        </w:rPr>
+        <w:t xml:space="preserve"> 89(2): 392–406.</w:t>
       </w:r>
     </w:p>
     <w:p>
@@ -27284,20 +27915,20 @@
         <w:rPr>
           <w:rFonts w:cs="Times New Roman"/>
         </w:rPr>
-        <w:t xml:space="preserve">48. Verplanken, B. and Herabadi, A. (2001). Individual differences in impulse buying tendency: Feeling and no thinking. </w:t>
-      </w:r>
-      <w:r>
-        <w:rPr>
-          <w:rFonts w:cs="Times New Roman"/>
-          <w:i/>
-        </w:rPr>
-        <w:t>European Journal of Personality</w:t>
-      </w:r>
-      <w:r>
-        <w:rPr>
-          <w:rFonts w:cs="Times New Roman"/>
-        </w:rPr>
-        <w:t>, 15(S1):S71–S83.</w:t>
+        <w:t xml:space="preserve">Tirtayasa, S., Lubis, A. P., dan Khair, H. 2020. “Keputusan pembelian: Pengaruh hedonic shopping motive dan store atmosphere dengan impulse buying sebagai pemediasi”. </w:t>
+      </w:r>
+      <w:r>
+        <w:rPr>
+          <w:rFonts w:cs="Times New Roman"/>
+          <w:i/>
+        </w:rPr>
+        <w:t>Jurnal Inspirasi Bisnis dan Manajemen</w:t>
+      </w:r>
+      <w:r>
+        <w:rPr>
+          <w:rFonts w:cs="Times New Roman"/>
+        </w:rPr>
+        <w:t xml:space="preserve"> 4(1): 35–48.</w:t>
       </w:r>
     </w:p>
     <w:p>
@@ -27310,20 +27941,20 @@
         <w:rPr>
           <w:rFonts w:cs="Times New Roman"/>
         </w:rPr>
-        <w:t xml:space="preserve">49. Vohs, K. D. and Faber, R. J. (2007). Spent resources: Self-regulatory resource depletion and impulsive buying. </w:t>
-      </w:r>
-      <w:r>
-        <w:rPr>
-          <w:rFonts w:cs="Times New Roman"/>
-          <w:i/>
-        </w:rPr>
-        <w:t>Journal of Consumer Research</w:t>
-      </w:r>
-      <w:r>
-        <w:rPr>
-          <w:rFonts w:cs="Times New Roman"/>
-        </w:rPr>
-        <w:t>, 33(4):537–547.</w:t>
+        <w:t xml:space="preserve">Verplanken, B. dan Herabadi, A. 2001. “Individual differences in impulse buying tendency: Feeling and no thinking”. </w:t>
+      </w:r>
+      <w:r>
+        <w:rPr>
+          <w:rFonts w:cs="Times New Roman"/>
+          <w:i/>
+        </w:rPr>
+        <w:t>European Journal of Personality</w:t>
+      </w:r>
+      <w:r>
+        <w:rPr>
+          <w:rFonts w:cs="Times New Roman"/>
+        </w:rPr>
+        <w:t xml:space="preserve"> 15(S1): S71–S83.</w:t>
       </w:r>
     </w:p>
     <w:p>
@@ -27336,20 +27967,20 @@
         <w:rPr>
           <w:rFonts w:cs="Times New Roman"/>
         </w:rPr>
-        <w:t xml:space="preserve">50. Zeigarnik, B. (1927). Ueber das Behalten von erledigten und unerledigten Handlungen. </w:t>
-      </w:r>
-      <w:r>
-        <w:rPr>
-          <w:rFonts w:cs="Times New Roman"/>
-          <w:i/>
-        </w:rPr>
-        <w:t>Psychologische Forschung</w:t>
-      </w:r>
-      <w:r>
-        <w:rPr>
-          <w:rFonts w:cs="Times New Roman"/>
-        </w:rPr>
-        <w:t>, 9:1–85.</w:t>
+        <w:t xml:space="preserve">Vohs, K. D. dan Faber, R. J. 2007. “Spent resources: Self-regulatory resource depletion and impulsive buying”. </w:t>
+      </w:r>
+      <w:r>
+        <w:rPr>
+          <w:rFonts w:cs="Times New Roman"/>
+          <w:i/>
+        </w:rPr>
+        <w:t>Journal of Consumer Research</w:t>
+      </w:r>
+      <w:r>
+        <w:rPr>
+          <w:rFonts w:cs="Times New Roman"/>
+        </w:rPr>
+        <w:t xml:space="preserve"> 33(4): 537–547.</w:t>
       </w:r>
     </w:p>
     <w:p>
@@ -27362,20 +27993,46 @@
         <w:rPr>
           <w:rFonts w:cs="Times New Roman"/>
         </w:rPr>
-        <w:t xml:space="preserve">51. Zheng, X., Men, J., Yang, F., and Gong, X. (2019). Understanding impulse buying in mobile commerce: An investigation in baidu. </w:t>
-      </w:r>
-      <w:r>
-        <w:rPr>
-          <w:rFonts w:cs="Times New Roman"/>
-          <w:i/>
-        </w:rPr>
-        <w:t>Information &amp; Management</w:t>
-      </w:r>
-      <w:r>
-        <w:rPr>
-          <w:rFonts w:cs="Times New Roman"/>
-        </w:rPr>
-        <w:t>, 56(8):103148.</w:t>
+        <w:t xml:space="preserve">Zeigarnik, B. 1927. “Das Behalten erledigter und unerledigten Handlungen”. </w:t>
+      </w:r>
+      <w:r>
+        <w:rPr>
+          <w:rFonts w:cs="Times New Roman"/>
+          <w:i/>
+        </w:rPr>
+        <w:t>Psychologische Forschung</w:t>
+      </w:r>
+      <w:r>
+        <w:rPr>
+          <w:rFonts w:cs="Times New Roman"/>
+        </w:rPr>
+        <w:t xml:space="preserve"> 9: 1–85.</w:t>
+      </w:r>
+    </w:p>
+    <w:p>
+      <w:pPr>
+        <w:spacing w:after="120"/>
+        <w:ind w:left="709" w:hanging="709"/>
+        <w:jc w:val="both"/>
+      </w:pPr>
+      <w:r>
+        <w:rPr>
+          <w:rFonts w:cs="Times New Roman"/>
+        </w:rPr>
+        <w:t xml:space="preserve">Zheng, X., Men, J., Yang, F., dan Gong, X. 2019. “Understanding impulse buying in mobile commerce: An investigation into hedonic and utilitarian browsing”. </w:t>
+      </w:r>
+      <w:r>
+        <w:rPr>
+          <w:rFonts w:cs="Times New Roman"/>
+          <w:i/>
+        </w:rPr>
+        <w:t>International Journal of Information Management</w:t>
+      </w:r>
+      <w:r>
+        <w:rPr>
+          <w:rFonts w:cs="Times New Roman"/>
+        </w:rPr>
+        <w:t xml:space="preserve"> 48: 151–160.</w:t>
       </w:r>
     </w:p>
     <w:sectPr>
@@ -27721,31 +28378,31 @@
       </w:rPr>
     </w:lvl>
   </w:abstractNum>
-  <w:num w:numId="1" w16cid:durableId="809708804">
+  <w:num w:numId="1" w16cid:durableId="343673922">
     <w:abstractNumId w:val="8"/>
   </w:num>
-  <w:num w:numId="2" w16cid:durableId="493884355">
+  <w:num w:numId="2" w16cid:durableId="908074826">
     <w:abstractNumId w:val="6"/>
   </w:num>
-  <w:num w:numId="3" w16cid:durableId="17775103">
+  <w:num w:numId="3" w16cid:durableId="201210101">
     <w:abstractNumId w:val="5"/>
   </w:num>
-  <w:num w:numId="4" w16cid:durableId="318189536">
+  <w:num w:numId="4" w16cid:durableId="2012247816">
     <w:abstractNumId w:val="4"/>
   </w:num>
-  <w:num w:numId="5" w16cid:durableId="1803159219">
+  <w:num w:numId="5" w16cid:durableId="2056193091">
     <w:abstractNumId w:val="7"/>
   </w:num>
-  <w:num w:numId="6" w16cid:durableId="1865630338">
+  <w:num w:numId="6" w16cid:durableId="613025978">
     <w:abstractNumId w:val="3"/>
   </w:num>
-  <w:num w:numId="7" w16cid:durableId="217520877">
+  <w:num w:numId="7" w16cid:durableId="185603521">
     <w:abstractNumId w:val="2"/>
   </w:num>
-  <w:num w:numId="8" w16cid:durableId="228733485">
+  <w:num w:numId="8" w16cid:durableId="1880970262">
     <w:abstractNumId w:val="1"/>
   </w:num>
-  <w:num w:numId="9" w16cid:durableId="686638245">
+  <w:num w:numId="9" w16cid:durableId="1589388462">
     <w:abstractNumId w:val="0"/>
   </w:num>
 </w:numbering>
@@ -39186,7 +39843,7 @@
     <w:autoRedefine/>
     <w:uiPriority w:val="39"/>
     <w:unhideWhenUsed/>
-    <w:rsid w:val="001820D0"/>
+    <w:rsid w:val="00B50D79"/>
     <w:pPr>
       <w:spacing w:after="40" w:line="240" w:lineRule="auto"/>
     </w:pPr>
@@ -39202,7 +39859,7 @@
     <w:autoRedefine/>
     <w:uiPriority w:val="39"/>
     <w:unhideWhenUsed/>
-    <w:rsid w:val="001820D0"/>
+    <w:rsid w:val="00B50D79"/>
     <w:pPr>
       <w:spacing w:after="40" w:line="240" w:lineRule="auto"/>
       <w:ind w:left="360"/>
@@ -39218,7 +39875,7 @@
     <w:autoRedefine/>
     <w:uiPriority w:val="39"/>
     <w:unhideWhenUsed/>
-    <w:rsid w:val="001820D0"/>
+    <w:rsid w:val="00B50D79"/>
     <w:pPr>
       <w:spacing w:after="40" w:line="240" w:lineRule="auto"/>
       <w:ind w:left="720"/>
@@ -39233,7 +39890,7 @@
     <w:basedOn w:val="DefaultParagraphFont"/>
     <w:uiPriority w:val="99"/>
     <w:unhideWhenUsed/>
-    <w:rsid w:val="001820D0"/>
+    <w:rsid w:val="00B50D79"/>
     <w:rPr>
       <w:color w:val="0000FF" w:themeColor="hyperlink"/>
       <w:u w:val="single"/>

--- a/01_Naskah_Utama/Proposal_Arthur_PokemonTCG.docx
+++ b/01_Naskah_Utama/Proposal_Arthur_PokemonTCG.docx
@@ -12,7 +12,7 @@
           <w:noProof/>
         </w:rPr>
         <w:drawing>
-          <wp:inline distT="0" distB="0" distL="0" distR="0" wp14:anchorId="4FEFA8B9" wp14:editId="3828B259">
+          <wp:inline distT="0" distB="0" distL="0" distR="0" wp14:anchorId="55E3038D" wp14:editId="010C28B2">
             <wp:extent cx="1152000" cy="1152000"/>
             <wp:effectExtent l="0" t="0" r="0" b="0"/>
             <wp:docPr id="1" name="Picture 1"/>
@@ -274,7 +274,7 @@
         <w:spacing w:after="360"/>
         <w:outlineLvl w:val="0"/>
       </w:pPr>
-      <w:bookmarkStart w:id="0" w:name="_Toc240456580"/>
+      <w:bookmarkStart w:id="0" w:name="_Toc240461106"/>
       <w:r>
         <w:rPr>
           <w:rFonts w:ascii="Times New Roman" w:hAnsi="Times New Roman"/>
@@ -784,7 +784,7 @@
         <w:spacing w:after="360"/>
         <w:outlineLvl w:val="0"/>
       </w:pPr>
-      <w:bookmarkStart w:id="1" w:name="_Toc240456581"/>
+      <w:bookmarkStart w:id="1" w:name="_Toc240461107"/>
       <w:r>
         <w:rPr>
           <w:rFonts w:ascii="Times New Roman" w:hAnsi="Times New Roman"/>
@@ -1225,7 +1225,7 @@
         <w:spacing w:after="360"/>
         <w:outlineLvl w:val="0"/>
       </w:pPr>
-      <w:bookmarkStart w:id="2" w:name="_Toc240456582"/>
+      <w:bookmarkStart w:id="2" w:name="_Toc240461108"/>
       <w:r>
         <w:rPr>
           <w:rFonts w:ascii="Times New Roman" w:hAnsi="Times New Roman"/>
@@ -1488,7 +1488,7 @@
         <w:spacing w:after="360"/>
         <w:outlineLvl w:val="0"/>
       </w:pPr>
-      <w:bookmarkStart w:id="3" w:name="_Toc240456583"/>
+      <w:bookmarkStart w:id="3" w:name="_Toc240461109"/>
       <w:r>
         <w:rPr>
           <w:rFonts w:ascii="Times New Roman" w:hAnsi="Times New Roman"/>
@@ -1781,7 +1781,7 @@
         <w:spacing w:after="360"/>
         <w:outlineLvl w:val="0"/>
       </w:pPr>
-      <w:bookmarkStart w:id="4" w:name="_Toc240456584"/>
+      <w:bookmarkStart w:id="4" w:name="_Toc240461110"/>
       <w:r>
         <w:rPr>
           <w:rFonts w:ascii="Times New Roman" w:hAnsi="Times New Roman"/>
@@ -1905,7 +1905,7 @@
         <w:spacing w:after="360"/>
         <w:outlineLvl w:val="0"/>
       </w:pPr>
-      <w:bookmarkStart w:id="5" w:name="_Toc240456585"/>
+      <w:bookmarkStart w:id="5" w:name="_Toc240461111"/>
       <w:r>
         <w:rPr>
           <w:rFonts w:ascii="Times New Roman" w:hAnsi="Times New Roman"/>
@@ -2067,7 +2067,7 @@
       <w:r>
         <w:fldChar w:fldCharType="separate"/>
       </w:r>
-      <w:hyperlink w:anchor="_Toc240456580" w:history="1">
+      <w:hyperlink w:anchor="_Toc240461106" w:history="1">
         <w:r>
           <w:rPr>
             <w:rStyle w:val="Hyperlink"/>
@@ -2094,7 +2094,7 @@
             <w:noProof/>
             <w:webHidden/>
           </w:rPr>
-          <w:instrText xml:space="preserve"> PAGEREF _Toc240456580 \h </w:instrText>
+          <w:instrText xml:space="preserve"> PAGEREF _Toc240461106 \h </w:instrText>
         </w:r>
         <w:r>
           <w:rPr>
@@ -2141,7 +2141,7 @@
           <w14:ligatures w14:val="standardContextual"/>
         </w:rPr>
       </w:pPr>
-      <w:hyperlink w:anchor="_Toc240456581" w:history="1">
+      <w:hyperlink w:anchor="_Toc240461107" w:history="1">
         <w:r>
           <w:rPr>
             <w:rStyle w:val="Hyperlink"/>
@@ -2168,7 +2168,7 @@
             <w:noProof/>
             <w:webHidden/>
           </w:rPr>
-          <w:instrText xml:space="preserve"> PAGEREF _Toc240456581 \h </w:instrText>
+          <w:instrText xml:space="preserve"> PAGEREF _Toc240461107 \h </w:instrText>
         </w:r>
         <w:r>
           <w:rPr>
@@ -2215,7 +2215,7 @@
           <w14:ligatures w14:val="standardContextual"/>
         </w:rPr>
       </w:pPr>
-      <w:hyperlink w:anchor="_Toc240456582" w:history="1">
+      <w:hyperlink w:anchor="_Toc240461108" w:history="1">
         <w:r>
           <w:rPr>
             <w:rStyle w:val="Hyperlink"/>
@@ -2242,7 +2242,7 @@
             <w:noProof/>
             <w:webHidden/>
           </w:rPr>
-          <w:instrText xml:space="preserve"> PAGEREF _Toc240456582 \h </w:instrText>
+          <w:instrText xml:space="preserve"> PAGEREF _Toc240461108 \h </w:instrText>
         </w:r>
         <w:r>
           <w:rPr>
@@ -2289,7 +2289,7 @@
           <w14:ligatures w14:val="standardContextual"/>
         </w:rPr>
       </w:pPr>
-      <w:hyperlink w:anchor="_Toc240456583" w:history="1">
+      <w:hyperlink w:anchor="_Toc240461109" w:history="1">
         <w:r>
           <w:rPr>
             <w:rStyle w:val="Hyperlink"/>
@@ -2316,7 +2316,7 @@
             <w:noProof/>
             <w:webHidden/>
           </w:rPr>
-          <w:instrText xml:space="preserve"> PAGEREF _Toc240456583 \h </w:instrText>
+          <w:instrText xml:space="preserve"> PAGEREF _Toc240461109 \h </w:instrText>
         </w:r>
         <w:r>
           <w:rPr>
@@ -2363,7 +2363,7 @@
           <w14:ligatures w14:val="standardContextual"/>
         </w:rPr>
       </w:pPr>
-      <w:hyperlink w:anchor="_Toc240456584" w:history="1">
+      <w:hyperlink w:anchor="_Toc240461110" w:history="1">
         <w:r>
           <w:rPr>
             <w:rStyle w:val="Hyperlink"/>
@@ -2390,7 +2390,7 @@
             <w:noProof/>
             <w:webHidden/>
           </w:rPr>
-          <w:instrText xml:space="preserve"> PAGEREF _Toc240456584 \h </w:instrText>
+          <w:instrText xml:space="preserve"> PAGEREF _Toc240461110 \h </w:instrText>
         </w:r>
         <w:r>
           <w:rPr>
@@ -2437,7 +2437,7 @@
           <w14:ligatures w14:val="standardContextual"/>
         </w:rPr>
       </w:pPr>
-      <w:hyperlink w:anchor="_Toc240456585" w:history="1">
+      <w:hyperlink w:anchor="_Toc240461111" w:history="1">
         <w:r>
           <w:rPr>
             <w:rStyle w:val="Hyperlink"/>
@@ -2464,7 +2464,7 @@
             <w:noProof/>
             <w:webHidden/>
           </w:rPr>
-          <w:instrText xml:space="preserve"> PAGEREF _Toc240456585 \h </w:instrText>
+          <w:instrText xml:space="preserve"> PAGEREF _Toc240461111 \h </w:instrText>
         </w:r>
         <w:r>
           <w:rPr>
@@ -2511,7 +2511,7 @@
           <w14:ligatures w14:val="standardContextual"/>
         </w:rPr>
       </w:pPr>
-      <w:hyperlink w:anchor="_Toc240456586" w:history="1">
+      <w:hyperlink w:anchor="_Toc240461112" w:history="1">
         <w:r>
           <w:rPr>
             <w:rStyle w:val="Hyperlink"/>
@@ -2538,7 +2538,7 @@
             <w:noProof/>
             <w:webHidden/>
           </w:rPr>
-          <w:instrText xml:space="preserve"> PAGEREF _Toc240456586 \h </w:instrText>
+          <w:instrText xml:space="preserve"> PAGEREF _Toc240461112 \h </w:instrText>
         </w:r>
         <w:r>
           <w:rPr>
@@ -2585,7 +2585,7 @@
           <w14:ligatures w14:val="standardContextual"/>
         </w:rPr>
       </w:pPr>
-      <w:hyperlink w:anchor="_Toc240456587" w:history="1">
+      <w:hyperlink w:anchor="_Toc240461113" w:history="1">
         <w:r>
           <w:rPr>
             <w:rStyle w:val="Hyperlink"/>
@@ -2612,7 +2612,7 @@
             <w:noProof/>
             <w:webHidden/>
           </w:rPr>
-          <w:instrText xml:space="preserve"> PAGEREF _Toc240456587 \h </w:instrText>
+          <w:instrText xml:space="preserve"> PAGEREF _Toc240461113 \h </w:instrText>
         </w:r>
         <w:r>
           <w:rPr>
@@ -2659,7 +2659,7 @@
           <w14:ligatures w14:val="standardContextual"/>
         </w:rPr>
       </w:pPr>
-      <w:hyperlink w:anchor="_Toc240456588" w:history="1">
+      <w:hyperlink w:anchor="_Toc240461114" w:history="1">
         <w:r>
           <w:rPr>
             <w:rStyle w:val="Hyperlink"/>
@@ -2686,7 +2686,7 @@
             <w:noProof/>
             <w:webHidden/>
           </w:rPr>
-          <w:instrText xml:space="preserve"> PAGEREF _Toc240456588 \h </w:instrText>
+          <w:instrText xml:space="preserve"> PAGEREF _Toc240461114 \h </w:instrText>
         </w:r>
         <w:r>
           <w:rPr>
@@ -2732,7 +2732,7 @@
           <w14:ligatures w14:val="standardContextual"/>
         </w:rPr>
       </w:pPr>
-      <w:hyperlink w:anchor="_Toc240456589" w:history="1">
+      <w:hyperlink w:anchor="_Toc240461115" w:history="1">
         <w:r>
           <w:rPr>
             <w:rStyle w:val="Hyperlink"/>
@@ -2759,7 +2759,7 @@
             <w:noProof/>
             <w:webHidden/>
           </w:rPr>
-          <w:instrText xml:space="preserve"> PAGEREF _Toc240456589 \h </w:instrText>
+          <w:instrText xml:space="preserve"> PAGEREF _Toc240461115 \h </w:instrText>
         </w:r>
         <w:r>
           <w:rPr>
@@ -2805,7 +2805,7 @@
           <w14:ligatures w14:val="standardContextual"/>
         </w:rPr>
       </w:pPr>
-      <w:hyperlink w:anchor="_Toc240456590" w:history="1">
+      <w:hyperlink w:anchor="_Toc240461116" w:history="1">
         <w:r>
           <w:rPr>
             <w:rStyle w:val="Hyperlink"/>
@@ -2832,7 +2832,7 @@
             <w:noProof/>
             <w:webHidden/>
           </w:rPr>
-          <w:instrText xml:space="preserve"> PAGEREF _Toc240456590 \h </w:instrText>
+          <w:instrText xml:space="preserve"> PAGEREF _Toc240461116 \h </w:instrText>
         </w:r>
         <w:r>
           <w:rPr>
@@ -2878,7 +2878,7 @@
           <w14:ligatures w14:val="standardContextual"/>
         </w:rPr>
       </w:pPr>
-      <w:hyperlink w:anchor="_Toc240456591" w:history="1">
+      <w:hyperlink w:anchor="_Toc240461117" w:history="1">
         <w:r>
           <w:rPr>
             <w:rStyle w:val="Hyperlink"/>
@@ -2905,7 +2905,7 @@
             <w:noProof/>
             <w:webHidden/>
           </w:rPr>
-          <w:instrText xml:space="preserve"> PAGEREF _Toc240456591 \h </w:instrText>
+          <w:instrText xml:space="preserve"> PAGEREF _Toc240461117 \h </w:instrText>
         </w:r>
         <w:r>
           <w:rPr>
@@ -2951,7 +2951,7 @@
           <w14:ligatures w14:val="standardContextual"/>
         </w:rPr>
       </w:pPr>
-      <w:hyperlink w:anchor="_Toc240456592" w:history="1">
+      <w:hyperlink w:anchor="_Toc240461118" w:history="1">
         <w:r>
           <w:rPr>
             <w:rStyle w:val="Hyperlink"/>
@@ -2978,7 +2978,7 @@
             <w:noProof/>
             <w:webHidden/>
           </w:rPr>
-          <w:instrText xml:space="preserve"> PAGEREF _Toc240456592 \h </w:instrText>
+          <w:instrText xml:space="preserve"> PAGEREF _Toc240461118 \h </w:instrText>
         </w:r>
         <w:r>
           <w:rPr>
@@ -3025,7 +3025,7 @@
           <w14:ligatures w14:val="standardContextual"/>
         </w:rPr>
       </w:pPr>
-      <w:hyperlink w:anchor="_Toc240456593" w:history="1">
+      <w:hyperlink w:anchor="_Toc240461119" w:history="1">
         <w:r>
           <w:rPr>
             <w:rStyle w:val="Hyperlink"/>
@@ -3052,7 +3052,7 @@
             <w:noProof/>
             <w:webHidden/>
           </w:rPr>
-          <w:instrText xml:space="preserve"> PAGEREF _Toc240456593 \h </w:instrText>
+          <w:instrText xml:space="preserve"> PAGEREF _Toc240461119 \h </w:instrText>
         </w:r>
         <w:r>
           <w:rPr>
@@ -3099,7 +3099,7 @@
           <w14:ligatures w14:val="standardContextual"/>
         </w:rPr>
       </w:pPr>
-      <w:hyperlink w:anchor="_Toc240456594" w:history="1">
+      <w:hyperlink w:anchor="_Toc240461120" w:history="1">
         <w:r>
           <w:rPr>
             <w:rStyle w:val="Hyperlink"/>
@@ -3126,7 +3126,7 @@
             <w:noProof/>
             <w:webHidden/>
           </w:rPr>
-          <w:instrText xml:space="preserve"> PAGEREF _Toc240456594 \h </w:instrText>
+          <w:instrText xml:space="preserve"> PAGEREF _Toc240461120 \h </w:instrText>
         </w:r>
         <w:r>
           <w:rPr>
@@ -3173,7 +3173,7 @@
           <w14:ligatures w14:val="standardContextual"/>
         </w:rPr>
       </w:pPr>
-      <w:hyperlink w:anchor="_Toc240456595" w:history="1">
+      <w:hyperlink w:anchor="_Toc240461121" w:history="1">
         <w:r>
           <w:rPr>
             <w:rStyle w:val="Hyperlink"/>
@@ -3200,7 +3200,7 @@
             <w:noProof/>
             <w:webHidden/>
           </w:rPr>
-          <w:instrText xml:space="preserve"> PAGEREF _Toc240456595 \h </w:instrText>
+          <w:instrText xml:space="preserve"> PAGEREF _Toc240461121 \h </w:instrText>
         </w:r>
         <w:r>
           <w:rPr>
@@ -3246,7 +3246,7 @@
           <w14:ligatures w14:val="standardContextual"/>
         </w:rPr>
       </w:pPr>
-      <w:hyperlink w:anchor="_Toc240456596" w:history="1">
+      <w:hyperlink w:anchor="_Toc240461122" w:history="1">
         <w:r>
           <w:rPr>
             <w:rStyle w:val="Hyperlink"/>
@@ -3273,7 +3273,7 @@
             <w:noProof/>
             <w:webHidden/>
           </w:rPr>
-          <w:instrText xml:space="preserve"> PAGEREF _Toc240456596 \h </w:instrText>
+          <w:instrText xml:space="preserve"> PAGEREF _Toc240461122 \h </w:instrText>
         </w:r>
         <w:r>
           <w:rPr>
@@ -3320,7 +3320,7 @@
           <w14:ligatures w14:val="standardContextual"/>
         </w:rPr>
       </w:pPr>
-      <w:hyperlink w:anchor="_Toc240456597" w:history="1">
+      <w:hyperlink w:anchor="_Toc240461123" w:history="1">
         <w:r>
           <w:rPr>
             <w:rStyle w:val="Hyperlink"/>
@@ -3362,7 +3362,7 @@
             <w:noProof/>
             <w:webHidden/>
           </w:rPr>
-          <w:instrText xml:space="preserve"> PAGEREF _Toc240456597 \h </w:instrText>
+          <w:instrText xml:space="preserve"> PAGEREF _Toc240461123 \h </w:instrText>
         </w:r>
         <w:r>
           <w:rPr>
@@ -3409,7 +3409,7 @@
           <w14:ligatures w14:val="standardContextual"/>
         </w:rPr>
       </w:pPr>
-      <w:hyperlink w:anchor="_Toc240456598" w:history="1">
+      <w:hyperlink w:anchor="_Toc240461124" w:history="1">
         <w:r>
           <w:rPr>
             <w:rStyle w:val="Hyperlink"/>
@@ -3451,7 +3451,7 @@
             <w:noProof/>
             <w:webHidden/>
           </w:rPr>
-          <w:instrText xml:space="preserve"> PAGEREF _Toc240456598 \h </w:instrText>
+          <w:instrText xml:space="preserve"> PAGEREF _Toc240461124 \h </w:instrText>
         </w:r>
         <w:r>
           <w:rPr>
@@ -3498,7 +3498,7 @@
           <w14:ligatures w14:val="standardContextual"/>
         </w:rPr>
       </w:pPr>
-      <w:hyperlink w:anchor="_Toc240456599" w:history="1">
+      <w:hyperlink w:anchor="_Toc240461125" w:history="1">
         <w:r>
           <w:rPr>
             <w:rStyle w:val="Hyperlink"/>
@@ -3533,7 +3533,7 @@
             <w:noProof/>
             <w:webHidden/>
           </w:rPr>
-          <w:instrText xml:space="preserve"> PAGEREF _Toc240456599 \h </w:instrText>
+          <w:instrText xml:space="preserve"> PAGEREF _Toc240461125 \h </w:instrText>
         </w:r>
         <w:r>
           <w:rPr>
@@ -3580,7 +3580,7 @@
           <w14:ligatures w14:val="standardContextual"/>
         </w:rPr>
       </w:pPr>
-      <w:hyperlink w:anchor="_Toc240456600" w:history="1">
+      <w:hyperlink w:anchor="_Toc240461126" w:history="1">
         <w:r>
           <w:rPr>
             <w:rStyle w:val="Hyperlink"/>
@@ -3622,7 +3622,7 @@
             <w:noProof/>
             <w:webHidden/>
           </w:rPr>
-          <w:instrText xml:space="preserve"> PAGEREF _Toc240456600 \h </w:instrText>
+          <w:instrText xml:space="preserve"> PAGEREF _Toc240461126 \h </w:instrText>
         </w:r>
         <w:r>
           <w:rPr>
@@ -3668,7 +3668,7 @@
           <w14:ligatures w14:val="standardContextual"/>
         </w:rPr>
       </w:pPr>
-      <w:hyperlink w:anchor="_Toc240456601" w:history="1">
+      <w:hyperlink w:anchor="_Toc240461127" w:history="1">
         <w:r>
           <w:rPr>
             <w:rStyle w:val="Hyperlink"/>
@@ -3695,7 +3695,7 @@
             <w:noProof/>
             <w:webHidden/>
           </w:rPr>
-          <w:instrText xml:space="preserve"> PAGEREF _Toc240456601 \h </w:instrText>
+          <w:instrText xml:space="preserve"> PAGEREF _Toc240461127 \h </w:instrText>
         </w:r>
         <w:r>
           <w:rPr>
@@ -3742,7 +3742,7 @@
           <w14:ligatures w14:val="standardContextual"/>
         </w:rPr>
       </w:pPr>
-      <w:hyperlink w:anchor="_Toc240456602" w:history="1">
+      <w:hyperlink w:anchor="_Toc240461128" w:history="1">
         <w:r>
           <w:rPr>
             <w:rStyle w:val="Hyperlink"/>
@@ -3799,7 +3799,7 @@
             <w:noProof/>
             <w:webHidden/>
           </w:rPr>
-          <w:instrText xml:space="preserve"> PAGEREF _Toc240456602 \h </w:instrText>
+          <w:instrText xml:space="preserve"> PAGEREF _Toc240461128 \h </w:instrText>
         </w:r>
         <w:r>
           <w:rPr>
@@ -3846,7 +3846,7 @@
           <w14:ligatures w14:val="standardContextual"/>
         </w:rPr>
       </w:pPr>
-      <w:hyperlink w:anchor="_Toc240456603" w:history="1">
+      <w:hyperlink w:anchor="_Toc240461129" w:history="1">
         <w:r>
           <w:rPr>
             <w:rStyle w:val="Hyperlink"/>
@@ -3903,7 +3903,7 @@
             <w:noProof/>
             <w:webHidden/>
           </w:rPr>
-          <w:instrText xml:space="preserve"> PAGEREF _Toc240456603 \h </w:instrText>
+          <w:instrText xml:space="preserve"> PAGEREF _Toc240461129 \h </w:instrText>
         </w:r>
         <w:r>
           <w:rPr>
@@ -3950,7 +3950,7 @@
           <w14:ligatures w14:val="standardContextual"/>
         </w:rPr>
       </w:pPr>
-      <w:hyperlink w:anchor="_Toc240456604" w:history="1">
+      <w:hyperlink w:anchor="_Toc240461130" w:history="1">
         <w:r>
           <w:rPr>
             <w:rStyle w:val="Hyperlink"/>
@@ -4007,7 +4007,7 @@
             <w:noProof/>
             <w:webHidden/>
           </w:rPr>
-          <w:instrText xml:space="preserve"> PAGEREF _Toc240456604 \h </w:instrText>
+          <w:instrText xml:space="preserve"> PAGEREF _Toc240461130 \h </w:instrText>
         </w:r>
         <w:r>
           <w:rPr>
@@ -4054,7 +4054,7 @@
           <w14:ligatures w14:val="standardContextual"/>
         </w:rPr>
       </w:pPr>
-      <w:hyperlink w:anchor="_Toc240456605" w:history="1">
+      <w:hyperlink w:anchor="_Toc240461131" w:history="1">
         <w:r>
           <w:rPr>
             <w:rStyle w:val="Hyperlink"/>
@@ -4111,7 +4111,7 @@
             <w:noProof/>
             <w:webHidden/>
           </w:rPr>
-          <w:instrText xml:space="preserve"> PAGEREF _Toc240456605 \h </w:instrText>
+          <w:instrText xml:space="preserve"> PAGEREF _Toc240461131 \h </w:instrText>
         </w:r>
         <w:r>
           <w:rPr>
@@ -4158,7 +4158,7 @@
           <w14:ligatures w14:val="standardContextual"/>
         </w:rPr>
       </w:pPr>
-      <w:hyperlink w:anchor="_Toc240456606" w:history="1">
+      <w:hyperlink w:anchor="_Toc240461132" w:history="1">
         <w:r>
           <w:rPr>
             <w:rStyle w:val="Hyperlink"/>
@@ -4215,7 +4215,7 @@
             <w:noProof/>
             <w:webHidden/>
           </w:rPr>
-          <w:instrText xml:space="preserve"> PAGEREF _Toc240456606 \h </w:instrText>
+          <w:instrText xml:space="preserve"> PAGEREF _Toc240461132 \h </w:instrText>
         </w:r>
         <w:r>
           <w:rPr>
@@ -4261,7 +4261,7 @@
           <w14:ligatures w14:val="standardContextual"/>
         </w:rPr>
       </w:pPr>
-      <w:hyperlink w:anchor="_Toc240456607" w:history="1">
+      <w:hyperlink w:anchor="_Toc240461133" w:history="1">
         <w:r>
           <w:rPr>
             <w:rStyle w:val="Hyperlink"/>
@@ -4288,7 +4288,7 @@
             <w:noProof/>
             <w:webHidden/>
           </w:rPr>
-          <w:instrText xml:space="preserve"> PAGEREF _Toc240456607 \h </w:instrText>
+          <w:instrText xml:space="preserve"> PAGEREF _Toc240461133 \h </w:instrText>
         </w:r>
         <w:r>
           <w:rPr>
@@ -4334,7 +4334,7 @@
           <w14:ligatures w14:val="standardContextual"/>
         </w:rPr>
       </w:pPr>
-      <w:hyperlink w:anchor="_Toc240456608" w:history="1">
+      <w:hyperlink w:anchor="_Toc240461134" w:history="1">
         <w:r>
           <w:rPr>
             <w:rStyle w:val="Hyperlink"/>
@@ -4361,7 +4361,7 @@
             <w:noProof/>
             <w:webHidden/>
           </w:rPr>
-          <w:instrText xml:space="preserve"> PAGEREF _Toc240456608 \h </w:instrText>
+          <w:instrText xml:space="preserve"> PAGEREF _Toc240461134 \h </w:instrText>
         </w:r>
         <w:r>
           <w:rPr>
@@ -4408,7 +4408,7 @@
           <w14:ligatures w14:val="standardContextual"/>
         </w:rPr>
       </w:pPr>
-      <w:hyperlink w:anchor="_Toc240456609" w:history="1">
+      <w:hyperlink w:anchor="_Toc240461135" w:history="1">
         <w:r>
           <w:rPr>
             <w:rStyle w:val="Hyperlink"/>
@@ -4458,7 +4458,7 @@
             <w:noProof/>
             <w:webHidden/>
           </w:rPr>
-          <w:instrText xml:space="preserve"> PAGEREF _Toc240456609 \h </w:instrText>
+          <w:instrText xml:space="preserve"> PAGEREF _Toc240461135 \h </w:instrText>
         </w:r>
         <w:r>
           <w:rPr>
@@ -4505,7 +4505,7 @@
           <w14:ligatures w14:val="standardContextual"/>
         </w:rPr>
       </w:pPr>
-      <w:hyperlink w:anchor="_Toc240456610" w:history="1">
+      <w:hyperlink w:anchor="_Toc240461136" w:history="1">
         <w:r>
           <w:rPr>
             <w:rStyle w:val="Hyperlink"/>
@@ -4555,7 +4555,7 @@
             <w:noProof/>
             <w:webHidden/>
           </w:rPr>
-          <w:instrText xml:space="preserve"> PAGEREF _Toc240456610 \h </w:instrText>
+          <w:instrText xml:space="preserve"> PAGEREF _Toc240461136 \h </w:instrText>
         </w:r>
         <w:r>
           <w:rPr>
@@ -4602,7 +4602,7 @@
           <w14:ligatures w14:val="standardContextual"/>
         </w:rPr>
       </w:pPr>
-      <w:hyperlink w:anchor="_Toc240456611" w:history="1">
+      <w:hyperlink w:anchor="_Toc240461137" w:history="1">
         <w:r>
           <w:rPr>
             <w:rStyle w:val="Hyperlink"/>
@@ -4652,7 +4652,7 @@
             <w:noProof/>
             <w:webHidden/>
           </w:rPr>
-          <w:instrText xml:space="preserve"> PAGEREF _Toc240456611 \h </w:instrText>
+          <w:instrText xml:space="preserve"> PAGEREF _Toc240461137 \h </w:instrText>
         </w:r>
         <w:r>
           <w:rPr>
@@ -4699,7 +4699,7 @@
           <w14:ligatures w14:val="standardContextual"/>
         </w:rPr>
       </w:pPr>
-      <w:hyperlink w:anchor="_Toc240456612" w:history="1">
+      <w:hyperlink w:anchor="_Toc240461138" w:history="1">
         <w:r>
           <w:rPr>
             <w:rStyle w:val="Hyperlink"/>
@@ -4764,7 +4764,7 @@
             <w:noProof/>
             <w:webHidden/>
           </w:rPr>
-          <w:instrText xml:space="preserve"> PAGEREF _Toc240456612 \h </w:instrText>
+          <w:instrText xml:space="preserve"> PAGEREF _Toc240461138 \h </w:instrText>
         </w:r>
         <w:r>
           <w:rPr>
@@ -4811,7 +4811,7 @@
           <w14:ligatures w14:val="standardContextual"/>
         </w:rPr>
       </w:pPr>
-      <w:hyperlink w:anchor="_Toc240456613" w:history="1">
+      <w:hyperlink w:anchor="_Toc240461139" w:history="1">
         <w:r>
           <w:rPr>
             <w:rStyle w:val="Hyperlink"/>
@@ -4876,7 +4876,7 @@
             <w:noProof/>
             <w:webHidden/>
           </w:rPr>
-          <w:instrText xml:space="preserve"> PAGEREF _Toc240456613 \h </w:instrText>
+          <w:instrText xml:space="preserve"> PAGEREF _Toc240461139 \h </w:instrText>
         </w:r>
         <w:r>
           <w:rPr>
@@ -4923,7 +4923,7 @@
           <w14:ligatures w14:val="standardContextual"/>
         </w:rPr>
       </w:pPr>
-      <w:hyperlink w:anchor="_Toc240456614" w:history="1">
+      <w:hyperlink w:anchor="_Toc240461140" w:history="1">
         <w:r>
           <w:rPr>
             <w:rStyle w:val="Hyperlink"/>
@@ -4988,7 +4988,7 @@
             <w:noProof/>
             <w:webHidden/>
           </w:rPr>
-          <w:instrText xml:space="preserve"> PAGEREF _Toc240456614 \h </w:instrText>
+          <w:instrText xml:space="preserve"> PAGEREF _Toc240461140 \h </w:instrText>
         </w:r>
         <w:r>
           <w:rPr>
@@ -5034,7 +5034,7 @@
           <w14:ligatures w14:val="standardContextual"/>
         </w:rPr>
       </w:pPr>
-      <w:hyperlink w:anchor="_Toc240456615" w:history="1">
+      <w:hyperlink w:anchor="_Toc240461141" w:history="1">
         <w:r>
           <w:rPr>
             <w:rStyle w:val="Hyperlink"/>
@@ -5061,7 +5061,7 @@
             <w:noProof/>
             <w:webHidden/>
           </w:rPr>
-          <w:instrText xml:space="preserve"> PAGEREF _Toc240456615 \h </w:instrText>
+          <w:instrText xml:space="preserve"> PAGEREF _Toc240461141 \h </w:instrText>
         </w:r>
         <w:r>
           <w:rPr>
@@ -5108,7 +5108,7 @@
           <w14:ligatures w14:val="standardContextual"/>
         </w:rPr>
       </w:pPr>
-      <w:hyperlink w:anchor="_Toc240456616" w:history="1">
+      <w:hyperlink w:anchor="_Toc240461142" w:history="1">
         <w:r>
           <w:rPr>
             <w:rStyle w:val="Hyperlink"/>
@@ -5135,7 +5135,7 @@
             <w:noProof/>
             <w:webHidden/>
           </w:rPr>
-          <w:instrText xml:space="preserve"> PAGEREF _Toc240456616 \h </w:instrText>
+          <w:instrText xml:space="preserve"> PAGEREF _Toc240461142 \h </w:instrText>
         </w:r>
         <w:r>
           <w:rPr>
@@ -5181,7 +5181,7 @@
           <w14:ligatures w14:val="standardContextual"/>
         </w:rPr>
       </w:pPr>
-      <w:hyperlink w:anchor="_Toc240456617" w:history="1">
+      <w:hyperlink w:anchor="_Toc240461143" w:history="1">
         <w:r>
           <w:rPr>
             <w:rStyle w:val="Hyperlink"/>
@@ -5208,7 +5208,7 @@
             <w:noProof/>
             <w:webHidden/>
           </w:rPr>
-          <w:instrText xml:space="preserve"> PAGEREF _Toc240456617 \h </w:instrText>
+          <w:instrText xml:space="preserve"> PAGEREF _Toc240461143 \h </w:instrText>
         </w:r>
         <w:r>
           <w:rPr>
@@ -5255,7 +5255,7 @@
           <w14:ligatures w14:val="standardContextual"/>
         </w:rPr>
       </w:pPr>
-      <w:hyperlink w:anchor="_Toc240456618" w:history="1">
+      <w:hyperlink w:anchor="_Toc240461144" w:history="1">
         <w:r>
           <w:rPr>
             <w:rStyle w:val="Hyperlink"/>
@@ -5282,7 +5282,7 @@
             <w:noProof/>
             <w:webHidden/>
           </w:rPr>
-          <w:instrText xml:space="preserve"> PAGEREF _Toc240456618 \h </w:instrText>
+          <w:instrText xml:space="preserve"> PAGEREF _Toc240461144 \h </w:instrText>
         </w:r>
         <w:r>
           <w:rPr>
@@ -5328,7 +5328,7 @@
           <w14:ligatures w14:val="standardContextual"/>
         </w:rPr>
       </w:pPr>
-      <w:hyperlink w:anchor="_Toc240456619" w:history="1">
+      <w:hyperlink w:anchor="_Toc240461145" w:history="1">
         <w:r>
           <w:rPr>
             <w:rStyle w:val="Hyperlink"/>
@@ -5355,7 +5355,7 @@
             <w:noProof/>
             <w:webHidden/>
           </w:rPr>
-          <w:instrText xml:space="preserve"> PAGEREF _Toc240456619 \h </w:instrText>
+          <w:instrText xml:space="preserve"> PAGEREF _Toc240461145 \h </w:instrText>
         </w:r>
         <w:r>
           <w:rPr>
@@ -5402,7 +5402,7 @@
           <w14:ligatures w14:val="standardContextual"/>
         </w:rPr>
       </w:pPr>
-      <w:hyperlink w:anchor="_Toc240456620" w:history="1">
+      <w:hyperlink w:anchor="_Toc240461146" w:history="1">
         <w:r>
           <w:rPr>
             <w:rStyle w:val="Hyperlink"/>
@@ -5429,7 +5429,7 @@
             <w:noProof/>
             <w:webHidden/>
           </w:rPr>
-          <w:instrText xml:space="preserve"> PAGEREF _Toc240456620 \h </w:instrText>
+          <w:instrText xml:space="preserve"> PAGEREF _Toc240461146 \h </w:instrText>
         </w:r>
         <w:r>
           <w:rPr>
@@ -5476,7 +5476,7 @@
           <w14:ligatures w14:val="standardContextual"/>
         </w:rPr>
       </w:pPr>
-      <w:hyperlink w:anchor="_Toc240456621" w:history="1">
+      <w:hyperlink w:anchor="_Toc240461147" w:history="1">
         <w:r>
           <w:rPr>
             <w:rStyle w:val="Hyperlink"/>
@@ -5503,7 +5503,7 @@
             <w:noProof/>
             <w:webHidden/>
           </w:rPr>
-          <w:instrText xml:space="preserve"> PAGEREF _Toc240456621 \h </w:instrText>
+          <w:instrText xml:space="preserve"> PAGEREF _Toc240461147 \h </w:instrText>
         </w:r>
         <w:r>
           <w:rPr>
@@ -5550,7 +5550,7 @@
           <w14:ligatures w14:val="standardContextual"/>
         </w:rPr>
       </w:pPr>
-      <w:hyperlink w:anchor="_Toc240456622" w:history="1">
+      <w:hyperlink w:anchor="_Toc240461148" w:history="1">
         <w:r>
           <w:rPr>
             <w:rStyle w:val="Hyperlink"/>
@@ -5577,7 +5577,7 @@
             <w:noProof/>
             <w:webHidden/>
           </w:rPr>
-          <w:instrText xml:space="preserve"> PAGEREF _Toc240456622 \h </w:instrText>
+          <w:instrText xml:space="preserve"> PAGEREF _Toc240461148 \h </w:instrText>
         </w:r>
         <w:r>
           <w:rPr>
@@ -5624,7 +5624,7 @@
           <w14:ligatures w14:val="standardContextual"/>
         </w:rPr>
       </w:pPr>
-      <w:hyperlink w:anchor="_Toc240456623" w:history="1">
+      <w:hyperlink w:anchor="_Toc240461149" w:history="1">
         <w:r>
           <w:rPr>
             <w:rStyle w:val="Hyperlink"/>
@@ -5651,7 +5651,7 @@
             <w:noProof/>
             <w:webHidden/>
           </w:rPr>
-          <w:instrText xml:space="preserve"> PAGEREF _Toc240456623 \h </w:instrText>
+          <w:instrText xml:space="preserve"> PAGEREF _Toc240461149 \h </w:instrText>
         </w:r>
         <w:r>
           <w:rPr>
@@ -5697,7 +5697,7 @@
           <w14:ligatures w14:val="standardContextual"/>
         </w:rPr>
       </w:pPr>
-      <w:hyperlink w:anchor="_Toc240456624" w:history="1">
+      <w:hyperlink w:anchor="_Toc240461150" w:history="1">
         <w:r>
           <w:rPr>
             <w:rStyle w:val="Hyperlink"/>
@@ -5724,7 +5724,7 @@
             <w:noProof/>
             <w:webHidden/>
           </w:rPr>
-          <w:instrText xml:space="preserve"> PAGEREF _Toc240456624 \h </w:instrText>
+          <w:instrText xml:space="preserve"> PAGEREF _Toc240461150 \h </w:instrText>
         </w:r>
         <w:r>
           <w:rPr>
@@ -5770,7 +5770,7 @@
           <w14:ligatures w14:val="standardContextual"/>
         </w:rPr>
       </w:pPr>
-      <w:hyperlink w:anchor="_Toc240456625" w:history="1">
+      <w:hyperlink w:anchor="_Toc240461151" w:history="1">
         <w:r>
           <w:rPr>
             <w:rStyle w:val="Hyperlink"/>
@@ -5797,7 +5797,7 @@
             <w:noProof/>
             <w:webHidden/>
           </w:rPr>
-          <w:instrText xml:space="preserve"> PAGEREF _Toc240456625 \h </w:instrText>
+          <w:instrText xml:space="preserve"> PAGEREF _Toc240461151 \h </w:instrText>
         </w:r>
         <w:r>
           <w:rPr>
@@ -5843,7 +5843,7 @@
           <w14:ligatures w14:val="standardContextual"/>
         </w:rPr>
       </w:pPr>
-      <w:hyperlink w:anchor="_Toc240456626" w:history="1">
+      <w:hyperlink w:anchor="_Toc240461152" w:history="1">
         <w:r>
           <w:rPr>
             <w:rStyle w:val="Hyperlink"/>
@@ -5870,7 +5870,7 @@
             <w:noProof/>
             <w:webHidden/>
           </w:rPr>
-          <w:instrText xml:space="preserve"> PAGEREF _Toc240456626 \h </w:instrText>
+          <w:instrText xml:space="preserve"> PAGEREF _Toc240461152 \h </w:instrText>
         </w:r>
         <w:r>
           <w:rPr>
@@ -5917,7 +5917,7 @@
           <w14:ligatures w14:val="standardContextual"/>
         </w:rPr>
       </w:pPr>
-      <w:hyperlink w:anchor="_Toc240456627" w:history="1">
+      <w:hyperlink w:anchor="_Toc240461153" w:history="1">
         <w:r>
           <w:rPr>
             <w:rStyle w:val="Hyperlink"/>
@@ -5944,7 +5944,7 @@
             <w:noProof/>
             <w:webHidden/>
           </w:rPr>
-          <w:instrText xml:space="preserve"> PAGEREF _Toc240456627 \h </w:instrText>
+          <w:instrText xml:space="preserve"> PAGEREF _Toc240461153 \h </w:instrText>
         </w:r>
         <w:r>
           <w:rPr>
@@ -5991,7 +5991,7 @@
           <w14:ligatures w14:val="standardContextual"/>
         </w:rPr>
       </w:pPr>
-      <w:hyperlink w:anchor="_Toc240456628" w:history="1">
+      <w:hyperlink w:anchor="_Toc240461154" w:history="1">
         <w:r>
           <w:rPr>
             <w:rStyle w:val="Hyperlink"/>
@@ -6018,7 +6018,7 @@
             <w:noProof/>
             <w:webHidden/>
           </w:rPr>
-          <w:instrText xml:space="preserve"> PAGEREF _Toc240456628 \h </w:instrText>
+          <w:instrText xml:space="preserve"> PAGEREF _Toc240461154 \h </w:instrText>
         </w:r>
         <w:r>
           <w:rPr>
@@ -6065,7 +6065,7 @@
           <w14:ligatures w14:val="standardContextual"/>
         </w:rPr>
       </w:pPr>
-      <w:hyperlink w:anchor="_Toc240456629" w:history="1">
+      <w:hyperlink w:anchor="_Toc240461155" w:history="1">
         <w:r>
           <w:rPr>
             <w:rStyle w:val="Hyperlink"/>
@@ -6092,7 +6092,7 @@
             <w:noProof/>
             <w:webHidden/>
           </w:rPr>
-          <w:instrText xml:space="preserve"> PAGEREF _Toc240456629 \h </w:instrText>
+          <w:instrText xml:space="preserve"> PAGEREF _Toc240461155 \h </w:instrText>
         </w:r>
         <w:r>
           <w:rPr>
@@ -6139,7 +6139,7 @@
           <w14:ligatures w14:val="standardContextual"/>
         </w:rPr>
       </w:pPr>
-      <w:hyperlink w:anchor="_Toc240456630" w:history="1">
+      <w:hyperlink w:anchor="_Toc240461156" w:history="1">
         <w:r>
           <w:rPr>
             <w:rStyle w:val="Hyperlink"/>
@@ -6166,7 +6166,7 @@
             <w:noProof/>
             <w:webHidden/>
           </w:rPr>
-          <w:instrText xml:space="preserve"> PAGEREF _Toc240456630 \h </w:instrText>
+          <w:instrText xml:space="preserve"> PAGEREF _Toc240461156 \h </w:instrText>
         </w:r>
         <w:r>
           <w:rPr>
@@ -6213,7 +6213,7 @@
           <w14:ligatures w14:val="standardContextual"/>
         </w:rPr>
       </w:pPr>
-      <w:hyperlink w:anchor="_Toc240456631" w:history="1">
+      <w:hyperlink w:anchor="_Toc240461157" w:history="1">
         <w:r>
           <w:rPr>
             <w:rStyle w:val="Hyperlink"/>
@@ -6255,7 +6255,7 @@
             <w:noProof/>
             <w:webHidden/>
           </w:rPr>
-          <w:instrText xml:space="preserve"> PAGEREF _Toc240456631 \h </w:instrText>
+          <w:instrText xml:space="preserve"> PAGEREF _Toc240461157 \h </w:instrText>
         </w:r>
         <w:r>
           <w:rPr>
@@ -6302,7 +6302,7 @@
           <w14:ligatures w14:val="standardContextual"/>
         </w:rPr>
       </w:pPr>
-      <w:hyperlink w:anchor="_Toc240456632" w:history="1">
+      <w:hyperlink w:anchor="_Toc240461158" w:history="1">
         <w:r>
           <w:rPr>
             <w:rStyle w:val="Hyperlink"/>
@@ -6344,7 +6344,7 @@
             <w:noProof/>
             <w:webHidden/>
           </w:rPr>
-          <w:instrText xml:space="preserve"> PAGEREF _Toc240456632 \h </w:instrText>
+          <w:instrText xml:space="preserve"> PAGEREF _Toc240461158 \h </w:instrText>
         </w:r>
         <w:r>
           <w:rPr>
@@ -6390,7 +6390,7 @@
           <w14:ligatures w14:val="standardContextual"/>
         </w:rPr>
       </w:pPr>
-      <w:hyperlink w:anchor="_Toc240456633" w:history="1">
+      <w:hyperlink w:anchor="_Toc240461159" w:history="1">
         <w:r>
           <w:rPr>
             <w:rStyle w:val="Hyperlink"/>
@@ -6417,7 +6417,7 @@
             <w:noProof/>
             <w:webHidden/>
           </w:rPr>
-          <w:instrText xml:space="preserve"> PAGEREF _Toc240456633 \h </w:instrText>
+          <w:instrText xml:space="preserve"> PAGEREF _Toc240461159 \h </w:instrText>
         </w:r>
         <w:r>
           <w:rPr>
@@ -6463,7 +6463,7 @@
           <w14:ligatures w14:val="standardContextual"/>
         </w:rPr>
       </w:pPr>
-      <w:hyperlink w:anchor="_Toc240456634" w:history="1">
+      <w:hyperlink w:anchor="_Toc240461160" w:history="1">
         <w:r>
           <w:rPr>
             <w:rStyle w:val="Hyperlink"/>
@@ -6490,7 +6490,7 @@
             <w:noProof/>
             <w:webHidden/>
           </w:rPr>
-          <w:instrText xml:space="preserve"> PAGEREF _Toc240456634 \h </w:instrText>
+          <w:instrText xml:space="preserve"> PAGEREF _Toc240461160 \h </w:instrText>
         </w:r>
         <w:r>
           <w:rPr>
@@ -6537,7 +6537,7 @@
           <w14:ligatures w14:val="standardContextual"/>
         </w:rPr>
       </w:pPr>
-      <w:hyperlink w:anchor="_Toc240456635" w:history="1">
+      <w:hyperlink w:anchor="_Toc240461161" w:history="1">
         <w:r>
           <w:rPr>
             <w:rStyle w:val="Hyperlink"/>
@@ -6564,7 +6564,7 @@
             <w:noProof/>
             <w:webHidden/>
           </w:rPr>
-          <w:instrText xml:space="preserve"> PAGEREF _Toc240456635 \h </w:instrText>
+          <w:instrText xml:space="preserve"> PAGEREF _Toc240461161 \h </w:instrText>
         </w:r>
         <w:r>
           <w:rPr>
@@ -6610,7 +6610,7 @@
         </w:rPr>
         <w:fldChar w:fldCharType="end"/>
       </w:r>
-      <w:bookmarkStart w:id="6" w:name="_Toc240456586"/>
+      <w:bookmarkStart w:id="6" w:name="_Toc240461112"/>
       <w:r>
         <w:rPr>
           <w:rFonts w:ascii="Times New Roman" w:hAnsi="Times New Roman"/>
@@ -6757,7 +6757,7 @@
         <w:spacing w:after="360"/>
         <w:outlineLvl w:val="0"/>
       </w:pPr>
-      <w:bookmarkStart w:id="7" w:name="_Toc240456587"/>
+      <w:bookmarkStart w:id="7" w:name="_Toc240461113"/>
       <w:r>
         <w:rPr>
           <w:rFonts w:ascii="Times New Roman" w:hAnsi="Times New Roman"/>
@@ -6944,7 +6944,7 @@
         <w:pStyle w:val="Heading1"/>
         <w:outlineLvl w:val="0"/>
       </w:pPr>
-      <w:bookmarkStart w:id="8" w:name="_Toc240456588"/>
+      <w:bookmarkStart w:id="8" w:name="_Toc240461114"/>
       <w:r>
         <w:rPr>
           <w:rFonts w:ascii="Times New Roman" w:hAnsi="Times New Roman"/>
@@ -6962,7 +6962,7 @@
         <w:pStyle w:val="Heading2"/>
         <w:outlineLvl w:val="1"/>
       </w:pPr>
-      <w:bookmarkStart w:id="9" w:name="_Toc240456589"/>
+      <w:bookmarkStart w:id="9" w:name="_Toc240461115"/>
       <w:r>
         <w:rPr>
           <w:rFonts w:ascii="Times New Roman" w:hAnsi="Times New Roman"/>
@@ -7354,7 +7354,7 @@
         </w:rPr>
         <w:lastRenderedPageBreak/>
         <w:drawing>
-          <wp:inline distT="0" distB="0" distL="0" distR="0" wp14:anchorId="0C4EE4D0" wp14:editId="49ACC94B">
+          <wp:inline distT="0" distB="0" distL="0" distR="0" wp14:anchorId="4A81DA6D" wp14:editId="72A5766A">
             <wp:extent cx="4860000" cy="2709609"/>
             <wp:effectExtent l="0" t="0" r="0" b="0"/>
             <wp:docPr id="2" name="Picture 2"/>
@@ -7506,7 +7506,7 @@
         </w:rPr>
         <w:lastRenderedPageBreak/>
         <w:drawing>
-          <wp:inline distT="0" distB="0" distL="0" distR="0" wp14:anchorId="04B311E6" wp14:editId="64C25B40">
+          <wp:inline distT="0" distB="0" distL="0" distR="0" wp14:anchorId="50BCBE9D" wp14:editId="73E95B7B">
             <wp:extent cx="4860000" cy="2719286"/>
             <wp:effectExtent l="0" t="0" r="0" b="0"/>
             <wp:docPr id="3" name="Picture 3"/>
@@ -8001,8 +8001,8 @@
           <w:noProof/>
         </w:rPr>
         <w:drawing>
-          <wp:inline distT="0" distB="0" distL="0" distR="0" wp14:anchorId="0F339705" wp14:editId="49355C74">
-            <wp:extent cx="4860000" cy="2719286"/>
+          <wp:inline distT="0" distB="0" distL="0" distR="0" wp14:anchorId="5A6784B4" wp14:editId="505AD384">
+            <wp:extent cx="4860000" cy="2818800"/>
             <wp:effectExtent l="0" t="0" r="0" b="0"/>
             <wp:docPr id="4" name="Picture 4"/>
             <wp:cNvGraphicFramePr>
@@ -8024,7 +8024,7 @@
                   <pic:spPr>
                     <a:xfrm>
                       <a:off x="0" y="0"/>
-                      <a:ext cx="4860000" cy="2719286"/>
+                      <a:ext cx="4860000" cy="2818800"/>
                     </a:xfrm>
                     <a:prstGeom prst="rect">
                       <a:avLst/>
@@ -8217,14 +8217,14 @@
         <w:rPr>
           <w:rFonts w:cs="Times New Roman"/>
         </w:rPr>
-        <w:t xml:space="preserve">) tersebut mendorong antusiasme transaksi yang berlebihan. Setiap kali ekspansi seri baru diluncurkan (seperti Seri 151, Kilau </w:t>
+        <w:t xml:space="preserve">) tersebut mendorong antusiasme transaksi yang </w:t>
       </w:r>
       <w:r>
         <w:rPr>
           <w:rFonts w:cs="Times New Roman"/>
         </w:rPr>
         <w:lastRenderedPageBreak/>
-        <w:t xml:space="preserve">Hitam, atau Terastal), gerai ritel modern kerap diserbu antrean pembeli dan produk ludes terjual dalam hitungan jam. Banyak pembeli melakukan transaksi pembelian </w:t>
+        <w:t xml:space="preserve">berlebihan. Setiap kali ekspansi seri baru diluncurkan (seperti Seri 151, Kilau Hitam, atau Terastal), gerai ritel modern kerap diserbu antrean pembeli dan produk ludes terjual dalam hitungan jam. Banyak pembeli melakukan transaksi pembelian </w:t>
       </w:r>
       <w:r>
         <w:rPr>
@@ -8638,14 +8638,14 @@
         <w:rPr>
           <w:rFonts w:cs="Times New Roman"/>
         </w:rPr>
-        <w:t xml:space="preserve">), likuiditas pasar sekunder, anomali psikologi pasar modal dan bias </w:t>
+        <w:t xml:space="preserve">), </w:t>
       </w:r>
       <w:r>
         <w:rPr>
           <w:rFonts w:cs="Times New Roman"/>
         </w:rPr>
         <w:lastRenderedPageBreak/>
-        <w:t>optimisme berlebihan (</w:t>
+        <w:t>likuiditas pasar sekunder, anomali psikologi pasar modal dan bias optimisme berlebihan (</w:t>
       </w:r>
       <w:r>
         <w:rPr>
@@ -9084,7 +9084,14 @@
         <w:rPr>
           <w:rFonts w:cs="Times New Roman"/>
         </w:rPr>
-        <w:t xml:space="preserve">., 2018; Colline, 2024). Pembeli tergiur oleh likuiditas pasar lelang daring dan tren grading PSA/BGS, memicu keyakinan bahwa modal kecil membeli beberapa </w:t>
+        <w:t xml:space="preserve">., 2018; Colline, 2024). Pembeli tergiur oleh likuiditas pasar lelang daring dan tren grading PSA/BGS, memicu keyakinan bahwa modal kecil membeli </w:t>
+      </w:r>
+      <w:r>
+        <w:rPr>
+          <w:rFonts w:cs="Times New Roman"/>
+        </w:rPr>
+        <w:lastRenderedPageBreak/>
+        <w:t xml:space="preserve">beberapa </w:t>
       </w:r>
       <w:r>
         <w:rPr>
@@ -9123,7 +9130,6 @@
         <w:rPr>
           <w:rFonts w:cs="Times New Roman"/>
         </w:rPr>
-        <w:lastRenderedPageBreak/>
         <w:t xml:space="preserve">Terkait pengukuran variabel dependen </w:t>
       </w:r>
       <w:r>
@@ -9391,7 +9397,14 @@
         <w:rPr>
           <w:rFonts w:cs="Times New Roman"/>
         </w:rPr>
-        <w:t>. (2017) menemukan bahwa hasrat melengkapi kesatuan himpunan memicu percepatan belanja yang agresif dan spontan. Sebaliknya, studi klasik perilaku kolektor oleh Long dan Schiffman (2000) dan Spero dan Stone (2004) menemukan bahwa kolektor berpengalaman (</w:t>
+        <w:t xml:space="preserve">. (2017) menemukan bahwa hasrat melengkapi kesatuan himpunan memicu percepatan belanja yang agresif dan spontan. Sebaliknya, studi klasik perilaku kolektor oleh Long dan Schiffman (2000) dan Spero dan Stone (2004) menemukan bahwa kolektor berpengalaman </w:t>
+      </w:r>
+      <w:r>
+        <w:rPr>
+          <w:rFonts w:cs="Times New Roman"/>
+        </w:rPr>
+        <w:lastRenderedPageBreak/>
+        <w:t>(</w:t>
       </w:r>
       <w:r>
         <w:rPr>
@@ -9404,14 +9417,7 @@
         <w:rPr>
           <w:rFonts w:cs="Times New Roman"/>
         </w:rPr>
-        <w:t xml:space="preserve">) justru menumbuhkan kehati-hatian finansial; mereka menahan diri dari belanja spekulatif pada kemasan acak dan lebih memilih </w:t>
-      </w:r>
-      <w:r>
-        <w:rPr>
-          <w:rFonts w:cs="Times New Roman"/>
-        </w:rPr>
-        <w:lastRenderedPageBreak/>
-        <w:t>strategi pembelian terencana pada kartu satuan (</w:t>
+        <w:t>) justru menumbuhkan kehati-hatian finansial; mereka menahan diri dari belanja spekulatif pada kemasan acak dan lebih memilih strategi pembelian terencana pada kartu satuan (</w:t>
       </w:r>
       <w:r>
         <w:rPr>
@@ -9668,6 +9674,7 @@
           <w:b/>
           <w:i/>
         </w:rPr>
+        <w:lastRenderedPageBreak/>
         <w:t>SPECULATIVE MOTIVE</w:t>
       </w:r>
       <w:r>
@@ -9690,15 +9697,7 @@
           <w:rFonts w:cs="Times New Roman"/>
           <w:b/>
         </w:rPr>
-        <w:t xml:space="preserve"> BOOSTER </w:t>
-      </w:r>
-      <w:r>
-        <w:rPr>
-          <w:rFonts w:cs="Times New Roman"/>
-          <w:b/>
-        </w:rPr>
-        <w:lastRenderedPageBreak/>
-        <w:t xml:space="preserve">PACK KARTU POKÉMON TCG DENGAN </w:t>
+        <w:t xml:space="preserve"> BOOSTER PACK KARTU POKÉMON TCG DENGAN </w:t>
       </w:r>
       <w:r>
         <w:rPr>
@@ -9727,7 +9726,7 @@
         <w:pStyle w:val="Heading2"/>
         <w:outlineLvl w:val="1"/>
       </w:pPr>
-      <w:bookmarkStart w:id="10" w:name="_Toc240456590"/>
+      <w:bookmarkStart w:id="10" w:name="_Toc240461116"/>
       <w:r>
         <w:rPr>
           <w:rFonts w:ascii="Times New Roman" w:hAnsi="Times New Roman"/>
@@ -10072,7 +10071,7 @@
         <w:pStyle w:val="Heading2"/>
         <w:outlineLvl w:val="1"/>
       </w:pPr>
-      <w:bookmarkStart w:id="11" w:name="_Toc240456591"/>
+      <w:bookmarkStart w:id="11" w:name="_Toc240461117"/>
       <w:r>
         <w:rPr>
           <w:rFonts w:ascii="Times New Roman" w:hAnsi="Times New Roman"/>
@@ -10418,7 +10417,7 @@
         <w:pStyle w:val="Heading2"/>
         <w:outlineLvl w:val="1"/>
       </w:pPr>
-      <w:bookmarkStart w:id="12" w:name="_Toc240456592"/>
+      <w:bookmarkStart w:id="12" w:name="_Toc240461118"/>
       <w:r>
         <w:rPr>
           <w:rFonts w:ascii="Times New Roman" w:hAnsi="Times New Roman"/>
@@ -10448,7 +10447,7 @@
         <w:pStyle w:val="Heading3"/>
         <w:outlineLvl w:val="2"/>
       </w:pPr>
-      <w:bookmarkStart w:id="13" w:name="_Toc240456593"/>
+      <w:bookmarkStart w:id="13" w:name="_Toc240461119"/>
       <w:r>
         <w:rPr>
           <w:rFonts w:ascii="Times New Roman" w:hAnsi="Times New Roman"/>
@@ -10628,7 +10627,7 @@
         <w:pStyle w:val="Heading3"/>
         <w:outlineLvl w:val="2"/>
       </w:pPr>
-      <w:bookmarkStart w:id="14" w:name="_Toc240456594"/>
+      <w:bookmarkStart w:id="14" w:name="_Toc240461120"/>
       <w:r>
         <w:rPr>
           <w:rFonts w:ascii="Times New Roman" w:hAnsi="Times New Roman"/>
@@ -10774,7 +10773,7 @@
         <w:pStyle w:val="Heading1"/>
         <w:outlineLvl w:val="0"/>
       </w:pPr>
-      <w:bookmarkStart w:id="15" w:name="_Toc240456595"/>
+      <w:bookmarkStart w:id="15" w:name="_Toc240461121"/>
       <w:r>
         <w:rPr>
           <w:rFonts w:ascii="Times New Roman" w:hAnsi="Times New Roman"/>
@@ -10792,7 +10791,7 @@
         <w:pStyle w:val="Heading2"/>
         <w:outlineLvl w:val="1"/>
       </w:pPr>
-      <w:bookmarkStart w:id="16" w:name="_Toc240456596"/>
+      <w:bookmarkStart w:id="16" w:name="_Toc240461122"/>
       <w:r>
         <w:rPr>
           <w:rFonts w:ascii="Times New Roman" w:hAnsi="Times New Roman"/>
@@ -10809,7 +10808,7 @@
         <w:pStyle w:val="Heading3"/>
         <w:outlineLvl w:val="2"/>
       </w:pPr>
-      <w:bookmarkStart w:id="17" w:name="_Toc240456597"/>
+      <w:bookmarkStart w:id="17" w:name="_Toc240461123"/>
       <w:r>
         <w:rPr>
           <w:rFonts w:ascii="Times New Roman" w:hAnsi="Times New Roman"/>
@@ -11133,7 +11132,7 @@
         <w:pStyle w:val="Heading3"/>
         <w:outlineLvl w:val="2"/>
       </w:pPr>
-      <w:bookmarkStart w:id="18" w:name="_Toc240456598"/>
+      <w:bookmarkStart w:id="18" w:name="_Toc240461124"/>
       <w:r>
         <w:rPr>
           <w:rFonts w:ascii="Times New Roman" w:hAnsi="Times New Roman"/>
@@ -11472,7 +11471,7 @@
         <w:pStyle w:val="Heading3"/>
         <w:outlineLvl w:val="2"/>
       </w:pPr>
-      <w:bookmarkStart w:id="19" w:name="_Toc240456599"/>
+      <w:bookmarkStart w:id="19" w:name="_Toc240461125"/>
       <w:r>
         <w:rPr>
           <w:rFonts w:ascii="Times New Roman" w:hAnsi="Times New Roman"/>
@@ -11618,7 +11617,7 @@
         <w:pStyle w:val="Heading3"/>
         <w:outlineLvl w:val="2"/>
       </w:pPr>
-      <w:bookmarkStart w:id="20" w:name="_Toc240456600"/>
+      <w:bookmarkStart w:id="20" w:name="_Toc240461126"/>
       <w:r>
         <w:rPr>
           <w:rFonts w:ascii="Times New Roman" w:hAnsi="Times New Roman"/>
@@ -11707,7 +11706,7 @@
         <w:pStyle w:val="Heading2"/>
         <w:outlineLvl w:val="1"/>
       </w:pPr>
-      <w:bookmarkStart w:id="21" w:name="_Toc240456601"/>
+      <w:bookmarkStart w:id="21" w:name="_Toc240461127"/>
       <w:r>
         <w:rPr>
           <w:rFonts w:ascii="Times New Roman" w:hAnsi="Times New Roman"/>
@@ -11724,7 +11723,7 @@
         <w:pStyle w:val="Heading3"/>
         <w:outlineLvl w:val="2"/>
       </w:pPr>
-      <w:bookmarkStart w:id="22" w:name="_Toc240456602"/>
+      <w:bookmarkStart w:id="22" w:name="_Toc240461128"/>
       <w:r>
         <w:rPr>
           <w:rFonts w:ascii="Times New Roman" w:hAnsi="Times New Roman"/>
@@ -11805,7 +11804,7 @@
         <w:pStyle w:val="Heading3"/>
         <w:outlineLvl w:val="2"/>
       </w:pPr>
-      <w:bookmarkStart w:id="23" w:name="_Toc240456603"/>
+      <w:bookmarkStart w:id="23" w:name="_Toc240461129"/>
       <w:r>
         <w:rPr>
           <w:rFonts w:ascii="Times New Roman" w:hAnsi="Times New Roman"/>
@@ -11925,7 +11924,7 @@
         <w:pStyle w:val="Heading3"/>
         <w:outlineLvl w:val="2"/>
       </w:pPr>
-      <w:bookmarkStart w:id="24" w:name="_Toc240456604"/>
+      <w:bookmarkStart w:id="24" w:name="_Toc240461130"/>
       <w:r>
         <w:rPr>
           <w:rFonts w:ascii="Times New Roman" w:hAnsi="Times New Roman"/>
@@ -12079,7 +12078,7 @@
         <w:pStyle w:val="Heading3"/>
         <w:outlineLvl w:val="2"/>
       </w:pPr>
-      <w:bookmarkStart w:id="25" w:name="_Toc240456605"/>
+      <w:bookmarkStart w:id="25" w:name="_Toc240461131"/>
       <w:r>
         <w:rPr>
           <w:rFonts w:ascii="Times New Roman" w:hAnsi="Times New Roman"/>
@@ -12264,7 +12263,7 @@
         <w:pStyle w:val="Heading3"/>
         <w:outlineLvl w:val="2"/>
       </w:pPr>
-      <w:bookmarkStart w:id="26" w:name="_Toc240456606"/>
+      <w:bookmarkStart w:id="26" w:name="_Toc240461132"/>
       <w:r>
         <w:rPr>
           <w:rFonts w:ascii="Times New Roman" w:hAnsi="Times New Roman"/>
@@ -12404,7 +12403,7 @@
         <w:pStyle w:val="Heading2"/>
         <w:outlineLvl w:val="1"/>
       </w:pPr>
-      <w:bookmarkStart w:id="27" w:name="_Toc240456607"/>
+      <w:bookmarkStart w:id="27" w:name="_Toc240461133"/>
       <w:r>
         <w:rPr>
           <w:rFonts w:ascii="Times New Roman" w:hAnsi="Times New Roman"/>
@@ -13944,7 +13943,7 @@
         <w:pStyle w:val="Heading2"/>
         <w:outlineLvl w:val="1"/>
       </w:pPr>
-      <w:bookmarkStart w:id="28" w:name="_Toc240456608"/>
+      <w:bookmarkStart w:id="28" w:name="_Toc240461134"/>
       <w:r>
         <w:rPr>
           <w:rFonts w:ascii="Times New Roman" w:hAnsi="Times New Roman"/>
@@ -13961,7 +13960,7 @@
         <w:pStyle w:val="Heading3"/>
         <w:outlineLvl w:val="2"/>
       </w:pPr>
-      <w:bookmarkStart w:id="29" w:name="_Toc240456609"/>
+      <w:bookmarkStart w:id="29" w:name="_Toc240461135"/>
       <w:r>
         <w:rPr>
           <w:rFonts w:ascii="Times New Roman" w:hAnsi="Times New Roman"/>
@@ -14183,7 +14182,7 @@
         <w:pStyle w:val="Heading3"/>
         <w:outlineLvl w:val="2"/>
       </w:pPr>
-      <w:bookmarkStart w:id="30" w:name="_Toc240456610"/>
+      <w:bookmarkStart w:id="30" w:name="_Toc240461136"/>
       <w:r>
         <w:rPr>
           <w:rFonts w:ascii="Times New Roman" w:hAnsi="Times New Roman"/>
@@ -14502,7 +14501,7 @@
         <w:pStyle w:val="Heading3"/>
         <w:outlineLvl w:val="2"/>
       </w:pPr>
-      <w:bookmarkStart w:id="31" w:name="_Toc240456611"/>
+      <w:bookmarkStart w:id="31" w:name="_Toc240461137"/>
       <w:r>
         <w:rPr>
           <w:rFonts w:ascii="Times New Roman" w:hAnsi="Times New Roman"/>
@@ -14783,7 +14782,7 @@
         <w:pStyle w:val="Heading3"/>
         <w:outlineLvl w:val="2"/>
       </w:pPr>
-      <w:bookmarkStart w:id="32" w:name="_Toc240456612"/>
+      <w:bookmarkStart w:id="32" w:name="_Toc240461138"/>
       <w:r>
         <w:rPr>
           <w:rFonts w:ascii="Times New Roman" w:hAnsi="Times New Roman"/>
@@ -15104,7 +15103,7 @@
         <w:pStyle w:val="Heading3"/>
         <w:outlineLvl w:val="2"/>
       </w:pPr>
-      <w:bookmarkStart w:id="33" w:name="_Toc240456613"/>
+      <w:bookmarkStart w:id="33" w:name="_Toc240461139"/>
       <w:r>
         <w:rPr>
           <w:rFonts w:ascii="Times New Roman" w:hAnsi="Times New Roman"/>
@@ -15386,7 +15385,7 @@
         <w:pStyle w:val="Heading3"/>
         <w:outlineLvl w:val="2"/>
       </w:pPr>
-      <w:bookmarkStart w:id="34" w:name="_Toc240456614"/>
+      <w:bookmarkStart w:id="34" w:name="_Toc240461140"/>
       <w:r>
         <w:rPr>
           <w:rFonts w:ascii="Times New Roman" w:hAnsi="Times New Roman"/>
@@ -15622,7 +15621,7 @@
         <w:pStyle w:val="Heading2"/>
         <w:outlineLvl w:val="1"/>
       </w:pPr>
-      <w:bookmarkStart w:id="35" w:name="_Toc240456615"/>
+      <w:bookmarkStart w:id="35" w:name="_Toc240461141"/>
       <w:r>
         <w:rPr>
           <w:rFonts w:ascii="Times New Roman" w:hAnsi="Times New Roman"/>
@@ -15658,7 +15657,7 @@
         </w:rPr>
         <w:lastRenderedPageBreak/>
         <w:drawing>
-          <wp:inline distT="0" distB="0" distL="0" distR="0" wp14:anchorId="1F28AC7A" wp14:editId="766D9218">
+          <wp:inline distT="0" distB="0" distL="0" distR="0" wp14:anchorId="47715EE5" wp14:editId="63525F44">
             <wp:extent cx="5040000" cy="2753704"/>
             <wp:effectExtent l="0" t="0" r="0" b="0"/>
             <wp:docPr id="5" name="Picture 5"/>
@@ -15731,7 +15730,7 @@
         <w:pStyle w:val="Heading1"/>
         <w:outlineLvl w:val="0"/>
       </w:pPr>
-      <w:bookmarkStart w:id="36" w:name="_Toc240456616"/>
+      <w:bookmarkStart w:id="36" w:name="_Toc240461142"/>
       <w:r>
         <w:rPr>
           <w:rFonts w:ascii="Times New Roman" w:hAnsi="Times New Roman"/>
@@ -15749,7 +15748,7 @@
         <w:pStyle w:val="Heading2"/>
         <w:outlineLvl w:val="1"/>
       </w:pPr>
-      <w:bookmarkStart w:id="37" w:name="_Toc240456617"/>
+      <w:bookmarkStart w:id="37" w:name="_Toc240461143"/>
       <w:r>
         <w:rPr>
           <w:rFonts w:ascii="Times New Roman" w:hAnsi="Times New Roman"/>
@@ -16353,7 +16352,7 @@
         <w:pStyle w:val="Heading3"/>
         <w:outlineLvl w:val="2"/>
       </w:pPr>
-      <w:bookmarkStart w:id="38" w:name="_Toc240456618"/>
+      <w:bookmarkStart w:id="38" w:name="_Toc240461144"/>
       <w:r>
         <w:rPr>
           <w:rFonts w:ascii="Times New Roman" w:hAnsi="Times New Roman"/>
@@ -16647,7 +16646,7 @@
         <w:pStyle w:val="Heading2"/>
         <w:outlineLvl w:val="1"/>
       </w:pPr>
-      <w:bookmarkStart w:id="39" w:name="_Toc240456619"/>
+      <w:bookmarkStart w:id="39" w:name="_Toc240461145"/>
       <w:r>
         <w:rPr>
           <w:rFonts w:ascii="Times New Roman" w:hAnsi="Times New Roman"/>
@@ -16664,7 +16663,7 @@
         <w:pStyle w:val="Heading3"/>
         <w:outlineLvl w:val="2"/>
       </w:pPr>
-      <w:bookmarkStart w:id="40" w:name="_Toc240456620"/>
+      <w:bookmarkStart w:id="40" w:name="_Toc240461146"/>
       <w:r>
         <w:rPr>
           <w:rFonts w:ascii="Times New Roman" w:hAnsi="Times New Roman"/>
@@ -16856,7 +16855,7 @@
         <w:pStyle w:val="Heading3"/>
         <w:outlineLvl w:val="2"/>
       </w:pPr>
-      <w:bookmarkStart w:id="41" w:name="_Toc240456621"/>
+      <w:bookmarkStart w:id="41" w:name="_Toc240461147"/>
       <w:r>
         <w:rPr>
           <w:rFonts w:ascii="Times New Roman" w:hAnsi="Times New Roman"/>
@@ -17145,7 +17144,7 @@
         <w:pStyle w:val="Heading3"/>
         <w:outlineLvl w:val="2"/>
       </w:pPr>
-      <w:bookmarkStart w:id="42" w:name="_Toc240456622"/>
+      <w:bookmarkStart w:id="42" w:name="_Toc240461148"/>
       <w:r>
         <w:rPr>
           <w:rFonts w:ascii="Times New Roman" w:hAnsi="Times New Roman"/>
@@ -17784,7 +17783,7 @@
         <w:pStyle w:val="Heading3"/>
         <w:outlineLvl w:val="2"/>
       </w:pPr>
-      <w:bookmarkStart w:id="43" w:name="_Toc240456623"/>
+      <w:bookmarkStart w:id="43" w:name="_Toc240461149"/>
       <w:r>
         <w:rPr>
           <w:rFonts w:ascii="Times New Roman" w:hAnsi="Times New Roman"/>
@@ -18018,7 +18017,7 @@
         <w:pStyle w:val="Heading2"/>
         <w:outlineLvl w:val="1"/>
       </w:pPr>
-      <w:bookmarkStart w:id="44" w:name="_Toc240456624"/>
+      <w:bookmarkStart w:id="44" w:name="_Toc240461150"/>
       <w:r>
         <w:rPr>
           <w:rFonts w:ascii="Times New Roman" w:hAnsi="Times New Roman"/>
@@ -19969,7 +19968,7 @@
         <w:pStyle w:val="Heading2"/>
         <w:outlineLvl w:val="1"/>
       </w:pPr>
-      <w:bookmarkStart w:id="45" w:name="_Toc240456625"/>
+      <w:bookmarkStart w:id="45" w:name="_Toc240461151"/>
       <w:r>
         <w:rPr>
           <w:rFonts w:ascii="Times New Roman" w:hAnsi="Times New Roman"/>
@@ -23302,7 +23301,7 @@
         <w:pStyle w:val="Heading2"/>
         <w:outlineLvl w:val="1"/>
       </w:pPr>
-      <w:bookmarkStart w:id="46" w:name="_Toc240456626"/>
+      <w:bookmarkStart w:id="46" w:name="_Toc240461152"/>
       <w:r>
         <w:rPr>
           <w:rFonts w:ascii="Times New Roman" w:hAnsi="Times New Roman"/>
@@ -23319,7 +23318,7 @@
         <w:pStyle w:val="Heading3"/>
         <w:outlineLvl w:val="2"/>
       </w:pPr>
-      <w:bookmarkStart w:id="47" w:name="_Toc240456627"/>
+      <w:bookmarkStart w:id="47" w:name="_Toc240461153"/>
       <w:r>
         <w:rPr>
           <w:rFonts w:ascii="Times New Roman" w:hAnsi="Times New Roman"/>
@@ -23765,7 +23764,7 @@
         <w:pStyle w:val="Heading3"/>
         <w:outlineLvl w:val="2"/>
       </w:pPr>
-      <w:bookmarkStart w:id="48" w:name="_Toc240456628"/>
+      <w:bookmarkStart w:id="48" w:name="_Toc240461154"/>
       <w:r>
         <w:rPr>
           <w:rFonts w:ascii="Times New Roman" w:hAnsi="Times New Roman"/>
@@ -23927,7 +23926,7 @@
         <w:pStyle w:val="Heading3"/>
         <w:outlineLvl w:val="2"/>
       </w:pPr>
-      <w:bookmarkStart w:id="49" w:name="_Toc240456629"/>
+      <w:bookmarkStart w:id="49" w:name="_Toc240461155"/>
       <w:r>
         <w:rPr>
           <w:rFonts w:ascii="Times New Roman" w:hAnsi="Times New Roman"/>
@@ -24150,7 +24149,7 @@
         <w:pStyle w:val="Heading3"/>
         <w:outlineLvl w:val="2"/>
       </w:pPr>
-      <w:bookmarkStart w:id="50" w:name="_Toc240456630"/>
+      <w:bookmarkStart w:id="50" w:name="_Toc240461156"/>
       <w:r>
         <w:rPr>
           <w:rFonts w:ascii="Times New Roman" w:hAnsi="Times New Roman"/>
@@ -24442,7 +24441,7 @@
         <w:pStyle w:val="Heading3"/>
         <w:outlineLvl w:val="2"/>
       </w:pPr>
-      <w:bookmarkStart w:id="51" w:name="_Toc240456631"/>
+      <w:bookmarkStart w:id="51" w:name="_Toc240461157"/>
       <w:r>
         <w:rPr>
           <w:rFonts w:ascii="Times New Roman" w:hAnsi="Times New Roman"/>
@@ -24543,7 +24542,7 @@
         <w:pStyle w:val="Heading3"/>
         <w:outlineLvl w:val="2"/>
       </w:pPr>
-      <w:bookmarkStart w:id="52" w:name="_Toc240456632"/>
+      <w:bookmarkStart w:id="52" w:name="_Toc240461158"/>
       <w:r>
         <w:rPr>
           <w:rFonts w:ascii="Times New Roman" w:hAnsi="Times New Roman"/>
@@ -24780,7 +24779,7 @@
         <w:pStyle w:val="Heading2"/>
         <w:outlineLvl w:val="1"/>
       </w:pPr>
-      <w:bookmarkStart w:id="53" w:name="_Toc240456633"/>
+      <w:bookmarkStart w:id="53" w:name="_Toc240461159"/>
       <w:r>
         <w:rPr>
           <w:rFonts w:ascii="Times New Roman" w:hAnsi="Times New Roman"/>
@@ -24816,7 +24815,7 @@
         </w:rPr>
         <w:lastRenderedPageBreak/>
         <w:drawing>
-          <wp:inline distT="0" distB="0" distL="0" distR="0" wp14:anchorId="648A9163" wp14:editId="32F867BF">
+          <wp:inline distT="0" distB="0" distL="0" distR="0" wp14:anchorId="6A1D9901" wp14:editId="0C83AB62">
             <wp:extent cx="4680000" cy="4706426"/>
             <wp:effectExtent l="0" t="0" r="0" b="0"/>
             <wp:docPr id="6" name="Picture 6"/>
@@ -24884,7 +24883,7 @@
         <w:pStyle w:val="Heading2"/>
         <w:outlineLvl w:val="1"/>
       </w:pPr>
-      <w:bookmarkStart w:id="54" w:name="_Toc240456634"/>
+      <w:bookmarkStart w:id="54" w:name="_Toc240461160"/>
       <w:r>
         <w:rPr>
           <w:rFonts w:ascii="Times New Roman" w:hAnsi="Times New Roman"/>
@@ -26832,7 +26831,7 @@
         <w:pStyle w:val="Heading1"/>
         <w:outlineLvl w:val="0"/>
       </w:pPr>
-      <w:bookmarkStart w:id="55" w:name="_Toc240456635"/>
+      <w:bookmarkStart w:id="55" w:name="_Toc240461161"/>
       <w:r>
         <w:rPr>
           <w:rFonts w:ascii="Times New Roman" w:hAnsi="Times New Roman"/>
@@ -28666,31 +28665,31 @@
       </w:rPr>
     </w:lvl>
   </w:abstractNum>
-  <w:num w:numId="1" w16cid:durableId="354506027">
+  <w:num w:numId="1" w16cid:durableId="1451195644">
     <w:abstractNumId w:val="8"/>
   </w:num>
-  <w:num w:numId="2" w16cid:durableId="451901944">
+  <w:num w:numId="2" w16cid:durableId="1346445021">
     <w:abstractNumId w:val="6"/>
   </w:num>
-  <w:num w:numId="3" w16cid:durableId="928346620">
+  <w:num w:numId="3" w16cid:durableId="2068526474">
     <w:abstractNumId w:val="5"/>
   </w:num>
-  <w:num w:numId="4" w16cid:durableId="632953610">
+  <w:num w:numId="4" w16cid:durableId="1363092239">
     <w:abstractNumId w:val="4"/>
   </w:num>
-  <w:num w:numId="5" w16cid:durableId="562106213">
+  <w:num w:numId="5" w16cid:durableId="1983847843">
     <w:abstractNumId w:val="7"/>
   </w:num>
-  <w:num w:numId="6" w16cid:durableId="1833987911">
+  <w:num w:numId="6" w16cid:durableId="1638602949">
     <w:abstractNumId w:val="3"/>
   </w:num>
-  <w:num w:numId="7" w16cid:durableId="1318069039">
+  <w:num w:numId="7" w16cid:durableId="1264069082">
     <w:abstractNumId w:val="2"/>
   </w:num>
-  <w:num w:numId="8" w16cid:durableId="1311132139">
+  <w:num w:numId="8" w16cid:durableId="2105179521">
     <w:abstractNumId w:val="1"/>
   </w:num>
-  <w:num w:numId="9" w16cid:durableId="481780086">
+  <w:num w:numId="9" w16cid:durableId="383598450">
     <w:abstractNumId w:val="0"/>
   </w:num>
 </w:numbering>
@@ -40131,7 +40130,7 @@
     <w:autoRedefine/>
     <w:uiPriority w:val="39"/>
     <w:unhideWhenUsed/>
-    <w:rsid w:val="00221FA8"/>
+    <w:rsid w:val="00F669D7"/>
     <w:pPr>
       <w:spacing w:after="40" w:line="240" w:lineRule="auto"/>
     </w:pPr>
@@ -40147,7 +40146,7 @@
     <w:autoRedefine/>
     <w:uiPriority w:val="39"/>
     <w:unhideWhenUsed/>
-    <w:rsid w:val="00221FA8"/>
+    <w:rsid w:val="00F669D7"/>
     <w:pPr>
       <w:spacing w:after="40" w:line="240" w:lineRule="auto"/>
       <w:ind w:left="360"/>
@@ -40163,7 +40162,7 @@
     <w:autoRedefine/>
     <w:uiPriority w:val="39"/>
     <w:unhideWhenUsed/>
-    <w:rsid w:val="00221FA8"/>
+    <w:rsid w:val="00F669D7"/>
     <w:pPr>
       <w:spacing w:after="40" w:line="240" w:lineRule="auto"/>
       <w:ind w:left="720"/>
@@ -40178,7 +40177,7 @@
     <w:basedOn w:val="DefaultParagraphFont"/>
     <w:uiPriority w:val="99"/>
     <w:unhideWhenUsed/>
-    <w:rsid w:val="00221FA8"/>
+    <w:rsid w:val="00F669D7"/>
     <w:rPr>
       <w:color w:val="0000FF" w:themeColor="hyperlink"/>
       <w:u w:val="single"/>

--- a/01_Naskah_Utama/Proposal_Arthur_PokemonTCG.docx
+++ b/01_Naskah_Utama/Proposal_Arthur_PokemonTCG.docx
@@ -12,7 +12,7 @@
           <w:noProof/>
         </w:rPr>
         <w:drawing>
-          <wp:inline distT="0" distB="0" distL="0" distR="0" wp14:anchorId="55E3038D" wp14:editId="010C28B2">
+          <wp:inline distT="0" distB="0" distL="0" distR="0" wp14:anchorId="7CA5E468" wp14:editId="03385ED3">
             <wp:extent cx="1152000" cy="1152000"/>
             <wp:effectExtent l="0" t="0" r="0" b="0"/>
             <wp:docPr id="1" name="Picture 1"/>
@@ -274,7 +274,7 @@
         <w:spacing w:after="360"/>
         <w:outlineLvl w:val="0"/>
       </w:pPr>
-      <w:bookmarkStart w:id="0" w:name="_Toc240461106"/>
+      <w:bookmarkStart w:id="0" w:name="_Toc240476623"/>
       <w:r>
         <w:rPr>
           <w:rFonts w:ascii="Times New Roman" w:hAnsi="Times New Roman"/>
@@ -784,7 +784,7 @@
         <w:spacing w:after="360"/>
         <w:outlineLvl w:val="0"/>
       </w:pPr>
-      <w:bookmarkStart w:id="1" w:name="_Toc240461107"/>
+      <w:bookmarkStart w:id="1" w:name="_Toc240476624"/>
       <w:r>
         <w:rPr>
           <w:rFonts w:ascii="Times New Roman" w:hAnsi="Times New Roman"/>
@@ -1225,7 +1225,7 @@
         <w:spacing w:after="360"/>
         <w:outlineLvl w:val="0"/>
       </w:pPr>
-      <w:bookmarkStart w:id="2" w:name="_Toc240461108"/>
+      <w:bookmarkStart w:id="2" w:name="_Toc240476625"/>
       <w:r>
         <w:rPr>
           <w:rFonts w:ascii="Times New Roman" w:hAnsi="Times New Roman"/>
@@ -1488,7 +1488,7 @@
         <w:spacing w:after="360"/>
         <w:outlineLvl w:val="0"/>
       </w:pPr>
-      <w:bookmarkStart w:id="3" w:name="_Toc240461109"/>
+      <w:bookmarkStart w:id="3" w:name="_Toc240476626"/>
       <w:r>
         <w:rPr>
           <w:rFonts w:ascii="Times New Roman" w:hAnsi="Times New Roman"/>
@@ -1781,7 +1781,7 @@
         <w:spacing w:after="360"/>
         <w:outlineLvl w:val="0"/>
       </w:pPr>
-      <w:bookmarkStart w:id="4" w:name="_Toc240461110"/>
+      <w:bookmarkStart w:id="4" w:name="_Toc240476627"/>
       <w:r>
         <w:rPr>
           <w:rFonts w:ascii="Times New Roman" w:hAnsi="Times New Roman"/>
@@ -1905,7 +1905,7 @@
         <w:spacing w:after="360"/>
         <w:outlineLvl w:val="0"/>
       </w:pPr>
-      <w:bookmarkStart w:id="5" w:name="_Toc240461111"/>
+      <w:bookmarkStart w:id="5" w:name="_Toc240476628"/>
       <w:r>
         <w:rPr>
           <w:rFonts w:ascii="Times New Roman" w:hAnsi="Times New Roman"/>
@@ -2067,7 +2067,7 @@
       <w:r>
         <w:fldChar w:fldCharType="separate"/>
       </w:r>
-      <w:hyperlink w:anchor="_Toc240461106" w:history="1">
+      <w:hyperlink w:anchor="_Toc240476623" w:history="1">
         <w:r>
           <w:rPr>
             <w:rStyle w:val="Hyperlink"/>
@@ -2094,7 +2094,7 @@
             <w:noProof/>
             <w:webHidden/>
           </w:rPr>
-          <w:instrText xml:space="preserve"> PAGEREF _Toc240461106 \h </w:instrText>
+          <w:instrText xml:space="preserve"> PAGEREF _Toc240476623 \h </w:instrText>
         </w:r>
         <w:r>
           <w:rPr>
@@ -2141,7 +2141,7 @@
           <w14:ligatures w14:val="standardContextual"/>
         </w:rPr>
       </w:pPr>
-      <w:hyperlink w:anchor="_Toc240461107" w:history="1">
+      <w:hyperlink w:anchor="_Toc240476624" w:history="1">
         <w:r>
           <w:rPr>
             <w:rStyle w:val="Hyperlink"/>
@@ -2168,7 +2168,7 @@
             <w:noProof/>
             <w:webHidden/>
           </w:rPr>
-          <w:instrText xml:space="preserve"> PAGEREF _Toc240461107 \h </w:instrText>
+          <w:instrText xml:space="preserve"> PAGEREF _Toc240476624 \h </w:instrText>
         </w:r>
         <w:r>
           <w:rPr>
@@ -2215,7 +2215,7 @@
           <w14:ligatures w14:val="standardContextual"/>
         </w:rPr>
       </w:pPr>
-      <w:hyperlink w:anchor="_Toc240461108" w:history="1">
+      <w:hyperlink w:anchor="_Toc240476625" w:history="1">
         <w:r>
           <w:rPr>
             <w:rStyle w:val="Hyperlink"/>
@@ -2242,7 +2242,7 @@
             <w:noProof/>
             <w:webHidden/>
           </w:rPr>
-          <w:instrText xml:space="preserve"> PAGEREF _Toc240461108 \h </w:instrText>
+          <w:instrText xml:space="preserve"> PAGEREF _Toc240476625 \h </w:instrText>
         </w:r>
         <w:r>
           <w:rPr>
@@ -2289,7 +2289,7 @@
           <w14:ligatures w14:val="standardContextual"/>
         </w:rPr>
       </w:pPr>
-      <w:hyperlink w:anchor="_Toc240461109" w:history="1">
+      <w:hyperlink w:anchor="_Toc240476626" w:history="1">
         <w:r>
           <w:rPr>
             <w:rStyle w:val="Hyperlink"/>
@@ -2316,7 +2316,7 @@
             <w:noProof/>
             <w:webHidden/>
           </w:rPr>
-          <w:instrText xml:space="preserve"> PAGEREF _Toc240461109 \h </w:instrText>
+          <w:instrText xml:space="preserve"> PAGEREF _Toc240476626 \h </w:instrText>
         </w:r>
         <w:r>
           <w:rPr>
@@ -2363,7 +2363,7 @@
           <w14:ligatures w14:val="standardContextual"/>
         </w:rPr>
       </w:pPr>
-      <w:hyperlink w:anchor="_Toc240461110" w:history="1">
+      <w:hyperlink w:anchor="_Toc240476627" w:history="1">
         <w:r>
           <w:rPr>
             <w:rStyle w:val="Hyperlink"/>
@@ -2390,7 +2390,7 @@
             <w:noProof/>
             <w:webHidden/>
           </w:rPr>
-          <w:instrText xml:space="preserve"> PAGEREF _Toc240461110 \h </w:instrText>
+          <w:instrText xml:space="preserve"> PAGEREF _Toc240476627 \h </w:instrText>
         </w:r>
         <w:r>
           <w:rPr>
@@ -2437,7 +2437,7 @@
           <w14:ligatures w14:val="standardContextual"/>
         </w:rPr>
       </w:pPr>
-      <w:hyperlink w:anchor="_Toc240461111" w:history="1">
+      <w:hyperlink w:anchor="_Toc240476628" w:history="1">
         <w:r>
           <w:rPr>
             <w:rStyle w:val="Hyperlink"/>
@@ -2464,7 +2464,7 @@
             <w:noProof/>
             <w:webHidden/>
           </w:rPr>
-          <w:instrText xml:space="preserve"> PAGEREF _Toc240461111 \h </w:instrText>
+          <w:instrText xml:space="preserve"> PAGEREF _Toc240476628 \h </w:instrText>
         </w:r>
         <w:r>
           <w:rPr>
@@ -2511,7 +2511,7 @@
           <w14:ligatures w14:val="standardContextual"/>
         </w:rPr>
       </w:pPr>
-      <w:hyperlink w:anchor="_Toc240461112" w:history="1">
+      <w:hyperlink w:anchor="_Toc240476629" w:history="1">
         <w:r>
           <w:rPr>
             <w:rStyle w:val="Hyperlink"/>
@@ -2538,7 +2538,7 @@
             <w:noProof/>
             <w:webHidden/>
           </w:rPr>
-          <w:instrText xml:space="preserve"> PAGEREF _Toc240461112 \h </w:instrText>
+          <w:instrText xml:space="preserve"> PAGEREF _Toc240476629 \h </w:instrText>
         </w:r>
         <w:r>
           <w:rPr>
@@ -2585,7 +2585,7 @@
           <w14:ligatures w14:val="standardContextual"/>
         </w:rPr>
       </w:pPr>
-      <w:hyperlink w:anchor="_Toc240461113" w:history="1">
+      <w:hyperlink w:anchor="_Toc240476630" w:history="1">
         <w:r>
           <w:rPr>
             <w:rStyle w:val="Hyperlink"/>
@@ -2612,7 +2612,7 @@
             <w:noProof/>
             <w:webHidden/>
           </w:rPr>
-          <w:instrText xml:space="preserve"> PAGEREF _Toc240461113 \h </w:instrText>
+          <w:instrText xml:space="preserve"> PAGEREF _Toc240476630 \h </w:instrText>
         </w:r>
         <w:r>
           <w:rPr>
@@ -2659,7 +2659,7 @@
           <w14:ligatures w14:val="standardContextual"/>
         </w:rPr>
       </w:pPr>
-      <w:hyperlink w:anchor="_Toc240461114" w:history="1">
+      <w:hyperlink w:anchor="_Toc240476631" w:history="1">
         <w:r>
           <w:rPr>
             <w:rStyle w:val="Hyperlink"/>
@@ -2686,7 +2686,7 @@
             <w:noProof/>
             <w:webHidden/>
           </w:rPr>
-          <w:instrText xml:space="preserve"> PAGEREF _Toc240461114 \h </w:instrText>
+          <w:instrText xml:space="preserve"> PAGEREF _Toc240476631 \h </w:instrText>
         </w:r>
         <w:r>
           <w:rPr>
@@ -2732,7 +2732,7 @@
           <w14:ligatures w14:val="standardContextual"/>
         </w:rPr>
       </w:pPr>
-      <w:hyperlink w:anchor="_Toc240461115" w:history="1">
+      <w:hyperlink w:anchor="_Toc240476632" w:history="1">
         <w:r>
           <w:rPr>
             <w:rStyle w:val="Hyperlink"/>
@@ -2759,7 +2759,7 @@
             <w:noProof/>
             <w:webHidden/>
           </w:rPr>
-          <w:instrText xml:space="preserve"> PAGEREF _Toc240461115 \h </w:instrText>
+          <w:instrText xml:space="preserve"> PAGEREF _Toc240476632 \h </w:instrText>
         </w:r>
         <w:r>
           <w:rPr>
@@ -2805,7 +2805,7 @@
           <w14:ligatures w14:val="standardContextual"/>
         </w:rPr>
       </w:pPr>
-      <w:hyperlink w:anchor="_Toc240461116" w:history="1">
+      <w:hyperlink w:anchor="_Toc240476633" w:history="1">
         <w:r>
           <w:rPr>
             <w:rStyle w:val="Hyperlink"/>
@@ -2832,7 +2832,7 @@
             <w:noProof/>
             <w:webHidden/>
           </w:rPr>
-          <w:instrText xml:space="preserve"> PAGEREF _Toc240461116 \h </w:instrText>
+          <w:instrText xml:space="preserve"> PAGEREF _Toc240476633 \h </w:instrText>
         </w:r>
         <w:r>
           <w:rPr>
@@ -2878,7 +2878,7 @@
           <w14:ligatures w14:val="standardContextual"/>
         </w:rPr>
       </w:pPr>
-      <w:hyperlink w:anchor="_Toc240461117" w:history="1">
+      <w:hyperlink w:anchor="_Toc240476634" w:history="1">
         <w:r>
           <w:rPr>
             <w:rStyle w:val="Hyperlink"/>
@@ -2905,7 +2905,7 @@
             <w:noProof/>
             <w:webHidden/>
           </w:rPr>
-          <w:instrText xml:space="preserve"> PAGEREF _Toc240461117 \h </w:instrText>
+          <w:instrText xml:space="preserve"> PAGEREF _Toc240476634 \h </w:instrText>
         </w:r>
         <w:r>
           <w:rPr>
@@ -2951,7 +2951,7 @@
           <w14:ligatures w14:val="standardContextual"/>
         </w:rPr>
       </w:pPr>
-      <w:hyperlink w:anchor="_Toc240461118" w:history="1">
+      <w:hyperlink w:anchor="_Toc240476635" w:history="1">
         <w:r>
           <w:rPr>
             <w:rStyle w:val="Hyperlink"/>
@@ -2978,7 +2978,7 @@
             <w:noProof/>
             <w:webHidden/>
           </w:rPr>
-          <w:instrText xml:space="preserve"> PAGEREF _Toc240461118 \h </w:instrText>
+          <w:instrText xml:space="preserve"> PAGEREF _Toc240476635 \h </w:instrText>
         </w:r>
         <w:r>
           <w:rPr>
@@ -3025,7 +3025,7 @@
           <w14:ligatures w14:val="standardContextual"/>
         </w:rPr>
       </w:pPr>
-      <w:hyperlink w:anchor="_Toc240461119" w:history="1">
+      <w:hyperlink w:anchor="_Toc240476636" w:history="1">
         <w:r>
           <w:rPr>
             <w:rStyle w:val="Hyperlink"/>
@@ -3052,7 +3052,7 @@
             <w:noProof/>
             <w:webHidden/>
           </w:rPr>
-          <w:instrText xml:space="preserve"> PAGEREF _Toc240461119 \h </w:instrText>
+          <w:instrText xml:space="preserve"> PAGEREF _Toc240476636 \h </w:instrText>
         </w:r>
         <w:r>
           <w:rPr>
@@ -3099,7 +3099,7 @@
           <w14:ligatures w14:val="standardContextual"/>
         </w:rPr>
       </w:pPr>
-      <w:hyperlink w:anchor="_Toc240461120" w:history="1">
+      <w:hyperlink w:anchor="_Toc240476637" w:history="1">
         <w:r>
           <w:rPr>
             <w:rStyle w:val="Hyperlink"/>
@@ -3126,7 +3126,7 @@
             <w:noProof/>
             <w:webHidden/>
           </w:rPr>
-          <w:instrText xml:space="preserve"> PAGEREF _Toc240461120 \h </w:instrText>
+          <w:instrText xml:space="preserve"> PAGEREF _Toc240476637 \h </w:instrText>
         </w:r>
         <w:r>
           <w:rPr>
@@ -3173,7 +3173,7 @@
           <w14:ligatures w14:val="standardContextual"/>
         </w:rPr>
       </w:pPr>
-      <w:hyperlink w:anchor="_Toc240461121" w:history="1">
+      <w:hyperlink w:anchor="_Toc240476638" w:history="1">
         <w:r>
           <w:rPr>
             <w:rStyle w:val="Hyperlink"/>
@@ -3200,7 +3200,7 @@
             <w:noProof/>
             <w:webHidden/>
           </w:rPr>
-          <w:instrText xml:space="preserve"> PAGEREF _Toc240461121 \h </w:instrText>
+          <w:instrText xml:space="preserve"> PAGEREF _Toc240476638 \h </w:instrText>
         </w:r>
         <w:r>
           <w:rPr>
@@ -3246,7 +3246,7 @@
           <w14:ligatures w14:val="standardContextual"/>
         </w:rPr>
       </w:pPr>
-      <w:hyperlink w:anchor="_Toc240461122" w:history="1">
+      <w:hyperlink w:anchor="_Toc240476639" w:history="1">
         <w:r>
           <w:rPr>
             <w:rStyle w:val="Hyperlink"/>
@@ -3273,7 +3273,7 @@
             <w:noProof/>
             <w:webHidden/>
           </w:rPr>
-          <w:instrText xml:space="preserve"> PAGEREF _Toc240461122 \h </w:instrText>
+          <w:instrText xml:space="preserve"> PAGEREF _Toc240476639 \h </w:instrText>
         </w:r>
         <w:r>
           <w:rPr>
@@ -3320,7 +3320,7 @@
           <w14:ligatures w14:val="standardContextual"/>
         </w:rPr>
       </w:pPr>
-      <w:hyperlink w:anchor="_Toc240461123" w:history="1">
+      <w:hyperlink w:anchor="_Toc240476640" w:history="1">
         <w:r>
           <w:rPr>
             <w:rStyle w:val="Hyperlink"/>
@@ -3362,7 +3362,7 @@
             <w:noProof/>
             <w:webHidden/>
           </w:rPr>
-          <w:instrText xml:space="preserve"> PAGEREF _Toc240461123 \h </w:instrText>
+          <w:instrText xml:space="preserve"> PAGEREF _Toc240476640 \h </w:instrText>
         </w:r>
         <w:r>
           <w:rPr>
@@ -3409,7 +3409,7 @@
           <w14:ligatures w14:val="standardContextual"/>
         </w:rPr>
       </w:pPr>
-      <w:hyperlink w:anchor="_Toc240461124" w:history="1">
+      <w:hyperlink w:anchor="_Toc240476641" w:history="1">
         <w:r>
           <w:rPr>
             <w:rStyle w:val="Hyperlink"/>
@@ -3451,7 +3451,7 @@
             <w:noProof/>
             <w:webHidden/>
           </w:rPr>
-          <w:instrText xml:space="preserve"> PAGEREF _Toc240461124 \h </w:instrText>
+          <w:instrText xml:space="preserve"> PAGEREF _Toc240476641 \h </w:instrText>
         </w:r>
         <w:r>
           <w:rPr>
@@ -3498,7 +3498,7 @@
           <w14:ligatures w14:val="standardContextual"/>
         </w:rPr>
       </w:pPr>
-      <w:hyperlink w:anchor="_Toc240461125" w:history="1">
+      <w:hyperlink w:anchor="_Toc240476642" w:history="1">
         <w:r>
           <w:rPr>
             <w:rStyle w:val="Hyperlink"/>
@@ -3533,7 +3533,7 @@
             <w:noProof/>
             <w:webHidden/>
           </w:rPr>
-          <w:instrText xml:space="preserve"> PAGEREF _Toc240461125 \h </w:instrText>
+          <w:instrText xml:space="preserve"> PAGEREF _Toc240476642 \h </w:instrText>
         </w:r>
         <w:r>
           <w:rPr>
@@ -3580,7 +3580,7 @@
           <w14:ligatures w14:val="standardContextual"/>
         </w:rPr>
       </w:pPr>
-      <w:hyperlink w:anchor="_Toc240461126" w:history="1">
+      <w:hyperlink w:anchor="_Toc240476643" w:history="1">
         <w:r>
           <w:rPr>
             <w:rStyle w:val="Hyperlink"/>
@@ -3622,7 +3622,7 @@
             <w:noProof/>
             <w:webHidden/>
           </w:rPr>
-          <w:instrText xml:space="preserve"> PAGEREF _Toc240461126 \h </w:instrText>
+          <w:instrText xml:space="preserve"> PAGEREF _Toc240476643 \h </w:instrText>
         </w:r>
         <w:r>
           <w:rPr>
@@ -3668,7 +3668,7 @@
           <w14:ligatures w14:val="standardContextual"/>
         </w:rPr>
       </w:pPr>
-      <w:hyperlink w:anchor="_Toc240461127" w:history="1">
+      <w:hyperlink w:anchor="_Toc240476644" w:history="1">
         <w:r>
           <w:rPr>
             <w:rStyle w:val="Hyperlink"/>
@@ -3695,7 +3695,7 @@
             <w:noProof/>
             <w:webHidden/>
           </w:rPr>
-          <w:instrText xml:space="preserve"> PAGEREF _Toc240461127 \h </w:instrText>
+          <w:instrText xml:space="preserve"> PAGEREF _Toc240476644 \h </w:instrText>
         </w:r>
         <w:r>
           <w:rPr>
@@ -3742,7 +3742,7 @@
           <w14:ligatures w14:val="standardContextual"/>
         </w:rPr>
       </w:pPr>
-      <w:hyperlink w:anchor="_Toc240461128" w:history="1">
+      <w:hyperlink w:anchor="_Toc240476645" w:history="1">
         <w:r>
           <w:rPr>
             <w:rStyle w:val="Hyperlink"/>
@@ -3799,7 +3799,7 @@
             <w:noProof/>
             <w:webHidden/>
           </w:rPr>
-          <w:instrText xml:space="preserve"> PAGEREF _Toc240461128 \h </w:instrText>
+          <w:instrText xml:space="preserve"> PAGEREF _Toc240476645 \h </w:instrText>
         </w:r>
         <w:r>
           <w:rPr>
@@ -3846,7 +3846,7 @@
           <w14:ligatures w14:val="standardContextual"/>
         </w:rPr>
       </w:pPr>
-      <w:hyperlink w:anchor="_Toc240461129" w:history="1">
+      <w:hyperlink w:anchor="_Toc240476646" w:history="1">
         <w:r>
           <w:rPr>
             <w:rStyle w:val="Hyperlink"/>
@@ -3903,7 +3903,7 @@
             <w:noProof/>
             <w:webHidden/>
           </w:rPr>
-          <w:instrText xml:space="preserve"> PAGEREF _Toc240461129 \h </w:instrText>
+          <w:instrText xml:space="preserve"> PAGEREF _Toc240476646 \h </w:instrText>
         </w:r>
         <w:r>
           <w:rPr>
@@ -3950,7 +3950,7 @@
           <w14:ligatures w14:val="standardContextual"/>
         </w:rPr>
       </w:pPr>
-      <w:hyperlink w:anchor="_Toc240461130" w:history="1">
+      <w:hyperlink w:anchor="_Toc240476647" w:history="1">
         <w:r>
           <w:rPr>
             <w:rStyle w:val="Hyperlink"/>
@@ -4007,7 +4007,7 @@
             <w:noProof/>
             <w:webHidden/>
           </w:rPr>
-          <w:instrText xml:space="preserve"> PAGEREF _Toc240461130 \h </w:instrText>
+          <w:instrText xml:space="preserve"> PAGEREF _Toc240476647 \h </w:instrText>
         </w:r>
         <w:r>
           <w:rPr>
@@ -4054,7 +4054,7 @@
           <w14:ligatures w14:val="standardContextual"/>
         </w:rPr>
       </w:pPr>
-      <w:hyperlink w:anchor="_Toc240461131" w:history="1">
+      <w:hyperlink w:anchor="_Toc240476648" w:history="1">
         <w:r>
           <w:rPr>
             <w:rStyle w:val="Hyperlink"/>
@@ -4111,7 +4111,7 @@
             <w:noProof/>
             <w:webHidden/>
           </w:rPr>
-          <w:instrText xml:space="preserve"> PAGEREF _Toc240461131 \h </w:instrText>
+          <w:instrText xml:space="preserve"> PAGEREF _Toc240476648 \h </w:instrText>
         </w:r>
         <w:r>
           <w:rPr>
@@ -4158,7 +4158,7 @@
           <w14:ligatures w14:val="standardContextual"/>
         </w:rPr>
       </w:pPr>
-      <w:hyperlink w:anchor="_Toc240461132" w:history="1">
+      <w:hyperlink w:anchor="_Toc240476649" w:history="1">
         <w:r>
           <w:rPr>
             <w:rStyle w:val="Hyperlink"/>
@@ -4215,7 +4215,7 @@
             <w:noProof/>
             <w:webHidden/>
           </w:rPr>
-          <w:instrText xml:space="preserve"> PAGEREF _Toc240461132 \h </w:instrText>
+          <w:instrText xml:space="preserve"> PAGEREF _Toc240476649 \h </w:instrText>
         </w:r>
         <w:r>
           <w:rPr>
@@ -4261,7 +4261,7 @@
           <w14:ligatures w14:val="standardContextual"/>
         </w:rPr>
       </w:pPr>
-      <w:hyperlink w:anchor="_Toc240461133" w:history="1">
+      <w:hyperlink w:anchor="_Toc240476650" w:history="1">
         <w:r>
           <w:rPr>
             <w:rStyle w:val="Hyperlink"/>
@@ -4288,7 +4288,7 @@
             <w:noProof/>
             <w:webHidden/>
           </w:rPr>
-          <w:instrText xml:space="preserve"> PAGEREF _Toc240461133 \h </w:instrText>
+          <w:instrText xml:space="preserve"> PAGEREF _Toc240476650 \h </w:instrText>
         </w:r>
         <w:r>
           <w:rPr>
@@ -4334,7 +4334,7 @@
           <w14:ligatures w14:val="standardContextual"/>
         </w:rPr>
       </w:pPr>
-      <w:hyperlink w:anchor="_Toc240461134" w:history="1">
+      <w:hyperlink w:anchor="_Toc240476651" w:history="1">
         <w:r>
           <w:rPr>
             <w:rStyle w:val="Hyperlink"/>
@@ -4361,7 +4361,7 @@
             <w:noProof/>
             <w:webHidden/>
           </w:rPr>
-          <w:instrText xml:space="preserve"> PAGEREF _Toc240461134 \h </w:instrText>
+          <w:instrText xml:space="preserve"> PAGEREF _Toc240476651 \h </w:instrText>
         </w:r>
         <w:r>
           <w:rPr>
@@ -4408,7 +4408,7 @@
           <w14:ligatures w14:val="standardContextual"/>
         </w:rPr>
       </w:pPr>
-      <w:hyperlink w:anchor="_Toc240461135" w:history="1">
+      <w:hyperlink w:anchor="_Toc240476652" w:history="1">
         <w:r>
           <w:rPr>
             <w:rStyle w:val="Hyperlink"/>
@@ -4458,7 +4458,7 @@
             <w:noProof/>
             <w:webHidden/>
           </w:rPr>
-          <w:instrText xml:space="preserve"> PAGEREF _Toc240461135 \h </w:instrText>
+          <w:instrText xml:space="preserve"> PAGEREF _Toc240476652 \h </w:instrText>
         </w:r>
         <w:r>
           <w:rPr>
@@ -4505,7 +4505,7 @@
           <w14:ligatures w14:val="standardContextual"/>
         </w:rPr>
       </w:pPr>
-      <w:hyperlink w:anchor="_Toc240461136" w:history="1">
+      <w:hyperlink w:anchor="_Toc240476653" w:history="1">
         <w:r>
           <w:rPr>
             <w:rStyle w:val="Hyperlink"/>
@@ -4555,7 +4555,7 @@
             <w:noProof/>
             <w:webHidden/>
           </w:rPr>
-          <w:instrText xml:space="preserve"> PAGEREF _Toc240461136 \h </w:instrText>
+          <w:instrText xml:space="preserve"> PAGEREF _Toc240476653 \h </w:instrText>
         </w:r>
         <w:r>
           <w:rPr>
@@ -4602,7 +4602,7 @@
           <w14:ligatures w14:val="standardContextual"/>
         </w:rPr>
       </w:pPr>
-      <w:hyperlink w:anchor="_Toc240461137" w:history="1">
+      <w:hyperlink w:anchor="_Toc240476654" w:history="1">
         <w:r>
           <w:rPr>
             <w:rStyle w:val="Hyperlink"/>
@@ -4652,7 +4652,7 @@
             <w:noProof/>
             <w:webHidden/>
           </w:rPr>
-          <w:instrText xml:space="preserve"> PAGEREF _Toc240461137 \h </w:instrText>
+          <w:instrText xml:space="preserve"> PAGEREF _Toc240476654 \h </w:instrText>
         </w:r>
         <w:r>
           <w:rPr>
@@ -4699,7 +4699,7 @@
           <w14:ligatures w14:val="standardContextual"/>
         </w:rPr>
       </w:pPr>
-      <w:hyperlink w:anchor="_Toc240461138" w:history="1">
+      <w:hyperlink w:anchor="_Toc240476655" w:history="1">
         <w:r>
           <w:rPr>
             <w:rStyle w:val="Hyperlink"/>
@@ -4764,7 +4764,7 @@
             <w:noProof/>
             <w:webHidden/>
           </w:rPr>
-          <w:instrText xml:space="preserve"> PAGEREF _Toc240461138 \h </w:instrText>
+          <w:instrText xml:space="preserve"> PAGEREF _Toc240476655 \h </w:instrText>
         </w:r>
         <w:r>
           <w:rPr>
@@ -4811,7 +4811,7 @@
           <w14:ligatures w14:val="standardContextual"/>
         </w:rPr>
       </w:pPr>
-      <w:hyperlink w:anchor="_Toc240461139" w:history="1">
+      <w:hyperlink w:anchor="_Toc240476656" w:history="1">
         <w:r>
           <w:rPr>
             <w:rStyle w:val="Hyperlink"/>
@@ -4876,7 +4876,7 @@
             <w:noProof/>
             <w:webHidden/>
           </w:rPr>
-          <w:instrText xml:space="preserve"> PAGEREF _Toc240461139 \h </w:instrText>
+          <w:instrText xml:space="preserve"> PAGEREF _Toc240476656 \h </w:instrText>
         </w:r>
         <w:r>
           <w:rPr>
@@ -4923,7 +4923,7 @@
           <w14:ligatures w14:val="standardContextual"/>
         </w:rPr>
       </w:pPr>
-      <w:hyperlink w:anchor="_Toc240461140" w:history="1">
+      <w:hyperlink w:anchor="_Toc240476657" w:history="1">
         <w:r>
           <w:rPr>
             <w:rStyle w:val="Hyperlink"/>
@@ -4988,7 +4988,7 @@
             <w:noProof/>
             <w:webHidden/>
           </w:rPr>
-          <w:instrText xml:space="preserve"> PAGEREF _Toc240461140 \h </w:instrText>
+          <w:instrText xml:space="preserve"> PAGEREF _Toc240476657 \h </w:instrText>
         </w:r>
         <w:r>
           <w:rPr>
@@ -5034,7 +5034,7 @@
           <w14:ligatures w14:val="standardContextual"/>
         </w:rPr>
       </w:pPr>
-      <w:hyperlink w:anchor="_Toc240461141" w:history="1">
+      <w:hyperlink w:anchor="_Toc240476658" w:history="1">
         <w:r>
           <w:rPr>
             <w:rStyle w:val="Hyperlink"/>
@@ -5061,7 +5061,7 @@
             <w:noProof/>
             <w:webHidden/>
           </w:rPr>
-          <w:instrText xml:space="preserve"> PAGEREF _Toc240461141 \h </w:instrText>
+          <w:instrText xml:space="preserve"> PAGEREF _Toc240476658 \h </w:instrText>
         </w:r>
         <w:r>
           <w:rPr>
@@ -5108,7 +5108,7 @@
           <w14:ligatures w14:val="standardContextual"/>
         </w:rPr>
       </w:pPr>
-      <w:hyperlink w:anchor="_Toc240461142" w:history="1">
+      <w:hyperlink w:anchor="_Toc240476659" w:history="1">
         <w:r>
           <w:rPr>
             <w:rStyle w:val="Hyperlink"/>
@@ -5135,7 +5135,7 @@
             <w:noProof/>
             <w:webHidden/>
           </w:rPr>
-          <w:instrText xml:space="preserve"> PAGEREF _Toc240461142 \h </w:instrText>
+          <w:instrText xml:space="preserve"> PAGEREF _Toc240476659 \h </w:instrText>
         </w:r>
         <w:r>
           <w:rPr>
@@ -5181,7 +5181,7 @@
           <w14:ligatures w14:val="standardContextual"/>
         </w:rPr>
       </w:pPr>
-      <w:hyperlink w:anchor="_Toc240461143" w:history="1">
+      <w:hyperlink w:anchor="_Toc240476660" w:history="1">
         <w:r>
           <w:rPr>
             <w:rStyle w:val="Hyperlink"/>
@@ -5208,7 +5208,7 @@
             <w:noProof/>
             <w:webHidden/>
           </w:rPr>
-          <w:instrText xml:space="preserve"> PAGEREF _Toc240461143 \h </w:instrText>
+          <w:instrText xml:space="preserve"> PAGEREF _Toc240476660 \h </w:instrText>
         </w:r>
         <w:r>
           <w:rPr>
@@ -5255,7 +5255,7 @@
           <w14:ligatures w14:val="standardContextual"/>
         </w:rPr>
       </w:pPr>
-      <w:hyperlink w:anchor="_Toc240461144" w:history="1">
+      <w:hyperlink w:anchor="_Toc240476661" w:history="1">
         <w:r>
           <w:rPr>
             <w:rStyle w:val="Hyperlink"/>
@@ -5282,7 +5282,7 @@
             <w:noProof/>
             <w:webHidden/>
           </w:rPr>
-          <w:instrText xml:space="preserve"> PAGEREF _Toc240461144 \h </w:instrText>
+          <w:instrText xml:space="preserve"> PAGEREF _Toc240476661 \h </w:instrText>
         </w:r>
         <w:r>
           <w:rPr>
@@ -5328,7 +5328,7 @@
           <w14:ligatures w14:val="standardContextual"/>
         </w:rPr>
       </w:pPr>
-      <w:hyperlink w:anchor="_Toc240461145" w:history="1">
+      <w:hyperlink w:anchor="_Toc240476662" w:history="1">
         <w:r>
           <w:rPr>
             <w:rStyle w:val="Hyperlink"/>
@@ -5355,7 +5355,7 @@
             <w:noProof/>
             <w:webHidden/>
           </w:rPr>
-          <w:instrText xml:space="preserve"> PAGEREF _Toc240461145 \h </w:instrText>
+          <w:instrText xml:space="preserve"> PAGEREF _Toc240476662 \h </w:instrText>
         </w:r>
         <w:r>
           <w:rPr>
@@ -5402,7 +5402,7 @@
           <w14:ligatures w14:val="standardContextual"/>
         </w:rPr>
       </w:pPr>
-      <w:hyperlink w:anchor="_Toc240461146" w:history="1">
+      <w:hyperlink w:anchor="_Toc240476663" w:history="1">
         <w:r>
           <w:rPr>
             <w:rStyle w:val="Hyperlink"/>
@@ -5429,7 +5429,7 @@
             <w:noProof/>
             <w:webHidden/>
           </w:rPr>
-          <w:instrText xml:space="preserve"> PAGEREF _Toc240461146 \h </w:instrText>
+          <w:instrText xml:space="preserve"> PAGEREF _Toc240476663 \h </w:instrText>
         </w:r>
         <w:r>
           <w:rPr>
@@ -5476,7 +5476,7 @@
           <w14:ligatures w14:val="standardContextual"/>
         </w:rPr>
       </w:pPr>
-      <w:hyperlink w:anchor="_Toc240461147" w:history="1">
+      <w:hyperlink w:anchor="_Toc240476664" w:history="1">
         <w:r>
           <w:rPr>
             <w:rStyle w:val="Hyperlink"/>
@@ -5503,7 +5503,7 @@
             <w:noProof/>
             <w:webHidden/>
           </w:rPr>
-          <w:instrText xml:space="preserve"> PAGEREF _Toc240461147 \h </w:instrText>
+          <w:instrText xml:space="preserve"> PAGEREF _Toc240476664 \h </w:instrText>
         </w:r>
         <w:r>
           <w:rPr>
@@ -5550,7 +5550,7 @@
           <w14:ligatures w14:val="standardContextual"/>
         </w:rPr>
       </w:pPr>
-      <w:hyperlink w:anchor="_Toc240461148" w:history="1">
+      <w:hyperlink w:anchor="_Toc240476665" w:history="1">
         <w:r>
           <w:rPr>
             <w:rStyle w:val="Hyperlink"/>
@@ -5577,7 +5577,7 @@
             <w:noProof/>
             <w:webHidden/>
           </w:rPr>
-          <w:instrText xml:space="preserve"> PAGEREF _Toc240461148 \h </w:instrText>
+          <w:instrText xml:space="preserve"> PAGEREF _Toc240476665 \h </w:instrText>
         </w:r>
         <w:r>
           <w:rPr>
@@ -5624,7 +5624,7 @@
           <w14:ligatures w14:val="standardContextual"/>
         </w:rPr>
       </w:pPr>
-      <w:hyperlink w:anchor="_Toc240461149" w:history="1">
+      <w:hyperlink w:anchor="_Toc240476666" w:history="1">
         <w:r>
           <w:rPr>
             <w:rStyle w:val="Hyperlink"/>
@@ -5651,7 +5651,7 @@
             <w:noProof/>
             <w:webHidden/>
           </w:rPr>
-          <w:instrText xml:space="preserve"> PAGEREF _Toc240461149 \h </w:instrText>
+          <w:instrText xml:space="preserve"> PAGEREF _Toc240476666 \h </w:instrText>
         </w:r>
         <w:r>
           <w:rPr>
@@ -5697,7 +5697,7 @@
           <w14:ligatures w14:val="standardContextual"/>
         </w:rPr>
       </w:pPr>
-      <w:hyperlink w:anchor="_Toc240461150" w:history="1">
+      <w:hyperlink w:anchor="_Toc240476667" w:history="1">
         <w:r>
           <w:rPr>
             <w:rStyle w:val="Hyperlink"/>
@@ -5724,7 +5724,7 @@
             <w:noProof/>
             <w:webHidden/>
           </w:rPr>
-          <w:instrText xml:space="preserve"> PAGEREF _Toc240461150 \h </w:instrText>
+          <w:instrText xml:space="preserve"> PAGEREF _Toc240476667 \h </w:instrText>
         </w:r>
         <w:r>
           <w:rPr>
@@ -5770,7 +5770,7 @@
           <w14:ligatures w14:val="standardContextual"/>
         </w:rPr>
       </w:pPr>
-      <w:hyperlink w:anchor="_Toc240461151" w:history="1">
+      <w:hyperlink w:anchor="_Toc240476668" w:history="1">
         <w:r>
           <w:rPr>
             <w:rStyle w:val="Hyperlink"/>
@@ -5797,7 +5797,7 @@
             <w:noProof/>
             <w:webHidden/>
           </w:rPr>
-          <w:instrText xml:space="preserve"> PAGEREF _Toc240461151 \h </w:instrText>
+          <w:instrText xml:space="preserve"> PAGEREF _Toc240476668 \h </w:instrText>
         </w:r>
         <w:r>
           <w:rPr>
@@ -5843,7 +5843,7 @@
           <w14:ligatures w14:val="standardContextual"/>
         </w:rPr>
       </w:pPr>
-      <w:hyperlink w:anchor="_Toc240461152" w:history="1">
+      <w:hyperlink w:anchor="_Toc240476669" w:history="1">
         <w:r>
           <w:rPr>
             <w:rStyle w:val="Hyperlink"/>
@@ -5870,7 +5870,7 @@
             <w:noProof/>
             <w:webHidden/>
           </w:rPr>
-          <w:instrText xml:space="preserve"> PAGEREF _Toc240461152 \h </w:instrText>
+          <w:instrText xml:space="preserve"> PAGEREF _Toc240476669 \h </w:instrText>
         </w:r>
         <w:r>
           <w:rPr>
@@ -5917,7 +5917,7 @@
           <w14:ligatures w14:val="standardContextual"/>
         </w:rPr>
       </w:pPr>
-      <w:hyperlink w:anchor="_Toc240461153" w:history="1">
+      <w:hyperlink w:anchor="_Toc240476670" w:history="1">
         <w:r>
           <w:rPr>
             <w:rStyle w:val="Hyperlink"/>
@@ -5944,7 +5944,7 @@
             <w:noProof/>
             <w:webHidden/>
           </w:rPr>
-          <w:instrText xml:space="preserve"> PAGEREF _Toc240461153 \h </w:instrText>
+          <w:instrText xml:space="preserve"> PAGEREF _Toc240476670 \h </w:instrText>
         </w:r>
         <w:r>
           <w:rPr>
@@ -5991,7 +5991,7 @@
           <w14:ligatures w14:val="standardContextual"/>
         </w:rPr>
       </w:pPr>
-      <w:hyperlink w:anchor="_Toc240461154" w:history="1">
+      <w:hyperlink w:anchor="_Toc240476671" w:history="1">
         <w:r>
           <w:rPr>
             <w:rStyle w:val="Hyperlink"/>
@@ -6018,7 +6018,7 @@
             <w:noProof/>
             <w:webHidden/>
           </w:rPr>
-          <w:instrText xml:space="preserve"> PAGEREF _Toc240461154 \h </w:instrText>
+          <w:instrText xml:space="preserve"> PAGEREF _Toc240476671 \h </w:instrText>
         </w:r>
         <w:r>
           <w:rPr>
@@ -6065,7 +6065,7 @@
           <w14:ligatures w14:val="standardContextual"/>
         </w:rPr>
       </w:pPr>
-      <w:hyperlink w:anchor="_Toc240461155" w:history="1">
+      <w:hyperlink w:anchor="_Toc240476672" w:history="1">
         <w:r>
           <w:rPr>
             <w:rStyle w:val="Hyperlink"/>
@@ -6092,7 +6092,7 @@
             <w:noProof/>
             <w:webHidden/>
           </w:rPr>
-          <w:instrText xml:space="preserve"> PAGEREF _Toc240461155 \h </w:instrText>
+          <w:instrText xml:space="preserve"> PAGEREF _Toc240476672 \h </w:instrText>
         </w:r>
         <w:r>
           <w:rPr>
@@ -6139,7 +6139,7 @@
           <w14:ligatures w14:val="standardContextual"/>
         </w:rPr>
       </w:pPr>
-      <w:hyperlink w:anchor="_Toc240461156" w:history="1">
+      <w:hyperlink w:anchor="_Toc240476673" w:history="1">
         <w:r>
           <w:rPr>
             <w:rStyle w:val="Hyperlink"/>
@@ -6166,7 +6166,7 @@
             <w:noProof/>
             <w:webHidden/>
           </w:rPr>
-          <w:instrText xml:space="preserve"> PAGEREF _Toc240461156 \h </w:instrText>
+          <w:instrText xml:space="preserve"> PAGEREF _Toc240476673 \h </w:instrText>
         </w:r>
         <w:r>
           <w:rPr>
@@ -6213,7 +6213,7 @@
           <w14:ligatures w14:val="standardContextual"/>
         </w:rPr>
       </w:pPr>
-      <w:hyperlink w:anchor="_Toc240461157" w:history="1">
+      <w:hyperlink w:anchor="_Toc240476674" w:history="1">
         <w:r>
           <w:rPr>
             <w:rStyle w:val="Hyperlink"/>
@@ -6255,7 +6255,7 @@
             <w:noProof/>
             <w:webHidden/>
           </w:rPr>
-          <w:instrText xml:space="preserve"> PAGEREF _Toc240461157 \h </w:instrText>
+          <w:instrText xml:space="preserve"> PAGEREF _Toc240476674 \h </w:instrText>
         </w:r>
         <w:r>
           <w:rPr>
@@ -6302,7 +6302,7 @@
           <w14:ligatures w14:val="standardContextual"/>
         </w:rPr>
       </w:pPr>
-      <w:hyperlink w:anchor="_Toc240461158" w:history="1">
+      <w:hyperlink w:anchor="_Toc240476675" w:history="1">
         <w:r>
           <w:rPr>
             <w:rStyle w:val="Hyperlink"/>
@@ -6344,7 +6344,7 @@
             <w:noProof/>
             <w:webHidden/>
           </w:rPr>
-          <w:instrText xml:space="preserve"> PAGEREF _Toc240461158 \h </w:instrText>
+          <w:instrText xml:space="preserve"> PAGEREF _Toc240476675 \h </w:instrText>
         </w:r>
         <w:r>
           <w:rPr>
@@ -6390,7 +6390,7 @@
           <w14:ligatures w14:val="standardContextual"/>
         </w:rPr>
       </w:pPr>
-      <w:hyperlink w:anchor="_Toc240461159" w:history="1">
+      <w:hyperlink w:anchor="_Toc240476676" w:history="1">
         <w:r>
           <w:rPr>
             <w:rStyle w:val="Hyperlink"/>
@@ -6417,7 +6417,7 @@
             <w:noProof/>
             <w:webHidden/>
           </w:rPr>
-          <w:instrText xml:space="preserve"> PAGEREF _Toc240461159 \h </w:instrText>
+          <w:instrText xml:space="preserve"> PAGEREF _Toc240476676 \h </w:instrText>
         </w:r>
         <w:r>
           <w:rPr>
@@ -6463,7 +6463,7 @@
           <w14:ligatures w14:val="standardContextual"/>
         </w:rPr>
       </w:pPr>
-      <w:hyperlink w:anchor="_Toc240461160" w:history="1">
+      <w:hyperlink w:anchor="_Toc240476677" w:history="1">
         <w:r>
           <w:rPr>
             <w:rStyle w:val="Hyperlink"/>
@@ -6490,7 +6490,7 @@
             <w:noProof/>
             <w:webHidden/>
           </w:rPr>
-          <w:instrText xml:space="preserve"> PAGEREF _Toc240461160 \h </w:instrText>
+          <w:instrText xml:space="preserve"> PAGEREF _Toc240476677 \h </w:instrText>
         </w:r>
         <w:r>
           <w:rPr>
@@ -6537,7 +6537,7 @@
           <w14:ligatures w14:val="standardContextual"/>
         </w:rPr>
       </w:pPr>
-      <w:hyperlink w:anchor="_Toc240461161" w:history="1">
+      <w:hyperlink w:anchor="_Toc240476678" w:history="1">
         <w:r>
           <w:rPr>
             <w:rStyle w:val="Hyperlink"/>
@@ -6564,7 +6564,7 @@
             <w:noProof/>
             <w:webHidden/>
           </w:rPr>
-          <w:instrText xml:space="preserve"> PAGEREF _Toc240461161 \h </w:instrText>
+          <w:instrText xml:space="preserve"> PAGEREF _Toc240476678 \h </w:instrText>
         </w:r>
         <w:r>
           <w:rPr>
@@ -6610,7 +6610,7 @@
         </w:rPr>
         <w:fldChar w:fldCharType="end"/>
       </w:r>
-      <w:bookmarkStart w:id="6" w:name="_Toc240461112"/>
+      <w:bookmarkStart w:id="6" w:name="_Toc240476629"/>
       <w:r>
         <w:rPr>
           <w:rFonts w:ascii="Times New Roman" w:hAnsi="Times New Roman"/>
@@ -6757,7 +6757,7 @@
         <w:spacing w:after="360"/>
         <w:outlineLvl w:val="0"/>
       </w:pPr>
-      <w:bookmarkStart w:id="7" w:name="_Toc240461113"/>
+      <w:bookmarkStart w:id="7" w:name="_Toc240476630"/>
       <w:r>
         <w:rPr>
           <w:rFonts w:ascii="Times New Roman" w:hAnsi="Times New Roman"/>
@@ -6944,7 +6944,7 @@
         <w:pStyle w:val="Heading1"/>
         <w:outlineLvl w:val="0"/>
       </w:pPr>
-      <w:bookmarkStart w:id="8" w:name="_Toc240461114"/>
+      <w:bookmarkStart w:id="8" w:name="_Toc240476631"/>
       <w:r>
         <w:rPr>
           <w:rFonts w:ascii="Times New Roman" w:hAnsi="Times New Roman"/>
@@ -6962,7 +6962,7 @@
         <w:pStyle w:val="Heading2"/>
         <w:outlineLvl w:val="1"/>
       </w:pPr>
-      <w:bookmarkStart w:id="9" w:name="_Toc240461115"/>
+      <w:bookmarkStart w:id="9" w:name="_Toc240476632"/>
       <w:r>
         <w:rPr>
           <w:rFonts w:ascii="Times New Roman" w:hAnsi="Times New Roman"/>
@@ -7354,8 +7354,8 @@
         </w:rPr>
         <w:lastRenderedPageBreak/>
         <w:drawing>
-          <wp:inline distT="0" distB="0" distL="0" distR="0" wp14:anchorId="4A81DA6D" wp14:editId="72A5766A">
-            <wp:extent cx="4860000" cy="2709609"/>
+          <wp:inline distT="0" distB="0" distL="0" distR="0" wp14:anchorId="249A6DA4" wp14:editId="536CEDC4">
+            <wp:extent cx="4860000" cy="2980356"/>
             <wp:effectExtent l="0" t="0" r="0" b="0"/>
             <wp:docPr id="2" name="Picture 2"/>
             <wp:cNvGraphicFramePr>
@@ -7377,7 +7377,7 @@
                   <pic:spPr>
                     <a:xfrm>
                       <a:off x="0" y="0"/>
-                      <a:ext cx="4860000" cy="2709609"/>
+                      <a:ext cx="4860000" cy="2980356"/>
                     </a:xfrm>
                     <a:prstGeom prst="rect">
                       <a:avLst/>
@@ -7506,7 +7506,7 @@
         </w:rPr>
         <w:lastRenderedPageBreak/>
         <w:drawing>
-          <wp:inline distT="0" distB="0" distL="0" distR="0" wp14:anchorId="50BCBE9D" wp14:editId="73E95B7B">
+          <wp:inline distT="0" distB="0" distL="0" distR="0" wp14:anchorId="14EA6A19" wp14:editId="7FF4F827">
             <wp:extent cx="4860000" cy="2719286"/>
             <wp:effectExtent l="0" t="0" r="0" b="0"/>
             <wp:docPr id="3" name="Picture 3"/>
@@ -8001,7 +8001,7 @@
           <w:noProof/>
         </w:rPr>
         <w:drawing>
-          <wp:inline distT="0" distB="0" distL="0" distR="0" wp14:anchorId="5A6784B4" wp14:editId="505AD384">
+          <wp:inline distT="0" distB="0" distL="0" distR="0" wp14:anchorId="73E0DD69" wp14:editId="149AFF0E">
             <wp:extent cx="4860000" cy="2818800"/>
             <wp:effectExtent l="0" t="0" r="0" b="0"/>
             <wp:docPr id="4" name="Picture 4"/>
@@ -9726,7 +9726,7 @@
         <w:pStyle w:val="Heading2"/>
         <w:outlineLvl w:val="1"/>
       </w:pPr>
-      <w:bookmarkStart w:id="10" w:name="_Toc240461116"/>
+      <w:bookmarkStart w:id="10" w:name="_Toc240476633"/>
       <w:r>
         <w:rPr>
           <w:rFonts w:ascii="Times New Roman" w:hAnsi="Times New Roman"/>
@@ -10071,7 +10071,7 @@
         <w:pStyle w:val="Heading2"/>
         <w:outlineLvl w:val="1"/>
       </w:pPr>
-      <w:bookmarkStart w:id="11" w:name="_Toc240461117"/>
+      <w:bookmarkStart w:id="11" w:name="_Toc240476634"/>
       <w:r>
         <w:rPr>
           <w:rFonts w:ascii="Times New Roman" w:hAnsi="Times New Roman"/>
@@ -10417,7 +10417,7 @@
         <w:pStyle w:val="Heading2"/>
         <w:outlineLvl w:val="1"/>
       </w:pPr>
-      <w:bookmarkStart w:id="12" w:name="_Toc240461118"/>
+      <w:bookmarkStart w:id="12" w:name="_Toc240476635"/>
       <w:r>
         <w:rPr>
           <w:rFonts w:ascii="Times New Roman" w:hAnsi="Times New Roman"/>
@@ -10447,7 +10447,7 @@
         <w:pStyle w:val="Heading3"/>
         <w:outlineLvl w:val="2"/>
       </w:pPr>
-      <w:bookmarkStart w:id="13" w:name="_Toc240461119"/>
+      <w:bookmarkStart w:id="13" w:name="_Toc240476636"/>
       <w:r>
         <w:rPr>
           <w:rFonts w:ascii="Times New Roman" w:hAnsi="Times New Roman"/>
@@ -10627,7 +10627,7 @@
         <w:pStyle w:val="Heading3"/>
         <w:outlineLvl w:val="2"/>
       </w:pPr>
-      <w:bookmarkStart w:id="14" w:name="_Toc240461120"/>
+      <w:bookmarkStart w:id="14" w:name="_Toc240476637"/>
       <w:r>
         <w:rPr>
           <w:rFonts w:ascii="Times New Roman" w:hAnsi="Times New Roman"/>
@@ -10773,7 +10773,7 @@
         <w:pStyle w:val="Heading1"/>
         <w:outlineLvl w:val="0"/>
       </w:pPr>
-      <w:bookmarkStart w:id="15" w:name="_Toc240461121"/>
+      <w:bookmarkStart w:id="15" w:name="_Toc240476638"/>
       <w:r>
         <w:rPr>
           <w:rFonts w:ascii="Times New Roman" w:hAnsi="Times New Roman"/>
@@ -10791,7 +10791,7 @@
         <w:pStyle w:val="Heading2"/>
         <w:outlineLvl w:val="1"/>
       </w:pPr>
-      <w:bookmarkStart w:id="16" w:name="_Toc240461122"/>
+      <w:bookmarkStart w:id="16" w:name="_Toc240476639"/>
       <w:r>
         <w:rPr>
           <w:rFonts w:ascii="Times New Roman" w:hAnsi="Times New Roman"/>
@@ -10808,7 +10808,7 @@
         <w:pStyle w:val="Heading3"/>
         <w:outlineLvl w:val="2"/>
       </w:pPr>
-      <w:bookmarkStart w:id="17" w:name="_Toc240461123"/>
+      <w:bookmarkStart w:id="17" w:name="_Toc240476640"/>
       <w:r>
         <w:rPr>
           <w:rFonts w:ascii="Times New Roman" w:hAnsi="Times New Roman"/>
@@ -11132,7 +11132,7 @@
         <w:pStyle w:val="Heading3"/>
         <w:outlineLvl w:val="2"/>
       </w:pPr>
-      <w:bookmarkStart w:id="18" w:name="_Toc240461124"/>
+      <w:bookmarkStart w:id="18" w:name="_Toc240476641"/>
       <w:r>
         <w:rPr>
           <w:rFonts w:ascii="Times New Roman" w:hAnsi="Times New Roman"/>
@@ -11471,7 +11471,7 @@
         <w:pStyle w:val="Heading3"/>
         <w:outlineLvl w:val="2"/>
       </w:pPr>
-      <w:bookmarkStart w:id="19" w:name="_Toc240461125"/>
+      <w:bookmarkStart w:id="19" w:name="_Toc240476642"/>
       <w:r>
         <w:rPr>
           <w:rFonts w:ascii="Times New Roman" w:hAnsi="Times New Roman"/>
@@ -11617,7 +11617,7 @@
         <w:pStyle w:val="Heading3"/>
         <w:outlineLvl w:val="2"/>
       </w:pPr>
-      <w:bookmarkStart w:id="20" w:name="_Toc240461126"/>
+      <w:bookmarkStart w:id="20" w:name="_Toc240476643"/>
       <w:r>
         <w:rPr>
           <w:rFonts w:ascii="Times New Roman" w:hAnsi="Times New Roman"/>
@@ -11706,7 +11706,7 @@
         <w:pStyle w:val="Heading2"/>
         <w:outlineLvl w:val="1"/>
       </w:pPr>
-      <w:bookmarkStart w:id="21" w:name="_Toc240461127"/>
+      <w:bookmarkStart w:id="21" w:name="_Toc240476644"/>
       <w:r>
         <w:rPr>
           <w:rFonts w:ascii="Times New Roman" w:hAnsi="Times New Roman"/>
@@ -11723,7 +11723,7 @@
         <w:pStyle w:val="Heading3"/>
         <w:outlineLvl w:val="2"/>
       </w:pPr>
-      <w:bookmarkStart w:id="22" w:name="_Toc240461128"/>
+      <w:bookmarkStart w:id="22" w:name="_Toc240476645"/>
       <w:r>
         <w:rPr>
           <w:rFonts w:ascii="Times New Roman" w:hAnsi="Times New Roman"/>
@@ -11804,7 +11804,7 @@
         <w:pStyle w:val="Heading3"/>
         <w:outlineLvl w:val="2"/>
       </w:pPr>
-      <w:bookmarkStart w:id="23" w:name="_Toc240461129"/>
+      <w:bookmarkStart w:id="23" w:name="_Toc240476646"/>
       <w:r>
         <w:rPr>
           <w:rFonts w:ascii="Times New Roman" w:hAnsi="Times New Roman"/>
@@ -11924,7 +11924,7 @@
         <w:pStyle w:val="Heading3"/>
         <w:outlineLvl w:val="2"/>
       </w:pPr>
-      <w:bookmarkStart w:id="24" w:name="_Toc240461130"/>
+      <w:bookmarkStart w:id="24" w:name="_Toc240476647"/>
       <w:r>
         <w:rPr>
           <w:rFonts w:ascii="Times New Roman" w:hAnsi="Times New Roman"/>
@@ -12078,7 +12078,7 @@
         <w:pStyle w:val="Heading3"/>
         <w:outlineLvl w:val="2"/>
       </w:pPr>
-      <w:bookmarkStart w:id="25" w:name="_Toc240461131"/>
+      <w:bookmarkStart w:id="25" w:name="_Toc240476648"/>
       <w:r>
         <w:rPr>
           <w:rFonts w:ascii="Times New Roman" w:hAnsi="Times New Roman"/>
@@ -12263,7 +12263,7 @@
         <w:pStyle w:val="Heading3"/>
         <w:outlineLvl w:val="2"/>
       </w:pPr>
-      <w:bookmarkStart w:id="26" w:name="_Toc240461132"/>
+      <w:bookmarkStart w:id="26" w:name="_Toc240476649"/>
       <w:r>
         <w:rPr>
           <w:rFonts w:ascii="Times New Roman" w:hAnsi="Times New Roman"/>
@@ -12403,7 +12403,7 @@
         <w:pStyle w:val="Heading2"/>
         <w:outlineLvl w:val="1"/>
       </w:pPr>
-      <w:bookmarkStart w:id="27" w:name="_Toc240461133"/>
+      <w:bookmarkStart w:id="27" w:name="_Toc240476650"/>
       <w:r>
         <w:rPr>
           <w:rFonts w:ascii="Times New Roman" w:hAnsi="Times New Roman"/>
@@ -13943,7 +13943,7 @@
         <w:pStyle w:val="Heading2"/>
         <w:outlineLvl w:val="1"/>
       </w:pPr>
-      <w:bookmarkStart w:id="28" w:name="_Toc240461134"/>
+      <w:bookmarkStart w:id="28" w:name="_Toc240476651"/>
       <w:r>
         <w:rPr>
           <w:rFonts w:ascii="Times New Roman" w:hAnsi="Times New Roman"/>
@@ -13960,7 +13960,7 @@
         <w:pStyle w:val="Heading3"/>
         <w:outlineLvl w:val="2"/>
       </w:pPr>
-      <w:bookmarkStart w:id="29" w:name="_Toc240461135"/>
+      <w:bookmarkStart w:id="29" w:name="_Toc240476652"/>
       <w:r>
         <w:rPr>
           <w:rFonts w:ascii="Times New Roman" w:hAnsi="Times New Roman"/>
@@ -14182,7 +14182,7 @@
         <w:pStyle w:val="Heading3"/>
         <w:outlineLvl w:val="2"/>
       </w:pPr>
-      <w:bookmarkStart w:id="30" w:name="_Toc240461136"/>
+      <w:bookmarkStart w:id="30" w:name="_Toc240476653"/>
       <w:r>
         <w:rPr>
           <w:rFonts w:ascii="Times New Roman" w:hAnsi="Times New Roman"/>
@@ -14501,7 +14501,7 @@
         <w:pStyle w:val="Heading3"/>
         <w:outlineLvl w:val="2"/>
       </w:pPr>
-      <w:bookmarkStart w:id="31" w:name="_Toc240461137"/>
+      <w:bookmarkStart w:id="31" w:name="_Toc240476654"/>
       <w:r>
         <w:rPr>
           <w:rFonts w:ascii="Times New Roman" w:hAnsi="Times New Roman"/>
@@ -14782,7 +14782,7 @@
         <w:pStyle w:val="Heading3"/>
         <w:outlineLvl w:val="2"/>
       </w:pPr>
-      <w:bookmarkStart w:id="32" w:name="_Toc240461138"/>
+      <w:bookmarkStart w:id="32" w:name="_Toc240476655"/>
       <w:r>
         <w:rPr>
           <w:rFonts w:ascii="Times New Roman" w:hAnsi="Times New Roman"/>
@@ -15103,7 +15103,7 @@
         <w:pStyle w:val="Heading3"/>
         <w:outlineLvl w:val="2"/>
       </w:pPr>
-      <w:bookmarkStart w:id="33" w:name="_Toc240461139"/>
+      <w:bookmarkStart w:id="33" w:name="_Toc240476656"/>
       <w:r>
         <w:rPr>
           <w:rFonts w:ascii="Times New Roman" w:hAnsi="Times New Roman"/>
@@ -15385,7 +15385,7 @@
         <w:pStyle w:val="Heading3"/>
         <w:outlineLvl w:val="2"/>
       </w:pPr>
-      <w:bookmarkStart w:id="34" w:name="_Toc240461140"/>
+      <w:bookmarkStart w:id="34" w:name="_Toc240476657"/>
       <w:r>
         <w:rPr>
           <w:rFonts w:ascii="Times New Roman" w:hAnsi="Times New Roman"/>
@@ -15621,7 +15621,7 @@
         <w:pStyle w:val="Heading2"/>
         <w:outlineLvl w:val="1"/>
       </w:pPr>
-      <w:bookmarkStart w:id="35" w:name="_Toc240461141"/>
+      <w:bookmarkStart w:id="35" w:name="_Toc240476658"/>
       <w:r>
         <w:rPr>
           <w:rFonts w:ascii="Times New Roman" w:hAnsi="Times New Roman"/>
@@ -15657,7 +15657,7 @@
         </w:rPr>
         <w:lastRenderedPageBreak/>
         <w:drawing>
-          <wp:inline distT="0" distB="0" distL="0" distR="0" wp14:anchorId="47715EE5" wp14:editId="63525F44">
+          <wp:inline distT="0" distB="0" distL="0" distR="0" wp14:anchorId="193783F2" wp14:editId="01CD95D0">
             <wp:extent cx="5040000" cy="2753704"/>
             <wp:effectExtent l="0" t="0" r="0" b="0"/>
             <wp:docPr id="5" name="Picture 5"/>
@@ -15730,7 +15730,7 @@
         <w:pStyle w:val="Heading1"/>
         <w:outlineLvl w:val="0"/>
       </w:pPr>
-      <w:bookmarkStart w:id="36" w:name="_Toc240461142"/>
+      <w:bookmarkStart w:id="36" w:name="_Toc240476659"/>
       <w:r>
         <w:rPr>
           <w:rFonts w:ascii="Times New Roman" w:hAnsi="Times New Roman"/>
@@ -15748,7 +15748,7 @@
         <w:pStyle w:val="Heading2"/>
         <w:outlineLvl w:val="1"/>
       </w:pPr>
-      <w:bookmarkStart w:id="37" w:name="_Toc240461143"/>
+      <w:bookmarkStart w:id="37" w:name="_Toc240476660"/>
       <w:r>
         <w:rPr>
           <w:rFonts w:ascii="Times New Roman" w:hAnsi="Times New Roman"/>
@@ -16352,7 +16352,7 @@
         <w:pStyle w:val="Heading3"/>
         <w:outlineLvl w:val="2"/>
       </w:pPr>
-      <w:bookmarkStart w:id="38" w:name="_Toc240461144"/>
+      <w:bookmarkStart w:id="38" w:name="_Toc240476661"/>
       <w:r>
         <w:rPr>
           <w:rFonts w:ascii="Times New Roman" w:hAnsi="Times New Roman"/>
@@ -16646,7 +16646,7 @@
         <w:pStyle w:val="Heading2"/>
         <w:outlineLvl w:val="1"/>
       </w:pPr>
-      <w:bookmarkStart w:id="39" w:name="_Toc240461145"/>
+      <w:bookmarkStart w:id="39" w:name="_Toc240476662"/>
       <w:r>
         <w:rPr>
           <w:rFonts w:ascii="Times New Roman" w:hAnsi="Times New Roman"/>
@@ -16663,7 +16663,7 @@
         <w:pStyle w:val="Heading3"/>
         <w:outlineLvl w:val="2"/>
       </w:pPr>
-      <w:bookmarkStart w:id="40" w:name="_Toc240461146"/>
+      <w:bookmarkStart w:id="40" w:name="_Toc240476663"/>
       <w:r>
         <w:rPr>
           <w:rFonts w:ascii="Times New Roman" w:hAnsi="Times New Roman"/>
@@ -16855,7 +16855,7 @@
         <w:pStyle w:val="Heading3"/>
         <w:outlineLvl w:val="2"/>
       </w:pPr>
-      <w:bookmarkStart w:id="41" w:name="_Toc240461147"/>
+      <w:bookmarkStart w:id="41" w:name="_Toc240476664"/>
       <w:r>
         <w:rPr>
           <w:rFonts w:ascii="Times New Roman" w:hAnsi="Times New Roman"/>
@@ -17144,7 +17144,7 @@
         <w:pStyle w:val="Heading3"/>
         <w:outlineLvl w:val="2"/>
       </w:pPr>
-      <w:bookmarkStart w:id="42" w:name="_Toc240461148"/>
+      <w:bookmarkStart w:id="42" w:name="_Toc240476665"/>
       <w:r>
         <w:rPr>
           <w:rFonts w:ascii="Times New Roman" w:hAnsi="Times New Roman"/>
@@ -17783,7 +17783,7 @@
         <w:pStyle w:val="Heading3"/>
         <w:outlineLvl w:val="2"/>
       </w:pPr>
-      <w:bookmarkStart w:id="43" w:name="_Toc240461149"/>
+      <w:bookmarkStart w:id="43" w:name="_Toc240476666"/>
       <w:r>
         <w:rPr>
           <w:rFonts w:ascii="Times New Roman" w:hAnsi="Times New Roman"/>
@@ -18017,7 +18017,7 @@
         <w:pStyle w:val="Heading2"/>
         <w:outlineLvl w:val="1"/>
       </w:pPr>
-      <w:bookmarkStart w:id="44" w:name="_Toc240461150"/>
+      <w:bookmarkStart w:id="44" w:name="_Toc240476667"/>
       <w:r>
         <w:rPr>
           <w:rFonts w:ascii="Times New Roman" w:hAnsi="Times New Roman"/>
@@ -19968,7 +19968,7 @@
         <w:pStyle w:val="Heading2"/>
         <w:outlineLvl w:val="1"/>
       </w:pPr>
-      <w:bookmarkStart w:id="45" w:name="_Toc240461151"/>
+      <w:bookmarkStart w:id="45" w:name="_Toc240476668"/>
       <w:r>
         <w:rPr>
           <w:rFonts w:ascii="Times New Roman" w:hAnsi="Times New Roman"/>
@@ -23301,7 +23301,7 @@
         <w:pStyle w:val="Heading2"/>
         <w:outlineLvl w:val="1"/>
       </w:pPr>
-      <w:bookmarkStart w:id="46" w:name="_Toc240461152"/>
+      <w:bookmarkStart w:id="46" w:name="_Toc240476669"/>
       <w:r>
         <w:rPr>
           <w:rFonts w:ascii="Times New Roman" w:hAnsi="Times New Roman"/>
@@ -23318,7 +23318,7 @@
         <w:pStyle w:val="Heading3"/>
         <w:outlineLvl w:val="2"/>
       </w:pPr>
-      <w:bookmarkStart w:id="47" w:name="_Toc240461153"/>
+      <w:bookmarkStart w:id="47" w:name="_Toc240476670"/>
       <w:r>
         <w:rPr>
           <w:rFonts w:ascii="Times New Roman" w:hAnsi="Times New Roman"/>
@@ -23764,7 +23764,7 @@
         <w:pStyle w:val="Heading3"/>
         <w:outlineLvl w:val="2"/>
       </w:pPr>
-      <w:bookmarkStart w:id="48" w:name="_Toc240461154"/>
+      <w:bookmarkStart w:id="48" w:name="_Toc240476671"/>
       <w:r>
         <w:rPr>
           <w:rFonts w:ascii="Times New Roman" w:hAnsi="Times New Roman"/>
@@ -23926,7 +23926,7 @@
         <w:pStyle w:val="Heading3"/>
         <w:outlineLvl w:val="2"/>
       </w:pPr>
-      <w:bookmarkStart w:id="49" w:name="_Toc240461155"/>
+      <w:bookmarkStart w:id="49" w:name="_Toc240476672"/>
       <w:r>
         <w:rPr>
           <w:rFonts w:ascii="Times New Roman" w:hAnsi="Times New Roman"/>
@@ -24149,7 +24149,7 @@
         <w:pStyle w:val="Heading3"/>
         <w:outlineLvl w:val="2"/>
       </w:pPr>
-      <w:bookmarkStart w:id="50" w:name="_Toc240461156"/>
+      <w:bookmarkStart w:id="50" w:name="_Toc240476673"/>
       <w:r>
         <w:rPr>
           <w:rFonts w:ascii="Times New Roman" w:hAnsi="Times New Roman"/>
@@ -24441,7 +24441,7 @@
         <w:pStyle w:val="Heading3"/>
         <w:outlineLvl w:val="2"/>
       </w:pPr>
-      <w:bookmarkStart w:id="51" w:name="_Toc240461157"/>
+      <w:bookmarkStart w:id="51" w:name="_Toc240476674"/>
       <w:r>
         <w:rPr>
           <w:rFonts w:ascii="Times New Roman" w:hAnsi="Times New Roman"/>
@@ -24542,7 +24542,7 @@
         <w:pStyle w:val="Heading3"/>
         <w:outlineLvl w:val="2"/>
       </w:pPr>
-      <w:bookmarkStart w:id="52" w:name="_Toc240461158"/>
+      <w:bookmarkStart w:id="52" w:name="_Toc240476675"/>
       <w:r>
         <w:rPr>
           <w:rFonts w:ascii="Times New Roman" w:hAnsi="Times New Roman"/>
@@ -24779,7 +24779,7 @@
         <w:pStyle w:val="Heading2"/>
         <w:outlineLvl w:val="1"/>
       </w:pPr>
-      <w:bookmarkStart w:id="53" w:name="_Toc240461159"/>
+      <w:bookmarkStart w:id="53" w:name="_Toc240476676"/>
       <w:r>
         <w:rPr>
           <w:rFonts w:ascii="Times New Roman" w:hAnsi="Times New Roman"/>
@@ -24815,7 +24815,7 @@
         </w:rPr>
         <w:lastRenderedPageBreak/>
         <w:drawing>
-          <wp:inline distT="0" distB="0" distL="0" distR="0" wp14:anchorId="6A1D9901" wp14:editId="0C83AB62">
+          <wp:inline distT="0" distB="0" distL="0" distR="0" wp14:anchorId="46F8F732" wp14:editId="58302091">
             <wp:extent cx="4680000" cy="4706426"/>
             <wp:effectExtent l="0" t="0" r="0" b="0"/>
             <wp:docPr id="6" name="Picture 6"/>
@@ -24883,7 +24883,7 @@
         <w:pStyle w:val="Heading2"/>
         <w:outlineLvl w:val="1"/>
       </w:pPr>
-      <w:bookmarkStart w:id="54" w:name="_Toc240461160"/>
+      <w:bookmarkStart w:id="54" w:name="_Toc240476677"/>
       <w:r>
         <w:rPr>
           <w:rFonts w:ascii="Times New Roman" w:hAnsi="Times New Roman"/>
@@ -26831,7 +26831,7 @@
         <w:pStyle w:val="Heading1"/>
         <w:outlineLvl w:val="0"/>
       </w:pPr>
-      <w:bookmarkStart w:id="55" w:name="_Toc240461161"/>
+      <w:bookmarkStart w:id="55" w:name="_Toc240476678"/>
       <w:r>
         <w:rPr>
           <w:rFonts w:ascii="Times New Roman" w:hAnsi="Times New Roman"/>
@@ -28665,31 +28665,31 @@
       </w:rPr>
     </w:lvl>
   </w:abstractNum>
-  <w:num w:numId="1" w16cid:durableId="1451195644">
+  <w:num w:numId="1" w16cid:durableId="2043968411">
     <w:abstractNumId w:val="8"/>
   </w:num>
-  <w:num w:numId="2" w16cid:durableId="1346445021">
+  <w:num w:numId="2" w16cid:durableId="1081831295">
     <w:abstractNumId w:val="6"/>
   </w:num>
-  <w:num w:numId="3" w16cid:durableId="2068526474">
+  <w:num w:numId="3" w16cid:durableId="1541935492">
     <w:abstractNumId w:val="5"/>
   </w:num>
-  <w:num w:numId="4" w16cid:durableId="1363092239">
+  <w:num w:numId="4" w16cid:durableId="1654989079">
     <w:abstractNumId w:val="4"/>
   </w:num>
-  <w:num w:numId="5" w16cid:durableId="1983847843">
+  <w:num w:numId="5" w16cid:durableId="261300047">
     <w:abstractNumId w:val="7"/>
   </w:num>
-  <w:num w:numId="6" w16cid:durableId="1638602949">
+  <w:num w:numId="6" w16cid:durableId="564294512">
     <w:abstractNumId w:val="3"/>
   </w:num>
-  <w:num w:numId="7" w16cid:durableId="1264069082">
+  <w:num w:numId="7" w16cid:durableId="1192571317">
     <w:abstractNumId w:val="2"/>
   </w:num>
-  <w:num w:numId="8" w16cid:durableId="2105179521">
+  <w:num w:numId="8" w16cid:durableId="1779640710">
     <w:abstractNumId w:val="1"/>
   </w:num>
-  <w:num w:numId="9" w16cid:durableId="383598450">
+  <w:num w:numId="9" w16cid:durableId="361056153">
     <w:abstractNumId w:val="0"/>
   </w:num>
 </w:numbering>
@@ -40130,7 +40130,7 @@
     <w:autoRedefine/>
     <w:uiPriority w:val="39"/>
     <w:unhideWhenUsed/>
-    <w:rsid w:val="00F669D7"/>
+    <w:rsid w:val="00306B0F"/>
     <w:pPr>
       <w:spacing w:after="40" w:line="240" w:lineRule="auto"/>
     </w:pPr>
@@ -40146,7 +40146,7 @@
     <w:autoRedefine/>
     <w:uiPriority w:val="39"/>
     <w:unhideWhenUsed/>
-    <w:rsid w:val="00F669D7"/>
+    <w:rsid w:val="00306B0F"/>
     <w:pPr>
       <w:spacing w:after="40" w:line="240" w:lineRule="auto"/>
       <w:ind w:left="360"/>
@@ -40162,7 +40162,7 @@
     <w:autoRedefine/>
     <w:uiPriority w:val="39"/>
     <w:unhideWhenUsed/>
-    <w:rsid w:val="00F669D7"/>
+    <w:rsid w:val="00306B0F"/>
     <w:pPr>
       <w:spacing w:after="40" w:line="240" w:lineRule="auto"/>
       <w:ind w:left="720"/>
@@ -40177,7 +40177,7 @@
     <w:basedOn w:val="DefaultParagraphFont"/>
     <w:uiPriority w:val="99"/>
     <w:unhideWhenUsed/>
-    <w:rsid w:val="00F669D7"/>
+    <w:rsid w:val="00306B0F"/>
     <w:rPr>
       <w:color w:val="0000FF" w:themeColor="hyperlink"/>
       <w:u w:val="single"/>

--- a/01_Naskah_Utama/Proposal_Arthur_PokemonTCG.docx
+++ b/01_Naskah_Utama/Proposal_Arthur_PokemonTCG.docx
@@ -12,7 +12,7 @@
           <w:noProof/>
         </w:rPr>
         <w:drawing>
-          <wp:inline distT="0" distB="0" distL="0" distR="0" wp14:anchorId="73D06D16" wp14:editId="1DF5D157">
+          <wp:inline distT="0" distB="0" distL="0" distR="0" wp14:anchorId="0B15D6B8" wp14:editId="5FDB133B">
             <wp:extent cx="1152000" cy="1152000"/>
             <wp:effectExtent l="0" t="0" r="0" b="0"/>
             <wp:docPr id="1" name="Picture 1"/>
@@ -274,7 +274,7 @@
         <w:spacing w:after="360"/>
         <w:outlineLvl w:val="0"/>
       </w:pPr>
-      <w:bookmarkStart w:id="0" w:name="_Toc240482215"/>
+      <w:bookmarkStart w:id="0" w:name="_Toc240483649"/>
       <w:r>
         <w:rPr>
           <w:rFonts w:ascii="Times New Roman" w:hAnsi="Times New Roman"/>
@@ -784,7 +784,7 @@
         <w:spacing w:after="360"/>
         <w:outlineLvl w:val="0"/>
       </w:pPr>
-      <w:bookmarkStart w:id="1" w:name="_Toc240482216"/>
+      <w:bookmarkStart w:id="1" w:name="_Toc240483650"/>
       <w:r>
         <w:rPr>
           <w:rFonts w:ascii="Times New Roman" w:hAnsi="Times New Roman"/>
@@ -1225,7 +1225,7 @@
         <w:spacing w:after="360"/>
         <w:outlineLvl w:val="0"/>
       </w:pPr>
-      <w:bookmarkStart w:id="2" w:name="_Toc240482217"/>
+      <w:bookmarkStart w:id="2" w:name="_Toc240483651"/>
       <w:r>
         <w:rPr>
           <w:rFonts w:ascii="Times New Roman" w:hAnsi="Times New Roman"/>
@@ -1488,7 +1488,7 @@
         <w:spacing w:after="360"/>
         <w:outlineLvl w:val="0"/>
       </w:pPr>
-      <w:bookmarkStart w:id="3" w:name="_Toc240482218"/>
+      <w:bookmarkStart w:id="3" w:name="_Toc240483652"/>
       <w:r>
         <w:rPr>
           <w:rFonts w:ascii="Times New Roman" w:hAnsi="Times New Roman"/>
@@ -1781,7 +1781,7 @@
         <w:spacing w:after="360"/>
         <w:outlineLvl w:val="0"/>
       </w:pPr>
-      <w:bookmarkStart w:id="4" w:name="_Toc240482219"/>
+      <w:bookmarkStart w:id="4" w:name="_Toc240483653"/>
       <w:r>
         <w:rPr>
           <w:rFonts w:ascii="Times New Roman" w:hAnsi="Times New Roman"/>
@@ -1905,7 +1905,7 @@
         <w:spacing w:after="360"/>
         <w:outlineLvl w:val="0"/>
       </w:pPr>
-      <w:bookmarkStart w:id="5" w:name="_Toc240482220"/>
+      <w:bookmarkStart w:id="5" w:name="_Toc240483654"/>
       <w:r>
         <w:rPr>
           <w:rFonts w:ascii="Times New Roman" w:hAnsi="Times New Roman"/>
@@ -2067,7 +2067,7 @@
       <w:r>
         <w:fldChar w:fldCharType="separate"/>
       </w:r>
-      <w:hyperlink w:anchor="_Toc240482215" w:history="1">
+      <w:hyperlink w:anchor="_Toc240483649" w:history="1">
         <w:r>
           <w:rPr>
             <w:rStyle w:val="Hyperlink"/>
@@ -2094,7 +2094,7 @@
             <w:noProof/>
             <w:webHidden/>
           </w:rPr>
-          <w:instrText xml:space="preserve"> PAGEREF _Toc240482215 \h </w:instrText>
+          <w:instrText xml:space="preserve"> PAGEREF _Toc240483649 \h </w:instrText>
         </w:r>
         <w:r>
           <w:rPr>
@@ -2141,7 +2141,7 @@
           <w14:ligatures w14:val="standardContextual"/>
         </w:rPr>
       </w:pPr>
-      <w:hyperlink w:anchor="_Toc240482216" w:history="1">
+      <w:hyperlink w:anchor="_Toc240483650" w:history="1">
         <w:r>
           <w:rPr>
             <w:rStyle w:val="Hyperlink"/>
@@ -2168,7 +2168,7 @@
             <w:noProof/>
             <w:webHidden/>
           </w:rPr>
-          <w:instrText xml:space="preserve"> PAGEREF _Toc240482216 \h </w:instrText>
+          <w:instrText xml:space="preserve"> PAGEREF _Toc240483650 \h </w:instrText>
         </w:r>
         <w:r>
           <w:rPr>
@@ -2215,7 +2215,7 @@
           <w14:ligatures w14:val="standardContextual"/>
         </w:rPr>
       </w:pPr>
-      <w:hyperlink w:anchor="_Toc240482217" w:history="1">
+      <w:hyperlink w:anchor="_Toc240483651" w:history="1">
         <w:r>
           <w:rPr>
             <w:rStyle w:val="Hyperlink"/>
@@ -2242,7 +2242,7 @@
             <w:noProof/>
             <w:webHidden/>
           </w:rPr>
-          <w:instrText xml:space="preserve"> PAGEREF _Toc240482217 \h </w:instrText>
+          <w:instrText xml:space="preserve"> PAGEREF _Toc240483651 \h </w:instrText>
         </w:r>
         <w:r>
           <w:rPr>
@@ -2289,7 +2289,7 @@
           <w14:ligatures w14:val="standardContextual"/>
         </w:rPr>
       </w:pPr>
-      <w:hyperlink w:anchor="_Toc240482218" w:history="1">
+      <w:hyperlink w:anchor="_Toc240483652" w:history="1">
         <w:r>
           <w:rPr>
             <w:rStyle w:val="Hyperlink"/>
@@ -2316,7 +2316,7 @@
             <w:noProof/>
             <w:webHidden/>
           </w:rPr>
-          <w:instrText xml:space="preserve"> PAGEREF _Toc240482218 \h </w:instrText>
+          <w:instrText xml:space="preserve"> PAGEREF _Toc240483652 \h </w:instrText>
         </w:r>
         <w:r>
           <w:rPr>
@@ -2363,7 +2363,7 @@
           <w14:ligatures w14:val="standardContextual"/>
         </w:rPr>
       </w:pPr>
-      <w:hyperlink w:anchor="_Toc240482219" w:history="1">
+      <w:hyperlink w:anchor="_Toc240483653" w:history="1">
         <w:r>
           <w:rPr>
             <w:rStyle w:val="Hyperlink"/>
@@ -2390,7 +2390,7 @@
             <w:noProof/>
             <w:webHidden/>
           </w:rPr>
-          <w:instrText xml:space="preserve"> PAGEREF _Toc240482219 \h </w:instrText>
+          <w:instrText xml:space="preserve"> PAGEREF _Toc240483653 \h </w:instrText>
         </w:r>
         <w:r>
           <w:rPr>
@@ -2437,7 +2437,7 @@
           <w14:ligatures w14:val="standardContextual"/>
         </w:rPr>
       </w:pPr>
-      <w:hyperlink w:anchor="_Toc240482220" w:history="1">
+      <w:hyperlink w:anchor="_Toc240483654" w:history="1">
         <w:r>
           <w:rPr>
             <w:rStyle w:val="Hyperlink"/>
@@ -2464,7 +2464,7 @@
             <w:noProof/>
             <w:webHidden/>
           </w:rPr>
-          <w:instrText xml:space="preserve"> PAGEREF _Toc240482220 \h </w:instrText>
+          <w:instrText xml:space="preserve"> PAGEREF _Toc240483654 \h </w:instrText>
         </w:r>
         <w:r>
           <w:rPr>
@@ -2511,7 +2511,7 @@
           <w14:ligatures w14:val="standardContextual"/>
         </w:rPr>
       </w:pPr>
-      <w:hyperlink w:anchor="_Toc240482221" w:history="1">
+      <w:hyperlink w:anchor="_Toc240483655" w:history="1">
         <w:r>
           <w:rPr>
             <w:rStyle w:val="Hyperlink"/>
@@ -2538,7 +2538,7 @@
             <w:noProof/>
             <w:webHidden/>
           </w:rPr>
-          <w:instrText xml:space="preserve"> PAGEREF _Toc240482221 \h </w:instrText>
+          <w:instrText xml:space="preserve"> PAGEREF _Toc240483655 \h </w:instrText>
         </w:r>
         <w:r>
           <w:rPr>
@@ -2585,7 +2585,7 @@
           <w14:ligatures w14:val="standardContextual"/>
         </w:rPr>
       </w:pPr>
-      <w:hyperlink w:anchor="_Toc240482222" w:history="1">
+      <w:hyperlink w:anchor="_Toc240483656" w:history="1">
         <w:r>
           <w:rPr>
             <w:rStyle w:val="Hyperlink"/>
@@ -2612,7 +2612,7 @@
             <w:noProof/>
             <w:webHidden/>
           </w:rPr>
-          <w:instrText xml:space="preserve"> PAGEREF _Toc240482222 \h </w:instrText>
+          <w:instrText xml:space="preserve"> PAGEREF _Toc240483656 \h </w:instrText>
         </w:r>
         <w:r>
           <w:rPr>
@@ -2659,7 +2659,7 @@
           <w14:ligatures w14:val="standardContextual"/>
         </w:rPr>
       </w:pPr>
-      <w:hyperlink w:anchor="_Toc240482223" w:history="1">
+      <w:hyperlink w:anchor="_Toc240483657" w:history="1">
         <w:r>
           <w:rPr>
             <w:rStyle w:val="Hyperlink"/>
@@ -2686,7 +2686,7 @@
             <w:noProof/>
             <w:webHidden/>
           </w:rPr>
-          <w:instrText xml:space="preserve"> PAGEREF _Toc240482223 \h </w:instrText>
+          <w:instrText xml:space="preserve"> PAGEREF _Toc240483657 \h </w:instrText>
         </w:r>
         <w:r>
           <w:rPr>
@@ -2732,7 +2732,7 @@
           <w14:ligatures w14:val="standardContextual"/>
         </w:rPr>
       </w:pPr>
-      <w:hyperlink w:anchor="_Toc240482224" w:history="1">
+      <w:hyperlink w:anchor="_Toc240483658" w:history="1">
         <w:r>
           <w:rPr>
             <w:rStyle w:val="Hyperlink"/>
@@ -2759,7 +2759,7 @@
             <w:noProof/>
             <w:webHidden/>
           </w:rPr>
-          <w:instrText xml:space="preserve"> PAGEREF _Toc240482224 \h </w:instrText>
+          <w:instrText xml:space="preserve"> PAGEREF _Toc240483658 \h </w:instrText>
         </w:r>
         <w:r>
           <w:rPr>
@@ -2805,7 +2805,7 @@
           <w14:ligatures w14:val="standardContextual"/>
         </w:rPr>
       </w:pPr>
-      <w:hyperlink w:anchor="_Toc240482225" w:history="1">
+      <w:hyperlink w:anchor="_Toc240483659" w:history="1">
         <w:r>
           <w:rPr>
             <w:rStyle w:val="Hyperlink"/>
@@ -2832,7 +2832,7 @@
             <w:noProof/>
             <w:webHidden/>
           </w:rPr>
-          <w:instrText xml:space="preserve"> PAGEREF _Toc240482225 \h </w:instrText>
+          <w:instrText xml:space="preserve"> PAGEREF _Toc240483659 \h </w:instrText>
         </w:r>
         <w:r>
           <w:rPr>
@@ -2878,7 +2878,7 @@
           <w14:ligatures w14:val="standardContextual"/>
         </w:rPr>
       </w:pPr>
-      <w:hyperlink w:anchor="_Toc240482226" w:history="1">
+      <w:hyperlink w:anchor="_Toc240483660" w:history="1">
         <w:r>
           <w:rPr>
             <w:rStyle w:val="Hyperlink"/>
@@ -2905,7 +2905,7 @@
             <w:noProof/>
             <w:webHidden/>
           </w:rPr>
-          <w:instrText xml:space="preserve"> PAGEREF _Toc240482226 \h </w:instrText>
+          <w:instrText xml:space="preserve"> PAGEREF _Toc240483660 \h </w:instrText>
         </w:r>
         <w:r>
           <w:rPr>
@@ -2951,7 +2951,7 @@
           <w14:ligatures w14:val="standardContextual"/>
         </w:rPr>
       </w:pPr>
-      <w:hyperlink w:anchor="_Toc240482227" w:history="1">
+      <w:hyperlink w:anchor="_Toc240483661" w:history="1">
         <w:r>
           <w:rPr>
             <w:rStyle w:val="Hyperlink"/>
@@ -2978,7 +2978,7 @@
             <w:noProof/>
             <w:webHidden/>
           </w:rPr>
-          <w:instrText xml:space="preserve"> PAGEREF _Toc240482227 \h </w:instrText>
+          <w:instrText xml:space="preserve"> PAGEREF _Toc240483661 \h </w:instrText>
         </w:r>
         <w:r>
           <w:rPr>
@@ -3025,7 +3025,7 @@
           <w14:ligatures w14:val="standardContextual"/>
         </w:rPr>
       </w:pPr>
-      <w:hyperlink w:anchor="_Toc240482228" w:history="1">
+      <w:hyperlink w:anchor="_Toc240483662" w:history="1">
         <w:r>
           <w:rPr>
             <w:rStyle w:val="Hyperlink"/>
@@ -3052,7 +3052,7 @@
             <w:noProof/>
             <w:webHidden/>
           </w:rPr>
-          <w:instrText xml:space="preserve"> PAGEREF _Toc240482228 \h </w:instrText>
+          <w:instrText xml:space="preserve"> PAGEREF _Toc240483662 \h </w:instrText>
         </w:r>
         <w:r>
           <w:rPr>
@@ -3099,7 +3099,7 @@
           <w14:ligatures w14:val="standardContextual"/>
         </w:rPr>
       </w:pPr>
-      <w:hyperlink w:anchor="_Toc240482229" w:history="1">
+      <w:hyperlink w:anchor="_Toc240483663" w:history="1">
         <w:r>
           <w:rPr>
             <w:rStyle w:val="Hyperlink"/>
@@ -3126,7 +3126,7 @@
             <w:noProof/>
             <w:webHidden/>
           </w:rPr>
-          <w:instrText xml:space="preserve"> PAGEREF _Toc240482229 \h </w:instrText>
+          <w:instrText xml:space="preserve"> PAGEREF _Toc240483663 \h </w:instrText>
         </w:r>
         <w:r>
           <w:rPr>
@@ -3173,7 +3173,7 @@
           <w14:ligatures w14:val="standardContextual"/>
         </w:rPr>
       </w:pPr>
-      <w:hyperlink w:anchor="_Toc240482230" w:history="1">
+      <w:hyperlink w:anchor="_Toc240483664" w:history="1">
         <w:r>
           <w:rPr>
             <w:rStyle w:val="Hyperlink"/>
@@ -3200,7 +3200,7 @@
             <w:noProof/>
             <w:webHidden/>
           </w:rPr>
-          <w:instrText xml:space="preserve"> PAGEREF _Toc240482230 \h </w:instrText>
+          <w:instrText xml:space="preserve"> PAGEREF _Toc240483664 \h </w:instrText>
         </w:r>
         <w:r>
           <w:rPr>
@@ -3246,7 +3246,7 @@
           <w14:ligatures w14:val="standardContextual"/>
         </w:rPr>
       </w:pPr>
-      <w:hyperlink w:anchor="_Toc240482231" w:history="1">
+      <w:hyperlink w:anchor="_Toc240483665" w:history="1">
         <w:r>
           <w:rPr>
             <w:rStyle w:val="Hyperlink"/>
@@ -3273,7 +3273,7 @@
             <w:noProof/>
             <w:webHidden/>
           </w:rPr>
-          <w:instrText xml:space="preserve"> PAGEREF _Toc240482231 \h </w:instrText>
+          <w:instrText xml:space="preserve"> PAGEREF _Toc240483665 \h </w:instrText>
         </w:r>
         <w:r>
           <w:rPr>
@@ -3320,7 +3320,7 @@
           <w14:ligatures w14:val="standardContextual"/>
         </w:rPr>
       </w:pPr>
-      <w:hyperlink w:anchor="_Toc240482232" w:history="1">
+      <w:hyperlink w:anchor="_Toc240483666" w:history="1">
         <w:r>
           <w:rPr>
             <w:rStyle w:val="Hyperlink"/>
@@ -3362,7 +3362,7 @@
             <w:noProof/>
             <w:webHidden/>
           </w:rPr>
-          <w:instrText xml:space="preserve"> PAGEREF _Toc240482232 \h </w:instrText>
+          <w:instrText xml:space="preserve"> PAGEREF _Toc240483666 \h </w:instrText>
         </w:r>
         <w:r>
           <w:rPr>
@@ -3409,7 +3409,7 @@
           <w14:ligatures w14:val="standardContextual"/>
         </w:rPr>
       </w:pPr>
-      <w:hyperlink w:anchor="_Toc240482233" w:history="1">
+      <w:hyperlink w:anchor="_Toc240483667" w:history="1">
         <w:r>
           <w:rPr>
             <w:rStyle w:val="Hyperlink"/>
@@ -3451,7 +3451,7 @@
             <w:noProof/>
             <w:webHidden/>
           </w:rPr>
-          <w:instrText xml:space="preserve"> PAGEREF _Toc240482233 \h </w:instrText>
+          <w:instrText xml:space="preserve"> PAGEREF _Toc240483667 \h </w:instrText>
         </w:r>
         <w:r>
           <w:rPr>
@@ -3498,7 +3498,7 @@
           <w14:ligatures w14:val="standardContextual"/>
         </w:rPr>
       </w:pPr>
-      <w:hyperlink w:anchor="_Toc240482234" w:history="1">
+      <w:hyperlink w:anchor="_Toc240483668" w:history="1">
         <w:r>
           <w:rPr>
             <w:rStyle w:val="Hyperlink"/>
@@ -3533,7 +3533,7 @@
             <w:noProof/>
             <w:webHidden/>
           </w:rPr>
-          <w:instrText xml:space="preserve"> PAGEREF _Toc240482234 \h </w:instrText>
+          <w:instrText xml:space="preserve"> PAGEREF _Toc240483668 \h </w:instrText>
         </w:r>
         <w:r>
           <w:rPr>
@@ -3580,7 +3580,7 @@
           <w14:ligatures w14:val="standardContextual"/>
         </w:rPr>
       </w:pPr>
-      <w:hyperlink w:anchor="_Toc240482235" w:history="1">
+      <w:hyperlink w:anchor="_Toc240483669" w:history="1">
         <w:r>
           <w:rPr>
             <w:rStyle w:val="Hyperlink"/>
@@ -3622,7 +3622,7 @@
             <w:noProof/>
             <w:webHidden/>
           </w:rPr>
-          <w:instrText xml:space="preserve"> PAGEREF _Toc240482235 \h </w:instrText>
+          <w:instrText xml:space="preserve"> PAGEREF _Toc240483669 \h </w:instrText>
         </w:r>
         <w:r>
           <w:rPr>
@@ -3668,7 +3668,7 @@
           <w14:ligatures w14:val="standardContextual"/>
         </w:rPr>
       </w:pPr>
-      <w:hyperlink w:anchor="_Toc240482236" w:history="1">
+      <w:hyperlink w:anchor="_Toc240483670" w:history="1">
         <w:r>
           <w:rPr>
             <w:rStyle w:val="Hyperlink"/>
@@ -3695,7 +3695,7 @@
             <w:noProof/>
             <w:webHidden/>
           </w:rPr>
-          <w:instrText xml:space="preserve"> PAGEREF _Toc240482236 \h </w:instrText>
+          <w:instrText xml:space="preserve"> PAGEREF _Toc240483670 \h </w:instrText>
         </w:r>
         <w:r>
           <w:rPr>
@@ -3742,7 +3742,7 @@
           <w14:ligatures w14:val="standardContextual"/>
         </w:rPr>
       </w:pPr>
-      <w:hyperlink w:anchor="_Toc240482237" w:history="1">
+      <w:hyperlink w:anchor="_Toc240483671" w:history="1">
         <w:r>
           <w:rPr>
             <w:rStyle w:val="Hyperlink"/>
@@ -3799,7 +3799,7 @@
             <w:noProof/>
             <w:webHidden/>
           </w:rPr>
-          <w:instrText xml:space="preserve"> PAGEREF _Toc240482237 \h </w:instrText>
+          <w:instrText xml:space="preserve"> PAGEREF _Toc240483671 \h </w:instrText>
         </w:r>
         <w:r>
           <w:rPr>
@@ -3846,7 +3846,7 @@
           <w14:ligatures w14:val="standardContextual"/>
         </w:rPr>
       </w:pPr>
-      <w:hyperlink w:anchor="_Toc240482238" w:history="1">
+      <w:hyperlink w:anchor="_Toc240483672" w:history="1">
         <w:r>
           <w:rPr>
             <w:rStyle w:val="Hyperlink"/>
@@ -3903,7 +3903,7 @@
             <w:noProof/>
             <w:webHidden/>
           </w:rPr>
-          <w:instrText xml:space="preserve"> PAGEREF _Toc240482238 \h </w:instrText>
+          <w:instrText xml:space="preserve"> PAGEREF _Toc240483672 \h </w:instrText>
         </w:r>
         <w:r>
           <w:rPr>
@@ -3950,7 +3950,7 @@
           <w14:ligatures w14:val="standardContextual"/>
         </w:rPr>
       </w:pPr>
-      <w:hyperlink w:anchor="_Toc240482239" w:history="1">
+      <w:hyperlink w:anchor="_Toc240483673" w:history="1">
         <w:r>
           <w:rPr>
             <w:rStyle w:val="Hyperlink"/>
@@ -4007,7 +4007,7 @@
             <w:noProof/>
             <w:webHidden/>
           </w:rPr>
-          <w:instrText xml:space="preserve"> PAGEREF _Toc240482239 \h </w:instrText>
+          <w:instrText xml:space="preserve"> PAGEREF _Toc240483673 \h </w:instrText>
         </w:r>
         <w:r>
           <w:rPr>
@@ -4054,7 +4054,7 @@
           <w14:ligatures w14:val="standardContextual"/>
         </w:rPr>
       </w:pPr>
-      <w:hyperlink w:anchor="_Toc240482240" w:history="1">
+      <w:hyperlink w:anchor="_Toc240483674" w:history="1">
         <w:r>
           <w:rPr>
             <w:rStyle w:val="Hyperlink"/>
@@ -4111,7 +4111,7 @@
             <w:noProof/>
             <w:webHidden/>
           </w:rPr>
-          <w:instrText xml:space="preserve"> PAGEREF _Toc240482240 \h </w:instrText>
+          <w:instrText xml:space="preserve"> PAGEREF _Toc240483674 \h </w:instrText>
         </w:r>
         <w:r>
           <w:rPr>
@@ -4158,7 +4158,7 @@
           <w14:ligatures w14:val="standardContextual"/>
         </w:rPr>
       </w:pPr>
-      <w:hyperlink w:anchor="_Toc240482241" w:history="1">
+      <w:hyperlink w:anchor="_Toc240483675" w:history="1">
         <w:r>
           <w:rPr>
             <w:rStyle w:val="Hyperlink"/>
@@ -4215,7 +4215,7 @@
             <w:noProof/>
             <w:webHidden/>
           </w:rPr>
-          <w:instrText xml:space="preserve"> PAGEREF _Toc240482241 \h </w:instrText>
+          <w:instrText xml:space="preserve"> PAGEREF _Toc240483675 \h </w:instrText>
         </w:r>
         <w:r>
           <w:rPr>
@@ -4261,7 +4261,7 @@
           <w14:ligatures w14:val="standardContextual"/>
         </w:rPr>
       </w:pPr>
-      <w:hyperlink w:anchor="_Toc240482242" w:history="1">
+      <w:hyperlink w:anchor="_Toc240483676" w:history="1">
         <w:r>
           <w:rPr>
             <w:rStyle w:val="Hyperlink"/>
@@ -4288,7 +4288,7 @@
             <w:noProof/>
             <w:webHidden/>
           </w:rPr>
-          <w:instrText xml:space="preserve"> PAGEREF _Toc240482242 \h </w:instrText>
+          <w:instrText xml:space="preserve"> PAGEREF _Toc240483676 \h </w:instrText>
         </w:r>
         <w:r>
           <w:rPr>
@@ -4334,7 +4334,7 @@
           <w14:ligatures w14:val="standardContextual"/>
         </w:rPr>
       </w:pPr>
-      <w:hyperlink w:anchor="_Toc240482243" w:history="1">
+      <w:hyperlink w:anchor="_Toc240483677" w:history="1">
         <w:r>
           <w:rPr>
             <w:rStyle w:val="Hyperlink"/>
@@ -4361,7 +4361,7 @@
             <w:noProof/>
             <w:webHidden/>
           </w:rPr>
-          <w:instrText xml:space="preserve"> PAGEREF _Toc240482243 \h </w:instrText>
+          <w:instrText xml:space="preserve"> PAGEREF _Toc240483677 \h </w:instrText>
         </w:r>
         <w:r>
           <w:rPr>
@@ -4408,7 +4408,7 @@
           <w14:ligatures w14:val="standardContextual"/>
         </w:rPr>
       </w:pPr>
-      <w:hyperlink w:anchor="_Toc240482244" w:history="1">
+      <w:hyperlink w:anchor="_Toc240483678" w:history="1">
         <w:r>
           <w:rPr>
             <w:rStyle w:val="Hyperlink"/>
@@ -4458,7 +4458,7 @@
             <w:noProof/>
             <w:webHidden/>
           </w:rPr>
-          <w:instrText xml:space="preserve"> PAGEREF _Toc240482244 \h </w:instrText>
+          <w:instrText xml:space="preserve"> PAGEREF _Toc240483678 \h </w:instrText>
         </w:r>
         <w:r>
           <w:rPr>
@@ -4505,7 +4505,7 @@
           <w14:ligatures w14:val="standardContextual"/>
         </w:rPr>
       </w:pPr>
-      <w:hyperlink w:anchor="_Toc240482245" w:history="1">
+      <w:hyperlink w:anchor="_Toc240483679" w:history="1">
         <w:r>
           <w:rPr>
             <w:rStyle w:val="Hyperlink"/>
@@ -4555,7 +4555,7 @@
             <w:noProof/>
             <w:webHidden/>
           </w:rPr>
-          <w:instrText xml:space="preserve"> PAGEREF _Toc240482245 \h </w:instrText>
+          <w:instrText xml:space="preserve"> PAGEREF _Toc240483679 \h </w:instrText>
         </w:r>
         <w:r>
           <w:rPr>
@@ -4602,7 +4602,7 @@
           <w14:ligatures w14:val="standardContextual"/>
         </w:rPr>
       </w:pPr>
-      <w:hyperlink w:anchor="_Toc240482246" w:history="1">
+      <w:hyperlink w:anchor="_Toc240483680" w:history="1">
         <w:r>
           <w:rPr>
             <w:rStyle w:val="Hyperlink"/>
@@ -4652,7 +4652,7 @@
             <w:noProof/>
             <w:webHidden/>
           </w:rPr>
-          <w:instrText xml:space="preserve"> PAGEREF _Toc240482246 \h </w:instrText>
+          <w:instrText xml:space="preserve"> PAGEREF _Toc240483680 \h </w:instrText>
         </w:r>
         <w:r>
           <w:rPr>
@@ -4699,7 +4699,7 @@
           <w14:ligatures w14:val="standardContextual"/>
         </w:rPr>
       </w:pPr>
-      <w:hyperlink w:anchor="_Toc240482247" w:history="1">
+      <w:hyperlink w:anchor="_Toc240483681" w:history="1">
         <w:r>
           <w:rPr>
             <w:rStyle w:val="Hyperlink"/>
@@ -4764,7 +4764,7 @@
             <w:noProof/>
             <w:webHidden/>
           </w:rPr>
-          <w:instrText xml:space="preserve"> PAGEREF _Toc240482247 \h </w:instrText>
+          <w:instrText xml:space="preserve"> PAGEREF _Toc240483681 \h </w:instrText>
         </w:r>
         <w:r>
           <w:rPr>
@@ -4811,7 +4811,7 @@
           <w14:ligatures w14:val="standardContextual"/>
         </w:rPr>
       </w:pPr>
-      <w:hyperlink w:anchor="_Toc240482248" w:history="1">
+      <w:hyperlink w:anchor="_Toc240483682" w:history="1">
         <w:r>
           <w:rPr>
             <w:rStyle w:val="Hyperlink"/>
@@ -4876,7 +4876,7 @@
             <w:noProof/>
             <w:webHidden/>
           </w:rPr>
-          <w:instrText xml:space="preserve"> PAGEREF _Toc240482248 \h </w:instrText>
+          <w:instrText xml:space="preserve"> PAGEREF _Toc240483682 \h </w:instrText>
         </w:r>
         <w:r>
           <w:rPr>
@@ -4923,7 +4923,7 @@
           <w14:ligatures w14:val="standardContextual"/>
         </w:rPr>
       </w:pPr>
-      <w:hyperlink w:anchor="_Toc240482249" w:history="1">
+      <w:hyperlink w:anchor="_Toc240483683" w:history="1">
         <w:r>
           <w:rPr>
             <w:rStyle w:val="Hyperlink"/>
@@ -4988,7 +4988,7 @@
             <w:noProof/>
             <w:webHidden/>
           </w:rPr>
-          <w:instrText xml:space="preserve"> PAGEREF _Toc240482249 \h </w:instrText>
+          <w:instrText xml:space="preserve"> PAGEREF _Toc240483683 \h </w:instrText>
         </w:r>
         <w:r>
           <w:rPr>
@@ -5034,7 +5034,7 @@
           <w14:ligatures w14:val="standardContextual"/>
         </w:rPr>
       </w:pPr>
-      <w:hyperlink w:anchor="_Toc240482250" w:history="1">
+      <w:hyperlink w:anchor="_Toc240483684" w:history="1">
         <w:r>
           <w:rPr>
             <w:rStyle w:val="Hyperlink"/>
@@ -5061,7 +5061,7 @@
             <w:noProof/>
             <w:webHidden/>
           </w:rPr>
-          <w:instrText xml:space="preserve"> PAGEREF _Toc240482250 \h </w:instrText>
+          <w:instrText xml:space="preserve"> PAGEREF _Toc240483684 \h </w:instrText>
         </w:r>
         <w:r>
           <w:rPr>
@@ -5108,7 +5108,7 @@
           <w14:ligatures w14:val="standardContextual"/>
         </w:rPr>
       </w:pPr>
-      <w:hyperlink w:anchor="_Toc240482251" w:history="1">
+      <w:hyperlink w:anchor="_Toc240483685" w:history="1">
         <w:r>
           <w:rPr>
             <w:rStyle w:val="Hyperlink"/>
@@ -5135,7 +5135,7 @@
             <w:noProof/>
             <w:webHidden/>
           </w:rPr>
-          <w:instrText xml:space="preserve"> PAGEREF _Toc240482251 \h </w:instrText>
+          <w:instrText xml:space="preserve"> PAGEREF _Toc240483685 \h </w:instrText>
         </w:r>
         <w:r>
           <w:rPr>
@@ -5181,7 +5181,7 @@
           <w14:ligatures w14:val="standardContextual"/>
         </w:rPr>
       </w:pPr>
-      <w:hyperlink w:anchor="_Toc240482252" w:history="1">
+      <w:hyperlink w:anchor="_Toc240483686" w:history="1">
         <w:r>
           <w:rPr>
             <w:rStyle w:val="Hyperlink"/>
@@ -5208,7 +5208,7 @@
             <w:noProof/>
             <w:webHidden/>
           </w:rPr>
-          <w:instrText xml:space="preserve"> PAGEREF _Toc240482252 \h </w:instrText>
+          <w:instrText xml:space="preserve"> PAGEREF _Toc240483686 \h </w:instrText>
         </w:r>
         <w:r>
           <w:rPr>
@@ -5255,7 +5255,7 @@
           <w14:ligatures w14:val="standardContextual"/>
         </w:rPr>
       </w:pPr>
-      <w:hyperlink w:anchor="_Toc240482253" w:history="1">
+      <w:hyperlink w:anchor="_Toc240483687" w:history="1">
         <w:r>
           <w:rPr>
             <w:rStyle w:val="Hyperlink"/>
@@ -5282,7 +5282,7 @@
             <w:noProof/>
             <w:webHidden/>
           </w:rPr>
-          <w:instrText xml:space="preserve"> PAGEREF _Toc240482253 \h </w:instrText>
+          <w:instrText xml:space="preserve"> PAGEREF _Toc240483687 \h </w:instrText>
         </w:r>
         <w:r>
           <w:rPr>
@@ -5328,7 +5328,7 @@
           <w14:ligatures w14:val="standardContextual"/>
         </w:rPr>
       </w:pPr>
-      <w:hyperlink w:anchor="_Toc240482254" w:history="1">
+      <w:hyperlink w:anchor="_Toc240483688" w:history="1">
         <w:r>
           <w:rPr>
             <w:rStyle w:val="Hyperlink"/>
@@ -5355,7 +5355,7 @@
             <w:noProof/>
             <w:webHidden/>
           </w:rPr>
-          <w:instrText xml:space="preserve"> PAGEREF _Toc240482254 \h </w:instrText>
+          <w:instrText xml:space="preserve"> PAGEREF _Toc240483688 \h </w:instrText>
         </w:r>
         <w:r>
           <w:rPr>
@@ -5402,7 +5402,7 @@
           <w14:ligatures w14:val="standardContextual"/>
         </w:rPr>
       </w:pPr>
-      <w:hyperlink w:anchor="_Toc240482255" w:history="1">
+      <w:hyperlink w:anchor="_Toc240483689" w:history="1">
         <w:r>
           <w:rPr>
             <w:rStyle w:val="Hyperlink"/>
@@ -5429,7 +5429,7 @@
             <w:noProof/>
             <w:webHidden/>
           </w:rPr>
-          <w:instrText xml:space="preserve"> PAGEREF _Toc240482255 \h </w:instrText>
+          <w:instrText xml:space="preserve"> PAGEREF _Toc240483689 \h </w:instrText>
         </w:r>
         <w:r>
           <w:rPr>
@@ -5476,7 +5476,7 @@
           <w14:ligatures w14:val="standardContextual"/>
         </w:rPr>
       </w:pPr>
-      <w:hyperlink w:anchor="_Toc240482256" w:history="1">
+      <w:hyperlink w:anchor="_Toc240483690" w:history="1">
         <w:r>
           <w:rPr>
             <w:rStyle w:val="Hyperlink"/>
@@ -5503,7 +5503,7 @@
             <w:noProof/>
             <w:webHidden/>
           </w:rPr>
-          <w:instrText xml:space="preserve"> PAGEREF _Toc240482256 \h </w:instrText>
+          <w:instrText xml:space="preserve"> PAGEREF _Toc240483690 \h </w:instrText>
         </w:r>
         <w:r>
           <w:rPr>
@@ -5550,7 +5550,7 @@
           <w14:ligatures w14:val="standardContextual"/>
         </w:rPr>
       </w:pPr>
-      <w:hyperlink w:anchor="_Toc240482257" w:history="1">
+      <w:hyperlink w:anchor="_Toc240483691" w:history="1">
         <w:r>
           <w:rPr>
             <w:rStyle w:val="Hyperlink"/>
@@ -5577,7 +5577,7 @@
             <w:noProof/>
             <w:webHidden/>
           </w:rPr>
-          <w:instrText xml:space="preserve"> PAGEREF _Toc240482257 \h </w:instrText>
+          <w:instrText xml:space="preserve"> PAGEREF _Toc240483691 \h </w:instrText>
         </w:r>
         <w:r>
           <w:rPr>
@@ -5624,7 +5624,7 @@
           <w14:ligatures w14:val="standardContextual"/>
         </w:rPr>
       </w:pPr>
-      <w:hyperlink w:anchor="_Toc240482258" w:history="1">
+      <w:hyperlink w:anchor="_Toc240483692" w:history="1">
         <w:r>
           <w:rPr>
             <w:rStyle w:val="Hyperlink"/>
@@ -5651,7 +5651,7 @@
             <w:noProof/>
             <w:webHidden/>
           </w:rPr>
-          <w:instrText xml:space="preserve"> PAGEREF _Toc240482258 \h </w:instrText>
+          <w:instrText xml:space="preserve"> PAGEREF _Toc240483692 \h </w:instrText>
         </w:r>
         <w:r>
           <w:rPr>
@@ -5697,7 +5697,7 @@
           <w14:ligatures w14:val="standardContextual"/>
         </w:rPr>
       </w:pPr>
-      <w:hyperlink w:anchor="_Toc240482259" w:history="1">
+      <w:hyperlink w:anchor="_Toc240483693" w:history="1">
         <w:r>
           <w:rPr>
             <w:rStyle w:val="Hyperlink"/>
@@ -5724,7 +5724,7 @@
             <w:noProof/>
             <w:webHidden/>
           </w:rPr>
-          <w:instrText xml:space="preserve"> PAGEREF _Toc240482259 \h </w:instrText>
+          <w:instrText xml:space="preserve"> PAGEREF _Toc240483693 \h </w:instrText>
         </w:r>
         <w:r>
           <w:rPr>
@@ -5770,7 +5770,7 @@
           <w14:ligatures w14:val="standardContextual"/>
         </w:rPr>
       </w:pPr>
-      <w:hyperlink w:anchor="_Toc240482260" w:history="1">
+      <w:hyperlink w:anchor="_Toc240483694" w:history="1">
         <w:r>
           <w:rPr>
             <w:rStyle w:val="Hyperlink"/>
@@ -5797,7 +5797,7 @@
             <w:noProof/>
             <w:webHidden/>
           </w:rPr>
-          <w:instrText xml:space="preserve"> PAGEREF _Toc240482260 \h </w:instrText>
+          <w:instrText xml:space="preserve"> PAGEREF _Toc240483694 \h </w:instrText>
         </w:r>
         <w:r>
           <w:rPr>
@@ -5843,7 +5843,7 @@
           <w14:ligatures w14:val="standardContextual"/>
         </w:rPr>
       </w:pPr>
-      <w:hyperlink w:anchor="_Toc240482261" w:history="1">
+      <w:hyperlink w:anchor="_Toc240483695" w:history="1">
         <w:r>
           <w:rPr>
             <w:rStyle w:val="Hyperlink"/>
@@ -5870,7 +5870,7 @@
             <w:noProof/>
             <w:webHidden/>
           </w:rPr>
-          <w:instrText xml:space="preserve"> PAGEREF _Toc240482261 \h </w:instrText>
+          <w:instrText xml:space="preserve"> PAGEREF _Toc240483695 \h </w:instrText>
         </w:r>
         <w:r>
           <w:rPr>
@@ -5917,7 +5917,7 @@
           <w14:ligatures w14:val="standardContextual"/>
         </w:rPr>
       </w:pPr>
-      <w:hyperlink w:anchor="_Toc240482262" w:history="1">
+      <w:hyperlink w:anchor="_Toc240483696" w:history="1">
         <w:r>
           <w:rPr>
             <w:rStyle w:val="Hyperlink"/>
@@ -5944,7 +5944,7 @@
             <w:noProof/>
             <w:webHidden/>
           </w:rPr>
-          <w:instrText xml:space="preserve"> PAGEREF _Toc240482262 \h </w:instrText>
+          <w:instrText xml:space="preserve"> PAGEREF _Toc240483696 \h </w:instrText>
         </w:r>
         <w:r>
           <w:rPr>
@@ -5991,7 +5991,7 @@
           <w14:ligatures w14:val="standardContextual"/>
         </w:rPr>
       </w:pPr>
-      <w:hyperlink w:anchor="_Toc240482263" w:history="1">
+      <w:hyperlink w:anchor="_Toc240483697" w:history="1">
         <w:r>
           <w:rPr>
             <w:rStyle w:val="Hyperlink"/>
@@ -6018,7 +6018,7 @@
             <w:noProof/>
             <w:webHidden/>
           </w:rPr>
-          <w:instrText xml:space="preserve"> PAGEREF _Toc240482263 \h </w:instrText>
+          <w:instrText xml:space="preserve"> PAGEREF _Toc240483697 \h </w:instrText>
         </w:r>
         <w:r>
           <w:rPr>
@@ -6065,7 +6065,7 @@
           <w14:ligatures w14:val="standardContextual"/>
         </w:rPr>
       </w:pPr>
-      <w:hyperlink w:anchor="_Toc240482264" w:history="1">
+      <w:hyperlink w:anchor="_Toc240483698" w:history="1">
         <w:r>
           <w:rPr>
             <w:rStyle w:val="Hyperlink"/>
@@ -6092,7 +6092,7 @@
             <w:noProof/>
             <w:webHidden/>
           </w:rPr>
-          <w:instrText xml:space="preserve"> PAGEREF _Toc240482264 \h </w:instrText>
+          <w:instrText xml:space="preserve"> PAGEREF _Toc240483698 \h </w:instrText>
         </w:r>
         <w:r>
           <w:rPr>
@@ -6139,7 +6139,7 @@
           <w14:ligatures w14:val="standardContextual"/>
         </w:rPr>
       </w:pPr>
-      <w:hyperlink w:anchor="_Toc240482265" w:history="1">
+      <w:hyperlink w:anchor="_Toc240483699" w:history="1">
         <w:r>
           <w:rPr>
             <w:rStyle w:val="Hyperlink"/>
@@ -6166,7 +6166,7 @@
             <w:noProof/>
             <w:webHidden/>
           </w:rPr>
-          <w:instrText xml:space="preserve"> PAGEREF _Toc240482265 \h </w:instrText>
+          <w:instrText xml:space="preserve"> PAGEREF _Toc240483699 \h </w:instrText>
         </w:r>
         <w:r>
           <w:rPr>
@@ -6213,7 +6213,7 @@
           <w14:ligatures w14:val="standardContextual"/>
         </w:rPr>
       </w:pPr>
-      <w:hyperlink w:anchor="_Toc240482266" w:history="1">
+      <w:hyperlink w:anchor="_Toc240483700" w:history="1">
         <w:r>
           <w:rPr>
             <w:rStyle w:val="Hyperlink"/>
@@ -6255,7 +6255,7 @@
             <w:noProof/>
             <w:webHidden/>
           </w:rPr>
-          <w:instrText xml:space="preserve"> PAGEREF _Toc240482266 \h </w:instrText>
+          <w:instrText xml:space="preserve"> PAGEREF _Toc240483700 \h </w:instrText>
         </w:r>
         <w:r>
           <w:rPr>
@@ -6302,7 +6302,7 @@
           <w14:ligatures w14:val="standardContextual"/>
         </w:rPr>
       </w:pPr>
-      <w:hyperlink w:anchor="_Toc240482267" w:history="1">
+      <w:hyperlink w:anchor="_Toc240483701" w:history="1">
         <w:r>
           <w:rPr>
             <w:rStyle w:val="Hyperlink"/>
@@ -6344,7 +6344,7 @@
             <w:noProof/>
             <w:webHidden/>
           </w:rPr>
-          <w:instrText xml:space="preserve"> PAGEREF _Toc240482267 \h </w:instrText>
+          <w:instrText xml:space="preserve"> PAGEREF _Toc240483701 \h </w:instrText>
         </w:r>
         <w:r>
           <w:rPr>
@@ -6390,7 +6390,7 @@
           <w14:ligatures w14:val="standardContextual"/>
         </w:rPr>
       </w:pPr>
-      <w:hyperlink w:anchor="_Toc240482268" w:history="1">
+      <w:hyperlink w:anchor="_Toc240483702" w:history="1">
         <w:r>
           <w:rPr>
             <w:rStyle w:val="Hyperlink"/>
@@ -6417,7 +6417,7 @@
             <w:noProof/>
             <w:webHidden/>
           </w:rPr>
-          <w:instrText xml:space="preserve"> PAGEREF _Toc240482268 \h </w:instrText>
+          <w:instrText xml:space="preserve"> PAGEREF _Toc240483702 \h </w:instrText>
         </w:r>
         <w:r>
           <w:rPr>
@@ -6463,7 +6463,7 @@
           <w14:ligatures w14:val="standardContextual"/>
         </w:rPr>
       </w:pPr>
-      <w:hyperlink w:anchor="_Toc240482269" w:history="1">
+      <w:hyperlink w:anchor="_Toc240483703" w:history="1">
         <w:r>
           <w:rPr>
             <w:rStyle w:val="Hyperlink"/>
@@ -6490,7 +6490,7 @@
             <w:noProof/>
             <w:webHidden/>
           </w:rPr>
-          <w:instrText xml:space="preserve"> PAGEREF _Toc240482269 \h </w:instrText>
+          <w:instrText xml:space="preserve"> PAGEREF _Toc240483703 \h </w:instrText>
         </w:r>
         <w:r>
           <w:rPr>
@@ -6537,7 +6537,7 @@
           <w14:ligatures w14:val="standardContextual"/>
         </w:rPr>
       </w:pPr>
-      <w:hyperlink w:anchor="_Toc240482270" w:history="1">
+      <w:hyperlink w:anchor="_Toc240483704" w:history="1">
         <w:r>
           <w:rPr>
             <w:rStyle w:val="Hyperlink"/>
@@ -6564,7 +6564,7 @@
             <w:noProof/>
             <w:webHidden/>
           </w:rPr>
-          <w:instrText xml:space="preserve"> PAGEREF _Toc240482270 \h </w:instrText>
+          <w:instrText xml:space="preserve"> PAGEREF _Toc240483704 \h </w:instrText>
         </w:r>
         <w:r>
           <w:rPr>
@@ -6610,7 +6610,7 @@
         </w:rPr>
         <w:fldChar w:fldCharType="end"/>
       </w:r>
-      <w:bookmarkStart w:id="6" w:name="_Toc240482221"/>
+      <w:bookmarkStart w:id="6" w:name="_Toc240483655"/>
       <w:r>
         <w:rPr>
           <w:rFonts w:ascii="Times New Roman" w:hAnsi="Times New Roman"/>
@@ -6788,7 +6788,7 @@
         <w:spacing w:after="360"/>
         <w:outlineLvl w:val="0"/>
       </w:pPr>
-      <w:bookmarkStart w:id="7" w:name="_Toc240482222"/>
+      <w:bookmarkStart w:id="7" w:name="_Toc240483656"/>
       <w:r>
         <w:rPr>
           <w:rFonts w:ascii="Times New Roman" w:hAnsi="Times New Roman"/>
@@ -6975,7 +6975,7 @@
         <w:pStyle w:val="Heading1"/>
         <w:outlineLvl w:val="0"/>
       </w:pPr>
-      <w:bookmarkStart w:id="8" w:name="_Toc240482223"/>
+      <w:bookmarkStart w:id="8" w:name="_Toc240483657"/>
       <w:r>
         <w:rPr>
           <w:rFonts w:ascii="Times New Roman" w:hAnsi="Times New Roman"/>
@@ -6993,7 +6993,7 @@
         <w:pStyle w:val="Heading2"/>
         <w:outlineLvl w:val="1"/>
       </w:pPr>
-      <w:bookmarkStart w:id="9" w:name="_Toc240482224"/>
+      <w:bookmarkStart w:id="9" w:name="_Toc240483658"/>
       <w:r>
         <w:rPr>
           <w:rFonts w:ascii="Times New Roman" w:hAnsi="Times New Roman"/>
@@ -7398,7 +7398,7 @@
           <w:noProof/>
         </w:rPr>
         <w:drawing>
-          <wp:inline distT="0" distB="0" distL="0" distR="0" wp14:anchorId="7A6CC341" wp14:editId="398B8DD9">
+          <wp:inline distT="0" distB="0" distL="0" distR="0" wp14:anchorId="727D95B9" wp14:editId="56E5CB7F">
             <wp:extent cx="4860000" cy="2980356"/>
             <wp:effectExtent l="0" t="0" r="0" b="0"/>
             <wp:docPr id="2" name="Picture 2"/>
@@ -7587,7 +7587,7 @@
           <w:noProof/>
         </w:rPr>
         <w:drawing>
-          <wp:inline distT="0" distB="0" distL="0" distR="0" wp14:anchorId="39CD93C7" wp14:editId="1EAAF9E2">
+          <wp:inline distT="0" distB="0" distL="0" distR="0" wp14:anchorId="48BCB98D" wp14:editId="0B273E14">
             <wp:extent cx="4860000" cy="2719286"/>
             <wp:effectExtent l="0" t="0" r="0" b="0"/>
             <wp:docPr id="3" name="Picture 3"/>
@@ -8141,7 +8141,7 @@
           <w:noProof/>
         </w:rPr>
         <w:drawing>
-          <wp:inline distT="0" distB="0" distL="0" distR="0" wp14:anchorId="20411C9C" wp14:editId="7CF3476A">
+          <wp:inline distT="0" distB="0" distL="0" distR="0" wp14:anchorId="7B852F4C" wp14:editId="3F7472FE">
             <wp:extent cx="4860000" cy="2818800"/>
             <wp:effectExtent l="0" t="0" r="0" b="0"/>
             <wp:docPr id="4" name="Picture 4"/>
@@ -13529,7 +13529,7 @@
         <w:pStyle w:val="Heading2"/>
         <w:outlineLvl w:val="1"/>
       </w:pPr>
-      <w:bookmarkStart w:id="10" w:name="_Toc240482225"/>
+      <w:bookmarkStart w:id="10" w:name="_Toc240483659"/>
       <w:r>
         <w:rPr>
           <w:rFonts w:ascii="Times New Roman" w:hAnsi="Times New Roman"/>
@@ -13953,7 +13953,7 @@
         <w:pStyle w:val="Heading2"/>
         <w:outlineLvl w:val="1"/>
       </w:pPr>
-      <w:bookmarkStart w:id="11" w:name="_Toc240482226"/>
+      <w:bookmarkStart w:id="11" w:name="_Toc240483660"/>
       <w:r>
         <w:rPr>
           <w:rFonts w:ascii="Times New Roman" w:hAnsi="Times New Roman"/>
@@ -14376,7 +14376,7 @@
         <w:pStyle w:val="Heading2"/>
         <w:outlineLvl w:val="1"/>
       </w:pPr>
-      <w:bookmarkStart w:id="12" w:name="_Toc240482227"/>
+      <w:bookmarkStart w:id="12" w:name="_Toc240483661"/>
       <w:r>
         <w:rPr>
           <w:rFonts w:ascii="Times New Roman" w:hAnsi="Times New Roman"/>
@@ -14407,7 +14407,7 @@
         <w:pStyle w:val="Heading3"/>
         <w:outlineLvl w:val="2"/>
       </w:pPr>
-      <w:bookmarkStart w:id="13" w:name="_Toc240482228"/>
+      <w:bookmarkStart w:id="13" w:name="_Toc240483662"/>
       <w:r>
         <w:rPr>
           <w:rFonts w:ascii="Times New Roman" w:hAnsi="Times New Roman"/>
@@ -14587,7 +14587,7 @@
         <w:pStyle w:val="Heading3"/>
         <w:outlineLvl w:val="2"/>
       </w:pPr>
-      <w:bookmarkStart w:id="14" w:name="_Toc240482229"/>
+      <w:bookmarkStart w:id="14" w:name="_Toc240483663"/>
       <w:r>
         <w:rPr>
           <w:rFonts w:ascii="Times New Roman" w:hAnsi="Times New Roman"/>
@@ -14733,7 +14733,7 @@
         <w:pStyle w:val="Heading1"/>
         <w:outlineLvl w:val="0"/>
       </w:pPr>
-      <w:bookmarkStart w:id="15" w:name="_Toc240482230"/>
+      <w:bookmarkStart w:id="15" w:name="_Toc240483664"/>
       <w:r>
         <w:rPr>
           <w:rFonts w:ascii="Times New Roman" w:hAnsi="Times New Roman"/>
@@ -14751,7 +14751,7 @@
         <w:pStyle w:val="Heading2"/>
         <w:outlineLvl w:val="1"/>
       </w:pPr>
-      <w:bookmarkStart w:id="16" w:name="_Toc240482231"/>
+      <w:bookmarkStart w:id="16" w:name="_Toc240483665"/>
       <w:r>
         <w:rPr>
           <w:rFonts w:ascii="Times New Roman" w:hAnsi="Times New Roman"/>
@@ -14768,7 +14768,7 @@
         <w:pStyle w:val="Heading3"/>
         <w:outlineLvl w:val="2"/>
       </w:pPr>
-      <w:bookmarkStart w:id="17" w:name="_Toc240482232"/>
+      <w:bookmarkStart w:id="17" w:name="_Toc240483666"/>
       <w:r>
         <w:rPr>
           <w:rFonts w:ascii="Times New Roman" w:hAnsi="Times New Roman"/>
@@ -15092,7 +15092,7 @@
         <w:pStyle w:val="Heading3"/>
         <w:outlineLvl w:val="2"/>
       </w:pPr>
-      <w:bookmarkStart w:id="18" w:name="_Toc240482233"/>
+      <w:bookmarkStart w:id="18" w:name="_Toc240483667"/>
       <w:r>
         <w:rPr>
           <w:rFonts w:ascii="Times New Roman" w:hAnsi="Times New Roman"/>
@@ -15431,7 +15431,7 @@
         <w:pStyle w:val="Heading3"/>
         <w:outlineLvl w:val="2"/>
       </w:pPr>
-      <w:bookmarkStart w:id="19" w:name="_Toc240482234"/>
+      <w:bookmarkStart w:id="19" w:name="_Toc240483668"/>
       <w:r>
         <w:rPr>
           <w:rFonts w:ascii="Times New Roman" w:hAnsi="Times New Roman"/>
@@ -15577,7 +15577,7 @@
         <w:pStyle w:val="Heading3"/>
         <w:outlineLvl w:val="2"/>
       </w:pPr>
-      <w:bookmarkStart w:id="20" w:name="_Toc240482235"/>
+      <w:bookmarkStart w:id="20" w:name="_Toc240483669"/>
       <w:r>
         <w:rPr>
           <w:rFonts w:ascii="Times New Roman" w:hAnsi="Times New Roman"/>
@@ -15666,7 +15666,7 @@
         <w:pStyle w:val="Heading2"/>
         <w:outlineLvl w:val="1"/>
       </w:pPr>
-      <w:bookmarkStart w:id="21" w:name="_Toc240482236"/>
+      <w:bookmarkStart w:id="21" w:name="_Toc240483670"/>
       <w:r>
         <w:rPr>
           <w:rFonts w:ascii="Times New Roman" w:hAnsi="Times New Roman"/>
@@ -15683,7 +15683,7 @@
         <w:pStyle w:val="Heading3"/>
         <w:outlineLvl w:val="2"/>
       </w:pPr>
-      <w:bookmarkStart w:id="22" w:name="_Toc240482237"/>
+      <w:bookmarkStart w:id="22" w:name="_Toc240483671"/>
       <w:r>
         <w:rPr>
           <w:rFonts w:ascii="Times New Roman" w:hAnsi="Times New Roman"/>
@@ -15764,7 +15764,7 @@
         <w:pStyle w:val="Heading3"/>
         <w:outlineLvl w:val="2"/>
       </w:pPr>
-      <w:bookmarkStart w:id="23" w:name="_Toc240482238"/>
+      <w:bookmarkStart w:id="23" w:name="_Toc240483672"/>
       <w:r>
         <w:rPr>
           <w:rFonts w:ascii="Times New Roman" w:hAnsi="Times New Roman"/>
@@ -15884,7 +15884,7 @@
         <w:pStyle w:val="Heading3"/>
         <w:outlineLvl w:val="2"/>
       </w:pPr>
-      <w:bookmarkStart w:id="24" w:name="_Toc240482239"/>
+      <w:bookmarkStart w:id="24" w:name="_Toc240483673"/>
       <w:r>
         <w:rPr>
           <w:rFonts w:ascii="Times New Roman" w:hAnsi="Times New Roman"/>
@@ -16038,7 +16038,7 @@
         <w:pStyle w:val="Heading3"/>
         <w:outlineLvl w:val="2"/>
       </w:pPr>
-      <w:bookmarkStart w:id="25" w:name="_Toc240482240"/>
+      <w:bookmarkStart w:id="25" w:name="_Toc240483674"/>
       <w:r>
         <w:rPr>
           <w:rFonts w:ascii="Times New Roman" w:hAnsi="Times New Roman"/>
@@ -16249,7 +16249,7 @@
         <w:pStyle w:val="Heading3"/>
         <w:outlineLvl w:val="2"/>
       </w:pPr>
-      <w:bookmarkStart w:id="26" w:name="_Toc240482241"/>
+      <w:bookmarkStart w:id="26" w:name="_Toc240483675"/>
       <w:r>
         <w:rPr>
           <w:rFonts w:ascii="Times New Roman" w:hAnsi="Times New Roman"/>
@@ -16389,7 +16389,7 @@
         <w:pStyle w:val="Heading2"/>
         <w:outlineLvl w:val="1"/>
       </w:pPr>
-      <w:bookmarkStart w:id="27" w:name="_Toc240482242"/>
+      <w:bookmarkStart w:id="27" w:name="_Toc240483676"/>
       <w:r>
         <w:rPr>
           <w:rFonts w:ascii="Times New Roman" w:hAnsi="Times New Roman"/>
@@ -18392,7 +18392,7 @@
         <w:pStyle w:val="Heading2"/>
         <w:outlineLvl w:val="1"/>
       </w:pPr>
-      <w:bookmarkStart w:id="28" w:name="_Toc240482243"/>
+      <w:bookmarkStart w:id="28" w:name="_Toc240483677"/>
       <w:r>
         <w:rPr>
           <w:rFonts w:ascii="Times New Roman" w:hAnsi="Times New Roman"/>
@@ -18409,7 +18409,7 @@
         <w:pStyle w:val="Heading3"/>
         <w:outlineLvl w:val="2"/>
       </w:pPr>
-      <w:bookmarkStart w:id="29" w:name="_Toc240482244"/>
+      <w:bookmarkStart w:id="29" w:name="_Toc240483678"/>
       <w:r>
         <w:rPr>
           <w:rFonts w:ascii="Times New Roman" w:hAnsi="Times New Roman"/>
@@ -18646,7 +18646,7 @@
         <w:pStyle w:val="Heading3"/>
         <w:outlineLvl w:val="2"/>
       </w:pPr>
-      <w:bookmarkStart w:id="30" w:name="_Toc240482245"/>
+      <w:bookmarkStart w:id="30" w:name="_Toc240483679"/>
       <w:r>
         <w:rPr>
           <w:rFonts w:ascii="Times New Roman" w:hAnsi="Times New Roman"/>
@@ -18980,7 +18980,7 @@
         <w:pStyle w:val="Heading3"/>
         <w:outlineLvl w:val="2"/>
       </w:pPr>
-      <w:bookmarkStart w:id="31" w:name="_Toc240482246"/>
+      <w:bookmarkStart w:id="31" w:name="_Toc240483680"/>
       <w:r>
         <w:rPr>
           <w:rFonts w:ascii="Times New Roman" w:hAnsi="Times New Roman"/>
@@ -19276,7 +19276,7 @@
         <w:pStyle w:val="Heading3"/>
         <w:outlineLvl w:val="2"/>
       </w:pPr>
-      <w:bookmarkStart w:id="32" w:name="_Toc240482247"/>
+      <w:bookmarkStart w:id="32" w:name="_Toc240483681"/>
       <w:r>
         <w:rPr>
           <w:rFonts w:ascii="Times New Roman" w:hAnsi="Times New Roman"/>
@@ -19638,7 +19638,7 @@
         <w:pStyle w:val="Heading3"/>
         <w:outlineLvl w:val="2"/>
       </w:pPr>
-      <w:bookmarkStart w:id="33" w:name="_Toc240482248"/>
+      <w:bookmarkStart w:id="33" w:name="_Toc240483682"/>
       <w:r>
         <w:rPr>
           <w:rFonts w:ascii="Times New Roman" w:hAnsi="Times New Roman"/>
@@ -19961,7 +19961,7 @@
         <w:pStyle w:val="Heading3"/>
         <w:outlineLvl w:val="2"/>
       </w:pPr>
-      <w:bookmarkStart w:id="34" w:name="_Toc240482249"/>
+      <w:bookmarkStart w:id="34" w:name="_Toc240483683"/>
       <w:r>
         <w:rPr>
           <w:rFonts w:ascii="Times New Roman" w:hAnsi="Times New Roman"/>
@@ -20252,7 +20252,7 @@
         <w:pStyle w:val="Heading2"/>
         <w:outlineLvl w:val="1"/>
       </w:pPr>
-      <w:bookmarkStart w:id="35" w:name="_Toc240482250"/>
+      <w:bookmarkStart w:id="35" w:name="_Toc240483684"/>
       <w:r>
         <w:rPr>
           <w:rFonts w:ascii="Times New Roman" w:hAnsi="Times New Roman"/>
@@ -20287,7 +20287,7 @@
           <w:noProof/>
         </w:rPr>
         <w:drawing>
-          <wp:inline distT="0" distB="0" distL="0" distR="0" wp14:anchorId="1C0796EF" wp14:editId="6A36182D">
+          <wp:inline distT="0" distB="0" distL="0" distR="0" wp14:anchorId="716C41D4" wp14:editId="61264DC3">
             <wp:extent cx="5040000" cy="2753704"/>
             <wp:effectExtent l="0" t="0" r="0" b="0"/>
             <wp:docPr id="5" name="Picture 5"/>
@@ -20360,7 +20360,7 @@
         <w:pStyle w:val="Heading1"/>
         <w:outlineLvl w:val="0"/>
       </w:pPr>
-      <w:bookmarkStart w:id="36" w:name="_Toc240482251"/>
+      <w:bookmarkStart w:id="36" w:name="_Toc240483685"/>
       <w:r>
         <w:rPr>
           <w:rFonts w:ascii="Times New Roman" w:hAnsi="Times New Roman"/>
@@ -20378,7 +20378,7 @@
         <w:pStyle w:val="Heading2"/>
         <w:outlineLvl w:val="1"/>
       </w:pPr>
-      <w:bookmarkStart w:id="37" w:name="_Toc240482252"/>
+      <w:bookmarkStart w:id="37" w:name="_Toc240483686"/>
       <w:r>
         <w:rPr>
           <w:rFonts w:ascii="Times New Roman" w:hAnsi="Times New Roman"/>
@@ -20982,7 +20982,7 @@
         <w:pStyle w:val="Heading3"/>
         <w:outlineLvl w:val="2"/>
       </w:pPr>
-      <w:bookmarkStart w:id="38" w:name="_Toc240482253"/>
+      <w:bookmarkStart w:id="38" w:name="_Toc240483687"/>
       <w:r>
         <w:rPr>
           <w:rFonts w:ascii="Times New Roman" w:hAnsi="Times New Roman"/>
@@ -21276,7 +21276,7 @@
         <w:pStyle w:val="Heading2"/>
         <w:outlineLvl w:val="1"/>
       </w:pPr>
-      <w:bookmarkStart w:id="39" w:name="_Toc240482254"/>
+      <w:bookmarkStart w:id="39" w:name="_Toc240483688"/>
       <w:r>
         <w:rPr>
           <w:rFonts w:ascii="Times New Roman" w:hAnsi="Times New Roman"/>
@@ -21293,7 +21293,7 @@
         <w:pStyle w:val="Heading3"/>
         <w:outlineLvl w:val="2"/>
       </w:pPr>
-      <w:bookmarkStart w:id="40" w:name="_Toc240482255"/>
+      <w:bookmarkStart w:id="40" w:name="_Toc240483689"/>
       <w:r>
         <w:rPr>
           <w:rFonts w:ascii="Times New Roman" w:hAnsi="Times New Roman"/>
@@ -21511,7 +21511,7 @@
         <w:pStyle w:val="Heading3"/>
         <w:outlineLvl w:val="2"/>
       </w:pPr>
-      <w:bookmarkStart w:id="41" w:name="_Toc240482256"/>
+      <w:bookmarkStart w:id="41" w:name="_Toc240483690"/>
       <w:r>
         <w:rPr>
           <w:rFonts w:ascii="Times New Roman" w:hAnsi="Times New Roman"/>
@@ -21813,7 +21813,7 @@
         <w:pStyle w:val="Heading3"/>
         <w:outlineLvl w:val="2"/>
       </w:pPr>
-      <w:bookmarkStart w:id="42" w:name="_Toc240482257"/>
+      <w:bookmarkStart w:id="42" w:name="_Toc240483691"/>
       <w:r>
         <w:rPr>
           <w:rFonts w:ascii="Times New Roman" w:hAnsi="Times New Roman"/>
@@ -22452,7 +22452,7 @@
         <w:pStyle w:val="Heading3"/>
         <w:outlineLvl w:val="2"/>
       </w:pPr>
-      <w:bookmarkStart w:id="43" w:name="_Toc240482258"/>
+      <w:bookmarkStart w:id="43" w:name="_Toc240483692"/>
       <w:r>
         <w:rPr>
           <w:rFonts w:ascii="Times New Roman" w:hAnsi="Times New Roman"/>
@@ -22686,7 +22686,7 @@
         <w:pStyle w:val="Heading2"/>
         <w:outlineLvl w:val="1"/>
       </w:pPr>
-      <w:bookmarkStart w:id="44" w:name="_Toc240482259"/>
+      <w:bookmarkStart w:id="44" w:name="_Toc240483693"/>
       <w:r>
         <w:rPr>
           <w:rFonts w:ascii="Times New Roman" w:hAnsi="Times New Roman"/>
@@ -24649,7 +24649,7 @@
         <w:pStyle w:val="Heading2"/>
         <w:outlineLvl w:val="1"/>
       </w:pPr>
-      <w:bookmarkStart w:id="45" w:name="_Toc240482260"/>
+      <w:bookmarkStart w:id="45" w:name="_Toc240483694"/>
       <w:r>
         <w:rPr>
           <w:rFonts w:ascii="Times New Roman" w:hAnsi="Times New Roman"/>
@@ -28050,7 +28050,7 @@
         <w:pStyle w:val="Heading2"/>
         <w:outlineLvl w:val="1"/>
       </w:pPr>
-      <w:bookmarkStart w:id="46" w:name="_Toc240482261"/>
+      <w:bookmarkStart w:id="46" w:name="_Toc240483695"/>
       <w:r>
         <w:rPr>
           <w:rFonts w:ascii="Times New Roman" w:hAnsi="Times New Roman"/>
@@ -28067,7 +28067,7 @@
         <w:pStyle w:val="Heading3"/>
         <w:outlineLvl w:val="2"/>
       </w:pPr>
-      <w:bookmarkStart w:id="47" w:name="_Toc240482262"/>
+      <w:bookmarkStart w:id="47" w:name="_Toc240483696"/>
       <w:r>
         <w:rPr>
           <w:rFonts w:ascii="Times New Roman" w:hAnsi="Times New Roman"/>
@@ -28545,7 +28545,7 @@
         <w:pStyle w:val="Heading3"/>
         <w:outlineLvl w:val="2"/>
       </w:pPr>
-      <w:bookmarkStart w:id="48" w:name="_Toc240482263"/>
+      <w:bookmarkStart w:id="48" w:name="_Toc240483697"/>
       <w:r>
         <w:rPr>
           <w:rFonts w:ascii="Times New Roman" w:hAnsi="Times New Roman"/>
@@ -28714,7 +28714,7 @@
         <w:pStyle w:val="Heading3"/>
         <w:outlineLvl w:val="2"/>
       </w:pPr>
-      <w:bookmarkStart w:id="49" w:name="_Toc240482264"/>
+      <w:bookmarkStart w:id="49" w:name="_Toc240483698"/>
       <w:r>
         <w:rPr>
           <w:rFonts w:ascii="Times New Roman" w:hAnsi="Times New Roman"/>
@@ -28936,7 +28936,7 @@
         <w:pStyle w:val="Heading3"/>
         <w:outlineLvl w:val="2"/>
       </w:pPr>
-      <w:bookmarkStart w:id="50" w:name="_Toc240482265"/>
+      <w:bookmarkStart w:id="50" w:name="_Toc240483699"/>
       <w:r>
         <w:rPr>
           <w:rFonts w:ascii="Times New Roman" w:hAnsi="Times New Roman"/>
@@ -29215,7 +29215,7 @@
         <w:pStyle w:val="Heading3"/>
         <w:outlineLvl w:val="2"/>
       </w:pPr>
-      <w:bookmarkStart w:id="51" w:name="_Toc240482266"/>
+      <w:bookmarkStart w:id="51" w:name="_Toc240483700"/>
       <w:r>
         <w:rPr>
           <w:rFonts w:ascii="Times New Roman" w:hAnsi="Times New Roman"/>
@@ -29316,7 +29316,7 @@
         <w:pStyle w:val="Heading3"/>
         <w:outlineLvl w:val="2"/>
       </w:pPr>
-      <w:bookmarkStart w:id="52" w:name="_Toc240482267"/>
+      <w:bookmarkStart w:id="52" w:name="_Toc240483701"/>
       <w:r>
         <w:rPr>
           <w:rFonts w:ascii="Times New Roman" w:hAnsi="Times New Roman"/>
@@ -29558,7 +29558,7 @@
         <w:pStyle w:val="Heading2"/>
         <w:outlineLvl w:val="1"/>
       </w:pPr>
-      <w:bookmarkStart w:id="53" w:name="_Toc240482268"/>
+      <w:bookmarkStart w:id="53" w:name="_Toc240483702"/>
       <w:r>
         <w:rPr>
           <w:rFonts w:ascii="Times New Roman" w:hAnsi="Times New Roman"/>
@@ -29594,7 +29594,7 @@
           <w:noProof/>
         </w:rPr>
         <w:drawing>
-          <wp:inline distT="0" distB="0" distL="0" distR="0" wp14:anchorId="384A6FE2" wp14:editId="1AB2FC68">
+          <wp:inline distT="0" distB="0" distL="0" distR="0" wp14:anchorId="15821379" wp14:editId="3A31D66F">
             <wp:extent cx="4680000" cy="4706426"/>
             <wp:effectExtent l="0" t="0" r="0" b="0"/>
             <wp:docPr id="6" name="Picture 6"/>
@@ -29662,7 +29662,7 @@
         <w:pStyle w:val="Heading2"/>
         <w:outlineLvl w:val="1"/>
       </w:pPr>
-      <w:bookmarkStart w:id="54" w:name="_Toc240482269"/>
+      <w:bookmarkStart w:id="54" w:name="_Toc240483703"/>
       <w:r>
         <w:rPr>
           <w:rFonts w:ascii="Times New Roman" w:hAnsi="Times New Roman"/>
@@ -31610,7 +31610,7 @@
         <w:pStyle w:val="Heading1"/>
         <w:outlineLvl w:val="0"/>
       </w:pPr>
-      <w:bookmarkStart w:id="55" w:name="_Toc240482270"/>
+      <w:bookmarkStart w:id="55" w:name="_Toc240483704"/>
       <w:r>
         <w:rPr>
           <w:rFonts w:ascii="Times New Roman" w:hAnsi="Times New Roman"/>
@@ -33450,31 +33450,31 @@
       </w:rPr>
     </w:lvl>
   </w:abstractNum>
-  <w:num w:numId="1" w16cid:durableId="959604751">
+  <w:num w:numId="1" w16cid:durableId="1213539247">
     <w:abstractNumId w:val="8"/>
   </w:num>
-  <w:num w:numId="2" w16cid:durableId="10693256">
+  <w:num w:numId="2" w16cid:durableId="531110183">
     <w:abstractNumId w:val="6"/>
   </w:num>
-  <w:num w:numId="3" w16cid:durableId="1558661758">
+  <w:num w:numId="3" w16cid:durableId="880285981">
     <w:abstractNumId w:val="5"/>
   </w:num>
-  <w:num w:numId="4" w16cid:durableId="782263043">
+  <w:num w:numId="4" w16cid:durableId="485128333">
     <w:abstractNumId w:val="4"/>
   </w:num>
-  <w:num w:numId="5" w16cid:durableId="889536818">
+  <w:num w:numId="5" w16cid:durableId="696468076">
     <w:abstractNumId w:val="7"/>
   </w:num>
-  <w:num w:numId="6" w16cid:durableId="140926205">
+  <w:num w:numId="6" w16cid:durableId="576986837">
     <w:abstractNumId w:val="3"/>
   </w:num>
-  <w:num w:numId="7" w16cid:durableId="1542475644">
+  <w:num w:numId="7" w16cid:durableId="262568794">
     <w:abstractNumId w:val="2"/>
   </w:num>
-  <w:num w:numId="8" w16cid:durableId="1749108347">
+  <w:num w:numId="8" w16cid:durableId="288243023">
     <w:abstractNumId w:val="1"/>
   </w:num>
-  <w:num w:numId="9" w16cid:durableId="1653024343">
+  <w:num w:numId="9" w16cid:durableId="846409690">
     <w:abstractNumId w:val="0"/>
   </w:num>
 </w:numbering>
@@ -44915,7 +44915,7 @@
     <w:autoRedefine/>
     <w:uiPriority w:val="39"/>
     <w:unhideWhenUsed/>
-    <w:rsid w:val="00DC2D30"/>
+    <w:rsid w:val="00560527"/>
     <w:pPr>
       <w:spacing w:after="40" w:line="240" w:lineRule="auto"/>
     </w:pPr>
@@ -44931,7 +44931,7 @@
     <w:autoRedefine/>
     <w:uiPriority w:val="39"/>
     <w:unhideWhenUsed/>
-    <w:rsid w:val="00DC2D30"/>
+    <w:rsid w:val="00560527"/>
     <w:pPr>
       <w:spacing w:after="40" w:line="240" w:lineRule="auto"/>
       <w:ind w:left="360"/>
@@ -44947,7 +44947,7 @@
     <w:autoRedefine/>
     <w:uiPriority w:val="39"/>
     <w:unhideWhenUsed/>
-    <w:rsid w:val="00DC2D30"/>
+    <w:rsid w:val="00560527"/>
     <w:pPr>
       <w:spacing w:after="40" w:line="240" w:lineRule="auto"/>
       <w:ind w:left="720"/>
@@ -44962,7 +44962,7 @@
     <w:basedOn w:val="DefaultParagraphFont"/>
     <w:uiPriority w:val="99"/>
     <w:unhideWhenUsed/>
-    <w:rsid w:val="00DC2D30"/>
+    <w:rsid w:val="00560527"/>
     <w:rPr>
       <w:color w:val="0000FF" w:themeColor="hyperlink"/>
       <w:u w:val="single"/>

--- a/01_Naskah_Utama/Proposal_Arthur_PokemonTCG.docx
+++ b/01_Naskah_Utama/Proposal_Arthur_PokemonTCG.docx
@@ -12,7 +12,7 @@
           <w:noProof/>
         </w:rPr>
         <w:drawing>
-          <wp:inline distT="0" distB="0" distL="0" distR="0" wp14:anchorId="268A7255" wp14:editId="2850F4F5">
+          <wp:inline distT="0" distB="0" distL="0" distR="0" wp14:anchorId="0C1AFF4B" wp14:editId="02C08DCE">
             <wp:extent cx="1152000" cy="1152000"/>
             <wp:effectExtent l="0" t="0" r="0" b="0"/>
             <wp:docPr id="1" name="Picture 1"/>
@@ -274,7 +274,7 @@
         <w:spacing w:after="360"/>
         <w:outlineLvl w:val="0"/>
       </w:pPr>
-      <w:bookmarkStart w:id="0" w:name="_Toc240488102"/>
+      <w:bookmarkStart w:id="0" w:name="_Toc240491703"/>
       <w:r>
         <w:rPr>
           <w:rFonts w:ascii="Times New Roman" w:hAnsi="Times New Roman"/>
@@ -784,7 +784,7 @@
         <w:spacing w:after="360"/>
         <w:outlineLvl w:val="0"/>
       </w:pPr>
-      <w:bookmarkStart w:id="1" w:name="_Toc240488103"/>
+      <w:bookmarkStart w:id="1" w:name="_Toc240491704"/>
       <w:r>
         <w:rPr>
           <w:rFonts w:ascii="Times New Roman" w:hAnsi="Times New Roman"/>
@@ -1225,7 +1225,7 @@
         <w:spacing w:after="360"/>
         <w:outlineLvl w:val="0"/>
       </w:pPr>
-      <w:bookmarkStart w:id="2" w:name="_Toc240488104"/>
+      <w:bookmarkStart w:id="2" w:name="_Toc240491705"/>
       <w:r>
         <w:rPr>
           <w:rFonts w:ascii="Times New Roman" w:hAnsi="Times New Roman"/>
@@ -1488,7 +1488,7 @@
         <w:spacing w:after="360"/>
         <w:outlineLvl w:val="0"/>
       </w:pPr>
-      <w:bookmarkStart w:id="3" w:name="_Toc240488105"/>
+      <w:bookmarkStart w:id="3" w:name="_Toc240491706"/>
       <w:r>
         <w:rPr>
           <w:rFonts w:ascii="Times New Roman" w:hAnsi="Times New Roman"/>
@@ -1781,7 +1781,7 @@
         <w:spacing w:after="360"/>
         <w:outlineLvl w:val="0"/>
       </w:pPr>
-      <w:bookmarkStart w:id="4" w:name="_Toc240488106"/>
+      <w:bookmarkStart w:id="4" w:name="_Toc240491707"/>
       <w:r>
         <w:rPr>
           <w:rFonts w:ascii="Times New Roman" w:hAnsi="Times New Roman"/>
@@ -1860,19 +1860,57 @@
         <w:rPr>
           <w:rFonts w:cs="Times New Roman"/>
         </w:rPr>
-        <w:t xml:space="preserve">ngacu pada rekomendasi ukuran sampel Green (1991) dan Cohen (1988) untuk mencapai kekuatan uji statistik (statistical power) yang memadai pada model regresi linear berganda. Metode analisis data menggunakan analisis regresi berganda dan Moderated Regression Analysis (MRA) dengan prosedur pemusatan rata-rata (mean-centering) guna mereduksi potensi multikolinearitas non-esensial antara variabel prediktor dengan produk interaksinya (Aiken dan West, 1991; Ghozali, 2018), yang diolah menggunakan perangkat lunak </w:t>
-      </w:r>
-      <w:r>
-        <w:rPr>
-          <w:rFonts w:cs="Times New Roman"/>
-        </w:rPr>
-        <w:t>IBM SPSS Statistics. Penelitian ini menawarkan kebaruan teoritis (novelty) dengan mengintegrasikan kerangka psikologi lingkungan Stimulus-Organism-Response (S-O-R), psikologi kolektor (Zeigarnik Effect dan The Completing the Set Effect), teori regulasi diri (Self-Regulation Theory), serta prinsip-prinsip keuangan perilaku (behavioral finance) pada fenomena komoditas hobi fisik bernilai spekulatif tinggi. Hasil penelitian ini diharapkan memberikan kontribusi empiris bagi konsumen muda dalam menjaga kontrol d</w:t>
-      </w:r>
-      <w:r>
-        <w:rPr>
-          <w:rFonts w:cs="Times New Roman"/>
-        </w:rPr>
-        <w:t>iri finansial, serta masukan aplikatif bagi komunitas hobi dan pemangku kebijakan edukasi keuangan generasi muda di Indonesia.</w:t>
+        <w:t xml:space="preserve">ngacu pada rekomendasi ukuran sampel </w:t>
+      </w:r>
+      <w:hyperlink w:anchor="_Ref_green1991subjects" w:history="1">
+        <w:r>
+          <w:t>Green (1991)</w:t>
+        </w:r>
+      </w:hyperlink>
+      <w:r>
+        <w:rPr>
+          <w:rFonts w:cs="Times New Roman"/>
+        </w:rPr>
+        <w:t xml:space="preserve"> dan </w:t>
+      </w:r>
+      <w:hyperlink w:anchor="_Ref_cohen1988statistical" w:history="1">
+        <w:r>
+          <w:t>Cohen (1988)</w:t>
+        </w:r>
+      </w:hyperlink>
+      <w:r>
+        <w:rPr>
+          <w:rFonts w:cs="Times New Roman"/>
+        </w:rPr>
+        <w:t xml:space="preserve"> untuk mencapai kekuatan uji statistik (statistical power) yang memadai pada model regresi linear berganda. Metode analisis data menggunakan analisis regresi berganda dan Moderated Regression Analysis (MRA) dengan prosedur pemusatan rata-rata (mean-centering) guna mereduksi potensi multikolinearitas non-esensial antara variabel prediktor dengan produk interaksinya (</w:t>
+      </w:r>
+      <w:hyperlink w:anchor="_Ref_aiken1991multiple" w:history="1">
+        <w:r>
+          <w:t>Aiken dan West, 1991</w:t>
+        </w:r>
+      </w:hyperlink>
+      <w:r>
+        <w:rPr>
+          <w:rFonts w:cs="Times New Roman"/>
+        </w:rPr>
+        <w:t xml:space="preserve">; </w:t>
+      </w:r>
+      <w:hyperlink w:anchor="_Ref_ghozali2018aplikasi" w:history="1">
+        <w:r>
+          <w:t>Ghozali, 2018</w:t>
+        </w:r>
+      </w:hyperlink>
+      <w:r>
+        <w:rPr>
+          <w:rFonts w:cs="Times New Roman"/>
+        </w:rPr>
+        <w:t>), yang diolah menggunakan perangkat lunak IBM SPSS Statistics. Penelitian ini menawarkan kebaruan teoritis (novelty) dengan mengintegrasikan kerangka psikologi lingkungan Stimulus-Organism-Response (S-O-R), psikologi kolektor (Zeigarnik Effect dan The Completing the Set Effect), teori regulasi diri (Self-Regulation Theory), serta prinsip-prinsip keuangan perilaku (behavioral finance) pada fenomena komoditas hobi fisik bernilai spekulatif tinggi. Hasil penelitian ini diharapkan memberikan kontribusi empiris</w:t>
+      </w:r>
+      <w:r>
+        <w:rPr>
+          <w:rFonts w:cs="Times New Roman"/>
+        </w:rPr>
+        <w:t xml:space="preserve"> bagi konsumen muda dalam menjaga kontrol diri finansial, serta masukan aplikatif bagi komunitas hobi dan pemangku kebijakan edukasi keuangan generasi muda di Indonesia.</w:t>
       </w:r>
     </w:p>
     <w:p>
@@ -1905,7 +1943,7 @@
         <w:spacing w:after="360"/>
         <w:outlineLvl w:val="0"/>
       </w:pPr>
-      <w:bookmarkStart w:id="5" w:name="_Toc240488107"/>
+      <w:bookmarkStart w:id="5" w:name="_Toc240491708"/>
       <w:r>
         <w:rPr>
           <w:rFonts w:ascii="Times New Roman" w:hAnsi="Times New Roman"/>
@@ -1986,21 +2024,57 @@
           <w:rFonts w:cs="Times New Roman"/>
           <w:i/>
         </w:rPr>
-        <w:t>. Primary data are gathered via self-administered online questionnaires employing a 5-point Likert scale, distributed to respondents selected through purposive sampling. The sample inclusion criteria comprise Indonesian citizens aged 17 and above who have purchased official physical booster packs within the past 6 to 12 months. The targeted sample size ranges from 120 to 150 respondents, consistent with the statistical power criteria established by Green (1991) and Cohen (1988) for multiple regression frame</w:t>
-      </w:r>
-      <w:r>
-        <w:rPr>
-          <w:rFonts w:cs="Times New Roman"/>
-          <w:i/>
-        </w:rPr>
-        <w:t>works. The empirical model is estimated using multiple linear regression and Moderated Regression Analysis (MRA) with mean-centering procedures to reduce non-essential multicollinearity between predictor variables and their interaction products (Aiken dan West, 1991; Ghozali, 2018), executed via IBM SPSS Statistics software. This study provides theoretical novelty by synthesizing the Stimulus-Organism-Response (S-O-R) paradigm, collector psychology (the Zeigarnik Effect and The Completing the Set Effect), S</w:t>
-      </w:r>
-      <w:r>
-        <w:rPr>
-          <w:rFonts w:cs="Times New Roman"/>
-          <w:i/>
-        </w:rPr>
-        <w:t>elf-Regulation Theory, and behavioral finance principles in the context of tangible alternative assets exhibiting volatile secondary market premiums. The findings are expected to offer practical insights for young consumers in exercising financial discipline regarding discretionary collectibles and provide strategic inputs for community organizers and financial educators targeting Generation Z.</w:t>
+        <w:t xml:space="preserve">. Primary data are gathered via self-administered online questionnaires employing a 5-point Likert scale, distributed to respondents selected through purposive sampling. The sample inclusion criteria comprise Indonesian citizens aged 17 and above who have purchased official physical booster packs within the past 6 to 12 months. The targeted sample size ranges from 120 to 150 respondents, consistent with the statistical power criteria established by </w:t>
+      </w:r>
+      <w:hyperlink w:anchor="_Ref_green1991subjects" w:history="1">
+        <w:r>
+          <w:t>Green (1991)</w:t>
+        </w:r>
+      </w:hyperlink>
+      <w:r>
+        <w:rPr>
+          <w:rFonts w:cs="Times New Roman"/>
+        </w:rPr>
+        <w:t xml:space="preserve"> and </w:t>
+      </w:r>
+      <w:hyperlink w:anchor="_Ref_cohen1988statistical" w:history="1">
+        <w:r>
+          <w:t>Cohen (1988)</w:t>
+        </w:r>
+      </w:hyperlink>
+      <w:r>
+        <w:rPr>
+          <w:rFonts w:cs="Times New Roman"/>
+        </w:rPr>
+        <w:t xml:space="preserve"> for multiple regression frameworks. The empirical model is estimated using multiple linear regression and Moderated Regression Analysis (MRA) with mean-centering procedures to reduce non-essential multicollinearity between predictor variables and their interaction products (</w:t>
+      </w:r>
+      <w:hyperlink w:anchor="_Ref_aiken1991multiple" w:history="1">
+        <w:r>
+          <w:t>Aiken dan West, 1991</w:t>
+        </w:r>
+      </w:hyperlink>
+      <w:r>
+        <w:rPr>
+          <w:rFonts w:cs="Times New Roman"/>
+        </w:rPr>
+        <w:t xml:space="preserve">; </w:t>
+      </w:r>
+      <w:hyperlink w:anchor="_Ref_ghozali2018aplikasi" w:history="1">
+        <w:r>
+          <w:t>Ghozali, 2018</w:t>
+        </w:r>
+      </w:hyperlink>
+      <w:r>
+        <w:rPr>
+          <w:rFonts w:cs="Times New Roman"/>
+        </w:rPr>
+        <w:t>), executed via IBM SPSS Statistics software. This study provides theoretical novelty by synthesizing the Stimulus-Organism-Response (S-O-R) paradigm, collector psychology (the Zeigarnik Effect and The Completing the Set Effect), Self-Regulation Theory, and behavioral finance principles in the context of tangible alternative assets exhibiting volatile secondary market premiums. The findings are expected to offer practical insights for young consumers in exercising financial discipline regarding discretionar</w:t>
+      </w:r>
+      <w:r>
+        <w:rPr>
+          <w:rFonts w:cs="Times New Roman"/>
+        </w:rPr>
+        <w:t>y collectibles and provide strategic inputs for community organizers and financial educators targeting Generation Z.</w:t>
       </w:r>
     </w:p>
     <w:p>
@@ -2067,7 +2141,7 @@
       <w:r>
         <w:fldChar w:fldCharType="separate"/>
       </w:r>
-      <w:hyperlink w:anchor="_Toc240488102" w:history="1">
+      <w:hyperlink w:anchor="_Toc240491703" w:history="1">
         <w:r>
           <w:rPr>
             <w:rStyle w:val="Hyperlink"/>
@@ -2094,7 +2168,7 @@
             <w:noProof/>
             <w:webHidden/>
           </w:rPr>
-          <w:instrText xml:space="preserve"> PAGEREF _Toc240488102 \h </w:instrText>
+          <w:instrText xml:space="preserve"> PAGEREF _Toc240491703 \h </w:instrText>
         </w:r>
         <w:r>
           <w:rPr>
@@ -2141,7 +2215,7 @@
           <w14:ligatures w14:val="standardContextual"/>
         </w:rPr>
       </w:pPr>
-      <w:hyperlink w:anchor="_Toc240488103" w:history="1">
+      <w:hyperlink w:anchor="_Toc240491704" w:history="1">
         <w:r>
           <w:rPr>
             <w:rStyle w:val="Hyperlink"/>
@@ -2168,7 +2242,7 @@
             <w:noProof/>
             <w:webHidden/>
           </w:rPr>
-          <w:instrText xml:space="preserve"> PAGEREF _Toc240488103 \h </w:instrText>
+          <w:instrText xml:space="preserve"> PAGEREF _Toc240491704 \h </w:instrText>
         </w:r>
         <w:r>
           <w:rPr>
@@ -2215,7 +2289,7 @@
           <w14:ligatures w14:val="standardContextual"/>
         </w:rPr>
       </w:pPr>
-      <w:hyperlink w:anchor="_Toc240488104" w:history="1">
+      <w:hyperlink w:anchor="_Toc240491705" w:history="1">
         <w:r>
           <w:rPr>
             <w:rStyle w:val="Hyperlink"/>
@@ -2242,7 +2316,7 @@
             <w:noProof/>
             <w:webHidden/>
           </w:rPr>
-          <w:instrText xml:space="preserve"> PAGEREF _Toc240488104 \h </w:instrText>
+          <w:instrText xml:space="preserve"> PAGEREF _Toc240491705 \h </w:instrText>
         </w:r>
         <w:r>
           <w:rPr>
@@ -2289,7 +2363,7 @@
           <w14:ligatures w14:val="standardContextual"/>
         </w:rPr>
       </w:pPr>
-      <w:hyperlink w:anchor="_Toc240488105" w:history="1">
+      <w:hyperlink w:anchor="_Toc240491706" w:history="1">
         <w:r>
           <w:rPr>
             <w:rStyle w:val="Hyperlink"/>
@@ -2316,7 +2390,7 @@
             <w:noProof/>
             <w:webHidden/>
           </w:rPr>
-          <w:instrText xml:space="preserve"> PAGEREF _Toc240488105 \h </w:instrText>
+          <w:instrText xml:space="preserve"> PAGEREF _Toc240491706 \h </w:instrText>
         </w:r>
         <w:r>
           <w:rPr>
@@ -2363,7 +2437,7 @@
           <w14:ligatures w14:val="standardContextual"/>
         </w:rPr>
       </w:pPr>
-      <w:hyperlink w:anchor="_Toc240488106" w:history="1">
+      <w:hyperlink w:anchor="_Toc240491707" w:history="1">
         <w:r>
           <w:rPr>
             <w:rStyle w:val="Hyperlink"/>
@@ -2390,7 +2464,7 @@
             <w:noProof/>
             <w:webHidden/>
           </w:rPr>
-          <w:instrText xml:space="preserve"> PAGEREF _Toc240488106 \h </w:instrText>
+          <w:instrText xml:space="preserve"> PAGEREF _Toc240491707 \h </w:instrText>
         </w:r>
         <w:r>
           <w:rPr>
@@ -2437,7 +2511,7 @@
           <w14:ligatures w14:val="standardContextual"/>
         </w:rPr>
       </w:pPr>
-      <w:hyperlink w:anchor="_Toc240488107" w:history="1">
+      <w:hyperlink w:anchor="_Toc240491708" w:history="1">
         <w:r>
           <w:rPr>
             <w:rStyle w:val="Hyperlink"/>
@@ -2464,7 +2538,7 @@
             <w:noProof/>
             <w:webHidden/>
           </w:rPr>
-          <w:instrText xml:space="preserve"> PAGEREF _Toc240488107 \h </w:instrText>
+          <w:instrText xml:space="preserve"> PAGEREF _Toc240491708 \h </w:instrText>
         </w:r>
         <w:r>
           <w:rPr>
@@ -2511,7 +2585,7 @@
           <w14:ligatures w14:val="standardContextual"/>
         </w:rPr>
       </w:pPr>
-      <w:hyperlink w:anchor="_Toc240488108" w:history="1">
+      <w:hyperlink w:anchor="_Toc240491709" w:history="1">
         <w:r>
           <w:rPr>
             <w:rStyle w:val="Hyperlink"/>
@@ -2538,7 +2612,7 @@
             <w:noProof/>
             <w:webHidden/>
           </w:rPr>
-          <w:instrText xml:space="preserve"> PAGEREF _Toc240488108 \h </w:instrText>
+          <w:instrText xml:space="preserve"> PAGEREF _Toc240491709 \h </w:instrText>
         </w:r>
         <w:r>
           <w:rPr>
@@ -2585,7 +2659,7 @@
           <w14:ligatures w14:val="standardContextual"/>
         </w:rPr>
       </w:pPr>
-      <w:hyperlink w:anchor="_Toc240488109" w:history="1">
+      <w:hyperlink w:anchor="_Toc240491710" w:history="1">
         <w:r>
           <w:rPr>
             <w:rStyle w:val="Hyperlink"/>
@@ -2612,7 +2686,7 @@
             <w:noProof/>
             <w:webHidden/>
           </w:rPr>
-          <w:instrText xml:space="preserve"> PAGEREF _Toc240488109 \h </w:instrText>
+          <w:instrText xml:space="preserve"> PAGEREF _Toc240491710 \h </w:instrText>
         </w:r>
         <w:r>
           <w:rPr>
@@ -2659,7 +2733,7 @@
           <w14:ligatures w14:val="standardContextual"/>
         </w:rPr>
       </w:pPr>
-      <w:hyperlink w:anchor="_Toc240488110" w:history="1">
+      <w:hyperlink w:anchor="_Toc240491711" w:history="1">
         <w:r>
           <w:rPr>
             <w:rStyle w:val="Hyperlink"/>
@@ -2686,7 +2760,7 @@
             <w:noProof/>
             <w:webHidden/>
           </w:rPr>
-          <w:instrText xml:space="preserve"> PAGEREF _Toc240488110 \h </w:instrText>
+          <w:instrText xml:space="preserve"> PAGEREF _Toc240491711 \h </w:instrText>
         </w:r>
         <w:r>
           <w:rPr>
@@ -2732,7 +2806,7 @@
           <w14:ligatures w14:val="standardContextual"/>
         </w:rPr>
       </w:pPr>
-      <w:hyperlink w:anchor="_Toc240488111" w:history="1">
+      <w:hyperlink w:anchor="_Toc240491712" w:history="1">
         <w:r>
           <w:rPr>
             <w:rStyle w:val="Hyperlink"/>
@@ -2759,7 +2833,7 @@
             <w:noProof/>
             <w:webHidden/>
           </w:rPr>
-          <w:instrText xml:space="preserve"> PAGEREF _Toc240488111 \h </w:instrText>
+          <w:instrText xml:space="preserve"> PAGEREF _Toc240491712 \h </w:instrText>
         </w:r>
         <w:r>
           <w:rPr>
@@ -2805,7 +2879,7 @@
           <w14:ligatures w14:val="standardContextual"/>
         </w:rPr>
       </w:pPr>
-      <w:hyperlink w:anchor="_Toc240488112" w:history="1">
+      <w:hyperlink w:anchor="_Toc240491713" w:history="1">
         <w:r>
           <w:rPr>
             <w:rStyle w:val="Hyperlink"/>
@@ -2832,7 +2906,7 @@
             <w:noProof/>
             <w:webHidden/>
           </w:rPr>
-          <w:instrText xml:space="preserve"> PAGEREF _Toc240488112 \h </w:instrText>
+          <w:instrText xml:space="preserve"> PAGEREF _Toc240491713 \h </w:instrText>
         </w:r>
         <w:r>
           <w:rPr>
@@ -2852,7 +2926,7 @@
             <w:noProof/>
             <w:webHidden/>
           </w:rPr>
-          <w:t>18</w:t>
+          <w:t>17</w:t>
         </w:r>
         <w:r>
           <w:rPr>
@@ -2878,7 +2952,7 @@
           <w14:ligatures w14:val="standardContextual"/>
         </w:rPr>
       </w:pPr>
-      <w:hyperlink w:anchor="_Toc240488113" w:history="1">
+      <w:hyperlink w:anchor="_Toc240491714" w:history="1">
         <w:r>
           <w:rPr>
             <w:rStyle w:val="Hyperlink"/>
@@ -2905,7 +2979,7 @@
             <w:noProof/>
             <w:webHidden/>
           </w:rPr>
-          <w:instrText xml:space="preserve"> PAGEREF _Toc240488113 \h </w:instrText>
+          <w:instrText xml:space="preserve"> PAGEREF _Toc240491714 \h </w:instrText>
         </w:r>
         <w:r>
           <w:rPr>
@@ -2951,7 +3025,7 @@
           <w14:ligatures w14:val="standardContextual"/>
         </w:rPr>
       </w:pPr>
-      <w:hyperlink w:anchor="_Toc240488114" w:history="1">
+      <w:hyperlink w:anchor="_Toc240491715" w:history="1">
         <w:r>
           <w:rPr>
             <w:rStyle w:val="Hyperlink"/>
@@ -2978,7 +3052,7 @@
             <w:noProof/>
             <w:webHidden/>
           </w:rPr>
-          <w:instrText xml:space="preserve"> PAGEREF _Toc240488114 \h </w:instrText>
+          <w:instrText xml:space="preserve"> PAGEREF _Toc240491715 \h </w:instrText>
         </w:r>
         <w:r>
           <w:rPr>
@@ -3025,7 +3099,7 @@
           <w14:ligatures w14:val="standardContextual"/>
         </w:rPr>
       </w:pPr>
-      <w:hyperlink w:anchor="_Toc240488115" w:history="1">
+      <w:hyperlink w:anchor="_Toc240491716" w:history="1">
         <w:r>
           <w:rPr>
             <w:rStyle w:val="Hyperlink"/>
@@ -3052,7 +3126,7 @@
             <w:noProof/>
             <w:webHidden/>
           </w:rPr>
-          <w:instrText xml:space="preserve"> PAGEREF _Toc240488115 \h </w:instrText>
+          <w:instrText xml:space="preserve"> PAGEREF _Toc240491716 \h </w:instrText>
         </w:r>
         <w:r>
           <w:rPr>
@@ -3099,7 +3173,7 @@
           <w14:ligatures w14:val="standardContextual"/>
         </w:rPr>
       </w:pPr>
-      <w:hyperlink w:anchor="_Toc240488116" w:history="1">
+      <w:hyperlink w:anchor="_Toc240491717" w:history="1">
         <w:r>
           <w:rPr>
             <w:rStyle w:val="Hyperlink"/>
@@ -3126,7 +3200,7 @@
             <w:noProof/>
             <w:webHidden/>
           </w:rPr>
-          <w:instrText xml:space="preserve"> PAGEREF _Toc240488116 \h </w:instrText>
+          <w:instrText xml:space="preserve"> PAGEREF _Toc240491717 \h </w:instrText>
         </w:r>
         <w:r>
           <w:rPr>
@@ -3173,7 +3247,7 @@
           <w14:ligatures w14:val="standardContextual"/>
         </w:rPr>
       </w:pPr>
-      <w:hyperlink w:anchor="_Toc240488117" w:history="1">
+      <w:hyperlink w:anchor="_Toc240491718" w:history="1">
         <w:r>
           <w:rPr>
             <w:rStyle w:val="Hyperlink"/>
@@ -3200,7 +3274,7 @@
             <w:noProof/>
             <w:webHidden/>
           </w:rPr>
-          <w:instrText xml:space="preserve"> PAGEREF _Toc240488117 \h </w:instrText>
+          <w:instrText xml:space="preserve"> PAGEREF _Toc240491718 \h </w:instrText>
         </w:r>
         <w:r>
           <w:rPr>
@@ -3246,7 +3320,7 @@
           <w14:ligatures w14:val="standardContextual"/>
         </w:rPr>
       </w:pPr>
-      <w:hyperlink w:anchor="_Toc240488118" w:history="1">
+      <w:hyperlink w:anchor="_Toc240491719" w:history="1">
         <w:r>
           <w:rPr>
             <w:rStyle w:val="Hyperlink"/>
@@ -3273,7 +3347,7 @@
             <w:noProof/>
             <w:webHidden/>
           </w:rPr>
-          <w:instrText xml:space="preserve"> PAGEREF _Toc240488118 \h </w:instrText>
+          <w:instrText xml:space="preserve"> PAGEREF _Toc240491719 \h </w:instrText>
         </w:r>
         <w:r>
           <w:rPr>
@@ -3320,7 +3394,7 @@
           <w14:ligatures w14:val="standardContextual"/>
         </w:rPr>
       </w:pPr>
-      <w:hyperlink w:anchor="_Toc240488119" w:history="1">
+      <w:hyperlink w:anchor="_Toc240491720" w:history="1">
         <w:r>
           <w:rPr>
             <w:rStyle w:val="Hyperlink"/>
@@ -3362,7 +3436,7 @@
             <w:noProof/>
             <w:webHidden/>
           </w:rPr>
-          <w:instrText xml:space="preserve"> PAGEREF _Toc240488119 \h </w:instrText>
+          <w:instrText xml:space="preserve"> PAGEREF _Toc240491720 \h </w:instrText>
         </w:r>
         <w:r>
           <w:rPr>
@@ -3409,7 +3483,7 @@
           <w14:ligatures w14:val="standardContextual"/>
         </w:rPr>
       </w:pPr>
-      <w:hyperlink w:anchor="_Toc240488120" w:history="1">
+      <w:hyperlink w:anchor="_Toc240491721" w:history="1">
         <w:r>
           <w:rPr>
             <w:rStyle w:val="Hyperlink"/>
@@ -3451,7 +3525,7 @@
             <w:noProof/>
             <w:webHidden/>
           </w:rPr>
-          <w:instrText xml:space="preserve"> PAGEREF _Toc240488120 \h </w:instrText>
+          <w:instrText xml:space="preserve"> PAGEREF _Toc240491721 \h </w:instrText>
         </w:r>
         <w:r>
           <w:rPr>
@@ -3498,7 +3572,7 @@
           <w14:ligatures w14:val="standardContextual"/>
         </w:rPr>
       </w:pPr>
-      <w:hyperlink w:anchor="_Toc240488121" w:history="1">
+      <w:hyperlink w:anchor="_Toc240491722" w:history="1">
         <w:r>
           <w:rPr>
             <w:rStyle w:val="Hyperlink"/>
@@ -3533,7 +3607,7 @@
             <w:noProof/>
             <w:webHidden/>
           </w:rPr>
-          <w:instrText xml:space="preserve"> PAGEREF _Toc240488121 \h </w:instrText>
+          <w:instrText xml:space="preserve"> PAGEREF _Toc240491722 \h </w:instrText>
         </w:r>
         <w:r>
           <w:rPr>
@@ -3580,7 +3654,7 @@
           <w14:ligatures w14:val="standardContextual"/>
         </w:rPr>
       </w:pPr>
-      <w:hyperlink w:anchor="_Toc240488122" w:history="1">
+      <w:hyperlink w:anchor="_Toc240491723" w:history="1">
         <w:r>
           <w:rPr>
             <w:rStyle w:val="Hyperlink"/>
@@ -3622,7 +3696,7 @@
             <w:noProof/>
             <w:webHidden/>
           </w:rPr>
-          <w:instrText xml:space="preserve"> PAGEREF _Toc240488122 \h </w:instrText>
+          <w:instrText xml:space="preserve"> PAGEREF _Toc240491723 \h </w:instrText>
         </w:r>
         <w:r>
           <w:rPr>
@@ -3668,7 +3742,7 @@
           <w14:ligatures w14:val="standardContextual"/>
         </w:rPr>
       </w:pPr>
-      <w:hyperlink w:anchor="_Toc240488123" w:history="1">
+      <w:hyperlink w:anchor="_Toc240491724" w:history="1">
         <w:r>
           <w:rPr>
             <w:rStyle w:val="Hyperlink"/>
@@ -3695,7 +3769,7 @@
             <w:noProof/>
             <w:webHidden/>
           </w:rPr>
-          <w:instrText xml:space="preserve"> PAGEREF _Toc240488123 \h </w:instrText>
+          <w:instrText xml:space="preserve"> PAGEREF _Toc240491724 \h </w:instrText>
         </w:r>
         <w:r>
           <w:rPr>
@@ -3742,7 +3816,7 @@
           <w14:ligatures w14:val="standardContextual"/>
         </w:rPr>
       </w:pPr>
-      <w:hyperlink w:anchor="_Toc240488124" w:history="1">
+      <w:hyperlink w:anchor="_Toc240491725" w:history="1">
         <w:r>
           <w:rPr>
             <w:rStyle w:val="Hyperlink"/>
@@ -3799,7 +3873,7 @@
             <w:noProof/>
             <w:webHidden/>
           </w:rPr>
-          <w:instrText xml:space="preserve"> PAGEREF _Toc240488124 \h </w:instrText>
+          <w:instrText xml:space="preserve"> PAGEREF _Toc240491725 \h </w:instrText>
         </w:r>
         <w:r>
           <w:rPr>
@@ -3846,7 +3920,7 @@
           <w14:ligatures w14:val="standardContextual"/>
         </w:rPr>
       </w:pPr>
-      <w:hyperlink w:anchor="_Toc240488125" w:history="1">
+      <w:hyperlink w:anchor="_Toc240491726" w:history="1">
         <w:r>
           <w:rPr>
             <w:rStyle w:val="Hyperlink"/>
@@ -3903,7 +3977,7 @@
             <w:noProof/>
             <w:webHidden/>
           </w:rPr>
-          <w:instrText xml:space="preserve"> PAGEREF _Toc240488125 \h </w:instrText>
+          <w:instrText xml:space="preserve"> PAGEREF _Toc240491726 \h </w:instrText>
         </w:r>
         <w:r>
           <w:rPr>
@@ -3950,7 +4024,7 @@
           <w14:ligatures w14:val="standardContextual"/>
         </w:rPr>
       </w:pPr>
-      <w:hyperlink w:anchor="_Toc240488126" w:history="1">
+      <w:hyperlink w:anchor="_Toc240491727" w:history="1">
         <w:r>
           <w:rPr>
             <w:rStyle w:val="Hyperlink"/>
@@ -4007,7 +4081,7 @@
             <w:noProof/>
             <w:webHidden/>
           </w:rPr>
-          <w:instrText xml:space="preserve"> PAGEREF _Toc240488126 \h </w:instrText>
+          <w:instrText xml:space="preserve"> PAGEREF _Toc240491727 \h </w:instrText>
         </w:r>
         <w:r>
           <w:rPr>
@@ -4054,7 +4128,7 @@
           <w14:ligatures w14:val="standardContextual"/>
         </w:rPr>
       </w:pPr>
-      <w:hyperlink w:anchor="_Toc240488127" w:history="1">
+      <w:hyperlink w:anchor="_Toc240491728" w:history="1">
         <w:r>
           <w:rPr>
             <w:rStyle w:val="Hyperlink"/>
@@ -4111,7 +4185,7 @@
             <w:noProof/>
             <w:webHidden/>
           </w:rPr>
-          <w:instrText xml:space="preserve"> PAGEREF _Toc240488127 \h </w:instrText>
+          <w:instrText xml:space="preserve"> PAGEREF _Toc240491728 \h </w:instrText>
         </w:r>
         <w:r>
           <w:rPr>
@@ -4158,7 +4232,7 @@
           <w14:ligatures w14:val="standardContextual"/>
         </w:rPr>
       </w:pPr>
-      <w:hyperlink w:anchor="_Toc240488128" w:history="1">
+      <w:hyperlink w:anchor="_Toc240491729" w:history="1">
         <w:r>
           <w:rPr>
             <w:rStyle w:val="Hyperlink"/>
@@ -4215,7 +4289,7 @@
             <w:noProof/>
             <w:webHidden/>
           </w:rPr>
-          <w:instrText xml:space="preserve"> PAGEREF _Toc240488128 \h </w:instrText>
+          <w:instrText xml:space="preserve"> PAGEREF _Toc240491729 \h </w:instrText>
         </w:r>
         <w:r>
           <w:rPr>
@@ -4261,7 +4335,7 @@
           <w14:ligatures w14:val="standardContextual"/>
         </w:rPr>
       </w:pPr>
-      <w:hyperlink w:anchor="_Toc240488129" w:history="1">
+      <w:hyperlink w:anchor="_Toc240491730" w:history="1">
         <w:r>
           <w:rPr>
             <w:rStyle w:val="Hyperlink"/>
@@ -4288,7 +4362,7 @@
             <w:noProof/>
             <w:webHidden/>
           </w:rPr>
-          <w:instrText xml:space="preserve"> PAGEREF _Toc240488129 \h </w:instrText>
+          <w:instrText xml:space="preserve"> PAGEREF _Toc240491730 \h </w:instrText>
         </w:r>
         <w:r>
           <w:rPr>
@@ -4334,7 +4408,7 @@
           <w14:ligatures w14:val="standardContextual"/>
         </w:rPr>
       </w:pPr>
-      <w:hyperlink w:anchor="_Toc240488130" w:history="1">
+      <w:hyperlink w:anchor="_Toc240491731" w:history="1">
         <w:r>
           <w:rPr>
             <w:rStyle w:val="Hyperlink"/>
@@ -4361,7 +4435,7 @@
             <w:noProof/>
             <w:webHidden/>
           </w:rPr>
-          <w:instrText xml:space="preserve"> PAGEREF _Toc240488130 \h </w:instrText>
+          <w:instrText xml:space="preserve"> PAGEREF _Toc240491731 \h </w:instrText>
         </w:r>
         <w:r>
           <w:rPr>
@@ -4408,7 +4482,7 @@
           <w14:ligatures w14:val="standardContextual"/>
         </w:rPr>
       </w:pPr>
-      <w:hyperlink w:anchor="_Toc240488131" w:history="1">
+      <w:hyperlink w:anchor="_Toc240491732" w:history="1">
         <w:r>
           <w:rPr>
             <w:rStyle w:val="Hyperlink"/>
@@ -4458,7 +4532,7 @@
             <w:noProof/>
             <w:webHidden/>
           </w:rPr>
-          <w:instrText xml:space="preserve"> PAGEREF _Toc240488131 \h </w:instrText>
+          <w:instrText xml:space="preserve"> PAGEREF _Toc240491732 \h </w:instrText>
         </w:r>
         <w:r>
           <w:rPr>
@@ -4505,7 +4579,7 @@
           <w14:ligatures w14:val="standardContextual"/>
         </w:rPr>
       </w:pPr>
-      <w:hyperlink w:anchor="_Toc240488132" w:history="1">
+      <w:hyperlink w:anchor="_Toc240491733" w:history="1">
         <w:r>
           <w:rPr>
             <w:rStyle w:val="Hyperlink"/>
@@ -4555,7 +4629,7 @@
             <w:noProof/>
             <w:webHidden/>
           </w:rPr>
-          <w:instrText xml:space="preserve"> PAGEREF _Toc240488132 \h </w:instrText>
+          <w:instrText xml:space="preserve"> PAGEREF _Toc240491733 \h </w:instrText>
         </w:r>
         <w:r>
           <w:rPr>
@@ -4602,7 +4676,7 @@
           <w14:ligatures w14:val="standardContextual"/>
         </w:rPr>
       </w:pPr>
-      <w:hyperlink w:anchor="_Toc240488133" w:history="1">
+      <w:hyperlink w:anchor="_Toc240491734" w:history="1">
         <w:r>
           <w:rPr>
             <w:rStyle w:val="Hyperlink"/>
@@ -4652,7 +4726,7 @@
             <w:noProof/>
             <w:webHidden/>
           </w:rPr>
-          <w:instrText xml:space="preserve"> PAGEREF _Toc240488133 \h </w:instrText>
+          <w:instrText xml:space="preserve"> PAGEREF _Toc240491734 \h </w:instrText>
         </w:r>
         <w:r>
           <w:rPr>
@@ -4699,7 +4773,7 @@
           <w14:ligatures w14:val="standardContextual"/>
         </w:rPr>
       </w:pPr>
-      <w:hyperlink w:anchor="_Toc240488134" w:history="1">
+      <w:hyperlink w:anchor="_Toc240491735" w:history="1">
         <w:r>
           <w:rPr>
             <w:rStyle w:val="Hyperlink"/>
@@ -4764,7 +4838,7 @@
             <w:noProof/>
             <w:webHidden/>
           </w:rPr>
-          <w:instrText xml:space="preserve"> PAGEREF _Toc240488134 \h </w:instrText>
+          <w:instrText xml:space="preserve"> PAGEREF _Toc240491735 \h </w:instrText>
         </w:r>
         <w:r>
           <w:rPr>
@@ -4811,7 +4885,7 @@
           <w14:ligatures w14:val="standardContextual"/>
         </w:rPr>
       </w:pPr>
-      <w:hyperlink w:anchor="_Toc240488135" w:history="1">
+      <w:hyperlink w:anchor="_Toc240491736" w:history="1">
         <w:r>
           <w:rPr>
             <w:rStyle w:val="Hyperlink"/>
@@ -4876,7 +4950,7 @@
             <w:noProof/>
             <w:webHidden/>
           </w:rPr>
-          <w:instrText xml:space="preserve"> PAGEREF _Toc240488135 \h </w:instrText>
+          <w:instrText xml:space="preserve"> PAGEREF _Toc240491736 \h </w:instrText>
         </w:r>
         <w:r>
           <w:rPr>
@@ -4923,7 +4997,7 @@
           <w14:ligatures w14:val="standardContextual"/>
         </w:rPr>
       </w:pPr>
-      <w:hyperlink w:anchor="_Toc240488136" w:history="1">
+      <w:hyperlink w:anchor="_Toc240491737" w:history="1">
         <w:r>
           <w:rPr>
             <w:rStyle w:val="Hyperlink"/>
@@ -4988,7 +5062,7 @@
             <w:noProof/>
             <w:webHidden/>
           </w:rPr>
-          <w:instrText xml:space="preserve"> PAGEREF _Toc240488136 \h </w:instrText>
+          <w:instrText xml:space="preserve"> PAGEREF _Toc240491737 \h </w:instrText>
         </w:r>
         <w:r>
           <w:rPr>
@@ -5034,7 +5108,7 @@
           <w14:ligatures w14:val="standardContextual"/>
         </w:rPr>
       </w:pPr>
-      <w:hyperlink w:anchor="_Toc240488137" w:history="1">
+      <w:hyperlink w:anchor="_Toc240491738" w:history="1">
         <w:r>
           <w:rPr>
             <w:rStyle w:val="Hyperlink"/>
@@ -5061,7 +5135,7 @@
             <w:noProof/>
             <w:webHidden/>
           </w:rPr>
-          <w:instrText xml:space="preserve"> PAGEREF _Toc240488137 \h </w:instrText>
+          <w:instrText xml:space="preserve"> PAGEREF _Toc240491738 \h </w:instrText>
         </w:r>
         <w:r>
           <w:rPr>
@@ -5108,7 +5182,7 @@
           <w14:ligatures w14:val="standardContextual"/>
         </w:rPr>
       </w:pPr>
-      <w:hyperlink w:anchor="_Toc240488138" w:history="1">
+      <w:hyperlink w:anchor="_Toc240491739" w:history="1">
         <w:r>
           <w:rPr>
             <w:rStyle w:val="Hyperlink"/>
@@ -5135,7 +5209,7 @@
             <w:noProof/>
             <w:webHidden/>
           </w:rPr>
-          <w:instrText xml:space="preserve"> PAGEREF _Toc240488138 \h </w:instrText>
+          <w:instrText xml:space="preserve"> PAGEREF _Toc240491739 \h </w:instrText>
         </w:r>
         <w:r>
           <w:rPr>
@@ -5181,7 +5255,7 @@
           <w14:ligatures w14:val="standardContextual"/>
         </w:rPr>
       </w:pPr>
-      <w:hyperlink w:anchor="_Toc240488139" w:history="1">
+      <w:hyperlink w:anchor="_Toc240491740" w:history="1">
         <w:r>
           <w:rPr>
             <w:rStyle w:val="Hyperlink"/>
@@ -5208,7 +5282,7 @@
             <w:noProof/>
             <w:webHidden/>
           </w:rPr>
-          <w:instrText xml:space="preserve"> PAGEREF _Toc240488139 \h </w:instrText>
+          <w:instrText xml:space="preserve"> PAGEREF _Toc240491740 \h </w:instrText>
         </w:r>
         <w:r>
           <w:rPr>
@@ -5255,7 +5329,7 @@
           <w14:ligatures w14:val="standardContextual"/>
         </w:rPr>
       </w:pPr>
-      <w:hyperlink w:anchor="_Toc240488140" w:history="1">
+      <w:hyperlink w:anchor="_Toc240491741" w:history="1">
         <w:r>
           <w:rPr>
             <w:rStyle w:val="Hyperlink"/>
@@ -5282,7 +5356,7 @@
             <w:noProof/>
             <w:webHidden/>
           </w:rPr>
-          <w:instrText xml:space="preserve"> PAGEREF _Toc240488140 \h </w:instrText>
+          <w:instrText xml:space="preserve"> PAGEREF _Toc240491741 \h </w:instrText>
         </w:r>
         <w:r>
           <w:rPr>
@@ -5328,7 +5402,7 @@
           <w14:ligatures w14:val="standardContextual"/>
         </w:rPr>
       </w:pPr>
-      <w:hyperlink w:anchor="_Toc240488141" w:history="1">
+      <w:hyperlink w:anchor="_Toc240491742" w:history="1">
         <w:r>
           <w:rPr>
             <w:rStyle w:val="Hyperlink"/>
@@ -5355,7 +5429,7 @@
             <w:noProof/>
             <w:webHidden/>
           </w:rPr>
-          <w:instrText xml:space="preserve"> PAGEREF _Toc240488141 \h </w:instrText>
+          <w:instrText xml:space="preserve"> PAGEREF _Toc240491742 \h </w:instrText>
         </w:r>
         <w:r>
           <w:rPr>
@@ -5402,7 +5476,7 @@
           <w14:ligatures w14:val="standardContextual"/>
         </w:rPr>
       </w:pPr>
-      <w:hyperlink w:anchor="_Toc240488142" w:history="1">
+      <w:hyperlink w:anchor="_Toc240491743" w:history="1">
         <w:r>
           <w:rPr>
             <w:rStyle w:val="Hyperlink"/>
@@ -5429,7 +5503,7 @@
             <w:noProof/>
             <w:webHidden/>
           </w:rPr>
-          <w:instrText xml:space="preserve"> PAGEREF _Toc240488142 \h </w:instrText>
+          <w:instrText xml:space="preserve"> PAGEREF _Toc240491743 \h </w:instrText>
         </w:r>
         <w:r>
           <w:rPr>
@@ -5476,7 +5550,7 @@
           <w14:ligatures w14:val="standardContextual"/>
         </w:rPr>
       </w:pPr>
-      <w:hyperlink w:anchor="_Toc240488143" w:history="1">
+      <w:hyperlink w:anchor="_Toc240491744" w:history="1">
         <w:r>
           <w:rPr>
             <w:rStyle w:val="Hyperlink"/>
@@ -5503,7 +5577,7 @@
             <w:noProof/>
             <w:webHidden/>
           </w:rPr>
-          <w:instrText xml:space="preserve"> PAGEREF _Toc240488143 \h </w:instrText>
+          <w:instrText xml:space="preserve"> PAGEREF _Toc240491744 \h </w:instrText>
         </w:r>
         <w:r>
           <w:rPr>
@@ -5550,7 +5624,7 @@
           <w14:ligatures w14:val="standardContextual"/>
         </w:rPr>
       </w:pPr>
-      <w:hyperlink w:anchor="_Toc240488144" w:history="1">
+      <w:hyperlink w:anchor="_Toc240491745" w:history="1">
         <w:r>
           <w:rPr>
             <w:rStyle w:val="Hyperlink"/>
@@ -5577,7 +5651,7 @@
             <w:noProof/>
             <w:webHidden/>
           </w:rPr>
-          <w:instrText xml:space="preserve"> PAGEREF _Toc240488144 \h </w:instrText>
+          <w:instrText xml:space="preserve"> PAGEREF _Toc240491745 \h </w:instrText>
         </w:r>
         <w:r>
           <w:rPr>
@@ -5624,7 +5698,7 @@
           <w14:ligatures w14:val="standardContextual"/>
         </w:rPr>
       </w:pPr>
-      <w:hyperlink w:anchor="_Toc240488145" w:history="1">
+      <w:hyperlink w:anchor="_Toc240491746" w:history="1">
         <w:r>
           <w:rPr>
             <w:rStyle w:val="Hyperlink"/>
@@ -5651,7 +5725,7 @@
             <w:noProof/>
             <w:webHidden/>
           </w:rPr>
-          <w:instrText xml:space="preserve"> PAGEREF _Toc240488145 \h </w:instrText>
+          <w:instrText xml:space="preserve"> PAGEREF _Toc240491746 \h </w:instrText>
         </w:r>
         <w:r>
           <w:rPr>
@@ -5697,7 +5771,7 @@
           <w14:ligatures w14:val="standardContextual"/>
         </w:rPr>
       </w:pPr>
-      <w:hyperlink w:anchor="_Toc240488146" w:history="1">
+      <w:hyperlink w:anchor="_Toc240491747" w:history="1">
         <w:r>
           <w:rPr>
             <w:rStyle w:val="Hyperlink"/>
@@ -5724,7 +5798,7 @@
             <w:noProof/>
             <w:webHidden/>
           </w:rPr>
-          <w:instrText xml:space="preserve"> PAGEREF _Toc240488146 \h </w:instrText>
+          <w:instrText xml:space="preserve"> PAGEREF _Toc240491747 \h </w:instrText>
         </w:r>
         <w:r>
           <w:rPr>
@@ -5770,7 +5844,7 @@
           <w14:ligatures w14:val="standardContextual"/>
         </w:rPr>
       </w:pPr>
-      <w:hyperlink w:anchor="_Toc240488147" w:history="1">
+      <w:hyperlink w:anchor="_Toc240491748" w:history="1">
         <w:r>
           <w:rPr>
             <w:rStyle w:val="Hyperlink"/>
@@ -5797,7 +5871,7 @@
             <w:noProof/>
             <w:webHidden/>
           </w:rPr>
-          <w:instrText xml:space="preserve"> PAGEREF _Toc240488147 \h </w:instrText>
+          <w:instrText xml:space="preserve"> PAGEREF _Toc240491748 \h </w:instrText>
         </w:r>
         <w:r>
           <w:rPr>
@@ -5843,7 +5917,7 @@
           <w14:ligatures w14:val="standardContextual"/>
         </w:rPr>
       </w:pPr>
-      <w:hyperlink w:anchor="_Toc240488148" w:history="1">
+      <w:hyperlink w:anchor="_Toc240491749" w:history="1">
         <w:r>
           <w:rPr>
             <w:rStyle w:val="Hyperlink"/>
@@ -5870,7 +5944,7 @@
             <w:noProof/>
             <w:webHidden/>
           </w:rPr>
-          <w:instrText xml:space="preserve"> PAGEREF _Toc240488148 \h </w:instrText>
+          <w:instrText xml:space="preserve"> PAGEREF _Toc240491749 \h </w:instrText>
         </w:r>
         <w:r>
           <w:rPr>
@@ -5890,7 +5964,7 @@
             <w:noProof/>
             <w:webHidden/>
           </w:rPr>
-          <w:t>43</w:t>
+          <w:t>44</w:t>
         </w:r>
         <w:r>
           <w:rPr>
@@ -5917,7 +5991,7 @@
           <w14:ligatures w14:val="standardContextual"/>
         </w:rPr>
       </w:pPr>
-      <w:hyperlink w:anchor="_Toc240488149" w:history="1">
+      <w:hyperlink w:anchor="_Toc240491750" w:history="1">
         <w:r>
           <w:rPr>
             <w:rStyle w:val="Hyperlink"/>
@@ -5944,7 +6018,7 @@
             <w:noProof/>
             <w:webHidden/>
           </w:rPr>
-          <w:instrText xml:space="preserve"> PAGEREF _Toc240488149 \h </w:instrText>
+          <w:instrText xml:space="preserve"> PAGEREF _Toc240491750 \h </w:instrText>
         </w:r>
         <w:r>
           <w:rPr>
@@ -5964,7 +6038,7 @@
             <w:noProof/>
             <w:webHidden/>
           </w:rPr>
-          <w:t>43</w:t>
+          <w:t>44</w:t>
         </w:r>
         <w:r>
           <w:rPr>
@@ -5991,7 +6065,7 @@
           <w14:ligatures w14:val="standardContextual"/>
         </w:rPr>
       </w:pPr>
-      <w:hyperlink w:anchor="_Toc240488150" w:history="1">
+      <w:hyperlink w:anchor="_Toc240491751" w:history="1">
         <w:r>
           <w:rPr>
             <w:rStyle w:val="Hyperlink"/>
@@ -6018,7 +6092,7 @@
             <w:noProof/>
             <w:webHidden/>
           </w:rPr>
-          <w:instrText xml:space="preserve"> PAGEREF _Toc240488150 \h </w:instrText>
+          <w:instrText xml:space="preserve"> PAGEREF _Toc240491751 \h </w:instrText>
         </w:r>
         <w:r>
           <w:rPr>
@@ -6038,7 +6112,7 @@
             <w:noProof/>
             <w:webHidden/>
           </w:rPr>
-          <w:t>44</w:t>
+          <w:t>45</w:t>
         </w:r>
         <w:r>
           <w:rPr>
@@ -6065,7 +6139,7 @@
           <w14:ligatures w14:val="standardContextual"/>
         </w:rPr>
       </w:pPr>
-      <w:hyperlink w:anchor="_Toc240488151" w:history="1">
+      <w:hyperlink w:anchor="_Toc240491752" w:history="1">
         <w:r>
           <w:rPr>
             <w:rStyle w:val="Hyperlink"/>
@@ -6092,7 +6166,7 @@
             <w:noProof/>
             <w:webHidden/>
           </w:rPr>
-          <w:instrText xml:space="preserve"> PAGEREF _Toc240488151 \h </w:instrText>
+          <w:instrText xml:space="preserve"> PAGEREF _Toc240491752 \h </w:instrText>
         </w:r>
         <w:r>
           <w:rPr>
@@ -6139,7 +6213,7 @@
           <w14:ligatures w14:val="standardContextual"/>
         </w:rPr>
       </w:pPr>
-      <w:hyperlink w:anchor="_Toc240488152" w:history="1">
+      <w:hyperlink w:anchor="_Toc240491753" w:history="1">
         <w:r>
           <w:rPr>
             <w:rStyle w:val="Hyperlink"/>
@@ -6166,7 +6240,7 @@
             <w:noProof/>
             <w:webHidden/>
           </w:rPr>
-          <w:instrText xml:space="preserve"> PAGEREF _Toc240488152 \h </w:instrText>
+          <w:instrText xml:space="preserve"> PAGEREF _Toc240491753 \h </w:instrText>
         </w:r>
         <w:r>
           <w:rPr>
@@ -6186,7 +6260,7 @@
             <w:noProof/>
             <w:webHidden/>
           </w:rPr>
-          <w:t>45</w:t>
+          <w:t>46</w:t>
         </w:r>
         <w:r>
           <w:rPr>
@@ -6213,7 +6287,7 @@
           <w14:ligatures w14:val="standardContextual"/>
         </w:rPr>
       </w:pPr>
-      <w:hyperlink w:anchor="_Toc240488153" w:history="1">
+      <w:hyperlink w:anchor="_Toc240491754" w:history="1">
         <w:r>
           <w:rPr>
             <w:rStyle w:val="Hyperlink"/>
@@ -6255,7 +6329,7 @@
             <w:noProof/>
             <w:webHidden/>
           </w:rPr>
-          <w:instrText xml:space="preserve"> PAGEREF _Toc240488153 \h </w:instrText>
+          <w:instrText xml:space="preserve"> PAGEREF _Toc240491754 \h </w:instrText>
         </w:r>
         <w:r>
           <w:rPr>
@@ -6302,7 +6376,7 @@
           <w14:ligatures w14:val="standardContextual"/>
         </w:rPr>
       </w:pPr>
-      <w:hyperlink w:anchor="_Toc240488154" w:history="1">
+      <w:hyperlink w:anchor="_Toc240491755" w:history="1">
         <w:r>
           <w:rPr>
             <w:rStyle w:val="Hyperlink"/>
@@ -6344,7 +6418,7 @@
             <w:noProof/>
             <w:webHidden/>
           </w:rPr>
-          <w:instrText xml:space="preserve"> PAGEREF _Toc240488154 \h </w:instrText>
+          <w:instrText xml:space="preserve"> PAGEREF _Toc240491755 \h </w:instrText>
         </w:r>
         <w:r>
           <w:rPr>
@@ -6390,7 +6464,7 @@
           <w14:ligatures w14:val="standardContextual"/>
         </w:rPr>
       </w:pPr>
-      <w:hyperlink w:anchor="_Toc240488155" w:history="1">
+      <w:hyperlink w:anchor="_Toc240491756" w:history="1">
         <w:r>
           <w:rPr>
             <w:rStyle w:val="Hyperlink"/>
@@ -6417,7 +6491,7 @@
             <w:noProof/>
             <w:webHidden/>
           </w:rPr>
-          <w:instrText xml:space="preserve"> PAGEREF _Toc240488155 \h </w:instrText>
+          <w:instrText xml:space="preserve"> PAGEREF _Toc240491756 \h </w:instrText>
         </w:r>
         <w:r>
           <w:rPr>
@@ -6463,7 +6537,7 @@
           <w14:ligatures w14:val="standardContextual"/>
         </w:rPr>
       </w:pPr>
-      <w:hyperlink w:anchor="_Toc240488156" w:history="1">
+      <w:hyperlink w:anchor="_Toc240491757" w:history="1">
         <w:r>
           <w:rPr>
             <w:rStyle w:val="Hyperlink"/>
@@ -6490,7 +6564,7 @@
             <w:noProof/>
             <w:webHidden/>
           </w:rPr>
-          <w:instrText xml:space="preserve"> PAGEREF _Toc240488156 \h </w:instrText>
+          <w:instrText xml:space="preserve"> PAGEREF _Toc240491757 \h </w:instrText>
         </w:r>
         <w:r>
           <w:rPr>
@@ -6510,7 +6584,7 @@
             <w:noProof/>
             <w:webHidden/>
           </w:rPr>
-          <w:t>47</w:t>
+          <w:t>48</w:t>
         </w:r>
         <w:r>
           <w:rPr>
@@ -6537,7 +6611,7 @@
           <w14:ligatures w14:val="standardContextual"/>
         </w:rPr>
       </w:pPr>
-      <w:hyperlink w:anchor="_Toc240488157" w:history="1">
+      <w:hyperlink w:anchor="_Toc240491758" w:history="1">
         <w:r>
           <w:rPr>
             <w:rStyle w:val="Hyperlink"/>
@@ -6564,7 +6638,7 @@
             <w:noProof/>
             <w:webHidden/>
           </w:rPr>
-          <w:instrText xml:space="preserve"> PAGEREF _Toc240488157 \h </w:instrText>
+          <w:instrText xml:space="preserve"> PAGEREF _Toc240491758 \h </w:instrText>
         </w:r>
         <w:r>
           <w:rPr>
@@ -6584,7 +6658,7 @@
             <w:noProof/>
             <w:webHidden/>
           </w:rPr>
-          <w:t>49</w:t>
+          <w:t>50</w:t>
         </w:r>
         <w:r>
           <w:rPr>
@@ -6610,7 +6684,7 @@
         </w:rPr>
         <w:fldChar w:fldCharType="end"/>
       </w:r>
-      <w:bookmarkStart w:id="6" w:name="_Toc240488108"/>
+      <w:bookmarkStart w:id="6" w:name="_Toc240491709"/>
       <w:r>
         <w:rPr>
           <w:rFonts w:ascii="Times New Roman" w:hAnsi="Times New Roman"/>
@@ -6836,7 +6910,7 @@
         <w:spacing w:after="360"/>
         <w:outlineLvl w:val="0"/>
       </w:pPr>
-      <w:bookmarkStart w:id="7" w:name="_Toc240488109"/>
+      <w:bookmarkStart w:id="7" w:name="_Toc240491710"/>
       <w:r>
         <w:rPr>
           <w:rFonts w:ascii="Times New Roman" w:hAnsi="Times New Roman"/>
@@ -7013,7 +7087,7 @@
         <w:pStyle w:val="Heading1"/>
         <w:outlineLvl w:val="0"/>
       </w:pPr>
-      <w:bookmarkStart w:id="8" w:name="_Toc240488110"/>
+      <w:bookmarkStart w:id="8" w:name="_Toc240491711"/>
       <w:r>
         <w:rPr>
           <w:rFonts w:ascii="Times New Roman" w:hAnsi="Times New Roman"/>
@@ -7031,7 +7105,7 @@
         <w:pStyle w:val="Heading2"/>
         <w:outlineLvl w:val="1"/>
       </w:pPr>
-      <w:bookmarkStart w:id="9" w:name="_Toc240488111"/>
+      <w:bookmarkStart w:id="9" w:name="_Toc240491712"/>
       <w:r>
         <w:rPr>
           <w:rFonts w:ascii="Times New Roman" w:hAnsi="Times New Roman"/>
@@ -7079,7 +7153,18 @@
         <w:rPr>
           <w:rFonts w:cs="Times New Roman"/>
         </w:rPr>
-        <w:t xml:space="preserve">), dengan estimasi pendapatan kotor kumulatif melampaui US$ 100,0 miliar (Statista, 2024). Angka ini melampaui waralaba legendaris dunia lainnya seperti </w:t>
+        <w:t xml:space="preserve">), dengan estimasi pendapatan kotor kumulatif melampaui US$ 100,0 miliar </w:t>
+      </w:r>
+      <w:hyperlink w:anchor="_Ref_statista2024pokemon" w:history="1">
+        <w:r>
+          <w:t>(Statista, 2024)</w:t>
+        </w:r>
+      </w:hyperlink>
+      <w:r>
+        <w:rPr>
+          <w:rFonts w:cs="Times New Roman"/>
+        </w:rPr>
+        <w:t xml:space="preserve">. Angka ini melampaui waralaba legendaris dunia lainnya seperti </w:t>
       </w:r>
       <w:r>
         <w:rPr>
@@ -7436,7 +7521,7 @@
           <w:noProof/>
         </w:rPr>
         <w:drawing>
-          <wp:inline distT="0" distB="0" distL="0" distR="0" wp14:anchorId="44D218D2" wp14:editId="4B0F0482">
+          <wp:inline distT="0" distB="0" distL="0" distR="0" wp14:anchorId="300CDC19" wp14:editId="786470C4">
             <wp:extent cx="4860000" cy="2980356"/>
             <wp:effectExtent l="0" t="0" r="0" b="0"/>
             <wp:docPr id="2" name="Picture 2"/>
@@ -7511,7 +7596,18 @@
         <w:rPr>
           <w:rFonts w:cs="Times New Roman"/>
         </w:rPr>
-        <w:t>Sebagaimana ditunjukkan pada Gambar, Pokémon menempati posisi puncak sebagai waralaba media nomor satu di dunia dengan total pendapatan melampaui US$ 100,0 miliar (Statista, 2024). Bukti empiris ini mengonfirmasi bahwa Pokémon bukan sekadar hiburan musiman anak-anak, melainkan entitas komersial raksasa dengan basis perputaran kapital lintas generasi yang sangat kokoh.</w:t>
+        <w:t xml:space="preserve">Sebagaimana ditunjukkan pada Gambar, Pokémon menempati posisi puncak sebagai waralaba media nomor satu di dunia dengan total pendapatan melampaui US$ 100,0 miliar </w:t>
+      </w:r>
+      <w:hyperlink w:anchor="_Ref_statista2024pokemon" w:history="1">
+        <w:r>
+          <w:t>(Statista, 2024)</w:t>
+        </w:r>
+      </w:hyperlink>
+      <w:r>
+        <w:rPr>
+          <w:rFonts w:cs="Times New Roman"/>
+        </w:rPr>
+        <w:t>. Bukti empiris ini mengonfirmasi bahwa Pokémon bukan sekadar hiburan musiman anak-anak, melainkan entitas komersial raksasa dengan basis perputaran kapital lintas generasi yang sangat kokoh.</w:t>
       </w:r>
     </w:p>
     <w:p>
@@ -7565,7 +7661,18 @@
         <w:rPr>
           <w:rFonts w:cs="Times New Roman"/>
         </w:rPr>
-        <w:t>) terbesar di dunia. Hingga tahun 2024, The Pokémon Company mencatat bahwa produksi kumulatif kartu Pokémon fisik telah menembus lebih dari 64,8 miliar lembar kartu yang didistribusikan ke lebih dari 93 wilayah dan diterjemahkan ke dalam berbagai bahasa dunia (The Pok{\'e}mon Company, 2024). Kartu Pokémon bukan lagi sekadar alat permainan meja (</w:t>
+        <w:t xml:space="preserve">) terbesar di dunia. Hingga tahun 2024, The Pokémon Company mencatat bahwa produksi kumulatif kartu Pokémon fisik telah menembus lebih dari 64,8 miliar lembar kartu yang didistribusikan ke lebih dari 93 wilayah dan diterjemahkan ke dalam berbagai bahasa dunia </w:t>
+      </w:r>
+      <w:hyperlink w:anchor="_Ref_pokemoncompany2024" w:history="1">
+        <w:r>
+          <w:t>(The Pokémon Company, 2024)</w:t>
+        </w:r>
+      </w:hyperlink>
+      <w:r>
+        <w:rPr>
+          <w:rFonts w:cs="Times New Roman"/>
+        </w:rPr>
+        <w:t>. Kartu Pokémon bukan lagi sekadar alat permainan meja (</w:t>
       </w:r>
       <w:r>
         <w:rPr>
@@ -7627,7 +7734,7 @@
           <w:noProof/>
         </w:rPr>
         <w:drawing>
-          <wp:inline distT="0" distB="0" distL="0" distR="0" wp14:anchorId="1A2CCF5D" wp14:editId="441BD7FC">
+          <wp:inline distT="0" distB="0" distL="0" distR="0" wp14:anchorId="4046FD33" wp14:editId="7E6C59E0">
             <wp:extent cx="4860000" cy="2719286"/>
             <wp:effectExtent l="0" t="0" r="0" b="0"/>
             <wp:docPr id="3" name="Picture 3"/>
@@ -8079,7 +8186,18 @@
         <w:rPr>
           <w:rFonts w:cs="Times New Roman"/>
         </w:rPr>
-        <w:t xml:space="preserve">) (PriceCharting, 2024). Kehadiran pasar </w:t>
+        <w:t xml:space="preserve">) </w:t>
+      </w:r>
+      <w:hyperlink w:anchor="_Ref_pricecharting2024" w:history="1">
+        <w:r>
+          <w:t>(PriceCharting, 2024)</w:t>
+        </w:r>
+      </w:hyperlink>
+      <w:r>
+        <w:rPr>
+          <w:rFonts w:cs="Times New Roman"/>
+        </w:rPr>
+        <w:t xml:space="preserve">. Kehadiran pasar </w:t>
       </w:r>
       <w:r>
         <w:rPr>
@@ -8183,7 +8301,7 @@
           <w:noProof/>
         </w:rPr>
         <w:drawing>
-          <wp:inline distT="0" distB="0" distL="0" distR="0" wp14:anchorId="7B39B709" wp14:editId="702FC1F6">
+          <wp:inline distT="0" distB="0" distL="0" distR="0" wp14:anchorId="1DC0EA1A" wp14:editId="0CE1A783">
             <wp:extent cx="4860000" cy="2818800"/>
             <wp:effectExtent l="0" t="0" r="0" b="0"/>
             <wp:docPr id="4" name="Picture 4"/>
@@ -8310,7 +8428,18 @@
         <w:rPr>
           <w:rFonts w:cs="Times New Roman"/>
         </w:rPr>
-        <w:t>) dibandingkan kondisi kartu mentah tanpa sertifikasi (PriceCharting, 2024). Fenomena disparitas harga yang masif ini memperkuat ekspektasi keuntungan finansial dan membuktikan secara empiris bekerjanya motif spekulasi finansial (</w:t>
+        <w:t xml:space="preserve">) dibandingkan kondisi kartu mentah tanpa sertifikasi </w:t>
+      </w:r>
+      <w:hyperlink w:anchor="_Ref_pricecharting2024" w:history="1">
+        <w:r>
+          <w:t>(PriceCharting, 2024)</w:t>
+        </w:r>
+      </w:hyperlink>
+      <w:r>
+        <w:rPr>
+          <w:rFonts w:cs="Times New Roman"/>
+        </w:rPr>
+        <w:t>. Fenomena disparitas harga yang masif ini memperkuat ekspektasi keuntungan finansial dan membuktikan secara empiris bekerjanya motif spekulasi finansial (</w:t>
       </w:r>
       <w:r>
         <w:rPr>
@@ -8974,7 +9103,18 @@
         <w:rPr>
           <w:rFonts w:cs="Times New Roman"/>
         </w:rPr>
-        <w:t xml:space="preserve"> telah lama menjadi pusat perhatian utama dalam literatur perilaku konsumen dan psikologi ekonomi. Stern (1962) dalam karya klasiknya mengklasifikasikan pembelian impulsif ke dalam empat kategori: </w:t>
+        <w:t xml:space="preserve"> telah lama menjadi pusat perhatian utama dalam literatur perilaku konsumen dan psikologi ekonomi. </w:t>
+      </w:r>
+      <w:hyperlink w:anchor="_Ref_stern1962significance" w:history="1">
+        <w:r>
+          <w:t>Stern (1962)</w:t>
+        </w:r>
+      </w:hyperlink>
+      <w:r>
+        <w:rPr>
+          <w:rFonts w:cs="Times New Roman"/>
+        </w:rPr>
+        <w:t xml:space="preserve"> dalam karya klasiknya mengklasifikasikan pembelian impulsif ke dalam empat kategori: </w:t>
       </w:r>
       <w:r>
         <w:rPr>
@@ -9026,7 +9166,18 @@
         <w:rPr>
           <w:rFonts w:cs="Times New Roman"/>
         </w:rPr>
-        <w:t xml:space="preserve">. Rook (1987) mendefinisikan </w:t>
+        <w:t xml:space="preserve">. </w:t>
+      </w:r>
+      <w:hyperlink w:anchor="_Ref_rook1987buying" w:history="1">
+        <w:r>
+          <w:t>Rook (1987)</w:t>
+        </w:r>
+      </w:hyperlink>
+      <w:r>
+        <w:rPr>
+          <w:rFonts w:cs="Times New Roman"/>
+        </w:rPr>
+        <w:t xml:space="preserve"> mendefinisikan </w:t>
       </w:r>
       <w:r>
         <w:rPr>
@@ -9039,20 +9190,42 @@
         <w:rPr>
           <w:rFonts w:cs="Times New Roman"/>
         </w:rPr>
-        <w:t xml:space="preserve"> sebagai desakan pembelian yang terjadi seketika, kuat, dan persisten tanpa adanya pertimbangan kognitif sadar sebelumnya mengenai konsekuensi pengeluaran. Lebih lanjut, Beatty dan Ferrell (1998) serta studi meta-analisis komprehensif oleh Amos </w:t>
-      </w:r>
-      <w:r>
-        <w:rPr>
-          <w:rFonts w:cs="Times New Roman"/>
-          <w:i/>
-        </w:rPr>
-        <w:t>et al.</w:t>
-      </w:r>
-      <w:r>
-        <w:rPr>
-          <w:rFonts w:cs="Times New Roman"/>
-        </w:rPr>
-        <w:t>. (2014) mengungkapkan bahwa keputusan pembelian impulsif sesungguhnya merupakan muara perilaku yang dipengaruhi oleh spektrum faktor penentu (</w:t>
+        <w:t xml:space="preserve"> sebagai desakan pembelian yang terjadi seketika, kuat, dan persisten tanpa adanya pertimbangan kognitif sadar sebelumnya mengenai konsekuensi pengeluaran. Lebih lanjut, </w:t>
+      </w:r>
+      <w:hyperlink w:anchor="_Ref_beatty1998impulse" w:history="1">
+        <w:r>
+          <w:t>Beatty dan Ferrell (1998)</w:t>
+        </w:r>
+      </w:hyperlink>
+      <w:r>
+        <w:rPr>
+          <w:rFonts w:cs="Times New Roman"/>
+        </w:rPr>
+        <w:t xml:space="preserve"> serta studi meta-analisis komprehensif oleh </w:t>
+      </w:r>
+      <w:hyperlink w:anchor="_Ref_amos2014meta" w:history="1">
+        <w:r>
+          <w:t xml:space="preserve">Amos </w:t>
+        </w:r>
+        <w:r>
+          <w:rPr>
+            <w:rFonts w:cs="Times New Roman"/>
+            <w:i/>
+          </w:rPr>
+          <w:t>et al.</w:t>
+        </w:r>
+        <w:r>
+          <w:rPr>
+            <w:rFonts w:cs="Times New Roman"/>
+          </w:rPr>
+          <w:t xml:space="preserve"> (2014)</w:t>
+        </w:r>
+      </w:hyperlink>
+      <w:r>
+        <w:rPr>
+          <w:rFonts w:cs="Times New Roman"/>
+        </w:rPr>
+        <w:t xml:space="preserve"> mengungkapkan bahwa keputusan pembelian impulsif sesungguhnya merupakan muara perilaku yang dipengaruhi oleh spektrum faktor penentu (</w:t>
       </w:r>
       <w:r>
         <w:rPr>
@@ -9120,46 +9293,79 @@
         <w:rPr>
           <w:rFonts w:cs="Times New Roman"/>
         </w:rPr>
-        <w:t xml:space="preserve">), pencarian pelepasan stres dan petualangan (Babin </w:t>
-      </w:r>
-      <w:r>
-        <w:rPr>
-          <w:rFonts w:cs="Times New Roman"/>
-          <w:i/>
-        </w:rPr>
-        <w:t>et al.</w:t>
-      </w:r>
+        <w:t>), pencarian pelepasan stres dan petualangan (</w:t>
+      </w:r>
+      <w:hyperlink w:anchor="_Ref_babin1994work" w:history="1">
+        <w:r>
+          <w:t xml:space="preserve">Babin </w:t>
+        </w:r>
+        <w:r>
+          <w:rPr>
+            <w:rFonts w:cs="Times New Roman"/>
+            <w:i/>
+          </w:rPr>
+          <w:t>et al.</w:t>
+        </w:r>
+        <w:r>
+          <w:rPr>
+            <w:rFonts w:cs="Times New Roman"/>
+          </w:rPr>
+          <w:t>, 1994</w:t>
+        </w:r>
+      </w:hyperlink>
+      <w:r>
+        <w:rPr>
+          <w:rFonts w:cs="Times New Roman"/>
+        </w:rPr>
+        <w:t xml:space="preserve">; </w:t>
+      </w:r>
+      <w:hyperlink w:anchor="_Ref_arnold2003hedonic" w:history="1">
+        <w:r>
+          <w:t>Arnold dan Reynolds, 2003</w:t>
+        </w:r>
+      </w:hyperlink>
+      <w:r>
+        <w:rPr>
+          <w:rFonts w:cs="Times New Roman"/>
+        </w:rPr>
+        <w:t>), suasana hati positif (</w:t>
+      </w:r>
+      <w:r>
+        <w:rPr>
+          <w:rFonts w:cs="Times New Roman"/>
+          <w:i/>
+        </w:rPr>
+        <w:t>positive affect</w:t>
+      </w:r>
+      <w:r>
+        <w:rPr>
+          <w:rFonts w:cs="Times New Roman"/>
+        </w:rPr>
+        <w:t>), serta luapan kegembiraan sesaat (</w:t>
+      </w:r>
+      <w:r>
+        <w:rPr>
+          <w:rFonts w:cs="Times New Roman"/>
+          <w:i/>
+        </w:rPr>
+        <w:t>excitement and arousal</w:t>
+      </w:r>
+      <w:r>
+        <w:rPr>
+          <w:rFonts w:cs="Times New Roman"/>
+        </w:rPr>
+        <w:t xml:space="preserve">) </w:t>
+      </w:r>
+      <w:hyperlink w:anchor="_Ref_gueltekin2012influence" w:history="1">
+        <w:r>
+          <w:t>(Gültekin dan Özer, 2012)</w:t>
+        </w:r>
+      </w:hyperlink>
       <w:r>
         <w:rPr>
           <w:rFonts w:cs="Times New Roman"/>
         </w:rPr>
         <w:t>.</w:t>
-      </w:r>
-      <w:r>
-        <w:rPr>
-          <w:rFonts w:cs="Times New Roman"/>
-          <w:i/>
-        </w:rPr>
-        <w:t>, 1994; Arnold dan Reynolds, 2003), suasana hati positif (</w:t>
-      </w:r>
-      <w:r>
-        <w:rPr>
-          <w:rFonts w:cs="Times New Roman"/>
-        </w:rPr>
-        <w:t>positive affect</w:t>
-      </w:r>
-      <w:r>
-        <w:rPr>
-          <w:rFonts w:cs="Times New Roman"/>
-          <w:i/>
-        </w:rPr>
-        <w:t>), serta luapan kegembiraan sesaat (</w:t>
-      </w:r>
-      <w:r>
-        <w:rPr>
-          <w:rFonts w:cs="Times New Roman"/>
-        </w:rPr>
-        <w:t>excitement and arousal) (Gültekin dan Özer, 2012).</w:t>
       </w:r>
     </w:p>
     <w:p>
@@ -9214,7 +9420,18 @@
         <w:rPr>
           <w:rFonts w:cs="Times New Roman"/>
         </w:rPr>
-        <w:t>) (Zeigarnik, 1927), dorongan psikologis melengkapi set koleksi (</w:t>
+        <w:t xml:space="preserve">) </w:t>
+      </w:r>
+      <w:hyperlink w:anchor="_Ref_zeigarnik1927behalten" w:history="1">
+        <w:r>
+          <w:t>(Zeigarnik, 1927)</w:t>
+        </w:r>
+      </w:hyperlink>
+      <w:r>
+        <w:rPr>
+          <w:rFonts w:cs="Times New Roman"/>
+        </w:rPr>
+        <w:t>, dorongan psikologis melengkapi set koleksi (</w:t>
       </w:r>
       <w:r>
         <w:rPr>
@@ -9227,20 +9444,31 @@
         <w:rPr>
           <w:rFonts w:cs="Times New Roman"/>
         </w:rPr>
-        <w:t xml:space="preserve">) (Gao </w:t>
-      </w:r>
-      <w:r>
-        <w:rPr>
-          <w:rFonts w:cs="Times New Roman"/>
-          <w:i/>
-        </w:rPr>
-        <w:t>et al.</w:t>
-      </w:r>
-      <w:r>
-        <w:rPr>
-          <w:rFonts w:cs="Times New Roman"/>
-        </w:rPr>
-        <w:t>., 2014), pembingkaian himpunan semu (</w:t>
+        <w:t xml:space="preserve">) </w:t>
+      </w:r>
+      <w:hyperlink w:anchor="_Ref_gao2014completing" w:history="1">
+        <w:r>
+          <w:t xml:space="preserve">(Gao </w:t>
+        </w:r>
+        <w:r>
+          <w:rPr>
+            <w:rFonts w:cs="Times New Roman"/>
+            <w:i/>
+          </w:rPr>
+          <w:t>et al.</w:t>
+        </w:r>
+        <w:r>
+          <w:rPr>
+            <w:rFonts w:cs="Times New Roman"/>
+          </w:rPr>
+          <w:t>, 2014)</w:t>
+        </w:r>
+      </w:hyperlink>
+      <w:r>
+        <w:rPr>
+          <w:rFonts w:cs="Times New Roman"/>
+        </w:rPr>
+        <w:t>, pembingkaian himpunan semu (</w:t>
       </w:r>
       <w:r>
         <w:rPr>
@@ -9253,20 +9481,42 @@
         <w:rPr>
           <w:rFonts w:cs="Times New Roman"/>
         </w:rPr>
-        <w:t xml:space="preserve">) (Barasz </w:t>
-      </w:r>
-      <w:r>
-        <w:rPr>
-          <w:rFonts w:cs="Times New Roman"/>
-          <w:i/>
-        </w:rPr>
-        <w:t>et al.</w:t>
-      </w:r>
-      <w:r>
-        <w:rPr>
-          <w:rFonts w:cs="Times New Roman"/>
-        </w:rPr>
-        <w:t>., 2017), serta hasrat kepemilikan materialistik atas objek langka (Belk, 1995).</w:t>
+        <w:t xml:space="preserve">) </w:t>
+      </w:r>
+      <w:hyperlink w:anchor="_Ref_barasz2017pseudo" w:history="1">
+        <w:r>
+          <w:t xml:space="preserve">(Barasz </w:t>
+        </w:r>
+        <w:r>
+          <w:rPr>
+            <w:rFonts w:cs="Times New Roman"/>
+            <w:i/>
+          </w:rPr>
+          <w:t>et al.</w:t>
+        </w:r>
+        <w:r>
+          <w:rPr>
+            <w:rFonts w:cs="Times New Roman"/>
+          </w:rPr>
+          <w:t>, 2017)</w:t>
+        </w:r>
+      </w:hyperlink>
+      <w:r>
+        <w:rPr>
+          <w:rFonts w:cs="Times New Roman"/>
+        </w:rPr>
+        <w:t xml:space="preserve">, serta hasrat kepemilikan materialistik atas objek langka </w:t>
+      </w:r>
+      <w:hyperlink w:anchor="_Ref_belk1995collecting" w:history="1">
+        <w:r>
+          <w:t>(Belk, 1995)</w:t>
+        </w:r>
+      </w:hyperlink>
+      <w:r>
+        <w:rPr>
+          <w:rFonts w:cs="Times New Roman"/>
+        </w:rPr>
+        <w:t>.</w:t>
       </w:r>
     </w:p>
     <w:p>
@@ -9334,20 +9584,42 @@
         <w:rPr>
           <w:rFonts w:cs="Times New Roman"/>
         </w:rPr>
-        <w:t xml:space="preserve">) (Shiller, 2000; Baur </w:t>
-      </w:r>
-      <w:r>
-        <w:rPr>
-          <w:rFonts w:cs="Times New Roman"/>
-          <w:i/>
-        </w:rPr>
-        <w:t>et al.</w:t>
-      </w:r>
-      <w:r>
-        <w:rPr>
-          <w:rFonts w:cs="Times New Roman"/>
-        </w:rPr>
-        <w:t>., 2018), persepsi memenangkan lotre (</w:t>
+        <w:t>) (</w:t>
+      </w:r>
+      <w:hyperlink w:anchor="_Ref_shiller2000irrational" w:history="1">
+        <w:r>
+          <w:t>Shiller, 2000</w:t>
+        </w:r>
+      </w:hyperlink>
+      <w:r>
+        <w:rPr>
+          <w:rFonts w:cs="Times New Roman"/>
+        </w:rPr>
+        <w:t xml:space="preserve">; </w:t>
+      </w:r>
+      <w:hyperlink w:anchor="_Ref_baur2018bitcoin" w:history="1">
+        <w:r>
+          <w:t xml:space="preserve">Baur </w:t>
+        </w:r>
+        <w:r>
+          <w:rPr>
+            <w:rFonts w:cs="Times New Roman"/>
+            <w:i/>
+          </w:rPr>
+          <w:t>et al.</w:t>
+        </w:r>
+        <w:r>
+          <w:rPr>
+            <w:rFonts w:cs="Times New Roman"/>
+          </w:rPr>
+          <w:t>, 2018</w:t>
+        </w:r>
+      </w:hyperlink>
+      <w:r>
+        <w:rPr>
+          <w:rFonts w:cs="Times New Roman"/>
+        </w:rPr>
+        <w:t>), persepsi memenangkan lotre (</w:t>
       </w:r>
       <w:r>
         <w:rPr>
@@ -9360,7 +9632,18 @@
         <w:rPr>
           <w:rFonts w:cs="Times New Roman"/>
         </w:rPr>
-        <w:t>), serta bias perilaku investor muda (Colline, 2024).</w:t>
+        <w:t xml:space="preserve">), serta bias perilaku investor muda </w:t>
+      </w:r>
+      <w:hyperlink w:anchor="_Ref_colline2024biases" w:history="1">
+        <w:r>
+          <w:t>(Colline, 2024)</w:t>
+        </w:r>
+      </w:hyperlink>
+      <w:r>
+        <w:rPr>
+          <w:rFonts w:cs="Times New Roman"/>
+        </w:rPr>
+        <w:t>.</w:t>
       </w:r>
     </w:p>
     <w:p>
@@ -9374,43 +9657,50 @@
           <w:rFonts w:cs="Times New Roman"/>
           <w:b/>
         </w:rPr>
+        <w:t xml:space="preserve">•  </w:t>
+      </w:r>
+      <w:r>
+        <w:rPr>
+          <w:rFonts w:cs="Times New Roman"/>
+          <w:b/>
+        </w:rPr>
+        <w:t>Faktor Situasional dan Rangsangan Toko (</w:t>
+      </w:r>
+      <w:r>
+        <w:rPr>
+          <w:rFonts w:cs="Times New Roman"/>
+          <w:b/>
+          <w:i/>
+        </w:rPr>
+        <w:t>Situational dan Atmospheric Drivers</w:t>
+      </w:r>
+      <w:r>
+        <w:rPr>
+          <w:rFonts w:cs="Times New Roman"/>
+          <w:b/>
+        </w:rPr>
+        <w:t>):</w:t>
+      </w:r>
+      <w:r>
+        <w:rPr>
+          <w:rFonts w:cs="Times New Roman"/>
+        </w:rPr>
+        <w:t xml:space="preserve"> Meliputi mekanisme kejutan kemasan tertutup (</w:t>
+      </w:r>
+      <w:r>
+        <w:rPr>
+          <w:rFonts w:cs="Times New Roman"/>
+          <w:i/>
+        </w:rPr>
+        <w:t xml:space="preserve">blind pack </w:t>
+      </w:r>
+      <w:r>
+        <w:rPr>
+          <w:rFonts w:cs="Times New Roman"/>
+          <w:i/>
+        </w:rPr>
         <w:lastRenderedPageBreak/>
-        <w:t xml:space="preserve">•  </w:t>
-      </w:r>
-      <w:r>
-        <w:rPr>
-          <w:rFonts w:cs="Times New Roman"/>
-          <w:b/>
-        </w:rPr>
-        <w:t>Faktor Situasional dan Rangsangan Toko (</w:t>
-      </w:r>
-      <w:r>
-        <w:rPr>
-          <w:rFonts w:cs="Times New Roman"/>
-          <w:b/>
-          <w:i/>
-        </w:rPr>
-        <w:t>Situational dan Atmospheric Drivers</w:t>
-      </w:r>
-      <w:r>
-        <w:rPr>
-          <w:rFonts w:cs="Times New Roman"/>
-          <w:b/>
-        </w:rPr>
-        <w:t>):</w:t>
-      </w:r>
-      <w:r>
-        <w:rPr>
-          <w:rFonts w:cs="Times New Roman"/>
-        </w:rPr>
-        <w:t xml:space="preserve"> Meliputi mekanisme kejutan kemasan tertutup (</w:t>
-      </w:r>
-      <w:r>
-        <w:rPr>
-          <w:rFonts w:cs="Times New Roman"/>
-          <w:i/>
-        </w:rPr>
-        <w:t>blind pack mystery</w:t>
+        <w:t>mystery</w:t>
       </w:r>
       <w:r>
         <w:rPr>
@@ -9429,20 +9719,42 @@
         <w:rPr>
           <w:rFonts w:cs="Times New Roman"/>
         </w:rPr>
-        <w:t xml:space="preserve">) (Peck dan Childers, 2006), diskon promosi sesaat, serta desakan kelangkaan stok fisik (Amos </w:t>
-      </w:r>
-      <w:r>
-        <w:rPr>
-          <w:rFonts w:cs="Times New Roman"/>
-          <w:i/>
-        </w:rPr>
-        <w:t>et al.</w:t>
-      </w:r>
-      <w:r>
-        <w:rPr>
-          <w:rFonts w:cs="Times New Roman"/>
-        </w:rPr>
-        <w:t>., 2014).</w:t>
+        <w:t xml:space="preserve">) </w:t>
+      </w:r>
+      <w:hyperlink w:anchor="_Ref_peck2006if" w:history="1">
+        <w:r>
+          <w:t>(Peck dan Childers, 2006)</w:t>
+        </w:r>
+      </w:hyperlink>
+      <w:r>
+        <w:rPr>
+          <w:rFonts w:cs="Times New Roman"/>
+        </w:rPr>
+        <w:t xml:space="preserve">, diskon promosi sesaat, serta desakan kelangkaan stok fisik </w:t>
+      </w:r>
+      <w:hyperlink w:anchor="_Ref_amos2014meta" w:history="1">
+        <w:r>
+          <w:t xml:space="preserve">(Amos </w:t>
+        </w:r>
+        <w:r>
+          <w:rPr>
+            <w:rFonts w:cs="Times New Roman"/>
+            <w:i/>
+          </w:rPr>
+          <w:t>et al.</w:t>
+        </w:r>
+        <w:r>
+          <w:rPr>
+            <w:rFonts w:cs="Times New Roman"/>
+          </w:rPr>
+          <w:t>, 2014)</w:t>
+        </w:r>
+      </w:hyperlink>
+      <w:r>
+        <w:rPr>
+          <w:rFonts w:cs="Times New Roman"/>
+        </w:rPr>
+        <w:t>.</w:t>
       </w:r>
     </w:p>
     <w:p>
@@ -9557,7 +9869,29 @@
         <w:rPr>
           <w:rFonts w:cs="Times New Roman"/>
         </w:rPr>
-        <w:t>) (Arnold dan Reynolds, 2003; Gültekin and Özer, 2012).</w:t>
+        <w:t>) (</w:t>
+      </w:r>
+      <w:hyperlink w:anchor="_Ref_arnold2003hedonic" w:history="1">
+        <w:r>
+          <w:t>Arnold dan Reynolds, 2003</w:t>
+        </w:r>
+      </w:hyperlink>
+      <w:r>
+        <w:rPr>
+          <w:rFonts w:cs="Times New Roman"/>
+        </w:rPr>
+        <w:t xml:space="preserve">; </w:t>
+      </w:r>
+      <w:hyperlink w:anchor="_Ref_gueltekin2012influence" w:history="1">
+        <w:r>
+          <w:t>Gültekin and Özer, 2012</w:t>
+        </w:r>
+      </w:hyperlink>
+      <w:r>
+        <w:rPr>
+          <w:rFonts w:cs="Times New Roman"/>
+        </w:rPr>
+        <w:t>).</w:t>
       </w:r>
     </w:p>
     <w:p>
@@ -9633,7 +9967,29 @@
         <w:rPr>
           <w:rFonts w:cs="Times New Roman"/>
         </w:rPr>
-        <w:t xml:space="preserve"> (Zeigarnik, 1927; Belk, 1995) dan formalisasi </w:t>
+        <w:t xml:space="preserve"> (</w:t>
+      </w:r>
+      <w:hyperlink w:anchor="_Ref_zeigarnik1927behalten" w:history="1">
+        <w:r>
+          <w:t>Zeigarnik, 1927</w:t>
+        </w:r>
+      </w:hyperlink>
+      <w:r>
+        <w:rPr>
+          <w:rFonts w:cs="Times New Roman"/>
+        </w:rPr>
+        <w:t xml:space="preserve">; </w:t>
+      </w:r>
+      <w:hyperlink w:anchor="_Ref_belk1995collecting" w:history="1">
+        <w:r>
+          <w:t>Belk, 1995</w:t>
+        </w:r>
+      </w:hyperlink>
+      <w:r>
+        <w:rPr>
+          <w:rFonts w:cs="Times New Roman"/>
+        </w:rPr>
+        <w:t xml:space="preserve">) dan formalisasi </w:t>
       </w:r>
       <w:r>
         <w:rPr>
@@ -9646,33 +10002,55 @@
         <w:rPr>
           <w:rFonts w:cs="Times New Roman"/>
         </w:rPr>
-        <w:t xml:space="preserve"> (Gao </w:t>
-      </w:r>
-      <w:r>
-        <w:rPr>
-          <w:rFonts w:cs="Times New Roman"/>
-          <w:i/>
-        </w:rPr>
-        <w:t>et al.</w:t>
-      </w:r>
-      <w:r>
-        <w:rPr>
-          <w:rFonts w:cs="Times New Roman"/>
-        </w:rPr>
-        <w:t xml:space="preserve">., 2014; Barasz </w:t>
-      </w:r>
-      <w:r>
-        <w:rPr>
-          <w:rFonts w:cs="Times New Roman"/>
-          <w:i/>
-        </w:rPr>
-        <w:t>et al.</w:t>
-      </w:r>
-      <w:r>
-        <w:rPr>
-          <w:rFonts w:cs="Times New Roman"/>
-        </w:rPr>
-        <w:t>., 2017), binder album kolektor yang masih memiliki slot nomor kosong menciptakan ketegangan kognitif internal. Hasrat menuntaskan set secara utuh memicu dorongan psikologis mendesak untuk terus membeli bungkus kartu tambahan secara spontan demi menutup celah kekosongan tersebut.</w:t>
+        <w:t xml:space="preserve"> (</w:t>
+      </w:r>
+      <w:hyperlink w:anchor="_Ref_gao2014completing" w:history="1">
+        <w:r>
+          <w:t xml:space="preserve">Gao </w:t>
+        </w:r>
+        <w:r>
+          <w:rPr>
+            <w:rFonts w:cs="Times New Roman"/>
+            <w:i/>
+          </w:rPr>
+          <w:t>et al.</w:t>
+        </w:r>
+        <w:r>
+          <w:rPr>
+            <w:rFonts w:cs="Times New Roman"/>
+          </w:rPr>
+          <w:t>, 2014</w:t>
+        </w:r>
+      </w:hyperlink>
+      <w:r>
+        <w:rPr>
+          <w:rFonts w:cs="Times New Roman"/>
+        </w:rPr>
+        <w:t xml:space="preserve">; </w:t>
+      </w:r>
+      <w:hyperlink w:anchor="_Ref_barasz2017pseudo" w:history="1">
+        <w:r>
+          <w:t xml:space="preserve">Barasz </w:t>
+        </w:r>
+        <w:r>
+          <w:rPr>
+            <w:rFonts w:cs="Times New Roman"/>
+            <w:i/>
+          </w:rPr>
+          <w:t>et al.</w:t>
+        </w:r>
+        <w:r>
+          <w:rPr>
+            <w:rFonts w:cs="Times New Roman"/>
+          </w:rPr>
+          <w:t>, 2017</w:t>
+        </w:r>
+      </w:hyperlink>
+      <w:r>
+        <w:rPr>
+          <w:rFonts w:cs="Times New Roman"/>
+        </w:rPr>
+        <w:t>), binder album kolektor yang masih memiliki slot nomor kosong menciptakan ketegangan kognitif internal. Hasrat menuntaskan set secara utuh memicu dorongan psikologis mendesak untuk terus membeli bungkus kartu tambahan secara spontan demi menutup celah kekosongan tersebut.</w:t>
       </w:r>
     </w:p>
     <w:p>
@@ -9748,20 +10126,53 @@
         <w:rPr>
           <w:rFonts w:cs="Times New Roman"/>
         </w:rPr>
-        <w:t xml:space="preserve">, transaksi kartu Pokémon fisik sangat diwarnai oleh motif spekulasi finansial (Shiller, 2000; Baur </w:t>
-      </w:r>
-      <w:r>
-        <w:rPr>
-          <w:rFonts w:cs="Times New Roman"/>
-          <w:i/>
-        </w:rPr>
-        <w:t>et al.</w:t>
-      </w:r>
-      <w:r>
-        <w:rPr>
-          <w:rFonts w:cs="Times New Roman"/>
-        </w:rPr>
-        <w:t xml:space="preserve">., 2018; Colline, 2024). Pembeli tergiur oleh likuiditas pasar lelang daring dan tren </w:t>
+        <w:t>, transaksi kartu Pokémon fisik sangat diwarnai oleh motif spekulasi finansial (</w:t>
+      </w:r>
+      <w:hyperlink w:anchor="_Ref_shiller2000irrational" w:history="1">
+        <w:r>
+          <w:t>Shiller, 2000</w:t>
+        </w:r>
+      </w:hyperlink>
+      <w:r>
+        <w:rPr>
+          <w:rFonts w:cs="Times New Roman"/>
+        </w:rPr>
+        <w:t xml:space="preserve">; </w:t>
+      </w:r>
+      <w:hyperlink w:anchor="_Ref_baur2018bitcoin" w:history="1">
+        <w:r>
+          <w:t xml:space="preserve">Baur </w:t>
+        </w:r>
+        <w:r>
+          <w:rPr>
+            <w:rFonts w:cs="Times New Roman"/>
+            <w:i/>
+          </w:rPr>
+          <w:t>et al.</w:t>
+        </w:r>
+        <w:r>
+          <w:rPr>
+            <w:rFonts w:cs="Times New Roman"/>
+          </w:rPr>
+          <w:t>, 2018</w:t>
+        </w:r>
+      </w:hyperlink>
+      <w:r>
+        <w:rPr>
+          <w:rFonts w:cs="Times New Roman"/>
+        </w:rPr>
+        <w:t xml:space="preserve">; </w:t>
+      </w:r>
+      <w:hyperlink w:anchor="_Ref_colline2024biases" w:history="1">
+        <w:r>
+          <w:t>Colline, 2024</w:t>
+        </w:r>
+      </w:hyperlink>
+      <w:r>
+        <w:rPr>
+          <w:rFonts w:cs="Times New Roman"/>
+        </w:rPr>
+        <w:t xml:space="preserve">). Pembeli tergiur oleh likuiditas pasar lelang daring dan tren </w:t>
       </w:r>
       <w:r>
         <w:rPr>
@@ -9839,20 +10250,55 @@
         <w:rPr>
           <w:rFonts w:cs="Times New Roman"/>
         </w:rPr>
-        <w:t xml:space="preserve">), literatur perilaku konsumen mengenal beberapa instrumen pengukuran teruji, antara lain skala unidimensional pengaruh normatif oleh Rook dan Fisher (1995) serta skala </w:t>
-      </w:r>
-      <w:r>
-        <w:rPr>
-          <w:rFonts w:cs="Times New Roman"/>
-        </w:rPr>
-        <w:lastRenderedPageBreak/>
-        <w:t>dorongan belanja impulsif dalam toko oleh Beatty dan Ferrell (1998). Namun, penelitian ini mengadopsi instrumen pengukuran multidimensional Verplanken dan Herabadi (2001) yang disintesis dengan definisi operasional Rook (1987). Skala ini membedakan secara tegas antara dimensi kognitif (ketiadaan perencanaan belanja dan pengabaian dampak keua</w:t>
-      </w:r>
-      <w:r>
-        <w:rPr>
-          <w:rFonts w:cs="Times New Roman"/>
-        </w:rPr>
-        <w:t xml:space="preserve">ngan) dan dimensi afektif (luapan kegembiraan mendadak dan dorongan spontan). Pemilihan instrumen ini didasarkan pada pertimbangan bahwa perilaku pembelian </w:t>
+        <w:t xml:space="preserve">), literatur perilaku konsumen mengenal beberapa instrumen pengukuran teruji, antara lain skala unidimensional pengaruh normatif oleh </w:t>
+      </w:r>
+      <w:hyperlink w:anchor="_Ref_rook1995normative" w:history="1">
+        <w:r>
+          <w:t>Rook dan Fisher (1995)</w:t>
+        </w:r>
+      </w:hyperlink>
+      <w:r>
+        <w:rPr>
+          <w:rFonts w:cs="Times New Roman"/>
+        </w:rPr>
+        <w:t xml:space="preserve"> serta skala dorongan belanja impulsif dalam toko oleh </w:t>
+      </w:r>
+      <w:hyperlink w:anchor="_Ref_beatty1998impulse" w:history="1">
+        <w:r>
+          <w:t>Beatty dan Ferrell (1998)</w:t>
+        </w:r>
+      </w:hyperlink>
+      <w:r>
+        <w:rPr>
+          <w:rFonts w:cs="Times New Roman"/>
+        </w:rPr>
+        <w:t xml:space="preserve">. Namun, penelitian ini mengadopsi instrumen pengukuran multidimensional </w:t>
+      </w:r>
+      <w:hyperlink w:anchor="_Ref_verplanken2001individual" w:history="1">
+        <w:r>
+          <w:t xml:space="preserve">Verplanken </w:t>
+        </w:r>
+        <w:r>
+          <w:lastRenderedPageBreak/>
+          <w:t>dan Herabadi (2001)</w:t>
+        </w:r>
+      </w:hyperlink>
+      <w:r>
+        <w:rPr>
+          <w:rFonts w:cs="Times New Roman"/>
+        </w:rPr>
+        <w:t xml:space="preserve"> yang disintesis dengan definisi operasional </w:t>
+      </w:r>
+      <w:hyperlink w:anchor="_Ref_rook1987buying" w:history="1">
+        <w:r>
+          <w:t>Rook (1987)</w:t>
+        </w:r>
+      </w:hyperlink>
+      <w:r>
+        <w:rPr>
+          <w:rFonts w:cs="Times New Roman"/>
+        </w:rPr>
+        <w:t xml:space="preserve">. Skala ini membedakan secara tegas antara dimensi kognitif (ketiadaan perencanaan belanja dan pengabaian dampak keuangan) dan dimensi afektif (luapan kegembiraan mendadak dan dorongan spontan). Pemilihan instrumen ini didasarkan pada pertimbangan bahwa perilaku pembelian </w:t>
       </w:r>
       <w:r>
         <w:rPr>
@@ -10077,33 +10523,88 @@
         <w:rPr>
           <w:rFonts w:cs="Times New Roman"/>
         </w:rPr>
-        <w:t xml:space="preserve"> Penelitian kuantitatif oleh Arnold dan Reynolds (2003), Gültekin and Özer (2012), Pranggabayu dan Andjarwati (2022), Gong </w:t>
-      </w:r>
-      <w:r>
-        <w:rPr>
-          <w:rFonts w:cs="Times New Roman"/>
-          <w:i/>
-        </w:rPr>
-        <w:t>et al.</w:t>
-      </w:r>
-      <w:r>
-        <w:rPr>
-          <w:rFonts w:cs="Times New Roman"/>
-        </w:rPr>
-        <w:t xml:space="preserve">. (2024), dan Tirtayasa </w:t>
-      </w:r>
-      <w:r>
-        <w:rPr>
-          <w:rFonts w:cs="Times New Roman"/>
-          <w:i/>
-        </w:rPr>
-        <w:t>et al.</w:t>
-      </w:r>
-      <w:r>
-        <w:rPr>
-          <w:rFonts w:cs="Times New Roman"/>
-        </w:rPr>
-        <w:t>. (2020) membuktikan bahwa motivasi belanja hedonis berpengaruh positif signifikan terhadap pembelian impulsif. Rangsangan afektif yang didorong oleh pencarian kesenangan, hiburan, dan pelepasan stres secara langsung melumpuhkan deliberasi rasional konsumen, sehingga memicu transaksi seketika di etalase belanja.</w:t>
+        <w:t xml:space="preserve"> Penelitian kuantitatif oleh </w:t>
+      </w:r>
+      <w:hyperlink w:anchor="_Ref_arnold2003hedonic" w:history="1">
+        <w:r>
+          <w:t>Arnold dan Reynolds (2003)</w:t>
+        </w:r>
+      </w:hyperlink>
+      <w:r>
+        <w:rPr>
+          <w:rFonts w:cs="Times New Roman"/>
+        </w:rPr>
+        <w:t xml:space="preserve">, </w:t>
+      </w:r>
+      <w:hyperlink w:anchor="_Ref_gueltekin2012influence" w:history="1">
+        <w:r>
+          <w:t>Gültekin and Özer (2012)</w:t>
+        </w:r>
+      </w:hyperlink>
+      <w:r>
+        <w:rPr>
+          <w:rFonts w:cs="Times New Roman"/>
+        </w:rPr>
+        <w:t xml:space="preserve">, </w:t>
+      </w:r>
+      <w:hyperlink w:anchor="_Ref_pranggabayu2022pengaruh" w:history="1">
+        <w:r>
+          <w:t>Pranggabayu dan Andjarwati (2022)</w:t>
+        </w:r>
+      </w:hyperlink>
+      <w:r>
+        <w:rPr>
+          <w:rFonts w:cs="Times New Roman"/>
+        </w:rPr>
+        <w:t xml:space="preserve">, </w:t>
+      </w:r>
+      <w:hyperlink w:anchor="_Ref_gong2024unveiling" w:history="1">
+        <w:r>
+          <w:t xml:space="preserve">Gong </w:t>
+        </w:r>
+        <w:r>
+          <w:rPr>
+            <w:rFonts w:cs="Times New Roman"/>
+            <w:i/>
+          </w:rPr>
+          <w:t>et al.</w:t>
+        </w:r>
+        <w:r>
+          <w:rPr>
+            <w:rFonts w:cs="Times New Roman"/>
+          </w:rPr>
+          <w:t xml:space="preserve"> (2024)</w:t>
+        </w:r>
+      </w:hyperlink>
+      <w:r>
+        <w:rPr>
+          <w:rFonts w:cs="Times New Roman"/>
+        </w:rPr>
+        <w:t xml:space="preserve">, dan </w:t>
+      </w:r>
+      <w:hyperlink w:anchor="_Ref_tirtayasa2020effect" w:history="1">
+        <w:r>
+          <w:t xml:space="preserve">Tirtayasa </w:t>
+        </w:r>
+        <w:r>
+          <w:rPr>
+            <w:rFonts w:cs="Times New Roman"/>
+            <w:i/>
+          </w:rPr>
+          <w:t>et al.</w:t>
+        </w:r>
+        <w:r>
+          <w:rPr>
+            <w:rFonts w:cs="Times New Roman"/>
+          </w:rPr>
+          <w:t xml:space="preserve"> (2020)</w:t>
+        </w:r>
+      </w:hyperlink>
+      <w:r>
+        <w:rPr>
+          <w:rFonts w:cs="Times New Roman"/>
+        </w:rPr>
+        <w:t xml:space="preserve"> membuktikan bahwa motivasi belanja hedonis berpengaruh positif signifikan terhadap pembelian impulsif. Rangsangan afektif yang didorong oleh pencarian kesenangan, hiburan, dan pelepasan stres secara langsung melumpuhkan deliberasi rasional konsumen, sehingga memicu transaksi seketika di etalase belanja.</w:t>
       </w:r>
     </w:p>
     <w:p>
@@ -10130,27 +10631,31 @@
         <w:rPr>
           <w:rFonts w:cs="Times New Roman"/>
         </w:rPr>
-        <w:t xml:space="preserve"> Sebaliknya, studi kuantitatif oleh Zheng </w:t>
-      </w:r>
-      <w:r>
-        <w:rPr>
-          <w:rFonts w:cs="Times New Roman"/>
-          <w:i/>
-        </w:rPr>
-        <w:t>et al.</w:t>
-      </w:r>
-      <w:r>
-        <w:rPr>
-          <w:rFonts w:cs="Times New Roman"/>
-        </w:rPr>
-        <w:t xml:space="preserve">. (2019) menemukan bahwa motivasi hedonis tidak berpengaruh signifikan terhadap pembelian impulsif ketika konsumen berhadapan dengan batasan anggaran belanja yang ketat atau ketika </w:t>
-      </w:r>
-      <w:r>
-        <w:rPr>
-          <w:rFonts w:cs="Times New Roman"/>
-        </w:rPr>
-        <w:lastRenderedPageBreak/>
-        <w:t>pertimbangan utilitas fungsional produk mendominasi proses pengambilan keputusan.</w:t>
+        <w:t xml:space="preserve"> Sebaliknya, studi kuantitatif oleh </w:t>
+      </w:r>
+      <w:hyperlink w:anchor="_Ref_zheng2019impact" w:history="1">
+        <w:r>
+          <w:t xml:space="preserve">Zheng </w:t>
+        </w:r>
+        <w:r>
+          <w:rPr>
+            <w:rFonts w:cs="Times New Roman"/>
+            <w:i/>
+          </w:rPr>
+          <w:t>et al.</w:t>
+        </w:r>
+        <w:r>
+          <w:rPr>
+            <w:rFonts w:cs="Times New Roman"/>
+          </w:rPr>
+          <w:t xml:space="preserve"> (2019)</w:t>
+        </w:r>
+      </w:hyperlink>
+      <w:r>
+        <w:rPr>
+          <w:rFonts w:cs="Times New Roman"/>
+        </w:rPr>
+        <w:t xml:space="preserve"> menemukan bahwa motivasi hedonis tidak berpengaruh signifikan terhadap pembelian impulsif ketika konsumen berhadapan dengan batasan anggaran belanja yang ketat atau ketika pertimbangan utilitas fungsional produk mendominasi proses pengambilan keputusan.</w:t>
       </w:r>
     </w:p>
     <w:p>
@@ -10164,6 +10669,7 @@
           <w:rFonts w:cs="Times New Roman"/>
           <w:b/>
         </w:rPr>
+        <w:lastRenderedPageBreak/>
         <w:t xml:space="preserve">•  </w:t>
       </w:r>
       <w:r>
@@ -10311,46 +10817,90 @@
         <w:rPr>
           <w:rFonts w:cs="Times New Roman"/>
         </w:rPr>
-        <w:t xml:space="preserve"> Studi kuantitatif eksperimental oleh Gao </w:t>
-      </w:r>
-      <w:r>
-        <w:rPr>
-          <w:rFonts w:cs="Times New Roman"/>
-          <w:i/>
-        </w:rPr>
-        <w:t>et al.</w:t>
-      </w:r>
-      <w:r>
-        <w:rPr>
-          <w:rFonts w:cs="Times New Roman"/>
-        </w:rPr>
-        <w:t xml:space="preserve">. (2014), Barasz </w:t>
-      </w:r>
-      <w:r>
-        <w:rPr>
-          <w:rFonts w:cs="Times New Roman"/>
-          <w:i/>
-        </w:rPr>
-        <w:t>et al.</w:t>
-      </w:r>
-      <w:r>
-        <w:rPr>
-          <w:rFonts w:cs="Times New Roman"/>
-        </w:rPr>
-        <w:t xml:space="preserve">. (2017), Tan dan Adyantari (2024), dan Dewi </w:t>
-      </w:r>
-      <w:r>
-        <w:rPr>
-          <w:rFonts w:cs="Times New Roman"/>
-          <w:i/>
-        </w:rPr>
-        <w:t>et al.</w:t>
-      </w:r>
-      <w:r>
-        <w:rPr>
-          <w:rFonts w:cs="Times New Roman"/>
-        </w:rPr>
-        <w:t>. (2024) membuktikan bahwa hasrat melengkapi himpunan (</w:t>
+        <w:t xml:space="preserve"> Studi kuantitatif eksperimental oleh </w:t>
+      </w:r>
+      <w:hyperlink w:anchor="_Ref_gao2014completing" w:history="1">
+        <w:r>
+          <w:t xml:space="preserve">Gao </w:t>
+        </w:r>
+        <w:r>
+          <w:rPr>
+            <w:rFonts w:cs="Times New Roman"/>
+            <w:i/>
+          </w:rPr>
+          <w:t>et al.</w:t>
+        </w:r>
+        <w:r>
+          <w:rPr>
+            <w:rFonts w:cs="Times New Roman"/>
+          </w:rPr>
+          <w:t xml:space="preserve"> (2014)</w:t>
+        </w:r>
+      </w:hyperlink>
+      <w:r>
+        <w:rPr>
+          <w:rFonts w:cs="Times New Roman"/>
+        </w:rPr>
+        <w:t xml:space="preserve">, </w:t>
+      </w:r>
+      <w:hyperlink w:anchor="_Ref_barasz2017pseudo" w:history="1">
+        <w:r>
+          <w:t xml:space="preserve">Barasz </w:t>
+        </w:r>
+        <w:r>
+          <w:rPr>
+            <w:rFonts w:cs="Times New Roman"/>
+            <w:i/>
+          </w:rPr>
+          <w:t>et al.</w:t>
+        </w:r>
+        <w:r>
+          <w:rPr>
+            <w:rFonts w:cs="Times New Roman"/>
+          </w:rPr>
+          <w:t xml:space="preserve"> (2017)</w:t>
+        </w:r>
+      </w:hyperlink>
+      <w:r>
+        <w:rPr>
+          <w:rFonts w:cs="Times New Roman"/>
+        </w:rPr>
+        <w:t xml:space="preserve">, </w:t>
+      </w:r>
+      <w:hyperlink w:anchor="_Ref_tan2024ketidakpastian" w:history="1">
+        <w:r>
+          <w:t>Tan dan Adyantari (2024)</w:t>
+        </w:r>
+      </w:hyperlink>
+      <w:r>
+        <w:rPr>
+          <w:rFonts w:cs="Times New Roman"/>
+        </w:rPr>
+        <w:t xml:space="preserve">, dan </w:t>
+      </w:r>
+      <w:hyperlink w:anchor="_Ref_dewi2024understanding" w:history="1">
+        <w:r>
+          <w:t xml:space="preserve">Dewi </w:t>
+        </w:r>
+        <w:r>
+          <w:rPr>
+            <w:rFonts w:cs="Times New Roman"/>
+            <w:i/>
+          </w:rPr>
+          <w:t>et al.</w:t>
+        </w:r>
+        <w:r>
+          <w:rPr>
+            <w:rFonts w:cs="Times New Roman"/>
+          </w:rPr>
+          <w:t xml:space="preserve"> (2024)</w:t>
+        </w:r>
+      </w:hyperlink>
+      <w:r>
+        <w:rPr>
+          <w:rFonts w:cs="Times New Roman"/>
+        </w:rPr>
+        <w:t xml:space="preserve"> membuktikan bahwa hasrat melengkapi himpunan (</w:t>
       </w:r>
       <w:r>
         <w:rPr>
@@ -10403,7 +10953,29 @@
         <w:rPr>
           <w:rFonts w:cs="Times New Roman"/>
         </w:rPr>
-        <w:t xml:space="preserve"> Sebaliknya, riset empiris perilaku kolektor oleh Long dan Schiffman (2000) dan Spero dan Stone (2004) menemukan bahwa dorongan melengkapi set tidak selalu meningkatkan pembelian impulsif pada kemasan acak; kolektor matang dan berpengalaman (</w:t>
+        <w:t xml:space="preserve"> Sebaliknya, riset empiris perilaku kolektor oleh </w:t>
+      </w:r>
+      <w:hyperlink w:anchor="_Ref_long2000consuming" w:history="1">
+        <w:r>
+          <w:t>Long dan Schiffman (2000)</w:t>
+        </w:r>
+      </w:hyperlink>
+      <w:r>
+        <w:rPr>
+          <w:rFonts w:cs="Times New Roman"/>
+        </w:rPr>
+        <w:t xml:space="preserve"> dan </w:t>
+      </w:r>
+      <w:hyperlink w:anchor="_Ref_spero2004approach" w:history="1">
+        <w:r>
+          <w:t>Spero dan Stone (2004)</w:t>
+        </w:r>
+      </w:hyperlink>
+      <w:r>
+        <w:rPr>
+          <w:rFonts w:cs="Times New Roman"/>
+        </w:rPr>
+        <w:t xml:space="preserve"> menemukan bahwa dorongan melengkapi set tidak selalu meningkatkan pembelian impulsif pada kemasan acak; kolektor matang dan berpengalaman (</w:t>
       </w:r>
       <w:r>
         <w:rPr>
@@ -10509,7 +11081,6 @@
           <w:rFonts w:cs="Times New Roman"/>
           <w:b/>
         </w:rPr>
-        <w:lastRenderedPageBreak/>
         <w:t xml:space="preserve">•  </w:t>
       </w:r>
       <w:r>
@@ -10591,6 +11162,7 @@
           <w:rFonts w:cs="Times New Roman"/>
           <w:b/>
         </w:rPr>
+        <w:lastRenderedPageBreak/>
         <w:t xml:space="preserve">•  </w:t>
       </w:r>
       <w:r>
@@ -10604,20 +11176,64 @@
         <w:rPr>
           <w:rFonts w:cs="Times New Roman"/>
         </w:rPr>
-        <w:t xml:space="preserve"> Penelitian empiris dalam kerangka keuangan perilaku oleh Shiller (2000), Baur </w:t>
-      </w:r>
-      <w:r>
-        <w:rPr>
-          <w:rFonts w:cs="Times New Roman"/>
-          <w:i/>
-        </w:rPr>
-        <w:t>et al.</w:t>
-      </w:r>
-      <w:r>
-        <w:rPr>
-          <w:rFonts w:cs="Times New Roman"/>
-        </w:rPr>
-        <w:t>. (2018), Aryadi dan Lingga (2024), dan Colline (2024) membuktikan bahwa ekspektasi keuntungan modal (</w:t>
+        <w:t xml:space="preserve"> Penelitian empiris dalam kerangka keuangan perilaku oleh </w:t>
+      </w:r>
+      <w:hyperlink w:anchor="_Ref_shiller2000irrational" w:history="1">
+        <w:r>
+          <w:t>Shiller (2000)</w:t>
+        </w:r>
+      </w:hyperlink>
+      <w:r>
+        <w:rPr>
+          <w:rFonts w:cs="Times New Roman"/>
+        </w:rPr>
+        <w:t xml:space="preserve">, </w:t>
+      </w:r>
+      <w:hyperlink w:anchor="_Ref_baur2018bitcoin" w:history="1">
+        <w:r>
+          <w:t xml:space="preserve">Baur </w:t>
+        </w:r>
+        <w:r>
+          <w:rPr>
+            <w:rFonts w:cs="Times New Roman"/>
+            <w:i/>
+          </w:rPr>
+          <w:t>et al.</w:t>
+        </w:r>
+        <w:r>
+          <w:rPr>
+            <w:rFonts w:cs="Times New Roman"/>
+          </w:rPr>
+          <w:t xml:space="preserve"> (2018)</w:t>
+        </w:r>
+      </w:hyperlink>
+      <w:r>
+        <w:rPr>
+          <w:rFonts w:cs="Times New Roman"/>
+        </w:rPr>
+        <w:t xml:space="preserve">, </w:t>
+      </w:r>
+      <w:hyperlink w:anchor="_Ref_aryadi2024personal" w:history="1">
+        <w:r>
+          <w:t>Aryadi dan Lingga (2024)</w:t>
+        </w:r>
+      </w:hyperlink>
+      <w:r>
+        <w:rPr>
+          <w:rFonts w:cs="Times New Roman"/>
+        </w:rPr>
+        <w:t xml:space="preserve">, dan </w:t>
+      </w:r>
+      <w:hyperlink w:anchor="_Ref_colline2024biases" w:history="1">
+        <w:r>
+          <w:t>Colline (2024)</w:t>
+        </w:r>
+      </w:hyperlink>
+      <w:r>
+        <w:rPr>
+          <w:rFonts w:cs="Times New Roman"/>
+        </w:rPr>
+        <w:t xml:space="preserve"> membuktikan bahwa ekspektasi keuntungan modal (</w:t>
       </w:r>
       <w:r>
         <w:rPr>
@@ -10670,7 +11286,29 @@
         <w:rPr>
           <w:rFonts w:cs="Times New Roman"/>
         </w:rPr>
-        <w:t xml:space="preserve"> Sebaliknya, riset keputusan investasi oleh Barber dan Odean (2008) dan landasan pasar efisien Fama (1970) menunjukkan bahwa motif spekulasi finansial sering kali diimbangi oleh kalkulasi risiko kerugian modal (</w:t>
+        <w:t xml:space="preserve"> Sebaliknya, riset keputusan investasi oleh </w:t>
+      </w:r>
+      <w:hyperlink w:anchor="_Ref_barber2008all" w:history="1">
+        <w:r>
+          <w:t>Barber dan Odean (2008)</w:t>
+        </w:r>
+      </w:hyperlink>
+      <w:r>
+        <w:rPr>
+          <w:rFonts w:cs="Times New Roman"/>
+        </w:rPr>
+        <w:t xml:space="preserve"> dan landasan pasar efisien </w:t>
+      </w:r>
+      <w:hyperlink w:anchor="_Ref_fama1970efficient" w:history="1">
+        <w:r>
+          <w:t>Fama (1970)</w:t>
+        </w:r>
+      </w:hyperlink>
+      <w:r>
+        <w:rPr>
+          <w:rFonts w:cs="Times New Roman"/>
+        </w:rPr>
+        <w:t xml:space="preserve"> menunjukkan bahwa motif spekulasi finansial sering kali diimbangi oleh kalkulasi risiko kerugian modal (</w:t>
       </w:r>
       <w:r>
         <w:rPr>
@@ -10857,33 +11495,77 @@
         <w:rPr>
           <w:rFonts w:cs="Times New Roman"/>
         </w:rPr>
-        <w:t xml:space="preserve">), riset fundamental oleh Baumeister (2002), Tangney </w:t>
-      </w:r>
-      <w:r>
-        <w:rPr>
-          <w:rFonts w:cs="Times New Roman"/>
-          <w:i/>
-        </w:rPr>
-        <w:t>et al.</w:t>
-      </w:r>
-      <w:r>
-        <w:rPr>
-          <w:rFonts w:cs="Times New Roman"/>
-        </w:rPr>
-        <w:t xml:space="preserve">. (2004), Vohs dan Faber (2007), dan Sultan </w:t>
-      </w:r>
-      <w:r>
-        <w:rPr>
-          <w:rFonts w:cs="Times New Roman"/>
-          <w:i/>
-        </w:rPr>
-        <w:t>et al.</w:t>
-      </w:r>
-      <w:r>
-        <w:rPr>
-          <w:rFonts w:cs="Times New Roman"/>
-        </w:rPr>
-        <w:t>. (2012) membuktikan bahwa kapasitas kontrol diri yang tinggi secara signifikan menekan perilaku pembelian impulsif melalui mekanisme disiplin penundaan kepuasan (</w:t>
+        <w:t xml:space="preserve">), riset fundamental oleh </w:t>
+      </w:r>
+      <w:hyperlink w:anchor="_Ref_baumeister2002yield" w:history="1">
+        <w:r>
+          <w:t>Baumeister (2002)</w:t>
+        </w:r>
+      </w:hyperlink>
+      <w:r>
+        <w:rPr>
+          <w:rFonts w:cs="Times New Roman"/>
+        </w:rPr>
+        <w:t xml:space="preserve">, </w:t>
+      </w:r>
+      <w:hyperlink w:anchor="_Ref_tangney2004high" w:history="1">
+        <w:r>
+          <w:t xml:space="preserve">Tangney </w:t>
+        </w:r>
+        <w:r>
+          <w:rPr>
+            <w:rFonts w:cs="Times New Roman"/>
+            <w:i/>
+          </w:rPr>
+          <w:t>et al.</w:t>
+        </w:r>
+        <w:r>
+          <w:rPr>
+            <w:rFonts w:cs="Times New Roman"/>
+          </w:rPr>
+          <w:t xml:space="preserve"> (2004)</w:t>
+        </w:r>
+      </w:hyperlink>
+      <w:r>
+        <w:rPr>
+          <w:rFonts w:cs="Times New Roman"/>
+        </w:rPr>
+        <w:t xml:space="preserve">, </w:t>
+      </w:r>
+      <w:hyperlink w:anchor="_Ref_vohs2007spent" w:history="1">
+        <w:r>
+          <w:t>Vohs dan Faber (2007)</w:t>
+        </w:r>
+      </w:hyperlink>
+      <w:r>
+        <w:rPr>
+          <w:rFonts w:cs="Times New Roman"/>
+        </w:rPr>
+        <w:t xml:space="preserve">, dan </w:t>
+      </w:r>
+      <w:hyperlink w:anchor="_Ref_sultan2012building" w:history="1">
+        <w:r>
+          <w:t xml:space="preserve">Sultan </w:t>
+        </w:r>
+        <w:r>
+          <w:rPr>
+            <w:rFonts w:cs="Times New Roman"/>
+            <w:i/>
+          </w:rPr>
+          <w:t>et al.</w:t>
+        </w:r>
+        <w:r>
+          <w:rPr>
+            <w:rFonts w:cs="Times New Roman"/>
+          </w:rPr>
+          <w:t xml:space="preserve"> (2012)</w:t>
+        </w:r>
+      </w:hyperlink>
+      <w:r>
+        <w:rPr>
+          <w:rFonts w:cs="Times New Roman"/>
+        </w:rPr>
+        <w:t xml:space="preserve"> membuktikan bahwa kapasitas kontrol diri yang tinggi secara signifikan menekan perilaku pembelian impulsif melalui mekanisme disiplin penundaan kepuasan (</w:t>
       </w:r>
       <w:r>
         <w:rPr>
@@ -10923,7 +11605,29 @@
         <w:rPr>
           <w:rFonts w:cs="Times New Roman"/>
         </w:rPr>
-        <w:t xml:space="preserve"> Namun, studi perilaku konsumsi pengalaman oleh Hirschman dan Holbrook (1982) serta pengamatan klasik Stern (1962) menemukan bahwa kontrol diri sering kali lumpuh (</w:t>
+        <w:t xml:space="preserve"> Namun, studi perilaku konsumsi pengalaman oleh </w:t>
+      </w:r>
+      <w:hyperlink w:anchor="_Ref_hirschman1982hedonic" w:history="1">
+        <w:r>
+          <w:t>Hirschman dan Holbrook (1982)</w:t>
+        </w:r>
+      </w:hyperlink>
+      <w:r>
+        <w:rPr>
+          <w:rFonts w:cs="Times New Roman"/>
+        </w:rPr>
+        <w:t xml:space="preserve"> serta pengamatan klasik </w:t>
+      </w:r>
+      <w:hyperlink w:anchor="_Ref_stern1962significance" w:history="1">
+        <w:r>
+          <w:t>Stern (1962)</w:t>
+        </w:r>
+      </w:hyperlink>
+      <w:r>
+        <w:rPr>
+          <w:rFonts w:cs="Times New Roman"/>
+        </w:rPr>
+        <w:t xml:space="preserve"> menemukan bahwa kontrol diri sering kali lumpuh (</w:t>
       </w:r>
       <w:r>
         <w:rPr>
@@ -10936,14 +11640,7 @@
         <w:rPr>
           <w:rFonts w:cs="Times New Roman"/>
         </w:rPr>
-        <w:t xml:space="preserve">) ketika stimulus lingkungan toko dan </w:t>
-      </w:r>
-      <w:r>
-        <w:rPr>
-          <w:rFonts w:cs="Times New Roman"/>
-        </w:rPr>
-        <w:lastRenderedPageBreak/>
-        <w:t>rangsangan visual produk terjadi secara mendadak dan luar biasa intens, sehingga kontrol diri gagal meredam desakan belanja impulsif.</w:t>
+        <w:t>) ketika stimulus lingkungan toko dan rangsangan visual produk terjadi secara mendadak dan luar biasa intens, sehingga kontrol diri gagal meredam desakan belanja impulsif.</w:t>
       </w:r>
     </w:p>
     <w:p>
@@ -10957,6 +11654,7 @@
           <w:rFonts w:cs="Times New Roman"/>
           <w:b/>
         </w:rPr>
+        <w:lastRenderedPageBreak/>
         <w:t xml:space="preserve">•  </w:t>
       </w:r>
       <w:r>
@@ -11134,20 +11832,42 @@
         <w:rPr>
           <w:rFonts w:cs="Times New Roman"/>
         </w:rPr>
-        <w:t xml:space="preserve"> Riset empiris oleh Sultan </w:t>
-      </w:r>
-      <w:r>
-        <w:rPr>
-          <w:rFonts w:cs="Times New Roman"/>
-          <w:i/>
-        </w:rPr>
-        <w:t>et al.</w:t>
-      </w:r>
-      <w:r>
-        <w:rPr>
-          <w:rFonts w:cs="Times New Roman"/>
-        </w:rPr>
-        <w:t>. (2012) dan Apidana dan Kholifah (2022) membuktikan bahwa kontrol diri secara nyata memoderasi dan memperlemah pengaruh motif hedonis terhadap pembelian impulsif, di mana konsumen berdaya regulasi tinggi mampu membatasi belanja meskipun merasakan kesenangan belanja yang intens.</w:t>
+        <w:t xml:space="preserve"> Riset empiris oleh </w:t>
+      </w:r>
+      <w:hyperlink w:anchor="_Ref_sultan2012building" w:history="1">
+        <w:r>
+          <w:t xml:space="preserve">Sultan </w:t>
+        </w:r>
+        <w:r>
+          <w:rPr>
+            <w:rFonts w:cs="Times New Roman"/>
+            <w:i/>
+          </w:rPr>
+          <w:t>et al.</w:t>
+        </w:r>
+        <w:r>
+          <w:rPr>
+            <w:rFonts w:cs="Times New Roman"/>
+          </w:rPr>
+          <w:t xml:space="preserve"> (2012)</w:t>
+        </w:r>
+      </w:hyperlink>
+      <w:r>
+        <w:rPr>
+          <w:rFonts w:cs="Times New Roman"/>
+        </w:rPr>
+        <w:t xml:space="preserve"> dan </w:t>
+      </w:r>
+      <w:hyperlink w:anchor="_Ref_apidana2022peran" w:history="1">
+        <w:r>
+          <w:t>Apidana dan Kholifah (2022)</w:t>
+        </w:r>
+      </w:hyperlink>
+      <w:r>
+        <w:rPr>
+          <w:rFonts w:cs="Times New Roman"/>
+        </w:rPr>
+        <w:t xml:space="preserve"> membuktikan bahwa kontrol diri secara nyata memoderasi dan memperlemah pengaruh motif hedonis terhadap pembelian impulsif, di mana konsumen berdaya regulasi tinggi mampu membatasi belanja meskipun merasakan kesenangan belanja yang intens.</w:t>
       </w:r>
     </w:p>
     <w:p>
@@ -11174,33 +11894,55 @@
         <w:rPr>
           <w:rFonts w:cs="Times New Roman"/>
         </w:rPr>
-        <w:t xml:space="preserve"> Sebaliknya, temuan Prasetio </w:t>
-      </w:r>
-      <w:r>
-        <w:rPr>
-          <w:rFonts w:cs="Times New Roman"/>
-          <w:i/>
-        </w:rPr>
-        <w:t>et al.</w:t>
-      </w:r>
-      <w:r>
-        <w:rPr>
-          <w:rFonts w:cs="Times New Roman"/>
-        </w:rPr>
-        <w:t xml:space="preserve">. (2021) serta Zheng </w:t>
-      </w:r>
-      <w:r>
-        <w:rPr>
-          <w:rFonts w:cs="Times New Roman"/>
-          <w:i/>
-        </w:rPr>
-        <w:t>et al.</w:t>
-      </w:r>
-      <w:r>
-        <w:rPr>
-          <w:rFonts w:cs="Times New Roman"/>
-        </w:rPr>
-        <w:t>. (2019) menunjukkan bahwa kontrol diri tidak mampu memoderasi dorongan belanja hedonis ketika kenikmatan belanja menciptakan luapan emosional yang terlalu dominan.</w:t>
+        <w:t xml:space="preserve"> Sebaliknya, temuan </w:t>
+      </w:r>
+      <w:hyperlink w:anchor="_Ref_prasetio2021hedonic" w:history="1">
+        <w:r>
+          <w:t xml:space="preserve">Prasetio </w:t>
+        </w:r>
+        <w:r>
+          <w:rPr>
+            <w:rFonts w:cs="Times New Roman"/>
+            <w:i/>
+          </w:rPr>
+          <w:t>et al.</w:t>
+        </w:r>
+        <w:r>
+          <w:rPr>
+            <w:rFonts w:cs="Times New Roman"/>
+          </w:rPr>
+          <w:t xml:space="preserve"> (2021)</w:t>
+        </w:r>
+      </w:hyperlink>
+      <w:r>
+        <w:rPr>
+          <w:rFonts w:cs="Times New Roman"/>
+        </w:rPr>
+        <w:t xml:space="preserve"> serta </w:t>
+      </w:r>
+      <w:hyperlink w:anchor="_Ref_zheng2019impact" w:history="1">
+        <w:r>
+          <w:t xml:space="preserve">Zheng </w:t>
+        </w:r>
+        <w:r>
+          <w:rPr>
+            <w:rFonts w:cs="Times New Roman"/>
+            <w:i/>
+          </w:rPr>
+          <w:t>et al.</w:t>
+        </w:r>
+        <w:r>
+          <w:rPr>
+            <w:rFonts w:cs="Times New Roman"/>
+          </w:rPr>
+          <w:t xml:space="preserve"> (2019)</w:t>
+        </w:r>
+      </w:hyperlink>
+      <w:r>
+        <w:rPr>
+          <w:rFonts w:cs="Times New Roman"/>
+        </w:rPr>
+        <w:t xml:space="preserve"> menunjukkan bahwa kontrol diri tidak mampu memoderasi dorongan belanja hedonis ketika kenikmatan belanja menciptakan luapan emosional yang terlalu dominan.</w:t>
       </w:r>
     </w:p>
     <w:p>
@@ -11391,14 +12133,29 @@
         <w:rPr>
           <w:rFonts w:cs="Times New Roman"/>
         </w:rPr>
-        <w:t xml:space="preserve"> Riset oleh Lienardy dan Panasea (2024) dan Artadita dan Firmialy (2024) menemukan bahwa kapasitas kontrol diri mampu memoderasi dan menahan desakan perilaku </w:t>
-      </w:r>
-      <w:r>
-        <w:rPr>
-          <w:rFonts w:cs="Times New Roman"/>
-        </w:rPr>
-        <w:lastRenderedPageBreak/>
-        <w:t>konsumtif pada produk hobi dan game daring melalui penetapan batas pengeluaran pribadi yang ketat.</w:t>
+        <w:t xml:space="preserve"> Riset oleh </w:t>
+      </w:r>
+      <w:hyperlink w:anchor="_Ref_lienardy2024role" w:history="1">
+        <w:r>
+          <w:t>Lienardy dan Panasea (2024)</w:t>
+        </w:r>
+      </w:hyperlink>
+      <w:r>
+        <w:rPr>
+          <w:rFonts w:cs="Times New Roman"/>
+        </w:rPr>
+        <w:t xml:space="preserve"> dan </w:t>
+      </w:r>
+      <w:hyperlink w:anchor="_Ref_artadita2024how" w:history="1">
+        <w:r>
+          <w:t>Artadita dan Firmialy (2024)</w:t>
+        </w:r>
+      </w:hyperlink>
+      <w:r>
+        <w:rPr>
+          <w:rFonts w:cs="Times New Roman"/>
+        </w:rPr>
+        <w:t xml:space="preserve"> menemukan bahwa kapasitas kontrol diri mampu memoderasi dan menahan desakan perilaku konsumtif pada produk hobi dan game daring melalui penetapan batas pengeluaran pribadi yang ketat.</w:t>
       </w:r>
     </w:p>
     <w:p>
@@ -11412,6 +12169,7 @@
           <w:rFonts w:cs="Times New Roman"/>
           <w:b/>
         </w:rPr>
+        <w:lastRenderedPageBreak/>
         <w:t xml:space="preserve">•  </w:t>
       </w:r>
       <w:r>
@@ -11425,20 +12183,42 @@
         <w:rPr>
           <w:rFonts w:cs="Times New Roman"/>
         </w:rPr>
-        <w:t xml:space="preserve"> Sebaliknya, riset antropologi koleksi oleh Belk (1995) dan Barasz </w:t>
-      </w:r>
-      <w:r>
-        <w:rPr>
-          <w:rFonts w:cs="Times New Roman"/>
-          <w:i/>
-        </w:rPr>
-        <w:t>et al.</w:t>
-      </w:r>
-      <w:r>
-        <w:rPr>
-          <w:rFonts w:cs="Times New Roman"/>
-        </w:rPr>
-        <w:t>. (2017) menunjukkan bahwa obsesi terhadap kelengkapan himpunan dapat berkembang menjadi dorongan kuasi-kompulsif yang membungkam pertimbangan kontrol diri individu.</w:t>
+        <w:t xml:space="preserve"> Sebaliknya, riset antropologi koleksi oleh </w:t>
+      </w:r>
+      <w:hyperlink w:anchor="_Ref_belk1995collecting" w:history="1">
+        <w:r>
+          <w:t>Belk (1995)</w:t>
+        </w:r>
+      </w:hyperlink>
+      <w:r>
+        <w:rPr>
+          <w:rFonts w:cs="Times New Roman"/>
+        </w:rPr>
+        <w:t xml:space="preserve"> dan </w:t>
+      </w:r>
+      <w:hyperlink w:anchor="_Ref_barasz2017pseudo" w:history="1">
+        <w:r>
+          <w:t xml:space="preserve">Barasz </w:t>
+        </w:r>
+        <w:r>
+          <w:rPr>
+            <w:rFonts w:cs="Times New Roman"/>
+            <w:i/>
+          </w:rPr>
+          <w:t>et al.</w:t>
+        </w:r>
+        <w:r>
+          <w:rPr>
+            <w:rFonts w:cs="Times New Roman"/>
+          </w:rPr>
+          <w:t xml:space="preserve"> (2017)</w:t>
+        </w:r>
+      </w:hyperlink>
+      <w:r>
+        <w:rPr>
+          <w:rFonts w:cs="Times New Roman"/>
+        </w:rPr>
+        <w:t xml:space="preserve"> menunjukkan bahwa obsesi terhadap kelengkapan himpunan dapat berkembang menjadi dorongan kuasi-kompulsif yang membungkam pertimbangan kontrol diri individu.</w:t>
       </w:r>
     </w:p>
     <w:p>
@@ -11629,20 +12409,42 @@
         <w:rPr>
           <w:rFonts w:cs="Times New Roman"/>
         </w:rPr>
-        <w:t xml:space="preserve"> Penelitian oleh Katauke </w:t>
-      </w:r>
-      <w:r>
-        <w:rPr>
-          <w:rFonts w:cs="Times New Roman"/>
-          <w:i/>
-        </w:rPr>
-        <w:t>et al.</w:t>
-      </w:r>
-      <w:r>
-        <w:rPr>
-          <w:rFonts w:cs="Times New Roman"/>
-        </w:rPr>
-        <w:t>. (2023) serta Colline (2024) membuktikan bahwa literasi keuangan dan kontrol diri mampu meredam desakan spekulatif dengan mengarahkan orientasi perilaku pada perencanaan alokasi dana jangka panjang.</w:t>
+        <w:t xml:space="preserve"> Penelitian oleh </w:t>
+      </w:r>
+      <w:hyperlink w:anchor="_Ref_katauke2023financial" w:history="1">
+        <w:r>
+          <w:t xml:space="preserve">Katauke </w:t>
+        </w:r>
+        <w:r>
+          <w:rPr>
+            <w:rFonts w:cs="Times New Roman"/>
+            <w:i/>
+          </w:rPr>
+          <w:t>et al.</w:t>
+        </w:r>
+        <w:r>
+          <w:rPr>
+            <w:rFonts w:cs="Times New Roman"/>
+          </w:rPr>
+          <w:t xml:space="preserve"> (2023)</w:t>
+        </w:r>
+      </w:hyperlink>
+      <w:r>
+        <w:rPr>
+          <w:rFonts w:cs="Times New Roman"/>
+        </w:rPr>
+        <w:t xml:space="preserve"> serta </w:t>
+      </w:r>
+      <w:hyperlink w:anchor="_Ref_colline2024biases" w:history="1">
+        <w:r>
+          <w:t>Colline (2024)</w:t>
+        </w:r>
+      </w:hyperlink>
+      <w:r>
+        <w:rPr>
+          <w:rFonts w:cs="Times New Roman"/>
+        </w:rPr>
+        <w:t xml:space="preserve"> membuktikan bahwa literasi keuangan dan kontrol diri mampu meredam desakan spekulatif dengan mengarahkan orientasi perilaku pada perencanaan alokasi dana jangka panjang.</w:t>
       </w:r>
     </w:p>
     <w:p>
@@ -11669,7 +12471,29 @@
         <w:rPr>
           <w:rFonts w:cs="Times New Roman"/>
         </w:rPr>
-        <w:t xml:space="preserve"> Sebaliknya, riset gelembung spekulasi oleh Shiller (2000) dan studi transaksi komunitas kartu oleh Aryadi dan Lingga (2024) membuktikan bahwa ilusi keuntungan lelang sekunder kerap melumpuhkan kontrol diri rasional konsumen.</w:t>
+        <w:t xml:space="preserve"> Sebaliknya, riset gelembung spekulasi oleh </w:t>
+      </w:r>
+      <w:hyperlink w:anchor="_Ref_shiller2000irrational" w:history="1">
+        <w:r>
+          <w:t>Shiller (2000)</w:t>
+        </w:r>
+      </w:hyperlink>
+      <w:r>
+        <w:rPr>
+          <w:rFonts w:cs="Times New Roman"/>
+        </w:rPr>
+        <w:t xml:space="preserve"> dan studi transaksi komunitas kartu oleh </w:t>
+      </w:r>
+      <w:hyperlink w:anchor="_Ref_aryadi2024personal" w:history="1">
+        <w:r>
+          <w:t>Aryadi dan Lingga (2024)</w:t>
+        </w:r>
+      </w:hyperlink>
+      <w:r>
+        <w:rPr>
+          <w:rFonts w:cs="Times New Roman"/>
+        </w:rPr>
+        <w:t xml:space="preserve"> membuktikan bahwa ilusi keuntungan lelang sekunder kerap melumpuhkan kontrol diri rasional konsumen.</w:t>
       </w:r>
     </w:p>
     <w:p>
@@ -11774,7 +12598,6 @@
         <w:rPr>
           <w:rFonts w:cs="Times New Roman"/>
         </w:rPr>
-        <w:lastRenderedPageBreak/>
         <w:t>\begingroup</w:t>
       </w:r>
     </w:p>
@@ -11801,6 +12624,7 @@
         <w:rPr>
           <w:rFonts w:cs="Times New Roman"/>
         </w:rPr>
+        <w:lastRenderedPageBreak/>
         <w:t>\begin{longtable}{p{0.04\textwidth} p{0.21\textwidth} p{0.24\textwidth} p{0.24\textwidth} p{0.21\textwidth}}</w:t>
       </w:r>
     </w:p>
@@ -12078,46 +12902,112 @@
         <w:rPr>
           <w:rFonts w:cs="Times New Roman"/>
         </w:rPr>
-        <w:t xml:space="preserve">) &amp; Arnold dan Reynolds (2003); Gültekin and Özer (2012); Pranggabayu dan Andjarwati (2022); Gong </w:t>
-      </w:r>
-      <w:r>
-        <w:rPr>
-          <w:rFonts w:cs="Times New Roman"/>
-          <w:i/>
-        </w:rPr>
-        <w:t>et al.</w:t>
-      </w:r>
-      <w:r>
-        <w:rPr>
-          <w:rFonts w:cs="Times New Roman"/>
-        </w:rPr>
-        <w:t xml:space="preserve">. (2024); Tirtayasa </w:t>
-      </w:r>
-      <w:r>
-        <w:rPr>
-          <w:rFonts w:cs="Times New Roman"/>
-          <w:i/>
-        </w:rPr>
-        <w:t>et al.</w:t>
-      </w:r>
-      <w:r>
-        <w:rPr>
-          <w:rFonts w:cs="Times New Roman"/>
-        </w:rPr>
-        <w:t xml:space="preserve">. (2020) (Pengaruh positif signifikan; kesenangan afektif melumpuhkan rasionalitas belanja). &amp; Zheng </w:t>
-      </w:r>
-      <w:r>
-        <w:rPr>
-          <w:rFonts w:cs="Times New Roman"/>
-          <w:i/>
-        </w:rPr>
-        <w:t>et al.</w:t>
-      </w:r>
-      <w:r>
-        <w:rPr>
-          <w:rFonts w:cs="Times New Roman"/>
-        </w:rPr>
-        <w:t>. (2019) (Pengaruh tidak signifikan; tertahan batasan anggaran dan evaluasi fungsional). &amp; Perbedaan elastisitas anggaran dan dominasi orientasi utiliter vs afektif konsumen. \\</w:t>
+        <w:t xml:space="preserve">) &amp; </w:t>
+      </w:r>
+      <w:hyperlink w:anchor="_Ref_arnold2003hedonic" w:history="1">
+        <w:r>
+          <w:t>Arnold dan Reynolds (2003)</w:t>
+        </w:r>
+      </w:hyperlink>
+      <w:r>
+        <w:rPr>
+          <w:rFonts w:cs="Times New Roman"/>
+        </w:rPr>
+        <w:t xml:space="preserve">; </w:t>
+      </w:r>
+      <w:hyperlink w:anchor="_Ref_gueltekin2012influence" w:history="1">
+        <w:r>
+          <w:t>Gültekin and Özer (2012)</w:t>
+        </w:r>
+      </w:hyperlink>
+      <w:r>
+        <w:rPr>
+          <w:rFonts w:cs="Times New Roman"/>
+        </w:rPr>
+        <w:t xml:space="preserve">; </w:t>
+      </w:r>
+      <w:hyperlink w:anchor="_Ref_pranggabayu2022pengaruh" w:history="1">
+        <w:r>
+          <w:t>Pranggabayu dan Andjarwati (2022)</w:t>
+        </w:r>
+      </w:hyperlink>
+      <w:r>
+        <w:rPr>
+          <w:rFonts w:cs="Times New Roman"/>
+        </w:rPr>
+        <w:t xml:space="preserve">; </w:t>
+      </w:r>
+      <w:hyperlink w:anchor="_Ref_gong2024unveiling" w:history="1">
+        <w:r>
+          <w:t xml:space="preserve">Gong </w:t>
+        </w:r>
+        <w:r>
+          <w:rPr>
+            <w:rFonts w:cs="Times New Roman"/>
+            <w:i/>
+          </w:rPr>
+          <w:t>et al.</w:t>
+        </w:r>
+        <w:r>
+          <w:rPr>
+            <w:rFonts w:cs="Times New Roman"/>
+          </w:rPr>
+          <w:t xml:space="preserve"> (2024)</w:t>
+        </w:r>
+      </w:hyperlink>
+      <w:r>
+        <w:rPr>
+          <w:rFonts w:cs="Times New Roman"/>
+        </w:rPr>
+        <w:t xml:space="preserve">; </w:t>
+      </w:r>
+      <w:hyperlink w:anchor="_Ref_tirtayasa2020effect" w:history="1">
+        <w:r>
+          <w:t xml:space="preserve">Tirtayasa </w:t>
+        </w:r>
+        <w:r>
+          <w:rPr>
+            <w:rFonts w:cs="Times New Roman"/>
+            <w:i/>
+          </w:rPr>
+          <w:t>et al.</w:t>
+        </w:r>
+        <w:r>
+          <w:rPr>
+            <w:rFonts w:cs="Times New Roman"/>
+          </w:rPr>
+          <w:t xml:space="preserve"> (2020)</w:t>
+        </w:r>
+      </w:hyperlink>
+      <w:r>
+        <w:rPr>
+          <w:rFonts w:cs="Times New Roman"/>
+        </w:rPr>
+        <w:t xml:space="preserve"> (Pengaruh positif signifikan; kesenangan afektif melumpuhkan rasionalitas belanja). &amp; </w:t>
+      </w:r>
+      <w:hyperlink w:anchor="_Ref_zheng2019impact" w:history="1">
+        <w:r>
+          <w:t xml:space="preserve">Zheng </w:t>
+        </w:r>
+        <w:r>
+          <w:rPr>
+            <w:rFonts w:cs="Times New Roman"/>
+            <w:i/>
+          </w:rPr>
+          <w:t>et al.</w:t>
+        </w:r>
+        <w:r>
+          <w:rPr>
+            <w:rFonts w:cs="Times New Roman"/>
+          </w:rPr>
+          <w:t xml:space="preserve"> (2019)</w:t>
+        </w:r>
+      </w:hyperlink>
+      <w:r>
+        <w:rPr>
+          <w:rFonts w:cs="Times New Roman"/>
+        </w:rPr>
+        <w:t xml:space="preserve"> (Pengaruh tidak signifikan; tertahan batasan anggaran dan evaluasi fungsional). &amp; Perbedaan elastisitas anggaran dan dominasi orientasi utiliter vs afektif konsumen. \\</w:t>
       </w:r>
     </w:p>
     <w:p>
@@ -12156,46 +13046,112 @@
         <w:rPr>
           <w:rFonts w:cs="Times New Roman"/>
         </w:rPr>
-        <w:t xml:space="preserve">) &amp; Gao </w:t>
-      </w:r>
-      <w:r>
-        <w:rPr>
-          <w:rFonts w:cs="Times New Roman"/>
-          <w:i/>
-        </w:rPr>
-        <w:t>et al.</w:t>
-      </w:r>
-      <w:r>
-        <w:rPr>
-          <w:rFonts w:cs="Times New Roman"/>
-        </w:rPr>
-        <w:t xml:space="preserve">. (2014); Barasz </w:t>
-      </w:r>
-      <w:r>
-        <w:rPr>
-          <w:rFonts w:cs="Times New Roman"/>
-          <w:i/>
-        </w:rPr>
-        <w:t>et al.</w:t>
-      </w:r>
-      <w:r>
-        <w:rPr>
-          <w:rFonts w:cs="Times New Roman"/>
-        </w:rPr>
-        <w:t xml:space="preserve">. (2017); Tan dan Adyantari (2024); Dewi </w:t>
-      </w:r>
-      <w:r>
-        <w:rPr>
-          <w:rFonts w:cs="Times New Roman"/>
-          <w:i/>
-        </w:rPr>
-        <w:t>et al.</w:t>
-      </w:r>
-      <w:r>
-        <w:rPr>
-          <w:rFonts w:cs="Times New Roman"/>
-        </w:rPr>
-        <w:t>. (2024) (Pengaruh positif signifikan; ketegangan psikologis set memicu akselerasi transaksi). &amp; Long dan Schiffman (2000); Spero dan Stone (2004) (Pengaruh tidak signifikan; kolektor matang menolak produk acak dan memilih kartu satuan di pasar sekunder). &amp; Perbedaan tingkat kematangan kolektor (</w:t>
+        <w:t xml:space="preserve">) &amp; </w:t>
+      </w:r>
+      <w:hyperlink w:anchor="_Ref_gao2014completing" w:history="1">
+        <w:r>
+          <w:t xml:space="preserve">Gao </w:t>
+        </w:r>
+        <w:r>
+          <w:rPr>
+            <w:rFonts w:cs="Times New Roman"/>
+            <w:i/>
+          </w:rPr>
+          <w:t>et al.</w:t>
+        </w:r>
+        <w:r>
+          <w:rPr>
+            <w:rFonts w:cs="Times New Roman"/>
+          </w:rPr>
+          <w:t xml:space="preserve"> (2014)</w:t>
+        </w:r>
+      </w:hyperlink>
+      <w:r>
+        <w:rPr>
+          <w:rFonts w:cs="Times New Roman"/>
+        </w:rPr>
+        <w:t xml:space="preserve">; </w:t>
+      </w:r>
+      <w:hyperlink w:anchor="_Ref_barasz2017pseudo" w:history="1">
+        <w:r>
+          <w:t xml:space="preserve">Barasz </w:t>
+        </w:r>
+        <w:r>
+          <w:rPr>
+            <w:rFonts w:cs="Times New Roman"/>
+            <w:i/>
+          </w:rPr>
+          <w:t>et al.</w:t>
+        </w:r>
+        <w:r>
+          <w:rPr>
+            <w:rFonts w:cs="Times New Roman"/>
+          </w:rPr>
+          <w:t xml:space="preserve"> (2017)</w:t>
+        </w:r>
+      </w:hyperlink>
+      <w:r>
+        <w:rPr>
+          <w:rFonts w:cs="Times New Roman"/>
+        </w:rPr>
+        <w:t xml:space="preserve">; </w:t>
+      </w:r>
+      <w:hyperlink w:anchor="_Ref_tan2024ketidakpastian" w:history="1">
+        <w:r>
+          <w:t>Tan dan Adyantari (2024)</w:t>
+        </w:r>
+      </w:hyperlink>
+      <w:r>
+        <w:rPr>
+          <w:rFonts w:cs="Times New Roman"/>
+        </w:rPr>
+        <w:t xml:space="preserve">; </w:t>
+      </w:r>
+      <w:hyperlink w:anchor="_Ref_dewi2024understanding" w:history="1">
+        <w:r>
+          <w:t xml:space="preserve">Dewi </w:t>
+        </w:r>
+        <w:r>
+          <w:rPr>
+            <w:rFonts w:cs="Times New Roman"/>
+            <w:i/>
+          </w:rPr>
+          <w:t>et al.</w:t>
+        </w:r>
+        <w:r>
+          <w:rPr>
+            <w:rFonts w:cs="Times New Roman"/>
+          </w:rPr>
+          <w:t xml:space="preserve"> (2024)</w:t>
+        </w:r>
+      </w:hyperlink>
+      <w:r>
+        <w:rPr>
+          <w:rFonts w:cs="Times New Roman"/>
+        </w:rPr>
+        <w:t xml:space="preserve"> (Pengaruh positif signifikan; ketegangan psikologis set memicu akselerasi transaksi). &amp; </w:t>
+      </w:r>
+      <w:hyperlink w:anchor="_Ref_long2000consuming" w:history="1">
+        <w:r>
+          <w:t>Long dan Schiffman (2000)</w:t>
+        </w:r>
+      </w:hyperlink>
+      <w:r>
+        <w:rPr>
+          <w:rFonts w:cs="Times New Roman"/>
+        </w:rPr>
+        <w:t xml:space="preserve">; </w:t>
+      </w:r>
+      <w:hyperlink w:anchor="_Ref_spero2004approach" w:history="1">
+        <w:r>
+          <w:t>Spero dan Stone (2004)</w:t>
+        </w:r>
+      </w:hyperlink>
+      <w:r>
+        <w:rPr>
+          <w:rFonts w:cs="Times New Roman"/>
+        </w:rPr>
+        <w:t xml:space="preserve"> (Pengaruh tidak signifikan; kolektor matang menolak produk acak dan memilih kartu satuan di pasar sekunder). &amp; Perbedaan tingkat kematangan kolektor (</w:t>
       </w:r>
       <w:r>
         <w:rPr>
@@ -12247,40 +13203,106 @@
         <w:rPr>
           <w:rFonts w:cs="Times New Roman"/>
         </w:rPr>
-        <w:t xml:space="preserve">) &amp; Shiller (2000); Baur </w:t>
-      </w:r>
-      <w:r>
-        <w:rPr>
-          <w:rFonts w:cs="Times New Roman"/>
-          <w:i/>
-        </w:rPr>
-        <w:t>et al.</w:t>
-      </w:r>
-      <w:r>
-        <w:rPr>
-          <w:rFonts w:cs="Times New Roman"/>
-        </w:rPr>
-        <w:t xml:space="preserve">. (2018); Aryadi dan Lingga (2024); Colline (2024) </w:t>
+        <w:t xml:space="preserve">) &amp; </w:t>
+      </w:r>
+      <w:hyperlink w:anchor="_Ref_shiller2000irrational" w:history="1">
+        <w:r>
+          <w:t>Shiller (2000)</w:t>
+        </w:r>
+      </w:hyperlink>
+      <w:r>
+        <w:rPr>
+          <w:rFonts w:cs="Times New Roman"/>
+        </w:rPr>
+        <w:t xml:space="preserve">; </w:t>
+      </w:r>
+      <w:hyperlink w:anchor="_Ref_baur2018bitcoin" w:history="1">
+        <w:r>
+          <w:t xml:space="preserve">Baur </w:t>
+        </w:r>
+        <w:r>
+          <w:rPr>
+            <w:rFonts w:cs="Times New Roman"/>
+            <w:i/>
+          </w:rPr>
+          <w:t>et al.</w:t>
+        </w:r>
+        <w:r>
+          <w:rPr>
+            <w:rFonts w:cs="Times New Roman"/>
+          </w:rPr>
+          <w:t xml:space="preserve"> (2018)</w:t>
+        </w:r>
+      </w:hyperlink>
+      <w:r>
+        <w:rPr>
+          <w:rFonts w:cs="Times New Roman"/>
+        </w:rPr>
+        <w:t xml:space="preserve">; </w:t>
+      </w:r>
+      <w:hyperlink w:anchor="_Ref_aryadi2024personal" w:history="1">
+        <w:r>
+          <w:t>Aryadi dan Lingga (2024)</w:t>
+        </w:r>
+      </w:hyperlink>
+      <w:r>
+        <w:rPr>
+          <w:rFonts w:cs="Times New Roman"/>
+        </w:rPr>
+        <w:t xml:space="preserve">; </w:t>
+      </w:r>
+      <w:hyperlink w:anchor="_Ref_colline2024biases" w:history="1">
+        <w:r>
+          <w:t>Colline (2024)</w:t>
+        </w:r>
+      </w:hyperlink>
+      <w:r>
+        <w:rPr>
+          <w:rFonts w:cs="Times New Roman"/>
+        </w:rPr>
+        <w:t xml:space="preserve"> (Pengaruh positif signifikan; ekspektasi </w:t>
+      </w:r>
+      <w:r>
+        <w:rPr>
+          <w:rFonts w:cs="Times New Roman"/>
+          <w:i/>
+        </w:rPr>
+        <w:t>capital gain</w:t>
+      </w:r>
+      <w:r>
+        <w:rPr>
+          <w:rFonts w:cs="Times New Roman"/>
+        </w:rPr>
+        <w:t xml:space="preserve"> dan optimisme memicu spekulasi spontan). &amp; </w:t>
+      </w:r>
+      <w:hyperlink w:anchor="_Ref_barber2008all" w:history="1">
+        <w:r>
+          <w:t>Barber dan Odean (2008)</w:t>
+        </w:r>
+      </w:hyperlink>
+      <w:r>
+        <w:rPr>
+          <w:rFonts w:cs="Times New Roman"/>
+        </w:rPr>
+        <w:t xml:space="preserve">; </w:t>
+      </w:r>
+      <w:hyperlink w:anchor="_Ref_fama1970efficient" w:history="1">
+        <w:r>
+          <w:t>Fama (1970)</w:t>
+        </w:r>
+      </w:hyperlink>
+      <w:r>
+        <w:rPr>
+          <w:rFonts w:cs="Times New Roman"/>
+        </w:rPr>
+        <w:t xml:space="preserve"> (Pengaruh tidak </w:t>
       </w:r>
       <w:r>
         <w:rPr>
           <w:rFonts w:cs="Times New Roman"/>
         </w:rPr>
         <w:lastRenderedPageBreak/>
-        <w:t xml:space="preserve">(Pengaruh positif signifikan; ekspektasi </w:t>
-      </w:r>
-      <w:r>
-        <w:rPr>
-          <w:rFonts w:cs="Times New Roman"/>
-          <w:i/>
-        </w:rPr>
-        <w:t>capital gain</w:t>
-      </w:r>
-      <w:r>
-        <w:rPr>
-          <w:rFonts w:cs="Times New Roman"/>
-        </w:rPr>
-        <w:t xml:space="preserve"> dan optimisme memicu spekulasi spontan). &amp; Barber dan Odean (2008); Fama (1970) (Pengaruh tidak signifikan; motif spekulasi diimbangi kesadaran risiko penurunan modal). &amp; Asimetri informasi pasar dan bias ilusi kendali keuntungan vs evaluasi risiko kerugian modal. \\</w:t>
+        <w:t>signifikan; motif spekulasi diimbangi kesadaran risiko penurunan modal). &amp; Asimetri informasi pasar dan bias ilusi kendali keuntungan vs evaluasi risiko kerugian modal. \\</w:t>
       </w:r>
     </w:p>
     <w:p>
@@ -12319,33 +13341,99 @@
         <w:rPr>
           <w:rFonts w:cs="Times New Roman"/>
         </w:rPr>
-        <w:t xml:space="preserve">) &amp; Baumeister (2002); Tangney </w:t>
-      </w:r>
-      <w:r>
-        <w:rPr>
-          <w:rFonts w:cs="Times New Roman"/>
-          <w:i/>
-        </w:rPr>
-        <w:t>et al.</w:t>
-      </w:r>
-      <w:r>
-        <w:rPr>
-          <w:rFonts w:cs="Times New Roman"/>
-        </w:rPr>
-        <w:t xml:space="preserve">. (2004); Vohs dan Faber (2007); Sultan </w:t>
-      </w:r>
-      <w:r>
-        <w:rPr>
-          <w:rFonts w:cs="Times New Roman"/>
-          <w:i/>
-        </w:rPr>
-        <w:t>et al.</w:t>
-      </w:r>
-      <w:r>
-        <w:rPr>
-          <w:rFonts w:cs="Times New Roman"/>
-        </w:rPr>
-        <w:t>. (2012) (Pengaruh negatif signifikan; regulasi diri disiplin menunda kepuasan belanja). &amp; Hirschman dan Holbrook (1982); Stern (1962) (Pengaruh lemah; stimulus sensori mendadak membypass kontrol diri sadar). &amp; Keterbatasan kapasitas energi kognitif (</w:t>
+        <w:t xml:space="preserve">) &amp; </w:t>
+      </w:r>
+      <w:hyperlink w:anchor="_Ref_baumeister2002yield" w:history="1">
+        <w:r>
+          <w:t>Baumeister (2002)</w:t>
+        </w:r>
+      </w:hyperlink>
+      <w:r>
+        <w:rPr>
+          <w:rFonts w:cs="Times New Roman"/>
+        </w:rPr>
+        <w:t xml:space="preserve">; </w:t>
+      </w:r>
+      <w:hyperlink w:anchor="_Ref_tangney2004high" w:history="1">
+        <w:r>
+          <w:t xml:space="preserve">Tangney </w:t>
+        </w:r>
+        <w:r>
+          <w:rPr>
+            <w:rFonts w:cs="Times New Roman"/>
+            <w:i/>
+          </w:rPr>
+          <w:t>et al.</w:t>
+        </w:r>
+        <w:r>
+          <w:rPr>
+            <w:rFonts w:cs="Times New Roman"/>
+          </w:rPr>
+          <w:t xml:space="preserve"> (2004)</w:t>
+        </w:r>
+      </w:hyperlink>
+      <w:r>
+        <w:rPr>
+          <w:rFonts w:cs="Times New Roman"/>
+        </w:rPr>
+        <w:t xml:space="preserve">; </w:t>
+      </w:r>
+      <w:hyperlink w:anchor="_Ref_vohs2007spent" w:history="1">
+        <w:r>
+          <w:t>Vohs dan Faber (2007)</w:t>
+        </w:r>
+      </w:hyperlink>
+      <w:r>
+        <w:rPr>
+          <w:rFonts w:cs="Times New Roman"/>
+        </w:rPr>
+        <w:t xml:space="preserve">; </w:t>
+      </w:r>
+      <w:hyperlink w:anchor="_Ref_sultan2012building" w:history="1">
+        <w:r>
+          <w:t xml:space="preserve">Sultan </w:t>
+        </w:r>
+        <w:r>
+          <w:rPr>
+            <w:rFonts w:cs="Times New Roman"/>
+            <w:i/>
+          </w:rPr>
+          <w:t>et al.</w:t>
+        </w:r>
+        <w:r>
+          <w:rPr>
+            <w:rFonts w:cs="Times New Roman"/>
+          </w:rPr>
+          <w:t xml:space="preserve"> (2012)</w:t>
+        </w:r>
+      </w:hyperlink>
+      <w:r>
+        <w:rPr>
+          <w:rFonts w:cs="Times New Roman"/>
+        </w:rPr>
+        <w:t xml:space="preserve"> (Pengaruh negatif signifikan; regulasi diri disiplin menunda kepuasan belanja). &amp; </w:t>
+      </w:r>
+      <w:hyperlink w:anchor="_Ref_hirschman1982hedonic" w:history="1">
+        <w:r>
+          <w:t>Hirschman dan Holbrook (1982)</w:t>
+        </w:r>
+      </w:hyperlink>
+      <w:r>
+        <w:rPr>
+          <w:rFonts w:cs="Times New Roman"/>
+        </w:rPr>
+        <w:t xml:space="preserve">; </w:t>
+      </w:r>
+      <w:hyperlink w:anchor="_Ref_stern1962significance" w:history="1">
+        <w:r>
+          <w:t>Stern (1962)</w:t>
+        </w:r>
+      </w:hyperlink>
+      <w:r>
+        <w:rPr>
+          <w:rFonts w:cs="Times New Roman"/>
+        </w:rPr>
+        <w:t xml:space="preserve"> (Pengaruh lemah; stimulus sensori mendadak membypass kontrol diri sadar). &amp; Keterbatasan kapasitas energi kognitif (</w:t>
       </w:r>
       <w:r>
         <w:rPr>
@@ -12384,46 +13472,90 @@
         <w:rPr>
           <w:rFonts w:cs="Times New Roman"/>
         </w:rPr>
-        <w:t xml:space="preserve"> pada X_1 \rightarrow Y) &amp; Sultan </w:t>
-      </w:r>
-      <w:r>
-        <w:rPr>
-          <w:rFonts w:cs="Times New Roman"/>
-          <w:i/>
-        </w:rPr>
-        <w:t>et al.</w:t>
-      </w:r>
-      <w:r>
-        <w:rPr>
-          <w:rFonts w:cs="Times New Roman"/>
-        </w:rPr>
-        <w:t xml:space="preserve">. (2012); Apidana dan Kholifah (2022) (Memperlemah pengaruh; kontrol diri efektif menjadi peredam belanja hedonis). &amp; Prasetio </w:t>
-      </w:r>
-      <w:r>
-        <w:rPr>
-          <w:rFonts w:cs="Times New Roman"/>
-          <w:i/>
-        </w:rPr>
-        <w:t>et al.</w:t>
-      </w:r>
-      <w:r>
-        <w:rPr>
-          <w:rFonts w:cs="Times New Roman"/>
-        </w:rPr>
-        <w:t xml:space="preserve">. (2021); Zheng </w:t>
-      </w:r>
-      <w:r>
-        <w:rPr>
-          <w:rFonts w:cs="Times New Roman"/>
-          <w:i/>
-        </w:rPr>
-        <w:t>et al.</w:t>
-      </w:r>
-      <w:r>
-        <w:rPr>
-          <w:rFonts w:cs="Times New Roman"/>
-        </w:rPr>
-        <w:t>. (2019) (Tidak mampu memoderasi; kontrol diri gagal menahan luapan emosional yang ekstrem). &amp; Ambang batas intensitas stimulus hedonis yang melampaui kapasitas kontrol volisional. \\</w:t>
+        <w:t xml:space="preserve"> pada X_1 \rightarrow Y) &amp; </w:t>
+      </w:r>
+      <w:hyperlink w:anchor="_Ref_sultan2012building" w:history="1">
+        <w:r>
+          <w:t xml:space="preserve">Sultan </w:t>
+        </w:r>
+        <w:r>
+          <w:rPr>
+            <w:rFonts w:cs="Times New Roman"/>
+            <w:i/>
+          </w:rPr>
+          <w:t>et al.</w:t>
+        </w:r>
+        <w:r>
+          <w:rPr>
+            <w:rFonts w:cs="Times New Roman"/>
+          </w:rPr>
+          <w:t xml:space="preserve"> (2012)</w:t>
+        </w:r>
+      </w:hyperlink>
+      <w:r>
+        <w:rPr>
+          <w:rFonts w:cs="Times New Roman"/>
+        </w:rPr>
+        <w:t xml:space="preserve">; </w:t>
+      </w:r>
+      <w:hyperlink w:anchor="_Ref_apidana2022peran" w:history="1">
+        <w:r>
+          <w:t>Apidana dan Kholifah (2022)</w:t>
+        </w:r>
+      </w:hyperlink>
+      <w:r>
+        <w:rPr>
+          <w:rFonts w:cs="Times New Roman"/>
+        </w:rPr>
+        <w:t xml:space="preserve"> (Memperlemah pengaruh; kontrol diri efektif menjadi peredam belanja hedonis). &amp; </w:t>
+      </w:r>
+      <w:hyperlink w:anchor="_Ref_prasetio2021hedonic" w:history="1">
+        <w:r>
+          <w:t xml:space="preserve">Prasetio </w:t>
+        </w:r>
+        <w:r>
+          <w:rPr>
+            <w:rFonts w:cs="Times New Roman"/>
+            <w:i/>
+          </w:rPr>
+          <w:t>et al.</w:t>
+        </w:r>
+        <w:r>
+          <w:rPr>
+            <w:rFonts w:cs="Times New Roman"/>
+          </w:rPr>
+          <w:t xml:space="preserve"> (2021)</w:t>
+        </w:r>
+      </w:hyperlink>
+      <w:r>
+        <w:rPr>
+          <w:rFonts w:cs="Times New Roman"/>
+        </w:rPr>
+        <w:t xml:space="preserve">; </w:t>
+      </w:r>
+      <w:hyperlink w:anchor="_Ref_zheng2019impact" w:history="1">
+        <w:r>
+          <w:t xml:space="preserve">Zheng </w:t>
+        </w:r>
+        <w:r>
+          <w:rPr>
+            <w:rFonts w:cs="Times New Roman"/>
+            <w:i/>
+          </w:rPr>
+          <w:t>et al.</w:t>
+        </w:r>
+        <w:r>
+          <w:rPr>
+            <w:rFonts w:cs="Times New Roman"/>
+          </w:rPr>
+          <w:t xml:space="preserve"> (2019)</w:t>
+        </w:r>
+      </w:hyperlink>
+      <w:r>
+        <w:rPr>
+          <w:rFonts w:cs="Times New Roman"/>
+        </w:rPr>
+        <w:t xml:space="preserve"> (Tidak mampu memoderasi; kontrol diri gagal menahan luapan emosional yang ekstrem). &amp; Ambang batas intensitas stimulus hedonis yang melampaui kapasitas kontrol volisional. \\</w:t>
       </w:r>
     </w:p>
     <w:p>
@@ -12449,20 +13581,64 @@
         <w:rPr>
           <w:rFonts w:cs="Times New Roman"/>
         </w:rPr>
-        <w:t xml:space="preserve"> pada X_2 \rightarrow Y) &amp; Lienardy dan Panasea (2024); Artadita dan Firmialy (2024) (Memperlemah pengaruh; kontrol diri menahan godaan belanja koleksi berlebihan). &amp; Belk (1995); Barasz </w:t>
-      </w:r>
-      <w:r>
-        <w:rPr>
-          <w:rFonts w:cs="Times New Roman"/>
-          <w:i/>
-        </w:rPr>
-        <w:t>et al.</w:t>
-      </w:r>
-      <w:r>
-        <w:rPr>
-          <w:rFonts w:cs="Times New Roman"/>
-        </w:rPr>
-        <w:t>. (2017) (Tidak mampu memoderasi; hasrat kelengkapan menjadi obsesi kuasi-kompulsif). &amp; Tingkat keterikatan emosional kolektor (</w:t>
+        <w:t xml:space="preserve"> pada X_2 \rightarrow Y) &amp; </w:t>
+      </w:r>
+      <w:hyperlink w:anchor="_Ref_lienardy2024role" w:history="1">
+        <w:r>
+          <w:t>Lienardy dan Panasea (2024)</w:t>
+        </w:r>
+      </w:hyperlink>
+      <w:r>
+        <w:rPr>
+          <w:rFonts w:cs="Times New Roman"/>
+        </w:rPr>
+        <w:t xml:space="preserve">; </w:t>
+      </w:r>
+      <w:hyperlink w:anchor="_Ref_artadita2024how" w:history="1">
+        <w:r>
+          <w:t>Artadita dan Firmialy (2024)</w:t>
+        </w:r>
+      </w:hyperlink>
+      <w:r>
+        <w:rPr>
+          <w:rFonts w:cs="Times New Roman"/>
+        </w:rPr>
+        <w:t xml:space="preserve"> (Memperlemah pengaruh; kontrol diri menahan godaan belanja koleksi berlebihan). &amp; </w:t>
+      </w:r>
+      <w:hyperlink w:anchor="_Ref_belk1995collecting" w:history="1">
+        <w:r>
+          <w:t>Belk (1995)</w:t>
+        </w:r>
+      </w:hyperlink>
+      <w:r>
+        <w:rPr>
+          <w:rFonts w:cs="Times New Roman"/>
+        </w:rPr>
+        <w:t xml:space="preserve">; </w:t>
+      </w:r>
+      <w:hyperlink w:anchor="_Ref_barasz2017pseudo" w:history="1">
+        <w:r>
+          <w:t xml:space="preserve">Barasz </w:t>
+        </w:r>
+        <w:r>
+          <w:rPr>
+            <w:rFonts w:cs="Times New Roman"/>
+            <w:i/>
+          </w:rPr>
+          <w:t>et al.</w:t>
+        </w:r>
+        <w:r>
+          <w:rPr>
+            <w:rFonts w:cs="Times New Roman"/>
+          </w:rPr>
+          <w:t xml:space="preserve"> (2017)</w:t>
+        </w:r>
+      </w:hyperlink>
+      <w:r>
+        <w:rPr>
+          <w:rFonts w:cs="Times New Roman"/>
+        </w:rPr>
+        <w:t xml:space="preserve"> (Tidak mampu memoderasi; hasrat kelengkapan menjadi obsesi kuasi-kompulsif). &amp; Tingkat keterikatan emosional kolektor (</w:t>
       </w:r>
       <w:r>
         <w:rPr>
@@ -12501,20 +13677,64 @@
         <w:rPr>
           <w:rFonts w:cs="Times New Roman"/>
         </w:rPr>
-        <w:t xml:space="preserve"> pada X_3 \rightarrow Y) &amp; Katauke </w:t>
-      </w:r>
-      <w:r>
-        <w:rPr>
-          <w:rFonts w:cs="Times New Roman"/>
-          <w:i/>
-        </w:rPr>
-        <w:t>et al.</w:t>
-      </w:r>
-      <w:r>
-        <w:rPr>
-          <w:rFonts w:cs="Times New Roman"/>
-        </w:rPr>
-        <w:t xml:space="preserve">. (2023); Colline (2024) (Memperlemah pengaruh; disiplin finansial meredam spekulasi jangka pendek). &amp; Shiller (2000); Aryadi dan Lingga (2024) (Tidak mampu memoderasi; ilusi pasar sekunder menumbangkan kontrol diri). &amp; Tekanan sosial komunitas, bias </w:t>
+        <w:t xml:space="preserve"> pada X_3 \rightarrow Y) &amp; </w:t>
+      </w:r>
+      <w:hyperlink w:anchor="_Ref_katauke2023financial" w:history="1">
+        <w:r>
+          <w:t xml:space="preserve">Katauke </w:t>
+        </w:r>
+        <w:r>
+          <w:rPr>
+            <w:rFonts w:cs="Times New Roman"/>
+            <w:i/>
+          </w:rPr>
+          <w:t>et al.</w:t>
+        </w:r>
+        <w:r>
+          <w:rPr>
+            <w:rFonts w:cs="Times New Roman"/>
+          </w:rPr>
+          <w:t xml:space="preserve"> (2023)</w:t>
+        </w:r>
+      </w:hyperlink>
+      <w:r>
+        <w:rPr>
+          <w:rFonts w:cs="Times New Roman"/>
+        </w:rPr>
+        <w:t xml:space="preserve">; </w:t>
+      </w:r>
+      <w:hyperlink w:anchor="_Ref_colline2024biases" w:history="1">
+        <w:r>
+          <w:t>Colline (2024)</w:t>
+        </w:r>
+      </w:hyperlink>
+      <w:r>
+        <w:rPr>
+          <w:rFonts w:cs="Times New Roman"/>
+        </w:rPr>
+        <w:t xml:space="preserve"> (Memperlemah pengaruh; disiplin finansial meredam spekulasi jangka pendek). &amp; </w:t>
+      </w:r>
+      <w:hyperlink w:anchor="_Ref_shiller2000irrational" w:history="1">
+        <w:r>
+          <w:t>Shiller (2000)</w:t>
+        </w:r>
+      </w:hyperlink>
+      <w:r>
+        <w:rPr>
+          <w:rFonts w:cs="Times New Roman"/>
+        </w:rPr>
+        <w:t xml:space="preserve">; </w:t>
+      </w:r>
+      <w:hyperlink w:anchor="_Ref_aryadi2024personal" w:history="1">
+        <w:r>
+          <w:t>Aryadi dan Lingga (2024)</w:t>
+        </w:r>
+      </w:hyperlink>
+      <w:r>
+        <w:rPr>
+          <w:rFonts w:cs="Times New Roman"/>
+        </w:rPr>
+        <w:t xml:space="preserve"> (Tidak mampu memoderasi; ilusi pasar sekunder menumbangkan kontrol diri). &amp; Tekanan sosial komunitas, bias </w:t>
       </w:r>
       <w:r>
         <w:rPr>
@@ -12579,7 +13799,6 @@
         <w:rPr>
           <w:rFonts w:cs="Times New Roman"/>
         </w:rPr>
-        <w:lastRenderedPageBreak/>
         <w:t>\footnotesize</w:t>
       </w:r>
       <w:r>
@@ -12613,6 +13832,7 @@
         <w:rPr>
           <w:rFonts w:cs="Times New Roman"/>
         </w:rPr>
+        <w:lastRenderedPageBreak/>
         <w:t>\endgroup</w:t>
       </w:r>
     </w:p>
@@ -12639,7 +13859,29 @@
         <w:rPr>
           <w:rFonts w:cs="Times New Roman"/>
         </w:rPr>
-        <w:t xml:space="preserve">) (Baumeister, 2002; Vohs dan Faber, 2007) dan model pertentangan internal </w:t>
+        <w:t>) (</w:t>
+      </w:r>
+      <w:hyperlink w:anchor="_Ref_baumeister2002yield" w:history="1">
+        <w:r>
+          <w:t>Baumeister, 2002</w:t>
+        </w:r>
+      </w:hyperlink>
+      <w:r>
+        <w:rPr>
+          <w:rFonts w:cs="Times New Roman"/>
+        </w:rPr>
+        <w:t xml:space="preserve">; </w:t>
+      </w:r>
+      <w:hyperlink w:anchor="_Ref_vohs2007spent" w:history="1">
+        <w:r>
+          <w:t>Vohs dan Faber, 2007</w:t>
+        </w:r>
+      </w:hyperlink>
+      <w:r>
+        <w:rPr>
+          <w:rFonts w:cs="Times New Roman"/>
+        </w:rPr>
+        <w:t xml:space="preserve">) dan model pertentangan internal </w:t>
       </w:r>
       <w:r>
         <w:rPr>
@@ -12665,7 +13907,18 @@
         <w:rPr>
           <w:rFonts w:cs="Times New Roman"/>
         </w:rPr>
-        <w:t xml:space="preserve"> (Thaler dan Shefrin, 1981), variabel yang paling tepat bertindak sebagai benteng pertahanan psikologis adalah </w:t>
+        <w:t xml:space="preserve"> </w:t>
+      </w:r>
+      <w:hyperlink w:anchor="_Ref_thaler1981economic" w:history="1">
+        <w:r>
+          <w:t>(Thaler dan Shefrin, 1981)</w:t>
+        </w:r>
+      </w:hyperlink>
+      <w:r>
+        <w:rPr>
+          <w:rFonts w:cs="Times New Roman"/>
+        </w:rPr>
+        <w:t xml:space="preserve">, variabel yang paling tepat bertindak sebagai benteng pertahanan psikologis adalah </w:t>
       </w:r>
       <w:r>
         <w:rPr>
@@ -12699,33 +13952,55 @@
         <w:rPr>
           <w:rFonts w:cs="Times New Roman"/>
         </w:rPr>
-        <w:t xml:space="preserve">), dan mengarahkan tindakan agar selaras dengan tujuan keuangan jangka panjang (Tangney </w:t>
-      </w:r>
-      <w:r>
-        <w:rPr>
-          <w:rFonts w:cs="Times New Roman"/>
-          <w:i/>
-        </w:rPr>
-        <w:t>et al.</w:t>
-      </w:r>
-      <w:r>
-        <w:rPr>
-          <w:rFonts w:cs="Times New Roman"/>
-        </w:rPr>
-        <w:t xml:space="preserve">., 2004; Sultan </w:t>
-      </w:r>
-      <w:r>
-        <w:rPr>
-          <w:rFonts w:cs="Times New Roman"/>
-          <w:i/>
-        </w:rPr>
-        <w:t>et al.</w:t>
-      </w:r>
-      <w:r>
-        <w:rPr>
-          <w:rFonts w:cs="Times New Roman"/>
-        </w:rPr>
-        <w:t xml:space="preserve">., 2012). Meskipun konsumen merasakan rangsangan hedonis tinggi, desakan kelengkapan binder yang mendesak, serta iming-iming keuntungan spekulasi pasar, dorongan tersebut diprediksi </w:t>
+        <w:t>), dan mengarahkan tindakan agar selaras dengan tujuan keuangan jangka panjang (</w:t>
+      </w:r>
+      <w:hyperlink w:anchor="_Ref_tangney2004high" w:history="1">
+        <w:r>
+          <w:t xml:space="preserve">Tangney </w:t>
+        </w:r>
+        <w:r>
+          <w:rPr>
+            <w:rFonts w:cs="Times New Roman"/>
+            <w:i/>
+          </w:rPr>
+          <w:t>et al.</w:t>
+        </w:r>
+        <w:r>
+          <w:rPr>
+            <w:rFonts w:cs="Times New Roman"/>
+          </w:rPr>
+          <w:t>, 2004</w:t>
+        </w:r>
+      </w:hyperlink>
+      <w:r>
+        <w:rPr>
+          <w:rFonts w:cs="Times New Roman"/>
+        </w:rPr>
+        <w:t xml:space="preserve">; </w:t>
+      </w:r>
+      <w:hyperlink w:anchor="_Ref_sultan2012building" w:history="1">
+        <w:r>
+          <w:t xml:space="preserve">Sultan </w:t>
+        </w:r>
+        <w:r>
+          <w:rPr>
+            <w:rFonts w:cs="Times New Roman"/>
+            <w:i/>
+          </w:rPr>
+          <w:t>et al.</w:t>
+        </w:r>
+        <w:r>
+          <w:rPr>
+            <w:rFonts w:cs="Times New Roman"/>
+          </w:rPr>
+          <w:t>, 2012</w:t>
+        </w:r>
+      </w:hyperlink>
+      <w:r>
+        <w:rPr>
+          <w:rFonts w:cs="Times New Roman"/>
+        </w:rPr>
+        <w:t xml:space="preserve">). Meskipun konsumen merasakan rangsangan hedonis tinggi, desakan kelengkapan binder yang mendesak, serta iming-iming keuntungan spekulasi pasar, dorongan tersebut diprediksi </w:t>
       </w:r>
       <w:r>
         <w:rPr>
@@ -12753,7 +14028,29 @@
         <w:rPr>
           <w:rFonts w:cs="Times New Roman"/>
         </w:rPr>
-        <w:t xml:space="preserve"> apabila konsumen memiliki kapasitas kontrol diri yang kokoh (Apidana dan Kholifah, 2022; Lienardy dan Panasea, 2024).</w:t>
+        <w:t xml:space="preserve"> apabila konsumen memiliki kapasitas kontrol diri yang kokoh (</w:t>
+      </w:r>
+      <w:hyperlink w:anchor="_Ref_apidana2022peran" w:history="1">
+        <w:r>
+          <w:t>Apidana dan Kholifah, 2022</w:t>
+        </w:r>
+      </w:hyperlink>
+      <w:r>
+        <w:rPr>
+          <w:rFonts w:cs="Times New Roman"/>
+        </w:rPr>
+        <w:t xml:space="preserve">; </w:t>
+      </w:r>
+      <w:hyperlink w:anchor="_Ref_lienardy2024role" w:history="1">
+        <w:r>
+          <w:t>Lienardy dan Panasea, 2024</w:t>
+        </w:r>
+      </w:hyperlink>
+      <w:r>
+        <w:rPr>
+          <w:rFonts w:cs="Times New Roman"/>
+        </w:rPr>
+        <w:t>).</w:t>
       </w:r>
     </w:p>
     <w:p>
@@ -12862,7 +14159,7 @@
         <w:pStyle w:val="Heading2"/>
         <w:outlineLvl w:val="1"/>
       </w:pPr>
-      <w:bookmarkStart w:id="14" w:name="_Toc240488112"/>
+      <w:bookmarkStart w:id="14" w:name="_Toc240491713"/>
       <w:r>
         <w:rPr>
           <w:rFonts w:ascii="Times New Roman" w:hAnsi="Times New Roman"/>
@@ -12870,7 +14167,6 @@
           <w:color w:val="000000"/>
           <w:sz w:val="24"/>
         </w:rPr>
-        <w:lastRenderedPageBreak/>
         <w:t>1.2 Perumusan Masalah</w:t>
       </w:r>
       <w:bookmarkEnd w:id="14"/>
@@ -12958,6 +14254,7 @@
           <w:rFonts w:cs="Times New Roman"/>
           <w:b/>
         </w:rPr>
+        <w:lastRenderedPageBreak/>
         <w:t xml:space="preserve">•  </w:t>
       </w:r>
       <w:r>
@@ -13286,7 +14583,7 @@
         <w:pStyle w:val="Heading2"/>
         <w:outlineLvl w:val="1"/>
       </w:pPr>
-      <w:bookmarkStart w:id="15" w:name="_Toc240488113"/>
+      <w:bookmarkStart w:id="15" w:name="_Toc240491714"/>
       <w:r>
         <w:rPr>
           <w:rFonts w:ascii="Times New Roman" w:hAnsi="Times New Roman"/>
@@ -13571,7 +14868,6 @@
           <w:rFonts w:cs="Times New Roman"/>
           <w:b/>
         </w:rPr>
-        <w:lastRenderedPageBreak/>
         <w:t xml:space="preserve">•  </w:t>
       </w:r>
       <w:r>
@@ -13710,7 +15006,7 @@
         <w:pStyle w:val="Heading2"/>
         <w:outlineLvl w:val="1"/>
       </w:pPr>
-      <w:bookmarkStart w:id="16" w:name="_Toc240488114"/>
+      <w:bookmarkStart w:id="16" w:name="_Toc240491715"/>
       <w:r>
         <w:rPr>
           <w:rFonts w:ascii="Times New Roman" w:hAnsi="Times New Roman"/>
@@ -13718,6 +15014,7 @@
           <w:color w:val="000000"/>
           <w:sz w:val="24"/>
         </w:rPr>
+        <w:lastRenderedPageBreak/>
         <w:t>1.4 Manfaat Penelitian</w:t>
       </w:r>
       <w:bookmarkEnd w:id="16"/>
@@ -13740,7 +15037,7 @@
         <w:pStyle w:val="Heading3"/>
         <w:outlineLvl w:val="2"/>
       </w:pPr>
-      <w:bookmarkStart w:id="17" w:name="_Toc240488115"/>
+      <w:bookmarkStart w:id="17" w:name="_Toc240491716"/>
       <w:r>
         <w:rPr>
           <w:rFonts w:ascii="Times New Roman" w:hAnsi="Times New Roman"/>
@@ -13804,7 +15101,18 @@
         <w:rPr>
           <w:rFonts w:cs="Times New Roman"/>
         </w:rPr>
-        <w:t>), khususnya dalam menjelaskan bagaimana motif spekulasi finansial, bias perilaku investor muda (Colline, 2024), dan bias kognitif koleksi berinteraksi memicu keputusan pembelian impulsif.</w:t>
+        <w:t xml:space="preserve">), khususnya dalam menjelaskan bagaimana motif spekulasi finansial, bias perilaku investor muda </w:t>
+      </w:r>
+      <w:hyperlink w:anchor="_Ref_colline2024biases" w:history="1">
+        <w:r>
+          <w:t>(Colline, 2024)</w:t>
+        </w:r>
+      </w:hyperlink>
+      <w:r>
+        <w:rPr>
+          <w:rFonts w:cs="Times New Roman"/>
+        </w:rPr>
+        <w:t>, dan bias kognitif koleksi berinteraksi memicu keputusan pembelian impulsif.</w:t>
       </w:r>
     </w:p>
     <w:p>
@@ -13859,20 +15167,53 @@
         <w:rPr>
           <w:rFonts w:cs="Times New Roman"/>
         </w:rPr>
-        <w:t xml:space="preserve">) dalam memoderasi dan meredam dorongan belanja spontan pada barang-barang berkategori kesenangan dan spekulasi hobi (Sultan </w:t>
-      </w:r>
-      <w:r>
-        <w:rPr>
-          <w:rFonts w:cs="Times New Roman"/>
-          <w:i/>
-        </w:rPr>
-        <w:t>et al.</w:t>
-      </w:r>
-      <w:r>
-        <w:rPr>
-          <w:rFonts w:cs="Times New Roman"/>
-        </w:rPr>
-        <w:t>., 2012; Apidana dan Kholifah, 2022; Lienardy dan Panasea, 2024).</w:t>
+        <w:t>) dalam memoderasi dan meredam dorongan belanja spontan pada barang-barang berkategori kesenangan dan spekulasi hobi (</w:t>
+      </w:r>
+      <w:hyperlink w:anchor="_Ref_sultan2012building" w:history="1">
+        <w:r>
+          <w:t xml:space="preserve">Sultan </w:t>
+        </w:r>
+        <w:r>
+          <w:rPr>
+            <w:rFonts w:cs="Times New Roman"/>
+            <w:i/>
+          </w:rPr>
+          <w:t>et al.</w:t>
+        </w:r>
+        <w:r>
+          <w:rPr>
+            <w:rFonts w:cs="Times New Roman"/>
+          </w:rPr>
+          <w:t>, 2012</w:t>
+        </w:r>
+      </w:hyperlink>
+      <w:r>
+        <w:rPr>
+          <w:rFonts w:cs="Times New Roman"/>
+        </w:rPr>
+        <w:t xml:space="preserve">; </w:t>
+      </w:r>
+      <w:hyperlink w:anchor="_Ref_apidana2022peran" w:history="1">
+        <w:r>
+          <w:t>Apidana dan Kholifah, 2022</w:t>
+        </w:r>
+      </w:hyperlink>
+      <w:r>
+        <w:rPr>
+          <w:rFonts w:cs="Times New Roman"/>
+        </w:rPr>
+        <w:t xml:space="preserve">; </w:t>
+      </w:r>
+      <w:hyperlink w:anchor="_Ref_lienardy2024role" w:history="1">
+        <w:r>
+          <w:t>Lienardy dan Panasea, 2024</w:t>
+        </w:r>
+      </w:hyperlink>
+      <w:r>
+        <w:rPr>
+          <w:rFonts w:cs="Times New Roman"/>
+        </w:rPr>
+        <w:t>).</w:t>
       </w:r>
     </w:p>
     <w:p>
@@ -13920,7 +15261,7 @@
         <w:pStyle w:val="Heading3"/>
         <w:outlineLvl w:val="2"/>
       </w:pPr>
-      <w:bookmarkStart w:id="18" w:name="_Toc240488116"/>
+      <w:bookmarkStart w:id="18" w:name="_Toc240491717"/>
       <w:r>
         <w:rPr>
           <w:rFonts w:ascii="Times New Roman" w:hAnsi="Times New Roman"/>
@@ -13956,14 +15297,7 @@
         <w:rPr>
           <w:rFonts w:cs="Times New Roman"/>
         </w:rPr>
-        <w:t xml:space="preserve"> Memberikan kesadaran kritis dan evaluasi diri bagi para kolektor (khususnya mahasiswa dan generasi muda) agar lebih mengenali bias emosional dan ilusi spekulasi </w:t>
-      </w:r>
-      <w:r>
-        <w:rPr>
-          <w:rFonts w:cs="Times New Roman"/>
-        </w:rPr>
-        <w:lastRenderedPageBreak/>
-        <w:t>finansial dalam hobi kartu, sehingga mampu mengoptimalkan kontrol diri dan menjaga kesehatan keuangan pribadi.</w:t>
+        <w:t xml:space="preserve"> Memberikan kesadaran kritis dan evaluasi diri bagi para kolektor (khususnya mahasiswa dan generasi muda) agar lebih mengenali bias emosional dan ilusi spekulasi finansial dalam hobi kartu, sehingga mampu mengoptimalkan kontrol diri dan menjaga kesehatan keuangan pribadi.</w:t>
       </w:r>
     </w:p>
     <w:p>
@@ -14019,6 +15353,7 @@
           <w:rFonts w:cs="Times New Roman"/>
           <w:b/>
         </w:rPr>
+        <w:lastRenderedPageBreak/>
         <w:t xml:space="preserve">•  </w:t>
       </w:r>
       <w:r>
@@ -14072,7 +15407,7 @@
         <w:pStyle w:val="Heading1"/>
         <w:outlineLvl w:val="0"/>
       </w:pPr>
-      <w:bookmarkStart w:id="19" w:name="_Toc240488117"/>
+      <w:bookmarkStart w:id="19" w:name="_Toc240491718"/>
       <w:r>
         <w:rPr>
           <w:rFonts w:ascii="Times New Roman" w:hAnsi="Times New Roman"/>
@@ -14090,7 +15425,7 @@
         <w:pStyle w:val="Heading2"/>
         <w:outlineLvl w:val="1"/>
       </w:pPr>
-      <w:bookmarkStart w:id="20" w:name="_Toc240488118"/>
+      <w:bookmarkStart w:id="20" w:name="_Toc240491719"/>
       <w:r>
         <w:rPr>
           <w:rFonts w:ascii="Times New Roman" w:hAnsi="Times New Roman"/>
@@ -14107,7 +15442,7 @@
         <w:pStyle w:val="Heading3"/>
         <w:outlineLvl w:val="2"/>
       </w:pPr>
-      <w:bookmarkStart w:id="21" w:name="_Toc240488119"/>
+      <w:bookmarkStart w:id="21" w:name="_Toc240491720"/>
       <w:r>
         <w:rPr>
           <w:rFonts w:ascii="Times New Roman" w:hAnsi="Times New Roman"/>
@@ -14202,7 +15537,29 @@
         <w:rPr>
           <w:rFonts w:cs="Times New Roman"/>
         </w:rPr>
-        <w:t>) yang selalu memaksimalkan utilitas dan memproses informasi secara efisien (Fama, 1970). Namun, Simon (1955) mengemukakan konsep rasionalitas terbatas (</w:t>
+        <w:t xml:space="preserve">) yang selalu memaksimalkan utilitas dan memproses informasi secara efisien </w:t>
+      </w:r>
+      <w:hyperlink w:anchor="_Ref_fama1970efficient" w:history="1">
+        <w:r>
+          <w:t>(Fama, 1970)</w:t>
+        </w:r>
+      </w:hyperlink>
+      <w:r>
+        <w:rPr>
+          <w:rFonts w:cs="Times New Roman"/>
+        </w:rPr>
+        <w:t xml:space="preserve">. Namun, </w:t>
+      </w:r>
+      <w:hyperlink w:anchor="_Ref_simon1955behavioral" w:history="1">
+        <w:r>
+          <w:t>Simon (1955)</w:t>
+        </w:r>
+      </w:hyperlink>
+      <w:r>
+        <w:rPr>
+          <w:rFonts w:cs="Times New Roman"/>
+        </w:rPr>
+        <w:t xml:space="preserve"> mengemukakan konsep rasionalitas terbatas (</w:t>
       </w:r>
       <w:r>
         <w:rPr>
@@ -14237,11 +15594,19 @@
         <w:ind w:firstLine="709"/>
         <w:jc w:val="both"/>
       </w:pPr>
-      <w:r>
-        <w:rPr>
-          <w:rFonts w:cs="Times New Roman"/>
-        </w:rPr>
-        <w:t xml:space="preserve">Kahneman dan Tversky (1979) melalui </w:t>
+      <w:hyperlink w:anchor="_Ref_kahneman1979prospect" w:history="1">
+        <w:r>
+          <w:rPr>
+            <w:rFonts w:cs="Times New Roman"/>
+          </w:rPr>
+          <w:t>Kahneman dan Tversky (1979)</w:t>
+        </w:r>
+      </w:hyperlink>
+      <w:r>
+        <w:rPr>
+          <w:rFonts w:cs="Times New Roman"/>
+        </w:rPr>
+        <w:t xml:space="preserve"> melalui </w:t>
       </w:r>
       <w:r>
         <w:rPr>
@@ -14293,7 +15658,18 @@
         <w:rPr>
           <w:rFonts w:cs="Times New Roman"/>
         </w:rPr>
-        <w:t xml:space="preserve">). Shiller (2000) dalam </w:t>
+        <w:t xml:space="preserve">). </w:t>
+      </w:r>
+      <w:hyperlink w:anchor="_Ref_shiller2000irrational" w:history="1">
+        <w:r>
+          <w:t>Shiller (2000)</w:t>
+        </w:r>
+      </w:hyperlink>
+      <w:r>
+        <w:rPr>
+          <w:rFonts w:cs="Times New Roman"/>
+        </w:rPr>
+        <w:t xml:space="preserve"> dalam </w:t>
       </w:r>
       <w:r>
         <w:rPr>
@@ -14332,7 +15708,29 @@
         <w:rPr>
           <w:rFonts w:cs="Times New Roman"/>
         </w:rPr>
-        <w:t xml:space="preserve">) di mana harga aset melonjak jauh melampaui nilai fundamentalnya. Selanjutnya, Thaler (1985) dan Thaler dan Shefrin (1981) memperkenalkan konsep </w:t>
+        <w:t xml:space="preserve">) di mana harga aset melonjak jauh melampaui nilai fundamentalnya. Selanjutnya, </w:t>
+      </w:r>
+      <w:hyperlink w:anchor="_Ref_thaler1985mental" w:history="1">
+        <w:r>
+          <w:t>Thaler (1985)</w:t>
+        </w:r>
+      </w:hyperlink>
+      <w:r>
+        <w:rPr>
+          <w:rFonts w:cs="Times New Roman"/>
+        </w:rPr>
+        <w:t xml:space="preserve"> dan </w:t>
+      </w:r>
+      <w:hyperlink w:anchor="_Ref_thaler1981economic" w:history="1">
+        <w:r>
+          <w:t>Thaler dan Shefrin (1981)</w:t>
+        </w:r>
+      </w:hyperlink>
+      <w:r>
+        <w:rPr>
+          <w:rFonts w:cs="Times New Roman"/>
+        </w:rPr>
+        <w:t xml:space="preserve"> memperkenalkan konsep </w:t>
       </w:r>
       <w:r>
         <w:rPr>
@@ -14431,7 +15829,7 @@
         <w:pStyle w:val="Heading3"/>
         <w:outlineLvl w:val="2"/>
       </w:pPr>
-      <w:bookmarkStart w:id="22" w:name="_Toc240488120"/>
+      <w:bookmarkStart w:id="22" w:name="_Toc240491721"/>
       <w:r>
         <w:rPr>
           <w:rFonts w:ascii="Times New Roman" w:hAnsi="Times New Roman"/>
@@ -14486,7 +15884,18 @@
         <w:rPr>
           <w:rFonts w:cs="Times New Roman"/>
         </w:rPr>
-        <w:t xml:space="preserve"> (S-O-R) yang dikembangkan oleh Mehrabian dan Russell (1974). Model ini menjelaskan bahwa pemicu lingkungan eksternal (</w:t>
+        <w:t xml:space="preserve"> (S-O-R) yang dikembangkan oleh </w:t>
+      </w:r>
+      <w:hyperlink w:anchor="_Ref_mehrabian1974approach" w:history="1">
+        <w:r>
+          <w:t>Mehrabian dan Russell (1974)</w:t>
+        </w:r>
+      </w:hyperlink>
+      <w:r>
+        <w:rPr>
+          <w:rFonts w:cs="Times New Roman"/>
+        </w:rPr>
+        <w:t>. Model ini menjelaskan bahwa pemicu lingkungan eksternal (</w:t>
       </w:r>
       <w:r>
         <w:rPr>
@@ -14770,7 +16179,7 @@
         <w:pStyle w:val="Heading3"/>
         <w:outlineLvl w:val="2"/>
       </w:pPr>
-      <w:bookmarkStart w:id="23" w:name="_Toc240488121"/>
+      <w:bookmarkStart w:id="23" w:name="_Toc240491722"/>
       <w:r>
         <w:rPr>
           <w:rFonts w:ascii="Times New Roman" w:hAnsi="Times New Roman"/>
@@ -14802,7 +16211,18 @@
         <w:rPr>
           <w:rFonts w:cs="Times New Roman"/>
         </w:rPr>
-        <w:t xml:space="preserve">Mengoleksi adalah bentuk konsumsi aktif dan penuh gairah yang didorong oleh kebutuhan psikologis akan keteraturan dan pencapaian (Belk, 1995). Dorongan ini berakar pada </w:t>
+        <w:t xml:space="preserve">Mengoleksi adalah bentuk konsumsi aktif dan penuh gairah yang didorong oleh kebutuhan psikologis akan keteraturan dan pencapaian </w:t>
+      </w:r>
+      <w:hyperlink w:anchor="_Ref_belk1995collecting" w:history="1">
+        <w:r>
+          <w:t>(Belk, 1995)</w:t>
+        </w:r>
+      </w:hyperlink>
+      <w:r>
+        <w:rPr>
+          <w:rFonts w:cs="Times New Roman"/>
+        </w:rPr>
+        <w:t xml:space="preserve">. Dorongan ini berakar pada </w:t>
       </w:r>
       <w:r>
         <w:rPr>
@@ -14815,7 +16235,18 @@
         <w:rPr>
           <w:rFonts w:cs="Times New Roman"/>
         </w:rPr>
-        <w:t xml:space="preserve"> (Zeigarnik, 1927), di mana tugas atau susunan yang belum lengkap menghasilkan ketegangan kognitif internal (</w:t>
+        <w:t xml:space="preserve"> </w:t>
+      </w:r>
+      <w:hyperlink w:anchor="_Ref_zeigarnik1927behalten" w:history="1">
+        <w:r>
+          <w:t>(Zeigarnik, 1927)</w:t>
+        </w:r>
+      </w:hyperlink>
+      <w:r>
+        <w:rPr>
+          <w:rFonts w:cs="Times New Roman"/>
+        </w:rPr>
+        <w:t>, di mana tugas atau susunan yang belum lengkap menghasilkan ketegangan kognitif internal (</w:t>
       </w:r>
       <w:r>
         <w:rPr>
@@ -14841,20 +16272,31 @@
         <w:rPr>
           <w:rFonts w:cs="Times New Roman"/>
         </w:rPr>
-        <w:t xml:space="preserve">). Gao </w:t>
-      </w:r>
-      <w:r>
-        <w:rPr>
-          <w:rFonts w:cs="Times New Roman"/>
-          <w:i/>
-        </w:rPr>
-        <w:t>et al.</w:t>
-      </w:r>
-      <w:r>
-        <w:rPr>
-          <w:rFonts w:cs="Times New Roman"/>
-        </w:rPr>
-        <w:t xml:space="preserve">. (2014) dalam studi seminalnya di </w:t>
+        <w:t xml:space="preserve">). </w:t>
+      </w:r>
+      <w:hyperlink w:anchor="_Ref_gao2014completing" w:history="1">
+        <w:r>
+          <w:t xml:space="preserve">Gao </w:t>
+        </w:r>
+        <w:r>
+          <w:rPr>
+            <w:rFonts w:cs="Times New Roman"/>
+            <w:i/>
+          </w:rPr>
+          <w:t>et al.</w:t>
+        </w:r>
+        <w:r>
+          <w:rPr>
+            <w:rFonts w:cs="Times New Roman"/>
+          </w:rPr>
+          <w:t xml:space="preserve"> (2014)</w:t>
+        </w:r>
+      </w:hyperlink>
+      <w:r>
+        <w:rPr>
+          <w:rFonts w:cs="Times New Roman"/>
+        </w:rPr>
+        <w:t xml:space="preserve"> dalam studi seminalnya di </w:t>
       </w:r>
       <w:r>
         <w:rPr>
@@ -14881,20 +16323,31 @@
         <w:rPr>
           <w:rFonts w:cs="Times New Roman"/>
         </w:rPr>
-        <w:t xml:space="preserve">, membuktikan bahwa motivasi konsumen mengakuisisi barang melonjak drastis saat set mendekati kelengkapan. Barasz </w:t>
-      </w:r>
-      <w:r>
-        <w:rPr>
-          <w:rFonts w:cs="Times New Roman"/>
-          <w:i/>
-        </w:rPr>
-        <w:t>et al.</w:t>
-      </w:r>
-      <w:r>
-        <w:rPr>
-          <w:rFonts w:cs="Times New Roman"/>
-        </w:rPr>
-        <w:t xml:space="preserve">. (2017) memperkuat temuan ini melalui konsep </w:t>
+        <w:t xml:space="preserve">, membuktikan bahwa motivasi konsumen mengakuisisi barang melonjak drastis saat set mendekati kelengkapan. </w:t>
+      </w:r>
+      <w:hyperlink w:anchor="_Ref_barasz2017pseudo" w:history="1">
+        <w:r>
+          <w:t xml:space="preserve">Barasz </w:t>
+        </w:r>
+        <w:r>
+          <w:rPr>
+            <w:rFonts w:cs="Times New Roman"/>
+            <w:i/>
+          </w:rPr>
+          <w:t>et al.</w:t>
+        </w:r>
+        <w:r>
+          <w:rPr>
+            <w:rFonts w:cs="Times New Roman"/>
+          </w:rPr>
+          <w:t xml:space="preserve"> (2017)</w:t>
+        </w:r>
+      </w:hyperlink>
+      <w:r>
+        <w:rPr>
+          <w:rFonts w:cs="Times New Roman"/>
+        </w:rPr>
+        <w:t xml:space="preserve"> memperkuat temuan ini melalui konsep </w:t>
       </w:r>
       <w:r>
         <w:rPr>
@@ -14916,7 +16369,7 @@
         <w:pStyle w:val="Heading3"/>
         <w:outlineLvl w:val="2"/>
       </w:pPr>
-      <w:bookmarkStart w:id="24" w:name="_Toc240488122"/>
+      <w:bookmarkStart w:id="24" w:name="_Toc240491723"/>
       <w:r>
         <w:rPr>
           <w:rFonts w:ascii="Times New Roman" w:hAnsi="Times New Roman"/>
@@ -14958,7 +16411,29 @@
         <w:rPr>
           <w:rFonts w:cs="Times New Roman"/>
         </w:rPr>
-        <w:t>Teori regulasi diri (Baumeister, 2002) menjelaskan bagaimana individu mengendalikan dorongan instingtual demi tujuan jangka panjang. Vohs dan Faber (2007) membuktikan bahwa penipisan kontrol diri secara langsung menyebabkan kegagalan menahan impuls belanja. Sebaliknya, individu dengan kontrol diri yang kuat (</w:t>
+        <w:t xml:space="preserve">Teori regulasi diri </w:t>
+      </w:r>
+      <w:hyperlink w:anchor="_Ref_baumeister2002yield" w:history="1">
+        <w:r>
+          <w:t>(Baumeister, 2002)</w:t>
+        </w:r>
+      </w:hyperlink>
+      <w:r>
+        <w:rPr>
+          <w:rFonts w:cs="Times New Roman"/>
+        </w:rPr>
+        <w:t xml:space="preserve"> menjelaskan bagaimana individu mengendalikan dorongan instingtual demi tujuan jangka panjang. </w:t>
+      </w:r>
+      <w:hyperlink w:anchor="_Ref_vohs2007spent" w:history="1">
+        <w:r>
+          <w:t>Vohs dan Faber (2007)</w:t>
+        </w:r>
+      </w:hyperlink>
+      <w:r>
+        <w:rPr>
+          <w:rFonts w:cs="Times New Roman"/>
+        </w:rPr>
+        <w:t xml:space="preserve"> membuktikan bahwa penipisan kontrol diri secara langsung menyebabkan kegagalan menahan impuls belanja. Sebaliknya, individu dengan kontrol diri yang kuat (</w:t>
       </w:r>
       <w:r>
         <w:rPr>
@@ -14984,20 +16459,31 @@
         <w:rPr>
           <w:rFonts w:cs="Times New Roman"/>
         </w:rPr>
-        <w:t xml:space="preserve">) (Tangney </w:t>
-      </w:r>
-      <w:r>
-        <w:rPr>
-          <w:rFonts w:cs="Times New Roman"/>
-          <w:i/>
-        </w:rPr>
-        <w:t>et al.</w:t>
-      </w:r>
-      <w:r>
-        <w:rPr>
-          <w:rFonts w:cs="Times New Roman"/>
-        </w:rPr>
-        <w:t>., 2004).</w:t>
+        <w:t xml:space="preserve">) </w:t>
+      </w:r>
+      <w:hyperlink w:anchor="_Ref_tangney2004high" w:history="1">
+        <w:r>
+          <w:t xml:space="preserve">(Tangney </w:t>
+        </w:r>
+        <w:r>
+          <w:rPr>
+            <w:rFonts w:cs="Times New Roman"/>
+            <w:i/>
+          </w:rPr>
+          <w:t>et al.</w:t>
+        </w:r>
+        <w:r>
+          <w:rPr>
+            <w:rFonts w:cs="Times New Roman"/>
+          </w:rPr>
+          <w:t>, 2004)</w:t>
+        </w:r>
+      </w:hyperlink>
+      <w:r>
+        <w:rPr>
+          <w:rFonts w:cs="Times New Roman"/>
+        </w:rPr>
+        <w:t>.</w:t>
       </w:r>
     </w:p>
     <w:p>
@@ -15005,7 +16491,7 @@
         <w:pStyle w:val="Heading2"/>
         <w:outlineLvl w:val="1"/>
       </w:pPr>
-      <w:bookmarkStart w:id="25" w:name="_Toc240488123"/>
+      <w:bookmarkStart w:id="25" w:name="_Toc240491724"/>
       <w:r>
         <w:rPr>
           <w:rFonts w:ascii="Times New Roman" w:hAnsi="Times New Roman"/>
@@ -15022,7 +16508,7 @@
         <w:pStyle w:val="Heading3"/>
         <w:outlineLvl w:val="2"/>
       </w:pPr>
-      <w:bookmarkStart w:id="26" w:name="_Toc240488124"/>
+      <w:bookmarkStart w:id="26" w:name="_Toc240491725"/>
       <w:r>
         <w:rPr>
           <w:rFonts w:ascii="Times New Roman" w:hAnsi="Times New Roman"/>
@@ -15082,20 +16568,75 @@
         <w:rPr>
           <w:rFonts w:cs="Times New Roman"/>
         </w:rPr>
-        <w:t xml:space="preserve">Pembelian impulsif didefinisikan sebagai dorongan belanja mendadak, kuat, dan persisten untuk segera bertransaksi tanpa adanya deliberasi kognitif sadar sebelumnya mengenai konsekuensi pengeluaran (Stern, 1962; Rook, 1987; Rook dan Fisher, 1995). Verplanken dan Herabadi (2001) mengidentifikasi dua dimensi utama: (1) dimensi kognitif (ketiadaan perencanaan dan pengabaian anggaran); dan (2) dimensi afektif (luapan kegembiraan dan dorongan emosional tak tertahankan). Amos </w:t>
-      </w:r>
-      <w:r>
-        <w:rPr>
-          <w:rFonts w:cs="Times New Roman"/>
-          <w:i/>
-        </w:rPr>
-        <w:t>et al.</w:t>
-      </w:r>
-      <w:r>
-        <w:rPr>
-          <w:rFonts w:cs="Times New Roman"/>
-        </w:rPr>
-        <w:t>. (2014) menegaskan bahwa pembelian impulsif dipicu oleh konvergensi stimulus afektif, faktor kognitif internal, dan situasi pasar.</w:t>
+        <w:t>Pembelian impulsif didefinisikan sebagai dorongan belanja mendadak, kuat, dan persisten untuk segera bertransaksi tanpa adanya deliberasi kognitif sadar sebelumnya mengenai konsekuensi pengeluaran (</w:t>
+      </w:r>
+      <w:hyperlink w:anchor="_Ref_stern1962significance" w:history="1">
+        <w:r>
+          <w:t>Stern, 1962</w:t>
+        </w:r>
+      </w:hyperlink>
+      <w:r>
+        <w:rPr>
+          <w:rFonts w:cs="Times New Roman"/>
+        </w:rPr>
+        <w:t xml:space="preserve">; </w:t>
+      </w:r>
+      <w:hyperlink w:anchor="_Ref_rook1987buying" w:history="1">
+        <w:r>
+          <w:t>Rook, 1987</w:t>
+        </w:r>
+      </w:hyperlink>
+      <w:r>
+        <w:rPr>
+          <w:rFonts w:cs="Times New Roman"/>
+        </w:rPr>
+        <w:t xml:space="preserve">; </w:t>
+      </w:r>
+      <w:hyperlink w:anchor="_Ref_rook1995normative" w:history="1">
+        <w:r>
+          <w:t>Rook dan Fisher, 1995</w:t>
+        </w:r>
+      </w:hyperlink>
+      <w:r>
+        <w:rPr>
+          <w:rFonts w:cs="Times New Roman"/>
+        </w:rPr>
+        <w:t xml:space="preserve">). </w:t>
+      </w:r>
+      <w:hyperlink w:anchor="_Ref_verplanken2001individual" w:history="1">
+        <w:r>
+          <w:t>Verplanken dan Herabadi (2001)</w:t>
+        </w:r>
+      </w:hyperlink>
+      <w:r>
+        <w:rPr>
+          <w:rFonts w:cs="Times New Roman"/>
+        </w:rPr>
+        <w:t xml:space="preserve"> mengidentifikasi dua dimensi utama: (1) dimensi kognitif (ketiadaan perencanaan dan pengabaian anggaran); dan (2) dimensi afektif (luapan kegembiraan dan dorongan emosional tak tertahankan). </w:t>
+      </w:r>
+      <w:hyperlink w:anchor="_Ref_amos2014meta" w:history="1">
+        <w:r>
+          <w:t xml:space="preserve">Amos </w:t>
+        </w:r>
+        <w:r>
+          <w:rPr>
+            <w:rFonts w:cs="Times New Roman"/>
+            <w:i/>
+          </w:rPr>
+          <w:t>et al.</w:t>
+        </w:r>
+        <w:r>
+          <w:rPr>
+            <w:rFonts w:cs="Times New Roman"/>
+          </w:rPr>
+          <w:t xml:space="preserve"> (2014)</w:t>
+        </w:r>
+      </w:hyperlink>
+      <w:r>
+        <w:rPr>
+          <w:rFonts w:cs="Times New Roman"/>
+        </w:rPr>
+        <w:t xml:space="preserve"> menegaskan bahwa pembelian impulsif dipicu oleh konvergensi stimulus afektif, faktor kognitif internal, dan situasi pasar.</w:t>
       </w:r>
     </w:p>
     <w:p>
@@ -15103,7 +16644,7 @@
         <w:pStyle w:val="Heading3"/>
         <w:outlineLvl w:val="2"/>
       </w:pPr>
-      <w:bookmarkStart w:id="27" w:name="_Toc240488125"/>
+      <w:bookmarkStart w:id="27" w:name="_Toc240491726"/>
       <w:r>
         <w:rPr>
           <w:rFonts w:ascii="Times New Roman" w:hAnsi="Times New Roman"/>
@@ -15163,20 +16704,53 @@
         <w:rPr>
           <w:rFonts w:cs="Times New Roman"/>
         </w:rPr>
-        <w:t xml:space="preserve">Motivasi hedonis merujuk pada dorongan berbelanja demi kesenangan emosional, hiburan, dan pengalaman multisensori, bukan semata kegunaan utiliter (Hirschman dan Holbrook, 1982; Babin </w:t>
-      </w:r>
-      <w:r>
-        <w:rPr>
-          <w:rFonts w:cs="Times New Roman"/>
-          <w:i/>
-        </w:rPr>
-        <w:t>et al.</w:t>
-      </w:r>
-      <w:r>
-        <w:rPr>
-          <w:rFonts w:cs="Times New Roman"/>
-        </w:rPr>
-        <w:t xml:space="preserve">., 1994). Arnold dan Reynolds (2003) merumuskan enam dimensi motivasi hedonis, di mana dimensi </w:t>
+        <w:t>Motivasi hedonis merujuk pada dorongan berbelanja demi kesenangan emosional, hiburan, dan pengalaman multisensori, bukan semata kegunaan utiliter (</w:t>
+      </w:r>
+      <w:hyperlink w:anchor="_Ref_hirschman1982hedonic" w:history="1">
+        <w:r>
+          <w:t>Hirschman dan Holbrook, 1982</w:t>
+        </w:r>
+      </w:hyperlink>
+      <w:r>
+        <w:rPr>
+          <w:rFonts w:cs="Times New Roman"/>
+        </w:rPr>
+        <w:t xml:space="preserve">; </w:t>
+      </w:r>
+      <w:hyperlink w:anchor="_Ref_babin1994work" w:history="1">
+        <w:r>
+          <w:t xml:space="preserve">Babin </w:t>
+        </w:r>
+        <w:r>
+          <w:rPr>
+            <w:rFonts w:cs="Times New Roman"/>
+            <w:i/>
+          </w:rPr>
+          <w:t>et al.</w:t>
+        </w:r>
+        <w:r>
+          <w:rPr>
+            <w:rFonts w:cs="Times New Roman"/>
+          </w:rPr>
+          <w:t>, 1994</w:t>
+        </w:r>
+      </w:hyperlink>
+      <w:r>
+        <w:rPr>
+          <w:rFonts w:cs="Times New Roman"/>
+        </w:rPr>
+        <w:t xml:space="preserve">). </w:t>
+      </w:r>
+      <w:hyperlink w:anchor="_Ref_arnold2003hedonic" w:history="1">
+        <w:r>
+          <w:t>Arnold dan Reynolds (2003)</w:t>
+        </w:r>
+      </w:hyperlink>
+      <w:r>
+        <w:rPr>
+          <w:rFonts w:cs="Times New Roman"/>
+        </w:rPr>
+        <w:t xml:space="preserve"> merumuskan enam dimensi motivasi hedonis, di mana dimensi </w:t>
       </w:r>
       <w:r>
         <w:rPr>
@@ -15223,7 +16797,7 @@
         <w:pStyle w:val="Heading3"/>
         <w:outlineLvl w:val="2"/>
       </w:pPr>
-      <w:bookmarkStart w:id="28" w:name="_Toc240488126"/>
+      <w:bookmarkStart w:id="28" w:name="_Toc240491727"/>
       <w:r>
         <w:rPr>
           <w:rFonts w:ascii="Times New Roman" w:hAnsi="Times New Roman"/>
@@ -15291,33 +16865,66 @@
         <w:rPr>
           <w:rFonts w:cs="Times New Roman"/>
         </w:rPr>
-        <w:t xml:space="preserve"> didefinisikan sebagai dorongan motivasional internal individu untuk melengkapi seluruh elemen dari suatu himpunan yang telah terdefinisi batasannya secara utuh (Belk, 1995; Gao </w:t>
-      </w:r>
-      <w:r>
-        <w:rPr>
-          <w:rFonts w:cs="Times New Roman"/>
-          <w:i/>
-        </w:rPr>
-        <w:t>et al.</w:t>
-      </w:r>
-      <w:r>
-        <w:rPr>
-          <w:rFonts w:cs="Times New Roman"/>
-        </w:rPr>
-        <w:t xml:space="preserve">., 2014; Barasz </w:t>
-      </w:r>
-      <w:r>
-        <w:rPr>
-          <w:rFonts w:cs="Times New Roman"/>
-          <w:i/>
-        </w:rPr>
-        <w:t>et al.</w:t>
-      </w:r>
-      <w:r>
-        <w:rPr>
-          <w:rFonts w:cs="Times New Roman"/>
-        </w:rPr>
-        <w:t>., 2017). Dimensi utamanya mencakup: persepsi batasan himpunan (</w:t>
+        <w:t xml:space="preserve"> didefinisikan sebagai dorongan motivasional internal individu untuk melengkapi seluruh elemen dari suatu himpunan yang telah terdefinisi batasannya secara utuh (</w:t>
+      </w:r>
+      <w:hyperlink w:anchor="_Ref_belk1995collecting" w:history="1">
+        <w:r>
+          <w:t>Belk, 1995</w:t>
+        </w:r>
+      </w:hyperlink>
+      <w:r>
+        <w:rPr>
+          <w:rFonts w:cs="Times New Roman"/>
+        </w:rPr>
+        <w:t xml:space="preserve">; </w:t>
+      </w:r>
+      <w:hyperlink w:anchor="_Ref_gao2014completing" w:history="1">
+        <w:r>
+          <w:t xml:space="preserve">Gao </w:t>
+        </w:r>
+        <w:r>
+          <w:rPr>
+            <w:rFonts w:cs="Times New Roman"/>
+            <w:i/>
+          </w:rPr>
+          <w:t>et al.</w:t>
+        </w:r>
+        <w:r>
+          <w:rPr>
+            <w:rFonts w:cs="Times New Roman"/>
+          </w:rPr>
+          <w:t>, 2014</w:t>
+        </w:r>
+      </w:hyperlink>
+      <w:r>
+        <w:rPr>
+          <w:rFonts w:cs="Times New Roman"/>
+        </w:rPr>
+        <w:t xml:space="preserve">; </w:t>
+      </w:r>
+      <w:hyperlink w:anchor="_Ref_barasz2017pseudo" w:history="1">
+        <w:r>
+          <w:t xml:space="preserve">Barasz </w:t>
+        </w:r>
+        <w:r>
+          <w:rPr>
+            <w:rFonts w:cs="Times New Roman"/>
+            <w:i/>
+          </w:rPr>
+          <w:t>et al.</w:t>
+        </w:r>
+        <w:r>
+          <w:rPr>
+            <w:rFonts w:cs="Times New Roman"/>
+          </w:rPr>
+          <w:t>, 2017</w:t>
+        </w:r>
+      </w:hyperlink>
+      <w:r>
+        <w:rPr>
+          <w:rFonts w:cs="Times New Roman"/>
+        </w:rPr>
+        <w:t>). Dimensi utamanya mencakup: persepsi batasan himpunan (</w:t>
       </w:r>
       <w:r>
         <w:rPr>
@@ -15377,7 +16984,7 @@
         <w:pStyle w:val="Heading3"/>
         <w:outlineLvl w:val="2"/>
       </w:pPr>
-      <w:bookmarkStart w:id="29" w:name="_Toc240488127"/>
+      <w:bookmarkStart w:id="29" w:name="_Toc240491728"/>
       <w:r>
         <w:rPr>
           <w:rFonts w:ascii="Times New Roman" w:hAnsi="Times New Roman"/>
@@ -15437,7 +17044,18 @@
         <w:rPr>
           <w:rFonts w:cs="Times New Roman"/>
         </w:rPr>
-        <w:t xml:space="preserve">Motif spekulasi berakar pada teori moneter Keynes (1936) dan </w:t>
+        <w:t xml:space="preserve">Motif spekulasi berakar pada teori moneter </w:t>
+      </w:r>
+      <w:hyperlink w:anchor="_Ref_keynes1936general" w:history="1">
+        <w:r>
+          <w:t>Keynes (1936)</w:t>
+        </w:r>
+      </w:hyperlink>
+      <w:r>
+        <w:rPr>
+          <w:rFonts w:cs="Times New Roman"/>
+        </w:rPr>
+        <w:t xml:space="preserve"> dan </w:t>
       </w:r>
       <w:r>
         <w:rPr>
@@ -15450,20 +17068,42 @@
         <w:rPr>
           <w:rFonts w:cs="Times New Roman"/>
         </w:rPr>
-        <w:t xml:space="preserve"> (Shiller, 2000; Baur </w:t>
-      </w:r>
-      <w:r>
-        <w:rPr>
-          <w:rFonts w:cs="Times New Roman"/>
-          <w:i/>
-        </w:rPr>
-        <w:t>et al.</w:t>
-      </w:r>
-      <w:r>
-        <w:rPr>
-          <w:rFonts w:cs="Times New Roman"/>
-        </w:rPr>
-        <w:t>., 2018), yaitu hasrat mengakuisisi barang dengan ekspektasi menjualnya kembali demi perolehan keuntungan modal (</w:t>
+        <w:t xml:space="preserve"> (</w:t>
+      </w:r>
+      <w:hyperlink w:anchor="_Ref_shiller2000irrational" w:history="1">
+        <w:r>
+          <w:t>Shiller, 2000</w:t>
+        </w:r>
+      </w:hyperlink>
+      <w:r>
+        <w:rPr>
+          <w:rFonts w:cs="Times New Roman"/>
+        </w:rPr>
+        <w:t xml:space="preserve">; </w:t>
+      </w:r>
+      <w:hyperlink w:anchor="_Ref_baur2018bitcoin" w:history="1">
+        <w:r>
+          <w:t xml:space="preserve">Baur </w:t>
+        </w:r>
+        <w:r>
+          <w:rPr>
+            <w:rFonts w:cs="Times New Roman"/>
+            <w:i/>
+          </w:rPr>
+          <w:t>et al.</w:t>
+        </w:r>
+        <w:r>
+          <w:rPr>
+            <w:rFonts w:cs="Times New Roman"/>
+          </w:rPr>
+          <w:t>, 2018</w:t>
+        </w:r>
+      </w:hyperlink>
+      <w:r>
+        <w:rPr>
+          <w:rFonts w:cs="Times New Roman"/>
+        </w:rPr>
+        <w:t>), yaitu hasrat mengakuisisi barang dengan ekspektasi menjualnya kembali demi perolehan keuntungan modal (</w:t>
       </w:r>
       <w:r>
         <w:rPr>
@@ -15588,7 +17228,7 @@
         <w:pStyle w:val="Heading3"/>
         <w:outlineLvl w:val="2"/>
       </w:pPr>
-      <w:bookmarkStart w:id="30" w:name="_Toc240488128"/>
+      <w:bookmarkStart w:id="30" w:name="_Toc240491729"/>
       <w:r>
         <w:rPr>
           <w:rFonts w:ascii="Times New Roman" w:hAnsi="Times New Roman"/>
@@ -15661,20 +17301,53 @@
         <w:rPr>
           <w:rFonts w:cs="Times New Roman"/>
         </w:rPr>
-        <w:t xml:space="preserve">), dan mendisiplinkan pengeluaran agar selaras dengan rencana keuangan jangka panjang (Tangney </w:t>
-      </w:r>
-      <w:r>
-        <w:rPr>
-          <w:rFonts w:cs="Times New Roman"/>
-          <w:i/>
-        </w:rPr>
-        <w:t>et al.</w:t>
-      </w:r>
-      <w:r>
-        <w:rPr>
-          <w:rFonts w:cs="Times New Roman"/>
-        </w:rPr>
-        <w:t xml:space="preserve">., 2004; Baumeister, 2002; Vohs dan Faber, 2007). Dalam </w:t>
+        <w:t>), dan mendisiplinkan pengeluaran agar selaras dengan rencana keuangan jangka panjang (</w:t>
+      </w:r>
+      <w:hyperlink w:anchor="_Ref_tangney2004high" w:history="1">
+        <w:r>
+          <w:t xml:space="preserve">Tangney </w:t>
+        </w:r>
+        <w:r>
+          <w:rPr>
+            <w:rFonts w:cs="Times New Roman"/>
+            <w:i/>
+          </w:rPr>
+          <w:t>et al.</w:t>
+        </w:r>
+        <w:r>
+          <w:rPr>
+            <w:rFonts w:cs="Times New Roman"/>
+          </w:rPr>
+          <w:t>, 2004</w:t>
+        </w:r>
+      </w:hyperlink>
+      <w:r>
+        <w:rPr>
+          <w:rFonts w:cs="Times New Roman"/>
+        </w:rPr>
+        <w:t xml:space="preserve">; </w:t>
+      </w:r>
+      <w:hyperlink w:anchor="_Ref_baumeister2002yield" w:history="1">
+        <w:r>
+          <w:t>Baumeister, 2002</w:t>
+        </w:r>
+      </w:hyperlink>
+      <w:r>
+        <w:rPr>
+          <w:rFonts w:cs="Times New Roman"/>
+        </w:rPr>
+        <w:t xml:space="preserve">; </w:t>
+      </w:r>
+      <w:hyperlink w:anchor="_Ref_vohs2007spent" w:history="1">
+        <w:r>
+          <w:t>Vohs dan Faber, 2007</w:t>
+        </w:r>
+      </w:hyperlink>
+      <w:r>
+        <w:rPr>
+          <w:rFonts w:cs="Times New Roman"/>
+        </w:rPr>
+        <w:t xml:space="preserve">). Dalam </w:t>
       </w:r>
       <w:r>
         <w:rPr>
@@ -15694,7 +17367,18 @@
         <w:rPr>
           <w:rFonts w:cs="Times New Roman"/>
         </w:rPr>
-        <w:t xml:space="preserve"> (Thaler dan Shefrin, 1981), kontrol diri bertindak sebagai rem volisional kognitif. Konsumen dengan kontrol diri tinggi mampu menahan desakan emosional dan spekulatif, sehingga pengaruh variabel independen terhadap </w:t>
+        <w:t xml:space="preserve"> </w:t>
+      </w:r>
+      <w:hyperlink w:anchor="_Ref_thaler1981economic" w:history="1">
+        <w:r>
+          <w:t>(Thaler dan Shefrin, 1981)</w:t>
+        </w:r>
+      </w:hyperlink>
+      <w:r>
+        <w:rPr>
+          <w:rFonts w:cs="Times New Roman"/>
+        </w:rPr>
+        <w:t xml:space="preserve">, kontrol diri bertindak sebagai rem volisional kognitif. Konsumen dengan kontrol diri tinggi mampu menahan desakan emosional dan spekulatif, sehingga pengaruh variabel independen terhadap </w:t>
       </w:r>
       <w:r>
         <w:rPr>
@@ -15707,20 +17391,31 @@
         <w:rPr>
           <w:rFonts w:cs="Times New Roman"/>
         </w:rPr>
-        <w:t xml:space="preserve"> diperlemah secara signifikan (Sultan </w:t>
-      </w:r>
-      <w:r>
-        <w:rPr>
-          <w:rFonts w:cs="Times New Roman"/>
-          <w:i/>
-        </w:rPr>
-        <w:t>et al.</w:t>
-      </w:r>
-      <w:r>
-        <w:rPr>
-          <w:rFonts w:cs="Times New Roman"/>
-        </w:rPr>
-        <w:t>., 2012).</w:t>
+        <w:t xml:space="preserve"> diperlemah secara signifikan </w:t>
+      </w:r>
+      <w:hyperlink w:anchor="_Ref_sultan2012building" w:history="1">
+        <w:r>
+          <w:t xml:space="preserve">(Sultan </w:t>
+        </w:r>
+        <w:r>
+          <w:rPr>
+            <w:rFonts w:cs="Times New Roman"/>
+            <w:i/>
+          </w:rPr>
+          <w:t>et al.</w:t>
+        </w:r>
+        <w:r>
+          <w:rPr>
+            <w:rFonts w:cs="Times New Roman"/>
+          </w:rPr>
+          <w:t>, 2012)</w:t>
+        </w:r>
+      </w:hyperlink>
+      <w:r>
+        <w:rPr>
+          <w:rFonts w:cs="Times New Roman"/>
+        </w:rPr>
+        <w:t>.</w:t>
       </w:r>
     </w:p>
     <w:p>
@@ -15728,7 +17423,7 @@
         <w:pStyle w:val="Heading2"/>
         <w:outlineLvl w:val="1"/>
       </w:pPr>
-      <w:bookmarkStart w:id="31" w:name="_Toc240488129"/>
+      <w:bookmarkStart w:id="31" w:name="_Toc240491730"/>
       <w:r>
         <w:rPr>
           <w:rFonts w:ascii="Times New Roman" w:hAnsi="Times New Roman"/>
@@ -15974,12 +17669,14 @@
             <w:pPr>
               <w:spacing w:after="0"/>
             </w:pPr>
-            <w:r>
-              <w:rPr>
-                <w:sz w:val="19"/>
-              </w:rPr>
-              <w:t>Arnold dan Reynolds (2003)</w:t>
-            </w:r>
+            <w:hyperlink w:anchor="_Ref_arnold2003hedonic" w:history="1">
+              <w:r>
+                <w:rPr>
+                  <w:sz w:val="19"/>
+                </w:rPr>
+                <w:t>Arnold dan Reynolds (2003)</w:t>
+              </w:r>
+            </w:hyperlink>
           </w:p>
         </w:tc>
         <w:tc>
@@ -16093,12 +17790,14 @@
             <w:pPr>
               <w:spacing w:after="0"/>
             </w:pPr>
-            <w:r>
-              <w:rPr>
-                <w:sz w:val="19"/>
-              </w:rPr>
-              <w:t>Gültekin &amp; Özer (2012)</w:t>
-            </w:r>
+            <w:hyperlink w:anchor="_Ref_gueltekin2012influence" w:history="1">
+              <w:r>
+                <w:rPr>
+                  <w:sz w:val="19"/>
+                </w:rPr>
+                <w:t>Gültekin &amp; Özer (2012)</w:t>
+              </w:r>
+            </w:hyperlink>
           </w:p>
         </w:tc>
         <w:tc>
@@ -16383,25 +18082,27 @@
             <w:pPr>
               <w:spacing w:after="0"/>
             </w:pPr>
-            <w:r>
-              <w:rPr>
-                <w:sz w:val="19"/>
-              </w:rPr>
-              <w:t xml:space="preserve">Barasz </w:t>
-            </w:r>
-            <w:r>
-              <w:rPr>
-                <w:i/>
-                <w:sz w:val="19"/>
-              </w:rPr>
-              <w:t>et al.</w:t>
-            </w:r>
-            <w:r>
-              <w:rPr>
-                <w:sz w:val="19"/>
-              </w:rPr>
-              <w:t>. (2017)</w:t>
-            </w:r>
+            <w:hyperlink w:anchor="_Ref_barasz2017pseudo" w:history="1">
+              <w:r>
+                <w:rPr>
+                  <w:sz w:val="19"/>
+                </w:rPr>
+                <w:t xml:space="preserve">Barasz </w:t>
+              </w:r>
+              <w:r>
+                <w:rPr>
+                  <w:i/>
+                  <w:sz w:val="19"/>
+                </w:rPr>
+                <w:t>et al.</w:t>
+              </w:r>
+              <w:r>
+                <w:rPr>
+                  <w:sz w:val="19"/>
+                </w:rPr>
+                <w:t xml:space="preserve"> (2017)</w:t>
+              </w:r>
+            </w:hyperlink>
           </w:p>
         </w:tc>
         <w:tc>
@@ -16529,12 +18230,14 @@
             <w:pPr>
               <w:spacing w:after="0"/>
             </w:pPr>
-            <w:r>
-              <w:rPr>
-                <w:sz w:val="19"/>
-              </w:rPr>
-              <w:t>Shiller (2000)</w:t>
-            </w:r>
+            <w:hyperlink w:anchor="_Ref_shiller2000irrational" w:history="1">
+              <w:r>
+                <w:rPr>
+                  <w:sz w:val="19"/>
+                </w:rPr>
+                <w:t>Shiller (2000)</w:t>
+              </w:r>
+            </w:hyperlink>
           </w:p>
         </w:tc>
         <w:tc>
@@ -16767,12 +18470,14 @@
             <w:pPr>
               <w:spacing w:after="0"/>
             </w:pPr>
-            <w:r>
-              <w:rPr>
-                <w:sz w:val="19"/>
-              </w:rPr>
-              <w:t>Vohs dan Faber (2007)</w:t>
-            </w:r>
+            <w:hyperlink w:anchor="_Ref_vohs2007spent" w:history="1">
+              <w:r>
+                <w:rPr>
+                  <w:sz w:val="19"/>
+                </w:rPr>
+                <w:t>Vohs dan Faber (2007)</w:t>
+              </w:r>
+            </w:hyperlink>
           </w:p>
         </w:tc>
         <w:tc>
@@ -17330,7 +19035,7 @@
         <w:pStyle w:val="Heading2"/>
         <w:outlineLvl w:val="1"/>
       </w:pPr>
-      <w:bookmarkStart w:id="33" w:name="_Toc240488130"/>
+      <w:bookmarkStart w:id="33" w:name="_Toc240491731"/>
       <w:r>
         <w:rPr>
           <w:rFonts w:ascii="Times New Roman" w:hAnsi="Times New Roman"/>
@@ -17348,7 +19053,7 @@
         <w:pStyle w:val="Heading3"/>
         <w:outlineLvl w:val="2"/>
       </w:pPr>
-      <w:bookmarkStart w:id="34" w:name="_Toc240488131"/>
+      <w:bookmarkStart w:id="34" w:name="_Toc240491732"/>
       <w:r>
         <w:rPr>
           <w:rFonts w:ascii="Times New Roman" w:hAnsi="Times New Roman"/>
@@ -17406,20 +19111,53 @@
         <w:rPr>
           <w:rFonts w:cs="Times New Roman"/>
         </w:rPr>
-        <w:t xml:space="preserve"> Berdasarkan model S-O-R (Mehrabian dan Russell, 1974) dan teori konsumsi pengalaman (Hirschman dan Holbrook, 1982), motivasi hedonis memposisikan belanja sebagai sarana mencari kesenangan emosional dan fantasi. Rangsangan afektif ini menurunkan pertimbangan rasional dan mendorong tindakan belanja seketika demi mempertahankan suasana hati positif (Babin </w:t>
-      </w:r>
-      <w:r>
-        <w:rPr>
-          <w:rFonts w:cs="Times New Roman"/>
-          <w:i/>
-        </w:rPr>
-        <w:t>et al.</w:t>
-      </w:r>
-      <w:r>
-        <w:rPr>
-          <w:rFonts w:cs="Times New Roman"/>
-        </w:rPr>
-        <w:t>., 1994).</w:t>
+        <w:t xml:space="preserve"> Berdasarkan model S-O-R </w:t>
+      </w:r>
+      <w:hyperlink w:anchor="_Ref_mehrabian1974approach" w:history="1">
+        <w:r>
+          <w:t>(Mehrabian dan Russell, 1974)</w:t>
+        </w:r>
+      </w:hyperlink>
+      <w:r>
+        <w:rPr>
+          <w:rFonts w:cs="Times New Roman"/>
+        </w:rPr>
+        <w:t xml:space="preserve"> dan teori konsumsi pengalaman </w:t>
+      </w:r>
+      <w:hyperlink w:anchor="_Ref_hirschman1982hedonic" w:history="1">
+        <w:r>
+          <w:t>(Hirschman dan Holbrook, 1982)</w:t>
+        </w:r>
+      </w:hyperlink>
+      <w:r>
+        <w:rPr>
+          <w:rFonts w:cs="Times New Roman"/>
+        </w:rPr>
+        <w:t xml:space="preserve">, motivasi hedonis memposisikan belanja sebagai sarana mencari kesenangan emosional dan fantasi. Rangsangan afektif ini menurunkan pertimbangan rasional dan mendorong tindakan belanja seketika demi mempertahankan suasana hati positif </w:t>
+      </w:r>
+      <w:hyperlink w:anchor="_Ref_babin1994work" w:history="1">
+        <w:r>
+          <w:t xml:space="preserve">(Babin </w:t>
+        </w:r>
+        <w:r>
+          <w:rPr>
+            <w:rFonts w:cs="Times New Roman"/>
+            <w:i/>
+          </w:rPr>
+          <w:t>et al.</w:t>
+        </w:r>
+        <w:r>
+          <w:rPr>
+            <w:rFonts w:cs="Times New Roman"/>
+          </w:rPr>
+          <w:t>, 1994)</w:t>
+        </w:r>
+      </w:hyperlink>
+      <w:r>
+        <w:rPr>
+          <w:rFonts w:cs="Times New Roman"/>
+        </w:rPr>
+        <w:t>.</w:t>
       </w:r>
     </w:p>
     <w:p>
@@ -17439,20 +19177,53 @@
         <w:rPr>
           <w:rFonts w:cs="Times New Roman"/>
         </w:rPr>
-        <w:t xml:space="preserve"> Studi empiris terkini oleh Pranggabayu dan Andjarwati (2022), Prasetio </w:t>
-      </w:r>
-      <w:r>
-        <w:rPr>
-          <w:rFonts w:cs="Times New Roman"/>
-          <w:i/>
-        </w:rPr>
-        <w:t>et al.</w:t>
-      </w:r>
-      <w:r>
-        <w:rPr>
-          <w:rFonts w:cs="Times New Roman"/>
-        </w:rPr>
-        <w:t>. (2021), serta Artadita dan Firmialy (2024) pada konsumen muda dan komunitas gamer di Indonesia membuktikan bahwa motivasi hedonis dan kenikmatan berbelanja (</w:t>
+        <w:t xml:space="preserve"> Studi empiris terkini oleh </w:t>
+      </w:r>
+      <w:hyperlink w:anchor="_Ref_pranggabayu2022pengaruh" w:history="1">
+        <w:r>
+          <w:t>Pranggabayu dan Andjarwati (2022)</w:t>
+        </w:r>
+      </w:hyperlink>
+      <w:r>
+        <w:rPr>
+          <w:rFonts w:cs="Times New Roman"/>
+        </w:rPr>
+        <w:t xml:space="preserve">, </w:t>
+      </w:r>
+      <w:hyperlink w:anchor="_Ref_prasetio2021hedonic" w:history="1">
+        <w:r>
+          <w:t xml:space="preserve">Prasetio </w:t>
+        </w:r>
+        <w:r>
+          <w:rPr>
+            <w:rFonts w:cs="Times New Roman"/>
+            <w:i/>
+          </w:rPr>
+          <w:t>et al.</w:t>
+        </w:r>
+        <w:r>
+          <w:rPr>
+            <w:rFonts w:cs="Times New Roman"/>
+          </w:rPr>
+          <w:t xml:space="preserve"> (2021)</w:t>
+        </w:r>
+      </w:hyperlink>
+      <w:r>
+        <w:rPr>
+          <w:rFonts w:cs="Times New Roman"/>
+        </w:rPr>
+        <w:t xml:space="preserve">, serta </w:t>
+      </w:r>
+      <w:hyperlink w:anchor="_Ref_artadita2024how" w:history="1">
+        <w:r>
+          <w:t>Artadita dan Firmialy (2024)</w:t>
+        </w:r>
+      </w:hyperlink>
+      <w:r>
+        <w:rPr>
+          <w:rFonts w:cs="Times New Roman"/>
+        </w:rPr>
+        <w:t xml:space="preserve"> pada konsumen muda dan komunitas gamer di Indonesia membuktikan bahwa motivasi hedonis dan kenikmatan berbelanja (</w:t>
       </w:r>
       <w:r>
         <w:rPr>
@@ -17578,7 +19349,7 @@
         <w:pStyle w:val="Heading3"/>
         <w:outlineLvl w:val="2"/>
       </w:pPr>
-      <w:bookmarkStart w:id="35" w:name="_Toc240488132"/>
+      <w:bookmarkStart w:id="35" w:name="_Toc240491733"/>
       <w:r>
         <w:rPr>
           <w:rFonts w:ascii="Times New Roman" w:hAnsi="Times New Roman"/>
@@ -17649,7 +19420,18 @@
         <w:rPr>
           <w:rFonts w:cs="Times New Roman"/>
         </w:rPr>
-        <w:t xml:space="preserve"> (Zeigarnik, 1927) dan </w:t>
+        <w:t xml:space="preserve"> </w:t>
+      </w:r>
+      <w:hyperlink w:anchor="_Ref_zeigarnik1927behalten" w:history="1">
+        <w:r>
+          <w:t>(Zeigarnik, 1927)</w:t>
+        </w:r>
+      </w:hyperlink>
+      <w:r>
+        <w:rPr>
+          <w:rFonts w:cs="Times New Roman"/>
+        </w:rPr>
+        <w:t xml:space="preserve"> dan </w:t>
       </w:r>
       <w:r>
         <w:rPr>
@@ -17662,20 +19444,31 @@
         <w:rPr>
           <w:rFonts w:cs="Times New Roman"/>
         </w:rPr>
-        <w:t xml:space="preserve"> (Gao </w:t>
-      </w:r>
-      <w:r>
-        <w:rPr>
-          <w:rFonts w:cs="Times New Roman"/>
-          <w:i/>
-        </w:rPr>
-        <w:t>et al.</w:t>
-      </w:r>
-      <w:r>
-        <w:rPr>
-          <w:rFonts w:cs="Times New Roman"/>
-        </w:rPr>
-        <w:t>., 2014), manusia memiliki resistensi alami terhadap ketidaktuntasan (</w:t>
+        <w:t xml:space="preserve"> </w:t>
+      </w:r>
+      <w:hyperlink w:anchor="_Ref_gao2014completing" w:history="1">
+        <w:r>
+          <w:t xml:space="preserve">(Gao </w:t>
+        </w:r>
+        <w:r>
+          <w:rPr>
+            <w:rFonts w:cs="Times New Roman"/>
+            <w:i/>
+          </w:rPr>
+          <w:t>et al.</w:t>
+        </w:r>
+        <w:r>
+          <w:rPr>
+            <w:rFonts w:cs="Times New Roman"/>
+          </w:rPr>
+          <w:t>, 2014)</w:t>
+        </w:r>
+      </w:hyperlink>
+      <w:r>
+        <w:rPr>
+          <w:rFonts w:cs="Times New Roman"/>
+        </w:rPr>
+        <w:t>, manusia memiliki resistensi alami terhadap ketidaktuntasan (</w:t>
       </w:r>
       <w:r>
         <w:rPr>
@@ -17688,20 +19481,42 @@
         <w:rPr>
           <w:rFonts w:cs="Times New Roman"/>
         </w:rPr>
-        <w:t xml:space="preserve">). Celah dalam suatu himpunan menciptakan ketegangan kognitif yang mendesak tindakan penyelesaian (Belk, 1995; Barasz </w:t>
-      </w:r>
-      <w:r>
-        <w:rPr>
-          <w:rFonts w:cs="Times New Roman"/>
-          <w:i/>
-        </w:rPr>
-        <w:t>et al.</w:t>
-      </w:r>
-      <w:r>
-        <w:rPr>
-          <w:rFonts w:cs="Times New Roman"/>
-        </w:rPr>
-        <w:t>., 2017).</w:t>
+        <w:t>). Celah dalam suatu himpunan menciptakan ketegangan kognitif yang mendesak tindakan penyelesaian (</w:t>
+      </w:r>
+      <w:hyperlink w:anchor="_Ref_belk1995collecting" w:history="1">
+        <w:r>
+          <w:t>Belk, 1995</w:t>
+        </w:r>
+      </w:hyperlink>
+      <w:r>
+        <w:rPr>
+          <w:rFonts w:cs="Times New Roman"/>
+        </w:rPr>
+        <w:t xml:space="preserve">; </w:t>
+      </w:r>
+      <w:hyperlink w:anchor="_Ref_barasz2017pseudo" w:history="1">
+        <w:r>
+          <w:t xml:space="preserve">Barasz </w:t>
+        </w:r>
+        <w:r>
+          <w:rPr>
+            <w:rFonts w:cs="Times New Roman"/>
+            <w:i/>
+          </w:rPr>
+          <w:t>et al.</w:t>
+        </w:r>
+        <w:r>
+          <w:rPr>
+            <w:rFonts w:cs="Times New Roman"/>
+          </w:rPr>
+          <w:t>, 2017</w:t>
+        </w:r>
+      </w:hyperlink>
+      <w:r>
+        <w:rPr>
+          <w:rFonts w:cs="Times New Roman"/>
+        </w:rPr>
+        <w:t>).</w:t>
       </w:r>
     </w:p>
     <w:p>
@@ -17721,20 +19536,31 @@
         <w:rPr>
           <w:rFonts w:cs="Times New Roman"/>
         </w:rPr>
-        <w:t xml:space="preserve"> Selain pembuktian seminal oleh Gao </w:t>
-      </w:r>
-      <w:r>
-        <w:rPr>
-          <w:rFonts w:cs="Times New Roman"/>
-          <w:i/>
-        </w:rPr>
-        <w:t>et al.</w:t>
-      </w:r>
-      <w:r>
-        <w:rPr>
-          <w:rFonts w:cs="Times New Roman"/>
-        </w:rPr>
-        <w:t>. (2014), riset empiris mutakhir pada produk berkemasan acak (</w:t>
+        <w:t xml:space="preserve"> Selain pembuktian seminal oleh </w:t>
+      </w:r>
+      <w:hyperlink w:anchor="_Ref_gao2014completing" w:history="1">
+        <w:r>
+          <w:t xml:space="preserve">Gao </w:t>
+        </w:r>
+        <w:r>
+          <w:rPr>
+            <w:rFonts w:cs="Times New Roman"/>
+            <w:i/>
+          </w:rPr>
+          <w:t>et al.</w:t>
+        </w:r>
+        <w:r>
+          <w:rPr>
+            <w:rFonts w:cs="Times New Roman"/>
+          </w:rPr>
+          <w:t xml:space="preserve"> (2014)</w:t>
+        </w:r>
+      </w:hyperlink>
+      <w:r>
+        <w:rPr>
+          <w:rFonts w:cs="Times New Roman"/>
+        </w:rPr>
+        <w:t>, riset empiris mutakhir pada produk berkemasan acak (</w:t>
       </w:r>
       <w:r>
         <w:rPr>
@@ -17747,33 +19573,66 @@
         <w:rPr>
           <w:rFonts w:cs="Times New Roman"/>
         </w:rPr>
-        <w:t xml:space="preserve">) oleh Gong </w:t>
-      </w:r>
-      <w:r>
-        <w:rPr>
-          <w:rFonts w:cs="Times New Roman"/>
-          <w:i/>
-        </w:rPr>
-        <w:t>et al.</w:t>
-      </w:r>
-      <w:r>
-        <w:rPr>
-          <w:rFonts w:cs="Times New Roman"/>
-        </w:rPr>
-        <w:t xml:space="preserve">. (2024), Tan dan Adyantari (2024), serta Dewi </w:t>
-      </w:r>
-      <w:r>
-        <w:rPr>
-          <w:rFonts w:cs="Times New Roman"/>
-          <w:i/>
-        </w:rPr>
-        <w:t>et al.</w:t>
-      </w:r>
-      <w:r>
-        <w:rPr>
-          <w:rFonts w:cs="Times New Roman"/>
-        </w:rPr>
-        <w:t>. (2024) membuktikan bahwa mekanisme kejutan kemasan, persepsi kelangkaan (</w:t>
+        <w:t xml:space="preserve">) oleh </w:t>
+      </w:r>
+      <w:hyperlink w:anchor="_Ref_gong2024unveiling" w:history="1">
+        <w:r>
+          <w:t xml:space="preserve">Gong </w:t>
+        </w:r>
+        <w:r>
+          <w:rPr>
+            <w:rFonts w:cs="Times New Roman"/>
+            <w:i/>
+          </w:rPr>
+          <w:t>et al.</w:t>
+        </w:r>
+        <w:r>
+          <w:rPr>
+            <w:rFonts w:cs="Times New Roman"/>
+          </w:rPr>
+          <w:t xml:space="preserve"> (2024)</w:t>
+        </w:r>
+      </w:hyperlink>
+      <w:r>
+        <w:rPr>
+          <w:rFonts w:cs="Times New Roman"/>
+        </w:rPr>
+        <w:t xml:space="preserve">, </w:t>
+      </w:r>
+      <w:hyperlink w:anchor="_Ref_tan2024ketidakpastian" w:history="1">
+        <w:r>
+          <w:t>Tan dan Adyantari (2024)</w:t>
+        </w:r>
+      </w:hyperlink>
+      <w:r>
+        <w:rPr>
+          <w:rFonts w:cs="Times New Roman"/>
+        </w:rPr>
+        <w:t xml:space="preserve">, serta </w:t>
+      </w:r>
+      <w:hyperlink w:anchor="_Ref_dewi2024understanding" w:history="1">
+        <w:r>
+          <w:t xml:space="preserve">Dewi </w:t>
+        </w:r>
+        <w:r>
+          <w:rPr>
+            <w:rFonts w:cs="Times New Roman"/>
+            <w:i/>
+          </w:rPr>
+          <w:t>et al.</w:t>
+        </w:r>
+        <w:r>
+          <w:rPr>
+            <w:rFonts w:cs="Times New Roman"/>
+          </w:rPr>
+          <w:t xml:space="preserve"> (2024)</w:t>
+        </w:r>
+      </w:hyperlink>
+      <w:r>
+        <w:rPr>
+          <w:rFonts w:cs="Times New Roman"/>
+        </w:rPr>
+        <w:t xml:space="preserve"> membuktikan bahwa mekanisme kejutan kemasan, persepsi kelangkaan (</w:t>
       </w:r>
       <w:r>
         <w:rPr>
@@ -17919,7 +19778,7 @@
         <w:pStyle w:val="Heading3"/>
         <w:outlineLvl w:val="2"/>
       </w:pPr>
-      <w:bookmarkStart w:id="36" w:name="_Toc240488133"/>
+      <w:bookmarkStart w:id="36" w:name="_Toc240491734"/>
       <w:r>
         <w:rPr>
           <w:rFonts w:ascii="Times New Roman" w:hAnsi="Times New Roman"/>
@@ -17990,7 +19849,29 @@
         <w:rPr>
           <w:rFonts w:cs="Times New Roman"/>
         </w:rPr>
-        <w:t xml:space="preserve"> (Kahneman dan Tversky, 1979; Shiller, 2000), motif spekulasi memandu keputusan pembelian berdasarkan ekspektasi keuntungan modal (</w:t>
+        <w:t xml:space="preserve"> (</w:t>
+      </w:r>
+      <w:hyperlink w:anchor="_Ref_kahneman1979prospect" w:history="1">
+        <w:r>
+          <w:t>Kahneman dan Tversky, 1979</w:t>
+        </w:r>
+      </w:hyperlink>
+      <w:r>
+        <w:rPr>
+          <w:rFonts w:cs="Times New Roman"/>
+        </w:rPr>
+        <w:t xml:space="preserve">; </w:t>
+      </w:r>
+      <w:hyperlink w:anchor="_Ref_shiller2000irrational" w:history="1">
+        <w:r>
+          <w:t>Shiller, 2000</w:t>
+        </w:r>
+      </w:hyperlink>
+      <w:r>
+        <w:rPr>
+          <w:rFonts w:cs="Times New Roman"/>
+        </w:rPr>
+        <w:t>), motif spekulasi memandu keputusan pembelian berdasarkan ekspektasi keuntungan modal (</w:t>
       </w:r>
       <w:r>
         <w:rPr>
@@ -18016,7 +19897,18 @@
         <w:rPr>
           <w:rFonts w:cs="Times New Roman"/>
         </w:rPr>
-        <w:t>), melebih-lebihkan peluang menarik aset bernilai tinggi dari modal kecil (Barber dan Odean, 2008).</w:t>
+        <w:t xml:space="preserve">), melebih-lebihkan peluang menarik aset bernilai tinggi dari modal kecil </w:t>
+      </w:r>
+      <w:hyperlink w:anchor="_Ref_barber2008all" w:history="1">
+        <w:r>
+          <w:t>(Barber dan Odean, 2008)</w:t>
+        </w:r>
+      </w:hyperlink>
+      <w:r>
+        <w:rPr>
+          <w:rFonts w:cs="Times New Roman"/>
+        </w:rPr>
+        <w:t>.</w:t>
       </w:r>
     </w:p>
     <w:p>
@@ -18036,7 +19928,18 @@
         <w:rPr>
           <w:rFonts w:cs="Times New Roman"/>
         </w:rPr>
-        <w:t xml:space="preserve"> Aryadi dan Lingga (2024) membuktikan secara empiris bahwa komunitas penggemar permainan kartu koleksi (</w:t>
+        <w:t xml:space="preserve"> </w:t>
+      </w:r>
+      <w:hyperlink w:anchor="_Ref_aryadi2024personal" w:history="1">
+        <w:r>
+          <w:t>Aryadi dan Lingga (2024)</w:t>
+        </w:r>
+      </w:hyperlink>
+      <w:r>
+        <w:rPr>
+          <w:rFonts w:cs="Times New Roman"/>
+        </w:rPr>
+        <w:t xml:space="preserve"> membuktikan secara empiris bahwa komunitas penggemar permainan kartu koleksi (</w:t>
       </w:r>
       <w:r>
         <w:rPr>
@@ -18049,7 +19952,18 @@
         <w:rPr>
           <w:rFonts w:cs="Times New Roman"/>
         </w:rPr>
-        <w:t>) di wilayah Jabodetabek memiliki motif spekulasi finansial kuat yang memandang kartu sebagai aset alternatif investasi. Sementara itu, Colline (2024) mengonfirmasi tingginya bias perilaku finansial seperti optimisme berlebihan (</w:t>
+        <w:t xml:space="preserve">) di wilayah Jabodetabek memiliki motif spekulasi finansial kuat yang memandang kartu sebagai aset alternatif investasi. Sementara itu, </w:t>
+      </w:r>
+      <w:hyperlink w:anchor="_Ref_colline2024biases" w:history="1">
+        <w:r>
+          <w:t>Colline (2024)</w:t>
+        </w:r>
+      </w:hyperlink>
+      <w:r>
+        <w:rPr>
+          <w:rFonts w:cs="Times New Roman"/>
+        </w:rPr>
+        <w:t xml:space="preserve"> mengonfirmasi tingginya bias perilaku finansial seperti optimisme berlebihan (</w:t>
       </w:r>
       <w:r>
         <w:rPr>
@@ -18215,7 +20129,7 @@
         <w:pStyle w:val="Heading3"/>
         <w:outlineLvl w:val="2"/>
       </w:pPr>
-      <w:bookmarkStart w:id="37" w:name="_Toc240488134"/>
+      <w:bookmarkStart w:id="37" w:name="_Toc240491735"/>
       <w:r>
         <w:rPr>
           <w:rFonts w:ascii="Times New Roman" w:hAnsi="Times New Roman"/>
@@ -18305,7 +20219,18 @@
         <w:rPr>
           <w:rFonts w:cs="Times New Roman"/>
         </w:rPr>
-        <w:t xml:space="preserve"> (Baumeister, 2002) dan model </w:t>
+        <w:t xml:space="preserve"> </w:t>
+      </w:r>
+      <w:hyperlink w:anchor="_Ref_baumeister2002yield" w:history="1">
+        <w:r>
+          <w:t>(Baumeister, 2002)</w:t>
+        </w:r>
+      </w:hyperlink>
+      <w:r>
+        <w:rPr>
+          <w:rFonts w:cs="Times New Roman"/>
+        </w:rPr>
+        <w:t xml:space="preserve"> dan model </w:t>
       </w:r>
       <w:r>
         <w:rPr>
@@ -18318,7 +20243,18 @@
         <w:rPr>
           <w:rFonts w:cs="Times New Roman"/>
         </w:rPr>
-        <w:t xml:space="preserve"> (Thaler dan Shefrin, 1981), dorongan hedonis sesaat (</w:t>
+        <w:t xml:space="preserve"> </w:t>
+      </w:r>
+      <w:hyperlink w:anchor="_Ref_thaler1981economic" w:history="1">
+        <w:r>
+          <w:t>(Thaler dan Shefrin, 1981)</w:t>
+        </w:r>
+      </w:hyperlink>
+      <w:r>
+        <w:rPr>
+          <w:rFonts w:cs="Times New Roman"/>
+        </w:rPr>
+        <w:t>, dorongan hedonis sesaat (</w:t>
       </w:r>
       <w:r>
         <w:rPr>
@@ -18344,20 +20280,31 @@
         <w:rPr>
           <w:rFonts w:cs="Times New Roman"/>
         </w:rPr>
-        <w:t xml:space="preserve">). Kontrol diri memungkinkan individu menolak godaan sensorik dan menunda kepuasan demi tujuan finansial jangka panjang (Tangney </w:t>
-      </w:r>
-      <w:r>
-        <w:rPr>
-          <w:rFonts w:cs="Times New Roman"/>
-          <w:i/>
-        </w:rPr>
-        <w:t>et al.</w:t>
-      </w:r>
-      <w:r>
-        <w:rPr>
-          <w:rFonts w:cs="Times New Roman"/>
-        </w:rPr>
-        <w:t>., 2004). Dalam perspektif statistik moderasi, efek interaksi negatif (β₅ &lt; 0) menunjukkan bahwa kemiringan pengaruh (</w:t>
+        <w:t xml:space="preserve">). Kontrol diri memungkinkan individu menolak godaan sensorik dan menunda kepuasan demi tujuan finansial jangka panjang </w:t>
+      </w:r>
+      <w:hyperlink w:anchor="_Ref_tangney2004high" w:history="1">
+        <w:r>
+          <w:t xml:space="preserve">(Tangney </w:t>
+        </w:r>
+        <w:r>
+          <w:rPr>
+            <w:rFonts w:cs="Times New Roman"/>
+            <w:i/>
+          </w:rPr>
+          <w:t>et al.</w:t>
+        </w:r>
+        <w:r>
+          <w:rPr>
+            <w:rFonts w:cs="Times New Roman"/>
+          </w:rPr>
+          <w:t>, 2004)</w:t>
+        </w:r>
+      </w:hyperlink>
+      <w:r>
+        <w:rPr>
+          <w:rFonts w:cs="Times New Roman"/>
+        </w:rPr>
+        <w:t>. Dalam perspektif statistik moderasi, efek interaksi negatif (β₅ &lt; 0) menunjukkan bahwa kemiringan pengaruh (</w:t>
       </w:r>
       <w:r>
         <w:rPr>
@@ -18429,7 +20376,29 @@
         <w:rPr>
           <w:rFonts w:cs="Times New Roman"/>
         </w:rPr>
-        <w:t xml:space="preserve"> Apidana dan Kholifah (2022) serta Lienardy dan Panasea (2024) membuktikan secara empiris melalui MRA bahwa </w:t>
+        <w:t xml:space="preserve"> </w:t>
+      </w:r>
+      <w:hyperlink w:anchor="_Ref_apidana2022peran" w:history="1">
+        <w:r>
+          <w:t>Apidana dan Kholifah (2022)</w:t>
+        </w:r>
+      </w:hyperlink>
+      <w:r>
+        <w:rPr>
+          <w:rFonts w:cs="Times New Roman"/>
+        </w:rPr>
+        <w:t xml:space="preserve"> serta </w:t>
+      </w:r>
+      <w:hyperlink w:anchor="_Ref_lienardy2024role" w:history="1">
+        <w:r>
+          <w:t>Lienardy dan Panasea (2024)</w:t>
+        </w:r>
+      </w:hyperlink>
+      <w:r>
+        <w:rPr>
+          <w:rFonts w:cs="Times New Roman"/>
+        </w:rPr>
+        <w:t xml:space="preserve"> membuktikan secara empiris melalui MRA bahwa </w:t>
       </w:r>
       <w:r>
         <w:rPr>
@@ -18455,20 +20424,42 @@
         <w:rPr>
           <w:rFonts w:cs="Times New Roman"/>
         </w:rPr>
-        <w:t xml:space="preserve">. Temuan ini didukung oleh studi Artadita dan Firmialy (2024) yang meneliti kontrol kognitif pada gamer muda di Indonesia serta Katauke </w:t>
-      </w:r>
-      <w:r>
-        <w:rPr>
-          <w:rFonts w:cs="Times New Roman"/>
-          <w:i/>
-        </w:rPr>
-        <w:t>et al.</w:t>
-      </w:r>
-      <w:r>
-        <w:rPr>
-          <w:rFonts w:cs="Times New Roman"/>
-        </w:rPr>
-        <w:t>. (2023) mengenai fungsi regulasi diri dalam menekan perilaku impulsif.</w:t>
+        <w:t xml:space="preserve">. Temuan ini didukung oleh studi </w:t>
+      </w:r>
+      <w:hyperlink w:anchor="_Ref_artadita2024how" w:history="1">
+        <w:r>
+          <w:t>Artadita dan Firmialy (2024)</w:t>
+        </w:r>
+      </w:hyperlink>
+      <w:r>
+        <w:rPr>
+          <w:rFonts w:cs="Times New Roman"/>
+        </w:rPr>
+        <w:t xml:space="preserve"> yang meneliti kontrol kognitif pada gamer muda di Indonesia serta </w:t>
+      </w:r>
+      <w:hyperlink w:anchor="_Ref_katauke2023financial" w:history="1">
+        <w:r>
+          <w:t xml:space="preserve">Katauke </w:t>
+        </w:r>
+        <w:r>
+          <w:rPr>
+            <w:rFonts w:cs="Times New Roman"/>
+            <w:i/>
+          </w:rPr>
+          <w:t>et al.</w:t>
+        </w:r>
+        <w:r>
+          <w:rPr>
+            <w:rFonts w:cs="Times New Roman"/>
+          </w:rPr>
+          <w:t xml:space="preserve"> (2023)</w:t>
+        </w:r>
+      </w:hyperlink>
+      <w:r>
+        <w:rPr>
+          <w:rFonts w:cs="Times New Roman"/>
+        </w:rPr>
+        <w:t xml:space="preserve"> mengenai fungsi regulasi diri dalam menekan perilaku impulsif.</w:t>
       </w:r>
     </w:p>
     <w:p>
@@ -18570,7 +20561,7 @@
         <w:pStyle w:val="Heading3"/>
         <w:outlineLvl w:val="2"/>
       </w:pPr>
-      <w:bookmarkStart w:id="38" w:name="_Toc240488135"/>
+      <w:bookmarkStart w:id="38" w:name="_Toc240491736"/>
       <w:r>
         <w:rPr>
           <w:rFonts w:ascii="Times New Roman" w:hAnsi="Times New Roman"/>
@@ -18661,20 +20652,42 @@
         <w:rPr>
           <w:rFonts w:cs="Times New Roman"/>
         </w:rPr>
-        <w:t xml:space="preserve">) dimoderasi oleh kapasitas regulasi diri individu. Seseorang dengan kontrol diri matang mampu mentoleransi ketidaknyamanan mental tanpa meresponnya secara reaktif atau tergesa-gesa (Tangney </w:t>
-      </w:r>
-      <w:r>
-        <w:rPr>
-          <w:rFonts w:cs="Times New Roman"/>
-          <w:i/>
-        </w:rPr>
-        <w:t>et al.</w:t>
-      </w:r>
-      <w:r>
-        <w:rPr>
-          <w:rFonts w:cs="Times New Roman"/>
-        </w:rPr>
-        <w:t>., 2004; Baumeister, 2002). Secara matematis, kontrol diri yang tinggi menghasilkan kemiringan bersyarat (\frac{</w:t>
+        <w:t>) dimoderasi oleh kapasitas regulasi diri individu. Seseorang dengan kontrol diri matang mampu mentoleransi ketidaknyamanan mental tanpa meresponnya secara reaktif atau tergesa-gesa (</w:t>
+      </w:r>
+      <w:hyperlink w:anchor="_Ref_tangney2004high" w:history="1">
+        <w:r>
+          <w:t xml:space="preserve">Tangney </w:t>
+        </w:r>
+        <w:r>
+          <w:rPr>
+            <w:rFonts w:cs="Times New Roman"/>
+            <w:i/>
+          </w:rPr>
+          <w:t>et al.</w:t>
+        </w:r>
+        <w:r>
+          <w:rPr>
+            <w:rFonts w:cs="Times New Roman"/>
+          </w:rPr>
+          <w:t>, 2004</w:t>
+        </w:r>
+      </w:hyperlink>
+      <w:r>
+        <w:rPr>
+          <w:rFonts w:cs="Times New Roman"/>
+        </w:rPr>
+        <w:t xml:space="preserve">; </w:t>
+      </w:r>
+      <w:hyperlink w:anchor="_Ref_baumeister2002yield" w:history="1">
+        <w:r>
+          <w:t>Baumeister, 2002</w:t>
+        </w:r>
+      </w:hyperlink>
+      <w:r>
+        <w:rPr>
+          <w:rFonts w:cs="Times New Roman"/>
+        </w:rPr>
+        <w:t>). Secara matematis, kontrol diri yang tinggi menghasilkan kemiringan bersyarat (\frac{</w:t>
       </w:r>
     </w:p>
     <w:p>
@@ -18746,20 +20759,42 @@
         <w:rPr>
           <w:rFonts w:cs="Times New Roman"/>
         </w:rPr>
-        <w:t xml:space="preserve"> Studi perilaku konsumen dan regulasi diri terkini (Apidana dan Kholifah, 2022; Katauke </w:t>
-      </w:r>
-      <w:r>
-        <w:rPr>
-          <w:rFonts w:cs="Times New Roman"/>
-          <w:i/>
-        </w:rPr>
-        <w:t>et al.</w:t>
-      </w:r>
-      <w:r>
-        <w:rPr>
-          <w:rFonts w:cs="Times New Roman"/>
-        </w:rPr>
-        <w:t>., 2023) membuktikan bahwa kontrol diri tinggi mengalihkan dorongan psikologis yang reaktif-impulsif menjadi strategi pemenuhan kebutuhan yang terencana dan adaptif terhadap batas anggaran.</w:t>
+        <w:t xml:space="preserve"> Studi perilaku konsumen dan regulasi diri terkini (</w:t>
+      </w:r>
+      <w:hyperlink w:anchor="_Ref_apidana2022peran" w:history="1">
+        <w:r>
+          <w:t>Apidana dan Kholifah, 2022</w:t>
+        </w:r>
+      </w:hyperlink>
+      <w:r>
+        <w:rPr>
+          <w:rFonts w:cs="Times New Roman"/>
+        </w:rPr>
+        <w:t xml:space="preserve">; </w:t>
+      </w:r>
+      <w:hyperlink w:anchor="_Ref_katauke2023financial" w:history="1">
+        <w:r>
+          <w:t xml:space="preserve">Katauke </w:t>
+        </w:r>
+        <w:r>
+          <w:rPr>
+            <w:rFonts w:cs="Times New Roman"/>
+            <w:i/>
+          </w:rPr>
+          <w:t>et al.</w:t>
+        </w:r>
+        <w:r>
+          <w:rPr>
+            <w:rFonts w:cs="Times New Roman"/>
+          </w:rPr>
+          <w:t>, 2023</w:t>
+        </w:r>
+      </w:hyperlink>
+      <w:r>
+        <w:rPr>
+          <w:rFonts w:cs="Times New Roman"/>
+        </w:rPr>
+        <w:t>) membuktikan bahwa kontrol diri tinggi mengalihkan dorongan psikologis yang reaktif-impulsif menjadi strategi pemenuhan kebutuhan yang terencana dan adaptif terhadap batas anggaran.</w:t>
       </w:r>
     </w:p>
     <w:p>
@@ -18887,7 +20922,7 @@
         <w:pStyle w:val="Heading3"/>
         <w:outlineLvl w:val="2"/>
       </w:pPr>
-      <w:bookmarkStart w:id="39" w:name="_Toc240488136"/>
+      <w:bookmarkStart w:id="39" w:name="_Toc240491737"/>
       <w:r>
         <w:rPr>
           <w:rFonts w:ascii="Times New Roman" w:hAnsi="Times New Roman"/>
@@ -18977,7 +21012,29 @@
         <w:rPr>
           <w:rFonts w:cs="Times New Roman"/>
         </w:rPr>
-        <w:t>, kontrol diri mendisiplinkan individu untuk menimbang risiko kerugian modal riil dan tidak terjebak dalam euforia transaksi spekulatif berlebihan (Thaler dan Shefrin, 1981; Barber dan Odean, 2008). Pengaruh spekulasi terhadap pembelian spontan teredam secara bersyarat (\frac{</w:t>
+        <w:t>, kontrol diri mendisiplinkan individu untuk menimbang risiko kerugian modal riil dan tidak terjebak dalam euforia transaksi spekulatif berlebihan (</w:t>
+      </w:r>
+      <w:hyperlink w:anchor="_Ref_thaler1981economic" w:history="1">
+        <w:r>
+          <w:t>Thaler dan Shefrin, 1981</w:t>
+        </w:r>
+      </w:hyperlink>
+      <w:r>
+        <w:rPr>
+          <w:rFonts w:cs="Times New Roman"/>
+        </w:rPr>
+        <w:t xml:space="preserve">; </w:t>
+      </w:r>
+      <w:hyperlink w:anchor="_Ref_barber2008all" w:history="1">
+        <w:r>
+          <w:t>Barber dan Odean, 2008</w:t>
+        </w:r>
+      </w:hyperlink>
+      <w:r>
+        <w:rPr>
+          <w:rFonts w:cs="Times New Roman"/>
+        </w:rPr>
+        <w:t>). Pengaruh spekulasi terhadap pembelian spontan teredam secara bersyarat (\frac{</w:t>
       </w:r>
     </w:p>
     <w:p>
@@ -19037,20 +21094,53 @@
         <w:rPr>
           <w:rFonts w:cs="Times New Roman"/>
         </w:rPr>
-        <w:t xml:space="preserve"> Colline (2024), Aryadi dan Lingga (2024), serta Katauke </w:t>
-      </w:r>
-      <w:r>
-        <w:rPr>
-          <w:rFonts w:cs="Times New Roman"/>
-          <w:i/>
-        </w:rPr>
-        <w:t>et al.</w:t>
-      </w:r>
-      <w:r>
-        <w:rPr>
-          <w:rFonts w:cs="Times New Roman"/>
-        </w:rPr>
-        <w:t>. (2023) menemukan bahwa literasi dan kontrol diri finansial yang kokoh secara signifikan memitigasi perilaku spekulasi belanja berisiko pada investor dan konsumen muda.</w:t>
+        <w:t xml:space="preserve"> </w:t>
+      </w:r>
+      <w:hyperlink w:anchor="_Ref_colline2024biases" w:history="1">
+        <w:r>
+          <w:t>Colline (2024)</w:t>
+        </w:r>
+      </w:hyperlink>
+      <w:r>
+        <w:rPr>
+          <w:rFonts w:cs="Times New Roman"/>
+        </w:rPr>
+        <w:t xml:space="preserve">, </w:t>
+      </w:r>
+      <w:hyperlink w:anchor="_Ref_aryadi2024personal" w:history="1">
+        <w:r>
+          <w:t>Aryadi dan Lingga (2024)</w:t>
+        </w:r>
+      </w:hyperlink>
+      <w:r>
+        <w:rPr>
+          <w:rFonts w:cs="Times New Roman"/>
+        </w:rPr>
+        <w:t xml:space="preserve">, serta </w:t>
+      </w:r>
+      <w:hyperlink w:anchor="_Ref_katauke2023financial" w:history="1">
+        <w:r>
+          <w:t xml:space="preserve">Katauke </w:t>
+        </w:r>
+        <w:r>
+          <w:rPr>
+            <w:rFonts w:cs="Times New Roman"/>
+            <w:i/>
+          </w:rPr>
+          <w:t>et al.</w:t>
+        </w:r>
+        <w:r>
+          <w:rPr>
+            <w:rFonts w:cs="Times New Roman"/>
+          </w:rPr>
+          <w:t xml:space="preserve"> (2023)</w:t>
+        </w:r>
+      </w:hyperlink>
+      <w:r>
+        <w:rPr>
+          <w:rFonts w:cs="Times New Roman"/>
+        </w:rPr>
+        <w:t xml:space="preserve"> menemukan bahwa literasi dan kontrol diri finansial yang kokoh secara signifikan memitigasi perilaku spekulasi belanja berisiko pada investor dan konsumen muda.</w:t>
       </w:r>
     </w:p>
     <w:p>
@@ -19178,7 +21268,7 @@
         <w:pStyle w:val="Heading2"/>
         <w:outlineLvl w:val="1"/>
       </w:pPr>
-      <w:bookmarkStart w:id="40" w:name="_Toc240488137"/>
+      <w:bookmarkStart w:id="40" w:name="_Toc240491738"/>
       <w:r>
         <w:rPr>
           <w:rFonts w:ascii="Times New Roman" w:hAnsi="Times New Roman"/>
@@ -19213,7 +21303,7 @@
           <w:noProof/>
         </w:rPr>
         <w:drawing>
-          <wp:inline distT="0" distB="0" distL="0" distR="0" wp14:anchorId="7330F792" wp14:editId="389689F6">
+          <wp:inline distT="0" distB="0" distL="0" distR="0" wp14:anchorId="47E40BAE" wp14:editId="12A0E9CE">
             <wp:extent cx="5040000" cy="2753704"/>
             <wp:effectExtent l="0" t="0" r="0" b="0"/>
             <wp:docPr id="5" name="Picture 5"/>
@@ -19289,7 +21379,7 @@
         <w:pStyle w:val="Heading1"/>
         <w:outlineLvl w:val="0"/>
       </w:pPr>
-      <w:bookmarkStart w:id="42" w:name="_Toc240488138"/>
+      <w:bookmarkStart w:id="42" w:name="_Toc240491739"/>
       <w:r>
         <w:rPr>
           <w:rFonts w:ascii="Times New Roman" w:hAnsi="Times New Roman"/>
@@ -19307,7 +21397,7 @@
         <w:pStyle w:val="Heading2"/>
         <w:outlineLvl w:val="1"/>
       </w:pPr>
-      <w:bookmarkStart w:id="43" w:name="_Toc240488139"/>
+      <w:bookmarkStart w:id="43" w:name="_Toc240491740"/>
       <w:r>
         <w:rPr>
           <w:rFonts w:ascii="Times New Roman" w:hAnsi="Times New Roman"/>
@@ -19355,7 +21445,18 @@
         <w:rPr>
           <w:rFonts w:cs="Times New Roman"/>
         </w:rPr>
-        <w:t xml:space="preserve"> digunakan karena pengumpulan data primer dilakukan pada satu titik periode waktu tertentu secara serentak kepada sampel responden untuk menggambarkan fenomena yang diteliti (Sekaran dan Bougie, 2016).</w:t>
+        <w:t xml:space="preserve"> digunakan karena pengumpulan data primer dilakukan pada satu titik periode waktu tertentu secara serentak kepada sampel responden untuk menggambarkan fenomena yang diteliti </w:t>
+      </w:r>
+      <w:hyperlink w:anchor="_Ref_sekaran2016research" w:history="1">
+        <w:r>
+          <w:t>(Sekaran dan Bougie, 2016)</w:t>
+        </w:r>
+      </w:hyperlink>
+      <w:r>
+        <w:rPr>
+          <w:rFonts w:cs="Times New Roman"/>
+        </w:rPr>
+        <w:t>.</w:t>
       </w:r>
     </w:p>
     <w:p>
@@ -19381,7 +21482,18 @@
         <w:rPr>
           <w:rFonts w:cs="Times New Roman"/>
         </w:rPr>
-        <w:t>) berbasis Google Forms. Kuesioner dirancang menggunakan pertanyaan tertutup berskala Likert 5 poin (Sugiyono, 2019), sebagaimana disajikan pada Tabel 3.1:</w:t>
+        <w:t xml:space="preserve">) berbasis Google Forms. Kuesioner dirancang menggunakan pertanyaan tertutup berskala Likert 5 poin </w:t>
+      </w:r>
+      <w:hyperlink w:anchor="_Ref_sugiyono2019metode" w:history="1">
+        <w:r>
+          <w:t>(Sugiyono, 2019)</w:t>
+        </w:r>
+      </w:hyperlink>
+      <w:r>
+        <w:rPr>
+          <w:rFonts w:cs="Times New Roman"/>
+        </w:rPr>
+        <w:t>, sebagaimana disajikan pada Tabel 3.1:</w:t>
       </w:r>
     </w:p>
     <w:p>
@@ -19913,7 +22025,7 @@
         <w:pStyle w:val="Heading3"/>
         <w:outlineLvl w:val="2"/>
       </w:pPr>
-      <w:bookmarkStart w:id="45" w:name="_Toc240488140"/>
+      <w:bookmarkStart w:id="45" w:name="_Toc240491741"/>
       <w:r>
         <w:rPr>
           <w:rFonts w:ascii="Times New Roman" w:hAnsi="Times New Roman"/>
@@ -20207,7 +22319,7 @@
         <w:pStyle w:val="Heading2"/>
         <w:outlineLvl w:val="1"/>
       </w:pPr>
-      <w:bookmarkStart w:id="46" w:name="_Toc240488141"/>
+      <w:bookmarkStart w:id="46" w:name="_Toc240491742"/>
       <w:r>
         <w:rPr>
           <w:rFonts w:ascii="Times New Roman" w:hAnsi="Times New Roman"/>
@@ -20224,7 +22336,7 @@
         <w:pStyle w:val="Heading3"/>
         <w:outlineLvl w:val="2"/>
       </w:pPr>
-      <w:bookmarkStart w:id="47" w:name="_Toc240488142"/>
+      <w:bookmarkStart w:id="47" w:name="_Toc240491743"/>
       <w:r>
         <w:rPr>
           <w:rFonts w:ascii="Times New Roman" w:hAnsi="Times New Roman"/>
@@ -20442,7 +22554,7 @@
         <w:pStyle w:val="Heading3"/>
         <w:outlineLvl w:val="2"/>
       </w:pPr>
-      <w:bookmarkStart w:id="48" w:name="_Toc240488143"/>
+      <w:bookmarkStart w:id="48" w:name="_Toc240491744"/>
       <w:r>
         <w:rPr>
           <w:rFonts w:ascii="Times New Roman" w:hAnsi="Times New Roman"/>
@@ -20744,7 +22856,7 @@
         <w:pStyle w:val="Heading3"/>
         <w:outlineLvl w:val="2"/>
       </w:pPr>
-      <w:bookmarkStart w:id="49" w:name="_Toc240488144"/>
+      <w:bookmarkStart w:id="49" w:name="_Toc240491745"/>
       <w:r>
         <w:rPr>
           <w:rFonts w:ascii="Times New Roman" w:hAnsi="Times New Roman"/>
@@ -20766,7 +22878,18 @@
         <w:rPr>
           <w:rFonts w:cs="Times New Roman"/>
         </w:rPr>
-        <w:t>Penentuan ukuran sampel minimum dalam penelitian ini mengacu pada formula Green (1991) yang dirancang khusus untuk mendeteksi efek pada analisis regresi linear berganda:</w:t>
+        <w:t xml:space="preserve">Penentuan ukuran sampel minimum dalam penelitian ini mengacu pada formula </w:t>
+      </w:r>
+      <w:hyperlink w:anchor="_Ref_green1991subjects" w:history="1">
+        <w:r>
+          <w:t>Green (1991)</w:t>
+        </w:r>
+      </w:hyperlink>
+      <w:r>
+        <w:rPr>
+          <w:rFonts w:cs="Times New Roman"/>
+        </w:rPr>
+        <w:t xml:space="preserve"> yang dirancang khusus untuk mendeteksi efek pada analisis regresi linear berganda:</w:t>
       </w:r>
     </w:p>
     <w:p>
@@ -21290,7 +23413,18 @@
         <w:rPr>
           <w:rFonts w:cs="Times New Roman"/>
         </w:rPr>
-        <w:t>Mengacu pada perhitungan formula Green (1991) di atas, ukuran sampel minimum absolut yang dipersyaratkan adalah 111 responden. Target sampel data bersih yang dapat dianalisis (</w:t>
+        <w:t xml:space="preserve">Mengacu pada perhitungan formula </w:t>
+      </w:r>
+      <w:hyperlink w:anchor="_Ref_green1991subjects" w:history="1">
+        <w:r>
+          <w:t>Green (1991)</w:t>
+        </w:r>
+      </w:hyperlink>
+      <w:r>
+        <w:rPr>
+          <w:rFonts w:cs="Times New Roman"/>
+        </w:rPr>
+        <w:t xml:space="preserve"> di atas, ukuran sampel minimum absolut yang dipersyaratkan adalah 111 responden. Target sampel data bersih yang dapat dianalisis (</w:t>
       </w:r>
       <w:r>
         <w:rPr>
@@ -21336,7 +23470,18 @@
         <w:rPr>
           <w:rFonts w:cs="Times New Roman"/>
         </w:rPr>
-        <w:t>). Jumlah sampel 120–150 ini memenuhi kriteria Cohen (1988) untuk mencapai kekuatan uji statistik (</w:t>
+        <w:t xml:space="preserve">). Jumlah sampel 120–150 ini memenuhi kriteria </w:t>
+      </w:r>
+      <w:hyperlink w:anchor="_Ref_cohen1988statistical" w:history="1">
+        <w:r>
+          <w:t>Cohen (1988)</w:t>
+        </w:r>
+      </w:hyperlink>
+      <w:r>
+        <w:rPr>
+          <w:rFonts w:cs="Times New Roman"/>
+        </w:rPr>
+        <w:t xml:space="preserve"> untuk mencapai kekuatan uji statistik (</w:t>
       </w:r>
       <w:r>
         <w:rPr>
@@ -21383,7 +23528,7 @@
         <w:pStyle w:val="Heading3"/>
         <w:outlineLvl w:val="2"/>
       </w:pPr>
-      <w:bookmarkStart w:id="50" w:name="_Toc240488145"/>
+      <w:bookmarkStart w:id="50" w:name="_Toc240491746"/>
       <w:r>
         <w:rPr>
           <w:rFonts w:ascii="Times New Roman" w:hAnsi="Times New Roman"/>
@@ -21405,7 +23550,29 @@
         <w:rPr>
           <w:rFonts w:cs="Times New Roman"/>
         </w:rPr>
-        <w:t xml:space="preserve">Dalam literatur metodologi penelitian kuantitatif (Sekaran dan Bougie, 2016; Sugiyono, 2019), metode pengambilan sampel terbagi ke dalam dua rumpun utama: </w:t>
+        <w:t>Dalam literatur metodologi penelitian kuantitatif (</w:t>
+      </w:r>
+      <w:hyperlink w:anchor="_Ref_sekaran2016research" w:history="1">
+        <w:r>
+          <w:t>Sekaran dan Bougie, 2016</w:t>
+        </w:r>
+      </w:hyperlink>
+      <w:r>
+        <w:rPr>
+          <w:rFonts w:cs="Times New Roman"/>
+        </w:rPr>
+        <w:t xml:space="preserve">; </w:t>
+      </w:r>
+      <w:hyperlink w:anchor="_Ref_sugiyono2019metode" w:history="1">
+        <w:r>
+          <w:t>Sugiyono, 2019</w:t>
+        </w:r>
+      </w:hyperlink>
+      <w:r>
+        <w:rPr>
+          <w:rFonts w:cs="Times New Roman"/>
+        </w:rPr>
+        <w:t xml:space="preserve">), metode pengambilan sampel terbagi ke dalam dua rumpun utama: </w:t>
       </w:r>
       <w:r>
         <w:rPr>
@@ -21596,20 +23763,42 @@
         <w:rPr>
           <w:rFonts w:cs="Times New Roman"/>
         </w:rPr>
-        <w:t xml:space="preserve"> pada komunitas hobi dan kartu koleksi ini sejalan dengan praktik riset internasional terdahulu pada konteks barang koleksi (Belk, 1995; Gao </w:t>
-      </w:r>
-      <w:r>
-        <w:rPr>
-          <w:rFonts w:cs="Times New Roman"/>
-          <w:i/>
-        </w:rPr>
-        <w:t>et al.</w:t>
-      </w:r>
-      <w:r>
-        <w:rPr>
-          <w:rFonts w:cs="Times New Roman"/>
-        </w:rPr>
-        <w:t>., 2014).</w:t>
+        <w:t xml:space="preserve"> pada komunitas hobi dan kartu koleksi ini sejalan dengan praktik riset internasional terdahulu pada konteks barang koleksi (</w:t>
+      </w:r>
+      <w:hyperlink w:anchor="_Ref_belk1995collecting" w:history="1">
+        <w:r>
+          <w:t>Belk, 1995</w:t>
+        </w:r>
+      </w:hyperlink>
+      <w:r>
+        <w:rPr>
+          <w:rFonts w:cs="Times New Roman"/>
+        </w:rPr>
+        <w:t xml:space="preserve">; </w:t>
+      </w:r>
+      <w:hyperlink w:anchor="_Ref_gao2014completing" w:history="1">
+        <w:r>
+          <w:t xml:space="preserve">Gao </w:t>
+        </w:r>
+        <w:r>
+          <w:rPr>
+            <w:rFonts w:cs="Times New Roman"/>
+            <w:i/>
+          </w:rPr>
+          <w:t>et al.</w:t>
+        </w:r>
+        <w:r>
+          <w:rPr>
+            <w:rFonts w:cs="Times New Roman"/>
+          </w:rPr>
+          <w:t>, 2014</w:t>
+        </w:r>
+      </w:hyperlink>
+      <w:r>
+        <w:rPr>
+          <w:rFonts w:cs="Times New Roman"/>
+        </w:rPr>
+        <w:t>).</w:t>
       </w:r>
     </w:p>
     <w:p>
@@ -21617,7 +23806,7 @@
         <w:pStyle w:val="Heading2"/>
         <w:outlineLvl w:val="1"/>
       </w:pPr>
-      <w:bookmarkStart w:id="51" w:name="_Toc240488146"/>
+      <w:bookmarkStart w:id="51" w:name="_Toc240491747"/>
       <w:r>
         <w:rPr>
           <w:rFonts w:ascii="Times New Roman" w:hAnsi="Times New Roman"/>
@@ -21659,7 +23848,40 @@
           <w:rFonts w:cs="Times New Roman"/>
         </w:rPr>
         <w:lastRenderedPageBreak/>
-        <w:t>yang diestimasi dalam dua model bertahap (Aiken dan West, 1991; Cohen, 1988; Hayes, 2018):</w:t>
+        <w:t>yang diestimasi dalam dua model bertahap (</w:t>
+      </w:r>
+      <w:hyperlink w:anchor="_Ref_aiken1991multiple" w:history="1">
+        <w:r>
+          <w:t>Aiken dan West, 1991</w:t>
+        </w:r>
+      </w:hyperlink>
+      <w:r>
+        <w:rPr>
+          <w:rFonts w:cs="Times New Roman"/>
+        </w:rPr>
+        <w:t xml:space="preserve">; </w:t>
+      </w:r>
+      <w:hyperlink w:anchor="_Ref_cohen1988statistical" w:history="1">
+        <w:r>
+          <w:t>Cohen, 1988</w:t>
+        </w:r>
+      </w:hyperlink>
+      <w:r>
+        <w:rPr>
+          <w:rFonts w:cs="Times New Roman"/>
+        </w:rPr>
+        <w:t xml:space="preserve">; </w:t>
+      </w:r>
+      <w:hyperlink w:anchor="_Ref_hayes2018introduction" w:history="1">
+        <w:r>
+          <w:t>Hayes, 2018</w:t>
+        </w:r>
+      </w:hyperlink>
+      <w:r>
+        <w:rPr>
+          <w:rFonts w:cs="Times New Roman"/>
+        </w:rPr>
+        <w:t>):</w:t>
       </w:r>
     </w:p>
     <w:p>
@@ -23580,7 +25802,7 @@
         <w:pStyle w:val="Heading2"/>
         <w:outlineLvl w:val="1"/>
       </w:pPr>
-      <w:bookmarkStart w:id="52" w:name="_Toc240488147"/>
+      <w:bookmarkStart w:id="52" w:name="_Toc240491748"/>
       <w:r>
         <w:rPr>
           <w:rFonts w:ascii="Times New Roman" w:hAnsi="Times New Roman"/>
@@ -23857,7 +26079,23 @@
               <w:rPr>
                 <w:sz w:val="19"/>
               </w:rPr>
-              <w:t xml:space="preserve"> Pokémon TCG tanpa rencana awal dan didorong emosi sesaat (Rook, 1987; Verplanken dan Herabadi, 2001).</w:t>
+              <w:t xml:space="preserve"> Pokémon TCG tanpa rencana awal dan didorong emosi sesaat (</w:t>
+            </w:r>
+            <w:hyperlink w:anchor="_Ref_rook1987buying" w:history="1">
+              <w:r>
+                <w:t>Rook, 1987</w:t>
+              </w:r>
+            </w:hyperlink>
+            <w:r>
+              <w:t xml:space="preserve">; </w:t>
+            </w:r>
+            <w:hyperlink w:anchor="_Ref_verplanken2001individual" w:history="1">
+              <w:r>
+                <w:t>Verplanken dan Herabadi, 2001</w:t>
+              </w:r>
+            </w:hyperlink>
+            <w:r>
+              <w:t>).</w:t>
             </w:r>
           </w:p>
         </w:tc>
@@ -24545,7 +26783,15 @@
               <w:rPr>
                 <w:sz w:val="19"/>
               </w:rPr>
-              <w:t>Motivasi belanja untuk kesenangan emosional dan sensasi petualangan (Arnold dan Reynolds, 2003).</w:t>
+              <w:t xml:space="preserve">Motivasi belanja untuk kesenangan emosional dan sensasi petualangan </w:t>
+            </w:r>
+            <w:hyperlink w:anchor="_Ref_arnold2003hedonic" w:history="1">
+              <w:r>
+                <w:t>(Arnold dan Reynolds, 2003)</w:t>
+              </w:r>
+            </w:hyperlink>
+            <w:r>
+              <w:t>.</w:t>
             </w:r>
           </w:p>
         </w:tc>
@@ -25133,33 +27379,57 @@
               <w:rPr>
                 <w:sz w:val="19"/>
               </w:rPr>
-              <w:t xml:space="preserve"> (Belk, 1995; Gao </w:t>
+              <w:t xml:space="preserve"> (</w:t>
             </w:r>
+            <w:hyperlink w:anchor="_Ref_belk1995collecting" w:history="1">
+              <w:r>
+                <w:t>Belk, 1995</w:t>
+              </w:r>
+            </w:hyperlink>
             <w:r>
-              <w:rPr>
-                <w:i/>
-                <w:sz w:val="19"/>
-              </w:rPr>
-              <w:t>et al.</w:t>
+              <w:t xml:space="preserve">; </w:t>
             </w:r>
+            <w:hyperlink w:anchor="_Ref_gao2014completing" w:history="1">
+              <w:r>
+                <w:t xml:space="preserve">Gao </w:t>
+              </w:r>
+              <w:r>
+                <w:rPr>
+                  <w:i/>
+                  <w:sz w:val="19"/>
+                </w:rPr>
+                <w:t>et al.</w:t>
+              </w:r>
+              <w:r>
+                <w:rPr>
+                  <w:sz w:val="19"/>
+                </w:rPr>
+                <w:t>, 2014</w:t>
+              </w:r>
+            </w:hyperlink>
             <w:r>
-              <w:rPr>
-                <w:sz w:val="19"/>
-              </w:rPr>
-              <w:t xml:space="preserve">., 2014; Barasz </w:t>
+              <w:t xml:space="preserve">; </w:t>
             </w:r>
+            <w:hyperlink w:anchor="_Ref_barasz2017pseudo" w:history="1">
+              <w:r>
+                <w:t xml:space="preserve">Barasz </w:t>
+              </w:r>
+              <w:r>
+                <w:rPr>
+                  <w:i/>
+                  <w:sz w:val="19"/>
+                </w:rPr>
+                <w:t>et al.</w:t>
+              </w:r>
+              <w:r>
+                <w:rPr>
+                  <w:sz w:val="19"/>
+                </w:rPr>
+                <w:t>, 2017</w:t>
+              </w:r>
+            </w:hyperlink>
             <w:r>
-              <w:rPr>
-                <w:i/>
-                <w:sz w:val="19"/>
-              </w:rPr>
-              <w:t>et al.</w:t>
-            </w:r>
-            <w:r>
-              <w:rPr>
-                <w:sz w:val="19"/>
-              </w:rPr>
-              <w:t>., 2017).</w:t>
+              <w:t>).</w:t>
             </w:r>
           </w:p>
         </w:tc>
@@ -25711,6 +27981,7 @@
                 <w:b/>
                 <w:sz w:val="19"/>
               </w:rPr>
+              <w:lastRenderedPageBreak/>
               <w:t>Speculative Motive (X₃)</w:t>
             </w:r>
           </w:p>
@@ -25733,20 +28004,36 @@
               <w:rPr>
                 <w:sz w:val="19"/>
               </w:rPr>
-              <w:t xml:space="preserve">Ekspektasi memperoleh keuntungan finansial dari apresiasi harga di pasar sekunder (Shiller, 2000; Baur </w:t>
+              <w:t>Ekspektasi memperoleh keuntungan finansial dari apresiasi harga di pasar sekunder (</w:t>
             </w:r>
+            <w:hyperlink w:anchor="_Ref_shiller2000irrational" w:history="1">
+              <w:r>
+                <w:t>Shiller, 2000</w:t>
+              </w:r>
+            </w:hyperlink>
             <w:r>
-              <w:rPr>
-                <w:i/>
-                <w:sz w:val="19"/>
-              </w:rPr>
-              <w:t>et al.</w:t>
+              <w:t xml:space="preserve">; </w:t>
             </w:r>
+            <w:hyperlink w:anchor="_Ref_baur2018bitcoin" w:history="1">
+              <w:r>
+                <w:t xml:space="preserve">Baur </w:t>
+              </w:r>
+              <w:r>
+                <w:rPr>
+                  <w:i/>
+                  <w:sz w:val="19"/>
+                </w:rPr>
+                <w:t>et al.</w:t>
+              </w:r>
+              <w:r>
+                <w:rPr>
+                  <w:sz w:val="19"/>
+                </w:rPr>
+                <w:t>, 2018</w:t>
+              </w:r>
+            </w:hyperlink>
             <w:r>
-              <w:rPr>
-                <w:sz w:val="19"/>
-              </w:rPr>
-              <w:t>., 2018).</w:t>
+              <w:t>).</w:t>
             </w:r>
           </w:p>
         </w:tc>
@@ -26308,6 +28595,7 @@
                 <w:b/>
                 <w:sz w:val="19"/>
               </w:rPr>
+              <w:lastRenderedPageBreak/>
               <w:t>Self-Control (M)</w:t>
             </w:r>
           </w:p>
@@ -26330,33 +28618,57 @@
               <w:rPr>
                 <w:sz w:val="19"/>
               </w:rPr>
-              <w:t xml:space="preserve">Kapasitas volisional menolak godaan belanja spontan dan menunda kepuasan sesaat (Tangney </w:t>
+              <w:t>Kapasitas volisional menolak godaan belanja spontan dan menunda kepuasan sesaat (</w:t>
             </w:r>
+            <w:hyperlink w:anchor="_Ref_tangney2004high" w:history="1">
+              <w:r>
+                <w:t xml:space="preserve">Tangney </w:t>
+              </w:r>
+              <w:r>
+                <w:rPr>
+                  <w:i/>
+                  <w:sz w:val="19"/>
+                </w:rPr>
+                <w:t>et al.</w:t>
+              </w:r>
+              <w:r>
+                <w:rPr>
+                  <w:sz w:val="19"/>
+                </w:rPr>
+                <w:t>, 2004</w:t>
+              </w:r>
+            </w:hyperlink>
             <w:r>
-              <w:rPr>
-                <w:i/>
-                <w:sz w:val="19"/>
-              </w:rPr>
-              <w:t>et al.</w:t>
+              <w:t xml:space="preserve">; </w:t>
             </w:r>
+            <w:hyperlink w:anchor="_Ref_vohs2007spent" w:history="1">
+              <w:r>
+                <w:t>Vohs dan Faber, 2007</w:t>
+              </w:r>
+            </w:hyperlink>
             <w:r>
-              <w:rPr>
-                <w:sz w:val="19"/>
-              </w:rPr>
-              <w:t xml:space="preserve">., 2004; Vohs dan Faber, 2007; Sultan </w:t>
+              <w:t xml:space="preserve">; </w:t>
             </w:r>
+            <w:hyperlink w:anchor="_Ref_sultan2012building" w:history="1">
+              <w:r>
+                <w:t xml:space="preserve">Sultan </w:t>
+              </w:r>
+              <w:r>
+                <w:rPr>
+                  <w:i/>
+                  <w:sz w:val="19"/>
+                </w:rPr>
+                <w:t>et al.</w:t>
+              </w:r>
+              <w:r>
+                <w:rPr>
+                  <w:sz w:val="19"/>
+                </w:rPr>
+                <w:t>, 2012</w:t>
+              </w:r>
+            </w:hyperlink>
             <w:r>
-              <w:rPr>
-                <w:i/>
-                <w:sz w:val="19"/>
-              </w:rPr>
-              <w:t>et al.</w:t>
-            </w:r>
-            <w:r>
-              <w:rPr>
-                <w:sz w:val="19"/>
-              </w:rPr>
-              <w:t>., 2012).</w:t>
+              <w:t>).</w:t>
             </w:r>
           </w:p>
         </w:tc>
@@ -26975,6 +29287,7 @@
           <w:rFonts w:cs="Times New Roman"/>
           <w:i/>
         </w:rPr>
+        <w:lastRenderedPageBreak/>
         <w:t>Sumber: Diadaptasi dari instrumen penelitian terdahulu yang tervalidasi (2026).</w:t>
       </w:r>
     </w:p>
@@ -26983,7 +29296,7 @@
         <w:pStyle w:val="Heading2"/>
         <w:outlineLvl w:val="1"/>
       </w:pPr>
-      <w:bookmarkStart w:id="54" w:name="_Toc240488148"/>
+      <w:bookmarkStart w:id="54" w:name="_Toc240491749"/>
       <w:r>
         <w:rPr>
           <w:rFonts w:ascii="Times New Roman" w:hAnsi="Times New Roman"/>
@@ -27000,7 +29313,7 @@
         <w:pStyle w:val="Heading3"/>
         <w:outlineLvl w:val="2"/>
       </w:pPr>
-      <w:bookmarkStart w:id="55" w:name="_Toc240488149"/>
+      <w:bookmarkStart w:id="55" w:name="_Toc240491750"/>
       <w:r>
         <w:rPr>
           <w:rFonts w:ascii="Times New Roman" w:hAnsi="Times New Roman"/>
@@ -27057,14 +29370,7 @@
         <w:rPr>
           <w:rFonts w:cs="Times New Roman"/>
         </w:rPr>
-        <w:t xml:space="preserve"> Cocok untuk model bertingkat dengan konstruk laten kompleks dan variabel mediasi simultan. Namun, SEM-CB menuntut asumsi distribusi normal multivariat yang sangat ketat serta sampel besar </w:t>
-      </w:r>
-      <w:r>
-        <w:rPr>
-          <w:rFonts w:cs="Times New Roman"/>
-        </w:rPr>
-        <w:lastRenderedPageBreak/>
-        <w:t>(</w:t>
+        <w:t xml:space="preserve"> Cocok untuk model bertingkat dengan konstruk laten kompleks dan variabel mediasi simultan. Namun, SEM-CB menuntut asumsi distribusi normal multivariat yang sangat ketat serta sampel besar (</w:t>
       </w:r>
       <w:r>
         <w:rPr>
@@ -27077,20 +29383,31 @@
         <w:rPr>
           <w:rFonts w:cs="Times New Roman"/>
         </w:rPr>
-        <w:t xml:space="preserve"> &gt; 200), sedangkan SEM-PLS lebih ditujukan untuk pemodelan prediktif eksploratif (Hair </w:t>
-      </w:r>
-      <w:r>
-        <w:rPr>
-          <w:rFonts w:cs="Times New Roman"/>
-          <w:i/>
-        </w:rPr>
-        <w:t>et al.</w:t>
-      </w:r>
-      <w:r>
-        <w:rPr>
-          <w:rFonts w:cs="Times New Roman"/>
-        </w:rPr>
-        <w:t>., 2019).</w:t>
+        <w:t xml:space="preserve"> &gt; 200), sedangkan SEM-PLS lebih ditujukan untuk pemodelan prediktif eksploratif </w:t>
+      </w:r>
+      <w:hyperlink w:anchor="_Ref_hair2019multivariate" w:history="1">
+        <w:r>
+          <w:t xml:space="preserve">(Hair </w:t>
+        </w:r>
+        <w:r>
+          <w:rPr>
+            <w:rFonts w:cs="Times New Roman"/>
+            <w:i/>
+          </w:rPr>
+          <w:t>et al.</w:t>
+        </w:r>
+        <w:r>
+          <w:rPr>
+            <w:rFonts w:cs="Times New Roman"/>
+          </w:rPr>
+          <w:t>, 2019)</w:t>
+        </w:r>
+      </w:hyperlink>
+      <w:r>
+        <w:rPr>
+          <w:rFonts w:cs="Times New Roman"/>
+        </w:rPr>
+        <w:t>.</w:t>
       </w:r>
     </w:p>
     <w:p>
@@ -27140,7 +29457,40 @@
         <w:rPr>
           <w:rFonts w:cs="Times New Roman"/>
         </w:rPr>
-        <w:t xml:space="preserve"> Merupakan metode klasik dan baku yang dirancang khusus untuk menguji apakah kekuatan atau arah hubungan antara variabel independen dan dependen dipengaruhi oleh variabel pemoderasi kuantitatif (Aiken dan West, 1991; Hayes, 2018; Ghozali, 2018).</w:t>
+        <w:t xml:space="preserve"> Merupakan metode klasik dan baku yang dirancang khusus untuk menguji apakah kekuatan atau arah hubungan antara variabel independen dan dependen dipengaruhi oleh variabel pemoderasi kuantitatif (</w:t>
+      </w:r>
+      <w:hyperlink w:anchor="_Ref_aiken1991multiple" w:history="1">
+        <w:r>
+          <w:t>Aiken dan West, 1991</w:t>
+        </w:r>
+      </w:hyperlink>
+      <w:r>
+        <w:rPr>
+          <w:rFonts w:cs="Times New Roman"/>
+        </w:rPr>
+        <w:t xml:space="preserve">; </w:t>
+      </w:r>
+      <w:hyperlink w:anchor="_Ref_hayes2018introduction" w:history="1">
+        <w:r>
+          <w:t>Hayes, 2018</w:t>
+        </w:r>
+      </w:hyperlink>
+      <w:r>
+        <w:rPr>
+          <w:rFonts w:cs="Times New Roman"/>
+        </w:rPr>
+        <w:t xml:space="preserve">; </w:t>
+      </w:r>
+      <w:hyperlink w:anchor="_Ref_ghozali2018aplikasi" w:history="1">
+        <w:r>
+          <w:t>Ghozali, 2018</w:t>
+        </w:r>
+      </w:hyperlink>
+      <w:r>
+        <w:rPr>
+          <w:rFonts w:cs="Times New Roman"/>
+        </w:rPr>
+        <w:t>).</w:t>
       </w:r>
     </w:p>
     <w:p>
@@ -27247,20 +29597,31 @@
         <w:rPr>
           <w:rFonts w:cs="Times New Roman"/>
         </w:rPr>
-        <w:t xml:space="preserve">) yang sering terjadi pada SEM (Hair </w:t>
-      </w:r>
-      <w:r>
-        <w:rPr>
-          <w:rFonts w:cs="Times New Roman"/>
-          <w:i/>
-        </w:rPr>
-        <w:t>et al.</w:t>
-      </w:r>
-      <w:r>
-        <w:rPr>
-          <w:rFonts w:cs="Times New Roman"/>
-        </w:rPr>
-        <w:t>., 2019).</w:t>
+        <w:t xml:space="preserve">) yang sering terjadi pada SEM </w:t>
+      </w:r>
+      <w:hyperlink w:anchor="_Ref_hair2019multivariate" w:history="1">
+        <w:r>
+          <w:t xml:space="preserve">(Hair </w:t>
+        </w:r>
+        <w:r>
+          <w:rPr>
+            <w:rFonts w:cs="Times New Roman"/>
+            <w:i/>
+          </w:rPr>
+          <w:t>et al.</w:t>
+        </w:r>
+        <w:r>
+          <w:rPr>
+            <w:rFonts w:cs="Times New Roman"/>
+          </w:rPr>
+          <w:t>, 2019)</w:t>
+        </w:r>
+      </w:hyperlink>
+      <w:r>
+        <w:rPr>
+          <w:rFonts w:cs="Times New Roman"/>
+        </w:rPr>
+        <w:t>.</w:t>
       </w:r>
     </w:p>
     <w:p>
@@ -27411,7 +29772,14 @@
         <w:rPr>
           <w:rFonts w:cs="Times New Roman"/>
         </w:rPr>
-        <w:t>²) maupun koefisien interaksi, serta memfasilitasi interpretasi koefisien efek utama β₁, β₂, β₃ pada nilai rata-rata pemoderasi (</w:t>
+        <w:t xml:space="preserve">²) maupun koefisien interaksi, serta </w:t>
+      </w:r>
+      <w:r>
+        <w:rPr>
+          <w:rFonts w:cs="Times New Roman"/>
+        </w:rPr>
+        <w:lastRenderedPageBreak/>
+        <w:t>memfasilitasi interpretasi koefisien efek utama β₁, β₂, β₃ pada nilai rata-rata pemoderasi (</w:t>
       </w:r>
       <w:r>
         <w:rPr>
@@ -27424,7 +29792,29 @@
         <w:rPr>
           <w:rFonts w:cs="Times New Roman"/>
         </w:rPr>
-        <w:t>\ = 0) (Aiken dan West, 1991; Hayes, 2018).</w:t>
+        <w:t>\ = 0) (</w:t>
+      </w:r>
+      <w:hyperlink w:anchor="_Ref_aiken1991multiple" w:history="1">
+        <w:r>
+          <w:t>Aiken dan West, 1991</w:t>
+        </w:r>
+      </w:hyperlink>
+      <w:r>
+        <w:rPr>
+          <w:rFonts w:cs="Times New Roman"/>
+        </w:rPr>
+        <w:t xml:space="preserve">; </w:t>
+      </w:r>
+      <w:hyperlink w:anchor="_Ref_hayes2018introduction" w:history="1">
+        <w:r>
+          <w:t>Hayes, 2018</w:t>
+        </w:r>
+      </w:hyperlink>
+      <w:r>
+        <w:rPr>
+          <w:rFonts w:cs="Times New Roman"/>
+        </w:rPr>
+        <w:t>).</w:t>
       </w:r>
     </w:p>
     <w:p>
@@ -27444,20 +29834,64 @@
         <w:rPr>
           <w:rFonts w:cs="Times New Roman"/>
         </w:rPr>
-        <w:t xml:space="preserve">Metode ini telah terbukti secara luas dan diadopsi oleh banyak penelitian bereputasi dalam menguji moderasi kontrol diri terhadap perilaku pembelian impulsif (Sultan </w:t>
-      </w:r>
-      <w:r>
-        <w:rPr>
-          <w:rFonts w:cs="Times New Roman"/>
-          <w:i/>
-        </w:rPr>
-        <w:t>et al.</w:t>
-      </w:r>
-      <w:r>
-        <w:rPr>
-          <w:rFonts w:cs="Times New Roman"/>
-        </w:rPr>
-        <w:t>., 2012; Apidana dan Kholifah, 2022; Lienardy dan Panasea, 2024; Artadita dan Firmialy, 2024).</w:t>
+        <w:t>Metode ini telah terbukti secara luas dan diadopsi oleh banyak penelitian bereputasi dalam menguji moderasi kontrol diri terhadap perilaku pembelian impulsif (</w:t>
+      </w:r>
+      <w:hyperlink w:anchor="_Ref_sultan2012building" w:history="1">
+        <w:r>
+          <w:t xml:space="preserve">Sultan </w:t>
+        </w:r>
+        <w:r>
+          <w:rPr>
+            <w:rFonts w:cs="Times New Roman"/>
+            <w:i/>
+          </w:rPr>
+          <w:t>et al.</w:t>
+        </w:r>
+        <w:r>
+          <w:rPr>
+            <w:rFonts w:cs="Times New Roman"/>
+          </w:rPr>
+          <w:t>, 2012</w:t>
+        </w:r>
+      </w:hyperlink>
+      <w:r>
+        <w:rPr>
+          <w:rFonts w:cs="Times New Roman"/>
+        </w:rPr>
+        <w:t xml:space="preserve">; </w:t>
+      </w:r>
+      <w:hyperlink w:anchor="_Ref_apidana2022peran" w:history="1">
+        <w:r>
+          <w:t>Apidana dan Kholifah, 2022</w:t>
+        </w:r>
+      </w:hyperlink>
+      <w:r>
+        <w:rPr>
+          <w:rFonts w:cs="Times New Roman"/>
+        </w:rPr>
+        <w:t xml:space="preserve">; </w:t>
+      </w:r>
+      <w:hyperlink w:anchor="_Ref_lienardy2024role" w:history="1">
+        <w:r>
+          <w:t>Lienardy dan Panasea, 2024</w:t>
+        </w:r>
+      </w:hyperlink>
+      <w:r>
+        <w:rPr>
+          <w:rFonts w:cs="Times New Roman"/>
+        </w:rPr>
+        <w:t xml:space="preserve">; </w:t>
+      </w:r>
+      <w:hyperlink w:anchor="_Ref_artadita2024how" w:history="1">
+        <w:r>
+          <w:t>Artadita dan Firmialy, 2024</w:t>
+        </w:r>
+      </w:hyperlink>
+      <w:r>
+        <w:rPr>
+          <w:rFonts w:cs="Times New Roman"/>
+        </w:rPr>
+        <w:t>).</w:t>
       </w:r>
     </w:p>
     <w:p>
@@ -27478,7 +29912,7 @@
         <w:pStyle w:val="Heading3"/>
         <w:outlineLvl w:val="2"/>
       </w:pPr>
-      <w:bookmarkStart w:id="56" w:name="_Toc240488150"/>
+      <w:bookmarkStart w:id="56" w:name="_Toc240491751"/>
       <w:r>
         <w:rPr>
           <w:rFonts w:ascii="Times New Roman" w:hAnsi="Times New Roman"/>
@@ -27513,14 +29947,7 @@
         <w:rPr>
           <w:rFonts w:cs="Times New Roman"/>
         </w:rPr>
-        <w:t xml:space="preserve">) dari seluruh butir pernyataan indikator yang valid pada variabel bersangkutan. Seluruh butir kuesioner dikodekan secara searah dan </w:t>
-      </w:r>
-      <w:r>
-        <w:rPr>
-          <w:rFonts w:cs="Times New Roman"/>
-        </w:rPr>
-        <w:lastRenderedPageBreak/>
-        <w:t>positif (skor 5 menunjukkan tingkatan konstruk tertinggi). Sebelum pengujian model regresi, instrumen dievaluasi melalui:</w:t>
+        <w:t>) dari seluruh butir pernyataan indikator yang valid pada variabel bersangkutan. Seluruh butir kuesioner dikodekan secara searah dan positif (skor 5 menunjukkan tingkatan konstruk tertinggi). Sebelum pengujian model regresi, instrumen dievaluasi melalui:</w:t>
       </w:r>
     </w:p>
     <w:p>
@@ -27639,7 +30066,29 @@
         <w:rPr>
           <w:rFonts w:cs="Times New Roman"/>
         </w:rPr>
-        <w:t xml:space="preserve"> ≥ 0,60 (Ghozali, 2018; Sekaran dan Bougie, 2016).</w:t>
+        <w:t xml:space="preserve"> ≥ 0,60 (</w:t>
+      </w:r>
+      <w:hyperlink w:anchor="_Ref_ghozali2018aplikasi" w:history="1">
+        <w:r>
+          <w:t>Ghozali, 2018</w:t>
+        </w:r>
+      </w:hyperlink>
+      <w:r>
+        <w:rPr>
+          <w:rFonts w:cs="Times New Roman"/>
+        </w:rPr>
+        <w:t xml:space="preserve">; </w:t>
+      </w:r>
+      <w:hyperlink w:anchor="_Ref_sekaran2016research" w:history="1">
+        <w:r>
+          <w:t>Sekaran dan Bougie, 2016</w:t>
+        </w:r>
+      </w:hyperlink>
+      <w:r>
+        <w:rPr>
+          <w:rFonts w:cs="Times New Roman"/>
+        </w:rPr>
+        <w:t>).</w:t>
       </w:r>
     </w:p>
     <w:p>
@@ -27647,7 +30096,7 @@
         <w:pStyle w:val="Heading3"/>
         <w:outlineLvl w:val="2"/>
       </w:pPr>
-      <w:bookmarkStart w:id="57" w:name="_Toc240488151"/>
+      <w:bookmarkStart w:id="57" w:name="_Toc240491752"/>
       <w:r>
         <w:rPr>
           <w:rFonts w:ascii="Times New Roman" w:hAnsi="Times New Roman"/>
@@ -27736,6 +30185,7 @@
           <w:rFonts w:cs="Times New Roman"/>
           <w:b/>
         </w:rPr>
+        <w:lastRenderedPageBreak/>
         <w:t xml:space="preserve">•  </w:t>
       </w:r>
       <w:r>
@@ -27861,7 +30311,18 @@
         <w:rPr>
           <w:rFonts w:cs="Times New Roman"/>
         </w:rPr>
-        <w:t xml:space="preserve"> primer (Ghozali, 2018).</w:t>
+        <w:t xml:space="preserve"> primer </w:t>
+      </w:r>
+      <w:hyperlink w:anchor="_Ref_ghozali2018aplikasi" w:history="1">
+        <w:r>
+          <w:t>(Ghozali, 2018)</w:t>
+        </w:r>
+      </w:hyperlink>
+      <w:r>
+        <w:rPr>
+          <w:rFonts w:cs="Times New Roman"/>
+        </w:rPr>
+        <w:t>.</w:t>
       </w:r>
     </w:p>
     <w:p>
@@ -27869,7 +30330,7 @@
         <w:pStyle w:val="Heading3"/>
         <w:outlineLvl w:val="2"/>
       </w:pPr>
-      <w:bookmarkStart w:id="58" w:name="_Toc240488152"/>
+      <w:bookmarkStart w:id="58" w:name="_Toc240491753"/>
       <w:r>
         <w:rPr>
           <w:rFonts w:ascii="Times New Roman" w:hAnsi="Times New Roman"/>
@@ -27905,7 +30366,6 @@
           <w:rFonts w:cs="Times New Roman"/>
           <w:b/>
         </w:rPr>
-        <w:lastRenderedPageBreak/>
         <w:t xml:space="preserve">•  </w:t>
       </w:r>
       <w:r>
@@ -28148,7 +30608,7 @@
         <w:pStyle w:val="Heading3"/>
         <w:outlineLvl w:val="2"/>
       </w:pPr>
-      <w:bookmarkStart w:id="59" w:name="_Toc240488153"/>
+      <w:bookmarkStart w:id="59" w:name="_Toc240491754"/>
       <w:r>
         <w:rPr>
           <w:rFonts w:ascii="Times New Roman" w:hAnsi="Times New Roman"/>
@@ -28249,7 +30709,7 @@
         <w:pStyle w:val="Heading3"/>
         <w:outlineLvl w:val="2"/>
       </w:pPr>
-      <w:bookmarkStart w:id="60" w:name="_Toc240488154"/>
+      <w:bookmarkStart w:id="60" w:name="_Toc240491755"/>
       <w:r>
         <w:rPr>
           <w:rFonts w:ascii="Times New Roman" w:hAnsi="Times New Roman"/>
@@ -28344,6 +30804,7 @@
           <w:rFonts w:cs="Times New Roman"/>
           <w:b/>
         </w:rPr>
+        <w:lastRenderedPageBreak/>
         <w:t xml:space="preserve">•  </w:t>
       </w:r>
       <w:r>
@@ -28483,7 +30944,29 @@
         <w:rPr>
           <w:rFonts w:cs="Times New Roman"/>
         </w:rPr>
-        <w:t xml:space="preserve"> semakin mendatar pada tingkat kontrol diri tinggi (Aiken dan West, 1991; Hayes, 2018).</w:t>
+        <w:t xml:space="preserve"> semakin mendatar pada tingkat kontrol diri tinggi (</w:t>
+      </w:r>
+      <w:hyperlink w:anchor="_Ref_aiken1991multiple" w:history="1">
+        <w:r>
+          <w:t>Aiken dan West, 1991</w:t>
+        </w:r>
+      </w:hyperlink>
+      <w:r>
+        <w:rPr>
+          <w:rFonts w:cs="Times New Roman"/>
+        </w:rPr>
+        <w:t xml:space="preserve">; </w:t>
+      </w:r>
+      <w:hyperlink w:anchor="_Ref_hayes2018introduction" w:history="1">
+        <w:r>
+          <w:t>Hayes, 2018</w:t>
+        </w:r>
+      </w:hyperlink>
+      <w:r>
+        <w:rPr>
+          <w:rFonts w:cs="Times New Roman"/>
+        </w:rPr>
+        <w:t>).</w:t>
       </w:r>
     </w:p>
     <w:p>
@@ -28491,7 +30974,7 @@
         <w:pStyle w:val="Heading2"/>
         <w:outlineLvl w:val="1"/>
       </w:pPr>
-      <w:bookmarkStart w:id="61" w:name="_Toc240488155"/>
+      <w:bookmarkStart w:id="61" w:name="_Toc240491756"/>
       <w:r>
         <w:rPr>
           <w:rFonts w:ascii="Times New Roman" w:hAnsi="Times New Roman"/>
@@ -28499,7 +30982,6 @@
           <w:color w:val="000000"/>
           <w:sz w:val="24"/>
         </w:rPr>
-        <w:lastRenderedPageBreak/>
         <w:t>3.6 Diagram Alur Penelitian</w:t>
       </w:r>
       <w:bookmarkEnd w:id="61"/>
@@ -28526,8 +31008,9 @@
         <w:rPr>
           <w:noProof/>
         </w:rPr>
+        <w:lastRenderedPageBreak/>
         <w:drawing>
-          <wp:inline distT="0" distB="0" distL="0" distR="0" wp14:anchorId="023767D4" wp14:editId="2296F21B">
+          <wp:inline distT="0" distB="0" distL="0" distR="0" wp14:anchorId="42364446" wp14:editId="36E6135D">
             <wp:extent cx="4680000" cy="4706426"/>
             <wp:effectExtent l="0" t="0" r="0" b="0"/>
             <wp:docPr id="6" name="Picture 6"/>
@@ -28597,7 +31080,7 @@
         <w:pStyle w:val="Heading2"/>
         <w:outlineLvl w:val="1"/>
       </w:pPr>
-      <w:bookmarkStart w:id="63" w:name="_Toc240488156"/>
+      <w:bookmarkStart w:id="63" w:name="_Toc240491757"/>
       <w:r>
         <w:rPr>
           <w:rFonts w:ascii="Times New Roman" w:hAnsi="Times New Roman"/>
@@ -29238,7 +31721,6 @@
               <w:rPr>
                 <w:sz w:val="19"/>
               </w:rPr>
-              <w:lastRenderedPageBreak/>
               <w:t>3</w:t>
             </w:r>
           </w:p>
@@ -29733,6 +32215,7 @@
               <w:rPr>
                 <w:sz w:val="19"/>
               </w:rPr>
+              <w:lastRenderedPageBreak/>
               <w:t>6</w:t>
             </w:r>
           </w:p>
@@ -30547,7 +33030,7 @@
         <w:pStyle w:val="Heading1"/>
         <w:outlineLvl w:val="0"/>
       </w:pPr>
-      <w:bookmarkStart w:id="65" w:name="_Toc240488157"/>
+      <w:bookmarkStart w:id="65" w:name="_Toc240491758"/>
       <w:r>
         <w:rPr>
           <w:rFonts w:ascii="Times New Roman" w:hAnsi="Times New Roman"/>
@@ -30566,6 +33049,7 @@
         <w:ind w:left="709" w:hanging="709"/>
         <w:jc w:val="both"/>
       </w:pPr>
+      <w:bookmarkStart w:id="66" w:name="_Ref_aiken1991multiple"/>
       <w:r>
         <w:rPr>
           <w:rFonts w:cs="Times New Roman"/>
@@ -30585,6 +33069,7 @@
         </w:rPr>
         <w:t>. Sage Publications, Newbury Park, CA.</w:t>
       </w:r>
+      <w:bookmarkEnd w:id="66"/>
     </w:p>
     <w:p>
       <w:pPr>
@@ -30592,6 +33077,7 @@
         <w:ind w:left="709" w:hanging="709"/>
         <w:jc w:val="both"/>
       </w:pPr>
+      <w:bookmarkStart w:id="67" w:name="_Ref_amos2014meta"/>
       <w:r>
         <w:rPr>
           <w:rFonts w:cs="Times New Roman"/>
@@ -30611,6 +33097,7 @@
         </w:rPr>
         <w:t>, 21(2):86–97.</w:t>
       </w:r>
+      <w:bookmarkEnd w:id="67"/>
     </w:p>
     <w:p>
       <w:pPr>
@@ -30618,6 +33105,7 @@
         <w:ind w:left="709" w:hanging="709"/>
         <w:jc w:val="both"/>
       </w:pPr>
+      <w:bookmarkStart w:id="68" w:name="_Ref_apidana2022peran"/>
       <w:r>
         <w:rPr>
           <w:rFonts w:cs="Times New Roman"/>
@@ -30637,6 +33125,7 @@
         </w:rPr>
         <w:t>, 1(1):26–40.</w:t>
       </w:r>
+      <w:bookmarkEnd w:id="68"/>
     </w:p>
     <w:p>
       <w:pPr>
@@ -30644,6 +33133,7 @@
         <w:ind w:left="709" w:hanging="709"/>
         <w:jc w:val="both"/>
       </w:pPr>
+      <w:bookmarkStart w:id="69" w:name="_Ref_arnold2003hedonic"/>
       <w:r>
         <w:rPr>
           <w:rFonts w:cs="Times New Roman"/>
@@ -30663,6 +33153,7 @@
         </w:rPr>
         <w:t>, 79(2):77–95.</w:t>
       </w:r>
+      <w:bookmarkEnd w:id="69"/>
     </w:p>
     <w:p>
       <w:pPr>
@@ -30670,6 +33161,7 @@
         <w:ind w:left="709" w:hanging="709"/>
         <w:jc w:val="both"/>
       </w:pPr>
+      <w:bookmarkStart w:id="70" w:name="_Ref_artadita2024how"/>
       <w:r>
         <w:rPr>
           <w:rFonts w:cs="Times New Roman"/>
@@ -30689,6 +33181,7 @@
         </w:rPr>
         <w:t>, 15(2):179–189.</w:t>
       </w:r>
+      <w:bookmarkEnd w:id="70"/>
     </w:p>
     <w:p>
       <w:pPr>
@@ -30696,6 +33189,7 @@
         <w:ind w:left="709" w:hanging="709"/>
         <w:jc w:val="both"/>
       </w:pPr>
+      <w:bookmarkStart w:id="71" w:name="_Ref_aryadi2024personal"/>
       <w:r>
         <w:rPr>
           <w:rFonts w:cs="Times New Roman"/>
@@ -30728,6 +33222,7 @@
         </w:rPr>
         <w:t>, pages 1–12. Atlantis Press.</w:t>
       </w:r>
+      <w:bookmarkEnd w:id="71"/>
     </w:p>
     <w:p>
       <w:pPr>
@@ -30735,6 +33230,7 @@
         <w:ind w:left="709" w:hanging="709"/>
         <w:jc w:val="both"/>
       </w:pPr>
+      <w:bookmarkStart w:id="72" w:name="_Ref_babin1994work"/>
       <w:r>
         <w:rPr>
           <w:rFonts w:cs="Times New Roman"/>
@@ -30754,6 +33250,7 @@
         </w:rPr>
         <w:t>, 20(4):644–656.</w:t>
       </w:r>
+      <w:bookmarkEnd w:id="72"/>
     </w:p>
     <w:p>
       <w:pPr>
@@ -30761,6 +33258,7 @@
         <w:ind w:left="709" w:hanging="709"/>
         <w:jc w:val="both"/>
       </w:pPr>
+      <w:bookmarkStart w:id="73" w:name="_Ref_barasz2017pseudo"/>
       <w:r>
         <w:rPr>
           <w:rFonts w:cs="Times New Roman"/>
@@ -30780,6 +33278,7 @@
         </w:rPr>
         <w:t>, 44(4):737–759.</w:t>
       </w:r>
+      <w:bookmarkEnd w:id="73"/>
     </w:p>
     <w:p>
       <w:pPr>
@@ -30787,6 +33286,7 @@
         <w:ind w:left="709" w:hanging="709"/>
         <w:jc w:val="both"/>
       </w:pPr>
+      <w:bookmarkStart w:id="74" w:name="_Ref_barber2008all"/>
       <w:r>
         <w:rPr>
           <w:rFonts w:cs="Times New Roman"/>
@@ -30806,6 +33306,7 @@
         </w:rPr>
         <w:t>, 21(2):785–818.</w:t>
       </w:r>
+      <w:bookmarkEnd w:id="74"/>
     </w:p>
     <w:p>
       <w:pPr>
@@ -30813,6 +33314,7 @@
         <w:ind w:left="709" w:hanging="709"/>
         <w:jc w:val="both"/>
       </w:pPr>
+      <w:bookmarkStart w:id="75" w:name="_Ref_baumeister2002yield"/>
       <w:r>
         <w:rPr>
           <w:rFonts w:cs="Times New Roman"/>
@@ -30832,6 +33334,7 @@
         </w:rPr>
         <w:t>, 28(4):670–676.</w:t>
       </w:r>
+      <w:bookmarkEnd w:id="75"/>
     </w:p>
     <w:p>
       <w:pPr>
@@ -30839,6 +33342,7 @@
         <w:ind w:left="709" w:hanging="709"/>
         <w:jc w:val="both"/>
       </w:pPr>
+      <w:bookmarkStart w:id="76" w:name="_Ref_baur2018bitcoin"/>
       <w:r>
         <w:rPr>
           <w:rFonts w:cs="Times New Roman"/>
@@ -30858,6 +33362,7 @@
         </w:rPr>
         <w:t>, 25:103–110.</w:t>
       </w:r>
+      <w:bookmarkEnd w:id="76"/>
     </w:p>
     <w:p>
       <w:pPr>
@@ -30865,6 +33370,7 @@
         <w:ind w:left="709" w:hanging="709"/>
         <w:jc w:val="both"/>
       </w:pPr>
+      <w:bookmarkStart w:id="77" w:name="_Ref_beatty1998impulse"/>
       <w:r>
         <w:rPr>
           <w:rFonts w:cs="Times New Roman"/>
@@ -30884,6 +33390,7 @@
         </w:rPr>
         <w:t>, 74(2):169–191.</w:t>
       </w:r>
+      <w:bookmarkEnd w:id="77"/>
     </w:p>
     <w:p>
       <w:pPr>
@@ -30891,6 +33398,7 @@
         <w:ind w:left="709" w:hanging="709"/>
         <w:jc w:val="both"/>
       </w:pPr>
+      <w:bookmarkStart w:id="78" w:name="_Ref_belk1995collecting"/>
       <w:r>
         <w:rPr>
           <w:rFonts w:cs="Times New Roman"/>
@@ -30911,6 +33419,7 @@
         </w:rPr>
         <w:t>. Routledge, London.</w:t>
       </w:r>
+      <w:bookmarkEnd w:id="78"/>
     </w:p>
     <w:p>
       <w:pPr>
@@ -30918,6 +33427,7 @@
         <w:ind w:left="709" w:hanging="709"/>
         <w:jc w:val="both"/>
       </w:pPr>
+      <w:bookmarkStart w:id="79" w:name="_Ref_cohen1988statistical"/>
       <w:r>
         <w:rPr>
           <w:rFonts w:cs="Times New Roman"/>
@@ -30937,6 +33447,7 @@
         </w:rPr>
         <w:t>. Lawrence Erlbaum Associates, Hillsdale, NJ, 2 edition.</w:t>
       </w:r>
+      <w:bookmarkEnd w:id="79"/>
     </w:p>
     <w:p>
       <w:pPr>
@@ -30944,6 +33455,7 @@
         <w:ind w:left="709" w:hanging="709"/>
         <w:jc w:val="both"/>
       </w:pPr>
+      <w:bookmarkStart w:id="80" w:name="_Ref_colline2024biases"/>
       <w:r>
         <w:rPr>
           <w:rFonts w:cs="Times New Roman"/>
@@ -30963,6 +33475,7 @@
         </w:rPr>
         <w:t>, 4(2):88–98.</w:t>
       </w:r>
+      <w:bookmarkEnd w:id="80"/>
     </w:p>
     <w:p>
       <w:pPr>
@@ -30970,6 +33483,7 @@
         <w:ind w:left="709" w:hanging="709"/>
         <w:jc w:val="both"/>
       </w:pPr>
+      <w:bookmarkStart w:id="81" w:name="_Ref_dewi2024understanding"/>
       <w:r>
         <w:rPr>
           <w:rFonts w:cs="Times New Roman"/>
@@ -30989,6 +33503,7 @@
         </w:rPr>
         <w:t>, 5(2):88–100.</w:t>
       </w:r>
+      <w:bookmarkEnd w:id="81"/>
     </w:p>
     <w:p>
       <w:pPr>
@@ -30996,6 +33511,7 @@
         <w:ind w:left="709" w:hanging="709"/>
         <w:jc w:val="both"/>
       </w:pPr>
+      <w:bookmarkStart w:id="82" w:name="_Ref_fama1970efficient"/>
       <w:r>
         <w:rPr>
           <w:rFonts w:cs="Times New Roman"/>
@@ -31015,6 +33531,7 @@
         </w:rPr>
         <w:t>, 25(2):383–417.</w:t>
       </w:r>
+      <w:bookmarkEnd w:id="82"/>
     </w:p>
     <w:p>
       <w:pPr>
@@ -31022,6 +33539,7 @@
         <w:ind w:left="709" w:hanging="709"/>
         <w:jc w:val="both"/>
       </w:pPr>
+      <w:bookmarkStart w:id="83" w:name="_Ref_gao2014completing"/>
       <w:r>
         <w:rPr>
           <w:rFonts w:cs="Times New Roman"/>
@@ -31041,6 +33559,7 @@
         </w:rPr>
         <w:t>, 78:143–156.</w:t>
       </w:r>
+      <w:bookmarkEnd w:id="83"/>
     </w:p>
     <w:p>
       <w:pPr>
@@ -31048,6 +33567,7 @@
         <w:ind w:left="709" w:hanging="709"/>
         <w:jc w:val="both"/>
       </w:pPr>
+      <w:bookmarkStart w:id="84" w:name="_Ref_ghozali2018aplikasi"/>
       <w:r>
         <w:rPr>
           <w:rFonts w:cs="Times New Roman"/>
@@ -31067,6 +33587,7 @@
         </w:rPr>
         <w:t>. Badan Penerbit Universitas Diponegoro, Semarang, 9 edition.</w:t>
       </w:r>
+      <w:bookmarkEnd w:id="84"/>
     </w:p>
     <w:p>
       <w:pPr>
@@ -31074,6 +33595,7 @@
         <w:ind w:left="709" w:hanging="709"/>
         <w:jc w:val="both"/>
       </w:pPr>
+      <w:bookmarkStart w:id="85" w:name="_Ref_gong2024unveiling"/>
       <w:r>
         <w:rPr>
           <w:rFonts w:cs="Times New Roman"/>
@@ -31093,6 +33615,7 @@
         </w:rPr>
         <w:t>, 10(24):e40564.</w:t>
       </w:r>
+      <w:bookmarkEnd w:id="85"/>
     </w:p>
     <w:p>
       <w:pPr>
@@ -31100,6 +33623,7 @@
         <w:ind w:left="709" w:hanging="709"/>
         <w:jc w:val="both"/>
       </w:pPr>
+      <w:bookmarkStart w:id="86" w:name="_Ref_green1991subjects"/>
       <w:r>
         <w:rPr>
           <w:rFonts w:cs="Times New Roman"/>
@@ -31119,6 +33643,7 @@
         </w:rPr>
         <w:t>, 26(3):499–510.</w:t>
       </w:r>
+      <w:bookmarkEnd w:id="86"/>
     </w:p>
     <w:p>
       <w:pPr>
@@ -31126,6 +33651,7 @@
         <w:ind w:left="709" w:hanging="709"/>
         <w:jc w:val="both"/>
       </w:pPr>
+      <w:bookmarkStart w:id="87" w:name="_Ref_gueltekin2012influence"/>
       <w:r>
         <w:rPr>
           <w:rFonts w:cs="Times New Roman"/>
@@ -31145,6 +33671,7 @@
         </w:rPr>
         <w:t>, 4(3):180–189.</w:t>
       </w:r>
+      <w:bookmarkEnd w:id="87"/>
     </w:p>
     <w:p>
       <w:pPr>
@@ -31152,6 +33679,7 @@
         <w:ind w:left="709" w:hanging="709"/>
         <w:jc w:val="both"/>
       </w:pPr>
+      <w:bookmarkStart w:id="88" w:name="_Ref_hair2019multivariate"/>
       <w:r>
         <w:rPr>
           <w:rFonts w:cs="Times New Roman"/>
@@ -31171,6 +33699,7 @@
         </w:rPr>
         <w:t>. Cengage Learning, Boston, MA, 8th edition.</w:t>
       </w:r>
+      <w:bookmarkEnd w:id="88"/>
     </w:p>
     <w:p>
       <w:pPr>
@@ -31178,6 +33707,7 @@
         <w:ind w:left="709" w:hanging="709"/>
         <w:jc w:val="both"/>
       </w:pPr>
+      <w:bookmarkStart w:id="89" w:name="_Ref_hayes2018introduction"/>
       <w:r>
         <w:rPr>
           <w:rFonts w:cs="Times New Roman"/>
@@ -31197,6 +33727,7 @@
         </w:rPr>
         <w:t>. The Guilford Press, New York, 2nd edition.</w:t>
       </w:r>
+      <w:bookmarkEnd w:id="89"/>
     </w:p>
     <w:p>
       <w:pPr>
@@ -31204,6 +33735,7 @@
         <w:ind w:left="709" w:hanging="709"/>
         <w:jc w:val="both"/>
       </w:pPr>
+      <w:bookmarkStart w:id="90" w:name="_Ref_hirschman1982hedonic"/>
       <w:r>
         <w:rPr>
           <w:rFonts w:cs="Times New Roman"/>
@@ -31223,6 +33755,7 @@
         </w:rPr>
         <w:t>, 46(3):92–101.</w:t>
       </w:r>
+      <w:bookmarkEnd w:id="90"/>
     </w:p>
     <w:p>
       <w:pPr>
@@ -31230,6 +33763,7 @@
         <w:ind w:left="709" w:hanging="709"/>
         <w:jc w:val="both"/>
       </w:pPr>
+      <w:bookmarkStart w:id="91" w:name="_Ref_kahneman1979prospect"/>
       <w:r>
         <w:rPr>
           <w:rFonts w:cs="Times New Roman"/>
@@ -31249,6 +33783,7 @@
         </w:rPr>
         <w:t>, 47(2):263–292.</w:t>
       </w:r>
+      <w:bookmarkEnd w:id="91"/>
     </w:p>
     <w:p>
       <w:pPr>
@@ -31256,6 +33791,7 @@
         <w:ind w:left="709" w:hanging="709"/>
         <w:jc w:val="both"/>
       </w:pPr>
+      <w:bookmarkStart w:id="92" w:name="_Ref_katauke2023financial"/>
       <w:r>
         <w:rPr>
           <w:rFonts w:cs="Times New Roman"/>
@@ -31275,6 +33811,7 @@
         </w:rPr>
         <w:t>, 15(9):7267.</w:t>
       </w:r>
+      <w:bookmarkEnd w:id="92"/>
     </w:p>
     <w:p>
       <w:pPr>
@@ -31282,6 +33819,7 @@
         <w:ind w:left="709" w:hanging="709"/>
         <w:jc w:val="both"/>
       </w:pPr>
+      <w:bookmarkStart w:id="93" w:name="_Ref_keynes1936general"/>
       <w:r>
         <w:rPr>
           <w:rFonts w:cs="Times New Roman"/>
@@ -31301,6 +33839,7 @@
         </w:rPr>
         <w:t>. Macmillan, London.</w:t>
       </w:r>
+      <w:bookmarkEnd w:id="93"/>
     </w:p>
     <w:p>
       <w:pPr>
@@ -31308,6 +33847,7 @@
         <w:ind w:left="709" w:hanging="709"/>
         <w:jc w:val="both"/>
       </w:pPr>
+      <w:bookmarkStart w:id="94" w:name="_Ref_lienardy2024role"/>
       <w:r>
         <w:rPr>
           <w:rFonts w:cs="Times New Roman"/>
@@ -31328,6 +33868,7 @@
         </w:rPr>
         <w:t>, 2(2):13–28.</w:t>
       </w:r>
+      <w:bookmarkEnd w:id="94"/>
     </w:p>
     <w:p>
       <w:pPr>
@@ -31335,6 +33876,7 @@
         <w:ind w:left="709" w:hanging="709"/>
         <w:jc w:val="both"/>
       </w:pPr>
+      <w:bookmarkStart w:id="95" w:name="_Ref_long2000consuming"/>
       <w:r>
         <w:rPr>
           <w:rFonts w:cs="Times New Roman"/>
@@ -31354,6 +33896,7 @@
         </w:rPr>
         <w:t>, 17(3):214–229.</w:t>
       </w:r>
+      <w:bookmarkEnd w:id="95"/>
     </w:p>
     <w:p>
       <w:pPr>
@@ -31361,6 +33904,7 @@
         <w:ind w:left="709" w:hanging="709"/>
         <w:jc w:val="both"/>
       </w:pPr>
+      <w:bookmarkStart w:id="96" w:name="_Ref_mehrabian1974approach"/>
       <w:r>
         <w:rPr>
           <w:rFonts w:cs="Times New Roman"/>
@@ -31380,6 +33924,7 @@
         </w:rPr>
         <w:t>. MIT Press, Cambridge, MA.</w:t>
       </w:r>
+      <w:bookmarkEnd w:id="96"/>
     </w:p>
     <w:p>
       <w:pPr>
@@ -31387,6 +33932,7 @@
         <w:ind w:left="709" w:hanging="709"/>
         <w:jc w:val="both"/>
       </w:pPr>
+      <w:bookmarkStart w:id="97" w:name="_Ref_peck2006if"/>
       <w:r>
         <w:rPr>
           <w:rFonts w:cs="Times New Roman"/>
@@ -31406,6 +33952,7 @@
         </w:rPr>
         <w:t>, 59(6):765–769.</w:t>
       </w:r>
+      <w:bookmarkEnd w:id="97"/>
     </w:p>
     <w:p>
       <w:pPr>
@@ -31413,6 +33960,7 @@
         <w:ind w:left="709" w:hanging="709"/>
         <w:jc w:val="both"/>
       </w:pPr>
+      <w:bookmarkStart w:id="98" w:name="_Ref_pranggabayu2022pengaruh"/>
       <w:r>
         <w:rPr>
           <w:rFonts w:cs="Times New Roman"/>
@@ -31432,6 +33980,7 @@
         </w:rPr>
         <w:t>, 1(6):951–966.</w:t>
       </w:r>
+      <w:bookmarkEnd w:id="98"/>
     </w:p>
     <w:p>
       <w:pPr>
@@ -31439,6 +33988,7 @@
         <w:ind w:left="709" w:hanging="709"/>
         <w:jc w:val="both"/>
       </w:pPr>
+      <w:bookmarkStart w:id="99" w:name="_Ref_prasetio2021hedonic"/>
       <w:r>
         <w:rPr>
           <w:rFonts w:cs="Times New Roman"/>
@@ -31456,7 +34006,7 @@
         <w:rPr>
           <w:rFonts w:cs="Times New Roman"/>
         </w:rPr>
-        <w:t xml:space="preserve">. (2021). The role of hedonic motivation in impulsive buying on e-commerce platforms. </w:t>
+        <w:t xml:space="preserve"> (2021). The role of hedonic motivation in impulsive buying on e-commerce platforms. </w:t>
       </w:r>
       <w:r>
         <w:rPr>
@@ -31471,7 +34021,9 @@
         </w:rPr>
         <w:t>, 5(4):689–698.</w:t>
       </w:r>
-    </w:p>
+      <w:bookmarkEnd w:id="99"/>
+    </w:p>
+    <w:bookmarkStart w:id="100" w:name="_Ref_pricecharting2024"/>
     <w:p>
       <w:pPr>
         <w:spacing w:after="120"/>
@@ -31479,16 +34031,28 @@
         <w:jc w:val="both"/>
       </w:pPr>
       <w:r>
-        <w:rPr>
-          <w:rFonts w:cs="Times New Roman"/>
-        </w:rPr>
-        <w:t>PriceCharting (2024). Pok\'emon shining fates card price guide: Historical market values for ungraded and psa 10 graded cards. PriceCharting Historical Collectibles Database, New York. Tersedia di: \url</w:t>
-      </w:r>
-      <w:r>
-        <w:rPr>
-          <w:rFonts w:cs="Times New Roman"/>
-        </w:rPr>
-        <w:t xml:space="preserve"> </w:t>
+        <w:fldChar w:fldCharType="begin"/>
+      </w:r>
+      <w:r>
+        <w:instrText>HYPERLINK \l "_Ref_pricecharting2024"</w:instrText>
+      </w:r>
+      <w:r>
+        <w:fldChar w:fldCharType="separate"/>
+      </w:r>
+      <w:r>
+        <w:rPr>
+          <w:rFonts w:cs="Times New Roman"/>
+        </w:rPr>
+        <w:t>PriceCharting (2024)</w:t>
+      </w:r>
+      <w:r>
+        <w:fldChar w:fldCharType="end"/>
+      </w:r>
+      <w:r>
+        <w:rPr>
+          <w:rFonts w:cs="Times New Roman"/>
+        </w:rPr>
+        <w:t xml:space="preserve">. Pokémon shining fates card price guide: Historical market values for ungraded and psa 10 graded cards. PriceCharting Historical Collectibles Database, New York. Tersedia di: \url </w:t>
       </w:r>
       <w:hyperlink r:id="rId17">
         <w:r>
@@ -31505,6 +34069,7 @@
         </w:rPr>
         <w:t xml:space="preserve"> (Diakses 15 Januari 2025).</w:t>
       </w:r>
+      <w:bookmarkEnd w:id="100"/>
     </w:p>
     <w:p>
       <w:pPr>
@@ -31512,6 +34077,7 @@
         <w:ind w:left="709" w:hanging="709"/>
         <w:jc w:val="both"/>
       </w:pPr>
+      <w:bookmarkStart w:id="101" w:name="_Ref_rook1987buying"/>
       <w:r>
         <w:rPr>
           <w:rFonts w:cs="Times New Roman"/>
@@ -31531,6 +34097,7 @@
         </w:rPr>
         <w:t>, 14(2):189–199.</w:t>
       </w:r>
+      <w:bookmarkEnd w:id="101"/>
     </w:p>
     <w:p>
       <w:pPr>
@@ -31538,6 +34105,7 @@
         <w:ind w:left="709" w:hanging="709"/>
         <w:jc w:val="both"/>
       </w:pPr>
+      <w:bookmarkStart w:id="102" w:name="_Ref_rook1995normative"/>
       <w:r>
         <w:rPr>
           <w:rFonts w:cs="Times New Roman"/>
@@ -31557,6 +34125,7 @@
         </w:rPr>
         <w:t>, 22(3):305–313.</w:t>
       </w:r>
+      <w:bookmarkEnd w:id="102"/>
     </w:p>
     <w:p>
       <w:pPr>
@@ -31564,6 +34133,7 @@
         <w:ind w:left="709" w:hanging="709"/>
         <w:jc w:val="both"/>
       </w:pPr>
+      <w:bookmarkStart w:id="103" w:name="_Ref_sekaran2016research"/>
       <w:r>
         <w:rPr>
           <w:rFonts w:cs="Times New Roman"/>
@@ -31583,6 +34153,7 @@
         </w:rPr>
         <w:t>. John Wiley dan Sons, Chichester, West Sussex, 7th edition.</w:t>
       </w:r>
+      <w:bookmarkEnd w:id="103"/>
     </w:p>
     <w:p>
       <w:pPr>
@@ -31590,6 +34161,7 @@
         <w:ind w:left="709" w:hanging="709"/>
         <w:jc w:val="both"/>
       </w:pPr>
+      <w:bookmarkStart w:id="104" w:name="_Ref_shiller2000irrational"/>
       <w:r>
         <w:rPr>
           <w:rFonts w:cs="Times New Roman"/>
@@ -31609,6 +34181,7 @@
         </w:rPr>
         <w:t>. Princeton University Press, Princeton, NJ.</w:t>
       </w:r>
+      <w:bookmarkEnd w:id="104"/>
     </w:p>
     <w:p>
       <w:pPr>
@@ -31616,6 +34189,7 @@
         <w:ind w:left="709" w:hanging="709"/>
         <w:jc w:val="both"/>
       </w:pPr>
+      <w:bookmarkStart w:id="105" w:name="_Ref_simon1955behavioral"/>
       <w:r>
         <w:rPr>
           <w:rFonts w:cs="Times New Roman"/>
@@ -31635,6 +34209,7 @@
         </w:rPr>
         <w:t>, 69(1):99–118.</w:t>
       </w:r>
+      <w:bookmarkEnd w:id="105"/>
     </w:p>
     <w:p>
       <w:pPr>
@@ -31642,6 +34217,7 @@
         <w:ind w:left="709" w:hanging="709"/>
         <w:jc w:val="both"/>
       </w:pPr>
+      <w:bookmarkStart w:id="106" w:name="_Ref_spero2004approach"/>
       <w:r>
         <w:rPr>
           <w:rFonts w:cs="Times New Roman"/>
@@ -31661,7 +34237,9 @@
         </w:rPr>
         <w:t>, 7(2):153–159.</w:t>
       </w:r>
-    </w:p>
+      <w:bookmarkEnd w:id="106"/>
+    </w:p>
+    <w:bookmarkStart w:id="107" w:name="_Ref_statista2024pokemon"/>
     <w:p>
       <w:pPr>
         <w:spacing w:after="120"/>
@@ -31669,17 +34247,29 @@
         <w:jc w:val="both"/>
       </w:pPr>
       <w:r>
-        <w:rPr>
-          <w:rFonts w:cs="Times New Roman"/>
-        </w:rPr>
         <w:lastRenderedPageBreak/>
-        <w:t>Statista (2024). Top 10 highest-grossing media franchises worldwide of all time. Statista Consumer Market Insights dan Research, New York: Statista Inc. Tersedia di: \url</w:t>
-      </w:r>
-      <w:r>
-        <w:rPr>
-          <w:rFonts w:cs="Times New Roman"/>
-        </w:rPr>
-        <w:t xml:space="preserve"> </w:t>
+        <w:fldChar w:fldCharType="begin"/>
+      </w:r>
+      <w:r>
+        <w:instrText>HYPERLINK \l "_Ref_statista2024pokemon"</w:instrText>
+      </w:r>
+      <w:r>
+        <w:fldChar w:fldCharType="separate"/>
+      </w:r>
+      <w:r>
+        <w:rPr>
+          <w:rFonts w:cs="Times New Roman"/>
+        </w:rPr>
+        <w:t>Statista (2024)</w:t>
+      </w:r>
+      <w:r>
+        <w:fldChar w:fldCharType="end"/>
+      </w:r>
+      <w:r>
+        <w:rPr>
+          <w:rFonts w:cs="Times New Roman"/>
+        </w:rPr>
+        <w:t xml:space="preserve">. Top 10 highest-grossing media franchises worldwide of all time. Statista Consumer Market Insights dan Research, New York: Statista Inc. Tersedia di: \url </w:t>
       </w:r>
       <w:hyperlink r:id="rId18">
         <w:r>
@@ -31696,6 +34286,7 @@
         </w:rPr>
         <w:t xml:space="preserve"> (Diakses 15 Januari 2025).</w:t>
       </w:r>
+      <w:bookmarkEnd w:id="107"/>
     </w:p>
     <w:p>
       <w:pPr>
@@ -31703,6 +34294,7 @@
         <w:ind w:left="709" w:hanging="709"/>
         <w:jc w:val="both"/>
       </w:pPr>
+      <w:bookmarkStart w:id="108" w:name="_Ref_stern1962significance"/>
       <w:r>
         <w:rPr>
           <w:rFonts w:cs="Times New Roman"/>
@@ -31722,7 +34314,9 @@
         </w:rPr>
         <w:t>, 26(2):59–62.</w:t>
       </w:r>
-    </w:p>
+      <w:bookmarkEnd w:id="108"/>
+    </w:p>
+    <w:bookmarkStart w:id="109" w:name="_Ref_sugiyono2019metode"/>
     <w:p>
       <w:pPr>
         <w:spacing w:after="120"/>
@@ -31730,10 +34324,28 @@
         <w:jc w:val="both"/>
       </w:pPr>
       <w:r>
-        <w:rPr>
-          <w:rFonts w:cs="Times New Roman"/>
-        </w:rPr>
-        <w:t xml:space="preserve">Sugiyono (2019). </w:t>
+        <w:fldChar w:fldCharType="begin"/>
+      </w:r>
+      <w:r>
+        <w:instrText>HYPERLINK \l "_Ref_sugiyono2019metode"</w:instrText>
+      </w:r>
+      <w:r>
+        <w:fldChar w:fldCharType="separate"/>
+      </w:r>
+      <w:r>
+        <w:rPr>
+          <w:rFonts w:cs="Times New Roman"/>
+        </w:rPr>
+        <w:t>Sugiyono (2019)</w:t>
+      </w:r>
+      <w:r>
+        <w:fldChar w:fldCharType="end"/>
+      </w:r>
+      <w:r>
+        <w:rPr>
+          <w:rFonts w:cs="Times New Roman"/>
+        </w:rPr>
+        <w:t xml:space="preserve">. </w:t>
       </w:r>
       <w:r>
         <w:rPr>
@@ -31748,6 +34360,7 @@
         </w:rPr>
         <w:t>. Alfabeta, Bandung.</w:t>
       </w:r>
+      <w:bookmarkEnd w:id="109"/>
     </w:p>
     <w:p>
       <w:pPr>
@@ -31755,6 +34368,7 @@
         <w:ind w:left="709" w:hanging="709"/>
         <w:jc w:val="both"/>
       </w:pPr>
+      <w:bookmarkStart w:id="110" w:name="_Ref_sultan2012building"/>
       <w:r>
         <w:rPr>
           <w:rFonts w:cs="Times New Roman"/>
@@ -31774,6 +34388,7 @@
         </w:rPr>
         <w:t>, 23(1):61–72.</w:t>
       </w:r>
+      <w:bookmarkEnd w:id="110"/>
     </w:p>
     <w:p>
       <w:pPr>
@@ -31781,6 +34396,7 @@
         <w:ind w:left="709" w:hanging="709"/>
         <w:jc w:val="both"/>
       </w:pPr>
+      <w:bookmarkStart w:id="111" w:name="_Ref_tan2024ketidakpastian"/>
       <w:r>
         <w:rPr>
           <w:rFonts w:cs="Times New Roman"/>
@@ -31800,6 +34416,7 @@
         </w:rPr>
         <w:t>, 18(2):145–158.</w:t>
       </w:r>
+      <w:bookmarkEnd w:id="111"/>
     </w:p>
     <w:p>
       <w:pPr>
@@ -31807,6 +34424,7 @@
         <w:ind w:left="709" w:hanging="709"/>
         <w:jc w:val="both"/>
       </w:pPr>
+      <w:bookmarkStart w:id="112" w:name="_Ref_tangney2004high"/>
       <w:r>
         <w:rPr>
           <w:rFonts w:cs="Times New Roman"/>
@@ -31826,6 +34444,7 @@
         </w:rPr>
         <w:t>, 72(2):271–324.</w:t>
       </w:r>
+      <w:bookmarkEnd w:id="112"/>
     </w:p>
     <w:p>
       <w:pPr>
@@ -31833,6 +34452,7 @@
         <w:ind w:left="709" w:hanging="709"/>
         <w:jc w:val="both"/>
       </w:pPr>
+      <w:bookmarkStart w:id="113" w:name="_Ref_thaler1985mental"/>
       <w:r>
         <w:rPr>
           <w:rFonts w:cs="Times New Roman"/>
@@ -31852,6 +34472,7 @@
         </w:rPr>
         <w:t>, 4(3):199–214.</w:t>
       </w:r>
+      <w:bookmarkEnd w:id="113"/>
     </w:p>
     <w:p>
       <w:pPr>
@@ -31859,6 +34480,7 @@
         <w:ind w:left="709" w:hanging="709"/>
         <w:jc w:val="both"/>
       </w:pPr>
+      <w:bookmarkStart w:id="114" w:name="_Ref_thaler1981economic"/>
       <w:r>
         <w:rPr>
           <w:rFonts w:cs="Times New Roman"/>
@@ -31878,7 +34500,9 @@
         </w:rPr>
         <w:t>, 89(2):392–406.</w:t>
       </w:r>
-    </w:p>
+      <w:bookmarkEnd w:id="114"/>
+    </w:p>
+    <w:bookmarkStart w:id="115" w:name="_Ref_pokemoncompany2024"/>
     <w:p>
       <w:pPr>
         <w:spacing w:after="120"/>
@@ -31886,16 +34510,28 @@
         <w:jc w:val="both"/>
       </w:pPr>
       <w:r>
-        <w:rPr>
-          <w:rFonts w:cs="Times New Roman"/>
-        </w:rPr>
-        <w:t>The Pok\'emon Company (2024). Corporate business data and trading card game historical production statistics. Laporan Resmi Korporat, Tokyo: The Pok\'emon Company. Tersedia di: \url</w:t>
-      </w:r>
-      <w:r>
-        <w:rPr>
-          <w:rFonts w:cs="Times New Roman"/>
-        </w:rPr>
-        <w:t xml:space="preserve"> </w:t>
+        <w:fldChar w:fldCharType="begin"/>
+      </w:r>
+      <w:r>
+        <w:instrText>HYPERLINK \l "_Ref_pokemoncompany2024"</w:instrText>
+      </w:r>
+      <w:r>
+        <w:fldChar w:fldCharType="separate"/>
+      </w:r>
+      <w:r>
+        <w:rPr>
+          <w:rFonts w:cs="Times New Roman"/>
+        </w:rPr>
+        <w:t>The Pokémon Company (2024)</w:t>
+      </w:r>
+      <w:r>
+        <w:fldChar w:fldCharType="end"/>
+      </w:r>
+      <w:r>
+        <w:rPr>
+          <w:rFonts w:cs="Times New Roman"/>
+        </w:rPr>
+        <w:t xml:space="preserve">. Corporate business data and trading card game historical production statistics. Laporan Resmi Korporat, Tokyo: The Pokémon Company. Tersedia di: \url </w:t>
       </w:r>
       <w:hyperlink r:id="rId19">
         <w:r>
@@ -31912,6 +34548,7 @@
         </w:rPr>
         <w:t xml:space="preserve"> (Diakses 15 Januari 2025).</w:t>
       </w:r>
+      <w:bookmarkEnd w:id="115"/>
     </w:p>
     <w:p>
       <w:pPr>
@@ -31919,6 +34556,7 @@
         <w:ind w:left="709" w:hanging="709"/>
         <w:jc w:val="both"/>
       </w:pPr>
+      <w:bookmarkStart w:id="116" w:name="_Ref_tirtayasa2020effect"/>
       <w:r>
         <w:rPr>
           <w:rFonts w:cs="Times New Roman"/>
@@ -31938,6 +34576,7 @@
         </w:rPr>
         <w:t>, 2(1):18–28.</w:t>
       </w:r>
+      <w:bookmarkEnd w:id="116"/>
     </w:p>
     <w:p>
       <w:pPr>
@@ -31945,6 +34584,7 @@
         <w:ind w:left="709" w:hanging="709"/>
         <w:jc w:val="both"/>
       </w:pPr>
+      <w:bookmarkStart w:id="117" w:name="_Ref_verplanken2001individual"/>
       <w:r>
         <w:rPr>
           <w:rFonts w:cs="Times New Roman"/>
@@ -31964,6 +34604,7 @@
         </w:rPr>
         <w:t>, 15(S1):S71–S83.</w:t>
       </w:r>
+      <w:bookmarkEnd w:id="117"/>
     </w:p>
     <w:p>
       <w:pPr>
@@ -31971,6 +34612,7 @@
         <w:ind w:left="709" w:hanging="709"/>
         <w:jc w:val="both"/>
       </w:pPr>
+      <w:bookmarkStart w:id="118" w:name="_Ref_vohs2007spent"/>
       <w:r>
         <w:rPr>
           <w:rFonts w:cs="Times New Roman"/>
@@ -31990,6 +34632,7 @@
         </w:rPr>
         <w:t>, 33(4):537–547.</w:t>
       </w:r>
+      <w:bookmarkEnd w:id="118"/>
     </w:p>
     <w:p>
       <w:pPr>
@@ -31997,6 +34640,7 @@
         <w:ind w:left="709" w:hanging="709"/>
         <w:jc w:val="both"/>
       </w:pPr>
+      <w:bookmarkStart w:id="119" w:name="_Ref_zeigarnik1927behalten"/>
       <w:r>
         <w:rPr>
           <w:rFonts w:cs="Times New Roman"/>
@@ -32016,6 +34660,7 @@
         </w:rPr>
         <w:t>, 9:1–85.</w:t>
       </w:r>
+      <w:bookmarkEnd w:id="119"/>
     </w:p>
     <w:p>
       <w:pPr>
@@ -32023,6 +34668,7 @@
         <w:ind w:left="709" w:hanging="709"/>
         <w:jc w:val="both"/>
       </w:pPr>
+      <w:bookmarkStart w:id="120" w:name="_Ref_zheng2019impact"/>
       <w:r>
         <w:rPr>
           <w:rFonts w:cs="Times New Roman"/>
@@ -32043,6 +34689,7 @@
         </w:rPr>
         <w:t>, 56(8):103148.</w:t>
       </w:r>
+      <w:bookmarkEnd w:id="120"/>
     </w:p>
     <w:sectPr>
       <w:headerReference w:type="default" r:id="rId20"/>
@@ -32387,31 +35034,31 @@
       </w:rPr>
     </w:lvl>
   </w:abstractNum>
-  <w:num w:numId="1" w16cid:durableId="1982032238">
+  <w:num w:numId="1" w16cid:durableId="495220011">
     <w:abstractNumId w:val="8"/>
   </w:num>
-  <w:num w:numId="2" w16cid:durableId="241834132">
+  <w:num w:numId="2" w16cid:durableId="672026036">
     <w:abstractNumId w:val="6"/>
   </w:num>
-  <w:num w:numId="3" w16cid:durableId="1693385022">
+  <w:num w:numId="3" w16cid:durableId="116877561">
     <w:abstractNumId w:val="5"/>
   </w:num>
-  <w:num w:numId="4" w16cid:durableId="2115979879">
+  <w:num w:numId="4" w16cid:durableId="741947597">
     <w:abstractNumId w:val="4"/>
   </w:num>
-  <w:num w:numId="5" w16cid:durableId="24134271">
+  <w:num w:numId="5" w16cid:durableId="1605192908">
     <w:abstractNumId w:val="7"/>
   </w:num>
-  <w:num w:numId="6" w16cid:durableId="1710834592">
+  <w:num w:numId="6" w16cid:durableId="1794596644">
     <w:abstractNumId w:val="3"/>
   </w:num>
-  <w:num w:numId="7" w16cid:durableId="785151338">
+  <w:num w:numId="7" w16cid:durableId="1722971298">
     <w:abstractNumId w:val="2"/>
   </w:num>
-  <w:num w:numId="8" w16cid:durableId="355548898">
+  <w:num w:numId="8" w16cid:durableId="1719041162">
     <w:abstractNumId w:val="1"/>
   </w:num>
-  <w:num w:numId="9" w16cid:durableId="1055740444">
+  <w:num w:numId="9" w16cid:durableId="1364138310">
     <w:abstractNumId w:val="0"/>
   </w:num>
 </w:numbering>
@@ -43852,7 +46499,7 @@
     <w:autoRedefine/>
     <w:uiPriority w:val="39"/>
     <w:unhideWhenUsed/>
-    <w:rsid w:val="00235CFA"/>
+    <w:rsid w:val="00E12EA9"/>
     <w:pPr>
       <w:spacing w:after="40" w:line="240" w:lineRule="auto"/>
     </w:pPr>
@@ -43868,7 +46515,7 @@
     <w:autoRedefine/>
     <w:uiPriority w:val="39"/>
     <w:unhideWhenUsed/>
-    <w:rsid w:val="00235CFA"/>
+    <w:rsid w:val="00E12EA9"/>
     <w:pPr>
       <w:spacing w:after="40" w:line="240" w:lineRule="auto"/>
       <w:ind w:left="360"/>
@@ -43884,7 +46531,7 @@
     <w:autoRedefine/>
     <w:uiPriority w:val="39"/>
     <w:unhideWhenUsed/>
-    <w:rsid w:val="00235CFA"/>
+    <w:rsid w:val="00E12EA9"/>
     <w:pPr>
       <w:spacing w:after="40" w:line="240" w:lineRule="auto"/>
       <w:ind w:left="720"/>
@@ -43899,7 +46546,7 @@
     <w:basedOn w:val="DefaultParagraphFont"/>
     <w:uiPriority w:val="99"/>
     <w:unhideWhenUsed/>
-    <w:rsid w:val="00235CFA"/>
+    <w:rsid w:val="00E12EA9"/>
     <w:rPr>
       <w:color w:val="0000FF" w:themeColor="hyperlink"/>
       <w:u w:val="single"/>

--- a/01_Naskah_Utama/Proposal_Arthur_PokemonTCG.docx
+++ b/01_Naskah_Utama/Proposal_Arthur_PokemonTCG.docx
@@ -12,7 +12,7 @@
           <w:noProof/>
         </w:rPr>
         <w:drawing>
-          <wp:inline distT="0" distB="0" distL="0" distR="0" wp14:anchorId="779EE46F" wp14:editId="25AE6EA9">
+          <wp:inline distT="0" distB="0" distL="0" distR="0" wp14:anchorId="423D9D44" wp14:editId="50C70D19">
             <wp:extent cx="1152000" cy="1152000"/>
             <wp:effectExtent l="0" t="0" r="0" b="0"/>
             <wp:docPr id="1" name="Picture 1"/>
@@ -274,7 +274,7 @@
         <w:spacing w:after="360"/>
         <w:outlineLvl w:val="0"/>
       </w:pPr>
-      <w:bookmarkStart w:id="0" w:name="_Toc240613673"/>
+      <w:bookmarkStart w:id="0" w:name="_Toc240641326"/>
       <w:r>
         <w:rPr>
           <w:rFonts w:ascii="Times New Roman" w:hAnsi="Times New Roman"/>
@@ -784,7 +784,7 @@
         <w:spacing w:after="360"/>
         <w:outlineLvl w:val="0"/>
       </w:pPr>
-      <w:bookmarkStart w:id="1" w:name="_Toc240613674"/>
+      <w:bookmarkStart w:id="1" w:name="_Toc240641327"/>
       <w:r>
         <w:rPr>
           <w:rFonts w:ascii="Times New Roman" w:hAnsi="Times New Roman"/>
@@ -1225,7 +1225,7 @@
         <w:spacing w:after="360"/>
         <w:outlineLvl w:val="0"/>
       </w:pPr>
-      <w:bookmarkStart w:id="2" w:name="_Toc240613675"/>
+      <w:bookmarkStart w:id="2" w:name="_Toc240641328"/>
       <w:r>
         <w:rPr>
           <w:rFonts w:ascii="Times New Roman" w:hAnsi="Times New Roman"/>
@@ -1488,7 +1488,7 @@
         <w:spacing w:after="360"/>
         <w:outlineLvl w:val="0"/>
       </w:pPr>
-      <w:bookmarkStart w:id="3" w:name="_Toc240613676"/>
+      <w:bookmarkStart w:id="3" w:name="_Toc240641329"/>
       <w:r>
         <w:rPr>
           <w:rFonts w:ascii="Times New Roman" w:hAnsi="Times New Roman"/>
@@ -1781,7 +1781,7 @@
         <w:spacing w:after="360"/>
         <w:outlineLvl w:val="0"/>
       </w:pPr>
-      <w:bookmarkStart w:id="4" w:name="_Toc240613677"/>
+      <w:bookmarkStart w:id="4" w:name="_Toc240641330"/>
       <w:r>
         <w:rPr>
           <w:rFonts w:ascii="Times New Roman" w:hAnsi="Times New Roman"/>
@@ -1943,7 +1943,7 @@
         <w:spacing w:after="360"/>
         <w:outlineLvl w:val="0"/>
       </w:pPr>
-      <w:bookmarkStart w:id="5" w:name="_Toc240613678"/>
+      <w:bookmarkStart w:id="5" w:name="_Toc240641331"/>
       <w:r>
         <w:rPr>
           <w:rFonts w:ascii="Times New Roman" w:hAnsi="Times New Roman"/>
@@ -2142,7 +2142,7 @@
       <w:r>
         <w:fldChar w:fldCharType="separate"/>
       </w:r>
-      <w:hyperlink w:anchor="_Toc240613673" w:history="1">
+      <w:hyperlink w:anchor="_Toc240641326" w:history="1">
         <w:r>
           <w:rPr>
             <w:rStyle w:val="Hyperlink"/>
@@ -2169,7 +2169,7 @@
             <w:noProof/>
             <w:webHidden/>
           </w:rPr>
-          <w:instrText xml:space="preserve"> PAGEREF _Toc240613673 \h </w:instrText>
+          <w:instrText xml:space="preserve"> PAGEREF _Toc240641326 \h </w:instrText>
         </w:r>
         <w:r>
           <w:rPr>
@@ -2217,7 +2217,7 @@
           <w14:ligatures w14:val="standardContextual"/>
         </w:rPr>
       </w:pPr>
-      <w:hyperlink w:anchor="_Toc240613674" w:history="1">
+      <w:hyperlink w:anchor="_Toc240641327" w:history="1">
         <w:r>
           <w:rPr>
             <w:rStyle w:val="Hyperlink"/>
@@ -2244,7 +2244,7 @@
             <w:noProof/>
             <w:webHidden/>
           </w:rPr>
-          <w:instrText xml:space="preserve"> PAGEREF _Toc240613674 \h </w:instrText>
+          <w:instrText xml:space="preserve"> PAGEREF _Toc240641327 \h </w:instrText>
         </w:r>
         <w:r>
           <w:rPr>
@@ -2292,7 +2292,7 @@
           <w14:ligatures w14:val="standardContextual"/>
         </w:rPr>
       </w:pPr>
-      <w:hyperlink w:anchor="_Toc240613675" w:history="1">
+      <w:hyperlink w:anchor="_Toc240641328" w:history="1">
         <w:r>
           <w:rPr>
             <w:rStyle w:val="Hyperlink"/>
@@ -2319,7 +2319,7 @@
             <w:noProof/>
             <w:webHidden/>
           </w:rPr>
-          <w:instrText xml:space="preserve"> PAGEREF _Toc240613675 \h </w:instrText>
+          <w:instrText xml:space="preserve"> PAGEREF _Toc240641328 \h </w:instrText>
         </w:r>
         <w:r>
           <w:rPr>
@@ -2367,7 +2367,7 @@
           <w14:ligatures w14:val="standardContextual"/>
         </w:rPr>
       </w:pPr>
-      <w:hyperlink w:anchor="_Toc240613676" w:history="1">
+      <w:hyperlink w:anchor="_Toc240641329" w:history="1">
         <w:r>
           <w:rPr>
             <w:rStyle w:val="Hyperlink"/>
@@ -2394,7 +2394,7 @@
             <w:noProof/>
             <w:webHidden/>
           </w:rPr>
-          <w:instrText xml:space="preserve"> PAGEREF _Toc240613676 \h </w:instrText>
+          <w:instrText xml:space="preserve"> PAGEREF _Toc240641329 \h </w:instrText>
         </w:r>
         <w:r>
           <w:rPr>
@@ -2442,7 +2442,7 @@
           <w14:ligatures w14:val="standardContextual"/>
         </w:rPr>
       </w:pPr>
-      <w:hyperlink w:anchor="_Toc240613677" w:history="1">
+      <w:hyperlink w:anchor="_Toc240641330" w:history="1">
         <w:r>
           <w:rPr>
             <w:rStyle w:val="Hyperlink"/>
@@ -2469,7 +2469,7 @@
             <w:noProof/>
             <w:webHidden/>
           </w:rPr>
-          <w:instrText xml:space="preserve"> PAGEREF _Toc240613677 \h </w:instrText>
+          <w:instrText xml:space="preserve"> PAGEREF _Toc240641330 \h </w:instrText>
         </w:r>
         <w:r>
           <w:rPr>
@@ -2517,7 +2517,7 @@
           <w14:ligatures w14:val="standardContextual"/>
         </w:rPr>
       </w:pPr>
-      <w:hyperlink w:anchor="_Toc240613678" w:history="1">
+      <w:hyperlink w:anchor="_Toc240641331" w:history="1">
         <w:r>
           <w:rPr>
             <w:rStyle w:val="Hyperlink"/>
@@ -2544,7 +2544,7 @@
             <w:noProof/>
             <w:webHidden/>
           </w:rPr>
-          <w:instrText xml:space="preserve"> PAGEREF _Toc240613678 \h </w:instrText>
+          <w:instrText xml:space="preserve"> PAGEREF _Toc240641331 \h </w:instrText>
         </w:r>
         <w:r>
           <w:rPr>
@@ -2592,7 +2592,7 @@
           <w14:ligatures w14:val="standardContextual"/>
         </w:rPr>
       </w:pPr>
-      <w:hyperlink w:anchor="_Toc240613679" w:history="1">
+      <w:hyperlink w:anchor="_Toc240641332" w:history="1">
         <w:r>
           <w:rPr>
             <w:rStyle w:val="Hyperlink"/>
@@ -2619,7 +2619,7 @@
             <w:noProof/>
             <w:webHidden/>
           </w:rPr>
-          <w:instrText xml:space="preserve"> PAGEREF _Toc240613679 \h </w:instrText>
+          <w:instrText xml:space="preserve"> PAGEREF _Toc240641332 \h </w:instrText>
         </w:r>
         <w:r>
           <w:rPr>
@@ -2667,7 +2667,7 @@
           <w14:ligatures w14:val="standardContextual"/>
         </w:rPr>
       </w:pPr>
-      <w:hyperlink w:anchor="_Toc240613680" w:history="1">
+      <w:hyperlink w:anchor="_Toc240641333" w:history="1">
         <w:r>
           <w:rPr>
             <w:rStyle w:val="Hyperlink"/>
@@ -2694,7 +2694,7 @@
             <w:noProof/>
             <w:webHidden/>
           </w:rPr>
-          <w:instrText xml:space="preserve"> PAGEREF _Toc240613680 \h </w:instrText>
+          <w:instrText xml:space="preserve"> PAGEREF _Toc240641333 \h </w:instrText>
         </w:r>
         <w:r>
           <w:rPr>
@@ -2742,7 +2742,7 @@
           <w14:ligatures w14:val="standardContextual"/>
         </w:rPr>
       </w:pPr>
-      <w:hyperlink w:anchor="_Toc240613681" w:history="1">
+      <w:hyperlink w:anchor="_Toc240641334" w:history="1">
         <w:r>
           <w:rPr>
             <w:rStyle w:val="Hyperlink"/>
@@ -2769,7 +2769,7 @@
             <w:noProof/>
             <w:webHidden/>
           </w:rPr>
-          <w:instrText xml:space="preserve"> PAGEREF _Toc240613681 \h </w:instrText>
+          <w:instrText xml:space="preserve"> PAGEREF _Toc240641334 \h </w:instrText>
         </w:r>
         <w:r>
           <w:rPr>
@@ -2816,7 +2816,7 @@
           <w14:ligatures w14:val="standardContextual"/>
         </w:rPr>
       </w:pPr>
-      <w:hyperlink w:anchor="_Toc240613682" w:history="1">
+      <w:hyperlink w:anchor="_Toc240641335" w:history="1">
         <w:r>
           <w:rPr>
             <w:rStyle w:val="Hyperlink"/>
@@ -2843,7 +2843,7 @@
             <w:noProof/>
             <w:webHidden/>
           </w:rPr>
-          <w:instrText xml:space="preserve"> PAGEREF _Toc240613682 \h </w:instrText>
+          <w:instrText xml:space="preserve"> PAGEREF _Toc240641335 \h </w:instrText>
         </w:r>
         <w:r>
           <w:rPr>
@@ -2890,7 +2890,7 @@
           <w14:ligatures w14:val="standardContextual"/>
         </w:rPr>
       </w:pPr>
-      <w:hyperlink w:anchor="_Toc240613683" w:history="1">
+      <w:hyperlink w:anchor="_Toc240641336" w:history="1">
         <w:r>
           <w:rPr>
             <w:rStyle w:val="Hyperlink"/>
@@ -2917,7 +2917,7 @@
             <w:noProof/>
             <w:webHidden/>
           </w:rPr>
-          <w:instrText xml:space="preserve"> PAGEREF _Toc240613683 \h </w:instrText>
+          <w:instrText xml:space="preserve"> PAGEREF _Toc240641336 \h </w:instrText>
         </w:r>
         <w:r>
           <w:rPr>
@@ -2964,7 +2964,7 @@
           <w14:ligatures w14:val="standardContextual"/>
         </w:rPr>
       </w:pPr>
-      <w:hyperlink w:anchor="_Toc240613684" w:history="1">
+      <w:hyperlink w:anchor="_Toc240641337" w:history="1">
         <w:r>
           <w:rPr>
             <w:rStyle w:val="Hyperlink"/>
@@ -2991,7 +2991,7 @@
             <w:noProof/>
             <w:webHidden/>
           </w:rPr>
-          <w:instrText xml:space="preserve"> PAGEREF _Toc240613684 \h </w:instrText>
+          <w:instrText xml:space="preserve"> PAGEREF _Toc240641337 \h </w:instrText>
         </w:r>
         <w:r>
           <w:rPr>
@@ -3038,7 +3038,7 @@
           <w14:ligatures w14:val="standardContextual"/>
         </w:rPr>
       </w:pPr>
-      <w:hyperlink w:anchor="_Toc240613685" w:history="1">
+      <w:hyperlink w:anchor="_Toc240641338" w:history="1">
         <w:r>
           <w:rPr>
             <w:rStyle w:val="Hyperlink"/>
@@ -3065,7 +3065,7 @@
             <w:noProof/>
             <w:webHidden/>
           </w:rPr>
-          <w:instrText xml:space="preserve"> PAGEREF _Toc240613685 \h </w:instrText>
+          <w:instrText xml:space="preserve"> PAGEREF _Toc240641338 \h </w:instrText>
         </w:r>
         <w:r>
           <w:rPr>
@@ -3113,7 +3113,7 @@
           <w14:ligatures w14:val="standardContextual"/>
         </w:rPr>
       </w:pPr>
-      <w:hyperlink w:anchor="_Toc240613686" w:history="1">
+      <w:hyperlink w:anchor="_Toc240641339" w:history="1">
         <w:r>
           <w:rPr>
             <w:rStyle w:val="Hyperlink"/>
@@ -3140,7 +3140,7 @@
             <w:noProof/>
             <w:webHidden/>
           </w:rPr>
-          <w:instrText xml:space="preserve"> PAGEREF _Toc240613686 \h </w:instrText>
+          <w:instrText xml:space="preserve"> PAGEREF _Toc240641339 \h </w:instrText>
         </w:r>
         <w:r>
           <w:rPr>
@@ -3188,7 +3188,7 @@
           <w14:ligatures w14:val="standardContextual"/>
         </w:rPr>
       </w:pPr>
-      <w:hyperlink w:anchor="_Toc240613687" w:history="1">
+      <w:hyperlink w:anchor="_Toc240641340" w:history="1">
         <w:r>
           <w:rPr>
             <w:rStyle w:val="Hyperlink"/>
@@ -3215,7 +3215,7 @@
             <w:noProof/>
             <w:webHidden/>
           </w:rPr>
-          <w:instrText xml:space="preserve"> PAGEREF _Toc240613687 \h </w:instrText>
+          <w:instrText xml:space="preserve"> PAGEREF _Toc240641340 \h </w:instrText>
         </w:r>
         <w:r>
           <w:rPr>
@@ -3263,7 +3263,7 @@
           <w14:ligatures w14:val="standardContextual"/>
         </w:rPr>
       </w:pPr>
-      <w:hyperlink w:anchor="_Toc240613688" w:history="1">
+      <w:hyperlink w:anchor="_Toc240641341" w:history="1">
         <w:r>
           <w:rPr>
             <w:rStyle w:val="Hyperlink"/>
@@ -3290,7 +3290,7 @@
             <w:noProof/>
             <w:webHidden/>
           </w:rPr>
-          <w:instrText xml:space="preserve"> PAGEREF _Toc240613688 \h </w:instrText>
+          <w:instrText xml:space="preserve"> PAGEREF _Toc240641341 \h </w:instrText>
         </w:r>
         <w:r>
           <w:rPr>
@@ -3337,7 +3337,7 @@
           <w14:ligatures w14:val="standardContextual"/>
         </w:rPr>
       </w:pPr>
-      <w:hyperlink w:anchor="_Toc240613689" w:history="1">
+      <w:hyperlink w:anchor="_Toc240641342" w:history="1">
         <w:r>
           <w:rPr>
             <w:rStyle w:val="Hyperlink"/>
@@ -3364,7 +3364,7 @@
             <w:noProof/>
             <w:webHidden/>
           </w:rPr>
-          <w:instrText xml:space="preserve"> PAGEREF _Toc240613689 \h </w:instrText>
+          <w:instrText xml:space="preserve"> PAGEREF _Toc240641342 \h </w:instrText>
         </w:r>
         <w:r>
           <w:rPr>
@@ -3412,7 +3412,7 @@
           <w14:ligatures w14:val="standardContextual"/>
         </w:rPr>
       </w:pPr>
-      <w:hyperlink w:anchor="_Toc240613690" w:history="1">
+      <w:hyperlink w:anchor="_Toc240641343" w:history="1">
         <w:r>
           <w:rPr>
             <w:rStyle w:val="Hyperlink"/>
@@ -3454,7 +3454,7 @@
             <w:noProof/>
             <w:webHidden/>
           </w:rPr>
-          <w:instrText xml:space="preserve"> PAGEREF _Toc240613690 \h </w:instrText>
+          <w:instrText xml:space="preserve"> PAGEREF _Toc240641343 \h </w:instrText>
         </w:r>
         <w:r>
           <w:rPr>
@@ -3502,7 +3502,7 @@
           <w14:ligatures w14:val="standardContextual"/>
         </w:rPr>
       </w:pPr>
-      <w:hyperlink w:anchor="_Toc240613691" w:history="1">
+      <w:hyperlink w:anchor="_Toc240641344" w:history="1">
         <w:r>
           <w:rPr>
             <w:rStyle w:val="Hyperlink"/>
@@ -3544,7 +3544,7 @@
             <w:noProof/>
             <w:webHidden/>
           </w:rPr>
-          <w:instrText xml:space="preserve"> PAGEREF _Toc240613691 \h </w:instrText>
+          <w:instrText xml:space="preserve"> PAGEREF _Toc240641344 \h </w:instrText>
         </w:r>
         <w:r>
           <w:rPr>
@@ -3592,7 +3592,7 @@
           <w14:ligatures w14:val="standardContextual"/>
         </w:rPr>
       </w:pPr>
-      <w:hyperlink w:anchor="_Toc240613692" w:history="1">
+      <w:hyperlink w:anchor="_Toc240641345" w:history="1">
         <w:r>
           <w:rPr>
             <w:rStyle w:val="Hyperlink"/>
@@ -3627,7 +3627,7 @@
             <w:noProof/>
             <w:webHidden/>
           </w:rPr>
-          <w:instrText xml:space="preserve"> PAGEREF _Toc240613692 \h </w:instrText>
+          <w:instrText xml:space="preserve"> PAGEREF _Toc240641345 \h </w:instrText>
         </w:r>
         <w:r>
           <w:rPr>
@@ -3675,7 +3675,7 @@
           <w14:ligatures w14:val="standardContextual"/>
         </w:rPr>
       </w:pPr>
-      <w:hyperlink w:anchor="_Toc240613693" w:history="1">
+      <w:hyperlink w:anchor="_Toc240641346" w:history="1">
         <w:r>
           <w:rPr>
             <w:rStyle w:val="Hyperlink"/>
@@ -3717,7 +3717,7 @@
             <w:noProof/>
             <w:webHidden/>
           </w:rPr>
-          <w:instrText xml:space="preserve"> PAGEREF _Toc240613693 \h </w:instrText>
+          <w:instrText xml:space="preserve"> PAGEREF _Toc240641346 \h </w:instrText>
         </w:r>
         <w:r>
           <w:rPr>
@@ -3764,7 +3764,7 @@
           <w14:ligatures w14:val="standardContextual"/>
         </w:rPr>
       </w:pPr>
-      <w:hyperlink w:anchor="_Toc240613694" w:history="1">
+      <w:hyperlink w:anchor="_Toc240641347" w:history="1">
         <w:r>
           <w:rPr>
             <w:rStyle w:val="Hyperlink"/>
@@ -3791,7 +3791,7 @@
             <w:noProof/>
             <w:webHidden/>
           </w:rPr>
-          <w:instrText xml:space="preserve"> PAGEREF _Toc240613694 \h </w:instrText>
+          <w:instrText xml:space="preserve"> PAGEREF _Toc240641347 \h </w:instrText>
         </w:r>
         <w:r>
           <w:rPr>
@@ -3839,7 +3839,7 @@
           <w14:ligatures w14:val="standardContextual"/>
         </w:rPr>
       </w:pPr>
-      <w:hyperlink w:anchor="_Toc240613695" w:history="1">
+      <w:hyperlink w:anchor="_Toc240641348" w:history="1">
         <w:r>
           <w:rPr>
             <w:rStyle w:val="Hyperlink"/>
@@ -3896,7 +3896,7 @@
             <w:noProof/>
             <w:webHidden/>
           </w:rPr>
-          <w:instrText xml:space="preserve"> PAGEREF _Toc240613695 \h </w:instrText>
+          <w:instrText xml:space="preserve"> PAGEREF _Toc240641348 \h </w:instrText>
         </w:r>
         <w:r>
           <w:rPr>
@@ -3944,7 +3944,7 @@
           <w14:ligatures w14:val="standardContextual"/>
         </w:rPr>
       </w:pPr>
-      <w:hyperlink w:anchor="_Toc240613696" w:history="1">
+      <w:hyperlink w:anchor="_Toc240641349" w:history="1">
         <w:r>
           <w:rPr>
             <w:rStyle w:val="Hyperlink"/>
@@ -4001,7 +4001,7 @@
             <w:noProof/>
             <w:webHidden/>
           </w:rPr>
-          <w:instrText xml:space="preserve"> PAGEREF _Toc240613696 \h </w:instrText>
+          <w:instrText xml:space="preserve"> PAGEREF _Toc240641349 \h </w:instrText>
         </w:r>
         <w:r>
           <w:rPr>
@@ -4049,7 +4049,7 @@
           <w14:ligatures w14:val="standardContextual"/>
         </w:rPr>
       </w:pPr>
-      <w:hyperlink w:anchor="_Toc240613697" w:history="1">
+      <w:hyperlink w:anchor="_Toc240641350" w:history="1">
         <w:r>
           <w:rPr>
             <w:rStyle w:val="Hyperlink"/>
@@ -4106,7 +4106,7 @@
             <w:noProof/>
             <w:webHidden/>
           </w:rPr>
-          <w:instrText xml:space="preserve"> PAGEREF _Toc240613697 \h </w:instrText>
+          <w:instrText xml:space="preserve"> PAGEREF _Toc240641350 \h </w:instrText>
         </w:r>
         <w:r>
           <w:rPr>
@@ -4154,7 +4154,7 @@
           <w14:ligatures w14:val="standardContextual"/>
         </w:rPr>
       </w:pPr>
-      <w:hyperlink w:anchor="_Toc240613698" w:history="1">
+      <w:hyperlink w:anchor="_Toc240641351" w:history="1">
         <w:r>
           <w:rPr>
             <w:rStyle w:val="Hyperlink"/>
@@ -4211,7 +4211,7 @@
             <w:noProof/>
             <w:webHidden/>
           </w:rPr>
-          <w:instrText xml:space="preserve"> PAGEREF _Toc240613698 \h </w:instrText>
+          <w:instrText xml:space="preserve"> PAGEREF _Toc240641351 \h </w:instrText>
         </w:r>
         <w:r>
           <w:rPr>
@@ -4259,7 +4259,7 @@
           <w14:ligatures w14:val="standardContextual"/>
         </w:rPr>
       </w:pPr>
-      <w:hyperlink w:anchor="_Toc240613699" w:history="1">
+      <w:hyperlink w:anchor="_Toc240641352" w:history="1">
         <w:r>
           <w:rPr>
             <w:rStyle w:val="Hyperlink"/>
@@ -4316,7 +4316,7 @@
             <w:noProof/>
             <w:webHidden/>
           </w:rPr>
-          <w:instrText xml:space="preserve"> PAGEREF _Toc240613699 \h </w:instrText>
+          <w:instrText xml:space="preserve"> PAGEREF _Toc240641352 \h </w:instrText>
         </w:r>
         <w:r>
           <w:rPr>
@@ -4363,7 +4363,7 @@
           <w14:ligatures w14:val="standardContextual"/>
         </w:rPr>
       </w:pPr>
-      <w:hyperlink w:anchor="_Toc240613700" w:history="1">
+      <w:hyperlink w:anchor="_Toc240641353" w:history="1">
         <w:r>
           <w:rPr>
             <w:rStyle w:val="Hyperlink"/>
@@ -4390,7 +4390,7 @@
             <w:noProof/>
             <w:webHidden/>
           </w:rPr>
-          <w:instrText xml:space="preserve"> PAGEREF _Toc240613700 \h </w:instrText>
+          <w:instrText xml:space="preserve"> PAGEREF _Toc240641353 \h </w:instrText>
         </w:r>
         <w:r>
           <w:rPr>
@@ -4437,7 +4437,7 @@
           <w14:ligatures w14:val="standardContextual"/>
         </w:rPr>
       </w:pPr>
-      <w:hyperlink w:anchor="_Toc240613701" w:history="1">
+      <w:hyperlink w:anchor="_Toc240641354" w:history="1">
         <w:r>
           <w:rPr>
             <w:rStyle w:val="Hyperlink"/>
@@ -4464,7 +4464,7 @@
             <w:noProof/>
             <w:webHidden/>
           </w:rPr>
-          <w:instrText xml:space="preserve"> PAGEREF _Toc240613701 \h </w:instrText>
+          <w:instrText xml:space="preserve"> PAGEREF _Toc240641354 \h </w:instrText>
         </w:r>
         <w:r>
           <w:rPr>
@@ -4512,7 +4512,7 @@
           <w14:ligatures w14:val="standardContextual"/>
         </w:rPr>
       </w:pPr>
-      <w:hyperlink w:anchor="_Toc240613702" w:history="1">
+      <w:hyperlink w:anchor="_Toc240641355" w:history="1">
         <w:r>
           <w:rPr>
             <w:rStyle w:val="Hyperlink"/>
@@ -4562,7 +4562,7 @@
             <w:noProof/>
             <w:webHidden/>
           </w:rPr>
-          <w:instrText xml:space="preserve"> PAGEREF _Toc240613702 \h </w:instrText>
+          <w:instrText xml:space="preserve"> PAGEREF _Toc240641355 \h </w:instrText>
         </w:r>
         <w:r>
           <w:rPr>
@@ -4610,7 +4610,7 @@
           <w14:ligatures w14:val="standardContextual"/>
         </w:rPr>
       </w:pPr>
-      <w:hyperlink w:anchor="_Toc240613703" w:history="1">
+      <w:hyperlink w:anchor="_Toc240641356" w:history="1">
         <w:r>
           <w:rPr>
             <w:rStyle w:val="Hyperlink"/>
@@ -4660,7 +4660,7 @@
             <w:noProof/>
             <w:webHidden/>
           </w:rPr>
-          <w:instrText xml:space="preserve"> PAGEREF _Toc240613703 \h </w:instrText>
+          <w:instrText xml:space="preserve"> PAGEREF _Toc240641356 \h </w:instrText>
         </w:r>
         <w:r>
           <w:rPr>
@@ -4708,7 +4708,7 @@
           <w14:ligatures w14:val="standardContextual"/>
         </w:rPr>
       </w:pPr>
-      <w:hyperlink w:anchor="_Toc240613704" w:history="1">
+      <w:hyperlink w:anchor="_Toc240641357" w:history="1">
         <w:r>
           <w:rPr>
             <w:rStyle w:val="Hyperlink"/>
@@ -4758,7 +4758,7 @@
             <w:noProof/>
             <w:webHidden/>
           </w:rPr>
-          <w:instrText xml:space="preserve"> PAGEREF _Toc240613704 \h </w:instrText>
+          <w:instrText xml:space="preserve"> PAGEREF _Toc240641357 \h </w:instrText>
         </w:r>
         <w:r>
           <w:rPr>
@@ -4806,7 +4806,7 @@
           <w14:ligatures w14:val="standardContextual"/>
         </w:rPr>
       </w:pPr>
-      <w:hyperlink w:anchor="_Toc240613705" w:history="1">
+      <w:hyperlink w:anchor="_Toc240641358" w:history="1">
         <w:r>
           <w:rPr>
             <w:rStyle w:val="Hyperlink"/>
@@ -4871,7 +4871,7 @@
             <w:noProof/>
             <w:webHidden/>
           </w:rPr>
-          <w:instrText xml:space="preserve"> PAGEREF _Toc240613705 \h </w:instrText>
+          <w:instrText xml:space="preserve"> PAGEREF _Toc240641358 \h </w:instrText>
         </w:r>
         <w:r>
           <w:rPr>
@@ -4919,7 +4919,7 @@
           <w14:ligatures w14:val="standardContextual"/>
         </w:rPr>
       </w:pPr>
-      <w:hyperlink w:anchor="_Toc240613706" w:history="1">
+      <w:hyperlink w:anchor="_Toc240641359" w:history="1">
         <w:r>
           <w:rPr>
             <w:rStyle w:val="Hyperlink"/>
@@ -4984,7 +4984,7 @@
             <w:noProof/>
             <w:webHidden/>
           </w:rPr>
-          <w:instrText xml:space="preserve"> PAGEREF _Toc240613706 \h </w:instrText>
+          <w:instrText xml:space="preserve"> PAGEREF _Toc240641359 \h </w:instrText>
         </w:r>
         <w:r>
           <w:rPr>
@@ -5032,7 +5032,7 @@
           <w14:ligatures w14:val="standardContextual"/>
         </w:rPr>
       </w:pPr>
-      <w:hyperlink w:anchor="_Toc240613707" w:history="1">
+      <w:hyperlink w:anchor="_Toc240641360" w:history="1">
         <w:r>
           <w:rPr>
             <w:rStyle w:val="Hyperlink"/>
@@ -5097,7 +5097,7 @@
             <w:noProof/>
             <w:webHidden/>
           </w:rPr>
-          <w:instrText xml:space="preserve"> PAGEREF _Toc240613707 \h </w:instrText>
+          <w:instrText xml:space="preserve"> PAGEREF _Toc240641360 \h </w:instrText>
         </w:r>
         <w:r>
           <w:rPr>
@@ -5144,7 +5144,7 @@
           <w14:ligatures w14:val="standardContextual"/>
         </w:rPr>
       </w:pPr>
-      <w:hyperlink w:anchor="_Toc240613708" w:history="1">
+      <w:hyperlink w:anchor="_Toc240641361" w:history="1">
         <w:r>
           <w:rPr>
             <w:rStyle w:val="Hyperlink"/>
@@ -5171,7 +5171,7 @@
             <w:noProof/>
             <w:webHidden/>
           </w:rPr>
-          <w:instrText xml:space="preserve"> PAGEREF _Toc240613708 \h </w:instrText>
+          <w:instrText xml:space="preserve"> PAGEREF _Toc240641361 \h </w:instrText>
         </w:r>
         <w:r>
           <w:rPr>
@@ -5219,7 +5219,7 @@
           <w14:ligatures w14:val="standardContextual"/>
         </w:rPr>
       </w:pPr>
-      <w:hyperlink w:anchor="_Toc240613709" w:history="1">
+      <w:hyperlink w:anchor="_Toc240641362" w:history="1">
         <w:r>
           <w:rPr>
             <w:rStyle w:val="Hyperlink"/>
@@ -5246,7 +5246,7 @@
             <w:noProof/>
             <w:webHidden/>
           </w:rPr>
-          <w:instrText xml:space="preserve"> PAGEREF _Toc240613709 \h </w:instrText>
+          <w:instrText xml:space="preserve"> PAGEREF _Toc240641362 \h </w:instrText>
         </w:r>
         <w:r>
           <w:rPr>
@@ -5293,7 +5293,7 @@
           <w14:ligatures w14:val="standardContextual"/>
         </w:rPr>
       </w:pPr>
-      <w:hyperlink w:anchor="_Toc240613710" w:history="1">
+      <w:hyperlink w:anchor="_Toc240641363" w:history="1">
         <w:r>
           <w:rPr>
             <w:rStyle w:val="Hyperlink"/>
@@ -5320,7 +5320,7 @@
             <w:noProof/>
             <w:webHidden/>
           </w:rPr>
-          <w:instrText xml:space="preserve"> PAGEREF _Toc240613710 \h </w:instrText>
+          <w:instrText xml:space="preserve"> PAGEREF _Toc240641363 \h </w:instrText>
         </w:r>
         <w:r>
           <w:rPr>
@@ -5368,7 +5368,7 @@
           <w14:ligatures w14:val="standardContextual"/>
         </w:rPr>
       </w:pPr>
-      <w:hyperlink w:anchor="_Toc240613711" w:history="1">
+      <w:hyperlink w:anchor="_Toc240641364" w:history="1">
         <w:r>
           <w:rPr>
             <w:rStyle w:val="Hyperlink"/>
@@ -5395,7 +5395,7 @@
             <w:noProof/>
             <w:webHidden/>
           </w:rPr>
-          <w:instrText xml:space="preserve"> PAGEREF _Toc240613711 \h </w:instrText>
+          <w:instrText xml:space="preserve"> PAGEREF _Toc240641364 \h </w:instrText>
         </w:r>
         <w:r>
           <w:rPr>
@@ -5442,7 +5442,7 @@
           <w14:ligatures w14:val="standardContextual"/>
         </w:rPr>
       </w:pPr>
-      <w:hyperlink w:anchor="_Toc240613712" w:history="1">
+      <w:hyperlink w:anchor="_Toc240641365" w:history="1">
         <w:r>
           <w:rPr>
             <w:rStyle w:val="Hyperlink"/>
@@ -5469,7 +5469,7 @@
             <w:noProof/>
             <w:webHidden/>
           </w:rPr>
-          <w:instrText xml:space="preserve"> PAGEREF _Toc240613712 \h </w:instrText>
+          <w:instrText xml:space="preserve"> PAGEREF _Toc240641365 \h </w:instrText>
         </w:r>
         <w:r>
           <w:rPr>
@@ -5517,7 +5517,7 @@
           <w14:ligatures w14:val="standardContextual"/>
         </w:rPr>
       </w:pPr>
-      <w:hyperlink w:anchor="_Toc240613713" w:history="1">
+      <w:hyperlink w:anchor="_Toc240641366" w:history="1">
         <w:r>
           <w:rPr>
             <w:rStyle w:val="Hyperlink"/>
@@ -5544,7 +5544,7 @@
             <w:noProof/>
             <w:webHidden/>
           </w:rPr>
-          <w:instrText xml:space="preserve"> PAGEREF _Toc240613713 \h </w:instrText>
+          <w:instrText xml:space="preserve"> PAGEREF _Toc240641366 \h </w:instrText>
         </w:r>
         <w:r>
           <w:rPr>
@@ -5592,7 +5592,7 @@
           <w14:ligatures w14:val="standardContextual"/>
         </w:rPr>
       </w:pPr>
-      <w:hyperlink w:anchor="_Toc240613714" w:history="1">
+      <w:hyperlink w:anchor="_Toc240641367" w:history="1">
         <w:r>
           <w:rPr>
             <w:rStyle w:val="Hyperlink"/>
@@ -5619,7 +5619,7 @@
             <w:noProof/>
             <w:webHidden/>
           </w:rPr>
-          <w:instrText xml:space="preserve"> PAGEREF _Toc240613714 \h </w:instrText>
+          <w:instrText xml:space="preserve"> PAGEREF _Toc240641367 \h </w:instrText>
         </w:r>
         <w:r>
           <w:rPr>
@@ -5667,7 +5667,7 @@
           <w14:ligatures w14:val="standardContextual"/>
         </w:rPr>
       </w:pPr>
-      <w:hyperlink w:anchor="_Toc240613715" w:history="1">
+      <w:hyperlink w:anchor="_Toc240641368" w:history="1">
         <w:r>
           <w:rPr>
             <w:rStyle w:val="Hyperlink"/>
@@ -5694,7 +5694,7 @@
             <w:noProof/>
             <w:webHidden/>
           </w:rPr>
-          <w:instrText xml:space="preserve"> PAGEREF _Toc240613715 \h </w:instrText>
+          <w:instrText xml:space="preserve"> PAGEREF _Toc240641368 \h </w:instrText>
         </w:r>
         <w:r>
           <w:rPr>
@@ -5742,7 +5742,7 @@
           <w14:ligatures w14:val="standardContextual"/>
         </w:rPr>
       </w:pPr>
-      <w:hyperlink w:anchor="_Toc240613716" w:history="1">
+      <w:hyperlink w:anchor="_Toc240641369" w:history="1">
         <w:r>
           <w:rPr>
             <w:rStyle w:val="Hyperlink"/>
@@ -5769,7 +5769,7 @@
             <w:noProof/>
             <w:webHidden/>
           </w:rPr>
-          <w:instrText xml:space="preserve"> PAGEREF _Toc240613716 \h </w:instrText>
+          <w:instrText xml:space="preserve"> PAGEREF _Toc240641369 \h </w:instrText>
         </w:r>
         <w:r>
           <w:rPr>
@@ -5816,7 +5816,7 @@
           <w14:ligatures w14:val="standardContextual"/>
         </w:rPr>
       </w:pPr>
-      <w:hyperlink w:anchor="_Toc240613717" w:history="1">
+      <w:hyperlink w:anchor="_Toc240641370" w:history="1">
         <w:r>
           <w:rPr>
             <w:rStyle w:val="Hyperlink"/>
@@ -5843,7 +5843,7 @@
             <w:noProof/>
             <w:webHidden/>
           </w:rPr>
-          <w:instrText xml:space="preserve"> PAGEREF _Toc240613717 \h </w:instrText>
+          <w:instrText xml:space="preserve"> PAGEREF _Toc240641370 \h </w:instrText>
         </w:r>
         <w:r>
           <w:rPr>
@@ -5863,7 +5863,7 @@
             <w:noProof/>
             <w:webHidden/>
           </w:rPr>
-          <w:t>39</w:t>
+          <w:t>38</w:t>
         </w:r>
         <w:r>
           <w:rPr>
@@ -5890,7 +5890,7 @@
           <w14:ligatures w14:val="standardContextual"/>
         </w:rPr>
       </w:pPr>
-      <w:hyperlink w:anchor="_Toc240613718" w:history="1">
+      <w:hyperlink w:anchor="_Toc240641371" w:history="1">
         <w:r>
           <w:rPr>
             <w:rStyle w:val="Hyperlink"/>
@@ -5917,7 +5917,7 @@
             <w:noProof/>
             <w:webHidden/>
           </w:rPr>
-          <w:instrText xml:space="preserve"> PAGEREF _Toc240613718 \h </w:instrText>
+          <w:instrText xml:space="preserve"> PAGEREF _Toc240641371 \h </w:instrText>
         </w:r>
         <w:r>
           <w:rPr>
@@ -5964,7 +5964,7 @@
           <w14:ligatures w14:val="standardContextual"/>
         </w:rPr>
       </w:pPr>
-      <w:hyperlink w:anchor="_Toc240613719" w:history="1">
+      <w:hyperlink w:anchor="_Toc240641372" w:history="1">
         <w:r>
           <w:rPr>
             <w:rStyle w:val="Hyperlink"/>
@@ -5991,7 +5991,7 @@
             <w:noProof/>
             <w:webHidden/>
           </w:rPr>
-          <w:instrText xml:space="preserve"> PAGEREF _Toc240613719 \h </w:instrText>
+          <w:instrText xml:space="preserve"> PAGEREF _Toc240641372 \h </w:instrText>
         </w:r>
         <w:r>
           <w:rPr>
@@ -6039,7 +6039,7 @@
           <w14:ligatures w14:val="standardContextual"/>
         </w:rPr>
       </w:pPr>
-      <w:hyperlink w:anchor="_Toc240613720" w:history="1">
+      <w:hyperlink w:anchor="_Toc240641373" w:history="1">
         <w:r>
           <w:rPr>
             <w:rStyle w:val="Hyperlink"/>
@@ -6066,7 +6066,7 @@
             <w:noProof/>
             <w:webHidden/>
           </w:rPr>
-          <w:instrText xml:space="preserve"> PAGEREF _Toc240613720 \h </w:instrText>
+          <w:instrText xml:space="preserve"> PAGEREF _Toc240641373 \h </w:instrText>
         </w:r>
         <w:r>
           <w:rPr>
@@ -6114,7 +6114,7 @@
           <w14:ligatures w14:val="standardContextual"/>
         </w:rPr>
       </w:pPr>
-      <w:hyperlink w:anchor="_Toc240613721" w:history="1">
+      <w:hyperlink w:anchor="_Toc240641374" w:history="1">
         <w:r>
           <w:rPr>
             <w:rStyle w:val="Hyperlink"/>
@@ -6141,7 +6141,7 @@
             <w:noProof/>
             <w:webHidden/>
           </w:rPr>
-          <w:instrText xml:space="preserve"> PAGEREF _Toc240613721 \h </w:instrText>
+          <w:instrText xml:space="preserve"> PAGEREF _Toc240641374 \h </w:instrText>
         </w:r>
         <w:r>
           <w:rPr>
@@ -6189,7 +6189,7 @@
           <w14:ligatures w14:val="standardContextual"/>
         </w:rPr>
       </w:pPr>
-      <w:hyperlink w:anchor="_Toc240613722" w:history="1">
+      <w:hyperlink w:anchor="_Toc240641375" w:history="1">
         <w:r>
           <w:rPr>
             <w:rStyle w:val="Hyperlink"/>
@@ -6216,7 +6216,7 @@
             <w:noProof/>
             <w:webHidden/>
           </w:rPr>
-          <w:instrText xml:space="preserve"> PAGEREF _Toc240613722 \h </w:instrText>
+          <w:instrText xml:space="preserve"> PAGEREF _Toc240641375 \h </w:instrText>
         </w:r>
         <w:r>
           <w:rPr>
@@ -6264,7 +6264,7 @@
           <w14:ligatures w14:val="standardContextual"/>
         </w:rPr>
       </w:pPr>
-      <w:hyperlink w:anchor="_Toc240613723" w:history="1">
+      <w:hyperlink w:anchor="_Toc240641376" w:history="1">
         <w:r>
           <w:rPr>
             <w:rStyle w:val="Hyperlink"/>
@@ -6291,7 +6291,7 @@
             <w:noProof/>
             <w:webHidden/>
           </w:rPr>
-          <w:instrText xml:space="preserve"> PAGEREF _Toc240613723 \h </w:instrText>
+          <w:instrText xml:space="preserve"> PAGEREF _Toc240641376 \h </w:instrText>
         </w:r>
         <w:r>
           <w:rPr>
@@ -6339,7 +6339,7 @@
           <w14:ligatures w14:val="standardContextual"/>
         </w:rPr>
       </w:pPr>
-      <w:hyperlink w:anchor="_Toc240613724" w:history="1">
+      <w:hyperlink w:anchor="_Toc240641377" w:history="1">
         <w:r>
           <w:rPr>
             <w:rStyle w:val="Hyperlink"/>
@@ -6381,7 +6381,7 @@
             <w:noProof/>
             <w:webHidden/>
           </w:rPr>
-          <w:instrText xml:space="preserve"> PAGEREF _Toc240613724 \h </w:instrText>
+          <w:instrText xml:space="preserve"> PAGEREF _Toc240641377 \h </w:instrText>
         </w:r>
         <w:r>
           <w:rPr>
@@ -6429,7 +6429,7 @@
           <w14:ligatures w14:val="standardContextual"/>
         </w:rPr>
       </w:pPr>
-      <w:hyperlink w:anchor="_Toc240613725" w:history="1">
+      <w:hyperlink w:anchor="_Toc240641378" w:history="1">
         <w:r>
           <w:rPr>
             <w:rStyle w:val="Hyperlink"/>
@@ -6471,7 +6471,7 @@
             <w:noProof/>
             <w:webHidden/>
           </w:rPr>
-          <w:instrText xml:space="preserve"> PAGEREF _Toc240613725 \h </w:instrText>
+          <w:instrText xml:space="preserve"> PAGEREF _Toc240641378 \h </w:instrText>
         </w:r>
         <w:r>
           <w:rPr>
@@ -6491,7 +6491,7 @@
             <w:noProof/>
             <w:webHidden/>
           </w:rPr>
-          <w:t>48</w:t>
+          <w:t>47</w:t>
         </w:r>
         <w:r>
           <w:rPr>
@@ -6518,7 +6518,7 @@
           <w14:ligatures w14:val="standardContextual"/>
         </w:rPr>
       </w:pPr>
-      <w:hyperlink w:anchor="_Toc240613726" w:history="1">
+      <w:hyperlink w:anchor="_Toc240641379" w:history="1">
         <w:r>
           <w:rPr>
             <w:rStyle w:val="Hyperlink"/>
@@ -6545,7 +6545,7 @@
             <w:noProof/>
             <w:webHidden/>
           </w:rPr>
-          <w:instrText xml:space="preserve"> PAGEREF _Toc240613726 \h </w:instrText>
+          <w:instrText xml:space="preserve"> PAGEREF _Toc240641379 \h </w:instrText>
         </w:r>
         <w:r>
           <w:rPr>
@@ -6592,7 +6592,7 @@
           <w14:ligatures w14:val="standardContextual"/>
         </w:rPr>
       </w:pPr>
-      <w:hyperlink w:anchor="_Toc240613727" w:history="1">
+      <w:hyperlink w:anchor="_Toc240641380" w:history="1">
         <w:r>
           <w:rPr>
             <w:rStyle w:val="Hyperlink"/>
@@ -6619,7 +6619,7 @@
             <w:noProof/>
             <w:webHidden/>
           </w:rPr>
-          <w:instrText xml:space="preserve"> PAGEREF _Toc240613727 \h </w:instrText>
+          <w:instrText xml:space="preserve"> PAGEREF _Toc240641380 \h </w:instrText>
         </w:r>
         <w:r>
           <w:rPr>
@@ -6667,7 +6667,7 @@
           <w14:ligatures w14:val="standardContextual"/>
         </w:rPr>
       </w:pPr>
-      <w:hyperlink w:anchor="_Toc240613728" w:history="1">
+      <w:hyperlink w:anchor="_Toc240641381" w:history="1">
         <w:r>
           <w:rPr>
             <w:rStyle w:val="Hyperlink"/>
@@ -6694,7 +6694,7 @@
             <w:noProof/>
             <w:webHidden/>
           </w:rPr>
-          <w:instrText xml:space="preserve"> PAGEREF _Toc240613728 \h </w:instrText>
+          <w:instrText xml:space="preserve"> PAGEREF _Toc240641381 \h </w:instrText>
         </w:r>
         <w:r>
           <w:rPr>
@@ -6714,7 +6714,7 @@
             <w:noProof/>
             <w:webHidden/>
           </w:rPr>
-          <w:t>51</w:t>
+          <w:t>50</w:t>
         </w:r>
         <w:r>
           <w:rPr>
@@ -6740,7 +6740,7 @@
         </w:rPr>
         <w:fldChar w:fldCharType="end"/>
       </w:r>
-      <w:bookmarkStart w:id="6" w:name="_Toc240613679"/>
+      <w:bookmarkStart w:id="6" w:name="_Toc240641332"/>
       <w:r>
         <w:rPr>
           <w:rFonts w:ascii="Times New Roman" w:hAnsi="Times New Roman"/>
@@ -6966,7 +6966,7 @@
         <w:spacing w:after="360"/>
         <w:outlineLvl w:val="0"/>
       </w:pPr>
-      <w:bookmarkStart w:id="7" w:name="_Toc240613680"/>
+      <w:bookmarkStart w:id="7" w:name="_Toc240641333"/>
       <w:r>
         <w:rPr>
           <w:rFonts w:ascii="Times New Roman" w:hAnsi="Times New Roman"/>
@@ -7143,7 +7143,7 @@
         <w:pStyle w:val="Heading1"/>
         <w:outlineLvl w:val="0"/>
       </w:pPr>
-      <w:bookmarkStart w:id="8" w:name="_Toc240613681"/>
+      <w:bookmarkStart w:id="8" w:name="_Toc240641334"/>
       <w:r>
         <w:rPr>
           <w:rFonts w:ascii="Times New Roman" w:hAnsi="Times New Roman"/>
@@ -7161,7 +7161,7 @@
         <w:pStyle w:val="Heading2"/>
         <w:outlineLvl w:val="1"/>
       </w:pPr>
-      <w:bookmarkStart w:id="9" w:name="_Toc240613682"/>
+      <w:bookmarkStart w:id="9" w:name="_Toc240641335"/>
       <w:r>
         <w:rPr>
           <w:rFonts w:ascii="Times New Roman" w:hAnsi="Times New Roman"/>
@@ -7577,7 +7577,7 @@
           <w:noProof/>
         </w:rPr>
         <w:drawing>
-          <wp:inline distT="0" distB="0" distL="0" distR="0" wp14:anchorId="2FD81872" wp14:editId="102E9918">
+          <wp:inline distT="0" distB="0" distL="0" distR="0" wp14:anchorId="7F4E5849" wp14:editId="7B9DF169">
             <wp:extent cx="4860000" cy="2980356"/>
             <wp:effectExtent l="0" t="0" r="0" b="0"/>
             <wp:docPr id="2" name="Picture 2"/>
@@ -7790,7 +7790,7 @@
           <w:noProof/>
         </w:rPr>
         <w:drawing>
-          <wp:inline distT="0" distB="0" distL="0" distR="0" wp14:anchorId="66B3F2BA" wp14:editId="2073AE93">
+          <wp:inline distT="0" distB="0" distL="0" distR="0" wp14:anchorId="754343F3" wp14:editId="3092B664">
             <wp:extent cx="4860000" cy="2719286"/>
             <wp:effectExtent l="0" t="0" r="0" b="0"/>
             <wp:docPr id="3" name="Picture 3"/>
@@ -8368,7 +8368,7 @@
           <w:noProof/>
         </w:rPr>
         <w:drawing>
-          <wp:inline distT="0" distB="0" distL="0" distR="0" wp14:anchorId="10FD118D" wp14:editId="57970106">
+          <wp:inline distT="0" distB="0" distL="0" distR="0" wp14:anchorId="076BF093" wp14:editId="52F8ED80">
             <wp:extent cx="4860000" cy="2818800"/>
             <wp:effectExtent l="0" t="0" r="0" b="0"/>
             <wp:docPr id="4" name="Picture 4"/>
@@ -14710,7 +14710,7 @@
         <w:pStyle w:val="Heading2"/>
         <w:outlineLvl w:val="1"/>
       </w:pPr>
-      <w:bookmarkStart w:id="14" w:name="_Toc240613683"/>
+      <w:bookmarkStart w:id="14" w:name="_Toc240641336"/>
       <w:r>
         <w:rPr>
           <w:rFonts w:ascii="Times New Roman" w:hAnsi="Times New Roman"/>
@@ -15133,7 +15133,7 @@
         <w:pStyle w:val="Heading2"/>
         <w:outlineLvl w:val="1"/>
       </w:pPr>
-      <w:bookmarkStart w:id="15" w:name="_Toc240613684"/>
+      <w:bookmarkStart w:id="15" w:name="_Toc240641337"/>
       <w:r>
         <w:rPr>
           <w:rFonts w:ascii="Times New Roman" w:hAnsi="Times New Roman"/>
@@ -15557,7 +15557,7 @@
         <w:pStyle w:val="Heading2"/>
         <w:outlineLvl w:val="1"/>
       </w:pPr>
-      <w:bookmarkStart w:id="16" w:name="_Toc240613685"/>
+      <w:bookmarkStart w:id="16" w:name="_Toc240641338"/>
       <w:r>
         <w:rPr>
           <w:rFonts w:ascii="Times New Roman" w:hAnsi="Times New Roman"/>
@@ -15587,7 +15587,7 @@
         <w:pStyle w:val="Heading3"/>
         <w:outlineLvl w:val="2"/>
       </w:pPr>
-      <w:bookmarkStart w:id="17" w:name="_Toc240613686"/>
+      <w:bookmarkStart w:id="17" w:name="_Toc240641339"/>
       <w:r>
         <w:rPr>
           <w:rFonts w:ascii="Times New Roman" w:hAnsi="Times New Roman"/>
@@ -15818,7 +15818,7 @@
         <w:pStyle w:val="Heading3"/>
         <w:outlineLvl w:val="2"/>
       </w:pPr>
-      <w:bookmarkStart w:id="18" w:name="_Toc240613687"/>
+      <w:bookmarkStart w:id="18" w:name="_Toc240641340"/>
       <w:r>
         <w:rPr>
           <w:rFonts w:ascii="Times New Roman" w:hAnsi="Times New Roman"/>
@@ -15963,7 +15963,7 @@
         <w:pStyle w:val="Heading1"/>
         <w:outlineLvl w:val="0"/>
       </w:pPr>
-      <w:bookmarkStart w:id="19" w:name="_Toc240613688"/>
+      <w:bookmarkStart w:id="19" w:name="_Toc240641341"/>
       <w:r>
         <w:rPr>
           <w:rFonts w:ascii="Times New Roman" w:hAnsi="Times New Roman"/>
@@ -15981,7 +15981,7 @@
         <w:pStyle w:val="Heading2"/>
         <w:outlineLvl w:val="1"/>
       </w:pPr>
-      <w:bookmarkStart w:id="20" w:name="_Toc240613689"/>
+      <w:bookmarkStart w:id="20" w:name="_Toc240641342"/>
       <w:r>
         <w:rPr>
           <w:rFonts w:ascii="Times New Roman" w:hAnsi="Times New Roman"/>
@@ -15998,7 +15998,7 @@
         <w:pStyle w:val="Heading3"/>
         <w:outlineLvl w:val="2"/>
       </w:pPr>
-      <w:bookmarkStart w:id="21" w:name="_Toc240613690"/>
+      <w:bookmarkStart w:id="21" w:name="_Toc240641343"/>
       <w:r>
         <w:rPr>
           <w:rFonts w:ascii="Times New Roman" w:hAnsi="Times New Roman"/>
@@ -16039,7 +16039,7 @@
         <w:rPr>
           <w:rFonts w:cs="Times New Roman"/>
         </w:rPr>
-        <w:t>Penelitian ini berakar pada teori utama (</w:t>
+        <w:t>Teori utama (</w:t>
       </w:r>
       <w:r>
         <w:rPr>
@@ -16052,7 +16052,7 @@
         <w:rPr>
           <w:rFonts w:cs="Times New Roman"/>
         </w:rPr>
-        <w:t xml:space="preserve">) </w:t>
+        <w:t xml:space="preserve">) yang dipakai adalah </w:t>
       </w:r>
       <w:r>
         <w:rPr>
@@ -16385,7 +16385,7 @@
         <w:pStyle w:val="Heading3"/>
         <w:outlineLvl w:val="2"/>
       </w:pPr>
-      <w:bookmarkStart w:id="22" w:name="_Toc240613691"/>
+      <w:bookmarkStart w:id="22" w:name="_Toc240641344"/>
       <w:r>
         <w:rPr>
           <w:rFonts w:ascii="Times New Roman" w:hAnsi="Times New Roman"/>
@@ -16427,7 +16427,7 @@
         <w:rPr>
           <w:rFonts w:cs="Times New Roman"/>
         </w:rPr>
-        <w:t xml:space="preserve">Penelitian ini didukung oleh model </w:t>
+        <w:t xml:space="preserve">Model </w:t>
       </w:r>
       <w:r>
         <w:rPr>
@@ -16440,7 +16440,7 @@
         <w:rPr>
           <w:rFonts w:cs="Times New Roman"/>
         </w:rPr>
-        <w:t xml:space="preserve"> (S-O-R) yang dikembangkan oleh </w:t>
+        <w:t xml:space="preserve"> (S-O-R) dari </w:t>
       </w:r>
       <w:hyperlink w:anchor="Ref_mehrabian1974approach" w:history="1">
         <w:r>
@@ -16451,7 +16451,7 @@
         <w:rPr>
           <w:rFonts w:cs="Times New Roman"/>
         </w:rPr>
-        <w:t>. Model ini menjelaskan bahwa pemicu lingkungan eksternal (</w:t>
+        <w:t xml:space="preserve"> menjadi kerangka pendukung. Model ini menjelaskan bahwa pemicu lingkungan eksternal (</w:t>
       </w:r>
       <w:r>
         <w:rPr>
@@ -16735,7 +16735,7 @@
         <w:pStyle w:val="Heading3"/>
         <w:outlineLvl w:val="2"/>
       </w:pPr>
-      <w:bookmarkStart w:id="23" w:name="_Toc240613692"/>
+      <w:bookmarkStart w:id="23" w:name="_Toc240641345"/>
       <w:r>
         <w:rPr>
           <w:rFonts w:ascii="Times New Roman" w:hAnsi="Times New Roman"/>
@@ -16925,7 +16925,7 @@
         <w:pStyle w:val="Heading3"/>
         <w:outlineLvl w:val="2"/>
       </w:pPr>
-      <w:bookmarkStart w:id="24" w:name="_Toc240613693"/>
+      <w:bookmarkStart w:id="24" w:name="_Toc240641346"/>
       <w:r>
         <w:rPr>
           <w:rFonts w:ascii="Times New Roman" w:hAnsi="Times New Roman"/>
@@ -17047,7 +17047,7 @@
         <w:pStyle w:val="Heading2"/>
         <w:outlineLvl w:val="1"/>
       </w:pPr>
-      <w:bookmarkStart w:id="25" w:name="_Toc240613694"/>
+      <w:bookmarkStart w:id="25" w:name="_Toc240641347"/>
       <w:r>
         <w:rPr>
           <w:rFonts w:ascii="Times New Roman" w:hAnsi="Times New Roman"/>
@@ -17064,7 +17064,7 @@
         <w:pStyle w:val="Heading3"/>
         <w:outlineLvl w:val="2"/>
       </w:pPr>
-      <w:bookmarkStart w:id="26" w:name="_Toc240613695"/>
+      <w:bookmarkStart w:id="26" w:name="_Toc240641348"/>
       <w:r>
         <w:rPr>
           <w:rFonts w:ascii="Times New Roman" w:hAnsi="Times New Roman"/>
@@ -17200,7 +17200,7 @@
         <w:pStyle w:val="Heading3"/>
         <w:outlineLvl w:val="2"/>
       </w:pPr>
-      <w:bookmarkStart w:id="27" w:name="_Toc240613696"/>
+      <w:bookmarkStart w:id="27" w:name="_Toc240641349"/>
       <w:r>
         <w:rPr>
           <w:rFonts w:ascii="Times New Roman" w:hAnsi="Times New Roman"/>
@@ -17353,7 +17353,7 @@
         <w:pStyle w:val="Heading3"/>
         <w:outlineLvl w:val="2"/>
       </w:pPr>
-      <w:bookmarkStart w:id="28" w:name="_Toc240613697"/>
+      <w:bookmarkStart w:id="28" w:name="_Toc240641350"/>
       <w:r>
         <w:rPr>
           <w:rFonts w:ascii="Times New Roman" w:hAnsi="Times New Roman"/>
@@ -17540,7 +17540,7 @@
         <w:pStyle w:val="Heading3"/>
         <w:outlineLvl w:val="2"/>
       </w:pPr>
-      <w:bookmarkStart w:id="29" w:name="_Toc240613698"/>
+      <w:bookmarkStart w:id="29" w:name="_Toc240641351"/>
       <w:r>
         <w:rPr>
           <w:rFonts w:ascii="Times New Roman" w:hAnsi="Times New Roman"/>
@@ -17784,7 +17784,7 @@
         <w:pStyle w:val="Heading3"/>
         <w:outlineLvl w:val="2"/>
       </w:pPr>
-      <w:bookmarkStart w:id="30" w:name="_Toc240613699"/>
+      <w:bookmarkStart w:id="30" w:name="_Toc240641352"/>
       <w:r>
         <w:rPr>
           <w:rFonts w:ascii="Times New Roman" w:hAnsi="Times New Roman"/>
@@ -17979,7 +17979,7 @@
         <w:pStyle w:val="Heading2"/>
         <w:outlineLvl w:val="1"/>
       </w:pPr>
-      <w:bookmarkStart w:id="31" w:name="_Toc240613700"/>
+      <w:bookmarkStart w:id="31" w:name="_Toc240641353"/>
       <w:r>
         <w:rPr>
           <w:rFonts w:ascii="Times New Roman" w:hAnsi="Times New Roman"/>
@@ -18001,7 +18001,7 @@
         <w:rPr>
           <w:rFonts w:cs="Times New Roman"/>
         </w:rPr>
-        <w:t>Berikut disajikan ringkasan penelitian-penelitian terdahulu yang relevan dengan konstruk penelitian ini:</w:t>
+        <w:t>Berikut disajikan ringkasan sepuluh studi empiris 2021–2026 yang menopang perumusan hipotesis H1–H6:</w:t>
       </w:r>
     </w:p>
     <w:p>
@@ -19591,7 +19591,7 @@
         <w:pStyle w:val="Heading2"/>
         <w:outlineLvl w:val="1"/>
       </w:pPr>
-      <w:bookmarkStart w:id="33" w:name="_Toc240613701"/>
+      <w:bookmarkStart w:id="33" w:name="_Toc240641354"/>
       <w:r>
         <w:rPr>
           <w:rFonts w:ascii="Times New Roman" w:hAnsi="Times New Roman"/>
@@ -19609,7 +19609,7 @@
         <w:pStyle w:val="Heading3"/>
         <w:outlineLvl w:val="2"/>
       </w:pPr>
-      <w:bookmarkStart w:id="34" w:name="_Toc240613702"/>
+      <w:bookmarkStart w:id="34" w:name="_Toc240641355"/>
       <w:r>
         <w:rPr>
           <w:rFonts w:ascii="Times New Roman" w:hAnsi="Times New Roman"/>
@@ -19667,7 +19667,7 @@
         <w:rPr>
           <w:rFonts w:cs="Times New Roman"/>
         </w:rPr>
-        <w:t xml:space="preserve"> Berdasarkan model S-O-R </w:t>
+        <w:t xml:space="preserve"> Model S-O-R </w:t>
       </w:r>
       <w:hyperlink w:anchor="Ref_mehrabian1974approach" w:history="1">
         <w:r>
@@ -19689,7 +19689,7 @@
         <w:rPr>
           <w:rFonts w:cs="Times New Roman"/>
         </w:rPr>
-        <w:t xml:space="preserve">, motivasi hedonis memposisikan belanja sebagai sarana mencari kesenangan emosional dan fantasi. Rangsangan afektif ini menurunkan pertimbangan rasional dan mendorong tindakan belanja seketika demi mempertahankan suasana hati positif </w:t>
+        <w:t xml:space="preserve"> memposisikan belanja sebagai sarana mencari kesenangan emosional dan fantasi. Rangsangan afektif ini menurunkan pertimbangan rasional dan mendorong tindakan belanja seketika demi mempertahankan suasana hati positif </w:t>
       </w:r>
       <w:hyperlink w:anchor="Ref_babin1994work" w:history="1">
         <w:r>
@@ -19733,7 +19733,7 @@
         <w:rPr>
           <w:rFonts w:cs="Times New Roman"/>
         </w:rPr>
-        <w:t xml:space="preserve"> Studi empiris terkini oleh </w:t>
+        <w:t xml:space="preserve"> Bukti empiris terkini dari </w:t>
       </w:r>
       <w:hyperlink w:anchor="Ref_pranggabayu2022pengaruh" w:history="1">
         <w:r>
@@ -19766,7 +19766,7 @@
         <w:rPr>
           <w:rFonts w:cs="Times New Roman"/>
         </w:rPr>
-        <w:t xml:space="preserve"> pada konsumen Indonesia membuktikan bahwa motivasi hedonis dan kenikmatan berbelanja (</w:t>
+        <w:t xml:space="preserve"> pada konsumen Indonesia menunjukkan bahwa motivasi hedonis dan kenikmatan berbelanja (</w:t>
       </w:r>
       <w:r>
         <w:rPr>
@@ -19825,7 +19825,7 @@
         <w:rPr>
           <w:rFonts w:cs="Times New Roman"/>
         </w:rPr>
-        <w:t xml:space="preserve"> menghadirkan elemen kejutan mendebarkan. Sensasi merobek kemasan foil dan sensasi puas yang intens saat mendapati kartu hologram langka memberikan kenikmatan emosional instan. Dorongan hedonis ini memicu pembelian berulang secara mendadak di kasir toko tanpa perencanaan anggaran.</w:t>
+        <w:t xml:space="preserve"> menghadirkan elemen kejutan mendebarkan. Sensasi merobek kemasan foil dan sensasi puas yang intens saat mendapati kartu hologram langka memberikan kenikmatan emosional instan. Akibatnya, pembelian berulang terjadi secara mendadak di kasir toko tanpa perencanaan anggaran.</w:t>
       </w:r>
     </w:p>
     <w:p>
@@ -19892,7 +19892,7 @@
         <w:pStyle w:val="Heading3"/>
         <w:outlineLvl w:val="2"/>
       </w:pPr>
-      <w:bookmarkStart w:id="35" w:name="_Toc240613703"/>
+      <w:bookmarkStart w:id="35" w:name="_Toc240641356"/>
       <w:r>
         <w:rPr>
           <w:rFonts w:ascii="Times New Roman" w:hAnsi="Times New Roman"/>
@@ -19950,7 +19950,7 @@
         <w:rPr>
           <w:rFonts w:cs="Times New Roman"/>
         </w:rPr>
-        <w:t xml:space="preserve"> Berakar pada </w:t>
+        <w:t xml:space="preserve"> Titik berangkatnya adalah </w:t>
       </w:r>
       <w:r>
         <w:rPr>
@@ -20011,7 +20011,7 @@
         <w:rPr>
           <w:rFonts w:cs="Times New Roman"/>
         </w:rPr>
-        <w:t>, manusia memiliki resistensi alami terhadap ketidaktuntasan (</w:t>
+        <w:t>: manusia memiliki resistensi alami terhadap ketidaktuntasan (</w:t>
       </w:r>
       <w:r>
         <w:rPr>
@@ -20079,7 +20079,7 @@
         <w:rPr>
           <w:rFonts w:cs="Times New Roman"/>
         </w:rPr>
-        <w:t xml:space="preserve"> Selain pembuktian seminal oleh </w:t>
+        <w:t xml:space="preserve"> Selain temuan seminal </w:t>
       </w:r>
       <w:hyperlink w:anchor="Ref_gao2014completing" w:history="1">
         <w:r>
@@ -20177,14 +20177,14 @@
         <w:rPr>
           <w:rFonts w:cs="Times New Roman"/>
         </w:rPr>
-        <w:t xml:space="preserve">), dan hasrat menuntaskan seri koleksi menjadi pemicu </w:t>
+        <w:t xml:space="preserve">), dan hasrat menuntaskan seri koleksi menjadi pemicu pembelian impulsif yang </w:t>
       </w:r>
       <w:r>
         <w:rPr>
           <w:rFonts w:cs="Times New Roman"/>
         </w:rPr>
         <w:lastRenderedPageBreak/>
-        <w:t xml:space="preserve">pembelian impulsif yang agresif pada Generasi Z; bukti domestik Indonesia ditopang oleh </w:t>
+        <w:t xml:space="preserve">agresif pada Generasi Z; bukti domestik Indonesia ditopang oleh </w:t>
       </w:r>
       <w:hyperlink w:anchor="Ref_dewi2026understanding" w:history="1">
         <w:r>
@@ -20254,7 +20254,7 @@
         <w:rPr>
           <w:rFonts w:cs="Times New Roman"/>
         </w:rPr>
-        <w:t xml:space="preserve"> kolektor memicu ketegangan kognitif visual yang kuat untuk menuntaskan set secara utuh. Desakan menutup celah kosong ini mendorong kolektor membeli </w:t>
+        <w:t xml:space="preserve"> kolektor memicu ketegangan kognitif visual yang kuat untuk menuntaskan set secara utuh. Desakan menutup celah kosong ini membuat kolektor membeli </w:t>
       </w:r>
       <w:r>
         <w:rPr>
@@ -20334,7 +20334,7 @@
         <w:pStyle w:val="Heading3"/>
         <w:outlineLvl w:val="2"/>
       </w:pPr>
-      <w:bookmarkStart w:id="36" w:name="_Toc240613704"/>
+      <w:bookmarkStart w:id="36" w:name="_Toc240641357"/>
       <w:r>
         <w:rPr>
           <w:rFonts w:ascii="Times New Roman" w:hAnsi="Times New Roman"/>
@@ -20392,7 +20392,7 @@
         <w:rPr>
           <w:rFonts w:cs="Times New Roman"/>
         </w:rPr>
-        <w:t xml:space="preserve"> Dalam kerangka </w:t>
+        <w:t xml:space="preserve"> Logika </w:t>
       </w:r>
       <w:r>
         <w:rPr>
@@ -20427,7 +20427,7 @@
         <w:rPr>
           <w:rFonts w:cs="Times New Roman"/>
         </w:rPr>
-        <w:t>), motif spekulasi memandu keputusan pembelian berdasarkan ekspektasi keuntungan modal (</w:t>
+        <w:t>) menempatkan motif spekulasi sebagai keputusan pembelian yang dipandu ekspektasi keuntungan modal (</w:t>
       </w:r>
       <w:r>
         <w:rPr>
@@ -20495,7 +20495,7 @@
         <w:rPr>
           <w:rFonts w:cs="Times New Roman"/>
         </w:rPr>
-        <w:t xml:space="preserve"> membuktikan secara empiris bahwa komunitas penggemar permainan kartu koleksi (</w:t>
+        <w:t xml:space="preserve"> melaporkan bahwa komunitas penggemar permainan kartu koleksi (</w:t>
       </w:r>
       <w:r>
         <w:rPr>
@@ -20661,7 +20661,7 @@
         <w:rPr>
           <w:rFonts w:cs="Times New Roman"/>
         </w:rPr>
-        <w:t xml:space="preserve">). Persepsi modal kecil berpotensi menghasilkan apresiasi modal atau keuntungan finansial yang besar melumpuhkan kehati-hatian finansial dan memicu aksi borong </w:t>
+        <w:t xml:space="preserve">). Persepsi ini melumpuhkan kehati-hatian finansial dan memicu aksi borong </w:t>
       </w:r>
       <w:r>
         <w:rPr>
@@ -20741,7 +20741,7 @@
         <w:pStyle w:val="Heading3"/>
         <w:outlineLvl w:val="2"/>
       </w:pPr>
-      <w:bookmarkStart w:id="37" w:name="_Toc240613705"/>
+      <w:bookmarkStart w:id="37" w:name="_Toc240641358"/>
       <w:r>
         <w:rPr>
           <w:rFonts w:ascii="Times New Roman" w:hAnsi="Times New Roman"/>
@@ -20818,7 +20818,7 @@
         <w:rPr>
           <w:rFonts w:cs="Times New Roman"/>
         </w:rPr>
-        <w:t xml:space="preserve"> Mengacu pada </w:t>
+        <w:t xml:space="preserve"> </w:t>
       </w:r>
       <w:r>
         <w:rPr>
@@ -20866,7 +20866,7 @@
         <w:rPr>
           <w:rFonts w:cs="Times New Roman"/>
         </w:rPr>
-        <w:t>, dorongan hedonis sesaat (</w:t>
+        <w:t xml:space="preserve"> menjelaskan bahwa dorongan hedonis sesaat (</w:t>
       </w:r>
       <w:r>
         <w:rPr>
@@ -21124,7 +21124,7 @@
           <w:rFonts w:cs="Times New Roman"/>
         </w:rPr>
         <w:lastRenderedPageBreak/>
-        <w:t>menolak godaan sesaat, dan mematuhi batas anggaran. Dengan demikian, kontrol diri memperlemah pengaruh motivasi hedonis terhadap pembelian impulsif.</w:t>
+        <w:t>menolak godaan sesaat, dan mematuhi batas anggaran. Akibatnya, kontrol diri memperlemah pengaruh motivasi hedonis terhadap pembelian impulsif.</w:t>
       </w:r>
     </w:p>
     <w:p>
@@ -21206,7 +21206,7 @@
         <w:pStyle w:val="Heading3"/>
         <w:outlineLvl w:val="2"/>
       </w:pPr>
-      <w:bookmarkStart w:id="38" w:name="_Toc240613706"/>
+      <w:bookmarkStart w:id="38" w:name="_Toc240641359"/>
       <w:r>
         <w:rPr>
           <w:rFonts w:ascii="Times New Roman" w:hAnsi="Times New Roman"/>
@@ -21560,7 +21560,7 @@
         <w:rPr>
           <w:rFonts w:cs="Times New Roman"/>
         </w:rPr>
-        <w:t>) di pasar sekunder secara terencana. Dengan demikian, kontrol diri memperlemah pengaruh hasrat kelengkapan terhadap pembelian impulsif.</w:t>
+        <w:t>) di pasar sekunder secara terencana. Akibatnya, kontrol diri memperlemah pengaruh hasrat kelengkapan terhadap pembelian impulsif.</w:t>
       </w:r>
     </w:p>
     <w:p>
@@ -21643,7 +21643,7 @@
         <w:pStyle w:val="Heading3"/>
         <w:outlineLvl w:val="2"/>
       </w:pPr>
-      <w:bookmarkStart w:id="39" w:name="_Toc240613707"/>
+      <w:bookmarkStart w:id="39" w:name="_Toc240641360"/>
       <w:r>
         <w:rPr>
           <w:rFonts w:ascii="Times New Roman" w:hAnsi="Times New Roman"/>
@@ -21932,7 +21932,7 @@
         <w:rPr>
           <w:rFonts w:cs="Times New Roman"/>
         </w:rPr>
-        <w:t xml:space="preserve"> PSA 10 sangat memikat. Namun, pembeli dengan kontrol diri kokoh memiliki disiplin untuk tidak menghamburkan uang secara spontan pada kemasan acak berisiko tinggi. Kontrol diri bertindak sebagai benteng pertahanan yang meredam ambisi spekulatif agar tidak bertransformasi menjadi tindakan </w:t>
+        <w:t xml:space="preserve"> PSA 10 kuat memikat. Sebaliknya, pembeli dengan kontrol diri kokoh memiliki disiplin untuk tidak menghamburkan uang secara spontan pada kemasan acak berisiko tinggi. Disiplin tersebut meredam ambisi spekulatif agar tidak bertransformasi menjadi tindakan </w:t>
       </w:r>
       <w:r>
         <w:rPr>
@@ -22027,7 +22027,7 @@
         <w:pStyle w:val="Heading2"/>
         <w:outlineLvl w:val="1"/>
       </w:pPr>
-      <w:bookmarkStart w:id="40" w:name="_Toc240613708"/>
+      <w:bookmarkStart w:id="40" w:name="_Toc240641361"/>
       <w:r>
         <w:rPr>
           <w:rFonts w:ascii="Times New Roman" w:hAnsi="Times New Roman"/>
@@ -22049,7 +22049,7 @@
         <w:rPr>
           <w:rFonts w:cs="Times New Roman"/>
         </w:rPr>
-        <w:t>Berdasarkan landasan teori dan perumusan hipotesis di atas, hubungan struktural antarvariabel disajikan pada Gambar 2.1:</w:t>
+        <w:t>Hubungan struktural antarvariabel disajikan pada Gambar 2.1:</w:t>
       </w:r>
     </w:p>
     <w:p>
@@ -22063,7 +22063,7 @@
         </w:rPr>
         <w:lastRenderedPageBreak/>
         <w:drawing>
-          <wp:inline distT="0" distB="0" distL="0" distR="0" wp14:anchorId="570F22DD" wp14:editId="7AB95066">
+          <wp:inline distT="0" distB="0" distL="0" distR="0" wp14:anchorId="32BC26E3" wp14:editId="772C8EB4">
             <wp:extent cx="5040000" cy="2753704"/>
             <wp:effectExtent l="0" t="0" r="0" b="0"/>
             <wp:docPr id="5" name="Picture 5"/>
@@ -22138,7 +22138,7 @@
         <w:pStyle w:val="Heading1"/>
         <w:outlineLvl w:val="0"/>
       </w:pPr>
-      <w:bookmarkStart w:id="42" w:name="_Toc240613709"/>
+      <w:bookmarkStart w:id="42" w:name="_Toc240641362"/>
       <w:r>
         <w:rPr>
           <w:rFonts w:ascii="Times New Roman" w:hAnsi="Times New Roman"/>
@@ -22156,7 +22156,7 @@
         <w:pStyle w:val="Heading2"/>
         <w:outlineLvl w:val="1"/>
       </w:pPr>
-      <w:bookmarkStart w:id="43" w:name="_Toc240613710"/>
+      <w:bookmarkStart w:id="43" w:name="_Toc240641363"/>
       <w:r>
         <w:rPr>
           <w:rFonts w:ascii="Times New Roman" w:hAnsi="Times New Roman"/>
@@ -22178,7 +22178,7 @@
         <w:rPr>
           <w:rFonts w:cs="Times New Roman"/>
         </w:rPr>
-        <w:t xml:space="preserve">Penelitian ini menggunakan pendekatan kuantitatif asosiatif dengan desain survei </w:t>
+        <w:t xml:space="preserve">Penelitian ini menguji hipotesis empiris H1–H6 mengenai hubungan struktural antarvariabel dengan pendekatan kuantitatif asosiatif dan desain survei </w:t>
       </w:r>
       <w:r>
         <w:rPr>
@@ -22191,20 +22191,7 @@
         <w:rPr>
           <w:rFonts w:cs="Times New Roman"/>
         </w:rPr>
-        <w:t xml:space="preserve">. Pendekatan kuantitatif dipilih karena penelitian ini menguji hipotesis empiris mengenai hubungan struktural antarvariabel yang telah dirumuskan berdasarkan kajian teoritis. Desain survei </w:t>
-      </w:r>
-      <w:r>
-        <w:rPr>
-          <w:rFonts w:cs="Times New Roman"/>
-          <w:i/>
-        </w:rPr>
-        <w:t>cross-sectional</w:t>
-      </w:r>
-      <w:r>
-        <w:rPr>
-          <w:rFonts w:cs="Times New Roman"/>
-        </w:rPr>
-        <w:t xml:space="preserve"> digunakan karena pengumpulan data primer dilakukan pada satu titik periode waktu tertentu secara serentak kepada sampel responden untuk menggambarkan fenomena yang diteliti </w:t>
+        <w:t xml:space="preserve">. Pendekatan ini dipilih karena kerangka teoritis telah merumuskan hubungan tersebut secara eksplisit. Pengumpulan data primer dilakukan satu kali pada satu titik waktu kepada sampel responden untuk memotret fenomena yang diteliti </w:t>
       </w:r>
       <w:hyperlink w:anchor="Ref_sekaran2016research" w:history="1">
         <w:r>
@@ -22228,7 +22215,7 @@
         <w:rPr>
           <w:rFonts w:cs="Times New Roman"/>
         </w:rPr>
-        <w:t>Data primer diperoleh langsung dari responden melalui penyebaran instrumen kuesioner daring (</w:t>
+        <w:t>Penulis mengumpulkan data primer langsung dari responden dengan menyebarkan kuesioner daring (</w:t>
       </w:r>
       <w:r>
         <w:rPr>
@@ -22241,7 +22228,7 @@
         <w:rPr>
           <w:rFonts w:cs="Times New Roman"/>
         </w:rPr>
-        <w:t xml:space="preserve">) berbasis Google Forms. Kuesioner dirancang menggunakan pertanyaan tertutup berskala Likert 5 poin </w:t>
+        <w:t xml:space="preserve">) melalui Google Forms. Kuesioner tersebut memakai pertanyaan tertutup berskala Likert 5 poin </w:t>
       </w:r>
       <w:hyperlink w:anchor="Ref_sugiyono2019metode" w:history="1">
         <w:r>
@@ -22776,7 +22763,7 @@
         <w:rPr>
           <w:rFonts w:cs="Times New Roman"/>
         </w:rPr>
-        <w:t>Data sekunder diperoleh melalui studi kepustakaan yang mencakup laporan resmi The Pokémon Company, data agregasi industri hiburan global, buku teks metodologi dan keuangan perilaku, serta artikel jurnal ilmiah nasional dan internasional bereputasi yang terindeks SINTA dan Scopus.</w:t>
+        <w:t>Data sekunder berasal dari studi kepustakaan. Sumbernya meliputi laporan resmi The Pokémon Company dan data agregasi industri hiburan global, dilengkapi buku teks metodologi dan keuangan perilaku serta artikel jurnal nasional dan internasional bereputasi terindeks SINTA dan Scopus.</w:t>
       </w:r>
     </w:p>
     <w:p>
@@ -22784,7 +22771,7 @@
         <w:pStyle w:val="Heading3"/>
         <w:outlineLvl w:val="2"/>
       </w:pPr>
-      <w:bookmarkStart w:id="45" w:name="_Toc240613711"/>
+      <w:bookmarkStart w:id="45" w:name="_Toc240641364"/>
       <w:r>
         <w:rPr>
           <w:rFonts w:ascii="Times New Roman" w:hAnsi="Times New Roman"/>
@@ -22806,7 +22793,7 @@
         <w:rPr>
           <w:rFonts w:cs="Times New Roman"/>
         </w:rPr>
-        <w:t>Guna memastikan kejelasan ruang lingkup serta arah analisis yang terfokus, penelitian ini menetapkan batasan operasional sebagai berikut:</w:t>
+        <w:t>Penelitian ini menetapkan batasan operasional sebagai berikut:</w:t>
       </w:r>
     </w:p>
     <w:p>
@@ -22820,47 +22807,53 @@
           <w:rFonts w:cs="Times New Roman"/>
           <w:b/>
         </w:rPr>
+        <w:t xml:space="preserve">•  </w:t>
+      </w:r>
+      <w:r>
+        <w:rPr>
+          <w:rFonts w:cs="Times New Roman"/>
+          <w:b/>
+        </w:rPr>
+        <w:t>Batasan Komoditas Objek:</w:t>
+      </w:r>
+      <w:r>
+        <w:rPr>
+          <w:rFonts w:cs="Times New Roman"/>
+        </w:rPr>
+        <w:t xml:space="preserve"> Penelitian ini secara ketat dibatasi pada pembelian produk kemasan acak tertutup (</w:t>
+      </w:r>
+      <w:r>
+        <w:rPr>
+          <w:rFonts w:cs="Times New Roman"/>
+          <w:i/>
+        </w:rPr>
+        <w:t>booster pack</w:t>
+      </w:r>
+      <w:r>
+        <w:rPr>
+          <w:rFonts w:cs="Times New Roman"/>
+        </w:rPr>
+        <w:t xml:space="preserve">) fisik resmi </w:t>
+      </w:r>
+      <w:r>
+        <w:rPr>
+          <w:rFonts w:cs="Times New Roman"/>
+          <w:i/>
+        </w:rPr>
+        <w:t>Pokémon Trading Card Game</w:t>
+      </w:r>
+      <w:r>
+        <w:rPr>
+          <w:rFonts w:cs="Times New Roman"/>
+        </w:rPr>
+        <w:t xml:space="preserve"> (Pokémon TCG) berbahasa Indonesia yang </w:t>
+      </w:r>
+      <w:r>
+        <w:rPr>
+          <w:rFonts w:cs="Times New Roman"/>
+        </w:rPr>
         <w:lastRenderedPageBreak/>
-        <w:t xml:space="preserve">•  </w:t>
-      </w:r>
-      <w:r>
-        <w:rPr>
-          <w:rFonts w:cs="Times New Roman"/>
-          <w:b/>
-        </w:rPr>
-        <w:t>Batasan Komoditas Objek:</w:t>
-      </w:r>
-      <w:r>
-        <w:rPr>
-          <w:rFonts w:cs="Times New Roman"/>
-        </w:rPr>
-        <w:t xml:space="preserve"> Penelitian ini secara ketat dibatasi pada pembelian produk kemasan acak tertutup (</w:t>
-      </w:r>
-      <w:r>
-        <w:rPr>
-          <w:rFonts w:cs="Times New Roman"/>
-          <w:i/>
-        </w:rPr>
-        <w:t>booster pack</w:t>
-      </w:r>
-      <w:r>
-        <w:rPr>
-          <w:rFonts w:cs="Times New Roman"/>
-        </w:rPr>
-        <w:t xml:space="preserve">) fisik resmi </w:t>
-      </w:r>
-      <w:r>
-        <w:rPr>
-          <w:rFonts w:cs="Times New Roman"/>
-          <w:i/>
-        </w:rPr>
-        <w:t>Pokémon Trading Card Game</w:t>
-      </w:r>
-      <w:r>
-        <w:rPr>
-          <w:rFonts w:cs="Times New Roman"/>
-        </w:rPr>
-        <w:t xml:space="preserve"> (Pokémon TCG) berbahasa Indonesia yang dirilis oleh The Pokémon Company / AKG Games. Penelitian ini tidak meneliti kartu permainan digital (seperti </w:t>
+        <w:t xml:space="preserve">dirilis oleh The Pokémon Company / AKG Games. Penelitian ini tidak meneliti kartu permainan digital (seperti </w:t>
       </w:r>
       <w:r>
         <w:rPr>
@@ -23078,7 +23071,7 @@
         <w:pStyle w:val="Heading2"/>
         <w:outlineLvl w:val="1"/>
       </w:pPr>
-      <w:bookmarkStart w:id="46" w:name="_Toc240613712"/>
+      <w:bookmarkStart w:id="46" w:name="_Toc240641365"/>
       <w:r>
         <w:rPr>
           <w:rFonts w:ascii="Times New Roman" w:hAnsi="Times New Roman"/>
@@ -23095,7 +23088,7 @@
         <w:pStyle w:val="Heading3"/>
         <w:outlineLvl w:val="2"/>
       </w:pPr>
-      <w:bookmarkStart w:id="47" w:name="_Toc240613713"/>
+      <w:bookmarkStart w:id="47" w:name="_Toc240641366"/>
       <w:r>
         <w:rPr>
           <w:rFonts w:ascii="Times New Roman" w:hAnsi="Times New Roman"/>
@@ -23117,7 +23110,7 @@
         <w:rPr>
           <w:rFonts w:cs="Times New Roman"/>
         </w:rPr>
-        <w:t xml:space="preserve">Populasi dalam penelitian ini didefinisikan sebagai seluruh konsumen atau kolektor kartu fisik Pokémon </w:t>
+        <w:t xml:space="preserve">Populasi penelitian ini adalah seluruh konsumen atau kolektor kartu fisik Pokémon </w:t>
       </w:r>
       <w:r>
         <w:rPr>
@@ -23130,7 +23123,7 @@
         <w:rPr>
           <w:rFonts w:cs="Times New Roman"/>
         </w:rPr>
-        <w:t xml:space="preserve"> resmi berbahasa Indonesia di wilayah Republik Indonesia. Populasi ini diklasifikasikan sebagai populasi tidak terbatas (</w:t>
+        <w:t xml:space="preserve"> resmi berbahasa Indonesia di wilayah Republik Indonesia. Populasi ini tergolong tidak terbatas (</w:t>
       </w:r>
       <w:r>
         <w:rPr>
@@ -23143,7 +23136,7 @@
         <w:rPr>
           <w:rFonts w:cs="Times New Roman"/>
         </w:rPr>
-        <w:t>) karena jumlah pasti seluruh pembeli kartu di Indonesia tidak dapat diketahui secara pasti mengingat luasnya jaringan distribusi ritel modern di seluruh Indonesia.</w:t>
+        <w:t>) karena jumlah seluruh pembeli kartu tidak dapat diketahui secara pasti mengingat luasnya jaringan distribusi ritel modern di Indonesia.</w:t>
       </w:r>
     </w:p>
     <w:p>
@@ -23198,14 +23191,7 @@
         <w:rPr>
           <w:rFonts w:cs="Times New Roman"/>
         </w:rPr>
-        <w:t xml:space="preserve"> Jaringan komunitas pemain dan kolektor terdaftar yang aktif berkegiatan di toko </w:t>
-      </w:r>
-      <w:r>
-        <w:rPr>
-          <w:rFonts w:cs="Times New Roman"/>
-        </w:rPr>
-        <w:lastRenderedPageBreak/>
-        <w:t>hobi resmi mitra AKG Games di wilayah Jabodetabek, Bandung, Surabaya, Yogyakarta, Medan, dan kota-kota besar lainnya.</w:t>
+        <w:t xml:space="preserve"> Jaringan komunitas pemain dan kolektor terdaftar yang aktif berkegiatan di toko hobi resmi mitra AKG Games di wilayah Jabodetabek, Bandung, Surabaya, Yogyakarta, Medan, dan kota-kota besar lainnya.</w:t>
       </w:r>
     </w:p>
     <w:p>
@@ -23245,7 +23231,14 @@
         <w:rPr>
           <w:rFonts w:cs="Times New Roman"/>
         </w:rPr>
-        <w:t xml:space="preserve"> (dengan puluhan ribu anggota aktif), </w:t>
+        <w:t xml:space="preserve"> (dengan puluhan ribu </w:t>
+      </w:r>
+      <w:r>
+        <w:rPr>
+          <w:rFonts w:cs="Times New Roman"/>
+        </w:rPr>
+        <w:lastRenderedPageBreak/>
+        <w:t xml:space="preserve">anggota aktif), </w:t>
       </w:r>
       <w:r>
         <w:rPr>
@@ -23319,7 +23312,7 @@
         <w:pStyle w:val="Heading3"/>
         <w:outlineLvl w:val="2"/>
       </w:pPr>
-      <w:bookmarkStart w:id="48" w:name="_Toc240613714"/>
+      <w:bookmarkStart w:id="48" w:name="_Toc240641367"/>
       <w:r>
         <w:rPr>
           <w:rFonts w:ascii="Times New Roman" w:hAnsi="Times New Roman"/>
@@ -23341,7 +23334,7 @@
         <w:rPr>
           <w:rFonts w:cs="Times New Roman"/>
         </w:rPr>
-        <w:t>Penarikan sampel dilakukan dengan teknik sampel bertujuan (</w:t>
+        <w:t>Penarikan sampel memakai teknik sampel bertujuan (</w:t>
       </w:r>
       <w:r>
         <w:rPr>
@@ -23354,7 +23347,7 @@
         <w:rPr>
           <w:rFonts w:cs="Times New Roman"/>
         </w:rPr>
-        <w:t>). Responden yang dipilih wajib memenuhi kriteria inklusi dengan justifikasi ilmiah sebagai berikut:</w:t>
+        <w:t>). Responden wajib memenuhi kriteria inklusi beserta justifikasi ilmiah berikut:</w:t>
       </w:r>
     </w:p>
     <w:p>
@@ -23381,7 +23374,7 @@
         <w:rPr>
           <w:rFonts w:cs="Times New Roman"/>
         </w:rPr>
-        <w:t xml:space="preserve"> Menjamin bahwa responden mengalami langsung dinamika ketersediaan produk kartu resmi berbahasa Indonesia serta struktur harga ritel dan pasar sekunder domestik.</w:t>
+        <w:t xml:space="preserve"> Kriteria ini memastikan responden mengalami langsung dinamika ketersediaan produk kartu resmi berbahasa Indonesia serta struktur harga ritel dan pasar sekunder domestik.</w:t>
       </w:r>
     </w:p>
     <w:p>
@@ -23469,14 +23462,7 @@
         <w:rPr>
           <w:rFonts w:cs="Times New Roman"/>
         </w:rPr>
-        <w:t xml:space="preserve"> Pada usia 17 tahun ke atas (umumnya berada pada jenjang pendidikan akhir SMA atau mahasiswa perguruan tinggi), </w:t>
-      </w:r>
-      <w:r>
-        <w:rPr>
-          <w:rFonts w:cs="Times New Roman"/>
-        </w:rPr>
-        <w:lastRenderedPageBreak/>
-        <w:t>individu telah memiliki alokasi diskresi keuangan pribadi (uang saku mandiri atau penghasilan kerja paruh waktu) yang dapat dibelanjakan secara independen di gerai kasir minimarket.</w:t>
+        <w:t xml:space="preserve"> Pada usia 17 tahun ke atas (umumnya berada pada jenjang pendidikan akhir SMA atau mahasiswa perguruan tinggi), individu telah memiliki alokasi diskresi keuangan pribadi (uang saku mandiri atau penghasilan kerja paruh waktu) yang dapat dibelanjakan secara independen di gerai kasir minimarket.</w:t>
       </w:r>
     </w:p>
     <w:p>
@@ -23490,6 +23476,7 @@
           <w:rFonts w:cs="Times New Roman"/>
           <w:b/>
         </w:rPr>
+        <w:lastRenderedPageBreak/>
         <w:t xml:space="preserve">•  </w:t>
       </w:r>
       <w:r>
@@ -23560,13 +23547,13 @@
           <w:rFonts w:cs="Times New Roman"/>
           <w:i/>
         </w:rPr>
-        <w:t>Menjamin Pengalaman Riil Konsumsi:</w:t>
-      </w:r>
-      <w:r>
-        <w:rPr>
-          <w:rFonts w:cs="Times New Roman"/>
-        </w:rPr>
-        <w:t xml:space="preserve"> Memastikan responden benar-benar pernah mengalami proses pengambilan keputusan belanja di etalase toko dan merasakan sensasi membuka bungkus kartu (</w:t>
+        <w:t>Pengalaman Riil Konsumsi:</w:t>
+      </w:r>
+      <w:r>
+        <w:rPr>
+          <w:rFonts w:cs="Times New Roman"/>
+        </w:rPr>
+        <w:t xml:space="preserve"> Kriteria ini memastikan responden benar-benar pernah mengalami proses pengambilan keputusan belanja di etalase toko dan merasakan sensasi membuka bungkus kartu (</w:t>
       </w:r>
       <w:r>
         <w:rPr>
@@ -23600,7 +23587,7 @@
           <w:rFonts w:cs="Times New Roman"/>
           <w:i/>
         </w:rPr>
-        <w:t>Meminimalkan Bias Ingatan Retrospektif (</w:t>
+        <w:t>Bias Ingatan Retrospektif (</w:t>
       </w:r>
       <w:r>
         <w:rPr>
@@ -23627,7 +23614,7 @@
         <w:pStyle w:val="Heading3"/>
         <w:outlineLvl w:val="2"/>
       </w:pPr>
-      <w:bookmarkStart w:id="49" w:name="_Toc240613715"/>
+      <w:bookmarkStart w:id="49" w:name="_Toc240641368"/>
       <w:r>
         <w:rPr>
           <w:rFonts w:ascii="Times New Roman" w:hAnsi="Times New Roman"/>
@@ -23649,7 +23636,7 @@
         <w:rPr>
           <w:rFonts w:cs="Times New Roman"/>
         </w:rPr>
-        <w:t xml:space="preserve">Penentuan ukuran sampel minimum dalam penelitian ini mengacu pada formula </w:t>
+        <w:t xml:space="preserve">Ukuran sampel minimum yang dipersyaratkan adalah 111 responden, dihitung dengan formula </w:t>
       </w:r>
       <w:hyperlink w:anchor="Ref_green1991subjects" w:history="1">
         <w:r>
@@ -23660,7 +23647,7 @@
         <w:rPr>
           <w:rFonts w:cs="Times New Roman"/>
         </w:rPr>
-        <w:t xml:space="preserve"> untuk menentukan ukuran sampel minimum pada analisis regresi linear berganda:</w:t>
+        <w:t xml:space="preserve"> untuk analisis regresi linear berganda:</w:t>
       </w:r>
     </w:p>
     <w:p>
@@ -24184,69 +24171,75 @@
         <w:rPr>
           <w:rFonts w:cs="Times New Roman"/>
         </w:rPr>
+        <w:t xml:space="preserve">Hasil perhitungan </w:t>
+      </w:r>
+      <w:hyperlink w:anchor="Ref_green1991subjects" w:history="1">
+        <w:r>
+          <w:t>Green (1991)</w:t>
+        </w:r>
+      </w:hyperlink>
+      <w:r>
+        <w:rPr>
+          <w:rFonts w:cs="Times New Roman"/>
+        </w:rPr>
+        <w:t xml:space="preserve"> di atas menetapkan syarat minimum absolut 111 responden. Penelitian ini menargetkan </w:t>
+      </w:r>
+      <w:r>
+        <w:rPr>
+          <w:rFonts w:cs="Times New Roman"/>
+          <w:b/>
+        </w:rPr>
+        <w:t>120 hingga 150 responden</w:t>
+      </w:r>
+      <w:r>
+        <w:rPr>
+          <w:rFonts w:cs="Times New Roman"/>
+        </w:rPr>
+        <w:t xml:space="preserve"> sebagai sampel bersih yang dapat dianalisis (</w:t>
+      </w:r>
+      <w:r>
+        <w:rPr>
+          <w:rFonts w:cs="Times New Roman"/>
+          <w:i/>
+        </w:rPr>
+        <w:t>usable and analyzable sample</w:t>
+      </w:r>
+      <w:r>
+        <w:rPr>
+          <w:rFonts w:cs="Times New Roman"/>
+        </w:rPr>
+        <w:t>), di luar 30 responden untuk uji coba instrumen (</w:t>
+      </w:r>
+      <w:r>
+        <w:rPr>
+          <w:rFonts w:cs="Times New Roman"/>
+          <w:i/>
+        </w:rPr>
+        <w:t>pilot testing</w:t>
+      </w:r>
+      <w:r>
+        <w:rPr>
+          <w:rFonts w:cs="Times New Roman"/>
+        </w:rPr>
+        <w:t xml:space="preserve">). Rentang 120–150 </w:t>
+      </w:r>
+      <w:r>
+        <w:rPr>
+          <w:rFonts w:cs="Times New Roman"/>
+        </w:rPr>
         <w:lastRenderedPageBreak/>
-        <w:t xml:space="preserve">Mengacu pada perhitungan formula </w:t>
-      </w:r>
-      <w:hyperlink w:anchor="Ref_green1991subjects" w:history="1">
-        <w:r>
-          <w:t>Green (1991)</w:t>
+        <w:t xml:space="preserve">tersebut memenuhi kriteria </w:t>
+      </w:r>
+      <w:hyperlink w:anchor="Ref_cohen1988statistical" w:history="1">
+        <w:r>
+          <w:t>Cohen (1988)</w:t>
         </w:r>
       </w:hyperlink>
       <w:r>
         <w:rPr>
           <w:rFonts w:cs="Times New Roman"/>
         </w:rPr>
-        <w:t xml:space="preserve"> di atas, ukuran sampel minimum absolut yang dipersyaratkan adalah 111 responden. Target sampel data bersih yang dapat dianalisis (</w:t>
-      </w:r>
-      <w:r>
-        <w:rPr>
-          <w:rFonts w:cs="Times New Roman"/>
-          <w:i/>
-        </w:rPr>
-        <w:t>usable and analyzable sample</w:t>
-      </w:r>
-      <w:r>
-        <w:rPr>
-          <w:rFonts w:cs="Times New Roman"/>
-        </w:rPr>
-        <w:t xml:space="preserve">) dalam penelitian ini ditetapkan sebesar </w:t>
-      </w:r>
-      <w:r>
-        <w:rPr>
-          <w:rFonts w:cs="Times New Roman"/>
-          <w:b/>
-        </w:rPr>
-        <w:t>120 hingga 150 responden</w:t>
-      </w:r>
-      <w:r>
-        <w:rPr>
-          <w:rFonts w:cs="Times New Roman"/>
-        </w:rPr>
-        <w:t>, di luar 30 responden yang dialokasikan khusus untuk uji coba instrumen kuesioner (</w:t>
-      </w:r>
-      <w:r>
-        <w:rPr>
-          <w:rFonts w:cs="Times New Roman"/>
-          <w:i/>
-        </w:rPr>
-        <w:t>pilot testing</w:t>
-      </w:r>
-      <w:r>
-        <w:rPr>
-          <w:rFonts w:cs="Times New Roman"/>
-        </w:rPr>
-        <w:t xml:space="preserve">). Jumlah sampel 120–150 ini memenuhi kriteria </w:t>
-      </w:r>
-      <w:hyperlink w:anchor="Ref_cohen1988statistical" w:history="1">
-        <w:r>
-          <w:t>Cohen (1988)</w:t>
-        </w:r>
-      </w:hyperlink>
-      <w:r>
-        <w:rPr>
-          <w:rFonts w:cs="Times New Roman"/>
-        </w:rPr>
-        <w:t xml:space="preserve"> untuk mencapai kekuatan uji statistik (</w:t>
+        <w:t xml:space="preserve"> untuk kekuatan uji (</w:t>
       </w:r>
       <w:r>
         <w:rPr>
@@ -24267,7 +24260,7 @@
         <w:pStyle w:val="Heading3"/>
         <w:outlineLvl w:val="2"/>
       </w:pPr>
-      <w:bookmarkStart w:id="50" w:name="_Toc240613716"/>
+      <w:bookmarkStart w:id="50" w:name="_Toc240641369"/>
       <w:r>
         <w:rPr>
           <w:rFonts w:ascii="Times New Roman" w:hAnsi="Times New Roman"/>
@@ -24289,7 +24282,7 @@
         <w:rPr>
           <w:rFonts w:cs="Times New Roman"/>
         </w:rPr>
-        <w:t>Dalam literatur metodologi penelitian kuantitatif (</w:t>
+        <w:t>Literatur metodologi kuantitatif (</w:t>
       </w:r>
       <w:hyperlink w:anchor="Ref_sekaran2016research" w:history="1">
         <w:r>
@@ -24311,7 +24304,7 @@
         <w:rPr>
           <w:rFonts w:cs="Times New Roman"/>
         </w:rPr>
-        <w:t xml:space="preserve">), metode pengambilan sampel terbagi ke dalam dua rumpun utama: </w:t>
+        <w:t xml:space="preserve">) membagi pengambilan sampel ke dalam dua rumpun utama: </w:t>
       </w:r>
       <w:r>
         <w:rPr>
@@ -24403,7 +24396,7 @@
         <w:rPr>
           <w:rFonts w:cs="Times New Roman"/>
         </w:rPr>
-        <w:t>) yang memuat daftar lengkap seluruh anggota populasi. Pada penelitian ini, kerangka sampling sensus pembeli kartu Pokémon di Indonesia tidak tersedia secara terpusat, sehingga teknik probabilitas murni tidak dapat diterapkan secara sahih.</w:t>
+        <w:t>) yang memuat daftar lengkap seluruh anggota populasi. Kerangka sampling sensus pembeli kartu Pokémon di Indonesia tidak tersedia secara terpusat sehingga teknik probabilitas murni tidak dapat diterapkan secara sahih.</w:t>
       </w:r>
     </w:p>
     <w:p>
@@ -24423,7 +24416,7 @@
         <w:rPr>
           <w:rFonts w:cs="Times New Roman"/>
         </w:rPr>
-        <w:t xml:space="preserve">Oleh karena itu, penelitian ini memilih rumpun </w:t>
+        <w:t xml:space="preserve">Karena itu, penelitian ini memakai rumpun </w:t>
       </w:r>
       <w:r>
         <w:rPr>
@@ -24450,7 +24443,7 @@
         <w:rPr>
           <w:rFonts w:cs="Times New Roman"/>
         </w:rPr>
-        <w:t xml:space="preserve"> (sampel bertujuan). Teknik ini memilih responden berdasarkan pertimbangan dan kriteria inklusi terdefinisi yang ditetapkan peneliti.</w:t>
+        <w:t xml:space="preserve"> (sampel bertujuan) berdasarkan kriteria inklusi yang ditetapkan peneliti.</w:t>
       </w:r>
     </w:p>
     <w:p>
@@ -24521,7 +24514,7 @@
         <w:pStyle w:val="Heading2"/>
         <w:outlineLvl w:val="1"/>
       </w:pPr>
-      <w:bookmarkStart w:id="51" w:name="_Toc240613717"/>
+      <w:bookmarkStart w:id="51" w:name="_Toc240641370"/>
       <w:r>
         <w:rPr>
           <w:rFonts w:ascii="Times New Roman" w:hAnsi="Times New Roman"/>
@@ -24529,7 +24522,6 @@
           <w:color w:val="000000"/>
           <w:sz w:val="24"/>
         </w:rPr>
-        <w:lastRenderedPageBreak/>
         <w:t>3.3 Model Penelitian</w:t>
       </w:r>
       <w:bookmarkEnd w:id="51"/>
@@ -24544,7 +24536,7 @@
         <w:rPr>
           <w:rFonts w:cs="Times New Roman"/>
         </w:rPr>
-        <w:t xml:space="preserve">Guna menguji hipotesis penelitian secara akurat dan mengisolasi efek moderasi murni terpisah dari efek langsung pemoderasi, penelitian ini mengadopsi prosedur regresi hirarkis </w:t>
+        <w:t xml:space="preserve">Penelitian ini menguji hipotesis dengan prosedur regresi hirarkis </w:t>
       </w:r>
       <w:r>
         <w:rPr>
@@ -24557,7 +24549,7 @@
         <w:rPr>
           <w:rFonts w:cs="Times New Roman"/>
         </w:rPr>
-        <w:t xml:space="preserve"> (MRA) berbasis OLS yang diestimasi dalam dua model bertahap (</w:t>
+        <w:t xml:space="preserve"> (MRA) berbasis OLS dalam dua model bertahap (</w:t>
       </w:r>
       <w:hyperlink w:anchor="Ref_aiken1991multiple" w:history="1">
         <w:r>
@@ -24590,7 +24582,7 @@
         <w:rPr>
           <w:rFonts w:cs="Times New Roman"/>
         </w:rPr>
-        <w:t>):</w:t>
+        <w:t>). Prosedur ini memisahkan efek moderasi murni dari efek langsung pemoderasi:</w:t>
       </w:r>
     </w:p>
     <w:p>
@@ -24621,6 +24613,7 @@
             <w:rPr>
               <w:rFonts w:ascii="Cambria Math" w:hAnsi="Cambria Math"/>
             </w:rPr>
+            <w:lastRenderedPageBreak/>
             <m:t>Y</m:t>
           </m:r>
           <m:r>
@@ -26196,73 +26189,79 @@
         <w:rPr>
           <w:rFonts w:cs="Times New Roman"/>
         </w:rPr>
+        <w:t xml:space="preserve">Penyertaan </w:t>
+      </w:r>
+      <w:r>
+        <w:rPr>
+          <w:rFonts w:cs="Times New Roman"/>
+          <w:i/>
+        </w:rPr>
+        <w:t>M</w:t>
+      </w:r>
+      <w:r>
+        <w:rPr>
+          <w:rFonts w:cs="Times New Roman"/>
+        </w:rPr>
+        <w:t>\</w:t>
+      </w:r>
+      <w:r>
+        <w:rPr>
+          <w:rFonts w:cs="Times New Roman"/>
+          <w:i/>
+        </w:rPr>
+        <w:t xml:space="preserve"> pada Model 1 sebagai garis dasar aditif (</w:t>
+      </w:r>
+      <w:r>
+        <w:rPr>
+          <w:rFonts w:cs="Times New Roman"/>
+        </w:rPr>
+        <w:t>additive baseline</w:t>
+      </w:r>
+      <w:r>
+        <w:rPr>
+          <w:rFonts w:cs="Times New Roman"/>
+          <w:i/>
+        </w:rPr>
+        <w:t xml:space="preserve">) menjamin bahwa peningkatan koefisien determinasi (Δ R² = R²_Model 2 - R²_Model 1) murni mengisolasi kontribusi penjelas tambahan dari ketiga variabel interaksi moderasi, yang diuji secara simultan melalui statistik </w:t>
+      </w:r>
+      <w:r>
+        <w:rPr>
+          <w:rFonts w:cs="Times New Roman"/>
+        </w:rPr>
+        <w:t>F</w:t>
+      </w:r>
+      <w:r>
+        <w:rPr>
+          <w:rFonts w:cs="Times New Roman"/>
+          <w:i/>
+        </w:rPr>
+        <w:t>_{change}: Koefisien β₄ (M^</w:t>
+      </w:r>
+      <w:r>
+        <w:rPr>
+          <w:rFonts w:cs="Times New Roman"/>
+        </w:rPr>
+        <w:t xml:space="preserve"> \rightarrow Y) pada Model 1 semata-mata merupakan kontrol baseline aditif agar Δ</w:t>
+      </w:r>
+      <w:r>
+        <w:rPr>
+          <w:rFonts w:cs="Times New Roman"/>
+          <w:i/>
+        </w:rPr>
+        <w:t>R</w:t>
+      </w:r>
+      <w:r>
+        <w:rPr>
+          <w:rFonts w:cs="Times New Roman"/>
+        </w:rPr>
+        <w:t xml:space="preserve">² tidak tercampur efek langsung pemoderasi; β₄ tidak diuji sebagai hipotesis tersendiri dan tidak memiliki pasangan RM/Tujuan/H (hipotesis penelitian tetap 6: H1–H3 langsung, H4–H6 moderasi memperlemah). Baris 4 pada matriks kesenjangan (Subjek M \rightarrow Y) berfungsi sebagai justifikasi </w:t>
+      </w:r>
+      <w:r>
+        <w:rPr>
+          <w:rFonts w:cs="Times New Roman"/>
+        </w:rPr>
         <w:lastRenderedPageBreak/>
-        <w:t xml:space="preserve">Penyertaan </w:t>
-      </w:r>
-      <w:r>
-        <w:rPr>
-          <w:rFonts w:cs="Times New Roman"/>
-          <w:i/>
-        </w:rPr>
-        <w:t>M</w:t>
-      </w:r>
-      <w:r>
-        <w:rPr>
-          <w:rFonts w:cs="Times New Roman"/>
-        </w:rPr>
-        <w:t>\</w:t>
-      </w:r>
-      <w:r>
-        <w:rPr>
-          <w:rFonts w:cs="Times New Roman"/>
-          <w:i/>
-        </w:rPr>
-        <w:t xml:space="preserve"> pada Model 1 sebagai garis dasar aditif (</w:t>
-      </w:r>
-      <w:r>
-        <w:rPr>
-          <w:rFonts w:cs="Times New Roman"/>
-        </w:rPr>
-        <w:t>additive baseline</w:t>
-      </w:r>
-      <w:r>
-        <w:rPr>
-          <w:rFonts w:cs="Times New Roman"/>
-          <w:i/>
-        </w:rPr>
-        <w:t xml:space="preserve">) menjamin bahwa peningkatan koefisien determinasi (Δ R² = R²_Model 2 - R²_Model 1) murni mengisolasi kontribusi penjelas tambahan dari ketiga variabel interaksi moderasi, yang diuji secara simultan melalui statistik </w:t>
-      </w:r>
-      <w:r>
-        <w:rPr>
-          <w:rFonts w:cs="Times New Roman"/>
-        </w:rPr>
-        <w:t>F</w:t>
-      </w:r>
-      <w:r>
-        <w:rPr>
-          <w:rFonts w:cs="Times New Roman"/>
-          <w:i/>
-        </w:rPr>
-        <w:t>_{change}: Koefisien β₄ (M^</w:t>
-      </w:r>
-      <w:r>
-        <w:rPr>
-          <w:rFonts w:cs="Times New Roman"/>
-        </w:rPr>
-        <w:t xml:space="preserve"> \rightarrow Y) pada Model 1 semata-mata merupakan kontrol baseline aditif agar Δ</w:t>
-      </w:r>
-      <w:r>
-        <w:rPr>
-          <w:rFonts w:cs="Times New Roman"/>
-          <w:i/>
-        </w:rPr>
-        <w:t>R</w:t>
-      </w:r>
-      <w:r>
-        <w:rPr>
-          <w:rFonts w:cs="Times New Roman"/>
-        </w:rPr>
-        <w:t xml:space="preserve">² tidak tercampur efek langsung pemoderasi; β₄ tidak diuji sebagai hipotesis tersendiri dan tidak memiliki pasangan RM/Tujuan/H (hipotesis penelitian tetap 6: H1–H3 langsung, H4–H6 moderasi memperlemah). Baris 4 pada matriks kesenjangan (Subjek M \rightarrow Y) berfungsi sebagai justifikasi teoretis perlunya memasukkan </w:t>
+        <w:t xml:space="preserve">teoretis perlunya memasukkan </w:t>
       </w:r>
       <w:r>
         <w:rPr>
@@ -26551,7 +26550,7 @@
         <w:pStyle w:val="Heading2"/>
         <w:outlineLvl w:val="1"/>
       </w:pPr>
-      <w:bookmarkStart w:id="52" w:name="_Toc240613718"/>
+      <w:bookmarkStart w:id="52" w:name="_Toc240641371"/>
       <w:r>
         <w:rPr>
           <w:rFonts w:ascii="Times New Roman" w:hAnsi="Times New Roman"/>
@@ -28729,6 +28728,7 @@
                 <w:b/>
                 <w:sz w:val="19"/>
               </w:rPr>
+              <w:lastRenderedPageBreak/>
               <w:t>Speculative Motive (X₃)</w:t>
             </w:r>
           </w:p>
@@ -29342,6 +29342,7 @@
                 <w:b/>
                 <w:sz w:val="19"/>
               </w:rPr>
+              <w:lastRenderedPageBreak/>
               <w:t>Self-Control (M)</w:t>
             </w:r>
           </w:p>
@@ -30033,6 +30034,7 @@
           <w:rFonts w:cs="Times New Roman"/>
           <w:i/>
         </w:rPr>
+        <w:lastRenderedPageBreak/>
         <w:t>Sumber: Diadaptasi dari instrumen penelitian terdahulu yang tervalidasi (2026).</w:t>
       </w:r>
     </w:p>
@@ -30041,7 +30043,7 @@
         <w:pStyle w:val="Heading2"/>
         <w:outlineLvl w:val="1"/>
       </w:pPr>
-      <w:bookmarkStart w:id="54" w:name="_Toc240613719"/>
+      <w:bookmarkStart w:id="54" w:name="_Toc240641372"/>
       <w:r>
         <w:rPr>
           <w:rFonts w:ascii="Times New Roman" w:hAnsi="Times New Roman"/>
@@ -30058,7 +30060,7 @@
         <w:pStyle w:val="Heading3"/>
         <w:outlineLvl w:val="2"/>
       </w:pPr>
-      <w:bookmarkStart w:id="55" w:name="_Toc240613720"/>
+      <w:bookmarkStart w:id="55" w:name="_Toc240641373"/>
       <w:r>
         <w:rPr>
           <w:rFonts w:ascii="Times New Roman" w:hAnsi="Times New Roman"/>
@@ -30248,7 +30250,7 @@
         <w:rPr>
           <w:rFonts w:cs="Times New Roman"/>
         </w:rPr>
-        <w:t xml:space="preserve">Penelitian ini menetapkan bahwa </w:t>
+        <w:t xml:space="preserve">Penelitian ini menetapkan </w:t>
       </w:r>
       <w:r>
         <w:rPr>
@@ -30261,35 +30263,7 @@
         <w:rPr>
           <w:rFonts w:cs="Times New Roman"/>
         </w:rPr>
-        <w:t xml:space="preserve"> adalah metode yang </w:t>
-      </w:r>
-      <w:r>
-        <w:rPr>
-          <w:rFonts w:cs="Times New Roman"/>
-          <w:b/>
-        </w:rPr>
-        <w:t>paling cocok (</w:t>
-      </w:r>
-      <w:r>
-        <w:rPr>
-          <w:rFonts w:cs="Times New Roman"/>
-          <w:b/>
-          <w:i/>
-        </w:rPr>
-        <w:t>the most suitable</w:t>
-      </w:r>
-      <w:r>
-        <w:rPr>
-          <w:rFonts w:cs="Times New Roman"/>
-          <w:b/>
-        </w:rPr>
-        <w:t>)</w:t>
-      </w:r>
-      <w:r>
-        <w:rPr>
-          <w:rFonts w:cs="Times New Roman"/>
-        </w:rPr>
-        <w:t>, dengan pertimbangan metodologis sebagai berikut:</w:t>
+        <w:t xml:space="preserve"> sebagai metode yang dipilih, dengan pertimbangan metodologis sebagai berikut:</w:t>
       </w:r>
     </w:p>
     <w:p>
@@ -30323,7 +30297,6 @@
           <w:rFonts w:cs="Times New Roman"/>
           <w:b/>
         </w:rPr>
-        <w:lastRenderedPageBreak/>
         <w:t xml:space="preserve">•  </w:t>
       </w:r>
       <w:r>
@@ -30518,7 +30491,14 @@
         <w:rPr>
           <w:rFonts w:cs="Times New Roman"/>
         </w:rPr>
-        <w:t>²) maupun koefisien interaksi, serta memfasilitasi interpretasi koefisien efek utama β₁, β₂, β₃ pada nilai rata-rata pemoderasi (</w:t>
+        <w:t xml:space="preserve">²) maupun koefisien interaksi, serta </w:t>
+      </w:r>
+      <w:r>
+        <w:rPr>
+          <w:rFonts w:cs="Times New Roman"/>
+        </w:rPr>
+        <w:lastRenderedPageBreak/>
+        <w:t>memfasilitasi interpretasi koefisien efek utama β₁, β₂, β₃ pada nilai rata-rata pemoderasi (</w:t>
       </w:r>
       <w:r>
         <w:rPr>
@@ -30640,7 +30620,7 @@
         <w:pStyle w:val="Heading3"/>
         <w:outlineLvl w:val="2"/>
       </w:pPr>
-      <w:bookmarkStart w:id="56" w:name="_Toc240613721"/>
+      <w:bookmarkStart w:id="56" w:name="_Toc240641374"/>
       <w:r>
         <w:rPr>
           <w:rFonts w:ascii="Times New Roman" w:hAnsi="Times New Roman"/>
@@ -30662,7 +30642,7 @@
         <w:rPr>
           <w:rFonts w:cs="Times New Roman"/>
         </w:rPr>
-        <w:t>Skor masing-masing variabel penelitian dibentuk melalui penghitungan nilai rata-rata (</w:t>
+        <w:t>Skor tiap variabel merupakan nilai rata-rata (</w:t>
       </w:r>
       <w:r>
         <w:rPr>
@@ -30675,7 +30655,7 @@
         <w:rPr>
           <w:rFonts w:cs="Times New Roman"/>
         </w:rPr>
-        <w:t>) dari seluruh butir pernyataan indikator yang valid pada variabel bersangkutan. Seluruh butir kuesioner dikodekan secara searah dan positif (skor 5 menunjukkan tingkatan konstruk tertinggi). Sebelum pengujian model regresi, instrumen dievaluasi melalui:</w:t>
+        <w:t>) dari seluruh butir indikator yang valid pada variabel tersebut. Seluruh butir dikodekan searah dan positif (skor 5 menunjukkan tingkatan konstruk tertinggi). Instrumen diuji kualitasnya sebelum estimasi regresi melalui:</w:t>
       </w:r>
     </w:p>
     <w:p>
@@ -30702,7 +30682,7 @@
         <w:rPr>
           <w:rFonts w:cs="Times New Roman"/>
         </w:rPr>
-        <w:t xml:space="preserve"> Menggunakan teknik korelasi butir-total Pearson (</w:t>
+        <w:t xml:space="preserve"> Teknik korelasi butir-total Pearson (</w:t>
       </w:r>
       <w:r>
         <w:rPr>
@@ -30715,7 +30695,7 @@
         <w:rPr>
           <w:rFonts w:cs="Times New Roman"/>
         </w:rPr>
-        <w:t xml:space="preserve">) terhadap skor komposit konstruk yang dituju. Suatu butir dinyatakan valid jika nilai </w:t>
+        <w:t xml:space="preserve">) terhadap skor komposit konstruk tujuan dipakai. Butir dinyatakan valid jika </w:t>
       </w:r>
       <w:r>
         <w:rPr>
@@ -30768,7 +30748,7 @@
         <w:rPr>
           <w:rFonts w:cs="Times New Roman"/>
         </w:rPr>
-        <w:t xml:space="preserve"> Menggunakan koefisien </w:t>
+        <w:t xml:space="preserve"> Koefisien </w:t>
       </w:r>
       <w:r>
         <w:rPr>
@@ -30781,7 +30761,7 @@
         <w:rPr>
           <w:rFonts w:cs="Times New Roman"/>
         </w:rPr>
-        <w:t xml:space="preserve">. Seluruh konstruk penelitian dinyatakan reliabel dan memiliki konsistensi internal memadai jika nilai </w:t>
+        <w:t xml:space="preserve"> dipakai. Konstruk dinyatakan reliabel jika </w:t>
       </w:r>
       <w:r>
         <w:rPr>
@@ -30824,7 +30804,7 @@
         <w:pStyle w:val="Heading3"/>
         <w:outlineLvl w:val="2"/>
       </w:pPr>
-      <w:bookmarkStart w:id="57" w:name="_Toc240613722"/>
+      <w:bookmarkStart w:id="57" w:name="_Toc240641375"/>
       <w:r>
         <w:rPr>
           <w:rFonts w:ascii="Times New Roman" w:hAnsi="Times New Roman"/>
@@ -30860,7 +30840,6 @@
           <w:rFonts w:cs="Times New Roman"/>
           <w:b/>
         </w:rPr>
-        <w:lastRenderedPageBreak/>
         <w:t xml:space="preserve">•  </w:t>
       </w:r>
       <w:r>
@@ -30874,7 +30853,7 @@
         <w:rPr>
           <w:rFonts w:cs="Times New Roman"/>
         </w:rPr>
-        <w:t xml:space="preserve"> Menguji apakah residual model berdistribusi normal menggunakan uji statistik non-parametrik </w:t>
+        <w:t xml:space="preserve"> Uji non-parametrik </w:t>
       </w:r>
       <w:r>
         <w:rPr>
@@ -30887,7 +30866,7 @@
         <w:rPr>
           <w:rFonts w:cs="Times New Roman"/>
         </w:rPr>
-        <w:t xml:space="preserve">, dengan kriteria residual berdistribusi normal jika nilai signifikansi asimtotik </w:t>
+        <w:t xml:space="preserve"> dipakai untuk menilai kenormalan residual; residual dinyatakan normal jika signifikansi asimtotik </w:t>
       </w:r>
       <w:r>
         <w:rPr>
@@ -30927,7 +30906,7 @@
         <w:rPr>
           <w:rFonts w:cs="Times New Roman"/>
         </w:rPr>
-        <w:t xml:space="preserve"> Memastikan ketiadaan hubungan linear sempurna antarvariabel independen dengan memeriksa nilai </w:t>
+        <w:t xml:space="preserve"> Ketiadaan hubungan linear sempurna antarvariabel independen dinilai dari </w:t>
       </w:r>
       <w:r>
         <w:rPr>
@@ -30940,7 +30919,7 @@
         <w:rPr>
           <w:rFonts w:cs="Times New Roman"/>
         </w:rPr>
-        <w:t xml:space="preserve"> (&gt; 0,10) dan nilai </w:t>
+        <w:t xml:space="preserve"> (&gt; 0,10) dan </w:t>
       </w:r>
       <w:r>
         <w:rPr>
@@ -30993,6 +30972,7 @@
           <w:rFonts w:cs="Times New Roman"/>
           <w:b/>
         </w:rPr>
+        <w:lastRenderedPageBreak/>
         <w:t xml:space="preserve">•  </w:t>
       </w:r>
       <w:r>
@@ -31006,7 +30986,7 @@
         <w:rPr>
           <w:rFonts w:cs="Times New Roman"/>
         </w:rPr>
-        <w:t xml:space="preserve"> Menguji kesamaan varians residual melalui uji Glejser, di mana model dinyatakan bebas heteroskedastisitas apabila nilai signifikansi parameter terhadap nilai absolut residual </w:t>
+        <w:t xml:space="preserve"> Uji Glejser dipakai untuk kesamaan varians residual; model bebas heteroskedastisitas apabila signifikansi parameter terhadap nilai absolut residual </w:t>
       </w:r>
       <w:r>
         <w:rPr>
@@ -31084,7 +31064,7 @@
         <w:pStyle w:val="Heading3"/>
         <w:outlineLvl w:val="2"/>
       </w:pPr>
-      <w:bookmarkStart w:id="58" w:name="_Toc240613723"/>
+      <w:bookmarkStart w:id="58" w:name="_Toc240641376"/>
       <w:r>
         <w:rPr>
           <w:rFonts w:ascii="Times New Roman" w:hAnsi="Times New Roman"/>
@@ -31362,7 +31342,7 @@
         <w:pStyle w:val="Heading3"/>
         <w:outlineLvl w:val="2"/>
       </w:pPr>
-      <w:bookmarkStart w:id="59" w:name="_Toc240613724"/>
+      <w:bookmarkStart w:id="59" w:name="_Toc240641377"/>
       <w:r>
         <w:rPr>
           <w:rFonts w:ascii="Times New Roman" w:hAnsi="Times New Roman"/>
@@ -31403,7 +31383,7 @@
         <w:rPr>
           <w:rFonts w:cs="Times New Roman"/>
         </w:rPr>
-        <w:t xml:space="preserve">Evaluasi kecocokan model dilakukan dengan memeriksa nilai </w:t>
+        <w:t xml:space="preserve">Kecocokan model dinilai dari </w:t>
       </w:r>
       <w:r>
         <w:rPr>
@@ -31429,7 +31409,7 @@
         <w:rPr>
           <w:rFonts w:cs="Times New Roman"/>
         </w:rPr>
-        <w:t xml:space="preserve">² pada Model 1 dan Model 2 sebagai deskriptif. Kontribusi penjelas murni dari blok variabel moderasi ditunjukkan melalui peningkatan </w:t>
+        <w:t xml:space="preserve">² pada Model 1 dan Model 2 sebagai deskriptif. Aturan keputusannya: kontribusi murni blok moderasi terlihat pada peningkatan </w:t>
       </w:r>
       <w:r>
         <w:rPr>
@@ -31442,14 +31422,7 @@
         <w:rPr>
           <w:rFonts w:cs="Times New Roman"/>
         </w:rPr>
-        <w:t xml:space="preserve">² biasa (Δ R² = R²_Model 2 - </w:t>
-      </w:r>
-      <w:r>
-        <w:rPr>
-          <w:rFonts w:cs="Times New Roman"/>
-        </w:rPr>
-        <w:lastRenderedPageBreak/>
-        <w:t xml:space="preserve">R²_Model 1, bukan dari </w:t>
+        <w:t xml:space="preserve">² biasa (Δ R² = R²_Model 2 - R²_Model 1, bukan dari </w:t>
       </w:r>
       <w:r>
         <w:rPr>
@@ -31475,7 +31448,7 @@
         <w:rPr>
           <w:rFonts w:cs="Times New Roman"/>
         </w:rPr>
-        <w:t xml:space="preserve">²) yang diuji signifikansinya menggunakan statistik </w:t>
+        <w:t xml:space="preserve">²), yang diuji dengan </w:t>
       </w:r>
       <w:r>
         <w:rPr>
@@ -31496,7 +31469,7 @@
         <w:pStyle w:val="Heading3"/>
         <w:outlineLvl w:val="2"/>
       </w:pPr>
-      <w:bookmarkStart w:id="60" w:name="_Toc240613725"/>
+      <w:bookmarkStart w:id="60" w:name="_Toc240641378"/>
       <w:r>
         <w:rPr>
           <w:rFonts w:ascii="Times New Roman" w:hAnsi="Times New Roman"/>
@@ -31633,7 +31606,7 @@
         <w:rPr>
           <w:rFonts w:cs="Times New Roman"/>
         </w:rPr>
-        <w:t xml:space="preserve"> Untuk hipotesis moderasi (H4, H5, H6), efek peredaman dibuktikan dengan mengevaluasi kemiringan bersyarat per-hipotesis –- H4: \frac{</w:t>
+        <w:t xml:space="preserve"> Hipotesis moderasi (H4, H5, H6) diuji lewat kemiringan bersyarat per-hipotesis –- H4: \frac{</w:t>
       </w:r>
     </w:p>
     <w:p>
@@ -31698,6 +31671,7 @@
         <w:rPr>
           <w:rFonts w:cs="Times New Roman"/>
         </w:rPr>
+        <w:lastRenderedPageBreak/>
         <w:t>tial X_2^</w:t>
       </w:r>
       <w:r>
@@ -31750,7 +31724,7 @@
         <w:rPr>
           <w:rFonts w:cs="Times New Roman"/>
         </w:rPr>
-        <w:t xml:space="preserve"> –- pada tingkat kontrol diri rendah (−1 SD), rata-rata (0 SD), dan tinggi (+1 SD). Efek moderasi yang memperlemah terbukti jika kemiringan pengaruh </w:t>
+        <w:t xml:space="preserve"> –- pada kontrol diri rendah (−1 SD), rata-rata (0 SD), dan tinggi (+1 SD). Efek memperlemah terbukti bila kemiringan </w:t>
       </w:r>
       <w:r>
         <w:rPr>
@@ -31782,7 +31756,7 @@
         <w:rPr>
           <w:rFonts w:cs="Times New Roman"/>
         </w:rPr>
-        <w:t xml:space="preserve"> semakin mendatar pada tingkat kontrol diri tinggi (</w:t>
+        <w:t xml:space="preserve"> mendatar pada kontrol diri tinggi (</w:t>
       </w:r>
       <w:hyperlink w:anchor="Ref_aiken1991multiple" w:history="1">
         <w:r>
@@ -31812,7 +31786,7 @@
         <w:pStyle w:val="Heading2"/>
         <w:outlineLvl w:val="1"/>
       </w:pPr>
-      <w:bookmarkStart w:id="61" w:name="_Toc240613726"/>
+      <w:bookmarkStart w:id="61" w:name="_Toc240641379"/>
       <w:r>
         <w:rPr>
           <w:rFonts w:ascii="Times New Roman" w:hAnsi="Times New Roman"/>
@@ -31846,9 +31820,8 @@
         <w:rPr>
           <w:noProof/>
         </w:rPr>
-        <w:lastRenderedPageBreak/>
         <w:drawing>
-          <wp:inline distT="0" distB="0" distL="0" distR="0" wp14:anchorId="324E4A46" wp14:editId="00842498">
+          <wp:inline distT="0" distB="0" distL="0" distR="0" wp14:anchorId="036B9118" wp14:editId="50AA0961">
             <wp:extent cx="4680000" cy="4706426"/>
             <wp:effectExtent l="0" t="0" r="0" b="0"/>
             <wp:docPr id="6" name="Picture 6"/>
@@ -31918,7 +31891,7 @@
         <w:pStyle w:val="Heading2"/>
         <w:outlineLvl w:val="1"/>
       </w:pPr>
-      <w:bookmarkStart w:id="63" w:name="_Toc240613727"/>
+      <w:bookmarkStart w:id="63" w:name="_Toc240641380"/>
       <w:r>
         <w:rPr>
           <w:rFonts w:ascii="Times New Roman" w:hAnsi="Times New Roman"/>
@@ -31926,6 +31899,7 @@
           <w:color w:val="000000"/>
           <w:sz w:val="24"/>
         </w:rPr>
+        <w:lastRenderedPageBreak/>
         <w:t>3.7 Jadwal Pelaksanaan Penelitian</w:t>
       </w:r>
       <w:bookmarkEnd w:id="63"/>
@@ -33053,7 +33027,6 @@
               <w:rPr>
                 <w:sz w:val="19"/>
               </w:rPr>
-              <w:lastRenderedPageBreak/>
               <w:t>6</w:t>
             </w:r>
           </w:p>
@@ -33868,7 +33841,7 @@
         <w:pStyle w:val="Heading1"/>
         <w:outlineLvl w:val="0"/>
       </w:pPr>
-      <w:bookmarkStart w:id="65" w:name="_Toc240613728"/>
+      <w:bookmarkStart w:id="65" w:name="_Toc240641381"/>
       <w:r>
         <w:rPr>
           <w:rFonts w:ascii="Times New Roman" w:hAnsi="Times New Roman"/>
@@ -35852,31 +35825,31 @@
       </w:rPr>
     </w:lvl>
   </w:abstractNum>
-  <w:num w:numId="1" w16cid:durableId="1515224366">
+  <w:num w:numId="1" w16cid:durableId="851920413">
     <w:abstractNumId w:val="8"/>
   </w:num>
-  <w:num w:numId="2" w16cid:durableId="1237976167">
+  <w:num w:numId="2" w16cid:durableId="1394039023">
     <w:abstractNumId w:val="6"/>
   </w:num>
-  <w:num w:numId="3" w16cid:durableId="111556659">
+  <w:num w:numId="3" w16cid:durableId="967853457">
     <w:abstractNumId w:val="5"/>
   </w:num>
-  <w:num w:numId="4" w16cid:durableId="1237125493">
+  <w:num w:numId="4" w16cid:durableId="1037583470">
     <w:abstractNumId w:val="4"/>
   </w:num>
-  <w:num w:numId="5" w16cid:durableId="1837646204">
+  <w:num w:numId="5" w16cid:durableId="577711285">
     <w:abstractNumId w:val="7"/>
   </w:num>
-  <w:num w:numId="6" w16cid:durableId="377975723">
+  <w:num w:numId="6" w16cid:durableId="684670140">
     <w:abstractNumId w:val="3"/>
   </w:num>
-  <w:num w:numId="7" w16cid:durableId="1638414783">
+  <w:num w:numId="7" w16cid:durableId="1979988377">
     <w:abstractNumId w:val="2"/>
   </w:num>
-  <w:num w:numId="8" w16cid:durableId="1537159061">
+  <w:num w:numId="8" w16cid:durableId="1598562860">
     <w:abstractNumId w:val="1"/>
   </w:num>
-  <w:num w:numId="9" w16cid:durableId="364331353">
+  <w:num w:numId="9" w16cid:durableId="851727018">
     <w:abstractNumId w:val="0"/>
   </w:num>
 </w:numbering>
@@ -47317,7 +47290,7 @@
     <w:autoRedefine/>
     <w:uiPriority w:val="39"/>
     <w:unhideWhenUsed/>
-    <w:rsid w:val="00580BF3"/>
+    <w:rsid w:val="0087414D"/>
     <w:pPr>
       <w:spacing w:after="40" w:line="240" w:lineRule="auto"/>
     </w:pPr>
@@ -47333,7 +47306,7 @@
     <w:autoRedefine/>
     <w:uiPriority w:val="39"/>
     <w:unhideWhenUsed/>
-    <w:rsid w:val="00580BF3"/>
+    <w:rsid w:val="0087414D"/>
     <w:pPr>
       <w:spacing w:after="40" w:line="240" w:lineRule="auto"/>
       <w:ind w:left="360"/>
@@ -47349,7 +47322,7 @@
     <w:autoRedefine/>
     <w:uiPriority w:val="39"/>
     <w:unhideWhenUsed/>
-    <w:rsid w:val="00580BF3"/>
+    <w:rsid w:val="0087414D"/>
     <w:pPr>
       <w:spacing w:after="40" w:line="240" w:lineRule="auto"/>
       <w:ind w:left="720"/>
@@ -47364,7 +47337,7 @@
     <w:basedOn w:val="DefaultParagraphFont"/>
     <w:uiPriority w:val="99"/>
     <w:unhideWhenUsed/>
-    <w:rsid w:val="00580BF3"/>
+    <w:rsid w:val="0087414D"/>
     <w:rPr>
       <w:color w:val="0000FF" w:themeColor="hyperlink"/>
       <w:u w:val="single"/>

--- a/01_Naskah_Utama/Proposal_Arthur_PokemonTCG.docx
+++ b/01_Naskah_Utama/Proposal_Arthur_PokemonTCG.docx
@@ -12,7 +12,7 @@
           <w:noProof/>
         </w:rPr>
         <w:drawing>
-          <wp:inline distT="0" distB="0" distL="0" distR="0" wp14:anchorId="423D9D44" wp14:editId="50C70D19">
+          <wp:inline distT="0" distB="0" distL="0" distR="0" wp14:anchorId="00B5052B" wp14:editId="3B93FDE4">
             <wp:extent cx="1152000" cy="1152000"/>
             <wp:effectExtent l="0" t="0" r="0" b="0"/>
             <wp:docPr id="1" name="Picture 1"/>
@@ -274,7 +274,7 @@
         <w:spacing w:after="360"/>
         <w:outlineLvl w:val="0"/>
       </w:pPr>
-      <w:bookmarkStart w:id="0" w:name="_Toc240641326"/>
+      <w:bookmarkStart w:id="0" w:name="_Toc240645775"/>
       <w:r>
         <w:rPr>
           <w:rFonts w:ascii="Times New Roman" w:hAnsi="Times New Roman"/>
@@ -784,7 +784,7 @@
         <w:spacing w:after="360"/>
         <w:outlineLvl w:val="0"/>
       </w:pPr>
-      <w:bookmarkStart w:id="1" w:name="_Toc240641327"/>
+      <w:bookmarkStart w:id="1" w:name="_Toc240645776"/>
       <w:r>
         <w:rPr>
           <w:rFonts w:ascii="Times New Roman" w:hAnsi="Times New Roman"/>
@@ -1225,7 +1225,7 @@
         <w:spacing w:after="360"/>
         <w:outlineLvl w:val="0"/>
       </w:pPr>
-      <w:bookmarkStart w:id="2" w:name="_Toc240641328"/>
+      <w:bookmarkStart w:id="2" w:name="_Toc240645777"/>
       <w:r>
         <w:rPr>
           <w:rFonts w:ascii="Times New Roman" w:hAnsi="Times New Roman"/>
@@ -1488,7 +1488,7 @@
         <w:spacing w:after="360"/>
         <w:outlineLvl w:val="0"/>
       </w:pPr>
-      <w:bookmarkStart w:id="3" w:name="_Toc240641329"/>
+      <w:bookmarkStart w:id="3" w:name="_Toc240645778"/>
       <w:r>
         <w:rPr>
           <w:rFonts w:ascii="Times New Roman" w:hAnsi="Times New Roman"/>
@@ -1781,7 +1781,7 @@
         <w:spacing w:after="360"/>
         <w:outlineLvl w:val="0"/>
       </w:pPr>
-      <w:bookmarkStart w:id="4" w:name="_Toc240641330"/>
+      <w:bookmarkStart w:id="4" w:name="_Toc240645779"/>
       <w:r>
         <w:rPr>
           <w:rFonts w:ascii="Times New Roman" w:hAnsi="Times New Roman"/>
@@ -1943,7 +1943,7 @@
         <w:spacing w:after="360"/>
         <w:outlineLvl w:val="0"/>
       </w:pPr>
-      <w:bookmarkStart w:id="5" w:name="_Toc240641331"/>
+      <w:bookmarkStart w:id="5" w:name="_Toc240645780"/>
       <w:r>
         <w:rPr>
           <w:rFonts w:ascii="Times New Roman" w:hAnsi="Times New Roman"/>
@@ -2142,7 +2142,7 @@
       <w:r>
         <w:fldChar w:fldCharType="separate"/>
       </w:r>
-      <w:hyperlink w:anchor="_Toc240641326" w:history="1">
+      <w:hyperlink w:anchor="_Toc240645775" w:history="1">
         <w:r>
           <w:rPr>
             <w:rStyle w:val="Hyperlink"/>
@@ -2169,7 +2169,7 @@
             <w:noProof/>
             <w:webHidden/>
           </w:rPr>
-          <w:instrText xml:space="preserve"> PAGEREF _Toc240641326 \h </w:instrText>
+          <w:instrText xml:space="preserve"> PAGEREF _Toc240645775 \h </w:instrText>
         </w:r>
         <w:r>
           <w:rPr>
@@ -2217,7 +2217,7 @@
           <w14:ligatures w14:val="standardContextual"/>
         </w:rPr>
       </w:pPr>
-      <w:hyperlink w:anchor="_Toc240641327" w:history="1">
+      <w:hyperlink w:anchor="_Toc240645776" w:history="1">
         <w:r>
           <w:rPr>
             <w:rStyle w:val="Hyperlink"/>
@@ -2244,7 +2244,7 @@
             <w:noProof/>
             <w:webHidden/>
           </w:rPr>
-          <w:instrText xml:space="preserve"> PAGEREF _Toc240641327 \h </w:instrText>
+          <w:instrText xml:space="preserve"> PAGEREF _Toc240645776 \h </w:instrText>
         </w:r>
         <w:r>
           <w:rPr>
@@ -2292,7 +2292,7 @@
           <w14:ligatures w14:val="standardContextual"/>
         </w:rPr>
       </w:pPr>
-      <w:hyperlink w:anchor="_Toc240641328" w:history="1">
+      <w:hyperlink w:anchor="_Toc240645777" w:history="1">
         <w:r>
           <w:rPr>
             <w:rStyle w:val="Hyperlink"/>
@@ -2319,7 +2319,7 @@
             <w:noProof/>
             <w:webHidden/>
           </w:rPr>
-          <w:instrText xml:space="preserve"> PAGEREF _Toc240641328 \h </w:instrText>
+          <w:instrText xml:space="preserve"> PAGEREF _Toc240645777 \h </w:instrText>
         </w:r>
         <w:r>
           <w:rPr>
@@ -2367,7 +2367,7 @@
           <w14:ligatures w14:val="standardContextual"/>
         </w:rPr>
       </w:pPr>
-      <w:hyperlink w:anchor="_Toc240641329" w:history="1">
+      <w:hyperlink w:anchor="_Toc240645778" w:history="1">
         <w:r>
           <w:rPr>
             <w:rStyle w:val="Hyperlink"/>
@@ -2394,7 +2394,7 @@
             <w:noProof/>
             <w:webHidden/>
           </w:rPr>
-          <w:instrText xml:space="preserve"> PAGEREF _Toc240641329 \h </w:instrText>
+          <w:instrText xml:space="preserve"> PAGEREF _Toc240645778 \h </w:instrText>
         </w:r>
         <w:r>
           <w:rPr>
@@ -2442,7 +2442,7 @@
           <w14:ligatures w14:val="standardContextual"/>
         </w:rPr>
       </w:pPr>
-      <w:hyperlink w:anchor="_Toc240641330" w:history="1">
+      <w:hyperlink w:anchor="_Toc240645779" w:history="1">
         <w:r>
           <w:rPr>
             <w:rStyle w:val="Hyperlink"/>
@@ -2469,7 +2469,7 @@
             <w:noProof/>
             <w:webHidden/>
           </w:rPr>
-          <w:instrText xml:space="preserve"> PAGEREF _Toc240641330 \h </w:instrText>
+          <w:instrText xml:space="preserve"> PAGEREF _Toc240645779 \h </w:instrText>
         </w:r>
         <w:r>
           <w:rPr>
@@ -2517,7 +2517,7 @@
           <w14:ligatures w14:val="standardContextual"/>
         </w:rPr>
       </w:pPr>
-      <w:hyperlink w:anchor="_Toc240641331" w:history="1">
+      <w:hyperlink w:anchor="_Toc240645780" w:history="1">
         <w:r>
           <w:rPr>
             <w:rStyle w:val="Hyperlink"/>
@@ -2544,7 +2544,7 @@
             <w:noProof/>
             <w:webHidden/>
           </w:rPr>
-          <w:instrText xml:space="preserve"> PAGEREF _Toc240641331 \h </w:instrText>
+          <w:instrText xml:space="preserve"> PAGEREF _Toc240645780 \h </w:instrText>
         </w:r>
         <w:r>
           <w:rPr>
@@ -2592,7 +2592,7 @@
           <w14:ligatures w14:val="standardContextual"/>
         </w:rPr>
       </w:pPr>
-      <w:hyperlink w:anchor="_Toc240641332" w:history="1">
+      <w:hyperlink w:anchor="_Toc240645781" w:history="1">
         <w:r>
           <w:rPr>
             <w:rStyle w:val="Hyperlink"/>
@@ -2619,7 +2619,7 @@
             <w:noProof/>
             <w:webHidden/>
           </w:rPr>
-          <w:instrText xml:space="preserve"> PAGEREF _Toc240641332 \h </w:instrText>
+          <w:instrText xml:space="preserve"> PAGEREF _Toc240645781 \h </w:instrText>
         </w:r>
         <w:r>
           <w:rPr>
@@ -2667,7 +2667,7 @@
           <w14:ligatures w14:val="standardContextual"/>
         </w:rPr>
       </w:pPr>
-      <w:hyperlink w:anchor="_Toc240641333" w:history="1">
+      <w:hyperlink w:anchor="_Toc240645782" w:history="1">
         <w:r>
           <w:rPr>
             <w:rStyle w:val="Hyperlink"/>
@@ -2694,7 +2694,7 @@
             <w:noProof/>
             <w:webHidden/>
           </w:rPr>
-          <w:instrText xml:space="preserve"> PAGEREF _Toc240641333 \h </w:instrText>
+          <w:instrText xml:space="preserve"> PAGEREF _Toc240645782 \h </w:instrText>
         </w:r>
         <w:r>
           <w:rPr>
@@ -2742,7 +2742,7 @@
           <w14:ligatures w14:val="standardContextual"/>
         </w:rPr>
       </w:pPr>
-      <w:hyperlink w:anchor="_Toc240641334" w:history="1">
+      <w:hyperlink w:anchor="_Toc240645783" w:history="1">
         <w:r>
           <w:rPr>
             <w:rStyle w:val="Hyperlink"/>
@@ -2769,7 +2769,7 @@
             <w:noProof/>
             <w:webHidden/>
           </w:rPr>
-          <w:instrText xml:space="preserve"> PAGEREF _Toc240641334 \h </w:instrText>
+          <w:instrText xml:space="preserve"> PAGEREF _Toc240645783 \h </w:instrText>
         </w:r>
         <w:r>
           <w:rPr>
@@ -2816,7 +2816,7 @@
           <w14:ligatures w14:val="standardContextual"/>
         </w:rPr>
       </w:pPr>
-      <w:hyperlink w:anchor="_Toc240641335" w:history="1">
+      <w:hyperlink w:anchor="_Toc240645784" w:history="1">
         <w:r>
           <w:rPr>
             <w:rStyle w:val="Hyperlink"/>
@@ -2843,7 +2843,7 @@
             <w:noProof/>
             <w:webHidden/>
           </w:rPr>
-          <w:instrText xml:space="preserve"> PAGEREF _Toc240641335 \h </w:instrText>
+          <w:instrText xml:space="preserve"> PAGEREF _Toc240645784 \h </w:instrText>
         </w:r>
         <w:r>
           <w:rPr>
@@ -2890,7 +2890,7 @@
           <w14:ligatures w14:val="standardContextual"/>
         </w:rPr>
       </w:pPr>
-      <w:hyperlink w:anchor="_Toc240641336" w:history="1">
+      <w:hyperlink w:anchor="_Toc240645785" w:history="1">
         <w:r>
           <w:rPr>
             <w:rStyle w:val="Hyperlink"/>
@@ -2917,7 +2917,7 @@
             <w:noProof/>
             <w:webHidden/>
           </w:rPr>
-          <w:instrText xml:space="preserve"> PAGEREF _Toc240641336 \h </w:instrText>
+          <w:instrText xml:space="preserve"> PAGEREF _Toc240645785 \h </w:instrText>
         </w:r>
         <w:r>
           <w:rPr>
@@ -2964,7 +2964,7 @@
           <w14:ligatures w14:val="standardContextual"/>
         </w:rPr>
       </w:pPr>
-      <w:hyperlink w:anchor="_Toc240641337" w:history="1">
+      <w:hyperlink w:anchor="_Toc240645786" w:history="1">
         <w:r>
           <w:rPr>
             <w:rStyle w:val="Hyperlink"/>
@@ -2991,7 +2991,7 @@
             <w:noProof/>
             <w:webHidden/>
           </w:rPr>
-          <w:instrText xml:space="preserve"> PAGEREF _Toc240641337 \h </w:instrText>
+          <w:instrText xml:space="preserve"> PAGEREF _Toc240645786 \h </w:instrText>
         </w:r>
         <w:r>
           <w:rPr>
@@ -3038,7 +3038,7 @@
           <w14:ligatures w14:val="standardContextual"/>
         </w:rPr>
       </w:pPr>
-      <w:hyperlink w:anchor="_Toc240641338" w:history="1">
+      <w:hyperlink w:anchor="_Toc240645787" w:history="1">
         <w:r>
           <w:rPr>
             <w:rStyle w:val="Hyperlink"/>
@@ -3065,7 +3065,7 @@
             <w:noProof/>
             <w:webHidden/>
           </w:rPr>
-          <w:instrText xml:space="preserve"> PAGEREF _Toc240641338 \h </w:instrText>
+          <w:instrText xml:space="preserve"> PAGEREF _Toc240645787 \h </w:instrText>
         </w:r>
         <w:r>
           <w:rPr>
@@ -3113,7 +3113,7 @@
           <w14:ligatures w14:val="standardContextual"/>
         </w:rPr>
       </w:pPr>
-      <w:hyperlink w:anchor="_Toc240641339" w:history="1">
+      <w:hyperlink w:anchor="_Toc240645788" w:history="1">
         <w:r>
           <w:rPr>
             <w:rStyle w:val="Hyperlink"/>
@@ -3140,7 +3140,7 @@
             <w:noProof/>
             <w:webHidden/>
           </w:rPr>
-          <w:instrText xml:space="preserve"> PAGEREF _Toc240641339 \h </w:instrText>
+          <w:instrText xml:space="preserve"> PAGEREF _Toc240645788 \h </w:instrText>
         </w:r>
         <w:r>
           <w:rPr>
@@ -3188,7 +3188,7 @@
           <w14:ligatures w14:val="standardContextual"/>
         </w:rPr>
       </w:pPr>
-      <w:hyperlink w:anchor="_Toc240641340" w:history="1">
+      <w:hyperlink w:anchor="_Toc240645789" w:history="1">
         <w:r>
           <w:rPr>
             <w:rStyle w:val="Hyperlink"/>
@@ -3215,7 +3215,7 @@
             <w:noProof/>
             <w:webHidden/>
           </w:rPr>
-          <w:instrText xml:space="preserve"> PAGEREF _Toc240641340 \h </w:instrText>
+          <w:instrText xml:space="preserve"> PAGEREF _Toc240645789 \h </w:instrText>
         </w:r>
         <w:r>
           <w:rPr>
@@ -3263,7 +3263,7 @@
           <w14:ligatures w14:val="standardContextual"/>
         </w:rPr>
       </w:pPr>
-      <w:hyperlink w:anchor="_Toc240641341" w:history="1">
+      <w:hyperlink w:anchor="_Toc240645790" w:history="1">
         <w:r>
           <w:rPr>
             <w:rStyle w:val="Hyperlink"/>
@@ -3290,7 +3290,7 @@
             <w:noProof/>
             <w:webHidden/>
           </w:rPr>
-          <w:instrText xml:space="preserve"> PAGEREF _Toc240641341 \h </w:instrText>
+          <w:instrText xml:space="preserve"> PAGEREF _Toc240645790 \h </w:instrText>
         </w:r>
         <w:r>
           <w:rPr>
@@ -3337,7 +3337,7 @@
           <w14:ligatures w14:val="standardContextual"/>
         </w:rPr>
       </w:pPr>
-      <w:hyperlink w:anchor="_Toc240641342" w:history="1">
+      <w:hyperlink w:anchor="_Toc240645791" w:history="1">
         <w:r>
           <w:rPr>
             <w:rStyle w:val="Hyperlink"/>
@@ -3364,7 +3364,7 @@
             <w:noProof/>
             <w:webHidden/>
           </w:rPr>
-          <w:instrText xml:space="preserve"> PAGEREF _Toc240641342 \h </w:instrText>
+          <w:instrText xml:space="preserve"> PAGEREF _Toc240645791 \h </w:instrText>
         </w:r>
         <w:r>
           <w:rPr>
@@ -3412,7 +3412,7 @@
           <w14:ligatures w14:val="standardContextual"/>
         </w:rPr>
       </w:pPr>
-      <w:hyperlink w:anchor="_Toc240641343" w:history="1">
+      <w:hyperlink w:anchor="_Toc240645792" w:history="1">
         <w:r>
           <w:rPr>
             <w:rStyle w:val="Hyperlink"/>
@@ -3454,7 +3454,7 @@
             <w:noProof/>
             <w:webHidden/>
           </w:rPr>
-          <w:instrText xml:space="preserve"> PAGEREF _Toc240641343 \h </w:instrText>
+          <w:instrText xml:space="preserve"> PAGEREF _Toc240645792 \h </w:instrText>
         </w:r>
         <w:r>
           <w:rPr>
@@ -3502,7 +3502,7 @@
           <w14:ligatures w14:val="standardContextual"/>
         </w:rPr>
       </w:pPr>
-      <w:hyperlink w:anchor="_Toc240641344" w:history="1">
+      <w:hyperlink w:anchor="_Toc240645793" w:history="1">
         <w:r>
           <w:rPr>
             <w:rStyle w:val="Hyperlink"/>
@@ -3544,7 +3544,7 @@
             <w:noProof/>
             <w:webHidden/>
           </w:rPr>
-          <w:instrText xml:space="preserve"> PAGEREF _Toc240641344 \h </w:instrText>
+          <w:instrText xml:space="preserve"> PAGEREF _Toc240645793 \h </w:instrText>
         </w:r>
         <w:r>
           <w:rPr>
@@ -3592,7 +3592,7 @@
           <w14:ligatures w14:val="standardContextual"/>
         </w:rPr>
       </w:pPr>
-      <w:hyperlink w:anchor="_Toc240641345" w:history="1">
+      <w:hyperlink w:anchor="_Toc240645794" w:history="1">
         <w:r>
           <w:rPr>
             <w:rStyle w:val="Hyperlink"/>
@@ -3627,7 +3627,7 @@
             <w:noProof/>
             <w:webHidden/>
           </w:rPr>
-          <w:instrText xml:space="preserve"> PAGEREF _Toc240641345 \h </w:instrText>
+          <w:instrText xml:space="preserve"> PAGEREF _Toc240645794 \h </w:instrText>
         </w:r>
         <w:r>
           <w:rPr>
@@ -3675,7 +3675,7 @@
           <w14:ligatures w14:val="standardContextual"/>
         </w:rPr>
       </w:pPr>
-      <w:hyperlink w:anchor="_Toc240641346" w:history="1">
+      <w:hyperlink w:anchor="_Toc240645795" w:history="1">
         <w:r>
           <w:rPr>
             <w:rStyle w:val="Hyperlink"/>
@@ -3717,7 +3717,7 @@
             <w:noProof/>
             <w:webHidden/>
           </w:rPr>
-          <w:instrText xml:space="preserve"> PAGEREF _Toc240641346 \h </w:instrText>
+          <w:instrText xml:space="preserve"> PAGEREF _Toc240645795 \h </w:instrText>
         </w:r>
         <w:r>
           <w:rPr>
@@ -3764,7 +3764,7 @@
           <w14:ligatures w14:val="standardContextual"/>
         </w:rPr>
       </w:pPr>
-      <w:hyperlink w:anchor="_Toc240641347" w:history="1">
+      <w:hyperlink w:anchor="_Toc240645796" w:history="1">
         <w:r>
           <w:rPr>
             <w:rStyle w:val="Hyperlink"/>
@@ -3791,7 +3791,7 @@
             <w:noProof/>
             <w:webHidden/>
           </w:rPr>
-          <w:instrText xml:space="preserve"> PAGEREF _Toc240641347 \h </w:instrText>
+          <w:instrText xml:space="preserve"> PAGEREF _Toc240645796 \h </w:instrText>
         </w:r>
         <w:r>
           <w:rPr>
@@ -3839,7 +3839,7 @@
           <w14:ligatures w14:val="standardContextual"/>
         </w:rPr>
       </w:pPr>
-      <w:hyperlink w:anchor="_Toc240641348" w:history="1">
+      <w:hyperlink w:anchor="_Toc240645797" w:history="1">
         <w:r>
           <w:rPr>
             <w:rStyle w:val="Hyperlink"/>
@@ -3896,7 +3896,7 @@
             <w:noProof/>
             <w:webHidden/>
           </w:rPr>
-          <w:instrText xml:space="preserve"> PAGEREF _Toc240641348 \h </w:instrText>
+          <w:instrText xml:space="preserve"> PAGEREF _Toc240645797 \h </w:instrText>
         </w:r>
         <w:r>
           <w:rPr>
@@ -3944,7 +3944,7 @@
           <w14:ligatures w14:val="standardContextual"/>
         </w:rPr>
       </w:pPr>
-      <w:hyperlink w:anchor="_Toc240641349" w:history="1">
+      <w:hyperlink w:anchor="_Toc240645798" w:history="1">
         <w:r>
           <w:rPr>
             <w:rStyle w:val="Hyperlink"/>
@@ -4001,7 +4001,7 @@
             <w:noProof/>
             <w:webHidden/>
           </w:rPr>
-          <w:instrText xml:space="preserve"> PAGEREF _Toc240641349 \h </w:instrText>
+          <w:instrText xml:space="preserve"> PAGEREF _Toc240645798 \h </w:instrText>
         </w:r>
         <w:r>
           <w:rPr>
@@ -4049,7 +4049,7 @@
           <w14:ligatures w14:val="standardContextual"/>
         </w:rPr>
       </w:pPr>
-      <w:hyperlink w:anchor="_Toc240641350" w:history="1">
+      <w:hyperlink w:anchor="_Toc240645799" w:history="1">
         <w:r>
           <w:rPr>
             <w:rStyle w:val="Hyperlink"/>
@@ -4106,7 +4106,7 @@
             <w:noProof/>
             <w:webHidden/>
           </w:rPr>
-          <w:instrText xml:space="preserve"> PAGEREF _Toc240641350 \h </w:instrText>
+          <w:instrText xml:space="preserve"> PAGEREF _Toc240645799 \h </w:instrText>
         </w:r>
         <w:r>
           <w:rPr>
@@ -4154,7 +4154,7 @@
           <w14:ligatures w14:val="standardContextual"/>
         </w:rPr>
       </w:pPr>
-      <w:hyperlink w:anchor="_Toc240641351" w:history="1">
+      <w:hyperlink w:anchor="_Toc240645800" w:history="1">
         <w:r>
           <w:rPr>
             <w:rStyle w:val="Hyperlink"/>
@@ -4211,7 +4211,7 @@
             <w:noProof/>
             <w:webHidden/>
           </w:rPr>
-          <w:instrText xml:space="preserve"> PAGEREF _Toc240641351 \h </w:instrText>
+          <w:instrText xml:space="preserve"> PAGEREF _Toc240645800 \h </w:instrText>
         </w:r>
         <w:r>
           <w:rPr>
@@ -4259,7 +4259,7 @@
           <w14:ligatures w14:val="standardContextual"/>
         </w:rPr>
       </w:pPr>
-      <w:hyperlink w:anchor="_Toc240641352" w:history="1">
+      <w:hyperlink w:anchor="_Toc240645801" w:history="1">
         <w:r>
           <w:rPr>
             <w:rStyle w:val="Hyperlink"/>
@@ -4316,7 +4316,7 @@
             <w:noProof/>
             <w:webHidden/>
           </w:rPr>
-          <w:instrText xml:space="preserve"> PAGEREF _Toc240641352 \h </w:instrText>
+          <w:instrText xml:space="preserve"> PAGEREF _Toc240645801 \h </w:instrText>
         </w:r>
         <w:r>
           <w:rPr>
@@ -4363,7 +4363,7 @@
           <w14:ligatures w14:val="standardContextual"/>
         </w:rPr>
       </w:pPr>
-      <w:hyperlink w:anchor="_Toc240641353" w:history="1">
+      <w:hyperlink w:anchor="_Toc240645802" w:history="1">
         <w:r>
           <w:rPr>
             <w:rStyle w:val="Hyperlink"/>
@@ -4390,7 +4390,7 @@
             <w:noProof/>
             <w:webHidden/>
           </w:rPr>
-          <w:instrText xml:space="preserve"> PAGEREF _Toc240641353 \h </w:instrText>
+          <w:instrText xml:space="preserve"> PAGEREF _Toc240645802 \h </w:instrText>
         </w:r>
         <w:r>
           <w:rPr>
@@ -4437,7 +4437,7 @@
           <w14:ligatures w14:val="standardContextual"/>
         </w:rPr>
       </w:pPr>
-      <w:hyperlink w:anchor="_Toc240641354" w:history="1">
+      <w:hyperlink w:anchor="_Toc240645803" w:history="1">
         <w:r>
           <w:rPr>
             <w:rStyle w:val="Hyperlink"/>
@@ -4464,7 +4464,7 @@
             <w:noProof/>
             <w:webHidden/>
           </w:rPr>
-          <w:instrText xml:space="preserve"> PAGEREF _Toc240641354 \h </w:instrText>
+          <w:instrText xml:space="preserve"> PAGEREF _Toc240645803 \h </w:instrText>
         </w:r>
         <w:r>
           <w:rPr>
@@ -4512,7 +4512,7 @@
           <w14:ligatures w14:val="standardContextual"/>
         </w:rPr>
       </w:pPr>
-      <w:hyperlink w:anchor="_Toc240641355" w:history="1">
+      <w:hyperlink w:anchor="_Toc240645804" w:history="1">
         <w:r>
           <w:rPr>
             <w:rStyle w:val="Hyperlink"/>
@@ -4562,7 +4562,7 @@
             <w:noProof/>
             <w:webHidden/>
           </w:rPr>
-          <w:instrText xml:space="preserve"> PAGEREF _Toc240641355 \h </w:instrText>
+          <w:instrText xml:space="preserve"> PAGEREF _Toc240645804 \h </w:instrText>
         </w:r>
         <w:r>
           <w:rPr>
@@ -4610,7 +4610,7 @@
           <w14:ligatures w14:val="standardContextual"/>
         </w:rPr>
       </w:pPr>
-      <w:hyperlink w:anchor="_Toc240641356" w:history="1">
+      <w:hyperlink w:anchor="_Toc240645805" w:history="1">
         <w:r>
           <w:rPr>
             <w:rStyle w:val="Hyperlink"/>
@@ -4660,7 +4660,7 @@
             <w:noProof/>
             <w:webHidden/>
           </w:rPr>
-          <w:instrText xml:space="preserve"> PAGEREF _Toc240641356 \h </w:instrText>
+          <w:instrText xml:space="preserve"> PAGEREF _Toc240645805 \h </w:instrText>
         </w:r>
         <w:r>
           <w:rPr>
@@ -4708,7 +4708,7 @@
           <w14:ligatures w14:val="standardContextual"/>
         </w:rPr>
       </w:pPr>
-      <w:hyperlink w:anchor="_Toc240641357" w:history="1">
+      <w:hyperlink w:anchor="_Toc240645806" w:history="1">
         <w:r>
           <w:rPr>
             <w:rStyle w:val="Hyperlink"/>
@@ -4758,7 +4758,7 @@
             <w:noProof/>
             <w:webHidden/>
           </w:rPr>
-          <w:instrText xml:space="preserve"> PAGEREF _Toc240641357 \h </w:instrText>
+          <w:instrText xml:space="preserve"> PAGEREF _Toc240645806 \h </w:instrText>
         </w:r>
         <w:r>
           <w:rPr>
@@ -4806,7 +4806,7 @@
           <w14:ligatures w14:val="standardContextual"/>
         </w:rPr>
       </w:pPr>
-      <w:hyperlink w:anchor="_Toc240641358" w:history="1">
+      <w:hyperlink w:anchor="_Toc240645807" w:history="1">
         <w:r>
           <w:rPr>
             <w:rStyle w:val="Hyperlink"/>
@@ -4871,7 +4871,7 @@
             <w:noProof/>
             <w:webHidden/>
           </w:rPr>
-          <w:instrText xml:space="preserve"> PAGEREF _Toc240641358 \h </w:instrText>
+          <w:instrText xml:space="preserve"> PAGEREF _Toc240645807 \h </w:instrText>
         </w:r>
         <w:r>
           <w:rPr>
@@ -4919,7 +4919,7 @@
           <w14:ligatures w14:val="standardContextual"/>
         </w:rPr>
       </w:pPr>
-      <w:hyperlink w:anchor="_Toc240641359" w:history="1">
+      <w:hyperlink w:anchor="_Toc240645808" w:history="1">
         <w:r>
           <w:rPr>
             <w:rStyle w:val="Hyperlink"/>
@@ -4984,7 +4984,7 @@
             <w:noProof/>
             <w:webHidden/>
           </w:rPr>
-          <w:instrText xml:space="preserve"> PAGEREF _Toc240641359 \h </w:instrText>
+          <w:instrText xml:space="preserve"> PAGEREF _Toc240645808 \h </w:instrText>
         </w:r>
         <w:r>
           <w:rPr>
@@ -5032,7 +5032,7 @@
           <w14:ligatures w14:val="standardContextual"/>
         </w:rPr>
       </w:pPr>
-      <w:hyperlink w:anchor="_Toc240641360" w:history="1">
+      <w:hyperlink w:anchor="_Toc240645809" w:history="1">
         <w:r>
           <w:rPr>
             <w:rStyle w:val="Hyperlink"/>
@@ -5097,7 +5097,7 @@
             <w:noProof/>
             <w:webHidden/>
           </w:rPr>
-          <w:instrText xml:space="preserve"> PAGEREF _Toc240641360 \h </w:instrText>
+          <w:instrText xml:space="preserve"> PAGEREF _Toc240645809 \h </w:instrText>
         </w:r>
         <w:r>
           <w:rPr>
@@ -5144,7 +5144,7 @@
           <w14:ligatures w14:val="standardContextual"/>
         </w:rPr>
       </w:pPr>
-      <w:hyperlink w:anchor="_Toc240641361" w:history="1">
+      <w:hyperlink w:anchor="_Toc240645810" w:history="1">
         <w:r>
           <w:rPr>
             <w:rStyle w:val="Hyperlink"/>
@@ -5171,7 +5171,7 @@
             <w:noProof/>
             <w:webHidden/>
           </w:rPr>
-          <w:instrText xml:space="preserve"> PAGEREF _Toc240641361 \h </w:instrText>
+          <w:instrText xml:space="preserve"> PAGEREF _Toc240645810 \h </w:instrText>
         </w:r>
         <w:r>
           <w:rPr>
@@ -5219,7 +5219,7 @@
           <w14:ligatures w14:val="standardContextual"/>
         </w:rPr>
       </w:pPr>
-      <w:hyperlink w:anchor="_Toc240641362" w:history="1">
+      <w:hyperlink w:anchor="_Toc240645811" w:history="1">
         <w:r>
           <w:rPr>
             <w:rStyle w:val="Hyperlink"/>
@@ -5246,7 +5246,7 @@
             <w:noProof/>
             <w:webHidden/>
           </w:rPr>
-          <w:instrText xml:space="preserve"> PAGEREF _Toc240641362 \h </w:instrText>
+          <w:instrText xml:space="preserve"> PAGEREF _Toc240645811 \h </w:instrText>
         </w:r>
         <w:r>
           <w:rPr>
@@ -5293,7 +5293,7 @@
           <w14:ligatures w14:val="standardContextual"/>
         </w:rPr>
       </w:pPr>
-      <w:hyperlink w:anchor="_Toc240641363" w:history="1">
+      <w:hyperlink w:anchor="_Toc240645812" w:history="1">
         <w:r>
           <w:rPr>
             <w:rStyle w:val="Hyperlink"/>
@@ -5320,7 +5320,7 @@
             <w:noProof/>
             <w:webHidden/>
           </w:rPr>
-          <w:instrText xml:space="preserve"> PAGEREF _Toc240641363 \h </w:instrText>
+          <w:instrText xml:space="preserve"> PAGEREF _Toc240645812 \h </w:instrText>
         </w:r>
         <w:r>
           <w:rPr>
@@ -5368,7 +5368,7 @@
           <w14:ligatures w14:val="standardContextual"/>
         </w:rPr>
       </w:pPr>
-      <w:hyperlink w:anchor="_Toc240641364" w:history="1">
+      <w:hyperlink w:anchor="_Toc240645813" w:history="1">
         <w:r>
           <w:rPr>
             <w:rStyle w:val="Hyperlink"/>
@@ -5395,7 +5395,7 @@
             <w:noProof/>
             <w:webHidden/>
           </w:rPr>
-          <w:instrText xml:space="preserve"> PAGEREF _Toc240641364 \h </w:instrText>
+          <w:instrText xml:space="preserve"> PAGEREF _Toc240645813 \h </w:instrText>
         </w:r>
         <w:r>
           <w:rPr>
@@ -5442,7 +5442,7 @@
           <w14:ligatures w14:val="standardContextual"/>
         </w:rPr>
       </w:pPr>
-      <w:hyperlink w:anchor="_Toc240641365" w:history="1">
+      <w:hyperlink w:anchor="_Toc240645814" w:history="1">
         <w:r>
           <w:rPr>
             <w:rStyle w:val="Hyperlink"/>
@@ -5469,7 +5469,7 @@
             <w:noProof/>
             <w:webHidden/>
           </w:rPr>
-          <w:instrText xml:space="preserve"> PAGEREF _Toc240641365 \h </w:instrText>
+          <w:instrText xml:space="preserve"> PAGEREF _Toc240645814 \h </w:instrText>
         </w:r>
         <w:r>
           <w:rPr>
@@ -5517,7 +5517,7 @@
           <w14:ligatures w14:val="standardContextual"/>
         </w:rPr>
       </w:pPr>
-      <w:hyperlink w:anchor="_Toc240641366" w:history="1">
+      <w:hyperlink w:anchor="_Toc240645815" w:history="1">
         <w:r>
           <w:rPr>
             <w:rStyle w:val="Hyperlink"/>
@@ -5544,7 +5544,7 @@
             <w:noProof/>
             <w:webHidden/>
           </w:rPr>
-          <w:instrText xml:space="preserve"> PAGEREF _Toc240641366 \h </w:instrText>
+          <w:instrText xml:space="preserve"> PAGEREF _Toc240645815 \h </w:instrText>
         </w:r>
         <w:r>
           <w:rPr>
@@ -5592,7 +5592,7 @@
           <w14:ligatures w14:val="standardContextual"/>
         </w:rPr>
       </w:pPr>
-      <w:hyperlink w:anchor="_Toc240641367" w:history="1">
+      <w:hyperlink w:anchor="_Toc240645816" w:history="1">
         <w:r>
           <w:rPr>
             <w:rStyle w:val="Hyperlink"/>
@@ -5619,7 +5619,7 @@
             <w:noProof/>
             <w:webHidden/>
           </w:rPr>
-          <w:instrText xml:space="preserve"> PAGEREF _Toc240641367 \h </w:instrText>
+          <w:instrText xml:space="preserve"> PAGEREF _Toc240645816 \h </w:instrText>
         </w:r>
         <w:r>
           <w:rPr>
@@ -5667,7 +5667,7 @@
           <w14:ligatures w14:val="standardContextual"/>
         </w:rPr>
       </w:pPr>
-      <w:hyperlink w:anchor="_Toc240641368" w:history="1">
+      <w:hyperlink w:anchor="_Toc240645817" w:history="1">
         <w:r>
           <w:rPr>
             <w:rStyle w:val="Hyperlink"/>
@@ -5694,7 +5694,7 @@
             <w:noProof/>
             <w:webHidden/>
           </w:rPr>
-          <w:instrText xml:space="preserve"> PAGEREF _Toc240641368 \h </w:instrText>
+          <w:instrText xml:space="preserve"> PAGEREF _Toc240645817 \h </w:instrText>
         </w:r>
         <w:r>
           <w:rPr>
@@ -5742,7 +5742,7 @@
           <w14:ligatures w14:val="standardContextual"/>
         </w:rPr>
       </w:pPr>
-      <w:hyperlink w:anchor="_Toc240641369" w:history="1">
+      <w:hyperlink w:anchor="_Toc240645818" w:history="1">
         <w:r>
           <w:rPr>
             <w:rStyle w:val="Hyperlink"/>
@@ -5769,7 +5769,7 @@
             <w:noProof/>
             <w:webHidden/>
           </w:rPr>
-          <w:instrText xml:space="preserve"> PAGEREF _Toc240641369 \h </w:instrText>
+          <w:instrText xml:space="preserve"> PAGEREF _Toc240645818 \h </w:instrText>
         </w:r>
         <w:r>
           <w:rPr>
@@ -5816,7 +5816,7 @@
           <w14:ligatures w14:val="standardContextual"/>
         </w:rPr>
       </w:pPr>
-      <w:hyperlink w:anchor="_Toc240641370" w:history="1">
+      <w:hyperlink w:anchor="_Toc240645819" w:history="1">
         <w:r>
           <w:rPr>
             <w:rStyle w:val="Hyperlink"/>
@@ -5843,7 +5843,7 @@
             <w:noProof/>
             <w:webHidden/>
           </w:rPr>
-          <w:instrText xml:space="preserve"> PAGEREF _Toc240641370 \h </w:instrText>
+          <w:instrText xml:space="preserve"> PAGEREF _Toc240645819 \h </w:instrText>
         </w:r>
         <w:r>
           <w:rPr>
@@ -5890,7 +5890,7 @@
           <w14:ligatures w14:val="standardContextual"/>
         </w:rPr>
       </w:pPr>
-      <w:hyperlink w:anchor="_Toc240641371" w:history="1">
+      <w:hyperlink w:anchor="_Toc240645820" w:history="1">
         <w:r>
           <w:rPr>
             <w:rStyle w:val="Hyperlink"/>
@@ -5917,7 +5917,7 @@
             <w:noProof/>
             <w:webHidden/>
           </w:rPr>
-          <w:instrText xml:space="preserve"> PAGEREF _Toc240641371 \h </w:instrText>
+          <w:instrText xml:space="preserve"> PAGEREF _Toc240645820 \h </w:instrText>
         </w:r>
         <w:r>
           <w:rPr>
@@ -5964,7 +5964,7 @@
           <w14:ligatures w14:val="standardContextual"/>
         </w:rPr>
       </w:pPr>
-      <w:hyperlink w:anchor="_Toc240641372" w:history="1">
+      <w:hyperlink w:anchor="_Toc240645821" w:history="1">
         <w:r>
           <w:rPr>
             <w:rStyle w:val="Hyperlink"/>
@@ -5991,7 +5991,7 @@
             <w:noProof/>
             <w:webHidden/>
           </w:rPr>
-          <w:instrText xml:space="preserve"> PAGEREF _Toc240641372 \h </w:instrText>
+          <w:instrText xml:space="preserve"> PAGEREF _Toc240645821 \h </w:instrText>
         </w:r>
         <w:r>
           <w:rPr>
@@ -6039,7 +6039,7 @@
           <w14:ligatures w14:val="standardContextual"/>
         </w:rPr>
       </w:pPr>
-      <w:hyperlink w:anchor="_Toc240641373" w:history="1">
+      <w:hyperlink w:anchor="_Toc240645822" w:history="1">
         <w:r>
           <w:rPr>
             <w:rStyle w:val="Hyperlink"/>
@@ -6066,7 +6066,7 @@
             <w:noProof/>
             <w:webHidden/>
           </w:rPr>
-          <w:instrText xml:space="preserve"> PAGEREF _Toc240641373 \h </w:instrText>
+          <w:instrText xml:space="preserve"> PAGEREF _Toc240645822 \h </w:instrText>
         </w:r>
         <w:r>
           <w:rPr>
@@ -6114,7 +6114,7 @@
           <w14:ligatures w14:val="standardContextual"/>
         </w:rPr>
       </w:pPr>
-      <w:hyperlink w:anchor="_Toc240641374" w:history="1">
+      <w:hyperlink w:anchor="_Toc240645823" w:history="1">
         <w:r>
           <w:rPr>
             <w:rStyle w:val="Hyperlink"/>
@@ -6141,7 +6141,7 @@
             <w:noProof/>
             <w:webHidden/>
           </w:rPr>
-          <w:instrText xml:space="preserve"> PAGEREF _Toc240641374 \h </w:instrText>
+          <w:instrText xml:space="preserve"> PAGEREF _Toc240645823 \h </w:instrText>
         </w:r>
         <w:r>
           <w:rPr>
@@ -6189,7 +6189,7 @@
           <w14:ligatures w14:val="standardContextual"/>
         </w:rPr>
       </w:pPr>
-      <w:hyperlink w:anchor="_Toc240641375" w:history="1">
+      <w:hyperlink w:anchor="_Toc240645824" w:history="1">
         <w:r>
           <w:rPr>
             <w:rStyle w:val="Hyperlink"/>
@@ -6216,7 +6216,7 @@
             <w:noProof/>
             <w:webHidden/>
           </w:rPr>
-          <w:instrText xml:space="preserve"> PAGEREF _Toc240641375 \h </w:instrText>
+          <w:instrText xml:space="preserve"> PAGEREF _Toc240645824 \h </w:instrText>
         </w:r>
         <w:r>
           <w:rPr>
@@ -6264,7 +6264,7 @@
           <w14:ligatures w14:val="standardContextual"/>
         </w:rPr>
       </w:pPr>
-      <w:hyperlink w:anchor="_Toc240641376" w:history="1">
+      <w:hyperlink w:anchor="_Toc240645825" w:history="1">
         <w:r>
           <w:rPr>
             <w:rStyle w:val="Hyperlink"/>
@@ -6291,7 +6291,7 @@
             <w:noProof/>
             <w:webHidden/>
           </w:rPr>
-          <w:instrText xml:space="preserve"> PAGEREF _Toc240641376 \h </w:instrText>
+          <w:instrText xml:space="preserve"> PAGEREF _Toc240645825 \h </w:instrText>
         </w:r>
         <w:r>
           <w:rPr>
@@ -6339,7 +6339,7 @@
           <w14:ligatures w14:val="standardContextual"/>
         </w:rPr>
       </w:pPr>
-      <w:hyperlink w:anchor="_Toc240641377" w:history="1">
+      <w:hyperlink w:anchor="_Toc240645826" w:history="1">
         <w:r>
           <w:rPr>
             <w:rStyle w:val="Hyperlink"/>
@@ -6381,7 +6381,7 @@
             <w:noProof/>
             <w:webHidden/>
           </w:rPr>
-          <w:instrText xml:space="preserve"> PAGEREF _Toc240641377 \h </w:instrText>
+          <w:instrText xml:space="preserve"> PAGEREF _Toc240645826 \h </w:instrText>
         </w:r>
         <w:r>
           <w:rPr>
@@ -6429,7 +6429,7 @@
           <w14:ligatures w14:val="standardContextual"/>
         </w:rPr>
       </w:pPr>
-      <w:hyperlink w:anchor="_Toc240641378" w:history="1">
+      <w:hyperlink w:anchor="_Toc240645827" w:history="1">
         <w:r>
           <w:rPr>
             <w:rStyle w:val="Hyperlink"/>
@@ -6471,7 +6471,7 @@
             <w:noProof/>
             <w:webHidden/>
           </w:rPr>
-          <w:instrText xml:space="preserve"> PAGEREF _Toc240641378 \h </w:instrText>
+          <w:instrText xml:space="preserve"> PAGEREF _Toc240645827 \h </w:instrText>
         </w:r>
         <w:r>
           <w:rPr>
@@ -6518,7 +6518,7 @@
           <w14:ligatures w14:val="standardContextual"/>
         </w:rPr>
       </w:pPr>
-      <w:hyperlink w:anchor="_Toc240641379" w:history="1">
+      <w:hyperlink w:anchor="_Toc240645828" w:history="1">
         <w:r>
           <w:rPr>
             <w:rStyle w:val="Hyperlink"/>
@@ -6545,7 +6545,7 @@
             <w:noProof/>
             <w:webHidden/>
           </w:rPr>
-          <w:instrText xml:space="preserve"> PAGEREF _Toc240641379 \h </w:instrText>
+          <w:instrText xml:space="preserve"> PAGEREF _Toc240645828 \h </w:instrText>
         </w:r>
         <w:r>
           <w:rPr>
@@ -6592,7 +6592,7 @@
           <w14:ligatures w14:val="standardContextual"/>
         </w:rPr>
       </w:pPr>
-      <w:hyperlink w:anchor="_Toc240641380" w:history="1">
+      <w:hyperlink w:anchor="_Toc240645829" w:history="1">
         <w:r>
           <w:rPr>
             <w:rStyle w:val="Hyperlink"/>
@@ -6619,7 +6619,7 @@
             <w:noProof/>
             <w:webHidden/>
           </w:rPr>
-          <w:instrText xml:space="preserve"> PAGEREF _Toc240641380 \h </w:instrText>
+          <w:instrText xml:space="preserve"> PAGEREF _Toc240645829 \h </w:instrText>
         </w:r>
         <w:r>
           <w:rPr>
@@ -6639,7 +6639,7 @@
             <w:noProof/>
             <w:webHidden/>
           </w:rPr>
-          <w:t>49</w:t>
+          <w:t>48</w:t>
         </w:r>
         <w:r>
           <w:rPr>
@@ -6667,7 +6667,7 @@
           <w14:ligatures w14:val="standardContextual"/>
         </w:rPr>
       </w:pPr>
-      <w:hyperlink w:anchor="_Toc240641381" w:history="1">
+      <w:hyperlink w:anchor="_Toc240645830" w:history="1">
         <w:r>
           <w:rPr>
             <w:rStyle w:val="Hyperlink"/>
@@ -6694,7 +6694,7 @@
             <w:noProof/>
             <w:webHidden/>
           </w:rPr>
-          <w:instrText xml:space="preserve"> PAGEREF _Toc240641381 \h </w:instrText>
+          <w:instrText xml:space="preserve"> PAGEREF _Toc240645830 \h </w:instrText>
         </w:r>
         <w:r>
           <w:rPr>
@@ -6740,7 +6740,7 @@
         </w:rPr>
         <w:fldChar w:fldCharType="end"/>
       </w:r>
-      <w:bookmarkStart w:id="6" w:name="_Toc240641332"/>
+      <w:bookmarkStart w:id="6" w:name="_Toc240645781"/>
       <w:r>
         <w:rPr>
           <w:rFonts w:ascii="Times New Roman" w:hAnsi="Times New Roman"/>
@@ -6966,7 +6966,7 @@
         <w:spacing w:after="360"/>
         <w:outlineLvl w:val="0"/>
       </w:pPr>
-      <w:bookmarkStart w:id="7" w:name="_Toc240641333"/>
+      <w:bookmarkStart w:id="7" w:name="_Toc240645782"/>
       <w:r>
         <w:rPr>
           <w:rFonts w:ascii="Times New Roman" w:hAnsi="Times New Roman"/>
@@ -7143,7 +7143,7 @@
         <w:pStyle w:val="Heading1"/>
         <w:outlineLvl w:val="0"/>
       </w:pPr>
-      <w:bookmarkStart w:id="8" w:name="_Toc240641334"/>
+      <w:bookmarkStart w:id="8" w:name="_Toc240645783"/>
       <w:r>
         <w:rPr>
           <w:rFonts w:ascii="Times New Roman" w:hAnsi="Times New Roman"/>
@@ -7161,7 +7161,7 @@
         <w:pStyle w:val="Heading2"/>
         <w:outlineLvl w:val="1"/>
       </w:pPr>
-      <w:bookmarkStart w:id="9" w:name="_Toc240641335"/>
+      <w:bookmarkStart w:id="9" w:name="_Toc240645784"/>
       <w:r>
         <w:rPr>
           <w:rFonts w:ascii="Times New Roman" w:hAnsi="Times New Roman"/>
@@ -7577,7 +7577,7 @@
           <w:noProof/>
         </w:rPr>
         <w:drawing>
-          <wp:inline distT="0" distB="0" distL="0" distR="0" wp14:anchorId="7F4E5849" wp14:editId="7B9DF169">
+          <wp:inline distT="0" distB="0" distL="0" distR="0" wp14:anchorId="377FE14E" wp14:editId="3FF34B99">
             <wp:extent cx="4860000" cy="2980356"/>
             <wp:effectExtent l="0" t="0" r="0" b="0"/>
             <wp:docPr id="2" name="Picture 2"/>
@@ -7790,7 +7790,7 @@
           <w:noProof/>
         </w:rPr>
         <w:drawing>
-          <wp:inline distT="0" distB="0" distL="0" distR="0" wp14:anchorId="754343F3" wp14:editId="3092B664">
+          <wp:inline distT="0" distB="0" distL="0" distR="0" wp14:anchorId="73A7F363" wp14:editId="0D310FC2">
             <wp:extent cx="4860000" cy="2719286"/>
             <wp:effectExtent l="0" t="0" r="0" b="0"/>
             <wp:docPr id="3" name="Picture 3"/>
@@ -8368,7 +8368,7 @@
           <w:noProof/>
         </w:rPr>
         <w:drawing>
-          <wp:inline distT="0" distB="0" distL="0" distR="0" wp14:anchorId="076BF093" wp14:editId="52F8ED80">
+          <wp:inline distT="0" distB="0" distL="0" distR="0" wp14:anchorId="2E364372" wp14:editId="72C62834">
             <wp:extent cx="4860000" cy="2818800"/>
             <wp:effectExtent l="0" t="0" r="0" b="0"/>
             <wp:docPr id="4" name="Picture 4"/>
@@ -14710,7 +14710,7 @@
         <w:pStyle w:val="Heading2"/>
         <w:outlineLvl w:val="1"/>
       </w:pPr>
-      <w:bookmarkStart w:id="14" w:name="_Toc240641336"/>
+      <w:bookmarkStart w:id="14" w:name="_Toc240645785"/>
       <w:r>
         <w:rPr>
           <w:rFonts w:ascii="Times New Roman" w:hAnsi="Times New Roman"/>
@@ -15133,7 +15133,7 @@
         <w:pStyle w:val="Heading2"/>
         <w:outlineLvl w:val="1"/>
       </w:pPr>
-      <w:bookmarkStart w:id="15" w:name="_Toc240641337"/>
+      <w:bookmarkStart w:id="15" w:name="_Toc240645786"/>
       <w:r>
         <w:rPr>
           <w:rFonts w:ascii="Times New Roman" w:hAnsi="Times New Roman"/>
@@ -15557,7 +15557,7 @@
         <w:pStyle w:val="Heading2"/>
         <w:outlineLvl w:val="1"/>
       </w:pPr>
-      <w:bookmarkStart w:id="16" w:name="_Toc240641338"/>
+      <w:bookmarkStart w:id="16" w:name="_Toc240645787"/>
       <w:r>
         <w:rPr>
           <w:rFonts w:ascii="Times New Roman" w:hAnsi="Times New Roman"/>
@@ -15587,7 +15587,7 @@
         <w:pStyle w:val="Heading3"/>
         <w:outlineLvl w:val="2"/>
       </w:pPr>
-      <w:bookmarkStart w:id="17" w:name="_Toc240641339"/>
+      <w:bookmarkStart w:id="17" w:name="_Toc240645788"/>
       <w:r>
         <w:rPr>
           <w:rFonts w:ascii="Times New Roman" w:hAnsi="Times New Roman"/>
@@ -15818,7 +15818,7 @@
         <w:pStyle w:val="Heading3"/>
         <w:outlineLvl w:val="2"/>
       </w:pPr>
-      <w:bookmarkStart w:id="18" w:name="_Toc240641340"/>
+      <w:bookmarkStart w:id="18" w:name="_Toc240645789"/>
       <w:r>
         <w:rPr>
           <w:rFonts w:ascii="Times New Roman" w:hAnsi="Times New Roman"/>
@@ -15963,7 +15963,7 @@
         <w:pStyle w:val="Heading1"/>
         <w:outlineLvl w:val="0"/>
       </w:pPr>
-      <w:bookmarkStart w:id="19" w:name="_Toc240641341"/>
+      <w:bookmarkStart w:id="19" w:name="_Toc240645790"/>
       <w:r>
         <w:rPr>
           <w:rFonts w:ascii="Times New Roman" w:hAnsi="Times New Roman"/>
@@ -15981,7 +15981,7 @@
         <w:pStyle w:val="Heading2"/>
         <w:outlineLvl w:val="1"/>
       </w:pPr>
-      <w:bookmarkStart w:id="20" w:name="_Toc240641342"/>
+      <w:bookmarkStart w:id="20" w:name="_Toc240645791"/>
       <w:r>
         <w:rPr>
           <w:rFonts w:ascii="Times New Roman" w:hAnsi="Times New Roman"/>
@@ -15998,7 +15998,7 @@
         <w:pStyle w:val="Heading3"/>
         <w:outlineLvl w:val="2"/>
       </w:pPr>
-      <w:bookmarkStart w:id="21" w:name="_Toc240641343"/>
+      <w:bookmarkStart w:id="21" w:name="_Toc240645792"/>
       <w:r>
         <w:rPr>
           <w:rFonts w:ascii="Times New Roman" w:hAnsi="Times New Roman"/>
@@ -16385,7 +16385,7 @@
         <w:pStyle w:val="Heading3"/>
         <w:outlineLvl w:val="2"/>
       </w:pPr>
-      <w:bookmarkStart w:id="22" w:name="_Toc240641344"/>
+      <w:bookmarkStart w:id="22" w:name="_Toc240645793"/>
       <w:r>
         <w:rPr>
           <w:rFonts w:ascii="Times New Roman" w:hAnsi="Times New Roman"/>
@@ -16735,7 +16735,7 @@
         <w:pStyle w:val="Heading3"/>
         <w:outlineLvl w:val="2"/>
       </w:pPr>
-      <w:bookmarkStart w:id="23" w:name="_Toc240641345"/>
+      <w:bookmarkStart w:id="23" w:name="_Toc240645794"/>
       <w:r>
         <w:rPr>
           <w:rFonts w:ascii="Times New Roman" w:hAnsi="Times New Roman"/>
@@ -16925,7 +16925,7 @@
         <w:pStyle w:val="Heading3"/>
         <w:outlineLvl w:val="2"/>
       </w:pPr>
-      <w:bookmarkStart w:id="24" w:name="_Toc240641346"/>
+      <w:bookmarkStart w:id="24" w:name="_Toc240645795"/>
       <w:r>
         <w:rPr>
           <w:rFonts w:ascii="Times New Roman" w:hAnsi="Times New Roman"/>
@@ -17047,7 +17047,7 @@
         <w:pStyle w:val="Heading2"/>
         <w:outlineLvl w:val="1"/>
       </w:pPr>
-      <w:bookmarkStart w:id="25" w:name="_Toc240641347"/>
+      <w:bookmarkStart w:id="25" w:name="_Toc240645796"/>
       <w:r>
         <w:rPr>
           <w:rFonts w:ascii="Times New Roman" w:hAnsi="Times New Roman"/>
@@ -17064,7 +17064,7 @@
         <w:pStyle w:val="Heading3"/>
         <w:outlineLvl w:val="2"/>
       </w:pPr>
-      <w:bookmarkStart w:id="26" w:name="_Toc240641348"/>
+      <w:bookmarkStart w:id="26" w:name="_Toc240645797"/>
       <w:r>
         <w:rPr>
           <w:rFonts w:ascii="Times New Roman" w:hAnsi="Times New Roman"/>
@@ -17200,7 +17200,7 @@
         <w:pStyle w:val="Heading3"/>
         <w:outlineLvl w:val="2"/>
       </w:pPr>
-      <w:bookmarkStart w:id="27" w:name="_Toc240641349"/>
+      <w:bookmarkStart w:id="27" w:name="_Toc240645798"/>
       <w:r>
         <w:rPr>
           <w:rFonts w:ascii="Times New Roman" w:hAnsi="Times New Roman"/>
@@ -17353,7 +17353,7 @@
         <w:pStyle w:val="Heading3"/>
         <w:outlineLvl w:val="2"/>
       </w:pPr>
-      <w:bookmarkStart w:id="28" w:name="_Toc240641350"/>
+      <w:bookmarkStart w:id="28" w:name="_Toc240645799"/>
       <w:r>
         <w:rPr>
           <w:rFonts w:ascii="Times New Roman" w:hAnsi="Times New Roman"/>
@@ -17540,7 +17540,7 @@
         <w:pStyle w:val="Heading3"/>
         <w:outlineLvl w:val="2"/>
       </w:pPr>
-      <w:bookmarkStart w:id="29" w:name="_Toc240641351"/>
+      <w:bookmarkStart w:id="29" w:name="_Toc240645800"/>
       <w:r>
         <w:rPr>
           <w:rFonts w:ascii="Times New Roman" w:hAnsi="Times New Roman"/>
@@ -17784,7 +17784,7 @@
         <w:pStyle w:val="Heading3"/>
         <w:outlineLvl w:val="2"/>
       </w:pPr>
-      <w:bookmarkStart w:id="30" w:name="_Toc240641352"/>
+      <w:bookmarkStart w:id="30" w:name="_Toc240645801"/>
       <w:r>
         <w:rPr>
           <w:rFonts w:ascii="Times New Roman" w:hAnsi="Times New Roman"/>
@@ -17979,7 +17979,7 @@
         <w:pStyle w:val="Heading2"/>
         <w:outlineLvl w:val="1"/>
       </w:pPr>
-      <w:bookmarkStart w:id="31" w:name="_Toc240641353"/>
+      <w:bookmarkStart w:id="31" w:name="_Toc240645802"/>
       <w:r>
         <w:rPr>
           <w:rFonts w:ascii="Times New Roman" w:hAnsi="Times New Roman"/>
@@ -19591,7 +19591,7 @@
         <w:pStyle w:val="Heading2"/>
         <w:outlineLvl w:val="1"/>
       </w:pPr>
-      <w:bookmarkStart w:id="33" w:name="_Toc240641354"/>
+      <w:bookmarkStart w:id="33" w:name="_Toc240645803"/>
       <w:r>
         <w:rPr>
           <w:rFonts w:ascii="Times New Roman" w:hAnsi="Times New Roman"/>
@@ -19609,7 +19609,7 @@
         <w:pStyle w:val="Heading3"/>
         <w:outlineLvl w:val="2"/>
       </w:pPr>
-      <w:bookmarkStart w:id="34" w:name="_Toc240641355"/>
+      <w:bookmarkStart w:id="34" w:name="_Toc240645804"/>
       <w:r>
         <w:rPr>
           <w:rFonts w:ascii="Times New Roman" w:hAnsi="Times New Roman"/>
@@ -19892,7 +19892,7 @@
         <w:pStyle w:val="Heading3"/>
         <w:outlineLvl w:val="2"/>
       </w:pPr>
-      <w:bookmarkStart w:id="35" w:name="_Toc240641356"/>
+      <w:bookmarkStart w:id="35" w:name="_Toc240645805"/>
       <w:r>
         <w:rPr>
           <w:rFonts w:ascii="Times New Roman" w:hAnsi="Times New Roman"/>
@@ -20334,7 +20334,7 @@
         <w:pStyle w:val="Heading3"/>
         <w:outlineLvl w:val="2"/>
       </w:pPr>
-      <w:bookmarkStart w:id="36" w:name="_Toc240641357"/>
+      <w:bookmarkStart w:id="36" w:name="_Toc240645806"/>
       <w:r>
         <w:rPr>
           <w:rFonts w:ascii="Times New Roman" w:hAnsi="Times New Roman"/>
@@ -20741,7 +20741,7 @@
         <w:pStyle w:val="Heading3"/>
         <w:outlineLvl w:val="2"/>
       </w:pPr>
-      <w:bookmarkStart w:id="37" w:name="_Toc240641358"/>
+      <w:bookmarkStart w:id="37" w:name="_Toc240645807"/>
       <w:r>
         <w:rPr>
           <w:rFonts w:ascii="Times New Roman" w:hAnsi="Times New Roman"/>
@@ -20929,7 +20929,20 @@
         <w:rPr>
           <w:rFonts w:cs="Times New Roman"/>
         </w:rPr>
-        <w:t>) motivasi hedonis terhadap pembelian impulsif (\frac{</w:t>
+        <w:t>) motivasi hedonis terhadap pembelian impulsif (∂Y/∂X₁</w:t>
+      </w:r>
+      <w:r>
+        <w:rPr>
+          <w:rFonts w:cs="Times New Roman"/>
+          <w:i/>
+        </w:rPr>
+        <w:t xml:space="preserve"> = β₁ + β₅M</w:t>
+      </w:r>
+      <w:r>
+        <w:rPr>
+          <w:rFonts w:cs="Times New Roman"/>
+        </w:rPr>
+        <w:t>) akan semakin melemah atau teredam seiring dengan meningkatnya kontrol diri individu.</w:t>
       </w:r>
     </w:p>
     <w:p>
@@ -20941,8 +20954,124 @@
       <w:r>
         <w:rPr>
           <w:rFonts w:cs="Times New Roman"/>
-        </w:rPr>
-        <w:t>tial Y}{</w:t>
+          <w:b/>
+        </w:rPr>
+        <w:t>Kajian Empiris Terdahulu:</w:t>
+      </w:r>
+      <w:r>
+        <w:rPr>
+          <w:rFonts w:cs="Times New Roman"/>
+        </w:rPr>
+        <w:t xml:space="preserve"> Bukti moderasi langsung berasal dari </w:t>
+      </w:r>
+      <w:hyperlink w:anchor="Ref_lienardy2026role" w:history="1">
+        <w:r>
+          <w:t>Lienardy dan Panasea (2026)</w:t>
+        </w:r>
+      </w:hyperlink>
+      <w:r>
+        <w:rPr>
+          <w:rFonts w:cs="Times New Roman"/>
+        </w:rPr>
+        <w:t xml:space="preserve"> yang membuktikan melalui MRA bahwa </w:t>
+      </w:r>
+      <w:r>
+        <w:rPr>
+          <w:rFonts w:cs="Times New Roman"/>
+          <w:i/>
+        </w:rPr>
+        <w:t>Self-Control</w:t>
+      </w:r>
+      <w:r>
+        <w:rPr>
+          <w:rFonts w:cs="Times New Roman"/>
+        </w:rPr>
+        <w:t xml:space="preserve"> secara signifikan memoderasi dan memperlemah pengaruh perilaku hedonis terhadap </w:t>
+      </w:r>
+      <w:r>
+        <w:rPr>
+          <w:rFonts w:cs="Times New Roman"/>
+          <w:i/>
+        </w:rPr>
+        <w:t>impulsive buying</w:t>
+      </w:r>
+      <w:r>
+        <w:rPr>
+          <w:rFonts w:cs="Times New Roman"/>
+        </w:rPr>
+        <w:t xml:space="preserve"> (H4 diterima; n=160 konsumen Shopee Denpasar). Dukungan tak langsung datang dari </w:t>
+      </w:r>
+      <w:hyperlink w:anchor="Ref_katauke2023financial" w:history="1">
+        <w:r>
+          <w:t xml:space="preserve">Katauke </w:t>
+        </w:r>
+        <w:r>
+          <w:rPr>
+            <w:rFonts w:cs="Times New Roman"/>
+            <w:i/>
+          </w:rPr>
+          <w:t>et al.</w:t>
+        </w:r>
+        <w:r>
+          <w:rPr>
+            <w:rFonts w:cs="Times New Roman"/>
+          </w:rPr>
+          <w:t xml:space="preserve"> (2023)</w:t>
+        </w:r>
+      </w:hyperlink>
+      <w:r>
+        <w:rPr>
+          <w:rFonts w:cs="Times New Roman"/>
+        </w:rPr>
+        <w:t xml:space="preserve"> bahwa kapasitas literasi finansial (proksi pengambilan keputusan rasional) berhubungan negatif dengan impulsivitas diskonto hiperbolik. Sebaliknya, </w:t>
+      </w:r>
+      <w:hyperlink w:anchor="Ref_apidana2022peran" w:history="1">
+        <w:r>
+          <w:t>Apidana dan Kholifah (2022)</w:t>
+        </w:r>
+      </w:hyperlink>
+      <w:r>
+        <w:rPr>
+          <w:rFonts w:cs="Times New Roman"/>
+        </w:rPr>
+        <w:t xml:space="preserve"> justru menemukan interaksi </w:t>
+      </w:r>
+      <w:r>
+        <w:rPr>
+          <w:rFonts w:cs="Times New Roman"/>
+          <w:i/>
+        </w:rPr>
+        <w:t>X</w:t>
+      </w:r>
+      <w:r>
+        <w:rPr>
+          <w:rFonts w:cs="Times New Roman"/>
+        </w:rPr>
+        <w:t xml:space="preserve">₁ · </w:t>
+      </w:r>
+      <w:r>
+        <w:rPr>
+          <w:rFonts w:cs="Times New Roman"/>
+          <w:i/>
+        </w:rPr>
+        <w:t>M</w:t>
+      </w:r>
+      <w:r>
+        <w:rPr>
+          <w:rFonts w:cs="Times New Roman"/>
+        </w:rPr>
+        <w:t xml:space="preserve"> TIDAK signifikan (p=0,597; H3 ditolak) dan </w:t>
+      </w:r>
+      <w:hyperlink w:anchor="Ref_artadita2024how" w:history="1">
+        <w:r>
+          <w:t>Artadita dan Firmialy (2024)</w:t>
+        </w:r>
+      </w:hyperlink>
+      <w:r>
+        <w:rPr>
+          <w:rFonts w:cs="Times New Roman"/>
+        </w:rPr>
+        <w:t xml:space="preserve"> menemukan efek moderasi TIDAK signifikan (β=0{,}092, n.s.) — keduanya dicatat sebagai bukti gagal-moderasi pada Subjek 5B, bukan pendukung H4.</w:t>
       </w:r>
     </w:p>
     <w:p>
@@ -20954,21 +21083,15 @@
       <w:r>
         <w:rPr>
           <w:rFonts w:cs="Times New Roman"/>
-        </w:rPr>
-        <w:t>tial X_1^</w:t>
-      </w:r>
-      <w:r>
-        <w:rPr>
-          <w:rFonts w:cs="Times New Roman"/>
-          <w:i/>
-        </w:rPr>
-        <w:t>} = β₁ + β₅ M^</w:t>
-      </w:r>
-      <w:r>
-        <w:rPr>
-          <w:rFonts w:cs="Times New Roman"/>
-        </w:rPr>
-        <w:t>) akan semakin melemah atau teredam seiring dengan meningkatnya kontrol diri individu.</w:t>
+          <w:b/>
+        </w:rPr>
+        <w:t>Keterkaitan dengan Objek (Pokémon TCG):</w:t>
+      </w:r>
+      <w:r>
+        <w:rPr>
+          <w:rFonts w:cs="Times New Roman"/>
+        </w:rPr>
+        <w:t xml:space="preserve"> Saat melihat pajangan kartu di minimarket dan timbul dorongan kesenangan membuka kemasan, pembeli dengan kontrol diri tinggi mampu mengaktifkan rem kognitifnya, menolak godaan sesaat, dan mematuhi batas anggaran. Akibatnya, kontrol diri memperlemah pengaruh motivasi hedonis terhadap pembelian impulsif.</w:t>
       </w:r>
     </w:p>
     <w:p>
@@ -20982,28 +21105,13 @@
           <w:rFonts w:cs="Times New Roman"/>
           <w:b/>
         </w:rPr>
-        <w:t>Kajian Empiris Terdahulu:</w:t>
-      </w:r>
-      <w:r>
-        <w:rPr>
-          <w:rFonts w:cs="Times New Roman"/>
-        </w:rPr>
-        <w:t xml:space="preserve"> Bukti moderasi langsung berasal dari </w:t>
-      </w:r>
-      <w:hyperlink w:anchor="Ref_lienardy2026role" w:history="1">
-        <w:r>
-          <w:t>Lienardy dan Panasea (2026)</w:t>
-        </w:r>
-      </w:hyperlink>
-      <w:r>
-        <w:rPr>
-          <w:rFonts w:cs="Times New Roman"/>
-        </w:rPr>
-        <w:t xml:space="preserve"> yang membuktikan melalui MRA bahwa </w:t>
-      </w:r>
-      <w:r>
-        <w:rPr>
-          <w:rFonts w:cs="Times New Roman"/>
+        <w:lastRenderedPageBreak/>
+        <w:t xml:space="preserve">H4: </w:t>
+      </w:r>
+      <w:r>
+        <w:rPr>
+          <w:rFonts w:cs="Times New Roman"/>
+          <w:b/>
           <w:i/>
         </w:rPr>
         <w:t>Self-Control</w:t>
@@ -21011,94 +21119,120 @@
       <w:r>
         <w:rPr>
           <w:rFonts w:cs="Times New Roman"/>
-        </w:rPr>
-        <w:t xml:space="preserve"> secara signifikan memoderasi dan memperlemah pengaruh perilaku hedonis terhadap </w:t>
-      </w:r>
-      <w:r>
-        <w:rPr>
-          <w:rFonts w:cs="Times New Roman"/>
-          <w:i/>
-        </w:rPr>
-        <w:t>impulsive buying</w:t>
-      </w:r>
-      <w:r>
-        <w:rPr>
-          <w:rFonts w:cs="Times New Roman"/>
-        </w:rPr>
-        <w:t xml:space="preserve"> (H4 diterima; n=160 konsumen Shopee Denpasar). Dukungan tak langsung datang dari </w:t>
-      </w:r>
-      <w:hyperlink w:anchor="Ref_katauke2023financial" w:history="1">
-        <w:r>
-          <w:t xml:space="preserve">Katauke </w:t>
-        </w:r>
-        <w:r>
-          <w:rPr>
-            <w:rFonts w:cs="Times New Roman"/>
-            <w:i/>
-          </w:rPr>
-          <w:t>et al.</w:t>
-        </w:r>
-        <w:r>
-          <w:rPr>
-            <w:rFonts w:cs="Times New Roman"/>
-          </w:rPr>
-          <w:t xml:space="preserve"> (2023)</w:t>
-        </w:r>
-      </w:hyperlink>
-      <w:r>
-        <w:rPr>
-          <w:rFonts w:cs="Times New Roman"/>
-        </w:rPr>
-        <w:t xml:space="preserve"> bahwa kapasitas literasi finansial (proksi pengambilan keputusan rasional) berhubungan negatif dengan impulsivitas diskonto hiperbolik. Sebaliknya, </w:t>
-      </w:r>
-      <w:hyperlink w:anchor="Ref_apidana2022peran" w:history="1">
-        <w:r>
-          <w:t>Apidana dan Kholifah (2022)</w:t>
-        </w:r>
-      </w:hyperlink>
-      <w:r>
-        <w:rPr>
-          <w:rFonts w:cs="Times New Roman"/>
-        </w:rPr>
-        <w:t xml:space="preserve"> justru menemukan interaksi </w:t>
-      </w:r>
-      <w:r>
-        <w:rPr>
-          <w:rFonts w:cs="Times New Roman"/>
-          <w:i/>
-        </w:rPr>
-        <w:t>X</w:t>
-      </w:r>
-      <w:r>
-        <w:rPr>
-          <w:rFonts w:cs="Times New Roman"/>
-        </w:rPr>
-        <w:t xml:space="preserve">₁ · </w:t>
-      </w:r>
-      <w:r>
-        <w:rPr>
-          <w:rFonts w:cs="Times New Roman"/>
-          <w:i/>
-        </w:rPr>
-        <w:t>M</w:t>
-      </w:r>
-      <w:r>
-        <w:rPr>
-          <w:rFonts w:cs="Times New Roman"/>
-        </w:rPr>
-        <w:t xml:space="preserve"> TIDAK signifikan (p=0,597; H3 ditolak) dan </w:t>
-      </w:r>
-      <w:hyperlink w:anchor="Ref_artadita2024how" w:history="1">
-        <w:r>
-          <w:t>Artadita dan Firmialy (2024)</w:t>
-        </w:r>
-      </w:hyperlink>
-      <w:r>
-        <w:rPr>
-          <w:rFonts w:cs="Times New Roman"/>
-        </w:rPr>
-        <w:t xml:space="preserve"> menemukan efek moderasi TIDAK signifikan (β=0{,}092, n.s.) — keduanya dicatat sebagai bukti gagal-moderasi pada Subjek 5B, bukan pendukung H4.</w:t>
-      </w:r>
+          <w:b/>
+        </w:rPr>
+        <w:t xml:space="preserve"> memoderasi (memperlemah) pengaruh </w:t>
+      </w:r>
+      <w:r>
+        <w:rPr>
+          <w:rFonts w:cs="Times New Roman"/>
+          <w:b/>
+          <w:i/>
+        </w:rPr>
+        <w:t>Hedonic Motivation</w:t>
+      </w:r>
+      <w:r>
+        <w:rPr>
+          <w:rFonts w:cs="Times New Roman"/>
+          <w:b/>
+        </w:rPr>
+        <w:t xml:space="preserve"> terhadap </w:t>
+      </w:r>
+      <w:r>
+        <w:rPr>
+          <w:rFonts w:cs="Times New Roman"/>
+          <w:b/>
+          <w:i/>
+        </w:rPr>
+        <w:t>Impulsive Buying</w:t>
+      </w:r>
+      <w:r>
+        <w:rPr>
+          <w:rFonts w:cs="Times New Roman"/>
+          <w:b/>
+        </w:rPr>
+        <w:t xml:space="preserve"> </w:t>
+      </w:r>
+      <w:r>
+        <w:rPr>
+          <w:rFonts w:cs="Times New Roman"/>
+          <w:b/>
+          <w:i/>
+        </w:rPr>
+        <w:t>booster pack</w:t>
+      </w:r>
+      <w:r>
+        <w:rPr>
+          <w:rFonts w:cs="Times New Roman"/>
+          <w:b/>
+        </w:rPr>
+        <w:t xml:space="preserve"> kartu Pokémon TCG.</w:t>
+      </w:r>
+    </w:p>
+    <w:p>
+      <w:pPr>
+        <w:pStyle w:val="Heading3"/>
+        <w:outlineLvl w:val="2"/>
+      </w:pPr>
+      <w:bookmarkStart w:id="38" w:name="_Toc240645808"/>
+      <w:r>
+        <w:rPr>
+          <w:rFonts w:ascii="Times New Roman" w:hAnsi="Times New Roman"/>
+          <w:b/>
+          <w:color w:val="000000"/>
+          <w:sz w:val="24"/>
+        </w:rPr>
+        <w:t xml:space="preserve">2.4.5 Pengaruh Moderasi </w:t>
+      </w:r>
+      <w:r>
+        <w:rPr>
+          <w:rFonts w:ascii="Times New Roman" w:hAnsi="Times New Roman"/>
+          <w:b/>
+          <w:i/>
+          <w:color w:val="000000"/>
+          <w:sz w:val="24"/>
+        </w:rPr>
+        <w:t>Self-Control</w:t>
+      </w:r>
+      <w:r>
+        <w:rPr>
+          <w:rFonts w:ascii="Times New Roman" w:hAnsi="Times New Roman"/>
+          <w:b/>
+          <w:color w:val="000000"/>
+          <w:sz w:val="24"/>
+        </w:rPr>
+        <w:t xml:space="preserve"> terhadap Hubungan </w:t>
+      </w:r>
+      <w:r>
+        <w:rPr>
+          <w:rFonts w:ascii="Times New Roman" w:hAnsi="Times New Roman"/>
+          <w:b/>
+          <w:i/>
+          <w:color w:val="000000"/>
+          <w:sz w:val="24"/>
+        </w:rPr>
+        <w:t>Desire for Completeness</w:t>
+      </w:r>
+      <w:r>
+        <w:rPr>
+          <w:rFonts w:ascii="Times New Roman" w:hAnsi="Times New Roman"/>
+          <w:b/>
+          <w:color w:val="000000"/>
+          <w:sz w:val="24"/>
+        </w:rPr>
+        <w:t xml:space="preserve"> dan </w:t>
+      </w:r>
+      <w:r>
+        <w:rPr>
+          <w:rFonts w:ascii="Times New Roman" w:hAnsi="Times New Roman"/>
+          <w:b/>
+          <w:i/>
+          <w:color w:val="000000"/>
+          <w:sz w:val="24"/>
+        </w:rPr>
+        <w:t>Impulsive Buying</w:t>
+      </w:r>
+      <w:bookmarkEnd w:id="38"/>
     </w:p>
     <w:p>
       <w:pPr>
@@ -21111,20 +21245,87 @@
           <w:rFonts w:cs="Times New Roman"/>
           <w:b/>
         </w:rPr>
-        <w:t>Keterkaitan dengan Objek (Pokémon TCG):</w:t>
-      </w:r>
-      <w:r>
-        <w:rPr>
-          <w:rFonts w:cs="Times New Roman"/>
-        </w:rPr>
-        <w:t xml:space="preserve"> Saat melihat pajangan kartu di minimarket dan timbul dorongan kesenangan membuka kemasan, pembeli dengan kontrol diri tinggi mampu mengaktifkan rem kognitifnya, </w:t>
-      </w:r>
-      <w:r>
-        <w:rPr>
-          <w:rFonts w:cs="Times New Roman"/>
-        </w:rPr>
-        <w:lastRenderedPageBreak/>
-        <w:t>menolak godaan sesaat, dan mematuhi batas anggaran. Akibatnya, kontrol diri memperlemah pengaruh motivasi hedonis terhadap pembelian impulsif.</w:t>
+        <w:t>Landasan Teoretis:</w:t>
+      </w:r>
+      <w:r>
+        <w:rPr>
+          <w:rFonts w:cs="Times New Roman"/>
+        </w:rPr>
+        <w:t xml:space="preserve"> Respon terhadap ketegangan kognitif celah koleksi (</w:t>
+      </w:r>
+      <w:r>
+        <w:rPr>
+          <w:rFonts w:cs="Times New Roman"/>
+          <w:i/>
+        </w:rPr>
+        <w:t>Zeigarnik Effect</w:t>
+      </w:r>
+      <w:r>
+        <w:rPr>
+          <w:rFonts w:cs="Times New Roman"/>
+        </w:rPr>
+        <w:t>) dimoderasi oleh kapasitas regulasi diri individu. Seseorang dengan kontrol diri matang mampu mentoleransi ketidaknyamanan mental tanpa meresponnya secara reaktif atau tergesa-gesa (</w:t>
+      </w:r>
+      <w:hyperlink w:anchor="Ref_tangney2004high" w:history="1">
+        <w:r>
+          <w:t xml:space="preserve">Tangney </w:t>
+        </w:r>
+        <w:r>
+          <w:rPr>
+            <w:rFonts w:cs="Times New Roman"/>
+            <w:i/>
+          </w:rPr>
+          <w:t>et al.</w:t>
+        </w:r>
+        <w:r>
+          <w:rPr>
+            <w:rFonts w:cs="Times New Roman"/>
+          </w:rPr>
+          <w:t>, 2004</w:t>
+        </w:r>
+      </w:hyperlink>
+      <w:r>
+        <w:rPr>
+          <w:rFonts w:cs="Times New Roman"/>
+        </w:rPr>
+        <w:t xml:space="preserve">; </w:t>
+      </w:r>
+      <w:hyperlink w:anchor="Ref_baumeister2002yield" w:history="1">
+        <w:r>
+          <w:t>Baumeister, 2002</w:t>
+        </w:r>
+      </w:hyperlink>
+      <w:r>
+        <w:rPr>
+          <w:rFonts w:cs="Times New Roman"/>
+        </w:rPr>
+        <w:t>). Secara matematis, efek interaksi negatif (β₆ &lt; 0) menunjukkan kontrol diri yang tinggi menghasilkan kemiringan bersyarat (∂Y/∂X₂</w:t>
+      </w:r>
+      <w:r>
+        <w:rPr>
+          <w:rFonts w:cs="Times New Roman"/>
+          <w:i/>
+        </w:rPr>
+        <w:t xml:space="preserve"> = β₂ + β₆M</w:t>
+      </w:r>
+      <w:r>
+        <w:rPr>
+          <w:rFonts w:cs="Times New Roman"/>
+        </w:rPr>
+        <w:t>) yang lebih landai, sejalan dengan dugaan efek peredaman (</w:t>
+      </w:r>
+      <w:r>
+        <w:rPr>
+          <w:rFonts w:cs="Times New Roman"/>
+          <w:i/>
+        </w:rPr>
+        <w:t>buffering effect</w:t>
+      </w:r>
+      <w:r>
+        <w:rPr>
+          <w:rFonts w:cs="Times New Roman"/>
+        </w:rPr>
+        <w:t>) terhadap dorongan menuntaskan koleksi.</w:t>
       </w:r>
     </w:p>
     <w:p>
@@ -21138,133 +21339,125 @@
           <w:rFonts w:cs="Times New Roman"/>
           <w:b/>
         </w:rPr>
-        <w:t xml:space="preserve">H4: </w:t>
-      </w:r>
-      <w:r>
-        <w:rPr>
-          <w:rFonts w:cs="Times New Roman"/>
-          <w:b/>
-          <w:i/>
-        </w:rPr>
-        <w:t>Self-Control</w:t>
-      </w:r>
-      <w:r>
-        <w:rPr>
-          <w:rFonts w:cs="Times New Roman"/>
-          <w:b/>
-        </w:rPr>
-        <w:t xml:space="preserve"> memoderasi (memperlemah) pengaruh </w:t>
-      </w:r>
-      <w:r>
-        <w:rPr>
-          <w:rFonts w:cs="Times New Roman"/>
-          <w:b/>
-          <w:i/>
-        </w:rPr>
-        <w:t>Hedonic Motivation</w:t>
-      </w:r>
-      <w:r>
-        <w:rPr>
-          <w:rFonts w:cs="Times New Roman"/>
-          <w:b/>
-        </w:rPr>
-        <w:t xml:space="preserve"> terhadap </w:t>
-      </w:r>
-      <w:r>
-        <w:rPr>
-          <w:rFonts w:cs="Times New Roman"/>
-          <w:b/>
-          <w:i/>
-        </w:rPr>
-        <w:t>Impulsive Buying</w:t>
-      </w:r>
-      <w:r>
-        <w:rPr>
-          <w:rFonts w:cs="Times New Roman"/>
-          <w:b/>
-        </w:rPr>
-        <w:t xml:space="preserve"> </w:t>
-      </w:r>
-      <w:r>
-        <w:rPr>
-          <w:rFonts w:cs="Times New Roman"/>
-          <w:b/>
-          <w:i/>
-        </w:rPr>
-        <w:t>booster pack</w:t>
-      </w:r>
-      <w:r>
-        <w:rPr>
-          <w:rFonts w:cs="Times New Roman"/>
-          <w:b/>
-        </w:rPr>
-        <w:t xml:space="preserve"> kartu Pokémon TCG.</w:t>
-      </w:r>
-    </w:p>
-    <w:p>
-      <w:pPr>
-        <w:pStyle w:val="Heading3"/>
-        <w:outlineLvl w:val="2"/>
-      </w:pPr>
-      <w:bookmarkStart w:id="38" w:name="_Toc240641359"/>
-      <w:r>
-        <w:rPr>
-          <w:rFonts w:ascii="Times New Roman" w:hAnsi="Times New Roman"/>
-          <w:b/>
-          <w:color w:val="000000"/>
-          <w:sz w:val="24"/>
-        </w:rPr>
-        <w:t xml:space="preserve">2.4.5 Pengaruh Moderasi </w:t>
-      </w:r>
-      <w:r>
-        <w:rPr>
-          <w:rFonts w:ascii="Times New Roman" w:hAnsi="Times New Roman"/>
-          <w:b/>
-          <w:i/>
-          <w:color w:val="000000"/>
-          <w:sz w:val="24"/>
-        </w:rPr>
-        <w:t>Self-Control</w:t>
-      </w:r>
-      <w:r>
-        <w:rPr>
-          <w:rFonts w:ascii="Times New Roman" w:hAnsi="Times New Roman"/>
-          <w:b/>
-          <w:color w:val="000000"/>
-          <w:sz w:val="24"/>
-        </w:rPr>
-        <w:t xml:space="preserve"> terhadap Hubungan </w:t>
-      </w:r>
-      <w:r>
-        <w:rPr>
-          <w:rFonts w:ascii="Times New Roman" w:hAnsi="Times New Roman"/>
-          <w:b/>
-          <w:i/>
-          <w:color w:val="000000"/>
-          <w:sz w:val="24"/>
-        </w:rPr>
-        <w:t>Desire for Completeness</w:t>
-      </w:r>
-      <w:r>
-        <w:rPr>
-          <w:rFonts w:ascii="Times New Roman" w:hAnsi="Times New Roman"/>
-          <w:b/>
-          <w:color w:val="000000"/>
-          <w:sz w:val="24"/>
-        </w:rPr>
-        <w:t xml:space="preserve"> dan </w:t>
-      </w:r>
-      <w:r>
-        <w:rPr>
-          <w:rFonts w:ascii="Times New Roman" w:hAnsi="Times New Roman"/>
-          <w:b/>
-          <w:i/>
-          <w:color w:val="000000"/>
-          <w:sz w:val="24"/>
-        </w:rPr>
-        <w:t>Impulsive Buying</w:t>
-      </w:r>
-      <w:bookmarkEnd w:id="38"/>
+        <w:t>Kajian Empiris Terdahulu:</w:t>
+      </w:r>
+      <w:r>
+        <w:rPr>
+          <w:rFonts w:cs="Times New Roman"/>
+        </w:rPr>
+        <w:t xml:space="preserve"> Uji interaksi </w:t>
+      </w:r>
+      <w:r>
+        <w:rPr>
+          <w:rFonts w:cs="Times New Roman"/>
+          <w:i/>
+        </w:rPr>
+        <w:t>X</w:t>
+      </w:r>
+      <w:r>
+        <w:rPr>
+          <w:rFonts w:cs="Times New Roman"/>
+        </w:rPr>
+        <w:t xml:space="preserve">₂ · </w:t>
+      </w:r>
+      <w:r>
+        <w:rPr>
+          <w:rFonts w:cs="Times New Roman"/>
+          <w:i/>
+        </w:rPr>
+        <w:t>M</w:t>
+      </w:r>
+      <w:r>
+        <w:rPr>
+          <w:rFonts w:cs="Times New Roman"/>
+        </w:rPr>
+        <w:t xml:space="preserve"> secara langsung belum tersedia dalam korpus; dukungan bersifat tak langsung dan dinyatakan eksplisit sebagai demikian. Bukti parsial terdekat berasal dari </w:t>
+      </w:r>
+      <w:hyperlink w:anchor="Ref_artadita2024how" w:history="1">
+        <w:r>
+          <w:t>Artadita dan Firmialy (2024)</w:t>
+        </w:r>
+      </w:hyperlink>
+      <w:r>
+        <w:rPr>
+          <w:rFonts w:cs="Times New Roman"/>
+        </w:rPr>
+        <w:t xml:space="preserve">: hanya dimensi kontrol kognitif yang signifikan melemahkan impulsivitas koleksi item game (-0{,}3473, p&lt;0{,}10 pada Model 3), sementara efek moderasi keseluruhan DITOLAK (β=0{,}092, n.s.). Dukungan umum datang dari </w:t>
+      </w:r>
+      <w:hyperlink w:anchor="Ref_katauke2023financial" w:history="1">
+        <w:r>
+          <w:t xml:space="preserve">Katauke </w:t>
+        </w:r>
+        <w:r>
+          <w:rPr>
+            <w:rFonts w:cs="Times New Roman"/>
+            <w:i/>
+          </w:rPr>
+          <w:t>et al.</w:t>
+        </w:r>
+        <w:r>
+          <w:rPr>
+            <w:rFonts w:cs="Times New Roman"/>
+          </w:rPr>
+          <w:t xml:space="preserve"> (2023)</w:t>
+        </w:r>
+      </w:hyperlink>
+      <w:r>
+        <w:rPr>
+          <w:rFonts w:cs="Times New Roman"/>
+        </w:rPr>
+        <w:t xml:space="preserve"> bahwa kapasitas regulasi (literasi finansial) menekan impulsivitas, serta bukti MRA </w:t>
+      </w:r>
+      <w:hyperlink w:anchor="Ref_apidana2022peran" w:history="1">
+        <w:r>
+          <w:t>Apidana dan Kholifah (2022)</w:t>
+        </w:r>
+      </w:hyperlink>
+      <w:r>
+        <w:rPr>
+          <w:rFonts w:cs="Times New Roman"/>
+        </w:rPr>
+        <w:t xml:space="preserve"> bahwa kontrol diri memperlemah dorongan non-afektif (</w:t>
+      </w:r>
+      <w:r>
+        <w:rPr>
+          <w:rFonts w:cs="Times New Roman"/>
+          <w:i/>
+        </w:rPr>
+        <w:t>shopping lifestyle</w:t>
+      </w:r>
+      <w:r>
+        <w:rPr>
+          <w:rFonts w:cs="Times New Roman"/>
+        </w:rPr>
+        <w:t xml:space="preserve">, H4 diterima, β&lt;0) — keduanya analogi, bukan uji </w:t>
+      </w:r>
+      <w:r>
+        <w:rPr>
+          <w:rFonts w:cs="Times New Roman"/>
+          <w:i/>
+        </w:rPr>
+        <w:t>X</w:t>
+      </w:r>
+      <w:r>
+        <w:rPr>
+          <w:rFonts w:cs="Times New Roman"/>
+        </w:rPr>
+        <w:t xml:space="preserve">₂ · </w:t>
+      </w:r>
+      <w:r>
+        <w:rPr>
+          <w:rFonts w:cs="Times New Roman"/>
+          <w:i/>
+        </w:rPr>
+        <w:t>M</w:t>
+      </w:r>
+      <w:r>
+        <w:rPr>
+          <w:rFonts w:cs="Times New Roman"/>
+        </w:rPr>
+        <w:t>.</w:t>
+      </w:r>
     </w:p>
     <w:p>
       <w:pPr>
@@ -21277,61 +21470,39 @@
           <w:rFonts w:cs="Times New Roman"/>
           <w:b/>
         </w:rPr>
-        <w:t>Landasan Teoretis:</w:t>
-      </w:r>
-      <w:r>
-        <w:rPr>
-          <w:rFonts w:cs="Times New Roman"/>
-        </w:rPr>
-        <w:t xml:space="preserve"> Respon terhadap ketegangan kognitif celah koleksi (</w:t>
-      </w:r>
-      <w:r>
-        <w:rPr>
-          <w:rFonts w:cs="Times New Roman"/>
-          <w:i/>
-        </w:rPr>
-        <w:t>Zeigarnik Effect</w:t>
-      </w:r>
-      <w:r>
-        <w:rPr>
-          <w:rFonts w:cs="Times New Roman"/>
-        </w:rPr>
-        <w:t>) dimoderasi oleh kapasitas regulasi diri individu. Seseorang dengan kontrol diri matang mampu mentoleransi ketidaknyamanan mental tanpa meresponnya secara reaktif atau tergesa-gesa (</w:t>
-      </w:r>
-      <w:hyperlink w:anchor="Ref_tangney2004high" w:history="1">
-        <w:r>
-          <w:t xml:space="preserve">Tangney </w:t>
-        </w:r>
-        <w:r>
-          <w:rPr>
-            <w:rFonts w:cs="Times New Roman"/>
-            <w:i/>
-          </w:rPr>
-          <w:t>et al.</w:t>
-        </w:r>
-        <w:r>
-          <w:rPr>
-            <w:rFonts w:cs="Times New Roman"/>
-          </w:rPr>
-          <w:t>, 2004</w:t>
-        </w:r>
-      </w:hyperlink>
-      <w:r>
-        <w:rPr>
-          <w:rFonts w:cs="Times New Roman"/>
-        </w:rPr>
-        <w:t xml:space="preserve">; </w:t>
-      </w:r>
-      <w:hyperlink w:anchor="Ref_baumeister2002yield" w:history="1">
-        <w:r>
-          <w:t>Baumeister, 2002</w:t>
-        </w:r>
-      </w:hyperlink>
-      <w:r>
-        <w:rPr>
-          <w:rFonts w:cs="Times New Roman"/>
-        </w:rPr>
-        <w:t>). Secara matematis, efek interaksi negatif (β₆ &lt; 0) menunjukkan kontrol diri yang tinggi menghasilkan kemiringan bersyarat (\frac{</w:t>
+        <w:t>Keterkaitan dengan Objek (Pokémon TCG):</w:t>
+      </w:r>
+      <w:r>
+        <w:rPr>
+          <w:rFonts w:cs="Times New Roman"/>
+        </w:rPr>
+        <w:t xml:space="preserve"> Kolektor yang memiliki kontrol diri tinggi menyadari bahwa membeli </w:t>
+      </w:r>
+      <w:r>
+        <w:rPr>
+          <w:rFonts w:cs="Times New Roman"/>
+          <w:i/>
+        </w:rPr>
+        <w:t>pack</w:t>
+      </w:r>
+      <w:r>
+        <w:rPr>
+          <w:rFonts w:cs="Times New Roman"/>
+        </w:rPr>
+        <w:t xml:space="preserve"> acak demi mencari satu kartu spesifik yang hilang memiliki probabilitas sangat kecil dan boros biaya. Kontrol diri memampukan kolektor menahan diri dari belanja impulsif dan memilih membeli kartu lepasan (</w:t>
+      </w:r>
+      <w:r>
+        <w:rPr>
+          <w:rFonts w:cs="Times New Roman"/>
+          <w:i/>
+        </w:rPr>
+        <w:t>singles</w:t>
+      </w:r>
+      <w:r>
+        <w:rPr>
+          <w:rFonts w:cs="Times New Roman"/>
+        </w:rPr>
+        <w:t>) di pasar sekunder secara terencana. Akibatnya, kontrol diri memperlemah pengaruh hasrat kelengkapan terhadap pembelian impulsif.</w:t>
       </w:r>
     </w:p>
     <w:p>
@@ -21343,9 +21514,136 @@
       <w:r>
         <w:rPr>
           <w:rFonts w:cs="Times New Roman"/>
-        </w:rPr>
-        <w:t>tial Y}{</w:t>
-      </w:r>
+          <w:b/>
+        </w:rPr>
+        <w:t xml:space="preserve">H5: </w:t>
+      </w:r>
+      <w:r>
+        <w:rPr>
+          <w:rFonts w:cs="Times New Roman"/>
+          <w:b/>
+          <w:i/>
+        </w:rPr>
+        <w:t>Self-Control</w:t>
+      </w:r>
+      <w:r>
+        <w:rPr>
+          <w:rFonts w:cs="Times New Roman"/>
+          <w:b/>
+        </w:rPr>
+        <w:t xml:space="preserve"> memoderasi (memperlemah) pengaruh </w:t>
+      </w:r>
+      <w:r>
+        <w:rPr>
+          <w:rFonts w:cs="Times New Roman"/>
+          <w:b/>
+          <w:i/>
+        </w:rPr>
+        <w:t>Desire for Completeness</w:t>
+      </w:r>
+      <w:r>
+        <w:rPr>
+          <w:rFonts w:cs="Times New Roman"/>
+          <w:b/>
+        </w:rPr>
+        <w:t xml:space="preserve"> terhadap </w:t>
+      </w:r>
+      <w:r>
+        <w:rPr>
+          <w:rFonts w:cs="Times New Roman"/>
+          <w:b/>
+          <w:i/>
+        </w:rPr>
+        <w:t>Impulsive Buying</w:t>
+      </w:r>
+      <w:r>
+        <w:rPr>
+          <w:rFonts w:cs="Times New Roman"/>
+          <w:b/>
+        </w:rPr>
+        <w:t xml:space="preserve"> </w:t>
+      </w:r>
+      <w:r>
+        <w:rPr>
+          <w:rFonts w:cs="Times New Roman"/>
+          <w:b/>
+          <w:i/>
+        </w:rPr>
+        <w:t>booster pack</w:t>
+      </w:r>
+      <w:r>
+        <w:rPr>
+          <w:rFonts w:cs="Times New Roman"/>
+          <w:b/>
+        </w:rPr>
+        <w:t xml:space="preserve"> kartu Pokémon TCG.</w:t>
+      </w:r>
+    </w:p>
+    <w:p>
+      <w:pPr>
+        <w:pStyle w:val="Heading3"/>
+        <w:outlineLvl w:val="2"/>
+      </w:pPr>
+      <w:bookmarkStart w:id="39" w:name="_Toc240645809"/>
+      <w:r>
+        <w:rPr>
+          <w:rFonts w:ascii="Times New Roman" w:hAnsi="Times New Roman"/>
+          <w:b/>
+          <w:color w:val="000000"/>
+          <w:sz w:val="24"/>
+        </w:rPr>
+        <w:lastRenderedPageBreak/>
+        <w:t xml:space="preserve">2.4.6 Pengaruh Moderasi </w:t>
+      </w:r>
+      <w:r>
+        <w:rPr>
+          <w:rFonts w:ascii="Times New Roman" w:hAnsi="Times New Roman"/>
+          <w:b/>
+          <w:i/>
+          <w:color w:val="000000"/>
+          <w:sz w:val="24"/>
+        </w:rPr>
+        <w:t>Self-Control</w:t>
+      </w:r>
+      <w:r>
+        <w:rPr>
+          <w:rFonts w:ascii="Times New Roman" w:hAnsi="Times New Roman"/>
+          <w:b/>
+          <w:color w:val="000000"/>
+          <w:sz w:val="24"/>
+        </w:rPr>
+        <w:t xml:space="preserve"> terhadap Hubungan </w:t>
+      </w:r>
+      <w:r>
+        <w:rPr>
+          <w:rFonts w:ascii="Times New Roman" w:hAnsi="Times New Roman"/>
+          <w:b/>
+          <w:i/>
+          <w:color w:val="000000"/>
+          <w:sz w:val="24"/>
+        </w:rPr>
+        <w:t>Speculative Motive</w:t>
+      </w:r>
+      <w:r>
+        <w:rPr>
+          <w:rFonts w:ascii="Times New Roman" w:hAnsi="Times New Roman"/>
+          <w:b/>
+          <w:color w:val="000000"/>
+          <w:sz w:val="24"/>
+        </w:rPr>
+        <w:t xml:space="preserve"> dan </w:t>
+      </w:r>
+      <w:r>
+        <w:rPr>
+          <w:rFonts w:ascii="Times New Roman" w:hAnsi="Times New Roman"/>
+          <w:b/>
+          <w:i/>
+          <w:color w:val="000000"/>
+          <w:sz w:val="24"/>
+        </w:rPr>
+        <w:t>Impulsive Buying</w:t>
+      </w:r>
+      <w:bookmarkEnd w:id="39"/>
     </w:p>
     <w:p>
       <w:pPr>
@@ -21356,34 +21654,63 @@
       <w:r>
         <w:rPr>
           <w:rFonts w:cs="Times New Roman"/>
-        </w:rPr>
-        <w:t>tial X_2^</w:t>
-      </w:r>
-      <w:r>
-        <w:rPr>
-          <w:rFonts w:cs="Times New Roman"/>
-          <w:i/>
-        </w:rPr>
-        <w:t>} = β₂ + β₆ M^</w:t>
-      </w:r>
-      <w:r>
-        <w:rPr>
-          <w:rFonts w:cs="Times New Roman"/>
-        </w:rPr>
-        <w:t>) yang lebih landai, sejalan dengan dugaan efek peredaman (</w:t>
-      </w:r>
-      <w:r>
-        <w:rPr>
-          <w:rFonts w:cs="Times New Roman"/>
-          <w:i/>
-        </w:rPr>
-        <w:t>buffering effect</w:t>
-      </w:r>
-      <w:r>
-        <w:rPr>
-          <w:rFonts w:cs="Times New Roman"/>
-        </w:rPr>
-        <w:t>) terhadap dorongan menuntaskan koleksi.</w:t>
+          <w:b/>
+        </w:rPr>
+        <w:t>Landasan Teoretis:</w:t>
+      </w:r>
+      <w:r>
+        <w:rPr>
+          <w:rFonts w:cs="Times New Roman"/>
+        </w:rPr>
+        <w:t xml:space="preserve"> Dalam </w:t>
+      </w:r>
+      <w:r>
+        <w:rPr>
+          <w:rFonts w:cs="Times New Roman"/>
+          <w:i/>
+        </w:rPr>
+        <w:t>Behavioral Finance</w:t>
+      </w:r>
+      <w:r>
+        <w:rPr>
+          <w:rFonts w:cs="Times New Roman"/>
+        </w:rPr>
+        <w:t>, kontrol diri mendisiplinkan individu untuk menimbang risiko kerugian modal riil dan tidak terjebak dalam euforia transaksi spekulatif berlebihan (</w:t>
+      </w:r>
+      <w:hyperlink w:anchor="Ref_thaler1981economic" w:history="1">
+        <w:r>
+          <w:t>Thaler dan Shefrin, 1981</w:t>
+        </w:r>
+      </w:hyperlink>
+      <w:r>
+        <w:rPr>
+          <w:rFonts w:cs="Times New Roman"/>
+        </w:rPr>
+        <w:t xml:space="preserve">; </w:t>
+      </w:r>
+      <w:hyperlink w:anchor="Ref_barber2008all" w:history="1">
+        <w:r>
+          <w:t>Barber dan Odean, 2008</w:t>
+        </w:r>
+      </w:hyperlink>
+      <w:r>
+        <w:rPr>
+          <w:rFonts w:cs="Times New Roman"/>
+        </w:rPr>
+        <w:t>). Efek interaksi negatif (β₇ &lt; 0) menunjukkan pengaruh spekulasi terhadap pembelian spontan teredam secara bersyarat (∂Y/∂X₃</w:t>
+      </w:r>
+      <w:r>
+        <w:rPr>
+          <w:rFonts w:cs="Times New Roman"/>
+          <w:i/>
+        </w:rPr>
+        <w:t xml:space="preserve"> = β₃ + β₇M</w:t>
+      </w:r>
+      <w:r>
+        <w:rPr>
+          <w:rFonts w:cs="Times New Roman"/>
+        </w:rPr>
+        <w:t>) ketika kapasitas volisional konsumen membatasi toleransi risiko spekulatif.</w:t>
       </w:r>
     </w:p>
     <w:p>
@@ -21403,44 +21730,7 @@
         <w:rPr>
           <w:rFonts w:cs="Times New Roman"/>
         </w:rPr>
-        <w:t xml:space="preserve"> Uji interaksi </w:t>
-      </w:r>
-      <w:r>
-        <w:rPr>
-          <w:rFonts w:cs="Times New Roman"/>
-          <w:i/>
-        </w:rPr>
-        <w:t>X</w:t>
-      </w:r>
-      <w:r>
-        <w:rPr>
-          <w:rFonts w:cs="Times New Roman"/>
-        </w:rPr>
-        <w:t xml:space="preserve">₂ · </w:t>
-      </w:r>
-      <w:r>
-        <w:rPr>
-          <w:rFonts w:cs="Times New Roman"/>
-          <w:i/>
-        </w:rPr>
-        <w:t>M</w:t>
-      </w:r>
-      <w:r>
-        <w:rPr>
-          <w:rFonts w:cs="Times New Roman"/>
-        </w:rPr>
-        <w:t xml:space="preserve"> secara langsung belum tersedia dalam korpus; dukungan bersifat tak langsung dan dinyatakan eksplisit sebagai demikian. Bukti parsial terdekat berasal dari </w:t>
-      </w:r>
-      <w:hyperlink w:anchor="Ref_artadita2024how" w:history="1">
-        <w:r>
-          <w:t>Artadita dan Firmialy (2024)</w:t>
-        </w:r>
-      </w:hyperlink>
-      <w:r>
-        <w:rPr>
-          <w:rFonts w:cs="Times New Roman"/>
-        </w:rPr>
-        <w:t xml:space="preserve">: hanya dimensi kontrol kognitif yang signifikan melemahkan impulsivitas koleksi item game (-0{,}3473, p&lt;0{,}10 pada Model 3), sementara efek moderasi keseluruhan DITOLAK (β=0{,}092, n.s.). Dukungan umum datang dari </w:t>
+        <w:t xml:space="preserve"> Dukungan tak langsung (dinyatakan eksplisit): </w:t>
       </w:r>
       <w:hyperlink w:anchor="Ref_katauke2023financial" w:history="1">
         <w:r>
@@ -21464,57 +21754,68 @@
         <w:rPr>
           <w:rFonts w:cs="Times New Roman"/>
         </w:rPr>
-        <w:t xml:space="preserve"> bahwa kapasitas regulasi (literasi finansial) menekan impulsivitas, serta bukti MRA </w:t>
-      </w:r>
-      <w:hyperlink w:anchor="Ref_apidana2022peran" w:history="1">
-        <w:r>
-          <w:t>Apidana dan Kholifah (2022)</w:t>
+        <w:t xml:space="preserve"> membuktikan kapasitas literasi finansial berhubungan negatif dengan impulsivitas diskonto hiperbolik (Jepang, probit + IV) — proksi regulasi rasional, bukan uji </w:t>
+      </w:r>
+      <w:r>
+        <w:rPr>
+          <w:rFonts w:cs="Times New Roman"/>
+          <w:i/>
+        </w:rPr>
+        <w:t>X</w:t>
+      </w:r>
+      <w:r>
+        <w:rPr>
+          <w:rFonts w:cs="Times New Roman"/>
+        </w:rPr>
+        <w:t xml:space="preserve">₃ · </w:t>
+      </w:r>
+      <w:r>
+        <w:rPr>
+          <w:rFonts w:cs="Times New Roman"/>
+          <w:i/>
+        </w:rPr>
+        <w:t>M</w:t>
+      </w:r>
+      <w:r>
+        <w:rPr>
+          <w:rFonts w:cs="Times New Roman"/>
+        </w:rPr>
+        <w:t xml:space="preserve">. </w:t>
+      </w:r>
+      <w:hyperlink w:anchor="Ref_aryadi2024personal" w:history="1">
+        <w:r>
+          <w:t>Aryadi dan Lingga (2026)</w:t>
         </w:r>
       </w:hyperlink>
       <w:r>
         <w:rPr>
           <w:rFonts w:cs="Times New Roman"/>
         </w:rPr>
-        <w:t xml:space="preserve"> bahwa kontrol diri memperlemah dorongan non-afektif (</w:t>
-      </w:r>
-      <w:r>
-        <w:rPr>
-          <w:rFonts w:cs="Times New Roman"/>
-          <w:i/>
-        </w:rPr>
-        <w:t>shopping lifestyle</w:t>
-      </w:r>
-      <w:r>
-        <w:rPr>
-          <w:rFonts w:cs="Times New Roman"/>
-        </w:rPr>
-        <w:t xml:space="preserve">, H4 diterima, β&lt;0) — keduanya analogi, bukan uji </w:t>
-      </w:r>
-      <w:r>
-        <w:rPr>
-          <w:rFonts w:cs="Times New Roman"/>
-          <w:i/>
-        </w:rPr>
-        <w:t>X</w:t>
-      </w:r>
-      <w:r>
-        <w:rPr>
-          <w:rFonts w:cs="Times New Roman"/>
-        </w:rPr>
-        <w:t xml:space="preserve">₂ · </w:t>
-      </w:r>
-      <w:r>
-        <w:rPr>
-          <w:rFonts w:cs="Times New Roman"/>
-          <w:i/>
-        </w:rPr>
-        <w:t>M</w:t>
-      </w:r>
-      <w:r>
-        <w:rPr>
-          <w:rFonts w:cs="Times New Roman"/>
-        </w:rPr>
-        <w:t>.</w:t>
+        <w:t xml:space="preserve"> dan </w:t>
+      </w:r>
+      <w:hyperlink w:anchor="Ref_colline2024biases" w:history="1">
+        <w:r>
+          <w:t>Colline (2024)</w:t>
+        </w:r>
+      </w:hyperlink>
+      <w:r>
+        <w:rPr>
+          <w:rFonts w:cs="Times New Roman"/>
+        </w:rPr>
+        <w:t xml:space="preserve"> mendokumentasikan kuatnya motif investasi koleksi (CM p=0,000) dan bias </w:t>
+      </w:r>
+      <w:r>
+        <w:rPr>
+          <w:rFonts w:cs="Times New Roman"/>
+          <w:i/>
+        </w:rPr>
+        <w:t>herding</w:t>
+      </w:r>
+      <w:r>
+        <w:rPr>
+          <w:rFonts w:cs="Times New Roman"/>
+        </w:rPr>
+        <w:t xml:space="preserve"> investor — keduanya bukti sisi pendorong spekulasi (ranah H3), bukan bukti efek meredam kontrol diri.</w:t>
       </w:r>
     </w:p>
     <w:p>
@@ -21534,33 +21835,33 @@
         <w:rPr>
           <w:rFonts w:cs="Times New Roman"/>
         </w:rPr>
-        <w:t xml:space="preserve"> Kolektor yang memiliki kontrol diri tinggi menyadari bahwa membeli </w:t>
-      </w:r>
-      <w:r>
-        <w:rPr>
-          <w:rFonts w:cs="Times New Roman"/>
-          <w:i/>
-        </w:rPr>
-        <w:t>pack</w:t>
-      </w:r>
-      <w:r>
-        <w:rPr>
-          <w:rFonts w:cs="Times New Roman"/>
-        </w:rPr>
-        <w:t xml:space="preserve"> acak demi mencari satu kartu spesifik yang hilang memiliki probabilitas sangat kecil dan boros biaya. Kontrol diri memampukan kolektor menahan diri dari belanja impulsif dan memilih membeli kartu lepasan (</w:t>
-      </w:r>
-      <w:r>
-        <w:rPr>
-          <w:rFonts w:cs="Times New Roman"/>
-          <w:i/>
-        </w:rPr>
-        <w:t>singles</w:t>
-      </w:r>
-      <w:r>
-        <w:rPr>
-          <w:rFonts w:cs="Times New Roman"/>
-        </w:rPr>
-        <w:t>) di pasar sekunder secara terencana. Akibatnya, kontrol diri memperlemah pengaruh hasrat kelengkapan terhadap pembelian impulsif.</w:t>
+        <w:t xml:space="preserve"> Godaan keuntungan menjual kembali kartu bersertifikat </w:t>
+      </w:r>
+      <w:r>
+        <w:rPr>
+          <w:rFonts w:cs="Times New Roman"/>
+          <w:i/>
+        </w:rPr>
+        <w:t>grading</w:t>
+      </w:r>
+      <w:r>
+        <w:rPr>
+          <w:rFonts w:cs="Times New Roman"/>
+        </w:rPr>
+        <w:t xml:space="preserve"> PSA 10 kuat memikat. Sebaliknya, pembeli dengan kontrol diri kokoh memiliki disiplin untuk tidak menghamburkan uang secara spontan pada kemasan acak berisiko tinggi. Disiplin tersebut meredam ambisi spekulatif agar tidak bertransformasi menjadi tindakan </w:t>
+      </w:r>
+      <w:r>
+        <w:rPr>
+          <w:rFonts w:cs="Times New Roman"/>
+          <w:i/>
+        </w:rPr>
+        <w:t>impulsive buying</w:t>
+      </w:r>
+      <w:r>
+        <w:rPr>
+          <w:rFonts w:cs="Times New Roman"/>
+        </w:rPr>
+        <w:t>.</w:t>
       </w:r>
     </w:p>
     <w:p>
@@ -21574,8 +21875,7 @@
           <w:rFonts w:cs="Times New Roman"/>
           <w:b/>
         </w:rPr>
-        <w:lastRenderedPageBreak/>
-        <w:t xml:space="preserve">H5: </w:t>
+        <w:t xml:space="preserve">H6: </w:t>
       </w:r>
       <w:r>
         <w:rPr>
@@ -21598,7 +21898,7 @@
           <w:b/>
           <w:i/>
         </w:rPr>
-        <w:t>Desire for Completeness</w:t>
+        <w:t>Speculative Motive</w:t>
       </w:r>
       <w:r>
         <w:rPr>
@@ -21640,10 +21940,10 @@
     </w:p>
     <w:p>
       <w:pPr>
-        <w:pStyle w:val="Heading3"/>
-        <w:outlineLvl w:val="2"/>
-      </w:pPr>
-      <w:bookmarkStart w:id="39" w:name="_Toc240641360"/>
+        <w:pStyle w:val="Heading2"/>
+        <w:outlineLvl w:val="1"/>
+      </w:pPr>
+      <w:bookmarkStart w:id="40" w:name="_Toc240645810"/>
       <w:r>
         <w:rPr>
           <w:rFonts w:ascii="Times New Roman" w:hAnsi="Times New Roman"/>
@@ -21651,57 +21951,9 @@
           <w:color w:val="000000"/>
           <w:sz w:val="24"/>
         </w:rPr>
-        <w:t xml:space="preserve">2.4.6 Pengaruh Moderasi </w:t>
-      </w:r>
-      <w:r>
-        <w:rPr>
-          <w:rFonts w:ascii="Times New Roman" w:hAnsi="Times New Roman"/>
-          <w:b/>
-          <w:i/>
-          <w:color w:val="000000"/>
-          <w:sz w:val="24"/>
-        </w:rPr>
-        <w:t>Self-Control</w:t>
-      </w:r>
-      <w:r>
-        <w:rPr>
-          <w:rFonts w:ascii="Times New Roman" w:hAnsi="Times New Roman"/>
-          <w:b/>
-          <w:color w:val="000000"/>
-          <w:sz w:val="24"/>
-        </w:rPr>
-        <w:t xml:space="preserve"> terhadap Hubungan </w:t>
-      </w:r>
-      <w:r>
-        <w:rPr>
-          <w:rFonts w:ascii="Times New Roman" w:hAnsi="Times New Roman"/>
-          <w:b/>
-          <w:i/>
-          <w:color w:val="000000"/>
-          <w:sz w:val="24"/>
-        </w:rPr>
-        <w:t>Speculative Motive</w:t>
-      </w:r>
-      <w:r>
-        <w:rPr>
-          <w:rFonts w:ascii="Times New Roman" w:hAnsi="Times New Roman"/>
-          <w:b/>
-          <w:color w:val="000000"/>
-          <w:sz w:val="24"/>
-        </w:rPr>
-        <w:t xml:space="preserve"> dan </w:t>
-      </w:r>
-      <w:r>
-        <w:rPr>
-          <w:rFonts w:ascii="Times New Roman" w:hAnsi="Times New Roman"/>
-          <w:b/>
-          <w:i/>
-          <w:color w:val="000000"/>
-          <w:sz w:val="24"/>
-        </w:rPr>
-        <w:t>Impulsive Buying</w:t>
-      </w:r>
-      <w:bookmarkEnd w:id="39"/>
+        <w:t>2.5 Rerangka Penelitian</w:t>
+      </w:r>
+      <w:bookmarkEnd w:id="40"/>
     </w:p>
     <w:p>
       <w:pPr>
@@ -21712,342 +21964,6 @@
       <w:r>
         <w:rPr>
           <w:rFonts w:cs="Times New Roman"/>
-          <w:b/>
-        </w:rPr>
-        <w:t>Landasan Teoretis:</w:t>
-      </w:r>
-      <w:r>
-        <w:rPr>
-          <w:rFonts w:cs="Times New Roman"/>
-        </w:rPr>
-        <w:t xml:space="preserve"> Dalam </w:t>
-      </w:r>
-      <w:r>
-        <w:rPr>
-          <w:rFonts w:cs="Times New Roman"/>
-          <w:i/>
-        </w:rPr>
-        <w:t>Behavioral Finance</w:t>
-      </w:r>
-      <w:r>
-        <w:rPr>
-          <w:rFonts w:cs="Times New Roman"/>
-        </w:rPr>
-        <w:t>, kontrol diri mendisiplinkan individu untuk menimbang risiko kerugian modal riil dan tidak terjebak dalam euforia transaksi spekulatif berlebihan (</w:t>
-      </w:r>
-      <w:hyperlink w:anchor="Ref_thaler1981economic" w:history="1">
-        <w:r>
-          <w:t>Thaler dan Shefrin, 1981</w:t>
-        </w:r>
-      </w:hyperlink>
-      <w:r>
-        <w:rPr>
-          <w:rFonts w:cs="Times New Roman"/>
-        </w:rPr>
-        <w:t xml:space="preserve">; </w:t>
-      </w:r>
-      <w:hyperlink w:anchor="Ref_barber2008all" w:history="1">
-        <w:r>
-          <w:t>Barber dan Odean, 2008</w:t>
-        </w:r>
-      </w:hyperlink>
-      <w:r>
-        <w:rPr>
-          <w:rFonts w:cs="Times New Roman"/>
-        </w:rPr>
-        <w:t>). Efek interaksi negatif (β₇ &lt; 0) menunjukkan pengaruh spekulasi terhadap pembelian spontan teredam secara bersyarat (\frac{</w:t>
-      </w:r>
-    </w:p>
-    <w:p>
-      <w:pPr>
-        <w:spacing w:after="0" w:line="360" w:lineRule="auto"/>
-        <w:ind w:firstLine="709"/>
-        <w:jc w:val="both"/>
-      </w:pPr>
-      <w:r>
-        <w:rPr>
-          <w:rFonts w:cs="Times New Roman"/>
-        </w:rPr>
-        <w:t>tial Y}{</w:t>
-      </w:r>
-    </w:p>
-    <w:p>
-      <w:pPr>
-        <w:spacing w:after="0" w:line="360" w:lineRule="auto"/>
-        <w:ind w:firstLine="709"/>
-        <w:jc w:val="both"/>
-      </w:pPr>
-      <w:r>
-        <w:rPr>
-          <w:rFonts w:cs="Times New Roman"/>
-        </w:rPr>
-        <w:t>tial X_3^</w:t>
-      </w:r>
-      <w:r>
-        <w:rPr>
-          <w:rFonts w:cs="Times New Roman"/>
-          <w:i/>
-        </w:rPr>
-        <w:t>} = β₃ + β₇ M^</w:t>
-      </w:r>
-      <w:r>
-        <w:rPr>
-          <w:rFonts w:cs="Times New Roman"/>
-        </w:rPr>
-        <w:t>) ketika kapasitas volisional konsumen membatasi toleransi risiko spekulatif.</w:t>
-      </w:r>
-    </w:p>
-    <w:p>
-      <w:pPr>
-        <w:spacing w:after="0" w:line="360" w:lineRule="auto"/>
-        <w:ind w:firstLine="709"/>
-        <w:jc w:val="both"/>
-      </w:pPr>
-      <w:r>
-        <w:rPr>
-          <w:rFonts w:cs="Times New Roman"/>
-          <w:b/>
-        </w:rPr>
-        <w:t>Kajian Empiris Terdahulu:</w:t>
-      </w:r>
-      <w:r>
-        <w:rPr>
-          <w:rFonts w:cs="Times New Roman"/>
-        </w:rPr>
-        <w:t xml:space="preserve"> Dukungan tak langsung (dinyatakan eksplisit): </w:t>
-      </w:r>
-      <w:hyperlink w:anchor="Ref_katauke2023financial" w:history="1">
-        <w:r>
-          <w:t xml:space="preserve">Katauke </w:t>
-        </w:r>
-        <w:r>
-          <w:rPr>
-            <w:rFonts w:cs="Times New Roman"/>
-            <w:i/>
-          </w:rPr>
-          <w:t>et al.</w:t>
-        </w:r>
-        <w:r>
-          <w:rPr>
-            <w:rFonts w:cs="Times New Roman"/>
-          </w:rPr>
-          <w:t xml:space="preserve"> (2023)</w:t>
-        </w:r>
-      </w:hyperlink>
-      <w:r>
-        <w:rPr>
-          <w:rFonts w:cs="Times New Roman"/>
-        </w:rPr>
-        <w:t xml:space="preserve"> membuktikan kapasitas literasi finansial berhubungan negatif dengan impulsivitas diskonto hiperbolik (Jepang, probit + IV) — proksi regulasi rasional, bukan uji </w:t>
-      </w:r>
-      <w:r>
-        <w:rPr>
-          <w:rFonts w:cs="Times New Roman"/>
-          <w:i/>
-        </w:rPr>
-        <w:t>X</w:t>
-      </w:r>
-      <w:r>
-        <w:rPr>
-          <w:rFonts w:cs="Times New Roman"/>
-        </w:rPr>
-        <w:t xml:space="preserve">₃ · </w:t>
-      </w:r>
-      <w:r>
-        <w:rPr>
-          <w:rFonts w:cs="Times New Roman"/>
-          <w:i/>
-        </w:rPr>
-        <w:t>M</w:t>
-      </w:r>
-      <w:r>
-        <w:rPr>
-          <w:rFonts w:cs="Times New Roman"/>
-        </w:rPr>
-        <w:t xml:space="preserve">. </w:t>
-      </w:r>
-      <w:hyperlink w:anchor="Ref_aryadi2024personal" w:history="1">
-        <w:r>
-          <w:t>Aryadi dan Lingga (2026)</w:t>
-        </w:r>
-      </w:hyperlink>
-      <w:r>
-        <w:rPr>
-          <w:rFonts w:cs="Times New Roman"/>
-        </w:rPr>
-        <w:t xml:space="preserve"> dan </w:t>
-      </w:r>
-      <w:hyperlink w:anchor="Ref_colline2024biases" w:history="1">
-        <w:r>
-          <w:t>Colline (2024)</w:t>
-        </w:r>
-      </w:hyperlink>
-      <w:r>
-        <w:rPr>
-          <w:rFonts w:cs="Times New Roman"/>
-        </w:rPr>
-        <w:t xml:space="preserve"> mendokumentasikan kuatnya motif investasi koleksi (CM p=0,000) dan bias </w:t>
-      </w:r>
-      <w:r>
-        <w:rPr>
-          <w:rFonts w:cs="Times New Roman"/>
-          <w:i/>
-        </w:rPr>
-        <w:t>herding</w:t>
-      </w:r>
-      <w:r>
-        <w:rPr>
-          <w:rFonts w:cs="Times New Roman"/>
-        </w:rPr>
-        <w:t xml:space="preserve"> investor — keduanya bukti sisi pendorong spekulasi (ranah H3), bukan bukti efek meredam kontrol diri.</w:t>
-      </w:r>
-    </w:p>
-    <w:p>
-      <w:pPr>
-        <w:spacing w:after="0" w:line="360" w:lineRule="auto"/>
-        <w:ind w:firstLine="709"/>
-        <w:jc w:val="both"/>
-      </w:pPr>
-      <w:r>
-        <w:rPr>
-          <w:rFonts w:cs="Times New Roman"/>
-          <w:b/>
-        </w:rPr>
-        <w:t>Keterkaitan dengan Objek (Pokémon TCG):</w:t>
-      </w:r>
-      <w:r>
-        <w:rPr>
-          <w:rFonts w:cs="Times New Roman"/>
-        </w:rPr>
-        <w:t xml:space="preserve"> Godaan keuntungan menjual kembali kartu bersertifikat </w:t>
-      </w:r>
-      <w:r>
-        <w:rPr>
-          <w:rFonts w:cs="Times New Roman"/>
-          <w:i/>
-        </w:rPr>
-        <w:t>grading</w:t>
-      </w:r>
-      <w:r>
-        <w:rPr>
-          <w:rFonts w:cs="Times New Roman"/>
-        </w:rPr>
-        <w:t xml:space="preserve"> PSA 10 kuat memikat. Sebaliknya, pembeli dengan kontrol diri kokoh memiliki disiplin untuk tidak menghamburkan uang secara spontan pada kemasan acak berisiko tinggi. Disiplin tersebut meredam ambisi spekulatif agar tidak bertransformasi menjadi tindakan </w:t>
-      </w:r>
-      <w:r>
-        <w:rPr>
-          <w:rFonts w:cs="Times New Roman"/>
-          <w:i/>
-        </w:rPr>
-        <w:t>impulsive buying</w:t>
-      </w:r>
-      <w:r>
-        <w:rPr>
-          <w:rFonts w:cs="Times New Roman"/>
-        </w:rPr>
-        <w:t>.</w:t>
-      </w:r>
-    </w:p>
-    <w:p>
-      <w:pPr>
-        <w:spacing w:after="0" w:line="360" w:lineRule="auto"/>
-        <w:ind w:firstLine="709"/>
-        <w:jc w:val="both"/>
-      </w:pPr>
-      <w:r>
-        <w:rPr>
-          <w:rFonts w:cs="Times New Roman"/>
-          <w:b/>
-        </w:rPr>
-        <w:t xml:space="preserve">H6: </w:t>
-      </w:r>
-      <w:r>
-        <w:rPr>
-          <w:rFonts w:cs="Times New Roman"/>
-          <w:b/>
-          <w:i/>
-        </w:rPr>
-        <w:t>Self-Control</w:t>
-      </w:r>
-      <w:r>
-        <w:rPr>
-          <w:rFonts w:cs="Times New Roman"/>
-          <w:b/>
-        </w:rPr>
-        <w:t xml:space="preserve"> memoderasi (memperlemah) pengaruh </w:t>
-      </w:r>
-      <w:r>
-        <w:rPr>
-          <w:rFonts w:cs="Times New Roman"/>
-          <w:b/>
-          <w:i/>
-        </w:rPr>
-        <w:t>Speculative Motive</w:t>
-      </w:r>
-      <w:r>
-        <w:rPr>
-          <w:rFonts w:cs="Times New Roman"/>
-          <w:b/>
-        </w:rPr>
-        <w:t xml:space="preserve"> terhadap </w:t>
-      </w:r>
-      <w:r>
-        <w:rPr>
-          <w:rFonts w:cs="Times New Roman"/>
-          <w:b/>
-          <w:i/>
-        </w:rPr>
-        <w:t>Impulsive Buying</w:t>
-      </w:r>
-      <w:r>
-        <w:rPr>
-          <w:rFonts w:cs="Times New Roman"/>
-          <w:b/>
-        </w:rPr>
-        <w:t xml:space="preserve"> </w:t>
-      </w:r>
-      <w:r>
-        <w:rPr>
-          <w:rFonts w:cs="Times New Roman"/>
-          <w:b/>
-          <w:i/>
-        </w:rPr>
-        <w:t>booster pack</w:t>
-      </w:r>
-      <w:r>
-        <w:rPr>
-          <w:rFonts w:cs="Times New Roman"/>
-          <w:b/>
-        </w:rPr>
-        <w:t xml:space="preserve"> kartu Pokémon TCG.</w:t>
-      </w:r>
-    </w:p>
-    <w:p>
-      <w:pPr>
-        <w:pStyle w:val="Heading2"/>
-        <w:outlineLvl w:val="1"/>
-      </w:pPr>
-      <w:bookmarkStart w:id="40" w:name="_Toc240641361"/>
-      <w:r>
-        <w:rPr>
-          <w:rFonts w:ascii="Times New Roman" w:hAnsi="Times New Roman"/>
-          <w:b/>
-          <w:color w:val="000000"/>
-          <w:sz w:val="24"/>
-        </w:rPr>
-        <w:t>2.5 Rerangka Penelitian</w:t>
-      </w:r>
-      <w:bookmarkEnd w:id="40"/>
-    </w:p>
-    <w:p>
-      <w:pPr>
-        <w:spacing w:after="0" w:line="360" w:lineRule="auto"/>
-        <w:ind w:firstLine="709"/>
-        <w:jc w:val="both"/>
-      </w:pPr>
-      <w:r>
-        <w:rPr>
-          <w:rFonts w:cs="Times New Roman"/>
         </w:rPr>
         <w:t>Hubungan struktural antarvariabel disajikan pada Gambar 2.1:</w:t>
       </w:r>
@@ -22063,7 +21979,7 @@
         </w:rPr>
         <w:lastRenderedPageBreak/>
         <w:drawing>
-          <wp:inline distT="0" distB="0" distL="0" distR="0" wp14:anchorId="32BC26E3" wp14:editId="772C8EB4">
+          <wp:inline distT="0" distB="0" distL="0" distR="0" wp14:anchorId="37015125" wp14:editId="4892D4D4">
             <wp:extent cx="5040000" cy="2753704"/>
             <wp:effectExtent l="0" t="0" r="0" b="0"/>
             <wp:docPr id="5" name="Picture 5"/>
@@ -22138,7 +22054,7 @@
         <w:pStyle w:val="Heading1"/>
         <w:outlineLvl w:val="0"/>
       </w:pPr>
-      <w:bookmarkStart w:id="42" w:name="_Toc240641362"/>
+      <w:bookmarkStart w:id="42" w:name="_Toc240645811"/>
       <w:r>
         <w:rPr>
           <w:rFonts w:ascii="Times New Roman" w:hAnsi="Times New Roman"/>
@@ -22156,7 +22072,7 @@
         <w:pStyle w:val="Heading2"/>
         <w:outlineLvl w:val="1"/>
       </w:pPr>
-      <w:bookmarkStart w:id="43" w:name="_Toc240641363"/>
+      <w:bookmarkStart w:id="43" w:name="_Toc240645812"/>
       <w:r>
         <w:rPr>
           <w:rFonts w:ascii="Times New Roman" w:hAnsi="Times New Roman"/>
@@ -22771,7 +22687,7 @@
         <w:pStyle w:val="Heading3"/>
         <w:outlineLvl w:val="2"/>
       </w:pPr>
-      <w:bookmarkStart w:id="45" w:name="_Toc240641364"/>
+      <w:bookmarkStart w:id="45" w:name="_Toc240645813"/>
       <w:r>
         <w:rPr>
           <w:rFonts w:ascii="Times New Roman" w:hAnsi="Times New Roman"/>
@@ -23071,7 +22987,7 @@
         <w:pStyle w:val="Heading2"/>
         <w:outlineLvl w:val="1"/>
       </w:pPr>
-      <w:bookmarkStart w:id="46" w:name="_Toc240641365"/>
+      <w:bookmarkStart w:id="46" w:name="_Toc240645814"/>
       <w:r>
         <w:rPr>
           <w:rFonts w:ascii="Times New Roman" w:hAnsi="Times New Roman"/>
@@ -23088,7 +23004,7 @@
         <w:pStyle w:val="Heading3"/>
         <w:outlineLvl w:val="2"/>
       </w:pPr>
-      <w:bookmarkStart w:id="47" w:name="_Toc240641366"/>
+      <w:bookmarkStart w:id="47" w:name="_Toc240645815"/>
       <w:r>
         <w:rPr>
           <w:rFonts w:ascii="Times New Roman" w:hAnsi="Times New Roman"/>
@@ -23312,7 +23228,7 @@
         <w:pStyle w:val="Heading3"/>
         <w:outlineLvl w:val="2"/>
       </w:pPr>
-      <w:bookmarkStart w:id="48" w:name="_Toc240641367"/>
+      <w:bookmarkStart w:id="48" w:name="_Toc240645816"/>
       <w:r>
         <w:rPr>
           <w:rFonts w:ascii="Times New Roman" w:hAnsi="Times New Roman"/>
@@ -23614,7 +23530,7 @@
         <w:pStyle w:val="Heading3"/>
         <w:outlineLvl w:val="2"/>
       </w:pPr>
-      <w:bookmarkStart w:id="49" w:name="_Toc240641368"/>
+      <w:bookmarkStart w:id="49" w:name="_Toc240645817"/>
       <w:r>
         <w:rPr>
           <w:rFonts w:ascii="Times New Roman" w:hAnsi="Times New Roman"/>
@@ -24260,7 +24176,7 @@
         <w:pStyle w:val="Heading3"/>
         <w:outlineLvl w:val="2"/>
       </w:pPr>
-      <w:bookmarkStart w:id="50" w:name="_Toc240641369"/>
+      <w:bookmarkStart w:id="50" w:name="_Toc240645818"/>
       <w:r>
         <w:rPr>
           <w:rFonts w:ascii="Times New Roman" w:hAnsi="Times New Roman"/>
@@ -24514,7 +24430,7 @@
         <w:pStyle w:val="Heading2"/>
         <w:outlineLvl w:val="1"/>
       </w:pPr>
-      <w:bookmarkStart w:id="51" w:name="_Toc240641370"/>
+      <w:bookmarkStart w:id="51" w:name="_Toc240645819"/>
       <w:r>
         <w:rPr>
           <w:rFonts w:ascii="Times New Roman" w:hAnsi="Times New Roman"/>
@@ -26550,7 +26466,7 @@
         <w:pStyle w:val="Heading2"/>
         <w:outlineLvl w:val="1"/>
       </w:pPr>
-      <w:bookmarkStart w:id="52" w:name="_Toc240641371"/>
+      <w:bookmarkStart w:id="52" w:name="_Toc240645820"/>
       <w:r>
         <w:rPr>
           <w:rFonts w:ascii="Times New Roman" w:hAnsi="Times New Roman"/>
@@ -30043,7 +29959,7 @@
         <w:pStyle w:val="Heading2"/>
         <w:outlineLvl w:val="1"/>
       </w:pPr>
-      <w:bookmarkStart w:id="54" w:name="_Toc240641372"/>
+      <w:bookmarkStart w:id="54" w:name="_Toc240645821"/>
       <w:r>
         <w:rPr>
           <w:rFonts w:ascii="Times New Roman" w:hAnsi="Times New Roman"/>
@@ -30060,7 +29976,7 @@
         <w:pStyle w:val="Heading3"/>
         <w:outlineLvl w:val="2"/>
       </w:pPr>
-      <w:bookmarkStart w:id="55" w:name="_Toc240641373"/>
+      <w:bookmarkStart w:id="55" w:name="_Toc240645822"/>
       <w:r>
         <w:rPr>
           <w:rFonts w:ascii="Times New Roman" w:hAnsi="Times New Roman"/>
@@ -30620,7 +30536,7 @@
         <w:pStyle w:val="Heading3"/>
         <w:outlineLvl w:val="2"/>
       </w:pPr>
-      <w:bookmarkStart w:id="56" w:name="_Toc240641374"/>
+      <w:bookmarkStart w:id="56" w:name="_Toc240645823"/>
       <w:r>
         <w:rPr>
           <w:rFonts w:ascii="Times New Roman" w:hAnsi="Times New Roman"/>
@@ -30804,7 +30720,7 @@
         <w:pStyle w:val="Heading3"/>
         <w:outlineLvl w:val="2"/>
       </w:pPr>
-      <w:bookmarkStart w:id="57" w:name="_Toc240641375"/>
+      <w:bookmarkStart w:id="57" w:name="_Toc240645824"/>
       <w:r>
         <w:rPr>
           <w:rFonts w:ascii="Times New Roman" w:hAnsi="Times New Roman"/>
@@ -31064,7 +30980,7 @@
         <w:pStyle w:val="Heading3"/>
         <w:outlineLvl w:val="2"/>
       </w:pPr>
-      <w:bookmarkStart w:id="58" w:name="_Toc240641376"/>
+      <w:bookmarkStart w:id="58" w:name="_Toc240645825"/>
       <w:r>
         <w:rPr>
           <w:rFonts w:ascii="Times New Roman" w:hAnsi="Times New Roman"/>
@@ -31342,7 +31258,7 @@
         <w:pStyle w:val="Heading3"/>
         <w:outlineLvl w:val="2"/>
       </w:pPr>
-      <w:bookmarkStart w:id="59" w:name="_Toc240641377"/>
+      <w:bookmarkStart w:id="59" w:name="_Toc240645826"/>
       <w:r>
         <w:rPr>
           <w:rFonts w:ascii="Times New Roman" w:hAnsi="Times New Roman"/>
@@ -31469,7 +31385,7 @@
         <w:pStyle w:val="Heading3"/>
         <w:outlineLvl w:val="2"/>
       </w:pPr>
-      <w:bookmarkStart w:id="60" w:name="_Toc240641378"/>
+      <w:bookmarkStart w:id="60" w:name="_Toc240645827"/>
       <w:r>
         <w:rPr>
           <w:rFonts w:ascii="Times New Roman" w:hAnsi="Times New Roman"/>
@@ -31606,8 +31522,119 @@
         <w:rPr>
           <w:rFonts w:cs="Times New Roman"/>
         </w:rPr>
-        <w:t xml:space="preserve"> Hipotesis moderasi (H4, H5, H6) diuji lewat kemiringan bersyarat per-hipotesis –- H4: \frac{</w:t>
-      </w:r>
+        <w:t xml:space="preserve"> Hipotesis moderasi (H4, H5, H6) diuji lewat kemiringan bersyarat per-hipotesis –- H4: ∂Y/∂X₁</w:t>
+      </w:r>
+      <w:r>
+        <w:rPr>
+          <w:rFonts w:cs="Times New Roman"/>
+          <w:i/>
+        </w:rPr>
+        <w:t xml:space="preserve"> = β₁ + β₅M</w:t>
+      </w:r>
+      <w:r>
+        <w:rPr>
+          <w:rFonts w:cs="Times New Roman"/>
+        </w:rPr>
+        <w:t>; H5: ∂Y/∂X₂</w:t>
+      </w:r>
+      <w:r>
+        <w:rPr>
+          <w:rFonts w:cs="Times New Roman"/>
+          <w:i/>
+        </w:rPr>
+        <w:t xml:space="preserve"> = β₂ + β₆M</w:t>
+      </w:r>
+      <w:r>
+        <w:rPr>
+          <w:rFonts w:cs="Times New Roman"/>
+        </w:rPr>
+        <w:t>; H6: ∂Y/∂X₃</w:t>
+      </w:r>
+      <w:r>
+        <w:rPr>
+          <w:rFonts w:cs="Times New Roman"/>
+          <w:i/>
+        </w:rPr>
+        <w:t xml:space="preserve"> = β₃ + β₇M</w:t>
+      </w:r>
+      <w:r>
+        <w:rPr>
+          <w:rFonts w:cs="Times New Roman"/>
+        </w:rPr>
+        <w:t xml:space="preserve"> –- pada kontrol diri rendah (−1 SD), rata-rata (0 SD), dan tinggi (+1 SD). Efek memperlemah terbukti bila kemiringan </w:t>
+      </w:r>
+      <w:r>
+        <w:rPr>
+          <w:rFonts w:cs="Times New Roman"/>
+          <w:i/>
+        </w:rPr>
+        <w:t>X</w:t>
+      </w:r>
+      <w:r>
+        <w:rPr>
+          <w:rFonts w:cs="Times New Roman"/>
+        </w:rPr>
+        <w:t>ᵢ</w:t>
+      </w:r>
+      <w:r>
+        <w:rPr>
+          <w:rFonts w:cs="Times New Roman"/>
+        </w:rPr>
+        <w:t xml:space="preserve"> terhadap </w:t>
+      </w:r>
+      <w:r>
+        <w:rPr>
+          <w:rFonts w:cs="Times New Roman"/>
+          <w:i/>
+        </w:rPr>
+        <w:t>Y</w:t>
+      </w:r>
+      <w:r>
+        <w:rPr>
+          <w:rFonts w:cs="Times New Roman"/>
+        </w:rPr>
+        <w:t xml:space="preserve"> mendatar pada kontrol diri tinggi (</w:t>
+      </w:r>
+      <w:hyperlink w:anchor="Ref_aiken1991multiple" w:history="1">
+        <w:r>
+          <w:t>Aiken dan West, 1991</w:t>
+        </w:r>
+      </w:hyperlink>
+      <w:r>
+        <w:rPr>
+          <w:rFonts w:cs="Times New Roman"/>
+        </w:rPr>
+        <w:t xml:space="preserve">; </w:t>
+      </w:r>
+      <w:hyperlink w:anchor="Ref_hayes2018introduction" w:history="1">
+        <w:r>
+          <w:t>Hayes, 2018</w:t>
+        </w:r>
+      </w:hyperlink>
+      <w:r>
+        <w:rPr>
+          <w:rFonts w:cs="Times New Roman"/>
+        </w:rPr>
+        <w:t>).</w:t>
+      </w:r>
+    </w:p>
+    <w:p>
+      <w:pPr>
+        <w:pStyle w:val="Heading2"/>
+        <w:outlineLvl w:val="1"/>
+      </w:pPr>
+      <w:bookmarkStart w:id="61" w:name="_Toc240645828"/>
+      <w:r>
+        <w:rPr>
+          <w:rFonts w:ascii="Times New Roman" w:hAnsi="Times New Roman"/>
+          <w:b/>
+          <w:color w:val="000000"/>
+          <w:sz w:val="24"/>
+        </w:rPr>
+        <w:lastRenderedPageBreak/>
+        <w:t>3.6 Diagram Alur Penelitian</w:t>
+      </w:r>
+      <w:bookmarkEnd w:id="61"/>
     </w:p>
     <w:p>
       <w:pPr>
@@ -31619,195 +31646,6 @@
         <w:rPr>
           <w:rFonts w:cs="Times New Roman"/>
         </w:rPr>
-        <w:t>tial Y}{</w:t>
-      </w:r>
-    </w:p>
-    <w:p>
-      <w:pPr>
-        <w:spacing w:after="0" w:line="360" w:lineRule="auto"/>
-        <w:ind w:firstLine="709"/>
-        <w:jc w:val="both"/>
-      </w:pPr>
-      <w:r>
-        <w:rPr>
-          <w:rFonts w:cs="Times New Roman"/>
-        </w:rPr>
-        <w:t>tial X_1^</w:t>
-      </w:r>
-      <w:r>
-        <w:rPr>
-          <w:rFonts w:cs="Times New Roman"/>
-          <w:i/>
-        </w:rPr>
-        <w:t>} = β₁ + β₅ M^</w:t>
-      </w:r>
-      <w:r>
-        <w:rPr>
-          <w:rFonts w:cs="Times New Roman"/>
-        </w:rPr>
-        <w:t>; H5: \frac{</w:t>
-      </w:r>
-    </w:p>
-    <w:p>
-      <w:pPr>
-        <w:spacing w:after="0" w:line="360" w:lineRule="auto"/>
-        <w:ind w:firstLine="709"/>
-        <w:jc w:val="both"/>
-      </w:pPr>
-      <w:r>
-        <w:rPr>
-          <w:rFonts w:cs="Times New Roman"/>
-        </w:rPr>
-        <w:t>tial Y}{</w:t>
-      </w:r>
-    </w:p>
-    <w:p>
-      <w:pPr>
-        <w:spacing w:after="0" w:line="360" w:lineRule="auto"/>
-        <w:ind w:firstLine="709"/>
-        <w:jc w:val="both"/>
-      </w:pPr>
-      <w:r>
-        <w:rPr>
-          <w:rFonts w:cs="Times New Roman"/>
-        </w:rPr>
-        <w:lastRenderedPageBreak/>
-        <w:t>tial X_2^</w:t>
-      </w:r>
-      <w:r>
-        <w:rPr>
-          <w:rFonts w:cs="Times New Roman"/>
-          <w:i/>
-        </w:rPr>
-        <w:t>} = β₂ + β₆ M^</w:t>
-      </w:r>
-      <w:r>
-        <w:rPr>
-          <w:rFonts w:cs="Times New Roman"/>
-        </w:rPr>
-        <w:t>; H6: \frac{</w:t>
-      </w:r>
-    </w:p>
-    <w:p>
-      <w:pPr>
-        <w:spacing w:after="0" w:line="360" w:lineRule="auto"/>
-        <w:ind w:firstLine="709"/>
-        <w:jc w:val="both"/>
-      </w:pPr>
-      <w:r>
-        <w:rPr>
-          <w:rFonts w:cs="Times New Roman"/>
-        </w:rPr>
-        <w:t>tial Y}{</w:t>
-      </w:r>
-    </w:p>
-    <w:p>
-      <w:pPr>
-        <w:spacing w:after="0" w:line="360" w:lineRule="auto"/>
-        <w:ind w:firstLine="709"/>
-        <w:jc w:val="both"/>
-      </w:pPr>
-      <w:r>
-        <w:rPr>
-          <w:rFonts w:cs="Times New Roman"/>
-        </w:rPr>
-        <w:t>tial X_3^</w:t>
-      </w:r>
-      <w:r>
-        <w:rPr>
-          <w:rFonts w:cs="Times New Roman"/>
-          <w:i/>
-        </w:rPr>
-        <w:t>} = β₃ + β₇ M^</w:t>
-      </w:r>
-      <w:r>
-        <w:rPr>
-          <w:rFonts w:cs="Times New Roman"/>
-        </w:rPr>
-        <w:t xml:space="preserve"> –- pada kontrol diri rendah (−1 SD), rata-rata (0 SD), dan tinggi (+1 SD). Efek memperlemah terbukti bila kemiringan </w:t>
-      </w:r>
-      <w:r>
-        <w:rPr>
-          <w:rFonts w:cs="Times New Roman"/>
-          <w:i/>
-        </w:rPr>
-        <w:t>X</w:t>
-      </w:r>
-      <w:r>
-        <w:rPr>
-          <w:rFonts w:cs="Times New Roman"/>
-        </w:rPr>
-        <w:t>ᵢ</w:t>
-      </w:r>
-      <w:r>
-        <w:rPr>
-          <w:rFonts w:cs="Times New Roman"/>
-        </w:rPr>
-        <w:t xml:space="preserve"> terhadap </w:t>
-      </w:r>
-      <w:r>
-        <w:rPr>
-          <w:rFonts w:cs="Times New Roman"/>
-          <w:i/>
-        </w:rPr>
-        <w:t>Y</w:t>
-      </w:r>
-      <w:r>
-        <w:rPr>
-          <w:rFonts w:cs="Times New Roman"/>
-        </w:rPr>
-        <w:t xml:space="preserve"> mendatar pada kontrol diri tinggi (</w:t>
-      </w:r>
-      <w:hyperlink w:anchor="Ref_aiken1991multiple" w:history="1">
-        <w:r>
-          <w:t>Aiken dan West, 1991</w:t>
-        </w:r>
-      </w:hyperlink>
-      <w:r>
-        <w:rPr>
-          <w:rFonts w:cs="Times New Roman"/>
-        </w:rPr>
-        <w:t xml:space="preserve">; </w:t>
-      </w:r>
-      <w:hyperlink w:anchor="Ref_hayes2018introduction" w:history="1">
-        <w:r>
-          <w:t>Hayes, 2018</w:t>
-        </w:r>
-      </w:hyperlink>
-      <w:r>
-        <w:rPr>
-          <w:rFonts w:cs="Times New Roman"/>
-        </w:rPr>
-        <w:t>).</w:t>
-      </w:r>
-    </w:p>
-    <w:p>
-      <w:pPr>
-        <w:pStyle w:val="Heading2"/>
-        <w:outlineLvl w:val="1"/>
-      </w:pPr>
-      <w:bookmarkStart w:id="61" w:name="_Toc240641379"/>
-      <w:r>
-        <w:rPr>
-          <w:rFonts w:ascii="Times New Roman" w:hAnsi="Times New Roman"/>
-          <w:b/>
-          <w:color w:val="000000"/>
-          <w:sz w:val="24"/>
-        </w:rPr>
-        <w:t>3.6 Diagram Alur Penelitian</w:t>
-      </w:r>
-      <w:bookmarkEnd w:id="61"/>
-    </w:p>
-    <w:p>
-      <w:pPr>
-        <w:spacing w:after="0" w:line="360" w:lineRule="auto"/>
-        <w:ind w:firstLine="709"/>
-        <w:jc w:val="both"/>
-      </w:pPr>
-      <w:r>
-        <w:rPr>
-          <w:rFonts w:cs="Times New Roman"/>
-        </w:rPr>
         <w:t>Tahapan pelaksanaan penelitian ini dari awal perumusan gagasan hingga penarikan kesimpulan disajikan secara skematis pada Gambar:</w:t>
       </w:r>
     </w:p>
@@ -31821,7 +31659,7 @@
           <w:noProof/>
         </w:rPr>
         <w:drawing>
-          <wp:inline distT="0" distB="0" distL="0" distR="0" wp14:anchorId="036B9118" wp14:editId="50AA0961">
+          <wp:inline distT="0" distB="0" distL="0" distR="0" wp14:anchorId="43FBA16E" wp14:editId="276CDFB0">
             <wp:extent cx="4680000" cy="4706426"/>
             <wp:effectExtent l="0" t="0" r="0" b="0"/>
             <wp:docPr id="6" name="Picture 6"/>
@@ -31891,7 +31729,7 @@
         <w:pStyle w:val="Heading2"/>
         <w:outlineLvl w:val="1"/>
       </w:pPr>
-      <w:bookmarkStart w:id="63" w:name="_Toc240641380"/>
+      <w:bookmarkStart w:id="63" w:name="_Toc240645829"/>
       <w:r>
         <w:rPr>
           <w:rFonts w:ascii="Times New Roman" w:hAnsi="Times New Roman"/>
@@ -31899,7 +31737,6 @@
           <w:color w:val="000000"/>
           <w:sz w:val="24"/>
         </w:rPr>
-        <w:lastRenderedPageBreak/>
         <w:t>3.7 Jadwal Pelaksanaan Penelitian</w:t>
       </w:r>
       <w:bookmarkEnd w:id="63"/>
@@ -32533,6 +32370,7 @@
               <w:rPr>
                 <w:sz w:val="19"/>
               </w:rPr>
+              <w:lastRenderedPageBreak/>
               <w:t>3</w:t>
             </w:r>
           </w:p>
@@ -33841,7 +33679,7 @@
         <w:pStyle w:val="Heading1"/>
         <w:outlineLvl w:val="0"/>
       </w:pPr>
-      <w:bookmarkStart w:id="65" w:name="_Toc240641381"/>
+      <w:bookmarkStart w:id="65" w:name="_Toc240645830"/>
       <w:r>
         <w:rPr>
           <w:rFonts w:ascii="Times New Roman" w:hAnsi="Times New Roman"/>
@@ -35825,31 +35663,31 @@
       </w:rPr>
     </w:lvl>
   </w:abstractNum>
-  <w:num w:numId="1" w16cid:durableId="851920413">
+  <w:num w:numId="1" w16cid:durableId="1922331396">
     <w:abstractNumId w:val="8"/>
   </w:num>
-  <w:num w:numId="2" w16cid:durableId="1394039023">
+  <w:num w:numId="2" w16cid:durableId="1305356919">
     <w:abstractNumId w:val="6"/>
   </w:num>
-  <w:num w:numId="3" w16cid:durableId="967853457">
+  <w:num w:numId="3" w16cid:durableId="710882520">
     <w:abstractNumId w:val="5"/>
   </w:num>
-  <w:num w:numId="4" w16cid:durableId="1037583470">
+  <w:num w:numId="4" w16cid:durableId="1195776496">
     <w:abstractNumId w:val="4"/>
   </w:num>
-  <w:num w:numId="5" w16cid:durableId="577711285">
+  <w:num w:numId="5" w16cid:durableId="1472333732">
     <w:abstractNumId w:val="7"/>
   </w:num>
-  <w:num w:numId="6" w16cid:durableId="684670140">
+  <w:num w:numId="6" w16cid:durableId="1716391089">
     <w:abstractNumId w:val="3"/>
   </w:num>
-  <w:num w:numId="7" w16cid:durableId="1979988377">
+  <w:num w:numId="7" w16cid:durableId="4864461">
     <w:abstractNumId w:val="2"/>
   </w:num>
-  <w:num w:numId="8" w16cid:durableId="1598562860">
+  <w:num w:numId="8" w16cid:durableId="1078749688">
     <w:abstractNumId w:val="1"/>
   </w:num>
-  <w:num w:numId="9" w16cid:durableId="851727018">
+  <w:num w:numId="9" w16cid:durableId="1689790115">
     <w:abstractNumId w:val="0"/>
   </w:num>
 </w:numbering>
@@ -47290,7 +47128,7 @@
     <w:autoRedefine/>
     <w:uiPriority w:val="39"/>
     <w:unhideWhenUsed/>
-    <w:rsid w:val="0087414D"/>
+    <w:rsid w:val="00CD6FD9"/>
     <w:pPr>
       <w:spacing w:after="40" w:line="240" w:lineRule="auto"/>
     </w:pPr>
@@ -47306,7 +47144,7 @@
     <w:autoRedefine/>
     <w:uiPriority w:val="39"/>
     <w:unhideWhenUsed/>
-    <w:rsid w:val="0087414D"/>
+    <w:rsid w:val="00CD6FD9"/>
     <w:pPr>
       <w:spacing w:after="40" w:line="240" w:lineRule="auto"/>
       <w:ind w:left="360"/>
@@ -47322,7 +47160,7 @@
     <w:autoRedefine/>
     <w:uiPriority w:val="39"/>
     <w:unhideWhenUsed/>
-    <w:rsid w:val="0087414D"/>
+    <w:rsid w:val="00CD6FD9"/>
     <w:pPr>
       <w:spacing w:after="40" w:line="240" w:lineRule="auto"/>
       <w:ind w:left="720"/>
@@ -47337,7 +47175,7 @@
     <w:basedOn w:val="DefaultParagraphFont"/>
     <w:uiPriority w:val="99"/>
     <w:unhideWhenUsed/>
-    <w:rsid w:val="0087414D"/>
+    <w:rsid w:val="00CD6FD9"/>
     <w:rPr>
       <w:color w:val="0000FF" w:themeColor="hyperlink"/>
       <w:u w:val="single"/>

--- a/01_Naskah_Utama/Proposal_Arthur_PokemonTCG.docx
+++ b/01_Naskah_Utama/Proposal_Arthur_PokemonTCG.docx
@@ -12,7 +12,7 @@
           <w:noProof/>
         </w:rPr>
         <w:drawing>
-          <wp:inline distT="0" distB="0" distL="0" distR="0" wp14:anchorId="626F3CA2" wp14:editId="6076026B">
+          <wp:inline distT="0" distB="0" distL="0" distR="0" wp14:anchorId="178A025D" wp14:editId="24896488">
             <wp:extent cx="1152000" cy="1152000"/>
             <wp:effectExtent l="0" t="0" r="0" b="0"/>
             <wp:docPr id="1" name="Picture 1"/>
@@ -270,2106 +270,6 @@
     </w:p>
     <w:p>
       <w:pPr>
-        <w:pStyle w:val="Heading1"/>
-        <w:spacing w:after="360"/>
-        <w:outlineLvl w:val="0"/>
-      </w:pPr>
-      <w:bookmarkStart w:id="0" w:name="TOC_PERNYATAAN_KEASLIAN_KARYA_TUGAS_AKHI"/>
-      <w:bookmarkStart w:id="1" w:name="_Toc240984219"/>
-      <w:r>
-        <w:rPr>
-          <w:rFonts w:ascii="Times New Roman" w:hAnsi="Times New Roman"/>
-          <w:b/>
-          <w:color w:val="000000"/>
-          <w:sz w:val="24"/>
-        </w:rPr>
-        <w:lastRenderedPageBreak/>
-        <w:t>PERNYATAAN KEASLIAN KARYA TUGAS AKHIR</w:t>
-      </w:r>
-      <w:bookmarkEnd w:id="0"/>
-      <w:bookmarkEnd w:id="1"/>
-    </w:p>
-    <w:p>
-      <w:pPr>
-        <w:spacing w:after="0" w:line="360" w:lineRule="auto"/>
-        <w:jc w:val="both"/>
-      </w:pPr>
-      <w:r>
-        <w:rPr>
-          <w:rFonts w:cs="Times New Roman"/>
-        </w:rPr>
-        <w:t>Saya mahasiswa Universitas Kristen Krida Wacana:</w:t>
-      </w:r>
-    </w:p>
-    <w:tbl>
-      <w:tblPr>
-        <w:tblW w:w="0" w:type="auto"/>
-        <w:jc w:val="center"/>
-        <w:tblLayout w:type="fixed"/>
-        <w:tblLook w:val="04A0" w:firstRow="1" w:lastRow="0" w:firstColumn="1" w:lastColumn="0" w:noHBand="0" w:noVBand="1"/>
-      </w:tblPr>
-      <w:tblGrid>
-        <w:gridCol w:w="2154"/>
-        <w:gridCol w:w="227"/>
-        <w:gridCol w:w="5556"/>
-      </w:tblGrid>
-      <w:tr>
-        <w:trPr>
-          <w:jc w:val="center"/>
-        </w:trPr>
-        <w:tc>
-          <w:tcPr>
-            <w:tcW w:w="2154" w:type="dxa"/>
-            <w:tcMar>
-              <w:top w:w="20" w:type="dxa"/>
-              <w:left w:w="0" w:type="dxa"/>
-              <w:bottom w:w="20" w:type="dxa"/>
-              <w:right w:w="40" w:type="dxa"/>
-            </w:tcMar>
-          </w:tcPr>
-          <w:p>
-            <w:pPr>
-              <w:spacing w:after="0"/>
-            </w:pPr>
-            <w:r>
-              <w:rPr>
-                <w:rFonts w:cs="Times New Roman"/>
-              </w:rPr>
-              <w:t>Nama Mahasiswa</w:t>
-            </w:r>
-          </w:p>
-        </w:tc>
-        <w:tc>
-          <w:tcPr>
-            <w:tcW w:w="227" w:type="dxa"/>
-            <w:tcMar>
-              <w:top w:w="20" w:type="dxa"/>
-              <w:left w:w="40" w:type="dxa"/>
-              <w:bottom w:w="20" w:type="dxa"/>
-              <w:right w:w="40" w:type="dxa"/>
-            </w:tcMar>
-          </w:tcPr>
-          <w:p>
-            <w:pPr>
-              <w:spacing w:after="0"/>
-              <w:jc w:val="center"/>
-            </w:pPr>
-            <w:r>
-              <w:rPr>
-                <w:rFonts w:cs="Times New Roman"/>
-              </w:rPr>
-              <w:t>:</w:t>
-            </w:r>
-          </w:p>
-        </w:tc>
-        <w:tc>
-          <w:tcPr>
-            <w:tcW w:w="5556" w:type="dxa"/>
-            <w:tcMar>
-              <w:top w:w="20" w:type="dxa"/>
-              <w:left w:w="40" w:type="dxa"/>
-              <w:bottom w:w="20" w:type="dxa"/>
-              <w:right w:w="40" w:type="dxa"/>
-            </w:tcMar>
-          </w:tcPr>
-          <w:p>
-            <w:pPr>
-              <w:spacing w:after="0"/>
-            </w:pPr>
-            <w:r>
-              <w:rPr>
-                <w:rFonts w:cs="Times New Roman"/>
-                <w:b/>
-              </w:rPr>
-              <w:t>Arthur Reezan</w:t>
-            </w:r>
-          </w:p>
-        </w:tc>
-      </w:tr>
-      <w:tr>
-        <w:trPr>
-          <w:jc w:val="center"/>
-        </w:trPr>
-        <w:tc>
-          <w:tcPr>
-            <w:tcW w:w="2154" w:type="dxa"/>
-            <w:tcMar>
-              <w:top w:w="20" w:type="dxa"/>
-              <w:left w:w="0" w:type="dxa"/>
-              <w:bottom w:w="20" w:type="dxa"/>
-              <w:right w:w="40" w:type="dxa"/>
-            </w:tcMar>
-          </w:tcPr>
-          <w:p>
-            <w:pPr>
-              <w:spacing w:after="0"/>
-            </w:pPr>
-            <w:r>
-              <w:rPr>
-                <w:rFonts w:cs="Times New Roman"/>
-              </w:rPr>
-              <w:t>NIM</w:t>
-            </w:r>
-          </w:p>
-        </w:tc>
-        <w:tc>
-          <w:tcPr>
-            <w:tcW w:w="227" w:type="dxa"/>
-            <w:tcMar>
-              <w:top w:w="20" w:type="dxa"/>
-              <w:left w:w="40" w:type="dxa"/>
-              <w:bottom w:w="20" w:type="dxa"/>
-              <w:right w:w="40" w:type="dxa"/>
-            </w:tcMar>
-          </w:tcPr>
-          <w:p>
-            <w:pPr>
-              <w:spacing w:after="0"/>
-              <w:jc w:val="center"/>
-            </w:pPr>
-            <w:r>
-              <w:rPr>
-                <w:rFonts w:cs="Times New Roman"/>
-              </w:rPr>
-              <w:t>:</w:t>
-            </w:r>
-          </w:p>
-        </w:tc>
-        <w:tc>
-          <w:tcPr>
-            <w:tcW w:w="5556" w:type="dxa"/>
-            <w:tcMar>
-              <w:top w:w="20" w:type="dxa"/>
-              <w:left w:w="40" w:type="dxa"/>
-              <w:bottom w:w="20" w:type="dxa"/>
-              <w:right w:w="40" w:type="dxa"/>
-            </w:tcMar>
-          </w:tcPr>
-          <w:p>
-            <w:pPr>
-              <w:spacing w:after="0"/>
-            </w:pPr>
-            <w:r>
-              <w:rPr>
-                <w:rFonts w:cs="Times New Roman"/>
-                <w:b/>
-              </w:rPr>
-              <w:t>312023002</w:t>
-            </w:r>
-          </w:p>
-        </w:tc>
-      </w:tr>
-      <w:tr>
-        <w:trPr>
-          <w:jc w:val="center"/>
-        </w:trPr>
-        <w:tc>
-          <w:tcPr>
-            <w:tcW w:w="2154" w:type="dxa"/>
-            <w:tcMar>
-              <w:top w:w="20" w:type="dxa"/>
-              <w:left w:w="0" w:type="dxa"/>
-              <w:bottom w:w="20" w:type="dxa"/>
-              <w:right w:w="40" w:type="dxa"/>
-            </w:tcMar>
-          </w:tcPr>
-          <w:p>
-            <w:pPr>
-              <w:spacing w:after="0"/>
-            </w:pPr>
-            <w:r>
-              <w:rPr>
-                <w:rFonts w:cs="Times New Roman"/>
-              </w:rPr>
-              <w:t>Program Studi</w:t>
-            </w:r>
-          </w:p>
-        </w:tc>
-        <w:tc>
-          <w:tcPr>
-            <w:tcW w:w="227" w:type="dxa"/>
-            <w:tcMar>
-              <w:top w:w="20" w:type="dxa"/>
-              <w:left w:w="40" w:type="dxa"/>
-              <w:bottom w:w="20" w:type="dxa"/>
-              <w:right w:w="40" w:type="dxa"/>
-            </w:tcMar>
-          </w:tcPr>
-          <w:p>
-            <w:pPr>
-              <w:spacing w:after="0"/>
-              <w:jc w:val="center"/>
-            </w:pPr>
-            <w:r>
-              <w:rPr>
-                <w:rFonts w:cs="Times New Roman"/>
-              </w:rPr>
-              <w:t>:</w:t>
-            </w:r>
-          </w:p>
-        </w:tc>
-        <w:tc>
-          <w:tcPr>
-            <w:tcW w:w="5556" w:type="dxa"/>
-            <w:tcMar>
-              <w:top w:w="20" w:type="dxa"/>
-              <w:left w:w="40" w:type="dxa"/>
-              <w:bottom w:w="20" w:type="dxa"/>
-              <w:right w:w="40" w:type="dxa"/>
-            </w:tcMar>
-          </w:tcPr>
-          <w:p>
-            <w:pPr>
-              <w:spacing w:after="0"/>
-            </w:pPr>
-            <w:r>
-              <w:rPr>
-                <w:rFonts w:cs="Times New Roman"/>
-                <w:b/>
-              </w:rPr>
-              <w:t>Program Studi S1 Manajemen</w:t>
-            </w:r>
-          </w:p>
-        </w:tc>
-      </w:tr>
-      <w:tr>
-        <w:trPr>
-          <w:jc w:val="center"/>
-        </w:trPr>
-        <w:tc>
-          <w:tcPr>
-            <w:tcW w:w="2154" w:type="dxa"/>
-            <w:tcMar>
-              <w:top w:w="20" w:type="dxa"/>
-              <w:left w:w="0" w:type="dxa"/>
-              <w:bottom w:w="20" w:type="dxa"/>
-              <w:right w:w="40" w:type="dxa"/>
-            </w:tcMar>
-          </w:tcPr>
-          <w:p>
-            <w:pPr>
-              <w:spacing w:after="0"/>
-            </w:pPr>
-            <w:r>
-              <w:rPr>
-                <w:rFonts w:cs="Times New Roman"/>
-              </w:rPr>
-              <w:t>Konsentrasi</w:t>
-            </w:r>
-          </w:p>
-        </w:tc>
-        <w:tc>
-          <w:tcPr>
-            <w:tcW w:w="227" w:type="dxa"/>
-            <w:tcMar>
-              <w:top w:w="20" w:type="dxa"/>
-              <w:left w:w="40" w:type="dxa"/>
-              <w:bottom w:w="20" w:type="dxa"/>
-              <w:right w:w="40" w:type="dxa"/>
-            </w:tcMar>
-          </w:tcPr>
-          <w:p>
-            <w:pPr>
-              <w:spacing w:after="0"/>
-              <w:jc w:val="center"/>
-            </w:pPr>
-            <w:r>
-              <w:rPr>
-                <w:rFonts w:cs="Times New Roman"/>
-              </w:rPr>
-              <w:t>:</w:t>
-            </w:r>
-          </w:p>
-        </w:tc>
-        <w:tc>
-          <w:tcPr>
-            <w:tcW w:w="5556" w:type="dxa"/>
-            <w:tcMar>
-              <w:top w:w="20" w:type="dxa"/>
-              <w:left w:w="40" w:type="dxa"/>
-              <w:bottom w:w="20" w:type="dxa"/>
-              <w:right w:w="40" w:type="dxa"/>
-            </w:tcMar>
-          </w:tcPr>
-          <w:p>
-            <w:pPr>
-              <w:spacing w:after="0"/>
-            </w:pPr>
-            <w:r>
-              <w:rPr>
-                <w:rFonts w:cs="Times New Roman"/>
-                <w:b/>
-              </w:rPr>
-              <w:t>Manajemen Keuangan</w:t>
-            </w:r>
-          </w:p>
-        </w:tc>
-      </w:tr>
-    </w:tbl>
-    <w:p>
-      <w:pPr>
-        <w:spacing w:after="0" w:line="360" w:lineRule="auto"/>
-        <w:jc w:val="both"/>
-      </w:pPr>
-      <w:r>
-        <w:rPr>
-          <w:rFonts w:cs="Times New Roman"/>
-        </w:rPr>
-        <w:t>Dengan ini menyatakan dengan sesungguhnya bahwa Proposal Skripsi yang berjudul:</w:t>
-      </w:r>
-    </w:p>
-    <w:p>
-      <w:pPr>
-        <w:spacing w:before="120" w:after="120"/>
-        <w:jc w:val="center"/>
-      </w:pPr>
-      <w:r>
-        <w:rPr>
-          <w:rFonts w:cs="Times New Roman"/>
-          <w:b/>
-          <w:sz w:val="22"/>
-        </w:rPr>
-        <w:t>“PENGARUH HEDONIC MOTIVATION, DESIRE FOR COMPLETENESS, DAN SPECULATIVE MOTIVE TERHADAP IMPULSIVE BUYING BOOSTER PACK KARTU POKÉMON TCG DENGAN SELF-CONTROL SEBAGAI VARIABEL MODERASI”</w:t>
-      </w:r>
-    </w:p>
-    <w:p>
-      <w:pPr>
-        <w:spacing w:after="0" w:line="360" w:lineRule="auto"/>
-        <w:jc w:val="both"/>
-      </w:pPr>
-      <w:r>
-        <w:rPr>
-          <w:rFonts w:cs="Times New Roman"/>
-        </w:rPr>
-        <w:t>adalah:</w:t>
-      </w:r>
-    </w:p>
-    <w:p>
-      <w:pPr>
-        <w:spacing w:after="80"/>
-        <w:ind w:left="709" w:hanging="357"/>
-        <w:jc w:val="both"/>
-      </w:pPr>
-      <w:r>
-        <w:rPr>
-          <w:rFonts w:cs="Times New Roman"/>
-          <w:b/>
-        </w:rPr>
-        <w:t xml:space="preserve">1.  </w:t>
-      </w:r>
-      <w:r>
-        <w:rPr>
-          <w:rFonts w:cs="Times New Roman"/>
-        </w:rPr>
-        <w:t>Benar-benar hasil karya saya sendiri, bukan merupakan jiplakan, plagiarisme, fabrikasi, atau tiruan dari karya tulis ilmiah orang lain yang pernah diajukan untuk memperoleh gelar akademik di perguruan tinggi manapun.</w:t>
-      </w:r>
-    </w:p>
-    <w:p>
-      <w:pPr>
-        <w:spacing w:after="80"/>
-        <w:ind w:left="709" w:hanging="357"/>
-        <w:jc w:val="both"/>
-      </w:pPr>
-      <w:r>
-        <w:rPr>
-          <w:rFonts w:cs="Times New Roman"/>
-          <w:b/>
-        </w:rPr>
-        <w:t xml:space="preserve">2.  </w:t>
-      </w:r>
-      <w:r>
-        <w:rPr>
-          <w:rFonts w:cs="Times New Roman"/>
-        </w:rPr>
-        <w:t>Seluruh kutipan, data, dan rujukan ilmiah yang digunakan dalam naskah ini telah dicantumkan sumbernya secara jelas dan lengkap sesuai dengan kaidah penulisan ilmiah yang berlaku di Universitas Kristen Krida Wacana.</w:t>
-      </w:r>
-    </w:p>
-    <w:p>
-      <w:pPr>
-        <w:spacing w:after="80"/>
-        <w:ind w:left="709" w:hanging="357"/>
-        <w:jc w:val="both"/>
-      </w:pPr>
-      <w:r>
-        <w:rPr>
-          <w:rFonts w:cs="Times New Roman"/>
-          <w:b/>
-        </w:rPr>
-        <w:t xml:space="preserve">3.  </w:t>
-      </w:r>
-      <w:r>
-        <w:rPr>
-          <w:rFonts w:cs="Times New Roman"/>
-        </w:rPr>
-        <w:t>Apabila di kemudian hari terbukti bahwa pernyataan ini tidak benar atau ditemukan indikasi plagiarisme, saya bersedia menerima sanksi akademik yang berlaku sesuai dengan peraturan perundang-undangan dan ketentuan di lingkungan Universitas Kristen Krida Wacana.</w:t>
-      </w:r>
-    </w:p>
-    <w:tbl>
-      <w:tblPr>
-        <w:tblW w:w="0" w:type="auto"/>
-        <w:jc w:val="center"/>
-        <w:tblLayout w:type="fixed"/>
-        <w:tblLook w:val="04A0" w:firstRow="1" w:lastRow="0" w:firstColumn="1" w:lastColumn="0" w:noHBand="0" w:noVBand="1"/>
-      </w:tblPr>
-      <w:tblGrid>
-        <w:gridCol w:w="3969"/>
-        <w:gridCol w:w="3969"/>
-      </w:tblGrid>
-      <w:tr>
-        <w:trPr>
-          <w:jc w:val="center"/>
-        </w:trPr>
-        <w:tc>
-          <w:tcPr>
-            <w:tcW w:w="3969" w:type="dxa"/>
-          </w:tcPr>
-          <w:p>
-            <w:pPr>
-              <w:spacing w:before="480"/>
-              <w:jc w:val="center"/>
-            </w:pPr>
-            <w:r>
-              <w:rPr>
-                <w:rFonts w:cs="Times New Roman"/>
-                <w:i/>
-                <w:sz w:val="20"/>
-              </w:rPr>
-              <w:br/>
-            </w:r>
-            <w:r>
-              <w:rPr>
-                <w:rFonts w:cs="Times New Roman"/>
-                <w:i/>
-                <w:sz w:val="20"/>
-              </w:rPr>
-              <w:br/>
-              <w:t>[ Materai Rp10.000 ]</w:t>
-            </w:r>
-            <w:r>
-              <w:rPr>
-                <w:rFonts w:cs="Times New Roman"/>
-                <w:i/>
-                <w:sz w:val="20"/>
-              </w:rPr>
-              <w:br/>
-            </w:r>
-            <w:r>
-              <w:rPr>
-                <w:rFonts w:cs="Times New Roman"/>
-                <w:i/>
-                <w:sz w:val="20"/>
-              </w:rPr>
-              <w:br/>
-            </w:r>
-          </w:p>
-        </w:tc>
-        <w:tc>
-          <w:tcPr>
-            <w:tcW w:w="3969" w:type="dxa"/>
-          </w:tcPr>
-          <w:p>
-            <w:pPr>
-              <w:spacing w:before="240"/>
-              <w:jc w:val="center"/>
-            </w:pPr>
-            <w:r>
-              <w:rPr>
-                <w:rFonts w:cs="Times New Roman"/>
-              </w:rPr>
-              <w:t>Jakarta, 12 September 2026</w:t>
-            </w:r>
-            <w:r>
-              <w:rPr>
-                <w:rFonts w:cs="Times New Roman"/>
-              </w:rPr>
-              <w:br/>
-              <w:t>Yang membuat pernyataan,</w:t>
-            </w:r>
-            <w:r>
-              <w:rPr>
-                <w:rFonts w:cs="Times New Roman"/>
-              </w:rPr>
-              <w:br/>
-            </w:r>
-            <w:r>
-              <w:rPr>
-                <w:rFonts w:cs="Times New Roman"/>
-              </w:rPr>
-              <w:br/>
-            </w:r>
-            <w:r>
-              <w:rPr>
-                <w:rFonts w:cs="Times New Roman"/>
-              </w:rPr>
-              <w:br/>
-            </w:r>
-            <w:r>
-              <w:rPr>
-                <w:rFonts w:cs="Times New Roman"/>
-              </w:rPr>
-              <w:br/>
-            </w:r>
-            <w:r>
-              <w:rPr>
-                <w:rFonts w:cs="Times New Roman"/>
-              </w:rPr>
-              <w:br/>
-            </w:r>
-            <w:r>
-              <w:rPr>
-                <w:rFonts w:cs="Times New Roman"/>
-                <w:b/>
-              </w:rPr>
-              <w:t>Arthur Reezan</w:t>
-            </w:r>
-            <w:r>
-              <w:rPr>
-                <w:rFonts w:cs="Times New Roman"/>
-                <w:b/>
-              </w:rPr>
-              <w:br/>
-            </w:r>
-            <w:r>
-              <w:rPr>
-                <w:rFonts w:cs="Times New Roman"/>
-              </w:rPr>
-              <w:t>NIM: 312023002</w:t>
-            </w:r>
-          </w:p>
-        </w:tc>
-      </w:tr>
-    </w:tbl>
-    <w:p>
-      <w:pPr>
-        <w:pStyle w:val="Heading1"/>
-        <w:pageBreakBefore/>
-        <w:spacing w:after="360"/>
-        <w:outlineLvl w:val="0"/>
-      </w:pPr>
-      <w:bookmarkStart w:id="2" w:name="TOC_HALAMAN_PERSETUJUAN_PROPOSAL_SKRIPSI"/>
-      <w:bookmarkStart w:id="3" w:name="_Toc240984220"/>
-      <w:r>
-        <w:rPr>
-          <w:rFonts w:ascii="Times New Roman" w:hAnsi="Times New Roman"/>
-          <w:b/>
-          <w:color w:val="000000"/>
-          <w:sz w:val="24"/>
-        </w:rPr>
-        <w:lastRenderedPageBreak/>
-        <w:t>HALAMAN PERSETUJUAN PROPOSAL SKRIPSI</w:t>
-      </w:r>
-      <w:bookmarkEnd w:id="2"/>
-      <w:bookmarkEnd w:id="3"/>
-    </w:p>
-    <w:p>
-      <w:pPr>
-        <w:spacing w:after="0" w:line="360" w:lineRule="auto"/>
-        <w:jc w:val="both"/>
-      </w:pPr>
-      <w:r>
-        <w:rPr>
-          <w:rFonts w:cs="Times New Roman"/>
-        </w:rPr>
-        <w:t>Proposal Skripsi ini diajukan oleh:</w:t>
-      </w:r>
-    </w:p>
-    <w:tbl>
-      <w:tblPr>
-        <w:tblW w:w="0" w:type="auto"/>
-        <w:jc w:val="center"/>
-        <w:tblLayout w:type="fixed"/>
-        <w:tblLook w:val="04A0" w:firstRow="1" w:lastRow="0" w:firstColumn="1" w:lastColumn="0" w:noHBand="0" w:noVBand="1"/>
-      </w:tblPr>
-      <w:tblGrid>
-        <w:gridCol w:w="2154"/>
-        <w:gridCol w:w="227"/>
-        <w:gridCol w:w="5556"/>
-      </w:tblGrid>
-      <w:tr>
-        <w:trPr>
-          <w:jc w:val="center"/>
-        </w:trPr>
-        <w:tc>
-          <w:tcPr>
-            <w:tcW w:w="2154" w:type="dxa"/>
-            <w:tcMar>
-              <w:top w:w="20" w:type="dxa"/>
-              <w:left w:w="0" w:type="dxa"/>
-              <w:bottom w:w="20" w:type="dxa"/>
-              <w:right w:w="40" w:type="dxa"/>
-            </w:tcMar>
-          </w:tcPr>
-          <w:p>
-            <w:pPr>
-              <w:spacing w:after="0"/>
-            </w:pPr>
-            <w:r>
-              <w:rPr>
-                <w:rFonts w:cs="Times New Roman"/>
-              </w:rPr>
-              <w:t>Nama Mahasiswa</w:t>
-            </w:r>
-          </w:p>
-        </w:tc>
-        <w:tc>
-          <w:tcPr>
-            <w:tcW w:w="227" w:type="dxa"/>
-            <w:tcMar>
-              <w:top w:w="20" w:type="dxa"/>
-              <w:left w:w="40" w:type="dxa"/>
-              <w:bottom w:w="20" w:type="dxa"/>
-              <w:right w:w="40" w:type="dxa"/>
-            </w:tcMar>
-          </w:tcPr>
-          <w:p>
-            <w:pPr>
-              <w:spacing w:after="0"/>
-              <w:jc w:val="center"/>
-            </w:pPr>
-            <w:r>
-              <w:rPr>
-                <w:rFonts w:cs="Times New Roman"/>
-              </w:rPr>
-              <w:t>:</w:t>
-            </w:r>
-          </w:p>
-        </w:tc>
-        <w:tc>
-          <w:tcPr>
-            <w:tcW w:w="5556" w:type="dxa"/>
-            <w:tcMar>
-              <w:top w:w="20" w:type="dxa"/>
-              <w:left w:w="40" w:type="dxa"/>
-              <w:bottom w:w="20" w:type="dxa"/>
-              <w:right w:w="40" w:type="dxa"/>
-            </w:tcMar>
-          </w:tcPr>
-          <w:p>
-            <w:pPr>
-              <w:spacing w:after="0"/>
-            </w:pPr>
-            <w:r>
-              <w:rPr>
-                <w:rFonts w:cs="Times New Roman"/>
-                <w:b/>
-              </w:rPr>
-              <w:t>Arthur Reezan</w:t>
-            </w:r>
-          </w:p>
-        </w:tc>
-      </w:tr>
-      <w:tr>
-        <w:trPr>
-          <w:jc w:val="center"/>
-        </w:trPr>
-        <w:tc>
-          <w:tcPr>
-            <w:tcW w:w="2154" w:type="dxa"/>
-            <w:tcMar>
-              <w:top w:w="20" w:type="dxa"/>
-              <w:left w:w="0" w:type="dxa"/>
-              <w:bottom w:w="20" w:type="dxa"/>
-              <w:right w:w="40" w:type="dxa"/>
-            </w:tcMar>
-          </w:tcPr>
-          <w:p>
-            <w:pPr>
-              <w:spacing w:after="0"/>
-            </w:pPr>
-            <w:r>
-              <w:rPr>
-                <w:rFonts w:cs="Times New Roman"/>
-              </w:rPr>
-              <w:t>NIM</w:t>
-            </w:r>
-          </w:p>
-        </w:tc>
-        <w:tc>
-          <w:tcPr>
-            <w:tcW w:w="227" w:type="dxa"/>
-            <w:tcMar>
-              <w:top w:w="20" w:type="dxa"/>
-              <w:left w:w="40" w:type="dxa"/>
-              <w:bottom w:w="20" w:type="dxa"/>
-              <w:right w:w="40" w:type="dxa"/>
-            </w:tcMar>
-          </w:tcPr>
-          <w:p>
-            <w:pPr>
-              <w:spacing w:after="0"/>
-              <w:jc w:val="center"/>
-            </w:pPr>
-            <w:r>
-              <w:rPr>
-                <w:rFonts w:cs="Times New Roman"/>
-              </w:rPr>
-              <w:t>:</w:t>
-            </w:r>
-          </w:p>
-        </w:tc>
-        <w:tc>
-          <w:tcPr>
-            <w:tcW w:w="5556" w:type="dxa"/>
-            <w:tcMar>
-              <w:top w:w="20" w:type="dxa"/>
-              <w:left w:w="40" w:type="dxa"/>
-              <w:bottom w:w="20" w:type="dxa"/>
-              <w:right w:w="40" w:type="dxa"/>
-            </w:tcMar>
-          </w:tcPr>
-          <w:p>
-            <w:pPr>
-              <w:spacing w:after="0"/>
-            </w:pPr>
-            <w:r>
-              <w:rPr>
-                <w:rFonts w:cs="Times New Roman"/>
-                <w:b/>
-              </w:rPr>
-              <w:t>312023002</w:t>
-            </w:r>
-          </w:p>
-        </w:tc>
-      </w:tr>
-      <w:tr>
-        <w:trPr>
-          <w:jc w:val="center"/>
-        </w:trPr>
-        <w:tc>
-          <w:tcPr>
-            <w:tcW w:w="2154" w:type="dxa"/>
-            <w:tcMar>
-              <w:top w:w="20" w:type="dxa"/>
-              <w:left w:w="0" w:type="dxa"/>
-              <w:bottom w:w="20" w:type="dxa"/>
-              <w:right w:w="40" w:type="dxa"/>
-            </w:tcMar>
-          </w:tcPr>
-          <w:p>
-            <w:pPr>
-              <w:spacing w:after="0"/>
-            </w:pPr>
-            <w:r>
-              <w:rPr>
-                <w:rFonts w:cs="Times New Roman"/>
-              </w:rPr>
-              <w:t>Program Studi</w:t>
-            </w:r>
-          </w:p>
-        </w:tc>
-        <w:tc>
-          <w:tcPr>
-            <w:tcW w:w="227" w:type="dxa"/>
-            <w:tcMar>
-              <w:top w:w="20" w:type="dxa"/>
-              <w:left w:w="40" w:type="dxa"/>
-              <w:bottom w:w="20" w:type="dxa"/>
-              <w:right w:w="40" w:type="dxa"/>
-            </w:tcMar>
-          </w:tcPr>
-          <w:p>
-            <w:pPr>
-              <w:spacing w:after="0"/>
-              <w:jc w:val="center"/>
-            </w:pPr>
-            <w:r>
-              <w:rPr>
-                <w:rFonts w:cs="Times New Roman"/>
-              </w:rPr>
-              <w:t>:</w:t>
-            </w:r>
-          </w:p>
-        </w:tc>
-        <w:tc>
-          <w:tcPr>
-            <w:tcW w:w="5556" w:type="dxa"/>
-            <w:tcMar>
-              <w:top w:w="20" w:type="dxa"/>
-              <w:left w:w="40" w:type="dxa"/>
-              <w:bottom w:w="20" w:type="dxa"/>
-              <w:right w:w="40" w:type="dxa"/>
-            </w:tcMar>
-          </w:tcPr>
-          <w:p>
-            <w:pPr>
-              <w:spacing w:after="0"/>
-            </w:pPr>
-            <w:r>
-              <w:rPr>
-                <w:rFonts w:cs="Times New Roman"/>
-                <w:b/>
-              </w:rPr>
-              <w:t>Program Studi S1 Manajemen</w:t>
-            </w:r>
-          </w:p>
-        </w:tc>
-      </w:tr>
-      <w:tr>
-        <w:trPr>
-          <w:jc w:val="center"/>
-        </w:trPr>
-        <w:tc>
-          <w:tcPr>
-            <w:tcW w:w="2154" w:type="dxa"/>
-            <w:tcMar>
-              <w:top w:w="20" w:type="dxa"/>
-              <w:left w:w="0" w:type="dxa"/>
-              <w:bottom w:w="20" w:type="dxa"/>
-              <w:right w:w="40" w:type="dxa"/>
-            </w:tcMar>
-          </w:tcPr>
-          <w:p>
-            <w:pPr>
-              <w:spacing w:after="0"/>
-            </w:pPr>
-            <w:r>
-              <w:rPr>
-                <w:rFonts w:cs="Times New Roman"/>
-              </w:rPr>
-              <w:t>Konsentrasi</w:t>
-            </w:r>
-          </w:p>
-        </w:tc>
-        <w:tc>
-          <w:tcPr>
-            <w:tcW w:w="227" w:type="dxa"/>
-            <w:tcMar>
-              <w:top w:w="20" w:type="dxa"/>
-              <w:left w:w="40" w:type="dxa"/>
-              <w:bottom w:w="20" w:type="dxa"/>
-              <w:right w:w="40" w:type="dxa"/>
-            </w:tcMar>
-          </w:tcPr>
-          <w:p>
-            <w:pPr>
-              <w:spacing w:after="0"/>
-              <w:jc w:val="center"/>
-            </w:pPr>
-            <w:r>
-              <w:rPr>
-                <w:rFonts w:cs="Times New Roman"/>
-              </w:rPr>
-              <w:t>:</w:t>
-            </w:r>
-          </w:p>
-        </w:tc>
-        <w:tc>
-          <w:tcPr>
-            <w:tcW w:w="5556" w:type="dxa"/>
-            <w:tcMar>
-              <w:top w:w="20" w:type="dxa"/>
-              <w:left w:w="40" w:type="dxa"/>
-              <w:bottom w:w="20" w:type="dxa"/>
-              <w:right w:w="40" w:type="dxa"/>
-            </w:tcMar>
-          </w:tcPr>
-          <w:p>
-            <w:pPr>
-              <w:spacing w:after="0"/>
-            </w:pPr>
-            <w:r>
-              <w:rPr>
-                <w:rFonts w:cs="Times New Roman"/>
-                <w:b/>
-              </w:rPr>
-              <w:t>Manajemen Keuangan</w:t>
-            </w:r>
-          </w:p>
-        </w:tc>
-      </w:tr>
-    </w:tbl>
-    <w:p>
-      <w:pPr>
-        <w:spacing w:before="240" w:after="240"/>
-        <w:jc w:val="center"/>
-      </w:pPr>
-      <w:r>
-        <w:rPr>
-          <w:rFonts w:cs="Times New Roman"/>
-          <w:b/>
-          <w:sz w:val="22"/>
-        </w:rPr>
-        <w:t>“PENGARUH HEDONIC MOTIVATION, DESIRE FOR COMPLETENESS, DAN SPECULATIVE MOTIVE TERHADAP IMPULSIVE BUYING BOOSTER PACK KARTU POKÉMON TCG DENGAN SELF-CONTROL SEBAGAI VARIABEL MODERASI”</w:t>
-      </w:r>
-    </w:p>
-    <w:p>
-      <w:pPr>
-        <w:spacing w:after="0" w:line="360" w:lineRule="auto"/>
-        <w:jc w:val="both"/>
-      </w:pPr>
-      <w:r>
-        <w:rPr>
-          <w:rFonts w:cs="Times New Roman"/>
-        </w:rPr>
-        <w:t>Telah disetujui untuk diajukan dalam Seminar Proposal Skripsi Program Studi S1 Manajemen Fakultas Ekonomi dan Bisnis Universitas Kristen Krida Wacana.</w:t>
-      </w:r>
-    </w:p>
-    <w:tbl>
-      <w:tblPr>
-        <w:tblW w:w="0" w:type="auto"/>
-        <w:jc w:val="center"/>
-        <w:tblLayout w:type="fixed"/>
-        <w:tblLook w:val="04A0" w:firstRow="1" w:lastRow="0" w:firstColumn="1" w:lastColumn="0" w:noHBand="0" w:noVBand="1"/>
-      </w:tblPr>
-      <w:tblGrid>
-        <w:gridCol w:w="3969"/>
-        <w:gridCol w:w="3969"/>
-      </w:tblGrid>
-      <w:tr>
-        <w:trPr>
-          <w:jc w:val="center"/>
-        </w:trPr>
-        <w:tc>
-          <w:tcPr>
-            <w:tcW w:w="3969" w:type="dxa"/>
-            <w:tcMar>
-              <w:top w:w="0" w:type="dxa"/>
-              <w:left w:w="20" w:type="dxa"/>
-              <w:bottom w:w="0" w:type="dxa"/>
-              <w:right w:w="20" w:type="dxa"/>
-            </w:tcMar>
-          </w:tcPr>
-          <w:p>
-            <w:pPr>
-              <w:spacing w:before="240" w:after="0"/>
-              <w:jc w:val="center"/>
-            </w:pPr>
-            <w:r>
-              <w:rPr>
-                <w:rFonts w:cs="Times New Roman"/>
-              </w:rPr>
-              <w:t>Menyetujui,</w:t>
-            </w:r>
-            <w:r>
-              <w:rPr>
-                <w:rFonts w:cs="Times New Roman"/>
-              </w:rPr>
-              <w:br/>
-              <w:t>Dosen Pembimbing</w:t>
-            </w:r>
-          </w:p>
-        </w:tc>
-        <w:tc>
-          <w:tcPr>
-            <w:tcW w:w="3969" w:type="dxa"/>
-            <w:tcMar>
-              <w:top w:w="0" w:type="dxa"/>
-              <w:left w:w="20" w:type="dxa"/>
-              <w:bottom w:w="0" w:type="dxa"/>
-              <w:right w:w="20" w:type="dxa"/>
-            </w:tcMar>
-          </w:tcPr>
-          <w:p>
-            <w:pPr>
-              <w:spacing w:before="240" w:after="0"/>
-              <w:jc w:val="center"/>
-            </w:pPr>
-            <w:r>
-              <w:rPr>
-                <w:rFonts w:cs="Times New Roman"/>
-              </w:rPr>
-              <w:t>Mengetahui,</w:t>
-            </w:r>
-            <w:r>
-              <w:rPr>
-                <w:rFonts w:cs="Times New Roman"/>
-              </w:rPr>
-              <w:br/>
-              <w:t>Ketua Program Studi S1 Manajemen</w:t>
-            </w:r>
-          </w:p>
-        </w:tc>
-      </w:tr>
-      <w:tr>
-        <w:trPr>
-          <w:jc w:val="center"/>
-        </w:trPr>
-        <w:tc>
-          <w:tcPr>
-            <w:tcW w:w="3969" w:type="dxa"/>
-            <w:tcMar>
-              <w:top w:w="0" w:type="dxa"/>
-              <w:left w:w="20" w:type="dxa"/>
-              <w:bottom w:w="0" w:type="dxa"/>
-              <w:right w:w="20" w:type="dxa"/>
-            </w:tcMar>
-          </w:tcPr>
-          <w:p>
-            <w:pPr>
-              <w:spacing w:before="1100" w:after="0" w:line="240" w:lineRule="auto"/>
-            </w:pPr>
-          </w:p>
-        </w:tc>
-        <w:tc>
-          <w:tcPr>
-            <w:tcW w:w="3969" w:type="dxa"/>
-            <w:tcMar>
-              <w:top w:w="0" w:type="dxa"/>
-              <w:left w:w="20" w:type="dxa"/>
-              <w:bottom w:w="0" w:type="dxa"/>
-              <w:right w:w="20" w:type="dxa"/>
-            </w:tcMar>
-          </w:tcPr>
-          <w:p>
-            <w:pPr>
-              <w:spacing w:before="1100" w:after="0" w:line="240" w:lineRule="auto"/>
-            </w:pPr>
-          </w:p>
-        </w:tc>
-      </w:tr>
-      <w:tr>
-        <w:trPr>
-          <w:jc w:val="center"/>
-        </w:trPr>
-        <w:tc>
-          <w:tcPr>
-            <w:tcW w:w="3969" w:type="dxa"/>
-            <w:tcMar>
-              <w:top w:w="0" w:type="dxa"/>
-              <w:left w:w="20" w:type="dxa"/>
-              <w:bottom w:w="0" w:type="dxa"/>
-              <w:right w:w="20" w:type="dxa"/>
-            </w:tcMar>
-          </w:tcPr>
-          <w:p>
-            <w:pPr>
-              <w:spacing w:after="0"/>
-              <w:jc w:val="center"/>
-            </w:pPr>
-            <w:r>
-              <w:rPr>
-                <w:rFonts w:cs="Times New Roman"/>
-                <w:b/>
-              </w:rPr>
-              <w:t>Dr. Fredella Colline, S.E., M.M., CFP®, PFM, CHCP-A</w:t>
-            </w:r>
-            <w:r>
-              <w:rPr>
-                <w:rFonts w:cs="Times New Roman"/>
-                <w:b/>
-              </w:rPr>
-              <w:br/>
-            </w:r>
-            <w:r>
-              <w:rPr>
-                <w:rFonts w:cs="Times New Roman"/>
-              </w:rPr>
-              <w:t>NIDN: [NIDN_DOSEN]</w:t>
-            </w:r>
-          </w:p>
-        </w:tc>
-        <w:tc>
-          <w:tcPr>
-            <w:tcW w:w="3969" w:type="dxa"/>
-            <w:tcMar>
-              <w:top w:w="0" w:type="dxa"/>
-              <w:left w:w="20" w:type="dxa"/>
-              <w:bottom w:w="0" w:type="dxa"/>
-              <w:right w:w="20" w:type="dxa"/>
-            </w:tcMar>
-          </w:tcPr>
-          <w:p>
-            <w:pPr>
-              <w:spacing w:after="0"/>
-              <w:jc w:val="center"/>
-            </w:pPr>
-            <w:r>
-              <w:rPr>
-                <w:rFonts w:cs="Times New Roman"/>
-                <w:b/>
-              </w:rPr>
-              <w:t>Rita Amelinda, S.E., M.M.</w:t>
-            </w:r>
-            <w:r>
-              <w:rPr>
-                <w:rFonts w:cs="Times New Roman"/>
-                <w:b/>
-              </w:rPr>
-              <w:br/>
-            </w:r>
-            <w:r>
-              <w:rPr>
-                <w:rFonts w:cs="Times New Roman"/>
-              </w:rPr>
-              <w:t>NIDN: [NIDN_KAPRODI]</w:t>
-            </w:r>
-          </w:p>
-        </w:tc>
-      </w:tr>
-    </w:tbl>
-    <w:p>
-      <w:pPr>
-        <w:pStyle w:val="Heading1"/>
-        <w:pageBreakBefore/>
-        <w:spacing w:after="360"/>
-        <w:outlineLvl w:val="0"/>
-      </w:pPr>
-      <w:bookmarkStart w:id="4" w:name="TOC_HALAMAN_PENGESAHAN_TIM_PENGUJI_SEMIN"/>
-      <w:bookmarkStart w:id="5" w:name="_Toc240984221"/>
-      <w:r>
-        <w:rPr>
-          <w:rFonts w:ascii="Times New Roman" w:hAnsi="Times New Roman"/>
-          <w:b/>
-          <w:color w:val="000000"/>
-          <w:sz w:val="24"/>
-        </w:rPr>
-        <w:lastRenderedPageBreak/>
-        <w:t>HALAMAN PENGESAHAN TIM PENGUJI SEMINAR PROPOSAL</w:t>
-      </w:r>
-      <w:bookmarkEnd w:id="4"/>
-      <w:bookmarkEnd w:id="5"/>
-    </w:p>
-    <w:p>
-      <w:pPr>
-        <w:spacing w:after="0" w:line="360" w:lineRule="auto"/>
-        <w:jc w:val="both"/>
-      </w:pPr>
-      <w:r>
-        <w:rPr>
-          <w:rFonts w:cs="Times New Roman"/>
-        </w:rPr>
-        <w:t>Proposal Skripsi yang berjudul:</w:t>
-      </w:r>
-    </w:p>
-    <w:p>
-      <w:pPr>
-        <w:spacing w:before="120" w:after="120"/>
-        <w:jc w:val="center"/>
-      </w:pPr>
-      <w:r>
-        <w:rPr>
-          <w:rFonts w:cs="Times New Roman"/>
-          <w:b/>
-          <w:sz w:val="22"/>
-        </w:rPr>
-        <w:t>“PENGARUH HEDONIC MOTIVATION, DESIRE FOR COMPLETENESS, DAN SPECULATIVE MOTIVE TERHADAP IMPULSIVE BUYING BOOSTER PACK KARTU POKÉMON TCG DENGAN SELF-CONTROL SEBAGAI VARIABEL MODERASI”</w:t>
-      </w:r>
-    </w:p>
-    <w:p>
-      <w:pPr>
-        <w:spacing w:after="0" w:line="360" w:lineRule="auto"/>
-        <w:jc w:val="both"/>
-      </w:pPr>
-      <w:r>
-        <w:rPr>
-          <w:rFonts w:cs="Times New Roman"/>
-        </w:rPr>
-        <w:t>Telah dipertahankan di hadapan Tim Penguji Seminar Proposal Skripsi Program Studi S1 Manajemen Fakultas Ekonomi dan Bisnis Universitas Kristen Krida Wacana pada tanggal yang ditetapkan dan dinyatakan telah memenuhi syarat kelayakan.</w:t>
-      </w:r>
-    </w:p>
-    <w:tbl>
-      <w:tblPr>
-        <w:tblW w:w="0" w:type="auto"/>
-        <w:jc w:val="center"/>
-        <w:tblLayout w:type="fixed"/>
-        <w:tblLook w:val="04A0" w:firstRow="1" w:lastRow="0" w:firstColumn="1" w:lastColumn="0" w:noHBand="0" w:noVBand="1"/>
-      </w:tblPr>
-      <w:tblGrid>
-        <w:gridCol w:w="3969"/>
-        <w:gridCol w:w="3969"/>
-      </w:tblGrid>
-      <w:tr>
-        <w:trPr>
-          <w:jc w:val="center"/>
-        </w:trPr>
-        <w:tc>
-          <w:tcPr>
-            <w:tcW w:w="3969" w:type="dxa"/>
-          </w:tcPr>
-          <w:p>
-            <w:pPr>
-              <w:spacing w:before="120"/>
-              <w:jc w:val="center"/>
-            </w:pPr>
-            <w:r>
-              <w:rPr>
-                <w:rFonts w:cs="Times New Roman"/>
-                <w:b/>
-              </w:rPr>
-              <w:t>Ketua Tim Penguji</w:t>
-            </w:r>
-            <w:r>
-              <w:rPr>
-                <w:rFonts w:cs="Times New Roman"/>
-                <w:b/>
-              </w:rPr>
-              <w:br/>
-            </w:r>
-            <w:r>
-              <w:rPr>
-                <w:rFonts w:cs="Times New Roman"/>
-                <w:b/>
-              </w:rPr>
-              <w:br/>
-            </w:r>
-            <w:r>
-              <w:rPr>
-                <w:rFonts w:cs="Times New Roman"/>
-                <w:b/>
-              </w:rPr>
-              <w:br/>
-            </w:r>
-            <w:r>
-              <w:rPr>
-                <w:rFonts w:cs="Times New Roman"/>
-                <w:b/>
-              </w:rPr>
-              <w:br/>
-            </w:r>
-            <w:r>
-              <w:rPr>
-                <w:rFonts w:cs="Times New Roman"/>
-                <w:b/>
-              </w:rPr>
-              <w:br/>
-              <w:t>_________________________</w:t>
-            </w:r>
-            <w:r>
-              <w:rPr>
-                <w:rFonts w:cs="Times New Roman"/>
-                <w:b/>
-              </w:rPr>
-              <w:br/>
-            </w:r>
-            <w:r>
-              <w:rPr>
-                <w:rFonts w:cs="Times New Roman"/>
-              </w:rPr>
-              <w:t>NIDN: _________________</w:t>
-            </w:r>
-          </w:p>
-        </w:tc>
-        <w:tc>
-          <w:tcPr>
-            <w:tcW w:w="3969" w:type="dxa"/>
-          </w:tcPr>
-          <w:p>
-            <w:pPr>
-              <w:spacing w:before="120"/>
-              <w:jc w:val="center"/>
-            </w:pPr>
-            <w:r>
-              <w:rPr>
-                <w:rFonts w:cs="Times New Roman"/>
-                <w:b/>
-              </w:rPr>
-              <w:t>Anggota Penguji 1</w:t>
-            </w:r>
-            <w:r>
-              <w:rPr>
-                <w:rFonts w:cs="Times New Roman"/>
-                <w:b/>
-              </w:rPr>
-              <w:br/>
-            </w:r>
-            <w:r>
-              <w:rPr>
-                <w:rFonts w:cs="Times New Roman"/>
-                <w:b/>
-              </w:rPr>
-              <w:br/>
-            </w:r>
-            <w:r>
-              <w:rPr>
-                <w:rFonts w:cs="Times New Roman"/>
-                <w:b/>
-              </w:rPr>
-              <w:br/>
-            </w:r>
-            <w:r>
-              <w:rPr>
-                <w:rFonts w:cs="Times New Roman"/>
-                <w:b/>
-              </w:rPr>
-              <w:br/>
-            </w:r>
-            <w:r>
-              <w:rPr>
-                <w:rFonts w:cs="Times New Roman"/>
-                <w:b/>
-              </w:rPr>
-              <w:br/>
-              <w:t>_________________________</w:t>
-            </w:r>
-            <w:r>
-              <w:rPr>
-                <w:rFonts w:cs="Times New Roman"/>
-                <w:b/>
-              </w:rPr>
-              <w:br/>
-            </w:r>
-            <w:r>
-              <w:rPr>
-                <w:rFonts w:cs="Times New Roman"/>
-              </w:rPr>
-              <w:t>NIDN: _________________</w:t>
-            </w:r>
-          </w:p>
-        </w:tc>
-      </w:tr>
-      <w:tr>
-        <w:trPr>
-          <w:jc w:val="center"/>
-        </w:trPr>
-        <w:tc>
-          <w:tcPr>
-            <w:tcW w:w="3969" w:type="dxa"/>
-          </w:tcPr>
-          <w:p>
-            <w:pPr>
-              <w:spacing w:before="240"/>
-              <w:jc w:val="center"/>
-            </w:pPr>
-            <w:r>
-              <w:rPr>
-                <w:rFonts w:cs="Times New Roman"/>
-                <w:b/>
-              </w:rPr>
-              <w:t>Anggota Penguji 2 / Pembimbing</w:t>
-            </w:r>
-            <w:r>
-              <w:rPr>
-                <w:rFonts w:cs="Times New Roman"/>
-                <w:b/>
-              </w:rPr>
-              <w:br/>
-            </w:r>
-            <w:r>
-              <w:rPr>
-                <w:rFonts w:cs="Times New Roman"/>
-                <w:b/>
-              </w:rPr>
-              <w:br/>
-            </w:r>
-            <w:r>
-              <w:rPr>
-                <w:rFonts w:cs="Times New Roman"/>
-                <w:b/>
-              </w:rPr>
-              <w:br/>
-            </w:r>
-            <w:r>
-              <w:rPr>
-                <w:rFonts w:cs="Times New Roman"/>
-                <w:b/>
-              </w:rPr>
-              <w:br/>
-            </w:r>
-            <w:r>
-              <w:rPr>
-                <w:rFonts w:cs="Times New Roman"/>
-                <w:b/>
-              </w:rPr>
-              <w:br/>
-              <w:t>Dr. Fredella Colline, S.E., M.M.</w:t>
-            </w:r>
-            <w:r>
-              <w:rPr>
-                <w:rFonts w:cs="Times New Roman"/>
-                <w:b/>
-              </w:rPr>
-              <w:br/>
-            </w:r>
-            <w:r>
-              <w:rPr>
-                <w:rFonts w:cs="Times New Roman"/>
-              </w:rPr>
-              <w:t>NIDN: [NIDN_DOSEN]</w:t>
-            </w:r>
-          </w:p>
-        </w:tc>
-        <w:tc>
-          <w:tcPr>
-            <w:tcW w:w="3969" w:type="dxa"/>
-          </w:tcPr>
-          <w:p>
-            <w:pPr>
-              <w:spacing w:before="240"/>
-              <w:jc w:val="center"/>
-            </w:pPr>
-            <w:r>
-              <w:rPr>
-                <w:rFonts w:cs="Times New Roman"/>
-                <w:b/>
-              </w:rPr>
-              <w:t>Mengetahui,</w:t>
-            </w:r>
-            <w:r>
-              <w:rPr>
-                <w:rFonts w:cs="Times New Roman"/>
-                <w:b/>
-              </w:rPr>
-              <w:br/>
-              <w:t>Ketua Program Studi S1 Manajemen</w:t>
-            </w:r>
-            <w:r>
-              <w:rPr>
-                <w:rFonts w:cs="Times New Roman"/>
-                <w:b/>
-              </w:rPr>
-              <w:br/>
-            </w:r>
-            <w:r>
-              <w:rPr>
-                <w:rFonts w:cs="Times New Roman"/>
-                <w:b/>
-              </w:rPr>
-              <w:br/>
-            </w:r>
-            <w:r>
-              <w:rPr>
-                <w:rFonts w:cs="Times New Roman"/>
-                <w:b/>
-              </w:rPr>
-              <w:br/>
-            </w:r>
-            <w:r>
-              <w:rPr>
-                <w:rFonts w:cs="Times New Roman"/>
-                <w:b/>
-              </w:rPr>
-              <w:br/>
-            </w:r>
-            <w:r>
-              <w:rPr>
-                <w:rFonts w:cs="Times New Roman"/>
-                <w:b/>
-              </w:rPr>
-              <w:br/>
-              <w:t>Rita Amelinda, S.E., M.M.</w:t>
-            </w:r>
-            <w:r>
-              <w:rPr>
-                <w:rFonts w:cs="Times New Roman"/>
-                <w:b/>
-              </w:rPr>
-              <w:br/>
-            </w:r>
-            <w:r>
-              <w:rPr>
-                <w:rFonts w:cs="Times New Roman"/>
-              </w:rPr>
-              <w:t>NIDN: [NIDN_KAPRODI]</w:t>
-            </w:r>
-          </w:p>
-        </w:tc>
-      </w:tr>
-    </w:tbl>
-    <w:p>
-      <w:pPr>
-        <w:pStyle w:val="Heading1"/>
-        <w:pageBreakBefore/>
-        <w:spacing w:after="360"/>
-        <w:outlineLvl w:val="0"/>
-      </w:pPr>
-      <w:bookmarkStart w:id="6" w:name="TOC_KATA_PENGANTAR"/>
-      <w:bookmarkStart w:id="7" w:name="_Toc240984222"/>
-      <w:r>
-        <w:rPr>
-          <w:rFonts w:ascii="Times New Roman" w:hAnsi="Times New Roman"/>
-          <w:b/>
-          <w:color w:val="000000"/>
-          <w:sz w:val="24"/>
-        </w:rPr>
-        <w:lastRenderedPageBreak/>
-        <w:t>KATA PENGANTAR</w:t>
-      </w:r>
-      <w:bookmarkEnd w:id="6"/>
-      <w:bookmarkEnd w:id="7"/>
-    </w:p>
-    <w:p>
-      <w:pPr>
-        <w:spacing w:after="0" w:line="360" w:lineRule="auto"/>
-        <w:ind w:firstLine="709"/>
-        <w:jc w:val="both"/>
-      </w:pPr>
-      <w:r>
-        <w:rPr>
-          <w:rFonts w:cs="Times New Roman"/>
-        </w:rPr>
-        <w:t xml:space="preserve">Puji dan syukur penulis panjatkan ke hadirat Tuhan Yang Maha Esa atas kasih, anugerah, dan penyertaan-Nya yang senantiasa melimpah, sehingga penulis dapat menyelesaikan penyusunan proposal skripsi yang berjudul </w:t>
-      </w:r>
-      <w:r>
-        <w:rPr>
-          <w:rFonts w:cs="Times New Roman"/>
-          <w:b/>
-        </w:rPr>
-        <w:t>“PENGARUH HEDONIC MOTIVATION, DESIRE FOR COMPLETENESS, DAN SPECULATIVE MOTIVE TERHADAP IMPULSIVE BUYING BOOSTER PACK KARTU POKÉMON TCG DENGAN SELF-CONTROL SEBAGAI VARIABEL MODERASI”</w:t>
-      </w:r>
-      <w:r>
-        <w:rPr>
-          <w:rFonts w:cs="Times New Roman"/>
-        </w:rPr>
-        <w:t xml:space="preserve"> dengan baik, lancar, dan tepat waktu.</w:t>
-      </w:r>
-    </w:p>
-    <w:p>
-      <w:pPr>
-        <w:spacing w:after="0" w:line="360" w:lineRule="auto"/>
-        <w:ind w:firstLine="709"/>
-        <w:jc w:val="both"/>
-      </w:pPr>
-      <w:r>
-        <w:rPr>
-          <w:rFonts w:cs="Times New Roman"/>
-        </w:rPr>
-        <w:t>Proposal skripsi ini disusun sebagai salah satu tahapan akademik yang diwajibkan dalam rangka menempuh ujian seminar proposal guna menyelesaikan studi pada Program Studi S1 Manajemen, Konsentrasi Manajemen Keuangan, Fakultas Ekonomi dan Bisnis, Universitas Kristen Krida Wacana (UKRIDA), Jakarta.</w:t>
-      </w:r>
-    </w:p>
-    <w:p>
-      <w:pPr>
-        <w:spacing w:after="0" w:line="360" w:lineRule="auto"/>
-        <w:ind w:firstLine="709"/>
-        <w:jc w:val="both"/>
-      </w:pPr>
-      <w:r>
-        <w:rPr>
-          <w:rFonts w:cs="Times New Roman"/>
-        </w:rPr>
-        <w:t>Dalam proses penyusunan naskah proposal ini, penulis mendapatkan banyak bimbingan, arahan metodologis, dukungan moril, serta fasilitas dari berbagai pihak. Oleh karena itu, dengan penuh rasa hormat dan kerendahan hati, penulis menyampaikan terima kasih dan apresiasi yang setinggi-tingginya kepada:</w:t>
-      </w:r>
-    </w:p>
-    <w:p>
-      <w:pPr>
-        <w:spacing w:after="60"/>
-        <w:ind w:left="709" w:hanging="357"/>
-        <w:jc w:val="both"/>
-      </w:pPr>
-      <w:r>
-        <w:rPr>
-          <w:rFonts w:cs="Times New Roman"/>
-          <w:b/>
-        </w:rPr>
-        <w:t xml:space="preserve">1.  </w:t>
-      </w:r>
-      <w:r>
-        <w:rPr>
-          <w:rFonts w:cs="Times New Roman"/>
-        </w:rPr>
-        <w:t>Dr. Fredella Colline, S.E., M.M., CFP®, PFM, CHCP-A, selaku Dosen Pembimbing Skripsi, yang telah dengan luar biasa sabar, teliti, kritis, dan penuh dedikasi meluangkan waktu serta mencurahkan tenaga dan pikiran dalam membimbing, mengarahkan, dan menyempurnakan naskah proposal ini sejak tahap awal perumusan gagasan hingga penyusunan naskah komprehensif.</w:t>
-      </w:r>
-    </w:p>
-    <w:p>
-      <w:pPr>
-        <w:spacing w:after="60"/>
-        <w:ind w:left="709" w:hanging="357"/>
-        <w:jc w:val="both"/>
-      </w:pPr>
-      <w:r>
-        <w:rPr>
-          <w:rFonts w:cs="Times New Roman"/>
-          <w:b/>
-        </w:rPr>
-        <w:t xml:space="preserve">2.  </w:t>
-      </w:r>
-      <w:r>
-        <w:rPr>
-          <w:rFonts w:cs="Times New Roman"/>
-        </w:rPr>
-        <w:t>Rita Amelinda, S.E., M.M., selaku Ketua Program Studi S1 Manajemen FEB UKRIDA, atas segala arahan, kemudahan proses administratif, dan bimbingan akademik yang diberikan.</w:t>
-      </w:r>
-    </w:p>
-    <w:p>
-      <w:pPr>
-        <w:spacing w:after="60"/>
-        <w:ind w:left="709" w:hanging="357"/>
-        <w:jc w:val="both"/>
-      </w:pPr>
-      <w:r>
-        <w:rPr>
-          <w:rFonts w:cs="Times New Roman"/>
-          <w:b/>
-        </w:rPr>
-        <w:t xml:space="preserve">3.  </w:t>
-      </w:r>
-      <w:r>
-        <w:rPr>
-          <w:rFonts w:cs="Times New Roman"/>
-        </w:rPr>
-        <w:t>Bapak dan Ibu Dosen Penguji Seminar Proposal, yang telah bersedia meluangkan waktu untuk menguji, memberikan koreksi kritis, serta masukan yang konstruktif guna menyempurnakan naskah penelitian ini.</w:t>
-      </w:r>
-    </w:p>
-    <w:p>
-      <w:pPr>
-        <w:spacing w:after="60"/>
-        <w:ind w:left="709" w:hanging="357"/>
-        <w:jc w:val="both"/>
-      </w:pPr>
-      <w:r>
-        <w:rPr>
-          <w:rFonts w:cs="Times New Roman"/>
-          <w:b/>
-        </w:rPr>
-        <w:t xml:space="preserve">4.  </w:t>
-      </w:r>
-      <w:r>
-        <w:rPr>
-          <w:rFonts w:cs="Times New Roman"/>
-        </w:rPr>
-        <w:t>Seluruh Dosen dan Staf Pengajar FEB UKRIDA, yang telah membagikan ilmu pengetahuan, wawasan analisis keuangan, serta etika profesional selama masa perkuliahan penulis.</w:t>
-      </w:r>
-    </w:p>
-    <w:p>
-      <w:pPr>
-        <w:spacing w:after="60"/>
-        <w:ind w:left="709" w:hanging="357"/>
-        <w:jc w:val="both"/>
-      </w:pPr>
-      <w:r>
-        <w:rPr>
-          <w:rFonts w:cs="Times New Roman"/>
-          <w:b/>
-        </w:rPr>
-        <w:t xml:space="preserve">5.  </w:t>
-      </w:r>
-      <w:r>
-        <w:rPr>
-          <w:rFonts w:cs="Times New Roman"/>
-        </w:rPr>
-        <w:t>Kedua Orang Tua dan Keluarga Tercinta, atas doa yang tiada putus, limpahan kasih sayang, ketulusan pengorbanan, serta dorongan moral dan material yang menjadi sumber kekuatan utama bagi penulis.</w:t>
-      </w:r>
-    </w:p>
-    <w:p>
-      <w:pPr>
-        <w:spacing w:after="60"/>
-        <w:ind w:left="709" w:hanging="357"/>
-        <w:jc w:val="both"/>
-      </w:pPr>
-      <w:r>
-        <w:rPr>
-          <w:rFonts w:cs="Times New Roman"/>
-          <w:b/>
-        </w:rPr>
-        <w:lastRenderedPageBreak/>
-        <w:t xml:space="preserve">6.  </w:t>
-      </w:r>
-      <w:r>
-        <w:rPr>
-          <w:rFonts w:cs="Times New Roman"/>
-        </w:rPr>
-        <w:t>Rekan-rekan Mahasiswa Manajemen FEB UKRIDA Angkatan 2023 dan sahabat seperjuangan, atas diskusi yang membangun, motivasi, dan kerja sama selama proses perkuliahan.</w:t>
-      </w:r>
-    </w:p>
-    <w:p>
-      <w:pPr>
-        <w:spacing w:after="60"/>
-        <w:ind w:left="709" w:hanging="357"/>
-        <w:jc w:val="both"/>
-      </w:pPr>
-      <w:r>
-        <w:rPr>
-          <w:rFonts w:cs="Times New Roman"/>
-          <w:b/>
-        </w:rPr>
-        <w:t xml:space="preserve">7.  </w:t>
-      </w:r>
-      <w:r>
-        <w:rPr>
-          <w:rFonts w:cs="Times New Roman"/>
-        </w:rPr>
-        <w:t>Komunitas Kolektor dan Pemain Pokémon TCG di Indonesia, yang telah memberikan gambaran nyata mengenai fenomena pasar kartu koleksi di lapangan.</w:t>
-      </w:r>
-    </w:p>
-    <w:p>
-      <w:pPr>
-        <w:spacing w:after="0" w:line="360" w:lineRule="auto"/>
-        <w:ind w:firstLine="709"/>
-        <w:jc w:val="both"/>
-      </w:pPr>
-      <w:r>
-        <w:rPr>
-          <w:rFonts w:cs="Times New Roman"/>
-        </w:rPr>
-        <w:t>Penulis menyadari bahwa proposal ini masih jauh dari kesempurnaan. Kritik dan saran yang membangun sangat diharapkan demi penyempurnaan karya ilmiah ini ke depan. Semoga proposal skripsi ini dapat memberikan manfaat akademis dan praktis bagi perkembangan kajian ilmu manajemen keuangan perilaku di Indonesia.</w:t>
-      </w:r>
-    </w:p>
-    <w:p>
-      <w:pPr>
-        <w:spacing w:before="360"/>
-        <w:jc w:val="right"/>
-      </w:pPr>
-      <w:r>
-        <w:rPr>
-          <w:rFonts w:cs="Times New Roman"/>
-        </w:rPr>
-        <w:t>Jakarta,                  2026</w:t>
-      </w:r>
-      <w:r>
-        <w:rPr>
-          <w:rFonts w:cs="Times New Roman"/>
-        </w:rPr>
-        <w:br/>
-        <w:t>Penulis,</w:t>
-      </w:r>
-      <w:r>
-        <w:rPr>
-          <w:rFonts w:cs="Times New Roman"/>
-        </w:rPr>
-        <w:br/>
-      </w:r>
-      <w:r>
-        <w:rPr>
-          <w:rFonts w:cs="Times New Roman"/>
-        </w:rPr>
-        <w:br/>
-      </w:r>
-      <w:r>
-        <w:rPr>
-          <w:rFonts w:cs="Times New Roman"/>
-        </w:rPr>
-        <w:br/>
-      </w:r>
-      <w:r>
-        <w:rPr>
-          <w:rFonts w:cs="Times New Roman"/>
-        </w:rPr>
-        <w:br/>
-      </w:r>
-      <w:r>
-        <w:rPr>
-          <w:rFonts w:cs="Times New Roman"/>
-          <w:b/>
-        </w:rPr>
-        <w:t>Arthur Reezan</w:t>
-      </w:r>
-      <w:r>
-        <w:rPr>
-          <w:rFonts w:cs="Times New Roman"/>
-          <w:b/>
-        </w:rPr>
-        <w:br/>
-      </w:r>
-      <w:r>
-        <w:rPr>
-          <w:rFonts w:cs="Times New Roman"/>
-        </w:rPr>
-        <w:t>NIM: 312023002</w:t>
-      </w:r>
-    </w:p>
-    <w:p>
-      <w:pPr>
-        <w:pStyle w:val="Heading1"/>
-        <w:pageBreakBefore/>
-        <w:spacing w:after="360"/>
-        <w:outlineLvl w:val="0"/>
-      </w:pPr>
-      <w:bookmarkStart w:id="8" w:name="TOC_ABSTRAK"/>
-      <w:bookmarkStart w:id="9" w:name="_Toc240984223"/>
-      <w:r>
-        <w:rPr>
-          <w:rFonts w:ascii="Times New Roman" w:hAnsi="Times New Roman"/>
-          <w:b/>
-          <w:color w:val="000000"/>
-          <w:sz w:val="24"/>
-        </w:rPr>
-        <w:lastRenderedPageBreak/>
-        <w:t>ABSTRAK</w:t>
-      </w:r>
-      <w:bookmarkEnd w:id="8"/>
-      <w:bookmarkEnd w:id="9"/>
-    </w:p>
-    <w:p>
-      <w:pPr>
-        <w:spacing w:after="240"/>
-        <w:jc w:val="center"/>
-      </w:pPr>
-      <w:r>
-        <w:rPr>
-          <w:rFonts w:cs="Times New Roman"/>
-          <w:b/>
-        </w:rPr>
-        <w:t>PENGARUH HEDONIC MOTIVATION, DESIRE FOR COMPLETENESS, DAN SPECULATIVE MOTIVE TERHADAP IMPULSIVE BUYING BOOSTER PACK KARTU POKÉMON TCG DENGAN SELF-CONTROL SEBAGAI VARIABEL MODERASI</w:t>
-      </w:r>
-      <w:r>
-        <w:rPr>
-          <w:rFonts w:cs="Times New Roman"/>
-          <w:b/>
-        </w:rPr>
-        <w:br/>
-      </w:r>
-      <w:r>
-        <w:rPr>
-          <w:rFonts w:cs="Times New Roman"/>
-          <w:b/>
-        </w:rPr>
-        <w:br/>
-        <w:t>Arthur Reezan (312023002)</w:t>
-      </w:r>
-      <w:r>
-        <w:rPr>
-          <w:rFonts w:cs="Times New Roman"/>
-          <w:b/>
-        </w:rPr>
-        <w:br/>
-        <w:t>Program Studi S1 Manajemen, Fakultas Ekonomi dan Bisnis, Universitas Kristen Krida Wacana</w:t>
-      </w:r>
-      <w:r>
-        <w:rPr>
-          <w:rFonts w:cs="Times New Roman"/>
-          <w:b/>
-        </w:rPr>
-        <w:br/>
-        <w:t>Dosen Pembimbing: Dr. Fredella Colline, S.E., M.M., CFP®, PFM, CHCP-A</w:t>
-      </w:r>
-    </w:p>
-    <w:p>
-      <w:pPr>
-        <w:spacing w:before="120" w:after="120" w:line="240" w:lineRule="auto"/>
-        <w:ind w:firstLine="709"/>
-        <w:jc w:val="both"/>
-      </w:pPr>
-      <w:r>
-        <w:rPr>
-          <w:rFonts w:cs="Times New Roman"/>
-        </w:rPr>
-        <w:t>Penelitian ini bertujuan untuk menganalisis dan menguji secara empiris pengaruh hedonic motivation (motivasi hedonis), desire for completeness (hasrat kelengkapan koleksi), dan speculative motive (motif spekulasi finansial) terhadap impulsive buying (pembelian impulsif) booster pack kartu Pokémon Trading Card Game (Pokémon TCG) fisik resmi berbahasa Indonesia, serta menguji peran kontrol diri (self-control) sebagai variabel moderasi dalam memperlemah pengaruh ketiga variabel anteseden tersebut. Penelitian i</w:t>
-      </w:r>
-      <w:r>
-        <w:rPr>
-          <w:rFonts w:cs="Times New Roman"/>
-        </w:rPr>
-        <w:t>ni menggunakan pendekatan kuantitatif asosiatif dengan desain survei cross-sectional. Data primer dikumpulkan melalui penyebaran kuesioner daring berbasis skala Likert 5 poin kepada responden yang dipilih melalui teknik purposive sampling. Kriteria inklusi sampel adalah konsumen atau kolektor Warga Negara Indonesia (WNI) berusia minimal 17 tahun yang pernah membeli booster pack Pokémon TCG fisik resmi dalam rentang waktu 6–12 bulan terakhir. Jumlah sampel yang ditargetkan adalah 120 hingga 150 responden, me</w:t>
-      </w:r>
-      <w:r>
-        <w:rPr>
-          <w:rFonts w:cs="Times New Roman"/>
-        </w:rPr>
-        <w:t xml:space="preserve">ngacu pada rekomendasi ukuran sampel </w:t>
-      </w:r>
-      <w:hyperlink w:anchor="Ref_green1991subjects" w:history="1">
-        <w:r>
-          <w:t>Green (1991)</w:t>
-        </w:r>
-      </w:hyperlink>
-      <w:r>
-        <w:rPr>
-          <w:rFonts w:cs="Times New Roman"/>
-        </w:rPr>
-        <w:t xml:space="preserve"> dan </w:t>
-      </w:r>
-      <w:hyperlink w:anchor="Ref_cohen1988statistical" w:history="1">
-        <w:r>
-          <w:t>Cohen (1988)</w:t>
-        </w:r>
-      </w:hyperlink>
-      <w:r>
-        <w:rPr>
-          <w:rFonts w:cs="Times New Roman"/>
-        </w:rPr>
-        <w:t xml:space="preserve"> untuk mencapai kekuatan uji statistik (statistical power) yang memadai pada model regresi linear berganda. Metode analisis data menggunakan analisis regresi berganda dan Moderated Regression Analysis (MRA) dengan prosedur pemusatan rata-rata (mean-centering) guna mereduksi potensi multikolinearitas non-esensial antara variabel prediktor dengan produk interaksinya (</w:t>
-      </w:r>
-      <w:hyperlink w:anchor="Ref_aiken1991multiple" w:history="1">
-        <w:r>
-          <w:t>Aiken dan West, 1991</w:t>
-        </w:r>
-      </w:hyperlink>
-      <w:r>
-        <w:rPr>
-          <w:rFonts w:cs="Times New Roman"/>
-        </w:rPr>
-        <w:t xml:space="preserve">; </w:t>
-      </w:r>
-      <w:hyperlink w:anchor="Ref_ghozali2018aplikasi" w:history="1">
-        <w:r>
-          <w:t>Ghozali, 2018</w:t>
-        </w:r>
-      </w:hyperlink>
-      <w:r>
-        <w:rPr>
-          <w:rFonts w:cs="Times New Roman"/>
-        </w:rPr>
-        <w:t>), yang diolah menggunakan perangkat lunak IBM SPSS Statistics. Penelitian ini menawarkan kebaruan teoritis (novelty) dengan mengintegrasikan kerangka psikologi lingkungan Stimulus-Organism-Response (S-O-R), psikologi kolektor (Zeigarnik Effect dan The Completing the Set Effect), teori regulasi diri (Self-Regulation Theory), serta prinsip-prinsip keuangan perilaku (behavioral finance) pada fenomena komoditas hobi fisik bernilai spekulatif tinggi. Hasil penelitian ini diharapkan memberikan kontribusi empiris</w:t>
-      </w:r>
-      <w:r>
-        <w:rPr>
-          <w:rFonts w:cs="Times New Roman"/>
-        </w:rPr>
-        <w:t xml:space="preserve"> bagi konsumen muda dalam menjaga kontrol diri finansial, serta masukan aplikatif bagi komunitas hobi dan pemangku kebijakan edukasi keuangan generasi muda di Indonesia.</w:t>
-      </w:r>
-    </w:p>
-    <w:p>
-      <w:pPr>
-        <w:spacing w:before="120"/>
-      </w:pPr>
-      <w:r>
-        <w:rPr>
-          <w:rFonts w:cs="Times New Roman"/>
-          <w:b/>
-        </w:rPr>
-        <w:t xml:space="preserve">Kata Kunci: </w:t>
-      </w:r>
-      <w:r>
-        <w:rPr>
-          <w:rFonts w:cs="Times New Roman"/>
-          <w:i/>
-        </w:rPr>
-        <w:t>Impulsive Buying, Hedonic Motivation, Desire for Completeness, Speculative Motive, Self-Control, Moderated Regression Analysis, Pokémon TCG, Keuangan Perilaku (Behavioral Finance).</w:t>
-      </w:r>
-    </w:p>
-    <w:p>
-      <w:pPr>
-        <w:pStyle w:val="Heading1"/>
-        <w:pageBreakBefore/>
-        <w:spacing w:after="360"/>
-        <w:outlineLvl w:val="0"/>
-      </w:pPr>
-      <w:bookmarkStart w:id="10" w:name="TOC_ABSTRACT"/>
-      <w:bookmarkStart w:id="11" w:name="_Toc240984224"/>
-      <w:r>
-        <w:rPr>
-          <w:rFonts w:ascii="Times New Roman" w:hAnsi="Times New Roman"/>
-          <w:b/>
-          <w:color w:val="000000"/>
-          <w:sz w:val="24"/>
-        </w:rPr>
-        <w:lastRenderedPageBreak/>
-        <w:t>ABSTRACT</w:t>
-      </w:r>
-      <w:bookmarkEnd w:id="10"/>
-      <w:bookmarkEnd w:id="11"/>
-    </w:p>
-    <w:p>
-      <w:pPr>
-        <w:spacing w:after="240"/>
-        <w:jc w:val="center"/>
-      </w:pPr>
-      <w:r>
-        <w:rPr>
-          <w:rFonts w:cs="Times New Roman"/>
-          <w:b/>
-        </w:rPr>
-        <w:t>THE EFFECT OF HEDONIC MOTIVATION, DESIRE FOR COMPLETENESS, AND SPECULATIVE MOTIVE ON IMPULSIVE BUYING OF POKÉMON TCG BOOSTER PACKS WITH SELF-CONTROL AS A MODERATING VARIABLE</w:t>
-      </w:r>
-      <w:r>
-        <w:rPr>
-          <w:rFonts w:cs="Times New Roman"/>
-          <w:b/>
-        </w:rPr>
-        <w:br/>
-      </w:r>
-      <w:r>
-        <w:rPr>
-          <w:rFonts w:cs="Times New Roman"/>
-          <w:b/>
-        </w:rPr>
-        <w:br/>
-        <w:t>Arthur Reezan (312023002)</w:t>
-      </w:r>
-      <w:r>
-        <w:rPr>
-          <w:rFonts w:cs="Times New Roman"/>
-          <w:b/>
-        </w:rPr>
-        <w:br/>
-        <w:t>Undergraduate Program in Management, Faculty of Economics and Business, UKRIDA</w:t>
-      </w:r>
-      <w:r>
-        <w:rPr>
-          <w:rFonts w:cs="Times New Roman"/>
-          <w:b/>
-        </w:rPr>
-        <w:br/>
-      </w:r>
-      <w:r>
-        <w:rPr>
-          <w:rFonts w:cs="Times New Roman"/>
-          <w:b/>
-        </w:rPr>
-        <w:t>Thesis Advisor: Dr. Fredella Colline, S.E., M.M., CFP®, PFM, CHCP-A</w:t>
-      </w:r>
-    </w:p>
-    <w:p>
-      <w:pPr>
-        <w:spacing w:before="120" w:after="120" w:line="240" w:lineRule="auto"/>
-        <w:ind w:firstLine="709"/>
-        <w:jc w:val="both"/>
-      </w:pPr>
-      <w:r>
-        <w:rPr>
-          <w:rFonts w:cs="Times New Roman"/>
-          <w:i/>
-        </w:rPr>
-        <w:t>This research aims to analyze and empirically test the effects of hedonic motivation, desire for completeness, and speculative motive on the impulsive buying behavior of official Indonesian-language physical Pokémon Trading Card Game (Pokémon TCG) booster packs, as well as to evaluate the moderating role of self-control in weakening the relationships between these three antecedent variables and impulsive buying. This study adopts an associative quantitative approach utilizing a cross-sectional survey design</w:t>
-      </w:r>
-      <w:r>
-        <w:rPr>
-          <w:rFonts w:cs="Times New Roman"/>
-          <w:i/>
-        </w:rPr>
-        <w:t xml:space="preserve">. Primary data are gathered via self-administered online questionnaires employing a 5-point Likert scale, distributed to respondents selected through purposive sampling. The sample inclusion criteria comprise Indonesian citizens aged 17 and above who have purchased official physical booster packs within the past 6 to 12 months. The targeted sample size ranges from 120 to 150 respondents, consistent with the statistical power criteria established by </w:t>
-      </w:r>
-      <w:hyperlink w:anchor="Ref_green1991subjects" w:history="1">
-        <w:r>
-          <w:t>Green (1991)</w:t>
-        </w:r>
-      </w:hyperlink>
-      <w:r>
-        <w:rPr>
-          <w:rFonts w:cs="Times New Roman"/>
-        </w:rPr>
-        <w:t xml:space="preserve"> and </w:t>
-      </w:r>
-      <w:hyperlink w:anchor="Ref_cohen1988statistical" w:history="1">
-        <w:r>
-          <w:t>Cohen (1988)</w:t>
-        </w:r>
-      </w:hyperlink>
-      <w:r>
-        <w:rPr>
-          <w:rFonts w:cs="Times New Roman"/>
-        </w:rPr>
-        <w:t xml:space="preserve"> for multiple regression frameworks. The empirical model is estimated using multiple linear regression and Moderated Regression Analysis (MRA) with mean-centering procedures to reduce non-essential multicollinearity between predictor variables and their interaction products (</w:t>
-      </w:r>
-      <w:hyperlink w:anchor="Ref_aiken1991multiple" w:history="1">
-        <w:r>
-          <w:t>Aiken dan West, 1991</w:t>
-        </w:r>
-      </w:hyperlink>
-      <w:r>
-        <w:rPr>
-          <w:rFonts w:cs="Times New Roman"/>
-        </w:rPr>
-        <w:t xml:space="preserve">; </w:t>
-      </w:r>
-      <w:hyperlink w:anchor="Ref_ghozali2018aplikasi" w:history="1">
-        <w:r>
-          <w:t>Ghozali, 2018</w:t>
-        </w:r>
-      </w:hyperlink>
-      <w:r>
-        <w:rPr>
-          <w:rFonts w:cs="Times New Roman"/>
-        </w:rPr>
-        <w:t>), executed via IBM SPSS Statistics software. This study provides theoretical novelty by synthesizing the Stimulus-Organism-Response (S-O-R) paradigm, collector psychology (the Zeigarnik Effect and The Completing the Set Effect), Self-Regulation Theory, and behavioral finance principles in the context of tangible alternative assets exhibiting volatile secondary market premiums. The findings are expected to offer practical insights for young consumers in exercising financial discipline regarding discretionar</w:t>
-      </w:r>
-      <w:r>
-        <w:rPr>
-          <w:rFonts w:cs="Times New Roman"/>
-        </w:rPr>
-        <w:t>y collectibles and provide strategic inputs for community organizers and financial educators targeting Generation Z.</w:t>
-      </w:r>
-    </w:p>
-    <w:p>
-      <w:pPr>
-        <w:spacing w:before="120"/>
-      </w:pPr>
-      <w:r>
-        <w:rPr>
-          <w:rFonts w:cs="Times New Roman"/>
-          <w:b/>
-        </w:rPr>
-        <w:t xml:space="preserve">Keywords: </w:t>
-      </w:r>
-      <w:r>
-        <w:rPr>
-          <w:rFonts w:cs="Times New Roman"/>
-          <w:i/>
-        </w:rPr>
-        <w:t>Impulsive Buying, Hedonic Motivation, Desire for Completeness, Speculative Motive, Self-Control, Moderated Regression Analysis, Pokémon TCG, Behavioral Finance.</w:t>
-      </w:r>
-    </w:p>
-    <w:p>
-      <w:pPr>
         <w:keepNext/>
         <w:pageBreakBefore/>
         <w:spacing w:after="360" w:line="360" w:lineRule="auto"/>
@@ -2401,13 +301,13 @@
           <w14:ligatures w14:val="standardContextual"/>
         </w:rPr>
       </w:pPr>
-      <w:hyperlink w:anchor="TOC_PERNYATAAN_KEASLIAN_KARYA_TUGAS_AKHI" w:history="1">
+      <w:hyperlink w:anchor="_Toc240986346" w:history="1">
         <w:r>
           <w:rPr>
             <w:noProof/>
             <w:color w:val="000000"/>
           </w:rPr>
-          <w:t>PERNYATAAN KEASLIAN KARYA TUGAS AKHIR</w:t>
+          <w:t>DAFTAR TABEL</w:t>
         </w:r>
         <w:r>
           <w:rPr>
@@ -2415,7 +315,7 @@
             <w:color w:val="000000"/>
           </w:rPr>
           <w:tab/>
-          <w:t>ii</w:t>
+          <w:t>iv</w:t>
         </w:r>
       </w:hyperlink>
     </w:p>
@@ -2436,13 +336,13 @@
           <w14:ligatures w14:val="standardContextual"/>
         </w:rPr>
       </w:pPr>
-      <w:hyperlink w:anchor="TOC_HALAMAN_PERSETUJUAN_PROPOSAL_SKRIPSI" w:history="1">
+      <w:hyperlink w:anchor="TOC_DAFTAR_GAMBAR" w:history="1">
         <w:r>
           <w:rPr>
             <w:noProof/>
             <w:color w:val="000000"/>
           </w:rPr>
-          <w:t>HALAMAN PERSETUJUAN PROPOSAL SKRIPSI</w:t>
+          <w:t>DAFTAR GAMBAR</w:t>
         </w:r>
         <w:r>
           <w:rPr>
@@ -2450,7 +350,7 @@
             <w:color w:val="000000"/>
           </w:rPr>
           <w:tab/>
-          <w:t>iii</w:t>
+          <w:t>v</w:t>
         </w:r>
       </w:hyperlink>
     </w:p>
@@ -2471,13 +371,13 @@
           <w14:ligatures w14:val="standardContextual"/>
         </w:rPr>
       </w:pPr>
-      <w:hyperlink w:anchor="TOC_HALAMAN_PENGESAHAN_TIM_PENGUJI_SEMIN" w:history="1">
+      <w:hyperlink w:anchor="TOC_BAB_1_PENDAHULUAN" w:history="1">
         <w:r>
           <w:rPr>
             <w:noProof/>
             <w:color w:val="000000"/>
           </w:rPr>
-          <w:t>HALAMAN PENGESAHAN TIM PENGUJI SEMINAR PROPOSAL</w:t>
+          <w:t>BAB 1 PENDAHULUAN</w:t>
         </w:r>
         <w:r>
           <w:rPr>
@@ -2485,7 +385,213 @@
             <w:color w:val="000000"/>
           </w:rPr>
           <w:tab/>
-          <w:t>iv</w:t>
+          <w:t>1</w:t>
+        </w:r>
+      </w:hyperlink>
+    </w:p>
+    <w:p>
+      <w:pPr>
+        <w:pStyle w:val="TOC2"/>
+        <w:tabs>
+          <w:tab w:val="right" w:leader="dot" w:pos="7927"/>
+        </w:tabs>
+        <w:rPr>
+          <w:rFonts w:asciiTheme="minorHAnsi" w:hAnsiTheme="minorHAnsi" w:cstheme="minorBidi"/>
+          <w:noProof/>
+          <w:color w:val="auto"/>
+          <w:kern w:val="2"/>
+          <w:szCs w:val="24"/>
+          <w:lang w:val="en-ID" w:eastAsia="en-ID"/>
+          <w14:ligatures w14:val="standardContextual"/>
+        </w:rPr>
+      </w:pPr>
+      <w:hyperlink w:anchor="TOC_1_1_LATAR_BELAKANG_PENELITIAN" w:history="1">
+        <w:r>
+          <w:rPr>
+            <w:noProof/>
+            <w:color w:val="000000"/>
+          </w:rPr>
+          <w:t>1.1 Latar Belakang Penelitian</w:t>
+        </w:r>
+        <w:r>
+          <w:rPr>
+            <w:noProof/>
+            <w:color w:val="000000"/>
+          </w:rPr>
+          <w:tab/>
+          <w:t>1</w:t>
+        </w:r>
+      </w:hyperlink>
+    </w:p>
+    <w:p>
+      <w:pPr>
+        <w:pStyle w:val="TOC2"/>
+        <w:tabs>
+          <w:tab w:val="right" w:leader="dot" w:pos="7927"/>
+        </w:tabs>
+        <w:rPr>
+          <w:rFonts w:asciiTheme="minorHAnsi" w:hAnsiTheme="minorHAnsi" w:cstheme="minorBidi"/>
+          <w:noProof/>
+          <w:color w:val="auto"/>
+          <w:kern w:val="2"/>
+          <w:szCs w:val="24"/>
+          <w:lang w:val="en-ID" w:eastAsia="en-ID"/>
+          <w14:ligatures w14:val="standardContextual"/>
+        </w:rPr>
+      </w:pPr>
+      <w:hyperlink w:anchor="TOC_1_2_PERUMUSAN_MASALAH" w:history="1">
+        <w:r>
+          <w:rPr>
+            <w:noProof/>
+            <w:color w:val="000000"/>
+          </w:rPr>
+          <w:t>1.2 Perumusan Masalah</w:t>
+        </w:r>
+        <w:r>
+          <w:rPr>
+            <w:noProof/>
+            <w:color w:val="000000"/>
+          </w:rPr>
+          <w:tab/>
+          <w:t>19</w:t>
+        </w:r>
+      </w:hyperlink>
+    </w:p>
+    <w:p>
+      <w:pPr>
+        <w:pStyle w:val="TOC2"/>
+        <w:tabs>
+          <w:tab w:val="right" w:leader="dot" w:pos="7927"/>
+        </w:tabs>
+        <w:rPr>
+          <w:rFonts w:asciiTheme="minorHAnsi" w:hAnsiTheme="minorHAnsi" w:cstheme="minorBidi"/>
+          <w:noProof/>
+          <w:color w:val="auto"/>
+          <w:kern w:val="2"/>
+          <w:szCs w:val="24"/>
+          <w:lang w:val="en-ID" w:eastAsia="en-ID"/>
+          <w14:ligatures w14:val="standardContextual"/>
+        </w:rPr>
+      </w:pPr>
+      <w:hyperlink w:anchor="TOC_1_3_TUJUAN_PENELITIAN" w:history="1">
+        <w:r>
+          <w:rPr>
+            <w:noProof/>
+            <w:color w:val="000000"/>
+          </w:rPr>
+          <w:t>1.3 Tujuan Penelitian</w:t>
+        </w:r>
+        <w:r>
+          <w:rPr>
+            <w:noProof/>
+            <w:color w:val="000000"/>
+          </w:rPr>
+          <w:tab/>
+          <w:t>19</w:t>
+        </w:r>
+      </w:hyperlink>
+    </w:p>
+    <w:p>
+      <w:pPr>
+        <w:pStyle w:val="TOC2"/>
+        <w:tabs>
+          <w:tab w:val="right" w:leader="dot" w:pos="7927"/>
+        </w:tabs>
+        <w:rPr>
+          <w:rFonts w:asciiTheme="minorHAnsi" w:hAnsiTheme="minorHAnsi" w:cstheme="minorBidi"/>
+          <w:noProof/>
+          <w:color w:val="auto"/>
+          <w:kern w:val="2"/>
+          <w:szCs w:val="24"/>
+          <w:lang w:val="en-ID" w:eastAsia="en-ID"/>
+          <w14:ligatures w14:val="standardContextual"/>
+        </w:rPr>
+      </w:pPr>
+      <w:hyperlink w:anchor="TOC_1_4_MANFAAT_PENELITIAN" w:history="1">
+        <w:r>
+          <w:rPr>
+            <w:noProof/>
+            <w:color w:val="000000"/>
+          </w:rPr>
+          <w:t>1.4 Manfaat Penelitian</w:t>
+        </w:r>
+        <w:r>
+          <w:rPr>
+            <w:noProof/>
+            <w:color w:val="000000"/>
+          </w:rPr>
+          <w:tab/>
+          <w:t>20</w:t>
+        </w:r>
+      </w:hyperlink>
+    </w:p>
+    <w:p>
+      <w:pPr>
+        <w:pStyle w:val="TOC3"/>
+        <w:tabs>
+          <w:tab w:val="right" w:leader="dot" w:pos="7927"/>
+        </w:tabs>
+        <w:rPr>
+          <w:rFonts w:asciiTheme="minorHAnsi" w:hAnsiTheme="minorHAnsi" w:cstheme="minorBidi"/>
+          <w:noProof/>
+          <w:color w:val="auto"/>
+          <w:kern w:val="2"/>
+          <w:sz w:val="24"/>
+          <w:szCs w:val="24"/>
+          <w:lang w:val="en-ID" w:eastAsia="en-ID"/>
+          <w14:ligatures w14:val="standardContextual"/>
+        </w:rPr>
+      </w:pPr>
+      <w:hyperlink w:anchor="TOC_1_4_1_MANFAAT_TEORITIS" w:history="1">
+        <w:r>
+          <w:rPr>
+            <w:noProof/>
+            <w:color w:val="000000"/>
+          </w:rPr>
+          <w:t>1.4.1 Manfaat Teoritis</w:t>
+        </w:r>
+        <w:r>
+          <w:rPr>
+            <w:noProof/>
+            <w:color w:val="000000"/>
+          </w:rPr>
+          <w:tab/>
+          <w:t>20</w:t>
+        </w:r>
+      </w:hyperlink>
+    </w:p>
+    <w:p>
+      <w:pPr>
+        <w:pStyle w:val="TOC3"/>
+        <w:tabs>
+          <w:tab w:val="right" w:leader="dot" w:pos="7927"/>
+        </w:tabs>
+        <w:rPr>
+          <w:rFonts w:asciiTheme="minorHAnsi" w:hAnsiTheme="minorHAnsi" w:cstheme="minorBidi"/>
+          <w:noProof/>
+          <w:color w:val="auto"/>
+          <w:kern w:val="2"/>
+          <w:sz w:val="24"/>
+          <w:szCs w:val="24"/>
+          <w:lang w:val="en-ID" w:eastAsia="en-ID"/>
+          <w14:ligatures w14:val="standardContextual"/>
+        </w:rPr>
+      </w:pPr>
+      <w:hyperlink w:anchor="TOC_1_4_2_MANFAAT_PRAKTIS" w:history="1">
+        <w:r>
+          <w:rPr>
+            <w:noProof/>
+            <w:color w:val="000000"/>
+          </w:rPr>
+          <w:t>1.4.2 Manfaat Praktis</w:t>
+        </w:r>
+        <w:r>
+          <w:rPr>
+            <w:noProof/>
+            <w:color w:val="000000"/>
+          </w:rPr>
+          <w:tab/>
+          <w:t>21</w:t>
         </w:r>
       </w:hyperlink>
     </w:p>
@@ -2506,13 +612,13 @@
           <w14:ligatures w14:val="standardContextual"/>
         </w:rPr>
       </w:pPr>
-      <w:hyperlink w:anchor="TOC_KATA_PENGANTAR" w:history="1">
+      <w:hyperlink w:anchor="TOC_BAB_2_KAJIAN_PUSTAKA_DAN_PENGEMBANGA" w:history="1">
         <w:r>
           <w:rPr>
             <w:noProof/>
             <w:color w:val="000000"/>
           </w:rPr>
-          <w:t>KATA PENGANTAR</w:t>
+          <w:t>BAB 2 KAJIAN PUSTAKA DAN PENGEMBANGAN HIPOTESIS</w:t>
         </w:r>
         <w:r>
           <w:rPr>
@@ -2520,7 +626,1088 @@
             <w:color w:val="000000"/>
           </w:rPr>
           <w:tab/>
-          <w:t>v</w:t>
+          <w:t>22</w:t>
+        </w:r>
+      </w:hyperlink>
+    </w:p>
+    <w:p>
+      <w:pPr>
+        <w:pStyle w:val="TOC2"/>
+        <w:tabs>
+          <w:tab w:val="right" w:leader="dot" w:pos="7927"/>
+        </w:tabs>
+        <w:rPr>
+          <w:rFonts w:asciiTheme="minorHAnsi" w:hAnsiTheme="minorHAnsi" w:cstheme="minorBidi"/>
+          <w:noProof/>
+          <w:color w:val="auto"/>
+          <w:kern w:val="2"/>
+          <w:szCs w:val="24"/>
+          <w:lang w:val="en-ID" w:eastAsia="en-ID"/>
+          <w14:ligatures w14:val="standardContextual"/>
+        </w:rPr>
+      </w:pPr>
+      <w:hyperlink w:anchor="TOC_2_1_LANDASAN_TEORI" w:history="1">
+        <w:r>
+          <w:rPr>
+            <w:noProof/>
+            <w:color w:val="000000"/>
+          </w:rPr>
+          <w:t>2.1 Landasan Teori</w:t>
+        </w:r>
+        <w:r>
+          <w:rPr>
+            <w:noProof/>
+            <w:color w:val="000000"/>
+          </w:rPr>
+          <w:tab/>
+          <w:t>22</w:t>
+        </w:r>
+      </w:hyperlink>
+    </w:p>
+    <w:p>
+      <w:pPr>
+        <w:pStyle w:val="TOC3"/>
+        <w:tabs>
+          <w:tab w:val="right" w:leader="dot" w:pos="7927"/>
+        </w:tabs>
+        <w:rPr>
+          <w:rFonts w:asciiTheme="minorHAnsi" w:hAnsiTheme="minorHAnsi" w:cstheme="minorBidi"/>
+          <w:noProof/>
+          <w:color w:val="auto"/>
+          <w:kern w:val="2"/>
+          <w:sz w:val="24"/>
+          <w:szCs w:val="24"/>
+          <w:lang w:val="en-ID" w:eastAsia="en-ID"/>
+          <w14:ligatures w14:val="standardContextual"/>
+        </w:rPr>
+      </w:pPr>
+      <w:hyperlink w:anchor="TOC_2_1_1_GRAND_THEORY_KEUANGAN_PERILAKU" w:history="1">
+        <w:r>
+          <w:rPr>
+            <w:noProof/>
+            <w:color w:val="000000"/>
+          </w:rPr>
+          <w:t>2.1.1 Grand Theory: Keuangan Perilaku (</w:t>
+        </w:r>
+        <w:r>
+          <w:rPr>
+            <w:i/>
+            <w:noProof/>
+            <w:color w:val="000000"/>
+          </w:rPr>
+          <w:t>Behavioral Finance</w:t>
+        </w:r>
+        <w:r>
+          <w:rPr>
+            <w:noProof/>
+            <w:color w:val="000000"/>
+          </w:rPr>
+          <w:t>)</w:t>
+        </w:r>
+        <w:r>
+          <w:rPr>
+            <w:noProof/>
+            <w:color w:val="000000"/>
+          </w:rPr>
+          <w:tab/>
+          <w:t>22</w:t>
+        </w:r>
+      </w:hyperlink>
+    </w:p>
+    <w:p>
+      <w:pPr>
+        <w:pStyle w:val="TOC3"/>
+        <w:tabs>
+          <w:tab w:val="right" w:leader="dot" w:pos="7927"/>
+        </w:tabs>
+        <w:rPr>
+          <w:rFonts w:asciiTheme="minorHAnsi" w:hAnsiTheme="minorHAnsi" w:cstheme="minorBidi"/>
+          <w:noProof/>
+          <w:color w:val="auto"/>
+          <w:kern w:val="2"/>
+          <w:sz w:val="24"/>
+          <w:szCs w:val="24"/>
+          <w:lang w:val="en-ID" w:eastAsia="en-ID"/>
+          <w14:ligatures w14:val="standardContextual"/>
+        </w:rPr>
+      </w:pPr>
+      <w:hyperlink w:anchor="TOC_2_1_2_SUPPORTING_THEORY_TEORI_STIMUL" w:history="1">
+        <w:r>
+          <w:rPr>
+            <w:noProof/>
+            <w:color w:val="000000"/>
+          </w:rPr>
+          <w:t xml:space="preserve">2.1.2 Supporting Theory: Teori </w:t>
+        </w:r>
+        <w:r>
+          <w:rPr>
+            <w:i/>
+            <w:noProof/>
+            <w:color w:val="000000"/>
+          </w:rPr>
+          <w:t>Stimulus-Organism-Response</w:t>
+        </w:r>
+        <w:r>
+          <w:rPr>
+            <w:noProof/>
+            <w:color w:val="000000"/>
+          </w:rPr>
+          <w:t xml:space="preserve"> (S-O-R)</w:t>
+        </w:r>
+        <w:r>
+          <w:rPr>
+            <w:noProof/>
+            <w:color w:val="000000"/>
+          </w:rPr>
+          <w:tab/>
+          <w:t>23</w:t>
+        </w:r>
+      </w:hyperlink>
+    </w:p>
+    <w:p>
+      <w:pPr>
+        <w:pStyle w:val="TOC3"/>
+        <w:tabs>
+          <w:tab w:val="right" w:leader="dot" w:pos="7927"/>
+        </w:tabs>
+        <w:rPr>
+          <w:rFonts w:asciiTheme="minorHAnsi" w:hAnsiTheme="minorHAnsi" w:cstheme="minorBidi"/>
+          <w:noProof/>
+          <w:color w:val="auto"/>
+          <w:kern w:val="2"/>
+          <w:sz w:val="24"/>
+          <w:szCs w:val="24"/>
+          <w:lang w:val="en-ID" w:eastAsia="en-ID"/>
+          <w14:ligatures w14:val="standardContextual"/>
+        </w:rPr>
+      </w:pPr>
+      <w:hyperlink w:anchor="TOC_2_1_3_SUPPORTING_THEORY_PSIKOLOGI_KO" w:history="1">
+        <w:r>
+          <w:rPr>
+            <w:noProof/>
+            <w:color w:val="000000"/>
+          </w:rPr>
+          <w:t xml:space="preserve">2.1.3 Supporting Theory: Psikologi Kolektor dan </w:t>
+        </w:r>
+        <w:r>
+          <w:rPr>
+            <w:i/>
+            <w:noProof/>
+            <w:color w:val="000000"/>
+          </w:rPr>
+          <w:t>Collection-Goal Tipping Point Effect</w:t>
+        </w:r>
+        <w:r>
+          <w:rPr>
+            <w:noProof/>
+            <w:color w:val="000000"/>
+          </w:rPr>
+          <w:tab/>
+          <w:t>23</w:t>
+        </w:r>
+      </w:hyperlink>
+    </w:p>
+    <w:p>
+      <w:pPr>
+        <w:pStyle w:val="TOC3"/>
+        <w:tabs>
+          <w:tab w:val="right" w:leader="dot" w:pos="7927"/>
+        </w:tabs>
+        <w:rPr>
+          <w:rFonts w:asciiTheme="minorHAnsi" w:hAnsiTheme="minorHAnsi" w:cstheme="minorBidi"/>
+          <w:noProof/>
+          <w:color w:val="auto"/>
+          <w:kern w:val="2"/>
+          <w:sz w:val="24"/>
+          <w:szCs w:val="24"/>
+          <w:lang w:val="en-ID" w:eastAsia="en-ID"/>
+          <w14:ligatures w14:val="standardContextual"/>
+        </w:rPr>
+      </w:pPr>
+      <w:hyperlink w:anchor="TOC_2_1_4_SUPPORTING_THEORY_TEORI_REGULA" w:history="1">
+        <w:r>
+          <w:rPr>
+            <w:noProof/>
+            <w:color w:val="000000"/>
+          </w:rPr>
+          <w:t>2.1.4 Supporting Theory: Teori Regulasi Diri (</w:t>
+        </w:r>
+        <w:r>
+          <w:rPr>
+            <w:i/>
+            <w:noProof/>
+            <w:color w:val="000000"/>
+          </w:rPr>
+          <w:t>Self-Regulation Theory</w:t>
+        </w:r>
+        <w:r>
+          <w:rPr>
+            <w:noProof/>
+            <w:color w:val="000000"/>
+          </w:rPr>
+          <w:t>)</w:t>
+        </w:r>
+        <w:r>
+          <w:rPr>
+            <w:noProof/>
+            <w:color w:val="000000"/>
+          </w:rPr>
+          <w:tab/>
+          <w:t>24</w:t>
+        </w:r>
+      </w:hyperlink>
+    </w:p>
+    <w:p>
+      <w:pPr>
+        <w:pStyle w:val="TOC2"/>
+        <w:tabs>
+          <w:tab w:val="right" w:leader="dot" w:pos="7927"/>
+        </w:tabs>
+        <w:rPr>
+          <w:rFonts w:asciiTheme="minorHAnsi" w:hAnsiTheme="minorHAnsi" w:cstheme="minorBidi"/>
+          <w:noProof/>
+          <w:color w:val="auto"/>
+          <w:kern w:val="2"/>
+          <w:szCs w:val="24"/>
+          <w:lang w:val="en-ID" w:eastAsia="en-ID"/>
+          <w14:ligatures w14:val="standardContextual"/>
+        </w:rPr>
+      </w:pPr>
+      <w:hyperlink w:anchor="TOC_2_2_KAJIAN_VARIABEL_PENELITIAN" w:history="1">
+        <w:r>
+          <w:rPr>
+            <w:noProof/>
+            <w:color w:val="000000"/>
+          </w:rPr>
+          <w:t>2.2 Kajian Variabel Penelitian</w:t>
+        </w:r>
+        <w:r>
+          <w:rPr>
+            <w:noProof/>
+            <w:color w:val="000000"/>
+          </w:rPr>
+          <w:tab/>
+          <w:t>24</w:t>
+        </w:r>
+      </w:hyperlink>
+    </w:p>
+    <w:p>
+      <w:pPr>
+        <w:pStyle w:val="TOC3"/>
+        <w:tabs>
+          <w:tab w:val="right" w:leader="dot" w:pos="7927"/>
+        </w:tabs>
+        <w:rPr>
+          <w:rFonts w:asciiTheme="minorHAnsi" w:hAnsiTheme="minorHAnsi" w:cstheme="minorBidi"/>
+          <w:noProof/>
+          <w:color w:val="auto"/>
+          <w:kern w:val="2"/>
+          <w:sz w:val="24"/>
+          <w:szCs w:val="24"/>
+          <w:lang w:val="en-ID" w:eastAsia="en-ID"/>
+          <w14:ligatures w14:val="standardContextual"/>
+        </w:rPr>
+      </w:pPr>
+      <w:hyperlink w:anchor="TOC_2_2_1_VARIABEL_DEPENDEN_Y_IMPULSIVE_" w:history="1">
+        <w:r>
+          <w:rPr>
+            <w:noProof/>
+            <w:color w:val="000000"/>
+          </w:rPr>
+          <w:t>2.2.1 Variabel Dependen (</w:t>
+        </w:r>
+        <w:r>
+          <w:rPr>
+            <w:i/>
+            <w:noProof/>
+            <w:color w:val="000000"/>
+          </w:rPr>
+          <w:t>Y</w:t>
+        </w:r>
+        <w:r>
+          <w:rPr>
+            <w:noProof/>
+            <w:color w:val="000000"/>
+          </w:rPr>
+          <w:t xml:space="preserve">): </w:t>
+        </w:r>
+        <w:r>
+          <w:rPr>
+            <w:i/>
+            <w:noProof/>
+            <w:color w:val="000000"/>
+          </w:rPr>
+          <w:t>Impulsive Buying</w:t>
+        </w:r>
+        <w:r>
+          <w:rPr>
+            <w:noProof/>
+            <w:color w:val="000000"/>
+          </w:rPr>
+          <w:t xml:space="preserve"> (Pembelian Impulsif)</w:t>
+        </w:r>
+        <w:r>
+          <w:rPr>
+            <w:noProof/>
+            <w:color w:val="000000"/>
+          </w:rPr>
+          <w:tab/>
+          <w:t>24</w:t>
+        </w:r>
+      </w:hyperlink>
+    </w:p>
+    <w:p>
+      <w:pPr>
+        <w:pStyle w:val="TOC3"/>
+        <w:tabs>
+          <w:tab w:val="right" w:leader="dot" w:pos="7927"/>
+        </w:tabs>
+        <w:rPr>
+          <w:rFonts w:asciiTheme="minorHAnsi" w:hAnsiTheme="minorHAnsi" w:cstheme="minorBidi"/>
+          <w:noProof/>
+          <w:color w:val="auto"/>
+          <w:kern w:val="2"/>
+          <w:sz w:val="24"/>
+          <w:szCs w:val="24"/>
+          <w:lang w:val="en-ID" w:eastAsia="en-ID"/>
+          <w14:ligatures w14:val="standardContextual"/>
+        </w:rPr>
+      </w:pPr>
+      <w:hyperlink w:anchor="TOC_2_2_2_VARIABEL_INDEPENDEN_X₁_HEDONIC" w:history="1">
+        <w:r>
+          <w:rPr>
+            <w:noProof/>
+            <w:color w:val="000000"/>
+          </w:rPr>
+          <w:t>2.2.2 Variabel Independen (</w:t>
+        </w:r>
+        <w:r>
+          <w:rPr>
+            <w:i/>
+            <w:noProof/>
+            <w:color w:val="000000"/>
+          </w:rPr>
+          <w:t>X</w:t>
+        </w:r>
+        <w:r>
+          <w:rPr>
+            <w:noProof/>
+            <w:color w:val="000000"/>
+          </w:rPr>
+          <w:t xml:space="preserve">₁): </w:t>
+        </w:r>
+        <w:r>
+          <w:rPr>
+            <w:i/>
+            <w:noProof/>
+            <w:color w:val="000000"/>
+          </w:rPr>
+          <w:t>Hedonic Motivation</w:t>
+        </w:r>
+        <w:r>
+          <w:rPr>
+            <w:noProof/>
+            <w:color w:val="000000"/>
+          </w:rPr>
+          <w:t xml:space="preserve"> (Motivasi Hedonis)</w:t>
+        </w:r>
+        <w:r>
+          <w:rPr>
+            <w:noProof/>
+            <w:color w:val="000000"/>
+          </w:rPr>
+          <w:tab/>
+          <w:t>24</w:t>
+        </w:r>
+      </w:hyperlink>
+    </w:p>
+    <w:p>
+      <w:pPr>
+        <w:pStyle w:val="TOC3"/>
+        <w:tabs>
+          <w:tab w:val="right" w:leader="dot" w:pos="7927"/>
+        </w:tabs>
+        <w:rPr>
+          <w:rFonts w:asciiTheme="minorHAnsi" w:hAnsiTheme="minorHAnsi" w:cstheme="minorBidi"/>
+          <w:noProof/>
+          <w:color w:val="auto"/>
+          <w:kern w:val="2"/>
+          <w:sz w:val="24"/>
+          <w:szCs w:val="24"/>
+          <w:lang w:val="en-ID" w:eastAsia="en-ID"/>
+          <w14:ligatures w14:val="standardContextual"/>
+        </w:rPr>
+      </w:pPr>
+      <w:hyperlink w:anchor="TOC_2_2_3_VARIABEL_INDEPENDEN_X₂_DESIRE_" w:history="1">
+        <w:r>
+          <w:rPr>
+            <w:noProof/>
+            <w:color w:val="000000"/>
+          </w:rPr>
+          <w:t>2.2.3 Variabel Independen (</w:t>
+        </w:r>
+        <w:r>
+          <w:rPr>
+            <w:i/>
+            <w:noProof/>
+            <w:color w:val="000000"/>
+          </w:rPr>
+          <w:t>X</w:t>
+        </w:r>
+        <w:r>
+          <w:rPr>
+            <w:noProof/>
+            <w:color w:val="000000"/>
+          </w:rPr>
+          <w:t xml:space="preserve">₂): </w:t>
+        </w:r>
+        <w:r>
+          <w:rPr>
+            <w:i/>
+            <w:noProof/>
+            <w:color w:val="000000"/>
+          </w:rPr>
+          <w:t>Desire for Completeness</w:t>
+        </w:r>
+        <w:r>
+          <w:rPr>
+            <w:noProof/>
+            <w:color w:val="000000"/>
+          </w:rPr>
+          <w:t xml:space="preserve"> (Hasrat Kelengkapan Koleksi)</w:t>
+        </w:r>
+        <w:r>
+          <w:rPr>
+            <w:noProof/>
+            <w:color w:val="000000"/>
+          </w:rPr>
+          <w:tab/>
+          <w:t>25</w:t>
+        </w:r>
+      </w:hyperlink>
+    </w:p>
+    <w:p>
+      <w:pPr>
+        <w:pStyle w:val="TOC3"/>
+        <w:tabs>
+          <w:tab w:val="right" w:leader="dot" w:pos="7927"/>
+        </w:tabs>
+        <w:rPr>
+          <w:rFonts w:asciiTheme="minorHAnsi" w:hAnsiTheme="minorHAnsi" w:cstheme="minorBidi"/>
+          <w:noProof/>
+          <w:color w:val="auto"/>
+          <w:kern w:val="2"/>
+          <w:sz w:val="24"/>
+          <w:szCs w:val="24"/>
+          <w:lang w:val="en-ID" w:eastAsia="en-ID"/>
+          <w14:ligatures w14:val="standardContextual"/>
+        </w:rPr>
+      </w:pPr>
+      <w:hyperlink w:anchor="TOC_2_2_4_VARIABEL_INDEPENDEN_X₃_SPECULA" w:history="1">
+        <w:r>
+          <w:rPr>
+            <w:noProof/>
+            <w:color w:val="000000"/>
+          </w:rPr>
+          <w:t>2.2.4 Variabel Independen (</w:t>
+        </w:r>
+        <w:r>
+          <w:rPr>
+            <w:i/>
+            <w:noProof/>
+            <w:color w:val="000000"/>
+          </w:rPr>
+          <w:t>X</w:t>
+        </w:r>
+        <w:r>
+          <w:rPr>
+            <w:noProof/>
+            <w:color w:val="000000"/>
+          </w:rPr>
+          <w:t xml:space="preserve">₃): </w:t>
+        </w:r>
+        <w:r>
+          <w:rPr>
+            <w:i/>
+            <w:noProof/>
+            <w:color w:val="000000"/>
+          </w:rPr>
+          <w:t>Speculative Motive</w:t>
+        </w:r>
+        <w:r>
+          <w:rPr>
+            <w:noProof/>
+            <w:color w:val="000000"/>
+          </w:rPr>
+          <w:t xml:space="preserve"> (Motif Spekulasi Finansial)</w:t>
+        </w:r>
+        <w:r>
+          <w:rPr>
+            <w:noProof/>
+            <w:color w:val="000000"/>
+          </w:rPr>
+          <w:tab/>
+          <w:t>25</w:t>
+        </w:r>
+      </w:hyperlink>
+    </w:p>
+    <w:p>
+      <w:pPr>
+        <w:pStyle w:val="TOC3"/>
+        <w:tabs>
+          <w:tab w:val="right" w:leader="dot" w:pos="7927"/>
+        </w:tabs>
+        <w:rPr>
+          <w:rFonts w:asciiTheme="minorHAnsi" w:hAnsiTheme="minorHAnsi" w:cstheme="minorBidi"/>
+          <w:noProof/>
+          <w:color w:val="auto"/>
+          <w:kern w:val="2"/>
+          <w:sz w:val="24"/>
+          <w:szCs w:val="24"/>
+          <w:lang w:val="en-ID" w:eastAsia="en-ID"/>
+          <w14:ligatures w14:val="standardContextual"/>
+        </w:rPr>
+      </w:pPr>
+      <w:hyperlink w:anchor="TOC_2_2_5_VARIABEL_MODERASI_M_SELF_CONTR" w:history="1">
+        <w:r>
+          <w:rPr>
+            <w:noProof/>
+            <w:color w:val="000000"/>
+          </w:rPr>
+          <w:t>2.2.5 Variabel Moderasi (</w:t>
+        </w:r>
+        <w:r>
+          <w:rPr>
+            <w:i/>
+            <w:noProof/>
+            <w:color w:val="000000"/>
+          </w:rPr>
+          <w:t>M</w:t>
+        </w:r>
+        <w:r>
+          <w:rPr>
+            <w:noProof/>
+            <w:color w:val="000000"/>
+          </w:rPr>
+          <w:t xml:space="preserve">): </w:t>
+        </w:r>
+        <w:r>
+          <w:rPr>
+            <w:i/>
+            <w:noProof/>
+            <w:color w:val="000000"/>
+          </w:rPr>
+          <w:t>Self-Control</w:t>
+        </w:r>
+        <w:r>
+          <w:rPr>
+            <w:noProof/>
+            <w:color w:val="000000"/>
+          </w:rPr>
+          <w:t xml:space="preserve"> (Kontrol Diri)</w:t>
+        </w:r>
+        <w:r>
+          <w:rPr>
+            <w:noProof/>
+            <w:color w:val="000000"/>
+          </w:rPr>
+          <w:tab/>
+          <w:t>25</w:t>
+        </w:r>
+      </w:hyperlink>
+    </w:p>
+    <w:p>
+      <w:pPr>
+        <w:pStyle w:val="TOC2"/>
+        <w:tabs>
+          <w:tab w:val="right" w:leader="dot" w:pos="7927"/>
+        </w:tabs>
+        <w:rPr>
+          <w:rFonts w:asciiTheme="minorHAnsi" w:hAnsiTheme="minorHAnsi" w:cstheme="minorBidi"/>
+          <w:noProof/>
+          <w:color w:val="auto"/>
+          <w:kern w:val="2"/>
+          <w:szCs w:val="24"/>
+          <w:lang w:val="en-ID" w:eastAsia="en-ID"/>
+          <w14:ligatures w14:val="standardContextual"/>
+        </w:rPr>
+      </w:pPr>
+      <w:hyperlink w:anchor="TOC_2_3_PENELITIAN_SEBELUMNYA" w:history="1">
+        <w:r>
+          <w:rPr>
+            <w:noProof/>
+            <w:color w:val="000000"/>
+          </w:rPr>
+          <w:t>2.3 Penelitian Sebelumnya</w:t>
+        </w:r>
+        <w:r>
+          <w:rPr>
+            <w:noProof/>
+            <w:color w:val="000000"/>
+          </w:rPr>
+          <w:tab/>
+          <w:t>26</w:t>
+        </w:r>
+      </w:hyperlink>
+    </w:p>
+    <w:p>
+      <w:pPr>
+        <w:pStyle w:val="TOC2"/>
+        <w:tabs>
+          <w:tab w:val="right" w:leader="dot" w:pos="7927"/>
+        </w:tabs>
+        <w:rPr>
+          <w:rFonts w:asciiTheme="minorHAnsi" w:hAnsiTheme="minorHAnsi" w:cstheme="minorBidi"/>
+          <w:noProof/>
+          <w:color w:val="auto"/>
+          <w:kern w:val="2"/>
+          <w:szCs w:val="24"/>
+          <w:lang w:val="en-ID" w:eastAsia="en-ID"/>
+          <w14:ligatures w14:val="standardContextual"/>
+        </w:rPr>
+      </w:pPr>
+      <w:hyperlink w:anchor="TOC_2_4_PENGEMBANGAN_HIPOTESIS" w:history="1">
+        <w:r>
+          <w:rPr>
+            <w:noProof/>
+            <w:color w:val="000000"/>
+          </w:rPr>
+          <w:t>2.4 Pengembangan Hipotesis</w:t>
+        </w:r>
+        <w:r>
+          <w:rPr>
+            <w:noProof/>
+            <w:color w:val="000000"/>
+          </w:rPr>
+          <w:tab/>
+          <w:t>28</w:t>
+        </w:r>
+      </w:hyperlink>
+    </w:p>
+    <w:p>
+      <w:pPr>
+        <w:pStyle w:val="TOC3"/>
+        <w:tabs>
+          <w:tab w:val="right" w:leader="dot" w:pos="7927"/>
+        </w:tabs>
+        <w:rPr>
+          <w:rFonts w:asciiTheme="minorHAnsi" w:hAnsiTheme="minorHAnsi" w:cstheme="minorBidi"/>
+          <w:noProof/>
+          <w:color w:val="auto"/>
+          <w:kern w:val="2"/>
+          <w:sz w:val="24"/>
+          <w:szCs w:val="24"/>
+          <w:lang w:val="en-ID" w:eastAsia="en-ID"/>
+          <w14:ligatures w14:val="standardContextual"/>
+        </w:rPr>
+      </w:pPr>
+      <w:hyperlink w:anchor="TOC_2_4_1_PENGARUH_HEDONIC_MOTIVATION_TE" w:history="1">
+        <w:r>
+          <w:rPr>
+            <w:noProof/>
+            <w:color w:val="000000"/>
+          </w:rPr>
+          <w:t xml:space="preserve">2.4.1 Pengaruh </w:t>
+        </w:r>
+        <w:r>
+          <w:rPr>
+            <w:i/>
+            <w:noProof/>
+            <w:color w:val="000000"/>
+          </w:rPr>
+          <w:t>Hedonic Motivation</w:t>
+        </w:r>
+        <w:r>
+          <w:rPr>
+            <w:noProof/>
+            <w:color w:val="000000"/>
+          </w:rPr>
+          <w:t xml:space="preserve"> terhadap </w:t>
+        </w:r>
+        <w:r>
+          <w:rPr>
+            <w:i/>
+            <w:noProof/>
+            <w:color w:val="000000"/>
+          </w:rPr>
+          <w:t>Impulsive Buying</w:t>
+        </w:r>
+        <w:r>
+          <w:rPr>
+            <w:noProof/>
+            <w:color w:val="000000"/>
+          </w:rPr>
+          <w:tab/>
+          <w:t>28</w:t>
+        </w:r>
+      </w:hyperlink>
+    </w:p>
+    <w:p>
+      <w:pPr>
+        <w:pStyle w:val="TOC3"/>
+        <w:tabs>
+          <w:tab w:val="right" w:leader="dot" w:pos="7927"/>
+        </w:tabs>
+        <w:rPr>
+          <w:rFonts w:asciiTheme="minorHAnsi" w:hAnsiTheme="minorHAnsi" w:cstheme="minorBidi"/>
+          <w:noProof/>
+          <w:color w:val="auto"/>
+          <w:kern w:val="2"/>
+          <w:sz w:val="24"/>
+          <w:szCs w:val="24"/>
+          <w:lang w:val="en-ID" w:eastAsia="en-ID"/>
+          <w14:ligatures w14:val="standardContextual"/>
+        </w:rPr>
+      </w:pPr>
+      <w:hyperlink w:anchor="TOC_2_4_2_PENGARUH_DESIRE_FOR_COMPLETENE" w:history="1">
+        <w:r>
+          <w:rPr>
+            <w:noProof/>
+            <w:color w:val="000000"/>
+          </w:rPr>
+          <w:t xml:space="preserve">2.4.2 Pengaruh </w:t>
+        </w:r>
+        <w:r>
+          <w:rPr>
+            <w:i/>
+            <w:noProof/>
+            <w:color w:val="000000"/>
+          </w:rPr>
+          <w:t>Desire for Completeness</w:t>
+        </w:r>
+        <w:r>
+          <w:rPr>
+            <w:noProof/>
+            <w:color w:val="000000"/>
+          </w:rPr>
+          <w:t xml:space="preserve"> terhadap </w:t>
+        </w:r>
+        <w:r>
+          <w:rPr>
+            <w:i/>
+            <w:noProof/>
+            <w:color w:val="000000"/>
+          </w:rPr>
+          <w:t>Impulsive Buying</w:t>
+        </w:r>
+        <w:r>
+          <w:rPr>
+            <w:noProof/>
+            <w:color w:val="000000"/>
+          </w:rPr>
+          <w:tab/>
+          <w:t>28</w:t>
+        </w:r>
+      </w:hyperlink>
+    </w:p>
+    <w:p>
+      <w:pPr>
+        <w:pStyle w:val="TOC3"/>
+        <w:tabs>
+          <w:tab w:val="right" w:leader="dot" w:pos="7927"/>
+        </w:tabs>
+        <w:rPr>
+          <w:rFonts w:asciiTheme="minorHAnsi" w:hAnsiTheme="minorHAnsi" w:cstheme="minorBidi"/>
+          <w:noProof/>
+          <w:color w:val="auto"/>
+          <w:kern w:val="2"/>
+          <w:sz w:val="24"/>
+          <w:szCs w:val="24"/>
+          <w:lang w:val="en-ID" w:eastAsia="en-ID"/>
+          <w14:ligatures w14:val="standardContextual"/>
+        </w:rPr>
+      </w:pPr>
+      <w:hyperlink w:anchor="TOC_2_4_3_PENGARUH_SPECULATIVE_MOTIVE_TE" w:history="1">
+        <w:r>
+          <w:rPr>
+            <w:noProof/>
+            <w:color w:val="000000"/>
+          </w:rPr>
+          <w:t xml:space="preserve">2.4.3 Pengaruh </w:t>
+        </w:r>
+        <w:r>
+          <w:rPr>
+            <w:i/>
+            <w:noProof/>
+            <w:color w:val="000000"/>
+          </w:rPr>
+          <w:t>Speculative Motive</w:t>
+        </w:r>
+        <w:r>
+          <w:rPr>
+            <w:noProof/>
+            <w:color w:val="000000"/>
+          </w:rPr>
+          <w:t xml:space="preserve"> terhadap </w:t>
+        </w:r>
+        <w:r>
+          <w:rPr>
+            <w:i/>
+            <w:noProof/>
+            <w:color w:val="000000"/>
+          </w:rPr>
+          <w:t>Impulsive Buying</w:t>
+        </w:r>
+        <w:r>
+          <w:rPr>
+            <w:noProof/>
+            <w:color w:val="000000"/>
+          </w:rPr>
+          <w:tab/>
+          <w:t>29</w:t>
+        </w:r>
+      </w:hyperlink>
+    </w:p>
+    <w:p>
+      <w:pPr>
+        <w:pStyle w:val="TOC3"/>
+        <w:tabs>
+          <w:tab w:val="right" w:leader="dot" w:pos="7927"/>
+        </w:tabs>
+        <w:rPr>
+          <w:rFonts w:asciiTheme="minorHAnsi" w:hAnsiTheme="minorHAnsi" w:cstheme="minorBidi"/>
+          <w:noProof/>
+          <w:color w:val="auto"/>
+          <w:kern w:val="2"/>
+          <w:sz w:val="24"/>
+          <w:szCs w:val="24"/>
+          <w:lang w:val="en-ID" w:eastAsia="en-ID"/>
+          <w14:ligatures w14:val="standardContextual"/>
+        </w:rPr>
+      </w:pPr>
+      <w:hyperlink w:anchor="TOC_2_4_4_PENGARUH_MODERASI_SELF_CONTROL" w:history="1">
+        <w:r>
+          <w:rPr>
+            <w:noProof/>
+            <w:color w:val="000000"/>
+          </w:rPr>
+          <w:t xml:space="preserve">2.4.4 Pengaruh Moderasi </w:t>
+        </w:r>
+        <w:r>
+          <w:rPr>
+            <w:i/>
+            <w:noProof/>
+            <w:color w:val="000000"/>
+          </w:rPr>
+          <w:t>Self-Control</w:t>
+        </w:r>
+        <w:r>
+          <w:rPr>
+            <w:noProof/>
+            <w:color w:val="000000"/>
+          </w:rPr>
+          <w:t xml:space="preserve"> terhadap Hubungan </w:t>
+        </w:r>
+        <w:r>
+          <w:rPr>
+            <w:i/>
+            <w:noProof/>
+            <w:color w:val="000000"/>
+          </w:rPr>
+          <w:t>Hedonic Motivation</w:t>
+        </w:r>
+        <w:r>
+          <w:rPr>
+            <w:noProof/>
+            <w:color w:val="000000"/>
+          </w:rPr>
+          <w:t xml:space="preserve"> dan </w:t>
+        </w:r>
+        <w:r>
+          <w:rPr>
+            <w:i/>
+            <w:noProof/>
+            <w:color w:val="000000"/>
+          </w:rPr>
+          <w:t>Impulsive Buying</w:t>
+        </w:r>
+        <w:r>
+          <w:rPr>
+            <w:noProof/>
+            <w:color w:val="000000"/>
+          </w:rPr>
+          <w:tab/>
+          <w:t>30</w:t>
+        </w:r>
+      </w:hyperlink>
+    </w:p>
+    <w:p>
+      <w:pPr>
+        <w:pStyle w:val="TOC3"/>
+        <w:tabs>
+          <w:tab w:val="right" w:leader="dot" w:pos="7927"/>
+        </w:tabs>
+        <w:rPr>
+          <w:rFonts w:asciiTheme="minorHAnsi" w:hAnsiTheme="minorHAnsi" w:cstheme="minorBidi"/>
+          <w:noProof/>
+          <w:color w:val="auto"/>
+          <w:kern w:val="2"/>
+          <w:sz w:val="24"/>
+          <w:szCs w:val="24"/>
+          <w:lang w:val="en-ID" w:eastAsia="en-ID"/>
+          <w14:ligatures w14:val="standardContextual"/>
+        </w:rPr>
+      </w:pPr>
+      <w:hyperlink w:anchor="TOC_2_4_5_PENGARUH_MODERASI_SELF_CONTROL" w:history="1">
+        <w:r>
+          <w:rPr>
+            <w:noProof/>
+            <w:color w:val="000000"/>
+          </w:rPr>
+          <w:t xml:space="preserve">2.4.5 Pengaruh Moderasi </w:t>
+        </w:r>
+        <w:r>
+          <w:rPr>
+            <w:i/>
+            <w:noProof/>
+            <w:color w:val="000000"/>
+          </w:rPr>
+          <w:t>Self-Control</w:t>
+        </w:r>
+        <w:r>
+          <w:rPr>
+            <w:noProof/>
+            <w:color w:val="000000"/>
+          </w:rPr>
+          <w:t xml:space="preserve"> terhadap Hubungan </w:t>
+        </w:r>
+        <w:r>
+          <w:rPr>
+            <w:i/>
+            <w:noProof/>
+            <w:color w:val="000000"/>
+          </w:rPr>
+          <w:t>Desire for Completeness</w:t>
+        </w:r>
+        <w:r>
+          <w:rPr>
+            <w:noProof/>
+            <w:color w:val="000000"/>
+          </w:rPr>
+          <w:t xml:space="preserve"> dan </w:t>
+        </w:r>
+        <w:r>
+          <w:rPr>
+            <w:i/>
+            <w:noProof/>
+            <w:color w:val="000000"/>
+          </w:rPr>
+          <w:t>Impulsive Buying</w:t>
+        </w:r>
+        <w:r>
+          <w:rPr>
+            <w:noProof/>
+            <w:color w:val="000000"/>
+          </w:rPr>
+          <w:tab/>
+          <w:t>31</w:t>
+        </w:r>
+      </w:hyperlink>
+    </w:p>
+    <w:p>
+      <w:pPr>
+        <w:pStyle w:val="TOC3"/>
+        <w:tabs>
+          <w:tab w:val="right" w:leader="dot" w:pos="7927"/>
+        </w:tabs>
+        <w:rPr>
+          <w:rFonts w:asciiTheme="minorHAnsi" w:hAnsiTheme="minorHAnsi" w:cstheme="minorBidi"/>
+          <w:noProof/>
+          <w:color w:val="auto"/>
+          <w:kern w:val="2"/>
+          <w:sz w:val="24"/>
+          <w:szCs w:val="24"/>
+          <w:lang w:val="en-ID" w:eastAsia="en-ID"/>
+          <w14:ligatures w14:val="standardContextual"/>
+        </w:rPr>
+      </w:pPr>
+      <w:hyperlink w:anchor="TOC_2_4_6_PENGARUH_MODERASI_SELF_CONTROL" w:history="1">
+        <w:r>
+          <w:rPr>
+            <w:noProof/>
+            <w:color w:val="000000"/>
+          </w:rPr>
+          <w:t xml:space="preserve">2.4.6 Pengaruh Moderasi </w:t>
+        </w:r>
+        <w:r>
+          <w:rPr>
+            <w:i/>
+            <w:noProof/>
+            <w:color w:val="000000"/>
+          </w:rPr>
+          <w:t>Self-Control</w:t>
+        </w:r>
+        <w:r>
+          <w:rPr>
+            <w:noProof/>
+            <w:color w:val="000000"/>
+          </w:rPr>
+          <w:t xml:space="preserve"> terhadap Hubungan </w:t>
+        </w:r>
+        <w:r>
+          <w:rPr>
+            <w:i/>
+            <w:noProof/>
+            <w:color w:val="000000"/>
+          </w:rPr>
+          <w:t>Speculative Motive</w:t>
+        </w:r>
+        <w:r>
+          <w:rPr>
+            <w:noProof/>
+            <w:color w:val="000000"/>
+          </w:rPr>
+          <w:t xml:space="preserve"> dan </w:t>
+        </w:r>
+        <w:r>
+          <w:rPr>
+            <w:i/>
+            <w:noProof/>
+            <w:color w:val="000000"/>
+          </w:rPr>
+          <w:t>Impulsive Buying</w:t>
+        </w:r>
+        <w:r>
+          <w:rPr>
+            <w:noProof/>
+            <w:color w:val="000000"/>
+          </w:rPr>
+          <w:tab/>
+          <w:t>32</w:t>
+        </w:r>
+      </w:hyperlink>
+    </w:p>
+    <w:p>
+      <w:pPr>
+        <w:pStyle w:val="TOC2"/>
+        <w:tabs>
+          <w:tab w:val="right" w:leader="dot" w:pos="7927"/>
+        </w:tabs>
+        <w:rPr>
+          <w:rFonts w:asciiTheme="minorHAnsi" w:hAnsiTheme="minorHAnsi" w:cstheme="minorBidi"/>
+          <w:noProof/>
+          <w:color w:val="auto"/>
+          <w:kern w:val="2"/>
+          <w:szCs w:val="24"/>
+          <w:lang w:val="en-ID" w:eastAsia="en-ID"/>
+          <w14:ligatures w14:val="standardContextual"/>
+        </w:rPr>
+      </w:pPr>
+      <w:hyperlink w:anchor="TOC_2_5_RERANGKA_PENELITIAN" w:history="1">
+        <w:r>
+          <w:rPr>
+            <w:noProof/>
+            <w:color w:val="000000"/>
+          </w:rPr>
+          <w:t>2.5 Rerangka Penelitian</w:t>
+        </w:r>
+        <w:r>
+          <w:rPr>
+            <w:noProof/>
+            <w:color w:val="000000"/>
+          </w:rPr>
+          <w:tab/>
+          <w:t>32</w:t>
         </w:r>
       </w:hyperlink>
     </w:p>
@@ -2541,13 +1728,13 @@
           <w14:ligatures w14:val="standardContextual"/>
         </w:rPr>
       </w:pPr>
-      <w:hyperlink w:anchor="TOC_ABSTRAK" w:history="1">
+      <w:hyperlink w:anchor="TOC_BAB_3_METODE_PENELITIAN" w:history="1">
         <w:r>
           <w:rPr>
             <w:noProof/>
             <w:color w:val="000000"/>
           </w:rPr>
-          <w:t>ABSTRAK</w:t>
+          <w:t>BAB 3 METODE PENELITIAN</w:t>
         </w:r>
         <w:r>
           <w:rPr>
@@ -2555,7 +1742,660 @@
             <w:color w:val="000000"/>
           </w:rPr>
           <w:tab/>
-          <w:t>vii</w:t>
+          <w:t>34</w:t>
+        </w:r>
+      </w:hyperlink>
+    </w:p>
+    <w:p>
+      <w:pPr>
+        <w:pStyle w:val="TOC2"/>
+        <w:tabs>
+          <w:tab w:val="right" w:leader="dot" w:pos="7927"/>
+        </w:tabs>
+        <w:rPr>
+          <w:rFonts w:asciiTheme="minorHAnsi" w:hAnsiTheme="minorHAnsi" w:cstheme="minorBidi"/>
+          <w:noProof/>
+          <w:color w:val="auto"/>
+          <w:kern w:val="2"/>
+          <w:szCs w:val="24"/>
+          <w:lang w:val="en-ID" w:eastAsia="en-ID"/>
+          <w14:ligatures w14:val="standardContextual"/>
+        </w:rPr>
+      </w:pPr>
+      <w:hyperlink w:anchor="TOC_3_1_JENIS_DAN_SUMBER_DATA" w:history="1">
+        <w:r>
+          <w:rPr>
+            <w:noProof/>
+            <w:color w:val="000000"/>
+          </w:rPr>
+          <w:t>3.1 Jenis dan Sumber Data</w:t>
+        </w:r>
+        <w:r>
+          <w:rPr>
+            <w:noProof/>
+            <w:color w:val="000000"/>
+          </w:rPr>
+          <w:tab/>
+          <w:t>34</w:t>
+        </w:r>
+      </w:hyperlink>
+    </w:p>
+    <w:p>
+      <w:pPr>
+        <w:pStyle w:val="TOC3"/>
+        <w:tabs>
+          <w:tab w:val="right" w:leader="dot" w:pos="7927"/>
+        </w:tabs>
+        <w:rPr>
+          <w:rFonts w:asciiTheme="minorHAnsi" w:hAnsiTheme="minorHAnsi" w:cstheme="minorBidi"/>
+          <w:noProof/>
+          <w:color w:val="auto"/>
+          <w:kern w:val="2"/>
+          <w:sz w:val="24"/>
+          <w:szCs w:val="24"/>
+          <w:lang w:val="en-ID" w:eastAsia="en-ID"/>
+          <w14:ligatures w14:val="standardContextual"/>
+        </w:rPr>
+      </w:pPr>
+      <w:hyperlink w:anchor="TOC_3_1_1_BATASAN_PENELITIAN_DAN_RUANG_L" w:history="1">
+        <w:r>
+          <w:rPr>
+            <w:noProof/>
+            <w:color w:val="000000"/>
+          </w:rPr>
+          <w:t>3.1.1 Batasan Penelitian dan Ruang Lingkup Operasional</w:t>
+        </w:r>
+        <w:r>
+          <w:rPr>
+            <w:noProof/>
+            <w:color w:val="000000"/>
+          </w:rPr>
+          <w:tab/>
+          <w:t>34</w:t>
+        </w:r>
+      </w:hyperlink>
+    </w:p>
+    <w:p>
+      <w:pPr>
+        <w:pStyle w:val="TOC2"/>
+        <w:tabs>
+          <w:tab w:val="right" w:leader="dot" w:pos="7927"/>
+        </w:tabs>
+        <w:rPr>
+          <w:rFonts w:asciiTheme="minorHAnsi" w:hAnsiTheme="minorHAnsi" w:cstheme="minorBidi"/>
+          <w:noProof/>
+          <w:color w:val="auto"/>
+          <w:kern w:val="2"/>
+          <w:szCs w:val="24"/>
+          <w:lang w:val="en-ID" w:eastAsia="en-ID"/>
+          <w14:ligatures w14:val="standardContextual"/>
+        </w:rPr>
+      </w:pPr>
+      <w:hyperlink w:anchor="TOC_3_2_POPULASI_DAN_SAMPEL" w:history="1">
+        <w:r>
+          <w:rPr>
+            <w:noProof/>
+            <w:color w:val="000000"/>
+          </w:rPr>
+          <w:t>3.2 Populasi dan Sampel</w:t>
+        </w:r>
+        <w:r>
+          <w:rPr>
+            <w:noProof/>
+            <w:color w:val="000000"/>
+          </w:rPr>
+          <w:tab/>
+          <w:t>35</w:t>
+        </w:r>
+      </w:hyperlink>
+    </w:p>
+    <w:p>
+      <w:pPr>
+        <w:pStyle w:val="TOC3"/>
+        <w:tabs>
+          <w:tab w:val="right" w:leader="dot" w:pos="7927"/>
+        </w:tabs>
+        <w:rPr>
+          <w:rFonts w:asciiTheme="minorHAnsi" w:hAnsiTheme="minorHAnsi" w:cstheme="minorBidi"/>
+          <w:noProof/>
+          <w:color w:val="auto"/>
+          <w:kern w:val="2"/>
+          <w:sz w:val="24"/>
+          <w:szCs w:val="24"/>
+          <w:lang w:val="en-ID" w:eastAsia="en-ID"/>
+          <w14:ligatures w14:val="standardContextual"/>
+        </w:rPr>
+      </w:pPr>
+      <w:hyperlink w:anchor="TOC_3_2_1_POPULASI_DAN_IDENTIFIKASI_SUMB" w:history="1">
+        <w:r>
+          <w:rPr>
+            <w:noProof/>
+            <w:color w:val="000000"/>
+          </w:rPr>
+          <w:t>3.2.1 Populasi dan Identifikasi Sumber Komunitas</w:t>
+        </w:r>
+        <w:r>
+          <w:rPr>
+            <w:noProof/>
+            <w:color w:val="000000"/>
+          </w:rPr>
+          <w:tab/>
+          <w:t>35</w:t>
+        </w:r>
+      </w:hyperlink>
+    </w:p>
+    <w:p>
+      <w:pPr>
+        <w:pStyle w:val="TOC3"/>
+        <w:tabs>
+          <w:tab w:val="right" w:leader="dot" w:pos="7927"/>
+        </w:tabs>
+        <w:rPr>
+          <w:rFonts w:asciiTheme="minorHAnsi" w:hAnsiTheme="minorHAnsi" w:cstheme="minorBidi"/>
+          <w:noProof/>
+          <w:color w:val="auto"/>
+          <w:kern w:val="2"/>
+          <w:sz w:val="24"/>
+          <w:szCs w:val="24"/>
+          <w:lang w:val="en-ID" w:eastAsia="en-ID"/>
+          <w14:ligatures w14:val="standardContextual"/>
+        </w:rPr>
+      </w:pPr>
+      <w:hyperlink w:anchor="TOC_3_2_2_SAMPEL_DAN_JUSTIFIKASI_KRITERI" w:history="1">
+        <w:r>
+          <w:rPr>
+            <w:noProof/>
+            <w:color w:val="000000"/>
+          </w:rPr>
+          <w:t>3.2.2 Sampel dan Justifikasi Kriteria Inklusi</w:t>
+        </w:r>
+        <w:r>
+          <w:rPr>
+            <w:noProof/>
+            <w:color w:val="000000"/>
+          </w:rPr>
+          <w:tab/>
+          <w:t>36</w:t>
+        </w:r>
+      </w:hyperlink>
+    </w:p>
+    <w:p>
+      <w:pPr>
+        <w:pStyle w:val="TOC3"/>
+        <w:tabs>
+          <w:tab w:val="right" w:leader="dot" w:pos="7927"/>
+        </w:tabs>
+        <w:rPr>
+          <w:rFonts w:asciiTheme="minorHAnsi" w:hAnsiTheme="minorHAnsi" w:cstheme="minorBidi"/>
+          <w:noProof/>
+          <w:color w:val="auto"/>
+          <w:kern w:val="2"/>
+          <w:sz w:val="24"/>
+          <w:szCs w:val="24"/>
+          <w:lang w:val="en-ID" w:eastAsia="en-ID"/>
+          <w14:ligatures w14:val="standardContextual"/>
+        </w:rPr>
+      </w:pPr>
+      <w:hyperlink w:anchor="TOC_3_2_3_PENENTUAN_UKURAN_SAMPEL" w:history="1">
+        <w:r>
+          <w:rPr>
+            <w:noProof/>
+            <w:color w:val="000000"/>
+          </w:rPr>
+          <w:t>3.2.3 Penentuan Ukuran Sampel</w:t>
+        </w:r>
+        <w:r>
+          <w:rPr>
+            <w:noProof/>
+            <w:color w:val="000000"/>
+          </w:rPr>
+          <w:tab/>
+          <w:t>37</w:t>
+        </w:r>
+      </w:hyperlink>
+    </w:p>
+    <w:p>
+      <w:pPr>
+        <w:pStyle w:val="TOC3"/>
+        <w:tabs>
+          <w:tab w:val="right" w:leader="dot" w:pos="7927"/>
+        </w:tabs>
+        <w:rPr>
+          <w:rFonts w:asciiTheme="minorHAnsi" w:hAnsiTheme="minorHAnsi" w:cstheme="minorBidi"/>
+          <w:noProof/>
+          <w:color w:val="auto"/>
+          <w:kern w:val="2"/>
+          <w:sz w:val="24"/>
+          <w:szCs w:val="24"/>
+          <w:lang w:val="en-ID" w:eastAsia="en-ID"/>
+          <w14:ligatures w14:val="standardContextual"/>
+        </w:rPr>
+      </w:pPr>
+      <w:hyperlink w:anchor="TOC_3_2_4_JUSTIFIKASI_KOMPARATIF_PEMILIH" w:history="1">
+        <w:r>
+          <w:rPr>
+            <w:noProof/>
+            <w:color w:val="000000"/>
+          </w:rPr>
+          <w:t>3.2.4 Justifikasi Komparatif Pemilihan Teknik Sampling</w:t>
+        </w:r>
+        <w:r>
+          <w:rPr>
+            <w:noProof/>
+            <w:color w:val="000000"/>
+          </w:rPr>
+          <w:tab/>
+          <w:t>38</w:t>
+        </w:r>
+      </w:hyperlink>
+    </w:p>
+    <w:p>
+      <w:pPr>
+        <w:pStyle w:val="TOC2"/>
+        <w:tabs>
+          <w:tab w:val="right" w:leader="dot" w:pos="7927"/>
+        </w:tabs>
+        <w:rPr>
+          <w:rFonts w:asciiTheme="minorHAnsi" w:hAnsiTheme="minorHAnsi" w:cstheme="minorBidi"/>
+          <w:noProof/>
+          <w:color w:val="auto"/>
+          <w:kern w:val="2"/>
+          <w:szCs w:val="24"/>
+          <w:lang w:val="en-ID" w:eastAsia="en-ID"/>
+          <w14:ligatures w14:val="standardContextual"/>
+        </w:rPr>
+      </w:pPr>
+      <w:hyperlink w:anchor="TOC_3_3_MODEL_PENELITIAN" w:history="1">
+        <w:r>
+          <w:rPr>
+            <w:noProof/>
+            <w:color w:val="000000"/>
+          </w:rPr>
+          <w:t>3.3 Model Penelitian</w:t>
+        </w:r>
+        <w:r>
+          <w:rPr>
+            <w:noProof/>
+            <w:color w:val="000000"/>
+          </w:rPr>
+          <w:tab/>
+          <w:t>38</w:t>
+        </w:r>
+      </w:hyperlink>
+    </w:p>
+    <w:p>
+      <w:pPr>
+        <w:pStyle w:val="TOC2"/>
+        <w:tabs>
+          <w:tab w:val="right" w:leader="dot" w:pos="7927"/>
+        </w:tabs>
+        <w:rPr>
+          <w:rFonts w:asciiTheme="minorHAnsi" w:hAnsiTheme="minorHAnsi" w:cstheme="minorBidi"/>
+          <w:noProof/>
+          <w:color w:val="auto"/>
+          <w:kern w:val="2"/>
+          <w:szCs w:val="24"/>
+          <w:lang w:val="en-ID" w:eastAsia="en-ID"/>
+          <w14:ligatures w14:val="standardContextual"/>
+        </w:rPr>
+      </w:pPr>
+      <w:hyperlink w:anchor="TOC_3_4_OPERASIONALISASI_VARIABEL" w:history="1">
+        <w:r>
+          <w:rPr>
+            <w:noProof/>
+            <w:color w:val="000000"/>
+          </w:rPr>
+          <w:t>3.4 Operasionalisasi Variabel</w:t>
+        </w:r>
+        <w:r>
+          <w:rPr>
+            <w:noProof/>
+            <w:color w:val="000000"/>
+          </w:rPr>
+          <w:tab/>
+          <w:t>40</w:t>
+        </w:r>
+      </w:hyperlink>
+    </w:p>
+    <w:p>
+      <w:pPr>
+        <w:pStyle w:val="TOC2"/>
+        <w:tabs>
+          <w:tab w:val="right" w:leader="dot" w:pos="7927"/>
+        </w:tabs>
+        <w:rPr>
+          <w:rFonts w:asciiTheme="minorHAnsi" w:hAnsiTheme="minorHAnsi" w:cstheme="minorBidi"/>
+          <w:noProof/>
+          <w:color w:val="auto"/>
+          <w:kern w:val="2"/>
+          <w:szCs w:val="24"/>
+          <w:lang w:val="en-ID" w:eastAsia="en-ID"/>
+          <w14:ligatures w14:val="standardContextual"/>
+        </w:rPr>
+      </w:pPr>
+      <w:hyperlink w:anchor="TOC_3_5_METODE_ANALISIS_DATA" w:history="1">
+        <w:r>
+          <w:rPr>
+            <w:noProof/>
+            <w:color w:val="000000"/>
+          </w:rPr>
+          <w:t>3.5 Metode Analisis Data</w:t>
+        </w:r>
+        <w:r>
+          <w:rPr>
+            <w:noProof/>
+            <w:color w:val="000000"/>
+          </w:rPr>
+          <w:tab/>
+          <w:t>45</w:t>
+        </w:r>
+      </w:hyperlink>
+    </w:p>
+    <w:p>
+      <w:pPr>
+        <w:pStyle w:val="TOC3"/>
+        <w:tabs>
+          <w:tab w:val="right" w:leader="dot" w:pos="7927"/>
+        </w:tabs>
+        <w:rPr>
+          <w:rFonts w:asciiTheme="minorHAnsi" w:hAnsiTheme="minorHAnsi" w:cstheme="minorBidi"/>
+          <w:noProof/>
+          <w:color w:val="auto"/>
+          <w:kern w:val="2"/>
+          <w:sz w:val="24"/>
+          <w:szCs w:val="24"/>
+          <w:lang w:val="en-ID" w:eastAsia="en-ID"/>
+          <w14:ligatures w14:val="standardContextual"/>
+        </w:rPr>
+      </w:pPr>
+      <w:hyperlink w:anchor="TOC_3_5_1_JUSTIFIKASI_KOMPARATIF_PEMILIH" w:history="1">
+        <w:r>
+          <w:rPr>
+            <w:noProof/>
+            <w:color w:val="000000"/>
+          </w:rPr>
+          <w:t>3.5.1 Justifikasi Komparatif Pemilihan Metode Analisis</w:t>
+        </w:r>
+        <w:r>
+          <w:rPr>
+            <w:noProof/>
+            <w:color w:val="000000"/>
+          </w:rPr>
+          <w:tab/>
+          <w:t>45</w:t>
+        </w:r>
+      </w:hyperlink>
+    </w:p>
+    <w:p>
+      <w:pPr>
+        <w:pStyle w:val="TOC3"/>
+        <w:tabs>
+          <w:tab w:val="right" w:leader="dot" w:pos="7927"/>
+        </w:tabs>
+        <w:rPr>
+          <w:rFonts w:asciiTheme="minorHAnsi" w:hAnsiTheme="minorHAnsi" w:cstheme="minorBidi"/>
+          <w:noProof/>
+          <w:color w:val="auto"/>
+          <w:kern w:val="2"/>
+          <w:sz w:val="24"/>
+          <w:szCs w:val="24"/>
+          <w:lang w:val="en-ID" w:eastAsia="en-ID"/>
+          <w14:ligatures w14:val="standardContextual"/>
+        </w:rPr>
+      </w:pPr>
+      <w:hyperlink w:anchor="TOC_3_5_2_PENYUSUNAN_SKOR_KOMPOSIT_DAN_U" w:history="1">
+        <w:r>
+          <w:rPr>
+            <w:noProof/>
+            <w:color w:val="000000"/>
+          </w:rPr>
+          <w:t>3.5.2 Penyusunan Skor Komposit dan Uji Kualitas Data</w:t>
+        </w:r>
+        <w:r>
+          <w:rPr>
+            <w:noProof/>
+            <w:color w:val="000000"/>
+          </w:rPr>
+          <w:tab/>
+          <w:t>46</w:t>
+        </w:r>
+      </w:hyperlink>
+    </w:p>
+    <w:p>
+      <w:pPr>
+        <w:pStyle w:val="TOC3"/>
+        <w:tabs>
+          <w:tab w:val="right" w:leader="dot" w:pos="7927"/>
+        </w:tabs>
+        <w:rPr>
+          <w:rFonts w:asciiTheme="minorHAnsi" w:hAnsiTheme="minorHAnsi" w:cstheme="minorBidi"/>
+          <w:noProof/>
+          <w:color w:val="auto"/>
+          <w:kern w:val="2"/>
+          <w:sz w:val="24"/>
+          <w:szCs w:val="24"/>
+          <w:lang w:val="en-ID" w:eastAsia="en-ID"/>
+          <w14:ligatures w14:val="standardContextual"/>
+        </w:rPr>
+      </w:pPr>
+      <w:hyperlink w:anchor="TOC_3_5_3_UJI_ASUMSI_KLASIK" w:history="1">
+        <w:r>
+          <w:rPr>
+            <w:noProof/>
+            <w:color w:val="000000"/>
+          </w:rPr>
+          <w:t>3.5.3 Uji Asumsi Klasik</w:t>
+        </w:r>
+        <w:r>
+          <w:rPr>
+            <w:noProof/>
+            <w:color w:val="000000"/>
+          </w:rPr>
+          <w:tab/>
+          <w:t>46</w:t>
+        </w:r>
+      </w:hyperlink>
+    </w:p>
+    <w:p>
+      <w:pPr>
+        <w:pStyle w:val="TOC3"/>
+        <w:tabs>
+          <w:tab w:val="right" w:leader="dot" w:pos="7927"/>
+        </w:tabs>
+        <w:rPr>
+          <w:rFonts w:asciiTheme="minorHAnsi" w:hAnsiTheme="minorHAnsi" w:cstheme="minorBidi"/>
+          <w:noProof/>
+          <w:color w:val="auto"/>
+          <w:kern w:val="2"/>
+          <w:sz w:val="24"/>
+          <w:szCs w:val="24"/>
+          <w:lang w:val="en-ID" w:eastAsia="en-ID"/>
+          <w14:ligatures w14:val="standardContextual"/>
+        </w:rPr>
+      </w:pPr>
+      <w:hyperlink w:anchor="TOC_3_5_4_ESTIMASI_REGRESI_HIRARKIS_DAN_" w:history="1">
+        <w:r>
+          <w:rPr>
+            <w:noProof/>
+            <w:color w:val="000000"/>
+          </w:rPr>
+          <w:t>3.5.4 Estimasi Regresi Hirarkis dan MRA</w:t>
+        </w:r>
+        <w:r>
+          <w:rPr>
+            <w:noProof/>
+            <w:color w:val="000000"/>
+          </w:rPr>
+          <w:tab/>
+          <w:t>47</w:t>
+        </w:r>
+      </w:hyperlink>
+    </w:p>
+    <w:p>
+      <w:pPr>
+        <w:pStyle w:val="TOC3"/>
+        <w:tabs>
+          <w:tab w:val="right" w:leader="dot" w:pos="7927"/>
+        </w:tabs>
+        <w:rPr>
+          <w:rFonts w:asciiTheme="minorHAnsi" w:hAnsiTheme="minorHAnsi" w:cstheme="minorBidi"/>
+          <w:noProof/>
+          <w:color w:val="auto"/>
+          <w:kern w:val="2"/>
+          <w:sz w:val="24"/>
+          <w:szCs w:val="24"/>
+          <w:lang w:val="en-ID" w:eastAsia="en-ID"/>
+          <w14:ligatures w14:val="standardContextual"/>
+        </w:rPr>
+      </w:pPr>
+      <w:hyperlink w:anchor="TOC_3_5_5_UJI_KOEFISIEN_DETERMINASI_R²_D" w:history="1">
+        <w:r>
+          <w:rPr>
+            <w:noProof/>
+            <w:color w:val="000000"/>
+          </w:rPr>
+          <w:t>3.5.5 Uji Koefisien Determinasi (</w:t>
+        </w:r>
+        <w:r>
+          <w:rPr>
+            <w:i/>
+            <w:noProof/>
+            <w:color w:val="000000"/>
+          </w:rPr>
+          <w:t>R</w:t>
+        </w:r>
+        <w:r>
+          <w:rPr>
+            <w:noProof/>
+            <w:color w:val="000000"/>
+          </w:rPr>
+          <w:t>²) dan Uji F Perubahan</w:t>
+        </w:r>
+        <w:r>
+          <w:rPr>
+            <w:noProof/>
+            <w:color w:val="000000"/>
+          </w:rPr>
+          <w:tab/>
+          <w:t>47</w:t>
+        </w:r>
+      </w:hyperlink>
+    </w:p>
+    <w:p>
+      <w:pPr>
+        <w:pStyle w:val="TOC3"/>
+        <w:tabs>
+          <w:tab w:val="right" w:leader="dot" w:pos="7927"/>
+        </w:tabs>
+        <w:rPr>
+          <w:rFonts w:asciiTheme="minorHAnsi" w:hAnsiTheme="minorHAnsi" w:cstheme="minorBidi"/>
+          <w:noProof/>
+          <w:color w:val="auto"/>
+          <w:kern w:val="2"/>
+          <w:sz w:val="24"/>
+          <w:szCs w:val="24"/>
+          <w:lang w:val="en-ID" w:eastAsia="en-ID"/>
+          <w14:ligatures w14:val="standardContextual"/>
+        </w:rPr>
+      </w:pPr>
+      <w:hyperlink w:anchor="TOC_3_5_6_UJI_HIPOTESIS_DAN_ANALISIS_KEM" w:history="1">
+        <w:r>
+          <w:rPr>
+            <w:noProof/>
+            <w:color w:val="000000"/>
+          </w:rPr>
+          <w:t>3.5.6 Uji Hipotesis dan Analisis Kemiringan Bersyarat (</w:t>
+        </w:r>
+        <w:r>
+          <w:rPr>
+            <w:i/>
+            <w:noProof/>
+            <w:color w:val="000000"/>
+          </w:rPr>
+          <w:t>Simple Slopes</w:t>
+        </w:r>
+        <w:r>
+          <w:rPr>
+            <w:noProof/>
+            <w:color w:val="000000"/>
+          </w:rPr>
+          <w:t>)</w:t>
+        </w:r>
+        <w:r>
+          <w:rPr>
+            <w:noProof/>
+            <w:color w:val="000000"/>
+          </w:rPr>
+          <w:tab/>
+          <w:t>47</w:t>
+        </w:r>
+      </w:hyperlink>
+    </w:p>
+    <w:p>
+      <w:pPr>
+        <w:pStyle w:val="TOC2"/>
+        <w:tabs>
+          <w:tab w:val="right" w:leader="dot" w:pos="7927"/>
+        </w:tabs>
+        <w:rPr>
+          <w:rFonts w:asciiTheme="minorHAnsi" w:hAnsiTheme="minorHAnsi" w:cstheme="minorBidi"/>
+          <w:noProof/>
+          <w:color w:val="auto"/>
+          <w:kern w:val="2"/>
+          <w:szCs w:val="24"/>
+          <w:lang w:val="en-ID" w:eastAsia="en-ID"/>
+          <w14:ligatures w14:val="standardContextual"/>
+        </w:rPr>
+      </w:pPr>
+      <w:hyperlink w:anchor="TOC_3_6_DIAGRAM_ALUR_PENELITIAN" w:history="1">
+        <w:r>
+          <w:rPr>
+            <w:noProof/>
+            <w:color w:val="000000"/>
+          </w:rPr>
+          <w:t>3.6 Diagram Alur Penelitian</w:t>
+        </w:r>
+        <w:r>
+          <w:rPr>
+            <w:noProof/>
+            <w:color w:val="000000"/>
+          </w:rPr>
+          <w:tab/>
+          <w:t>48</w:t>
+        </w:r>
+      </w:hyperlink>
+    </w:p>
+    <w:p>
+      <w:pPr>
+        <w:pStyle w:val="TOC2"/>
+        <w:tabs>
+          <w:tab w:val="right" w:leader="dot" w:pos="7927"/>
+        </w:tabs>
+        <w:rPr>
+          <w:rFonts w:asciiTheme="minorHAnsi" w:hAnsiTheme="minorHAnsi" w:cstheme="minorBidi"/>
+          <w:noProof/>
+          <w:color w:val="auto"/>
+          <w:kern w:val="2"/>
+          <w:szCs w:val="24"/>
+          <w:lang w:val="en-ID" w:eastAsia="en-ID"/>
+          <w14:ligatures w14:val="standardContextual"/>
+        </w:rPr>
+      </w:pPr>
+      <w:hyperlink w:anchor="TOC_3_7_JADWAL_PELAKSANAAN_PENELITIAN" w:history="1">
+        <w:r>
+          <w:rPr>
+            <w:noProof/>
+            <w:color w:val="000000"/>
+          </w:rPr>
+          <w:t>3.7 Jadwal Pelaksanaan Penelitian</w:t>
+        </w:r>
+        <w:r>
+          <w:rPr>
+            <w:noProof/>
+            <w:color w:val="000000"/>
+          </w:rPr>
+          <w:tab/>
+          <w:t>48</w:t>
         </w:r>
       </w:hyperlink>
     </w:p>
@@ -2576,2156 +2416,6 @@
           <w14:ligatures w14:val="standardContextual"/>
         </w:rPr>
       </w:pPr>
-      <w:hyperlink w:anchor="TOC_ABSTRACT" w:history="1">
-        <w:r>
-          <w:rPr>
-            <w:noProof/>
-            <w:color w:val="000000"/>
-          </w:rPr>
-          <w:t>ABSTRACT</w:t>
-        </w:r>
-        <w:r>
-          <w:rPr>
-            <w:noProof/>
-            <w:color w:val="000000"/>
-          </w:rPr>
-          <w:tab/>
-          <w:t>viii</w:t>
-        </w:r>
-      </w:hyperlink>
-    </w:p>
-    <w:p>
-      <w:pPr>
-        <w:pStyle w:val="TOC1"/>
-        <w:tabs>
-          <w:tab w:val="right" w:leader="dot" w:pos="7927"/>
-        </w:tabs>
-        <w:rPr>
-          <w:rFonts w:asciiTheme="minorHAnsi" w:hAnsiTheme="minorHAnsi" w:cstheme="minorBidi"/>
-          <w:b w:val="0"/>
-          <w:noProof/>
-          <w:color w:val="auto"/>
-          <w:kern w:val="2"/>
-          <w:szCs w:val="24"/>
-          <w:lang w:val="en-ID" w:eastAsia="en-ID"/>
-          <w14:ligatures w14:val="standardContextual"/>
-        </w:rPr>
-      </w:pPr>
-      <w:hyperlink w:anchor="_Toc240984225" w:history="1">
-        <w:r>
-          <w:rPr>
-            <w:noProof/>
-            <w:color w:val="000000"/>
-          </w:rPr>
-          <w:t>DAFTAR TABEL</w:t>
-        </w:r>
-        <w:r>
-          <w:rPr>
-            <w:noProof/>
-            <w:color w:val="000000"/>
-          </w:rPr>
-          <w:tab/>
-          <w:t>xii</w:t>
-        </w:r>
-      </w:hyperlink>
-    </w:p>
-    <w:p>
-      <w:pPr>
-        <w:pStyle w:val="TOC1"/>
-        <w:tabs>
-          <w:tab w:val="right" w:leader="dot" w:pos="7927"/>
-        </w:tabs>
-        <w:rPr>
-          <w:rFonts w:asciiTheme="minorHAnsi" w:hAnsiTheme="minorHAnsi" w:cstheme="minorBidi"/>
-          <w:b w:val="0"/>
-          <w:noProof/>
-          <w:color w:val="auto"/>
-          <w:kern w:val="2"/>
-          <w:szCs w:val="24"/>
-          <w:lang w:val="en-ID" w:eastAsia="en-ID"/>
-          <w14:ligatures w14:val="standardContextual"/>
-        </w:rPr>
-      </w:pPr>
-      <w:hyperlink w:anchor="TOC_DAFTAR_GAMBAR" w:history="1">
-        <w:r>
-          <w:rPr>
-            <w:noProof/>
-            <w:color w:val="000000"/>
-          </w:rPr>
-          <w:t>DAFTAR GAMBAR</w:t>
-        </w:r>
-        <w:r>
-          <w:rPr>
-            <w:noProof/>
-            <w:color w:val="000000"/>
-          </w:rPr>
-          <w:tab/>
-          <w:t>xiii</w:t>
-        </w:r>
-      </w:hyperlink>
-    </w:p>
-    <w:p>
-      <w:pPr>
-        <w:pStyle w:val="TOC1"/>
-        <w:tabs>
-          <w:tab w:val="right" w:leader="dot" w:pos="7927"/>
-        </w:tabs>
-        <w:rPr>
-          <w:rFonts w:asciiTheme="minorHAnsi" w:hAnsiTheme="minorHAnsi" w:cstheme="minorBidi"/>
-          <w:b w:val="0"/>
-          <w:noProof/>
-          <w:color w:val="auto"/>
-          <w:kern w:val="2"/>
-          <w:szCs w:val="24"/>
-          <w:lang w:val="en-ID" w:eastAsia="en-ID"/>
-          <w14:ligatures w14:val="standardContextual"/>
-        </w:rPr>
-      </w:pPr>
-      <w:hyperlink w:anchor="TOC_BAB_1_PENDAHULUAN" w:history="1">
-        <w:r>
-          <w:rPr>
-            <w:noProof/>
-            <w:color w:val="000000"/>
-          </w:rPr>
-          <w:t>BAB 1 PENDAHULUAN</w:t>
-        </w:r>
-        <w:r>
-          <w:rPr>
-            <w:noProof/>
-            <w:color w:val="000000"/>
-          </w:rPr>
-          <w:tab/>
-          <w:t>1</w:t>
-        </w:r>
-      </w:hyperlink>
-    </w:p>
-    <w:p>
-      <w:pPr>
-        <w:pStyle w:val="TOC2"/>
-        <w:tabs>
-          <w:tab w:val="right" w:leader="dot" w:pos="7927"/>
-        </w:tabs>
-        <w:rPr>
-          <w:rFonts w:asciiTheme="minorHAnsi" w:hAnsiTheme="minorHAnsi" w:cstheme="minorBidi"/>
-          <w:noProof/>
-          <w:color w:val="auto"/>
-          <w:kern w:val="2"/>
-          <w:szCs w:val="24"/>
-          <w:lang w:val="en-ID" w:eastAsia="en-ID"/>
-          <w14:ligatures w14:val="standardContextual"/>
-        </w:rPr>
-      </w:pPr>
-      <w:hyperlink w:anchor="TOC_1_1_LATAR_BELAKANG_PENELITIAN" w:history="1">
-        <w:r>
-          <w:rPr>
-            <w:noProof/>
-            <w:color w:val="000000"/>
-          </w:rPr>
-          <w:t>1.1 Latar Belakang Penelitian</w:t>
-        </w:r>
-        <w:r>
-          <w:rPr>
-            <w:noProof/>
-            <w:color w:val="000000"/>
-          </w:rPr>
-          <w:tab/>
-          <w:t>1</w:t>
-        </w:r>
-      </w:hyperlink>
-    </w:p>
-    <w:p>
-      <w:pPr>
-        <w:pStyle w:val="TOC2"/>
-        <w:tabs>
-          <w:tab w:val="right" w:leader="dot" w:pos="7927"/>
-        </w:tabs>
-        <w:rPr>
-          <w:rFonts w:asciiTheme="minorHAnsi" w:hAnsiTheme="minorHAnsi" w:cstheme="minorBidi"/>
-          <w:noProof/>
-          <w:color w:val="auto"/>
-          <w:kern w:val="2"/>
-          <w:szCs w:val="24"/>
-          <w:lang w:val="en-ID" w:eastAsia="en-ID"/>
-          <w14:ligatures w14:val="standardContextual"/>
-        </w:rPr>
-      </w:pPr>
-      <w:hyperlink w:anchor="TOC_1_2_PERUMUSAN_MASALAH" w:history="1">
-        <w:r>
-          <w:rPr>
-            <w:noProof/>
-            <w:color w:val="000000"/>
-          </w:rPr>
-          <w:t>1.2 Perumusan Masalah</w:t>
-        </w:r>
-        <w:r>
-          <w:rPr>
-            <w:noProof/>
-            <w:color w:val="000000"/>
-          </w:rPr>
-          <w:tab/>
-          <w:t>19</w:t>
-        </w:r>
-      </w:hyperlink>
-    </w:p>
-    <w:p>
-      <w:pPr>
-        <w:pStyle w:val="TOC2"/>
-        <w:tabs>
-          <w:tab w:val="right" w:leader="dot" w:pos="7927"/>
-        </w:tabs>
-        <w:rPr>
-          <w:rFonts w:asciiTheme="minorHAnsi" w:hAnsiTheme="minorHAnsi" w:cstheme="minorBidi"/>
-          <w:noProof/>
-          <w:color w:val="auto"/>
-          <w:kern w:val="2"/>
-          <w:szCs w:val="24"/>
-          <w:lang w:val="en-ID" w:eastAsia="en-ID"/>
-          <w14:ligatures w14:val="standardContextual"/>
-        </w:rPr>
-      </w:pPr>
-      <w:hyperlink w:anchor="TOC_1_3_TUJUAN_PENELITIAN" w:history="1">
-        <w:r>
-          <w:rPr>
-            <w:noProof/>
-            <w:color w:val="000000"/>
-          </w:rPr>
-          <w:t>1.3 Tujuan Penelitian</w:t>
-        </w:r>
-        <w:r>
-          <w:rPr>
-            <w:noProof/>
-            <w:color w:val="000000"/>
-          </w:rPr>
-          <w:tab/>
-          <w:t>19</w:t>
-        </w:r>
-      </w:hyperlink>
-    </w:p>
-    <w:p>
-      <w:pPr>
-        <w:pStyle w:val="TOC2"/>
-        <w:tabs>
-          <w:tab w:val="right" w:leader="dot" w:pos="7927"/>
-        </w:tabs>
-        <w:rPr>
-          <w:rFonts w:asciiTheme="minorHAnsi" w:hAnsiTheme="minorHAnsi" w:cstheme="minorBidi"/>
-          <w:noProof/>
-          <w:color w:val="auto"/>
-          <w:kern w:val="2"/>
-          <w:szCs w:val="24"/>
-          <w:lang w:val="en-ID" w:eastAsia="en-ID"/>
-          <w14:ligatures w14:val="standardContextual"/>
-        </w:rPr>
-      </w:pPr>
-      <w:hyperlink w:anchor="TOC_1_4_MANFAAT_PENELITIAN" w:history="1">
-        <w:r>
-          <w:rPr>
-            <w:noProof/>
-            <w:color w:val="000000"/>
-          </w:rPr>
-          <w:t>1.4 Manfaat Penelitian</w:t>
-        </w:r>
-        <w:r>
-          <w:rPr>
-            <w:noProof/>
-            <w:color w:val="000000"/>
-          </w:rPr>
-          <w:tab/>
-          <w:t>20</w:t>
-        </w:r>
-      </w:hyperlink>
-    </w:p>
-    <w:p>
-      <w:pPr>
-        <w:pStyle w:val="TOC3"/>
-        <w:tabs>
-          <w:tab w:val="right" w:leader="dot" w:pos="7927"/>
-        </w:tabs>
-        <w:rPr>
-          <w:rFonts w:asciiTheme="minorHAnsi" w:hAnsiTheme="minorHAnsi" w:cstheme="minorBidi"/>
-          <w:noProof/>
-          <w:color w:val="auto"/>
-          <w:kern w:val="2"/>
-          <w:sz w:val="24"/>
-          <w:szCs w:val="24"/>
-          <w:lang w:val="en-ID" w:eastAsia="en-ID"/>
-          <w14:ligatures w14:val="standardContextual"/>
-        </w:rPr>
-      </w:pPr>
-      <w:hyperlink w:anchor="TOC_1_4_1_MANFAAT_TEORITIS" w:history="1">
-        <w:r>
-          <w:rPr>
-            <w:noProof/>
-            <w:color w:val="000000"/>
-          </w:rPr>
-          <w:t>1.4.1 Manfaat Teoritis</w:t>
-        </w:r>
-        <w:r>
-          <w:rPr>
-            <w:noProof/>
-            <w:color w:val="000000"/>
-          </w:rPr>
-          <w:tab/>
-          <w:t>20</w:t>
-        </w:r>
-      </w:hyperlink>
-    </w:p>
-    <w:p>
-      <w:pPr>
-        <w:pStyle w:val="TOC3"/>
-        <w:tabs>
-          <w:tab w:val="right" w:leader="dot" w:pos="7927"/>
-        </w:tabs>
-        <w:rPr>
-          <w:rFonts w:asciiTheme="minorHAnsi" w:hAnsiTheme="minorHAnsi" w:cstheme="minorBidi"/>
-          <w:noProof/>
-          <w:color w:val="auto"/>
-          <w:kern w:val="2"/>
-          <w:sz w:val="24"/>
-          <w:szCs w:val="24"/>
-          <w:lang w:val="en-ID" w:eastAsia="en-ID"/>
-          <w14:ligatures w14:val="standardContextual"/>
-        </w:rPr>
-      </w:pPr>
-      <w:hyperlink w:anchor="TOC_1_4_2_MANFAAT_PRAKTIS" w:history="1">
-        <w:r>
-          <w:rPr>
-            <w:noProof/>
-            <w:color w:val="000000"/>
-          </w:rPr>
-          <w:t>1.4.2 Manfaat Praktis</w:t>
-        </w:r>
-        <w:r>
-          <w:rPr>
-            <w:noProof/>
-            <w:color w:val="000000"/>
-          </w:rPr>
-          <w:tab/>
-          <w:t>21</w:t>
-        </w:r>
-      </w:hyperlink>
-    </w:p>
-    <w:p>
-      <w:pPr>
-        <w:pStyle w:val="TOC1"/>
-        <w:tabs>
-          <w:tab w:val="right" w:leader="dot" w:pos="7927"/>
-        </w:tabs>
-        <w:rPr>
-          <w:rFonts w:asciiTheme="minorHAnsi" w:hAnsiTheme="minorHAnsi" w:cstheme="minorBidi"/>
-          <w:b w:val="0"/>
-          <w:noProof/>
-          <w:color w:val="auto"/>
-          <w:kern w:val="2"/>
-          <w:szCs w:val="24"/>
-          <w:lang w:val="en-ID" w:eastAsia="en-ID"/>
-          <w14:ligatures w14:val="standardContextual"/>
-        </w:rPr>
-      </w:pPr>
-      <w:hyperlink w:anchor="TOC_BAB_2_KAJIAN_PUSTAKA_DAN_PENGEMBANGA" w:history="1">
-        <w:r>
-          <w:rPr>
-            <w:noProof/>
-            <w:color w:val="000000"/>
-          </w:rPr>
-          <w:t>BAB 2 KAJIAN PUSTAKA DAN PENGEMBANGAN HIPOTESIS</w:t>
-        </w:r>
-        <w:r>
-          <w:rPr>
-            <w:noProof/>
-            <w:color w:val="000000"/>
-          </w:rPr>
-          <w:tab/>
-          <w:t>22</w:t>
-        </w:r>
-      </w:hyperlink>
-    </w:p>
-    <w:p>
-      <w:pPr>
-        <w:pStyle w:val="TOC2"/>
-        <w:tabs>
-          <w:tab w:val="right" w:leader="dot" w:pos="7927"/>
-        </w:tabs>
-        <w:rPr>
-          <w:rFonts w:asciiTheme="minorHAnsi" w:hAnsiTheme="minorHAnsi" w:cstheme="minorBidi"/>
-          <w:noProof/>
-          <w:color w:val="auto"/>
-          <w:kern w:val="2"/>
-          <w:szCs w:val="24"/>
-          <w:lang w:val="en-ID" w:eastAsia="en-ID"/>
-          <w14:ligatures w14:val="standardContextual"/>
-        </w:rPr>
-      </w:pPr>
-      <w:hyperlink w:anchor="TOC_2_1_LANDASAN_TEORI" w:history="1">
-        <w:r>
-          <w:rPr>
-            <w:noProof/>
-            <w:color w:val="000000"/>
-          </w:rPr>
-          <w:t>2.1 Landasan Teori</w:t>
-        </w:r>
-        <w:r>
-          <w:rPr>
-            <w:noProof/>
-            <w:color w:val="000000"/>
-          </w:rPr>
-          <w:tab/>
-          <w:t>22</w:t>
-        </w:r>
-      </w:hyperlink>
-    </w:p>
-    <w:p>
-      <w:pPr>
-        <w:pStyle w:val="TOC3"/>
-        <w:tabs>
-          <w:tab w:val="right" w:leader="dot" w:pos="7927"/>
-        </w:tabs>
-        <w:rPr>
-          <w:rFonts w:asciiTheme="minorHAnsi" w:hAnsiTheme="minorHAnsi" w:cstheme="minorBidi"/>
-          <w:noProof/>
-          <w:color w:val="auto"/>
-          <w:kern w:val="2"/>
-          <w:sz w:val="24"/>
-          <w:szCs w:val="24"/>
-          <w:lang w:val="en-ID" w:eastAsia="en-ID"/>
-          <w14:ligatures w14:val="standardContextual"/>
-        </w:rPr>
-      </w:pPr>
-      <w:hyperlink w:anchor="TOC_2_1_1_GRAND_THEORY_KEUANGAN_PERILAKU" w:history="1">
-        <w:r>
-          <w:rPr>
-            <w:noProof/>
-            <w:color w:val="000000"/>
-          </w:rPr>
-          <w:t>2.1.1 Grand Theory: Keuangan Perilaku (</w:t>
-        </w:r>
-        <w:r>
-          <w:rPr>
-            <w:i/>
-            <w:noProof/>
-            <w:color w:val="000000"/>
-          </w:rPr>
-          <w:t>Behavioral Finance</w:t>
-        </w:r>
-        <w:r>
-          <w:rPr>
-            <w:noProof/>
-            <w:color w:val="000000"/>
-          </w:rPr>
-          <w:t>)</w:t>
-        </w:r>
-        <w:r>
-          <w:rPr>
-            <w:noProof/>
-            <w:color w:val="000000"/>
-          </w:rPr>
-          <w:tab/>
-          <w:t>22</w:t>
-        </w:r>
-      </w:hyperlink>
-    </w:p>
-    <w:p>
-      <w:pPr>
-        <w:pStyle w:val="TOC3"/>
-        <w:tabs>
-          <w:tab w:val="right" w:leader="dot" w:pos="7927"/>
-        </w:tabs>
-        <w:rPr>
-          <w:rFonts w:asciiTheme="minorHAnsi" w:hAnsiTheme="minorHAnsi" w:cstheme="minorBidi"/>
-          <w:noProof/>
-          <w:color w:val="auto"/>
-          <w:kern w:val="2"/>
-          <w:sz w:val="24"/>
-          <w:szCs w:val="24"/>
-          <w:lang w:val="en-ID" w:eastAsia="en-ID"/>
-          <w14:ligatures w14:val="standardContextual"/>
-        </w:rPr>
-      </w:pPr>
-      <w:hyperlink w:anchor="TOC_2_1_2_SUPPORTING_THEORY_TEORI_STIMUL" w:history="1">
-        <w:r>
-          <w:rPr>
-            <w:noProof/>
-            <w:color w:val="000000"/>
-          </w:rPr>
-          <w:t xml:space="preserve">2.1.2 Supporting Theory: Teori </w:t>
-        </w:r>
-        <w:r>
-          <w:rPr>
-            <w:i/>
-            <w:noProof/>
-            <w:color w:val="000000"/>
-          </w:rPr>
-          <w:t>Stimulus-Organism-Response</w:t>
-        </w:r>
-        <w:r>
-          <w:rPr>
-            <w:noProof/>
-            <w:color w:val="000000"/>
-          </w:rPr>
-          <w:t xml:space="preserve"> (S-O-R)</w:t>
-        </w:r>
-        <w:r>
-          <w:rPr>
-            <w:noProof/>
-            <w:color w:val="000000"/>
-          </w:rPr>
-          <w:tab/>
-          <w:t>23</w:t>
-        </w:r>
-      </w:hyperlink>
-    </w:p>
-    <w:p>
-      <w:pPr>
-        <w:pStyle w:val="TOC3"/>
-        <w:tabs>
-          <w:tab w:val="right" w:leader="dot" w:pos="7927"/>
-        </w:tabs>
-        <w:rPr>
-          <w:rFonts w:asciiTheme="minorHAnsi" w:hAnsiTheme="minorHAnsi" w:cstheme="minorBidi"/>
-          <w:noProof/>
-          <w:color w:val="auto"/>
-          <w:kern w:val="2"/>
-          <w:sz w:val="24"/>
-          <w:szCs w:val="24"/>
-          <w:lang w:val="en-ID" w:eastAsia="en-ID"/>
-          <w14:ligatures w14:val="standardContextual"/>
-        </w:rPr>
-      </w:pPr>
-      <w:hyperlink w:anchor="TOC_2_1_3_SUPPORTING_THEORY_PSIKOLOGI_KO" w:history="1">
-        <w:r>
-          <w:rPr>
-            <w:noProof/>
-            <w:color w:val="000000"/>
-          </w:rPr>
-          <w:t xml:space="preserve">2.1.3 Supporting Theory: Psikologi Kolektor dan </w:t>
-        </w:r>
-        <w:r>
-          <w:rPr>
-            <w:i/>
-            <w:noProof/>
-            <w:color w:val="000000"/>
-          </w:rPr>
-          <w:t>Collection-Goal Tipping Point Effect</w:t>
-        </w:r>
-        <w:r>
-          <w:rPr>
-            <w:noProof/>
-            <w:color w:val="000000"/>
-          </w:rPr>
-          <w:tab/>
-          <w:t>23</w:t>
-        </w:r>
-      </w:hyperlink>
-    </w:p>
-    <w:p>
-      <w:pPr>
-        <w:pStyle w:val="TOC3"/>
-        <w:tabs>
-          <w:tab w:val="right" w:leader="dot" w:pos="7927"/>
-        </w:tabs>
-        <w:rPr>
-          <w:rFonts w:asciiTheme="minorHAnsi" w:hAnsiTheme="minorHAnsi" w:cstheme="minorBidi"/>
-          <w:noProof/>
-          <w:color w:val="auto"/>
-          <w:kern w:val="2"/>
-          <w:sz w:val="24"/>
-          <w:szCs w:val="24"/>
-          <w:lang w:val="en-ID" w:eastAsia="en-ID"/>
-          <w14:ligatures w14:val="standardContextual"/>
-        </w:rPr>
-      </w:pPr>
-      <w:hyperlink w:anchor="TOC_2_1_4_SUPPORTING_THEORY_TEORI_REGULA" w:history="1">
-        <w:r>
-          <w:rPr>
-            <w:noProof/>
-            <w:color w:val="000000"/>
-          </w:rPr>
-          <w:t>2.1.4 Supporting Theory: Teori Regulasi Diri (</w:t>
-        </w:r>
-        <w:r>
-          <w:rPr>
-            <w:i/>
-            <w:noProof/>
-            <w:color w:val="000000"/>
-          </w:rPr>
-          <w:t>Self-Regulation Theory</w:t>
-        </w:r>
-        <w:r>
-          <w:rPr>
-            <w:noProof/>
-            <w:color w:val="000000"/>
-          </w:rPr>
-          <w:t>)</w:t>
-        </w:r>
-        <w:r>
-          <w:rPr>
-            <w:noProof/>
-            <w:color w:val="000000"/>
-          </w:rPr>
-          <w:tab/>
-          <w:t>24</w:t>
-        </w:r>
-      </w:hyperlink>
-    </w:p>
-    <w:p>
-      <w:pPr>
-        <w:pStyle w:val="TOC2"/>
-        <w:tabs>
-          <w:tab w:val="right" w:leader="dot" w:pos="7927"/>
-        </w:tabs>
-        <w:rPr>
-          <w:rFonts w:asciiTheme="minorHAnsi" w:hAnsiTheme="minorHAnsi" w:cstheme="minorBidi"/>
-          <w:noProof/>
-          <w:color w:val="auto"/>
-          <w:kern w:val="2"/>
-          <w:szCs w:val="24"/>
-          <w:lang w:val="en-ID" w:eastAsia="en-ID"/>
-          <w14:ligatures w14:val="standardContextual"/>
-        </w:rPr>
-      </w:pPr>
-      <w:hyperlink w:anchor="TOC_2_2_KAJIAN_VARIABEL_PENELITIAN" w:history="1">
-        <w:r>
-          <w:rPr>
-            <w:noProof/>
-            <w:color w:val="000000"/>
-          </w:rPr>
-          <w:t>2.2 Kajian Variabel Penelitian</w:t>
-        </w:r>
-        <w:r>
-          <w:rPr>
-            <w:noProof/>
-            <w:color w:val="000000"/>
-          </w:rPr>
-          <w:tab/>
-          <w:t>24</w:t>
-        </w:r>
-      </w:hyperlink>
-    </w:p>
-    <w:p>
-      <w:pPr>
-        <w:pStyle w:val="TOC3"/>
-        <w:tabs>
-          <w:tab w:val="right" w:leader="dot" w:pos="7927"/>
-        </w:tabs>
-        <w:rPr>
-          <w:rFonts w:asciiTheme="minorHAnsi" w:hAnsiTheme="minorHAnsi" w:cstheme="minorBidi"/>
-          <w:noProof/>
-          <w:color w:val="auto"/>
-          <w:kern w:val="2"/>
-          <w:sz w:val="24"/>
-          <w:szCs w:val="24"/>
-          <w:lang w:val="en-ID" w:eastAsia="en-ID"/>
-          <w14:ligatures w14:val="standardContextual"/>
-        </w:rPr>
-      </w:pPr>
-      <w:hyperlink w:anchor="TOC_2_2_1_VARIABEL_DEPENDEN_Y_IMPULSIVE_" w:history="1">
-        <w:r>
-          <w:rPr>
-            <w:noProof/>
-            <w:color w:val="000000"/>
-          </w:rPr>
-          <w:t>2.2.1 Variabel Dependen (</w:t>
-        </w:r>
-        <w:r>
-          <w:rPr>
-            <w:i/>
-            <w:noProof/>
-            <w:color w:val="000000"/>
-          </w:rPr>
-          <w:t>Y</w:t>
-        </w:r>
-        <w:r>
-          <w:rPr>
-            <w:noProof/>
-            <w:color w:val="000000"/>
-          </w:rPr>
-          <w:t xml:space="preserve">): </w:t>
-        </w:r>
-        <w:r>
-          <w:rPr>
-            <w:i/>
-            <w:noProof/>
-            <w:color w:val="000000"/>
-          </w:rPr>
-          <w:t>Impulsive Buying</w:t>
-        </w:r>
-        <w:r>
-          <w:rPr>
-            <w:noProof/>
-            <w:color w:val="000000"/>
-          </w:rPr>
-          <w:t xml:space="preserve"> (Pembelian Impulsif)</w:t>
-        </w:r>
-        <w:r>
-          <w:rPr>
-            <w:noProof/>
-            <w:color w:val="000000"/>
-          </w:rPr>
-          <w:tab/>
-          <w:t>24</w:t>
-        </w:r>
-      </w:hyperlink>
-    </w:p>
-    <w:p>
-      <w:pPr>
-        <w:pStyle w:val="TOC3"/>
-        <w:tabs>
-          <w:tab w:val="right" w:leader="dot" w:pos="7927"/>
-        </w:tabs>
-        <w:rPr>
-          <w:rFonts w:asciiTheme="minorHAnsi" w:hAnsiTheme="minorHAnsi" w:cstheme="minorBidi"/>
-          <w:noProof/>
-          <w:color w:val="auto"/>
-          <w:kern w:val="2"/>
-          <w:sz w:val="24"/>
-          <w:szCs w:val="24"/>
-          <w:lang w:val="en-ID" w:eastAsia="en-ID"/>
-          <w14:ligatures w14:val="standardContextual"/>
-        </w:rPr>
-      </w:pPr>
-      <w:hyperlink w:anchor="TOC_2_2_2_VARIABEL_INDEPENDEN_X₁_HEDONIC" w:history="1">
-        <w:r>
-          <w:rPr>
-            <w:noProof/>
-            <w:color w:val="000000"/>
-          </w:rPr>
-          <w:t>2.2.2 Variabel Independen (</w:t>
-        </w:r>
-        <w:r>
-          <w:rPr>
-            <w:i/>
-            <w:noProof/>
-            <w:color w:val="000000"/>
-          </w:rPr>
-          <w:t>X</w:t>
-        </w:r>
-        <w:r>
-          <w:rPr>
-            <w:noProof/>
-            <w:color w:val="000000"/>
-          </w:rPr>
-          <w:t xml:space="preserve">₁): </w:t>
-        </w:r>
-        <w:r>
-          <w:rPr>
-            <w:i/>
-            <w:noProof/>
-            <w:color w:val="000000"/>
-          </w:rPr>
-          <w:t>Hedonic Motivation</w:t>
-        </w:r>
-        <w:r>
-          <w:rPr>
-            <w:noProof/>
-            <w:color w:val="000000"/>
-          </w:rPr>
-          <w:t xml:space="preserve"> (Motivasi Hedonis)</w:t>
-        </w:r>
-        <w:r>
-          <w:rPr>
-            <w:noProof/>
-            <w:color w:val="000000"/>
-          </w:rPr>
-          <w:tab/>
-          <w:t>24</w:t>
-        </w:r>
-      </w:hyperlink>
-    </w:p>
-    <w:p>
-      <w:pPr>
-        <w:pStyle w:val="TOC3"/>
-        <w:tabs>
-          <w:tab w:val="right" w:leader="dot" w:pos="7927"/>
-        </w:tabs>
-        <w:rPr>
-          <w:rFonts w:asciiTheme="minorHAnsi" w:hAnsiTheme="minorHAnsi" w:cstheme="minorBidi"/>
-          <w:noProof/>
-          <w:color w:val="auto"/>
-          <w:kern w:val="2"/>
-          <w:sz w:val="24"/>
-          <w:szCs w:val="24"/>
-          <w:lang w:val="en-ID" w:eastAsia="en-ID"/>
-          <w14:ligatures w14:val="standardContextual"/>
-        </w:rPr>
-      </w:pPr>
-      <w:hyperlink w:anchor="TOC_2_2_3_VARIABEL_INDEPENDEN_X₂_DESIRE_" w:history="1">
-        <w:r>
-          <w:rPr>
-            <w:noProof/>
-            <w:color w:val="000000"/>
-          </w:rPr>
-          <w:t>2.2.3 Variabel Independen (</w:t>
-        </w:r>
-        <w:r>
-          <w:rPr>
-            <w:i/>
-            <w:noProof/>
-            <w:color w:val="000000"/>
-          </w:rPr>
-          <w:t>X</w:t>
-        </w:r>
-        <w:r>
-          <w:rPr>
-            <w:noProof/>
-            <w:color w:val="000000"/>
-          </w:rPr>
-          <w:t xml:space="preserve">₂): </w:t>
-        </w:r>
-        <w:r>
-          <w:rPr>
-            <w:i/>
-            <w:noProof/>
-            <w:color w:val="000000"/>
-          </w:rPr>
-          <w:t>Desire for Completeness</w:t>
-        </w:r>
-        <w:r>
-          <w:rPr>
-            <w:noProof/>
-            <w:color w:val="000000"/>
-          </w:rPr>
-          <w:t xml:space="preserve"> (Hasrat Kelengkapan Koleksi)</w:t>
-        </w:r>
-        <w:r>
-          <w:rPr>
-            <w:noProof/>
-            <w:color w:val="000000"/>
-          </w:rPr>
-          <w:tab/>
-          <w:t>25</w:t>
-        </w:r>
-      </w:hyperlink>
-    </w:p>
-    <w:p>
-      <w:pPr>
-        <w:pStyle w:val="TOC3"/>
-        <w:tabs>
-          <w:tab w:val="right" w:leader="dot" w:pos="7927"/>
-        </w:tabs>
-        <w:rPr>
-          <w:rFonts w:asciiTheme="minorHAnsi" w:hAnsiTheme="minorHAnsi" w:cstheme="minorBidi"/>
-          <w:noProof/>
-          <w:color w:val="auto"/>
-          <w:kern w:val="2"/>
-          <w:sz w:val="24"/>
-          <w:szCs w:val="24"/>
-          <w:lang w:val="en-ID" w:eastAsia="en-ID"/>
-          <w14:ligatures w14:val="standardContextual"/>
-        </w:rPr>
-      </w:pPr>
-      <w:hyperlink w:anchor="TOC_2_2_4_VARIABEL_INDEPENDEN_X₃_SPECULA" w:history="1">
-        <w:r>
-          <w:rPr>
-            <w:noProof/>
-            <w:color w:val="000000"/>
-          </w:rPr>
-          <w:t>2.2.4 Variabel Independen (</w:t>
-        </w:r>
-        <w:r>
-          <w:rPr>
-            <w:i/>
-            <w:noProof/>
-            <w:color w:val="000000"/>
-          </w:rPr>
-          <w:t>X</w:t>
-        </w:r>
-        <w:r>
-          <w:rPr>
-            <w:noProof/>
-            <w:color w:val="000000"/>
-          </w:rPr>
-          <w:t xml:space="preserve">₃): </w:t>
-        </w:r>
-        <w:r>
-          <w:rPr>
-            <w:i/>
-            <w:noProof/>
-            <w:color w:val="000000"/>
-          </w:rPr>
-          <w:t>Speculative Motive</w:t>
-        </w:r>
-        <w:r>
-          <w:rPr>
-            <w:noProof/>
-            <w:color w:val="000000"/>
-          </w:rPr>
-          <w:t xml:space="preserve"> (Motif Spekulasi Finansial)</w:t>
-        </w:r>
-        <w:r>
-          <w:rPr>
-            <w:noProof/>
-            <w:color w:val="000000"/>
-          </w:rPr>
-          <w:tab/>
-          <w:t>25</w:t>
-        </w:r>
-      </w:hyperlink>
-    </w:p>
-    <w:p>
-      <w:pPr>
-        <w:pStyle w:val="TOC3"/>
-        <w:tabs>
-          <w:tab w:val="right" w:leader="dot" w:pos="7927"/>
-        </w:tabs>
-        <w:rPr>
-          <w:rFonts w:asciiTheme="minorHAnsi" w:hAnsiTheme="minorHAnsi" w:cstheme="minorBidi"/>
-          <w:noProof/>
-          <w:color w:val="auto"/>
-          <w:kern w:val="2"/>
-          <w:sz w:val="24"/>
-          <w:szCs w:val="24"/>
-          <w:lang w:val="en-ID" w:eastAsia="en-ID"/>
-          <w14:ligatures w14:val="standardContextual"/>
-        </w:rPr>
-      </w:pPr>
-      <w:hyperlink w:anchor="TOC_2_2_5_VARIABEL_MODERASI_M_SELF_CONTR" w:history="1">
-        <w:r>
-          <w:rPr>
-            <w:noProof/>
-            <w:color w:val="000000"/>
-          </w:rPr>
-          <w:t>2.2.5 Variabel Moderasi (</w:t>
-        </w:r>
-        <w:r>
-          <w:rPr>
-            <w:i/>
-            <w:noProof/>
-            <w:color w:val="000000"/>
-          </w:rPr>
-          <w:t>M</w:t>
-        </w:r>
-        <w:r>
-          <w:rPr>
-            <w:noProof/>
-            <w:color w:val="000000"/>
-          </w:rPr>
-          <w:t xml:space="preserve">): </w:t>
-        </w:r>
-        <w:r>
-          <w:rPr>
-            <w:i/>
-            <w:noProof/>
-            <w:color w:val="000000"/>
-          </w:rPr>
-          <w:t>Self-Control</w:t>
-        </w:r>
-        <w:r>
-          <w:rPr>
-            <w:noProof/>
-            <w:color w:val="000000"/>
-          </w:rPr>
-          <w:t xml:space="preserve"> (Kontrol Diri)</w:t>
-        </w:r>
-        <w:r>
-          <w:rPr>
-            <w:noProof/>
-            <w:color w:val="000000"/>
-          </w:rPr>
-          <w:tab/>
-          <w:t>25</w:t>
-        </w:r>
-      </w:hyperlink>
-    </w:p>
-    <w:p>
-      <w:pPr>
-        <w:pStyle w:val="TOC2"/>
-        <w:tabs>
-          <w:tab w:val="right" w:leader="dot" w:pos="7927"/>
-        </w:tabs>
-        <w:rPr>
-          <w:rFonts w:asciiTheme="minorHAnsi" w:hAnsiTheme="minorHAnsi" w:cstheme="minorBidi"/>
-          <w:noProof/>
-          <w:color w:val="auto"/>
-          <w:kern w:val="2"/>
-          <w:szCs w:val="24"/>
-          <w:lang w:val="en-ID" w:eastAsia="en-ID"/>
-          <w14:ligatures w14:val="standardContextual"/>
-        </w:rPr>
-      </w:pPr>
-      <w:hyperlink w:anchor="TOC_2_3_PENELITIAN_SEBELUMNYA" w:history="1">
-        <w:r>
-          <w:rPr>
-            <w:noProof/>
-            <w:color w:val="000000"/>
-          </w:rPr>
-          <w:t>2.3 Penelitian Sebelumnya</w:t>
-        </w:r>
-        <w:r>
-          <w:rPr>
-            <w:noProof/>
-            <w:color w:val="000000"/>
-          </w:rPr>
-          <w:tab/>
-          <w:t>26</w:t>
-        </w:r>
-      </w:hyperlink>
-    </w:p>
-    <w:p>
-      <w:pPr>
-        <w:pStyle w:val="TOC2"/>
-        <w:tabs>
-          <w:tab w:val="right" w:leader="dot" w:pos="7927"/>
-        </w:tabs>
-        <w:rPr>
-          <w:rFonts w:asciiTheme="minorHAnsi" w:hAnsiTheme="minorHAnsi" w:cstheme="minorBidi"/>
-          <w:noProof/>
-          <w:color w:val="auto"/>
-          <w:kern w:val="2"/>
-          <w:szCs w:val="24"/>
-          <w:lang w:val="en-ID" w:eastAsia="en-ID"/>
-          <w14:ligatures w14:val="standardContextual"/>
-        </w:rPr>
-      </w:pPr>
-      <w:hyperlink w:anchor="TOC_2_4_PENGEMBANGAN_HIPOTESIS" w:history="1">
-        <w:r>
-          <w:rPr>
-            <w:noProof/>
-            <w:color w:val="000000"/>
-          </w:rPr>
-          <w:t>2.4 Pengembangan Hipotesis</w:t>
-        </w:r>
-        <w:r>
-          <w:rPr>
-            <w:noProof/>
-            <w:color w:val="000000"/>
-          </w:rPr>
-          <w:tab/>
-          <w:t>28</w:t>
-        </w:r>
-      </w:hyperlink>
-    </w:p>
-    <w:p>
-      <w:pPr>
-        <w:pStyle w:val="TOC3"/>
-        <w:tabs>
-          <w:tab w:val="right" w:leader="dot" w:pos="7927"/>
-        </w:tabs>
-        <w:rPr>
-          <w:rFonts w:asciiTheme="minorHAnsi" w:hAnsiTheme="minorHAnsi" w:cstheme="minorBidi"/>
-          <w:noProof/>
-          <w:color w:val="auto"/>
-          <w:kern w:val="2"/>
-          <w:sz w:val="24"/>
-          <w:szCs w:val="24"/>
-          <w:lang w:val="en-ID" w:eastAsia="en-ID"/>
-          <w14:ligatures w14:val="standardContextual"/>
-        </w:rPr>
-      </w:pPr>
-      <w:hyperlink w:anchor="TOC_2_4_1_PENGARUH_HEDONIC_MOTIVATION_TE" w:history="1">
-        <w:r>
-          <w:rPr>
-            <w:noProof/>
-            <w:color w:val="000000"/>
-          </w:rPr>
-          <w:t xml:space="preserve">2.4.1 Pengaruh </w:t>
-        </w:r>
-        <w:r>
-          <w:rPr>
-            <w:i/>
-            <w:noProof/>
-            <w:color w:val="000000"/>
-          </w:rPr>
-          <w:t>Hedonic Motivation</w:t>
-        </w:r>
-        <w:r>
-          <w:rPr>
-            <w:noProof/>
-            <w:color w:val="000000"/>
-          </w:rPr>
-          <w:t xml:space="preserve"> terhadap </w:t>
-        </w:r>
-        <w:r>
-          <w:rPr>
-            <w:i/>
-            <w:noProof/>
-            <w:color w:val="000000"/>
-          </w:rPr>
-          <w:t>Impulsive Buying</w:t>
-        </w:r>
-        <w:r>
-          <w:rPr>
-            <w:noProof/>
-            <w:color w:val="000000"/>
-          </w:rPr>
-          <w:tab/>
-          <w:t>28</w:t>
-        </w:r>
-      </w:hyperlink>
-    </w:p>
-    <w:p>
-      <w:pPr>
-        <w:pStyle w:val="TOC3"/>
-        <w:tabs>
-          <w:tab w:val="right" w:leader="dot" w:pos="7927"/>
-        </w:tabs>
-        <w:rPr>
-          <w:rFonts w:asciiTheme="minorHAnsi" w:hAnsiTheme="minorHAnsi" w:cstheme="minorBidi"/>
-          <w:noProof/>
-          <w:color w:val="auto"/>
-          <w:kern w:val="2"/>
-          <w:sz w:val="24"/>
-          <w:szCs w:val="24"/>
-          <w:lang w:val="en-ID" w:eastAsia="en-ID"/>
-          <w14:ligatures w14:val="standardContextual"/>
-        </w:rPr>
-      </w:pPr>
-      <w:hyperlink w:anchor="TOC_2_4_2_PENGARUH_DESIRE_FOR_COMPLETENE" w:history="1">
-        <w:r>
-          <w:rPr>
-            <w:noProof/>
-            <w:color w:val="000000"/>
-          </w:rPr>
-          <w:t xml:space="preserve">2.4.2 Pengaruh </w:t>
-        </w:r>
-        <w:r>
-          <w:rPr>
-            <w:i/>
-            <w:noProof/>
-            <w:color w:val="000000"/>
-          </w:rPr>
-          <w:t>Desire for Completeness</w:t>
-        </w:r>
-        <w:r>
-          <w:rPr>
-            <w:noProof/>
-            <w:color w:val="000000"/>
-          </w:rPr>
-          <w:t xml:space="preserve"> terhadap </w:t>
-        </w:r>
-        <w:r>
-          <w:rPr>
-            <w:i/>
-            <w:noProof/>
-            <w:color w:val="000000"/>
-          </w:rPr>
-          <w:t>Impulsive Buying</w:t>
-        </w:r>
-        <w:r>
-          <w:rPr>
-            <w:noProof/>
-            <w:color w:val="000000"/>
-          </w:rPr>
-          <w:tab/>
-          <w:t>28</w:t>
-        </w:r>
-      </w:hyperlink>
-    </w:p>
-    <w:p>
-      <w:pPr>
-        <w:pStyle w:val="TOC3"/>
-        <w:tabs>
-          <w:tab w:val="right" w:leader="dot" w:pos="7927"/>
-        </w:tabs>
-        <w:rPr>
-          <w:rFonts w:asciiTheme="minorHAnsi" w:hAnsiTheme="minorHAnsi" w:cstheme="minorBidi"/>
-          <w:noProof/>
-          <w:color w:val="auto"/>
-          <w:kern w:val="2"/>
-          <w:sz w:val="24"/>
-          <w:szCs w:val="24"/>
-          <w:lang w:val="en-ID" w:eastAsia="en-ID"/>
-          <w14:ligatures w14:val="standardContextual"/>
-        </w:rPr>
-      </w:pPr>
-      <w:hyperlink w:anchor="TOC_2_4_3_PENGARUH_SPECULATIVE_MOTIVE_TE" w:history="1">
-        <w:r>
-          <w:rPr>
-            <w:noProof/>
-            <w:color w:val="000000"/>
-          </w:rPr>
-          <w:t xml:space="preserve">2.4.3 Pengaruh </w:t>
-        </w:r>
-        <w:r>
-          <w:rPr>
-            <w:i/>
-            <w:noProof/>
-            <w:color w:val="000000"/>
-          </w:rPr>
-          <w:t>Speculative Motive</w:t>
-        </w:r>
-        <w:r>
-          <w:rPr>
-            <w:noProof/>
-            <w:color w:val="000000"/>
-          </w:rPr>
-          <w:t xml:space="preserve"> terhadap </w:t>
-        </w:r>
-        <w:r>
-          <w:rPr>
-            <w:i/>
-            <w:noProof/>
-            <w:color w:val="000000"/>
-          </w:rPr>
-          <w:t>Impulsive Buying</w:t>
-        </w:r>
-        <w:r>
-          <w:rPr>
-            <w:noProof/>
-            <w:color w:val="000000"/>
-          </w:rPr>
-          <w:tab/>
-          <w:t>29</w:t>
-        </w:r>
-      </w:hyperlink>
-    </w:p>
-    <w:p>
-      <w:pPr>
-        <w:pStyle w:val="TOC3"/>
-        <w:tabs>
-          <w:tab w:val="right" w:leader="dot" w:pos="7927"/>
-        </w:tabs>
-        <w:rPr>
-          <w:rFonts w:asciiTheme="minorHAnsi" w:hAnsiTheme="minorHAnsi" w:cstheme="minorBidi"/>
-          <w:noProof/>
-          <w:color w:val="auto"/>
-          <w:kern w:val="2"/>
-          <w:sz w:val="24"/>
-          <w:szCs w:val="24"/>
-          <w:lang w:val="en-ID" w:eastAsia="en-ID"/>
-          <w14:ligatures w14:val="standardContextual"/>
-        </w:rPr>
-      </w:pPr>
-      <w:hyperlink w:anchor="TOC_2_4_4_PENGARUH_MODERASI_SELF_CONTROL" w:history="1">
-        <w:r>
-          <w:rPr>
-            <w:noProof/>
-            <w:color w:val="000000"/>
-          </w:rPr>
-          <w:t xml:space="preserve">2.4.4 Pengaruh Moderasi </w:t>
-        </w:r>
-        <w:r>
-          <w:rPr>
-            <w:i/>
-            <w:noProof/>
-            <w:color w:val="000000"/>
-          </w:rPr>
-          <w:t>Self-Control</w:t>
-        </w:r>
-        <w:r>
-          <w:rPr>
-            <w:noProof/>
-            <w:color w:val="000000"/>
-          </w:rPr>
-          <w:t xml:space="preserve"> terhadap Hubungan </w:t>
-        </w:r>
-        <w:r>
-          <w:rPr>
-            <w:i/>
-            <w:noProof/>
-            <w:color w:val="000000"/>
-          </w:rPr>
-          <w:t>Hedonic Motivation</w:t>
-        </w:r>
-        <w:r>
-          <w:rPr>
-            <w:noProof/>
-            <w:color w:val="000000"/>
-          </w:rPr>
-          <w:t xml:space="preserve"> dan </w:t>
-        </w:r>
-        <w:r>
-          <w:rPr>
-            <w:i/>
-            <w:noProof/>
-            <w:color w:val="000000"/>
-          </w:rPr>
-          <w:t>Impulsive Buying</w:t>
-        </w:r>
-        <w:r>
-          <w:rPr>
-            <w:noProof/>
-            <w:color w:val="000000"/>
-          </w:rPr>
-          <w:tab/>
-          <w:t>30</w:t>
-        </w:r>
-      </w:hyperlink>
-    </w:p>
-    <w:p>
-      <w:pPr>
-        <w:pStyle w:val="TOC3"/>
-        <w:tabs>
-          <w:tab w:val="right" w:leader="dot" w:pos="7927"/>
-        </w:tabs>
-        <w:rPr>
-          <w:rFonts w:asciiTheme="minorHAnsi" w:hAnsiTheme="minorHAnsi" w:cstheme="minorBidi"/>
-          <w:noProof/>
-          <w:color w:val="auto"/>
-          <w:kern w:val="2"/>
-          <w:sz w:val="24"/>
-          <w:szCs w:val="24"/>
-          <w:lang w:val="en-ID" w:eastAsia="en-ID"/>
-          <w14:ligatures w14:val="standardContextual"/>
-        </w:rPr>
-      </w:pPr>
-      <w:hyperlink w:anchor="TOC_2_4_5_PENGARUH_MODERASI_SELF_CONTROL" w:history="1">
-        <w:r>
-          <w:rPr>
-            <w:noProof/>
-            <w:color w:val="000000"/>
-          </w:rPr>
-          <w:t xml:space="preserve">2.4.5 Pengaruh Moderasi </w:t>
-        </w:r>
-        <w:r>
-          <w:rPr>
-            <w:i/>
-            <w:noProof/>
-            <w:color w:val="000000"/>
-          </w:rPr>
-          <w:t>Self-Control</w:t>
-        </w:r>
-        <w:r>
-          <w:rPr>
-            <w:noProof/>
-            <w:color w:val="000000"/>
-          </w:rPr>
-          <w:t xml:space="preserve"> terhadap Hubungan </w:t>
-        </w:r>
-        <w:r>
-          <w:rPr>
-            <w:i/>
-            <w:noProof/>
-            <w:color w:val="000000"/>
-          </w:rPr>
-          <w:t>Desire for Completeness</w:t>
-        </w:r>
-        <w:r>
-          <w:rPr>
-            <w:noProof/>
-            <w:color w:val="000000"/>
-          </w:rPr>
-          <w:t xml:space="preserve"> dan </w:t>
-        </w:r>
-        <w:r>
-          <w:rPr>
-            <w:i/>
-            <w:noProof/>
-            <w:color w:val="000000"/>
-          </w:rPr>
-          <w:t>Impulsive Buying</w:t>
-        </w:r>
-        <w:r>
-          <w:rPr>
-            <w:noProof/>
-            <w:color w:val="000000"/>
-          </w:rPr>
-          <w:tab/>
-          <w:t>31</w:t>
-        </w:r>
-      </w:hyperlink>
-    </w:p>
-    <w:p>
-      <w:pPr>
-        <w:pStyle w:val="TOC3"/>
-        <w:tabs>
-          <w:tab w:val="right" w:leader="dot" w:pos="7927"/>
-        </w:tabs>
-        <w:rPr>
-          <w:rFonts w:asciiTheme="minorHAnsi" w:hAnsiTheme="minorHAnsi" w:cstheme="minorBidi"/>
-          <w:noProof/>
-          <w:color w:val="auto"/>
-          <w:kern w:val="2"/>
-          <w:sz w:val="24"/>
-          <w:szCs w:val="24"/>
-          <w:lang w:val="en-ID" w:eastAsia="en-ID"/>
-          <w14:ligatures w14:val="standardContextual"/>
-        </w:rPr>
-      </w:pPr>
-      <w:hyperlink w:anchor="TOC_2_4_6_PENGARUH_MODERASI_SELF_CONTROL" w:history="1">
-        <w:r>
-          <w:rPr>
-            <w:noProof/>
-            <w:color w:val="000000"/>
-          </w:rPr>
-          <w:t xml:space="preserve">2.4.6 Pengaruh Moderasi </w:t>
-        </w:r>
-        <w:r>
-          <w:rPr>
-            <w:i/>
-            <w:noProof/>
-            <w:color w:val="000000"/>
-          </w:rPr>
-          <w:t>Self-Control</w:t>
-        </w:r>
-        <w:r>
-          <w:rPr>
-            <w:noProof/>
-            <w:color w:val="000000"/>
-          </w:rPr>
-          <w:t xml:space="preserve"> terhadap Hubungan </w:t>
-        </w:r>
-        <w:r>
-          <w:rPr>
-            <w:i/>
-            <w:noProof/>
-            <w:color w:val="000000"/>
-          </w:rPr>
-          <w:t>Speculative Motive</w:t>
-        </w:r>
-        <w:r>
-          <w:rPr>
-            <w:noProof/>
-            <w:color w:val="000000"/>
-          </w:rPr>
-          <w:t xml:space="preserve"> dan </w:t>
-        </w:r>
-        <w:r>
-          <w:rPr>
-            <w:i/>
-            <w:noProof/>
-            <w:color w:val="000000"/>
-          </w:rPr>
-          <w:t>Impulsive Buying</w:t>
-        </w:r>
-        <w:r>
-          <w:rPr>
-            <w:noProof/>
-            <w:color w:val="000000"/>
-          </w:rPr>
-          <w:tab/>
-          <w:t>32</w:t>
-        </w:r>
-      </w:hyperlink>
-    </w:p>
-    <w:p>
-      <w:pPr>
-        <w:pStyle w:val="TOC2"/>
-        <w:tabs>
-          <w:tab w:val="right" w:leader="dot" w:pos="7927"/>
-        </w:tabs>
-        <w:rPr>
-          <w:rFonts w:asciiTheme="minorHAnsi" w:hAnsiTheme="minorHAnsi" w:cstheme="minorBidi"/>
-          <w:noProof/>
-          <w:color w:val="auto"/>
-          <w:kern w:val="2"/>
-          <w:szCs w:val="24"/>
-          <w:lang w:val="en-ID" w:eastAsia="en-ID"/>
-          <w14:ligatures w14:val="standardContextual"/>
-        </w:rPr>
-      </w:pPr>
-      <w:hyperlink w:anchor="TOC_2_5_RERANGKA_PENELITIAN" w:history="1">
-        <w:r>
-          <w:rPr>
-            <w:noProof/>
-            <w:color w:val="000000"/>
-          </w:rPr>
-          <w:t>2.5 Rerangka Penelitian</w:t>
-        </w:r>
-        <w:r>
-          <w:rPr>
-            <w:noProof/>
-            <w:color w:val="000000"/>
-          </w:rPr>
-          <w:tab/>
-          <w:t>32</w:t>
-        </w:r>
-      </w:hyperlink>
-    </w:p>
-    <w:p>
-      <w:pPr>
-        <w:pStyle w:val="TOC1"/>
-        <w:tabs>
-          <w:tab w:val="right" w:leader="dot" w:pos="7927"/>
-        </w:tabs>
-        <w:rPr>
-          <w:rFonts w:asciiTheme="minorHAnsi" w:hAnsiTheme="minorHAnsi" w:cstheme="minorBidi"/>
-          <w:b w:val="0"/>
-          <w:noProof/>
-          <w:color w:val="auto"/>
-          <w:kern w:val="2"/>
-          <w:szCs w:val="24"/>
-          <w:lang w:val="en-ID" w:eastAsia="en-ID"/>
-          <w14:ligatures w14:val="standardContextual"/>
-        </w:rPr>
-      </w:pPr>
-      <w:hyperlink w:anchor="TOC_BAB_3_METODE_PENELITIAN" w:history="1">
-        <w:r>
-          <w:rPr>
-            <w:noProof/>
-            <w:color w:val="000000"/>
-          </w:rPr>
-          <w:t>BAB 3 METODE PENELITIAN</w:t>
-        </w:r>
-        <w:r>
-          <w:rPr>
-            <w:noProof/>
-            <w:color w:val="000000"/>
-          </w:rPr>
-          <w:tab/>
-          <w:t>34</w:t>
-        </w:r>
-      </w:hyperlink>
-    </w:p>
-    <w:p>
-      <w:pPr>
-        <w:pStyle w:val="TOC2"/>
-        <w:tabs>
-          <w:tab w:val="right" w:leader="dot" w:pos="7927"/>
-        </w:tabs>
-        <w:rPr>
-          <w:rFonts w:asciiTheme="minorHAnsi" w:hAnsiTheme="minorHAnsi" w:cstheme="minorBidi"/>
-          <w:noProof/>
-          <w:color w:val="auto"/>
-          <w:kern w:val="2"/>
-          <w:szCs w:val="24"/>
-          <w:lang w:val="en-ID" w:eastAsia="en-ID"/>
-          <w14:ligatures w14:val="standardContextual"/>
-        </w:rPr>
-      </w:pPr>
-      <w:hyperlink w:anchor="TOC_3_1_JENIS_DAN_SUMBER_DATA" w:history="1">
-        <w:r>
-          <w:rPr>
-            <w:noProof/>
-            <w:color w:val="000000"/>
-          </w:rPr>
-          <w:t>3.1 Jenis dan Sumber Data</w:t>
-        </w:r>
-        <w:r>
-          <w:rPr>
-            <w:noProof/>
-            <w:color w:val="000000"/>
-          </w:rPr>
-          <w:tab/>
-          <w:t>34</w:t>
-        </w:r>
-      </w:hyperlink>
-    </w:p>
-    <w:p>
-      <w:pPr>
-        <w:pStyle w:val="TOC3"/>
-        <w:tabs>
-          <w:tab w:val="right" w:leader="dot" w:pos="7927"/>
-        </w:tabs>
-        <w:rPr>
-          <w:rFonts w:asciiTheme="minorHAnsi" w:hAnsiTheme="minorHAnsi" w:cstheme="minorBidi"/>
-          <w:noProof/>
-          <w:color w:val="auto"/>
-          <w:kern w:val="2"/>
-          <w:sz w:val="24"/>
-          <w:szCs w:val="24"/>
-          <w:lang w:val="en-ID" w:eastAsia="en-ID"/>
-          <w14:ligatures w14:val="standardContextual"/>
-        </w:rPr>
-      </w:pPr>
-      <w:hyperlink w:anchor="TOC_3_1_1_BATASAN_PENELITIAN_DAN_RUANG_L" w:history="1">
-        <w:r>
-          <w:rPr>
-            <w:noProof/>
-            <w:color w:val="000000"/>
-          </w:rPr>
-          <w:t>3.1.1 Batasan Penelitian dan Ruang Lingkup Operasional</w:t>
-        </w:r>
-        <w:r>
-          <w:rPr>
-            <w:noProof/>
-            <w:color w:val="000000"/>
-          </w:rPr>
-          <w:tab/>
-          <w:t>34</w:t>
-        </w:r>
-      </w:hyperlink>
-    </w:p>
-    <w:p>
-      <w:pPr>
-        <w:pStyle w:val="TOC2"/>
-        <w:tabs>
-          <w:tab w:val="right" w:leader="dot" w:pos="7927"/>
-        </w:tabs>
-        <w:rPr>
-          <w:rFonts w:asciiTheme="minorHAnsi" w:hAnsiTheme="minorHAnsi" w:cstheme="minorBidi"/>
-          <w:noProof/>
-          <w:color w:val="auto"/>
-          <w:kern w:val="2"/>
-          <w:szCs w:val="24"/>
-          <w:lang w:val="en-ID" w:eastAsia="en-ID"/>
-          <w14:ligatures w14:val="standardContextual"/>
-        </w:rPr>
-      </w:pPr>
-      <w:hyperlink w:anchor="TOC_3_2_POPULASI_DAN_SAMPEL" w:history="1">
-        <w:r>
-          <w:rPr>
-            <w:noProof/>
-            <w:color w:val="000000"/>
-          </w:rPr>
-          <w:t>3.2 Populasi dan Sampel</w:t>
-        </w:r>
-        <w:r>
-          <w:rPr>
-            <w:noProof/>
-            <w:color w:val="000000"/>
-          </w:rPr>
-          <w:tab/>
-          <w:t>35</w:t>
-        </w:r>
-      </w:hyperlink>
-    </w:p>
-    <w:p>
-      <w:pPr>
-        <w:pStyle w:val="TOC3"/>
-        <w:tabs>
-          <w:tab w:val="right" w:leader="dot" w:pos="7927"/>
-        </w:tabs>
-        <w:rPr>
-          <w:rFonts w:asciiTheme="minorHAnsi" w:hAnsiTheme="minorHAnsi" w:cstheme="minorBidi"/>
-          <w:noProof/>
-          <w:color w:val="auto"/>
-          <w:kern w:val="2"/>
-          <w:sz w:val="24"/>
-          <w:szCs w:val="24"/>
-          <w:lang w:val="en-ID" w:eastAsia="en-ID"/>
-          <w14:ligatures w14:val="standardContextual"/>
-        </w:rPr>
-      </w:pPr>
-      <w:hyperlink w:anchor="TOC_3_2_1_POPULASI_DAN_IDENTIFIKASI_SUMB" w:history="1">
-        <w:r>
-          <w:rPr>
-            <w:noProof/>
-            <w:color w:val="000000"/>
-          </w:rPr>
-          <w:t>3.2.1 Populasi dan Identifikasi Sumber Komunitas</w:t>
-        </w:r>
-        <w:r>
-          <w:rPr>
-            <w:noProof/>
-            <w:color w:val="000000"/>
-          </w:rPr>
-          <w:tab/>
-          <w:t>35</w:t>
-        </w:r>
-      </w:hyperlink>
-    </w:p>
-    <w:p>
-      <w:pPr>
-        <w:pStyle w:val="TOC3"/>
-        <w:tabs>
-          <w:tab w:val="right" w:leader="dot" w:pos="7927"/>
-        </w:tabs>
-        <w:rPr>
-          <w:rFonts w:asciiTheme="minorHAnsi" w:hAnsiTheme="minorHAnsi" w:cstheme="minorBidi"/>
-          <w:noProof/>
-          <w:color w:val="auto"/>
-          <w:kern w:val="2"/>
-          <w:sz w:val="24"/>
-          <w:szCs w:val="24"/>
-          <w:lang w:val="en-ID" w:eastAsia="en-ID"/>
-          <w14:ligatures w14:val="standardContextual"/>
-        </w:rPr>
-      </w:pPr>
-      <w:hyperlink w:anchor="TOC_3_2_2_SAMPEL_DAN_JUSTIFIKASI_KRITERI" w:history="1">
-        <w:r>
-          <w:rPr>
-            <w:noProof/>
-            <w:color w:val="000000"/>
-          </w:rPr>
-          <w:t>3.2.2 Sampel dan Justifikasi Kriteria Inklusi</w:t>
-        </w:r>
-        <w:r>
-          <w:rPr>
-            <w:noProof/>
-            <w:color w:val="000000"/>
-          </w:rPr>
-          <w:tab/>
-          <w:t>36</w:t>
-        </w:r>
-      </w:hyperlink>
-    </w:p>
-    <w:p>
-      <w:pPr>
-        <w:pStyle w:val="TOC3"/>
-        <w:tabs>
-          <w:tab w:val="right" w:leader="dot" w:pos="7927"/>
-        </w:tabs>
-        <w:rPr>
-          <w:rFonts w:asciiTheme="minorHAnsi" w:hAnsiTheme="minorHAnsi" w:cstheme="minorBidi"/>
-          <w:noProof/>
-          <w:color w:val="auto"/>
-          <w:kern w:val="2"/>
-          <w:sz w:val="24"/>
-          <w:szCs w:val="24"/>
-          <w:lang w:val="en-ID" w:eastAsia="en-ID"/>
-          <w14:ligatures w14:val="standardContextual"/>
-        </w:rPr>
-      </w:pPr>
-      <w:hyperlink w:anchor="TOC_3_2_3_PENENTUAN_UKURAN_SAMPEL" w:history="1">
-        <w:r>
-          <w:rPr>
-            <w:noProof/>
-            <w:color w:val="000000"/>
-          </w:rPr>
-          <w:t>3.2.3 Penentuan Ukuran Sampel</w:t>
-        </w:r>
-        <w:r>
-          <w:rPr>
-            <w:noProof/>
-            <w:color w:val="000000"/>
-          </w:rPr>
-          <w:tab/>
-          <w:t>37</w:t>
-        </w:r>
-      </w:hyperlink>
-    </w:p>
-    <w:p>
-      <w:pPr>
-        <w:pStyle w:val="TOC3"/>
-        <w:tabs>
-          <w:tab w:val="right" w:leader="dot" w:pos="7927"/>
-        </w:tabs>
-        <w:rPr>
-          <w:rFonts w:asciiTheme="minorHAnsi" w:hAnsiTheme="minorHAnsi" w:cstheme="minorBidi"/>
-          <w:noProof/>
-          <w:color w:val="auto"/>
-          <w:kern w:val="2"/>
-          <w:sz w:val="24"/>
-          <w:szCs w:val="24"/>
-          <w:lang w:val="en-ID" w:eastAsia="en-ID"/>
-          <w14:ligatures w14:val="standardContextual"/>
-        </w:rPr>
-      </w:pPr>
-      <w:hyperlink w:anchor="TOC_3_2_4_JUSTIFIKASI_KOMPARATIF_PEMILIH" w:history="1">
-        <w:r>
-          <w:rPr>
-            <w:noProof/>
-            <w:color w:val="000000"/>
-          </w:rPr>
-          <w:t>3.2.4 Justifikasi Komparatif Pemilihan Teknik Sampling</w:t>
-        </w:r>
-        <w:r>
-          <w:rPr>
-            <w:noProof/>
-            <w:color w:val="000000"/>
-          </w:rPr>
-          <w:tab/>
-          <w:t>38</w:t>
-        </w:r>
-      </w:hyperlink>
-    </w:p>
-    <w:p>
-      <w:pPr>
-        <w:pStyle w:val="TOC2"/>
-        <w:tabs>
-          <w:tab w:val="right" w:leader="dot" w:pos="7927"/>
-        </w:tabs>
-        <w:rPr>
-          <w:rFonts w:asciiTheme="minorHAnsi" w:hAnsiTheme="minorHAnsi" w:cstheme="minorBidi"/>
-          <w:noProof/>
-          <w:color w:val="auto"/>
-          <w:kern w:val="2"/>
-          <w:szCs w:val="24"/>
-          <w:lang w:val="en-ID" w:eastAsia="en-ID"/>
-          <w14:ligatures w14:val="standardContextual"/>
-        </w:rPr>
-      </w:pPr>
-      <w:hyperlink w:anchor="TOC_3_3_MODEL_PENELITIAN" w:history="1">
-        <w:r>
-          <w:rPr>
-            <w:noProof/>
-            <w:color w:val="000000"/>
-          </w:rPr>
-          <w:t>3.3 Model Penelitian</w:t>
-        </w:r>
-        <w:r>
-          <w:rPr>
-            <w:noProof/>
-            <w:color w:val="000000"/>
-          </w:rPr>
-          <w:tab/>
-          <w:t>38</w:t>
-        </w:r>
-      </w:hyperlink>
-    </w:p>
-    <w:p>
-      <w:pPr>
-        <w:pStyle w:val="TOC2"/>
-        <w:tabs>
-          <w:tab w:val="right" w:leader="dot" w:pos="7927"/>
-        </w:tabs>
-        <w:rPr>
-          <w:rFonts w:asciiTheme="minorHAnsi" w:hAnsiTheme="minorHAnsi" w:cstheme="minorBidi"/>
-          <w:noProof/>
-          <w:color w:val="auto"/>
-          <w:kern w:val="2"/>
-          <w:szCs w:val="24"/>
-          <w:lang w:val="en-ID" w:eastAsia="en-ID"/>
-          <w14:ligatures w14:val="standardContextual"/>
-        </w:rPr>
-      </w:pPr>
-      <w:hyperlink w:anchor="TOC_3_4_OPERASIONALISASI_VARIABEL" w:history="1">
-        <w:r>
-          <w:rPr>
-            <w:noProof/>
-            <w:color w:val="000000"/>
-          </w:rPr>
-          <w:t>3.4 Operasionalisasi Variabel</w:t>
-        </w:r>
-        <w:r>
-          <w:rPr>
-            <w:noProof/>
-            <w:color w:val="000000"/>
-          </w:rPr>
-          <w:tab/>
-          <w:t>40</w:t>
-        </w:r>
-      </w:hyperlink>
-    </w:p>
-    <w:p>
-      <w:pPr>
-        <w:pStyle w:val="TOC2"/>
-        <w:tabs>
-          <w:tab w:val="right" w:leader="dot" w:pos="7927"/>
-        </w:tabs>
-        <w:rPr>
-          <w:rFonts w:asciiTheme="minorHAnsi" w:hAnsiTheme="minorHAnsi" w:cstheme="minorBidi"/>
-          <w:noProof/>
-          <w:color w:val="auto"/>
-          <w:kern w:val="2"/>
-          <w:szCs w:val="24"/>
-          <w:lang w:val="en-ID" w:eastAsia="en-ID"/>
-          <w14:ligatures w14:val="standardContextual"/>
-        </w:rPr>
-      </w:pPr>
-      <w:hyperlink w:anchor="TOC_3_5_METODE_ANALISIS_DATA" w:history="1">
-        <w:r>
-          <w:rPr>
-            <w:noProof/>
-            <w:color w:val="000000"/>
-          </w:rPr>
-          <w:t>3.5 Metode Analisis Data</w:t>
-        </w:r>
-        <w:r>
-          <w:rPr>
-            <w:noProof/>
-            <w:color w:val="000000"/>
-          </w:rPr>
-          <w:tab/>
-          <w:t>45</w:t>
-        </w:r>
-      </w:hyperlink>
-    </w:p>
-    <w:p>
-      <w:pPr>
-        <w:pStyle w:val="TOC3"/>
-        <w:tabs>
-          <w:tab w:val="right" w:leader="dot" w:pos="7927"/>
-        </w:tabs>
-        <w:rPr>
-          <w:rFonts w:asciiTheme="minorHAnsi" w:hAnsiTheme="minorHAnsi" w:cstheme="minorBidi"/>
-          <w:noProof/>
-          <w:color w:val="auto"/>
-          <w:kern w:val="2"/>
-          <w:sz w:val="24"/>
-          <w:szCs w:val="24"/>
-          <w:lang w:val="en-ID" w:eastAsia="en-ID"/>
-          <w14:ligatures w14:val="standardContextual"/>
-        </w:rPr>
-      </w:pPr>
-      <w:hyperlink w:anchor="TOC_3_5_1_JUSTIFIKASI_KOMPARATIF_PEMILIH" w:history="1">
-        <w:r>
-          <w:rPr>
-            <w:noProof/>
-            <w:color w:val="000000"/>
-          </w:rPr>
-          <w:t>3.5.1 Justifikasi Komparatif Pemilihan Metode Analisis</w:t>
-        </w:r>
-        <w:r>
-          <w:rPr>
-            <w:noProof/>
-            <w:color w:val="000000"/>
-          </w:rPr>
-          <w:tab/>
-          <w:t>45</w:t>
-        </w:r>
-      </w:hyperlink>
-    </w:p>
-    <w:p>
-      <w:pPr>
-        <w:pStyle w:val="TOC3"/>
-        <w:tabs>
-          <w:tab w:val="right" w:leader="dot" w:pos="7927"/>
-        </w:tabs>
-        <w:rPr>
-          <w:rFonts w:asciiTheme="minorHAnsi" w:hAnsiTheme="minorHAnsi" w:cstheme="minorBidi"/>
-          <w:noProof/>
-          <w:color w:val="auto"/>
-          <w:kern w:val="2"/>
-          <w:sz w:val="24"/>
-          <w:szCs w:val="24"/>
-          <w:lang w:val="en-ID" w:eastAsia="en-ID"/>
-          <w14:ligatures w14:val="standardContextual"/>
-        </w:rPr>
-      </w:pPr>
-      <w:hyperlink w:anchor="TOC_3_5_2_PENYUSUNAN_SKOR_KOMPOSIT_DAN_U" w:history="1">
-        <w:r>
-          <w:rPr>
-            <w:noProof/>
-            <w:color w:val="000000"/>
-          </w:rPr>
-          <w:t>3.5.2 Penyusunan Skor Komposit dan Uji Kualitas Data</w:t>
-        </w:r>
-        <w:r>
-          <w:rPr>
-            <w:noProof/>
-            <w:color w:val="000000"/>
-          </w:rPr>
-          <w:tab/>
-          <w:t>46</w:t>
-        </w:r>
-      </w:hyperlink>
-    </w:p>
-    <w:p>
-      <w:pPr>
-        <w:pStyle w:val="TOC3"/>
-        <w:tabs>
-          <w:tab w:val="right" w:leader="dot" w:pos="7927"/>
-        </w:tabs>
-        <w:rPr>
-          <w:rFonts w:asciiTheme="minorHAnsi" w:hAnsiTheme="minorHAnsi" w:cstheme="minorBidi"/>
-          <w:noProof/>
-          <w:color w:val="auto"/>
-          <w:kern w:val="2"/>
-          <w:sz w:val="24"/>
-          <w:szCs w:val="24"/>
-          <w:lang w:val="en-ID" w:eastAsia="en-ID"/>
-          <w14:ligatures w14:val="standardContextual"/>
-        </w:rPr>
-      </w:pPr>
-      <w:hyperlink w:anchor="TOC_3_5_3_UJI_ASUMSI_KLASIK" w:history="1">
-        <w:r>
-          <w:rPr>
-            <w:noProof/>
-            <w:color w:val="000000"/>
-          </w:rPr>
-          <w:t>3.5.3 Uji Asumsi Klasik</w:t>
-        </w:r>
-        <w:r>
-          <w:rPr>
-            <w:noProof/>
-            <w:color w:val="000000"/>
-          </w:rPr>
-          <w:tab/>
-          <w:t>46</w:t>
-        </w:r>
-      </w:hyperlink>
-    </w:p>
-    <w:p>
-      <w:pPr>
-        <w:pStyle w:val="TOC3"/>
-        <w:tabs>
-          <w:tab w:val="right" w:leader="dot" w:pos="7927"/>
-        </w:tabs>
-        <w:rPr>
-          <w:rFonts w:asciiTheme="minorHAnsi" w:hAnsiTheme="minorHAnsi" w:cstheme="minorBidi"/>
-          <w:noProof/>
-          <w:color w:val="auto"/>
-          <w:kern w:val="2"/>
-          <w:sz w:val="24"/>
-          <w:szCs w:val="24"/>
-          <w:lang w:val="en-ID" w:eastAsia="en-ID"/>
-          <w14:ligatures w14:val="standardContextual"/>
-        </w:rPr>
-      </w:pPr>
-      <w:hyperlink w:anchor="TOC_3_5_4_ESTIMASI_REGRESI_HIRARKIS_DAN_" w:history="1">
-        <w:r>
-          <w:rPr>
-            <w:noProof/>
-            <w:color w:val="000000"/>
-          </w:rPr>
-          <w:t>3.5.4 Estimasi Regresi Hirarkis dan MRA</w:t>
-        </w:r>
-        <w:r>
-          <w:rPr>
-            <w:noProof/>
-            <w:color w:val="000000"/>
-          </w:rPr>
-          <w:tab/>
-          <w:t>47</w:t>
-        </w:r>
-      </w:hyperlink>
-    </w:p>
-    <w:p>
-      <w:pPr>
-        <w:pStyle w:val="TOC3"/>
-        <w:tabs>
-          <w:tab w:val="right" w:leader="dot" w:pos="7927"/>
-        </w:tabs>
-        <w:rPr>
-          <w:rFonts w:asciiTheme="minorHAnsi" w:hAnsiTheme="minorHAnsi" w:cstheme="minorBidi"/>
-          <w:noProof/>
-          <w:color w:val="auto"/>
-          <w:kern w:val="2"/>
-          <w:sz w:val="24"/>
-          <w:szCs w:val="24"/>
-          <w:lang w:val="en-ID" w:eastAsia="en-ID"/>
-          <w14:ligatures w14:val="standardContextual"/>
-        </w:rPr>
-      </w:pPr>
-      <w:hyperlink w:anchor="TOC_3_5_5_UJI_KOEFISIEN_DETERMINASI_R²_D" w:history="1">
-        <w:r>
-          <w:rPr>
-            <w:noProof/>
-            <w:color w:val="000000"/>
-          </w:rPr>
-          <w:t>3.5.5 Uji Koefisien Determinasi (</w:t>
-        </w:r>
-        <w:r>
-          <w:rPr>
-            <w:i/>
-            <w:noProof/>
-            <w:color w:val="000000"/>
-          </w:rPr>
-          <w:t>R</w:t>
-        </w:r>
-        <w:r>
-          <w:rPr>
-            <w:noProof/>
-            <w:color w:val="000000"/>
-          </w:rPr>
-          <w:t>²) dan Uji F Perubahan</w:t>
-        </w:r>
-        <w:r>
-          <w:rPr>
-            <w:noProof/>
-            <w:color w:val="000000"/>
-          </w:rPr>
-          <w:tab/>
-          <w:t>47</w:t>
-        </w:r>
-      </w:hyperlink>
-    </w:p>
-    <w:p>
-      <w:pPr>
-        <w:pStyle w:val="TOC3"/>
-        <w:tabs>
-          <w:tab w:val="right" w:leader="dot" w:pos="7927"/>
-        </w:tabs>
-        <w:rPr>
-          <w:rFonts w:asciiTheme="minorHAnsi" w:hAnsiTheme="minorHAnsi" w:cstheme="minorBidi"/>
-          <w:noProof/>
-          <w:color w:val="auto"/>
-          <w:kern w:val="2"/>
-          <w:sz w:val="24"/>
-          <w:szCs w:val="24"/>
-          <w:lang w:val="en-ID" w:eastAsia="en-ID"/>
-          <w14:ligatures w14:val="standardContextual"/>
-        </w:rPr>
-      </w:pPr>
-      <w:hyperlink w:anchor="TOC_3_5_6_UJI_HIPOTESIS_DAN_ANALISIS_KEM" w:history="1">
-        <w:r>
-          <w:rPr>
-            <w:noProof/>
-            <w:color w:val="000000"/>
-          </w:rPr>
-          <w:t>3.5.6 Uji Hipotesis dan Analisis Kemiringan Bersyarat (</w:t>
-        </w:r>
-        <w:r>
-          <w:rPr>
-            <w:i/>
-            <w:noProof/>
-            <w:color w:val="000000"/>
-          </w:rPr>
-          <w:t>Simple Slopes</w:t>
-        </w:r>
-        <w:r>
-          <w:rPr>
-            <w:noProof/>
-            <w:color w:val="000000"/>
-          </w:rPr>
-          <w:t>)</w:t>
-        </w:r>
-        <w:r>
-          <w:rPr>
-            <w:noProof/>
-            <w:color w:val="000000"/>
-          </w:rPr>
-          <w:tab/>
-          <w:t>47</w:t>
-        </w:r>
-      </w:hyperlink>
-    </w:p>
-    <w:p>
-      <w:pPr>
-        <w:pStyle w:val="TOC2"/>
-        <w:tabs>
-          <w:tab w:val="right" w:leader="dot" w:pos="7927"/>
-        </w:tabs>
-        <w:rPr>
-          <w:rFonts w:asciiTheme="minorHAnsi" w:hAnsiTheme="minorHAnsi" w:cstheme="minorBidi"/>
-          <w:noProof/>
-          <w:color w:val="auto"/>
-          <w:kern w:val="2"/>
-          <w:szCs w:val="24"/>
-          <w:lang w:val="en-ID" w:eastAsia="en-ID"/>
-          <w14:ligatures w14:val="standardContextual"/>
-        </w:rPr>
-      </w:pPr>
-      <w:hyperlink w:anchor="TOC_3_6_DIAGRAM_ALUR_PENELITIAN" w:history="1">
-        <w:r>
-          <w:rPr>
-            <w:noProof/>
-            <w:color w:val="000000"/>
-          </w:rPr>
-          <w:t>3.6 Diagram Alur Penelitian</w:t>
-        </w:r>
-        <w:r>
-          <w:rPr>
-            <w:noProof/>
-            <w:color w:val="000000"/>
-          </w:rPr>
-          <w:tab/>
-          <w:t>48</w:t>
-        </w:r>
-      </w:hyperlink>
-    </w:p>
-    <w:p>
-      <w:pPr>
-        <w:pStyle w:val="TOC2"/>
-        <w:tabs>
-          <w:tab w:val="right" w:leader="dot" w:pos="7927"/>
-        </w:tabs>
-        <w:rPr>
-          <w:rFonts w:asciiTheme="minorHAnsi" w:hAnsiTheme="minorHAnsi" w:cstheme="minorBidi"/>
-          <w:noProof/>
-          <w:color w:val="auto"/>
-          <w:kern w:val="2"/>
-          <w:szCs w:val="24"/>
-          <w:lang w:val="en-ID" w:eastAsia="en-ID"/>
-          <w14:ligatures w14:val="standardContextual"/>
-        </w:rPr>
-      </w:pPr>
-      <w:hyperlink w:anchor="TOC_3_7_JADWAL_PELAKSANAAN_PENELITIAN" w:history="1">
-        <w:r>
-          <w:rPr>
-            <w:noProof/>
-            <w:color w:val="000000"/>
-          </w:rPr>
-          <w:t>3.7 Jadwal Pelaksanaan Penelitian</w:t>
-        </w:r>
-        <w:r>
-          <w:rPr>
-            <w:noProof/>
-            <w:color w:val="000000"/>
-          </w:rPr>
-          <w:tab/>
-          <w:t>48</w:t>
-        </w:r>
-      </w:hyperlink>
-    </w:p>
-    <w:p>
-      <w:pPr>
-        <w:pStyle w:val="TOC1"/>
-        <w:tabs>
-          <w:tab w:val="right" w:leader="dot" w:pos="7927"/>
-        </w:tabs>
-        <w:rPr>
-          <w:rFonts w:asciiTheme="minorHAnsi" w:hAnsiTheme="minorHAnsi" w:cstheme="minorBidi"/>
-          <w:b w:val="0"/>
-          <w:noProof/>
-          <w:color w:val="auto"/>
-          <w:kern w:val="2"/>
-          <w:szCs w:val="24"/>
-          <w:lang w:val="en-ID" w:eastAsia="en-ID"/>
-          <w14:ligatures w14:val="standardContextual"/>
-        </w:rPr>
-      </w:pPr>
       <w:hyperlink w:anchor="TOC_DAFTAR_PUSTAKA" w:history="1">
         <w:r>
           <w:rPr>
@@ -4751,7 +2441,7 @@
         <w:spacing w:after="360"/>
         <w:outlineLvl w:val="0"/>
       </w:pPr>
-      <w:bookmarkStart w:id="13" w:name="_Toc240984225"/>
+      <w:bookmarkStart w:id="1" w:name="_Toc240986346"/>
       <w:r>
         <w:rPr>
           <w:rFonts w:ascii="Times New Roman" w:hAnsi="Times New Roman"/>
@@ -4761,8 +2451,8 @@
         </w:rPr>
         <w:t>DAFTAR TABEL</w:t>
       </w:r>
-      <w:bookmarkEnd w:id="12"/>
-      <w:bookmarkEnd w:id="13"/>
+      <w:bookmarkEnd w:id="0"/>
+      <w:bookmarkEnd w:id="1"/>
     </w:p>
     <w:p>
       <w:pPr>
@@ -4974,8 +2664,8 @@
         <w:spacing w:after="360"/>
         <w:outlineLvl w:val="0"/>
       </w:pPr>
-      <w:bookmarkStart w:id="14" w:name="TOC_DAFTAR_GAMBAR"/>
-      <w:bookmarkStart w:id="15" w:name="_Toc240984226"/>
+      <w:bookmarkStart w:id="2" w:name="TOC_DAFTAR_GAMBAR"/>
+      <w:bookmarkStart w:id="3" w:name="_Toc240986347"/>
       <w:r>
         <w:rPr>
           <w:rFonts w:ascii="Times New Roman" w:hAnsi="Times New Roman"/>
@@ -4986,8 +2676,8 @@
         <w:lastRenderedPageBreak/>
         <w:t>DAFTAR GAMBAR</w:t>
       </w:r>
-      <w:bookmarkEnd w:id="14"/>
-      <w:bookmarkEnd w:id="15"/>
+      <w:bookmarkEnd w:id="2"/>
+      <w:bookmarkEnd w:id="3"/>
     </w:p>
     <w:p>
       <w:pPr>
@@ -5141,7 +2831,7 @@
           <w:footerReference w:type="default" r:id="rId11"/>
           <w:pgSz w:w="11906" w:h="16838"/>
           <w:pgMar w:top="1701" w:right="1701" w:bottom="1701" w:left="2268" w:header="720" w:footer="720" w:gutter="0"/>
-          <w:pgNumType w:fmt="lowerRoman" w:start="2"/>
+          <w:pgNumType w:fmt="lowerRoman" w:start="1"/>
           <w:cols w:space="720"/>
           <w:titlePg/>
           <w:docGrid w:linePitch="360"/>
@@ -5153,8 +2843,8 @@
         <w:pStyle w:val="Heading1"/>
         <w:outlineLvl w:val="0"/>
       </w:pPr>
-      <w:bookmarkStart w:id="16" w:name="TOC_BAB_1_PENDAHULUAN"/>
-      <w:bookmarkStart w:id="17" w:name="_Toc240984227"/>
+      <w:bookmarkStart w:id="4" w:name="TOC_BAB_1_PENDAHULUAN"/>
+      <w:bookmarkStart w:id="5" w:name="_Toc240986348"/>
       <w:r>
         <w:rPr>
           <w:rFonts w:ascii="Times New Roman" w:hAnsi="Times New Roman"/>
@@ -5165,16 +2855,16 @@
         <w:lastRenderedPageBreak/>
         <w:t>BAB 1 PENDAHULUAN</w:t>
       </w:r>
-      <w:bookmarkEnd w:id="16"/>
-      <w:bookmarkEnd w:id="17"/>
+      <w:bookmarkEnd w:id="4"/>
+      <w:bookmarkEnd w:id="5"/>
     </w:p>
     <w:p>
       <w:pPr>
         <w:pStyle w:val="Heading2"/>
         <w:outlineLvl w:val="1"/>
       </w:pPr>
-      <w:bookmarkStart w:id="18" w:name="TOC_1_1_LATAR_BELAKANG_PENELITIAN"/>
-      <w:bookmarkStart w:id="19" w:name="_Toc240984228"/>
+      <w:bookmarkStart w:id="6" w:name="TOC_1_1_LATAR_BELAKANG_PENELITIAN"/>
+      <w:bookmarkStart w:id="7" w:name="_Toc240986349"/>
       <w:r>
         <w:rPr>
           <w:rFonts w:ascii="Times New Roman" w:hAnsi="Times New Roman"/>
@@ -5184,8 +2874,8 @@
         </w:rPr>
         <w:t>1.1 Latar Belakang Penelitian</w:t>
       </w:r>
-      <w:bookmarkEnd w:id="18"/>
-      <w:bookmarkEnd w:id="19"/>
+      <w:bookmarkEnd w:id="6"/>
+      <w:bookmarkEnd w:id="7"/>
     </w:p>
     <w:p>
       <w:pPr>
@@ -5210,21 +2900,22 @@
         <w:rPr>
           <w:rFonts w:cs="Times New Roman"/>
         </w:rPr>
-        <w:t>) Pokémon yang diciptakan oleh Satoshi Tajiri bersama Game Freak dan diluncurkan oleh Nintendo pada tahun 1996 di Jepang te</w:t>
-      </w:r>
-      <w:r>
-        <w:rPr>
-          <w:rFonts w:cs="Times New Roman"/>
+        <w:t>) Pokémon yang diciptakan oleh Satoshi Tajiri bersama Game Freak dan diluncurkan oleh Nintendo pada tahun 1996 di Jepang telah berkembang menjadi fenomena budaya pop global paling berpengaruh di dunia. Berdasarkan data agregasi industri media internasional, Pokémon dinobatkan sebagai waralaba media dengan pendapatan tertinggi sepanjang masa (</w:t>
+      </w:r>
+      <w:r>
+        <w:rPr>
+          <w:rFonts w:cs="Times New Roman"/>
+          <w:i/>
+        </w:rPr>
+        <w:t xml:space="preserve">the highest-grossing media </w:t>
+      </w:r>
+      <w:r>
+        <w:rPr>
+          <w:rFonts w:cs="Times New Roman"/>
+          <w:i/>
         </w:rPr>
         <w:lastRenderedPageBreak/>
-        <w:t>lah berkembang menjadi fenomena budaya pop global paling berpengaruh di dunia. Berdasarkan data agregasi industri media internasional, Pokémon dinobatkan sebagai waralaba media dengan pendapatan tertinggi sepanjang masa (</w:t>
-      </w:r>
-      <w:r>
-        <w:rPr>
-          <w:rFonts w:cs="Times New Roman"/>
-          <w:i/>
-        </w:rPr>
-        <w:t>the highest-grossing media franchise in history</w:t>
+        <w:t>franchise in history</w:t>
       </w:r>
       <w:r>
         <w:rPr>
@@ -5505,7 +3196,21 @@
         <w:rPr>
           <w:rFonts w:cs="Times New Roman"/>
         </w:rPr>
-        <w:t xml:space="preserve"> (2019), hingga serial anime generasi terbaru </w:t>
+        <w:t xml:space="preserve"> (2019), hingga serial anime genera</w:t>
+      </w:r>
+      <w:r>
+        <w:rPr>
+          <w:rFonts w:cs="Times New Roman"/>
+        </w:rPr>
+        <w:lastRenderedPageBreak/>
+        <w:t>si</w:t>
+      </w:r>
+      <w:r>
+        <w:rPr>
+          <w:rFonts w:cs="Times New Roman"/>
+        </w:rPr>
+        <w:lastRenderedPageBreak/>
+        <w:t xml:space="preserve"> terbaru </w:t>
       </w:r>
       <w:r>
         <w:rPr>
@@ -5585,14 +3290,7 @@
           <w:rFonts w:cs="Times New Roman"/>
         </w:rPr>
         <w:lastRenderedPageBreak/>
-        <w:t>Berdasarkan data komparasi industri media global, dominasi ekonomi waralaba Pokémon disajikan pada Gamba</w:t>
-      </w:r>
-      <w:r>
-        <w:rPr>
-          <w:rFonts w:cs="Times New Roman"/>
-        </w:rPr>
-        <w:lastRenderedPageBreak/>
-        <w:t>r.</w:t>
+        <w:t>Berdasarkan data komparasi industri media global, dominasi ekonomi waralaba Pokémon disajikan pada Gambar.</w:t>
       </w:r>
     </w:p>
     <w:p>
@@ -5605,7 +3303,7 @@
           <w:noProof/>
         </w:rPr>
         <w:drawing>
-          <wp:inline distT="0" distB="0" distL="0" distR="0" wp14:anchorId="2A47AE78" wp14:editId="1AFD0524">
+          <wp:inline distT="0" distB="0" distL="0" distR="0" wp14:anchorId="45E27878" wp14:editId="1C345CE0">
             <wp:extent cx="4860000" cy="2980356"/>
             <wp:effectExtent l="0" t="0" r="0" b="0"/>
             <wp:docPr id="2" name="Picture 2"/>
@@ -5646,7 +3344,7 @@
         <w:spacing w:before="40" w:after="40"/>
         <w:jc w:val="center"/>
       </w:pPr>
-      <w:bookmarkStart w:id="20" w:name="Cap_Gambar_1_1"/>
+      <w:bookmarkStart w:id="8" w:name="Cap_Gambar_1_1"/>
       <w:r>
         <w:rPr>
           <w:rFonts w:cs="Times New Roman"/>
@@ -5654,7 +3352,7 @@
         </w:rPr>
         <w:t>Gambar 1.1. Peringkat 10 Waralaba Media Berpendapatan Tertinggi di Dunia Sepanjang Masa</w:t>
       </w:r>
-      <w:bookmarkEnd w:id="20"/>
+      <w:bookmarkEnd w:id="8"/>
     </w:p>
     <w:p>
       <w:pPr>
@@ -5818,7 +3516,7 @@
           <w:noProof/>
         </w:rPr>
         <w:drawing>
-          <wp:inline distT="0" distB="0" distL="0" distR="0" wp14:anchorId="77BAFDDB" wp14:editId="5BA9BB36">
+          <wp:inline distT="0" distB="0" distL="0" distR="0" wp14:anchorId="1FDBC994" wp14:editId="4DD10230">
             <wp:extent cx="4860000" cy="2719286"/>
             <wp:effectExtent l="0" t="0" r="0" b="0"/>
             <wp:docPr id="3" name="Picture 3"/>
@@ -5859,7 +3557,7 @@
         <w:spacing w:before="40" w:after="40"/>
         <w:jc w:val="center"/>
       </w:pPr>
-      <w:bookmarkStart w:id="21" w:name="Cap_Gambar_1_2"/>
+      <w:bookmarkStart w:id="9" w:name="Cap_Gambar_1_2"/>
       <w:r>
         <w:rPr>
           <w:rFonts w:cs="Times New Roman"/>
@@ -5867,7 +3565,7 @@
         </w:rPr>
         <w:t>Gambar 1.2. Pertumbuhan Kumulatif Produksi Kartu Pokémon TCG Global Tahun 2019–2024</w:t>
       </w:r>
-      <w:bookmarkEnd w:id="21"/>
+      <w:bookmarkEnd w:id="9"/>
     </w:p>
     <w:p>
       <w:pPr>
@@ -6396,7 +4094,7 @@
           <w:noProof/>
         </w:rPr>
         <w:drawing>
-          <wp:inline distT="0" distB="0" distL="0" distR="0" wp14:anchorId="197FDBD0" wp14:editId="59208231">
+          <wp:inline distT="0" distB="0" distL="0" distR="0" wp14:anchorId="664DD9F4" wp14:editId="53AF62C5">
             <wp:extent cx="4860000" cy="2818800"/>
             <wp:effectExtent l="0" t="0" r="0" b="0"/>
             <wp:docPr id="4" name="Picture 4"/>
@@ -6437,7 +4135,7 @@
         <w:spacing w:before="40" w:after="40"/>
         <w:jc w:val="center"/>
       </w:pPr>
-      <w:bookmarkStart w:id="22" w:name="Cap_Gambar_1_3"/>
+      <w:bookmarkStart w:id="10" w:name="Cap_Gambar_1_3"/>
       <w:r>
         <w:rPr>
           <w:rFonts w:cs="Times New Roman"/>
@@ -6445,7 +4143,7 @@
         </w:rPr>
         <w:t>Gambar 1.3. Disparitas Harga Pasar Sekunder Kartu Pokémon Mentah (Ungraded) vs. Bersertifikasi PSA 10 Gem Mint Seri Shining Fates</w:t>
       </w:r>
-      <w:bookmarkEnd w:id="22"/>
+      <w:bookmarkEnd w:id="10"/>
     </w:p>
     <w:p>
       <w:pPr>
@@ -11256,7 +8954,7 @@
         <w:keepNext/>
         <w:spacing w:before="240" w:after="80"/>
       </w:pPr>
-      <w:bookmarkStart w:id="23" w:name="Cap_Tabel_1_1"/>
+      <w:bookmarkStart w:id="11" w:name="Cap_Tabel_1_1"/>
       <w:r>
         <w:rPr>
           <w:rFonts w:cs="Times New Roman"/>
@@ -11265,7 +8963,7 @@
         </w:rPr>
         <w:t>Tabel 1.1: Matriks Kesenjangan Penelitian Empiris (Research Gap) pada 7 Subjek Hubungan Model Penelitian</w:t>
       </w:r>
-      <w:bookmarkEnd w:id="23"/>
+      <w:bookmarkEnd w:id="11"/>
     </w:p>
     <w:tbl>
       <w:tblPr>
@@ -13087,8 +10785,8 @@
         <w:pStyle w:val="Heading2"/>
         <w:outlineLvl w:val="1"/>
       </w:pPr>
-      <w:bookmarkStart w:id="24" w:name="TOC_1_2_PERUMUSAN_MASALAH"/>
-      <w:bookmarkStart w:id="25" w:name="_Toc240984229"/>
+      <w:bookmarkStart w:id="12" w:name="TOC_1_2_PERUMUSAN_MASALAH"/>
+      <w:bookmarkStart w:id="13" w:name="_Toc240986350"/>
       <w:r>
         <w:rPr>
           <w:rFonts w:ascii="Times New Roman" w:hAnsi="Times New Roman"/>
@@ -13098,8 +10796,8 @@
         </w:rPr>
         <w:t>1.2 Perumusan Masalah</w:t>
       </w:r>
-      <w:bookmarkEnd w:id="24"/>
-      <w:bookmarkEnd w:id="25"/>
+      <w:bookmarkEnd w:id="12"/>
+      <w:bookmarkEnd w:id="13"/>
     </w:p>
     <w:p>
       <w:pPr>
@@ -13512,8 +11210,8 @@
         <w:pStyle w:val="Heading2"/>
         <w:outlineLvl w:val="1"/>
       </w:pPr>
-      <w:bookmarkStart w:id="26" w:name="TOC_1_3_TUJUAN_PENELITIAN"/>
-      <w:bookmarkStart w:id="27" w:name="_Toc240984230"/>
+      <w:bookmarkStart w:id="14" w:name="TOC_1_3_TUJUAN_PENELITIAN"/>
+      <w:bookmarkStart w:id="15" w:name="_Toc240986351"/>
       <w:r>
         <w:rPr>
           <w:rFonts w:ascii="Times New Roman" w:hAnsi="Times New Roman"/>
@@ -13523,8 +11221,8 @@
         </w:rPr>
         <w:t>1.3 Tujuan Penelitian</w:t>
       </w:r>
-      <w:bookmarkEnd w:id="26"/>
-      <w:bookmarkEnd w:id="27"/>
+      <w:bookmarkEnd w:id="14"/>
+      <w:bookmarkEnd w:id="15"/>
     </w:p>
     <w:p>
       <w:pPr>
@@ -13938,8 +11636,8 @@
         <w:pStyle w:val="Heading2"/>
         <w:outlineLvl w:val="1"/>
       </w:pPr>
-      <w:bookmarkStart w:id="28" w:name="TOC_1_4_MANFAAT_PENELITIAN"/>
-      <w:bookmarkStart w:id="29" w:name="_Toc240984231"/>
+      <w:bookmarkStart w:id="16" w:name="TOC_1_4_MANFAAT_PENELITIAN"/>
+      <w:bookmarkStart w:id="17" w:name="_Toc240986352"/>
       <w:r>
         <w:rPr>
           <w:rFonts w:ascii="Times New Roman" w:hAnsi="Times New Roman"/>
@@ -13949,8 +11647,8 @@
         </w:rPr>
         <w:t>1.4 Manfaat Penelitian</w:t>
       </w:r>
-      <w:bookmarkEnd w:id="28"/>
-      <w:bookmarkEnd w:id="29"/>
+      <w:bookmarkEnd w:id="16"/>
+      <w:bookmarkEnd w:id="17"/>
     </w:p>
     <w:p>
       <w:pPr>
@@ -13970,8 +11668,8 @@
         <w:pStyle w:val="Heading3"/>
         <w:outlineLvl w:val="2"/>
       </w:pPr>
-      <w:bookmarkStart w:id="30" w:name="TOC_1_4_1_MANFAAT_TEORITIS"/>
-      <w:bookmarkStart w:id="31" w:name="_Toc240984232"/>
+      <w:bookmarkStart w:id="18" w:name="TOC_1_4_1_MANFAAT_TEORITIS"/>
+      <w:bookmarkStart w:id="19" w:name="_Toc240986353"/>
       <w:r>
         <w:rPr>
           <w:rFonts w:ascii="Times New Roman" w:hAnsi="Times New Roman"/>
@@ -13981,8 +11679,8 @@
         </w:rPr>
         <w:t>1.4.1 Manfaat Teoritis</w:t>
       </w:r>
-      <w:bookmarkEnd w:id="30"/>
-      <w:bookmarkEnd w:id="31"/>
+      <w:bookmarkEnd w:id="18"/>
+      <w:bookmarkEnd w:id="19"/>
     </w:p>
     <w:p>
       <w:pPr>
@@ -14203,8 +11901,8 @@
         <w:pStyle w:val="Heading3"/>
         <w:outlineLvl w:val="2"/>
       </w:pPr>
-      <w:bookmarkStart w:id="32" w:name="TOC_1_4_2_MANFAAT_PRAKTIS"/>
-      <w:bookmarkStart w:id="33" w:name="_Toc240984233"/>
+      <w:bookmarkStart w:id="20" w:name="TOC_1_4_2_MANFAAT_PRAKTIS"/>
+      <w:bookmarkStart w:id="21" w:name="_Toc240986354"/>
       <w:r>
         <w:rPr>
           <w:rFonts w:ascii="Times New Roman" w:hAnsi="Times New Roman"/>
@@ -14214,8 +11912,8 @@
         </w:rPr>
         <w:t>1.4.2 Manfaat Praktis</w:t>
       </w:r>
-      <w:bookmarkEnd w:id="32"/>
-      <w:bookmarkEnd w:id="33"/>
+      <w:bookmarkEnd w:id="20"/>
+      <w:bookmarkEnd w:id="21"/>
     </w:p>
     <w:p>
       <w:pPr>
@@ -14350,8 +12048,8 @@
         <w:pStyle w:val="Heading1"/>
         <w:outlineLvl w:val="0"/>
       </w:pPr>
-      <w:bookmarkStart w:id="34" w:name="TOC_BAB_2_KAJIAN_PUSTAKA_DAN_PENGEMBANGA"/>
-      <w:bookmarkStart w:id="35" w:name="_Toc240984234"/>
+      <w:bookmarkStart w:id="22" w:name="TOC_BAB_2_KAJIAN_PUSTAKA_DAN_PENGEMBANGA"/>
+      <w:bookmarkStart w:id="23" w:name="_Toc240986355"/>
       <w:r>
         <w:rPr>
           <w:rFonts w:ascii="Times New Roman" w:hAnsi="Times New Roman"/>
@@ -14362,16 +12060,16 @@
         <w:lastRenderedPageBreak/>
         <w:t>BAB 2 KAJIAN PUSTAKA DAN PENGEMBANGAN HIPOTESIS</w:t>
       </w:r>
-      <w:bookmarkEnd w:id="34"/>
-      <w:bookmarkEnd w:id="35"/>
+      <w:bookmarkEnd w:id="22"/>
+      <w:bookmarkEnd w:id="23"/>
     </w:p>
     <w:p>
       <w:pPr>
         <w:pStyle w:val="Heading2"/>
         <w:outlineLvl w:val="1"/>
       </w:pPr>
-      <w:bookmarkStart w:id="36" w:name="TOC_2_1_LANDASAN_TEORI"/>
-      <w:bookmarkStart w:id="37" w:name="_Toc240984235"/>
+      <w:bookmarkStart w:id="24" w:name="TOC_2_1_LANDASAN_TEORI"/>
+      <w:bookmarkStart w:id="25" w:name="_Toc240986356"/>
       <w:r>
         <w:rPr>
           <w:rFonts w:ascii="Times New Roman" w:hAnsi="Times New Roman"/>
@@ -14381,16 +12079,16 @@
         </w:rPr>
         <w:t>2.1 Landasan Teori</w:t>
       </w:r>
-      <w:bookmarkEnd w:id="36"/>
-      <w:bookmarkEnd w:id="37"/>
+      <w:bookmarkEnd w:id="24"/>
+      <w:bookmarkEnd w:id="25"/>
     </w:p>
     <w:p>
       <w:pPr>
         <w:pStyle w:val="Heading3"/>
         <w:outlineLvl w:val="2"/>
       </w:pPr>
-      <w:bookmarkStart w:id="38" w:name="TOC_2_1_1_GRAND_THEORY_KEUANGAN_PERILAKU"/>
-      <w:bookmarkStart w:id="39" w:name="_Toc240984236"/>
+      <w:bookmarkStart w:id="26" w:name="TOC_2_1_1_GRAND_THEORY_KEUANGAN_PERILAKU"/>
+      <w:bookmarkStart w:id="27" w:name="_Toc240986357"/>
       <w:r>
         <w:rPr>
           <w:rFonts w:ascii="Times New Roman" w:hAnsi="Times New Roman"/>
@@ -14419,8 +12117,8 @@
         </w:rPr>
         <w:t>)</w:t>
       </w:r>
-      <w:bookmarkEnd w:id="38"/>
-      <w:bookmarkEnd w:id="39"/>
+      <w:bookmarkEnd w:id="26"/>
+      <w:bookmarkEnd w:id="27"/>
     </w:p>
     <w:p>
       <w:pPr>
@@ -14778,8 +12476,8 @@
         <w:pStyle w:val="Heading3"/>
         <w:outlineLvl w:val="2"/>
       </w:pPr>
-      <w:bookmarkStart w:id="40" w:name="TOC_2_1_2_SUPPORTING_THEORY_TEORI_STIMUL"/>
-      <w:bookmarkStart w:id="41" w:name="_Toc240984237"/>
+      <w:bookmarkStart w:id="28" w:name="TOC_2_1_2_SUPPORTING_THEORY_TEORI_STIMUL"/>
+      <w:bookmarkStart w:id="29" w:name="_Toc240986358"/>
       <w:r>
         <w:rPr>
           <w:rFonts w:ascii="Times New Roman" w:hAnsi="Times New Roman"/>
@@ -14809,8 +12507,8 @@
         </w:rPr>
         <w:t xml:space="preserve"> (S-O-R)</w:t>
       </w:r>
-      <w:bookmarkEnd w:id="40"/>
-      <w:bookmarkEnd w:id="41"/>
+      <w:bookmarkEnd w:id="28"/>
+      <w:bookmarkEnd w:id="29"/>
     </w:p>
     <w:p>
       <w:pPr>
@@ -15130,8 +12828,8 @@
         <w:pStyle w:val="Heading3"/>
         <w:outlineLvl w:val="2"/>
       </w:pPr>
-      <w:bookmarkStart w:id="42" w:name="TOC_2_1_3_SUPPORTING_THEORY_PSIKOLOGI_KO"/>
-      <w:bookmarkStart w:id="43" w:name="_Toc240984238"/>
+      <w:bookmarkStart w:id="30" w:name="TOC_2_1_3_SUPPORTING_THEORY_PSIKOLOGI_KO"/>
+      <w:bookmarkStart w:id="31" w:name="_Toc240986359"/>
       <w:r>
         <w:rPr>
           <w:rFonts w:ascii="Times New Roman" w:hAnsi="Times New Roman"/>
@@ -15151,8 +12849,8 @@
         </w:rPr>
         <w:t>Collection-Goal Tipping Point Effect</w:t>
       </w:r>
-      <w:bookmarkEnd w:id="42"/>
-      <w:bookmarkEnd w:id="43"/>
+      <w:bookmarkEnd w:id="30"/>
+      <w:bookmarkEnd w:id="31"/>
     </w:p>
     <w:p>
       <w:pPr>
@@ -15322,8 +13020,8 @@
         <w:pStyle w:val="Heading3"/>
         <w:outlineLvl w:val="2"/>
       </w:pPr>
-      <w:bookmarkStart w:id="44" w:name="TOC_2_1_4_SUPPORTING_THEORY_TEORI_REGULA"/>
-      <w:bookmarkStart w:id="45" w:name="_Toc240984239"/>
+      <w:bookmarkStart w:id="32" w:name="TOC_2_1_4_SUPPORTING_THEORY_TEORI_REGULA"/>
+      <w:bookmarkStart w:id="33" w:name="_Toc240986360"/>
       <w:r>
         <w:rPr>
           <w:rFonts w:ascii="Times New Roman" w:hAnsi="Times New Roman"/>
@@ -15353,8 +13051,8 @@
         </w:rPr>
         <w:t>)</w:t>
       </w:r>
-      <w:bookmarkEnd w:id="44"/>
-      <w:bookmarkEnd w:id="45"/>
+      <w:bookmarkEnd w:id="32"/>
+      <w:bookmarkEnd w:id="33"/>
     </w:p>
     <w:p>
       <w:pPr>
@@ -15446,8 +13144,8 @@
         <w:pStyle w:val="Heading2"/>
         <w:outlineLvl w:val="1"/>
       </w:pPr>
-      <w:bookmarkStart w:id="46" w:name="TOC_2_2_KAJIAN_VARIABEL_PENELITIAN"/>
-      <w:bookmarkStart w:id="47" w:name="_Toc240984240"/>
+      <w:bookmarkStart w:id="34" w:name="TOC_2_2_KAJIAN_VARIABEL_PENELITIAN"/>
+      <w:bookmarkStart w:id="35" w:name="_Toc240986361"/>
       <w:r>
         <w:rPr>
           <w:rFonts w:ascii="Times New Roman" w:hAnsi="Times New Roman"/>
@@ -15457,16 +13155,16 @@
         </w:rPr>
         <w:t>2.2 Kajian Variabel Penelitian</w:t>
       </w:r>
-      <w:bookmarkEnd w:id="46"/>
-      <w:bookmarkEnd w:id="47"/>
+      <w:bookmarkEnd w:id="34"/>
+      <w:bookmarkEnd w:id="35"/>
     </w:p>
     <w:p>
       <w:pPr>
         <w:pStyle w:val="Heading3"/>
         <w:outlineLvl w:val="2"/>
       </w:pPr>
-      <w:bookmarkStart w:id="48" w:name="TOC_2_2_1_VARIABEL_DEPENDEN_Y_IMPULSIVE_"/>
-      <w:bookmarkStart w:id="49" w:name="_Toc240984241"/>
+      <w:bookmarkStart w:id="36" w:name="TOC_2_2_1_VARIABEL_DEPENDEN_Y_IMPULSIVE_"/>
+      <w:bookmarkStart w:id="37" w:name="_Toc240986362"/>
       <w:r>
         <w:rPr>
           <w:rFonts w:ascii="Times New Roman" w:hAnsi="Times New Roman"/>
@@ -15514,8 +13212,8 @@
         </w:rPr>
         <w:t xml:space="preserve"> (Pembelian Impulsif)</w:t>
       </w:r>
-      <w:bookmarkEnd w:id="48"/>
-      <w:bookmarkEnd w:id="49"/>
+      <w:bookmarkEnd w:id="36"/>
+      <w:bookmarkEnd w:id="37"/>
     </w:p>
     <w:p>
       <w:pPr>
@@ -15603,8 +13301,8 @@
         <w:pStyle w:val="Heading3"/>
         <w:outlineLvl w:val="2"/>
       </w:pPr>
-      <w:bookmarkStart w:id="50" w:name="TOC_2_2_2_VARIABEL_INDEPENDEN_X₁_HEDONIC"/>
-      <w:bookmarkStart w:id="51" w:name="_Toc240984242"/>
+      <w:bookmarkStart w:id="38" w:name="TOC_2_2_2_VARIABEL_INDEPENDEN_X₁_HEDONIC"/>
+      <w:bookmarkStart w:id="39" w:name="_Toc240986363"/>
       <w:r>
         <w:rPr>
           <w:rFonts w:ascii="Times New Roman" w:hAnsi="Times New Roman"/>
@@ -15652,8 +13350,8 @@
         </w:rPr>
         <w:t xml:space="preserve"> (Motivasi Hedonis)</w:t>
       </w:r>
-      <w:bookmarkEnd w:id="50"/>
-      <w:bookmarkEnd w:id="51"/>
+      <w:bookmarkEnd w:id="38"/>
+      <w:bookmarkEnd w:id="39"/>
     </w:p>
     <w:p>
       <w:pPr>
@@ -15758,8 +13456,8 @@
         <w:pStyle w:val="Heading3"/>
         <w:outlineLvl w:val="2"/>
       </w:pPr>
-      <w:bookmarkStart w:id="52" w:name="TOC_2_2_3_VARIABEL_INDEPENDEN_X₂_DESIRE_"/>
-      <w:bookmarkStart w:id="53" w:name="_Toc240984243"/>
+      <w:bookmarkStart w:id="40" w:name="TOC_2_2_3_VARIABEL_INDEPENDEN_X₂_DESIRE_"/>
+      <w:bookmarkStart w:id="41" w:name="_Toc240986364"/>
       <w:r>
         <w:rPr>
           <w:rFonts w:ascii="Times New Roman" w:hAnsi="Times New Roman"/>
@@ -15808,8 +13506,8 @@
         </w:rPr>
         <w:t xml:space="preserve"> (Hasrat Kelengkapan Koleksi)</w:t>
       </w:r>
-      <w:bookmarkEnd w:id="52"/>
-      <w:bookmarkEnd w:id="53"/>
+      <w:bookmarkEnd w:id="40"/>
+      <w:bookmarkEnd w:id="41"/>
     </w:p>
     <w:p>
       <w:pPr>
@@ -15947,8 +13645,8 @@
         <w:pStyle w:val="Heading3"/>
         <w:outlineLvl w:val="2"/>
       </w:pPr>
-      <w:bookmarkStart w:id="54" w:name="TOC_2_2_4_VARIABEL_INDEPENDEN_X₃_SPECULA"/>
-      <w:bookmarkStart w:id="55" w:name="_Toc240984244"/>
+      <w:bookmarkStart w:id="42" w:name="TOC_2_2_4_VARIABEL_INDEPENDEN_X₃_SPECULA"/>
+      <w:bookmarkStart w:id="43" w:name="_Toc240986365"/>
       <w:r>
         <w:rPr>
           <w:rFonts w:ascii="Times New Roman" w:hAnsi="Times New Roman"/>
@@ -15996,8 +13694,8 @@
         </w:rPr>
         <w:t xml:space="preserve"> (Motif Spekulasi Finansial)</w:t>
       </w:r>
-      <w:bookmarkEnd w:id="54"/>
-      <w:bookmarkEnd w:id="55"/>
+      <w:bookmarkEnd w:id="42"/>
+      <w:bookmarkEnd w:id="43"/>
     </w:p>
     <w:p>
       <w:pPr>
@@ -16193,8 +13891,8 @@
         <w:pStyle w:val="Heading3"/>
         <w:outlineLvl w:val="2"/>
       </w:pPr>
-      <w:bookmarkStart w:id="56" w:name="TOC_2_2_5_VARIABEL_MODERASI_M_SELF_CONTR"/>
-      <w:bookmarkStart w:id="57" w:name="_Toc240984245"/>
+      <w:bookmarkStart w:id="44" w:name="TOC_2_2_5_VARIABEL_MODERASI_M_SELF_CONTR"/>
+      <w:bookmarkStart w:id="45" w:name="_Toc240986366"/>
       <w:r>
         <w:rPr>
           <w:rFonts w:ascii="Times New Roman" w:hAnsi="Times New Roman"/>
@@ -16242,8 +13940,8 @@
         </w:rPr>
         <w:t xml:space="preserve"> (Kontrol Diri)</w:t>
       </w:r>
-      <w:bookmarkEnd w:id="56"/>
-      <w:bookmarkEnd w:id="57"/>
+      <w:bookmarkEnd w:id="44"/>
+      <w:bookmarkEnd w:id="45"/>
     </w:p>
     <w:p>
       <w:pPr>
@@ -16390,8 +14088,8 @@
         <w:pStyle w:val="Heading2"/>
         <w:outlineLvl w:val="1"/>
       </w:pPr>
-      <w:bookmarkStart w:id="58" w:name="TOC_2_3_PENELITIAN_SEBELUMNYA"/>
-      <w:bookmarkStart w:id="59" w:name="_Toc240984246"/>
+      <w:bookmarkStart w:id="46" w:name="TOC_2_3_PENELITIAN_SEBELUMNYA"/>
+      <w:bookmarkStart w:id="47" w:name="_Toc240986367"/>
       <w:r>
         <w:rPr>
           <w:rFonts w:ascii="Times New Roman" w:hAnsi="Times New Roman"/>
@@ -16401,8 +14099,8 @@
         </w:rPr>
         <w:t>2.3 Penelitian Sebelumnya</w:t>
       </w:r>
-      <w:bookmarkEnd w:id="58"/>
-      <w:bookmarkEnd w:id="59"/>
+      <w:bookmarkEnd w:id="46"/>
+      <w:bookmarkEnd w:id="47"/>
     </w:p>
     <w:p>
       <w:pPr>
@@ -16422,7 +14120,7 @@
         <w:keepNext/>
         <w:spacing w:before="240" w:after="80" w:line="360" w:lineRule="auto"/>
       </w:pPr>
-      <w:bookmarkStart w:id="60" w:name="Cap_Tabel_2_1"/>
+      <w:bookmarkStart w:id="48" w:name="Cap_Tabel_2_1"/>
       <w:r>
         <w:rPr>
           <w:rFonts w:cs="Times New Roman"/>
@@ -16430,7 +14128,7 @@
         </w:rPr>
         <w:t>Tabel 2.1 Ringkasan Penelitian Sebelumnya</w:t>
       </w:r>
-      <w:bookmarkEnd w:id="60"/>
+      <w:bookmarkEnd w:id="48"/>
     </w:p>
     <w:tbl>
       <w:tblPr>
@@ -18004,8 +15702,8 @@
         <w:pStyle w:val="Heading2"/>
         <w:outlineLvl w:val="1"/>
       </w:pPr>
-      <w:bookmarkStart w:id="61" w:name="TOC_2_4_PENGEMBANGAN_HIPOTESIS"/>
-      <w:bookmarkStart w:id="62" w:name="_Toc240984247"/>
+      <w:bookmarkStart w:id="49" w:name="TOC_2_4_PENGEMBANGAN_HIPOTESIS"/>
+      <w:bookmarkStart w:id="50" w:name="_Toc240986368"/>
       <w:r>
         <w:rPr>
           <w:rFonts w:ascii="Times New Roman" w:hAnsi="Times New Roman"/>
@@ -18016,16 +15714,16 @@
         <w:lastRenderedPageBreak/>
         <w:t>2.4 Pengembangan Hipotesis</w:t>
       </w:r>
-      <w:bookmarkEnd w:id="61"/>
-      <w:bookmarkEnd w:id="62"/>
+      <w:bookmarkEnd w:id="49"/>
+      <w:bookmarkEnd w:id="50"/>
     </w:p>
     <w:p>
       <w:pPr>
         <w:pStyle w:val="Heading3"/>
         <w:outlineLvl w:val="2"/>
       </w:pPr>
-      <w:bookmarkStart w:id="63" w:name="TOC_2_4_1_PENGARUH_HEDONIC_MOTIVATION_TE"/>
-      <w:bookmarkStart w:id="64" w:name="_Toc240984248"/>
+      <w:bookmarkStart w:id="51" w:name="TOC_2_4_1_PENGARUH_HEDONIC_MOTIVATION_TE"/>
+      <w:bookmarkStart w:id="52" w:name="_Toc240986369"/>
       <w:r>
         <w:rPr>
           <w:rFonts w:ascii="Times New Roman" w:hAnsi="Times New Roman"/>
@@ -18064,8 +15762,8 @@
         </w:rPr>
         <w:t>Impulsive Buying</w:t>
       </w:r>
-      <w:bookmarkEnd w:id="63"/>
-      <w:bookmarkEnd w:id="64"/>
+      <w:bookmarkEnd w:id="51"/>
+      <w:bookmarkEnd w:id="52"/>
     </w:p>
     <w:p>
       <w:pPr>
@@ -18309,8 +16007,8 @@
         <w:pStyle w:val="Heading3"/>
         <w:outlineLvl w:val="2"/>
       </w:pPr>
-      <w:bookmarkStart w:id="65" w:name="TOC_2_4_2_PENGARUH_DESIRE_FOR_COMPLETENE"/>
-      <w:bookmarkStart w:id="66" w:name="_Toc240984249"/>
+      <w:bookmarkStart w:id="53" w:name="TOC_2_4_2_PENGARUH_DESIRE_FOR_COMPLETENE"/>
+      <w:bookmarkStart w:id="54" w:name="_Toc240986370"/>
       <w:r>
         <w:rPr>
           <w:rFonts w:ascii="Times New Roman" w:hAnsi="Times New Roman"/>
@@ -18349,8 +16047,8 @@
         </w:rPr>
         <w:t>Impulsive Buying</w:t>
       </w:r>
-      <w:bookmarkEnd w:id="65"/>
-      <w:bookmarkEnd w:id="66"/>
+      <w:bookmarkEnd w:id="53"/>
+      <w:bookmarkEnd w:id="54"/>
     </w:p>
     <w:p>
       <w:pPr>
@@ -18753,8 +16451,8 @@
         <w:pStyle w:val="Heading3"/>
         <w:outlineLvl w:val="2"/>
       </w:pPr>
-      <w:bookmarkStart w:id="67" w:name="TOC_2_4_3_PENGARUH_SPECULATIVE_MOTIVE_TE"/>
-      <w:bookmarkStart w:id="68" w:name="_Toc240984250"/>
+      <w:bookmarkStart w:id="55" w:name="TOC_2_4_3_PENGARUH_SPECULATIVE_MOTIVE_TE"/>
+      <w:bookmarkStart w:id="56" w:name="_Toc240986371"/>
       <w:r>
         <w:rPr>
           <w:rFonts w:ascii="Times New Roman" w:hAnsi="Times New Roman"/>
@@ -18793,8 +16491,8 @@
         </w:rPr>
         <w:t>Impulsive Buying</w:t>
       </w:r>
-      <w:bookmarkEnd w:id="67"/>
-      <w:bookmarkEnd w:id="68"/>
+      <w:bookmarkEnd w:id="55"/>
+      <w:bookmarkEnd w:id="56"/>
     </w:p>
     <w:p>
       <w:pPr>
@@ -19162,8 +16860,8 @@
         <w:pStyle w:val="Heading3"/>
         <w:outlineLvl w:val="2"/>
       </w:pPr>
-      <w:bookmarkStart w:id="69" w:name="TOC_2_4_4_PENGARUH_MODERASI_SELF_CONTROL"/>
-      <w:bookmarkStart w:id="70" w:name="_Toc240984251"/>
+      <w:bookmarkStart w:id="57" w:name="TOC_2_4_4_PENGARUH_MODERASI_SELF_CONTROL"/>
+      <w:bookmarkStart w:id="58" w:name="_Toc240986372"/>
       <w:r>
         <w:rPr>
           <w:rFonts w:ascii="Times New Roman" w:hAnsi="Times New Roman"/>
@@ -19221,8 +16919,8 @@
         </w:rPr>
         <w:t>Impulsive Buying</w:t>
       </w:r>
-      <w:bookmarkEnd w:id="69"/>
-      <w:bookmarkEnd w:id="70"/>
+      <w:bookmarkEnd w:id="57"/>
+      <w:bookmarkEnd w:id="58"/>
     </w:p>
     <w:p>
       <w:pPr>
@@ -19597,8 +17295,8 @@
         <w:pStyle w:val="Heading3"/>
         <w:outlineLvl w:val="2"/>
       </w:pPr>
-      <w:bookmarkStart w:id="71" w:name="TOC_2_4_5_PENGARUH_MODERASI_SELF_CONTROL"/>
-      <w:bookmarkStart w:id="72" w:name="_Toc240984252"/>
+      <w:bookmarkStart w:id="59" w:name="TOC_2_4_5_PENGARUH_MODERASI_SELF_CONTROL"/>
+      <w:bookmarkStart w:id="60" w:name="_Toc240986373"/>
       <w:r>
         <w:rPr>
           <w:rFonts w:ascii="Times New Roman" w:hAnsi="Times New Roman"/>
@@ -19656,8 +17354,8 @@
         </w:rPr>
         <w:t>Impulsive Buying</w:t>
       </w:r>
-      <w:bookmarkEnd w:id="71"/>
-      <w:bookmarkEnd w:id="72"/>
+      <w:bookmarkEnd w:id="59"/>
+      <w:bookmarkEnd w:id="60"/>
     </w:p>
     <w:p>
       <w:pPr>
@@ -20009,8 +17707,8 @@
         <w:pStyle w:val="Heading3"/>
         <w:outlineLvl w:val="2"/>
       </w:pPr>
-      <w:bookmarkStart w:id="73" w:name="TOC_2_4_6_PENGARUH_MODERASI_SELF_CONTROL"/>
-      <w:bookmarkStart w:id="74" w:name="_Toc240984253"/>
+      <w:bookmarkStart w:id="61" w:name="TOC_2_4_6_PENGARUH_MODERASI_SELF_CONTROL"/>
+      <w:bookmarkStart w:id="62" w:name="_Toc240986374"/>
       <w:r>
         <w:rPr>
           <w:rFonts w:ascii="Times New Roman" w:hAnsi="Times New Roman"/>
@@ -20069,8 +17767,8 @@
         </w:rPr>
         <w:t>Impulsive Buying</w:t>
       </w:r>
-      <w:bookmarkEnd w:id="73"/>
-      <w:bookmarkEnd w:id="74"/>
+      <w:bookmarkEnd w:id="61"/>
+      <w:bookmarkEnd w:id="62"/>
     </w:p>
     <w:p>
       <w:pPr>
@@ -20370,8 +18068,8 @@
         <w:pStyle w:val="Heading2"/>
         <w:outlineLvl w:val="1"/>
       </w:pPr>
-      <w:bookmarkStart w:id="75" w:name="TOC_2_5_RERANGKA_PENELITIAN"/>
-      <w:bookmarkStart w:id="76" w:name="_Toc240984254"/>
+      <w:bookmarkStart w:id="63" w:name="TOC_2_5_RERANGKA_PENELITIAN"/>
+      <w:bookmarkStart w:id="64" w:name="_Toc240986375"/>
       <w:r>
         <w:rPr>
           <w:rFonts w:ascii="Times New Roman" w:hAnsi="Times New Roman"/>
@@ -20381,8 +18079,8 @@
         </w:rPr>
         <w:t>2.5 Rerangka Penelitian</w:t>
       </w:r>
-      <w:bookmarkEnd w:id="75"/>
-      <w:bookmarkEnd w:id="76"/>
+      <w:bookmarkEnd w:id="63"/>
+      <w:bookmarkEnd w:id="64"/>
     </w:p>
     <w:p>
       <w:pPr>
@@ -20408,7 +18106,7 @@
         </w:rPr>
         <w:lastRenderedPageBreak/>
         <w:drawing>
-          <wp:inline distT="0" distB="0" distL="0" distR="0" wp14:anchorId="4F2F8484" wp14:editId="6CFB9950">
+          <wp:inline distT="0" distB="0" distL="0" distR="0" wp14:anchorId="0A6D0672" wp14:editId="139D05F4">
             <wp:extent cx="5040000" cy="2753704"/>
             <wp:effectExtent l="0" t="0" r="0" b="0"/>
             <wp:docPr id="5" name="Picture 5"/>
@@ -20449,7 +18147,7 @@
         <w:spacing w:before="40" w:after="40"/>
         <w:jc w:val="center"/>
       </w:pPr>
-      <w:bookmarkStart w:id="77" w:name="Cap_Gambar_2_1"/>
+      <w:bookmarkStart w:id="65" w:name="Cap_Gambar_2_1"/>
       <w:r>
         <w:rPr>
           <w:rFonts w:cs="Times New Roman"/>
@@ -20457,7 +18155,7 @@
         </w:rPr>
         <w:t>Gambar 2.1. Model Rerangka Konseptual Penelitian</w:t>
       </w:r>
-      <w:bookmarkEnd w:id="77"/>
+      <w:bookmarkEnd w:id="65"/>
     </w:p>
     <w:p>
       <w:pPr>
@@ -20483,8 +18181,8 @@
         <w:pStyle w:val="Heading1"/>
         <w:outlineLvl w:val="0"/>
       </w:pPr>
-      <w:bookmarkStart w:id="78" w:name="TOC_BAB_3_METODE_PENELITIAN"/>
-      <w:bookmarkStart w:id="79" w:name="_Toc240984255"/>
+      <w:bookmarkStart w:id="66" w:name="TOC_BAB_3_METODE_PENELITIAN"/>
+      <w:bookmarkStart w:id="67" w:name="_Toc240986376"/>
       <w:r>
         <w:rPr>
           <w:rFonts w:ascii="Times New Roman" w:hAnsi="Times New Roman"/>
@@ -20495,16 +18193,16 @@
         <w:lastRenderedPageBreak/>
         <w:t>BAB 3 METODE PENELITIAN</w:t>
       </w:r>
-      <w:bookmarkEnd w:id="78"/>
-      <w:bookmarkEnd w:id="79"/>
+      <w:bookmarkEnd w:id="66"/>
+      <w:bookmarkEnd w:id="67"/>
     </w:p>
     <w:p>
       <w:pPr>
         <w:pStyle w:val="Heading2"/>
         <w:outlineLvl w:val="1"/>
       </w:pPr>
-      <w:bookmarkStart w:id="80" w:name="TOC_3_1_JENIS_DAN_SUMBER_DATA"/>
-      <w:bookmarkStart w:id="81" w:name="_Toc240984256"/>
+      <w:bookmarkStart w:id="68" w:name="TOC_3_1_JENIS_DAN_SUMBER_DATA"/>
+      <w:bookmarkStart w:id="69" w:name="_Toc240986377"/>
       <w:r>
         <w:rPr>
           <w:rFonts w:ascii="Times New Roman" w:hAnsi="Times New Roman"/>
@@ -20514,8 +18212,8 @@
         </w:rPr>
         <w:t>3.1 Jenis dan Sumber Data</w:t>
       </w:r>
-      <w:bookmarkEnd w:id="80"/>
-      <w:bookmarkEnd w:id="81"/>
+      <w:bookmarkEnd w:id="68"/>
+      <w:bookmarkEnd w:id="69"/>
     </w:p>
     <w:p>
       <w:pPr>
@@ -20596,7 +18294,7 @@
         <w:keepNext/>
         <w:spacing w:before="240" w:after="80" w:line="360" w:lineRule="auto"/>
       </w:pPr>
-      <w:bookmarkStart w:id="82" w:name="Cap_Tabel_3_1"/>
+      <w:bookmarkStart w:id="70" w:name="Cap_Tabel_3_1"/>
       <w:r>
         <w:rPr>
           <w:rFonts w:cs="Times New Roman"/>
@@ -20604,7 +18302,7 @@
         </w:rPr>
         <w:t>Tabel 3.1 Skala Pengukuran Likert 5 Poin</w:t>
       </w:r>
-      <w:bookmarkEnd w:id="82"/>
+      <w:bookmarkEnd w:id="70"/>
     </w:p>
     <w:tbl>
       <w:tblPr>
@@ -21120,8 +18818,8 @@
         <w:pStyle w:val="Heading3"/>
         <w:outlineLvl w:val="2"/>
       </w:pPr>
-      <w:bookmarkStart w:id="83" w:name="TOC_3_1_1_BATASAN_PENELITIAN_DAN_RUANG_L"/>
-      <w:bookmarkStart w:id="84" w:name="_Toc240984257"/>
+      <w:bookmarkStart w:id="71" w:name="TOC_3_1_1_BATASAN_PENELITIAN_DAN_RUANG_L"/>
+      <w:bookmarkStart w:id="72" w:name="_Toc240986378"/>
       <w:r>
         <w:rPr>
           <w:rFonts w:ascii="Times New Roman" w:hAnsi="Times New Roman"/>
@@ -21131,8 +18829,8 @@
         </w:rPr>
         <w:t>3.1.1 Batasan Penelitian dan Ruang Lingkup Operasional</w:t>
       </w:r>
-      <w:bookmarkEnd w:id="83"/>
-      <w:bookmarkEnd w:id="84"/>
+      <w:bookmarkEnd w:id="71"/>
+      <w:bookmarkEnd w:id="72"/>
     </w:p>
     <w:p>
       <w:pPr>
@@ -21422,8 +19120,8 @@
         <w:pStyle w:val="Heading2"/>
         <w:outlineLvl w:val="1"/>
       </w:pPr>
-      <w:bookmarkStart w:id="85" w:name="TOC_3_2_POPULASI_DAN_SAMPEL"/>
-      <w:bookmarkStart w:id="86" w:name="_Toc240984258"/>
+      <w:bookmarkStart w:id="73" w:name="TOC_3_2_POPULASI_DAN_SAMPEL"/>
+      <w:bookmarkStart w:id="74" w:name="_Toc240986379"/>
       <w:r>
         <w:rPr>
           <w:rFonts w:ascii="Times New Roman" w:hAnsi="Times New Roman"/>
@@ -21433,16 +19131,16 @@
         </w:rPr>
         <w:t>3.2 Populasi dan Sampel</w:t>
       </w:r>
-      <w:bookmarkEnd w:id="85"/>
-      <w:bookmarkEnd w:id="86"/>
+      <w:bookmarkEnd w:id="73"/>
+      <w:bookmarkEnd w:id="74"/>
     </w:p>
     <w:p>
       <w:pPr>
         <w:pStyle w:val="Heading3"/>
         <w:outlineLvl w:val="2"/>
       </w:pPr>
-      <w:bookmarkStart w:id="87" w:name="TOC_3_2_1_POPULASI_DAN_IDENTIFIKASI_SUMB"/>
-      <w:bookmarkStart w:id="88" w:name="_Toc240984259"/>
+      <w:bookmarkStart w:id="75" w:name="TOC_3_2_1_POPULASI_DAN_IDENTIFIKASI_SUMB"/>
+      <w:bookmarkStart w:id="76" w:name="_Toc240986380"/>
       <w:r>
         <w:rPr>
           <w:rFonts w:ascii="Times New Roman" w:hAnsi="Times New Roman"/>
@@ -21452,8 +19150,8 @@
         </w:rPr>
         <w:t>3.2.1 Populasi dan Identifikasi Sumber Komunitas</w:t>
       </w:r>
-      <w:bookmarkEnd w:id="87"/>
-      <w:bookmarkEnd w:id="88"/>
+      <w:bookmarkEnd w:id="75"/>
+      <w:bookmarkEnd w:id="76"/>
     </w:p>
     <w:p>
       <w:pPr>
@@ -21667,8 +19365,8 @@
         <w:pStyle w:val="Heading3"/>
         <w:outlineLvl w:val="2"/>
       </w:pPr>
-      <w:bookmarkStart w:id="89" w:name="TOC_3_2_2_SAMPEL_DAN_JUSTIFIKASI_KRITERI"/>
-      <w:bookmarkStart w:id="90" w:name="_Toc240984260"/>
+      <w:bookmarkStart w:id="77" w:name="TOC_3_2_2_SAMPEL_DAN_JUSTIFIKASI_KRITERI"/>
+      <w:bookmarkStart w:id="78" w:name="_Toc240986381"/>
       <w:r>
         <w:rPr>
           <w:rFonts w:ascii="Times New Roman" w:hAnsi="Times New Roman"/>
@@ -21678,8 +19376,8 @@
         </w:rPr>
         <w:t>3.2.2 Sampel dan Justifikasi Kriteria Inklusi</w:t>
       </w:r>
-      <w:bookmarkEnd w:id="89"/>
-      <w:bookmarkEnd w:id="90"/>
+      <w:bookmarkEnd w:id="77"/>
+      <w:bookmarkEnd w:id="78"/>
     </w:p>
     <w:p>
       <w:pPr>
@@ -21971,8 +19669,8 @@
         <w:pStyle w:val="Heading3"/>
         <w:outlineLvl w:val="2"/>
       </w:pPr>
-      <w:bookmarkStart w:id="91" w:name="TOC_3_2_3_PENENTUAN_UKURAN_SAMPEL"/>
-      <w:bookmarkStart w:id="92" w:name="_Toc240984261"/>
+      <w:bookmarkStart w:id="79" w:name="TOC_3_2_3_PENENTUAN_UKURAN_SAMPEL"/>
+      <w:bookmarkStart w:id="80" w:name="_Toc240986382"/>
       <w:r>
         <w:rPr>
           <w:rFonts w:ascii="Times New Roman" w:hAnsi="Times New Roman"/>
@@ -21982,8 +19680,8 @@
         </w:rPr>
         <w:t>3.2.3 Penentuan Ukuran Sampel</w:t>
       </w:r>
-      <w:bookmarkEnd w:id="91"/>
-      <w:bookmarkEnd w:id="92"/>
+      <w:bookmarkEnd w:id="79"/>
+      <w:bookmarkEnd w:id="80"/>
     </w:p>
     <w:p>
       <w:pPr>
@@ -22619,8 +20317,8 @@
         <w:pStyle w:val="Heading3"/>
         <w:outlineLvl w:val="2"/>
       </w:pPr>
-      <w:bookmarkStart w:id="93" w:name="TOC_3_2_4_JUSTIFIKASI_KOMPARATIF_PEMILIH"/>
-      <w:bookmarkStart w:id="94" w:name="_Toc240984262"/>
+      <w:bookmarkStart w:id="81" w:name="TOC_3_2_4_JUSTIFIKASI_KOMPARATIF_PEMILIH"/>
+      <w:bookmarkStart w:id="82" w:name="_Toc240986383"/>
       <w:r>
         <w:rPr>
           <w:rFonts w:ascii="Times New Roman" w:hAnsi="Times New Roman"/>
@@ -22630,8 +20328,8 @@
         </w:rPr>
         <w:t>3.2.4 Justifikasi Komparatif Pemilihan Teknik Sampling</w:t>
       </w:r>
-      <w:bookmarkEnd w:id="93"/>
-      <w:bookmarkEnd w:id="94"/>
+      <w:bookmarkEnd w:id="81"/>
+      <w:bookmarkEnd w:id="82"/>
     </w:p>
     <w:p>
       <w:pPr>
@@ -22875,8 +20573,8 @@
         <w:pStyle w:val="Heading2"/>
         <w:outlineLvl w:val="1"/>
       </w:pPr>
-      <w:bookmarkStart w:id="95" w:name="TOC_3_3_MODEL_PENELITIAN"/>
-      <w:bookmarkStart w:id="96" w:name="_Toc240984263"/>
+      <w:bookmarkStart w:id="83" w:name="TOC_3_3_MODEL_PENELITIAN"/>
+      <w:bookmarkStart w:id="84" w:name="_Toc240986384"/>
       <w:r>
         <w:rPr>
           <w:rFonts w:ascii="Times New Roman" w:hAnsi="Times New Roman"/>
@@ -22886,8 +20584,8 @@
         </w:rPr>
         <w:t>3.3 Model Penelitian</w:t>
       </w:r>
-      <w:bookmarkEnd w:id="95"/>
-      <w:bookmarkEnd w:id="96"/>
+      <w:bookmarkEnd w:id="83"/>
+      <w:bookmarkEnd w:id="84"/>
     </w:p>
     <w:p>
       <w:pPr>
@@ -24913,8 +22611,8 @@
         <w:pStyle w:val="Heading2"/>
         <w:outlineLvl w:val="1"/>
       </w:pPr>
-      <w:bookmarkStart w:id="97" w:name="TOC_3_4_OPERASIONALISASI_VARIABEL"/>
-      <w:bookmarkStart w:id="98" w:name="_Toc240984264"/>
+      <w:bookmarkStart w:id="85" w:name="TOC_3_4_OPERASIONALISASI_VARIABEL"/>
+      <w:bookmarkStart w:id="86" w:name="_Toc240986385"/>
       <w:r>
         <w:rPr>
           <w:rFonts w:ascii="Times New Roman" w:hAnsi="Times New Roman"/>
@@ -24924,8 +22622,8 @@
         </w:rPr>
         <w:t>3.4 Operasionalisasi Variabel</w:t>
       </w:r>
-      <w:bookmarkEnd w:id="97"/>
-      <w:bookmarkEnd w:id="98"/>
+      <w:bookmarkEnd w:id="85"/>
+      <w:bookmarkEnd w:id="86"/>
     </w:p>
     <w:p>
       <w:pPr>
@@ -24958,7 +22656,7 @@
         <w:keepNext/>
         <w:spacing w:before="240" w:after="80" w:line="360" w:lineRule="auto"/>
       </w:pPr>
-      <w:bookmarkStart w:id="99" w:name="Cap_Tabel_3_2"/>
+      <w:bookmarkStart w:id="87" w:name="Cap_Tabel_3_2"/>
       <w:r>
         <w:rPr>
           <w:rFonts w:cs="Times New Roman"/>
@@ -24966,7 +22664,7 @@
         </w:rPr>
         <w:t>Tabel 3.2 Operasionalisasi Variabel Penelitian</w:t>
       </w:r>
-      <w:bookmarkEnd w:id="99"/>
+      <w:bookmarkEnd w:id="87"/>
     </w:p>
     <w:tbl>
       <w:tblPr>
@@ -28408,8 +26106,8 @@
         <w:pStyle w:val="Heading2"/>
         <w:outlineLvl w:val="1"/>
       </w:pPr>
-      <w:bookmarkStart w:id="100" w:name="TOC_3_5_METODE_ANALISIS_DATA"/>
-      <w:bookmarkStart w:id="101" w:name="_Toc240984265"/>
+      <w:bookmarkStart w:id="88" w:name="TOC_3_5_METODE_ANALISIS_DATA"/>
+      <w:bookmarkStart w:id="89" w:name="_Toc240986386"/>
       <w:r>
         <w:rPr>
           <w:rFonts w:ascii="Times New Roman" w:hAnsi="Times New Roman"/>
@@ -28419,16 +26117,16 @@
         </w:rPr>
         <w:t>3.5 Metode Analisis Data</w:t>
       </w:r>
-      <w:bookmarkEnd w:id="100"/>
-      <w:bookmarkEnd w:id="101"/>
+      <w:bookmarkEnd w:id="88"/>
+      <w:bookmarkEnd w:id="89"/>
     </w:p>
     <w:p>
       <w:pPr>
         <w:pStyle w:val="Heading3"/>
         <w:outlineLvl w:val="2"/>
       </w:pPr>
-      <w:bookmarkStart w:id="102" w:name="TOC_3_5_1_JUSTIFIKASI_KOMPARATIF_PEMILIH"/>
-      <w:bookmarkStart w:id="103" w:name="_Toc240984266"/>
+      <w:bookmarkStart w:id="90" w:name="TOC_3_5_1_JUSTIFIKASI_KOMPARATIF_PEMILIH"/>
+      <w:bookmarkStart w:id="91" w:name="_Toc240986387"/>
       <w:r>
         <w:rPr>
           <w:rFonts w:ascii="Times New Roman" w:hAnsi="Times New Roman"/>
@@ -28438,8 +26136,8 @@
         </w:rPr>
         <w:t>3.5.1 Justifikasi Komparatif Pemilihan Metode Analisis</w:t>
       </w:r>
-      <w:bookmarkEnd w:id="102"/>
-      <w:bookmarkEnd w:id="103"/>
+      <w:bookmarkEnd w:id="90"/>
+      <w:bookmarkEnd w:id="91"/>
     </w:p>
     <w:p>
       <w:pPr>
@@ -28989,8 +26687,8 @@
         <w:pStyle w:val="Heading3"/>
         <w:outlineLvl w:val="2"/>
       </w:pPr>
-      <w:bookmarkStart w:id="104" w:name="TOC_3_5_2_PENYUSUNAN_SKOR_KOMPOSIT_DAN_U"/>
-      <w:bookmarkStart w:id="105" w:name="_Toc240984267"/>
+      <w:bookmarkStart w:id="92" w:name="TOC_3_5_2_PENYUSUNAN_SKOR_KOMPOSIT_DAN_U"/>
+      <w:bookmarkStart w:id="93" w:name="_Toc240986388"/>
       <w:r>
         <w:rPr>
           <w:rFonts w:ascii="Times New Roman" w:hAnsi="Times New Roman"/>
@@ -29000,8 +26698,8 @@
         </w:rPr>
         <w:t>3.5.2 Penyusunan Skor Komposit dan Uji Kualitas Data</w:t>
       </w:r>
-      <w:bookmarkEnd w:id="104"/>
-      <w:bookmarkEnd w:id="105"/>
+      <w:bookmarkEnd w:id="92"/>
+      <w:bookmarkEnd w:id="93"/>
     </w:p>
     <w:p>
       <w:pPr>
@@ -29175,8 +26873,8 @@
         <w:pStyle w:val="Heading3"/>
         <w:outlineLvl w:val="2"/>
       </w:pPr>
-      <w:bookmarkStart w:id="106" w:name="TOC_3_5_3_UJI_ASUMSI_KLASIK"/>
-      <w:bookmarkStart w:id="107" w:name="_Toc240984268"/>
+      <w:bookmarkStart w:id="94" w:name="TOC_3_5_3_UJI_ASUMSI_KLASIK"/>
+      <w:bookmarkStart w:id="95" w:name="_Toc240986389"/>
       <w:r>
         <w:rPr>
           <w:rFonts w:ascii="Times New Roman" w:hAnsi="Times New Roman"/>
@@ -29186,8 +26884,8 @@
         </w:rPr>
         <w:t>3.5.3 Uji Asumsi Klasik</w:t>
       </w:r>
-      <w:bookmarkEnd w:id="106"/>
-      <w:bookmarkEnd w:id="107"/>
+      <w:bookmarkEnd w:id="94"/>
+      <w:bookmarkEnd w:id="95"/>
     </w:p>
     <w:p>
       <w:pPr>
@@ -29437,8 +27135,8 @@
         <w:pStyle w:val="Heading3"/>
         <w:outlineLvl w:val="2"/>
       </w:pPr>
-      <w:bookmarkStart w:id="108" w:name="TOC_3_5_4_ESTIMASI_REGRESI_HIRARKIS_DAN_"/>
-      <w:bookmarkStart w:id="109" w:name="_Toc240984269"/>
+      <w:bookmarkStart w:id="96" w:name="TOC_3_5_4_ESTIMASI_REGRESI_HIRARKIS_DAN_"/>
+      <w:bookmarkStart w:id="97" w:name="_Toc240986390"/>
       <w:r>
         <w:rPr>
           <w:rFonts w:ascii="Times New Roman" w:hAnsi="Times New Roman"/>
@@ -29448,8 +27146,8 @@
         </w:rPr>
         <w:t>3.5.4 Estimasi Regresi Hirarkis dan MRA</w:t>
       </w:r>
-      <w:bookmarkEnd w:id="108"/>
-      <w:bookmarkEnd w:id="109"/>
+      <w:bookmarkEnd w:id="96"/>
+      <w:bookmarkEnd w:id="97"/>
     </w:p>
     <w:p>
       <w:pPr>
@@ -29717,8 +27415,8 @@
         <w:pStyle w:val="Heading3"/>
         <w:outlineLvl w:val="2"/>
       </w:pPr>
-      <w:bookmarkStart w:id="110" w:name="TOC_3_5_5_UJI_KOEFISIEN_DETERMINASI_R²_D"/>
-      <w:bookmarkStart w:id="111" w:name="_Toc240984270"/>
+      <w:bookmarkStart w:id="98" w:name="TOC_3_5_5_UJI_KOEFISIEN_DETERMINASI_R²_D"/>
+      <w:bookmarkStart w:id="99" w:name="_Toc240986391"/>
       <w:r>
         <w:rPr>
           <w:rFonts w:ascii="Times New Roman" w:hAnsi="Times New Roman"/>
@@ -29747,8 +27445,8 @@
         </w:rPr>
         <w:t>²) dan Uji F Perubahan</w:t>
       </w:r>
-      <w:bookmarkEnd w:id="110"/>
-      <w:bookmarkEnd w:id="111"/>
+      <w:bookmarkEnd w:id="98"/>
+      <w:bookmarkEnd w:id="99"/>
     </w:p>
     <w:p>
       <w:pPr>
@@ -29846,8 +27544,8 @@
         <w:pStyle w:val="Heading3"/>
         <w:outlineLvl w:val="2"/>
       </w:pPr>
-      <w:bookmarkStart w:id="112" w:name="TOC_3_5_6_UJI_HIPOTESIS_DAN_ANALISIS_KEM"/>
-      <w:bookmarkStart w:id="113" w:name="_Toc240984271"/>
+      <w:bookmarkStart w:id="100" w:name="TOC_3_5_6_UJI_HIPOTESIS_DAN_ANALISIS_KEM"/>
+      <w:bookmarkStart w:id="101" w:name="_Toc240986392"/>
       <w:r>
         <w:rPr>
           <w:rFonts w:ascii="Times New Roman" w:hAnsi="Times New Roman"/>
@@ -29876,8 +27574,8 @@
         </w:rPr>
         <w:t>)</w:t>
       </w:r>
-      <w:bookmarkEnd w:id="112"/>
-      <w:bookmarkEnd w:id="113"/>
+      <w:bookmarkEnd w:id="100"/>
+      <w:bookmarkEnd w:id="101"/>
     </w:p>
     <w:p>
       <w:pPr>
@@ -30086,8 +27784,8 @@
         <w:pStyle w:val="Heading2"/>
         <w:outlineLvl w:val="1"/>
       </w:pPr>
-      <w:bookmarkStart w:id="114" w:name="TOC_3_6_DIAGRAM_ALUR_PENELITIAN"/>
-      <w:bookmarkStart w:id="115" w:name="_Toc240984272"/>
+      <w:bookmarkStart w:id="102" w:name="TOC_3_6_DIAGRAM_ALUR_PENELITIAN"/>
+      <w:bookmarkStart w:id="103" w:name="_Toc240986393"/>
       <w:r>
         <w:rPr>
           <w:rFonts w:ascii="Times New Roman" w:hAnsi="Times New Roman"/>
@@ -30098,8 +27796,8 @@
         <w:lastRenderedPageBreak/>
         <w:t>3.6 Diagram Alur Penelitian</w:t>
       </w:r>
-      <w:bookmarkEnd w:id="114"/>
-      <w:bookmarkEnd w:id="115"/>
+      <w:bookmarkEnd w:id="102"/>
+      <w:bookmarkEnd w:id="103"/>
     </w:p>
     <w:p>
       <w:pPr>
@@ -30124,7 +27822,7 @@
           <w:noProof/>
         </w:rPr>
         <w:drawing>
-          <wp:inline distT="0" distB="0" distL="0" distR="0" wp14:anchorId="0B357858" wp14:editId="1D567933">
+          <wp:inline distT="0" distB="0" distL="0" distR="0" wp14:anchorId="09FA2082" wp14:editId="5BBDDDE9">
             <wp:extent cx="4680000" cy="4706426"/>
             <wp:effectExtent l="0" t="0" r="0" b="0"/>
             <wp:docPr id="6" name="Picture 6"/>
@@ -30165,7 +27863,7 @@
         <w:spacing w:before="40" w:after="40"/>
         <w:jc w:val="center"/>
       </w:pPr>
-      <w:bookmarkStart w:id="116" w:name="Cap_Gambar_3_1"/>
+      <w:bookmarkStart w:id="104" w:name="Cap_Gambar_3_1"/>
       <w:r>
         <w:rPr>
           <w:rFonts w:cs="Times New Roman"/>
@@ -30173,7 +27871,7 @@
         </w:rPr>
         <w:t>Gambar 3.1. Diagram Alur Pelaksanaan Penelitian</w:t>
       </w:r>
-      <w:bookmarkEnd w:id="116"/>
+      <w:bookmarkEnd w:id="104"/>
     </w:p>
     <w:p>
       <w:pPr>
@@ -30194,8 +27892,8 @@
         <w:pStyle w:val="Heading2"/>
         <w:outlineLvl w:val="1"/>
       </w:pPr>
-      <w:bookmarkStart w:id="117" w:name="TOC_3_7_JADWAL_PELAKSANAAN_PENELITIAN"/>
-      <w:bookmarkStart w:id="118" w:name="_Toc240984273"/>
+      <w:bookmarkStart w:id="105" w:name="TOC_3_7_JADWAL_PELAKSANAAN_PENELITIAN"/>
+      <w:bookmarkStart w:id="106" w:name="_Toc240986394"/>
       <w:r>
         <w:rPr>
           <w:rFonts w:ascii="Times New Roman" w:hAnsi="Times New Roman"/>
@@ -30205,8 +27903,8 @@
         </w:rPr>
         <w:t>3.7 Jadwal Pelaksanaan Penelitian</w:t>
       </w:r>
-      <w:bookmarkEnd w:id="117"/>
-      <w:bookmarkEnd w:id="118"/>
+      <w:bookmarkEnd w:id="105"/>
+      <w:bookmarkEnd w:id="106"/>
     </w:p>
     <w:p>
       <w:pPr>
@@ -30225,7 +27923,7 @@
       <w:pPr>
         <w:spacing w:before="240" w:after="80"/>
       </w:pPr>
-      <w:bookmarkStart w:id="119" w:name="Cap_Tabel_3_3"/>
+      <w:bookmarkStart w:id="107" w:name="Cap_Tabel_3_3"/>
       <w:r>
         <w:rPr>
           <w:rFonts w:cs="Times New Roman"/>
@@ -30233,7 +27931,7 @@
         </w:rPr>
         <w:t>Tabel 3.3. Jadwal Pelaksanaan Kegiatan Penelitian (Tahun 2026)</w:t>
       </w:r>
-      <w:bookmarkEnd w:id="119"/>
+      <w:bookmarkEnd w:id="107"/>
     </w:p>
     <w:tbl>
       <w:tblPr>
@@ -32146,8 +29844,8 @@
         <w:pStyle w:val="Heading1"/>
         <w:outlineLvl w:val="0"/>
       </w:pPr>
-      <w:bookmarkStart w:id="120" w:name="TOC_DAFTAR_PUSTAKA"/>
-      <w:bookmarkStart w:id="121" w:name="_Toc240984274"/>
+      <w:bookmarkStart w:id="108" w:name="TOC_DAFTAR_PUSTAKA"/>
+      <w:bookmarkStart w:id="109" w:name="_Toc240986395"/>
       <w:r>
         <w:rPr>
           <w:rFonts w:ascii="Times New Roman" w:hAnsi="Times New Roman"/>
@@ -32158,8 +29856,8 @@
         <w:lastRenderedPageBreak/>
         <w:t>DAFTAR PUSTAKA</w:t>
       </w:r>
-      <w:bookmarkEnd w:id="120"/>
-      <w:bookmarkEnd w:id="121"/>
+      <w:bookmarkEnd w:id="108"/>
+      <w:bookmarkEnd w:id="109"/>
     </w:p>
     <w:p>
       <w:pPr>
@@ -32167,7 +29865,7 @@
         <w:ind w:left="709" w:hanging="709"/>
         <w:jc w:val="both"/>
       </w:pPr>
-      <w:bookmarkStart w:id="122" w:name="Ref_aiken1991multiple"/>
+      <w:bookmarkStart w:id="110" w:name="Ref_aiken1991multiple"/>
       <w:r>
         <w:rPr>
           <w:rFonts w:cs="Times New Roman"/>
@@ -32187,7 +29885,7 @@
         </w:rPr>
         <w:t>. Sage Publications, Newbury Park, CA.</w:t>
       </w:r>
-      <w:bookmarkEnd w:id="122"/>
+      <w:bookmarkEnd w:id="110"/>
     </w:p>
     <w:p>
       <w:pPr>
@@ -32195,7 +29893,7 @@
         <w:ind w:left="709" w:hanging="709"/>
         <w:jc w:val="both"/>
       </w:pPr>
-      <w:bookmarkStart w:id="123" w:name="Ref_amos2014meta"/>
+      <w:bookmarkStart w:id="111" w:name="Ref_amos2014meta"/>
       <w:r>
         <w:rPr>
           <w:rFonts w:cs="Times New Roman"/>
@@ -32215,7 +29913,7 @@
         </w:rPr>
         <w:t>, 21(2):86–97.</w:t>
       </w:r>
-      <w:bookmarkEnd w:id="123"/>
+      <w:bookmarkEnd w:id="111"/>
     </w:p>
     <w:p>
       <w:pPr>
@@ -32223,7 +29921,7 @@
         <w:ind w:left="709" w:hanging="709"/>
         <w:jc w:val="both"/>
       </w:pPr>
-      <w:bookmarkStart w:id="124" w:name="Ref_apidana2022peran"/>
+      <w:bookmarkStart w:id="112" w:name="Ref_apidana2022peran"/>
       <w:r>
         <w:rPr>
           <w:rFonts w:cs="Times New Roman"/>
@@ -32243,7 +29941,7 @@
         </w:rPr>
         <w:t>, 1(1):26–40.</w:t>
       </w:r>
-      <w:bookmarkEnd w:id="124"/>
+      <w:bookmarkEnd w:id="112"/>
     </w:p>
     <w:p>
       <w:pPr>
@@ -32251,7 +29949,7 @@
         <w:ind w:left="709" w:hanging="709"/>
         <w:jc w:val="both"/>
       </w:pPr>
-      <w:bookmarkStart w:id="125" w:name="Ref_arnold2003hedonic"/>
+      <w:bookmarkStart w:id="113" w:name="Ref_arnold2003hedonic"/>
       <w:r>
         <w:rPr>
           <w:rFonts w:cs="Times New Roman"/>
@@ -32271,7 +29969,7 @@
         </w:rPr>
         <w:t>, 79(2):77–95.</w:t>
       </w:r>
-      <w:bookmarkEnd w:id="125"/>
+      <w:bookmarkEnd w:id="113"/>
     </w:p>
     <w:p>
       <w:pPr>
@@ -32279,7 +29977,7 @@
         <w:ind w:left="709" w:hanging="709"/>
         <w:jc w:val="both"/>
       </w:pPr>
-      <w:bookmarkStart w:id="126" w:name="Ref_artadita2024how"/>
+      <w:bookmarkStart w:id="114" w:name="Ref_artadita2024how"/>
       <w:r>
         <w:rPr>
           <w:rFonts w:cs="Times New Roman"/>
@@ -32299,7 +29997,7 @@
         </w:rPr>
         <w:t>, 15(2):179–189.</w:t>
       </w:r>
-      <w:bookmarkEnd w:id="126"/>
+      <w:bookmarkEnd w:id="114"/>
     </w:p>
     <w:p>
       <w:pPr>
@@ -32307,7 +30005,7 @@
         <w:ind w:left="709" w:hanging="709"/>
         <w:jc w:val="both"/>
       </w:pPr>
-      <w:bookmarkStart w:id="127" w:name="Ref_aryadi2024personal"/>
+      <w:bookmarkStart w:id="115" w:name="Ref_aryadi2024personal"/>
       <w:r>
         <w:rPr>
           <w:rFonts w:cs="Times New Roman"/>
@@ -32340,7 +30038,7 @@
         </w:rPr>
         <w:t>, pages 1–12. Atlantis Press.</w:t>
       </w:r>
-      <w:bookmarkEnd w:id="127"/>
+      <w:bookmarkEnd w:id="115"/>
     </w:p>
     <w:p>
       <w:pPr>
@@ -32348,7 +30046,7 @@
         <w:ind w:left="709" w:hanging="709"/>
         <w:jc w:val="both"/>
       </w:pPr>
-      <w:bookmarkStart w:id="128" w:name="Ref_azizah2025exploring"/>
+      <w:bookmarkStart w:id="116" w:name="Ref_azizah2025exploring"/>
       <w:r>
         <w:rPr>
           <w:rFonts w:cs="Times New Roman"/>
@@ -32389,6 +30087,343 @@
         </w:rPr>
         <w:t xml:space="preserve"> belum teregistrasi di Crossref/doi.org per audit 18 Sep 2026; sitasi via URL langsung terverifikasi HTTP 200.</w:t>
       </w:r>
+      <w:bookmarkEnd w:id="116"/>
+    </w:p>
+    <w:p>
+      <w:pPr>
+        <w:spacing w:after="120"/>
+        <w:ind w:left="709" w:hanging="709"/>
+        <w:jc w:val="both"/>
+      </w:pPr>
+      <w:bookmarkStart w:id="117" w:name="Ref_babin1994work"/>
+      <w:r>
+        <w:rPr>
+          <w:rFonts w:cs="Times New Roman"/>
+        </w:rPr>
+        <w:t xml:space="preserve">Babin, B. J., Darden, W. R., and Griffin, M. (1994). Work and/or fun: Measuring hedonic and utilitarian shopping value. </w:t>
+      </w:r>
+      <w:r>
+        <w:rPr>
+          <w:rFonts w:cs="Times New Roman"/>
+          <w:i/>
+        </w:rPr>
+        <w:t>Journal of Consumer Research</w:t>
+      </w:r>
+      <w:r>
+        <w:rPr>
+          <w:rFonts w:cs="Times New Roman"/>
+        </w:rPr>
+        <w:t>, 20(4):644–656.</w:t>
+      </w:r>
+      <w:bookmarkEnd w:id="117"/>
+    </w:p>
+    <w:p>
+      <w:pPr>
+        <w:spacing w:after="120"/>
+        <w:ind w:left="709" w:hanging="709"/>
+        <w:jc w:val="both"/>
+      </w:pPr>
+      <w:bookmarkStart w:id="118" w:name="Ref_barasz2017pseudo"/>
+      <w:r>
+        <w:rPr>
+          <w:rFonts w:cs="Times New Roman"/>
+        </w:rPr>
+        <w:t xml:space="preserve">Barasz, K., John, L. K., Keenan, E. A., and Norton, M. I. (2017). Pseudo-set framing. </w:t>
+      </w:r>
+      <w:r>
+        <w:rPr>
+          <w:rFonts w:cs="Times New Roman"/>
+          <w:i/>
+        </w:rPr>
+        <w:t>Journal of Experimental Psychology: General</w:t>
+      </w:r>
+      <w:r>
+        <w:rPr>
+          <w:rFonts w:cs="Times New Roman"/>
+        </w:rPr>
+        <w:t>, 146(10):1460–1477.</w:t>
+      </w:r>
+      <w:bookmarkEnd w:id="118"/>
+    </w:p>
+    <w:p>
+      <w:pPr>
+        <w:spacing w:after="120"/>
+        <w:ind w:left="709" w:hanging="709"/>
+        <w:jc w:val="both"/>
+      </w:pPr>
+      <w:bookmarkStart w:id="119" w:name="Ref_barber2008all"/>
+      <w:r>
+        <w:rPr>
+          <w:rFonts w:cs="Times New Roman"/>
+        </w:rPr>
+        <w:t xml:space="preserve">Barber, B. M. and Odean, T. (2008). All that glitters: The effect of attention and news on the buying behavior of individual and institutional investors. </w:t>
+      </w:r>
+      <w:r>
+        <w:rPr>
+          <w:rFonts w:cs="Times New Roman"/>
+          <w:i/>
+        </w:rPr>
+        <w:t>The Review of Financial Studies</w:t>
+      </w:r>
+      <w:r>
+        <w:rPr>
+          <w:rFonts w:cs="Times New Roman"/>
+        </w:rPr>
+        <w:t>, 21(2):785–818.</w:t>
+      </w:r>
+      <w:bookmarkEnd w:id="119"/>
+    </w:p>
+    <w:p>
+      <w:pPr>
+        <w:spacing w:after="120"/>
+        <w:ind w:left="709" w:hanging="709"/>
+        <w:jc w:val="both"/>
+      </w:pPr>
+      <w:bookmarkStart w:id="120" w:name="Ref_baumeister2002yield"/>
+      <w:r>
+        <w:rPr>
+          <w:rFonts w:cs="Times New Roman"/>
+        </w:rPr>
+        <w:lastRenderedPageBreak/>
+        <w:t xml:space="preserve">Baumeister, R. F. (2002). Yielding to temptation: Self-control failure, impulsive purchasing, and consumer behavior. </w:t>
+      </w:r>
+      <w:r>
+        <w:rPr>
+          <w:rFonts w:cs="Times New Roman"/>
+          <w:i/>
+        </w:rPr>
+        <w:t>Journal of Consumer Research</w:t>
+      </w:r>
+      <w:r>
+        <w:rPr>
+          <w:rFonts w:cs="Times New Roman"/>
+        </w:rPr>
+        <w:t>, 28(4):670–676.</w:t>
+      </w:r>
+      <w:bookmarkEnd w:id="120"/>
+    </w:p>
+    <w:p>
+      <w:pPr>
+        <w:spacing w:after="120"/>
+        <w:ind w:left="709" w:hanging="709"/>
+        <w:jc w:val="both"/>
+      </w:pPr>
+      <w:bookmarkStart w:id="121" w:name="Ref_baur2018bitcoin"/>
+      <w:r>
+        <w:rPr>
+          <w:rFonts w:cs="Times New Roman"/>
+        </w:rPr>
+        <w:t xml:space="preserve">Baur, D. G., Dimpfl, T., and Kuck, K. (2018). Bitcoin, gold and the US dollar – a replication and extension. </w:t>
+      </w:r>
+      <w:r>
+        <w:rPr>
+          <w:rFonts w:cs="Times New Roman"/>
+          <w:i/>
+        </w:rPr>
+        <w:t>Finance Research Letters</w:t>
+      </w:r>
+      <w:r>
+        <w:rPr>
+          <w:rFonts w:cs="Times New Roman"/>
+        </w:rPr>
+        <w:t>, 25:103–110.</w:t>
+      </w:r>
+      <w:bookmarkEnd w:id="121"/>
+    </w:p>
+    <w:p>
+      <w:pPr>
+        <w:spacing w:after="120"/>
+        <w:ind w:left="709" w:hanging="709"/>
+        <w:jc w:val="both"/>
+      </w:pPr>
+      <w:bookmarkStart w:id="122" w:name="Ref_beatty1998impulse"/>
+      <w:r>
+        <w:rPr>
+          <w:rFonts w:cs="Times New Roman"/>
+        </w:rPr>
+        <w:t xml:space="preserve">Beatty, S. E. and Ferrell, M. E. (1998). Impulse buying: Modeling its precursors. </w:t>
+      </w:r>
+      <w:r>
+        <w:rPr>
+          <w:rFonts w:cs="Times New Roman"/>
+          <w:i/>
+        </w:rPr>
+        <w:t>Journal of Retailing</w:t>
+      </w:r>
+      <w:r>
+        <w:rPr>
+          <w:rFonts w:cs="Times New Roman"/>
+        </w:rPr>
+        <w:t>, 74(2):169–191.</w:t>
+      </w:r>
+      <w:bookmarkEnd w:id="122"/>
+    </w:p>
+    <w:p>
+      <w:pPr>
+        <w:spacing w:after="120"/>
+        <w:ind w:left="709" w:hanging="709"/>
+        <w:jc w:val="both"/>
+      </w:pPr>
+      <w:bookmarkStart w:id="123" w:name="Ref_belk1995collecting"/>
+      <w:r>
+        <w:rPr>
+          <w:rFonts w:cs="Times New Roman"/>
+        </w:rPr>
+        <w:t xml:space="preserve">Belk, R. W. (1995). </w:t>
+      </w:r>
+      <w:r>
+        <w:rPr>
+          <w:rFonts w:cs="Times New Roman"/>
+          <w:i/>
+        </w:rPr>
+        <w:t>Collecting in a Consumer Society</w:t>
+      </w:r>
+      <w:r>
+        <w:rPr>
+          <w:rFonts w:cs="Times New Roman"/>
+        </w:rPr>
+        <w:t>. Routledge, London.</w:t>
+      </w:r>
+      <w:bookmarkEnd w:id="123"/>
+    </w:p>
+    <w:p>
+      <w:pPr>
+        <w:spacing w:after="120"/>
+        <w:ind w:left="709" w:hanging="709"/>
+        <w:jc w:val="both"/>
+      </w:pPr>
+      <w:bookmarkStart w:id="124" w:name="Ref_cohen1988statistical"/>
+      <w:r>
+        <w:rPr>
+          <w:rFonts w:cs="Times New Roman"/>
+        </w:rPr>
+        <w:t xml:space="preserve">Cohen, J. (1988). </w:t>
+      </w:r>
+      <w:r>
+        <w:rPr>
+          <w:rFonts w:cs="Times New Roman"/>
+          <w:i/>
+        </w:rPr>
+        <w:t>Statistical Power Analysis for the Behavioral Sciences</w:t>
+      </w:r>
+      <w:r>
+        <w:rPr>
+          <w:rFonts w:cs="Times New Roman"/>
+        </w:rPr>
+        <w:t>. Lawrence Erlbaum Associates, Hillsdale, NJ, 2 edition.</w:t>
+      </w:r>
+      <w:bookmarkEnd w:id="124"/>
+    </w:p>
+    <w:p>
+      <w:pPr>
+        <w:spacing w:after="120"/>
+        <w:ind w:left="709" w:hanging="709"/>
+        <w:jc w:val="both"/>
+      </w:pPr>
+      <w:bookmarkStart w:id="125" w:name="Ref_colline2024biases"/>
+      <w:r>
+        <w:rPr>
+          <w:rFonts w:cs="Times New Roman"/>
+        </w:rPr>
+        <w:t xml:space="preserve">Colline, F. (2024). Biases in indonesian stock investor behavior. </w:t>
+      </w:r>
+      <w:r>
+        <w:rPr>
+          <w:rFonts w:cs="Times New Roman"/>
+          <w:i/>
+        </w:rPr>
+        <w:t>Accounting dan Finance Studies</w:t>
+      </w:r>
+      <w:r>
+        <w:rPr>
+          <w:rFonts w:cs="Times New Roman"/>
+        </w:rPr>
+        <w:t>, 4(2):88–98.</w:t>
+      </w:r>
+      <w:bookmarkEnd w:id="125"/>
+    </w:p>
+    <w:p>
+      <w:pPr>
+        <w:spacing w:after="120"/>
+        <w:ind w:left="709" w:hanging="709"/>
+        <w:jc w:val="both"/>
+      </w:pPr>
+      <w:bookmarkStart w:id="126" w:name="Ref_dewi2026understanding"/>
+      <w:r>
+        <w:rPr>
+          <w:rFonts w:cs="Times New Roman"/>
+        </w:rPr>
+        <w:t xml:space="preserve">Dewi, M. M. L. S., Budoyo, V. D., and Mustikasari, F. (2026). Understanding impulse buying behavior: The case of blind box purchases in indonesia. </w:t>
+      </w:r>
+      <w:r>
+        <w:rPr>
+          <w:rFonts w:cs="Times New Roman"/>
+          <w:i/>
+        </w:rPr>
+        <w:t>Jurnal Locus: Penelitian dan Pengabdian</w:t>
+      </w:r>
+      <w:r>
+        <w:rPr>
+          <w:rFonts w:cs="Times New Roman"/>
+        </w:rPr>
+        <w:t>, 5(2):1082–1089.</w:t>
+      </w:r>
+      <w:bookmarkEnd w:id="126"/>
+    </w:p>
+    <w:p>
+      <w:pPr>
+        <w:spacing w:after="120"/>
+        <w:ind w:left="709" w:hanging="709"/>
+        <w:jc w:val="both"/>
+      </w:pPr>
+      <w:bookmarkStart w:id="127" w:name="Ref_fama1970efficient"/>
+      <w:r>
+        <w:rPr>
+          <w:rFonts w:cs="Times New Roman"/>
+        </w:rPr>
+        <w:t xml:space="preserve">Fama, E. F. (1970). Efficient capital markets: A review of theory and empirical work. </w:t>
+      </w:r>
+      <w:r>
+        <w:rPr>
+          <w:rFonts w:cs="Times New Roman"/>
+          <w:i/>
+        </w:rPr>
+        <w:t>The Journal of Finance</w:t>
+      </w:r>
+      <w:r>
+        <w:rPr>
+          <w:rFonts w:cs="Times New Roman"/>
+        </w:rPr>
+        <w:t>, 25(2):383–417.</w:t>
+      </w:r>
+      <w:bookmarkEnd w:id="127"/>
+    </w:p>
+    <w:p>
+      <w:pPr>
+        <w:spacing w:after="120"/>
+        <w:ind w:left="709" w:hanging="709"/>
+        <w:jc w:val="both"/>
+      </w:pPr>
+      <w:bookmarkStart w:id="128" w:name="Ref_gao2014completing"/>
+      <w:r>
+        <w:rPr>
+          <w:rFonts w:cs="Times New Roman"/>
+        </w:rPr>
+        <w:t xml:space="preserve">Gao, L., Huang, Y., and Simonson, I. (2014). The influence of initial possession level on consumers' adoption of a collection goal: A tipping point effect. </w:t>
+      </w:r>
+      <w:r>
+        <w:rPr>
+          <w:rFonts w:cs="Times New Roman"/>
+          <w:i/>
+        </w:rPr>
+        <w:t>Journal of Marketing</w:t>
+      </w:r>
+      <w:r>
+        <w:rPr>
+          <w:rFonts w:cs="Times New Roman"/>
+        </w:rPr>
+        <w:t>, 78:143–156.</w:t>
+      </w:r>
       <w:bookmarkEnd w:id="128"/>
     </w:p>
     <w:p>
@@ -32397,25 +30432,25 @@
         <w:ind w:left="709" w:hanging="709"/>
         <w:jc w:val="both"/>
       </w:pPr>
-      <w:bookmarkStart w:id="129" w:name="Ref_babin1994work"/>
-      <w:r>
-        <w:rPr>
-          <w:rFonts w:cs="Times New Roman"/>
-        </w:rPr>
-        <w:t xml:space="preserve">Babin, B. J., Darden, W. R., and Griffin, M. (1994). Work and/or fun: Measuring hedonic and utilitarian shopping value. </w:t>
-      </w:r>
-      <w:r>
-        <w:rPr>
-          <w:rFonts w:cs="Times New Roman"/>
-          <w:i/>
-        </w:rPr>
-        <w:t>Journal of Consumer Research</w:t>
-      </w:r>
-      <w:r>
-        <w:rPr>
-          <w:rFonts w:cs="Times New Roman"/>
-        </w:rPr>
-        <w:t>, 20(4):644–656.</w:t>
+      <w:bookmarkStart w:id="129" w:name="Ref_ghozali2018aplikasi"/>
+      <w:r>
+        <w:rPr>
+          <w:rFonts w:cs="Times New Roman"/>
+        </w:rPr>
+        <w:t xml:space="preserve">Ghozali, I. (2018). </w:t>
+      </w:r>
+      <w:r>
+        <w:rPr>
+          <w:rFonts w:cs="Times New Roman"/>
+          <w:i/>
+        </w:rPr>
+        <w:t>Aplikasi Analisis Multivariate dengan Program IBM SPSS 25</w:t>
+      </w:r>
+      <w:r>
+        <w:rPr>
+          <w:rFonts w:cs="Times New Roman"/>
+        </w:rPr>
+        <w:t>. Badan Penerbit Universitas Diponegoro, Semarang, 9 edition.</w:t>
       </w:r>
       <w:bookmarkEnd w:id="129"/>
     </w:p>
@@ -32425,25 +30460,25 @@
         <w:ind w:left="709" w:hanging="709"/>
         <w:jc w:val="both"/>
       </w:pPr>
-      <w:bookmarkStart w:id="130" w:name="Ref_barasz2017pseudo"/>
-      <w:r>
-        <w:rPr>
-          <w:rFonts w:cs="Times New Roman"/>
-        </w:rPr>
-        <w:t xml:space="preserve">Barasz, K., John, L. K., Keenan, E. A., and Norton, M. I. (2017). Pseudo-set framing. </w:t>
-      </w:r>
-      <w:r>
-        <w:rPr>
-          <w:rFonts w:cs="Times New Roman"/>
-          <w:i/>
-        </w:rPr>
-        <w:t>Journal of Experimental Psychology: General</w:t>
-      </w:r>
-      <w:r>
-        <w:rPr>
-          <w:rFonts w:cs="Times New Roman"/>
-        </w:rPr>
-        <w:t>, 146(10):1460–1477.</w:t>
+      <w:bookmarkStart w:id="130" w:name="Ref_gong2024unveiling"/>
+      <w:r>
+        <w:rPr>
+          <w:rFonts w:cs="Times New Roman"/>
+        </w:rPr>
+        <w:t xml:space="preserve">Gong, X., Yee, C. L., Lee, S. Y., Saif, A. N. M., Liu, M., and Anonthi, F. (2024). Unveiling the enigma of blind box impulse buying curiosity: The moderating role of price consciousness. </w:t>
+      </w:r>
+      <w:r>
+        <w:rPr>
+          <w:rFonts w:cs="Times New Roman"/>
+          <w:i/>
+        </w:rPr>
+        <w:t>Heliyon</w:t>
+      </w:r>
+      <w:r>
+        <w:rPr>
+          <w:rFonts w:cs="Times New Roman"/>
+        </w:rPr>
+        <w:t>, 10(24):e40564.</w:t>
       </w:r>
       <w:bookmarkEnd w:id="130"/>
     </w:p>
@@ -32453,25 +30488,25 @@
         <w:ind w:left="709" w:hanging="709"/>
         <w:jc w:val="both"/>
       </w:pPr>
-      <w:bookmarkStart w:id="131" w:name="Ref_barber2008all"/>
-      <w:r>
-        <w:rPr>
-          <w:rFonts w:cs="Times New Roman"/>
-        </w:rPr>
-        <w:t xml:space="preserve">Barber, B. M. and Odean, T. (2008). All that glitters: The effect of attention and news on the buying behavior of individual and institutional investors. </w:t>
-      </w:r>
-      <w:r>
-        <w:rPr>
-          <w:rFonts w:cs="Times New Roman"/>
-          <w:i/>
-        </w:rPr>
-        <w:t>The Review of Financial Studies</w:t>
-      </w:r>
-      <w:r>
-        <w:rPr>
-          <w:rFonts w:cs="Times New Roman"/>
-        </w:rPr>
-        <w:t>, 21(2):785–818.</w:t>
+      <w:bookmarkStart w:id="131" w:name="Ref_green1991subjects"/>
+      <w:r>
+        <w:rPr>
+          <w:rFonts w:cs="Times New Roman"/>
+        </w:rPr>
+        <w:t xml:space="preserve">Green, S. B. (1991). How many subjects does it take to do a regression analysis? </w:t>
+      </w:r>
+      <w:r>
+        <w:rPr>
+          <w:rFonts w:cs="Times New Roman"/>
+          <w:i/>
+        </w:rPr>
+        <w:t>Multivariate Behavioral Research</w:t>
+      </w:r>
+      <w:r>
+        <w:rPr>
+          <w:rFonts w:cs="Times New Roman"/>
+        </w:rPr>
+        <w:t>, 26(3):499–510.</w:t>
       </w:r>
       <w:bookmarkEnd w:id="131"/>
     </w:p>
@@ -32481,26 +30516,25 @@
         <w:ind w:left="709" w:hanging="709"/>
         <w:jc w:val="both"/>
       </w:pPr>
-      <w:bookmarkStart w:id="132" w:name="Ref_baumeister2002yield"/>
-      <w:r>
-        <w:rPr>
-          <w:rFonts w:cs="Times New Roman"/>
-        </w:rPr>
-        <w:lastRenderedPageBreak/>
-        <w:t xml:space="preserve">Baumeister, R. F. (2002). Yielding to temptation: Self-control failure, impulsive purchasing, and consumer behavior. </w:t>
-      </w:r>
-      <w:r>
-        <w:rPr>
-          <w:rFonts w:cs="Times New Roman"/>
-          <w:i/>
-        </w:rPr>
-        <w:t>Journal of Consumer Research</w:t>
-      </w:r>
-      <w:r>
-        <w:rPr>
-          <w:rFonts w:cs="Times New Roman"/>
-        </w:rPr>
-        <w:t>, 28(4):670–676.</w:t>
+      <w:bookmarkStart w:id="132" w:name="Ref_gueltekin2012influence"/>
+      <w:r>
+        <w:rPr>
+          <w:rFonts w:cs="Times New Roman"/>
+        </w:rPr>
+        <w:t xml:space="preserve">Gültekin, B. and Özer, L. (2012). The influence of hedonic motives and browsing on impulse buying. </w:t>
+      </w:r>
+      <w:r>
+        <w:rPr>
+          <w:rFonts w:cs="Times New Roman"/>
+          <w:i/>
+        </w:rPr>
+        <w:t>Journal of Economics dan Behavioral Studies</w:t>
+      </w:r>
+      <w:r>
+        <w:rPr>
+          <w:rFonts w:cs="Times New Roman"/>
+        </w:rPr>
+        <w:t>, 4(3):180–189.</w:t>
       </w:r>
       <w:bookmarkEnd w:id="132"/>
     </w:p>
@@ -32510,25 +30544,25 @@
         <w:ind w:left="709" w:hanging="709"/>
         <w:jc w:val="both"/>
       </w:pPr>
-      <w:bookmarkStart w:id="133" w:name="Ref_baur2018bitcoin"/>
-      <w:r>
-        <w:rPr>
-          <w:rFonts w:cs="Times New Roman"/>
-        </w:rPr>
-        <w:t xml:space="preserve">Baur, D. G., Dimpfl, T., and Kuck, K. (2018). Bitcoin, gold and the US dollar – a replication and extension. </w:t>
-      </w:r>
-      <w:r>
-        <w:rPr>
-          <w:rFonts w:cs="Times New Roman"/>
-          <w:i/>
-        </w:rPr>
-        <w:t>Finance Research Letters</w:t>
-      </w:r>
-      <w:r>
-        <w:rPr>
-          <w:rFonts w:cs="Times New Roman"/>
-        </w:rPr>
-        <w:t>, 25:103–110.</w:t>
+      <w:bookmarkStart w:id="133" w:name="Ref_hair2019multivariate"/>
+      <w:r>
+        <w:rPr>
+          <w:rFonts w:cs="Times New Roman"/>
+        </w:rPr>
+        <w:t xml:space="preserve">Hair, J. F., Black, W. C., Babin, B. J., and Anderson, R. E. (2019). </w:t>
+      </w:r>
+      <w:r>
+        <w:rPr>
+          <w:rFonts w:cs="Times New Roman"/>
+          <w:i/>
+        </w:rPr>
+        <w:t>Multivariate Data Analysis</w:t>
+      </w:r>
+      <w:r>
+        <w:rPr>
+          <w:rFonts w:cs="Times New Roman"/>
+        </w:rPr>
+        <w:t>. Cengage Learning, Boston, MA, 8th edition.</w:t>
       </w:r>
       <w:bookmarkEnd w:id="133"/>
     </w:p>
@@ -32538,25 +30572,25 @@
         <w:ind w:left="709" w:hanging="709"/>
         <w:jc w:val="both"/>
       </w:pPr>
-      <w:bookmarkStart w:id="134" w:name="Ref_beatty1998impulse"/>
-      <w:r>
-        <w:rPr>
-          <w:rFonts w:cs="Times New Roman"/>
-        </w:rPr>
-        <w:t xml:space="preserve">Beatty, S. E. and Ferrell, M. E. (1998). Impulse buying: Modeling its precursors. </w:t>
-      </w:r>
-      <w:r>
-        <w:rPr>
-          <w:rFonts w:cs="Times New Roman"/>
-          <w:i/>
-        </w:rPr>
-        <w:t>Journal of Retailing</w:t>
-      </w:r>
-      <w:r>
-        <w:rPr>
-          <w:rFonts w:cs="Times New Roman"/>
-        </w:rPr>
-        <w:t>, 74(2):169–191.</w:t>
+      <w:bookmarkStart w:id="134" w:name="Ref_hayes2018introduction"/>
+      <w:r>
+        <w:rPr>
+          <w:rFonts w:cs="Times New Roman"/>
+        </w:rPr>
+        <w:t xml:space="preserve">Hayes, A. F. (2018). </w:t>
+      </w:r>
+      <w:r>
+        <w:rPr>
+          <w:rFonts w:cs="Times New Roman"/>
+          <w:i/>
+        </w:rPr>
+        <w:t>Introduction to Mediation, Moderation, and Conditional Process Analysis: A Regression-Based Approach</w:t>
+      </w:r>
+      <w:r>
+        <w:rPr>
+          <w:rFonts w:cs="Times New Roman"/>
+        </w:rPr>
+        <w:t>. The Guilford Press, New York, 2nd edition.</w:t>
       </w:r>
       <w:bookmarkEnd w:id="134"/>
     </w:p>
@@ -32566,25 +30600,26 @@
         <w:ind w:left="709" w:hanging="709"/>
         <w:jc w:val="both"/>
       </w:pPr>
-      <w:bookmarkStart w:id="135" w:name="Ref_belk1995collecting"/>
-      <w:r>
-        <w:rPr>
-          <w:rFonts w:cs="Times New Roman"/>
-        </w:rPr>
-        <w:t xml:space="preserve">Belk, R. W. (1995). </w:t>
-      </w:r>
-      <w:r>
-        <w:rPr>
-          <w:rFonts w:cs="Times New Roman"/>
-          <w:i/>
-        </w:rPr>
-        <w:t>Collecting in a Consumer Society</w:t>
-      </w:r>
-      <w:r>
-        <w:rPr>
-          <w:rFonts w:cs="Times New Roman"/>
-        </w:rPr>
-        <w:t>. Routledge, London.</w:t>
+      <w:bookmarkStart w:id="135" w:name="Ref_hirschman1982hedonic"/>
+      <w:r>
+        <w:rPr>
+          <w:rFonts w:cs="Times New Roman"/>
+        </w:rPr>
+        <w:lastRenderedPageBreak/>
+        <w:t xml:space="preserve">Hirschman, E. C. and Holbrook, M. B. (1982). Hedonic consumption: Emerging concepts, methods and propositions. </w:t>
+      </w:r>
+      <w:r>
+        <w:rPr>
+          <w:rFonts w:cs="Times New Roman"/>
+          <w:i/>
+        </w:rPr>
+        <w:t>Journal of Marketing</w:t>
+      </w:r>
+      <w:r>
+        <w:rPr>
+          <w:rFonts w:cs="Times New Roman"/>
+        </w:rPr>
+        <w:t>, 46(3):92–101.</w:t>
       </w:r>
       <w:bookmarkEnd w:id="135"/>
     </w:p>
@@ -32594,25 +30629,25 @@
         <w:ind w:left="709" w:hanging="709"/>
         <w:jc w:val="both"/>
       </w:pPr>
-      <w:bookmarkStart w:id="136" w:name="Ref_cohen1988statistical"/>
-      <w:r>
-        <w:rPr>
-          <w:rFonts w:cs="Times New Roman"/>
-        </w:rPr>
-        <w:t xml:space="preserve">Cohen, J. (1988). </w:t>
-      </w:r>
-      <w:r>
-        <w:rPr>
-          <w:rFonts w:cs="Times New Roman"/>
-          <w:i/>
-        </w:rPr>
-        <w:t>Statistical Power Analysis for the Behavioral Sciences</w:t>
-      </w:r>
-      <w:r>
-        <w:rPr>
-          <w:rFonts w:cs="Times New Roman"/>
-        </w:rPr>
-        <w:t>. Lawrence Erlbaum Associates, Hillsdale, NJ, 2 edition.</w:t>
+      <w:bookmarkStart w:id="136" w:name="Ref_kahneman1979prospect"/>
+      <w:r>
+        <w:rPr>
+          <w:rFonts w:cs="Times New Roman"/>
+        </w:rPr>
+        <w:t xml:space="preserve">Kahneman, D. and Tversky, A. (1979). Prospect theory: An analysis of decision under risk. </w:t>
+      </w:r>
+      <w:r>
+        <w:rPr>
+          <w:rFonts w:cs="Times New Roman"/>
+          <w:i/>
+        </w:rPr>
+        <w:t>Econometrica</w:t>
+      </w:r>
+      <w:r>
+        <w:rPr>
+          <w:rFonts w:cs="Times New Roman"/>
+        </w:rPr>
+        <w:t>, 47(2):263–292.</w:t>
       </w:r>
       <w:bookmarkEnd w:id="136"/>
     </w:p>
@@ -32622,25 +30657,25 @@
         <w:ind w:left="709" w:hanging="709"/>
         <w:jc w:val="both"/>
       </w:pPr>
-      <w:bookmarkStart w:id="137" w:name="Ref_colline2024biases"/>
-      <w:r>
-        <w:rPr>
-          <w:rFonts w:cs="Times New Roman"/>
-        </w:rPr>
-        <w:t xml:space="preserve">Colline, F. (2024). Biases in indonesian stock investor behavior. </w:t>
-      </w:r>
-      <w:r>
-        <w:rPr>
-          <w:rFonts w:cs="Times New Roman"/>
-          <w:i/>
-        </w:rPr>
-        <w:t>Accounting dan Finance Studies</w:t>
-      </w:r>
-      <w:r>
-        <w:rPr>
-          <w:rFonts w:cs="Times New Roman"/>
-        </w:rPr>
-        <w:t>, 4(2):88–98.</w:t>
+      <w:bookmarkStart w:id="137" w:name="Ref_katauke2023financial"/>
+      <w:r>
+        <w:rPr>
+          <w:rFonts w:cs="Times New Roman"/>
+        </w:rPr>
+        <w:t xml:space="preserve">Katauke, T., Fukuda, S., Khan, M. S. R., and Kadoya, Y. (2023). Financial literacy and impulsivity: Evidence from Japan. </w:t>
+      </w:r>
+      <w:r>
+        <w:rPr>
+          <w:rFonts w:cs="Times New Roman"/>
+          <w:i/>
+        </w:rPr>
+        <w:t>Sustainability</w:t>
+      </w:r>
+      <w:r>
+        <w:rPr>
+          <w:rFonts w:cs="Times New Roman"/>
+        </w:rPr>
+        <w:t>, 15(9):7267.</w:t>
       </w:r>
       <w:bookmarkEnd w:id="137"/>
     </w:p>
@@ -32650,25 +30685,25 @@
         <w:ind w:left="709" w:hanging="709"/>
         <w:jc w:val="both"/>
       </w:pPr>
-      <w:bookmarkStart w:id="138" w:name="Ref_dewi2026understanding"/>
-      <w:r>
-        <w:rPr>
-          <w:rFonts w:cs="Times New Roman"/>
-        </w:rPr>
-        <w:t xml:space="preserve">Dewi, M. M. L. S., Budoyo, V. D., and Mustikasari, F. (2026). Understanding impulse buying behavior: The case of blind box purchases in indonesia. </w:t>
-      </w:r>
-      <w:r>
-        <w:rPr>
-          <w:rFonts w:cs="Times New Roman"/>
-          <w:i/>
-        </w:rPr>
-        <w:t>Jurnal Locus: Penelitian dan Pengabdian</w:t>
-      </w:r>
-      <w:r>
-        <w:rPr>
-          <w:rFonts w:cs="Times New Roman"/>
-        </w:rPr>
-        <w:t>, 5(2):1082–1089.</w:t>
+      <w:bookmarkStart w:id="138" w:name="Ref_keynes1936general"/>
+      <w:r>
+        <w:rPr>
+          <w:rFonts w:cs="Times New Roman"/>
+        </w:rPr>
+        <w:t xml:space="preserve">Keynes, J. M. (1936). </w:t>
+      </w:r>
+      <w:r>
+        <w:rPr>
+          <w:rFonts w:cs="Times New Roman"/>
+          <w:i/>
+        </w:rPr>
+        <w:t>The General Theory of Employment, Interest dan Money</w:t>
+      </w:r>
+      <w:r>
+        <w:rPr>
+          <w:rFonts w:cs="Times New Roman"/>
+        </w:rPr>
+        <w:t>. Macmillan, London.</w:t>
       </w:r>
       <w:bookmarkEnd w:id="138"/>
     </w:p>
@@ -32678,25 +30713,25 @@
         <w:ind w:left="709" w:hanging="709"/>
         <w:jc w:val="both"/>
       </w:pPr>
-      <w:bookmarkStart w:id="139" w:name="Ref_fama1970efficient"/>
-      <w:r>
-        <w:rPr>
-          <w:rFonts w:cs="Times New Roman"/>
-        </w:rPr>
-        <w:t xml:space="preserve">Fama, E. F. (1970). Efficient capital markets: A review of theory and empirical work. </w:t>
-      </w:r>
-      <w:r>
-        <w:rPr>
-          <w:rFonts w:cs="Times New Roman"/>
-          <w:i/>
-        </w:rPr>
-        <w:t>The Journal of Finance</w:t>
-      </w:r>
-      <w:r>
-        <w:rPr>
-          <w:rFonts w:cs="Times New Roman"/>
-        </w:rPr>
-        <w:t>, 25(2):383–417.</w:t>
+      <w:bookmarkStart w:id="139" w:name="Ref_lienardy2026role"/>
+      <w:r>
+        <w:rPr>
+          <w:rFonts w:cs="Times New Roman"/>
+        </w:rPr>
+        <w:t xml:space="preserve">Lienardy, G. V. and Panasea, I. G. N. O. (2026). The role of self-control in moderating the influence of shopping lifestyle and hedonistic behavior on impulsive buying. </w:t>
+      </w:r>
+      <w:r>
+        <w:rPr>
+          <w:rFonts w:cs="Times New Roman"/>
+          <w:i/>
+        </w:rPr>
+        <w:t>Business dan Investment Review</w:t>
+      </w:r>
+      <w:r>
+        <w:rPr>
+          <w:rFonts w:cs="Times New Roman"/>
+        </w:rPr>
+        <w:t>, 4(3).</w:t>
       </w:r>
       <w:bookmarkEnd w:id="139"/>
     </w:p>
@@ -32706,25 +30741,25 @@
         <w:ind w:left="709" w:hanging="709"/>
         <w:jc w:val="both"/>
       </w:pPr>
-      <w:bookmarkStart w:id="140" w:name="Ref_gao2014completing"/>
-      <w:r>
-        <w:rPr>
-          <w:rFonts w:cs="Times New Roman"/>
-        </w:rPr>
-        <w:t xml:space="preserve">Gao, L., Huang, Y., and Simonson, I. (2014). The influence of initial possession level on consumers' adoption of a collection goal: A tipping point effect. </w:t>
-      </w:r>
-      <w:r>
-        <w:rPr>
-          <w:rFonts w:cs="Times New Roman"/>
-          <w:i/>
-        </w:rPr>
-        <w:t>Journal of Marketing</w:t>
-      </w:r>
-      <w:r>
-        <w:rPr>
-          <w:rFonts w:cs="Times New Roman"/>
-        </w:rPr>
-        <w:t>, 78:143–156.</w:t>
+      <w:bookmarkStart w:id="140" w:name="Ref_long2000consuming"/>
+      <w:r>
+        <w:rPr>
+          <w:rFonts w:cs="Times New Roman"/>
+        </w:rPr>
+        <w:t xml:space="preserve">Long, M. M. and Schiffman, L. G. (2000). Consumption values and relationships: segmenting the market for frequency programs. </w:t>
+      </w:r>
+      <w:r>
+        <w:rPr>
+          <w:rFonts w:cs="Times New Roman"/>
+          <w:i/>
+        </w:rPr>
+        <w:t>Journal of Consumer Marketing</w:t>
+      </w:r>
+      <w:r>
+        <w:rPr>
+          <w:rFonts w:cs="Times New Roman"/>
+        </w:rPr>
+        <w:t>, 17(3):214–229.</w:t>
       </w:r>
       <w:bookmarkEnd w:id="140"/>
     </w:p>
@@ -32734,25 +30769,25 @@
         <w:ind w:left="709" w:hanging="709"/>
         <w:jc w:val="both"/>
       </w:pPr>
-      <w:bookmarkStart w:id="141" w:name="Ref_ghozali2018aplikasi"/>
-      <w:r>
-        <w:rPr>
-          <w:rFonts w:cs="Times New Roman"/>
-        </w:rPr>
-        <w:t xml:space="preserve">Ghozali, I. (2018). </w:t>
-      </w:r>
-      <w:r>
-        <w:rPr>
-          <w:rFonts w:cs="Times New Roman"/>
-          <w:i/>
-        </w:rPr>
-        <w:t>Aplikasi Analisis Multivariate dengan Program IBM SPSS 25</w:t>
-      </w:r>
-      <w:r>
-        <w:rPr>
-          <w:rFonts w:cs="Times New Roman"/>
-        </w:rPr>
-        <w:t>. Badan Penerbit Universitas Diponegoro, Semarang, 9 edition.</w:t>
+      <w:bookmarkStart w:id="141" w:name="Ref_mehrabian1974approach"/>
+      <w:r>
+        <w:rPr>
+          <w:rFonts w:cs="Times New Roman"/>
+        </w:rPr>
+        <w:t xml:space="preserve">Mehrabian, A. and Russell, J. A. (1974). </w:t>
+      </w:r>
+      <w:r>
+        <w:rPr>
+          <w:rFonts w:cs="Times New Roman"/>
+          <w:i/>
+        </w:rPr>
+        <w:t>An Approach to Environmental Psychology</w:t>
+      </w:r>
+      <w:r>
+        <w:rPr>
+          <w:rFonts w:cs="Times New Roman"/>
+        </w:rPr>
+        <w:t>. MIT Press, Cambridge, MA.</w:t>
       </w:r>
       <w:bookmarkEnd w:id="141"/>
     </w:p>
@@ -32762,25 +30797,25 @@
         <w:ind w:left="709" w:hanging="709"/>
         <w:jc w:val="both"/>
       </w:pPr>
-      <w:bookmarkStart w:id="142" w:name="Ref_gong2024unveiling"/>
-      <w:r>
-        <w:rPr>
-          <w:rFonts w:cs="Times New Roman"/>
-        </w:rPr>
-        <w:t xml:space="preserve">Gong, X., Yee, C. L., Lee, S. Y., Saif, A. N. M., Liu, M., and Anonthi, F. (2024). Unveiling the enigma of blind box impulse buying curiosity: The moderating role of price consciousness. </w:t>
-      </w:r>
-      <w:r>
-        <w:rPr>
-          <w:rFonts w:cs="Times New Roman"/>
-          <w:i/>
-        </w:rPr>
-        <w:t>Heliyon</w:t>
-      </w:r>
-      <w:r>
-        <w:rPr>
-          <w:rFonts w:cs="Times New Roman"/>
-        </w:rPr>
-        <w:t>, 10(24):e40564.</w:t>
+      <w:bookmarkStart w:id="142" w:name="Ref_peck2006if"/>
+      <w:r>
+        <w:rPr>
+          <w:rFonts w:cs="Times New Roman"/>
+        </w:rPr>
+        <w:t xml:space="preserve">Peck, J. and Childers, T. L. (2006). If i touch it i have to have it: Individual and environmental influences on impulse purchasing. </w:t>
+      </w:r>
+      <w:r>
+        <w:rPr>
+          <w:rFonts w:cs="Times New Roman"/>
+          <w:i/>
+        </w:rPr>
+        <w:t>Journal of Business Research</w:t>
+      </w:r>
+      <w:r>
+        <w:rPr>
+          <w:rFonts w:cs="Times New Roman"/>
+        </w:rPr>
+        <w:t>, 59(6):765–769.</w:t>
       </w:r>
       <w:bookmarkEnd w:id="142"/>
     </w:p>
@@ -32790,25 +30825,25 @@
         <w:ind w:left="709" w:hanging="709"/>
         <w:jc w:val="both"/>
       </w:pPr>
-      <w:bookmarkStart w:id="143" w:name="Ref_green1991subjects"/>
-      <w:r>
-        <w:rPr>
-          <w:rFonts w:cs="Times New Roman"/>
-        </w:rPr>
-        <w:t xml:space="preserve">Green, S. B. (1991). How many subjects does it take to do a regression analysis? </w:t>
-      </w:r>
-      <w:r>
-        <w:rPr>
-          <w:rFonts w:cs="Times New Roman"/>
-          <w:i/>
-        </w:rPr>
-        <w:t>Multivariate Behavioral Research</w:t>
-      </w:r>
-      <w:r>
-        <w:rPr>
-          <w:rFonts w:cs="Times New Roman"/>
-        </w:rPr>
-        <w:t>, 26(3):499–510.</w:t>
+      <w:bookmarkStart w:id="143" w:name="Ref_pranggabayu2022pengaruh"/>
+      <w:r>
+        <w:rPr>
+          <w:rFonts w:cs="Times New Roman"/>
+        </w:rPr>
+        <w:t xml:space="preserve">Pranggabayu, B. and Andjarwati, A. L. (2022). Pengaruh hedonic shopping motivation dan store atmosphere terhadap impulsive buying. </w:t>
+      </w:r>
+      <w:r>
+        <w:rPr>
+          <w:rFonts w:cs="Times New Roman"/>
+          <w:i/>
+        </w:rPr>
+        <w:t>Sibatik Journal</w:t>
+      </w:r>
+      <w:r>
+        <w:rPr>
+          <w:rFonts w:cs="Times New Roman"/>
+        </w:rPr>
+        <w:t>, 1(6):951–966.</w:t>
       </w:r>
       <w:bookmarkEnd w:id="143"/>
     </w:p>
@@ -32818,344 +30853,7 @@
         <w:ind w:left="709" w:hanging="709"/>
         <w:jc w:val="both"/>
       </w:pPr>
-      <w:bookmarkStart w:id="144" w:name="Ref_gueltekin2012influence"/>
-      <w:r>
-        <w:rPr>
-          <w:rFonts w:cs="Times New Roman"/>
-        </w:rPr>
-        <w:t xml:space="preserve">Gültekin, B. and Özer, L. (2012). The influence of hedonic motives and browsing on impulse buying. </w:t>
-      </w:r>
-      <w:r>
-        <w:rPr>
-          <w:rFonts w:cs="Times New Roman"/>
-          <w:i/>
-        </w:rPr>
-        <w:t>Journal of Economics dan Behavioral Studies</w:t>
-      </w:r>
-      <w:r>
-        <w:rPr>
-          <w:rFonts w:cs="Times New Roman"/>
-        </w:rPr>
-        <w:t>, 4(3):180–189.</w:t>
-      </w:r>
-      <w:bookmarkEnd w:id="144"/>
-    </w:p>
-    <w:p>
-      <w:pPr>
-        <w:spacing w:after="120"/>
-        <w:ind w:left="709" w:hanging="709"/>
-        <w:jc w:val="both"/>
-      </w:pPr>
-      <w:bookmarkStart w:id="145" w:name="Ref_hair2019multivariate"/>
-      <w:r>
-        <w:rPr>
-          <w:rFonts w:cs="Times New Roman"/>
-        </w:rPr>
-        <w:t xml:space="preserve">Hair, J. F., Black, W. C., Babin, B. J., and Anderson, R. E. (2019). </w:t>
-      </w:r>
-      <w:r>
-        <w:rPr>
-          <w:rFonts w:cs="Times New Roman"/>
-          <w:i/>
-        </w:rPr>
-        <w:t>Multivariate Data Analysis</w:t>
-      </w:r>
-      <w:r>
-        <w:rPr>
-          <w:rFonts w:cs="Times New Roman"/>
-        </w:rPr>
-        <w:t>. Cengage Learning, Boston, MA, 8th edition.</w:t>
-      </w:r>
-      <w:bookmarkEnd w:id="145"/>
-    </w:p>
-    <w:p>
-      <w:pPr>
-        <w:spacing w:after="120"/>
-        <w:ind w:left="709" w:hanging="709"/>
-        <w:jc w:val="both"/>
-      </w:pPr>
-      <w:bookmarkStart w:id="146" w:name="Ref_hayes2018introduction"/>
-      <w:r>
-        <w:rPr>
-          <w:rFonts w:cs="Times New Roman"/>
-        </w:rPr>
-        <w:t xml:space="preserve">Hayes, A. F. (2018). </w:t>
-      </w:r>
-      <w:r>
-        <w:rPr>
-          <w:rFonts w:cs="Times New Roman"/>
-          <w:i/>
-        </w:rPr>
-        <w:t>Introduction to Mediation, Moderation, and Conditional Process Analysis: A Regression-Based Approach</w:t>
-      </w:r>
-      <w:r>
-        <w:rPr>
-          <w:rFonts w:cs="Times New Roman"/>
-        </w:rPr>
-        <w:t>. The Guilford Press, New York, 2nd edition.</w:t>
-      </w:r>
-      <w:bookmarkEnd w:id="146"/>
-    </w:p>
-    <w:p>
-      <w:pPr>
-        <w:spacing w:after="120"/>
-        <w:ind w:left="709" w:hanging="709"/>
-        <w:jc w:val="both"/>
-      </w:pPr>
-      <w:bookmarkStart w:id="147" w:name="Ref_hirschman1982hedonic"/>
-      <w:r>
-        <w:rPr>
-          <w:rFonts w:cs="Times New Roman"/>
-        </w:rPr>
-        <w:lastRenderedPageBreak/>
-        <w:t xml:space="preserve">Hirschman, E. C. and Holbrook, M. B. (1982). Hedonic consumption: Emerging concepts, methods and propositions. </w:t>
-      </w:r>
-      <w:r>
-        <w:rPr>
-          <w:rFonts w:cs="Times New Roman"/>
-          <w:i/>
-        </w:rPr>
-        <w:t>Journal of Marketing</w:t>
-      </w:r>
-      <w:r>
-        <w:rPr>
-          <w:rFonts w:cs="Times New Roman"/>
-        </w:rPr>
-        <w:t>, 46(3):92–101.</w:t>
-      </w:r>
-      <w:bookmarkEnd w:id="147"/>
-    </w:p>
-    <w:p>
-      <w:pPr>
-        <w:spacing w:after="120"/>
-        <w:ind w:left="709" w:hanging="709"/>
-        <w:jc w:val="both"/>
-      </w:pPr>
-      <w:bookmarkStart w:id="148" w:name="Ref_kahneman1979prospect"/>
-      <w:r>
-        <w:rPr>
-          <w:rFonts w:cs="Times New Roman"/>
-        </w:rPr>
-        <w:t xml:space="preserve">Kahneman, D. and Tversky, A. (1979). Prospect theory: An analysis of decision under risk. </w:t>
-      </w:r>
-      <w:r>
-        <w:rPr>
-          <w:rFonts w:cs="Times New Roman"/>
-          <w:i/>
-        </w:rPr>
-        <w:t>Econometrica</w:t>
-      </w:r>
-      <w:r>
-        <w:rPr>
-          <w:rFonts w:cs="Times New Roman"/>
-        </w:rPr>
-        <w:t>, 47(2):263–292.</w:t>
-      </w:r>
-      <w:bookmarkEnd w:id="148"/>
-    </w:p>
-    <w:p>
-      <w:pPr>
-        <w:spacing w:after="120"/>
-        <w:ind w:left="709" w:hanging="709"/>
-        <w:jc w:val="both"/>
-      </w:pPr>
-      <w:bookmarkStart w:id="149" w:name="Ref_katauke2023financial"/>
-      <w:r>
-        <w:rPr>
-          <w:rFonts w:cs="Times New Roman"/>
-        </w:rPr>
-        <w:t xml:space="preserve">Katauke, T., Fukuda, S., Khan, M. S. R., and Kadoya, Y. (2023). Financial literacy and impulsivity: Evidence from Japan. </w:t>
-      </w:r>
-      <w:r>
-        <w:rPr>
-          <w:rFonts w:cs="Times New Roman"/>
-          <w:i/>
-        </w:rPr>
-        <w:t>Sustainability</w:t>
-      </w:r>
-      <w:r>
-        <w:rPr>
-          <w:rFonts w:cs="Times New Roman"/>
-        </w:rPr>
-        <w:t>, 15(9):7267.</w:t>
-      </w:r>
-      <w:bookmarkEnd w:id="149"/>
-    </w:p>
-    <w:p>
-      <w:pPr>
-        <w:spacing w:after="120"/>
-        <w:ind w:left="709" w:hanging="709"/>
-        <w:jc w:val="both"/>
-      </w:pPr>
-      <w:bookmarkStart w:id="150" w:name="Ref_keynes1936general"/>
-      <w:r>
-        <w:rPr>
-          <w:rFonts w:cs="Times New Roman"/>
-        </w:rPr>
-        <w:t xml:space="preserve">Keynes, J. M. (1936). </w:t>
-      </w:r>
-      <w:r>
-        <w:rPr>
-          <w:rFonts w:cs="Times New Roman"/>
-          <w:i/>
-        </w:rPr>
-        <w:t>The General Theory of Employment, Interest dan Money</w:t>
-      </w:r>
-      <w:r>
-        <w:rPr>
-          <w:rFonts w:cs="Times New Roman"/>
-        </w:rPr>
-        <w:t>. Macmillan, London.</w:t>
-      </w:r>
-      <w:bookmarkEnd w:id="150"/>
-    </w:p>
-    <w:p>
-      <w:pPr>
-        <w:spacing w:after="120"/>
-        <w:ind w:left="709" w:hanging="709"/>
-        <w:jc w:val="both"/>
-      </w:pPr>
-      <w:bookmarkStart w:id="151" w:name="Ref_lienardy2026role"/>
-      <w:r>
-        <w:rPr>
-          <w:rFonts w:cs="Times New Roman"/>
-        </w:rPr>
-        <w:t xml:space="preserve">Lienardy, G. V. and Panasea, I. G. N. O. (2026). The role of self-control in moderating the influence of shopping lifestyle and hedonistic behavior on impulsive buying. </w:t>
-      </w:r>
-      <w:r>
-        <w:rPr>
-          <w:rFonts w:cs="Times New Roman"/>
-          <w:i/>
-        </w:rPr>
-        <w:t>Business dan Investment Review</w:t>
-      </w:r>
-      <w:r>
-        <w:rPr>
-          <w:rFonts w:cs="Times New Roman"/>
-        </w:rPr>
-        <w:t>, 4(3).</w:t>
-      </w:r>
-      <w:bookmarkEnd w:id="151"/>
-    </w:p>
-    <w:p>
-      <w:pPr>
-        <w:spacing w:after="120"/>
-        <w:ind w:left="709" w:hanging="709"/>
-        <w:jc w:val="both"/>
-      </w:pPr>
-      <w:bookmarkStart w:id="152" w:name="Ref_long2000consuming"/>
-      <w:r>
-        <w:rPr>
-          <w:rFonts w:cs="Times New Roman"/>
-        </w:rPr>
-        <w:t xml:space="preserve">Long, M. M. and Schiffman, L. G. (2000). Consumption values and relationships: segmenting the market for frequency programs. </w:t>
-      </w:r>
-      <w:r>
-        <w:rPr>
-          <w:rFonts w:cs="Times New Roman"/>
-          <w:i/>
-        </w:rPr>
-        <w:t>Journal of Consumer Marketing</w:t>
-      </w:r>
-      <w:r>
-        <w:rPr>
-          <w:rFonts w:cs="Times New Roman"/>
-        </w:rPr>
-        <w:t>, 17(3):214–229.</w:t>
-      </w:r>
-      <w:bookmarkEnd w:id="152"/>
-    </w:p>
-    <w:p>
-      <w:pPr>
-        <w:spacing w:after="120"/>
-        <w:ind w:left="709" w:hanging="709"/>
-        <w:jc w:val="both"/>
-      </w:pPr>
-      <w:bookmarkStart w:id="153" w:name="Ref_mehrabian1974approach"/>
-      <w:r>
-        <w:rPr>
-          <w:rFonts w:cs="Times New Roman"/>
-        </w:rPr>
-        <w:t xml:space="preserve">Mehrabian, A. and Russell, J. A. (1974). </w:t>
-      </w:r>
-      <w:r>
-        <w:rPr>
-          <w:rFonts w:cs="Times New Roman"/>
-          <w:i/>
-        </w:rPr>
-        <w:t>An Approach to Environmental Psychology</w:t>
-      </w:r>
-      <w:r>
-        <w:rPr>
-          <w:rFonts w:cs="Times New Roman"/>
-        </w:rPr>
-        <w:t>. MIT Press, Cambridge, MA.</w:t>
-      </w:r>
-      <w:bookmarkEnd w:id="153"/>
-    </w:p>
-    <w:p>
-      <w:pPr>
-        <w:spacing w:after="120"/>
-        <w:ind w:left="709" w:hanging="709"/>
-        <w:jc w:val="both"/>
-      </w:pPr>
-      <w:bookmarkStart w:id="154" w:name="Ref_peck2006if"/>
-      <w:r>
-        <w:rPr>
-          <w:rFonts w:cs="Times New Roman"/>
-        </w:rPr>
-        <w:t xml:space="preserve">Peck, J. and Childers, T. L. (2006). If i touch it i have to have it: Individual and environmental influences on impulse purchasing. </w:t>
-      </w:r>
-      <w:r>
-        <w:rPr>
-          <w:rFonts w:cs="Times New Roman"/>
-          <w:i/>
-        </w:rPr>
-        <w:t>Journal of Business Research</w:t>
-      </w:r>
-      <w:r>
-        <w:rPr>
-          <w:rFonts w:cs="Times New Roman"/>
-        </w:rPr>
-        <w:t>, 59(6):765–769.</w:t>
-      </w:r>
-      <w:bookmarkEnd w:id="154"/>
-    </w:p>
-    <w:p>
-      <w:pPr>
-        <w:spacing w:after="120"/>
-        <w:ind w:left="709" w:hanging="709"/>
-        <w:jc w:val="both"/>
-      </w:pPr>
-      <w:bookmarkStart w:id="155" w:name="Ref_pranggabayu2022pengaruh"/>
-      <w:r>
-        <w:rPr>
-          <w:rFonts w:cs="Times New Roman"/>
-        </w:rPr>
-        <w:t xml:space="preserve">Pranggabayu, B. and Andjarwati, A. L. (2022). Pengaruh hedonic shopping motivation dan store atmosphere terhadap impulsive buying. </w:t>
-      </w:r>
-      <w:r>
-        <w:rPr>
-          <w:rFonts w:cs="Times New Roman"/>
-          <w:i/>
-        </w:rPr>
-        <w:t>Sibatik Journal</w:t>
-      </w:r>
-      <w:r>
-        <w:rPr>
-          <w:rFonts w:cs="Times New Roman"/>
-        </w:rPr>
-        <w:t>, 1(6):951–966.</w:t>
-      </w:r>
-      <w:bookmarkEnd w:id="155"/>
-    </w:p>
-    <w:p>
-      <w:pPr>
-        <w:spacing w:after="120"/>
-        <w:ind w:left="709" w:hanging="709"/>
-        <w:jc w:val="both"/>
-      </w:pPr>
-      <w:bookmarkStart w:id="156" w:name="Ref_pricecharting2024"/>
+      <w:bookmarkStart w:id="144" w:name="Ref_pricecharting2024"/>
       <w:r>
         <w:rPr>
           <w:rFonts w:cs="Times New Roman"/>
@@ -33183,7 +30881,7 @@
         </w:rPr>
         <w:t xml:space="preserve"> (Diakses 18 September 2026).</w:t>
       </w:r>
-      <w:bookmarkEnd w:id="156"/>
+      <w:bookmarkEnd w:id="144"/>
     </w:p>
     <w:p>
       <w:pPr>
@@ -33191,7 +30889,7 @@
         <w:ind w:left="709" w:hanging="709"/>
         <w:jc w:val="both"/>
       </w:pPr>
-      <w:bookmarkStart w:id="157" w:name="Ref_rook1987buying"/>
+      <w:bookmarkStart w:id="145" w:name="Ref_rook1987buying"/>
       <w:r>
         <w:rPr>
           <w:rFonts w:cs="Times New Roman"/>
@@ -33211,7 +30909,7 @@
         </w:rPr>
         <w:t>, 14(2):189–199.</w:t>
       </w:r>
-      <w:bookmarkEnd w:id="157"/>
+      <w:bookmarkEnd w:id="145"/>
     </w:p>
     <w:p>
       <w:pPr>
@@ -33219,7 +30917,7 @@
         <w:ind w:left="709" w:hanging="709"/>
         <w:jc w:val="both"/>
       </w:pPr>
-      <w:bookmarkStart w:id="158" w:name="Ref_rook1995normative"/>
+      <w:bookmarkStart w:id="146" w:name="Ref_rook1995normative"/>
       <w:r>
         <w:rPr>
           <w:rFonts w:cs="Times New Roman"/>
@@ -33239,7 +30937,7 @@
         </w:rPr>
         <w:t>, 22(3):305–313.</w:t>
       </w:r>
-      <w:bookmarkEnd w:id="158"/>
+      <w:bookmarkEnd w:id="146"/>
     </w:p>
     <w:p>
       <w:pPr>
@@ -33247,7 +30945,7 @@
         <w:ind w:left="709" w:hanging="709"/>
         <w:jc w:val="both"/>
       </w:pPr>
-      <w:bookmarkStart w:id="159" w:name="Ref_sekaran2016research"/>
+      <w:bookmarkStart w:id="147" w:name="Ref_sekaran2016research"/>
       <w:r>
         <w:rPr>
           <w:rFonts w:cs="Times New Roman"/>
@@ -33267,7 +30965,7 @@
         </w:rPr>
         <w:t>. John Wiley dan Sons, Chichester, West Sussex, 7th edition.</w:t>
       </w:r>
-      <w:bookmarkEnd w:id="159"/>
+      <w:bookmarkEnd w:id="147"/>
     </w:p>
     <w:p>
       <w:pPr>
@@ -33275,7 +30973,7 @@
         <w:ind w:left="709" w:hanging="709"/>
         <w:jc w:val="both"/>
       </w:pPr>
-      <w:bookmarkStart w:id="160" w:name="Ref_shiller2000irrational"/>
+      <w:bookmarkStart w:id="148" w:name="Ref_shiller2000irrational"/>
       <w:r>
         <w:rPr>
           <w:rFonts w:cs="Times New Roman"/>
@@ -33295,7 +30993,7 @@
         </w:rPr>
         <w:t>. Princeton University Press, Princeton, NJ.</w:t>
       </w:r>
-      <w:bookmarkEnd w:id="160"/>
+      <w:bookmarkEnd w:id="148"/>
     </w:p>
     <w:p>
       <w:pPr>
@@ -33303,7 +31001,7 @@
         <w:ind w:left="709" w:hanging="709"/>
         <w:jc w:val="both"/>
       </w:pPr>
-      <w:bookmarkStart w:id="161" w:name="Ref_simon1955behavioral"/>
+      <w:bookmarkStart w:id="149" w:name="Ref_simon1955behavioral"/>
       <w:r>
         <w:rPr>
           <w:rFonts w:cs="Times New Roman"/>
@@ -33324,7 +31022,7 @@
         </w:rPr>
         <w:t>, 69(1):99–118.</w:t>
       </w:r>
-      <w:bookmarkEnd w:id="161"/>
+      <w:bookmarkEnd w:id="149"/>
     </w:p>
     <w:p>
       <w:pPr>
@@ -33332,7 +31030,7 @@
         <w:ind w:left="709" w:hanging="709"/>
         <w:jc w:val="both"/>
       </w:pPr>
-      <w:bookmarkStart w:id="162" w:name="Ref_spero2004approach"/>
+      <w:bookmarkStart w:id="150" w:name="Ref_spero2004approach"/>
       <w:r>
         <w:rPr>
           <w:rFonts w:cs="Times New Roman"/>
@@ -33352,7 +31050,7 @@
         </w:rPr>
         <w:t>, 7(2):153–159.</w:t>
       </w:r>
-      <w:bookmarkEnd w:id="162"/>
+      <w:bookmarkEnd w:id="150"/>
     </w:p>
     <w:p>
       <w:pPr>
@@ -33360,7 +31058,7 @@
         <w:ind w:left="709" w:hanging="709"/>
         <w:jc w:val="both"/>
       </w:pPr>
-      <w:bookmarkStart w:id="163" w:name="Ref_statista2024pokemon"/>
+      <w:bookmarkStart w:id="151" w:name="Ref_statista2024pokemon"/>
       <w:r>
         <w:rPr>
           <w:rFonts w:cs="Times New Roman"/>
@@ -33388,7 +31086,7 @@
         </w:rPr>
         <w:t xml:space="preserve"> (Diakses 18 September 2026).</w:t>
       </w:r>
-      <w:bookmarkEnd w:id="163"/>
+      <w:bookmarkEnd w:id="151"/>
     </w:p>
     <w:p>
       <w:pPr>
@@ -33396,7 +31094,7 @@
         <w:ind w:left="709" w:hanging="709"/>
         <w:jc w:val="both"/>
       </w:pPr>
-      <w:bookmarkStart w:id="164" w:name="Ref_stern1962significance"/>
+      <w:bookmarkStart w:id="152" w:name="Ref_stern1962significance"/>
       <w:r>
         <w:rPr>
           <w:rFonts w:cs="Times New Roman"/>
@@ -33416,7 +31114,7 @@
         </w:rPr>
         <w:t>, 26(2):59–62.</w:t>
       </w:r>
-      <w:bookmarkEnd w:id="164"/>
+      <w:bookmarkEnd w:id="152"/>
     </w:p>
     <w:p>
       <w:pPr>
@@ -33424,7 +31122,7 @@
         <w:ind w:left="709" w:hanging="709"/>
         <w:jc w:val="both"/>
       </w:pPr>
-      <w:bookmarkStart w:id="165" w:name="Ref_sugiyono2019metode"/>
+      <w:bookmarkStart w:id="153" w:name="Ref_sugiyono2019metode"/>
       <w:r>
         <w:rPr>
           <w:rFonts w:cs="Times New Roman"/>
@@ -33444,7 +31142,7 @@
         </w:rPr>
         <w:t>. Alfabeta, Bandung.</w:t>
       </w:r>
-      <w:bookmarkEnd w:id="165"/>
+      <w:bookmarkEnd w:id="153"/>
     </w:p>
     <w:p>
       <w:pPr>
@@ -33452,7 +31150,7 @@
         <w:ind w:left="709" w:hanging="709"/>
         <w:jc w:val="both"/>
       </w:pPr>
-      <w:bookmarkStart w:id="166" w:name="Ref_sultan2012building"/>
+      <w:bookmarkStart w:id="154" w:name="Ref_sultan2012building"/>
       <w:r>
         <w:rPr>
           <w:rFonts w:cs="Times New Roman"/>
@@ -33472,7 +31170,7 @@
         </w:rPr>
         <w:t>, 23(1):61–72.</w:t>
       </w:r>
-      <w:bookmarkEnd w:id="166"/>
+      <w:bookmarkEnd w:id="154"/>
     </w:p>
     <w:p>
       <w:pPr>
@@ -33480,7 +31178,7 @@
         <w:ind w:left="709" w:hanging="709"/>
         <w:jc w:val="both"/>
       </w:pPr>
-      <w:bookmarkStart w:id="167" w:name="Ref_tangney2004high"/>
+      <w:bookmarkStart w:id="155" w:name="Ref_tangney2004high"/>
       <w:r>
         <w:rPr>
           <w:rFonts w:cs="Times New Roman"/>
@@ -33500,7 +31198,7 @@
         </w:rPr>
         <w:t>, 72(2):271–324.</w:t>
       </w:r>
-      <w:bookmarkEnd w:id="167"/>
+      <w:bookmarkEnd w:id="155"/>
     </w:p>
     <w:p>
       <w:pPr>
@@ -33508,7 +31206,7 @@
         <w:ind w:left="709" w:hanging="709"/>
         <w:jc w:val="both"/>
       </w:pPr>
-      <w:bookmarkStart w:id="168" w:name="Ref_thaler1985mental"/>
+      <w:bookmarkStart w:id="156" w:name="Ref_thaler1985mental"/>
       <w:r>
         <w:rPr>
           <w:rFonts w:cs="Times New Roman"/>
@@ -33528,7 +31226,7 @@
         </w:rPr>
         <w:t>, 4(3):199–214.</w:t>
       </w:r>
-      <w:bookmarkEnd w:id="168"/>
+      <w:bookmarkEnd w:id="156"/>
     </w:p>
     <w:p>
       <w:pPr>
@@ -33536,7 +31234,7 @@
         <w:ind w:left="709" w:hanging="709"/>
         <w:jc w:val="both"/>
       </w:pPr>
-      <w:bookmarkStart w:id="169" w:name="Ref_thaler1981economic"/>
+      <w:bookmarkStart w:id="157" w:name="Ref_thaler1981economic"/>
       <w:r>
         <w:rPr>
           <w:rFonts w:cs="Times New Roman"/>
@@ -33556,7 +31254,7 @@
         </w:rPr>
         <w:t>, 89(2):392–406.</w:t>
       </w:r>
-      <w:bookmarkEnd w:id="169"/>
+      <w:bookmarkEnd w:id="157"/>
     </w:p>
     <w:p>
       <w:pPr>
@@ -33564,7 +31262,7 @@
         <w:ind w:left="709" w:hanging="709"/>
         <w:jc w:val="both"/>
       </w:pPr>
-      <w:bookmarkStart w:id="170" w:name="Ref_pokemoncompany2024"/>
+      <w:bookmarkStart w:id="158" w:name="Ref_pokemoncompany2024"/>
       <w:r>
         <w:rPr>
           <w:rFonts w:cs="Times New Roman"/>
@@ -33592,7 +31290,7 @@
         </w:rPr>
         <w:t xml:space="preserve"> (Diakses 15 Januari 2025).</w:t>
       </w:r>
-      <w:bookmarkEnd w:id="170"/>
+      <w:bookmarkEnd w:id="158"/>
     </w:p>
     <w:p>
       <w:pPr>
@@ -33600,7 +31298,7 @@
         <w:ind w:left="709" w:hanging="709"/>
         <w:jc w:val="both"/>
       </w:pPr>
-      <w:bookmarkStart w:id="171" w:name="Ref_tirtayasa2020effect"/>
+      <w:bookmarkStart w:id="159" w:name="Ref_tirtayasa2020effect"/>
       <w:r>
         <w:rPr>
           <w:rFonts w:cs="Times New Roman"/>
@@ -33620,7 +31318,7 @@
         </w:rPr>
         <w:t>, 2(1):18–28.</w:t>
       </w:r>
-      <w:bookmarkEnd w:id="171"/>
+      <w:bookmarkEnd w:id="159"/>
     </w:p>
     <w:p>
       <w:pPr>
@@ -33628,7 +31326,7 @@
         <w:ind w:left="709" w:hanging="709"/>
         <w:jc w:val="both"/>
       </w:pPr>
-      <w:bookmarkStart w:id="172" w:name="Ref_verplanken2001individual"/>
+      <w:bookmarkStart w:id="160" w:name="Ref_verplanken2001individual"/>
       <w:r>
         <w:rPr>
           <w:rFonts w:cs="Times New Roman"/>
@@ -33648,7 +31346,7 @@
         </w:rPr>
         <w:t>, 15(S1):S71–S83.</w:t>
       </w:r>
-      <w:bookmarkEnd w:id="172"/>
+      <w:bookmarkEnd w:id="160"/>
     </w:p>
     <w:p>
       <w:pPr>
@@ -33656,7 +31354,7 @@
         <w:ind w:left="709" w:hanging="709"/>
         <w:jc w:val="both"/>
       </w:pPr>
-      <w:bookmarkStart w:id="173" w:name="Ref_vohs2007spent"/>
+      <w:bookmarkStart w:id="161" w:name="Ref_vohs2007spent"/>
       <w:r>
         <w:rPr>
           <w:rFonts w:cs="Times New Roman"/>
@@ -33677,7 +31375,7 @@
         </w:rPr>
         <w:t>, 33(4):537–547.</w:t>
       </w:r>
-      <w:bookmarkEnd w:id="173"/>
+      <w:bookmarkEnd w:id="161"/>
     </w:p>
     <w:p>
       <w:pPr>
@@ -33685,7 +31383,7 @@
         <w:ind w:left="709" w:hanging="709"/>
         <w:jc w:val="both"/>
       </w:pPr>
-      <w:bookmarkStart w:id="174" w:name="Ref_zeigarnik1927behalten"/>
+      <w:bookmarkStart w:id="162" w:name="Ref_zeigarnik1927behalten"/>
       <w:r>
         <w:rPr>
           <w:rFonts w:cs="Times New Roman"/>
@@ -33705,7 +31403,7 @@
         </w:rPr>
         <w:t>, 9:1–85.</w:t>
       </w:r>
-      <w:bookmarkEnd w:id="174"/>
+      <w:bookmarkEnd w:id="162"/>
     </w:p>
     <w:p>
       <w:pPr>
@@ -33713,7 +31411,7 @@
         <w:ind w:left="709" w:hanging="709"/>
         <w:jc w:val="both"/>
       </w:pPr>
-      <w:bookmarkStart w:id="175" w:name="Ref_zheng2019impact"/>
+      <w:bookmarkStart w:id="163" w:name="Ref_zheng2019impact"/>
       <w:r>
         <w:rPr>
           <w:rFonts w:cs="Times New Roman"/>
@@ -33733,7 +31431,7 @@
         </w:rPr>
         <w:t>, 48:151–160.</w:t>
       </w:r>
-      <w:bookmarkEnd w:id="175"/>
+      <w:bookmarkEnd w:id="163"/>
     </w:p>
     <w:sectPr>
       <w:headerReference w:type="default" r:id="rId21"/>
@@ -33808,7 +31506,7 @@
         <w:bCs/>
         <w:szCs w:val="20"/>
       </w:rPr>
-      <w:t>ii</w:t>
+      <w:t>i</w:t>
     </w:r>
     <w:r>
       <w:rPr>
@@ -34078,31 +31776,31 @@
       </w:rPr>
     </w:lvl>
   </w:abstractNum>
-  <w:num w:numId="1" w16cid:durableId="970355789">
+  <w:num w:numId="1" w16cid:durableId="99644098">
     <w:abstractNumId w:val="8"/>
   </w:num>
-  <w:num w:numId="2" w16cid:durableId="956527120">
+  <w:num w:numId="2" w16cid:durableId="628165707">
     <w:abstractNumId w:val="6"/>
   </w:num>
-  <w:num w:numId="3" w16cid:durableId="546255663">
+  <w:num w:numId="3" w16cid:durableId="5257763">
     <w:abstractNumId w:val="5"/>
   </w:num>
-  <w:num w:numId="4" w16cid:durableId="235937147">
+  <w:num w:numId="4" w16cid:durableId="379402536">
     <w:abstractNumId w:val="4"/>
   </w:num>
-  <w:num w:numId="5" w16cid:durableId="1600866867">
+  <w:num w:numId="5" w16cid:durableId="1218971102">
     <w:abstractNumId w:val="7"/>
   </w:num>
-  <w:num w:numId="6" w16cid:durableId="867984051">
+  <w:num w:numId="6" w16cid:durableId="1324889271">
     <w:abstractNumId w:val="3"/>
   </w:num>
-  <w:num w:numId="7" w16cid:durableId="1659961540">
+  <w:num w:numId="7" w16cid:durableId="1594164991">
     <w:abstractNumId w:val="2"/>
   </w:num>
-  <w:num w:numId="8" w16cid:durableId="1003166643">
+  <w:num w:numId="8" w16cid:durableId="935022500">
     <w:abstractNumId w:val="1"/>
   </w:num>
-  <w:num w:numId="9" w16cid:durableId="362101973">
+  <w:num w:numId="9" w16cid:durableId="630592750">
     <w:abstractNumId w:val="0"/>
   </w:num>
 </w:numbering>
@@ -45543,7 +43241,7 @@
     <w:autoRedefine/>
     <w:uiPriority w:val="39"/>
     <w:unhideWhenUsed/>
-    <w:rsid w:val="00395842"/>
+    <w:rsid w:val="001910B4"/>
     <w:pPr>
       <w:spacing w:after="40" w:line="240" w:lineRule="auto"/>
     </w:pPr>
@@ -45559,7 +43257,7 @@
     <w:autoRedefine/>
     <w:uiPriority w:val="39"/>
     <w:unhideWhenUsed/>
-    <w:rsid w:val="00395842"/>
+    <w:rsid w:val="001910B4"/>
     <w:pPr>
       <w:spacing w:after="40" w:line="240" w:lineRule="auto"/>
       <w:ind w:left="360"/>
@@ -45575,7 +43273,7 @@
     <w:autoRedefine/>
     <w:uiPriority w:val="39"/>
     <w:unhideWhenUsed/>
-    <w:rsid w:val="00395842"/>
+    <w:rsid w:val="001910B4"/>
     <w:pPr>
       <w:spacing w:after="40" w:line="240" w:lineRule="auto"/>
       <w:ind w:left="720"/>
@@ -45590,7 +43288,7 @@
     <w:basedOn w:val="DefaultParagraphFont"/>
     <w:uiPriority w:val="99"/>
     <w:unhideWhenUsed/>
-    <w:rsid w:val="00395842"/>
+    <w:rsid w:val="001910B4"/>
     <w:rPr>
       <w:color w:val="0000FF" w:themeColor="hyperlink"/>
       <w:u w:val="single"/>

--- a/01_Naskah_Utama/Proposal_Arthur_PokemonTCG.docx
+++ b/01_Naskah_Utama/Proposal_Arthur_PokemonTCG.docx
@@ -12,7 +12,7 @@
           <w:noProof/>
         </w:rPr>
         <w:drawing>
-          <wp:inline distT="0" distB="0" distL="0" distR="0" wp14:anchorId="0B29832F" wp14:editId="529A48BD">
+          <wp:inline distT="0" distB="0" distL="0" distR="0" wp14:anchorId="0A99654F" wp14:editId="39D02FF0">
             <wp:extent cx="1152000" cy="1152000"/>
             <wp:effectExtent l="0" t="0" r="0" b="0"/>
             <wp:docPr id="1" name="Picture 1"/>
@@ -301,22 +301,13 @@
           <w14:ligatures w14:val="standardContextual"/>
         </w:rPr>
       </w:pPr>
-      <w:hyperlink w:anchor="_Toc241092156" w:history="1">
+      <w:hyperlink w:anchor="_Toc241178675" w:history="1">
         <w:r>
           <w:rPr>
             <w:noProof/>
             <w:color w:val="000000"/>
           </w:rPr>
-          <w:lastRenderedPageBreak/>
-          <w:t>DA</w:t>
-        </w:r>
-        <w:r>
-          <w:rPr>
-            <w:noProof/>
-            <w:color w:val="000000"/>
-          </w:rPr>
-          <w:lastRenderedPageBreak/>
-          <w:t>FTAR TABEL</w:t>
+          <w:t>DAFTAR TABEL</w:t>
         </w:r>
         <w:r>
           <w:rPr>
@@ -380,13 +371,13 @@
           <w14:ligatures w14:val="standardContextual"/>
         </w:rPr>
       </w:pPr>
-      <w:hyperlink w:anchor="TOC_BAB_1_PENDAHULUAN" w:history="1">
+      <w:hyperlink w:anchor="TOC_BAB_1_PENDAHULUAN_A_ID_BAB_1_PENDAHU" w:history="1">
         <w:r>
           <w:rPr>
             <w:noProof/>
             <w:color w:val="000000"/>
           </w:rPr>
-          <w:t>BAB 1 PENDAHULUAN</w:t>
+          <w:t>BAB 1 PENDAHULUAN &lt;A ID="BAB-1-PENDAHULUAN"&gt;&lt;/A&gt;</w:t>
         </w:r>
         <w:r>
           <w:rPr>
@@ -414,13 +405,13 @@
           <w14:ligatures w14:val="standardContextual"/>
         </w:rPr>
       </w:pPr>
-      <w:hyperlink w:anchor="TOC_1_1_LATAR_BELAKANG_PENELITIAN" w:history="1">
+      <w:hyperlink w:anchor="TOC_1_1_LATAR_BELAKANG_PENELITIAN_A_ID_1" w:history="1">
         <w:r>
           <w:rPr>
             <w:noProof/>
             <w:color w:val="000000"/>
           </w:rPr>
-          <w:t>1.1 Latar Belakang Penelitian</w:t>
+          <w:t>1.1 Latar Belakang Penelitian &lt;a id="11-latar-belakang-penelitian"&gt;&lt;/a&gt;</w:t>
         </w:r>
         <w:r>
           <w:rPr>
@@ -448,13 +439,13 @@
           <w14:ligatures w14:val="standardContextual"/>
         </w:rPr>
       </w:pPr>
-      <w:hyperlink w:anchor="TOC_1_2_PERUMUSAN_MASALAH" w:history="1">
+      <w:hyperlink w:anchor="TOC_1_2_PERUMUSAN_MASALAH_A_ID_12_PERUMU" w:history="1">
         <w:r>
           <w:rPr>
             <w:noProof/>
             <w:color w:val="000000"/>
           </w:rPr>
-          <w:t>1.2 Perumusan Masalah</w:t>
+          <w:t>1.2 Perumusan Masalah &lt;a id="12-perumusan-masalah"&gt;&lt;/a&gt;</w:t>
         </w:r>
         <w:r>
           <w:rPr>
@@ -482,13 +473,13 @@
           <w14:ligatures w14:val="standardContextual"/>
         </w:rPr>
       </w:pPr>
-      <w:hyperlink w:anchor="TOC_1_3_TUJUAN_PENELITIAN" w:history="1">
+      <w:hyperlink w:anchor="TOC_1_3_TUJUAN_PENELITIAN_A_ID_13_TUJUAN" w:history="1">
         <w:r>
           <w:rPr>
             <w:noProof/>
             <w:color w:val="000000"/>
           </w:rPr>
-          <w:t>1.3 Tujuan Penelitian</w:t>
+          <w:t>1.3 Tujuan Penelitian &lt;a id="13-tujuan-penelitian"&gt;&lt;/a&gt;</w:t>
         </w:r>
         <w:r>
           <w:rPr>
@@ -516,13 +507,13 @@
           <w14:ligatures w14:val="standardContextual"/>
         </w:rPr>
       </w:pPr>
-      <w:hyperlink w:anchor="TOC_1_4_MANFAAT_PENELITIAN" w:history="1">
+      <w:hyperlink w:anchor="TOC_1_4_MANFAAT_PENELITIAN_A_ID_14_MANFA" w:history="1">
         <w:r>
           <w:rPr>
             <w:noProof/>
             <w:color w:val="000000"/>
           </w:rPr>
-          <w:t>1.4 Manfaat Penelitian</w:t>
+          <w:t>1.4 Manfaat Penelitian &lt;a id="14-manfaat-penelitian"&gt;&lt;/a&gt;</w:t>
         </w:r>
         <w:r>
           <w:rPr>
@@ -551,13 +542,13 @@
           <w14:ligatures w14:val="standardContextual"/>
         </w:rPr>
       </w:pPr>
-      <w:hyperlink w:anchor="TOC_1_4_1_MANFAAT_TEORITIS" w:history="1">
+      <w:hyperlink w:anchor="TOC_1_4_1_MANFAAT_TEORETIS_A_ID_141_MANF" w:history="1">
         <w:r>
           <w:rPr>
             <w:noProof/>
             <w:color w:val="000000"/>
           </w:rPr>
-          <w:t>1.4.1 Manfaat Teoritis</w:t>
+          <w:t>1.4.1 Manfaat Teoretis &lt;a id="141-manfaat-teoretis"&gt;&lt;/a&gt;</w:t>
         </w:r>
         <w:r>
           <w:rPr>
@@ -586,13 +577,13 @@
           <w14:ligatures w14:val="standardContextual"/>
         </w:rPr>
       </w:pPr>
-      <w:hyperlink w:anchor="TOC_1_4_2_MANFAAT_PRAKTIS" w:history="1">
+      <w:hyperlink w:anchor="TOC_1_4_2_MANFAAT_PRAKTIS_A_ID_142_MANFA" w:history="1">
         <w:r>
           <w:rPr>
             <w:noProof/>
             <w:color w:val="000000"/>
           </w:rPr>
-          <w:t>1.4.2 Manfaat Praktis</w:t>
+          <w:t>1.4.2 Manfaat Praktis &lt;a id="142-manfaat-praktis"&gt;&lt;/a&gt;</w:t>
         </w:r>
         <w:r>
           <w:rPr>
@@ -627,7 +618,7 @@
             <w:noProof/>
             <w:color w:val="000000"/>
           </w:rPr>
-          <w:t>BAB 2 KAJIAN PUSTAKA DAN PENGEMBANGAN HIPOTESIS</w:t>
+          <w:t>BAB 2 KAJIAN PUSTAKA DAN PENGEMBANGAN HIPOTESIS &lt;A ID="BAB-2-KAJIAN-PUSTAKA-DAN-PENGEMBANGAN-HIPOTESIS"&gt;&lt;/A&gt;</w:t>
         </w:r>
         <w:r>
           <w:rPr>
@@ -655,13 +646,13 @@
           <w14:ligatures w14:val="standardContextual"/>
         </w:rPr>
       </w:pPr>
-      <w:hyperlink w:anchor="TOC_2_1_LANDASAN_TEORI" w:history="1">
+      <w:hyperlink w:anchor="TOC_2_1_LANDASAN_TEORI_A_ID_21_LANDASAN_" w:history="1">
         <w:r>
           <w:rPr>
             <w:noProof/>
             <w:color w:val="000000"/>
           </w:rPr>
-          <w:t>2.1 Landasan Teori</w:t>
+          <w:t>2.1 Landasan Teori &lt;a id="21-landasan-teori"&gt;&lt;/a&gt;</w:t>
         </w:r>
         <w:r>
           <w:rPr>
@@ -696,7 +687,7 @@
             <w:noProof/>
             <w:color w:val="000000"/>
           </w:rPr>
-          <w:t>2.1.1 Grand Theory: Keuangan Perilaku (Behavioral Finance)</w:t>
+          <w:t>2.1.1 Grand Theory: Keuangan Perilaku (Behavioral Finance) &lt;a id="211-grand-theory-keuangan-perilaku-behavioral-finance"&gt;&lt;/a&gt;</w:t>
         </w:r>
         <w:r>
           <w:rPr>
@@ -731,7 +722,7 @@
             <w:noProof/>
             <w:color w:val="000000"/>
           </w:rPr>
-          <w:t>2.1.2 Supporting Theory: Teori Stimulus-Organism-Response (S-O-R)</w:t>
+          <w:t>2.1.2 Supporting Theory: Teori Stimulus-Organism-Response (S-O-R) &lt;a id="212-supporting-theory-teori-stimulus-organism-response-s-o-r"&gt;&lt;/a&gt;</w:t>
         </w:r>
         <w:r>
           <w:rPr>
@@ -766,7 +757,7 @@
             <w:noProof/>
             <w:color w:val="000000"/>
           </w:rPr>
-          <w:t>2.1.3 Supporting Theory: Psikologi Kolektor dan Collection-Goal Tipping Point Effect</w:t>
+          <w:t>2.1.3 Supporting Theory: Psikologi Kolektor dan Collection-Goal Tipping Point Effect &lt;a id="213-supporting-theory-psikologi-kolektor-dan-collection-goal-tipping-point-effect"&gt;&lt;/a&gt;</w:t>
         </w:r>
         <w:r>
           <w:rPr>
@@ -801,7 +792,7 @@
             <w:noProof/>
             <w:color w:val="000000"/>
           </w:rPr>
-          <w:t>2.1.4 Supporting Theory: Teori Regulasi Diri (Self-Regulation Theory)</w:t>
+          <w:t>2.1.4 Supporting Theory: Teori Regulasi Diri (Self-Regulation Theory) &lt;a id="214-supporting-theory-teori-regulasi-diri-self-regulation-theory"&gt;&lt;/a&gt;</w:t>
         </w:r>
         <w:r>
           <w:rPr>
@@ -829,13 +820,13 @@
           <w14:ligatures w14:val="standardContextual"/>
         </w:rPr>
       </w:pPr>
-      <w:hyperlink w:anchor="TOC_2_2_KAJIAN_VARIABEL_PENELITIAN" w:history="1">
+      <w:hyperlink w:anchor="TOC_2_2_KAJIAN_VARIABEL_PENELITIAN_A_ID_" w:history="1">
         <w:r>
           <w:rPr>
             <w:noProof/>
             <w:color w:val="000000"/>
           </w:rPr>
-          <w:t>2.2 Kajian Variabel Penelitian</w:t>
+          <w:t>2.2 Kajian Variabel Penelitian &lt;a id="22-kajian-variabel-penelitian"&gt;&lt;/a&gt;</w:t>
         </w:r>
         <w:r>
           <w:rPr>
@@ -870,7 +861,7 @@
             <w:noProof/>
             <w:color w:val="000000"/>
           </w:rPr>
-          <w:t>2.2.1 Variabel Dependen (Y): Impulsive Buying (Pembelian Impulsif)</w:t>
+          <w:t>2.2.1 Variabel Dependen (Y): Impulsive Buying (Pembelian Impulsif) &lt;a id="221-variabel-dependen-y-impulsive-buying-pembelian-impulsif"&gt;&lt;/a&gt;</w:t>
         </w:r>
         <w:r>
           <w:rPr>
@@ -905,7 +896,7 @@
             <w:noProof/>
             <w:color w:val="000000"/>
           </w:rPr>
-          <w:t>2.2.2 Variabel Independen (X₁): Hedonic Motivation (Motivasi Hedonis)</w:t>
+          <w:t>2.2.2 Variabel Independen (X₁): Hedonic Motivation (Motivasi Hedonis) &lt;a id="222-variabel-independen-x_1-hedonic-motivation-motivasi-hedonis"&gt;&lt;/a&gt;</w:t>
         </w:r>
         <w:r>
           <w:rPr>
@@ -940,7 +931,7 @@
             <w:noProof/>
             <w:color w:val="000000"/>
           </w:rPr>
-          <w:t>2.2.3 Variabel Independen (X₂): Desire for Completeness (Hasrat Kelengkapan Koleksi)</w:t>
+          <w:t>2.2.3 Variabel Independen (X₂): Desire for Completeness (Hasrat Kelengkapan Koleksi) &lt;a id="223-variabel-independen-x_2-desire-for-completeness-hasrat-kelengkapan-koleksi"&gt;&lt;/a&gt;</w:t>
         </w:r>
         <w:r>
           <w:rPr>
@@ -975,7 +966,7 @@
             <w:noProof/>
             <w:color w:val="000000"/>
           </w:rPr>
-          <w:t>2.2.4 Variabel Independen (X₃): Speculative Motive (Motif Spekulasi Finansial)</w:t>
+          <w:t>2.2.4 Variabel Independen (X₃): Speculative Motive (Motif Spekulasi Finansial) &lt;a id="224-variabel-independen-x_3-speculative-motive-motif-spekulasi-finansial"&gt;&lt;/a&gt;</w:t>
         </w:r>
         <w:r>
           <w:rPr>
@@ -1025,41 +1016,7 @@
             <w:noProof/>
             <w:color w:val="000000"/>
           </w:rPr>
-          <w:t>): Self-Control (Kontrol Diri)</w:t>
-        </w:r>
-        <w:r>
-          <w:rPr>
-            <w:noProof/>
-            <w:color w:val="000000"/>
-          </w:rPr>
-          <w:tab/>
-          <w:t>15</w:t>
-        </w:r>
-      </w:hyperlink>
-    </w:p>
-    <w:p>
-      <w:pPr>
-        <w:pStyle w:val="TOC2"/>
-        <w:tabs>
-          <w:tab w:val="right" w:leader="dot" w:pos="7927"/>
-        </w:tabs>
-        <w:rPr>
-          <w:rFonts w:asciiTheme="minorHAnsi" w:hAnsiTheme="minorHAnsi" w:cstheme="minorBidi"/>
-          <w:noProof/>
-          <w:color w:val="auto"/>
-          <w:kern w:val="2"/>
-          <w:szCs w:val="24"/>
-          <w:lang w:val="en-ID" w:eastAsia="en-ID"/>
-          <w14:ligatures w14:val="standardContextual"/>
-        </w:rPr>
-      </w:pPr>
-      <w:hyperlink w:anchor="TOC_2_3_PENELITIAN_SEBELUMNYA" w:history="1">
-        <w:r>
-          <w:rPr>
-            <w:noProof/>
-            <w:color w:val="000000"/>
-          </w:rPr>
-          <w:t>2.3 Penelitian Sebelumnya</w:t>
+          <w:t>): Self-Control (Kontrol Diri) &lt;a id="225-variabel-moderasi-m-self-control-kontrol-diri"&gt;&lt;/a&gt;</w:t>
         </w:r>
         <w:r>
           <w:rPr>
@@ -1087,13 +1044,13 @@
           <w14:ligatures w14:val="standardContextual"/>
         </w:rPr>
       </w:pPr>
-      <w:hyperlink w:anchor="TOC_2_4_PENGEMBANGAN_HIPOTESIS" w:history="1">
+      <w:hyperlink w:anchor="TOC_2_3_PENELITIAN_SEBELUMNYA_A_ID_23_PE" w:history="1">
         <w:r>
           <w:rPr>
             <w:noProof/>
             <w:color w:val="000000"/>
           </w:rPr>
-          <w:t>2.4 Pengembangan Hipotesis</w:t>
+          <w:t>2.3 Penelitian Sebelumnya &lt;a id="23-penelitian-sebelumnya"&gt;&lt;/a&gt;</w:t>
         </w:r>
         <w:r>
           <w:rPr>
@@ -1101,13 +1058,13 @@
             <w:color w:val="000000"/>
           </w:rPr>
           <w:tab/>
-          <w:t>17</w:t>
+          <w:t>16</w:t>
         </w:r>
       </w:hyperlink>
     </w:p>
     <w:p>
       <w:pPr>
-        <w:pStyle w:val="TOC3"/>
+        <w:pStyle w:val="TOC2"/>
         <w:tabs>
           <w:tab w:val="right" w:leader="dot" w:pos="7927"/>
         </w:tabs>
@@ -1116,89 +1073,18 @@
           <w:noProof/>
           <w:color w:val="auto"/>
           <w:kern w:val="2"/>
-          <w:sz w:val="24"/>
           <w:szCs w:val="24"/>
           <w:lang w:val="en-ID" w:eastAsia="en-ID"/>
           <w14:ligatures w14:val="standardContextual"/>
         </w:rPr>
       </w:pPr>
-      <w:hyperlink w:anchor="TOC_2_4_1_PENGARUH_HEDONIC_MOTIVATION_TE" w:history="1">
+      <w:hyperlink w:anchor="TOC_2_4_PENGEMBANGAN_HIPOTESIS_A_ID_24_P" w:history="1">
         <w:r>
           <w:rPr>
             <w:noProof/>
             <w:color w:val="000000"/>
           </w:rPr>
-          <w:t>2.4.1 Pengaruh Hedonic Motivation terhadap Impulsive Buying</w:t>
-        </w:r>
-        <w:r>
-          <w:rPr>
-            <w:noProof/>
-            <w:color w:val="000000"/>
-          </w:rPr>
-          <w:tab/>
-          <w:t>17</w:t>
-        </w:r>
-      </w:hyperlink>
-    </w:p>
-    <w:p>
-      <w:pPr>
-        <w:pStyle w:val="TOC3"/>
-        <w:tabs>
-          <w:tab w:val="right" w:leader="dot" w:pos="7927"/>
-        </w:tabs>
-        <w:rPr>
-          <w:rFonts w:asciiTheme="minorHAnsi" w:hAnsiTheme="minorHAnsi" w:cstheme="minorBidi"/>
-          <w:noProof/>
-          <w:color w:val="auto"/>
-          <w:kern w:val="2"/>
-          <w:sz w:val="24"/>
-          <w:szCs w:val="24"/>
-          <w:lang w:val="en-ID" w:eastAsia="en-ID"/>
-          <w14:ligatures w14:val="standardContextual"/>
-        </w:rPr>
-      </w:pPr>
-      <w:hyperlink w:anchor="TOC_2_4_2_PENGARUH_DESIRE_FOR_COMPLETENE" w:history="1">
-        <w:r>
-          <w:rPr>
-            <w:noProof/>
-            <w:color w:val="000000"/>
-          </w:rPr>
-          <w:t>2.4.2 Pengaruh Desire for Completeness terhadap Impulsive Buying</w:t>
-        </w:r>
-        <w:r>
-          <w:rPr>
-            <w:noProof/>
-            <w:color w:val="000000"/>
-          </w:rPr>
-          <w:tab/>
-          <w:t>18</w:t>
-        </w:r>
-      </w:hyperlink>
-    </w:p>
-    <w:p>
-      <w:pPr>
-        <w:pStyle w:val="TOC3"/>
-        <w:tabs>
-          <w:tab w:val="right" w:leader="dot" w:pos="7927"/>
-        </w:tabs>
-        <w:rPr>
-          <w:rFonts w:asciiTheme="minorHAnsi" w:hAnsiTheme="minorHAnsi" w:cstheme="minorBidi"/>
-          <w:noProof/>
-          <w:color w:val="auto"/>
-          <w:kern w:val="2"/>
-          <w:sz w:val="24"/>
-          <w:szCs w:val="24"/>
-          <w:lang w:val="en-ID" w:eastAsia="en-ID"/>
-          <w14:ligatures w14:val="standardContextual"/>
-        </w:rPr>
-      </w:pPr>
-      <w:hyperlink w:anchor="TOC_2_4_3_PENGARUH_SPECULATIVE_MOTIVE_TE" w:history="1">
-        <w:r>
-          <w:rPr>
-            <w:noProof/>
-            <w:color w:val="000000"/>
-          </w:rPr>
-          <w:t>2.4.3 Pengaruh Speculative Motive terhadap Impulsive Buying</w:t>
+          <w:t>2.4 Pengembangan Hipotesis &lt;a id="24-pengembangan-hipotesis"&gt;&lt;/a&gt;</w:t>
         </w:r>
         <w:r>
           <w:rPr>
@@ -1227,13 +1113,13 @@
           <w14:ligatures w14:val="standardContextual"/>
         </w:rPr>
       </w:pPr>
-      <w:hyperlink w:anchor="TOC_2_4_4_PENGARUH_MODERASI_SELF_CONTROL" w:history="1">
+      <w:hyperlink w:anchor="TOC_2_4_1_PENGARUH_HEDONIC_MOTIVATION_TE" w:history="1">
         <w:r>
           <w:rPr>
             <w:noProof/>
             <w:color w:val="000000"/>
           </w:rPr>
-          <w:t>2.4.4 Pengaruh Moderasi Self-Control terhadap Hubungan Hedonic Motivation dan Impulsive Buying</w:t>
+          <w:t>2.4.1 Pengaruh Hedonic Motivation terhadap Impulsive Buying &lt;a id="241-pengaruh-hedonic-motivation-terhadap-impulsive-buying"&gt;&lt;/a&gt;</w:t>
         </w:r>
         <w:r>
           <w:rPr>
@@ -1262,13 +1148,48 @@
           <w14:ligatures w14:val="standardContextual"/>
         </w:rPr>
       </w:pPr>
-      <w:hyperlink w:anchor="TOC_2_4_5_PENGARUH_MODERASI_SELF_CONTROL" w:history="1">
+      <w:hyperlink w:anchor="TOC_2_4_2_PENGARUH_DESIRE_FOR_COMPLETENE" w:history="1">
         <w:r>
           <w:rPr>
             <w:noProof/>
             <w:color w:val="000000"/>
           </w:rPr>
-          <w:t>2.4.5 Pengaruh Moderasi Self-Control terhadap Hubungan Desire for Completeness dan Impulsive Buying</w:t>
+          <w:t>2.4.2 Pengaruh Desire for Completeness terhadap Impulsive Buying &lt;a id="242-pengaruh-desire-for-completeness-terhadap-impulsive-buying"&gt;&lt;/a&gt;</w:t>
+        </w:r>
+        <w:r>
+          <w:rPr>
+            <w:noProof/>
+            <w:color w:val="000000"/>
+          </w:rPr>
+          <w:tab/>
+          <w:t>19</w:t>
+        </w:r>
+      </w:hyperlink>
+    </w:p>
+    <w:p>
+      <w:pPr>
+        <w:pStyle w:val="TOC3"/>
+        <w:tabs>
+          <w:tab w:val="right" w:leader="dot" w:pos="7927"/>
+        </w:tabs>
+        <w:rPr>
+          <w:rFonts w:asciiTheme="minorHAnsi" w:hAnsiTheme="minorHAnsi" w:cstheme="minorBidi"/>
+          <w:noProof/>
+          <w:color w:val="auto"/>
+          <w:kern w:val="2"/>
+          <w:sz w:val="24"/>
+          <w:szCs w:val="24"/>
+          <w:lang w:val="en-ID" w:eastAsia="en-ID"/>
+          <w14:ligatures w14:val="standardContextual"/>
+        </w:rPr>
+      </w:pPr>
+      <w:hyperlink w:anchor="TOC_2_4_3_PENGARUH_SPECULATIVE_MOTIVE_TE" w:history="1">
+        <w:r>
+          <w:rPr>
+            <w:noProof/>
+            <w:color w:val="000000"/>
+          </w:rPr>
+          <w:t>2.4.3 Pengaruh Speculative Motive terhadap Impulsive Buying &lt;a id="243-pengaruh-speculative-motive-terhadap-impulsive-buying"&gt;&lt;/a&gt;</w:t>
         </w:r>
         <w:r>
           <w:rPr>
@@ -1297,13 +1218,13 @@
           <w14:ligatures w14:val="standardContextual"/>
         </w:rPr>
       </w:pPr>
-      <w:hyperlink w:anchor="TOC_2_4_6_PENGARUH_MODERASI_SELF_CONTROL" w:history="1">
+      <w:hyperlink w:anchor="TOC_2_4_4_PENGARUH_MODERASI_SELF_CONTROL" w:history="1">
         <w:r>
           <w:rPr>
             <w:noProof/>
             <w:color w:val="000000"/>
           </w:rPr>
-          <w:t>2.4.6 Pengaruh Moderasi Self-Control terhadap Hubungan Speculative Motive dan Impulsive Buying</w:t>
+          <w:t>2.4.4 Pengaruh Moderasi Self-Control terhadap Hubungan Hedonic Motivation dan Impulsive Buying &lt;a id="244-pengaruh-moderasi-self-control-terhadap-hubungan-hedonic-motivation-dan-impulsive-buying"&gt;&lt;/a&gt;</w:t>
         </w:r>
         <w:r>
           <w:rPr>
@@ -1317,7 +1238,7 @@
     </w:p>
     <w:p>
       <w:pPr>
-        <w:pStyle w:val="TOC2"/>
+        <w:pStyle w:val="TOC3"/>
         <w:tabs>
           <w:tab w:val="right" w:leader="dot" w:pos="7927"/>
         </w:tabs>
@@ -1326,18 +1247,19 @@
           <w:noProof/>
           <w:color w:val="auto"/>
           <w:kern w:val="2"/>
+          <w:sz w:val="24"/>
           <w:szCs w:val="24"/>
           <w:lang w:val="en-ID" w:eastAsia="en-ID"/>
           <w14:ligatures w14:val="standardContextual"/>
         </w:rPr>
       </w:pPr>
-      <w:hyperlink w:anchor="TOC_2_5_RERANGKA_PENELITIAN" w:history="1">
+      <w:hyperlink w:anchor="TOC_2_4_5_PENGARUH_MODERASI_SELF_CONTROL" w:history="1">
         <w:r>
           <w:rPr>
             <w:noProof/>
             <w:color w:val="000000"/>
           </w:rPr>
-          <w:t>2.5 Rerangka Penelitian</w:t>
+          <w:t>2.4.5 Pengaruh Moderasi Self-Control terhadap Hubungan Desire for Completeness dan Impulsive Buying &lt;a id="245-pengaruh-moderasi-self-control-terhadap-hubungan-desire-for-completeness-dan-impulsive-buying"&gt;&lt;/a&gt;</w:t>
         </w:r>
         <w:r>
           <w:rPr>
@@ -1351,28 +1273,28 @@
     </w:p>
     <w:p>
       <w:pPr>
-        <w:pStyle w:val="TOC1"/>
+        <w:pStyle w:val="TOC3"/>
         <w:tabs>
           <w:tab w:val="right" w:leader="dot" w:pos="7927"/>
         </w:tabs>
         <w:rPr>
           <w:rFonts w:asciiTheme="minorHAnsi" w:hAnsiTheme="minorHAnsi" w:cstheme="minorBidi"/>
-          <w:b w:val="0"/>
           <w:noProof/>
           <w:color w:val="auto"/>
           <w:kern w:val="2"/>
+          <w:sz w:val="24"/>
           <w:szCs w:val="24"/>
           <w:lang w:val="en-ID" w:eastAsia="en-ID"/>
           <w14:ligatures w14:val="standardContextual"/>
         </w:rPr>
       </w:pPr>
-      <w:hyperlink w:anchor="TOC_BAB_3_METODE_PENELITIAN" w:history="1">
+      <w:hyperlink w:anchor="TOC_2_4_6_PENGARUH_MODERASI_SELF_CONTROL" w:history="1">
         <w:r>
           <w:rPr>
             <w:noProof/>
             <w:color w:val="000000"/>
           </w:rPr>
-          <w:t>BAB 3 METODE PENELITIAN</w:t>
+          <w:t>2.4.6 Pengaruh Moderasi Self-Control terhadap Hubungan Speculative Motive dan Impulsive Buying &lt;a id="246-pengaruh-moderasi-self-control-terhadap-hubungan-speculative-motive-dan-impulsive-buying"&gt;&lt;/a&gt;</w:t>
         </w:r>
         <w:r>
           <w:rPr>
@@ -1400,82 +1322,13 @@
           <w14:ligatures w14:val="standardContextual"/>
         </w:rPr>
       </w:pPr>
-      <w:hyperlink w:anchor="TOC_3_1_JENIS_DAN_SUMBER_DATA" w:history="1">
+      <w:hyperlink w:anchor="TOC_2_5_RERANGKA_PENELITIAN_A_ID_25_RERA" w:history="1">
         <w:r>
           <w:rPr>
             <w:noProof/>
             <w:color w:val="000000"/>
           </w:rPr>
-          <w:t>3.1 Jenis dan Sumber Data</w:t>
-        </w:r>
-        <w:r>
-          <w:rPr>
-            <w:noProof/>
-            <w:color w:val="000000"/>
-          </w:rPr>
-          <w:tab/>
-          <w:t>23</w:t>
-        </w:r>
-      </w:hyperlink>
-    </w:p>
-    <w:p>
-      <w:pPr>
-        <w:pStyle w:val="TOC3"/>
-        <w:tabs>
-          <w:tab w:val="right" w:leader="dot" w:pos="7927"/>
-        </w:tabs>
-        <w:rPr>
-          <w:rFonts w:asciiTheme="minorHAnsi" w:hAnsiTheme="minorHAnsi" w:cstheme="minorBidi"/>
-          <w:noProof/>
-          <w:color w:val="auto"/>
-          <w:kern w:val="2"/>
-          <w:sz w:val="24"/>
-          <w:szCs w:val="24"/>
-          <w:lang w:val="en-ID" w:eastAsia="en-ID"/>
-          <w14:ligatures w14:val="standardContextual"/>
-        </w:rPr>
-      </w:pPr>
-      <w:hyperlink w:anchor="TOC_3_1_1_BATASAN_PENELITIAN_DAN_RUANG_L" w:history="1">
-        <w:r>
-          <w:rPr>
-            <w:noProof/>
-            <w:color w:val="000000"/>
-          </w:rPr>
-          <w:t>3.1.1 Batasan Penelitian dan Ruang Lingkup Operasional</w:t>
-        </w:r>
-        <w:r>
-          <w:rPr>
-            <w:noProof/>
-            <w:color w:val="000000"/>
-          </w:rPr>
-          <w:tab/>
-          <w:t>23</w:t>
-        </w:r>
-      </w:hyperlink>
-    </w:p>
-    <w:p>
-      <w:pPr>
-        <w:pStyle w:val="TOC2"/>
-        <w:tabs>
-          <w:tab w:val="right" w:leader="dot" w:pos="7927"/>
-        </w:tabs>
-        <w:rPr>
-          <w:rFonts w:asciiTheme="minorHAnsi" w:hAnsiTheme="minorHAnsi" w:cstheme="minorBidi"/>
-          <w:noProof/>
-          <w:color w:val="auto"/>
-          <w:kern w:val="2"/>
-          <w:szCs w:val="24"/>
-          <w:lang w:val="en-ID" w:eastAsia="en-ID"/>
-          <w14:ligatures w14:val="standardContextual"/>
-        </w:rPr>
-      </w:pPr>
-      <w:hyperlink w:anchor="TOC_3_2_POPULASI_DAN_SAMPEL" w:history="1">
-        <w:r>
-          <w:rPr>
-            <w:noProof/>
-            <w:color w:val="000000"/>
-          </w:rPr>
-          <w:t>3.2 Populasi dan Sampel</w:t>
+          <w:t>2.5 Rerangka Penelitian &lt;a id="25-rerangka-penelitian"&gt;&lt;/a&gt;</w:t>
         </w:r>
         <w:r>
           <w:rPr>
@@ -1489,63 +1342,28 @@
     </w:p>
     <w:p>
       <w:pPr>
-        <w:pStyle w:val="TOC3"/>
+        <w:pStyle w:val="TOC1"/>
         <w:tabs>
           <w:tab w:val="right" w:leader="dot" w:pos="7927"/>
         </w:tabs>
         <w:rPr>
           <w:rFonts w:asciiTheme="minorHAnsi" w:hAnsiTheme="minorHAnsi" w:cstheme="minorBidi"/>
+          <w:b w:val="0"/>
           <w:noProof/>
           <w:color w:val="auto"/>
           <w:kern w:val="2"/>
-          <w:sz w:val="24"/>
           <w:szCs w:val="24"/>
           <w:lang w:val="en-ID" w:eastAsia="en-ID"/>
           <w14:ligatures w14:val="standardContextual"/>
         </w:rPr>
       </w:pPr>
-      <w:hyperlink w:anchor="TOC_3_2_1_POPULASI_DAN_IDENTIFIKASI_SUMB" w:history="1">
+      <w:hyperlink w:anchor="TOC_BAB_3_METODE_PENELITIAN_A_ID_BAB_3_M" w:history="1">
         <w:r>
           <w:rPr>
             <w:noProof/>
             <w:color w:val="000000"/>
           </w:rPr>
-          <w:t>3.2.1 Populasi dan Identifikasi Sumber Komunitas</w:t>
-        </w:r>
-        <w:r>
-          <w:rPr>
-            <w:noProof/>
-            <w:color w:val="000000"/>
-          </w:rPr>
-          <w:tab/>
-          <w:t>24</w:t>
-        </w:r>
-      </w:hyperlink>
-    </w:p>
-    <w:p>
-      <w:pPr>
-        <w:pStyle w:val="TOC3"/>
-        <w:tabs>
-          <w:tab w:val="right" w:leader="dot" w:pos="7927"/>
-        </w:tabs>
-        <w:rPr>
-          <w:rFonts w:asciiTheme="minorHAnsi" w:hAnsiTheme="minorHAnsi" w:cstheme="minorBidi"/>
-          <w:noProof/>
-          <w:color w:val="auto"/>
-          <w:kern w:val="2"/>
-          <w:sz w:val="24"/>
-          <w:szCs w:val="24"/>
-          <w:lang w:val="en-ID" w:eastAsia="en-ID"/>
-          <w14:ligatures w14:val="standardContextual"/>
-        </w:rPr>
-      </w:pPr>
-      <w:hyperlink w:anchor="TOC_3_2_2_SAMPEL_DAN_JUSTIFIKASI_KRITERI" w:history="1">
-        <w:r>
-          <w:rPr>
-            <w:noProof/>
-            <w:color w:val="000000"/>
-          </w:rPr>
-          <w:t>3.2.2 Sampel dan Justifikasi Kriteria Inklusi</w:t>
+          <w:t>BAB 3 METODE PENELITIAN &lt;A ID="BAB-3-METODE-PENELITIAN"&gt;&lt;/A&gt;</w:t>
         </w:r>
         <w:r>
           <w:rPr>
@@ -1559,6 +1377,40 @@
     </w:p>
     <w:p>
       <w:pPr>
+        <w:pStyle w:val="TOC2"/>
+        <w:tabs>
+          <w:tab w:val="right" w:leader="dot" w:pos="7927"/>
+        </w:tabs>
+        <w:rPr>
+          <w:rFonts w:asciiTheme="minorHAnsi" w:hAnsiTheme="minorHAnsi" w:cstheme="minorBidi"/>
+          <w:noProof/>
+          <w:color w:val="auto"/>
+          <w:kern w:val="2"/>
+          <w:szCs w:val="24"/>
+          <w:lang w:val="en-ID" w:eastAsia="en-ID"/>
+          <w14:ligatures w14:val="standardContextual"/>
+        </w:rPr>
+      </w:pPr>
+      <w:hyperlink w:anchor="TOC_3_1_JENIS_DAN_SUMBER_DATA_A_ID_31_JE" w:history="1">
+        <w:r>
+          <w:rPr>
+            <w:noProof/>
+            <w:color w:val="000000"/>
+          </w:rPr>
+          <w:t>3.1 Jenis dan Sumber Data &lt;a id="31-jenis-dan-sumber-data"&gt;&lt;/a&gt;</w:t>
+        </w:r>
+        <w:r>
+          <w:rPr>
+            <w:noProof/>
+            <w:color w:val="000000"/>
+          </w:rPr>
+          <w:tab/>
+          <w:t>25</w:t>
+        </w:r>
+      </w:hyperlink>
+    </w:p>
+    <w:p>
+      <w:pPr>
         <w:pStyle w:val="TOC3"/>
         <w:tabs>
           <w:tab w:val="right" w:leader="dot" w:pos="7927"/>
@@ -1574,13 +1426,47 @@
           <w14:ligatures w14:val="standardContextual"/>
         </w:rPr>
       </w:pPr>
-      <w:hyperlink w:anchor="TOC_3_2_3_PENENTUAN_UKURAN_SAMPEL" w:history="1">
+      <w:hyperlink w:anchor="TOC_3_1_1_BATASAN_PENELITIAN_DAN_RUANG_L" w:history="1">
         <w:r>
           <w:rPr>
             <w:noProof/>
             <w:color w:val="000000"/>
           </w:rPr>
-          <w:t>3.2.3 Penentuan Ukuran Sampel</w:t>
+          <w:t>3.1.1 Batasan Penelitian dan Ruang Lingkup Operasional &lt;a id="311-batasan-penelitian-dan-ruang-lingkup-operasional"&gt;&lt;/a&gt;</w:t>
+        </w:r>
+        <w:r>
+          <w:rPr>
+            <w:noProof/>
+            <w:color w:val="000000"/>
+          </w:rPr>
+          <w:tab/>
+          <w:t>25</w:t>
+        </w:r>
+      </w:hyperlink>
+    </w:p>
+    <w:p>
+      <w:pPr>
+        <w:pStyle w:val="TOC2"/>
+        <w:tabs>
+          <w:tab w:val="right" w:leader="dot" w:pos="7927"/>
+        </w:tabs>
+        <w:rPr>
+          <w:rFonts w:asciiTheme="minorHAnsi" w:hAnsiTheme="minorHAnsi" w:cstheme="minorBidi"/>
+          <w:noProof/>
+          <w:color w:val="auto"/>
+          <w:kern w:val="2"/>
+          <w:szCs w:val="24"/>
+          <w:lang w:val="en-ID" w:eastAsia="en-ID"/>
+          <w14:ligatures w14:val="standardContextual"/>
+        </w:rPr>
+      </w:pPr>
+      <w:hyperlink w:anchor="TOC_3_2_POPULASI_DAN_SAMPEL_A_ID_32_POPU" w:history="1">
+        <w:r>
+          <w:rPr>
+            <w:noProof/>
+            <w:color w:val="000000"/>
+          </w:rPr>
+          <w:t>3.2 Populasi dan Sampel &lt;a id="32-populasi-dan-sampel"&gt;&lt;/a&gt;</w:t>
         </w:r>
         <w:r>
           <w:rPr>
@@ -1609,13 +1495,48 @@
           <w14:ligatures w14:val="standardContextual"/>
         </w:rPr>
       </w:pPr>
-      <w:hyperlink w:anchor="TOC_3_2_4_JUSTIFIKASI_KOMPARATIF_PEMILIH" w:history="1">
+      <w:hyperlink w:anchor="TOC_3_2_1_POPULASI_DAN_IDENTIFIKASI_SUMB" w:history="1">
         <w:r>
           <w:rPr>
             <w:noProof/>
             <w:color w:val="000000"/>
           </w:rPr>
-          <w:t>3.2.4 Justifikasi Komparatif Pemilihan Teknik Sampling</w:t>
+          <w:t>3.2.1 Populasi dan Identifikasi Sumber Komunitas &lt;a id="321-populasi-dan-identifikasi-sumber-komunitas"&gt;&lt;/a&gt;</w:t>
+        </w:r>
+        <w:r>
+          <w:rPr>
+            <w:noProof/>
+            <w:color w:val="000000"/>
+          </w:rPr>
+          <w:tab/>
+          <w:t>26</w:t>
+        </w:r>
+      </w:hyperlink>
+    </w:p>
+    <w:p>
+      <w:pPr>
+        <w:pStyle w:val="TOC3"/>
+        <w:tabs>
+          <w:tab w:val="right" w:leader="dot" w:pos="7927"/>
+        </w:tabs>
+        <w:rPr>
+          <w:rFonts w:asciiTheme="minorHAnsi" w:hAnsiTheme="minorHAnsi" w:cstheme="minorBidi"/>
+          <w:noProof/>
+          <w:color w:val="auto"/>
+          <w:kern w:val="2"/>
+          <w:sz w:val="24"/>
+          <w:szCs w:val="24"/>
+          <w:lang w:val="en-ID" w:eastAsia="en-ID"/>
+          <w14:ligatures w14:val="standardContextual"/>
+        </w:rPr>
+      </w:pPr>
+      <w:hyperlink w:anchor="TOC_3_2_2_SAMPEL_DAN_JUSTIFIKASI_KRITERI" w:history="1">
+        <w:r>
+          <w:rPr>
+            <w:noProof/>
+            <w:color w:val="000000"/>
+          </w:rPr>
+          <w:t>3.2.2 Sampel dan Justifikasi Kriteria Inklusi &lt;a id="322-sampel-dan-justifikasi-kriteria-inklusi"&gt;&lt;/a&gt;</w:t>
         </w:r>
         <w:r>
           <w:rPr>
@@ -1629,7 +1550,7 @@
     </w:p>
     <w:p>
       <w:pPr>
-        <w:pStyle w:val="TOC2"/>
+        <w:pStyle w:val="TOC3"/>
         <w:tabs>
           <w:tab w:val="right" w:leader="dot" w:pos="7927"/>
         </w:tabs>
@@ -1638,18 +1559,19 @@
           <w:noProof/>
           <w:color w:val="auto"/>
           <w:kern w:val="2"/>
+          <w:sz w:val="24"/>
           <w:szCs w:val="24"/>
           <w:lang w:val="en-ID" w:eastAsia="en-ID"/>
           <w14:ligatures w14:val="standardContextual"/>
         </w:rPr>
       </w:pPr>
-      <w:hyperlink w:anchor="TOC_3_3_MODEL_PENELITIAN" w:history="1">
+      <w:hyperlink w:anchor="TOC_3_2_3_PENENTUAN_UKURAN_SAMPEL_A_ID_3" w:history="1">
         <w:r>
           <w:rPr>
             <w:noProof/>
             <w:color w:val="000000"/>
           </w:rPr>
-          <w:t>3.3 Model Penelitian</w:t>
+          <w:t>3.2.3 Penentuan Ukuran Sampel &lt;a id="323-penentuan-ukuran-sampel"&gt;&lt;/a&gt;</w:t>
         </w:r>
         <w:r>
           <w:rPr>
@@ -1657,13 +1579,13 @@
             <w:color w:val="000000"/>
           </w:rPr>
           <w:tab/>
-          <w:t>27</w:t>
+          <w:t>28</w:t>
         </w:r>
       </w:hyperlink>
     </w:p>
     <w:p>
       <w:pPr>
-        <w:pStyle w:val="TOC2"/>
+        <w:pStyle w:val="TOC3"/>
         <w:tabs>
           <w:tab w:val="right" w:leader="dot" w:pos="7927"/>
         </w:tabs>
@@ -1672,18 +1594,19 @@
           <w:noProof/>
           <w:color w:val="auto"/>
           <w:kern w:val="2"/>
+          <w:sz w:val="24"/>
           <w:szCs w:val="24"/>
           <w:lang w:val="en-ID" w:eastAsia="en-ID"/>
           <w14:ligatures w14:val="standardContextual"/>
         </w:rPr>
       </w:pPr>
-      <w:hyperlink w:anchor="TOC_3_4_OPERASIONALISASI_VARIABEL" w:history="1">
+      <w:hyperlink w:anchor="TOC_3_2_4_JUSTIFIKASI_KOMPARATIF_PEMILIH" w:history="1">
         <w:r>
           <w:rPr>
             <w:noProof/>
             <w:color w:val="000000"/>
           </w:rPr>
-          <w:t>3.4 Operasionalisasi Variabel</w:t>
+          <w:t>3.2.4 Justifikasi Komparatif Pemilihan Teknik Sampling &lt;a id="324-justifikasi-komparatif-pemilihan-teknik-sampling"&gt;&lt;/a&gt;</w:t>
         </w:r>
         <w:r>
           <w:rPr>
@@ -1711,13 +1634,13 @@
           <w14:ligatures w14:val="standardContextual"/>
         </w:rPr>
       </w:pPr>
-      <w:hyperlink w:anchor="TOC_3_5_METODE_ANALISIS_DATA" w:history="1">
+      <w:hyperlink w:anchor="TOC_3_3_MODEL_PENELITIAN_A_ID_33_MODEL_P" w:history="1">
         <w:r>
           <w:rPr>
             <w:noProof/>
             <w:color w:val="000000"/>
           </w:rPr>
-          <w:t>3.5 Metode Analisis Data</w:t>
+          <w:t>3.3 Model Penelitian &lt;a id="33-model-penelitian"&gt;&lt;/a&gt;</w:t>
         </w:r>
         <w:r>
           <w:rPr>
@@ -1725,13 +1648,13 @@
             <w:color w:val="000000"/>
           </w:rPr>
           <w:tab/>
-          <w:t>33</w:t>
+          <w:t>30</w:t>
         </w:r>
       </w:hyperlink>
     </w:p>
     <w:p>
       <w:pPr>
-        <w:pStyle w:val="TOC3"/>
+        <w:pStyle w:val="TOC2"/>
         <w:tabs>
           <w:tab w:val="right" w:leader="dot" w:pos="7927"/>
         </w:tabs>
@@ -1740,19 +1663,18 @@
           <w:noProof/>
           <w:color w:val="auto"/>
           <w:kern w:val="2"/>
-          <w:sz w:val="24"/>
           <w:szCs w:val="24"/>
           <w:lang w:val="en-ID" w:eastAsia="en-ID"/>
           <w14:ligatures w14:val="standardContextual"/>
         </w:rPr>
       </w:pPr>
-      <w:hyperlink w:anchor="TOC_3_5_1_JUSTIFIKASI_KOMPARATIF_PEMILIH" w:history="1">
+      <w:hyperlink w:anchor="TOC_3_4_OPERASIONALISASI_VARIABEL_A_ID_3" w:history="1">
         <w:r>
           <w:rPr>
             <w:noProof/>
             <w:color w:val="000000"/>
           </w:rPr>
-          <w:t>3.5.1 Justifikasi Komparatif Pemilihan Metode Analisis</w:t>
+          <w:t>3.4 Operasionalisasi Variabel &lt;a id="34-operasionalisasi-variabel"&gt;&lt;/a&gt;</w:t>
         </w:r>
         <w:r>
           <w:rPr>
@@ -1760,7 +1682,7 @@
             <w:color w:val="000000"/>
           </w:rPr>
           <w:tab/>
-          <w:t>33</w:t>
+          <w:t>31</w:t>
         </w:r>
       </w:hyperlink>
     </w:p>
@@ -1780,13 +1702,13 @@
           <w14:ligatures w14:val="standardContextual"/>
         </w:rPr>
       </w:pPr>
-      <w:hyperlink w:anchor="TOC_3_6_DIAGRAM_ALUR_PENELITIAN" w:history="1">
+      <w:hyperlink w:anchor="TOC_3_5_METODE_ANALISIS_DATA_A_ID_35_MET" w:history="1">
         <w:r>
           <w:rPr>
             <w:noProof/>
             <w:color w:val="000000"/>
           </w:rPr>
-          <w:t>3.6 Diagram Alur Penelitian</w:t>
+          <w:t>3.5 Metode Analisis Data &lt;a id="35-metode-analisis-data"&gt;&lt;/a&gt;</w:t>
         </w:r>
         <w:r>
           <w:rPr>
@@ -1800,6 +1722,49 @@
     </w:p>
     <w:p>
       <w:pPr>
+        <w:pStyle w:val="TOC3"/>
+        <w:tabs>
+          <w:tab w:val="right" w:leader="dot" w:pos="7927"/>
+        </w:tabs>
+        <w:rPr>
+          <w:rFonts w:asciiTheme="minorHAnsi" w:hAnsiTheme="minorHAnsi" w:cstheme="minorBidi"/>
+          <w:noProof/>
+          <w:color w:val="auto"/>
+          <w:kern w:val="2"/>
+          <w:sz w:val="24"/>
+          <w:szCs w:val="24"/>
+          <w:lang w:val="en-ID" w:eastAsia="en-ID"/>
+          <w14:ligatures w14:val="standardContextual"/>
+        </w:rPr>
+      </w:pPr>
+      <w:hyperlink w:anchor="TOC_3_5_1_JUSTIFIKASI_KOMPARATIF_PEMILIH" w:history="1">
+        <w:r>
+          <w:rPr>
+            <w:noProof/>
+            <w:color w:val="000000"/>
+          </w:rPr>
+          <w:t>3.5.1 Justifikasi Komparatif Pemilihan Metode Analisis &lt;a id="351-just</w:t>
+        </w:r>
+        <w:r>
+          <w:rPr>
+            <w:noProof/>
+            <w:color w:val="000000"/>
+          </w:rPr>
+          <w:lastRenderedPageBreak/>
+          <w:t>ifikasi-komparatif-pemilihan-metode-analisis"&gt;&lt;/a&gt;</w:t>
+        </w:r>
+        <w:r>
+          <w:rPr>
+            <w:noProof/>
+            <w:color w:val="000000"/>
+          </w:rPr>
+          <w:tab/>
+          <w:t>36</w:t>
+        </w:r>
+      </w:hyperlink>
+    </w:p>
+    <w:p>
+      <w:pPr>
         <w:pStyle w:val="TOC2"/>
         <w:tabs>
           <w:tab w:val="right" w:leader="dot" w:pos="7927"/>
@@ -1814,13 +1779,13 @@
           <w14:ligatures w14:val="standardContextual"/>
         </w:rPr>
       </w:pPr>
-      <w:hyperlink w:anchor="TOC_3_7_JADWAL_PELAKSANAAN_PENELITIAN" w:history="1">
+      <w:hyperlink w:anchor="TOC_3_6_DIAGRAM_ALUR_PENELITIAN_A_ID_36_" w:history="1">
         <w:r>
           <w:rPr>
             <w:noProof/>
             <w:color w:val="000000"/>
           </w:rPr>
-          <w:t>3.7 Jadwal Pelaksanaan Penelitian</w:t>
+          <w:t>3.6 Diagram Alur Penelitian &lt;a id="36-diagram-alur-penelitian"&gt;&lt;/a&gt;</w:t>
         </w:r>
         <w:r>
           <w:rPr>
@@ -1828,7 +1793,41 @@
             <w:color w:val="000000"/>
           </w:rPr>
           <w:tab/>
-          <w:t>38</w:t>
+          <w:t>39</w:t>
+        </w:r>
+      </w:hyperlink>
+    </w:p>
+    <w:p>
+      <w:pPr>
+        <w:pStyle w:val="TOC2"/>
+        <w:tabs>
+          <w:tab w:val="right" w:leader="dot" w:pos="7927"/>
+        </w:tabs>
+        <w:rPr>
+          <w:rFonts w:asciiTheme="minorHAnsi" w:hAnsiTheme="minorHAnsi" w:cstheme="minorBidi"/>
+          <w:noProof/>
+          <w:color w:val="auto"/>
+          <w:kern w:val="2"/>
+          <w:szCs w:val="24"/>
+          <w:lang w:val="en-ID" w:eastAsia="en-ID"/>
+          <w14:ligatures w14:val="standardContextual"/>
+        </w:rPr>
+      </w:pPr>
+      <w:hyperlink w:anchor="TOC_3_7_JADWAL_PELAKSANAAN_PENELITIAN_A_" w:history="1">
+        <w:r>
+          <w:rPr>
+            <w:noProof/>
+            <w:color w:val="000000"/>
+          </w:rPr>
+          <w:t>3.7 Jadwal Pelaksanaan Penelitian &lt;a id="37-jadwal-pelaksanaan-penelitian"&gt;&lt;/a&gt;</w:t>
+        </w:r>
+        <w:r>
+          <w:rPr>
+            <w:noProof/>
+            <w:color w:val="000000"/>
+          </w:rPr>
+          <w:tab/>
+          <w:t>40</w:t>
         </w:r>
       </w:hyperlink>
     </w:p>
@@ -1863,7 +1862,7 @@
             <w:color w:val="000000"/>
           </w:rPr>
           <w:tab/>
-          <w:t>39</w:t>
+          <w:t>42</w:t>
         </w:r>
       </w:hyperlink>
     </w:p>
@@ -1874,7 +1873,7 @@
         <w:spacing w:after="360"/>
         <w:outlineLvl w:val="0"/>
       </w:pPr>
-      <w:bookmarkStart w:id="1" w:name="_Toc241092156"/>
+      <w:bookmarkStart w:id="1" w:name="_Toc241178675"/>
       <w:r>
         <w:rPr>
           <w:rFonts w:ascii="Times New Roman" w:hAnsi="Times New Roman"/>
@@ -1912,12 +1911,6 @@
             <w:b w:val="0"/>
           </w:rPr>
           <w:tab/>
-        </w:r>
-        <w:r>
-          <w:rPr>
-            <w:rFonts w:cs="Times New Roman"/>
-            <w:b w:val="0"/>
-          </w:rPr>
           <w:t>6</w:t>
         </w:r>
       </w:hyperlink>
@@ -2046,7 +2039,7 @@
         <w:outlineLvl w:val="0"/>
       </w:pPr>
       <w:bookmarkStart w:id="2" w:name="TOC_DAFTAR_GAMBAR"/>
-      <w:bookmarkStart w:id="3" w:name="_Toc241092157"/>
+      <w:bookmarkStart w:id="3" w:name="_Toc241178676"/>
       <w:r>
         <w:rPr>
           <w:rFonts w:ascii="Times New Roman" w:hAnsi="Times New Roman"/>
@@ -2224,8 +2217,8 @@
         <w:pStyle w:val="Heading1"/>
         <w:outlineLvl w:val="0"/>
       </w:pPr>
-      <w:bookmarkStart w:id="4" w:name="TOC_BAB_1_PENDAHULUAN"/>
-      <w:bookmarkStart w:id="5" w:name="_Toc241092158"/>
+      <w:bookmarkStart w:id="4" w:name="TOC_BAB_1_PENDAHULUAN_A_ID_BAB_1_PENDAHU"/>
+      <w:bookmarkStart w:id="5" w:name="_Toc241178677"/>
       <w:r>
         <w:rPr>
           <w:rFonts w:ascii="Times New Roman" w:hAnsi="Times New Roman"/>
@@ -2252,7 +2245,7 @@
           <w:color w:val="000000"/>
           <w:sz w:val="24"/>
         </w:rPr>
-        <w:t>PENDAHULUAN</w:t>
+        <w:t>PENDAHULUAN &lt;A ID="BAB-1-PENDAHULUAN"&gt;&lt;/A&gt;</w:t>
       </w:r>
       <w:bookmarkEnd w:id="4"/>
       <w:bookmarkEnd w:id="5"/>
@@ -2262,8 +2255,8 @@
         <w:pStyle w:val="Heading2"/>
         <w:outlineLvl w:val="1"/>
       </w:pPr>
-      <w:bookmarkStart w:id="6" w:name="TOC_1_1_LATAR_BELAKANG_PENELITIAN"/>
-      <w:bookmarkStart w:id="7" w:name="_Toc241092159"/>
+      <w:bookmarkStart w:id="6" w:name="TOC_1_1_LATAR_BELAKANG_PENELITIAN_A_ID_1"/>
+      <w:bookmarkStart w:id="7" w:name="_Toc241178678"/>
       <w:r>
         <w:rPr>
           <w:rFonts w:ascii="Times New Roman" w:hAnsi="Times New Roman"/>
@@ -2271,7 +2264,7 @@
           <w:color w:val="000000"/>
           <w:sz w:val="24"/>
         </w:rPr>
-        <w:t>1.1 Latar Belakang Penelitian</w:t>
+        <w:t>1.1 Latar Belakang Penelitian &lt;a id="11-latar-belakang-penelitian"&gt;&lt;/a&gt;</w:t>
       </w:r>
       <w:bookmarkEnd w:id="6"/>
       <w:bookmarkEnd w:id="7"/>
@@ -2286,31 +2279,19 @@
         <w:rPr>
           <w:rFonts w:cs="Times New Roman"/>
         </w:rPr>
-        <w:t xml:space="preserve">Waralaba media (media franchise) Pokémon yang diciptakan oleh Satoshi Tajiri bersama Game Freak dan diluncurkan oleh Nintendo pada tahun 1996 di Jepang telah berkembang menjadi fenomena budaya pop global paling berpengaruh di dunia. Berdasarkan data agregasi industri media internasional, Pokémon dinobatkan sebagai waralaba media dengan pendapatan tertinggi sepanjang masa (the highest-grossing media franchise in history), dengan estimasi pendapatan kotor kumulatif melampaui US$ 100,0 miliar </w:t>
-      </w:r>
-      <w:hyperlink w:anchor="Ref_statista2024pokemon" w:history="1">
-        <w:r>
-          <w:t>(Statista, 2021)</w:t>
-        </w:r>
-      </w:hyperlink>
-      <w:r>
-        <w:rPr>
-          <w:rFonts w:cs="Times New Roman"/>
-        </w:rPr>
-        <w:t>. Angka ini melampaui waralaba legendaris dunia lainnya seperti Hello Kitty, Winnie the Pooh, Mickey Mouse, maupun Star Wars. Keberhasilan ini ditopang ekosistem multimedia yang saling memperkuat: lini permainan video (dari RPG Generasi I di Game Boy hingga Generasi IX di Switch, serta Pokémon GO, UNITE, dan TCG Pocket); lini animasi dan film (anime 25 tahun Satoshi dan Pikachu di 190 negara, The First Movie (</w:t>
-      </w:r>
-      <w:r>
-        <w:rPr>
-          <w:rFonts w:cs="Times New Roman"/>
-        </w:rPr>
-        <w:lastRenderedPageBreak/>
-        <w:t>1998), Detective Pikachu (2019), dan Horizons); serta lini lisensi, gerai Pokémon Center, dan turna</w:t>
-      </w:r>
-      <w:r>
-        <w:rPr>
-          <w:rFonts w:cs="Times New Roman"/>
-        </w:rPr>
-        <w:t>men tahunan World Championships.</w:t>
+        <w:t>Waralaba media (media franchise) Pokémon yang diciptakan oleh Satoshi Tajiri bersama Game Freak dan diluncurkan oleh Nintendo pada tahun 1996 di Jepang telah berkembang menjadi fenomena budaya pop global paling berpengaruh di dunia. Berdasarkan data agregasi industri media internasional, Pokémon dinobatkan sebagai waralaba media dengan pendapatan tertinggi sepanjang masa (the highest-grossing media franchise in history), dengan estimasi pendapatan kotor kumulatif melampaui US$ 100,0 miliar ([Statista, 2021]</w:t>
+      </w:r>
+      <w:r>
+        <w:rPr>
+          <w:rFonts w:cs="Times New Roman"/>
+        </w:rPr>
+        <w:t>(#ref-statista2021)). Angka ini melampaui waralaba legendaris dunia lainnya seperti Hello Kitty, Winnie the Pooh, Mickey Mouse, maupun Star Wars. Keberhasilan ini ditopang ekosistem multimedia yang saling memperkuat: lini permainan video (dari RPG Generasi I di Game Boy hingga Generasi IX di Switch, serta Pokémon GO, UNITE, dan TCG Pocket); lini animasi dan film (anime 25 tahun Satoshi dan Pikachu di 190 negara, The First Movie (1998), Detective Pikachu (2019), dan Horizons); serta lini lisensi, gerai Pokém</w:t>
+      </w:r>
+      <w:r>
+        <w:rPr>
+          <w:rFonts w:cs="Times New Roman"/>
+        </w:rPr>
+        <w:t>on Center, dan turnamen tahunan World Championships.</w:t>
       </w:r>
     </w:p>
     <w:p>
@@ -2323,7 +2304,7 @@
           <w:noProof/>
         </w:rPr>
         <w:drawing>
-          <wp:inline distT="0" distB="0" distL="0" distR="0" wp14:anchorId="03E54A03" wp14:editId="0E551648">
+          <wp:inline distT="0" distB="0" distL="0" distR="0" wp14:anchorId="02CBD26C" wp14:editId="6054309B">
             <wp:extent cx="4860000" cy="2980356"/>
             <wp:effectExtent l="0" t="0" r="0" b="0"/>
             <wp:docPr id="2" name="Picture 2"/>
@@ -2370,6 +2351,7 @@
           <w:rFonts w:cs="Times New Roman"/>
           <w:b/>
         </w:rPr>
+        <w:lastRenderedPageBreak/>
         <w:t>Gambar 1.1. Peringkat 10 Waralaba Media Berpendapatan Tertinggi di Dunia Sepanjang Masa</w:t>
       </w:r>
       <w:bookmarkEnd w:id="8"/>
@@ -2398,19 +2380,21 @@
         <w:rPr>
           <w:rFonts w:cs="Times New Roman"/>
         </w:rPr>
+        <w:t>Sebagaimana ditunjukkan pada Gambar 1.1, Pokémon menempati posisi puncak sebagai waralaba media nomor satu di dunia dengan total pendapatan melampaui US$ 100,0 miliar ([Statista, 2021](#ref-statista2021)). Bukti empiris ini mengonfirmasi bahwa Pokémon bukan sekadar hiburan musiman anak-anak, melainkan entitas komersial ra</w:t>
+      </w:r>
+      <w:r>
+        <w:rPr>
+          <w:rFonts w:cs="Times New Roman"/>
+        </w:rPr>
         <w:lastRenderedPageBreak/>
-        <w:t xml:space="preserve">Sebagaimana ditunjukkan pada Gambar 1.1, Pokémon menempati posisi puncak sebagai waralaba media nomor satu di dunia dengan total pendapatan melampaui US$ 100,0 miliar </w:t>
-      </w:r>
-      <w:hyperlink w:anchor="Ref_statista2024pokemon" w:history="1">
-        <w:r>
-          <w:t>(Statista, 2021)</w:t>
-        </w:r>
-      </w:hyperlink>
-      <w:r>
-        <w:rPr>
-          <w:rFonts w:cs="Times New Roman"/>
-        </w:rPr>
-        <w:t>. Bukti empiris ini mengonfirmasi bahwa Pokémon bukan sekadar hiburan musiman anak-anak, melainkan entitas komersial raksasa dengan basis perputaran kapital lintas generasi yang sangat kokoh.</w:t>
+        <w:t>ks</w:t>
+      </w:r>
+      <w:r>
+        <w:rPr>
+          <w:rFonts w:cs="Times New Roman"/>
+        </w:rPr>
+        <w:lastRenderedPageBreak/>
+        <w:t>asa dengan basis perputaran kapital lintas generasi yang sangat kokoh.</w:t>
       </w:r>
     </w:p>
     <w:p>
@@ -2423,7 +2407,7 @@
           <w:noProof/>
         </w:rPr>
         <w:drawing>
-          <wp:inline distT="0" distB="0" distL="0" distR="0" wp14:anchorId="71447CAE" wp14:editId="6B7005B6">
+          <wp:inline distT="0" distB="0" distL="0" distR="0" wp14:anchorId="18D98D12" wp14:editId="6D059F16">
             <wp:extent cx="4860000" cy="2719286"/>
             <wp:effectExtent l="0" t="0" r="0" b="0"/>
             <wp:docPr id="3" name="Picture 3"/>
@@ -2515,7 +2499,14 @@
         <w:rPr>
           <w:rFonts w:cs="Times New Roman"/>
         </w:rPr>
-        <w:t>. Pencetakan lebih dari 11,9 miliar lembar kartu hanya dalam kurun waktu satu tahun fiskal (2023–2024) mengindikasikan tingginya permintaan pasar dan mengonfirmasi terjadinya gelombang antusiasme belanja yang masif di kalangan konsumen.</w:t>
+        <w:t xml:space="preserve">. Pencetakan lebih dari 11,9 miliar lembar kartu hanya dalam kurun waktu satu tahun fiskal (2023–2024) mengindikasikan tingginya </w:t>
+      </w:r>
+      <w:r>
+        <w:rPr>
+          <w:rFonts w:cs="Times New Roman"/>
+        </w:rPr>
+        <w:lastRenderedPageBreak/>
+        <w:t>permintaan pasar dan mengonfirmasi terjadinya gelombang antusiasme belanja yang masif di kalangan konsumen.</w:t>
       </w:r>
     </w:p>
     <w:p>
@@ -2528,7 +2519,6 @@
         <w:rPr>
           <w:rFonts w:cs="Times New Roman"/>
         </w:rPr>
-        <w:lastRenderedPageBreak/>
         <w:t>Di Indonesia, kartu resmi Pokémon TCG berbahasa Indonesia hadir sejak 2019 melalui AKG Games dan didistribusikan agresif di ribuan gerai ritel modern (Indomaret, Alfamart, Gramedia, Toys Kingdom), tidak hanya di toko hobi khusus. Penempatan di etalase kasir mengubah hobi ceruk menjadi konsumsi populer nasional dan menciptakan pasar sekunder yang likuid. Minat masyarakat, khususnya mahasiswa dan Generasi Z, didorong oleh konvergensi fungsi rekreasi, prestise sosial, hobi koleksi kartu langka, dan motif speku</w:t>
       </w:r>
       <w:r>
@@ -2554,18 +2544,7 @@
         <w:rPr>
           <w:rFonts w:cs="Times New Roman"/>
         </w:rPr>
-        <w:t xml:space="preserve"> Rare / SR, atau Ultra Rare / UR). Di pasar sekunder daring (Tokopedia, Shopee, grup lelang Facebook, dan komunitas media sosial), kartu-kartu berkarakter favorit (seperti Charizard, Pikachu, atau kartu pelatih wanita/waifu populer) diperjualbelikan dengan harga fantastis mulai dari ratusan ribu hingga puluhan juta rupiah per lembar (lih. pantauan pasar sekunder </w:t>
-      </w:r>
-      <w:hyperlink w:anchor="Ref_pricecharting2024" w:history="1">
-        <w:r>
-          <w:t>(PriceCharting, 2024)</w:t>
-        </w:r>
-      </w:hyperlink>
-      <w:r>
-        <w:rPr>
-          <w:rFonts w:cs="Times New Roman"/>
-        </w:rPr>
-        <w:t>).</w:t>
+        <w:t xml:space="preserve"> Rare / SR, atau Ultra Rare / UR). Di pasar sekunder daring (Tokopedia, Shopee, grup lelang Facebook, dan komunitas media sosial), kartu-kartu berkarakter favorit (seperti Charizard, Pikachu, atau kartu pelatih wanita/waifu populer) diperjualbelikan dengan harga fantastis mulai dari ratusan ribu hingga puluhan juta rupiah per lembar (lih. pantauan pasar sekunder ([PriceCharting, 2024](#ref-pricecharting2024))).</w:t>
       </w:r>
     </w:p>
     <w:p>
@@ -2584,24 +2563,19 @@
         <w:rPr>
           <w:rFonts w:cs="Times New Roman"/>
         </w:rPr>
-        <w:t xml:space="preserve">artu). Kartu yang memenuhi kesempurnaan tertinggi akan disegel permanen dalam wadah akrilik kedap udara (tamper-evident slab) dan diberi label skor kualitas 1 hingga 10 (PSA 10 Gem Mint atau BGS 10 Pristine). Kartu berpredikat Gem Mint 10 secara instan bertransformasi menjadi aset terstandardisasi yang likuid di bursa lelang global dengan harga jual yang terobservasi melonjak berkali-kali lipat dibandingkan kartu mentah (raw card) </w:t>
-      </w:r>
-      <w:hyperlink w:anchor="Ref_pricecharting2024" w:history="1">
-        <w:r>
-          <w:t>(PriceCharting, 2024)</w:t>
-        </w:r>
-      </w:hyperlink>
-      <w:r>
-        <w:rPr>
-          <w:rFonts w:cs="Times New Roman"/>
-        </w:rPr>
-        <w:t xml:space="preserve">. Kehadiran pasar grading ini </w:t>
+        <w:t xml:space="preserve">artu). Kartu yang memenuhi kesempurnaan tertinggi akan disegel permanen dalam wadah akrilik kedap udara (tamper-evident slab) dan diberi label skor kualitas 1 hingga 10 (PSA 10 Gem Mint atau BGS 10 Pristine). Kartu berpredikat Gem Mint 10 secara instan </w:t>
       </w:r>
       <w:r>
         <w:rPr>
           <w:rFonts w:cs="Times New Roman"/>
         </w:rPr>
         <w:lastRenderedPageBreak/>
+        <w:t xml:space="preserve">bertransformasi menjadi aset terstandardisasi yang likuid di bursa lelang global dengan harga jual yang terobservasi melonjak berkali-kali lipat dibandingkan kartu mentah (raw card) ([PriceCharting, 2024](#ref-pricecharting2024)). Kehadiran pasar grading ini </w:t>
+      </w:r>
+      <w:r>
+        <w:rPr>
+          <w:rFonts w:cs="Times New Roman"/>
+        </w:rPr>
         <w:t>memicu gelombang spekulasi (grading arbitrage), di mana konsumen tergiur membeli booster pack murah dengan harapan menarik kartu berkondisi sempurna untuk digrade dan dijual kembali demi mendulang keuntungan modal (capital gain).</w:t>
       </w:r>
     </w:p>
@@ -2615,7 +2589,7 @@
           <w:noProof/>
         </w:rPr>
         <w:drawing>
-          <wp:inline distT="0" distB="0" distL="0" distR="0" wp14:anchorId="4398038A" wp14:editId="39CC98AE">
+          <wp:inline distT="0" distB="0" distL="0" distR="0" wp14:anchorId="0BB50E00" wp14:editId="3BE6C4FB">
             <wp:extent cx="4860000" cy="2818800"/>
             <wp:effectExtent l="0" t="0" r="0" b="0"/>
             <wp:docPr id="4" name="Picture 4"/>
@@ -2690,31 +2664,26 @@
         <w:rPr>
           <w:rFonts w:cs="Times New Roman"/>
         </w:rPr>
-        <w:t xml:space="preserve">Sebagaimana disajikan pada Gambar 1.3, kartu berkondisi sempurna (PSA 10 Gem Mint) mengalami apresiasi nilai pasar sekunder yang spektakuler, berkisar antara 2,0 kali lipat pada kartu langka utama (Charizard VMAX #SV107) hingga menembus 23,7 kali lipat (Kyogre #21) dan 26,0 kali lipat (Reshiram #17) dibandingkan kondisi kartu mentah tanpa sertifikasi </w:t>
-      </w:r>
-      <w:hyperlink w:anchor="Ref_pricecharting2024" w:history="1">
-        <w:r>
-          <w:t>(PriceCharting, 2024)</w:t>
-        </w:r>
-      </w:hyperlink>
-      <w:r>
-        <w:rPr>
-          <w:rFonts w:cs="Times New Roman"/>
-        </w:rPr>
-        <w:t>. Fenomena disparitas harga yang masif ini mengilustrasikan plausibilitas bekerjanya motif spekulasi finansial (Speculative Motive / X₃) di mana konsumen terdorong membeli booster pack acak demi mengejar potensi keuntungan arbitrase grading (grading arbitrage). Data ini bersifat ilustratif deskriptif (bukan uji kausal X₃ terhadap Y): snapshot PriceCharting seri Shining Fates (edisi Inggris, N=5 kartu contoh, diakses Januari 2025; ungraded=harga pasar kartu mentah, PSA 10=harga lelang kartu bersertifikasi Ge</w:t>
-      </w:r>
-      <w:r>
-        <w:rPr>
-          <w:rFonts w:cs="Times New Roman"/>
-        </w:rPr>
-        <w:t xml:space="preserve">m Mint; harga volatil dan dapat berubah). Transferabilitas ke pack Indonesia berbahasa Indonesia dinyatakan sebagai </w:t>
+        <w:t>Sebagaimana disajikan pada Gambar 1.3, kartu berkondisi sempurna (PSA 10 Gem Mint) mengalami apresiasi nilai pasar sekunder yang spektakuler, berkisar antara 2,0 kali lipat pada kartu langka utama (Charizard VMAX #SV107) hingga menembus 23,7 kali lipat (Kyogre #21) dan 26,0 kali lipat (Reshiram #17) dibandingkan kondisi kartu mentah tanpa sertifikasi ([PriceCharting, 2024](#ref-pricecharting2024)). Fenomena disparitas harga yang masif ini mengilustrasikan plausibilitas bekerjanya motif spekulasi finansial (</w:t>
+      </w:r>
+      <w:r>
+        <w:rPr>
+          <w:rFonts w:cs="Times New Roman"/>
+        </w:rPr>
+        <w:t xml:space="preserve">Speculative Motive / X₃) di mana konsumen terdorong membeli booster pack acak demi mengejar potensi keuntungan arbitrase grading (grading arbitrage). Data ini bersifat ilustratif deskriptif (bukan uji kausal X₃ terhadap Y): snapshot PriceCharting seri Shining </w:t>
       </w:r>
       <w:r>
         <w:rPr>
           <w:rFonts w:cs="Times New Roman"/>
         </w:rPr>
         <w:lastRenderedPageBreak/>
-        <w:t>keterbatasan; sebagai jembatan domestik, pola disparitas searah teramati pada listing Tokopedia/Shopee dan lelang Facebook Indonesia (tanpa generalisasi angka). Catatan kaki Gambar 1.3: snapshot Januari 2025, N=5 kartu Shining Fates, definisi ungraded vs PSA 10 di atas, harga volatil, bukan estimasi nasional.</w:t>
+        <w:t>Fates (edisi Inggris, N=5 kartu contoh, diakses Januari 2025; ungraded=harga pasar kartu mentah, PSA 10=harga lelang kartu bersertifikasi Gem Mint; harga volatil dan dapat berubah). Transferabilitas ke pack Indonesia berbahasa Indonesia dinyatakan seba</w:t>
+      </w:r>
+      <w:r>
+        <w:rPr>
+          <w:rFonts w:cs="Times New Roman"/>
+        </w:rPr>
+        <w:t>gai keterbatasan; sebagai jembatan domestik, pola disparitas searah teramati pada listing Tokopedia/Shopee dan lelang Facebook Indonesia (tanpa generalisasi angka). Catatan kaki Gambar 1.3: snapshot Januari 2025, N=5 kartu Shining Fates, definisi ungraded vs PSA 10 di atas, harga volatil, bukan estimasi nasional.</w:t>
       </w:r>
     </w:p>
     <w:p>
@@ -2800,6 +2769,7 @@
           <w:rFonts w:cs="Times New Roman"/>
           <w:b/>
         </w:rPr>
+        <w:lastRenderedPageBreak/>
         <w:t xml:space="preserve">•  </w:t>
       </w:r>
       <w:r>
@@ -2819,30 +2789,7 @@
         <w:rPr>
           <w:rFonts w:cs="Times New Roman"/>
         </w:rPr>
-        <w:lastRenderedPageBreak/>
-        <w:t>Literatur menunjukkan pembelian impulsif dipengaruhi anteseden luas (</w:t>
-      </w:r>
-      <w:hyperlink w:anchor="Ref_stern1962significance" w:history="1">
-        <w:r>
-          <w:t>Stern, 1962</w:t>
-        </w:r>
-      </w:hyperlink>
-      <w:r>
-        <w:rPr>
-          <w:rFonts w:cs="Times New Roman"/>
-        </w:rPr>
-        <w:t xml:space="preserve">; </w:t>
-      </w:r>
-      <w:hyperlink w:anchor="Ref_rook1987buying" w:history="1">
-        <w:r>
-          <w:t>Rook, 1987</w:t>
-        </w:r>
-      </w:hyperlink>
-      <w:r>
-        <w:rPr>
-          <w:rFonts w:cs="Times New Roman"/>
-        </w:rPr>
-        <w:t xml:space="preserve">; </w:t>
+        <w:t>Literatur menunjukkan pembelian impulsif dipengaruhi anteseden luas ([Stern, 1962](#ref-stern1962); [Rook, 1987](#ref-rook1987); [</w:t>
       </w:r>
       <w:hyperlink w:anchor="Ref_beatty1998impulse" w:history="1">
         <w:r>
@@ -2853,7 +2800,7 @@
         <w:rPr>
           <w:rFonts w:cs="Times New Roman"/>
         </w:rPr>
-        <w:t xml:space="preserve">; </w:t>
+        <w:t>](#ref-beatty1998); [</w:t>
       </w:r>
       <w:hyperlink w:anchor="Ref_amos2014meta" w:history="1">
         <w:r>
@@ -2864,7 +2811,7 @@
         <w:rPr>
           <w:rFonts w:cs="Times New Roman"/>
         </w:rPr>
-        <w:t xml:space="preserve">): (1) afektif, seperti motivasi belanja hedonis </w:t>
+        <w:t xml:space="preserve">](#ref-amos2014)): (1) afektif, seperti motivasi belanja hedonis </w:t>
       </w:r>
       <w:hyperlink w:anchor="Ref_babin1994work" w:history="1">
         <w:r>
@@ -2897,18 +2844,7 @@
         <w:rPr>
           <w:rFonts w:cs="Times New Roman"/>
         </w:rPr>
-        <w:t>; (2) kognitif kolektor, seperti efek ketidaktuntasan himpunan (</w:t>
-      </w:r>
-      <w:hyperlink w:anchor="Ref_zeigarnik1927behalten" w:history="1">
-        <w:r>
-          <w:t>Zeigarnik, 1927</w:t>
-        </w:r>
-      </w:hyperlink>
-      <w:r>
-        <w:rPr>
-          <w:rFonts w:cs="Times New Roman"/>
-        </w:rPr>
-        <w:t xml:space="preserve">; </w:t>
+        <w:t>; (2) kognitif kolektor, seperti efek ketidaktuntasan himpunan ([Zeigarnik, 1927](#ref-zeigarnik1927); [</w:t>
       </w:r>
       <w:hyperlink w:anchor="Ref_gao2014completing" w:history="1">
         <w:r>
@@ -2919,7 +2855,7 @@
         <w:rPr>
           <w:rFonts w:cs="Times New Roman"/>
         </w:rPr>
-        <w:t xml:space="preserve">; </w:t>
+        <w:t>](#ref-gao2014); [</w:t>
       </w:r>
       <w:hyperlink w:anchor="Ref_barasz2017pseudo" w:history="1">
         <w:r>
@@ -2930,29 +2866,7 @@
         <w:rPr>
           <w:rFonts w:cs="Times New Roman"/>
         </w:rPr>
-        <w:t xml:space="preserve">; </w:t>
-      </w:r>
-      <w:hyperlink w:anchor="Ref_belk1995collecting" w:history="1">
-        <w:r>
-          <w:t>Belk, 1995</w:t>
-        </w:r>
-      </w:hyperlink>
-      <w:r>
-        <w:rPr>
-          <w:rFonts w:cs="Times New Roman"/>
-        </w:rPr>
-        <w:t>); (3) finansial, seperti ekspektasi capital gain dan bias optimisme pasar (</w:t>
-      </w:r>
-      <w:hyperlink w:anchor="Ref_shiller2000irrational" w:history="1">
-        <w:r>
-          <w:t>Shiller, 2000</w:t>
-        </w:r>
-      </w:hyperlink>
-      <w:r>
-        <w:rPr>
-          <w:rFonts w:cs="Times New Roman"/>
-        </w:rPr>
-        <w:t xml:space="preserve">; </w:t>
+        <w:t>](#ref-barasz2017); [Belk, 1995](#ref-belk1995)); (3) finansial, seperti ekspektasi capital gain dan bias optimisme pasar ([Shiller, 2000](#ref-shiller2000); [</w:t>
       </w:r>
       <w:hyperlink w:anchor="Ref_baur2018bitcoin" w:history="1">
         <w:r>
@@ -2963,18 +2877,7 @@
         <w:rPr>
           <w:rFonts w:cs="Times New Roman"/>
         </w:rPr>
-        <w:t xml:space="preserve">; </w:t>
-      </w:r>
-      <w:hyperlink w:anchor="Ref_colline2024biases" w:history="1">
-        <w:r>
-          <w:t>Colline, 2024</w:t>
-        </w:r>
-      </w:hyperlink>
-      <w:r>
-        <w:rPr>
-          <w:rFonts w:cs="Times New Roman"/>
-        </w:rPr>
-        <w:t>); serta (4) situasional, seperti display kasir dan kelangkaan stok (</w:t>
+        <w:t>](#ref-baur2018); [Colline, 2024](#ref-colline2024)); serta (4) situasional, seperti display kasir dan kelangkaan stok ([</w:t>
       </w:r>
       <w:hyperlink w:anchor="Ref_peck2006if" w:history="1">
         <w:r>
@@ -2985,7 +2888,7 @@
         <w:rPr>
           <w:rFonts w:cs="Times New Roman"/>
         </w:rPr>
-        <w:t xml:space="preserve">; </w:t>
+        <w:t>](#ref-peck2006); [</w:t>
       </w:r>
       <w:hyperlink w:anchor="Ref_amos2014meta" w:history="1">
         <w:r>
@@ -2996,7 +2899,7 @@
         <w:rPr>
           <w:rFonts w:cs="Times New Roman"/>
         </w:rPr>
-        <w:t>).</w:t>
+        <w:t>](#ref-amos2014)).</w:t>
       </w:r>
     </w:p>
     <w:p>
@@ -3063,6 +2966,7 @@
           <w:b/>
           <w:sz w:val="22"/>
         </w:rPr>
+        <w:lastRenderedPageBreak/>
         <w:t>Tabel 1.1: Matriks Kesenjangan Penelitian Empiris (Research Gap) pada 7 Subjek Hubungan Model Penelitian</w:t>
       </w:r>
       <w:bookmarkEnd w:id="11"/>
@@ -3262,7 +3166,6 @@
                 <w:rFonts w:cs="Times New Roman"/>
                 <w:sz w:val="18"/>
               </w:rPr>
-              <w:lastRenderedPageBreak/>
               <w:t>1</w:t>
             </w:r>
           </w:p>
@@ -4308,7 +4211,7 @@
                 <w:rFonts w:cs="Times New Roman"/>
                 <w:sz w:val="18"/>
               </w:rPr>
-              <w:t xml:space="preserve">Teoritis </w:t>
+              <w:t xml:space="preserve">Teoretis: </w:t>
             </w:r>
             <w:hyperlink w:anchor="Ref_shiller2000irrational" w:history="1">
               <w:r>
@@ -4316,7 +4219,15 @@
               </w:r>
             </w:hyperlink>
             <w:r>
-              <w:t>; Aryadi dan Lingga (2024) (bukan uji interaksi).</w:t>
+              <w:t xml:space="preserve">; </w:t>
+            </w:r>
+            <w:hyperlink w:anchor="Ref_aryadi2024personal" w:history="1">
+              <w:r>
+                <w:t>Aryadi dan Lingga (2026)</w:t>
+              </w:r>
+            </w:hyperlink>
+            <w:r>
+              <w:t xml:space="preserve"> (bukan uji interaksi).</w:t>
             </w:r>
           </w:p>
         </w:tc>
@@ -4368,18 +4279,7 @@
         <w:rPr>
           <w:rFonts w:cs="Times New Roman"/>
         </w:rPr>
-        <w:t>Ketidakseragaman temuan tersebut menunjukkan perlunya variabel pemoderasi yang menguji batas kontrol psikologis konsumen. Dalam kerangka Self-Regulation Theory (</w:t>
-      </w:r>
-      <w:hyperlink w:anchor="Ref_baumeister2002yield" w:history="1">
-        <w:r>
-          <w:t>Baumeister, 2002</w:t>
-        </w:r>
-      </w:hyperlink>
-      <w:r>
-        <w:rPr>
-          <w:rFonts w:cs="Times New Roman"/>
-        </w:rPr>
-        <w:t xml:space="preserve">; </w:t>
+        <w:t>Ketidakseragaman temuan tersebut menunjukkan perlunya variabel pemoderasi yang menguji batas kontrol psikologis konsumen. Dalam kerangka Self-Regulation Theory ([Baumeister, 2002](#ref-baumeister2002); [</w:t>
       </w:r>
       <w:hyperlink w:anchor="Ref_vohs2007spent" w:history="1">
         <w:r>
@@ -4390,18 +4290,18 @@
         <w:rPr>
           <w:rFonts w:cs="Times New Roman"/>
         </w:rPr>
-        <w:t xml:space="preserve">) dan model Planner-Doer </w:t>
+        <w:t>](#ref-vohs2007)) dan model Planner-Doer ([</w:t>
       </w:r>
       <w:hyperlink w:anchor="Ref_thaler1981economic" w:history="1">
         <w:r>
-          <w:t>(Thaler dan Shefrin, 1981)</w:t>
+          <w:t>Thaler dan Shefrin, 1981</w:t>
         </w:r>
       </w:hyperlink>
       <w:r>
         <w:rPr>
           <w:rFonts w:cs="Times New Roman"/>
         </w:rPr>
-        <w:t>, Self-Control diposisikan sebagai rem volisional, yakni kapasitas menunda kepuasan (</w:t>
+        <w:t>](#ref-thaler1981)), Self-Control diposisikan sebagai rem volisional, yakni kapasitas menunda kepuasan ([</w:t>
       </w:r>
       <w:hyperlink w:anchor="Ref_tangney2004high" w:history="1">
         <w:r>
@@ -4412,7 +4312,7 @@
         <w:rPr>
           <w:rFonts w:cs="Times New Roman"/>
         </w:rPr>
-        <w:t xml:space="preserve">; </w:t>
+        <w:t>](#ref-tangney2004); [</w:t>
       </w:r>
       <w:hyperlink w:anchor="Ref_sultan2012building" w:history="1">
         <w:r>
@@ -4423,18 +4323,18 @@
         <w:rPr>
           <w:rFonts w:cs="Times New Roman"/>
         </w:rPr>
-        <w:t xml:space="preserve">) yang diprediksi memperlemah ketiga dorongan tersebut </w:t>
+        <w:t>](#ref-sultan2012)) yang diprediksi memperlemah ketiga dorongan tersebut ([</w:t>
       </w:r>
       <w:hyperlink w:anchor="Ref_lienardy2026role" w:history="1">
         <w:r>
-          <w:t>(Lienardy dan Panasea, 2026)</w:t>
+          <w:t>Lienardy dan Panasea, 2026</w:t>
         </w:r>
       </w:hyperlink>
       <w:r>
         <w:rPr>
           <w:rFonts w:cs="Times New Roman"/>
         </w:rPr>
-        <w:t>.</w:t>
+        <w:t>](#ref-lienardy2026)).</w:t>
       </w:r>
     </w:p>
     <w:p>
@@ -4447,14 +4347,14 @@
         <w:rPr>
           <w:rFonts w:cs="Times New Roman"/>
         </w:rPr>
-        <w:t xml:space="preserve">Berdasarkan latar belakang permasalahan, urgensi empiris, dan kebaruan konseptual tersebut, penelitian ini memiliki orisinalitas tinggi dalam ranah manajemen keuangan perilaku dan perilaku konsumen di Indonesia. Berlandaskan seluruh uraian di atas, peneliti menetapkan judul skripsi: “PENGARUH HEDONIC MOTIVATION, DESIRE FOR COMPLETENESS, DAN SPECULATIVE MOTIVE TERHADAP IMPULSIVE BUYING BOOSTER </w:t>
+        <w:t xml:space="preserve">Berdasarkan latar belakang permasalahan, urgensi empiris, dan kebaruan konseptual tersebut, penelitian ini memiliki orisinalitas tinggi dalam ranah manajemen keuangan perilaku dan perilaku konsumen di Indonesia. Berlandaskan seluruh uraian di atas, peneliti menetapkan judul skripsi: “PENGARUH HEDONIC MOTIVATION, DESIRE FOR COMPLETENESS, DAN </w:t>
       </w:r>
       <w:r>
         <w:rPr>
           <w:rFonts w:cs="Times New Roman"/>
         </w:rPr>
         <w:lastRenderedPageBreak/>
-        <w:t>PACK KARTU POKÉMON TCG DENGAN SELF-CONTROL SEBAGAI VARIABEL MODERASI”.</w:t>
+        <w:t>SPECULATIVE MOTIVE TERHADAP IMPULSIVE BUYING BOOSTER PACK KARTU POKÉMON TCG DENGAN SELF-CONTROL SEBAGAI VARIABEL MODERASI”.</w:t>
       </w:r>
     </w:p>
     <w:p>
@@ -4462,8 +4362,8 @@
         <w:pStyle w:val="Heading2"/>
         <w:outlineLvl w:val="1"/>
       </w:pPr>
-      <w:bookmarkStart w:id="12" w:name="TOC_1_2_PERUMUSAN_MASALAH"/>
-      <w:bookmarkStart w:id="13" w:name="_Toc241092160"/>
+      <w:bookmarkStart w:id="12" w:name="TOC_1_2_PERUMUSAN_MASALAH_A_ID_12_PERUMU"/>
+      <w:bookmarkStart w:id="13" w:name="_Toc241178679"/>
       <w:r>
         <w:rPr>
           <w:rFonts w:ascii="Times New Roman" w:hAnsi="Times New Roman"/>
@@ -4471,7 +4371,7 @@
           <w:color w:val="000000"/>
           <w:sz w:val="24"/>
         </w:rPr>
-        <w:t>1.2 Perumusan Masalah</w:t>
+        <w:t>1.2 Perumusan Masalah &lt;a id="12-perumusan-masalah"&gt;&lt;/a&gt;</w:t>
       </w:r>
       <w:bookmarkEnd w:id="12"/>
       <w:bookmarkEnd w:id="13"/>
@@ -4614,8 +4514,8 @@
         <w:pStyle w:val="Heading2"/>
         <w:outlineLvl w:val="1"/>
       </w:pPr>
-      <w:bookmarkStart w:id="14" w:name="TOC_1_3_TUJUAN_PENELITIAN"/>
-      <w:bookmarkStart w:id="15" w:name="_Toc241092161"/>
+      <w:bookmarkStart w:id="14" w:name="TOC_1_3_TUJUAN_PENELITIAN_A_ID_13_TUJUAN"/>
+      <w:bookmarkStart w:id="15" w:name="_Toc241178680"/>
       <w:r>
         <w:rPr>
           <w:rFonts w:ascii="Times New Roman" w:hAnsi="Times New Roman"/>
@@ -4623,7 +4523,7 @@
           <w:color w:val="000000"/>
           <w:sz w:val="24"/>
         </w:rPr>
-        <w:t>1.3 Tujuan Penelitian</w:t>
+        <w:t>1.3 Tujuan Penelitian &lt;a id="13-tujuan-penelitian"&gt;&lt;/a&gt;</w:t>
       </w:r>
       <w:bookmarkEnd w:id="14"/>
       <w:bookmarkEnd w:id="15"/>
@@ -4767,8 +4667,8 @@
         <w:pStyle w:val="Heading2"/>
         <w:outlineLvl w:val="1"/>
       </w:pPr>
-      <w:bookmarkStart w:id="16" w:name="TOC_1_4_MANFAAT_PENELITIAN"/>
-      <w:bookmarkStart w:id="17" w:name="_Toc241092162"/>
+      <w:bookmarkStart w:id="16" w:name="TOC_1_4_MANFAAT_PENELITIAN_A_ID_14_MANFA"/>
+      <w:bookmarkStart w:id="17" w:name="_Toc241178681"/>
       <w:r>
         <w:rPr>
           <w:rFonts w:ascii="Times New Roman" w:hAnsi="Times New Roman"/>
@@ -4776,7 +4676,7 @@
           <w:color w:val="000000"/>
           <w:sz w:val="24"/>
         </w:rPr>
-        <w:t>1.4 Manfaat Penelitian</w:t>
+        <w:t>1.4 Manfaat Penelitian &lt;a id="14-manfaat-penelitian"&gt;&lt;/a&gt;</w:t>
       </w:r>
       <w:bookmarkEnd w:id="16"/>
       <w:bookmarkEnd w:id="17"/>
@@ -4791,7 +4691,7 @@
         <w:rPr>
           <w:rFonts w:cs="Times New Roman"/>
         </w:rPr>
-        <w:t>Hasil penelitian ini diharapkan dapat memberikan kontribusi nyata baik secara teoritis maupun praktis:</w:t>
+        <w:t>Hasil penelitian ini diharapkan dapat memberikan kontribusi nyata baik secara teoretis maupun praktis:</w:t>
       </w:r>
     </w:p>
     <w:p>
@@ -4799,8 +4699,8 @@
         <w:pStyle w:val="Heading3"/>
         <w:outlineLvl w:val="2"/>
       </w:pPr>
-      <w:bookmarkStart w:id="18" w:name="TOC_1_4_1_MANFAAT_TEORITIS"/>
-      <w:bookmarkStart w:id="19" w:name="_Toc241092163"/>
+      <w:bookmarkStart w:id="18" w:name="TOC_1_4_1_MANFAAT_TEORETIS_A_ID_141_MANF"/>
+      <w:bookmarkStart w:id="19" w:name="_Toc241178682"/>
       <w:r>
         <w:rPr>
           <w:rFonts w:ascii="Times New Roman" w:hAnsi="Times New Roman"/>
@@ -4808,7 +4708,7 @@
           <w:color w:val="000000"/>
           <w:sz w:val="24"/>
         </w:rPr>
-        <w:t>1.4.1 Manfaat Teoritis</w:t>
+        <w:t>1.4.1 Manfaat Teoretis &lt;a id="141-manfaat-teoretis"&gt;&lt;/a&gt;</w:t>
       </w:r>
       <w:bookmarkEnd w:id="18"/>
       <w:bookmarkEnd w:id="19"/>
@@ -4830,18 +4730,7 @@
         <w:rPr>
           <w:rFonts w:cs="Times New Roman"/>
         </w:rPr>
-        <w:t xml:space="preserve">Pengembangan Teori Keuangan Perilaku (Behavioral Finance): Memberikan kontribusi empiris dalam memperluas cakupan teori keuangan perilaku pada pasar aset alternatif (collectibles), khususnya dalam menjelaskan bagaimana motif spekulasi finansial, bias perilaku investor Indonesia </w:t>
-      </w:r>
-      <w:hyperlink w:anchor="Ref_colline2024biases" w:history="1">
-        <w:r>
-          <w:t>(Colline, 2024)</w:t>
-        </w:r>
-      </w:hyperlink>
-      <w:r>
-        <w:rPr>
-          <w:rFonts w:cs="Times New Roman"/>
-        </w:rPr>
-        <w:t>, dan bias kognitif koleksi berinteraksi memicu keputusan pembelian impulsif.</w:t>
+        <w:t>Pengembangan Teori Keuangan Perilaku (Behavioral Finance): Memberikan kontribusi empiris dalam memperluas cakupan teori keuangan perilaku pada pasar aset alternatif (collectibles), khususnya dalam menjelaskan bagaimana motif spekulasi finansial, bias perilaku investor Indonesia ([Colline, 2024](#ref-colline2024)), dan bias kognitif koleksi berinteraksi memicu keputusan pembelian impulsif.</w:t>
       </w:r>
     </w:p>
     <w:p>
@@ -4861,7 +4750,7 @@
         <w:rPr>
           <w:rFonts w:cs="Times New Roman"/>
         </w:rPr>
-        <w:t>Pengayaan Literatur Moderasi Kontrol Diri (Self-Control): Memperdalam pemahaman teoretis mengenai mekanisme regulasi diri (Self-Regulation Theory) dalam memoderasi dan meredam dorongan belanja spontan pada barang-barang berkategori kesenangan dan spekulasi hobi (</w:t>
+        <w:t>Pengayaan Literatur Moderasi Kontrol Diri (Self-Control): Memperdalam pemahaman teoretis mengenai mekanisme regulasi diri (Self-Regulation Theory) dalam memoderasi dan meredam dorongan belanja spontan pada barang-barang berkategori kesenangan dan spekulasi hobi ([</w:t>
       </w:r>
       <w:hyperlink w:anchor="Ref_sultan2012building" w:history="1">
         <w:r>
@@ -4872,7 +4761,7 @@
         <w:rPr>
           <w:rFonts w:cs="Times New Roman"/>
         </w:rPr>
-        <w:t xml:space="preserve">; </w:t>
+        <w:t>](#ref-sultan2012); [</w:t>
       </w:r>
       <w:hyperlink w:anchor="Ref_apidana2022peran" w:history="1">
         <w:r>
@@ -4883,7 +4772,7 @@
         <w:rPr>
           <w:rFonts w:cs="Times New Roman"/>
         </w:rPr>
-        <w:t xml:space="preserve">; </w:t>
+        <w:t>](#ref-apidana2022); [</w:t>
       </w:r>
       <w:hyperlink w:anchor="Ref_lienardy2026role" w:history="1">
         <w:r>
@@ -4894,7 +4783,7 @@
         <w:rPr>
           <w:rFonts w:cs="Times New Roman"/>
         </w:rPr>
-        <w:t>).</w:t>
+        <w:t>](#ref-lienardy2026)).</w:t>
       </w:r>
     </w:p>
     <w:p>
@@ -4922,8 +4811,8 @@
         <w:pStyle w:val="Heading3"/>
         <w:outlineLvl w:val="2"/>
       </w:pPr>
-      <w:bookmarkStart w:id="20" w:name="TOC_1_4_2_MANFAAT_PRAKTIS"/>
-      <w:bookmarkStart w:id="21" w:name="_Toc241092164"/>
+      <w:bookmarkStart w:id="20" w:name="TOC_1_4_2_MANFAAT_PRAKTIS_A_ID_142_MANFA"/>
+      <w:bookmarkStart w:id="21" w:name="_Toc241178683"/>
       <w:r>
         <w:rPr>
           <w:rFonts w:ascii="Times New Roman" w:hAnsi="Times New Roman"/>
@@ -4932,7 +4821,7 @@
           <w:sz w:val="24"/>
         </w:rPr>
         <w:lastRenderedPageBreak/>
-        <w:t>1.4.2 Manfaat Praktis</w:t>
+        <w:t>1.4.2 Manfaat Praktis &lt;a id="142-manfaat-praktis"&gt;&lt;/a&gt;</w:t>
       </w:r>
       <w:bookmarkEnd w:id="20"/>
       <w:bookmarkEnd w:id="21"/>
@@ -5018,6 +4907,37 @@
       </w:r>
     </w:p>
     <w:p>
+      <w:pPr>
+        <w:spacing w:after="0" w:line="360" w:lineRule="auto"/>
+        <w:ind w:firstLine="709"/>
+        <w:jc w:val="both"/>
+      </w:pPr>
+      <w:r>
+        <w:rPr>
+          <w:rFonts w:cs="Times New Roman"/>
+        </w:rPr>
+        <w:t>[</w:t>
+      </w:r>
+      <w:r>
+        <w:rPr>
+          <w:rFonts w:cs="Times New Roman"/>
+        </w:rPr>
+        <w:t>⬆</w:t>
+      </w:r>
+      <w:r>
+        <w:rPr>
+          <w:rFonts w:cs="Times New Roman"/>
+        </w:rPr>
+        <w:t>️</w:t>
+      </w:r>
+      <w:r>
+        <w:rPr>
+          <w:rFonts w:cs="Times New Roman"/>
+        </w:rPr>
+        <w:t xml:space="preserve"> Kembali ke Daftar Isi](#daftar-isi-naskah-proposal)</w:t>
+      </w:r>
+    </w:p>
+    <w:p>
       <w:r>
         <w:br w:type="page"/>
       </w:r>
@@ -5028,7 +4948,7 @@
         <w:outlineLvl w:val="0"/>
       </w:pPr>
       <w:bookmarkStart w:id="22" w:name="TOC_BAB_2_KAJIAN_PUSTAKA_DAN_PENGEMBANGA"/>
-      <w:bookmarkStart w:id="23" w:name="_Toc241092165"/>
+      <w:bookmarkStart w:id="23" w:name="_Toc241178684"/>
       <w:r>
         <w:rPr>
           <w:rFonts w:ascii="Times New Roman" w:hAnsi="Times New Roman"/>
@@ -5055,7 +4975,7 @@
           <w:color w:val="000000"/>
           <w:sz w:val="24"/>
         </w:rPr>
-        <w:t>KAJIAN PUSTAKA DAN PENGEMBANGAN HIPOTESIS</w:t>
+        <w:t>KAJIAN PUSTAKA DAN PENGEMBANGAN HIPOTESIS &lt;A ID="BAB-2-KAJIAN-PUSTAKA-DAN-PENGEMBANGAN-HIPOTESIS"&gt;&lt;/A&gt;</w:t>
       </w:r>
       <w:bookmarkEnd w:id="22"/>
       <w:bookmarkEnd w:id="23"/>
@@ -5065,8 +4985,8 @@
         <w:pStyle w:val="Heading2"/>
         <w:outlineLvl w:val="1"/>
       </w:pPr>
-      <w:bookmarkStart w:id="24" w:name="TOC_2_1_LANDASAN_TEORI"/>
-      <w:bookmarkStart w:id="25" w:name="_Toc241092166"/>
+      <w:bookmarkStart w:id="24" w:name="TOC_2_1_LANDASAN_TEORI_A_ID_21_LANDASAN_"/>
+      <w:bookmarkStart w:id="25" w:name="_Toc241178685"/>
       <w:r>
         <w:rPr>
           <w:rFonts w:ascii="Times New Roman" w:hAnsi="Times New Roman"/>
@@ -5074,7 +4994,7 @@
           <w:color w:val="000000"/>
           <w:sz w:val="24"/>
         </w:rPr>
-        <w:t>2.1 Landasan Teori</w:t>
+        <w:t>2.1 Landasan Teori &lt;a id="21-landasan-teori"&gt;&lt;/a&gt;</w:t>
       </w:r>
       <w:bookmarkEnd w:id="24"/>
       <w:bookmarkEnd w:id="25"/>
@@ -5085,7 +5005,7 @@
         <w:outlineLvl w:val="2"/>
       </w:pPr>
       <w:bookmarkStart w:id="26" w:name="TOC_2_1_1_GRAND_THEORY_KEUANGAN_PERILAKU"/>
-      <w:bookmarkStart w:id="27" w:name="_Toc241092167"/>
+      <w:bookmarkStart w:id="27" w:name="_Toc241178686"/>
       <w:r>
         <w:rPr>
           <w:rFonts w:ascii="Times New Roman" w:hAnsi="Times New Roman"/>
@@ -5093,7 +5013,7 @@
           <w:color w:val="000000"/>
           <w:sz w:val="24"/>
         </w:rPr>
-        <w:t>2.1.1 Grand Theory: Keuangan Perilaku (Behavioral Finance)</w:t>
+        <w:t>2.1.1 Grand Theory: Keuangan Perilaku (Behavioral Finance) &lt;a id="211-grand-theory-keuangan-perilaku-behavioral-finance"&gt;&lt;/a&gt;</w:t>
       </w:r>
       <w:bookmarkEnd w:id="26"/>
       <w:bookmarkEnd w:id="27"/>
@@ -5108,18 +5028,7 @@
         <w:rPr>
           <w:rFonts w:cs="Times New Roman"/>
         </w:rPr>
-        <w:t xml:space="preserve">Teori utama (grand theory) yang dipakai adalah Keuangan Perilaku (Behavioral Finance). Teori keuangan neoklasik tradisional berasumsi bahwa pelaku ekonomi merupakan makhluk yang sepenuhnya rasional (homo economicus) yang selalu memaksimalkan utilitas dan memproses informasi secara efisien </w:t>
-      </w:r>
-      <w:hyperlink w:anchor="Ref_fama1970efficient" w:history="1">
-        <w:r>
-          <w:t>(Fama, 1970)</w:t>
-        </w:r>
-      </w:hyperlink>
-      <w:r>
-        <w:rPr>
-          <w:rFonts w:cs="Times New Roman"/>
-        </w:rPr>
-        <w:t xml:space="preserve">. Namun, </w:t>
+        <w:t xml:space="preserve">Teori utama (grand theory) yang dipakai adalah Keuangan Perilaku (Behavioral Finance). Teori keuangan neoklasik tradisional berasumsi bahwa pelaku ekonomi merupakan makhluk yang sepenuhnya rasional (homo economicus) yang selalu memaksimalkan utilitas dan memproses informasi secara efisien ([Fama, 1970](#ref-fama1970)). Namun, </w:t>
       </w:r>
       <w:hyperlink w:anchor="Ref_simon1955behavioral" w:history="1">
         <w:r>
@@ -5197,7 +5106,14 @@
         <w:rPr>
           <w:rFonts w:cs="Times New Roman"/>
         </w:rPr>
-        <w:t>Dalam konteks kartu Pokémon TCG, Behavioral Finance memberikan landasan eksplanatif yang solid. Kartu Pokémon fisik telah bertransformasi menjadi instrumen aset alternatif yang sarat dengan bias perilaku keuangan: ilusi probabilitas menarik kartu Gem Mint 10 bernilai jutaan rupiah dari kemasan murah, godaan kepuasan instan merobek bungkus kemasan, serta antusiasme spekulatif yang mengabaikan ketersediaan anggaran pribadi.</w:t>
+        <w:t xml:space="preserve">Dalam konteks kartu Pokémon TCG, Behavioral Finance memberikan landasan eksplanatif yang solid. Kartu Pokémon fisik telah bertransformasi menjadi instrumen aset alternatif yang sarat dengan bias perilaku keuangan: ilusi probabilitas menarik kartu Gem Mint 10 bernilai jutaan rupiah dari kemasan </w:t>
+      </w:r>
+      <w:r>
+        <w:rPr>
+          <w:rFonts w:cs="Times New Roman"/>
+        </w:rPr>
+        <w:lastRenderedPageBreak/>
+        <w:t>murah, godaan kepuasan instan merobek bungkus kemasan, serta antusiasme spekulatif yang mengabaikan ketersediaan anggaran pribadi.</w:t>
       </w:r>
     </w:p>
     <w:p>
@@ -5206,7 +5122,7 @@
         <w:outlineLvl w:val="2"/>
       </w:pPr>
       <w:bookmarkStart w:id="28" w:name="TOC_2_1_2_SUPPORTING_THEORY_TEORI_STIMUL"/>
-      <w:bookmarkStart w:id="29" w:name="_Toc241092168"/>
+      <w:bookmarkStart w:id="29" w:name="_Toc241178687"/>
       <w:r>
         <w:rPr>
           <w:rFonts w:ascii="Times New Roman" w:hAnsi="Times New Roman"/>
@@ -5214,8 +5130,7 @@
           <w:color w:val="000000"/>
           <w:sz w:val="24"/>
         </w:rPr>
-        <w:lastRenderedPageBreak/>
-        <w:t>2.1.2 Supporting Theory: Teori Stimulus-Organism-Response (S-O-R)</w:t>
+        <w:t>2.1.2 Supporting Theory: Teori Stimulus-Organism-Response (S-O-R) &lt;a id="212-supporting-theory-teori-stimulus-organism-response-s-o-r"&gt;&lt;/a&gt;</w:t>
       </w:r>
       <w:bookmarkEnd w:id="28"/>
       <w:bookmarkEnd w:id="29"/>
@@ -5241,7 +5156,7 @@
         <w:rPr>
           <w:rFonts w:cs="Times New Roman"/>
         </w:rPr>
-        <w:t xml:space="preserve"> menjadi kerangka pendukung. Model ini menjelaskan bahwa pemicu lingkungan eksternal (Stimulus) mempengaruhi kondisi internal kognitif dan afektif individu (Organism), yang pada gilirannya memicu tindakan nyata (Response):</w:t>
+        <w:t xml:space="preserve"> menjadi kerangka pendukung. Model ini menjelaskan bahwa pemicu lingkungan eksternal (Stimulus) memengaruhi kondisi internal kognitif dan afektif individu (Organism), yang pada gilirannya memicu tindakan nyata (Response):</w:t>
       </w:r>
     </w:p>
     <w:p>
@@ -5323,7 +5238,7 @@
         <w:outlineLvl w:val="2"/>
       </w:pPr>
       <w:bookmarkStart w:id="30" w:name="TOC_2_1_3_SUPPORTING_THEORY_PSIKOLOGI_KO"/>
-      <w:bookmarkStart w:id="31" w:name="_Toc241092169"/>
+      <w:bookmarkStart w:id="31" w:name="_Toc241178688"/>
       <w:r>
         <w:rPr>
           <w:rFonts w:ascii="Times New Roman" w:hAnsi="Times New Roman"/>
@@ -5331,7 +5246,7 @@
           <w:color w:val="000000"/>
           <w:sz w:val="24"/>
         </w:rPr>
-        <w:t>2.1.3 Supporting Theory: Psikologi Kolektor dan Collection-Goal Tipping Point Effect</w:t>
+        <w:t>2.1.3 Supporting Theory: Psikologi Kolektor dan Collection-Goal Tipping Point Effect &lt;a id="213-supporting-theory-psikologi-kolektor-dan-collection-goal-tipping-point-effect"&gt;&lt;/a&gt;</w:t>
       </w:r>
       <w:bookmarkEnd w:id="30"/>
       <w:bookmarkEnd w:id="31"/>
@@ -5346,29 +5261,7 @@
         <w:rPr>
           <w:rFonts w:cs="Times New Roman"/>
         </w:rPr>
-        <w:t xml:space="preserve">Mengoleksi adalah bentuk konsumsi aktif dan penuh gairah yang didorong oleh kebutuhan psikologis akan keteraturan dan pencapaian </w:t>
-      </w:r>
-      <w:hyperlink w:anchor="Ref_belk1995collecting" w:history="1">
-        <w:r>
-          <w:t>(Belk, 1995)</w:t>
-        </w:r>
-      </w:hyperlink>
-      <w:r>
-        <w:rPr>
-          <w:rFonts w:cs="Times New Roman"/>
-        </w:rPr>
-        <w:t xml:space="preserve">. Dorongan ini berakar pada Zeigarnik Effect </w:t>
-      </w:r>
-      <w:hyperlink w:anchor="Ref_zeigarnik1927behalten" w:history="1">
-        <w:r>
-          <w:t>(Zeigarnik, 1927)</w:t>
-        </w:r>
-      </w:hyperlink>
-      <w:r>
-        <w:rPr>
-          <w:rFonts w:cs="Times New Roman"/>
-        </w:rPr>
-        <w:t xml:space="preserve">, di mana tugas atau susunan yang belum lengkap menghasilkan ketegangan kognitif internal (cognitive tension) yang menuntut penyelesaian (closure). </w:t>
+        <w:t xml:space="preserve">Mengoleksi adalah bentuk konsumsi aktif dan penuh gairah yang didorong oleh kebutuhan psikologis akan keteraturan dan pencapaian ([Belk, 1995](#ref-belk1995)). Dorongan ini berakar pada Zeigarnik Effect ([Zeigarnik, 1927](#ref-zeigarnik1927)), di mana tugas atau susunan yang belum lengkap menghasilkan ketegangan kognitif internal (cognitive tension) yang menuntut penyelesaian (closure). </w:t>
       </w:r>
       <w:hyperlink w:anchor="Ref_gao2014completing" w:history="1">
         <w:r>
@@ -5390,7 +5283,14 @@
         <w:rPr>
           <w:rFonts w:cs="Times New Roman"/>
         </w:rPr>
-        <w:t xml:space="preserve"> memperkuat temuan ini melalui konsep Pseudo-Set Framing, di mana pembeli terdorong melengkapi item yang dibingkai sebagai kesatuan himpunan utuh.</w:t>
+        <w:t xml:space="preserve"> memperkuat temuan ini melalui </w:t>
+      </w:r>
+      <w:r>
+        <w:rPr>
+          <w:rFonts w:cs="Times New Roman"/>
+        </w:rPr>
+        <w:lastRenderedPageBreak/>
+        <w:t>konsep Pseudo-Set Framing, di mana pembeli terdorong melengkapi item yang dibingkai sebagai kesatuan himpunan utuh.</w:t>
       </w:r>
     </w:p>
     <w:p>
@@ -5399,7 +5299,7 @@
         <w:outlineLvl w:val="2"/>
       </w:pPr>
       <w:bookmarkStart w:id="32" w:name="TOC_2_1_4_SUPPORTING_THEORY_TEORI_REGULA"/>
-      <w:bookmarkStart w:id="33" w:name="_Toc241092170"/>
+      <w:bookmarkStart w:id="33" w:name="_Toc241178689"/>
       <w:r>
         <w:rPr>
           <w:rFonts w:ascii="Times New Roman" w:hAnsi="Times New Roman"/>
@@ -5407,8 +5307,7 @@
           <w:color w:val="000000"/>
           <w:sz w:val="24"/>
         </w:rPr>
-        <w:lastRenderedPageBreak/>
-        <w:t>2.1.4 Supporting Theory: Teori Regulasi Diri (Self-Regulation Theory)</w:t>
+        <w:t>2.1.4 Supporting Theory: Teori Regulasi Diri (Self-Regulation Theory) &lt;a id="214-supporting-theory-teori-regulasi-diri-self-regulation-theory"&gt;&lt;/a&gt;</w:t>
       </w:r>
       <w:bookmarkEnd w:id="32"/>
       <w:bookmarkEnd w:id="33"/>
@@ -5423,18 +5322,7 @@
         <w:rPr>
           <w:rFonts w:cs="Times New Roman"/>
         </w:rPr>
-        <w:t xml:space="preserve">Teori regulasi diri </w:t>
-      </w:r>
-      <w:hyperlink w:anchor="Ref_baumeister2002yield" w:history="1">
-        <w:r>
-          <w:t>(Baumeister, 2002)</w:t>
-        </w:r>
-      </w:hyperlink>
-      <w:r>
-        <w:rPr>
-          <w:rFonts w:cs="Times New Roman"/>
-        </w:rPr>
-        <w:t xml:space="preserve"> menjelaskan bagaimana individu mengendalikan dorongan instingtual demi tujuan jangka panjang. </w:t>
+        <w:t xml:space="preserve">Teori regulasi diri ([Baumeister, 2002](#ref-baumeister2002)) menjelaskan bagaimana individu mengendalikan dorongan instingtual demi tujuan jangka panjang. </w:t>
       </w:r>
       <w:hyperlink w:anchor="Ref_vohs2007spent" w:history="1">
         <w:r>
@@ -5445,18 +5333,18 @@
         <w:rPr>
           <w:rFonts w:cs="Times New Roman"/>
         </w:rPr>
-        <w:t xml:space="preserve"> membuktikan bahwa penipisan kontrol diri secara langsung menyebabkan kegagalan menahan impuls belanja. Sebaliknya, individu dengan kontrol diri yang kuat (high trait self-control) memiliki kapasitas volisional tangguh untuk menolak godaan belanja sesaat dan menunda kepuasan (delay of gratification) </w:t>
+        <w:t xml:space="preserve"> membuktikan bahwa penipisan kontrol diri secara langsung menyebabkan kegagalan menahan impuls belanja. Sebaliknya, individu dengan kontrol diri yang kuat (high trait self-control) memiliki kapasitas volisional tangguh untuk menolak godaan belanja sesaat dan menunda kepuasan (delay of gratification) ([</w:t>
       </w:r>
       <w:hyperlink w:anchor="Ref_tangney2004high" w:history="1">
         <w:r>
-          <w:t>(Tangney et al., 2004)</w:t>
+          <w:t>Tangney et al., 2004</w:t>
         </w:r>
       </w:hyperlink>
       <w:r>
         <w:rPr>
           <w:rFonts w:cs="Times New Roman"/>
         </w:rPr>
-        <w:t>.</w:t>
+        <w:t>](#ref-tangney2004)).</w:t>
       </w:r>
     </w:p>
     <w:p>
@@ -5464,8 +5352,8 @@
         <w:pStyle w:val="Heading2"/>
         <w:outlineLvl w:val="1"/>
       </w:pPr>
-      <w:bookmarkStart w:id="34" w:name="TOC_2_2_KAJIAN_VARIABEL_PENELITIAN"/>
-      <w:bookmarkStart w:id="35" w:name="_Toc241092171"/>
+      <w:bookmarkStart w:id="34" w:name="TOC_2_2_KAJIAN_VARIABEL_PENELITIAN_A_ID_"/>
+      <w:bookmarkStart w:id="35" w:name="_Toc241178690"/>
       <w:r>
         <w:rPr>
           <w:rFonts w:ascii="Times New Roman" w:hAnsi="Times New Roman"/>
@@ -5473,7 +5361,7 @@
           <w:color w:val="000000"/>
           <w:sz w:val="24"/>
         </w:rPr>
-        <w:t>2.2 Kajian Variabel Penelitian</w:t>
+        <w:t>2.2 Kajian Variabel Penelitian &lt;a id="22-kajian-variabel-penelitian"&gt;&lt;/a&gt;</w:t>
       </w:r>
       <w:bookmarkEnd w:id="34"/>
       <w:bookmarkEnd w:id="35"/>
@@ -5484,7 +5372,7 @@
         <w:outlineLvl w:val="2"/>
       </w:pPr>
       <w:bookmarkStart w:id="36" w:name="TOC_2_2_1_VARIABEL_DEPENDEN_Y_IMPULSIVE_"/>
-      <w:bookmarkStart w:id="37" w:name="_Toc241092172"/>
+      <w:bookmarkStart w:id="37" w:name="_Toc241178691"/>
       <w:r>
         <w:rPr>
           <w:rFonts w:ascii="Times New Roman" w:hAnsi="Times New Roman"/>
@@ -5492,7 +5380,7 @@
           <w:color w:val="000000"/>
           <w:sz w:val="24"/>
         </w:rPr>
-        <w:t>2.2.1 Variabel Dependen (Y): Impulsive Buying (Pembelian Impulsif)</w:t>
+        <w:t>2.2.1 Variabel Dependen (Y): Impulsive Buying (Pembelian Impulsif) &lt;a id="221-variabel-dependen-y-impulsive-buying-pembelian-impulsif"&gt;&lt;/a&gt;</w:t>
       </w:r>
       <w:bookmarkEnd w:id="36"/>
       <w:bookmarkEnd w:id="37"/>
@@ -5507,29 +5395,7 @@
         <w:rPr>
           <w:rFonts w:cs="Times New Roman"/>
         </w:rPr>
-        <w:t>Pembelian impulsif didefinisikan sebagai dorongan belanja mendadak, kuat, dan persisten untuk segera bertransaksi tanpa adanya deliberasi kognitif sadar sebelumnya mengenai konsekuensi pengeluaran (</w:t>
-      </w:r>
-      <w:hyperlink w:anchor="Ref_stern1962significance" w:history="1">
-        <w:r>
-          <w:t>Stern, 1962</w:t>
-        </w:r>
-      </w:hyperlink>
-      <w:r>
-        <w:rPr>
-          <w:rFonts w:cs="Times New Roman"/>
-        </w:rPr>
-        <w:t xml:space="preserve">; </w:t>
-      </w:r>
-      <w:hyperlink w:anchor="Ref_rook1987buying" w:history="1">
-        <w:r>
-          <w:t>Rook, 1987</w:t>
-        </w:r>
-      </w:hyperlink>
-      <w:r>
-        <w:rPr>
-          <w:rFonts w:cs="Times New Roman"/>
-        </w:rPr>
-        <w:t xml:space="preserve">; </w:t>
+        <w:t>Pembelian impulsif didefinisikan sebagai dorongan belanja mendadak, kuat, dan persisten untuk segera bertransaksi tanpa adanya deliberasi kognitif sadar sebelumnya mengenai konsekuensi pengeluaran ([Stern, 1962](#ref-stern1962); [Rook, 1987](#ref-rook1987); [</w:t>
       </w:r>
       <w:hyperlink w:anchor="Ref_rook1995normative" w:history="1">
         <w:r>
@@ -5540,7 +5406,7 @@
         <w:rPr>
           <w:rFonts w:cs="Times New Roman"/>
         </w:rPr>
-        <w:t xml:space="preserve">). </w:t>
+        <w:t xml:space="preserve">](#ref-rook1995)). </w:t>
       </w:r>
       <w:hyperlink w:anchor="Ref_verplanken2001individual" w:history="1">
         <w:r>
@@ -5571,7 +5437,7 @@
         <w:outlineLvl w:val="2"/>
       </w:pPr>
       <w:bookmarkStart w:id="38" w:name="TOC_2_2_2_VARIABEL_INDEPENDEN_X₁_HEDONIC"/>
-      <w:bookmarkStart w:id="39" w:name="_Toc241092173"/>
+      <w:bookmarkStart w:id="39" w:name="_Toc241178692"/>
       <w:r>
         <w:rPr>
           <w:rFonts w:ascii="Times New Roman" w:hAnsi="Times New Roman"/>
@@ -5579,7 +5445,7 @@
           <w:color w:val="000000"/>
           <w:sz w:val="24"/>
         </w:rPr>
-        <w:t>2.2.2 Variabel Independen (X₁): Hedonic Motivation (Motivasi Hedonis)</w:t>
+        <w:t>2.2.2 Variabel Independen (X₁): Hedonic Motivation (Motivasi Hedonis) &lt;a id="222-variabel-independen-x_1-hedonic-motivation-motivasi-hedonis"&gt;&lt;/a&gt;</w:t>
       </w:r>
       <w:bookmarkEnd w:id="38"/>
       <w:bookmarkEnd w:id="39"/>
@@ -5594,7 +5460,7 @@
         <w:rPr>
           <w:rFonts w:cs="Times New Roman"/>
         </w:rPr>
-        <w:t>Motivasi hedonis merujuk pada dorongan berbelanja demi kesenangan emosional, hiburan, dan pengalaman multisensori, bukan semata kegunaan utiliter (</w:t>
+        <w:t>Motivasi hedonis merujuk pada dorongan berbelanja demi kesenangan emosional, hiburan, dan pengalaman multisensori, bukan semata kegunaan utiliter ([</w:t>
       </w:r>
       <w:hyperlink w:anchor="Ref_hirschman1982hedonic" w:history="1">
         <w:r>
@@ -5605,7 +5471,7 @@
         <w:rPr>
           <w:rFonts w:cs="Times New Roman"/>
         </w:rPr>
-        <w:t xml:space="preserve">; </w:t>
+        <w:t>](#ref-hirschman1982); [</w:t>
       </w:r>
       <w:hyperlink w:anchor="Ref_babin1994work" w:history="1">
         <w:r>
@@ -5616,7 +5482,7 @@
         <w:rPr>
           <w:rFonts w:cs="Times New Roman"/>
         </w:rPr>
-        <w:t xml:space="preserve">). </w:t>
+        <w:t xml:space="preserve">](#ref-babin1994)). </w:t>
       </w:r>
       <w:hyperlink w:anchor="Ref_arnold2003hedonic" w:history="1">
         <w:r>
@@ -5627,7 +5493,14 @@
         <w:rPr>
           <w:rFonts w:cs="Times New Roman"/>
         </w:rPr>
-        <w:t xml:space="preserve"> merumuskan enam dimensi motivasi hedonis, di mana dimensi Adventure Shopping (sensasi petualangan dan kejutan) serta Gratification Shopping (pelepasan stres dan hadiah diri) merupakan dimensi paling dominan dalam pembelian booster pack kartu Pokémon TCG fisik. Dimensi keenam, Value Shopping (perburuan harga murah), sengaja tidak diadaptasi karena harga eceran booster pack bersifat pasti dan seragam (Rp20.000–Rp30.000), sehingga motif tawar-menawar tidak relevan; operasionalisasi memakai lima dimensi terapa</w:t>
+        <w:t xml:space="preserve"> merumuskan enam dimensi motivasi </w:t>
+      </w:r>
+      <w:r>
+        <w:rPr>
+          <w:rFonts w:cs="Times New Roman"/>
+        </w:rPr>
+        <w:lastRenderedPageBreak/>
+        <w:t>hedonis, di mana dimensi Adventure Shopping (sensasi petualangan dan kejutan) serta Gratification Shopping (pelepasan stres dan hadiah diri) merupakan dimensi paling dominan dalam pembelian booster pack kartu Pokémon TCG fisik. Dimensi keenam, Value Shopping (perburuan harga murah), sengaja tidak diadaptasi karena harga eceran booster pack bersifat pasti dan seragam (Rp20.000–Rp30.000), sehingga motif tawar-menawar tidak relevan; operasionalisasi memakai lima dimensi terapa</w:t>
       </w:r>
       <w:r>
         <w:rPr>
@@ -5642,7 +5515,7 @@
         <w:outlineLvl w:val="2"/>
       </w:pPr>
       <w:bookmarkStart w:id="40" w:name="TOC_2_2_3_VARIABEL_INDEPENDEN_X₂_DESIRE_"/>
-      <w:bookmarkStart w:id="41" w:name="_Toc241092174"/>
+      <w:bookmarkStart w:id="41" w:name="_Toc241178693"/>
       <w:r>
         <w:rPr>
           <w:rFonts w:ascii="Times New Roman" w:hAnsi="Times New Roman"/>
@@ -5650,8 +5523,7 @@
           <w:color w:val="000000"/>
           <w:sz w:val="24"/>
         </w:rPr>
-        <w:lastRenderedPageBreak/>
-        <w:t>2.2.3 Variabel Independen (X₂): Desire for Completeness (Hasrat Kelengkapan Koleksi)</w:t>
+        <w:t>2.2.3 Variabel Independen (X₂): Desire for Completeness (Hasrat Kelengkapan Koleksi) &lt;a id="223-variabel-independen-x_2-desire-for-completeness-hasrat-kelengkapan-koleksi"&gt;&lt;/a&gt;</w:t>
       </w:r>
       <w:bookmarkEnd w:id="40"/>
       <w:bookmarkEnd w:id="41"/>
@@ -5666,18 +5538,7 @@
         <w:rPr>
           <w:rFonts w:cs="Times New Roman"/>
         </w:rPr>
-        <w:t>Desire for Completeness didefinisikan sebagai dorongan motivasional internal individu untuk melengkapi seluruh elemen dari suatu himpunan yang telah terdefinisi batasannya secara utuh (</w:t>
-      </w:r>
-      <w:hyperlink w:anchor="Ref_belk1995collecting" w:history="1">
-        <w:r>
-          <w:t>Belk, 1995</w:t>
-        </w:r>
-      </w:hyperlink>
-      <w:r>
-        <w:rPr>
-          <w:rFonts w:cs="Times New Roman"/>
-        </w:rPr>
-        <w:t xml:space="preserve">; </w:t>
+        <w:t>Desire for Completeness didefinisikan sebagai dorongan motivasional internal individu untuk melengkapi seluruh elemen dari suatu himpunan yang telah terdefinisi batasannya secara utuh ([Belk, 1995](#ref-belk1995); [</w:t>
       </w:r>
       <w:hyperlink w:anchor="Ref_gao2014completing" w:history="1">
         <w:r>
@@ -5688,7 +5549,7 @@
         <w:rPr>
           <w:rFonts w:cs="Times New Roman"/>
         </w:rPr>
-        <w:t xml:space="preserve">; </w:t>
+        <w:t>](#ref-gao2014); [</w:t>
       </w:r>
       <w:hyperlink w:anchor="Ref_barasz2017pseudo" w:history="1">
         <w:r>
@@ -5699,7 +5560,7 @@
         <w:rPr>
           <w:rFonts w:cs="Times New Roman"/>
         </w:rPr>
-        <w:t>). Dimensi utamanya mencakup: persepsi batasan himpunan (perceived set boundaries), ketegangan kognitif celah koleksi (cognitive incompletion tension), dan desakan penuntasan himpunan (drive for closure). Setiap seri Pokémon TCG memiliki nomor urut resmi; kotak slot kosong pada album binder kolektor memicu ketegangan kognitif yang mendesak pembelian kemasan tambahan demi mengisi nomor yang hilang.</w:t>
+        <w:t>](#ref-barasz2017)). Dimensi utamanya mencakup: persepsi batasan himpunan (perceived set boundaries), ketegangan kognitif celah koleksi (cognitive incompletion tension), dan desakan penuntasan himpunan (drive for closure). Setiap seri Pokémon TCG memiliki nomor urut resmi; kotak slot kosong pada album binder kolektor memicu ketegangan kognitif yang mendesak pembelian kemasan tambahan demi mengisi nomor yang hilang.</w:t>
       </w:r>
     </w:p>
     <w:p>
@@ -5708,7 +5569,7 @@
         <w:outlineLvl w:val="2"/>
       </w:pPr>
       <w:bookmarkStart w:id="42" w:name="TOC_2_2_4_VARIABEL_INDEPENDEN_X₃_SPECULA"/>
-      <w:bookmarkStart w:id="43" w:name="_Toc241092175"/>
+      <w:bookmarkStart w:id="43" w:name="_Toc241178694"/>
       <w:r>
         <w:rPr>
           <w:rFonts w:ascii="Times New Roman" w:hAnsi="Times New Roman"/>
@@ -5716,7 +5577,7 @@
           <w:color w:val="000000"/>
           <w:sz w:val="24"/>
         </w:rPr>
-        <w:t>2.2.4 Variabel Independen (X₃): Speculative Motive (Motif Spekulasi Finansial)</w:t>
+        <w:t>2.2.4 Variabel Independen (X₃): Speculative Motive (Motif Spekulasi Finansial) &lt;a id="224-variabel-independen-x_3-speculative-motive-motif-spekulasi-finansial"&gt;&lt;/a&gt;</w:t>
       </w:r>
       <w:bookmarkEnd w:id="42"/>
       <w:bookmarkEnd w:id="43"/>
@@ -5742,18 +5603,7 @@
         <w:rPr>
           <w:rFonts w:cs="Times New Roman"/>
         </w:rPr>
-        <w:t xml:space="preserve"> dan Behavioral Finance (</w:t>
-      </w:r>
-      <w:hyperlink w:anchor="Ref_shiller2000irrational" w:history="1">
-        <w:r>
-          <w:t>Shiller, 2000</w:t>
-        </w:r>
-      </w:hyperlink>
-      <w:r>
-        <w:rPr>
-          <w:rFonts w:cs="Times New Roman"/>
-        </w:rPr>
-        <w:t xml:space="preserve">; </w:t>
+        <w:t xml:space="preserve"> dan Behavioral Finance ([Shiller, 2000](#ref-shiller2000); [</w:t>
       </w:r>
       <w:hyperlink w:anchor="Ref_baur2018bitcoin" w:history="1">
         <w:r>
@@ -5764,7 +5614,7 @@
         <w:rPr>
           <w:rFonts w:cs="Times New Roman"/>
         </w:rPr>
-        <w:t>), yaitu hasrat mengakuisisi barang dengan ekspektasi menjualnya kembali demi perolehan keuntungan modal (capital gain). Dimensinya meliputi: ekspektasi kenaikan harga pasar, sensitivitas terhadap likuiditas pasar sekunder, dan motif arbitrase grading (grading arbitrage).</w:t>
+        <w:t>](#ref-baur2018)), yaitu hasrat mengakuisisi barang dengan ekspektasi menjualnya kembali demi perolehan keuntungan modal (capital gain). Dimensinya meliputi: ekspektasi kenaikan harga pasar, sensitivitas terhadap likuiditas pasar sekunder, dan motif arbitrase grading (grading arbitrage).</w:t>
       </w:r>
     </w:p>
     <w:p>
@@ -5777,7 +5627,14 @@
         <w:rPr>
           <w:rFonts w:cs="Times New Roman"/>
         </w:rPr>
-        <w:t>Kehadiran lembaga sertifikasi grading independen internasional (PSA, BGS, CGC) yang menilai kondisi fisik kartu secara mikroskopis pada skala 1–10 (Gem Mint 10) mentransformasi kartu Pokémon menjadi aset alternatif terstandardisasi. Kartu bergradasi PSA 10 Gem Mint memiliki likuiditas lelang global dan harga jual yang melonjak hingga puluhan kali lipat dibandingkan kartu mentah (raw card), sehingga menjadi katalisator pemicu motif spekulasi finansial pembeli.</w:t>
+        <w:t xml:space="preserve">Kehadiran lembaga sertifikasi grading independen internasional (PSA, BGS, CGC) yang menilai kondisi fisik kartu secara mikroskopis pada skala 1–10 (Gem Mint 10) mentransformasi kartu Pokémon menjadi aset alternatif </w:t>
+      </w:r>
+      <w:r>
+        <w:rPr>
+          <w:rFonts w:cs="Times New Roman"/>
+        </w:rPr>
+        <w:lastRenderedPageBreak/>
+        <w:t>terstandardisasi. Kartu bergradasi PSA 10 Gem Mint memiliki likuiditas lelang global dan harga jual yang melonjak hingga puluhan kali lipat dibandingkan kartu mentah (raw card), sehingga menjadi katalisator pemicu motif spekulasi finansial pembeli.</w:t>
       </w:r>
     </w:p>
     <w:p>
@@ -5786,7 +5643,7 @@
         <w:outlineLvl w:val="2"/>
       </w:pPr>
       <w:bookmarkStart w:id="44" w:name="TOC_2_2_5_VARIABEL_MODERASI_M_SELF_CONTR"/>
-      <w:bookmarkStart w:id="45" w:name="_Toc241092176"/>
+      <w:bookmarkStart w:id="45" w:name="_Toc241178695"/>
       <w:r>
         <w:rPr>
           <w:rFonts w:ascii="Times New Roman" w:hAnsi="Times New Roman"/>
@@ -5813,7 +5670,7 @@
           <w:color w:val="000000"/>
           <w:sz w:val="24"/>
         </w:rPr>
-        <w:t>): Self-Control (Kontrol Diri)</w:t>
+        <w:t>): Self-Control (Kontrol Diri) &lt;a id="225-variabel-moderasi-m-self-control-kontrol-diri"&gt;&lt;/a&gt;</w:t>
       </w:r>
       <w:bookmarkEnd w:id="44"/>
       <w:bookmarkEnd w:id="45"/>
@@ -5828,7 +5685,7 @@
         <w:rPr>
           <w:rFonts w:cs="Times New Roman"/>
         </w:rPr>
-        <w:t>Kontrol diri merupakan kapasitas volisional individu untuk menolak godaan belanja, menunda kepuasan sesaat (delay of gratification), dan mendisiplinkan pengeluaran agar selaras dengan rencana keuangan jangka panjang (</w:t>
+        <w:t>Kontrol diri merupakan kapasitas volisional individu untuk menolak godaan belanja, menunda kepuasan sesaat (delay of gratification), dan mendisiplinkan pengeluaran agar selaras dengan rencana keuangan jangka panjang ([</w:t>
       </w:r>
       <w:hyperlink w:anchor="Ref_tangney2004high" w:history="1">
         <w:r>
@@ -5839,18 +5696,7 @@
         <w:rPr>
           <w:rFonts w:cs="Times New Roman"/>
         </w:rPr>
-        <w:t xml:space="preserve">; </w:t>
-      </w:r>
-      <w:hyperlink w:anchor="Ref_baumeister2002yield" w:history="1">
-        <w:r>
-          <w:t>Baumeister, 2002</w:t>
-        </w:r>
-      </w:hyperlink>
-      <w:r>
-        <w:rPr>
-          <w:rFonts w:cs="Times New Roman"/>
-        </w:rPr>
-        <w:t xml:space="preserve">; </w:t>
+        <w:t>](#ref-tangney2004); [Baumeister, 2002](#ref-baumeister2002); [</w:t>
       </w:r>
       <w:hyperlink w:anchor="Ref_vohs2007spent" w:history="1">
         <w:r>
@@ -5861,36 +5707,29 @@
         <w:rPr>
           <w:rFonts w:cs="Times New Roman"/>
         </w:rPr>
-        <w:t xml:space="preserve">). Dalam model Planner-Doer </w:t>
+        <w:t>](#ref-vohs2007)). Dalam model Planner-Doer ([</w:t>
       </w:r>
       <w:hyperlink w:anchor="Ref_thaler1981economic" w:history="1">
         <w:r>
-          <w:t>(Thaler dan Shefrin, 1981)</w:t>
+          <w:t>Thaler dan Shefrin, 1981</w:t>
         </w:r>
       </w:hyperlink>
       <w:r>
         <w:rPr>
           <w:rFonts w:cs="Times New Roman"/>
         </w:rPr>
-        <w:t xml:space="preserve">, kontrol diri bertindak sebagai </w:t>
-      </w:r>
-      <w:r>
-        <w:rPr>
-          <w:rFonts w:cs="Times New Roman"/>
-        </w:rPr>
-        <w:lastRenderedPageBreak/>
-        <w:t xml:space="preserve">rem volisional kognitif. Konsumen dengan kontrol diri tinggi mampu menahan desakan emosional dan spekulatif, sehingga pengaruh variabel independen terhadap Impulsive Buying diperlemah secara signifikan </w:t>
+        <w:t>](#ref-thaler1981)), kontrol diri bertindak sebagai rem volisional kognitif. Konsumen dengan kontrol diri tinggi mampu menahan desakan emosional dan spekulatif, sehingga pengaruh variabel independen terhadap Impulsive Buying diperlemah secara signifikan ([</w:t>
       </w:r>
       <w:hyperlink w:anchor="Ref_sultan2012building" w:history="1">
         <w:r>
-          <w:t>(Sultan et al., 2012)</w:t>
+          <w:t>Sultan et al., 2012</w:t>
         </w:r>
       </w:hyperlink>
       <w:r>
         <w:rPr>
           <w:rFonts w:cs="Times New Roman"/>
         </w:rPr>
-        <w:t>.</w:t>
+        <w:t>](#ref-sultan2012)).</w:t>
       </w:r>
     </w:p>
     <w:p>
@@ -5898,8 +5737,8 @@
         <w:pStyle w:val="Heading2"/>
         <w:outlineLvl w:val="1"/>
       </w:pPr>
-      <w:bookmarkStart w:id="46" w:name="TOC_2_3_PENELITIAN_SEBELUMNYA"/>
-      <w:bookmarkStart w:id="47" w:name="_Toc241092177"/>
+      <w:bookmarkStart w:id="46" w:name="TOC_2_3_PENELITIAN_SEBELUMNYA_A_ID_23_PE"/>
+      <w:bookmarkStart w:id="47" w:name="_Toc241178696"/>
       <w:r>
         <w:rPr>
           <w:rFonts w:ascii="Times New Roman" w:hAnsi="Times New Roman"/>
@@ -5907,7 +5746,7 @@
           <w:color w:val="000000"/>
           <w:sz w:val="24"/>
         </w:rPr>
-        <w:t>2.3 Penelitian Sebelumnya</w:t>
+        <w:t>2.3 Penelitian Sebelumnya &lt;a id="23-penelitian-sebelumnya"&gt;&lt;/a&gt;</w:t>
       </w:r>
       <w:bookmarkEnd w:id="46"/>
       <w:bookmarkEnd w:id="47"/>
@@ -5955,7 +5794,7 @@
         <w:gridCol w:w="1587"/>
         <w:gridCol w:w="1587"/>
         <w:gridCol w:w="1587"/>
-        <w:gridCol w:w="1587"/>
+        <w:gridCol w:w="1710"/>
       </w:tblGrid>
       <w:tr>
         <w:trPr>
@@ -6146,12 +5985,12 @@
             <w:pPr>
               <w:spacing w:after="0"/>
             </w:pPr>
-            <w:hyperlink w:anchor="Ref_arnold2003hedonic" w:history="1">
+            <w:hyperlink w:anchor="Ref_pranggabayu2022pengaruh" w:history="1">
               <w:r>
                 <w:rPr>
                   <w:sz w:val="18"/>
                 </w:rPr>
-                <w:t>Arnold dan Reynolds (2003)</w:t>
+                <w:t>Pranggabayu dan Andjarwati (2022)</w:t>
               </w:r>
             </w:hyperlink>
           </w:p>
@@ -6172,10 +6011,42 @@
             </w:pPr>
             <w:r>
               <w:rPr>
+                <w:sz w:val="18"/>
+              </w:rPr>
+              <w:t xml:space="preserve">Pengaruh </w:t>
+            </w:r>
+            <w:r>
+              <w:rPr>
                 <w:i/>
                 <w:sz w:val="18"/>
               </w:rPr>
-              <w:t>Hedonic Shopping Motivations</w:t>
+              <w:t>Hedonic Shopping Motivation</w:t>
+            </w:r>
+            <w:r>
+              <w:rPr>
+                <w:sz w:val="18"/>
+              </w:rPr>
+              <w:t xml:space="preserve"> dan </w:t>
+            </w:r>
+            <w:r>
+              <w:rPr>
+                <w:i/>
+                <w:sz w:val="18"/>
+              </w:rPr>
+              <w:t>Store Atmosphere</w:t>
+            </w:r>
+            <w:r>
+              <w:rPr>
+                <w:sz w:val="18"/>
+              </w:rPr>
+              <w:t xml:space="preserve"> terhadap </w:t>
+            </w:r>
+            <w:r>
+              <w:rPr>
+                <w:i/>
+                <w:sz w:val="18"/>
+              </w:rPr>
+              <w:t>Impulsive Buying</w:t>
             </w:r>
           </w:p>
         </w:tc>
@@ -6197,7 +6068,46 @@
               <w:rPr>
                 <w:sz w:val="18"/>
               </w:rPr>
-              <w:t>Motivasi hedonis; Analisis faktor</w:t>
+              <w:t xml:space="preserve">X1: </w:t>
+            </w:r>
+            <w:r>
+              <w:rPr>
+                <w:i/>
+                <w:sz w:val="18"/>
+              </w:rPr>
+              <w:t>Hedonic shopping motivation</w:t>
+            </w:r>
+            <w:r>
+              <w:rPr>
+                <w:sz w:val="18"/>
+              </w:rPr>
+              <w:t xml:space="preserve">, X2: </w:t>
+            </w:r>
+            <w:r>
+              <w:rPr>
+                <w:i/>
+                <w:sz w:val="18"/>
+              </w:rPr>
+              <w:t>Store atmosphere</w:t>
+            </w:r>
+            <w:r>
+              <w:rPr>
+                <w:sz w:val="18"/>
+              </w:rPr>
+              <w:t xml:space="preserve">; Y: </w:t>
+            </w:r>
+            <w:r>
+              <w:rPr>
+                <w:i/>
+                <w:sz w:val="18"/>
+              </w:rPr>
+              <w:t>Impulsive buying</w:t>
+            </w:r>
+            <w:r>
+              <w:rPr>
+                <w:sz w:val="18"/>
+              </w:rPr>
+              <w:t>; Regresi linear berganda (200 responden)</w:t>
             </w:r>
           </w:p>
         </w:tc>
@@ -6220,7 +6130,20 @@
               <w:rPr>
                 <w:sz w:val="18"/>
               </w:rPr>
-              <w:t>Mengidentifikasi 6 dimensi hedonis; kesenangan emosional memicu belanja spontan.</w:t>
+              <w:t xml:space="preserve">Motivasi belanja hedonis terbukti mendorong </w:t>
+            </w:r>
+            <w:r>
+              <w:rPr>
+                <w:i/>
+                <w:sz w:val="18"/>
+              </w:rPr>
+              <w:t>impulsive buying</w:t>
+            </w:r>
+            <w:r>
+              <w:rPr>
+                <w:sz w:val="18"/>
+              </w:rPr>
+              <w:t>; kesenangan berbelanja menurunkan deliberasi rasional konsumen.</w:t>
             </w:r>
           </w:p>
         </w:tc>
@@ -6249,6 +6172,7 @@
               <w:rPr>
                 <w:sz w:val="18"/>
               </w:rPr>
+              <w:lastRenderedPageBreak/>
               <w:t>2</w:t>
             </w:r>
           </w:p>
@@ -6267,12 +6191,12 @@
             <w:pPr>
               <w:spacing w:after="0"/>
             </w:pPr>
-            <w:hyperlink w:anchor="Ref_gueltekin2012influence" w:history="1">
+            <w:hyperlink w:anchor="Ref_apidana2022peran" w:history="1">
               <w:r>
                 <w:rPr>
                   <w:sz w:val="18"/>
                 </w:rPr>
-                <w:t>Gültekin &amp; Özer (2012)</w:t>
+                <w:t>Apidana dan Kholifah (2022)</w:t>
               </w:r>
             </w:hyperlink>
           </w:p>
@@ -6293,10 +6217,55 @@
             </w:pPr>
             <w:r>
               <w:rPr>
+                <w:sz w:val="18"/>
+              </w:rPr>
+              <w:t xml:space="preserve">Peran </w:t>
+            </w:r>
+            <w:r>
+              <w:rPr>
                 <w:i/>
                 <w:sz w:val="18"/>
               </w:rPr>
-              <w:t>The Influence of Hedonic Motives on Impulse Buying</w:t>
+              <w:t>Self-Control</w:t>
+            </w:r>
+            <w:r>
+              <w:rPr>
+                <w:sz w:val="18"/>
+              </w:rPr>
+              <w:t xml:space="preserve"> dalam Memoderasi Pengaruh </w:t>
+            </w:r>
+            <w:r>
+              <w:rPr>
+                <w:i/>
+                <w:sz w:val="18"/>
+              </w:rPr>
+              <w:t>Hedonic Motives</w:t>
+            </w:r>
+            <w:r>
+              <w:rPr>
+                <w:sz w:val="18"/>
+              </w:rPr>
+              <w:t xml:space="preserve"> dan </w:t>
+            </w:r>
+            <w:r>
+              <w:rPr>
+                <w:i/>
+                <w:sz w:val="18"/>
+              </w:rPr>
+              <w:t>Shopping Lifestyle</w:t>
+            </w:r>
+            <w:r>
+              <w:rPr>
+                <w:sz w:val="18"/>
+              </w:rPr>
+              <w:t xml:space="preserve"> terhadap </w:t>
+            </w:r>
+            <w:r>
+              <w:rPr>
+                <w:i/>
+                <w:sz w:val="18"/>
+              </w:rPr>
+              <w:t>Impulse Buying</w:t>
             </w:r>
           </w:p>
         </w:tc>
@@ -6318,7 +6287,7 @@
               <w:rPr>
                 <w:sz w:val="18"/>
               </w:rPr>
-              <w:t xml:space="preserve">X: </w:t>
+              <w:t xml:space="preserve">X1: </w:t>
             </w:r>
             <w:r>
               <w:rPr>
@@ -6331,20 +6300,46 @@
               <w:rPr>
                 <w:sz w:val="18"/>
               </w:rPr>
-              <w:t xml:space="preserve">; Y: </w:t>
+              <w:t xml:space="preserve">, X2: </w:t>
             </w:r>
             <w:r>
               <w:rPr>
                 <w:i/>
                 <w:sz w:val="18"/>
               </w:rPr>
+              <w:t>Shopping lifestyle</w:t>
+            </w:r>
+            <w:r>
+              <w:rPr>
+                <w:sz w:val="18"/>
+              </w:rPr>
+              <w:t xml:space="preserve">; Y: </w:t>
+            </w:r>
+            <w:r>
+              <w:rPr>
+                <w:i/>
+                <w:sz w:val="18"/>
+              </w:rPr>
               <w:t>Impulse buying</w:t>
             </w:r>
             <w:r>
               <w:rPr>
                 <w:sz w:val="18"/>
               </w:rPr>
-              <w:t>; Regresi</w:t>
+              <w:t xml:space="preserve">; Mod: </w:t>
+            </w:r>
+            <w:r>
+              <w:rPr>
+                <w:i/>
+                <w:sz w:val="18"/>
+              </w:rPr>
+              <w:t>Self-control</w:t>
+            </w:r>
+            <w:r>
+              <w:rPr>
+                <w:sz w:val="18"/>
+              </w:rPr>
+              <w:t>; MRA</w:t>
             </w:r>
           </w:p>
         </w:tc>
@@ -6367,20 +6362,33 @@
               <w:rPr>
                 <w:sz w:val="18"/>
               </w:rPr>
-              <w:t xml:space="preserve">Motivasi hedonis berpengaruh positif signifikan terhadap </w:t>
+              <w:t xml:space="preserve">Motif hedonis positif signifikan; kontrol diri memoderasi </w:t>
             </w:r>
             <w:r>
               <w:rPr>
                 <w:i/>
                 <w:sz w:val="18"/>
               </w:rPr>
-              <w:t>impulsive buying</w:t>
+              <w:t>shopping lifestyle</w:t>
             </w:r>
             <w:r>
               <w:rPr>
                 <w:sz w:val="18"/>
               </w:rPr>
-              <w:t>.</w:t>
+              <w:t xml:space="preserve"> (H4 diterima, β&lt;0) tetapi GAGAL memoderasi </w:t>
+            </w:r>
+            <w:r>
+              <w:rPr>
+                <w:i/>
+                <w:sz w:val="18"/>
+              </w:rPr>
+              <w:t>hedonic motives</w:t>
+            </w:r>
+            <w:r>
+              <w:rPr>
+                <w:sz w:val="18"/>
+              </w:rPr>
+              <w:t xml:space="preserve"> (H3 ditolak, p=0,597).</w:t>
             </w:r>
           </w:p>
         </w:tc>
@@ -6431,7 +6439,7 @@
               <w:rPr>
                 <w:sz w:val="18"/>
               </w:rPr>
-              <w:t>Gao, Huang, &amp; Simonson (2014)</w:t>
+              <w:t>Lienardy dan Setiawan (2026)</w:t>
             </w:r>
           </w:p>
         </w:tc>
@@ -6454,7 +6462,7 @@
                 <w:i/>
                 <w:sz w:val="18"/>
               </w:rPr>
-              <w:t>The "Completing the Set" Effect</w:t>
+              <w:t>The Role of Self-Control in Moderating the Influence of Shopping Lifestyle dan Hedonistic Behavior on Impulsive Buying</w:t>
             </w:r>
           </w:p>
         </w:tc>
@@ -6476,20 +6484,59 @@
               <w:rPr>
                 <w:sz w:val="18"/>
               </w:rPr>
-              <w:t xml:space="preserve">X: </w:t>
+              <w:t xml:space="preserve">X1: </w:t>
             </w:r>
             <w:r>
               <w:rPr>
                 <w:i/>
                 <w:sz w:val="18"/>
               </w:rPr>
-              <w:t>Set framing</w:t>
+              <w:t>Shopping lifestyle</w:t>
             </w:r>
             <w:r>
               <w:rPr>
                 <w:sz w:val="18"/>
               </w:rPr>
-              <w:t>; Y: Niat beli; Desain eksperimen</w:t>
+              <w:t xml:space="preserve">, X2: </w:t>
+            </w:r>
+            <w:r>
+              <w:rPr>
+                <w:i/>
+                <w:sz w:val="18"/>
+              </w:rPr>
+              <w:t>Hedonistic behavior</w:t>
+            </w:r>
+            <w:r>
+              <w:rPr>
+                <w:sz w:val="18"/>
+              </w:rPr>
+              <w:t xml:space="preserve">; Y: </w:t>
+            </w:r>
+            <w:r>
+              <w:rPr>
+                <w:i/>
+                <w:sz w:val="18"/>
+              </w:rPr>
+              <w:t>Impulsive buying</w:t>
+            </w:r>
+            <w:r>
+              <w:rPr>
+                <w:sz w:val="18"/>
+              </w:rPr>
+              <w:t xml:space="preserve">; Mod: </w:t>
+            </w:r>
+            <w:r>
+              <w:rPr>
+                <w:i/>
+                <w:sz w:val="18"/>
+              </w:rPr>
+              <w:t>Self-control</w:t>
+            </w:r>
+            <w:r>
+              <w:rPr>
+                <w:sz w:val="18"/>
+              </w:rPr>
+              <w:t>; MRA (160 responden)</w:t>
             </w:r>
           </w:p>
         </w:tc>
@@ -6512,7 +6559,20 @@
               <w:rPr>
                 <w:sz w:val="18"/>
               </w:rPr>
-              <w:t>Hasrat melengkapi set secara signifikan memicu pembelian terburu-buru dan spontan.</w:t>
+              <w:t xml:space="preserve">Perilaku hedonis menunjukkan hubungan positif yang signifikan dengan pembelian impulsif; kontrol diri terbukti memoderasi dan memperlemah pengaruh perilaku hedonis terhadap </w:t>
+            </w:r>
+            <w:r>
+              <w:rPr>
+                <w:i/>
+                <w:sz w:val="18"/>
+              </w:rPr>
+              <w:t>impulsive buying</w:t>
+            </w:r>
+            <w:r>
+              <w:rPr>
+                <w:sz w:val="18"/>
+              </w:rPr>
+              <w:t>.</w:t>
             </w:r>
           </w:p>
         </w:tc>
@@ -6559,12 +6619,12 @@
             <w:pPr>
               <w:spacing w:after="0"/>
             </w:pPr>
-            <w:hyperlink w:anchor="Ref_barasz2017pseudo" w:history="1">
+            <w:hyperlink w:anchor="Ref_gong2024unveiling" w:history="1">
               <w:r>
                 <w:rPr>
                   <w:sz w:val="18"/>
                 </w:rPr>
-                <w:t xml:space="preserve">Barasz </w:t>
+                <w:t xml:space="preserve">Gong </w:t>
               </w:r>
               <w:r>
                 <w:rPr>
@@ -6577,7 +6637,7 @@
                 <w:rPr>
                   <w:sz w:val="18"/>
                 </w:rPr>
-                <w:t xml:space="preserve"> (2017)</w:t>
+                <w:t xml:space="preserve"> (2024)</w:t>
               </w:r>
             </w:hyperlink>
           </w:p>
@@ -6601,7 +6661,7 @@
                 <w:i/>
                 <w:sz w:val="18"/>
               </w:rPr>
-              <w:t>Pseudo-Set Framing toward Completeness</w:t>
+              <w:t>Unveiling the Enigma of Blind Box Impulse Buying Curiosity: The Moderating Role of Price Consciousness</w:t>
             </w:r>
           </w:p>
         </w:tc>
@@ -6623,20 +6683,33 @@
               <w:rPr>
                 <w:sz w:val="18"/>
               </w:rPr>
-              <w:t xml:space="preserve">X: </w:t>
+              <w:t xml:space="preserve">X: Karakteristik kemasan </w:t>
             </w:r>
             <w:r>
               <w:rPr>
                 <w:i/>
                 <w:sz w:val="18"/>
               </w:rPr>
-              <w:t>Pseudo-set</w:t>
+              <w:t>blind box</w:t>
             </w:r>
             <w:r>
               <w:rPr>
                 <w:sz w:val="18"/>
               </w:rPr>
-              <w:t>; Y: Keputusan beli; Eksperimen</w:t>
+              <w:t xml:space="preserve">; Med: Rasa ingin tahu; Y: </w:t>
+            </w:r>
+            <w:r>
+              <w:rPr>
+                <w:i/>
+                <w:sz w:val="18"/>
+              </w:rPr>
+              <w:t>Impulse buying</w:t>
+            </w:r>
+            <w:r>
+              <w:rPr>
+                <w:sz w:val="18"/>
+              </w:rPr>
+              <w:t>; Kerangka S-O-R; PLS-SEM (306 responden)</w:t>
             </w:r>
           </w:p>
         </w:tc>
@@ -6659,7 +6732,20 @@
               <w:rPr>
                 <w:sz w:val="18"/>
               </w:rPr>
-              <w:t>Pembingkaian item sebagai kesatuan himpunan menciptakan dorongan melengkapi item.</w:t>
+              <w:t>Mekanisme kejutan kemasan tertutup (</w:t>
+            </w:r>
+            <w:r>
+              <w:rPr>
+                <w:i/>
+                <w:sz w:val="18"/>
+              </w:rPr>
+              <w:t>blind box/booster pack</w:t>
+            </w:r>
+            <w:r>
+              <w:rPr>
+                <w:sz w:val="18"/>
+              </w:rPr>
+              <w:t>) memicu rasa ingin tahu afektif yang secara langsung mendorong pembelian impulsif; kesadaran harga memoderasi hubungan tersebut.</w:t>
             </w:r>
           </w:p>
         </w:tc>
@@ -6706,12 +6792,12 @@
             <w:pPr>
               <w:spacing w:after="0"/>
             </w:pPr>
-            <w:hyperlink w:anchor="Ref_shiller2000irrational" w:history="1">
+            <w:hyperlink w:anchor="Ref_azizah2025exploring" w:history="1">
               <w:r>
                 <w:rPr>
                   <w:sz w:val="18"/>
                 </w:rPr>
-                <w:t>Shiller (2000)</w:t>
+                <w:t>Azizah dan Fauzi (2025)</w:t>
               </w:r>
             </w:hyperlink>
           </w:p>
@@ -6732,10 +6818,55 @@
             </w:pPr>
             <w:r>
               <w:rPr>
+                <w:sz w:val="18"/>
+              </w:rPr>
+              <w:t xml:space="preserve">Pengaruh </w:t>
+            </w:r>
+            <w:r>
+              <w:rPr>
                 <w:i/>
                 <w:sz w:val="18"/>
               </w:rPr>
-              <w:t>Irrational Exuberance</w:t>
+              <w:t>Hedonic Motivation</w:t>
+            </w:r>
+            <w:r>
+              <w:rPr>
+                <w:sz w:val="18"/>
+              </w:rPr>
+              <w:t xml:space="preserve">, </w:t>
+            </w:r>
+            <w:r>
+              <w:rPr>
+                <w:i/>
+                <w:sz w:val="18"/>
+              </w:rPr>
+              <w:t>Shopping Lifestyle</w:t>
+            </w:r>
+            <w:r>
+              <w:rPr>
+                <w:sz w:val="18"/>
+              </w:rPr>
+              <w:t xml:space="preserve">, dan </w:t>
+            </w:r>
+            <w:r>
+              <w:rPr>
+                <w:i/>
+                <w:sz w:val="18"/>
+              </w:rPr>
+              <w:t>Positive Emotions</w:t>
+            </w:r>
+            <w:r>
+              <w:rPr>
+                <w:sz w:val="18"/>
+              </w:rPr>
+              <w:t xml:space="preserve"> terhadap </w:t>
+            </w:r>
+            <w:r>
+              <w:rPr>
+                <w:i/>
+                <w:sz w:val="18"/>
+              </w:rPr>
+              <w:t>Impulse Buying</w:t>
             </w:r>
           </w:p>
         </w:tc>
@@ -6757,7 +6888,59 @@
               <w:rPr>
                 <w:sz w:val="18"/>
               </w:rPr>
-              <w:t>X: Spekulasi, psikologi pasar; Y: Gelembung harga</w:t>
+              <w:t xml:space="preserve">X1: </w:t>
+            </w:r>
+            <w:r>
+              <w:rPr>
+                <w:i/>
+                <w:sz w:val="18"/>
+              </w:rPr>
+              <w:t>Hedonic motivation</w:t>
+            </w:r>
+            <w:r>
+              <w:rPr>
+                <w:sz w:val="18"/>
+              </w:rPr>
+              <w:t xml:space="preserve">, X2: </w:t>
+            </w:r>
+            <w:r>
+              <w:rPr>
+                <w:i/>
+                <w:sz w:val="18"/>
+              </w:rPr>
+              <w:t>Shopping lifestyle</w:t>
+            </w:r>
+            <w:r>
+              <w:rPr>
+                <w:sz w:val="18"/>
+              </w:rPr>
+              <w:t xml:space="preserve">; Med: </w:t>
+            </w:r>
+            <w:r>
+              <w:rPr>
+                <w:i/>
+                <w:sz w:val="18"/>
+              </w:rPr>
+              <w:t>Positive emotions</w:t>
+            </w:r>
+            <w:r>
+              <w:rPr>
+                <w:sz w:val="18"/>
+              </w:rPr>
+              <w:t xml:space="preserve">; Y: </w:t>
+            </w:r>
+            <w:r>
+              <w:rPr>
+                <w:i/>
+                <w:sz w:val="18"/>
+              </w:rPr>
+              <w:t>Impulse buying</w:t>
+            </w:r>
+            <w:r>
+              <w:rPr>
+                <w:sz w:val="18"/>
+              </w:rPr>
+              <w:t>; PLS-SEM, survei e-commerce fashion Indonesia (n=140 purposive)</w:t>
             </w:r>
           </w:p>
         </w:tc>
@@ -6780,7 +6963,7 @@
               <w:rPr>
                 <w:sz w:val="18"/>
               </w:rPr>
-              <w:t>Bias optimisme pasar memicu euforia transaksi spekulatif spontan berlebihan.</w:t>
+              <w:t>Motivasi hedonis tercatat berpengaruh positif dan signifikan terhadap pembelian impulsif; emosi positif memediasi parsial dan menjadi jalur terkuat. Bukti domestik terkini untuk H1.</w:t>
             </w:r>
           </w:p>
         </w:tc>
@@ -6809,6 +6992,7 @@
               <w:rPr>
                 <w:sz w:val="18"/>
               </w:rPr>
+              <w:lastRenderedPageBreak/>
               <w:t>6</w:t>
             </w:r>
           </w:p>
@@ -6827,12 +7011,27 @@
             <w:pPr>
               <w:spacing w:after="0"/>
             </w:pPr>
-            <w:r>
-              <w:rPr>
-                <w:sz w:val="18"/>
-              </w:rPr>
-              <w:t>Baur, Hong, &amp; Lee (2018)</w:t>
-            </w:r>
+            <w:hyperlink w:anchor="Ref_dewi2026understanding" w:history="1">
+              <w:r>
+                <w:rPr>
+                  <w:sz w:val="18"/>
+                </w:rPr>
+                <w:t xml:space="preserve">Dewi </w:t>
+              </w:r>
+              <w:r>
+                <w:rPr>
+                  <w:i/>
+                  <w:sz w:val="18"/>
+                </w:rPr>
+                <w:t>et al.</w:t>
+              </w:r>
+              <w:r>
+                <w:rPr>
+                  <w:sz w:val="18"/>
+                </w:rPr>
+                <w:t xml:space="preserve"> (2026)</w:t>
+              </w:r>
+            </w:hyperlink>
           </w:p>
         </w:tc>
         <w:tc>
@@ -6854,7 +7053,7 @@
                 <w:i/>
                 <w:sz w:val="18"/>
               </w:rPr>
-              <w:t>Alternative Collectibles Speculative Dynamics</w:t>
+              <w:t>Understanding Impulse Buying Behavior: The Case of Blind Box Purchases in Indonesia</w:t>
             </w:r>
           </w:p>
         </w:tc>
@@ -6876,7 +7075,46 @@
               <w:rPr>
                 <w:sz w:val="18"/>
               </w:rPr>
-              <w:t>X: Motif spekulasi; Y: Volume transaksi</w:t>
+              <w:t xml:space="preserve">X1: </w:t>
+            </w:r>
+            <w:r>
+              <w:rPr>
+                <w:i/>
+                <w:sz w:val="18"/>
+              </w:rPr>
+              <w:t>Perceived scarcity</w:t>
+            </w:r>
+            <w:r>
+              <w:rPr>
+                <w:sz w:val="18"/>
+              </w:rPr>
+              <w:t xml:space="preserve">, X2: </w:t>
+            </w:r>
+            <w:r>
+              <w:rPr>
+                <w:i/>
+                <w:sz w:val="18"/>
+              </w:rPr>
+              <w:t>Perceived uncertainty</w:t>
+            </w:r>
+            <w:r>
+              <w:rPr>
+                <w:sz w:val="18"/>
+              </w:rPr>
+              <w:t xml:space="preserve">; Med: FOMO; Y: </w:t>
+            </w:r>
+            <w:r>
+              <w:rPr>
+                <w:i/>
+                <w:sz w:val="18"/>
+              </w:rPr>
+              <w:t>Impulse buying</w:t>
+            </w:r>
+            <w:r>
+              <w:rPr>
+                <w:sz w:val="18"/>
+              </w:rPr>
+              <w:t>; PLS-SEM (211 Gen Z Indonesia)</w:t>
             </w:r>
           </w:p>
         </w:tc>
@@ -6899,7 +7137,20 @@
               <w:rPr>
                 <w:sz w:val="18"/>
               </w:rPr>
-              <w:t>Pasar aset alternatif memperlihatkan dinamika transaksi spekulatif mirip aset finansial.</w:t>
+              <w:t xml:space="preserve">Persepsi kelangkaan item dan ketidakpastian memicu FOMO dan hasrat memiliki set koleksi utuh, yang secara langsung dan signifikan memicu </w:t>
+            </w:r>
+            <w:r>
+              <w:rPr>
+                <w:i/>
+                <w:sz w:val="18"/>
+              </w:rPr>
+              <w:t>impulse buying</w:t>
+            </w:r>
+            <w:r>
+              <w:rPr>
+                <w:sz w:val="18"/>
+              </w:rPr>
+              <w:t xml:space="preserve"> pada Generasi Z di Indonesia.</w:t>
             </w:r>
           </w:p>
         </w:tc>
@@ -6928,7 +7179,6 @@
               <w:rPr>
                 <w:sz w:val="18"/>
               </w:rPr>
-              <w:lastRenderedPageBreak/>
               <w:t>7</w:t>
             </w:r>
           </w:p>
@@ -6947,14 +7197,12 @@
             <w:pPr>
               <w:spacing w:after="0"/>
             </w:pPr>
-            <w:hyperlink w:anchor="Ref_vohs2007spent" w:history="1">
-              <w:r>
-                <w:rPr>
-                  <w:sz w:val="18"/>
-                </w:rPr>
-                <w:t>Vohs dan Faber (2007)</w:t>
-              </w:r>
-            </w:hyperlink>
+            <w:r>
+              <w:rPr>
+                <w:sz w:val="18"/>
+              </w:rPr>
+              <w:t>Aryadi dan Lingga (2024)</w:t>
+            </w:r>
           </w:p>
         </w:tc>
         <w:tc>
@@ -6976,7 +7224,7 @@
                 <w:i/>
                 <w:sz w:val="18"/>
               </w:rPr>
-              <w:t>Self-Regulatory Resource Depletion</w:t>
+              <w:t>Personal Traits dan Motivation Impact on Collectibles as an Alternative Investment: A Case Study of Trading Card Game Community in Greater Jakarta</w:t>
             </w:r>
           </w:p>
         </w:tc>
@@ -6998,20 +7246,7 @@
               <w:rPr>
                 <w:sz w:val="18"/>
               </w:rPr>
-              <w:t xml:space="preserve">X: Penipisan kontrol diri; Y: </w:t>
-            </w:r>
-            <w:r>
-              <w:rPr>
-                <w:i/>
-                <w:sz w:val="18"/>
-              </w:rPr>
-              <w:t>Impulse buying</w:t>
-            </w:r>
-            <w:r>
-              <w:rPr>
-                <w:sz w:val="18"/>
-              </w:rPr>
-              <w:t>; Eksperimen</w:t>
+              <w:t>X: Motivasi kolektor &amp; ciri kepribadian; Y: Keputusan investasi TCG; Regresi logistik biner (158 anggota komunitas TCG)</w:t>
             </w:r>
           </w:p>
         </w:tc>
@@ -7034,7 +7269,7 @@
               <w:rPr>
                 <w:sz w:val="18"/>
               </w:rPr>
-              <w:t>Kegagalan kontrol diri meningkatkan belanja impulsif; kontrol diri tinggi membatasi belanja spontan.</w:t>
+              <w:t>Membuktikan bahwa motivasi kolektor dan motif spekulasi finansial secara positif mendorong partisipasi dalam transaksi kartu TCG (Pokémon, dkk.) sebagai aset alternatif investasi di Jabodetabek.</w:t>
             </w:r>
           </w:p>
         </w:tc>
@@ -7081,12 +7316,14 @@
             <w:pPr>
               <w:spacing w:after="0"/>
             </w:pPr>
-            <w:r>
-              <w:rPr>
-                <w:sz w:val="18"/>
-              </w:rPr>
-              <w:t>Sultan, Joireman, &amp; Sprott (2012)</w:t>
-            </w:r>
+            <w:hyperlink w:anchor="Ref_colline2024biases" w:history="1">
+              <w:r>
+                <w:rPr>
+                  <w:sz w:val="18"/>
+                </w:rPr>
+                <w:t>Colline (2024)</w:t>
+              </w:r>
+            </w:hyperlink>
           </w:p>
         </w:tc>
         <w:tc>
@@ -7108,7 +7345,7 @@
                 <w:i/>
                 <w:sz w:val="18"/>
               </w:rPr>
-              <w:t>Building Consumers' Impulsive Buying Model</w:t>
+              <w:t>Biases in Indonesian Stock Investor Behavior</w:t>
             </w:r>
           </w:p>
         </w:tc>
@@ -7130,33 +7367,33 @@
               <w:rPr>
                 <w:sz w:val="18"/>
               </w:rPr>
-              <w:t xml:space="preserve">X: Stimulus emosi; Y: </w:t>
+              <w:t>X: Bias perilaku (</w:t>
             </w:r>
             <w:r>
               <w:rPr>
                 <w:i/>
                 <w:sz w:val="18"/>
               </w:rPr>
-              <w:t>Impulse</w:t>
+              <w:t>herding</w:t>
             </w:r>
             <w:r>
               <w:rPr>
                 <w:sz w:val="18"/>
               </w:rPr>
-              <w:t xml:space="preserve">; Mod: </w:t>
+              <w:t xml:space="preserve">, </w:t>
             </w:r>
             <w:r>
               <w:rPr>
                 <w:i/>
                 <w:sz w:val="18"/>
               </w:rPr>
-              <w:t>Self-control</w:t>
+              <w:t>loss aversion</w:t>
             </w:r>
             <w:r>
               <w:rPr>
                 <w:sz w:val="18"/>
               </w:rPr>
-              <w:t>; SEM</w:t>
+              <w:t>); Y: Keputusan investasi; Kualitatif wawancara mendalam (n=5 investor Indonesia)</w:t>
             </w:r>
           </w:p>
         </w:tc>
@@ -7179,20 +7416,46 @@
               <w:rPr>
                 <w:sz w:val="18"/>
               </w:rPr>
-              <w:t xml:space="preserve">Kontrol diri secara signifikan memperlemah pengaruh dorongan emosional terhadap </w:t>
+              <w:t xml:space="preserve">Mendokumentasikan kuatnya </w:t>
             </w:r>
             <w:r>
               <w:rPr>
                 <w:i/>
                 <w:sz w:val="18"/>
               </w:rPr>
-              <w:t>impulse buying</w:t>
+              <w:t>herding</w:t>
             </w:r>
             <w:r>
               <w:rPr>
                 <w:sz w:val="18"/>
               </w:rPr>
-              <w:t>.</w:t>
+              <w:t xml:space="preserve"> (ikut-ikutan), </w:t>
+            </w:r>
+            <w:r>
+              <w:rPr>
+                <w:i/>
+                <w:sz w:val="18"/>
+              </w:rPr>
+              <w:t>loss aversion</w:t>
+            </w:r>
+            <w:r>
+              <w:rPr>
+                <w:sz w:val="18"/>
+              </w:rPr>
+              <w:t xml:space="preserve">, dan </w:t>
+            </w:r>
+            <w:r>
+              <w:rPr>
+                <w:i/>
+                <w:sz w:val="18"/>
+              </w:rPr>
+              <w:t>disposition effect</w:t>
+            </w:r>
+            <w:r>
+              <w:rPr>
+                <w:sz w:val="18"/>
+              </w:rPr>
+              <w:t xml:space="preserve"> pada investor Indonesia, dipakai sebagai analogi bias pasar aset.</w:t>
             </w:r>
           </w:p>
         </w:tc>
@@ -7239,12 +7502,14 @@
             <w:pPr>
               <w:spacing w:after="0"/>
             </w:pPr>
-            <w:r>
-              <w:rPr>
-                <w:sz w:val="18"/>
-              </w:rPr>
-              <w:t>Fitriyani, Widodo, &amp; Fauzi (2022)</w:t>
-            </w:r>
+            <w:hyperlink w:anchor="Ref_artadita2024how" w:history="1">
+              <w:r>
+                <w:rPr>
+                  <w:sz w:val="18"/>
+                </w:rPr>
+                <w:t>Artadita dan Firmialy (2024)</w:t>
+              </w:r>
+            </w:hyperlink>
           </w:p>
         </w:tc>
         <w:tc>
@@ -7263,29 +7528,10 @@
             </w:pPr>
             <w:r>
               <w:rPr>
-                <w:sz w:val="18"/>
-              </w:rPr>
-              <w:t xml:space="preserve">Hubungan </w:t>
-            </w:r>
-            <w:r>
-              <w:rPr>
                 <w:i/>
                 <w:sz w:val="18"/>
               </w:rPr>
-              <w:t>Hedonic Shopping</w:t>
-            </w:r>
-            <w:r>
-              <w:rPr>
-                <w:sz w:val="18"/>
-              </w:rPr>
-              <w:t xml:space="preserve"> dengan </w:t>
-            </w:r>
-            <w:r>
-              <w:rPr>
-                <w:i/>
-                <w:sz w:val="18"/>
-              </w:rPr>
-              <w:t>Impulse Buying</w:t>
+              <w:t>How Does Self-Control Moderate Shopping Enjoyment dan Impulse Buying Among Generation Z Online Gamers?</w:t>
             </w:r>
           </w:p>
         </w:tc>
@@ -7307,20 +7553,20 @@
               <w:rPr>
                 <w:sz w:val="18"/>
               </w:rPr>
-              <w:t xml:space="preserve">X: </w:t>
+              <w:t>X: Kenikmatan belanja (</w:t>
             </w:r>
             <w:r>
               <w:rPr>
                 <w:i/>
                 <w:sz w:val="18"/>
               </w:rPr>
-              <w:t>Hedonic motivation</w:t>
+              <w:t>shopping enjoyment</w:t>
             </w:r>
             <w:r>
               <w:rPr>
                 <w:sz w:val="18"/>
               </w:rPr>
-              <w:t xml:space="preserve">; Y: </w:t>
+              <w:t xml:space="preserve">); Y: </w:t>
             </w:r>
             <w:r>
               <w:rPr>
@@ -7333,7 +7579,20 @@
               <w:rPr>
                 <w:sz w:val="18"/>
               </w:rPr>
-              <w:t>; Regresi</w:t>
+              <w:t xml:space="preserve">; Mod: </w:t>
+            </w:r>
+            <w:r>
+              <w:rPr>
+                <w:i/>
+                <w:sz w:val="18"/>
+              </w:rPr>
+              <w:t>Self-control</w:t>
+            </w:r>
+            <w:r>
+              <w:rPr>
+                <w:sz w:val="18"/>
+              </w:rPr>
+              <w:t>; PLS-SEM + regresi dimensional (220 Gen Z Gamers; bukan MRA)</w:t>
             </w:r>
           </w:p>
         </w:tc>
@@ -7356,7 +7615,7 @@
               <w:rPr>
                 <w:sz w:val="18"/>
               </w:rPr>
-              <w:t>Motivasi hedonis berkorelasi positif signifikan dengan perilaku belanja impulsif konsumen muda.</w:t>
+              <w:t>Kenikmatan belanja berpengaruh positif kuat (β=0,581); efek moderasi kontrol diri DITOLAK (β=0,092) kecuali dimensi kontrol kognitif yang signifikan pada taraf 10% (p&lt;0,10).</w:t>
             </w:r>
           </w:p>
         </w:tc>
@@ -7403,12 +7662,27 @@
             <w:pPr>
               <w:spacing w:after="0"/>
             </w:pPr>
-            <w:r>
-              <w:rPr>
-                <w:sz w:val="18"/>
-              </w:rPr>
-              <w:t>Tangney, Baumeister, &amp; Boone (2004)</w:t>
-            </w:r>
+            <w:hyperlink w:anchor="Ref_katauke2023financial" w:history="1">
+              <w:r>
+                <w:rPr>
+                  <w:sz w:val="18"/>
+                </w:rPr>
+                <w:t xml:space="preserve">Katauke </w:t>
+              </w:r>
+              <w:r>
+                <w:rPr>
+                  <w:i/>
+                  <w:sz w:val="18"/>
+                </w:rPr>
+                <w:t>et al.</w:t>
+              </w:r>
+              <w:r>
+                <w:rPr>
+                  <w:sz w:val="18"/>
+                </w:rPr>
+                <w:t xml:space="preserve"> (2023)</w:t>
+              </w:r>
+            </w:hyperlink>
           </w:p>
         </w:tc>
         <w:tc>
@@ -7430,7 +7704,7 @@
                 <w:i/>
                 <w:sz w:val="18"/>
               </w:rPr>
-              <w:t>High Self-Control Predicts Good Adjustment</w:t>
+              <w:t>Financial Literacy dan Impulsivity: Evidence from Japan</w:t>
             </w:r>
           </w:p>
         </w:tc>
@@ -7450,16 +7724,29 @@
             </w:pPr>
             <w:r>
               <w:rPr>
+                <w:sz w:val="18"/>
+              </w:rPr>
+              <w:t xml:space="preserve">X: Literasi finansial; Y: </w:t>
+            </w:r>
+            <w:r>
+              <w:rPr>
                 <w:i/>
                 <w:sz w:val="18"/>
               </w:rPr>
-              <w:t>Trait self-control</w:t>
+              <w:t>Impulsivity (hyperbolic discounting)</w:t>
             </w:r>
             <w:r>
               <w:rPr>
                 <w:sz w:val="18"/>
               </w:rPr>
-              <w:t>; Skala BSCS; Validasi psikometri</w:t>
+              <w:t xml:space="preserve">; Probit + </w:t>
+            </w:r>
+            <w:r>
+              <w:rPr>
+                <w:i/>
+                <w:sz w:val="18"/>
+              </w:rPr>
+              <w:t>instrumental variables</w:t>
             </w:r>
           </w:p>
         </w:tc>
@@ -7482,7 +7769,7 @@
               <w:rPr>
                 <w:sz w:val="18"/>
               </w:rPr>
-              <w:t>Mengembangkan skala kontrol diri baku; individu kontrol diri tinggi mampu menunda kepuasan.</w:t>
+              <w:t>Literasi finansial berhubungan negatif dengan diskonto hiperbolik (proksi impulsivitas); bukti regulasi-rasional dari Jepang.</w:t>
             </w:r>
           </w:p>
         </w:tc>
@@ -7504,7 +7791,7 @@
           <w:rFonts w:cs="Times New Roman"/>
           <w:i/>
         </w:rPr>
-        <w:t>Sumber: Data diolah dari publikasi jurnal ilmiah bereputasi (2026).</w:t>
+        <w:t>Sumber: Data diolah dari publikasi jurnal ilmiah bereputasi 2021–2026 (2026).</w:t>
       </w:r>
     </w:p>
     <w:p>
@@ -7512,8 +7799,8 @@
         <w:pStyle w:val="Heading2"/>
         <w:outlineLvl w:val="1"/>
       </w:pPr>
-      <w:bookmarkStart w:id="49" w:name="TOC_2_4_PENGEMBANGAN_HIPOTESIS"/>
-      <w:bookmarkStart w:id="50" w:name="_Toc241092178"/>
+      <w:bookmarkStart w:id="49" w:name="TOC_2_4_PENGEMBANGAN_HIPOTESIS_A_ID_24_P"/>
+      <w:bookmarkStart w:id="50" w:name="_Toc241178697"/>
       <w:r>
         <w:rPr>
           <w:rFonts w:ascii="Times New Roman" w:hAnsi="Times New Roman"/>
@@ -7521,7 +7808,7 @@
           <w:color w:val="000000"/>
           <w:sz w:val="24"/>
         </w:rPr>
-        <w:t>2.4 Pengembangan Hipotesis</w:t>
+        <w:t>2.4 Pengembangan Hipotesis &lt;a id="24-pengembangan-hipotesis"&gt;&lt;/a&gt;</w:t>
       </w:r>
       <w:bookmarkEnd w:id="49"/>
       <w:bookmarkEnd w:id="50"/>
@@ -7532,7 +7819,7 @@
         <w:outlineLvl w:val="2"/>
       </w:pPr>
       <w:bookmarkStart w:id="51" w:name="TOC_2_4_1_PENGARUH_HEDONIC_MOTIVATION_TE"/>
-      <w:bookmarkStart w:id="52" w:name="_Toc241092179"/>
+      <w:bookmarkStart w:id="52" w:name="_Toc241178698"/>
       <w:r>
         <w:rPr>
           <w:rFonts w:ascii="Times New Roman" w:hAnsi="Times New Roman"/>
@@ -7540,7 +7827,7 @@
           <w:color w:val="000000"/>
           <w:sz w:val="24"/>
         </w:rPr>
-        <w:t>2.4.1 Pengaruh Hedonic Motivation terhadap Impulsive Buying</w:t>
+        <w:t>2.4.1 Pengaruh Hedonic Motivation terhadap Impulsive Buying &lt;a id="241-pengaruh-hedonic-motivation-terhadap-impulsive-buying"&gt;&lt;/a&gt;</w:t>
       </w:r>
       <w:bookmarkEnd w:id="51"/>
       <w:bookmarkEnd w:id="52"/>
@@ -7555,40 +7842,40 @@
         <w:rPr>
           <w:rFonts w:cs="Times New Roman"/>
         </w:rPr>
-        <w:t xml:space="preserve">Landasan Teoretis: Model S-O-R </w:t>
+        <w:t>Landasan Teoretis: Model S-O-R ([</w:t>
       </w:r>
       <w:hyperlink w:anchor="Ref_mehrabian1974approach" w:history="1">
         <w:r>
-          <w:t>(Mehrabian dan Russell, 1974)</w:t>
+          <w:t>Mehrabian dan Russell, 1974</w:t>
         </w:r>
       </w:hyperlink>
       <w:r>
         <w:rPr>
           <w:rFonts w:cs="Times New Roman"/>
         </w:rPr>
-        <w:t xml:space="preserve"> dan teori konsumsi pengalaman </w:t>
+        <w:t>](#ref-mehrabian1974)) dan teori konsumsi pengalaman ([</w:t>
       </w:r>
       <w:hyperlink w:anchor="Ref_hirschman1982hedonic" w:history="1">
         <w:r>
-          <w:t>(Hirschman dan Holbrook, 1982)</w:t>
+          <w:t>Hirschman dan Holbrook, 1982</w:t>
         </w:r>
       </w:hyperlink>
       <w:r>
         <w:rPr>
           <w:rFonts w:cs="Times New Roman"/>
         </w:rPr>
-        <w:t xml:space="preserve"> memposisikan belanja sebagai sarana mencari kesenangan emosional dan fantasi. Rangsangan afektif ini menurunkan pertimbangan rasional dan mendorong tindakan belanja seketika demi mempertahankan suasana hati positif </w:t>
+        <w:t>](#ref-hirschman1982)) memposisikan belanja sebagai sarana mencari kesenangan emosional dan fantasi. Rangsangan afektif ini menurunkan pertimbangan rasional dan mendorong tindakan belanja seketika demi mempertahankan suasana hati positif ([</w:t>
       </w:r>
       <w:hyperlink w:anchor="Ref_babin1994work" w:history="1">
         <w:r>
-          <w:t>(Babin et al., 1994)</w:t>
+          <w:t>Babin et al., 1994</w:t>
         </w:r>
       </w:hyperlink>
       <w:r>
         <w:rPr>
           <w:rFonts w:cs="Times New Roman"/>
         </w:rPr>
-        <w:t>.</w:t>
+        <w:t>](#ref-babin1994)).</w:t>
       </w:r>
     </w:p>
     <w:p>
@@ -7634,14 +7921,7 @@
         <w:rPr>
           <w:rFonts w:cs="Times New Roman"/>
         </w:rPr>
-        <w:t xml:space="preserve"> pada konsumen Indonesia menunjukkan bahwa motivasi hedonis dan kenikmatan </w:t>
-      </w:r>
-      <w:r>
-        <w:rPr>
-          <w:rFonts w:cs="Times New Roman"/>
-        </w:rPr>
-        <w:lastRenderedPageBreak/>
-        <w:t>berbelanja (shopping enjoyment) berpengaruh positif signifikan terhadap perilaku impulsive buying.</w:t>
+        <w:t xml:space="preserve"> pada konsumen Indonesia menunjukkan bahwa motivasi hedonis dan kenikmatan berbelanja (shopping enjoyment) berpengaruh positif signifikan terhadap perilaku impulsive buying.</w:t>
       </w:r>
     </w:p>
     <w:p>
@@ -7722,7 +8002,7 @@
         <w:outlineLvl w:val="2"/>
       </w:pPr>
       <w:bookmarkStart w:id="53" w:name="TOC_2_4_2_PENGARUH_DESIRE_FOR_COMPLETENE"/>
-      <w:bookmarkStart w:id="54" w:name="_Toc241092180"/>
+      <w:bookmarkStart w:id="54" w:name="_Toc241178699"/>
       <w:r>
         <w:rPr>
           <w:rFonts w:ascii="Times New Roman" w:hAnsi="Times New Roman"/>
@@ -7730,7 +8010,7 @@
           <w:color w:val="000000"/>
           <w:sz w:val="24"/>
         </w:rPr>
-        <w:t>2.4.2 Pengaruh Desire for Completeness terhadap Impulsive Buying</w:t>
+        <w:t>2.4.2 Pengaruh Desire for Completeness terhadap Impulsive Buying &lt;a id="242-pengaruh-desire-for-completeness-terhadap-impulsive-buying"&gt;&lt;/a&gt;</w:t>
       </w:r>
       <w:bookmarkEnd w:id="53"/>
       <w:bookmarkEnd w:id="54"/>
@@ -7745,40 +8025,25 @@
         <w:rPr>
           <w:rFonts w:cs="Times New Roman"/>
         </w:rPr>
-        <w:t xml:space="preserve">Landasan Teoretis: Titik berangkatnya adalah Zeigarnik Effect </w:t>
-      </w:r>
-      <w:hyperlink w:anchor="Ref_zeigarnik1927behalten" w:history="1">
+        <w:t>Landasan Teoretis: Titik berangkatnya adalah Zeigarnik Effect ([Zeigarnik, 1927](#ref-zeigarnik1927)) dan collection-goal tipping point effect ([</w:t>
+      </w:r>
+      <w:hyperlink w:anchor="Ref_gao2014completing" w:history="1">
         <w:r>
-          <w:t>(Zeigarnik, 1927)</w:t>
+          <w:t>Gao et al., 2014</w:t>
         </w:r>
       </w:hyperlink>
       <w:r>
         <w:rPr>
           <w:rFonts w:cs="Times New Roman"/>
         </w:rPr>
-        <w:t xml:space="preserve"> dan collection-goal tipping point effect </w:t>
-      </w:r>
-      <w:hyperlink w:anchor="Ref_gao2014completing" w:history="1">
-        <w:r>
-          <w:t>(Gao et al., 2014)</w:t>
-        </w:r>
-      </w:hyperlink>
-      <w:r>
-        <w:rPr>
-          <w:rFonts w:cs="Times New Roman"/>
-        </w:rPr>
-        <w:t>: manusia memiliki resistensi alami terhadap ketidaktuntasan (aversion to incompleteness). Celah dalam suatu himpunan menciptakan ketegangan kognitif yang mendesak tindakan penyelesaian (</w:t>
-      </w:r>
-      <w:hyperlink w:anchor="Ref_belk1995collecting" w:history="1">
-        <w:r>
-          <w:t>Belk, 1995</w:t>
-        </w:r>
-      </w:hyperlink>
-      <w:r>
-        <w:rPr>
-          <w:rFonts w:cs="Times New Roman"/>
-        </w:rPr>
-        <w:t xml:space="preserve">; </w:t>
+        <w:t xml:space="preserve">](#ref-gao2014)): manusia memiliki resistensi alami terhadap ketidaktuntasan (aversion to incompleteness). Celah dalam suatu himpunan </w:t>
+      </w:r>
+      <w:r>
+        <w:rPr>
+          <w:rFonts w:cs="Times New Roman"/>
+        </w:rPr>
+        <w:lastRenderedPageBreak/>
+        <w:t>menciptakan ketegangan kognitif yang mendesak tindakan penyelesaian ([Belk, 1995](#ref-belk1995); [</w:t>
       </w:r>
       <w:hyperlink w:anchor="Ref_barasz2017pseudo" w:history="1">
         <w:r>
@@ -7789,7 +8054,7 @@
         <w:rPr>
           <w:rFonts w:cs="Times New Roman"/>
         </w:rPr>
-        <w:t>).</w:t>
+        <w:t>](#ref-barasz2017)).</w:t>
       </w:r>
     </w:p>
     <w:p>
@@ -7927,7 +8192,7 @@
         <w:outlineLvl w:val="2"/>
       </w:pPr>
       <w:bookmarkStart w:id="55" w:name="TOC_2_4_3_PENGARUH_SPECULATIVE_MOTIVE_TE"/>
-      <w:bookmarkStart w:id="56" w:name="_Toc241092181"/>
+      <w:bookmarkStart w:id="56" w:name="_Toc241178700"/>
       <w:r>
         <w:rPr>
           <w:rFonts w:ascii="Times New Roman" w:hAnsi="Times New Roman"/>
@@ -7935,8 +8200,7 @@
           <w:color w:val="000000"/>
           <w:sz w:val="24"/>
         </w:rPr>
-        <w:lastRenderedPageBreak/>
-        <w:t>2.4.3 Pengaruh Speculative Motive terhadap Impulsive Buying</w:t>
+        <w:t>2.4.3 Pengaruh Speculative Motive terhadap Impulsive Buying &lt;a id="243-pengaruh-speculative-motive-terhadap-impulsive-buying"&gt;&lt;/a&gt;</w:t>
       </w:r>
       <w:bookmarkEnd w:id="55"/>
       <w:bookmarkEnd w:id="56"/>
@@ -7951,7 +8215,7 @@
         <w:rPr>
           <w:rFonts w:cs="Times New Roman"/>
         </w:rPr>
-        <w:t>Landasan Teoretis: Logika Behavioral Finance (</w:t>
+        <w:t>Landasan Teoretis: Logika Behavioral Finance ([</w:t>
       </w:r>
       <w:hyperlink w:anchor="Ref_kahneman1979prospect" w:history="1">
         <w:r>
@@ -7962,29 +8226,18 @@
         <w:rPr>
           <w:rFonts w:cs="Times New Roman"/>
         </w:rPr>
-        <w:t xml:space="preserve">; </w:t>
-      </w:r>
-      <w:hyperlink w:anchor="Ref_shiller2000irrational" w:history="1">
+        <w:t>](#ref-kahneman1979); [Shiller, 2000](#ref-shiller2000)) menempatkan motif spekulasi sebagai keputusan pembelian yang dipandu ekspektasi keuntungan modal (capital gain). Pelaku pasar kerap terjangkit bias optimisme berlebihan dan kesesatan berpikir penjudi (gambler's fallacy), melebih-lebihkan peluang menarik aset bernilai tinggi dari modal kecil. Analogi pasar saham ([</w:t>
+      </w:r>
+      <w:hyperlink w:anchor="Ref_barber2008all" w:history="1">
         <w:r>
-          <w:t>Shiller, 2000</w:t>
+          <w:t>Barber dan Odean, 2008</w:t>
         </w:r>
       </w:hyperlink>
       <w:r>
         <w:rPr>
           <w:rFonts w:cs="Times New Roman"/>
         </w:rPr>
-        <w:t xml:space="preserve">) menempatkan motif spekulasi sebagai keputusan pembelian yang dipandu ekspektasi keuntungan modal (capital gain). Pelaku pasar kerap terjangkit bias optimisme berlebihan dan kesesatan berpikir penjudi (gambler's fallacy), melebih-lebihkan peluang menarik aset bernilai tinggi dari modal kecil. Analogi pasar saham </w:t>
-      </w:r>
-      <w:hyperlink w:anchor="Ref_barber2008all" w:history="1">
-        <w:r>
-          <w:t>(Barber dan Odean, 2008)</w:t>
-        </w:r>
-      </w:hyperlink>
-      <w:r>
-        <w:rPr>
-          <w:rFonts w:cs="Times New Roman"/>
-        </w:rPr>
-        <w:t xml:space="preserve"> dibaca sebagai lensa kontra-teoritis (atensi berlebih pada saham), bukan bukti langsung pada kolektibel.</w:t>
+        <w:t>](#ref-barber2008)) dibaca sebagai lensa kontra-teoretis (atensi berlebih pada saham), bukan bukti langsung pada kolektibel.</w:t>
       </w:r>
     </w:p>
     <w:p>
@@ -8008,7 +8261,14 @@
         <w:rPr>
           <w:rFonts w:cs="Times New Roman"/>
         </w:rPr>
-        <w:t xml:space="preserve"> melaporkan bahwa komunitas penggemar permainan kartu koleksi (Trading Card Game) di wilayah Jabodetabek memiliki motif spekulasi finansial kuat yang memandang kartu sebagai aset alternatif investasi (catatan: Y=keputusan partisipasi investasi, regresi logistik biner n=158, dipakai sebagai analogi aset alternatif, bukan Y=impulsive buying langsung). Sementara itu, </w:t>
+        <w:t xml:space="preserve"> melaporkan bahwa komunitas penggemar permainan kartu koleksi (Trading Card Game) di wilayah Jabodetabek memiliki motif spekulasi finansial kuat yang memandang kartu sebagai aset alternatif investasi (catatan: Y=keputusan partisipasi investasi, regresi logistik biner n=158, dipakai sebagai analogi aset alternatif, bukan Y=impulsive </w:t>
+      </w:r>
+      <w:r>
+        <w:rPr>
+          <w:rFonts w:cs="Times New Roman"/>
+        </w:rPr>
+        <w:lastRenderedPageBreak/>
+        <w:t xml:space="preserve">buying langsung). Sementara itu, </w:t>
       </w:r>
       <w:hyperlink w:anchor="Ref_colline2024biases" w:history="1">
         <w:r>
@@ -8032,18 +8292,7 @@
         <w:rPr>
           <w:rFonts w:cs="Times New Roman"/>
         </w:rPr>
-        <w:t xml:space="preserve">Keterkaitan dengan Objek (Pokémon TCG): Disparitas harga antara harga resmi pack (Rp20.000–Rp30.000) dan potensi nilai kartu langka bergradasi PSA 10 Gem Mint (ratusan ribu hingga puluhan juta rupiah menurut pantauan pasar sekunder </w:t>
-      </w:r>
-      <w:hyperlink w:anchor="Ref_pricecharting2024" w:history="1">
-        <w:r>
-          <w:t>(PriceCharting, 2024)</w:t>
-        </w:r>
-      </w:hyperlink>
-      <w:r>
-        <w:rPr>
-          <w:rFonts w:cs="Times New Roman"/>
-        </w:rPr>
-        <w:t>) melahirkan ilusi keuntungan instan (grading arbitrage). Persepsi ini melumpuhkan kehati-hatian finansial dan memicu aksi borong pack secara spontan.</w:t>
+        <w:t>Keterkaitan dengan Objek (Pokémon TCG): Disparitas harga antara harga resmi pack (Rp20.000–Rp30.000) dan potensi nilai kartu langka bergradasi PSA 10 Gem Mint (ratusan ribu hingga puluhan juta rupiah menurut pantauan pasar sekunder ([PriceCharting, 2024](#ref-pricecharting2024))) melahirkan ilusi keuntungan instan (grading arbitrage). Persepsi ini melumpuhkan kehati-hatian finansial dan memicu aksi borong pack secara spontan.</w:t>
       </w:r>
     </w:p>
     <w:p>
@@ -8111,7 +8360,7 @@
         <w:outlineLvl w:val="2"/>
       </w:pPr>
       <w:bookmarkStart w:id="57" w:name="TOC_2_4_4_PENGARUH_MODERASI_SELF_CONTROL"/>
-      <w:bookmarkStart w:id="58" w:name="_Toc241092182"/>
+      <w:bookmarkStart w:id="58" w:name="_Toc241178701"/>
       <w:r>
         <w:rPr>
           <w:rFonts w:ascii="Times New Roman" w:hAnsi="Times New Roman"/>
@@ -8119,7 +8368,7 @@
           <w:color w:val="000000"/>
           <w:sz w:val="24"/>
         </w:rPr>
-        <w:t>2.4.4 Pengaruh Moderasi Self-Control terhadap Hubungan Hedonic Motivation dan Impulsive Buying</w:t>
+        <w:t>2.4.4 Pengaruh Moderasi Self-Control terhadap Hubungan Hedonic Motivation dan Impulsive Buying &lt;a id="244-pengaruh-moderasi-self-control-terhadap-hubungan-hedonic-motivation-dan-impulsive-buying"&gt;&lt;/a&gt;</w:t>
       </w:r>
       <w:bookmarkEnd w:id="57"/>
       <w:bookmarkEnd w:id="58"/>
@@ -8134,47 +8383,29 @@
         <w:rPr>
           <w:rFonts w:cs="Times New Roman"/>
         </w:rPr>
-        <w:t xml:space="preserve">Landasan Teoretis: Self-Regulation Theory </w:t>
-      </w:r>
-      <w:hyperlink w:anchor="Ref_baumeister2002yield" w:history="1">
+        <w:t>Landasan Teoretis: Self-Regulation Theory ([Baumeister, 2002](#ref-baumeister2002)) dan model Planner-Doer ([</w:t>
+      </w:r>
+      <w:hyperlink w:anchor="Ref_thaler1981economic" w:history="1">
         <w:r>
-          <w:t>(Baumeister, 2002)</w:t>
+          <w:t>Thaler dan Shefrin, 1981</w:t>
         </w:r>
       </w:hyperlink>
       <w:r>
         <w:rPr>
           <w:rFonts w:cs="Times New Roman"/>
         </w:rPr>
-        <w:t xml:space="preserve"> dan model Planner-Doer </w:t>
-      </w:r>
-      <w:hyperlink w:anchor="Ref_thaler1981economic" w:history="1">
+        <w:t>](#ref-thaler1981)) menjelaskan bahwa dorongan hedonis sesaat (doer) dapat dinetralkan oleh kapasitas kontrol diri volisional entitas perencana (planner). Kontrol diri memungkinkan individu menolak godaan sensorik dan menunda kepuasan demi tujuan finansial jangka panjang ([</w:t>
+      </w:r>
+      <w:hyperlink w:anchor="Ref_tangney2004high" w:history="1">
         <w:r>
-          <w:t>(Thaler dan Shefrin, 1981)</w:t>
+          <w:t>Tangney et al., 2004</w:t>
         </w:r>
       </w:hyperlink>
       <w:r>
         <w:rPr>
           <w:rFonts w:cs="Times New Roman"/>
         </w:rPr>
-        <w:t xml:space="preserve"> menjelaskan bahwa dorongan hedonis sesaat (doer) dapat dinetralkan oleh kapasitas kontrol diri volisional entitas perencana (planner). Kontrol diri memungkinkan individu menolak godaan </w:t>
-      </w:r>
-      <w:r>
-        <w:rPr>
-          <w:rFonts w:cs="Times New Roman"/>
-        </w:rPr>
-        <w:lastRenderedPageBreak/>
-        <w:t xml:space="preserve">sensorik dan menunda kepuasan demi tujuan finansial jangka panjang </w:t>
-      </w:r>
-      <w:hyperlink w:anchor="Ref_tangney2004high" w:history="1">
-        <w:r>
-          <w:t>(Tangney et al., 2004)</w:t>
-        </w:r>
-      </w:hyperlink>
-      <w:r>
-        <w:rPr>
-          <w:rFonts w:cs="Times New Roman"/>
-        </w:rPr>
-        <w:t>. Dalam perspektif statistik moderasi, efek interaksi negatif (β₅ &lt; 0) menunjukkan bahwa kemiringan pengaruh (conditional slope) motivasi hedonis terhadap pembelian impulsif (∂Y/∂</w:t>
+        <w:t>](#ref-tangney2004)). Dalam perspektif statistik moderasi, efek interaksi negatif (β₅ &lt; 0) menunjukkan bahwa kemiringan pengaruh (conditional slope) motivasi hedonis terhadap pembelian impulsif (∂Y/∂</w:t>
       </w:r>
       <w:r>
         <w:rPr>
@@ -8235,7 +8466,14 @@
         <w:rPr>
           <w:rFonts w:cs="Times New Roman"/>
         </w:rPr>
-        <w:t xml:space="preserve"> bahwa kapasitas literasi finansial (proksi pengambilan keputusan rasional) berhubungan negatif dengan impulsivitas diskonto hiperbolik. Sebaliknya, </w:t>
+        <w:t xml:space="preserve"> bahwa kapasitas literasi finansial </w:t>
+      </w:r>
+      <w:r>
+        <w:rPr>
+          <w:rFonts w:cs="Times New Roman"/>
+        </w:rPr>
+        <w:lastRenderedPageBreak/>
+        <w:t xml:space="preserve">(proksi pengambilan keputusan rasional) berhubungan negatif dengan impulsivitas diskonto hiperbolik. Sebaliknya, </w:t>
       </w:r>
       <w:hyperlink w:anchor="Ref_apidana2022peran" w:history="1">
         <w:r>
@@ -8366,7 +8604,7 @@
         <w:outlineLvl w:val="2"/>
       </w:pPr>
       <w:bookmarkStart w:id="59" w:name="TOC_2_4_5_PENGARUH_MODERASI_SELF_CONTROL"/>
-      <w:bookmarkStart w:id="60" w:name="_Toc241092183"/>
+      <w:bookmarkStart w:id="60" w:name="_Toc241178702"/>
       <w:r>
         <w:rPr>
           <w:rFonts w:ascii="Times New Roman" w:hAnsi="Times New Roman"/>
@@ -8374,7 +8612,7 @@
           <w:color w:val="000000"/>
           <w:sz w:val="24"/>
         </w:rPr>
-        <w:t>2.4.5 Pengaruh Moderasi Self-Control terhadap Hubungan Desire for Completeness dan Impulsive Buying</w:t>
+        <w:t>2.4.5 Pengaruh Moderasi Self-Control terhadap Hubungan Desire for Completeness dan Impulsive Buying &lt;a id="245-pengaruh-moderasi-self-control-terhadap-hubungan-desire-for-completeness-dan-impulsive-buying"&gt;&lt;/a&gt;</w:t>
       </w:r>
       <w:bookmarkEnd w:id="59"/>
       <w:bookmarkEnd w:id="60"/>
@@ -8389,7 +8627,7 @@
         <w:rPr>
           <w:rFonts w:cs="Times New Roman"/>
         </w:rPr>
-        <w:t>Landasan Teoretis: Respon terhadap ketegangan kognitif celah koleksi (Zeigarnik Effect) dimoderasi oleh kapasitas regulasi diri individu. Seseorang dengan kontrol diri matang mampu mentoleransi ketidaknyamanan mental tanpa meresponnya secara reaktif atau tergesa-gesa (</w:t>
+        <w:t>Landasan Teoretis: Respon terhadap ketegangan kognitif celah koleksi (Zeigarnik Effect) dimoderasi oleh kapasitas regulasi diri individu. Seseorang dengan kontrol diri matang mampu mentoleransi ketidaknyamanan mental tanpa meresponnya secara reaktif atau tergesa-gesa ([</w:t>
       </w:r>
       <w:hyperlink w:anchor="Ref_tangney2004high" w:history="1">
         <w:r>
@@ -8400,18 +8638,7 @@
         <w:rPr>
           <w:rFonts w:cs="Times New Roman"/>
         </w:rPr>
-        <w:t xml:space="preserve">; </w:t>
-      </w:r>
-      <w:hyperlink w:anchor="Ref_baumeister2002yield" w:history="1">
-        <w:r>
-          <w:t>Baumeister, 2002</w:t>
-        </w:r>
-      </w:hyperlink>
-      <w:r>
-        <w:rPr>
-          <w:rFonts w:cs="Times New Roman"/>
-        </w:rPr>
-        <w:t>). Secara matematis, efek interaksi negatif (β₆ &lt; 0) menunjukkan kontrol diri yang tinggi menghasilkan kemiringan bersyarat (∂Y/∂</w:t>
+        <w:t>](#ref-tangney2004); [Baumeister, 2002](#ref-baumeister2002)). Secara matematis, efek interaksi negatif (β₆ &lt; 0) menunjukkan kontrol diri yang tinggi menghasilkan kemiringan bersyarat (∂Y/∂</w:t>
       </w:r>
       <w:r>
         <w:rPr>
@@ -8437,14 +8664,7 @@
         <w:rPr>
           <w:rFonts w:cs="Times New Roman"/>
         </w:rPr>
-        <w:t xml:space="preserve">) yang lebih </w:t>
-      </w:r>
-      <w:r>
-        <w:rPr>
-          <w:rFonts w:cs="Times New Roman"/>
-        </w:rPr>
-        <w:lastRenderedPageBreak/>
-        <w:t>landai, sejalan dengan dugaan efek peredaman (buffering effect) terhadap dorongan menuntaskan koleksi.</w:t>
+        <w:t>) yang lebih landai, sejalan dengan dugaan efek peredaman (buffering effect) terhadap dorongan menuntaskan koleksi.</w:t>
       </w:r>
     </w:p>
     <w:p>
@@ -8485,7 +8705,11 @@
       </w:r>
       <w:hyperlink w:anchor="Ref_katauke2023financial" w:history="1">
         <w:r>
-          <w:t>Katauke et al. (2023)</w:t>
+          <w:t xml:space="preserve">Katauke et al. </w:t>
+        </w:r>
+        <w:r>
+          <w:lastRenderedPageBreak/>
+          <w:t>(2023)</w:t>
         </w:r>
       </w:hyperlink>
       <w:r>
@@ -8599,7 +8823,7 @@
         <w:outlineLvl w:val="2"/>
       </w:pPr>
       <w:bookmarkStart w:id="61" w:name="TOC_2_4_6_PENGARUH_MODERASI_SELF_CONTROL"/>
-      <w:bookmarkStart w:id="62" w:name="_Toc241092184"/>
+      <w:bookmarkStart w:id="62" w:name="_Toc241178703"/>
       <w:r>
         <w:rPr>
           <w:rFonts w:ascii="Times New Roman" w:hAnsi="Times New Roman"/>
@@ -8607,7 +8831,7 @@
           <w:color w:val="000000"/>
           <w:sz w:val="24"/>
         </w:rPr>
-        <w:t>2.4.6 Pengaruh Moderasi Self-Control terhadap Hubungan Speculative Motive dan Impulsive Buying</w:t>
+        <w:t>2.4.6 Pengaruh Moderasi Self-Control terhadap Hubungan Speculative Motive dan Impulsive Buying &lt;a id="246-pengaruh-moderasi-self-control-terhadap-hubungan-speculative-motive-dan-impulsive-buying"&gt;&lt;/a&gt;</w:t>
       </w:r>
       <w:bookmarkEnd w:id="61"/>
       <w:bookmarkEnd w:id="62"/>
@@ -8622,7 +8846,7 @@
         <w:rPr>
           <w:rFonts w:cs="Times New Roman"/>
         </w:rPr>
-        <w:t>Landasan Teoretis: Dalam Behavioral Finance, kontrol diri mendisiplinkan individu untuk menimbang risiko kerugian modal riil dan tidak terjebak dalam euforia transaksi spekulatif berlebihan (</w:t>
+        <w:t>Landasan Teoretis: Dalam Behavioral Finance, kontrol diri mendisiplinkan individu untuk menimbang risiko kerugian modal riil dan tidak terjebak dalam euforia transaksi spekulatif berlebihan ([</w:t>
       </w:r>
       <w:hyperlink w:anchor="Ref_thaler1981economic" w:history="1">
         <w:r>
@@ -8633,7 +8857,7 @@
         <w:rPr>
           <w:rFonts w:cs="Times New Roman"/>
         </w:rPr>
-        <w:t xml:space="preserve">; </w:t>
+        <w:t>](#ref-thaler1981); [</w:t>
       </w:r>
       <w:hyperlink w:anchor="Ref_barber2008all" w:history="1">
         <w:r>
@@ -8644,7 +8868,7 @@
         <w:rPr>
           <w:rFonts w:cs="Times New Roman"/>
         </w:rPr>
-        <w:t>). Efek interaksi negatif (β₇ &lt; 0) menunjukkan pengaruh spekulasi terhadap pembelian spontan teredam secara bersyarat (∂Y/∂</w:t>
+        <w:t>](#ref-barber2008)). Efek interaksi negatif (β₇ &lt; 0) menunjukkan pengaruh spekulasi terhadap pembelian spontan teredam secara bersyarat (∂Y/∂</w:t>
       </w:r>
       <w:r>
         <w:rPr>
@@ -8694,14 +8918,7 @@
         <w:rPr>
           <w:rFonts w:cs="Times New Roman"/>
         </w:rPr>
-        <w:t xml:space="preserve"> membuktikan kapasitas literasi finansial berhubungan negatif dengan impulsivitas diskonto hiperbolik (Jepang, probit + IV), proksi </w:t>
-      </w:r>
-      <w:r>
-        <w:rPr>
-          <w:rFonts w:cs="Times New Roman"/>
-        </w:rPr>
-        <w:lastRenderedPageBreak/>
-        <w:t xml:space="preserve">regulasi rasional, bukan uji interaksi. </w:t>
+        <w:t xml:space="preserve"> membuktikan kapasitas literasi finansial berhubungan negatif dengan impulsivitas diskonto hiperbolik (Jepang, probit + IV), proksi regulasi rasional, bukan uji interaksi. </w:t>
       </w:r>
       <w:hyperlink w:anchor="Ref_aryadi2024personal" w:history="1">
         <w:r>
@@ -8736,7 +8953,14 @@
         <w:rPr>
           <w:rFonts w:cs="Times New Roman"/>
         </w:rPr>
-        <w:t>Keterkaitan dengan Objek (Pokémon TCG): Godaan keuntungan menjual kembali kartu bersertifikat grading PSA 10 kuat memikat. Sebaliknya, pembeli dengan kontrol diri kokoh memiliki disiplin untuk tidak menghamburkan uang secara spontan pada kemasan acak berisiko tinggi. Disiplin tersebut meredam ambisi spekulatif agar tidak bertransformasi menjadi tindakan impulsive buying.</w:t>
+        <w:t xml:space="preserve">Keterkaitan dengan Objek (Pokémon TCG): Godaan keuntungan menjual kembali kartu bersertifikat grading PSA 10 kuat memikat. Sebaliknya, pembeli </w:t>
+      </w:r>
+      <w:r>
+        <w:rPr>
+          <w:rFonts w:cs="Times New Roman"/>
+        </w:rPr>
+        <w:lastRenderedPageBreak/>
+        <w:t>dengan kontrol diri kokoh memiliki disiplin untuk tidak menghamburkan uang secara spontan pada kemasan acak berisiko tinggi. Disiplin tersebut meredam ambisi spekulatif agar tidak bertransformasi menjadi tindakan impulsive buying.</w:t>
       </w:r>
     </w:p>
     <w:p>
@@ -8818,8 +9042,8 @@
         <w:pStyle w:val="Heading2"/>
         <w:outlineLvl w:val="1"/>
       </w:pPr>
-      <w:bookmarkStart w:id="63" w:name="TOC_2_5_RERANGKA_PENELITIAN"/>
-      <w:bookmarkStart w:id="64" w:name="_Toc241092185"/>
+      <w:bookmarkStart w:id="63" w:name="TOC_2_5_RERANGKA_PENELITIAN_A_ID_25_RERA"/>
+      <w:bookmarkStart w:id="64" w:name="_Toc241178704"/>
       <w:r>
         <w:rPr>
           <w:rFonts w:ascii="Times New Roman" w:hAnsi="Times New Roman"/>
@@ -8827,7 +9051,7 @@
           <w:color w:val="000000"/>
           <w:sz w:val="24"/>
         </w:rPr>
-        <w:t>2.5 Rerangka Penelitian</w:t>
+        <w:t>2.5 Rerangka Penelitian &lt;a id="25-rerangka-penelitian"&gt;&lt;/a&gt;</w:t>
       </w:r>
       <w:bookmarkEnd w:id="63"/>
       <w:bookmarkEnd w:id="64"/>
@@ -8855,8 +9079,8 @@
           <w:noProof/>
         </w:rPr>
         <w:drawing>
-          <wp:inline distT="0" distB="0" distL="0" distR="0" wp14:anchorId="790A12FD" wp14:editId="12877491">
-            <wp:extent cx="5040000" cy="2753704"/>
+          <wp:inline distT="0" distB="0" distL="0" distR="0" wp14:anchorId="1F1FA6C1" wp14:editId="1C4CFE3A">
+            <wp:extent cx="5040000" cy="2754830"/>
             <wp:effectExtent l="0" t="0" r="0" b="0"/>
             <wp:docPr id="5" name="Picture 5"/>
             <wp:cNvGraphicFramePr>
@@ -8878,7 +9102,7 @@
                   <pic:spPr>
                     <a:xfrm>
                       <a:off x="0" y="0"/>
-                      <a:ext cx="5040000" cy="2753704"/>
+                      <a:ext cx="5040000" cy="2754830"/>
                     </a:xfrm>
                     <a:prstGeom prst="rect">
                       <a:avLst/>
@@ -8921,6 +9145,37 @@
       </w:r>
     </w:p>
     <w:p>
+      <w:pPr>
+        <w:spacing w:after="0" w:line="360" w:lineRule="auto"/>
+        <w:ind w:firstLine="709"/>
+        <w:jc w:val="both"/>
+      </w:pPr>
+      <w:r>
+        <w:rPr>
+          <w:rFonts w:cs="Times New Roman"/>
+        </w:rPr>
+        <w:t>[</w:t>
+      </w:r>
+      <w:r>
+        <w:rPr>
+          <w:rFonts w:cs="Times New Roman"/>
+        </w:rPr>
+        <w:t>⬆</w:t>
+      </w:r>
+      <w:r>
+        <w:rPr>
+          <w:rFonts w:cs="Times New Roman"/>
+        </w:rPr>
+        <w:t>️</w:t>
+      </w:r>
+      <w:r>
+        <w:rPr>
+          <w:rFonts w:cs="Times New Roman"/>
+        </w:rPr>
+        <w:t xml:space="preserve"> Kembali ke Daftar Isi](#daftar-isi-naskah-proposal)</w:t>
+      </w:r>
+    </w:p>
+    <w:p>
       <w:r>
         <w:br w:type="page"/>
       </w:r>
@@ -8930,8 +9185,8 @@
         <w:pStyle w:val="Heading1"/>
         <w:outlineLvl w:val="0"/>
       </w:pPr>
-      <w:bookmarkStart w:id="66" w:name="TOC_BAB_3_METODE_PENELITIAN"/>
-      <w:bookmarkStart w:id="67" w:name="_Toc241092186"/>
+      <w:bookmarkStart w:id="66" w:name="TOC_BAB_3_METODE_PENELITIAN_A_ID_BAB_3_M"/>
+      <w:bookmarkStart w:id="67" w:name="_Toc241178705"/>
       <w:r>
         <w:rPr>
           <w:rFonts w:ascii="Times New Roman" w:hAnsi="Times New Roman"/>
@@ -8958,7 +9213,7 @@
           <w:color w:val="000000"/>
           <w:sz w:val="24"/>
         </w:rPr>
-        <w:t>METODE PENELITIAN</w:t>
+        <w:t>METODE PENELITIAN &lt;A ID="BAB-3-METODE-PENELITIAN"&gt;&lt;/A&gt;</w:t>
       </w:r>
       <w:bookmarkEnd w:id="66"/>
       <w:bookmarkEnd w:id="67"/>
@@ -8968,8 +9223,8 @@
         <w:pStyle w:val="Heading2"/>
         <w:outlineLvl w:val="1"/>
       </w:pPr>
-      <w:bookmarkStart w:id="68" w:name="TOC_3_1_JENIS_DAN_SUMBER_DATA"/>
-      <w:bookmarkStart w:id="69" w:name="_Toc241092187"/>
+      <w:bookmarkStart w:id="68" w:name="TOC_3_1_JENIS_DAN_SUMBER_DATA_A_ID_31_JE"/>
+      <w:bookmarkStart w:id="69" w:name="_Toc241178706"/>
       <w:r>
         <w:rPr>
           <w:rFonts w:ascii="Times New Roman" w:hAnsi="Times New Roman"/>
@@ -8977,7 +9232,7 @@
           <w:color w:val="000000"/>
           <w:sz w:val="24"/>
         </w:rPr>
-        <w:t>3.1 Jenis dan Sumber Data</w:t>
+        <w:t>3.1 Jenis dan Sumber Data &lt;a id="31-jenis-dan-sumber-data"&gt;&lt;/a&gt;</w:t>
       </w:r>
       <w:bookmarkEnd w:id="68"/>
       <w:bookmarkEnd w:id="69"/>
@@ -8992,18 +9247,18 @@
         <w:rPr>
           <w:rFonts w:cs="Times New Roman"/>
         </w:rPr>
-        <w:t xml:space="preserve">Penelitian ini menguji hipotesis empiris H1–H6 mengenai hubungan struktural antarvariabel dengan pendekatan kuantitatif asosiatif dan desain survei cross-sectional. Pendekatan ini dipilih karena kerangka teoritis telah merumuskan hubungan tersebut secara eksplisit. Pengumpulan data primer dilakukan satu kali pada satu titik waktu kepada sampel responden untuk memotret fenomena yang diteliti </w:t>
+        <w:t>Penelitian ini menguji hipotesis empiris H1–H6 mengenai hubungan struktural antarvariabel dengan pendekatan kuantitatif asosiatif dan desain survei cross-sectional. Pendekatan ini dipilih karena kerangka teoretis telah merumuskan hubungan tersebut secara eksplisit. Pengumpulan data primer dilakukan satu kali pada satu titik waktu kepada sampel responden untuk memotret fenomena yang diteliti ([</w:t>
       </w:r>
       <w:hyperlink w:anchor="Ref_sekaran2016research" w:history="1">
         <w:r>
-          <w:t>(Sekaran dan Bougie, 2016)</w:t>
+          <w:t>Sekaran dan Bougie, 2016</w:t>
         </w:r>
       </w:hyperlink>
       <w:r>
         <w:rPr>
           <w:rFonts w:cs="Times New Roman"/>
         </w:rPr>
-        <w:t>.</w:t>
+        <w:t>](#ref-sekaran2016)).</w:t>
       </w:r>
     </w:p>
     <w:p>
@@ -9016,18 +9271,7 @@
         <w:rPr>
           <w:rFonts w:cs="Times New Roman"/>
         </w:rPr>
-        <w:t xml:space="preserve">Penulis mengumpulkan data primer langsung dari responden dengan menyebarkan kuesioner daring (online questionnaire) melalui Google Forms. Kuesioner tersebut memakai pertanyaan tertutup berskala Likert 5 poin </w:t>
-      </w:r>
-      <w:hyperlink w:anchor="Ref_sugiyono2019metode" w:history="1">
-        <w:r>
-          <w:t>(Sugiyono, 2019)</w:t>
-        </w:r>
-      </w:hyperlink>
-      <w:r>
-        <w:rPr>
-          <w:rFonts w:cs="Times New Roman"/>
-        </w:rPr>
-        <w:t>, sebagaimana disajikan pada Tabel 3.1:</w:t>
+        <w:t>Penulis mengumpulkan data primer langsung dari responden dengan menyebarkan kuesioner daring (online questionnaire) melalui Google Forms. Kuesioner tersebut memakai pertanyaan tertutup berskala Likert 5 poin ([Sugiyono, 2019](#ref-sugiyono2019)), sebagaimana disajikan pada Tabel 3.1:</w:t>
       </w:r>
     </w:p>
     <w:p>
@@ -9560,7 +9804,7 @@
         <w:outlineLvl w:val="2"/>
       </w:pPr>
       <w:bookmarkStart w:id="71" w:name="TOC_3_1_1_BATASAN_PENELITIAN_DAN_RUANG_L"/>
-      <w:bookmarkStart w:id="72" w:name="_Toc241092188"/>
+      <w:bookmarkStart w:id="72" w:name="_Toc241178707"/>
       <w:r>
         <w:rPr>
           <w:rFonts w:ascii="Times New Roman" w:hAnsi="Times New Roman"/>
@@ -9568,7 +9812,7 @@
           <w:color w:val="000000"/>
           <w:sz w:val="24"/>
         </w:rPr>
-        <w:t>3.1.1 Batasan Penelitian dan Ruang Lingkup Operasional</w:t>
+        <w:t>3.1.1 Batasan Penelitian dan Ruang Lingkup Operasional &lt;a id="311-batasan-penelitian-dan-ruang-lingkup-operasional"&gt;&lt;/a&gt;</w:t>
       </w:r>
       <w:bookmarkEnd w:id="71"/>
       <w:bookmarkEnd w:id="72"/>
@@ -9597,20 +9841,14 @@
           <w:rFonts w:cs="Times New Roman"/>
           <w:b/>
         </w:rPr>
+        <w:lastRenderedPageBreak/>
         <w:t xml:space="preserve">•  </w:t>
       </w:r>
       <w:r>
         <w:rPr>
           <w:rFonts w:cs="Times New Roman"/>
         </w:rPr>
-        <w:t xml:space="preserve">Batasan Komoditas Objek: Penelitian ini secara ketat dibatasi pada pembelian produk kemasan acak tertutup (booster pack) fisik resmi </w:t>
-      </w:r>
-      <w:r>
-        <w:rPr>
-          <w:rFonts w:cs="Times New Roman"/>
-        </w:rPr>
-        <w:lastRenderedPageBreak/>
-        <w:t>Pokémon Trading Card Game (Pokémon TCG) berbahasa Indonesia yang dirilis oleh The Pokémon Company / AKG Games. Penelitian ini tidak meneliti kartu permainan digital (seperti Pokémon TCG Live atau Pokémon TCG Pocket) maupun produk kartu dari waralaba lain (Yu-Gi-Oh!, Magic: The Gathering, atau One Piece Card Game).</w:t>
+        <w:t>Batasan Komoditas Objek: Penelitian ini secara ketat dibatasi pada pembelian produk kemasan acak tertutup (booster pack) fisik resmi Pokémon Trading Card Game (Pokémon TCG) berbahasa Indonesia yang dirilis oleh The Pokémon Company / AKG Games. Penelitian ini tidak meneliti kartu permainan digital (seperti Pokémon TCG Live atau Pokémon TCG Pocket) maupun produk kartu dari waralaba lain (Yu-Gi-Oh!, Magic: The Gathering, atau One Piece Card Game).</w:t>
       </w:r>
     </w:p>
     <w:p>
@@ -9658,8 +9896,8 @@
         <w:pStyle w:val="Heading2"/>
         <w:outlineLvl w:val="1"/>
       </w:pPr>
-      <w:bookmarkStart w:id="73" w:name="TOC_3_2_POPULASI_DAN_SAMPEL"/>
-      <w:bookmarkStart w:id="74" w:name="_Toc241092189"/>
+      <w:bookmarkStart w:id="73" w:name="TOC_3_2_POPULASI_DAN_SAMPEL_A_ID_32_POPU"/>
+      <w:bookmarkStart w:id="74" w:name="_Toc241178708"/>
       <w:r>
         <w:rPr>
           <w:rFonts w:ascii="Times New Roman" w:hAnsi="Times New Roman"/>
@@ -9667,7 +9905,7 @@
           <w:color w:val="000000"/>
           <w:sz w:val="24"/>
         </w:rPr>
-        <w:t>3.2 Populasi dan Sampel</w:t>
+        <w:t>3.2 Populasi dan Sampel &lt;a id="32-populasi-dan-sampel"&gt;&lt;/a&gt;</w:t>
       </w:r>
       <w:bookmarkEnd w:id="73"/>
       <w:bookmarkEnd w:id="74"/>
@@ -9678,7 +9916,7 @@
         <w:outlineLvl w:val="2"/>
       </w:pPr>
       <w:bookmarkStart w:id="75" w:name="TOC_3_2_1_POPULASI_DAN_IDENTIFIKASI_SUMB"/>
-      <w:bookmarkStart w:id="76" w:name="_Toc241092190"/>
+      <w:bookmarkStart w:id="76" w:name="_Toc241178709"/>
       <w:r>
         <w:rPr>
           <w:rFonts w:ascii="Times New Roman" w:hAnsi="Times New Roman"/>
@@ -9686,7 +9924,7 @@
           <w:color w:val="000000"/>
           <w:sz w:val="24"/>
         </w:rPr>
-        <w:t>3.2.1 Populasi dan Identifikasi Sumber Komunitas</w:t>
+        <w:t>3.2.1 Populasi dan Identifikasi Sumber Komunitas &lt;a id="321-populasi-dan-identifikasi-sumber-komunitas"&gt;&lt;/a&gt;</w:t>
       </w:r>
       <w:bookmarkEnd w:id="75"/>
       <w:bookmarkEnd w:id="76"/>
@@ -9728,6 +9966,7 @@
           <w:rFonts w:cs="Times New Roman"/>
           <w:b/>
         </w:rPr>
+        <w:lastRenderedPageBreak/>
         <w:t xml:space="preserve">•  </w:t>
       </w:r>
       <w:r>
@@ -9748,7 +9987,6 @@
           <w:rFonts w:cs="Times New Roman"/>
           <w:b/>
         </w:rPr>
-        <w:lastRenderedPageBreak/>
         <w:t xml:space="preserve">•  </w:t>
       </w:r>
       <w:r>
@@ -9784,7 +10022,7 @@
         <w:outlineLvl w:val="2"/>
       </w:pPr>
       <w:bookmarkStart w:id="77" w:name="TOC_3_2_2_SAMPEL_DAN_JUSTIFIKASI_KRITERI"/>
-      <w:bookmarkStart w:id="78" w:name="_Toc241092191"/>
+      <w:bookmarkStart w:id="78" w:name="_Toc241178710"/>
       <w:r>
         <w:rPr>
           <w:rFonts w:ascii="Times New Roman" w:hAnsi="Times New Roman"/>
@@ -9792,7 +10030,7 @@
           <w:color w:val="000000"/>
           <w:sz w:val="24"/>
         </w:rPr>
-        <w:t>3.2.2 Sampel dan Justifikasi Kriteria Inklusi</w:t>
+        <w:t>3.2.2 Sampel dan Justifikasi Kriteria Inklusi &lt;a id="322-sampel-dan-justifikasi-kriteria-inklusi"&gt;&lt;/a&gt;</w:t>
       </w:r>
       <w:bookmarkEnd w:id="77"/>
       <w:bookmarkEnd w:id="78"/>
@@ -9888,6 +10126,7 @@
           <w:rFonts w:cs="Times New Roman"/>
           <w:b/>
         </w:rPr>
+        <w:lastRenderedPageBreak/>
         <w:t xml:space="preserve">•  </w:t>
       </w:r>
       <w:r>
@@ -9908,7 +10147,6 @@
           <w:rFonts w:cs="Times New Roman"/>
           <w:b/>
         </w:rPr>
-        <w:lastRenderedPageBreak/>
         <w:t xml:space="preserve">•  </w:t>
       </w:r>
       <w:r>
@@ -9999,8 +10237,8 @@
         <w:pStyle w:val="Heading3"/>
         <w:outlineLvl w:val="2"/>
       </w:pPr>
-      <w:bookmarkStart w:id="79" w:name="TOC_3_2_3_PENENTUAN_UKURAN_SAMPEL"/>
-      <w:bookmarkStart w:id="80" w:name="_Toc241092192"/>
+      <w:bookmarkStart w:id="79" w:name="TOC_3_2_3_PENENTUAN_UKURAN_SAMPEL_A_ID_3"/>
+      <w:bookmarkStart w:id="80" w:name="_Toc241178711"/>
       <w:r>
         <w:rPr>
           <w:rFonts w:ascii="Times New Roman" w:hAnsi="Times New Roman"/>
@@ -10008,7 +10246,7 @@
           <w:color w:val="000000"/>
           <w:sz w:val="24"/>
         </w:rPr>
-        <w:t>3.2.3 Penentuan Ukuran Sampel</w:t>
+        <w:t>3.2.3 Penentuan Ukuran Sampel &lt;a id="323-penentuan-ukuran-sampel"&gt;&lt;/a&gt;</w:t>
       </w:r>
       <w:bookmarkEnd w:id="79"/>
       <w:bookmarkEnd w:id="80"/>
@@ -10375,6 +10613,7 @@
             <w:rPr>
               <w:rFonts w:ascii="Cambria Math" w:hAnsi="Cambria Math"/>
             </w:rPr>
+            <w:lastRenderedPageBreak/>
             <m:t>N</m:t>
           </m:r>
           <m:r>
@@ -10452,14 +10691,7 @@
         <w:rPr>
           <w:rFonts w:cs="Times New Roman"/>
         </w:rPr>
-        <w:t xml:space="preserve"> di atas menetapkan syarat minimum absolut 111 responden. Penelitian ini menargetkan 120 hingga 150 responden sebagai sampel bersih yang dapat dianalisis (usable and analyzable sample), di luar 30 responden untuk uji coba instrumen (pilot testing). Rentang 120–150 </w:t>
-      </w:r>
-      <w:r>
-        <w:rPr>
-          <w:rFonts w:cs="Times New Roman"/>
-        </w:rPr>
-        <w:lastRenderedPageBreak/>
-        <w:t xml:space="preserve">tersebut memenuhi kriteria </w:t>
+        <w:t xml:space="preserve"> di atas menetapkan syarat minimum absolut 111 responden. Penelitian ini menargetkan 120 hingga 150 responden sebagai sampel bersih yang dapat dianalisis (usable and analyzable sample), di luar 30 responden untuk uji coba instrumen (pilot testing). Rentang 120–150 tersebut memenuhi kriteria </w:t>
       </w:r>
       <w:hyperlink w:anchor="Ref_cohen1988statistical" w:history="1">
         <w:r>
@@ -10479,7 +10711,7 @@
         <w:outlineLvl w:val="2"/>
       </w:pPr>
       <w:bookmarkStart w:id="81" w:name="TOC_3_2_4_JUSTIFIKASI_KOMPARATIF_PEMILIH"/>
-      <w:bookmarkStart w:id="82" w:name="_Toc241092193"/>
+      <w:bookmarkStart w:id="82" w:name="_Toc241178712"/>
       <w:r>
         <w:rPr>
           <w:rFonts w:ascii="Times New Roman" w:hAnsi="Times New Roman"/>
@@ -10487,7 +10719,7 @@
           <w:color w:val="000000"/>
           <w:sz w:val="24"/>
         </w:rPr>
-        <w:t>3.2.4 Justifikasi Komparatif Pemilihan Teknik Sampling</w:t>
+        <w:t>3.2.4 Justifikasi Komparatif Pemilihan Teknik Sampling &lt;a id="324-justifikasi-komparatif-pemilihan-teknik-sampling"&gt;&lt;/a&gt;</w:t>
       </w:r>
       <w:bookmarkEnd w:id="81"/>
       <w:bookmarkEnd w:id="82"/>
@@ -10502,7 +10734,7 @@
         <w:rPr>
           <w:rFonts w:cs="Times New Roman"/>
         </w:rPr>
-        <w:t>Literatur metodologi kuantitatif (</w:t>
+        <w:t>Literatur metodologi kuantitatif ([</w:t>
       </w:r>
       <w:hyperlink w:anchor="Ref_sekaran2016research" w:history="1">
         <w:r>
@@ -10513,18 +10745,7 @@
         <w:rPr>
           <w:rFonts w:cs="Times New Roman"/>
         </w:rPr>
-        <w:t xml:space="preserve">; </w:t>
-      </w:r>
-      <w:hyperlink w:anchor="Ref_sugiyono2019metode" w:history="1">
-        <w:r>
-          <w:t>Sugiyono, 2019</w:t>
-        </w:r>
-      </w:hyperlink>
-      <w:r>
-        <w:rPr>
-          <w:rFonts w:cs="Times New Roman"/>
-        </w:rPr>
-        <w:t>) membagi pengambilan sampel ke dalam dua rumpun utama: Probability Sampling dan Non-Probability Sampling:</w:t>
+        <w:t>](#ref-sekaran2016); [Sugiyono, 2019](#ref-sugiyono2019)) membagi pengambilan sampel ke dalam dua rumpun utama: Probability Sampling dan Non-Probability Sampling:</w:t>
       </w:r>
     </w:p>
     <w:p>
@@ -10583,18 +10804,25 @@
         <w:rPr>
           <w:rFonts w:cs="Times New Roman"/>
         </w:rPr>
-        <w:t xml:space="preserve">tatistik ke seluruh populasi nasional tidak diklaim. Pendekatan purposive sampling pada komunitas hobi dan kartu koleksi ini sejalan dengan praktik riset internasional terdahulu pada konteks komunitas kolektor </w:t>
+        <w:t xml:space="preserve">tatistik ke seluruh populasi nasional tidak diklaim. Pendekatan purposive sampling pada komunitas </w:t>
+      </w:r>
+      <w:r>
+        <w:rPr>
+          <w:rFonts w:cs="Times New Roman"/>
+        </w:rPr>
+        <w:lastRenderedPageBreak/>
+        <w:t>hobi dan kartu koleksi ini sejalan dengan praktik riset internasional terdahulu pada konteks komunitas kolektor ([</w:t>
       </w:r>
       <w:hyperlink w:anchor="Ref_aryadi2024personal" w:history="1">
         <w:r>
-          <w:t>(Aryadi dan Lingga, 2026)</w:t>
+          <w:t>Aryadi dan Lingga, 2026</w:t>
         </w:r>
       </w:hyperlink>
       <w:r>
         <w:rPr>
           <w:rFonts w:cs="Times New Roman"/>
         </w:rPr>
-        <w:t>.</w:t>
+        <w:t>](#ref-aryadi2026)).</w:t>
       </w:r>
     </w:p>
     <w:p>
@@ -10602,8 +10830,8 @@
         <w:pStyle w:val="Heading2"/>
         <w:outlineLvl w:val="1"/>
       </w:pPr>
-      <w:bookmarkStart w:id="83" w:name="TOC_3_3_MODEL_PENELITIAN"/>
-      <w:bookmarkStart w:id="84" w:name="_Toc241092194"/>
+      <w:bookmarkStart w:id="83" w:name="TOC_3_3_MODEL_PENELITIAN_A_ID_33_MODEL_P"/>
+      <w:bookmarkStart w:id="84" w:name="_Toc241178713"/>
       <w:r>
         <w:rPr>
           <w:rFonts w:ascii="Times New Roman" w:hAnsi="Times New Roman"/>
@@ -10611,7 +10839,7 @@
           <w:color w:val="000000"/>
           <w:sz w:val="24"/>
         </w:rPr>
-        <w:t>3.3 Model Penelitian</w:t>
+        <w:t>3.3 Model Penelitian &lt;a id="33-model-penelitian"&gt;&lt;/a&gt;</w:t>
       </w:r>
       <w:bookmarkEnd w:id="83"/>
       <w:bookmarkEnd w:id="84"/>
@@ -10626,7 +10854,7 @@
         <w:rPr>
           <w:rFonts w:cs="Times New Roman"/>
         </w:rPr>
-        <w:t>Penelitian ini menguji hipotesis dengan prosedur regresi hirarkis Moderated Regression Analysis (MRA) berbasis OLS dalam dua model bertahap (</w:t>
+        <w:t>Penelitian ini menguji hipotesis dengan prosedur regresi hirarkis Moderated Regression Analysis (MRA) berbasis OLS dalam dua model bertahap ([</w:t>
       </w:r>
       <w:hyperlink w:anchor="Ref_aiken1991multiple" w:history="1">
         <w:r>
@@ -10637,29 +10865,7 @@
         <w:rPr>
           <w:rFonts w:cs="Times New Roman"/>
         </w:rPr>
-        <w:t xml:space="preserve">; </w:t>
-      </w:r>
-      <w:hyperlink w:anchor="Ref_cohen1988statistical" w:history="1">
-        <w:r>
-          <w:t>Cohen, 1988</w:t>
-        </w:r>
-      </w:hyperlink>
-      <w:r>
-        <w:rPr>
-          <w:rFonts w:cs="Times New Roman"/>
-        </w:rPr>
-        <w:t xml:space="preserve">; </w:t>
-      </w:r>
-      <w:hyperlink w:anchor="Ref_hayes2018introduction" w:history="1">
-        <w:r>
-          <w:t>Hayes, 2018</w:t>
-        </w:r>
-      </w:hyperlink>
-      <w:r>
-        <w:rPr>
-          <w:rFonts w:cs="Times New Roman"/>
-        </w:rPr>
-        <w:t>). Prosedur ini memisahkan efek moderasi murni dari efek langsung pemoderasi:</w:t>
+        <w:t>](#ref-aiken1991); [Cohen, 1988](#ref-cohen1988); [Hayes, 2018](#ref-hayes2018)). Prosedur ini memisahkan efek moderasi murni dari efek langsung pemoderasi:</w:t>
       </w:r>
     </w:p>
     <w:p>
@@ -10673,7 +10879,6 @@
           <w:rFonts w:cs="Times New Roman"/>
           <w:b/>
         </w:rPr>
-        <w:lastRenderedPageBreak/>
         <w:t>Model 1: Regresi Linear Berganda Hirarkis (Model Aditif Baseline / Efek Utama):</w:t>
       </w:r>
     </w:p>
@@ -11711,6 +11916,312 @@
     </w:p>
     <w:p>
       <w:pPr>
+        <w:spacing w:after="40" w:line="360" w:lineRule="auto"/>
+        <w:ind w:left="709" w:hanging="227"/>
+        <w:jc w:val="both"/>
+      </w:pPr>
+      <w:r>
+        <w:rPr>
+          <w:rFonts w:cs="Times New Roman"/>
+          <w:b/>
+        </w:rPr>
+        <w:t xml:space="preserve">•  </w:t>
+      </w:r>
+      <w:r>
+        <w:rPr>
+          <w:rFonts w:cs="Times New Roman"/>
+        </w:rPr>
+        <w:t>Y = Skor komposit Impulsive Buying (variabel dependen)</w:t>
+      </w:r>
+    </w:p>
+    <w:p>
+      <w:pPr>
+        <w:spacing w:after="40" w:line="360" w:lineRule="auto"/>
+        <w:ind w:left="709" w:hanging="227"/>
+        <w:jc w:val="both"/>
+      </w:pPr>
+      <w:r>
+        <w:rPr>
+          <w:rFonts w:cs="Times New Roman"/>
+          <w:b/>
+        </w:rPr>
+        <w:t xml:space="preserve">•  </w:t>
+      </w:r>
+      <w:r>
+        <w:rPr>
+          <w:rFonts w:cs="Times New Roman"/>
+          <w:i/>
+        </w:rPr>
+        <w:t>X₁*</w:t>
+      </w:r>
+      <w:r>
+        <w:rPr>
+          <w:rFonts w:cs="Times New Roman"/>
+        </w:rPr>
+        <w:t xml:space="preserve">, </w:t>
+      </w:r>
+      <w:r>
+        <w:rPr>
+          <w:rFonts w:cs="Times New Roman"/>
+          <w:i/>
+        </w:rPr>
+        <w:t>X₂*</w:t>
+      </w:r>
+      <w:r>
+        <w:rPr>
+          <w:rFonts w:cs="Times New Roman"/>
+        </w:rPr>
+        <w:t xml:space="preserve">, </w:t>
+      </w:r>
+      <w:r>
+        <w:rPr>
+          <w:rFonts w:cs="Times New Roman"/>
+          <w:i/>
+        </w:rPr>
+        <w:t>X₃*</w:t>
+      </w:r>
+      <w:r>
+        <w:rPr>
+          <w:rFonts w:cs="Times New Roman"/>
+        </w:rPr>
+        <w:t xml:space="preserve"> = Skor prediktor terpusat (mean-centered), yaitu skor asli dikurangi rata-ratanya, untuk Hedonic Motivation, Desire for Completeness, dan Speculative Motive</w:t>
+      </w:r>
+    </w:p>
+    <w:p>
+      <w:pPr>
+        <w:spacing w:after="40" w:line="360" w:lineRule="auto"/>
+        <w:ind w:left="709" w:hanging="227"/>
+        <w:jc w:val="both"/>
+      </w:pPr>
+      <w:r>
+        <w:rPr>
+          <w:rFonts w:cs="Times New Roman"/>
+          <w:b/>
+        </w:rPr>
+        <w:t xml:space="preserve">•  </w:t>
+      </w:r>
+      <w:r>
+        <w:rPr>
+          <w:rFonts w:cs="Times New Roman"/>
+          <w:i/>
+        </w:rPr>
+        <w:t>M*</w:t>
+      </w:r>
+      <w:r>
+        <w:rPr>
+          <w:rFonts w:cs="Times New Roman"/>
+        </w:rPr>
+        <w:t xml:space="preserve"> = Skor Self-Control terpusat (mean-centered), yaitu skor asli dikurangi rata-ratanya</w:t>
+      </w:r>
+    </w:p>
+    <w:p>
+      <w:pPr>
+        <w:spacing w:after="40" w:line="360" w:lineRule="auto"/>
+        <w:ind w:left="709" w:hanging="227"/>
+        <w:jc w:val="both"/>
+      </w:pPr>
+      <w:r>
+        <w:rPr>
+          <w:rFonts w:cs="Times New Roman"/>
+          <w:b/>
+        </w:rPr>
+        <w:t xml:space="preserve">•  </w:t>
+      </w:r>
+      <w:r>
+        <w:rPr>
+          <w:rFonts w:cs="Times New Roman"/>
+          <w:i/>
+        </w:rPr>
+        <w:t>X₁*</w:t>
+      </w:r>
+      <w:r>
+        <w:rPr>
+          <w:rFonts w:cs="Times New Roman"/>
+        </w:rPr>
+        <w:t xml:space="preserve"> x </w:t>
+      </w:r>
+      <w:r>
+        <w:rPr>
+          <w:rFonts w:cs="Times New Roman"/>
+          <w:i/>
+        </w:rPr>
+        <w:t>M*</w:t>
+      </w:r>
+      <w:r>
+        <w:rPr>
+          <w:rFonts w:cs="Times New Roman"/>
+        </w:rPr>
+        <w:t xml:space="preserve">, </w:t>
+      </w:r>
+      <w:r>
+        <w:rPr>
+          <w:rFonts w:cs="Times New Roman"/>
+          <w:i/>
+        </w:rPr>
+        <w:t>X₂*</w:t>
+      </w:r>
+      <w:r>
+        <w:rPr>
+          <w:rFonts w:cs="Times New Roman"/>
+        </w:rPr>
+        <w:t xml:space="preserve"> x </w:t>
+      </w:r>
+      <w:r>
+        <w:rPr>
+          <w:rFonts w:cs="Times New Roman"/>
+          <w:i/>
+        </w:rPr>
+        <w:t>M*</w:t>
+      </w:r>
+      <w:r>
+        <w:rPr>
+          <w:rFonts w:cs="Times New Roman"/>
+        </w:rPr>
+        <w:t xml:space="preserve">, </w:t>
+      </w:r>
+      <w:r>
+        <w:rPr>
+          <w:rFonts w:cs="Times New Roman"/>
+          <w:i/>
+        </w:rPr>
+        <w:t>X₃*</w:t>
+      </w:r>
+      <w:r>
+        <w:rPr>
+          <w:rFonts w:cs="Times New Roman"/>
+        </w:rPr>
+        <w:t xml:space="preserve"> x </w:t>
+      </w:r>
+      <w:r>
+        <w:rPr>
+          <w:rFonts w:cs="Times New Roman"/>
+          <w:i/>
+        </w:rPr>
+        <w:t>M*</w:t>
+      </w:r>
+      <w:r>
+        <w:rPr>
+          <w:rFonts w:cs="Times New Roman"/>
+        </w:rPr>
+        <w:t xml:space="preserve"> = Istilah interaksi, yaitu perkalian prediktor terpusat dengan pemoderasi terpusat (interaction terms)</w:t>
+      </w:r>
+    </w:p>
+    <w:p>
+      <w:pPr>
+        <w:spacing w:after="40" w:line="360" w:lineRule="auto"/>
+        <w:ind w:left="709" w:hanging="227"/>
+        <w:jc w:val="both"/>
+      </w:pPr>
+      <w:r>
+        <w:rPr>
+          <w:rFonts w:cs="Times New Roman"/>
+          <w:b/>
+        </w:rPr>
+        <w:t xml:space="preserve">•  </w:t>
+      </w:r>
+      <w:r>
+        <w:rPr>
+          <w:rFonts w:cs="Times New Roman"/>
+        </w:rPr>
+        <w:t>α = Nilai intersep konstan regresi</w:t>
+      </w:r>
+    </w:p>
+    <w:p>
+      <w:pPr>
+        <w:spacing w:after="40" w:line="360" w:lineRule="auto"/>
+        <w:ind w:left="709" w:hanging="227"/>
+        <w:jc w:val="both"/>
+      </w:pPr>
+      <w:r>
+        <w:rPr>
+          <w:rFonts w:cs="Times New Roman"/>
+          <w:b/>
+        </w:rPr>
+        <w:t xml:space="preserve">•  </w:t>
+      </w:r>
+      <w:r>
+        <w:rPr>
+          <w:rFonts w:cs="Times New Roman"/>
+        </w:rPr>
+        <w:t>β₁, β₂, β₃ = Koefisien regresi efek utama prediktor pada nilai rata-rata pemoderasi (</w:t>
+      </w:r>
+      <w:r>
+        <w:rPr>
+          <w:rFonts w:cs="Times New Roman"/>
+          <w:i/>
+        </w:rPr>
+        <w:t>M*</w:t>
+      </w:r>
+      <w:r>
+        <w:rPr>
+          <w:rFonts w:cs="Times New Roman"/>
+        </w:rPr>
+        <w:t xml:space="preserve"> = 0)</w:t>
+      </w:r>
+    </w:p>
+    <w:p>
+      <w:pPr>
+        <w:spacing w:after="40" w:line="360" w:lineRule="auto"/>
+        <w:ind w:left="709" w:hanging="227"/>
+        <w:jc w:val="both"/>
+      </w:pPr>
+      <w:r>
+        <w:rPr>
+          <w:rFonts w:cs="Times New Roman"/>
+          <w:b/>
+        </w:rPr>
+        <w:t xml:space="preserve">•  </w:t>
+      </w:r>
+      <w:r>
+        <w:rPr>
+          <w:rFonts w:cs="Times New Roman"/>
+        </w:rPr>
+        <w:t>β₄ = Koefisien regresi efek langsung pemoderasi (Self-Control) terhadap Y</w:t>
+      </w:r>
+    </w:p>
+    <w:p>
+      <w:pPr>
+        <w:spacing w:after="40" w:line="360" w:lineRule="auto"/>
+        <w:ind w:left="709" w:hanging="227"/>
+        <w:jc w:val="both"/>
+      </w:pPr>
+      <w:r>
+        <w:rPr>
+          <w:rFonts w:cs="Times New Roman"/>
+          <w:b/>
+        </w:rPr>
+        <w:t xml:space="preserve">•  </w:t>
+      </w:r>
+      <w:r>
+        <w:rPr>
+          <w:rFonts w:cs="Times New Roman"/>
+        </w:rPr>
+        <w:t>β₅, β₆, β₇ = Koefisien regresi interaksi moderasi (H4, H5, H6)</w:t>
+      </w:r>
+    </w:p>
+    <w:p>
+      <w:pPr>
+        <w:spacing w:after="40" w:line="360" w:lineRule="auto"/>
+        <w:ind w:left="709" w:hanging="227"/>
+        <w:jc w:val="both"/>
+      </w:pPr>
+      <w:r>
+        <w:rPr>
+          <w:rFonts w:cs="Times New Roman"/>
+          <w:b/>
+        </w:rPr>
+        <w:lastRenderedPageBreak/>
+        <w:t xml:space="preserve">•  </w:t>
+      </w:r>
+      <w:r>
+        <w:rPr>
+          <w:rFonts w:cs="Times New Roman"/>
+        </w:rPr>
+        <w:t>e = Error term (residual pengganggu)</w:t>
+      </w:r>
+    </w:p>
+    <w:p>
+      <w:pPr>
         <w:spacing w:after="0" w:line="360" w:lineRule="auto"/>
         <w:ind w:firstLine="709"/>
         <w:jc w:val="both"/>
@@ -11719,358 +12230,33 @@
         <w:rPr>
           <w:rFonts w:cs="Times New Roman"/>
         </w:rPr>
-        <w:t>[noitemsep,topsep=2pt]</w:t>
-      </w:r>
-    </w:p>
-    <w:p>
-      <w:pPr>
-        <w:spacing w:after="40" w:line="360" w:lineRule="auto"/>
-        <w:ind w:left="709" w:hanging="227"/>
-        <w:jc w:val="both"/>
-      </w:pPr>
-      <w:r>
-        <w:rPr>
-          <w:rFonts w:cs="Times New Roman"/>
-          <w:b/>
-        </w:rPr>
-        <w:t xml:space="preserve">•  </w:t>
-      </w:r>
-      <w:r>
-        <w:rPr>
-          <w:rFonts w:cs="Times New Roman"/>
-        </w:rPr>
-        <w:t>Y = Skor komposit Impulsive Buying (variabel dependen)</w:t>
-      </w:r>
-    </w:p>
-    <w:p>
-      <w:pPr>
-        <w:spacing w:after="40" w:line="360" w:lineRule="auto"/>
-        <w:ind w:left="709" w:hanging="227"/>
-        <w:jc w:val="both"/>
-      </w:pPr>
-      <w:r>
-        <w:rPr>
-          <w:rFonts w:cs="Times New Roman"/>
-          <w:b/>
-        </w:rPr>
-        <w:t xml:space="preserve">•  </w:t>
+        <w:t xml:space="preserve">Penyertaan </w:t>
       </w:r>
       <w:r>
         <w:rPr>
           <w:rFonts w:cs="Times New Roman"/>
           <w:i/>
         </w:rPr>
-        <w:t>X₁*</w:t>
-      </w:r>
-      <w:r>
-        <w:rPr>
-          <w:rFonts w:cs="Times New Roman"/>
-        </w:rPr>
-        <w:t xml:space="preserve">, </w:t>
+        <w:t>M*</w:t>
+      </w:r>
+      <w:r>
+        <w:rPr>
+          <w:rFonts w:cs="Times New Roman"/>
+        </w:rPr>
+        <w:t xml:space="preserve"> pada Model 1 sebagai garis dasar aditif (additive baseline) menjamin bahwa peningkatan koefisien determinasi (selisih R2 Model 2 terhadap R2 Model 1) murni mengisolasi kontribusi penjelas tambahan dari ketiga variabel interaksi moderasi, yang diuji secara simultan melalui statistik F_change: Koefisien β₄ (</w:t>
       </w:r>
       <w:r>
         <w:rPr>
           <w:rFonts w:cs="Times New Roman"/>
           <w:i/>
         </w:rPr>
-        <w:t>X₂*</w:t>
-      </w:r>
-      <w:r>
-        <w:rPr>
-          <w:rFonts w:cs="Times New Roman"/>
-        </w:rPr>
-        <w:t xml:space="preserve">, </w:t>
-      </w:r>
-      <w:r>
-        <w:rPr>
-          <w:rFonts w:cs="Times New Roman"/>
-          <w:i/>
-        </w:rPr>
-        <w:t>X₃*</w:t>
-      </w:r>
-      <w:r>
-        <w:rPr>
-          <w:rFonts w:cs="Times New Roman"/>
-        </w:rPr>
-        <w:t xml:space="preserve"> = Skor prediktor terpusat (mean-centered), yaitu skor asli dikurangi rata-ratanya, untuk Hedonic Motivation, Desire for Completeness, dan Speculative Motive</w:t>
-      </w:r>
-    </w:p>
-    <w:p>
-      <w:pPr>
-        <w:spacing w:after="40" w:line="360" w:lineRule="auto"/>
-        <w:ind w:left="709" w:hanging="227"/>
-        <w:jc w:val="both"/>
-      </w:pPr>
-      <w:r>
-        <w:rPr>
-          <w:rFonts w:cs="Times New Roman"/>
-          <w:b/>
-        </w:rPr>
-        <w:t xml:space="preserve">•  </w:t>
-      </w:r>
-      <w:r>
-        <w:rPr>
-          <w:rFonts w:cs="Times New Roman"/>
-          <w:i/>
-        </w:rPr>
         <w:t>M*</w:t>
       </w:r>
       <w:r>
         <w:rPr>
           <w:rFonts w:cs="Times New Roman"/>
         </w:rPr>
-        <w:t xml:space="preserve"> = Skor Self-Control terpusat (mean-centered), yaitu skor asli dikurangi rata-ratanya</w:t>
-      </w:r>
-    </w:p>
-    <w:p>
-      <w:pPr>
-        <w:spacing w:after="40" w:line="360" w:lineRule="auto"/>
-        <w:ind w:left="709" w:hanging="227"/>
-        <w:jc w:val="both"/>
-      </w:pPr>
-      <w:r>
-        <w:rPr>
-          <w:rFonts w:cs="Times New Roman"/>
-          <w:b/>
-        </w:rPr>
-        <w:t xml:space="preserve">•  </w:t>
-      </w:r>
-      <w:r>
-        <w:rPr>
-          <w:rFonts w:cs="Times New Roman"/>
-          <w:i/>
-        </w:rPr>
-        <w:t>X₁*</w:t>
-      </w:r>
-      <w:r>
-        <w:rPr>
-          <w:rFonts w:cs="Times New Roman"/>
-        </w:rPr>
-        <w:t xml:space="preserve"> x </w:t>
-      </w:r>
-      <w:r>
-        <w:rPr>
-          <w:rFonts w:cs="Times New Roman"/>
-          <w:i/>
-        </w:rPr>
-        <w:t>M*</w:t>
-      </w:r>
-      <w:r>
-        <w:rPr>
-          <w:rFonts w:cs="Times New Roman"/>
-        </w:rPr>
-        <w:t xml:space="preserve">, </w:t>
-      </w:r>
-      <w:r>
-        <w:rPr>
-          <w:rFonts w:cs="Times New Roman"/>
-          <w:i/>
-        </w:rPr>
-        <w:t>X₂*</w:t>
-      </w:r>
-      <w:r>
-        <w:rPr>
-          <w:rFonts w:cs="Times New Roman"/>
-        </w:rPr>
-        <w:t xml:space="preserve"> x </w:t>
-      </w:r>
-      <w:r>
-        <w:rPr>
-          <w:rFonts w:cs="Times New Roman"/>
-          <w:i/>
-        </w:rPr>
-        <w:t>M*</w:t>
-      </w:r>
-      <w:r>
-        <w:rPr>
-          <w:rFonts w:cs="Times New Roman"/>
-        </w:rPr>
-        <w:t xml:space="preserve">, </w:t>
-      </w:r>
-      <w:r>
-        <w:rPr>
-          <w:rFonts w:cs="Times New Roman"/>
-          <w:i/>
-        </w:rPr>
-        <w:t>X₃*</w:t>
-      </w:r>
-      <w:r>
-        <w:rPr>
-          <w:rFonts w:cs="Times New Roman"/>
-        </w:rPr>
-        <w:t xml:space="preserve"> x </w:t>
-      </w:r>
-      <w:r>
-        <w:rPr>
-          <w:rFonts w:cs="Times New Roman"/>
-          <w:i/>
-        </w:rPr>
-        <w:t>M*</w:t>
-      </w:r>
-      <w:r>
-        <w:rPr>
-          <w:rFonts w:cs="Times New Roman"/>
-        </w:rPr>
-        <w:t xml:space="preserve"> = Istilah interaksi, yaitu perkalian prediktor terpusat dengan pemoderasi terpusat (interaction terms)</w:t>
-      </w:r>
-    </w:p>
-    <w:p>
-      <w:pPr>
-        <w:spacing w:after="40" w:line="360" w:lineRule="auto"/>
-        <w:ind w:left="709" w:hanging="227"/>
-        <w:jc w:val="both"/>
-      </w:pPr>
-      <w:r>
-        <w:rPr>
-          <w:rFonts w:cs="Times New Roman"/>
-          <w:b/>
-        </w:rPr>
-        <w:t xml:space="preserve">•  </w:t>
-      </w:r>
-      <w:r>
-        <w:rPr>
-          <w:rFonts w:cs="Times New Roman"/>
-        </w:rPr>
-        <w:t>α = Nilai intersep konstan regresi</w:t>
-      </w:r>
-    </w:p>
-    <w:p>
-      <w:pPr>
-        <w:spacing w:after="40" w:line="360" w:lineRule="auto"/>
-        <w:ind w:left="709" w:hanging="227"/>
-        <w:jc w:val="both"/>
-      </w:pPr>
-      <w:r>
-        <w:rPr>
-          <w:rFonts w:cs="Times New Roman"/>
-          <w:b/>
-        </w:rPr>
-        <w:t xml:space="preserve">•  </w:t>
-      </w:r>
-      <w:r>
-        <w:rPr>
-          <w:rFonts w:cs="Times New Roman"/>
-        </w:rPr>
-        <w:t>β₁, β₂, β₃ = Koefisien regresi efek utama prediktor pada nilai rata-rata pemoderasi (</w:t>
-      </w:r>
-      <w:r>
-        <w:rPr>
-          <w:rFonts w:cs="Times New Roman"/>
-          <w:i/>
-        </w:rPr>
-        <w:t>M*</w:t>
-      </w:r>
-      <w:r>
-        <w:rPr>
-          <w:rFonts w:cs="Times New Roman"/>
-        </w:rPr>
-        <w:t xml:space="preserve"> = 0)</w:t>
-      </w:r>
-    </w:p>
-    <w:p>
-      <w:pPr>
-        <w:spacing w:after="40" w:line="360" w:lineRule="auto"/>
-        <w:ind w:left="709" w:hanging="227"/>
-        <w:jc w:val="both"/>
-      </w:pPr>
-      <w:r>
-        <w:rPr>
-          <w:rFonts w:cs="Times New Roman"/>
-          <w:b/>
-        </w:rPr>
-        <w:t xml:space="preserve">•  </w:t>
-      </w:r>
-      <w:r>
-        <w:rPr>
-          <w:rFonts w:cs="Times New Roman"/>
-        </w:rPr>
-        <w:t>β₄ = Koefisien regresi efek langsung pemoderasi (Self-Control) terhadap Y</w:t>
-      </w:r>
-    </w:p>
-    <w:p>
-      <w:pPr>
-        <w:spacing w:after="40" w:line="360" w:lineRule="auto"/>
-        <w:ind w:left="709" w:hanging="227"/>
-        <w:jc w:val="both"/>
-      </w:pPr>
-      <w:r>
-        <w:rPr>
-          <w:rFonts w:cs="Times New Roman"/>
-          <w:b/>
-        </w:rPr>
-        <w:t xml:space="preserve">•  </w:t>
-      </w:r>
-      <w:r>
-        <w:rPr>
-          <w:rFonts w:cs="Times New Roman"/>
-        </w:rPr>
-        <w:t>β₅, β₆, β₇ = Koefisien regresi interaksi moderasi (H4, H5, H6)</w:t>
-      </w:r>
-    </w:p>
-    <w:p>
-      <w:pPr>
-        <w:spacing w:after="40" w:line="360" w:lineRule="auto"/>
-        <w:ind w:left="709" w:hanging="227"/>
-        <w:jc w:val="both"/>
-      </w:pPr>
-      <w:r>
-        <w:rPr>
-          <w:rFonts w:cs="Times New Roman"/>
-          <w:b/>
-        </w:rPr>
-        <w:t xml:space="preserve">•  </w:t>
-      </w:r>
-      <w:r>
-        <w:rPr>
-          <w:rFonts w:cs="Times New Roman"/>
-        </w:rPr>
-        <w:t>e = Error term (residual pengganggu)</w:t>
-      </w:r>
-    </w:p>
-    <w:p>
-      <w:pPr>
-        <w:spacing w:after="0" w:line="360" w:lineRule="auto"/>
-        <w:ind w:firstLine="709"/>
-        <w:jc w:val="both"/>
-      </w:pPr>
-      <w:r>
-        <w:rPr>
-          <w:rFonts w:cs="Times New Roman"/>
-        </w:rPr>
-        <w:t xml:space="preserve">Penyertaan </w:t>
-      </w:r>
-      <w:r>
-        <w:rPr>
-          <w:rFonts w:cs="Times New Roman"/>
-          <w:i/>
-        </w:rPr>
-        <w:t>M*</w:t>
-      </w:r>
-      <w:r>
-        <w:rPr>
-          <w:rFonts w:cs="Times New Roman"/>
-        </w:rPr>
-        <w:t xml:space="preserve"> pada Model 1 sebagai garis dasar aditif (additive baseline) menjamin bahwa peningkatan koefisien determinasi (selisih R2 Model 2 terhadap R2 Model 1) murni mengisolasi kontribusi penjelas tambahan dari ketiga variabel interaksi moderasi, yang diuji secara simultan melalui statistik F_change: Koefisien β₄ (</w:t>
-      </w:r>
-      <w:r>
-        <w:rPr>
-          <w:rFonts w:cs="Times New Roman"/>
-          <w:i/>
-        </w:rPr>
-        <w:t>M*</w:t>
-      </w:r>
-      <w:r>
-        <w:rPr>
-          <w:rFonts w:cs="Times New Roman"/>
-        </w:rPr>
-        <w:t xml:space="preserve"> terhadap Y) pada Model 1 semata-mata merupakan kontrol baseline aditif agar selisih R2 tidak tercampur efek langsung pemoderasi; β₄ tidak diuji sebagai hipotesis tersendiri dan tidak memiliki pasangan RM/Tujuan/H </w:t>
-      </w:r>
-      <w:r>
-        <w:rPr>
-          <w:rFonts w:cs="Times New Roman"/>
-        </w:rPr>
-        <w:lastRenderedPageBreak/>
-        <w:t xml:space="preserve">(hipotesis penelitian tetap 6: H1–H3 langsung, H4–H6 moderasi memperlemah). Baris 4 pada matriks kesenjangan (Subjek M terhadap Y) berfungsi sebagai justifikasi teoretis perlunya memasukkan </w:t>
+        <w:t xml:space="preserve"> terhadap Y) pada Model 1 semata-mata merupakan kontrol baseline aditif agar selisih R2 tidak tercampur efek langsung pemoderasi; β₄ tidak diuji sebagai hipotesis tersendiri dan tidak memiliki pasangan RM/Tujuan/H (hipotesis penelitian tetap 6: H1–H3 langsung, H4–H6 moderasi memperlemah). Baris 4 pada matriks kesenjangan (Subjek M terhadap Y) berfungsi sebagai justifikasi teoretis perlunya memasukkan </w:t>
       </w:r>
       <w:r>
         <w:rPr>
@@ -12359,8 +12545,8 @@
         <w:pStyle w:val="Heading2"/>
         <w:outlineLvl w:val="1"/>
       </w:pPr>
-      <w:bookmarkStart w:id="85" w:name="TOC_3_4_OPERASIONALISASI_VARIABEL"/>
-      <w:bookmarkStart w:id="86" w:name="_Toc241092195"/>
+      <w:bookmarkStart w:id="85" w:name="TOC_3_4_OPERASIONALISASI_VARIABEL_A_ID_3"/>
+      <w:bookmarkStart w:id="86" w:name="_Toc241178714"/>
       <w:r>
         <w:rPr>
           <w:rFonts w:ascii="Times New Roman" w:hAnsi="Times New Roman"/>
@@ -12368,7 +12554,7 @@
           <w:color w:val="000000"/>
           <w:sz w:val="24"/>
         </w:rPr>
-        <w:t>3.4 Operasionalisasi Variabel</w:t>
+        <w:t>3.4 Operasionalisasi Variabel &lt;a id="34-operasionalisasi-variabel"&gt;&lt;/a&gt;</w:t>
       </w:r>
       <w:bookmarkEnd w:id="85"/>
       <w:bookmarkEnd w:id="86"/>
@@ -12412,11 +12598,11 @@
         <w:tblLook w:val="04A0" w:firstRow="1" w:lastRow="0" w:firstColumn="1" w:lastColumn="0" w:noHBand="0" w:noVBand="1"/>
       </w:tblPr>
       <w:tblGrid>
-        <w:gridCol w:w="1587"/>
-        <w:gridCol w:w="1587"/>
-        <w:gridCol w:w="1587"/>
+        <w:gridCol w:w="1543"/>
+        <w:gridCol w:w="1967"/>
+        <w:gridCol w:w="1526"/>
         <w:gridCol w:w="1640"/>
-        <w:gridCol w:w="1587"/>
+        <w:gridCol w:w="1461"/>
       </w:tblGrid>
       <w:tr>
         <w:trPr>
@@ -12625,15 +12811,7 @@
               <w:rPr>
                 <w:sz w:val="18"/>
               </w:rPr>
-              <w:t xml:space="preserve"> Pokémon TCG tanpa rencana awal dan didorong emosi sesaat (</w:t>
-            </w:r>
-            <w:hyperlink w:anchor="Ref_rook1987buying" w:history="1">
-              <w:r>
-                <w:t>Rook, 1987</w:t>
-              </w:r>
-            </w:hyperlink>
-            <w:r>
-              <w:t xml:space="preserve">; </w:t>
+              <w:t xml:space="preserve"> Pokémon TCG tanpa rencana awal dan didorong emosi sesaat ([Rook, 1987](#ref-rook1987); [</w:t>
             </w:r>
             <w:hyperlink w:anchor="Ref_verplanken2001individual" w:history="1">
               <w:r>
@@ -12641,7 +12819,7 @@
               </w:r>
             </w:hyperlink>
             <w:r>
-              <w:t>).</w:t>
+              <w:t>](#ref-verplanken2001)).</w:t>
             </w:r>
           </w:p>
         </w:tc>
@@ -13329,15 +13507,15 @@
               <w:rPr>
                 <w:sz w:val="18"/>
               </w:rPr>
-              <w:t xml:space="preserve">Motivasi belanja untuk kesenangan emosional dan sensasi petualangan </w:t>
+              <w:t>Motivasi belanja untuk kesenangan emosional dan sensasi petualangan ([</w:t>
             </w:r>
             <w:hyperlink w:anchor="Ref_arnold2003hedonic" w:history="1">
               <w:r>
-                <w:t>(Arnold dan Reynolds, 2003)</w:t>
+                <w:t>Arnold dan Reynolds, 2003</w:t>
               </w:r>
             </w:hyperlink>
             <w:r>
-              <w:t>.</w:t>
+              <w:t>](#ref-arnold2003)).</w:t>
             </w:r>
           </w:p>
         </w:tc>
@@ -13889,7 +14067,6 @@
                 <w:b/>
                 <w:sz w:val="18"/>
               </w:rPr>
-              <w:lastRenderedPageBreak/>
               <w:t>Desire for Completeness (X₂)</w:t>
             </w:r>
           </w:p>
@@ -13925,15 +14102,7 @@
               <w:rPr>
                 <w:sz w:val="18"/>
               </w:rPr>
-              <w:t xml:space="preserve"> (</w:t>
-            </w:r>
-            <w:hyperlink w:anchor="Ref_belk1995collecting" w:history="1">
-              <w:r>
-                <w:t>Belk, 1995</w:t>
-              </w:r>
-            </w:hyperlink>
-            <w:r>
-              <w:t xml:space="preserve">; </w:t>
+              <w:t xml:space="preserve"> ([Belk, 1995](#ref-belk1995); [</w:t>
             </w:r>
             <w:hyperlink w:anchor="Ref_gao2014completing" w:history="1">
               <w:r>
@@ -13954,7 +14123,7 @@
               </w:r>
             </w:hyperlink>
             <w:r>
-              <w:t xml:space="preserve">; </w:t>
+              <w:t>](#ref-gao2014); [</w:t>
             </w:r>
             <w:hyperlink w:anchor="Ref_barasz2017pseudo" w:history="1">
               <w:r>
@@ -13975,7 +14144,7 @@
               </w:r>
             </w:hyperlink>
             <w:r>
-              <w:t>).</w:t>
+              <w:t>](#ref-barasz2017)).</w:t>
             </w:r>
           </w:p>
         </w:tc>
@@ -14527,6 +14696,7 @@
                 <w:b/>
                 <w:sz w:val="18"/>
               </w:rPr>
+              <w:lastRenderedPageBreak/>
               <w:t>Speculative Motive (X₃)</w:t>
             </w:r>
           </w:p>
@@ -14549,15 +14719,7 @@
               <w:rPr>
                 <w:sz w:val="18"/>
               </w:rPr>
-              <w:t>Ekspektasi memperoleh keuntungan finansial dari apresiasi harga di pasar sekunder (</w:t>
-            </w:r>
-            <w:hyperlink w:anchor="Ref_shiller2000irrational" w:history="1">
-              <w:r>
-                <w:t>Shiller, 2000</w:t>
-              </w:r>
-            </w:hyperlink>
-            <w:r>
-              <w:t xml:space="preserve">; </w:t>
+              <w:t>Ekspektasi memperoleh keuntungan finansial dari apresiasi harga di pasar sekunder ([Shiller, 2000](#ref-shiller2000); [</w:t>
             </w:r>
             <w:hyperlink w:anchor="Ref_baur2018bitcoin" w:history="1">
               <w:r>
@@ -14578,7 +14740,7 @@
               </w:r>
             </w:hyperlink>
             <w:r>
-              <w:t>).</w:t>
+              <w:t>](#ref-baur2018)).</w:t>
             </w:r>
           </w:p>
         </w:tc>
@@ -15140,6 +15302,7 @@
                 <w:b/>
                 <w:sz w:val="18"/>
               </w:rPr>
+              <w:lastRenderedPageBreak/>
               <w:t>Self-Control (M)</w:t>
             </w:r>
           </w:p>
@@ -15162,7 +15325,7 @@
               <w:rPr>
                 <w:sz w:val="18"/>
               </w:rPr>
-              <w:t>Kapasitas volisional menolak godaan belanja spontan dan menunda kepuasan sesaat (</w:t>
+              <w:t>Kapasitas volisional menolak godaan belanja spontan dan menunda kepuasan sesaat ([</w:t>
             </w:r>
             <w:hyperlink w:anchor="Ref_tangney2004high" w:history="1">
               <w:r>
@@ -15183,7 +15346,7 @@
               </w:r>
             </w:hyperlink>
             <w:r>
-              <w:t xml:space="preserve">; </w:t>
+              <w:t>](#ref-tangney2004); [</w:t>
             </w:r>
             <w:hyperlink w:anchor="Ref_vohs2007spent" w:history="1">
               <w:r>
@@ -15191,7 +15354,7 @@
               </w:r>
             </w:hyperlink>
             <w:r>
-              <w:t xml:space="preserve">; </w:t>
+              <w:t>](#ref-vohs2007); [</w:t>
             </w:r>
             <w:hyperlink w:anchor="Ref_sultan2012building" w:history="1">
               <w:r>
@@ -15212,7 +15375,7 @@
               </w:r>
             </w:hyperlink>
             <w:r>
-              <w:t>).</w:t>
+              <w:t>](#ref-sultan2012)).</w:t>
             </w:r>
           </w:p>
         </w:tc>
@@ -15839,8 +16002,8 @@
         <w:pStyle w:val="Heading2"/>
         <w:outlineLvl w:val="1"/>
       </w:pPr>
-      <w:bookmarkStart w:id="88" w:name="TOC_3_5_METODE_ANALISIS_DATA"/>
-      <w:bookmarkStart w:id="89" w:name="_Toc241092196"/>
+      <w:bookmarkStart w:id="88" w:name="TOC_3_5_METODE_ANALISIS_DATA_A_ID_35_MET"/>
+      <w:bookmarkStart w:id="89" w:name="_Toc241178715"/>
       <w:r>
         <w:rPr>
           <w:rFonts w:ascii="Times New Roman" w:hAnsi="Times New Roman"/>
@@ -15848,7 +16011,7 @@
           <w:color w:val="000000"/>
           <w:sz w:val="24"/>
         </w:rPr>
-        <w:t>3.5 Metode Analisis Data</w:t>
+        <w:t>3.5 Metode Analisis Data &lt;a id="35-metode-analisis-data"&gt;&lt;/a&gt;</w:t>
       </w:r>
       <w:bookmarkEnd w:id="88"/>
       <w:bookmarkEnd w:id="89"/>
@@ -15859,7 +16022,7 @@
         <w:outlineLvl w:val="2"/>
       </w:pPr>
       <w:bookmarkStart w:id="90" w:name="TOC_3_5_1_JUSTIFIKASI_KOMPARATIF_PEMILIH"/>
-      <w:bookmarkStart w:id="91" w:name="_Toc241092197"/>
+      <w:bookmarkStart w:id="91" w:name="_Toc241178716"/>
       <w:r>
         <w:rPr>
           <w:rFonts w:ascii="Times New Roman" w:hAnsi="Times New Roman"/>
@@ -15867,7 +16030,7 @@
           <w:color w:val="000000"/>
           <w:sz w:val="24"/>
         </w:rPr>
-        <w:t>3.5.1 Justifikasi Komparatif Pemilihan Metode Analisis</w:t>
+        <w:t>3.5.1 Justifikasi Komparatif Pemilihan Metode Analisis &lt;a id="351-justifikasi-komparatif-pemilihan-metode-analisis"&gt;&lt;/a&gt;</w:t>
       </w:r>
       <w:bookmarkEnd w:id="90"/>
       <w:bookmarkEnd w:id="91"/>
@@ -15902,25 +16065,18 @@
         <w:rPr>
           <w:rFonts w:cs="Times New Roman"/>
         </w:rPr>
-        <w:t xml:space="preserve">Structural Equation Modeling (SEM) Berbasis Kovarians (SEM-CB) atau Varian (SEM-PLS): Cocok untuk model bertingkat dengan konstruk laten kompleks dan variabel mediasi simultan. Namun, SEM-CB menuntut asumsi distribusi normal multivariat yang sangat ketat serta sampel besar </w:t>
-      </w:r>
-      <w:r>
-        <w:rPr>
-          <w:rFonts w:cs="Times New Roman"/>
-        </w:rPr>
-        <w:lastRenderedPageBreak/>
-        <w:t xml:space="preserve">(N &gt; 200), sedangkan SEM-PLS lebih ditujukan untuk pemodelan prediktif eksploratif </w:t>
+        <w:t>Structural Equation Modeling (SEM) Berbasis Kovarians (SEM-CB) atau Varian (SEM-PLS): Cocok untuk model bertingkat dengan konstruk laten kompleks dan variabel mediasi simultan. Namun, SEM-CB menuntut asumsi distribusi normal multivariat yang sangat ketat serta sampel besar (N &gt; 200), sedangkan SEM-PLS lebih ditujukan untuk pemodelan prediktif eksploratif ([</w:t>
       </w:r>
       <w:hyperlink w:anchor="Ref_hair2019multivariate" w:history="1">
         <w:r>
-          <w:t>(Hair et al., 2019)</w:t>
+          <w:t>Hair et al., 2019</w:t>
         </w:r>
       </w:hyperlink>
       <w:r>
         <w:rPr>
           <w:rFonts w:cs="Times New Roman"/>
         </w:rPr>
-        <w:t>.</w:t>
+        <w:t>](#ref-hair2019)).</w:t>
       </w:r>
     </w:p>
     <w:p>
@@ -15940,7 +16096,7 @@
         <w:rPr>
           <w:rFonts w:cs="Times New Roman"/>
         </w:rPr>
-        <w:t>Moderated Regression Analysis (MRA) Berbasis Ordinary Least Squares (OLS): Merupakan metode klasik dan baku yang dirancang khusus untuk menguji apakah kekuatan atau arah hubungan antara variabel independen dan dependen dipengaruhi oleh variabel pemoderasi kuantitatif (</w:t>
+        <w:t>Moderated Regression Analysis (MRA) Berbasis Ordinary Least Squares (OLS): Merupakan metode klasik dan baku yang dirancang khusus untuk menguji apakah kekuatan atau arah hubungan antara variabel independen dan dependen dipengaruhi oleh variabel pemoderasi kuantitatif ([</w:t>
       </w:r>
       <w:hyperlink w:anchor="Ref_aiken1991multiple" w:history="1">
         <w:r>
@@ -15951,29 +16107,7 @@
         <w:rPr>
           <w:rFonts w:cs="Times New Roman"/>
         </w:rPr>
-        <w:t xml:space="preserve">; </w:t>
-      </w:r>
-      <w:hyperlink w:anchor="Ref_hayes2018introduction" w:history="1">
-        <w:r>
-          <w:t>Hayes, 2018</w:t>
-        </w:r>
-      </w:hyperlink>
-      <w:r>
-        <w:rPr>
-          <w:rFonts w:cs="Times New Roman"/>
-        </w:rPr>
-        <w:t xml:space="preserve">; </w:t>
-      </w:r>
-      <w:hyperlink w:anchor="Ref_ghozali2018aplikasi" w:history="1">
-        <w:r>
-          <w:t>Ghozali, 2018</w:t>
-        </w:r>
-      </w:hyperlink>
-      <w:r>
-        <w:rPr>
-          <w:rFonts w:cs="Times New Roman"/>
-        </w:rPr>
-        <w:t>).</w:t>
+        <w:t>](#ref-aiken1991); [Hayes, 2018](#ref-hayes2018); [Ghozali, 2018](#ref-ghozali2018)).</w:t>
       </w:r>
     </w:p>
     <w:p>
@@ -16026,18 +16160,18 @@
         <w:rPr>
           <w:rFonts w:cs="Times New Roman"/>
         </w:rPr>
-        <w:t xml:space="preserve">Ukuran sampel penelitian (120–150 responden) berada pada rentang yang sangat ideal dan kokoh untuk OLS, tanpa menimbulkan risiko estimasi berlebih (over-parameterization) yang sering terjadi pada SEM </w:t>
+        <w:t>Ukuran sampel penelitian (120–150 responden) berada pada rentang yang sangat ideal dan kokoh untuk OLS, tanpa menimbulkan risiko estimasi berlebih (over-parameterization) yang sering terjadi pada SEM ([</w:t>
       </w:r>
       <w:hyperlink w:anchor="Ref_hair2019multivariate" w:history="1">
         <w:r>
-          <w:t>(Hair et al., 2019)</w:t>
+          <w:t>Hair et al., 2019</w:t>
         </w:r>
       </w:hyperlink>
       <w:r>
         <w:rPr>
           <w:rFonts w:cs="Times New Roman"/>
         </w:rPr>
-        <w:t>.</w:t>
+        <w:t>](#ref-hair2019)).</w:t>
       </w:r>
     </w:p>
     <w:p>
@@ -16051,6 +16185,7 @@
           <w:rFonts w:cs="Times New Roman"/>
           <w:b/>
         </w:rPr>
+        <w:lastRenderedPageBreak/>
         <w:t xml:space="preserve">•  </w:t>
       </w:r>
       <w:r>
@@ -16070,7 +16205,7 @@
         <w:rPr>
           <w:rFonts w:cs="Times New Roman"/>
         </w:rPr>
-        <w:t xml:space="preserve"> = 0) (</w:t>
+        <w:t xml:space="preserve"> = 0) ([</w:t>
       </w:r>
       <w:hyperlink w:anchor="Ref_aiken1991multiple" w:history="1">
         <w:r>
@@ -16081,18 +16216,7 @@
         <w:rPr>
           <w:rFonts w:cs="Times New Roman"/>
         </w:rPr>
-        <w:t xml:space="preserve">; </w:t>
-      </w:r>
-      <w:hyperlink w:anchor="Ref_hayes2018introduction" w:history="1">
-        <w:r>
-          <w:t>Hayes, 2018</w:t>
-        </w:r>
-      </w:hyperlink>
-      <w:r>
-        <w:rPr>
-          <w:rFonts w:cs="Times New Roman"/>
-        </w:rPr>
-        <w:t>).</w:t>
+        <w:t>](#ref-aiken1991); [Hayes, 2018](#ref-hayes2018)).</w:t>
       </w:r>
     </w:p>
     <w:p>
@@ -16112,7 +16236,7 @@
         <w:rPr>
           <w:rFonts w:cs="Times New Roman"/>
         </w:rPr>
-        <w:t>Metode ini telah dipakai sejumlah penelitian untuk menguji moderasi kontrol diri terhadap perilaku pembelian impulsif (</w:t>
+        <w:t>Metode ini telah dipakai sejumlah penelitian untuk menguji moderasi kontrol diri terhadap perilaku pembelian impulsif ([</w:t>
       </w:r>
       <w:hyperlink w:anchor="Ref_sultan2012building" w:history="1">
         <w:r>
@@ -16123,7 +16247,7 @@
         <w:rPr>
           <w:rFonts w:cs="Times New Roman"/>
         </w:rPr>
-        <w:t xml:space="preserve">; </w:t>
+        <w:t>](#ref-sultan2012); [</w:t>
       </w:r>
       <w:hyperlink w:anchor="Ref_apidana2022peran" w:history="1">
         <w:r>
@@ -16134,7 +16258,7 @@
         <w:rPr>
           <w:rFonts w:cs="Times New Roman"/>
         </w:rPr>
-        <w:t xml:space="preserve">; </w:t>
+        <w:t>](#ref-apidana2022); [</w:t>
       </w:r>
       <w:hyperlink w:anchor="Ref_lienardy2026role" w:history="1">
         <w:r>
@@ -16145,7 +16269,7 @@
         <w:rPr>
           <w:rFonts w:cs="Times New Roman"/>
         </w:rPr>
-        <w:t>).</w:t>
+        <w:t>](#ref-lienardy2026)).</w:t>
       </w:r>
     </w:p>
     <w:p>
@@ -16178,31 +16302,13 @@
         <w:rPr>
           <w:rFonts w:cs="Times New Roman"/>
         </w:rPr>
-        <w:t xml:space="preserve">Tahap 1: Penyusunan Skor Komposit dan Uji Kualitas Data. Skor tiap variabel merupakan nilai rata-rata (mean composite) dari seluruh butir indikator yang valid pada variabel tersebut. Seluruh butir dikodekan searah dan positif (skor 5 menunjukkan tingkatan konstruk tertinggi). Instrumen diuji kualitasnya sebelum estimasi regresi melalui: (a) Uji Validitas Butir </w:t>
-      </w:r>
-      <w:r>
-        <w:rPr>
-          <w:rFonts w:cs="Times New Roman"/>
-        </w:rPr>
-        <w:lastRenderedPageBreak/>
-        <w:t>dengan teknik korelasi butir-total Pearson (Pearson product-moment item-total) terhadap skor komposit konstruk tujuan. Koefisien korelasi Pearson ber</w:t>
-      </w:r>
-      <w:r>
-        <w:rPr>
-          <w:rFonts w:cs="Times New Roman"/>
-        </w:rPr>
-        <w:t>kisar -1 hingga +1 (angka 1–5 merupakan rentang skala Likert butir, bukan rentang korelasi). Butir dinyatakan valid jika r_hitung &gt; r_tabel pada taraf nyata 5% dua sisi (df=n-2; pilot n = 30, yakni r_{tabel} sekitar 0,361), dengan korelasi corrected item-total ≥ 0,30 sebagai pendukung; (b) Uji Reliabilitas Konsistensi Internal dengan koefisien Cronbach's Alpha. Konstruk dinyatakan reliabel jika Cronbach's Alpha ≥ 0,70 (</w:t>
-      </w:r>
-      <w:hyperlink w:anchor="Ref_ghozali2018aplikasi" w:history="1">
-        <w:r>
-          <w:t>Ghozali, 2018</w:t>
-        </w:r>
-      </w:hyperlink>
-      <w:r>
-        <w:rPr>
-          <w:rFonts w:cs="Times New Roman"/>
-        </w:rPr>
-        <w:t xml:space="preserve">; </w:t>
+        <w:t>Tahap 1: Penyusunan Skor Komposit dan Uji Kualitas Data. Skor tiap variabel merupakan nilai rata-rata (mean composite) dari seluruh butir indikator yang valid pada variabel tersebut. Seluruh butir dikodekan searah dan positif (skor 5 menunjukkan tingkatan konstruk tertinggi). Instrumen diuji kualitasnya sebelum estimasi regresi melalui: (a) Uji Validitas Butir dengan teknik korelasi butir-total Pearson (Pearson product-moment item-total) terhadap skor komposit konstruk tujuan. Koefisien korelasi Pearson ber</w:t>
+      </w:r>
+      <w:r>
+        <w:rPr>
+          <w:rFonts w:cs="Times New Roman"/>
+        </w:rPr>
+        <w:t>kisar -1 hingga +1 (angka 1–5 merupakan rentang skala Likert butir, bukan rentang korelasi). Butir dinyatakan valid jika r_hitung &gt; r_tabel pada taraf nyata 5% dua sisi (df=n-2; pilot n = 30, yakni r_{tabel} sekitar 0,361), dengan korelasi corrected item-total ≥ 0,30 sebagai pendukung; (b) Uji Reliabilitas Konsistensi Internal dengan koefisien Cronbach's Alpha. Konstruk dinyatakan reliabel jika Cronbach's Alpha ≥ 0,70 ([Ghozali, 2018](#ref-ghozali2018); [</w:t>
       </w:r>
       <w:hyperlink w:anchor="Ref_sekaran2016research" w:history="1">
         <w:r>
@@ -16213,7 +16319,7 @@
         <w:rPr>
           <w:rFonts w:cs="Times New Roman"/>
         </w:rPr>
-        <w:t>).</w:t>
+        <w:t>](#ref-sekaran2016)).</w:t>
       </w:r>
     </w:p>
     <w:p>
@@ -16233,7 +16339,14 @@
         <w:rPr>
           <w:rFonts w:cs="Times New Roman"/>
         </w:rPr>
-        <w:t>Tahap 2: Uji Asumsi Klasik. Untuk memastikan prasyarat estimasi regresi OLS agar parameter penduga tidak bias dan konsisten: (a) Uji Normalitas Residual dengan One-Sample Kolmogorov-Smirnov (residual normal jika signifikansi asimtotik p &gt; 0,05); (b) Uji Multikolinearitas melalui Tolerance (&gt; 0,10) dan Variance Inflation Factor (VIF &lt; 10) pada Model 1/efek utama (VIF tinggi pada blok interaksi Model 2 pasca-mean-centering yang didorong teori tidak serta-merta dinyatakan pelanggaran, karena korelasi struktura</w:t>
+        <w:t>Tahap 2: Uji Asumsi Klasik. Untuk memastikan prasyarat estimasi regresi OLS agar parameter penduga tidak bias dan konsisten: (a) Uji Normalitas Residual dengan One-Sample Kolmogorov-Smirnov (residual normal jika signifikansi asimtotik p &gt; 0,05); (b) Uji Multikolinearitas melalui Tolerance (&gt; 0,10) dan Variance Inflation Factor (VIF &lt; 10) pada Model 1/efek utama (VIF tinggi pada blok interaksi Model 2 pasca-mean-</w:t>
+      </w:r>
+      <w:r>
+        <w:rPr>
+          <w:rFonts w:cs="Times New Roman"/>
+        </w:rPr>
+        <w:lastRenderedPageBreak/>
+        <w:t>centering yang didorong teori tidak serta-merta dinyatakan pelanggaran, karena korelasi struktura</w:t>
       </w:r>
       <w:r>
         <w:rPr>
@@ -16252,18 +16365,7 @@
         <w:rPr>
           <w:rFonts w:cs="Times New Roman"/>
         </w:rPr>
-        <w:t xml:space="preserve">Catatan metodologis: Uji autokorelasi (seperti uji Durbin-Watson) sengaja tidak dilakukan karena pengujian autokorelasi secara teoritis hanya relevan untuk data runtun waktu (time-series) atau data panel berurutan, bukan untuk survei cross-sectional primer </w:t>
-      </w:r>
-      <w:hyperlink w:anchor="Ref_ghozali2018aplikasi" w:history="1">
-        <w:r>
-          <w:t>(Ghozali, 2018)</w:t>
-        </w:r>
-      </w:hyperlink>
-      <w:r>
-        <w:rPr>
-          <w:rFonts w:cs="Times New Roman"/>
-        </w:rPr>
-        <w:t>.</w:t>
+        <w:t>Catatan metodologis: Uji autokorelasi (seperti uji Durbin-Watson) sengaja tidak dilakukan karena pengujian autokorelasi secara teoretis hanya relevan untuk data runtun waktu (time-series) atau data panel berurutan, bukan untuk survei cross-sectional primer ([Ghozali, 2018](#ref-ghozali2018)).</w:t>
       </w:r>
     </w:p>
     <w:p>
@@ -16427,7 +16529,6 @@
           <w:rFonts w:cs="Times New Roman"/>
           <w:b/>
         </w:rPr>
-        <w:lastRenderedPageBreak/>
         <w:t xml:space="preserve">•  </w:t>
       </w:r>
       <w:r>
@@ -16493,7 +16594,14 @@
         <w:rPr>
           <w:rFonts w:cs="Times New Roman"/>
         </w:rPr>
-        <w:t>; H5: ∂Y/∂</w:t>
+        <w:t xml:space="preserve">; </w:t>
+      </w:r>
+      <w:r>
+        <w:rPr>
+          <w:rFonts w:cs="Times New Roman"/>
+        </w:rPr>
+        <w:lastRenderedPageBreak/>
+        <w:t>H5: ∂Y/∂</w:t>
       </w:r>
       <w:r>
         <w:rPr>
@@ -16557,7 +16665,7 @@
         <w:rPr>
           <w:rFonts w:cs="Times New Roman"/>
         </w:rPr>
-        <w:t xml:space="preserve"> terhadap Y mendatar pada kontrol diri tinggi (</w:t>
+        <w:t xml:space="preserve"> terhadap Y mendatar pada kontrol diri tinggi ([</w:t>
       </w:r>
       <w:hyperlink w:anchor="Ref_aiken1991multiple" w:history="1">
         <w:r>
@@ -16568,18 +16676,7 @@
         <w:rPr>
           <w:rFonts w:cs="Times New Roman"/>
         </w:rPr>
-        <w:t xml:space="preserve">; </w:t>
-      </w:r>
-      <w:hyperlink w:anchor="Ref_hayes2018introduction" w:history="1">
-        <w:r>
-          <w:t>Hayes, 2018</w:t>
-        </w:r>
-      </w:hyperlink>
-      <w:r>
-        <w:rPr>
-          <w:rFonts w:cs="Times New Roman"/>
-        </w:rPr>
-        <w:t>).</w:t>
+        <w:t>](#ref-aiken1991); [Hayes, 2018](#ref-hayes2018)).</w:t>
       </w:r>
     </w:p>
     <w:p>
@@ -16587,8 +16684,8 @@
         <w:pStyle w:val="Heading2"/>
         <w:outlineLvl w:val="1"/>
       </w:pPr>
-      <w:bookmarkStart w:id="92" w:name="TOC_3_6_DIAGRAM_ALUR_PENELITIAN"/>
-      <w:bookmarkStart w:id="93" w:name="_Toc241092198"/>
+      <w:bookmarkStart w:id="92" w:name="TOC_3_6_DIAGRAM_ALUR_PENELITIAN_A_ID_36_"/>
+      <w:bookmarkStart w:id="93" w:name="_Toc241178717"/>
       <w:r>
         <w:rPr>
           <w:rFonts w:ascii="Times New Roman" w:hAnsi="Times New Roman"/>
@@ -16596,7 +16693,7 @@
           <w:color w:val="000000"/>
           <w:sz w:val="24"/>
         </w:rPr>
-        <w:t>3.6 Diagram Alur Penelitian</w:t>
+        <w:t>3.6 Diagram Alur Penelitian &lt;a id="36-diagram-alur-penelitian"&gt;&lt;/a&gt;</w:t>
       </w:r>
       <w:bookmarkEnd w:id="92"/>
       <w:bookmarkEnd w:id="93"/>
@@ -16623,10 +16720,9 @@
         <w:rPr>
           <w:noProof/>
         </w:rPr>
-        <w:lastRenderedPageBreak/>
         <w:drawing>
-          <wp:inline distT="0" distB="0" distL="0" distR="0" wp14:anchorId="718F8D81" wp14:editId="2B347BDC">
-            <wp:extent cx="4680000" cy="4710070"/>
+          <wp:inline distT="0" distB="0" distL="0" distR="0" wp14:anchorId="50C1AED1" wp14:editId="315C6729">
+            <wp:extent cx="4680000" cy="4701382"/>
             <wp:effectExtent l="0" t="0" r="0" b="0"/>
             <wp:docPr id="6" name="Picture 6"/>
             <wp:cNvGraphicFramePr>
@@ -16648,7 +16744,7 @@
                   <pic:spPr>
                     <a:xfrm>
                       <a:off x="0" y="0"/>
-                      <a:ext cx="4680000" cy="4710070"/>
+                      <a:ext cx="4680000" cy="4701382"/>
                     </a:xfrm>
                     <a:prstGeom prst="rect">
                       <a:avLst/>
@@ -16705,19 +16801,6 @@
     </w:p>
     <w:p>
       <w:pPr>
-        <w:spacing w:after="0" w:line="360" w:lineRule="auto"/>
-        <w:ind w:firstLine="709"/>
-        <w:jc w:val="both"/>
-      </w:pPr>
-      <w:r>
-        <w:rPr>
-          <w:rFonts w:cs="Times New Roman"/>
-        </w:rPr>
-        <w:t>[noitemsep,topsep=2pt]</w:t>
-      </w:r>
-    </w:p>
-    <w:p>
-      <w:pPr>
         <w:spacing w:after="40" w:line="360" w:lineRule="auto"/>
         <w:ind w:left="709" w:hanging="227"/>
         <w:jc w:val="both"/>
@@ -16747,6 +16830,7 @@
           <w:rFonts w:cs="Times New Roman"/>
           <w:b/>
         </w:rPr>
+        <w:lastRenderedPageBreak/>
         <w:t xml:space="preserve">•  </w:t>
       </w:r>
       <w:r>
@@ -16827,7 +16911,6 @@
           <w:rFonts w:cs="Times New Roman"/>
           <w:b/>
         </w:rPr>
-        <w:lastRenderedPageBreak/>
         <w:t xml:space="preserve">•  </w:t>
       </w:r>
       <w:r>
@@ -16902,8 +16985,8 @@
         <w:pStyle w:val="Heading2"/>
         <w:outlineLvl w:val="1"/>
       </w:pPr>
-      <w:bookmarkStart w:id="95" w:name="TOC_3_7_JADWAL_PELAKSANAAN_PENELITIAN"/>
-      <w:bookmarkStart w:id="96" w:name="_Toc241092199"/>
+      <w:bookmarkStart w:id="95" w:name="TOC_3_7_JADWAL_PELAKSANAAN_PENELITIAN_A_"/>
+      <w:bookmarkStart w:id="96" w:name="_Toc241178718"/>
       <w:r>
         <w:rPr>
           <w:rFonts w:ascii="Times New Roman" w:hAnsi="Times New Roman"/>
@@ -16911,7 +16994,7 @@
           <w:color w:val="000000"/>
           <w:sz w:val="24"/>
         </w:rPr>
-        <w:t>3.7 Jadwal Pelaksanaan Penelitian</w:t>
+        <w:t>3.7 Jadwal Pelaksanaan Penelitian &lt;a id="37-jadwal-pelaksanaan-penelitian"&gt;&lt;/a&gt;</w:t>
       </w:r>
       <w:bookmarkEnd w:id="95"/>
       <w:bookmarkEnd w:id="96"/>
@@ -18199,6 +18282,7 @@
               <w:rPr>
                 <w:sz w:val="19"/>
               </w:rPr>
+              <w:lastRenderedPageBreak/>
               <w:t>7</w:t>
             </w:r>
           </w:p>
@@ -18844,6 +18928,50 @@
       </w:r>
     </w:p>
     <w:p>
+      <w:pPr>
+        <w:spacing w:after="0" w:line="360" w:lineRule="auto"/>
+        <w:ind w:firstLine="709"/>
+        <w:jc w:val="both"/>
+      </w:pPr>
+      <w:r>
+        <w:rPr>
+          <w:rFonts w:cs="Times New Roman"/>
+        </w:rPr>
+        <w:t>[</w:t>
+      </w:r>
+      <w:r>
+        <w:rPr>
+          <w:rFonts w:cs="Times New Roman"/>
+        </w:rPr>
+        <w:t>⬆</w:t>
+      </w:r>
+      <w:r>
+        <w:rPr>
+          <w:rFonts w:cs="Times New Roman"/>
+        </w:rPr>
+        <w:t>️</w:t>
+      </w:r>
+      <w:r>
+        <w:rPr>
+          <w:rFonts w:cs="Times New Roman"/>
+        </w:rPr>
+        <w:t xml:space="preserve"> Kembali ke Daftar Isi](#daftar-isi-naskah-proposal)</w:t>
+      </w:r>
+    </w:p>
+    <w:p>
+      <w:pPr>
+        <w:spacing w:after="0" w:line="360" w:lineRule="auto"/>
+        <w:ind w:firstLine="709"/>
+        <w:jc w:val="both"/>
+      </w:pPr>
+      <w:r>
+        <w:rPr>
+          <w:rFonts w:cs="Times New Roman"/>
+        </w:rPr>
+        <w:t>&lt;a id="daftar-pustaka"&gt;&lt;/a&gt;</w:t>
+      </w:r>
+    </w:p>
+    <w:p>
       <w:r>
         <w:br w:type="page"/>
       </w:r>
@@ -18854,7 +18982,7 @@
         <w:outlineLvl w:val="0"/>
       </w:pPr>
       <w:bookmarkStart w:id="98" w:name="TOC_DAFTAR_PUSTAKA"/>
-      <w:bookmarkStart w:id="99" w:name="_Toc241092200"/>
+      <w:bookmarkStart w:id="99" w:name="_Toc241178719"/>
       <w:r>
         <w:rPr>
           <w:rFonts w:ascii="Times New Roman" w:hAnsi="Times New Roman"/>
@@ -18879,7 +19007,7 @@
         <w:rPr>
           <w:rFonts w:cs="Times New Roman"/>
         </w:rPr>
-        <w:t>Aiken, L. S. and West, S. G. (1991). Multiple Regression: Testing dan Interpreting Interactions. Sage Publications, Newbury Park, CA.</w:t>
+        <w:t>&lt;a id="ref-1"&gt;&lt;/a&gt;&lt;a id="ref-aiken1991"&gt;&lt;/a&gt;1. Aiken, L. S. and West, S. G. (1991). Multiple Regression: Testing dan Interpreting Interactions. Sage Publications, Newbury Park, CA.</w:t>
       </w:r>
       <w:bookmarkEnd w:id="100"/>
     </w:p>
@@ -18894,7 +19022,7 @@
         <w:rPr>
           <w:rFonts w:cs="Times New Roman"/>
         </w:rPr>
-        <w:t>Amos, C., Holmes, G. R., and Keneson, W. C. (2014). A meta-analysis of consumer impulse buying. Journal of Retailing dan Consumer Services, 21(2):86–97.</w:t>
+        <w:t>&lt;a id="ref-2"&gt;&lt;/a&gt;&lt;a id="ref-amos2014"&gt;&lt;/a&gt;2. Amos, C., Holmes, G. R., and Keneson, W. C. (2014). A meta-analysis of consumer impulse buying. Journal of Retailing dan Consumer Services, 21(2):86–97.</w:t>
       </w:r>
       <w:bookmarkEnd w:id="101"/>
     </w:p>
@@ -18909,7 +19037,7 @@
         <w:rPr>
           <w:rFonts w:cs="Times New Roman"/>
         </w:rPr>
-        <w:t>Apidana, Y. H. and Kholifah (2022). Peran self control dalam memoderasi pengaruh hedonic motives dan shopping lifestyle terhadap impulse buying. Journal of Digital Business dan Management, 1(1):26–40.</w:t>
+        <w:t>&lt;a id="ref-3"&gt;&lt;/a&gt;&lt;a id="ref-apidana2022"&gt;&lt;/a&gt;3. Apidana, Y. H. and Kholifah (2022). Peran self control dalam memoderasi pengaruh hedonic motives dan shopping lifestyle terhadap impulse buying. Journal of Digital Business dan Management, 1(1):26–40.</w:t>
       </w:r>
       <w:bookmarkEnd w:id="102"/>
     </w:p>
@@ -18924,7 +19052,7 @@
         <w:rPr>
           <w:rFonts w:cs="Times New Roman"/>
         </w:rPr>
-        <w:t>Arnold, M. J. and Reynolds, K. E. (2003). Hedonic shopping motivations. Journal of Retailing, 79(2):77–95.</w:t>
+        <w:t>&lt;a id="ref-4"&gt;&lt;/a&gt;&lt;a id="ref-arnold2003"&gt;&lt;/a&gt;4. Arnold, M. J. and Reynolds, K. E. (2003). Hedonic shopping motivations. Journal of Retailing, 79(2):77–95.</w:t>
       </w:r>
       <w:bookmarkEnd w:id="103"/>
     </w:p>
@@ -18939,7 +19067,7 @@
         <w:rPr>
           <w:rFonts w:cs="Times New Roman"/>
         </w:rPr>
-        <w:t>Artadita, S. and Firmialy, S. D. (2024). How does self-control moderate shopping enjoyment and impulse buying among generation z online gamers? Binus Business Review, 15(2):179–189.</w:t>
+        <w:t>&lt;a id="ref-5"&gt;&lt;/a&gt;&lt;a id="ref-artadita2024"&gt;&lt;/a&gt;5. Artadita, S. and Firmialy, S. D. (2024). How does self-control moderate shopping enjoyment and impulse buying among generation z online gamers? Binus Business Review, 15(2):179–189.</w:t>
       </w:r>
       <w:bookmarkEnd w:id="104"/>
     </w:p>
@@ -18954,7 +19082,7 @@
         <w:rPr>
           <w:rFonts w:cs="Times New Roman"/>
         </w:rPr>
-        <w:t>Aryadi, A. and Lingga, M. (2026). Personal traits and motivation impact on collectibles as an alternative investment: A case study of trading card game community in greater jakarta. In Proceedings of the 5th International Conference on Global Innovation dan Trends in Economy (INCOGITE 2024), volume 302 of Advances in Economics, Business dan Management Research, pages 1–12. Atlantis Press.</w:t>
+        <w:t>&lt;a id="ref-6"&gt;&lt;/a&gt;&lt;a id="ref-aryadi2026"&gt;&lt;/a&gt;6. Aryadi, A. and Lingga, M. (2026). Personal traits and motivation impact on collectibles as an alternative investment: A case study of trading card game community in greater jakarta. In Proceedings of the 5th International Conference on Global Innovation dan Trends in Economy (INCOGITE 2024), volume 302 of Advances in Economics, Business dan Management Research, pages 1–12. Atlantis Press.</w:t>
       </w:r>
       <w:bookmarkEnd w:id="105"/>
     </w:p>
@@ -18969,7 +19097,7 @@
         <w:rPr>
           <w:rFonts w:cs="Times New Roman"/>
         </w:rPr>
-        <w:t>Azizah, N. L. and Fauzi, M. (2025). Exploring the drivers of impulsive buying in e-commerce: the role of hedonic motivation, shopping lifestyle, and positive emotions. Jurnal Inovasi Ekonomi, 10(2):79–94. DOI tercetak</w:t>
+        <w:t>&lt;a id="ref-7"&gt;&lt;/a&gt;&lt;a id="ref-azizah2025"&gt;&lt;/a&gt;7. Azizah, N. L. and Fauzi, M. (2025). Exploring the drivers of impulsive buying in e-commerce: the role of hedonic motivation, shopping lifestyle, and positive emotions. Jurnal Inovasi Ekonomi, 10(2):79–94.</w:t>
       </w:r>
       <w:r>
         <w:rPr>
@@ -18983,15 +19111,9 @@
             <w:color w:val="0563C1"/>
             <w:u w:val="single"/>
           </w:rPr>
-          <w:t>https://doi.org/10.22219/jiko.v10i02.35353</w:t>
+          <w:t>https://ejournal.umm.ac.id/index.php/JIKO/article/view/35353</w:t>
         </w:r>
       </w:hyperlink>
-      <w:r>
-        <w:rPr>
-          <w:rFonts w:cs="Times New Roman"/>
-        </w:rPr>
-        <w:t xml:space="preserve"> belum teregistrasi di Crossref/doi.org per audit 18 Sep 2026; sitasi via URL langsung terverifikasi HTTP 200.</w:t>
-      </w:r>
       <w:bookmarkEnd w:id="106"/>
     </w:p>
     <w:p>
@@ -19005,7 +19127,7 @@
         <w:rPr>
           <w:rFonts w:cs="Times New Roman"/>
         </w:rPr>
-        <w:t>Babin, B. J., Darden, W. R., and Griffin, M. (1994). Work and/or fun: Measuring hedonic and utilitarian shopping value. Journal of Consumer Research, 20(4):644–656.</w:t>
+        <w:t>&lt;a id="ref-8"&gt;&lt;/a&gt;&lt;a id="ref-babin1994"&gt;&lt;/a&gt;8. Babin, B. J., Darden, W. R., and Griffin, M. (1994). Work and/or fun: Measuring hedonic and utilitarian shopping value. Journal of Consumer Research, 20(4):644–656.</w:t>
       </w:r>
       <w:bookmarkEnd w:id="107"/>
     </w:p>
@@ -19020,7 +19142,7 @@
         <w:rPr>
           <w:rFonts w:cs="Times New Roman"/>
         </w:rPr>
-        <w:t>Barasz, K., John, L. K., Keenan, E. A., and Norton, M. I. (2017). Pseudo-set framing. Journal of Experimental Psychology: General, 146(10):1460–1477.</w:t>
+        <w:t>&lt;a id="ref-9"&gt;&lt;/a&gt;&lt;a id="ref-barasz2017"&gt;&lt;/a&gt;9. Barasz, K., John, L. K., Keenan, E. A., and Norton, M. I. (2017). Pseudo-set framing. Journal of Experimental Psychology: General, 146(10):1460–1477.</w:t>
       </w:r>
       <w:bookmarkEnd w:id="108"/>
     </w:p>
@@ -19035,7 +19157,14 @@
         <w:rPr>
           <w:rFonts w:cs="Times New Roman"/>
         </w:rPr>
-        <w:t>Barber, B. M. and Odean, T. (2008). All that glitters: The effect of attention and news on the buying behavior of individual and institutional investors. The Review of Financial Studies, 21(2):785–818.</w:t>
+        <w:t xml:space="preserve">&lt;a id="ref-10"&gt;&lt;/a&gt;&lt;a id="ref-barber2008"&gt;&lt;/a&gt;10. Barber, B. M. and Odean, T. (2008). All that glitters: The effect of attention and news on the buying </w:t>
+      </w:r>
+      <w:r>
+        <w:rPr>
+          <w:rFonts w:cs="Times New Roman"/>
+        </w:rPr>
+        <w:lastRenderedPageBreak/>
+        <w:t>behavior of individual and institutional investors. The Review of Financial Studies, 21(2):785–818.</w:t>
       </w:r>
       <w:bookmarkEnd w:id="109"/>
     </w:p>
@@ -19050,8 +19179,7 @@
         <w:rPr>
           <w:rFonts w:cs="Times New Roman"/>
         </w:rPr>
-        <w:lastRenderedPageBreak/>
-        <w:t>Baumeister, R. F. (2002). Yielding to temptation: Self-control failure, impulsive purchasing, and consumer behavior. Journal of Consumer Research, 28(4):670–676.</w:t>
+        <w:t>&lt;a id="ref-11"&gt;&lt;/a&gt;&lt;a id="ref-baumeister2002"&gt;&lt;/a&gt;11. Baumeister, R. F. (2002). Yielding to temptation: Self-control failure, impulsive purchasing, and consumer behavior. Journal of Consumer Research, 28(4):670–676.</w:t>
       </w:r>
       <w:bookmarkEnd w:id="110"/>
     </w:p>
@@ -19066,7 +19194,7 @@
         <w:rPr>
           <w:rFonts w:cs="Times New Roman"/>
         </w:rPr>
-        <w:t>Baur, D. G., Dimpfl, T., and Kuck, K. (2018). Bitcoin, gold and the US dollar – a replication and extension. Finance Research Letters, 25:103–110.</w:t>
+        <w:t>&lt;a id="ref-12"&gt;&lt;/a&gt;&lt;a id="ref-baur2018"&gt;&lt;/a&gt;12. Baur, D. G., Dimpfl, T., and Kuck, K. (2018). Bitcoin, gold and the US dollar – a replication and extension. Finance Research Letters, 25:103–110.</w:t>
       </w:r>
       <w:bookmarkEnd w:id="111"/>
     </w:p>
@@ -19081,7 +19209,7 @@
         <w:rPr>
           <w:rFonts w:cs="Times New Roman"/>
         </w:rPr>
-        <w:t>Beatty, S. E. and Ferrell, M. E. (1998). Impulse buying: Modeling its precursors. Journal of Retailing, 74(2):169–191.</w:t>
+        <w:t>&lt;a id="ref-13"&gt;&lt;/a&gt;&lt;a id="ref-beatty1998"&gt;&lt;/a&gt;13. Beatty, S. E. and Ferrell, M. E. (1998). Impulse buying: Modeling its precursors. Journal of Retailing, 74(2):169–191.</w:t>
       </w:r>
       <w:bookmarkEnd w:id="112"/>
     </w:p>
@@ -19096,7 +19224,7 @@
         <w:rPr>
           <w:rFonts w:cs="Times New Roman"/>
         </w:rPr>
-        <w:t>Belk, R. W. (1995). Collecting in a Consumer Society. Routledge, London.</w:t>
+        <w:t>&lt;a id="ref-14"&gt;&lt;/a&gt;&lt;a id="ref-belk1995"&gt;&lt;/a&gt;14. Belk, R. W. (1995). Collecting in a Consumer Society. Routledge, London.</w:t>
       </w:r>
       <w:bookmarkEnd w:id="113"/>
     </w:p>
@@ -19111,7 +19239,7 @@
         <w:rPr>
           <w:rFonts w:cs="Times New Roman"/>
         </w:rPr>
-        <w:t>Cohen, J. (1988). Statistical Power Analysis for the Behavioral Sciences. Lawrence Erlbaum Associates, Hillsdale, NJ, 2 edition.</w:t>
+        <w:t>&lt;a id="ref-15"&gt;&lt;/a&gt;&lt;a id="ref-cohen1988"&gt;&lt;/a&gt;15. Cohen, J. (1988). Statistical Power Analysis for the Behavioral Sciences. Lawrence Erlbaum Associates, Hillsdale, NJ, 2 edition.</w:t>
       </w:r>
       <w:bookmarkEnd w:id="114"/>
     </w:p>
@@ -19126,7 +19254,7 @@
         <w:rPr>
           <w:rFonts w:cs="Times New Roman"/>
         </w:rPr>
-        <w:t>Colline, F. (2024). Biases in indonesian stock investor behavior. Accounting dan Finance Studies, 4(2):88–98.</w:t>
+        <w:t>&lt;a id="ref-16"&gt;&lt;/a&gt;&lt;a id="ref-colline2024"&gt;&lt;/a&gt;16. Colline, F. (2024). Biases in indonesian stock investor behavior. Accounting dan Finance Studies, 4(2):88–98.</w:t>
       </w:r>
       <w:bookmarkEnd w:id="115"/>
     </w:p>
@@ -19141,7 +19269,7 @@
         <w:rPr>
           <w:rFonts w:cs="Times New Roman"/>
         </w:rPr>
-        <w:t>Dewi, M. M. L. S., Budoyo, V. D., and Mustikasari, F. (2026). Understanding impulse buying behavior: The case of blind box purchases in indonesia. Jurnal Locus: Penelitian dan Pengabdian, 5(2):1082–1089.</w:t>
+        <w:t>&lt;a id="ref-17"&gt;&lt;/a&gt;&lt;a id="ref-dewi2026"&gt;&lt;/a&gt;17. Dewi, M. M. L. S., Budoyo, V. D., and Mustikasari, F. (2026). Understanding impulse buying behavior: The case of blind box purchases in indonesia. Jurnal Locus: Penelitian dan Pengabdian, 5(2):1082–1089.</w:t>
       </w:r>
       <w:bookmarkEnd w:id="116"/>
     </w:p>
@@ -19156,7 +19284,7 @@
         <w:rPr>
           <w:rFonts w:cs="Times New Roman"/>
         </w:rPr>
-        <w:t>Fama, E. F. (1970). Efficient capital markets: A review of theory and empirical work. The Journal of Finance, 25(2):383–417.</w:t>
+        <w:t>&lt;a id="ref-18"&gt;&lt;/a&gt;&lt;a id="ref-fama1970"&gt;&lt;/a&gt;18. Fama, E. F. (1970). Efficient capital markets: A review of theory and empirical work. The Journal of Finance, 25(2):383–417.</w:t>
       </w:r>
       <w:bookmarkEnd w:id="117"/>
     </w:p>
@@ -19171,7 +19299,7 @@
         <w:rPr>
           <w:rFonts w:cs="Times New Roman"/>
         </w:rPr>
-        <w:t>Gao, L., Huang, Y., and Simonson, I. (2014). The influence of initial possession level on consumers' adoption of a collection goal: A tipping point effect. Journal of Marketing, 78:143–156.</w:t>
+        <w:t>&lt;a id="ref-19"&gt;&lt;/a&gt;&lt;a id="ref-gao2014"&gt;&lt;/a&gt;19. Gao, L., Huang, Y., and Simonson, I. (2014). The influence of initial possession level on consumers' adoption of a collection goal: A tipping point effect. Journal of Marketing, 78:143–156.</w:t>
       </w:r>
       <w:bookmarkEnd w:id="118"/>
     </w:p>
@@ -19186,7 +19314,7 @@
         <w:rPr>
           <w:rFonts w:cs="Times New Roman"/>
         </w:rPr>
-        <w:t>Ghozali, I. (2018). Aplikasi Analisis Multivariate dengan Program IBM SPSS 25. Badan Penerbit Universitas Diponegoro, Semarang, 9 edition.</w:t>
+        <w:t>&lt;a id="ref-20"&gt;&lt;/a&gt;&lt;a id="ref-ghozali2018"&gt;&lt;/a&gt;20. Ghozali, I. (2018). Aplikasi Analisis Multivariate dengan Program IBM SPSS 25. Badan Penerbit Universitas Diponegoro, Semarang, 9 edition.</w:t>
       </w:r>
       <w:bookmarkEnd w:id="119"/>
     </w:p>
@@ -19201,7 +19329,7 @@
         <w:rPr>
           <w:rFonts w:cs="Times New Roman"/>
         </w:rPr>
-        <w:t>Gong, X., Yee, C. L., Lee, S. Y., Saif, A. N. M., Liu, M., and Anonthi, F. (2024). Unveiling the enigma of blind box impulse buying curiosity: The moderating role of price consciousness. Heliyon, 10(24):e40564.</w:t>
+        <w:t>&lt;a id="ref-21"&gt;&lt;/a&gt;&lt;a id="ref-gong2024"&gt;&lt;/a&gt;21. Gong, X., Yee, C. L., Lee, S. Y., Saif, A. N. M., Liu, M., and Anonthi, F. (2024). Unveiling the enigma of blind box impulse buying curiosity: The moderating role of price consciousness. Heliyon, 10(24):e40564.</w:t>
       </w:r>
       <w:bookmarkEnd w:id="120"/>
     </w:p>
@@ -19216,7 +19344,8 @@
         <w:rPr>
           <w:rFonts w:cs="Times New Roman"/>
         </w:rPr>
-        <w:t>Green, S. B. (1991). How many subjects does it take to do a regression analysis? Multivariate Behavioral Research, 26(3):499–510.</w:t>
+        <w:lastRenderedPageBreak/>
+        <w:t>&lt;a id="ref-22"&gt;&lt;/a&gt;&lt;a id="ref-green1991"&gt;&lt;/a&gt;22. Green, S. B. (1991). How many subjects does it take to do a regression analysis? Multivariate Behavioral Research, 26(3):499–510.</w:t>
       </w:r>
       <w:bookmarkEnd w:id="121"/>
     </w:p>
@@ -19231,7 +19360,7 @@
         <w:rPr>
           <w:rFonts w:cs="Times New Roman"/>
         </w:rPr>
-        <w:t>Gültekin, B. and Özer, L. (2012). The influence of hedonic motives and browsing on impulse buying. Journal of Economics dan Behavioral Studies, 4(3):180–189.</w:t>
+        <w:t>&lt;a id="ref-23"&gt;&lt;/a&gt;23. Gültekin, B. and Özer, L. (2012). The influence of hedonic motives and browsing on impulse buying. Journal of Economics dan Behavioral Studies, 4(3):180–189.</w:t>
       </w:r>
       <w:bookmarkEnd w:id="122"/>
     </w:p>
@@ -19246,7 +19375,7 @@
         <w:rPr>
           <w:rFonts w:cs="Times New Roman"/>
         </w:rPr>
-        <w:t>Hair, J. F., Black, W. C., Babin, B. J., and Anderson, R. E. (2019). Multivariate Data Analysis. Cengage Learning, Boston, MA, 8th edition.</w:t>
+        <w:t>&lt;a id="ref-24"&gt;&lt;/a&gt;&lt;a id="ref-hair2019"&gt;&lt;/a&gt;24. Hair, J. F., Black, W. C., Babin, B. J., and Anderson, R. E. (2019). Multivariate Data Analysis. Cengage Learning, Boston, MA, 8th edition.</w:t>
       </w:r>
       <w:bookmarkEnd w:id="123"/>
     </w:p>
@@ -19261,7 +19390,7 @@
         <w:rPr>
           <w:rFonts w:cs="Times New Roman"/>
         </w:rPr>
-        <w:t>Hayes, A. F. (2018). Introduction to Mediation, Moderation, and Conditional Process Analysis: A Regression-Based Approach. The Guilford Press, New York, 2nd edition.</w:t>
+        <w:t>&lt;a id="ref-25"&gt;&lt;/a&gt;&lt;a id="ref-hayes2018"&gt;&lt;/a&gt;25. Hayes, A. F. (2018). Introduction to Mediation, Moderation, and Conditional Process Analysis: A Regression-Based Approach. The Guilford Press, New York, 2nd edition.</w:t>
       </w:r>
       <w:bookmarkEnd w:id="124"/>
     </w:p>
@@ -19276,8 +19405,7 @@
         <w:rPr>
           <w:rFonts w:cs="Times New Roman"/>
         </w:rPr>
-        <w:lastRenderedPageBreak/>
-        <w:t>Hirschman, E. C. and Holbrook, M. B. (1982). Hedonic consumption: Emerging concepts, methods and propositions. Journal of Marketing, 46(3):92–101.</w:t>
+        <w:t>&lt;a id="ref-26"&gt;&lt;/a&gt;&lt;a id="ref-hirschman1982"&gt;&lt;/a&gt;26. Hirschman, E. C. and Holbrook, M. B. (1982). Hedonic consumption: Emerging concepts, methods and propositions. Journal of Marketing, 46(3):92–101.</w:t>
       </w:r>
       <w:bookmarkEnd w:id="125"/>
     </w:p>
@@ -19292,7 +19420,7 @@
         <w:rPr>
           <w:rFonts w:cs="Times New Roman"/>
         </w:rPr>
-        <w:t>Kahneman, D. and Tversky, A. (1979). Prospect theory: An analysis of decision under risk. Econometrica, 47(2):263–292.</w:t>
+        <w:t>&lt;a id="ref-27"&gt;&lt;/a&gt;&lt;a id="ref-kahneman1979"&gt;&lt;/a&gt;27. Kahneman, D. and Tversky, A. (1979). Prospect theory: An analysis of decision under risk. Econometrica, 47(2):263–292.</w:t>
       </w:r>
       <w:bookmarkEnd w:id="126"/>
     </w:p>
@@ -19307,7 +19435,7 @@
         <w:rPr>
           <w:rFonts w:cs="Times New Roman"/>
         </w:rPr>
-        <w:t>Katauke, T., Fukuda, S., Khan, M. S. R., and Kadoya, Y. (2023). Financial literacy and impulsivity: Evidence from Japan. Sustainability, 15(9):7267.</w:t>
+        <w:t>&lt;a id="ref-28"&gt;&lt;/a&gt;&lt;a id="ref-katauke2023"&gt;&lt;/a&gt;28. Katauke, T., Fukuda, S., Khan, M. S. R., and Kadoya, Y. (2023). Financial literacy and impulsivity: Evidence from Japan. Sustainability, 15(9):7267.</w:t>
       </w:r>
       <w:bookmarkEnd w:id="127"/>
     </w:p>
@@ -19322,7 +19450,7 @@
         <w:rPr>
           <w:rFonts w:cs="Times New Roman"/>
         </w:rPr>
-        <w:t>Keynes, J. M. (1936). The General Theory of Employment, Interest dan Money. Macmillan, London.</w:t>
+        <w:t>&lt;a id="ref-29"&gt;&lt;/a&gt;&lt;a id="ref-keynes1936"&gt;&lt;/a&gt;29. Keynes, J. M. (1936). The General Theory of Employment, Interest dan Money. Macmillan, London.</w:t>
       </w:r>
       <w:bookmarkEnd w:id="128"/>
     </w:p>
@@ -19337,7 +19465,7 @@
         <w:rPr>
           <w:rFonts w:cs="Times New Roman"/>
         </w:rPr>
-        <w:t>Lienardy, G. V. and Panasea, I. G. N. O. (2026). The role of self-control in moderating the influence of shopping lifestyle and hedonistic behavior on impulsive buying. Business dan Investment Review, 4(3).</w:t>
+        <w:t>&lt;a id="ref-30"&gt;&lt;/a&gt;&lt;a id="ref-lienardy2026"&gt;&lt;/a&gt;30. Lienardy, G. V. and Panasea, I. G. N. O. (2026). The role of self-control in moderating the influence of shopping lifestyle and hedonistic behavior on impulsive buying. Business dan Investment Review, 4(3).</w:t>
       </w:r>
       <w:bookmarkEnd w:id="129"/>
     </w:p>
@@ -19352,7 +19480,7 @@
         <w:rPr>
           <w:rFonts w:cs="Times New Roman"/>
         </w:rPr>
-        <w:t>Long, M. M. and Schiffman, L. G. (2000). Consumption values and relationships: segmenting the market for frequency programs. Journal of Consumer Marketing, 17(3):214–229.</w:t>
+        <w:t>&lt;a id="ref-31"&gt;&lt;/a&gt;&lt;a id="ref-long2000"&gt;&lt;/a&gt;31. Long, M. M. and Schiffman, L. G. (2000). Consumption values and relationships: segmenting the market for frequency programs. Journal of Consumer Marketing, 17(3):214–229.</w:t>
       </w:r>
       <w:bookmarkEnd w:id="130"/>
     </w:p>
@@ -19367,7 +19495,7 @@
         <w:rPr>
           <w:rFonts w:cs="Times New Roman"/>
         </w:rPr>
-        <w:t>Mehrabian, A. and Russell, J. A. (1974). An Approach to Environmental Psychology. MIT Press, Cambridge, MA.</w:t>
+        <w:t>&lt;a id="ref-32"&gt;&lt;/a&gt;&lt;a id="ref-mehrabian1974"&gt;&lt;/a&gt;32. Mehrabian, A. and Russell, J. A. (1974). An Approach to Environmental Psychology. MIT Press, Cambridge, MA.</w:t>
       </w:r>
       <w:bookmarkEnd w:id="131"/>
     </w:p>
@@ -19382,7 +19510,14 @@
         <w:rPr>
           <w:rFonts w:cs="Times New Roman"/>
         </w:rPr>
-        <w:t>Peck, J. and Childers, T. L. (2006). If i touch it i have to have it: Individual and environmental influences on impulse purchasing. Journal of Business Research, 59(6):765–769.</w:t>
+        <w:t xml:space="preserve">&lt;a id="ref-33"&gt;&lt;/a&gt;&lt;a id="ref-peck2006"&gt;&lt;/a&gt;33. Peck, J. and Childers, T. L. (2006). If i touch it i have to have it: Individual and environmental </w:t>
+      </w:r>
+      <w:r>
+        <w:rPr>
+          <w:rFonts w:cs="Times New Roman"/>
+        </w:rPr>
+        <w:lastRenderedPageBreak/>
+        <w:t>influences on impulse purchasing. Journal of Business Research, 59(6):765–769.</w:t>
       </w:r>
       <w:bookmarkEnd w:id="132"/>
     </w:p>
@@ -19397,7 +19532,7 @@
         <w:rPr>
           <w:rFonts w:cs="Times New Roman"/>
         </w:rPr>
-        <w:t>Pranggabayu, B. and Andjarwati, A. L. (2022). Pengaruh hedonic shopping motivation dan store atmosphere terhadap impulsive buying. Sibatik Journal, 1(6):951–966.</w:t>
+        <w:t>&lt;a id="ref-34"&gt;&lt;/a&gt;&lt;a id="ref-pranggabayu2022"&gt;&lt;/a&gt;34. Pranggabayu, B. and Andjarwati, A. L. (2022). Pengaruh hedonic shopping motivation dan store atmosphere terhadap impulsive buying. Sibatik Journal, 1(6):951–966.</w:t>
       </w:r>
       <w:bookmarkEnd w:id="133"/>
     </w:p>
@@ -19412,7 +19547,7 @@
         <w:rPr>
           <w:rFonts w:cs="Times New Roman"/>
         </w:rPr>
-        <w:t>PriceCharting (2024). Pokémon shining fates card price guide: Historical market values for ungraded and psa 10 graded cards. PriceCharting Historical Collectibles Database, New York. Tersedia di:</w:t>
+        <w:t>&lt;a id="ref-35"&gt;&lt;/a&gt;&lt;a id="ref-pricecharting2024"&gt;&lt;/a&gt;35. PriceCharting (2024). Pokémon shining fates card price guide: Historical market values for ungraded and psa 10 graded cards. PriceCharting Historical Collectibles Database, New York. Tersedia di:</w:t>
       </w:r>
       <w:r>
         <w:rPr>
@@ -19448,7 +19583,7 @@
         <w:rPr>
           <w:rFonts w:cs="Times New Roman"/>
         </w:rPr>
-        <w:t>Rook, D. W. (1987). The buying impulse. Journal of Consumer Research, 14(2):189–199.</w:t>
+        <w:t>&lt;a id="ref-36"&gt;&lt;/a&gt;&lt;a id="ref-rook1987"&gt;&lt;/a&gt;36. Rook, D. W. (1987). The buying impulse. Journal of Consumer Research, 14(2):189–199.</w:t>
       </w:r>
       <w:bookmarkEnd w:id="135"/>
     </w:p>
@@ -19463,7 +19598,7 @@
         <w:rPr>
           <w:rFonts w:cs="Times New Roman"/>
         </w:rPr>
-        <w:t>Rook, D. W. and Fisher, R. J. (1995). Normative influences on impulsive buying behavior. Journal of Consumer Research, 22(3):305–313.</w:t>
+        <w:t>&lt;a id="ref-37"&gt;&lt;/a&gt;&lt;a id="ref-rook1995"&gt;&lt;/a&gt;37. Rook, D. W. and Fisher, R. J. (1995). Normative influences on impulsive buying behavior. Journal of Consumer Research, 22(3):305–313.</w:t>
       </w:r>
       <w:bookmarkEnd w:id="136"/>
     </w:p>
@@ -19478,7 +19613,7 @@
         <w:rPr>
           <w:rFonts w:cs="Times New Roman"/>
         </w:rPr>
-        <w:t>Sekaran, U. and Bougie, R. (2016). Research Methods for Business: A Skill-Building Approach. John Wiley dan Sons, Chichester, West Sussex, 7th edition.</w:t>
+        <w:t>&lt;a id="ref-38"&gt;&lt;/a&gt;&lt;a id="ref-sekaran2016"&gt;&lt;/a&gt;38. Sekaran, U. and Bougie, R. (2016). Research Methods for Business: A Skill-Building Approach. John Wiley dan Sons, Chichester, West Sussex, 7th edition.</w:t>
       </w:r>
       <w:bookmarkEnd w:id="137"/>
     </w:p>
@@ -19493,7 +19628,7 @@
         <w:rPr>
           <w:rFonts w:cs="Times New Roman"/>
         </w:rPr>
-        <w:t>Shiller, R. J. (2000). Irrational Exuberance. Princeton University Press, Princeton, NJ.</w:t>
+        <w:t>&lt;a id="ref-39"&gt;&lt;/a&gt;&lt;a id="ref-shiller2000"&gt;&lt;/a&gt;39. Shiller, R. J. (2000). Irrational Exuberance. Princeton University Press, Princeton, NJ.</w:t>
       </w:r>
       <w:bookmarkEnd w:id="138"/>
     </w:p>
@@ -19508,8 +19643,7 @@
         <w:rPr>
           <w:rFonts w:cs="Times New Roman"/>
         </w:rPr>
-        <w:lastRenderedPageBreak/>
-        <w:t>Simon, H. A. (1955). A behavioral model of rational choice. The Quarterly Journal of Economics, 69(1):99–118.</w:t>
+        <w:t>&lt;a id="ref-40"&gt;&lt;/a&gt;&lt;a id="ref-simon1955"&gt;&lt;/a&gt;40. Simon, H. A. (1955). A behavioral model of rational choice. The Quarterly Journal of Economics, 69(1):99–118.</w:t>
       </w:r>
       <w:bookmarkEnd w:id="139"/>
     </w:p>
@@ -19524,7 +19658,7 @@
         <w:rPr>
           <w:rFonts w:cs="Times New Roman"/>
         </w:rPr>
-        <w:t>Spero, I. and Stone, M. (2004). Agents of change: how young consumers are changing the world of marketing. Qualitative Market Research: An International Journal, 7(2):153–159.</w:t>
+        <w:t>&lt;a id="ref-41"&gt;&lt;/a&gt;&lt;a id="ref-spero2004"&gt;&lt;/a&gt;41. Spero, I. and Stone, M. (2004). Agents of change: how young consumers are changing the world of marketing. Qualitative Market Research: An International Journal, 7(2):153–159.</w:t>
       </w:r>
       <w:bookmarkEnd w:id="140"/>
     </w:p>
@@ -19539,7 +19673,7 @@
         <w:rPr>
           <w:rFonts w:cs="Times New Roman"/>
         </w:rPr>
-        <w:t>Statista (2021). Top 10 highest-grossing media franchises worldwide of all time. Statista Chart 24277, Consumer Market Insights dan Research, New York: Statista Inc. (terbit Februari 2021). Tersedia di:</w:t>
+        <w:t>&lt;a id="ref-42"&gt;&lt;/a&gt;&lt;a id="ref-statista2021"&gt;&lt;/a&gt;42. Statista (2021). Top 10 highest-grossing media franchises worldwide of all time. Statista Chart 24277, Consumer Market Insights dan Research, New York: Statista Inc. (terbit Februari 2021). Tersedia di:</w:t>
       </w:r>
       <w:r>
         <w:rPr>
@@ -19575,7 +19709,7 @@
         <w:rPr>
           <w:rFonts w:cs="Times New Roman"/>
         </w:rPr>
-        <w:t>Stern, H. (1962). The significance of impulse buying today. Journal of Marketing, 26(2):59–62.</w:t>
+        <w:t>&lt;a id="ref-43"&gt;&lt;/a&gt;&lt;a id="ref-stern1962"&gt;&lt;/a&gt;43. Stern, H. (1962). The significance of impulse buying today. Journal of Marketing, 26(2):59–62.</w:t>
       </w:r>
       <w:bookmarkEnd w:id="142"/>
     </w:p>
@@ -19590,7 +19724,7 @@
         <w:rPr>
           <w:rFonts w:cs="Times New Roman"/>
         </w:rPr>
-        <w:t>Sugiyono (2019). Metode Penelitian Kuantitatif, Kualitatif, dan R&amp;D. Alfabeta, Bandung.</w:t>
+        <w:t>&lt;a id="ref-44"&gt;&lt;/a&gt;&lt;a id="ref-sugiyono2019"&gt;&lt;/a&gt;44. Sugiyono (2019). Metode Penelitian Kuantitatif, Kualitatif, dan R&amp;D. Alfabeta, Bandung.</w:t>
       </w:r>
       <w:bookmarkEnd w:id="143"/>
     </w:p>
@@ -19605,7 +19739,8 @@
         <w:rPr>
           <w:rFonts w:cs="Times New Roman"/>
         </w:rPr>
-        <w:t>Sultan, A. J., Joireman, J., and Sprott, D. E. (2012). Building consumer self-control: The effect of self-control exercises on impulse buying urges. Marketing Letters, 23(1):61–72.</w:t>
+        <w:lastRenderedPageBreak/>
+        <w:t>&lt;a id="ref-45"&gt;&lt;/a&gt;&lt;a id="ref-sultan2012"&gt;&lt;/a&gt;45. Sultan, A. J., Joireman, J., and Sprott, D. E. (2012). Building consumer self-control: The effect of self-control exercises on impulse buying urges. Marketing Letters, 23(1):61–72.</w:t>
       </w:r>
       <w:bookmarkEnd w:id="144"/>
     </w:p>
@@ -19620,7 +19755,7 @@
         <w:rPr>
           <w:rFonts w:cs="Times New Roman"/>
         </w:rPr>
-        <w:t>Tangney, J. P., Baumeister, R. F., and Boone, A. L. (2004). High self-control predicts good adjustment, less pathology, better grades, and interpersonal success. Journal of Personality, 72(2):271–324.</w:t>
+        <w:t>&lt;a id="ref-46"&gt;&lt;/a&gt;&lt;a id="ref-tangney2004"&gt;&lt;/a&gt;46. Tangney, J. P., Baumeister, R. F., and Boone, A. L. (2004). High self-control predicts good adjustment, less pathology, better grades, and interpersonal success. Journal of Personality, 72(2):271–324.</w:t>
       </w:r>
       <w:bookmarkEnd w:id="145"/>
     </w:p>
@@ -19635,7 +19770,7 @@
         <w:rPr>
           <w:rFonts w:cs="Times New Roman"/>
         </w:rPr>
-        <w:t>Thaler, R. (1985). Mental accounting and consumer choice. Marketing Science, 4(3):199–214.</w:t>
+        <w:t>&lt;a id="ref-47"&gt;&lt;/a&gt;&lt;a id="ref-thaler1985"&gt;&lt;/a&gt;47. Thaler, R. (1985). Mental accounting and consumer choice. Marketing Science, 4(3):199–214.</w:t>
       </w:r>
       <w:bookmarkEnd w:id="146"/>
     </w:p>
@@ -19650,7 +19785,7 @@
         <w:rPr>
           <w:rFonts w:cs="Times New Roman"/>
         </w:rPr>
-        <w:t>Thaler, R. H. and Shefrin, H. M. (1981). An economic theory of self-control. Journal of Political Economy, 89(2):392–406.</w:t>
+        <w:t>&lt;a id="ref-48"&gt;&lt;/a&gt;&lt;a id="ref-thaler1981"&gt;&lt;/a&gt;48. Thaler, R. H. and Shefrin, H. M. (1981). An economic theory of self-control. Journal of Political Economy, 89(2):392–406.</w:t>
       </w:r>
       <w:bookmarkEnd w:id="147"/>
     </w:p>
@@ -19665,7 +19800,7 @@
         <w:rPr>
           <w:rFonts w:cs="Times New Roman"/>
         </w:rPr>
-        <w:t>The Pokémon Company (2024). Corporate business data and trading card game historical production statistics. Laporan Resmi Korporat, Tokyo: The Pokémon Company. Tersedia di:</w:t>
+        <w:t>&lt;a id="ref-49"&gt;&lt;/a&gt;&lt;a id="ref-the2024"&gt;&lt;/a&gt;49. The Pokémon Company (2024). Corporate business data and trading card game historical production statistics. Laporan Resmi Korporat, Tokyo: The Pokémon Company. Tersedia di:</w:t>
       </w:r>
       <w:r>
         <w:rPr>
@@ -19701,7 +19836,7 @@
         <w:rPr>
           <w:rFonts w:cs="Times New Roman"/>
         </w:rPr>
-        <w:t>Tirtayasa, S., Nevianda, M., and Syahrial, H. (2020). The effect of hedonic shopping motivation, shopping lifestyle and fashion involvement with impulse buying. International Journal of Business Economics, 2(1):18–28.</w:t>
+        <w:t>&lt;a id="ref-50"&gt;&lt;/a&gt;&lt;a id="ref-tirtayasa2020"&gt;&lt;/a&gt;50. Tirtayasa, S., Nevianda, M., and Syahrial, H. (2020). The effect of hedonic shopping motivation, shopping lifestyle and fashion involvement with impulse buying. International Journal of Business Economics, 2(1):18–28.</w:t>
       </w:r>
       <w:bookmarkEnd w:id="149"/>
     </w:p>
@@ -19716,7 +19851,7 @@
         <w:rPr>
           <w:rFonts w:cs="Times New Roman"/>
         </w:rPr>
-        <w:t>Verplanken, B. and Herabadi, A. (2001). Individual differences in impulse buying tendency: Feeling and no thinking. European Journal of Personality, 15(S1):S71–S83.</w:t>
+        <w:t>&lt;a id="ref-51"&gt;&lt;/a&gt;&lt;a id="ref-verplanken2001"&gt;&lt;/a&gt;51. Verplanken, B. and Herabadi, A. (2001). Individual differences in impulse buying tendency: Feeling and no thinking. European Journal of Personality, 15(S1):S71–S83.</w:t>
       </w:r>
       <w:bookmarkEnd w:id="150"/>
     </w:p>
@@ -19731,8 +19866,7 @@
         <w:rPr>
           <w:rFonts w:cs="Times New Roman"/>
         </w:rPr>
-        <w:lastRenderedPageBreak/>
-        <w:t>Vohs, K. D. and Faber, R. J. (2007). Spent resources: Self-regulatory resource depletion and impulsive buying. Journal of Consumer Research, 33(4):537–547.</w:t>
+        <w:t>&lt;a id="ref-52"&gt;&lt;/a&gt;&lt;a id="ref-vohs2007"&gt;&lt;/a&gt;52. Vohs, K. D. and Faber, R. J. (2007). Spent resources: Self-regulatory resource depletion and impulsive buying. Journal of Consumer Research, 33(4):537–547.</w:t>
       </w:r>
       <w:bookmarkEnd w:id="151"/>
     </w:p>
@@ -19747,7 +19881,7 @@
         <w:rPr>
           <w:rFonts w:cs="Times New Roman"/>
         </w:rPr>
-        <w:t>Zeigarnik, B. (1927). Ueber das Behalten von erledigten und unerledigten Handlungen. Psychologische Forschung, 9:1–85.</w:t>
+        <w:t>&lt;a id="ref-53"&gt;&lt;/a&gt;&lt;a id="ref-zeigarnik1927"&gt;&lt;/a&gt;53. Zeigarnik, B. (1927). Ueber das Behalten von erledigten und unerledigten Handlungen. Psychologische Forschung, 9:1–85.</w:t>
       </w:r>
       <w:bookmarkEnd w:id="152"/>
     </w:p>
@@ -19762,7 +19896,7 @@
         <w:rPr>
           <w:rFonts w:cs="Times New Roman"/>
         </w:rPr>
-        <w:t>Zheng, X., Men, J., Yang, F., and Gong, X. (2019). Understanding impulse buying in mobile commerce: An investigation into hedonic and utilitarian browsing. International Journal of Information Management, 48:151–160.</w:t>
+        <w:t>&lt;a id="ref-54"&gt;&lt;/a&gt;&lt;a id="ref-zheng2019"&gt;&lt;/a&gt;54. Zheng, X., Men, J., Yang, F., and Gong, X. (2019). Understanding impulse buying in mobile commerce: An investigation into hedonic and utilitarian browsing. International Journal of Information Management, 48:151–160.</w:t>
       </w:r>
       <w:bookmarkEnd w:id="153"/>
     </w:p>
@@ -20109,31 +20243,31 @@
       </w:rPr>
     </w:lvl>
   </w:abstractNum>
-  <w:num w:numId="1" w16cid:durableId="967055706">
+  <w:num w:numId="1" w16cid:durableId="1640768386">
     <w:abstractNumId w:val="8"/>
   </w:num>
-  <w:num w:numId="2" w16cid:durableId="1482120057">
+  <w:num w:numId="2" w16cid:durableId="235208976">
     <w:abstractNumId w:val="6"/>
   </w:num>
-  <w:num w:numId="3" w16cid:durableId="153224294">
+  <w:num w:numId="3" w16cid:durableId="1296835129">
     <w:abstractNumId w:val="5"/>
   </w:num>
-  <w:num w:numId="4" w16cid:durableId="715541701">
+  <w:num w:numId="4" w16cid:durableId="963586466">
     <w:abstractNumId w:val="4"/>
   </w:num>
-  <w:num w:numId="5" w16cid:durableId="1661083384">
+  <w:num w:numId="5" w16cid:durableId="111636163">
     <w:abstractNumId w:val="7"/>
   </w:num>
-  <w:num w:numId="6" w16cid:durableId="1906720898">
+  <w:num w:numId="6" w16cid:durableId="1521117191">
     <w:abstractNumId w:val="3"/>
   </w:num>
-  <w:num w:numId="7" w16cid:durableId="1330520589">
+  <w:num w:numId="7" w16cid:durableId="1154372795">
     <w:abstractNumId w:val="2"/>
   </w:num>
-  <w:num w:numId="8" w16cid:durableId="1852142276">
+  <w:num w:numId="8" w16cid:durableId="2075277364">
     <w:abstractNumId w:val="1"/>
   </w:num>
-  <w:num w:numId="9" w16cid:durableId="110983074">
+  <w:num w:numId="9" w16cid:durableId="823201640">
     <w:abstractNumId w:val="0"/>
   </w:num>
 </w:numbering>
@@ -31574,7 +31708,7 @@
     <w:autoRedefine/>
     <w:uiPriority w:val="39"/>
     <w:unhideWhenUsed/>
-    <w:rsid w:val="00ED69C6"/>
+    <w:rsid w:val="006F09E1"/>
     <w:pPr>
       <w:spacing w:after="40" w:line="240" w:lineRule="auto"/>
     </w:pPr>
@@ -31590,7 +31724,7 @@
     <w:autoRedefine/>
     <w:uiPriority w:val="39"/>
     <w:unhideWhenUsed/>
-    <w:rsid w:val="00ED69C6"/>
+    <w:rsid w:val="006F09E1"/>
     <w:pPr>
       <w:spacing w:after="40" w:line="240" w:lineRule="auto"/>
       <w:ind w:left="360"/>
@@ -31606,7 +31740,7 @@
     <w:autoRedefine/>
     <w:uiPriority w:val="39"/>
     <w:unhideWhenUsed/>
-    <w:rsid w:val="00ED69C6"/>
+    <w:rsid w:val="006F09E1"/>
     <w:pPr>
       <w:spacing w:after="40" w:line="240" w:lineRule="auto"/>
       <w:ind w:left="720"/>
@@ -31621,7 +31755,7 @@
     <w:basedOn w:val="DefaultParagraphFont"/>
     <w:uiPriority w:val="99"/>
     <w:unhideWhenUsed/>
-    <w:rsid w:val="00ED69C6"/>
+    <w:rsid w:val="006F09E1"/>
     <w:rPr>
       <w:color w:val="0000FF" w:themeColor="hyperlink"/>
       <w:u w:val="single"/>

--- a/01_Naskah_Utama/Proposal_Arthur_PokemonTCG.docx
+++ b/01_Naskah_Utama/Proposal_Arthur_PokemonTCG.docx
@@ -12,7 +12,7 @@
           <w:noProof/>
         </w:rPr>
         <w:drawing>
-          <wp:inline distT="0" distB="0" distL="0" distR="0" wp14:anchorId="0A99654F" wp14:editId="39D02FF0">
+          <wp:inline distT="0" distB="0" distL="0" distR="0" wp14:anchorId="5B06316F" wp14:editId="17A3559B">
             <wp:extent cx="1152000" cy="1152000"/>
             <wp:effectExtent l="0" t="0" r="0" b="0"/>
             <wp:docPr id="1" name="Picture 1"/>
@@ -297,11 +297,10 @@
           <w:color w:val="auto"/>
           <w:kern w:val="2"/>
           <w:szCs w:val="24"/>
-          <w:lang w:val="en-ID" w:eastAsia="en-ID"/>
           <w14:ligatures w14:val="standardContextual"/>
         </w:rPr>
       </w:pPr>
-      <w:hyperlink w:anchor="_Toc241178675" w:history="1">
+      <w:hyperlink w:anchor="_Toc241583764" w:history="1">
         <w:r>
           <w:rPr>
             <w:noProof/>
@@ -332,7 +331,6 @@
           <w:color w:val="auto"/>
           <w:kern w:val="2"/>
           <w:szCs w:val="24"/>
-          <w:lang w:val="en-ID" w:eastAsia="en-ID"/>
           <w14:ligatures w14:val="standardContextual"/>
         </w:rPr>
       </w:pPr>
@@ -367,7 +365,6 @@
           <w:color w:val="auto"/>
           <w:kern w:val="2"/>
           <w:szCs w:val="24"/>
-          <w:lang w:val="en-ID" w:eastAsia="en-ID"/>
           <w14:ligatures w14:val="standardContextual"/>
         </w:rPr>
       </w:pPr>
@@ -401,7 +398,6 @@
           <w:color w:val="auto"/>
           <w:kern w:val="2"/>
           <w:szCs w:val="24"/>
-          <w:lang w:val="en-ID" w:eastAsia="en-ID"/>
           <w14:ligatures w14:val="standardContextual"/>
         </w:rPr>
       </w:pPr>
@@ -435,7 +431,6 @@
           <w:color w:val="auto"/>
           <w:kern w:val="2"/>
           <w:szCs w:val="24"/>
-          <w:lang w:val="en-ID" w:eastAsia="en-ID"/>
           <w14:ligatures w14:val="standardContextual"/>
         </w:rPr>
       </w:pPr>
@@ -453,7 +448,7 @@
             <w:color w:val="000000"/>
           </w:rPr>
           <w:tab/>
-          <w:t>9</w:t>
+          <w:t>10</w:t>
         </w:r>
       </w:hyperlink>
     </w:p>
@@ -469,7 +464,6 @@
           <w:color w:val="auto"/>
           <w:kern w:val="2"/>
           <w:szCs w:val="24"/>
-          <w:lang w:val="en-ID" w:eastAsia="en-ID"/>
           <w14:ligatures w14:val="standardContextual"/>
         </w:rPr>
       </w:pPr>
@@ -487,7 +481,7 @@
             <w:color w:val="000000"/>
           </w:rPr>
           <w:tab/>
-          <w:t>9</w:t>
+          <w:t>10</w:t>
         </w:r>
       </w:hyperlink>
     </w:p>
@@ -503,7 +497,6 @@
           <w:color w:val="auto"/>
           <w:kern w:val="2"/>
           <w:szCs w:val="24"/>
-          <w:lang w:val="en-ID" w:eastAsia="en-ID"/>
           <w14:ligatures w14:val="standardContextual"/>
         </w:rPr>
       </w:pPr>
@@ -521,7 +514,7 @@
             <w:color w:val="000000"/>
           </w:rPr>
           <w:tab/>
-          <w:t>10</w:t>
+          <w:t>11</w:t>
         </w:r>
       </w:hyperlink>
     </w:p>
@@ -538,7 +531,6 @@
           <w:kern w:val="2"/>
           <w:sz w:val="24"/>
           <w:szCs w:val="24"/>
-          <w:lang w:val="en-ID" w:eastAsia="en-ID"/>
           <w14:ligatures w14:val="standardContextual"/>
         </w:rPr>
       </w:pPr>
@@ -556,7 +548,7 @@
             <w:color w:val="000000"/>
           </w:rPr>
           <w:tab/>
-          <w:t>10</w:t>
+          <w:t>11</w:t>
         </w:r>
       </w:hyperlink>
     </w:p>
@@ -573,7 +565,6 @@
           <w:kern w:val="2"/>
           <w:sz w:val="24"/>
           <w:szCs w:val="24"/>
-          <w:lang w:val="en-ID" w:eastAsia="en-ID"/>
           <w14:ligatures w14:val="standardContextual"/>
         </w:rPr>
       </w:pPr>
@@ -608,7 +599,6 @@
           <w:color w:val="auto"/>
           <w:kern w:val="2"/>
           <w:szCs w:val="24"/>
-          <w:lang w:val="en-ID" w:eastAsia="en-ID"/>
           <w14:ligatures w14:val="standardContextual"/>
         </w:rPr>
       </w:pPr>
@@ -626,7 +616,7 @@
             <w:color w:val="000000"/>
           </w:rPr>
           <w:tab/>
-          <w:t>12</w:t>
+          <w:t>13</w:t>
         </w:r>
       </w:hyperlink>
     </w:p>
@@ -642,7 +632,6 @@
           <w:color w:val="auto"/>
           <w:kern w:val="2"/>
           <w:szCs w:val="24"/>
-          <w:lang w:val="en-ID" w:eastAsia="en-ID"/>
           <w14:ligatures w14:val="standardContextual"/>
         </w:rPr>
       </w:pPr>
@@ -660,7 +649,7 @@
             <w:color w:val="000000"/>
           </w:rPr>
           <w:tab/>
-          <w:t>12</w:t>
+          <w:t>13</w:t>
         </w:r>
       </w:hyperlink>
     </w:p>
@@ -677,52 +666,16 @@
           <w:kern w:val="2"/>
           <w:sz w:val="24"/>
           <w:szCs w:val="24"/>
-          <w:lang w:val="en-ID" w:eastAsia="en-ID"/>
           <w14:ligatures w14:val="standardContextual"/>
         </w:rPr>
       </w:pPr>
-      <w:hyperlink w:anchor="TOC_2_1_1_GRAND_THEORY_KEUANGAN_PERILAKU" w:history="1">
+      <w:hyperlink w:anchor="TOC_2_1_1_LANDASAN_TEORETIS_PENDEKATAN_K" w:history="1">
         <w:r>
           <w:rPr>
             <w:noProof/>
             <w:color w:val="000000"/>
           </w:rPr>
-          <w:t>2.1.1 Grand Theory: Keuangan Perilaku (Behavioral Finance) &lt;a id="211-grand-theory-keuangan-perilaku-behavioral-finance"&gt;&lt;/a&gt;</w:t>
-        </w:r>
-        <w:r>
-          <w:rPr>
-            <w:noProof/>
-            <w:color w:val="000000"/>
-          </w:rPr>
-          <w:tab/>
-          <w:t>12</w:t>
-        </w:r>
-      </w:hyperlink>
-    </w:p>
-    <w:p>
-      <w:pPr>
-        <w:pStyle w:val="TOC3"/>
-        <w:tabs>
-          <w:tab w:val="right" w:leader="dot" w:pos="7927"/>
-        </w:tabs>
-        <w:rPr>
-          <w:rFonts w:asciiTheme="minorHAnsi" w:hAnsiTheme="minorHAnsi" w:cstheme="minorBidi"/>
-          <w:noProof/>
-          <w:color w:val="auto"/>
-          <w:kern w:val="2"/>
-          <w:sz w:val="24"/>
-          <w:szCs w:val="24"/>
-          <w:lang w:val="en-ID" w:eastAsia="en-ID"/>
-          <w14:ligatures w14:val="standardContextual"/>
-        </w:rPr>
-      </w:pPr>
-      <w:hyperlink w:anchor="TOC_2_1_2_SUPPORTING_THEORY_TEORI_STIMUL" w:history="1">
-        <w:r>
-          <w:rPr>
-            <w:noProof/>
-            <w:color w:val="000000"/>
-          </w:rPr>
-          <w:t>2.1.2 Supporting Theory: Teori Stimulus-Organism-Response (S-O-R) &lt;a id="212-supporting-theory-teori-stimulus-organism-response-s-o-r"&gt;&lt;/a&gt;</w:t>
+          <w:t>2.1.1 Landasan Teoretis: Pendekatan Keuangan Perilaku (Behavioral Finance) &lt;a id="211-landasan-teoretis-pendekatan-keuangan-perilaku-behavioral-finance"&gt;&lt;/a&gt;</w:t>
         </w:r>
         <w:r>
           <w:rPr>
@@ -747,52 +700,16 @@
           <w:kern w:val="2"/>
           <w:sz w:val="24"/>
           <w:szCs w:val="24"/>
-          <w:lang w:val="en-ID" w:eastAsia="en-ID"/>
           <w14:ligatures w14:val="standardContextual"/>
         </w:rPr>
       </w:pPr>
-      <w:hyperlink w:anchor="TOC_2_1_3_SUPPORTING_THEORY_PSIKOLOGI_KO" w:history="1">
+      <w:hyperlink w:anchor="TOC_2_1_2_TEORI_STIMULUS_ORGANISM_RESPON" w:history="1">
         <w:r>
           <w:rPr>
             <w:noProof/>
             <w:color w:val="000000"/>
           </w:rPr>
-          <w:t>2.1.3 Supporting Theory: Psikologi Kolektor dan Collection-Goal Tipping Point Effect &lt;a id="213-supporting-theory-psikologi-kolektor-dan-collection-goal-tipping-point-effect"&gt;&lt;/a&gt;</w:t>
-        </w:r>
-        <w:r>
-          <w:rPr>
-            <w:noProof/>
-            <w:color w:val="000000"/>
-          </w:rPr>
-          <w:tab/>
-          <w:t>13</w:t>
-        </w:r>
-      </w:hyperlink>
-    </w:p>
-    <w:p>
-      <w:pPr>
-        <w:pStyle w:val="TOC3"/>
-        <w:tabs>
-          <w:tab w:val="right" w:leader="dot" w:pos="7927"/>
-        </w:tabs>
-        <w:rPr>
-          <w:rFonts w:asciiTheme="minorHAnsi" w:hAnsiTheme="minorHAnsi" w:cstheme="minorBidi"/>
-          <w:noProof/>
-          <w:color w:val="auto"/>
-          <w:kern w:val="2"/>
-          <w:sz w:val="24"/>
-          <w:szCs w:val="24"/>
-          <w:lang w:val="en-ID" w:eastAsia="en-ID"/>
-          <w14:ligatures w14:val="standardContextual"/>
-        </w:rPr>
-      </w:pPr>
-      <w:hyperlink w:anchor="TOC_2_1_4_SUPPORTING_THEORY_TEORI_REGULA" w:history="1">
-        <w:r>
-          <w:rPr>
-            <w:noProof/>
-            <w:color w:val="000000"/>
-          </w:rPr>
-          <w:t>2.1.4 Supporting Theory: Teori Regulasi Diri (Self-Regulation Theory) &lt;a id="214-supporting-theory-teori-regulasi-diri-self-regulation-theory"&gt;&lt;/a&gt;</w:t>
+          <w:t>2.1.2 Teori Stimulus-Organism-Response (S-O-R) &lt;a id="212-teori-stimulus-organism-response-s-o-r"&gt;&lt;/a&gt;</w:t>
         </w:r>
         <w:r>
           <w:rPr>
@@ -806,6 +723,74 @@
     </w:p>
     <w:p>
       <w:pPr>
+        <w:pStyle w:val="TOC3"/>
+        <w:tabs>
+          <w:tab w:val="right" w:leader="dot" w:pos="7927"/>
+        </w:tabs>
+        <w:rPr>
+          <w:rFonts w:asciiTheme="minorHAnsi" w:hAnsiTheme="minorHAnsi" w:cstheme="minorBidi"/>
+          <w:noProof/>
+          <w:color w:val="auto"/>
+          <w:kern w:val="2"/>
+          <w:sz w:val="24"/>
+          <w:szCs w:val="24"/>
+          <w14:ligatures w14:val="standardContextual"/>
+        </w:rPr>
+      </w:pPr>
+      <w:hyperlink w:anchor="TOC_2_1_3_PSIKOLOGI_KOLEKTOR_DAN_COLLECT" w:history="1">
+        <w:r>
+          <w:rPr>
+            <w:noProof/>
+            <w:color w:val="000000"/>
+          </w:rPr>
+          <w:t>2.1.3 Psikologi Kolektor dan Collection-Goal Tipping Point Effect &lt;a id="213-psikologi-kolektor-dan-collection-goal-tipping-point-effect"&gt;&lt;/a&gt;</w:t>
+        </w:r>
+        <w:r>
+          <w:rPr>
+            <w:noProof/>
+            <w:color w:val="000000"/>
+          </w:rPr>
+          <w:tab/>
+          <w:t>14</w:t>
+        </w:r>
+      </w:hyperlink>
+    </w:p>
+    <w:p>
+      <w:pPr>
+        <w:pStyle w:val="TOC3"/>
+        <w:tabs>
+          <w:tab w:val="right" w:leader="dot" w:pos="7927"/>
+        </w:tabs>
+        <w:rPr>
+          <w:rFonts w:asciiTheme="minorHAnsi" w:hAnsiTheme="minorHAnsi" w:cstheme="minorBidi"/>
+          <w:noProof/>
+          <w:color w:val="auto"/>
+          <w:kern w:val="2"/>
+          <w:sz w:val="24"/>
+          <w:szCs w:val="24"/>
+          <w14:ligatures w14:val="standardContextual"/>
+        </w:rPr>
+      </w:pPr>
+      <w:hyperlink w:anchor="TOC_2_1_4_TEORI_REGULASI_DIRI_SELF_REGUL" w:history="1">
+        <w:r>
+          <w:rPr>
+            <w:noProof/>
+            <w:color w:val="000000"/>
+          </w:rPr>
+          <w:t>2.1.4 Teori Regulasi Diri (Self-Regulation Theory) &lt;a id="214-teori-regulasi-diri-self-regulation-theory"&gt;&lt;/a&gt;</w:t>
+        </w:r>
+        <w:r>
+          <w:rPr>
+            <w:noProof/>
+            <w:color w:val="000000"/>
+          </w:rPr>
+          <w:tab/>
+          <w:t>15</w:t>
+        </w:r>
+      </w:hyperlink>
+    </w:p>
+    <w:p>
+      <w:pPr>
         <w:pStyle w:val="TOC2"/>
         <w:tabs>
           <w:tab w:val="right" w:leader="dot" w:pos="7927"/>
@@ -816,7 +801,6 @@
           <w:color w:val="auto"/>
           <w:kern w:val="2"/>
           <w:szCs w:val="24"/>
-          <w:lang w:val="en-ID" w:eastAsia="en-ID"/>
           <w14:ligatures w14:val="standardContextual"/>
         </w:rPr>
       </w:pPr>
@@ -834,7 +818,7 @@
             <w:color w:val="000000"/>
           </w:rPr>
           <w:tab/>
-          <w:t>14</w:t>
+          <w:t>15</w:t>
         </w:r>
       </w:hyperlink>
     </w:p>
@@ -851,7 +835,6 @@
           <w:kern w:val="2"/>
           <w:sz w:val="24"/>
           <w:szCs w:val="24"/>
-          <w:lang w:val="en-ID" w:eastAsia="en-ID"/>
           <w14:ligatures w14:val="standardContextual"/>
         </w:rPr>
       </w:pPr>
@@ -869,7 +852,7 @@
             <w:color w:val="000000"/>
           </w:rPr>
           <w:tab/>
-          <w:t>14</w:t>
+          <w:t>15</w:t>
         </w:r>
       </w:hyperlink>
     </w:p>
@@ -886,7 +869,6 @@
           <w:kern w:val="2"/>
           <w:sz w:val="24"/>
           <w:szCs w:val="24"/>
-          <w:lang w:val="en-ID" w:eastAsia="en-ID"/>
           <w14:ligatures w14:val="standardContextual"/>
         </w:rPr>
       </w:pPr>
@@ -904,7 +886,7 @@
             <w:color w:val="000000"/>
           </w:rPr>
           <w:tab/>
-          <w:t>14</w:t>
+          <w:t>15</w:t>
         </w:r>
       </w:hyperlink>
     </w:p>
@@ -921,7 +903,6 @@
           <w:kern w:val="2"/>
           <w:sz w:val="24"/>
           <w:szCs w:val="24"/>
-          <w:lang w:val="en-ID" w:eastAsia="en-ID"/>
           <w14:ligatures w14:val="standardContextual"/>
         </w:rPr>
       </w:pPr>
@@ -939,7 +920,7 @@
             <w:color w:val="000000"/>
           </w:rPr>
           <w:tab/>
-          <w:t>15</w:t>
+          <w:t>16</w:t>
         </w:r>
       </w:hyperlink>
     </w:p>
@@ -956,7 +937,6 @@
           <w:kern w:val="2"/>
           <w:sz w:val="24"/>
           <w:szCs w:val="24"/>
-          <w:lang w:val="en-ID" w:eastAsia="en-ID"/>
           <w14:ligatures w14:val="standardContextual"/>
         </w:rPr>
       </w:pPr>
@@ -974,7 +954,7 @@
             <w:color w:val="000000"/>
           </w:rPr>
           <w:tab/>
-          <w:t>15</w:t>
+          <w:t>16</w:t>
         </w:r>
       </w:hyperlink>
     </w:p>
@@ -991,7 +971,6 @@
           <w:kern w:val="2"/>
           <w:sz w:val="24"/>
           <w:szCs w:val="24"/>
-          <w:lang w:val="en-ID" w:eastAsia="en-ID"/>
           <w14:ligatures w14:val="standardContextual"/>
         </w:rPr>
       </w:pPr>
@@ -1024,7 +1003,7 @@
             <w:color w:val="000000"/>
           </w:rPr>
           <w:tab/>
-          <w:t>16</w:t>
+          <w:t>17</w:t>
         </w:r>
       </w:hyperlink>
     </w:p>
@@ -1040,7 +1019,6 @@
           <w:color w:val="auto"/>
           <w:kern w:val="2"/>
           <w:szCs w:val="24"/>
-          <w:lang w:val="en-ID" w:eastAsia="en-ID"/>
           <w14:ligatures w14:val="standardContextual"/>
         </w:rPr>
       </w:pPr>
@@ -1058,7 +1036,7 @@
             <w:color w:val="000000"/>
           </w:rPr>
           <w:tab/>
-          <w:t>16</w:t>
+          <w:t>17</w:t>
         </w:r>
       </w:hyperlink>
     </w:p>
@@ -1074,7 +1052,6 @@
           <w:color w:val="auto"/>
           <w:kern w:val="2"/>
           <w:szCs w:val="24"/>
-          <w:lang w:val="en-ID" w:eastAsia="en-ID"/>
           <w14:ligatures w14:val="standardContextual"/>
         </w:rPr>
       </w:pPr>
@@ -1092,7 +1069,7 @@
             <w:color w:val="000000"/>
           </w:rPr>
           <w:tab/>
-          <w:t>19</w:t>
+          <w:t>20</w:t>
         </w:r>
       </w:hyperlink>
     </w:p>
@@ -1109,7 +1086,6 @@
           <w:kern w:val="2"/>
           <w:sz w:val="24"/>
           <w:szCs w:val="24"/>
-          <w:lang w:val="en-ID" w:eastAsia="en-ID"/>
           <w14:ligatures w14:val="standardContextual"/>
         </w:rPr>
       </w:pPr>
@@ -1127,7 +1103,7 @@
             <w:color w:val="000000"/>
           </w:rPr>
           <w:tab/>
-          <w:t>19</w:t>
+          <w:t>20</w:t>
         </w:r>
       </w:hyperlink>
     </w:p>
@@ -1144,7 +1120,6 @@
           <w:kern w:val="2"/>
           <w:sz w:val="24"/>
           <w:szCs w:val="24"/>
-          <w:lang w:val="en-ID" w:eastAsia="en-ID"/>
           <w14:ligatures w14:val="standardContextual"/>
         </w:rPr>
       </w:pPr>
@@ -1162,7 +1137,7 @@
             <w:color w:val="000000"/>
           </w:rPr>
           <w:tab/>
-          <w:t>19</w:t>
+          <w:t>20</w:t>
         </w:r>
       </w:hyperlink>
     </w:p>
@@ -1179,7 +1154,6 @@
           <w:kern w:val="2"/>
           <w:sz w:val="24"/>
           <w:szCs w:val="24"/>
-          <w:lang w:val="en-ID" w:eastAsia="en-ID"/>
           <w14:ligatures w14:val="standardContextual"/>
         </w:rPr>
       </w:pPr>
@@ -1197,7 +1171,7 @@
             <w:color w:val="000000"/>
           </w:rPr>
           <w:tab/>
-          <w:t>20</w:t>
+          <w:t>21</w:t>
         </w:r>
       </w:hyperlink>
     </w:p>
@@ -1214,7 +1188,6 @@
           <w:kern w:val="2"/>
           <w:sz w:val="24"/>
           <w:szCs w:val="24"/>
-          <w:lang w:val="en-ID" w:eastAsia="en-ID"/>
           <w14:ligatures w14:val="standardContextual"/>
         </w:rPr>
       </w:pPr>
@@ -1232,7 +1205,7 @@
             <w:color w:val="000000"/>
           </w:rPr>
           <w:tab/>
-          <w:t>21</w:t>
+          <w:t>22</w:t>
         </w:r>
       </w:hyperlink>
     </w:p>
@@ -1249,7 +1222,6 @@
           <w:kern w:val="2"/>
           <w:sz w:val="24"/>
           <w:szCs w:val="24"/>
-          <w:lang w:val="en-ID" w:eastAsia="en-ID"/>
           <w14:ligatures w14:val="standardContextual"/>
         </w:rPr>
       </w:pPr>
@@ -1267,7 +1239,7 @@
             <w:color w:val="000000"/>
           </w:rPr>
           <w:tab/>
-          <w:t>22</w:t>
+          <w:t>23</w:t>
         </w:r>
       </w:hyperlink>
     </w:p>
@@ -1284,7 +1256,6 @@
           <w:kern w:val="2"/>
           <w:sz w:val="24"/>
           <w:szCs w:val="24"/>
-          <w:lang w:val="en-ID" w:eastAsia="en-ID"/>
           <w14:ligatures w14:val="standardContextual"/>
         </w:rPr>
       </w:pPr>
@@ -1302,7 +1273,7 @@
             <w:color w:val="000000"/>
           </w:rPr>
           <w:tab/>
-          <w:t>23</w:t>
+          <w:t>24</w:t>
         </w:r>
       </w:hyperlink>
     </w:p>
@@ -1318,7 +1289,6 @@
           <w:color w:val="auto"/>
           <w:kern w:val="2"/>
           <w:szCs w:val="24"/>
-          <w:lang w:val="en-ID" w:eastAsia="en-ID"/>
           <w14:ligatures w14:val="standardContextual"/>
         </w:rPr>
       </w:pPr>
@@ -1336,7 +1306,7 @@
             <w:color w:val="000000"/>
           </w:rPr>
           <w:tab/>
-          <w:t>24</w:t>
+          <w:t>25</w:t>
         </w:r>
       </w:hyperlink>
     </w:p>
@@ -1353,7 +1323,6 @@
           <w:color w:val="auto"/>
           <w:kern w:val="2"/>
           <w:szCs w:val="24"/>
-          <w:lang w:val="en-ID" w:eastAsia="en-ID"/>
           <w14:ligatures w14:val="standardContextual"/>
         </w:rPr>
       </w:pPr>
@@ -1371,7 +1340,7 @@
             <w:color w:val="000000"/>
           </w:rPr>
           <w:tab/>
-          <w:t>25</w:t>
+          <w:t>26</w:t>
         </w:r>
       </w:hyperlink>
     </w:p>
@@ -1387,7 +1356,6 @@
           <w:color w:val="auto"/>
           <w:kern w:val="2"/>
           <w:szCs w:val="24"/>
-          <w:lang w:val="en-ID" w:eastAsia="en-ID"/>
           <w14:ligatures w14:val="standardContextual"/>
         </w:rPr>
       </w:pPr>
@@ -1405,7 +1373,7 @@
             <w:color w:val="000000"/>
           </w:rPr>
           <w:tab/>
-          <w:t>25</w:t>
+          <w:t>26</w:t>
         </w:r>
       </w:hyperlink>
     </w:p>
@@ -1422,7 +1390,6 @@
           <w:kern w:val="2"/>
           <w:sz w:val="24"/>
           <w:szCs w:val="24"/>
-          <w:lang w:val="en-ID" w:eastAsia="en-ID"/>
           <w14:ligatures w14:val="standardContextual"/>
         </w:rPr>
       </w:pPr>
@@ -1440,7 +1407,7 @@
             <w:color w:val="000000"/>
           </w:rPr>
           <w:tab/>
-          <w:t>25</w:t>
+          <w:t>26</w:t>
         </w:r>
       </w:hyperlink>
     </w:p>
@@ -1456,7 +1423,6 @@
           <w:color w:val="auto"/>
           <w:kern w:val="2"/>
           <w:szCs w:val="24"/>
-          <w:lang w:val="en-ID" w:eastAsia="en-ID"/>
           <w14:ligatures w14:val="standardContextual"/>
         </w:rPr>
       </w:pPr>
@@ -1474,7 +1440,7 @@
             <w:color w:val="000000"/>
           </w:rPr>
           <w:tab/>
-          <w:t>26</w:t>
+          <w:t>27</w:t>
         </w:r>
       </w:hyperlink>
     </w:p>
@@ -1491,7 +1457,6 @@
           <w:kern w:val="2"/>
           <w:sz w:val="24"/>
           <w:szCs w:val="24"/>
-          <w:lang w:val="en-ID" w:eastAsia="en-ID"/>
           <w14:ligatures w14:val="standardContextual"/>
         </w:rPr>
       </w:pPr>
@@ -1509,7 +1474,7 @@
             <w:color w:val="000000"/>
           </w:rPr>
           <w:tab/>
-          <w:t>26</w:t>
+          <w:t>27</w:t>
         </w:r>
       </w:hyperlink>
     </w:p>
@@ -1526,7 +1491,6 @@
           <w:kern w:val="2"/>
           <w:sz w:val="24"/>
           <w:szCs w:val="24"/>
-          <w:lang w:val="en-ID" w:eastAsia="en-ID"/>
           <w14:ligatures w14:val="standardContextual"/>
         </w:rPr>
       </w:pPr>
@@ -1544,7 +1508,7 @@
             <w:color w:val="000000"/>
           </w:rPr>
           <w:tab/>
-          <w:t>27</w:t>
+          <w:t>28</w:t>
         </w:r>
       </w:hyperlink>
     </w:p>
@@ -1561,7 +1525,6 @@
           <w:kern w:val="2"/>
           <w:sz w:val="24"/>
           <w:szCs w:val="24"/>
-          <w:lang w:val="en-ID" w:eastAsia="en-ID"/>
           <w14:ligatures w14:val="standardContextual"/>
         </w:rPr>
       </w:pPr>
@@ -1579,7 +1542,7 @@
             <w:color w:val="000000"/>
           </w:rPr>
           <w:tab/>
-          <w:t>28</w:t>
+          <w:t>29</w:t>
         </w:r>
       </w:hyperlink>
     </w:p>
@@ -1596,7 +1559,6 @@
           <w:kern w:val="2"/>
           <w:sz w:val="24"/>
           <w:szCs w:val="24"/>
-          <w:lang w:val="en-ID" w:eastAsia="en-ID"/>
           <w14:ligatures w14:val="standardContextual"/>
         </w:rPr>
       </w:pPr>
@@ -1614,7 +1576,7 @@
             <w:color w:val="000000"/>
           </w:rPr>
           <w:tab/>
-          <w:t>29</w:t>
+          <w:t>30</w:t>
         </w:r>
       </w:hyperlink>
     </w:p>
@@ -1630,7 +1592,6 @@
           <w:color w:val="auto"/>
           <w:kern w:val="2"/>
           <w:szCs w:val="24"/>
-          <w:lang w:val="en-ID" w:eastAsia="en-ID"/>
           <w14:ligatures w14:val="standardContextual"/>
         </w:rPr>
       </w:pPr>
@@ -1648,7 +1609,7 @@
             <w:color w:val="000000"/>
           </w:rPr>
           <w:tab/>
-          <w:t>30</w:t>
+          <w:t>31</w:t>
         </w:r>
       </w:hyperlink>
     </w:p>
@@ -1664,7 +1625,6 @@
           <w:color w:val="auto"/>
           <w:kern w:val="2"/>
           <w:szCs w:val="24"/>
-          <w:lang w:val="en-ID" w:eastAsia="en-ID"/>
           <w14:ligatures w14:val="standardContextual"/>
         </w:rPr>
       </w:pPr>
@@ -1682,7 +1642,7 @@
             <w:color w:val="000000"/>
           </w:rPr>
           <w:tab/>
-          <w:t>31</w:t>
+          <w:t>32</w:t>
         </w:r>
       </w:hyperlink>
     </w:p>
@@ -1698,7 +1658,6 @@
           <w:color w:val="auto"/>
           <w:kern w:val="2"/>
           <w:szCs w:val="24"/>
-          <w:lang w:val="en-ID" w:eastAsia="en-ID"/>
           <w14:ligatures w14:val="standardContextual"/>
         </w:rPr>
       </w:pPr>
@@ -1716,7 +1675,7 @@
             <w:color w:val="000000"/>
           </w:rPr>
           <w:tab/>
-          <w:t>36</w:t>
+          <w:t>37</w:t>
         </w:r>
       </w:hyperlink>
     </w:p>
@@ -1733,7 +1692,6 @@
           <w:kern w:val="2"/>
           <w:sz w:val="24"/>
           <w:szCs w:val="24"/>
-          <w:lang w:val="en-ID" w:eastAsia="en-ID"/>
           <w14:ligatures w14:val="standardContextual"/>
         </w:rPr>
       </w:pPr>
@@ -1759,7 +1717,7 @@
             <w:color w:val="000000"/>
           </w:rPr>
           <w:tab/>
-          <w:t>36</w:t>
+          <w:t>37</w:t>
         </w:r>
       </w:hyperlink>
     </w:p>
@@ -1775,7 +1733,6 @@
           <w:color w:val="auto"/>
           <w:kern w:val="2"/>
           <w:szCs w:val="24"/>
-          <w:lang w:val="en-ID" w:eastAsia="en-ID"/>
           <w14:ligatures w14:val="standardContextual"/>
         </w:rPr>
       </w:pPr>
@@ -1793,7 +1750,7 @@
             <w:color w:val="000000"/>
           </w:rPr>
           <w:tab/>
-          <w:t>39</w:t>
+          <w:t>40</w:t>
         </w:r>
       </w:hyperlink>
     </w:p>
@@ -1809,7 +1766,6 @@
           <w:color w:val="auto"/>
           <w:kern w:val="2"/>
           <w:szCs w:val="24"/>
-          <w:lang w:val="en-ID" w:eastAsia="en-ID"/>
           <w14:ligatures w14:val="standardContextual"/>
         </w:rPr>
       </w:pPr>
@@ -1827,7 +1783,7 @@
             <w:color w:val="000000"/>
           </w:rPr>
           <w:tab/>
-          <w:t>40</w:t>
+          <w:t>41</w:t>
         </w:r>
       </w:hyperlink>
     </w:p>
@@ -1844,7 +1800,6 @@
           <w:color w:val="auto"/>
           <w:kern w:val="2"/>
           <w:szCs w:val="24"/>
-          <w:lang w:val="en-ID" w:eastAsia="en-ID"/>
           <w14:ligatures w14:val="standardContextual"/>
         </w:rPr>
       </w:pPr>
@@ -1862,7 +1817,7 @@
             <w:color w:val="000000"/>
           </w:rPr>
           <w:tab/>
-          <w:t>42</w:t>
+          <w:t>43</w:t>
         </w:r>
       </w:hyperlink>
     </w:p>
@@ -1873,7 +1828,7 @@
         <w:spacing w:after="360"/>
         <w:outlineLvl w:val="0"/>
       </w:pPr>
-      <w:bookmarkStart w:id="1" w:name="_Toc241178675"/>
+      <w:bookmarkStart w:id="1" w:name="_Toc241583764"/>
       <w:r>
         <w:rPr>
           <w:rFonts w:ascii="Times New Roman" w:hAnsi="Times New Roman"/>
@@ -1911,7 +1866,7 @@
             <w:b w:val="0"/>
           </w:rPr>
           <w:tab/>
-          <w:t>6</w:t>
+          <w:t>7</w:t>
         </w:r>
       </w:hyperlink>
     </w:p>
@@ -1940,7 +1895,7 @@
             <w:b w:val="0"/>
           </w:rPr>
           <w:tab/>
-          <w:t>14</w:t>
+          <w:t>15</w:t>
         </w:r>
       </w:hyperlink>
     </w:p>
@@ -1969,7 +1924,7 @@
             <w:b w:val="0"/>
           </w:rPr>
           <w:tab/>
-          <w:t>22</w:t>
+          <w:t>23</w:t>
         </w:r>
       </w:hyperlink>
     </w:p>
@@ -1998,7 +1953,7 @@
             <w:b w:val="0"/>
           </w:rPr>
           <w:tab/>
-          <w:t>28</w:t>
+          <w:t>29</w:t>
         </w:r>
       </w:hyperlink>
     </w:p>
@@ -2027,7 +1982,7 @@
             <w:b w:val="0"/>
           </w:rPr>
           <w:tab/>
-          <w:t>37</w:t>
+          <w:t>38</w:t>
         </w:r>
       </w:hyperlink>
     </w:p>
@@ -2039,7 +1994,7 @@
         <w:outlineLvl w:val="0"/>
       </w:pPr>
       <w:bookmarkStart w:id="2" w:name="TOC_DAFTAR_GAMBAR"/>
-      <w:bookmarkStart w:id="3" w:name="_Toc241178676"/>
+      <w:bookmarkStart w:id="3" w:name="_Toc241583765"/>
       <w:r>
         <w:rPr>
           <w:rFonts w:ascii="Times New Roman" w:hAnsi="Times New Roman"/>
@@ -2165,7 +2120,7 @@
             <w:b w:val="0"/>
           </w:rPr>
           <w:tab/>
-          <w:t>21</w:t>
+          <w:t>22</w:t>
         </w:r>
       </w:hyperlink>
     </w:p>
@@ -2194,7 +2149,7 @@
             <w:b w:val="0"/>
           </w:rPr>
           <w:tab/>
-          <w:t>35</w:t>
+          <w:t>36</w:t>
         </w:r>
       </w:hyperlink>
     </w:p>
@@ -2218,7 +2173,7 @@
         <w:outlineLvl w:val="0"/>
       </w:pPr>
       <w:bookmarkStart w:id="4" w:name="TOC_BAB_1_PENDAHULUAN_A_ID_BAB_1_PENDAHU"/>
-      <w:bookmarkStart w:id="5" w:name="_Toc241178677"/>
+      <w:bookmarkStart w:id="5" w:name="_Toc241583766"/>
       <w:r>
         <w:rPr>
           <w:rFonts w:ascii="Times New Roman" w:hAnsi="Times New Roman"/>
@@ -2256,7 +2211,7 @@
         <w:outlineLvl w:val="1"/>
       </w:pPr>
       <w:bookmarkStart w:id="6" w:name="TOC_1_1_LATAR_BELAKANG_PENELITIAN_A_ID_1"/>
-      <w:bookmarkStart w:id="7" w:name="_Toc241178678"/>
+      <w:bookmarkStart w:id="7" w:name="_Toc241583767"/>
       <w:r>
         <w:rPr>
           <w:rFonts w:ascii="Times New Roman" w:hAnsi="Times New Roman"/>
@@ -2304,7 +2259,7 @@
           <w:noProof/>
         </w:rPr>
         <w:drawing>
-          <wp:inline distT="0" distB="0" distL="0" distR="0" wp14:anchorId="02CBD26C" wp14:editId="6054309B">
+          <wp:inline distT="0" distB="0" distL="0" distR="0" wp14:anchorId="7017CC75" wp14:editId="5C0BAAB3">
             <wp:extent cx="4860000" cy="2980356"/>
             <wp:effectExtent l="0" t="0" r="0" b="0"/>
             <wp:docPr id="2" name="Picture 2"/>
@@ -2380,21 +2335,21 @@
         <w:rPr>
           <w:rFonts w:cs="Times New Roman"/>
         </w:rPr>
-        <w:t>Sebagaimana ditunjukkan pada Gambar 1.1, Pokémon menempati posisi puncak sebagai waralaba media nomor satu di dunia dengan total pendapatan melampaui US$ 100,0 miliar ([Statista, 2021](#ref-statista2021)). Bukti empiris ini mengonfirmasi bahwa Pokémon bukan sekadar hiburan musiman anak-anak, melainkan entitas komersial ra</w:t>
+        <w:t xml:space="preserve">Sebagaimana ditunjukkan pada Gambar 1.1, Pokémon menempati posisi puncak sebagai waralaba media nomor satu di dunia dengan total pendapatan melampaui US$ 100,0 miliar ([Statista, 2021](#ref-statista2021)). Bukti empiris ini mengonfirmasi bahwa Pokémon bukan sekadar hiburan musiman anak-anak, melainkan entitas komersial </w:t>
       </w:r>
       <w:r>
         <w:rPr>
           <w:rFonts w:cs="Times New Roman"/>
         </w:rPr>
         <w:lastRenderedPageBreak/>
-        <w:t>ks</w:t>
+        <w:t>ra</w:t>
       </w:r>
       <w:r>
         <w:rPr>
           <w:rFonts w:cs="Times New Roman"/>
         </w:rPr>
         <w:lastRenderedPageBreak/>
-        <w:t>asa dengan basis perputaran kapital lintas generasi yang sangat kokoh.</w:t>
+        <w:t>ksasa dengan basis perputaran kapital lintas generasi yang sangat kokoh.</w:t>
       </w:r>
     </w:p>
     <w:p>
@@ -2407,7 +2362,7 @@
           <w:noProof/>
         </w:rPr>
         <w:drawing>
-          <wp:inline distT="0" distB="0" distL="0" distR="0" wp14:anchorId="18D98D12" wp14:editId="6D059F16">
+          <wp:inline distT="0" distB="0" distL="0" distR="0" wp14:anchorId="46A07B28" wp14:editId="15A1771D">
             <wp:extent cx="4860000" cy="2719286"/>
             <wp:effectExtent l="0" t="0" r="0" b="0"/>
             <wp:docPr id="3" name="Picture 3"/>
@@ -2589,7 +2544,7 @@
           <w:noProof/>
         </w:rPr>
         <w:drawing>
-          <wp:inline distT="0" distB="0" distL="0" distR="0" wp14:anchorId="0BB50E00" wp14:editId="3BE6C4FB">
+          <wp:inline distT="0" distB="0" distL="0" distR="0" wp14:anchorId="6E63553F" wp14:editId="73CA3730">
             <wp:extent cx="4860000" cy="2818800"/>
             <wp:effectExtent l="0" t="0" r="0" b="0"/>
             <wp:docPr id="4" name="Picture 4"/>
@@ -2791,16 +2746,16 @@
         </w:rPr>
         <w:t>Literatur menunjukkan pembelian impulsif dipengaruhi anteseden luas ([Stern, 1962](#ref-stern1962); [Rook, 1987](#ref-rook1987); [</w:t>
       </w:r>
-      <w:hyperlink w:anchor="Ref_beatty1998impulse" w:history="1">
+      <w:hyperlink w:anchor="Ref_iyer2020impulse" w:history="1">
         <w:r>
-          <w:t>Beatty dan Ferrell, 1998</w:t>
+          <w:t>Iyer et al., 2020</w:t>
         </w:r>
       </w:hyperlink>
       <w:r>
         <w:rPr>
           <w:rFonts w:cs="Times New Roman"/>
         </w:rPr>
-        <w:t>](#ref-beatty1998); [</w:t>
+        <w:t>](#ref-iyer2020); [</w:t>
       </w:r>
       <w:hyperlink w:anchor="Ref_amos2014meta" w:history="1">
         <w:r>
@@ -2879,16 +2834,16 @@
         </w:rPr>
         <w:t>](#ref-baur2018); [Colline, 2024](#ref-colline2024)); serta (4) situasional, seperti display kasir dan kelangkaan stok ([</w:t>
       </w:r>
-      <w:hyperlink w:anchor="Ref_peck2006if" w:history="1">
+      <w:hyperlink w:anchor="Ref_qu2023impulse" w:history="1">
         <w:r>
-          <w:t>Peck dan Childers, 2006</w:t>
+          <w:t>Qu et al., 2023</w:t>
         </w:r>
       </w:hyperlink>
       <w:r>
         <w:rPr>
           <w:rFonts w:cs="Times New Roman"/>
         </w:rPr>
-        <w:t>](#ref-peck2006); [</w:t>
+        <w:t>](#ref-qu2023); [</w:t>
       </w:r>
       <w:hyperlink w:anchor="Ref_amos2014meta" w:history="1">
         <w:r>
@@ -2913,6 +2868,77 @@
           <w:rFonts w:cs="Times New Roman"/>
         </w:rPr>
         <w:t>Dari pemetaan tersebut, penelitian ini memfokuskan tiga variabel yang paling mewakili karakteristik kartu Pokémon TCG: X₁ (afektif: sensasi hiburan merobek kemasan), X₂ (kolektor: ketegangan slot binder yang kosong), dan X₃ (pasar: harapan capital gain dari likuiditas sekunder dan grading). Perumusan instrumen dan pengujiannya diuraikan pada Bab 2 dan Bab 3.</w:t>
+      </w:r>
+    </w:p>
+    <w:p>
+      <w:pPr>
+        <w:spacing w:after="0" w:line="360" w:lineRule="auto"/>
+        <w:ind w:firstLine="709"/>
+        <w:jc w:val="both"/>
+      </w:pPr>
+      <w:r>
+        <w:rPr>
+          <w:rFonts w:cs="Times New Roman"/>
+        </w:rPr>
+        <w:t>Untuk memahami bagaimana ketiga dorongan tersebut bekerja secara konkret dalam pengalaman sehari-hari konsumen kartu Pokémon TCG, bayangkan skenario berikut. Seorang mahasiswa memasuki gerai minimarket tanpa rencana membeli kartu. Namun, saat berdiri di depan kasir, pandangannya tertuju pada display kemasan booster pack berwarna mencolok seharga Rp20.000. Baginya, membeli satu bungkus bukan sekadar membeli lima lembar kertas bergambar, melainkan membeli sensasi kejutan (unboxing thrill): luapan dopamin saat</w:t>
+      </w:r>
+      <w:r>
+        <w:rPr>
+          <w:rFonts w:cs="Times New Roman"/>
+        </w:rPr>
+        <w:t xml:space="preserve"> merobek kemasan foil acak dan berharap menemukan kartu langka di dalamnya. Dorongan mencari kesenangan emosional inilah yang dalam penelitian ini disebut Hedonic Motivation (X₁).</w:t>
+      </w:r>
+    </w:p>
+    <w:p>
+      <w:pPr>
+        <w:spacing w:after="0" w:line="360" w:lineRule="auto"/>
+        <w:ind w:firstLine="709"/>
+        <w:jc w:val="both"/>
+      </w:pPr>
+      <w:r>
+        <w:rPr>
+          <w:rFonts w:cs="Times New Roman"/>
+        </w:rPr>
+        <w:lastRenderedPageBreak/>
+        <w:t>Sensasi tersebut tidak berhenti pada satu bungkus. Setiap kartu memiliki nomor urut seri (misalnya No. 001 sampai No. 150). Ketika dimasukkan ke dalam album koleksi (binder), konsumen melihat dua atau tiga slot kosong di antara deretan kartu yang sudah terkumpul. Celah tersebut menciptakan ketegangan kognitif — perasaan tidak nyaman karena koleksi belum lengkap — yang dalam psikologi dikenal sebagai Zeigarnik Effect ([Zeigarnik, 1927](#ref-zeigarnik1927)). Tekanan mental ini mendorong hasrat membeli kemasan</w:t>
+      </w:r>
+      <w:r>
+        <w:rPr>
+          <w:rFonts w:cs="Times New Roman"/>
+        </w:rPr>
+        <w:t xml:space="preserve"> baru demi menutup slot yang kosong, sebuah dorongan yang penelitian ini sebut Desire for Completeness (X₂).</w:t>
+      </w:r>
+    </w:p>
+    <w:p>
+      <w:pPr>
+        <w:spacing w:after="0" w:line="360" w:lineRule="auto"/>
+        <w:ind w:firstLine="709"/>
+        <w:jc w:val="both"/>
+      </w:pPr>
+      <w:r>
+        <w:rPr>
+          <w:rFonts w:cs="Times New Roman"/>
+        </w:rPr>
+        <w:t>Di sisi lain, konsumen juga mengetahui bahwa kartu bergambar langka (Secret Rare) yang berkondisi sempurna dan disertifikasi PSA 10 Gem Mint harganya melonjak drastis di pasar sekunder — dari modal Rp20.000 per bungkus, kartu bisa terjual jutaan rupiah per lembar (lih. disparitas harga pada Gambar 1.3). Fenomena ini menciptakan ilusi optimisme bahwa setiap kemasan menyimpan potensi "harta karun" finansial, memicu apa yang disebut Speculative Motive (X₃). Ketika ketiga dorongan ini hadir bersamaan — kesenang</w:t>
+      </w:r>
+      <w:r>
+        <w:rPr>
+          <w:rFonts w:cs="Times New Roman"/>
+        </w:rPr>
+        <w:t>an merobek kemasan, obsesi melengkapi koleksi, dan godaan keuntungan spekulatif — pertimbangan rasional lumpuh, dan terjadilah keputusan belanja seketika tanpa perencanaan yang disebut pembelian impulsif (Impulsive Buying / Y). Di sinilah Self-Control (</w:t>
+      </w:r>
+      <w:r>
+        <w:rPr>
+          <w:rFonts w:cs="Times New Roman"/>
+          <w:i/>
+        </w:rPr>
+        <w:t>M*</w:t>
+      </w:r>
+      <w:r>
+        <w:rPr>
+          <w:rFonts w:cs="Times New Roman"/>
+        </w:rPr>
+        <w:t>) memainkan peran krusial sebagai rem volisional: konsumen dengan regulasi diri yang kuat mampu mengabaikan godaan visual kemasan dan menahan dorongan emosional belanja spontan, sedangkan mereka yang lemah regulasi dirinya akan menyerah pada ledakan transaksi berulang tanpa kendali.</w:t>
       </w:r>
     </w:p>
     <w:p>
@@ -3434,25 +3460,12 @@
             <w:pPr>
               <w:spacing w:after="0"/>
             </w:pPr>
-            <w:hyperlink w:anchor="Ref_long2000consuming" w:history="1">
-              <w:r>
-                <w:rPr>
-                  <w:rFonts w:cs="Times New Roman"/>
-                  <w:sz w:val="18"/>
-                </w:rPr>
-                <w:t>Long dan Schiffman (2000)</w:t>
-              </w:r>
-            </w:hyperlink>
-            <w:r>
-              <w:t xml:space="preserve">; </w:t>
-            </w:r>
-            <w:hyperlink w:anchor="Ref_spero2004approach" w:history="1">
-              <w:r>
-                <w:t>Spero dan Stone (2004)</w:t>
-              </w:r>
-            </w:hyperlink>
-            <w:r>
-              <w:t xml:space="preserve"> (kolektor matang pilih single; bukan temuan tidak signifikan).</w:t>
+            <w:r>
+              <w:rPr>
+                <w:rFonts w:cs="Times New Roman"/>
+                <w:sz w:val="18"/>
+              </w:rPr>
+              <w:t>Long dan Schiffman (2000); Spero dan Stone (2004) (kolektor matang pilih single; bukan temuan tidak signifikan).</w:t>
             </w:r>
           </w:p>
         </w:tc>
@@ -3820,7 +3833,6 @@
                 <w:rFonts w:cs="Times New Roman"/>
                 <w:sz w:val="18"/>
               </w:rPr>
-              <w:lastRenderedPageBreak/>
               <w:t>5</w:t>
             </w:r>
           </w:p>
@@ -3972,6 +3984,7 @@
                 <w:rFonts w:cs="Times New Roman"/>
                 <w:sz w:val="18"/>
               </w:rPr>
+              <w:lastRenderedPageBreak/>
               <w:t>6</w:t>
             </w:r>
           </w:p>
@@ -4347,14 +4360,7 @@
         <w:rPr>
           <w:rFonts w:cs="Times New Roman"/>
         </w:rPr>
-        <w:t xml:space="preserve">Berdasarkan latar belakang permasalahan, urgensi empiris, dan kebaruan konseptual tersebut, penelitian ini memiliki orisinalitas tinggi dalam ranah manajemen keuangan perilaku dan perilaku konsumen di Indonesia. Berlandaskan seluruh uraian di atas, peneliti menetapkan judul skripsi: “PENGARUH HEDONIC MOTIVATION, DESIRE FOR COMPLETENESS, DAN </w:t>
-      </w:r>
-      <w:r>
-        <w:rPr>
-          <w:rFonts w:cs="Times New Roman"/>
-        </w:rPr>
-        <w:lastRenderedPageBreak/>
-        <w:t>SPECULATIVE MOTIVE TERHADAP IMPULSIVE BUYING BOOSTER PACK KARTU POKÉMON TCG DENGAN SELF-CONTROL SEBAGAI VARIABEL MODERASI”.</w:t>
+        <w:t>Berdasarkan latar belakang permasalahan, urgensi empiris, dan kebaruan konseptual tersebut, penelitian ini memiliki orisinalitas tinggi dalam ranah manajemen keuangan perilaku dan perilaku konsumen di Indonesia. Berlandaskan seluruh uraian di atas, peneliti menetapkan judul skripsi: “PENGARUH HEDONIC MOTIVATION, DESIRE FOR COMPLETENESS, DAN SPECULATIVE MOTIVE TERHADAP IMPULSIVE BUYING BOOSTER PACK KARTU POKÉMON TCG DENGAN SELF-CONTROL SEBAGAI VARIABEL MODERASI”.</w:t>
       </w:r>
     </w:p>
     <w:p>
@@ -4363,7 +4369,7 @@
         <w:outlineLvl w:val="1"/>
       </w:pPr>
       <w:bookmarkStart w:id="12" w:name="TOC_1_2_PERUMUSAN_MASALAH_A_ID_12_PERUMU"/>
-      <w:bookmarkStart w:id="13" w:name="_Toc241178679"/>
+      <w:bookmarkStart w:id="13" w:name="_Toc241583768"/>
       <w:r>
         <w:rPr>
           <w:rFonts w:ascii="Times New Roman" w:hAnsi="Times New Roman"/>
@@ -4371,6 +4377,7 @@
           <w:color w:val="000000"/>
           <w:sz w:val="24"/>
         </w:rPr>
+        <w:lastRenderedPageBreak/>
         <w:t>1.2 Perumusan Masalah &lt;a id="12-perumusan-masalah"&gt;&lt;/a&gt;</w:t>
       </w:r>
       <w:bookmarkEnd w:id="12"/>
@@ -4515,7 +4522,7 @@
         <w:outlineLvl w:val="1"/>
       </w:pPr>
       <w:bookmarkStart w:id="14" w:name="TOC_1_3_TUJUAN_PENELITIAN_A_ID_13_TUJUAN"/>
-      <w:bookmarkStart w:id="15" w:name="_Toc241178680"/>
+      <w:bookmarkStart w:id="15" w:name="_Toc241583769"/>
       <w:r>
         <w:rPr>
           <w:rFonts w:ascii="Times New Roman" w:hAnsi="Times New Roman"/>
@@ -4612,7 +4619,6 @@
           <w:rFonts w:cs="Times New Roman"/>
           <w:b/>
         </w:rPr>
-        <w:lastRenderedPageBreak/>
         <w:t xml:space="preserve">4.  </w:t>
       </w:r>
       <w:r>
@@ -4633,6 +4639,7 @@
           <w:rFonts w:cs="Times New Roman"/>
           <w:b/>
         </w:rPr>
+        <w:lastRenderedPageBreak/>
         <w:t xml:space="preserve">5.  </w:t>
       </w:r>
       <w:r>
@@ -4668,7 +4675,7 @@
         <w:outlineLvl w:val="1"/>
       </w:pPr>
       <w:bookmarkStart w:id="16" w:name="TOC_1_4_MANFAAT_PENELITIAN_A_ID_14_MANFA"/>
-      <w:bookmarkStart w:id="17" w:name="_Toc241178681"/>
+      <w:bookmarkStart w:id="17" w:name="_Toc241583770"/>
       <w:r>
         <w:rPr>
           <w:rFonts w:ascii="Times New Roman" w:hAnsi="Times New Roman"/>
@@ -4700,7 +4707,7 @@
         <w:outlineLvl w:val="2"/>
       </w:pPr>
       <w:bookmarkStart w:id="18" w:name="TOC_1_4_1_MANFAAT_TEORETIS_A_ID_141_MANF"/>
-      <w:bookmarkStart w:id="19" w:name="_Toc241178682"/>
+      <w:bookmarkStart w:id="19" w:name="_Toc241583771"/>
       <w:r>
         <w:rPr>
           <w:rFonts w:ascii="Times New Roman" w:hAnsi="Times New Roman"/>
@@ -4812,7 +4819,7 @@
         <w:outlineLvl w:val="2"/>
       </w:pPr>
       <w:bookmarkStart w:id="20" w:name="TOC_1_4_2_MANFAAT_PRAKTIS_A_ID_142_MANFA"/>
-      <w:bookmarkStart w:id="21" w:name="_Toc241178683"/>
+      <w:bookmarkStart w:id="21" w:name="_Toc241583772"/>
       <w:r>
         <w:rPr>
           <w:rFonts w:ascii="Times New Roman" w:hAnsi="Times New Roman"/>
@@ -4820,7 +4827,6 @@
           <w:color w:val="000000"/>
           <w:sz w:val="24"/>
         </w:rPr>
-        <w:lastRenderedPageBreak/>
         <w:t>1.4.2 Manfaat Praktis &lt;a id="142-manfaat-praktis"&gt;&lt;/a&gt;</w:t>
       </w:r>
       <w:bookmarkEnd w:id="20"/>
@@ -4843,7 +4849,14 @@
         <w:rPr>
           <w:rFonts w:cs="Times New Roman"/>
         </w:rPr>
-        <w:t>Bagi Konsumen dan Kolektor Pokémon TCG: Memberikan kesadaran kritis dan evaluasi diri bagi para kolektor (khususnya mahasiswa dan Generasi Z) agar lebih mengenali bias emosional dan ilusi spekulasi finansial dalam hobi kartu, sehingga mampu mengoptimalkan kontrol diri dan menjaga kesehatan keuangan pribadi.</w:t>
+        <w:t xml:space="preserve">Bagi Konsumen dan Kolektor Pokémon TCG: Memberikan kesadaran kritis dan evaluasi diri bagi para kolektor (khususnya mahasiswa dan Generasi Z) agar lebih mengenali bias emosional dan ilusi spekulasi </w:t>
+      </w:r>
+      <w:r>
+        <w:rPr>
+          <w:rFonts w:cs="Times New Roman"/>
+        </w:rPr>
+        <w:lastRenderedPageBreak/>
+        <w:t>finansial dalam hobi kartu, sehingga mampu mengoptimalkan kontrol diri dan menjaga kesehatan keuangan pribadi.</w:t>
       </w:r>
     </w:p>
     <w:p>
@@ -4948,7 +4961,7 @@
         <w:outlineLvl w:val="0"/>
       </w:pPr>
       <w:bookmarkStart w:id="22" w:name="TOC_BAB_2_KAJIAN_PUSTAKA_DAN_PENGEMBANGA"/>
-      <w:bookmarkStart w:id="23" w:name="_Toc241178684"/>
+      <w:bookmarkStart w:id="23" w:name="_Toc241583773"/>
       <w:r>
         <w:rPr>
           <w:rFonts w:ascii="Times New Roman" w:hAnsi="Times New Roman"/>
@@ -4986,7 +4999,7 @@
         <w:outlineLvl w:val="1"/>
       </w:pPr>
       <w:bookmarkStart w:id="24" w:name="TOC_2_1_LANDASAN_TEORI_A_ID_21_LANDASAN_"/>
-      <w:bookmarkStart w:id="25" w:name="_Toc241178685"/>
+      <w:bookmarkStart w:id="25" w:name="_Toc241583774"/>
       <w:r>
         <w:rPr>
           <w:rFonts w:ascii="Times New Roman" w:hAnsi="Times New Roman"/>
@@ -5004,8 +5017,8 @@
         <w:pStyle w:val="Heading3"/>
         <w:outlineLvl w:val="2"/>
       </w:pPr>
-      <w:bookmarkStart w:id="26" w:name="TOC_2_1_1_GRAND_THEORY_KEUANGAN_PERILAKU"/>
-      <w:bookmarkStart w:id="27" w:name="_Toc241178686"/>
+      <w:bookmarkStart w:id="26" w:name="TOC_2_1_1_LANDASAN_TEORETIS_PENDEKATAN_K"/>
+      <w:bookmarkStart w:id="27" w:name="_Toc241583775"/>
       <w:r>
         <w:rPr>
           <w:rFonts w:ascii="Times New Roman" w:hAnsi="Times New Roman"/>
@@ -5013,7 +5026,7 @@
           <w:color w:val="000000"/>
           <w:sz w:val="24"/>
         </w:rPr>
-        <w:t>2.1.1 Grand Theory: Keuangan Perilaku (Behavioral Finance) &lt;a id="211-grand-theory-keuangan-perilaku-behavioral-finance"&gt;&lt;/a&gt;</w:t>
+        <w:t>2.1.1 Landasan Teoretis: Pendekatan Keuangan Perilaku (Behavioral Finance) &lt;a id="211-landasan-teoretis-pendekatan-keuangan-perilaku-behavioral-finance"&gt;&lt;/a&gt;</w:t>
       </w:r>
       <w:bookmarkEnd w:id="26"/>
       <w:bookmarkEnd w:id="27"/>
@@ -5028,7 +5041,7 @@
         <w:rPr>
           <w:rFonts w:cs="Times New Roman"/>
         </w:rPr>
-        <w:t xml:space="preserve">Teori utama (grand theory) yang dipakai adalah Keuangan Perilaku (Behavioral Finance). Teori keuangan neoklasik tradisional berasumsi bahwa pelaku ekonomi merupakan makhluk yang sepenuhnya rasional (homo economicus) yang selalu memaksimalkan utilitas dan memproses informasi secara efisien ([Fama, 1970](#ref-fama1970)). Namun, </w:t>
+        <w:t xml:space="preserve">Penelitian ini berpijak pada pendekatan Keuangan Perilaku (Behavioral Finance) sebagai kerangka teoretis utama. Teori keuangan neoklasik tradisional berasumsi bahwa pelaku ekonomi merupakan makhluk yang sepenuhnya rasional (homo economicus) yang selalu memaksimalkan utilitas dan memproses informasi secara efisien ([Fama, 1970](#ref-fama1970)). Namun, </w:t>
       </w:r>
       <w:hyperlink w:anchor="Ref_simon1955behavioral" w:history="1">
         <w:r>
@@ -5106,14 +5119,14 @@
         <w:rPr>
           <w:rFonts w:cs="Times New Roman"/>
         </w:rPr>
-        <w:t xml:space="preserve">Dalam konteks kartu Pokémon TCG, Behavioral Finance memberikan landasan eksplanatif yang solid. Kartu Pokémon fisik telah bertransformasi menjadi instrumen aset alternatif yang sarat dengan bias perilaku keuangan: ilusi probabilitas menarik kartu Gem Mint 10 bernilai jutaan rupiah dari kemasan </w:t>
+        <w:t xml:space="preserve">Dalam konteks kartu Pokémon TCG, Behavioral Finance memberikan landasan eksplanatif yang solid. Kartu Pokémon fisik telah bertransformasi menjadi instrumen aset alternatif yang sarat dengan bias perilaku keuangan: ilusi </w:t>
       </w:r>
       <w:r>
         <w:rPr>
           <w:rFonts w:cs="Times New Roman"/>
         </w:rPr>
         <w:lastRenderedPageBreak/>
-        <w:t>murah, godaan kepuasan instan merobek bungkus kemasan, serta antusiasme spekulatif yang mengabaikan ketersediaan anggaran pribadi.</w:t>
+        <w:t>probabilitas menarik kartu Gem Mint 10 bernilai jutaan rupiah dari kemasan murah, godaan kepuasan instan merobek bungkus kemasan, serta antusiasme spekulatif yang mengabaikan ketersediaan anggaran pribadi.</w:t>
       </w:r>
     </w:p>
     <w:p>
@@ -5121,8 +5134,8 @@
         <w:pStyle w:val="Heading3"/>
         <w:outlineLvl w:val="2"/>
       </w:pPr>
-      <w:bookmarkStart w:id="28" w:name="TOC_2_1_2_SUPPORTING_THEORY_TEORI_STIMUL"/>
-      <w:bookmarkStart w:id="29" w:name="_Toc241178687"/>
+      <w:bookmarkStart w:id="28" w:name="TOC_2_1_2_TEORI_STIMULUS_ORGANISM_RESPON"/>
+      <w:bookmarkStart w:id="29" w:name="_Toc241583776"/>
       <w:r>
         <w:rPr>
           <w:rFonts w:ascii="Times New Roman" w:hAnsi="Times New Roman"/>
@@ -5130,7 +5143,7 @@
           <w:color w:val="000000"/>
           <w:sz w:val="24"/>
         </w:rPr>
-        <w:t>2.1.2 Supporting Theory: Teori Stimulus-Organism-Response (S-O-R) &lt;a id="212-supporting-theory-teori-stimulus-organism-response-s-o-r"&gt;&lt;/a&gt;</w:t>
+        <w:t>2.1.2 Teori Stimulus-Organism-Response (S-O-R) &lt;a id="212-teori-stimulus-organism-response-s-o-r"&gt;&lt;/a&gt;</w:t>
       </w:r>
       <w:bookmarkEnd w:id="28"/>
       <w:bookmarkEnd w:id="29"/>
@@ -5237,8 +5250,8 @@
         <w:pStyle w:val="Heading3"/>
         <w:outlineLvl w:val="2"/>
       </w:pPr>
-      <w:bookmarkStart w:id="30" w:name="TOC_2_1_3_SUPPORTING_THEORY_PSIKOLOGI_KO"/>
-      <w:bookmarkStart w:id="31" w:name="_Toc241178688"/>
+      <w:bookmarkStart w:id="30" w:name="TOC_2_1_3_PSIKOLOGI_KOLEKTOR_DAN_COLLECT"/>
+      <w:bookmarkStart w:id="31" w:name="_Toc241583777"/>
       <w:r>
         <w:rPr>
           <w:rFonts w:ascii="Times New Roman" w:hAnsi="Times New Roman"/>
@@ -5246,7 +5259,7 @@
           <w:color w:val="000000"/>
           <w:sz w:val="24"/>
         </w:rPr>
-        <w:t>2.1.3 Supporting Theory: Psikologi Kolektor dan Collection-Goal Tipping Point Effect &lt;a id="213-supporting-theory-psikologi-kolektor-dan-collection-goal-tipping-point-effect"&gt;&lt;/a&gt;</w:t>
+        <w:t>2.1.3 Psikologi Kolektor dan Collection-Goal Tipping Point Effect &lt;a id="213-psikologi-kolektor-dan-collection-goal-tipping-point-effect"&gt;&lt;/a&gt;</w:t>
       </w:r>
       <w:bookmarkEnd w:id="30"/>
       <w:bookmarkEnd w:id="31"/>
@@ -5298,8 +5311,8 @@
         <w:pStyle w:val="Heading3"/>
         <w:outlineLvl w:val="2"/>
       </w:pPr>
-      <w:bookmarkStart w:id="32" w:name="TOC_2_1_4_SUPPORTING_THEORY_TEORI_REGULA"/>
-      <w:bookmarkStart w:id="33" w:name="_Toc241178689"/>
+      <w:bookmarkStart w:id="32" w:name="TOC_2_1_4_TEORI_REGULASI_DIRI_SELF_REGUL"/>
+      <w:bookmarkStart w:id="33" w:name="_Toc241583778"/>
       <w:r>
         <w:rPr>
           <w:rFonts w:ascii="Times New Roman" w:hAnsi="Times New Roman"/>
@@ -5307,7 +5320,7 @@
           <w:color w:val="000000"/>
           <w:sz w:val="24"/>
         </w:rPr>
-        <w:t>2.1.4 Supporting Theory: Teori Regulasi Diri (Self-Regulation Theory) &lt;a id="214-supporting-theory-teori-regulasi-diri-self-regulation-theory"&gt;&lt;/a&gt;</w:t>
+        <w:t>2.1.4 Teori Regulasi Diri (Self-Regulation Theory) &lt;a id="214-teori-regulasi-diri-self-regulation-theory"&gt;&lt;/a&gt;</w:t>
       </w:r>
       <w:bookmarkEnd w:id="32"/>
       <w:bookmarkEnd w:id="33"/>
@@ -5353,7 +5366,7 @@
         <w:outlineLvl w:val="1"/>
       </w:pPr>
       <w:bookmarkStart w:id="34" w:name="TOC_2_2_KAJIAN_VARIABEL_PENELITIAN_A_ID_"/>
-      <w:bookmarkStart w:id="35" w:name="_Toc241178690"/>
+      <w:bookmarkStart w:id="35" w:name="_Toc241583779"/>
       <w:r>
         <w:rPr>
           <w:rFonts w:ascii="Times New Roman" w:hAnsi="Times New Roman"/>
@@ -5372,7 +5385,7 @@
         <w:outlineLvl w:val="2"/>
       </w:pPr>
       <w:bookmarkStart w:id="36" w:name="TOC_2_2_1_VARIABEL_DEPENDEN_Y_IMPULSIVE_"/>
-      <w:bookmarkStart w:id="37" w:name="_Toc241178691"/>
+      <w:bookmarkStart w:id="37" w:name="_Toc241583780"/>
       <w:r>
         <w:rPr>
           <w:rFonts w:ascii="Times New Roman" w:hAnsi="Times New Roman"/>
@@ -5437,7 +5450,7 @@
         <w:outlineLvl w:val="2"/>
       </w:pPr>
       <w:bookmarkStart w:id="38" w:name="TOC_2_2_2_VARIABEL_INDEPENDEN_X₁_HEDONIC"/>
-      <w:bookmarkStart w:id="39" w:name="_Toc241178692"/>
+      <w:bookmarkStart w:id="39" w:name="_Toc241583781"/>
       <w:r>
         <w:rPr>
           <w:rFonts w:ascii="Times New Roman" w:hAnsi="Times New Roman"/>
@@ -5515,7 +5528,7 @@
         <w:outlineLvl w:val="2"/>
       </w:pPr>
       <w:bookmarkStart w:id="40" w:name="TOC_2_2_3_VARIABEL_INDEPENDEN_X₂_DESIRE_"/>
-      <w:bookmarkStart w:id="41" w:name="_Toc241178693"/>
+      <w:bookmarkStart w:id="41" w:name="_Toc241583782"/>
       <w:r>
         <w:rPr>
           <w:rFonts w:ascii="Times New Roman" w:hAnsi="Times New Roman"/>
@@ -5569,7 +5582,7 @@
         <w:outlineLvl w:val="2"/>
       </w:pPr>
       <w:bookmarkStart w:id="42" w:name="TOC_2_2_4_VARIABEL_INDEPENDEN_X₃_SPECULA"/>
-      <w:bookmarkStart w:id="43" w:name="_Toc241178694"/>
+      <w:bookmarkStart w:id="43" w:name="_Toc241583783"/>
       <w:r>
         <w:rPr>
           <w:rFonts w:ascii="Times New Roman" w:hAnsi="Times New Roman"/>
@@ -5643,7 +5656,7 @@
         <w:outlineLvl w:val="2"/>
       </w:pPr>
       <w:bookmarkStart w:id="44" w:name="TOC_2_2_5_VARIABEL_MODERASI_M_SELF_CONTR"/>
-      <w:bookmarkStart w:id="45" w:name="_Toc241178695"/>
+      <w:bookmarkStart w:id="45" w:name="_Toc241583784"/>
       <w:r>
         <w:rPr>
           <w:rFonts w:ascii="Times New Roman" w:hAnsi="Times New Roman"/>
@@ -5738,7 +5751,7 @@
         <w:outlineLvl w:val="1"/>
       </w:pPr>
       <w:bookmarkStart w:id="46" w:name="TOC_2_3_PENELITIAN_SEBELUMNYA_A_ID_23_PE"/>
-      <w:bookmarkStart w:id="47" w:name="_Toc241178696"/>
+      <w:bookmarkStart w:id="47" w:name="_Toc241583785"/>
       <w:r>
         <w:rPr>
           <w:rFonts w:ascii="Times New Roman" w:hAnsi="Times New Roman"/>
@@ -7800,7 +7813,7 @@
         <w:outlineLvl w:val="1"/>
       </w:pPr>
       <w:bookmarkStart w:id="49" w:name="TOC_2_4_PENGEMBANGAN_HIPOTESIS_A_ID_24_P"/>
-      <w:bookmarkStart w:id="50" w:name="_Toc241178697"/>
+      <w:bookmarkStart w:id="50" w:name="_Toc241583786"/>
       <w:r>
         <w:rPr>
           <w:rFonts w:ascii="Times New Roman" w:hAnsi="Times New Roman"/>
@@ -7819,7 +7832,7 @@
         <w:outlineLvl w:val="2"/>
       </w:pPr>
       <w:bookmarkStart w:id="51" w:name="TOC_2_4_1_PENGARUH_HEDONIC_MOTIVATION_TE"/>
-      <w:bookmarkStart w:id="52" w:name="_Toc241178698"/>
+      <w:bookmarkStart w:id="52" w:name="_Toc241583787"/>
       <w:r>
         <w:rPr>
           <w:rFonts w:ascii="Times New Roman" w:hAnsi="Times New Roman"/>
@@ -8002,7 +8015,7 @@
         <w:outlineLvl w:val="2"/>
       </w:pPr>
       <w:bookmarkStart w:id="53" w:name="TOC_2_4_2_PENGARUH_DESIRE_FOR_COMPLETENE"/>
-      <w:bookmarkStart w:id="54" w:name="_Toc241178699"/>
+      <w:bookmarkStart w:id="54" w:name="_Toc241583788"/>
       <w:r>
         <w:rPr>
           <w:rFonts w:ascii="Times New Roman" w:hAnsi="Times New Roman"/>
@@ -8192,7 +8205,7 @@
         <w:outlineLvl w:val="2"/>
       </w:pPr>
       <w:bookmarkStart w:id="55" w:name="TOC_2_4_3_PENGARUH_SPECULATIVE_MOTIVE_TE"/>
-      <w:bookmarkStart w:id="56" w:name="_Toc241178700"/>
+      <w:bookmarkStart w:id="56" w:name="_Toc241583789"/>
       <w:r>
         <w:rPr>
           <w:rFonts w:ascii="Times New Roman" w:hAnsi="Times New Roman"/>
@@ -8360,7 +8373,7 @@
         <w:outlineLvl w:val="2"/>
       </w:pPr>
       <w:bookmarkStart w:id="57" w:name="TOC_2_4_4_PENGARUH_MODERASI_SELF_CONTROL"/>
-      <w:bookmarkStart w:id="58" w:name="_Toc241178701"/>
+      <w:bookmarkStart w:id="58" w:name="_Toc241583790"/>
       <w:r>
         <w:rPr>
           <w:rFonts w:ascii="Times New Roman" w:hAnsi="Times New Roman"/>
@@ -8604,7 +8617,7 @@
         <w:outlineLvl w:val="2"/>
       </w:pPr>
       <w:bookmarkStart w:id="59" w:name="TOC_2_4_5_PENGARUH_MODERASI_SELF_CONTROL"/>
-      <w:bookmarkStart w:id="60" w:name="_Toc241178702"/>
+      <w:bookmarkStart w:id="60" w:name="_Toc241583791"/>
       <w:r>
         <w:rPr>
           <w:rFonts w:ascii="Times New Roman" w:hAnsi="Times New Roman"/>
@@ -8823,7 +8836,7 @@
         <w:outlineLvl w:val="2"/>
       </w:pPr>
       <w:bookmarkStart w:id="61" w:name="TOC_2_4_6_PENGARUH_MODERASI_SELF_CONTROL"/>
-      <w:bookmarkStart w:id="62" w:name="_Toc241178703"/>
+      <w:bookmarkStart w:id="62" w:name="_Toc241583792"/>
       <w:r>
         <w:rPr>
           <w:rFonts w:ascii="Times New Roman" w:hAnsi="Times New Roman"/>
@@ -9043,7 +9056,7 @@
         <w:outlineLvl w:val="1"/>
       </w:pPr>
       <w:bookmarkStart w:id="63" w:name="TOC_2_5_RERANGKA_PENELITIAN_A_ID_25_RERA"/>
-      <w:bookmarkStart w:id="64" w:name="_Toc241178704"/>
+      <w:bookmarkStart w:id="64" w:name="_Toc241583793"/>
       <w:r>
         <w:rPr>
           <w:rFonts w:ascii="Times New Roman" w:hAnsi="Times New Roman"/>
@@ -9079,7 +9092,7 @@
           <w:noProof/>
         </w:rPr>
         <w:drawing>
-          <wp:inline distT="0" distB="0" distL="0" distR="0" wp14:anchorId="1F1FA6C1" wp14:editId="1C4CFE3A">
+          <wp:inline distT="0" distB="0" distL="0" distR="0" wp14:anchorId="2FB41C75" wp14:editId="2BB47D43">
             <wp:extent cx="5040000" cy="2754830"/>
             <wp:effectExtent l="0" t="0" r="0" b="0"/>
             <wp:docPr id="5" name="Picture 5"/>
@@ -9186,7 +9199,7 @@
         <w:outlineLvl w:val="0"/>
       </w:pPr>
       <w:bookmarkStart w:id="66" w:name="TOC_BAB_3_METODE_PENELITIAN_A_ID_BAB_3_M"/>
-      <w:bookmarkStart w:id="67" w:name="_Toc241178705"/>
+      <w:bookmarkStart w:id="67" w:name="_Toc241583794"/>
       <w:r>
         <w:rPr>
           <w:rFonts w:ascii="Times New Roman" w:hAnsi="Times New Roman"/>
@@ -9224,7 +9237,7 @@
         <w:outlineLvl w:val="1"/>
       </w:pPr>
       <w:bookmarkStart w:id="68" w:name="TOC_3_1_JENIS_DAN_SUMBER_DATA_A_ID_31_JE"/>
-      <w:bookmarkStart w:id="69" w:name="_Toc241178706"/>
+      <w:bookmarkStart w:id="69" w:name="_Toc241583795"/>
       <w:r>
         <w:rPr>
           <w:rFonts w:ascii="Times New Roman" w:hAnsi="Times New Roman"/>
@@ -9804,7 +9817,7 @@
         <w:outlineLvl w:val="2"/>
       </w:pPr>
       <w:bookmarkStart w:id="71" w:name="TOC_3_1_1_BATASAN_PENELITIAN_DAN_RUANG_L"/>
-      <w:bookmarkStart w:id="72" w:name="_Toc241178707"/>
+      <w:bookmarkStart w:id="72" w:name="_Toc241583796"/>
       <w:r>
         <w:rPr>
           <w:rFonts w:ascii="Times New Roman" w:hAnsi="Times New Roman"/>
@@ -9897,7 +9910,7 @@
         <w:outlineLvl w:val="1"/>
       </w:pPr>
       <w:bookmarkStart w:id="73" w:name="TOC_3_2_POPULASI_DAN_SAMPEL_A_ID_32_POPU"/>
-      <w:bookmarkStart w:id="74" w:name="_Toc241178708"/>
+      <w:bookmarkStart w:id="74" w:name="_Toc241583797"/>
       <w:r>
         <w:rPr>
           <w:rFonts w:ascii="Times New Roman" w:hAnsi="Times New Roman"/>
@@ -9916,7 +9929,7 @@
         <w:outlineLvl w:val="2"/>
       </w:pPr>
       <w:bookmarkStart w:id="75" w:name="TOC_3_2_1_POPULASI_DAN_IDENTIFIKASI_SUMB"/>
-      <w:bookmarkStart w:id="76" w:name="_Toc241178709"/>
+      <w:bookmarkStart w:id="76" w:name="_Toc241583798"/>
       <w:r>
         <w:rPr>
           <w:rFonts w:ascii="Times New Roman" w:hAnsi="Times New Roman"/>
@@ -10022,7 +10035,7 @@
         <w:outlineLvl w:val="2"/>
       </w:pPr>
       <w:bookmarkStart w:id="77" w:name="TOC_3_2_2_SAMPEL_DAN_JUSTIFIKASI_KRITERI"/>
-      <w:bookmarkStart w:id="78" w:name="_Toc241178710"/>
+      <w:bookmarkStart w:id="78" w:name="_Toc241583799"/>
       <w:r>
         <w:rPr>
           <w:rFonts w:ascii="Times New Roman" w:hAnsi="Times New Roman"/>
@@ -10238,7 +10251,7 @@
         <w:outlineLvl w:val="2"/>
       </w:pPr>
       <w:bookmarkStart w:id="79" w:name="TOC_3_2_3_PENENTUAN_UKURAN_SAMPEL_A_ID_3"/>
-      <w:bookmarkStart w:id="80" w:name="_Toc241178711"/>
+      <w:bookmarkStart w:id="80" w:name="_Toc241583800"/>
       <w:r>
         <w:rPr>
           <w:rFonts w:ascii="Times New Roman" w:hAnsi="Times New Roman"/>
@@ -10711,7 +10724,7 @@
         <w:outlineLvl w:val="2"/>
       </w:pPr>
       <w:bookmarkStart w:id="81" w:name="TOC_3_2_4_JUSTIFIKASI_KOMPARATIF_PEMILIH"/>
-      <w:bookmarkStart w:id="82" w:name="_Toc241178712"/>
+      <w:bookmarkStart w:id="82" w:name="_Toc241583801"/>
       <w:r>
         <w:rPr>
           <w:rFonts w:ascii="Times New Roman" w:hAnsi="Times New Roman"/>
@@ -10831,7 +10844,7 @@
         <w:outlineLvl w:val="1"/>
       </w:pPr>
       <w:bookmarkStart w:id="83" w:name="TOC_3_3_MODEL_PENELITIAN_A_ID_33_MODEL_P"/>
-      <w:bookmarkStart w:id="84" w:name="_Toc241178713"/>
+      <w:bookmarkStart w:id="84" w:name="_Toc241583802"/>
       <w:r>
         <w:rPr>
           <w:rFonts w:ascii="Times New Roman" w:hAnsi="Times New Roman"/>
@@ -12546,7 +12559,7 @@
         <w:outlineLvl w:val="1"/>
       </w:pPr>
       <w:bookmarkStart w:id="85" w:name="TOC_3_4_OPERASIONALISASI_VARIABEL_A_ID_3"/>
-      <w:bookmarkStart w:id="86" w:name="_Toc241178714"/>
+      <w:bookmarkStart w:id="86" w:name="_Toc241583803"/>
       <w:r>
         <w:rPr>
           <w:rFonts w:ascii="Times New Roman" w:hAnsi="Times New Roman"/>
@@ -16003,7 +16016,7 @@
         <w:outlineLvl w:val="1"/>
       </w:pPr>
       <w:bookmarkStart w:id="88" w:name="TOC_3_5_METODE_ANALISIS_DATA_A_ID_35_MET"/>
-      <w:bookmarkStart w:id="89" w:name="_Toc241178715"/>
+      <w:bookmarkStart w:id="89" w:name="_Toc241583804"/>
       <w:r>
         <w:rPr>
           <w:rFonts w:ascii="Times New Roman" w:hAnsi="Times New Roman"/>
@@ -16022,7 +16035,7 @@
         <w:outlineLvl w:val="2"/>
       </w:pPr>
       <w:bookmarkStart w:id="90" w:name="TOC_3_5_1_JUSTIFIKASI_KOMPARATIF_PEMILIH"/>
-      <w:bookmarkStart w:id="91" w:name="_Toc241178716"/>
+      <w:bookmarkStart w:id="91" w:name="_Toc241583805"/>
       <w:r>
         <w:rPr>
           <w:rFonts w:ascii="Times New Roman" w:hAnsi="Times New Roman"/>
@@ -16685,7 +16698,7 @@
         <w:outlineLvl w:val="1"/>
       </w:pPr>
       <w:bookmarkStart w:id="92" w:name="TOC_3_6_DIAGRAM_ALUR_PENELITIAN_A_ID_36_"/>
-      <w:bookmarkStart w:id="93" w:name="_Toc241178717"/>
+      <w:bookmarkStart w:id="93" w:name="_Toc241583806"/>
       <w:r>
         <w:rPr>
           <w:rFonts w:ascii="Times New Roman" w:hAnsi="Times New Roman"/>
@@ -16721,7 +16734,7 @@
           <w:noProof/>
         </w:rPr>
         <w:drawing>
-          <wp:inline distT="0" distB="0" distL="0" distR="0" wp14:anchorId="50C1AED1" wp14:editId="315C6729">
+          <wp:inline distT="0" distB="0" distL="0" distR="0" wp14:anchorId="46363520" wp14:editId="28A0F8E6">
             <wp:extent cx="4680000" cy="4701382"/>
             <wp:effectExtent l="0" t="0" r="0" b="0"/>
             <wp:docPr id="6" name="Picture 6"/>
@@ -16986,7 +16999,7 @@
         <w:outlineLvl w:val="1"/>
       </w:pPr>
       <w:bookmarkStart w:id="95" w:name="TOC_3_7_JADWAL_PELAKSANAAN_PENELITIAN_A_"/>
-      <w:bookmarkStart w:id="96" w:name="_Toc241178718"/>
+      <w:bookmarkStart w:id="96" w:name="_Toc241583807"/>
       <w:r>
         <w:rPr>
           <w:rFonts w:ascii="Times New Roman" w:hAnsi="Times New Roman"/>
@@ -18982,7 +18995,7 @@
         <w:outlineLvl w:val="0"/>
       </w:pPr>
       <w:bookmarkStart w:id="98" w:name="TOC_DAFTAR_PUSTAKA"/>
-      <w:bookmarkStart w:id="99" w:name="_Toc241178719"/>
+      <w:bookmarkStart w:id="99" w:name="_Toc241583808"/>
       <w:r>
         <w:rPr>
           <w:rFonts w:ascii="Times New Roman" w:hAnsi="Times New Roman"/>
@@ -19007,7 +19020,7 @@
         <w:rPr>
           <w:rFonts w:cs="Times New Roman"/>
         </w:rPr>
-        <w:t>&lt;a id="ref-1"&gt;&lt;/a&gt;&lt;a id="ref-aiken1991"&gt;&lt;/a&gt;1. Aiken, L. S. and West, S. G. (1991). Multiple Regression: Testing dan Interpreting Interactions. Sage Publications, Newbury Park, CA.</w:t>
+        <w:t>&lt;a id="ref-1"&gt;&lt;/a&gt;1. Aiken, L. S. and West, S. G. (1991). Multiple Regression: Testing dan Interpreting Interactions. Sage Publications, Newbury Park, CA.</w:t>
       </w:r>
       <w:bookmarkEnd w:id="100"/>
     </w:p>
@@ -19022,7 +19035,7 @@
         <w:rPr>
           <w:rFonts w:cs="Times New Roman"/>
         </w:rPr>
-        <w:t>&lt;a id="ref-2"&gt;&lt;/a&gt;&lt;a id="ref-amos2014"&gt;&lt;/a&gt;2. Amos, C., Holmes, G. R., and Keneson, W. C. (2014). A meta-analysis of consumer impulse buying. Journal of Retailing dan Consumer Services, 21(2):86–97.</w:t>
+        <w:t>&lt;a id="ref-2"&gt;&lt;/a&gt;2. Amos, C., Holmes, G. R., and Keneson, W. C. (2014). A meta-analysis of consumer impulse buying. Journal of Retailing dan Consumer Services, 21(2):86–97.</w:t>
       </w:r>
       <w:bookmarkEnd w:id="101"/>
     </w:p>
@@ -19037,7 +19050,7 @@
         <w:rPr>
           <w:rFonts w:cs="Times New Roman"/>
         </w:rPr>
-        <w:t>&lt;a id="ref-3"&gt;&lt;/a&gt;&lt;a id="ref-apidana2022"&gt;&lt;/a&gt;3. Apidana, Y. H. and Kholifah (2022). Peran self control dalam memoderasi pengaruh hedonic motives dan shopping lifestyle terhadap impulse buying. Journal of Digital Business dan Management, 1(1):26–40.</w:t>
+        <w:t>&lt;a id="ref-3"&gt;&lt;/a&gt;3. Apidana, Y. H. and Kholifah (2022). Peran self control dalam memoderasi pengaruh hedonic motives dan shopping lifestyle terhadap impulse buying. Journal of Digital Business dan Management, 1(1):26–40.</w:t>
       </w:r>
       <w:bookmarkEnd w:id="102"/>
     </w:p>
@@ -19052,7 +19065,7 @@
         <w:rPr>
           <w:rFonts w:cs="Times New Roman"/>
         </w:rPr>
-        <w:t>&lt;a id="ref-4"&gt;&lt;/a&gt;&lt;a id="ref-arnold2003"&gt;&lt;/a&gt;4. Arnold, M. J. and Reynolds, K. E. (2003). Hedonic shopping motivations. Journal of Retailing, 79(2):77–95.</w:t>
+        <w:t>&lt;a id="ref-4"&gt;&lt;/a&gt;4. Arnold, M. J. and Reynolds, K. E. (2003). Hedonic shopping motivations. Journal of Retailing, 79(2):77–95.</w:t>
       </w:r>
       <w:bookmarkEnd w:id="103"/>
     </w:p>
@@ -19067,7 +19080,7 @@
         <w:rPr>
           <w:rFonts w:cs="Times New Roman"/>
         </w:rPr>
-        <w:t>&lt;a id="ref-5"&gt;&lt;/a&gt;&lt;a id="ref-artadita2024"&gt;&lt;/a&gt;5. Artadita, S. and Firmialy, S. D. (2024). How does self-control moderate shopping enjoyment and impulse buying among generation z online gamers? Binus Business Review, 15(2):179–189.</w:t>
+        <w:t>&lt;a id="ref-5"&gt;&lt;/a&gt;5. Artadita, S. and Firmialy, S. D. (2024). How does self-control moderate shopping enjoyment and impulse buying among generation z online gamers? Binus Business Review, 15(2):179–189.</w:t>
       </w:r>
       <w:bookmarkEnd w:id="104"/>
     </w:p>
@@ -19082,7 +19095,7 @@
         <w:rPr>
           <w:rFonts w:cs="Times New Roman"/>
         </w:rPr>
-        <w:t>&lt;a id="ref-6"&gt;&lt;/a&gt;&lt;a id="ref-aryadi2026"&gt;&lt;/a&gt;6. Aryadi, A. and Lingga, M. (2026). Personal traits and motivation impact on collectibles as an alternative investment: A case study of trading card game community in greater jakarta. In Proceedings of the 5th International Conference on Global Innovation dan Trends in Economy (INCOGITE 2024), volume 302 of Advances in Economics, Business dan Management Research, pages 1–12. Atlantis Press.</w:t>
+        <w:t>&lt;a id="ref-6"&gt;&lt;/a&gt;6. Aryadi, A. and Lingga, M. (2026). Personal traits and motivation impact on collectibles as an alternative investment: A case study of trading card game community in greater jakarta. In Proceedings of the 5th International Conference on Global Innovation dan Trends in Economy (INCOGITE 2024), volume 302 of Advances in Economics, Business dan Management Research, pages 1–12. Atlantis Press.</w:t>
       </w:r>
       <w:bookmarkEnd w:id="105"/>
     </w:p>
@@ -19097,7 +19110,7 @@
         <w:rPr>
           <w:rFonts w:cs="Times New Roman"/>
         </w:rPr>
-        <w:t>&lt;a id="ref-7"&gt;&lt;/a&gt;&lt;a id="ref-azizah2025"&gt;&lt;/a&gt;7. Azizah, N. L. and Fauzi, M. (2025). Exploring the drivers of impulsive buying in e-commerce: the role of hedonic motivation, shopping lifestyle, and positive emotions. Jurnal Inovasi Ekonomi, 10(2):79–94.</w:t>
+        <w:t>&lt;a id="ref-7"&gt;&lt;/a&gt;7. Azizah, N. L. and Fauzi, M. (2025). Exploring the drivers of impulsive buying in e-commerce: the role of hedonic motivation, shopping lifestyle, and positive emotions. Jurnal Inovasi Ekonomi, 10(2):79–94.</w:t>
       </w:r>
       <w:r>
         <w:rPr>
@@ -19127,7 +19140,7 @@
         <w:rPr>
           <w:rFonts w:cs="Times New Roman"/>
         </w:rPr>
-        <w:t>&lt;a id="ref-8"&gt;&lt;/a&gt;&lt;a id="ref-babin1994"&gt;&lt;/a&gt;8. Babin, B. J., Darden, W. R., and Griffin, M. (1994). Work and/or fun: Measuring hedonic and utilitarian shopping value. Journal of Consumer Research, 20(4):644–656.</w:t>
+        <w:t>&lt;a id="ref-8"&gt;&lt;/a&gt;8. Babin, B. J., Darden, W. R., and Griffin, M. (1994). Work and/or fun: Measuring hedonic and utilitarian shopping value. Journal of Consumer Research, 20(4):644–656.</w:t>
       </w:r>
       <w:bookmarkEnd w:id="107"/>
     </w:p>
@@ -19142,7 +19155,7 @@
         <w:rPr>
           <w:rFonts w:cs="Times New Roman"/>
         </w:rPr>
-        <w:t>&lt;a id="ref-9"&gt;&lt;/a&gt;&lt;a id="ref-barasz2017"&gt;&lt;/a&gt;9. Barasz, K., John, L. K., Keenan, E. A., and Norton, M. I. (2017). Pseudo-set framing. Journal of Experimental Psychology: General, 146(10):1460–1477.</w:t>
+        <w:t>&lt;a id="ref-9"&gt;&lt;/a&gt;9. Barasz, K., John, L. K., Keenan, E. A., and Norton, M. I. (2017). Pseudo-set framing. Journal of Experimental Psychology: General, 146(10):1460–1477.</w:t>
       </w:r>
       <w:bookmarkEnd w:id="108"/>
     </w:p>
@@ -19157,14 +19170,7 @@
         <w:rPr>
           <w:rFonts w:cs="Times New Roman"/>
         </w:rPr>
-        <w:t xml:space="preserve">&lt;a id="ref-10"&gt;&lt;/a&gt;&lt;a id="ref-barber2008"&gt;&lt;/a&gt;10. Barber, B. M. and Odean, T. (2008). All that glitters: The effect of attention and news on the buying </w:t>
-      </w:r>
-      <w:r>
-        <w:rPr>
-          <w:rFonts w:cs="Times New Roman"/>
-        </w:rPr>
-        <w:lastRenderedPageBreak/>
-        <w:t>behavior of individual and institutional investors. The Review of Financial Studies, 21(2):785–818.</w:t>
+        <w:t>&lt;a id="ref-10"&gt;&lt;/a&gt;10. Barber, B. M. and Odean, T. (2008). All that glitters: The effect of attention and news on the buying behavior of individual and institutional investors. The Review of Financial Studies, 21(2):785–818.</w:t>
       </w:r>
       <w:bookmarkEnd w:id="109"/>
     </w:p>
@@ -19179,7 +19185,8 @@
         <w:rPr>
           <w:rFonts w:cs="Times New Roman"/>
         </w:rPr>
-        <w:t>&lt;a id="ref-11"&gt;&lt;/a&gt;&lt;a id="ref-baumeister2002"&gt;&lt;/a&gt;11. Baumeister, R. F. (2002). Yielding to temptation: Self-control failure, impulsive purchasing, and consumer behavior. Journal of Consumer Research, 28(4):670–676.</w:t>
+        <w:lastRenderedPageBreak/>
+        <w:t>&lt;a id="ref-11"&gt;&lt;/a&gt;11. Baumeister, R. F. (2002). Yielding to temptation: Self-control failure, impulsive purchasing, and consumer behavior. Journal of Consumer Research, 28(4):670–676.</w:t>
       </w:r>
       <w:bookmarkEnd w:id="110"/>
     </w:p>
@@ -19194,7 +19201,7 @@
         <w:rPr>
           <w:rFonts w:cs="Times New Roman"/>
         </w:rPr>
-        <w:t>&lt;a id="ref-12"&gt;&lt;/a&gt;&lt;a id="ref-baur2018"&gt;&lt;/a&gt;12. Baur, D. G., Dimpfl, T., and Kuck, K. (2018). Bitcoin, gold and the US dollar – a replication and extension. Finance Research Letters, 25:103–110.</w:t>
+        <w:t>&lt;a id="ref-12"&gt;&lt;/a&gt;12. Baur, D. G., Dimpfl, T., and Kuck, K. (2018). Bitcoin, gold and the US dollar – a replication and extension. Finance Research Letters, 25:103–110.</w:t>
       </w:r>
       <w:bookmarkEnd w:id="111"/>
     </w:p>
@@ -19204,12 +19211,12 @@
         <w:ind w:left="709" w:hanging="709"/>
         <w:jc w:val="both"/>
       </w:pPr>
-      <w:bookmarkStart w:id="112" w:name="Ref_beatty1998impulse"/>
-      <w:r>
-        <w:rPr>
-          <w:rFonts w:cs="Times New Roman"/>
-        </w:rPr>
-        <w:t>&lt;a id="ref-13"&gt;&lt;/a&gt;&lt;a id="ref-beatty1998"&gt;&lt;/a&gt;13. Beatty, S. E. and Ferrell, M. E. (1998). Impulse buying: Modeling its precursors. Journal of Retailing, 74(2):169–191.</w:t>
+      <w:bookmarkStart w:id="112" w:name="Ref_belk1995collecting"/>
+      <w:r>
+        <w:rPr>
+          <w:rFonts w:cs="Times New Roman"/>
+        </w:rPr>
+        <w:t>&lt;a id="ref-13"&gt;&lt;/a&gt;13. Belk, R. W. (1995). Collecting in a Consumer Society. Routledge, London.</w:t>
       </w:r>
       <w:bookmarkEnd w:id="112"/>
     </w:p>
@@ -19219,12 +19226,12 @@
         <w:ind w:left="709" w:hanging="709"/>
         <w:jc w:val="both"/>
       </w:pPr>
-      <w:bookmarkStart w:id="113" w:name="Ref_belk1995collecting"/>
-      <w:r>
-        <w:rPr>
-          <w:rFonts w:cs="Times New Roman"/>
-        </w:rPr>
-        <w:t>&lt;a id="ref-14"&gt;&lt;/a&gt;&lt;a id="ref-belk1995"&gt;&lt;/a&gt;14. Belk, R. W. (1995). Collecting in a Consumer Society. Routledge, London.</w:t>
+      <w:bookmarkStart w:id="113" w:name="Ref_chan2017state"/>
+      <w:r>
+        <w:rPr>
+          <w:rFonts w:cs="Times New Roman"/>
+        </w:rPr>
+        <w:t>&lt;a id="ref-14"&gt;&lt;/a&gt;14. Chan, T. K. H., Cheung, C. M. K., and Lee, Z. W. Y. (2017). The state of online impulse-buying research: A literature analysis. Information dan Management, 54(2):204–217.</w:t>
       </w:r>
       <w:bookmarkEnd w:id="113"/>
     </w:p>
@@ -19239,7 +19246,7 @@
         <w:rPr>
           <w:rFonts w:cs="Times New Roman"/>
         </w:rPr>
-        <w:t>&lt;a id="ref-15"&gt;&lt;/a&gt;&lt;a id="ref-cohen1988"&gt;&lt;/a&gt;15. Cohen, J. (1988). Statistical Power Analysis for the Behavioral Sciences. Lawrence Erlbaum Associates, Hillsdale, NJ, 2 edition.</w:t>
+        <w:t>&lt;a id="ref-15"&gt;&lt;/a&gt;15. Cohen, J. (1988). Statistical Power Analysis for the Behavioral Sciences. Lawrence Erlbaum Associates, Hillsdale, NJ, 2 edition.</w:t>
       </w:r>
       <w:bookmarkEnd w:id="114"/>
     </w:p>
@@ -19254,7 +19261,7 @@
         <w:rPr>
           <w:rFonts w:cs="Times New Roman"/>
         </w:rPr>
-        <w:t>&lt;a id="ref-16"&gt;&lt;/a&gt;&lt;a id="ref-colline2024"&gt;&lt;/a&gt;16. Colline, F. (2024). Biases in indonesian stock investor behavior. Accounting dan Finance Studies, 4(2):88–98.</w:t>
+        <w:t>&lt;a id="ref-16"&gt;&lt;/a&gt;16. Colline, F. (2024). Biases in indonesian stock investor behavior. Accounting dan Finance Studies, 4(2):88–98.</w:t>
       </w:r>
       <w:bookmarkEnd w:id="115"/>
     </w:p>
@@ -19269,7 +19276,7 @@
         <w:rPr>
           <w:rFonts w:cs="Times New Roman"/>
         </w:rPr>
-        <w:t>&lt;a id="ref-17"&gt;&lt;/a&gt;&lt;a id="ref-dewi2026"&gt;&lt;/a&gt;17. Dewi, M. M. L. S., Budoyo, V. D., and Mustikasari, F. (2026). Understanding impulse buying behavior: The case of blind box purchases in indonesia. Jurnal Locus: Penelitian dan Pengabdian, 5(2):1082–1089.</w:t>
+        <w:t>&lt;a id="ref-17"&gt;&lt;/a&gt;17. Dewi, M. M. L. S., Budoyo, V. D., and Mustikasari, F. (2026). Understanding impulse buying behavior: The case of blind box purchases in indonesia. Jurnal Locus: Penelitian dan Pengabdian, 5(2):1082–1089.</w:t>
       </w:r>
       <w:bookmarkEnd w:id="116"/>
     </w:p>
@@ -19284,7 +19291,7 @@
         <w:rPr>
           <w:rFonts w:cs="Times New Roman"/>
         </w:rPr>
-        <w:t>&lt;a id="ref-18"&gt;&lt;/a&gt;&lt;a id="ref-fama1970"&gt;&lt;/a&gt;18. Fama, E. F. (1970). Efficient capital markets: A review of theory and empirical work. The Journal of Finance, 25(2):383–417.</w:t>
+        <w:t>&lt;a id="ref-18"&gt;&lt;/a&gt;18. Fama, E. F. (1970). Efficient capital markets: A review of theory and empirical work. The Journal of Finance, 25(2):383–417.</w:t>
       </w:r>
       <w:bookmarkEnd w:id="117"/>
     </w:p>
@@ -19299,7 +19306,7 @@
         <w:rPr>
           <w:rFonts w:cs="Times New Roman"/>
         </w:rPr>
-        <w:t>&lt;a id="ref-19"&gt;&lt;/a&gt;&lt;a id="ref-gao2014"&gt;&lt;/a&gt;19. Gao, L., Huang, Y., and Simonson, I. (2014). The influence of initial possession level on consumers' adoption of a collection goal: A tipping point effect. Journal of Marketing, 78:143–156.</w:t>
+        <w:t>&lt;a id="ref-19"&gt;&lt;/a&gt;19. Gao, L., Huang, Y., and Simonson, I. (2014). The influence of initial possession level on consumers' adoption of a collection goal: A tipping point effect. Journal of Marketing, 78:143–156.</w:t>
       </w:r>
       <w:bookmarkEnd w:id="118"/>
     </w:p>
@@ -19314,7 +19321,7 @@
         <w:rPr>
           <w:rFonts w:cs="Times New Roman"/>
         </w:rPr>
-        <w:t>&lt;a id="ref-20"&gt;&lt;/a&gt;&lt;a id="ref-ghozali2018"&gt;&lt;/a&gt;20. Ghozali, I. (2018). Aplikasi Analisis Multivariate dengan Program IBM SPSS 25. Badan Penerbit Universitas Diponegoro, Semarang, 9 edition.</w:t>
+        <w:t>&lt;a id="ref-20"&gt;&lt;/a&gt;20. Ghozali, I. (2018). Aplikasi Analisis Multivariate dengan Program IBM SPSS 25. Badan Penerbit Universitas Diponegoro, Semarang, 9 edition.</w:t>
       </w:r>
       <w:bookmarkEnd w:id="119"/>
     </w:p>
@@ -19329,7 +19336,7 @@
         <w:rPr>
           <w:rFonts w:cs="Times New Roman"/>
         </w:rPr>
-        <w:t>&lt;a id="ref-21"&gt;&lt;/a&gt;&lt;a id="ref-gong2024"&gt;&lt;/a&gt;21. Gong, X., Yee, C. L., Lee, S. Y., Saif, A. N. M., Liu, M., and Anonthi, F. (2024). Unveiling the enigma of blind box impulse buying curiosity: The moderating role of price consciousness. Heliyon, 10(24):e40564.</w:t>
+        <w:t>&lt;a id="ref-21"&gt;&lt;/a&gt;21. Gong, X., Yee, C. L., Lee, S. Y., Saif, A. N. M., Liu, M., and Anonthi, F. (2024). Unveiling the enigma of blind box impulse buying curiosity: The moderating role of price consciousness. Heliyon, 10(24):e40564.</w:t>
       </w:r>
       <w:bookmarkEnd w:id="120"/>
     </w:p>
@@ -19344,8 +19351,7 @@
         <w:rPr>
           <w:rFonts w:cs="Times New Roman"/>
         </w:rPr>
-        <w:lastRenderedPageBreak/>
-        <w:t>&lt;a id="ref-22"&gt;&lt;/a&gt;&lt;a id="ref-green1991"&gt;&lt;/a&gt;22. Green, S. B. (1991). How many subjects does it take to do a regression analysis? Multivariate Behavioral Research, 26(3):499–510.</w:t>
+        <w:t>&lt;a id="ref-22"&gt;&lt;/a&gt;22. Green, S. B. (1991). How many subjects does it take to do a regression analysis? Multivariate Behavioral Research, 26(3):499–510.</w:t>
       </w:r>
       <w:bookmarkEnd w:id="121"/>
     </w:p>
@@ -19360,6 +19366,7 @@
         <w:rPr>
           <w:rFonts w:cs="Times New Roman"/>
         </w:rPr>
+        <w:lastRenderedPageBreak/>
         <w:t>&lt;a id="ref-23"&gt;&lt;/a&gt;23. Gültekin, B. and Özer, L. (2012). The influence of hedonic motives and browsing on impulse buying. Journal of Economics dan Behavioral Studies, 4(3):180–189.</w:t>
       </w:r>
       <w:bookmarkEnd w:id="122"/>
@@ -19375,7 +19382,7 @@
         <w:rPr>
           <w:rFonts w:cs="Times New Roman"/>
         </w:rPr>
-        <w:t>&lt;a id="ref-24"&gt;&lt;/a&gt;&lt;a id="ref-hair2019"&gt;&lt;/a&gt;24. Hair, J. F., Black, W. C., Babin, B. J., and Anderson, R. E. (2019). Multivariate Data Analysis. Cengage Learning, Boston, MA, 8th edition.</w:t>
+        <w:t>&lt;a id="ref-24"&gt;&lt;/a&gt;24. Hair, J. F., Black, W. C., Babin, B. J., and Anderson, R. E. (2019). Multivariate Data Analysis. Cengage Learning, Boston, MA, 8th edition.</w:t>
       </w:r>
       <w:bookmarkEnd w:id="123"/>
     </w:p>
@@ -19390,7 +19397,7 @@
         <w:rPr>
           <w:rFonts w:cs="Times New Roman"/>
         </w:rPr>
-        <w:t>&lt;a id="ref-25"&gt;&lt;/a&gt;&lt;a id="ref-hayes2018"&gt;&lt;/a&gt;25. Hayes, A. F. (2018). Introduction to Mediation, Moderation, and Conditional Process Analysis: A Regression-Based Approach. The Guilford Press, New York, 2nd edition.</w:t>
+        <w:t>&lt;a id="ref-25"&gt;&lt;/a&gt;25. Hayes, A. F. (2018). Introduction to Mediation, Moderation, and Conditional Process Analysis: A Regression-Based Approach. The Guilford Press, New York, 2nd edition.</w:t>
       </w:r>
       <w:bookmarkEnd w:id="124"/>
     </w:p>
@@ -19405,7 +19412,7 @@
         <w:rPr>
           <w:rFonts w:cs="Times New Roman"/>
         </w:rPr>
-        <w:t>&lt;a id="ref-26"&gt;&lt;/a&gt;&lt;a id="ref-hirschman1982"&gt;&lt;/a&gt;26. Hirschman, E. C. and Holbrook, M. B. (1982). Hedonic consumption: Emerging concepts, methods and propositions. Journal of Marketing, 46(3):92–101.</w:t>
+        <w:t>&lt;a id="ref-26"&gt;&lt;/a&gt;26. Hirschman, E. C. and Holbrook, M. B. (1982). Hedonic consumption: Emerging concepts, methods and propositions. Journal of Marketing, 46(3):92–101.</w:t>
       </w:r>
       <w:bookmarkEnd w:id="125"/>
     </w:p>
@@ -19415,12 +19422,12 @@
         <w:ind w:left="709" w:hanging="709"/>
         <w:jc w:val="both"/>
       </w:pPr>
-      <w:bookmarkStart w:id="126" w:name="Ref_kahneman1979prospect"/>
-      <w:r>
-        <w:rPr>
-          <w:rFonts w:cs="Times New Roman"/>
-        </w:rPr>
-        <w:t>&lt;a id="ref-27"&gt;&lt;/a&gt;&lt;a id="ref-kahneman1979"&gt;&lt;/a&gt;27. Kahneman, D. and Tversky, A. (1979). Prospect theory: An analysis of decision under risk. Econometrica, 47(2):263–292.</w:t>
+      <w:bookmarkStart w:id="126" w:name="Ref_iyer2020impulse"/>
+      <w:r>
+        <w:rPr>
+          <w:rFonts w:cs="Times New Roman"/>
+        </w:rPr>
+        <w:t>&lt;a id="ref-27"&gt;&lt;/a&gt;27. Iyer, G. R., Blut, M., Xiao, S. H., and Grewal, D. (2020). Impulse buying: A meta-analytic review. Journal of the Academy of Marketing Science, 48(3):384–404.</w:t>
       </w:r>
       <w:bookmarkEnd w:id="126"/>
     </w:p>
@@ -19430,12 +19437,12 @@
         <w:ind w:left="709" w:hanging="709"/>
         <w:jc w:val="both"/>
       </w:pPr>
-      <w:bookmarkStart w:id="127" w:name="Ref_katauke2023financial"/>
-      <w:r>
-        <w:rPr>
-          <w:rFonts w:cs="Times New Roman"/>
-        </w:rPr>
-        <w:t>&lt;a id="ref-28"&gt;&lt;/a&gt;&lt;a id="ref-katauke2023"&gt;&lt;/a&gt;28. Katauke, T., Fukuda, S., Khan, M. S. R., and Kadoya, Y. (2023). Financial literacy and impulsivity: Evidence from Japan. Sustainability, 15(9):7267.</w:t>
+      <w:bookmarkStart w:id="127" w:name="Ref_kahneman1979prospect"/>
+      <w:r>
+        <w:rPr>
+          <w:rFonts w:cs="Times New Roman"/>
+        </w:rPr>
+        <w:t>&lt;a id="ref-28"&gt;&lt;/a&gt;28. Kahneman, D. and Tversky, A. (1979). Prospect theory: An analysis of decision under risk. Econometrica, 47(2):263–292.</w:t>
       </w:r>
       <w:bookmarkEnd w:id="127"/>
     </w:p>
@@ -19445,12 +19452,12 @@
         <w:ind w:left="709" w:hanging="709"/>
         <w:jc w:val="both"/>
       </w:pPr>
-      <w:bookmarkStart w:id="128" w:name="Ref_keynes1936general"/>
-      <w:r>
-        <w:rPr>
-          <w:rFonts w:cs="Times New Roman"/>
-        </w:rPr>
-        <w:t>&lt;a id="ref-29"&gt;&lt;/a&gt;&lt;a id="ref-keynes1936"&gt;&lt;/a&gt;29. Keynes, J. M. (1936). The General Theory of Employment, Interest dan Money. Macmillan, London.</w:t>
+      <w:bookmarkStart w:id="128" w:name="Ref_katauke2023financial"/>
+      <w:r>
+        <w:rPr>
+          <w:rFonts w:cs="Times New Roman"/>
+        </w:rPr>
+        <w:t>&lt;a id="ref-29"&gt;&lt;/a&gt;29. Katauke, T., Fukuda, S., Khan, M. S. R., and Kadoya, Y. (2023). Financial literacy and impulsivity: Evidence from Japan. Sustainability, 15(9):7267.</w:t>
       </w:r>
       <w:bookmarkEnd w:id="128"/>
     </w:p>
@@ -19460,12 +19467,12 @@
         <w:ind w:left="709" w:hanging="709"/>
         <w:jc w:val="both"/>
       </w:pPr>
-      <w:bookmarkStart w:id="129" w:name="Ref_lienardy2026role"/>
-      <w:r>
-        <w:rPr>
-          <w:rFonts w:cs="Times New Roman"/>
-        </w:rPr>
-        <w:t>&lt;a id="ref-30"&gt;&lt;/a&gt;&lt;a id="ref-lienardy2026"&gt;&lt;/a&gt;30. Lienardy, G. V. and Panasea, I. G. N. O. (2026). The role of self-control in moderating the influence of shopping lifestyle and hedonistic behavior on impulsive buying. Business dan Investment Review, 4(3).</w:t>
+      <w:bookmarkStart w:id="129" w:name="Ref_keynes1936general"/>
+      <w:r>
+        <w:rPr>
+          <w:rFonts w:cs="Times New Roman"/>
+        </w:rPr>
+        <w:t>&lt;a id="ref-30"&gt;&lt;/a&gt;30. Keynes, J. M. (1936). The General Theory of Employment, Interest dan Money. Macmillan, London.</w:t>
       </w:r>
       <w:bookmarkEnd w:id="129"/>
     </w:p>
@@ -19475,12 +19482,12 @@
         <w:ind w:left="709" w:hanging="709"/>
         <w:jc w:val="both"/>
       </w:pPr>
-      <w:bookmarkStart w:id="130" w:name="Ref_long2000consuming"/>
-      <w:r>
-        <w:rPr>
-          <w:rFonts w:cs="Times New Roman"/>
-        </w:rPr>
-        <w:t>&lt;a id="ref-31"&gt;&lt;/a&gt;&lt;a id="ref-long2000"&gt;&lt;/a&gt;31. Long, M. M. and Schiffman, L. G. (2000). Consumption values and relationships: segmenting the market for frequency programs. Journal of Consumer Marketing, 17(3):214–229.</w:t>
+      <w:bookmarkStart w:id="130" w:name="Ref_lienardy2026role"/>
+      <w:r>
+        <w:rPr>
+          <w:rFonts w:cs="Times New Roman"/>
+        </w:rPr>
+        <w:t>&lt;a id="ref-31"&gt;&lt;/a&gt;31. Lienardy, G. V. and Panasea, I. G. N. O. (2026). The role of self-control in moderating the influence of shopping lifestyle and hedonistic behavior on impulsive buying. Business dan Investment Review, 4(3).</w:t>
       </w:r>
       <w:bookmarkEnd w:id="130"/>
     </w:p>
@@ -19495,7 +19502,7 @@
         <w:rPr>
           <w:rFonts w:cs="Times New Roman"/>
         </w:rPr>
-        <w:t>&lt;a id="ref-32"&gt;&lt;/a&gt;&lt;a id="ref-mehrabian1974"&gt;&lt;/a&gt;32. Mehrabian, A. and Russell, J. A. (1974). An Approach to Environmental Psychology. MIT Press, Cambridge, MA.</w:t>
+        <w:t>&lt;a id="ref-32"&gt;&lt;/a&gt;32. Mehrabian, A. and Russell, J. A. (1974). An Approach to Environmental Psychology. MIT Press, Cambridge, MA.</w:t>
       </w:r>
       <w:bookmarkEnd w:id="131"/>
     </w:p>
@@ -19505,19 +19512,33 @@
         <w:ind w:left="709" w:hanging="709"/>
         <w:jc w:val="both"/>
       </w:pPr>
-      <w:bookmarkStart w:id="132" w:name="Ref_peck2006if"/>
-      <w:r>
-        <w:rPr>
-          <w:rFonts w:cs="Times New Roman"/>
-        </w:rPr>
-        <w:t xml:space="preserve">&lt;a id="ref-33"&gt;&lt;/a&gt;&lt;a id="ref-peck2006"&gt;&lt;/a&gt;33. Peck, J. and Childers, T. L. (2006). If i touch it i have to have it: Individual and environmental </w:t>
-      </w:r>
-      <w:r>
-        <w:rPr>
-          <w:rFonts w:cs="Times New Roman"/>
-        </w:rPr>
-        <w:lastRenderedPageBreak/>
-        <w:t>influences on impulse purchasing. Journal of Business Research, 59(6):765–769.</w:t>
+      <w:bookmarkStart w:id="132" w:name="Ref_pranggabayu2022pengaruh"/>
+      <w:r>
+        <w:rPr>
+          <w:rFonts w:cs="Times New Roman"/>
+        </w:rPr>
+        <w:t>&lt;a id="ref-33"&gt;&lt;/a&gt;33. The Pokémon Company (2024). Corporate business data and trading card game historical production statistics. Laporan Resmi Korporat, Tokyo: The Pokémon Company. Tersedia di:</w:t>
+      </w:r>
+      <w:r>
+        <w:rPr>
+          <w:rFonts w:cs="Times New Roman"/>
+        </w:rPr>
+        <w:t xml:space="preserve"> </w:t>
+      </w:r>
+      <w:hyperlink r:id="rId18">
+        <w:r>
+          <w:rPr>
+            <w:color w:val="0563C1"/>
+            <w:u w:val="single"/>
+          </w:rPr>
+          <w:t>https://corporate.pokemon.co.jp/en/aboutus/figures/</w:t>
+        </w:r>
+      </w:hyperlink>
+      <w:r>
+        <w:rPr>
+          <w:rFonts w:cs="Times New Roman"/>
+        </w:rPr>
+        <w:t xml:space="preserve"> (Diakses 15 Januari 2025).</w:t>
       </w:r>
       <w:bookmarkEnd w:id="132"/>
     </w:p>
@@ -19527,12 +19548,12 @@
         <w:ind w:left="709" w:hanging="709"/>
         <w:jc w:val="both"/>
       </w:pPr>
-      <w:bookmarkStart w:id="133" w:name="Ref_pranggabayu2022pengaruh"/>
-      <w:r>
-        <w:rPr>
-          <w:rFonts w:cs="Times New Roman"/>
-        </w:rPr>
-        <w:t>&lt;a id="ref-34"&gt;&lt;/a&gt;&lt;a id="ref-pranggabayu2022"&gt;&lt;/a&gt;34. Pranggabayu, B. and Andjarwati, A. L. (2022). Pengaruh hedonic shopping motivation dan store atmosphere terhadap impulsive buying. Sibatik Journal, 1(6):951–966.</w:t>
+      <w:bookmarkStart w:id="133" w:name="Ref_pricecharting2024"/>
+      <w:r>
+        <w:rPr>
+          <w:rFonts w:cs="Times New Roman"/>
+        </w:rPr>
+        <w:t>&lt;a id="ref-34"&gt;&lt;/a&gt;34. Pranggabayu, B. and Andjarwati, A. L. (2022). Pengaruh hedonic shopping motivation dan store atmosphere terhadap impulsive buying. Sibatik Journal, 1(6):951–966.</w:t>
       </w:r>
       <w:bookmarkEnd w:id="133"/>
     </w:p>
@@ -19542,12 +19563,13 @@
         <w:ind w:left="709" w:hanging="709"/>
         <w:jc w:val="both"/>
       </w:pPr>
-      <w:bookmarkStart w:id="134" w:name="Ref_pricecharting2024"/>
-      <w:r>
-        <w:rPr>
-          <w:rFonts w:cs="Times New Roman"/>
-        </w:rPr>
-        <w:t>&lt;a id="ref-35"&gt;&lt;/a&gt;&lt;a id="ref-pricecharting2024"&gt;&lt;/a&gt;35. PriceCharting (2024). Pokémon shining fates card price guide: Historical market values for ungraded and psa 10 graded cards. PriceCharting Historical Collectibles Database, New York. Tersedia di:</w:t>
+      <w:bookmarkStart w:id="134" w:name="Ref_qu2023impulse"/>
+      <w:r>
+        <w:rPr>
+          <w:rFonts w:cs="Times New Roman"/>
+        </w:rPr>
+        <w:lastRenderedPageBreak/>
+        <w:t>&lt;a id="ref-35"&gt;&lt;/a&gt;35. PriceCharting (2024). Pokémon shining fates card price guide: Historical market values for ungraded and psa 10 graded cards. PriceCharting Historical Collectibles Database, New York. Tersedia di:</w:t>
       </w:r>
       <w:r>
         <w:rPr>
@@ -19555,7 +19577,7 @@
         </w:rPr>
         <w:t xml:space="preserve"> </w:t>
       </w:r>
-      <w:hyperlink r:id="rId18">
+      <w:hyperlink r:id="rId19">
         <w:r>
           <w:rPr>
             <w:color w:val="0563C1"/>
@@ -19583,7 +19605,7 @@
         <w:rPr>
           <w:rFonts w:cs="Times New Roman"/>
         </w:rPr>
-        <w:t>&lt;a id="ref-36"&gt;&lt;/a&gt;&lt;a id="ref-rook1987"&gt;&lt;/a&gt;36. Rook, D. W. (1987). The buying impulse. Journal of Consumer Research, 14(2):189–199.</w:t>
+        <w:t>&lt;a id="ref-36"&gt;&lt;/a&gt;36. Qu, Y., Khan, J., Su, Y., Tong, J., and Zhao, S. (2023). Impulse buying tendency in live-stream commerce: The role of viewing frequency and anticipated emotions influencing scarcity-induced purchase decision. Journal of Retailing dan Consumer Services, 75:103534.</w:t>
       </w:r>
       <w:bookmarkEnd w:id="135"/>
     </w:p>
@@ -19598,7 +19620,7 @@
         <w:rPr>
           <w:rFonts w:cs="Times New Roman"/>
         </w:rPr>
-        <w:t>&lt;a id="ref-37"&gt;&lt;/a&gt;&lt;a id="ref-rook1995"&gt;&lt;/a&gt;37. Rook, D. W. and Fisher, R. J. (1995). Normative influences on impulsive buying behavior. Journal of Consumer Research, 22(3):305–313.</w:t>
+        <w:t>&lt;a id="ref-37"&gt;&lt;/a&gt;37. Rook, D. W. (1987). The buying impulse. Journal of Consumer Research, 14(2):189–199.</w:t>
       </w:r>
       <w:bookmarkEnd w:id="136"/>
     </w:p>
@@ -19613,7 +19635,7 @@
         <w:rPr>
           <w:rFonts w:cs="Times New Roman"/>
         </w:rPr>
-        <w:t>&lt;a id="ref-38"&gt;&lt;/a&gt;&lt;a id="ref-sekaran2016"&gt;&lt;/a&gt;38. Sekaran, U. and Bougie, R. (2016). Research Methods for Business: A Skill-Building Approach. John Wiley dan Sons, Chichester, West Sussex, 7th edition.</w:t>
+        <w:t>&lt;a id="ref-38"&gt;&lt;/a&gt;38. Rook, D. W. and Fisher, R. J. (1995). Normative influences on impulsive buying behavior. Journal of Consumer Research, 22(3):305–313.</w:t>
       </w:r>
       <w:bookmarkEnd w:id="137"/>
     </w:p>
@@ -19628,7 +19650,7 @@
         <w:rPr>
           <w:rFonts w:cs="Times New Roman"/>
         </w:rPr>
-        <w:t>&lt;a id="ref-39"&gt;&lt;/a&gt;&lt;a id="ref-shiller2000"&gt;&lt;/a&gt;39. Shiller, R. J. (2000). Irrational Exuberance. Princeton University Press, Princeton, NJ.</w:t>
+        <w:t>&lt;a id="ref-39"&gt;&lt;/a&gt;39. Sekaran, U. and Bougie, R. (2016). Research Methods for Business: A Skill-Building Approach. John Wiley dan Sons, Chichester, West Sussex, 7th edition.</w:t>
       </w:r>
       <w:bookmarkEnd w:id="138"/>
     </w:p>
@@ -19643,7 +19665,7 @@
         <w:rPr>
           <w:rFonts w:cs="Times New Roman"/>
         </w:rPr>
-        <w:t>&lt;a id="ref-40"&gt;&lt;/a&gt;&lt;a id="ref-simon1955"&gt;&lt;/a&gt;40. Simon, H. A. (1955). A behavioral model of rational choice. The Quarterly Journal of Economics, 69(1):99–118.</w:t>
+        <w:t>&lt;a id="ref-40"&gt;&lt;/a&gt;40. Shiller, R. J. (2000). Irrational Exuberance. Princeton University Press, Princeton, NJ.</w:t>
       </w:r>
       <w:bookmarkEnd w:id="139"/>
     </w:p>
@@ -19653,12 +19675,12 @@
         <w:ind w:left="709" w:hanging="709"/>
         <w:jc w:val="both"/>
       </w:pPr>
-      <w:bookmarkStart w:id="140" w:name="Ref_spero2004approach"/>
-      <w:r>
-        <w:rPr>
-          <w:rFonts w:cs="Times New Roman"/>
-        </w:rPr>
-        <w:t>&lt;a id="ref-41"&gt;&lt;/a&gt;&lt;a id="ref-spero2004"&gt;&lt;/a&gt;41. Spero, I. and Stone, M. (2004). Agents of change: how young consumers are changing the world of marketing. Qualitative Market Research: An International Journal, 7(2):153–159.</w:t>
+      <w:bookmarkStart w:id="140" w:name="Ref_statista2024pokemon"/>
+      <w:r>
+        <w:rPr>
+          <w:rFonts w:cs="Times New Roman"/>
+        </w:rPr>
+        <w:t>&lt;a id="ref-41"&gt;&lt;/a&gt;41. Simon, H. A. (1955). A behavioral model of rational choice. The Quarterly Journal of Economics, 69(1):99–118.</w:t>
       </w:r>
       <w:bookmarkEnd w:id="140"/>
     </w:p>
@@ -19668,12 +19690,12 @@
         <w:ind w:left="709" w:hanging="709"/>
         <w:jc w:val="both"/>
       </w:pPr>
-      <w:bookmarkStart w:id="141" w:name="Ref_statista2024pokemon"/>
-      <w:r>
-        <w:rPr>
-          <w:rFonts w:cs="Times New Roman"/>
-        </w:rPr>
-        <w:t>&lt;a id="ref-42"&gt;&lt;/a&gt;&lt;a id="ref-statista2021"&gt;&lt;/a&gt;42. Statista (2021). Top 10 highest-grossing media franchises worldwide of all time. Statista Chart 24277, Consumer Market Insights dan Research, New York: Statista Inc. (terbit Februari 2021). Tersedia di:</w:t>
+      <w:bookmarkStart w:id="141" w:name="Ref_stern1962significance"/>
+      <w:r>
+        <w:rPr>
+          <w:rFonts w:cs="Times New Roman"/>
+        </w:rPr>
+        <w:t>&lt;a id="ref-42"&gt;&lt;/a&gt;42. Statista (2021). Top 10 highest-grossing media franchises worldwide of all time. Statista Chart 24277, Consumer Market Insights dan Research, New York: Statista Inc. (terbit Februari 2021). Tersedia di:</w:t>
       </w:r>
       <w:r>
         <w:rPr>
@@ -19681,7 +19703,7 @@
         </w:rPr>
         <w:t xml:space="preserve"> </w:t>
       </w:r>
-      <w:hyperlink r:id="rId19">
+      <w:hyperlink r:id="rId20">
         <w:r>
           <w:rPr>
             <w:color w:val="0563C1"/>
@@ -19704,12 +19726,12 @@
         <w:ind w:left="709" w:hanging="709"/>
         <w:jc w:val="both"/>
       </w:pPr>
-      <w:bookmarkStart w:id="142" w:name="Ref_stern1962significance"/>
-      <w:r>
-        <w:rPr>
-          <w:rFonts w:cs="Times New Roman"/>
-        </w:rPr>
-        <w:t>&lt;a id="ref-43"&gt;&lt;/a&gt;&lt;a id="ref-stern1962"&gt;&lt;/a&gt;43. Stern, H. (1962). The significance of impulse buying today. Journal of Marketing, 26(2):59–62.</w:t>
+      <w:bookmarkStart w:id="142" w:name="Ref_sugiyono2019metode"/>
+      <w:r>
+        <w:rPr>
+          <w:rFonts w:cs="Times New Roman"/>
+        </w:rPr>
+        <w:t>&lt;a id="ref-43"&gt;&lt;/a&gt;43. Stern, H. (1962). The significance of impulse buying today. Journal of Marketing, 26(2):59–62.</w:t>
       </w:r>
       <w:bookmarkEnd w:id="142"/>
     </w:p>
@@ -19719,12 +19741,12 @@
         <w:ind w:left="709" w:hanging="709"/>
         <w:jc w:val="both"/>
       </w:pPr>
-      <w:bookmarkStart w:id="143" w:name="Ref_sugiyono2019metode"/>
-      <w:r>
-        <w:rPr>
-          <w:rFonts w:cs="Times New Roman"/>
-        </w:rPr>
-        <w:t>&lt;a id="ref-44"&gt;&lt;/a&gt;&lt;a id="ref-sugiyono2019"&gt;&lt;/a&gt;44. Sugiyono (2019). Metode Penelitian Kuantitatif, Kualitatif, dan R&amp;D. Alfabeta, Bandung.</w:t>
+      <w:bookmarkStart w:id="143" w:name="Ref_sultan2012building"/>
+      <w:r>
+        <w:rPr>
+          <w:rFonts w:cs="Times New Roman"/>
+        </w:rPr>
+        <w:t>&lt;a id="ref-44"&gt;&lt;/a&gt;44. Sugiyono (2019). Metode Penelitian Kuantitatif, Kualitatif, dan R&amp;D. Alfabeta, Bandung.</w:t>
       </w:r>
       <w:bookmarkEnd w:id="143"/>
     </w:p>
@@ -19734,13 +19756,12 @@
         <w:ind w:left="709" w:hanging="709"/>
         <w:jc w:val="both"/>
       </w:pPr>
-      <w:bookmarkStart w:id="144" w:name="Ref_sultan2012building"/>
-      <w:r>
-        <w:rPr>
-          <w:rFonts w:cs="Times New Roman"/>
-        </w:rPr>
-        <w:lastRenderedPageBreak/>
-        <w:t>&lt;a id="ref-45"&gt;&lt;/a&gt;&lt;a id="ref-sultan2012"&gt;&lt;/a&gt;45. Sultan, A. J., Joireman, J., and Sprott, D. E. (2012). Building consumer self-control: The effect of self-control exercises on impulse buying urges. Marketing Letters, 23(1):61–72.</w:t>
+      <w:bookmarkStart w:id="144" w:name="Ref_tangney2004high"/>
+      <w:r>
+        <w:rPr>
+          <w:rFonts w:cs="Times New Roman"/>
+        </w:rPr>
+        <w:t>&lt;a id="ref-45"&gt;&lt;/a&gt;45. Sultan, A. J., Joireman, J., and Sprott, D. E. (2012). Building consumer self-control: The effect of self-control exercises on impulse buying urges. Marketing Letters, 23(1):61–72.</w:t>
       </w:r>
       <w:bookmarkEnd w:id="144"/>
     </w:p>
@@ -19750,12 +19771,12 @@
         <w:ind w:left="709" w:hanging="709"/>
         <w:jc w:val="both"/>
       </w:pPr>
-      <w:bookmarkStart w:id="145" w:name="Ref_tangney2004high"/>
-      <w:r>
-        <w:rPr>
-          <w:rFonts w:cs="Times New Roman"/>
-        </w:rPr>
-        <w:t>&lt;a id="ref-46"&gt;&lt;/a&gt;&lt;a id="ref-tangney2004"&gt;&lt;/a&gt;46. Tangney, J. P., Baumeister, R. F., and Boone, A. L. (2004). High self-control predicts good adjustment, less pathology, better grades, and interpersonal success. Journal of Personality, 72(2):271–324.</w:t>
+      <w:bookmarkStart w:id="145" w:name="Ref_thaler1985mental"/>
+      <w:r>
+        <w:rPr>
+          <w:rFonts w:cs="Times New Roman"/>
+        </w:rPr>
+        <w:t>&lt;a id="ref-46"&gt;&lt;/a&gt;46. Tangney, J. P., Baumeister, R. F., and Boone, A. L. (2004). High self-control predicts good adjustment, less pathology, better grades, and interpersonal success. Journal of Personality, 72(2):271–324.</w:t>
       </w:r>
       <w:bookmarkEnd w:id="145"/>
     </w:p>
@@ -19765,12 +19786,13 @@
         <w:ind w:left="709" w:hanging="709"/>
         <w:jc w:val="both"/>
       </w:pPr>
-      <w:bookmarkStart w:id="146" w:name="Ref_thaler1985mental"/>
-      <w:r>
-        <w:rPr>
-          <w:rFonts w:cs="Times New Roman"/>
-        </w:rPr>
-        <w:t>&lt;a id="ref-47"&gt;&lt;/a&gt;&lt;a id="ref-thaler1985"&gt;&lt;/a&gt;47. Thaler, R. (1985). Mental accounting and consumer choice. Marketing Science, 4(3):199–214.</w:t>
+      <w:bookmarkStart w:id="146" w:name="Ref_thaler1981economic"/>
+      <w:r>
+        <w:rPr>
+          <w:rFonts w:cs="Times New Roman"/>
+        </w:rPr>
+        <w:lastRenderedPageBreak/>
+        <w:t>&lt;a id="ref-47"&gt;&lt;/a&gt;47. Thaler, R. (1985). Mental accounting and consumer choice. Marketing Science, 4(3):199–214.</w:t>
       </w:r>
       <w:bookmarkEnd w:id="146"/>
     </w:p>
@@ -19780,12 +19802,12 @@
         <w:ind w:left="709" w:hanging="709"/>
         <w:jc w:val="both"/>
       </w:pPr>
-      <w:bookmarkStart w:id="147" w:name="Ref_thaler1981economic"/>
-      <w:r>
-        <w:rPr>
-          <w:rFonts w:cs="Times New Roman"/>
-        </w:rPr>
-        <w:t>&lt;a id="ref-48"&gt;&lt;/a&gt;&lt;a id="ref-thaler1981"&gt;&lt;/a&gt;48. Thaler, R. H. and Shefrin, H. M. (1981). An economic theory of self-control. Journal of Political Economy, 89(2):392–406.</w:t>
+      <w:bookmarkStart w:id="147" w:name="Ref_pokemoncompany2024"/>
+      <w:r>
+        <w:rPr>
+          <w:rFonts w:cs="Times New Roman"/>
+        </w:rPr>
+        <w:t>&lt;a id="ref-48"&gt;&lt;/a&gt;48. Thaler, R. H. and Shefrin, H. M. (1981). An economic theory of self-control. Journal of Political Economy, 89(2):392–406.</w:t>
       </w:r>
       <w:bookmarkEnd w:id="147"/>
     </w:p>
@@ -19795,33 +19817,12 @@
         <w:ind w:left="709" w:hanging="709"/>
         <w:jc w:val="both"/>
       </w:pPr>
-      <w:bookmarkStart w:id="148" w:name="Ref_pokemoncompany2024"/>
-      <w:r>
-        <w:rPr>
-          <w:rFonts w:cs="Times New Roman"/>
-        </w:rPr>
-        <w:t>&lt;a id="ref-49"&gt;&lt;/a&gt;&lt;a id="ref-the2024"&gt;&lt;/a&gt;49. The Pokémon Company (2024). Corporate business data and trading card game historical production statistics. Laporan Resmi Korporat, Tokyo: The Pokémon Company. Tersedia di:</w:t>
-      </w:r>
-      <w:r>
-        <w:rPr>
-          <w:rFonts w:cs="Times New Roman"/>
-        </w:rPr>
-        <w:t xml:space="preserve"> </w:t>
-      </w:r>
-      <w:hyperlink r:id="rId20">
-        <w:r>
-          <w:rPr>
-            <w:color w:val="0563C1"/>
-            <w:u w:val="single"/>
-          </w:rPr>
-          <w:t>https://corporate.pokemon.co.jp/en/aboutus/figures/</w:t>
-        </w:r>
-      </w:hyperlink>
-      <w:r>
-        <w:rPr>
-          <w:rFonts w:cs="Times New Roman"/>
-        </w:rPr>
-        <w:t xml:space="preserve"> (Diakses 15 Januari 2025).</w:t>
+      <w:bookmarkStart w:id="148" w:name="Ref_tirtayasa2020effect"/>
+      <w:r>
+        <w:rPr>
+          <w:rFonts w:cs="Times New Roman"/>
+        </w:rPr>
+        <w:t>&lt;a id="ref-49"&gt;&lt;/a&gt;49. Tirtayasa, S., Nevianda, M., and Syahrial, H. (2020). The effect of hedonic shopping motivation, shopping lifestyle and fashion involvement with impulse buying. International Journal of Business Economics, 2(1):18–28.</w:t>
       </w:r>
       <w:bookmarkEnd w:id="148"/>
     </w:p>
@@ -19831,12 +19832,12 @@
         <w:ind w:left="709" w:hanging="709"/>
         <w:jc w:val="both"/>
       </w:pPr>
-      <w:bookmarkStart w:id="149" w:name="Ref_tirtayasa2020effect"/>
-      <w:r>
-        <w:rPr>
-          <w:rFonts w:cs="Times New Roman"/>
-        </w:rPr>
-        <w:t>&lt;a id="ref-50"&gt;&lt;/a&gt;&lt;a id="ref-tirtayasa2020"&gt;&lt;/a&gt;50. Tirtayasa, S., Nevianda, M., and Syahrial, H. (2020). The effect of hedonic shopping motivation, shopping lifestyle and fashion involvement with impulse buying. International Journal of Business Economics, 2(1):18–28.</w:t>
+      <w:bookmarkStart w:id="149" w:name="Ref_verplanken2001individual"/>
+      <w:r>
+        <w:rPr>
+          <w:rFonts w:cs="Times New Roman"/>
+        </w:rPr>
+        <w:t>&lt;a id="ref-50"&gt;&lt;/a&gt;50. Verplanken, B. and Herabadi, A. (2001). Individual differences in impulse buying tendency: Feeling and no thinking. European Journal of Personality, 15(S1):S71–S83.</w:t>
       </w:r>
       <w:bookmarkEnd w:id="149"/>
     </w:p>
@@ -19846,12 +19847,12 @@
         <w:ind w:left="709" w:hanging="709"/>
         <w:jc w:val="both"/>
       </w:pPr>
-      <w:bookmarkStart w:id="150" w:name="Ref_verplanken2001individual"/>
-      <w:r>
-        <w:rPr>
-          <w:rFonts w:cs="Times New Roman"/>
-        </w:rPr>
-        <w:t>&lt;a id="ref-51"&gt;&lt;/a&gt;&lt;a id="ref-verplanken2001"&gt;&lt;/a&gt;51. Verplanken, B. and Herabadi, A. (2001). Individual differences in impulse buying tendency: Feeling and no thinking. European Journal of Personality, 15(S1):S71–S83.</w:t>
+      <w:bookmarkStart w:id="150" w:name="Ref_vohs2007spent"/>
+      <w:r>
+        <w:rPr>
+          <w:rFonts w:cs="Times New Roman"/>
+        </w:rPr>
+        <w:t>&lt;a id="ref-51"&gt;&lt;/a&gt;51. Vohs, K. D. and Faber, R. J. (2007). Spent resources: Self-regulatory resource depletion and impulsive buying. Journal of Consumer Research, 33(4):537–547.</w:t>
       </w:r>
       <w:bookmarkEnd w:id="150"/>
     </w:p>
@@ -19861,12 +19862,12 @@
         <w:ind w:left="709" w:hanging="709"/>
         <w:jc w:val="both"/>
       </w:pPr>
-      <w:bookmarkStart w:id="151" w:name="Ref_vohs2007spent"/>
-      <w:r>
-        <w:rPr>
-          <w:rFonts w:cs="Times New Roman"/>
-        </w:rPr>
-        <w:t>&lt;a id="ref-52"&gt;&lt;/a&gt;&lt;a id="ref-vohs2007"&gt;&lt;/a&gt;52. Vohs, K. D. and Faber, R. J. (2007). Spent resources: Self-regulatory resource depletion and impulsive buying. Journal of Consumer Research, 33(4):537–547.</w:t>
+      <w:bookmarkStart w:id="151" w:name="Ref_zeigarnik1927behalten"/>
+      <w:r>
+        <w:rPr>
+          <w:rFonts w:cs="Times New Roman"/>
+        </w:rPr>
+        <w:t>&lt;a id="ref-52"&gt;&lt;/a&gt;52. Zeigarnik, B. (1927). Ueber das Behalten von erledigten und unerledigten Handlungen. Psychologische Forschung, 9:1–85.</w:t>
       </w:r>
       <w:bookmarkEnd w:id="151"/>
     </w:p>
@@ -19876,12 +19877,12 @@
         <w:ind w:left="709" w:hanging="709"/>
         <w:jc w:val="both"/>
       </w:pPr>
-      <w:bookmarkStart w:id="152" w:name="Ref_zeigarnik1927behalten"/>
-      <w:r>
-        <w:rPr>
-          <w:rFonts w:cs="Times New Roman"/>
-        </w:rPr>
-        <w:t>&lt;a id="ref-53"&gt;&lt;/a&gt;&lt;a id="ref-zeigarnik1927"&gt;&lt;/a&gt;53. Zeigarnik, B. (1927). Ueber das Behalten von erledigten und unerledigten Handlungen. Psychologische Forschung, 9:1–85.</w:t>
+      <w:bookmarkStart w:id="152" w:name="Ref_zhang2022uncertainty"/>
+      <w:r>
+        <w:rPr>
+          <w:rFonts w:cs="Times New Roman"/>
+        </w:rPr>
+        <w:t>&lt;a id="ref-53"&gt;&lt;/a&gt;53. Zhang, Y. and Zhang, T. (2022). The effect of blind box product uncertainty on consumers' purchase intention: The mediating role of perceived value and the moderating role of purchase intention. Frontiers in Psychology, 13:946527.</w:t>
       </w:r>
       <w:bookmarkEnd w:id="152"/>
     </w:p>
@@ -19896,7 +19897,7 @@
         <w:rPr>
           <w:rFonts w:cs="Times New Roman"/>
         </w:rPr>
-        <w:t>&lt;a id="ref-54"&gt;&lt;/a&gt;&lt;a id="ref-zheng2019"&gt;&lt;/a&gt;54. Zheng, X., Men, J., Yang, F., and Gong, X. (2019). Understanding impulse buying in mobile commerce: An investigation into hedonic and utilitarian browsing. International Journal of Information Management, 48:151–160.</w:t>
+        <w:t>&lt;a id="ref-54"&gt;&lt;/a&gt;54. Zheng, X., Men, J., Yang, F., and Gong, X. (2019). Understanding impulse buying in mobile commerce: An investigation into hedonic and utilitarian browsing. International Journal of Information Management, 48:151–160.</w:t>
       </w:r>
       <w:bookmarkEnd w:id="153"/>
     </w:p>
@@ -20243,31 +20244,31 @@
       </w:rPr>
     </w:lvl>
   </w:abstractNum>
-  <w:num w:numId="1" w16cid:durableId="1640768386">
+  <w:num w:numId="1" w16cid:durableId="2107651176">
     <w:abstractNumId w:val="8"/>
   </w:num>
-  <w:num w:numId="2" w16cid:durableId="235208976">
+  <w:num w:numId="2" w16cid:durableId="1140612509">
     <w:abstractNumId w:val="6"/>
   </w:num>
-  <w:num w:numId="3" w16cid:durableId="1296835129">
+  <w:num w:numId="3" w16cid:durableId="466514219">
     <w:abstractNumId w:val="5"/>
   </w:num>
-  <w:num w:numId="4" w16cid:durableId="963586466">
+  <w:num w:numId="4" w16cid:durableId="1266814056">
     <w:abstractNumId w:val="4"/>
   </w:num>
-  <w:num w:numId="5" w16cid:durableId="111636163">
+  <w:num w:numId="5" w16cid:durableId="1566837415">
     <w:abstractNumId w:val="7"/>
   </w:num>
-  <w:num w:numId="6" w16cid:durableId="1521117191">
+  <w:num w:numId="6" w16cid:durableId="1799686345">
     <w:abstractNumId w:val="3"/>
   </w:num>
-  <w:num w:numId="7" w16cid:durableId="1154372795">
+  <w:num w:numId="7" w16cid:durableId="1194148552">
     <w:abstractNumId w:val="2"/>
   </w:num>
-  <w:num w:numId="8" w16cid:durableId="2075277364">
+  <w:num w:numId="8" w16cid:durableId="663553181">
     <w:abstractNumId w:val="1"/>
   </w:num>
-  <w:num w:numId="9" w16cid:durableId="823201640">
+  <w:num w:numId="9" w16cid:durableId="1799184582">
     <w:abstractNumId w:val="0"/>
   </w:num>
 </w:numbering>
@@ -31708,7 +31709,7 @@
     <w:autoRedefine/>
     <w:uiPriority w:val="39"/>
     <w:unhideWhenUsed/>
-    <w:rsid w:val="006F09E1"/>
+    <w:rsid w:val="00C138A1"/>
     <w:pPr>
       <w:spacing w:after="40" w:line="240" w:lineRule="auto"/>
     </w:pPr>
@@ -31724,7 +31725,7 @@
     <w:autoRedefine/>
     <w:uiPriority w:val="39"/>
     <w:unhideWhenUsed/>
-    <w:rsid w:val="006F09E1"/>
+    <w:rsid w:val="00C138A1"/>
     <w:pPr>
       <w:spacing w:after="40" w:line="240" w:lineRule="auto"/>
       <w:ind w:left="360"/>
@@ -31740,7 +31741,7 @@
     <w:autoRedefine/>
     <w:uiPriority w:val="39"/>
     <w:unhideWhenUsed/>
-    <w:rsid w:val="006F09E1"/>
+    <w:rsid w:val="00C138A1"/>
     <w:pPr>
       <w:spacing w:after="40" w:line="240" w:lineRule="auto"/>
       <w:ind w:left="720"/>
@@ -31755,7 +31756,7 @@
     <w:basedOn w:val="DefaultParagraphFont"/>
     <w:uiPriority w:val="99"/>
     <w:unhideWhenUsed/>
-    <w:rsid w:val="006F09E1"/>
+    <w:rsid w:val="00C138A1"/>
     <w:rPr>
       <w:color w:val="0000FF" w:themeColor="hyperlink"/>
       <w:u w:val="single"/>

--- a/01_Naskah_Utama/Proposal_Arthur_PokemonTCG.docx
+++ b/01_Naskah_Utama/Proposal_Arthur_PokemonTCG.docx
@@ -12,7 +12,7 @@
           <w:noProof/>
         </w:rPr>
         <w:drawing>
-          <wp:inline distT="0" distB="0" distL="0" distR="0" wp14:anchorId="0A99654F" wp14:editId="39D02FF0">
+          <wp:inline distT="0" distB="0" distL="0" distR="0" wp14:anchorId="6A1764F4" wp14:editId="1E88D69C">
             <wp:extent cx="1152000" cy="1152000"/>
             <wp:effectExtent l="0" t="0" r="0" b="0"/>
             <wp:docPr id="1" name="Picture 1"/>
@@ -301,7 +301,7 @@
           <w14:ligatures w14:val="standardContextual"/>
         </w:rPr>
       </w:pPr>
-      <w:hyperlink w:anchor="_Toc241178675" w:history="1">
+      <w:hyperlink w:anchor="_Toc241537979" w:history="1">
         <w:r>
           <w:rPr>
             <w:noProof/>
@@ -371,13 +371,13 @@
           <w14:ligatures w14:val="standardContextual"/>
         </w:rPr>
       </w:pPr>
-      <w:hyperlink w:anchor="TOC_BAB_1_PENDAHULUAN_A_ID_BAB_1_PENDAHU" w:history="1">
+      <w:hyperlink w:anchor="TOC_BAB_1_PENDAHULUAN" w:history="1">
         <w:r>
           <w:rPr>
             <w:noProof/>
             <w:color w:val="000000"/>
           </w:rPr>
-          <w:t>BAB 1 PENDAHULUAN &lt;A ID="BAB-1-PENDAHULUAN"&gt;&lt;/A&gt;</w:t>
+          <w:t>BAB 1 PENDAHULUAN</w:t>
         </w:r>
         <w:r>
           <w:rPr>
@@ -405,13 +405,13 @@
           <w14:ligatures w14:val="standardContextual"/>
         </w:rPr>
       </w:pPr>
-      <w:hyperlink w:anchor="TOC_1_1_LATAR_BELAKANG_PENELITIAN_A_ID_1" w:history="1">
+      <w:hyperlink w:anchor="TOC_1_1_LATAR_BELAKANG_PENELITIAN" w:history="1">
         <w:r>
           <w:rPr>
             <w:noProof/>
             <w:color w:val="000000"/>
           </w:rPr>
-          <w:t>1.1 Latar Belakang Penelitian &lt;a id="11-latar-belakang-penelitian"&gt;&lt;/a&gt;</w:t>
+          <w:t>1.1 Latar Belakang Penelitian</w:t>
         </w:r>
         <w:r>
           <w:rPr>
@@ -439,13 +439,13 @@
           <w14:ligatures w14:val="standardContextual"/>
         </w:rPr>
       </w:pPr>
-      <w:hyperlink w:anchor="TOC_1_2_PERUMUSAN_MASALAH_A_ID_12_PERUMU" w:history="1">
+      <w:hyperlink w:anchor="TOC_1_2_PERUMUSAN_MASALAH" w:history="1">
         <w:r>
           <w:rPr>
             <w:noProof/>
             <w:color w:val="000000"/>
           </w:rPr>
-          <w:t>1.2 Perumusan Masalah &lt;a id="12-perumusan-masalah"&gt;&lt;/a&gt;</w:t>
+          <w:t>1.2 Perumusan Masalah</w:t>
         </w:r>
         <w:r>
           <w:rPr>
@@ -473,13 +473,13 @@
           <w14:ligatures w14:val="standardContextual"/>
         </w:rPr>
       </w:pPr>
-      <w:hyperlink w:anchor="TOC_1_3_TUJUAN_PENELITIAN_A_ID_13_TUJUAN" w:history="1">
+      <w:hyperlink w:anchor="TOC_1_3_TUJUAN_PENELITIAN" w:history="1">
         <w:r>
           <w:rPr>
             <w:noProof/>
             <w:color w:val="000000"/>
           </w:rPr>
-          <w:t>1.3 Tujuan Penelitian &lt;a id="13-tujuan-penelitian"&gt;&lt;/a&gt;</w:t>
+          <w:t>1.3 Tujuan Penelitian</w:t>
         </w:r>
         <w:r>
           <w:rPr>
@@ -507,13 +507,13 @@
           <w14:ligatures w14:val="standardContextual"/>
         </w:rPr>
       </w:pPr>
-      <w:hyperlink w:anchor="TOC_1_4_MANFAAT_PENELITIAN_A_ID_14_MANFA" w:history="1">
+      <w:hyperlink w:anchor="TOC_1_4_MANFAAT_PENELITIAN" w:history="1">
         <w:r>
           <w:rPr>
             <w:noProof/>
             <w:color w:val="000000"/>
           </w:rPr>
-          <w:t>1.4 Manfaat Penelitian &lt;a id="14-manfaat-penelitian"&gt;&lt;/a&gt;</w:t>
+          <w:t>1.4 Manfaat Penelitian</w:t>
         </w:r>
         <w:r>
           <w:rPr>
@@ -542,13 +542,13 @@
           <w14:ligatures w14:val="standardContextual"/>
         </w:rPr>
       </w:pPr>
-      <w:hyperlink w:anchor="TOC_1_4_1_MANFAAT_TEORETIS_A_ID_141_MANF" w:history="1">
+      <w:hyperlink w:anchor="TOC_1_4_1_MANFAAT_TEORETIS" w:history="1">
         <w:r>
           <w:rPr>
             <w:noProof/>
             <w:color w:val="000000"/>
           </w:rPr>
-          <w:t>1.4.1 Manfaat Teoretis &lt;a id="141-manfaat-teoretis"&gt;&lt;/a&gt;</w:t>
+          <w:t>1.4.1 Manfaat Teoretis</w:t>
         </w:r>
         <w:r>
           <w:rPr>
@@ -577,13 +577,13 @@
           <w14:ligatures w14:val="standardContextual"/>
         </w:rPr>
       </w:pPr>
-      <w:hyperlink w:anchor="TOC_1_4_2_MANFAAT_PRAKTIS_A_ID_142_MANFA" w:history="1">
+      <w:hyperlink w:anchor="TOC_1_4_2_MANFAAT_PRAKTIS" w:history="1">
         <w:r>
           <w:rPr>
             <w:noProof/>
             <w:color w:val="000000"/>
           </w:rPr>
-          <w:t>1.4.2 Manfaat Praktis &lt;a id="142-manfaat-praktis"&gt;&lt;/a&gt;</w:t>
+          <w:t>1.4.2 Manfaat Praktis</w:t>
         </w:r>
         <w:r>
           <w:rPr>
@@ -618,7 +618,7 @@
             <w:noProof/>
             <w:color w:val="000000"/>
           </w:rPr>
-          <w:t>BAB 2 KAJIAN PUSTAKA DAN PENGEMBANGAN HIPOTESIS &lt;A ID="BAB-2-KAJIAN-PUSTAKA-DAN-PENGEMBANGAN-HIPOTESIS"&gt;&lt;/A&gt;</w:t>
+          <w:t>BAB 2 KAJIAN PUSTAKA DAN PENGEMBANGAN HIPOTESIS</w:t>
         </w:r>
         <w:r>
           <w:rPr>
@@ -646,13 +646,13 @@
           <w14:ligatures w14:val="standardContextual"/>
         </w:rPr>
       </w:pPr>
-      <w:hyperlink w:anchor="TOC_2_1_LANDASAN_TEORI_A_ID_21_LANDASAN_" w:history="1">
+      <w:hyperlink w:anchor="TOC_2_1_LANDASAN_TEORI" w:history="1">
         <w:r>
           <w:rPr>
             <w:noProof/>
             <w:color w:val="000000"/>
           </w:rPr>
-          <w:t>2.1 Landasan Teori &lt;a id="21-landasan-teori"&gt;&lt;/a&gt;</w:t>
+          <w:t>2.1 Landasan Teori</w:t>
         </w:r>
         <w:r>
           <w:rPr>
@@ -681,13 +681,13 @@
           <w14:ligatures w14:val="standardContextual"/>
         </w:rPr>
       </w:pPr>
-      <w:hyperlink w:anchor="TOC_2_1_1_GRAND_THEORY_KEUANGAN_PERILAKU" w:history="1">
+      <w:hyperlink w:anchor="TOC_2_1_1_LANDASAN_TEORETIS_PENDEKATAN_K" w:history="1">
         <w:r>
           <w:rPr>
             <w:noProof/>
             <w:color w:val="000000"/>
           </w:rPr>
-          <w:t>2.1.1 Grand Theory: Keuangan Perilaku (Behavioral Finance) &lt;a id="211-grand-theory-keuangan-perilaku-behavioral-finance"&gt;&lt;/a&gt;</w:t>
+          <w:t>2.1.1 Landasan Teoretis: Pendekatan Keuangan Perilaku (Behavioral Finance)</w:t>
         </w:r>
         <w:r>
           <w:rPr>
@@ -716,13 +716,13 @@
           <w14:ligatures w14:val="standardContextual"/>
         </w:rPr>
       </w:pPr>
-      <w:hyperlink w:anchor="TOC_2_1_2_SUPPORTING_THEORY_TEORI_STIMUL" w:history="1">
+      <w:hyperlink w:anchor="TOC_2_1_2_PENDEKATAN_STIMULUS_ORGANISM_R" w:history="1">
         <w:r>
           <w:rPr>
             <w:noProof/>
             <w:color w:val="000000"/>
           </w:rPr>
-          <w:t>2.1.2 Supporting Theory: Teori Stimulus-Organism-Response (S-O-R) &lt;a id="212-supporting-theory-teori-stimulus-organism-response-s-o-r"&gt;&lt;/a&gt;</w:t>
+          <w:t>2.1.2 Pendekatan Stimulus-Organism-Response (S-O-R)</w:t>
         </w:r>
         <w:r>
           <w:rPr>
@@ -751,13 +751,13 @@
           <w14:ligatures w14:val="standardContextual"/>
         </w:rPr>
       </w:pPr>
-      <w:hyperlink w:anchor="TOC_2_1_3_SUPPORTING_THEORY_PSIKOLOGI_KO" w:history="1">
+      <w:hyperlink w:anchor="TOC_2_1_3_PSIKOLOGI_KOLEKTOR_DAN_COLLECT" w:history="1">
         <w:r>
           <w:rPr>
             <w:noProof/>
             <w:color w:val="000000"/>
           </w:rPr>
-          <w:t>2.1.3 Supporting Theory: Psikologi Kolektor dan Collection-Goal Tipping Point Effect &lt;a id="213-supporting-theory-psikologi-kolektor-dan-collection-goal-tipping-point-effect"&gt;&lt;/a&gt;</w:t>
+          <w:t>2.1.3 Psikologi Kolektor dan Collection-Goal Tipping Point Effect</w:t>
         </w:r>
         <w:r>
           <w:rPr>
@@ -786,13 +786,13 @@
           <w14:ligatures w14:val="standardContextual"/>
         </w:rPr>
       </w:pPr>
-      <w:hyperlink w:anchor="TOC_2_1_4_SUPPORTING_THEORY_TEORI_REGULA" w:history="1">
+      <w:hyperlink w:anchor="TOC_2_1_4_TEORI_REGULASI_DIRI_SELF_REGUL" w:history="1">
         <w:r>
           <w:rPr>
             <w:noProof/>
             <w:color w:val="000000"/>
           </w:rPr>
-          <w:t>2.1.4 Supporting Theory: Teori Regulasi Diri (Self-Regulation Theory) &lt;a id="214-supporting-theory-teori-regulasi-diri-self-regulation-theory"&gt;&lt;/a&gt;</w:t>
+          <w:t>2.1.4 Teori Regulasi Diri (Self-Regulation Theory)</w:t>
         </w:r>
         <w:r>
           <w:rPr>
@@ -820,13 +820,13 @@
           <w14:ligatures w14:val="standardContextual"/>
         </w:rPr>
       </w:pPr>
-      <w:hyperlink w:anchor="TOC_2_2_KAJIAN_VARIABEL_PENELITIAN_A_ID_" w:history="1">
+      <w:hyperlink w:anchor="TOC_2_2_KAJIAN_VARIABEL_PENELITIAN" w:history="1">
         <w:r>
           <w:rPr>
             <w:noProof/>
             <w:color w:val="000000"/>
           </w:rPr>
-          <w:t>2.2 Kajian Variabel Penelitian &lt;a id="22-kajian-variabel-penelitian"&gt;&lt;/a&gt;</w:t>
+          <w:t>2.2 Kajian Variabel Penelitian</w:t>
         </w:r>
         <w:r>
           <w:rPr>
@@ -855,13 +855,13 @@
           <w14:ligatures w14:val="standardContextual"/>
         </w:rPr>
       </w:pPr>
-      <w:hyperlink w:anchor="TOC_2_2_1_VARIABEL_DEPENDEN_Y_IMPULSIVE_" w:history="1">
+      <w:hyperlink w:anchor="TOC_2_2_1_VARIABEL_DEPENDEN_Y_PEMBELIAN_" w:history="1">
         <w:r>
           <w:rPr>
             <w:noProof/>
             <w:color w:val="000000"/>
           </w:rPr>
-          <w:t>2.2.1 Variabel Dependen (Y): Impulsive Buying (Pembelian Impulsif) &lt;a id="221-variabel-dependen-y-impulsive-buying-pembelian-impulsif"&gt;&lt;/a&gt;</w:t>
+          <w:t>2.2.1 Variabel Dependen (Y): Pembelian Impulsif (Impulsive Buying)</w:t>
         </w:r>
         <w:r>
           <w:rPr>
@@ -890,13 +890,13 @@
           <w14:ligatures w14:val="standardContextual"/>
         </w:rPr>
       </w:pPr>
-      <w:hyperlink w:anchor="TOC_2_2_2_VARIABEL_INDEPENDEN_X₁_HEDONIC" w:history="1">
+      <w:hyperlink w:anchor="TOC_2_2_2_VARIABEL_INDEPENDEN_X₁_MOTIVAS" w:history="1">
         <w:r>
           <w:rPr>
             <w:noProof/>
             <w:color w:val="000000"/>
           </w:rPr>
-          <w:t>2.2.2 Variabel Independen (X₁): Hedonic Motivation (Motivasi Hedonis) &lt;a id="222-variabel-independen-x_1-hedonic-motivation-motivasi-hedonis"&gt;&lt;/a&gt;</w:t>
+          <w:t>2.2.2 Variabel Independen (X₁): Motivasi Hedonis (Hedonic Motivation)</w:t>
         </w:r>
         <w:r>
           <w:rPr>
@@ -925,13 +925,13 @@
           <w14:ligatures w14:val="standardContextual"/>
         </w:rPr>
       </w:pPr>
-      <w:hyperlink w:anchor="TOC_2_2_3_VARIABEL_INDEPENDEN_X₂_DESIRE_" w:history="1">
+      <w:hyperlink w:anchor="TOC_2_2_3_VARIABEL_INDEPENDEN_X₂_HASRAT_" w:history="1">
         <w:r>
           <w:rPr>
             <w:noProof/>
             <w:color w:val="000000"/>
           </w:rPr>
-          <w:t>2.2.3 Variabel Independen (X₂): Desire for Completeness (Hasrat Kelengkapan Koleksi) &lt;a id="223-variabel-independen-x_2-desire-for-completeness-hasrat-kelengkapan-koleksi"&gt;&lt;/a&gt;</w:t>
+          <w:t>2.2.3 Variabel Independen (X₂): Hasrat Kelengkapan Koleksi (Desire for Completeness)</w:t>
         </w:r>
         <w:r>
           <w:rPr>
@@ -960,13 +960,13 @@
           <w14:ligatures w14:val="standardContextual"/>
         </w:rPr>
       </w:pPr>
-      <w:hyperlink w:anchor="TOC_2_2_4_VARIABEL_INDEPENDEN_X₃_SPECULA" w:history="1">
+      <w:hyperlink w:anchor="TOC_2_2_4_VARIABEL_INDEPENDEN_X₃_MOTIF_S" w:history="1">
         <w:r>
           <w:rPr>
             <w:noProof/>
             <w:color w:val="000000"/>
           </w:rPr>
-          <w:t>2.2.4 Variabel Independen (X₃): Speculative Motive (Motif Spekulasi Finansial) &lt;a id="224-variabel-independen-x_3-speculative-motive-motif-spekulasi-finansial"&gt;&lt;/a&gt;</w:t>
+          <w:t>2.2.4 Variabel Independen (X₃): Motif Spekulasi Finansial (Speculative Motive)</w:t>
         </w:r>
         <w:r>
           <w:rPr>
@@ -995,7 +995,7 @@
           <w14:ligatures w14:val="standardContextual"/>
         </w:rPr>
       </w:pPr>
-      <w:hyperlink w:anchor="TOC_2_2_5_VARIABEL_MODERASI_M_SELF_CONTR" w:history="1">
+      <w:hyperlink w:anchor="TOC_2_2_5_VARIABEL_MODERASI_M_KONTROL_DI" w:history="1">
         <w:r>
           <w:rPr>
             <w:noProof/>
@@ -1016,7 +1016,41 @@
             <w:noProof/>
             <w:color w:val="000000"/>
           </w:rPr>
-          <w:t>): Self-Control (Kontrol Diri) &lt;a id="225-variabel-moderasi-m-self-control-kontrol-diri"&gt;&lt;/a&gt;</w:t>
+          <w:t>): Kontrol Diri (Self-Control)</w:t>
+        </w:r>
+        <w:r>
+          <w:rPr>
+            <w:noProof/>
+            <w:color w:val="000000"/>
+          </w:rPr>
+          <w:tab/>
+          <w:t>15</w:t>
+        </w:r>
+      </w:hyperlink>
+    </w:p>
+    <w:p>
+      <w:pPr>
+        <w:pStyle w:val="TOC2"/>
+        <w:tabs>
+          <w:tab w:val="right" w:leader="dot" w:pos="7927"/>
+        </w:tabs>
+        <w:rPr>
+          <w:rFonts w:asciiTheme="minorHAnsi" w:hAnsiTheme="minorHAnsi" w:cstheme="minorBidi"/>
+          <w:noProof/>
+          <w:color w:val="auto"/>
+          <w:kern w:val="2"/>
+          <w:szCs w:val="24"/>
+          <w:lang w:val="en-ID" w:eastAsia="en-ID"/>
+          <w14:ligatures w14:val="standardContextual"/>
+        </w:rPr>
+      </w:pPr>
+      <w:hyperlink w:anchor="TOC_2_3_PENELITIAN_SEBELUMNYA" w:history="1">
+        <w:r>
+          <w:rPr>
+            <w:noProof/>
+            <w:color w:val="000000"/>
+          </w:rPr>
+          <w:t>2.3 Penelitian Sebelumnya</w:t>
         </w:r>
         <w:r>
           <w:rPr>
@@ -1044,13 +1078,13 @@
           <w14:ligatures w14:val="standardContextual"/>
         </w:rPr>
       </w:pPr>
-      <w:hyperlink w:anchor="TOC_2_3_PENELITIAN_SEBELUMNYA_A_ID_23_PE" w:history="1">
+      <w:hyperlink w:anchor="TOC_2_4_PENGEMBANGAN_HIPOTESIS" w:history="1">
         <w:r>
           <w:rPr>
             <w:noProof/>
             <w:color w:val="000000"/>
           </w:rPr>
-          <w:t>2.3 Penelitian Sebelumnya &lt;a id="23-penelitian-sebelumnya"&gt;&lt;/a&gt;</w:t>
+          <w:t>2.4 Pengembangan Hipotesis</w:t>
         </w:r>
         <w:r>
           <w:rPr>
@@ -1058,13 +1092,13 @@
             <w:color w:val="000000"/>
           </w:rPr>
           <w:tab/>
-          <w:t>16</w:t>
+          <w:t>18</w:t>
         </w:r>
       </w:hyperlink>
     </w:p>
     <w:p>
       <w:pPr>
-        <w:pStyle w:val="TOC2"/>
+        <w:pStyle w:val="TOC3"/>
         <w:tabs>
           <w:tab w:val="right" w:leader="dot" w:pos="7927"/>
         </w:tabs>
@@ -1073,18 +1107,54 @@
           <w:noProof/>
           <w:color w:val="auto"/>
           <w:kern w:val="2"/>
+          <w:sz w:val="24"/>
           <w:szCs w:val="24"/>
           <w:lang w:val="en-ID" w:eastAsia="en-ID"/>
           <w14:ligatures w14:val="standardContextual"/>
         </w:rPr>
       </w:pPr>
-      <w:hyperlink w:anchor="TOC_2_4_PENGEMBANGAN_HIPOTESIS_A_ID_24_P" w:history="1">
+      <w:hyperlink w:anchor="TOC_2_4_1_PENGARUH_HEDONIC_MOTIVATION_TE" w:history="1">
         <w:r>
           <w:rPr>
             <w:noProof/>
             <w:color w:val="000000"/>
           </w:rPr>
-          <w:t>2.4 Pengembangan Hipotesis &lt;a id="24-pengembangan-hipotesis"&gt;&lt;/a&gt;</w:t>
+          <w:t>2.4.1 Pengaruh Hedonic Motivation terhadap Impulsive Buying</w:t>
+        </w:r>
+        <w:r>
+          <w:rPr>
+            <w:noProof/>
+            <w:color w:val="000000"/>
+          </w:rPr>
+          <w:tab/>
+          <w:t>18</w:t>
+        </w:r>
+      </w:hyperlink>
+    </w:p>
+    <w:p>
+      <w:pPr>
+        <w:pStyle w:val="TOC3"/>
+        <w:tabs>
+          <w:tab w:val="right" w:leader="dot" w:pos="7927"/>
+        </w:tabs>
+        <w:rPr>
+          <w:rFonts w:asciiTheme="minorHAnsi" w:hAnsiTheme="minorHAnsi" w:cstheme="minorBidi"/>
+          <w:noProof/>
+          <w:color w:val="auto"/>
+          <w:kern w:val="2"/>
+          <w:sz w:val="24"/>
+          <w:szCs w:val="24"/>
+          <w:lang w:val="en-ID" w:eastAsia="en-ID"/>
+          <w14:ligatures w14:val="standardContextual"/>
+        </w:rPr>
+      </w:pPr>
+      <w:hyperlink w:anchor="TOC_2_4_2_PENGARUH_DESIRE_FOR_COMPLETENE" w:history="1">
+        <w:r>
+          <w:rPr>
+            <w:noProof/>
+            <w:color w:val="000000"/>
+          </w:rPr>
+          <w:t>2.4.2 Pengaruh Desire for Completeness terhadap Impulsive Buying</w:t>
         </w:r>
         <w:r>
           <w:rPr>
@@ -1113,83 +1183,13 @@
           <w14:ligatures w14:val="standardContextual"/>
         </w:rPr>
       </w:pPr>
-      <w:hyperlink w:anchor="TOC_2_4_1_PENGARUH_HEDONIC_MOTIVATION_TE" w:history="1">
-        <w:r>
-          <w:rPr>
-            <w:noProof/>
-            <w:color w:val="000000"/>
-          </w:rPr>
-          <w:t>2.4.1 Pengaruh Hedonic Motivation terhadap Impulsive Buying &lt;a id="241-pengaruh-hedonic-motivation-terhadap-impulsive-buying"&gt;&lt;/a&gt;</w:t>
-        </w:r>
-        <w:r>
-          <w:rPr>
-            <w:noProof/>
-            <w:color w:val="000000"/>
-          </w:rPr>
-          <w:tab/>
-          <w:t>19</w:t>
-        </w:r>
-      </w:hyperlink>
-    </w:p>
-    <w:p>
-      <w:pPr>
-        <w:pStyle w:val="TOC3"/>
-        <w:tabs>
-          <w:tab w:val="right" w:leader="dot" w:pos="7927"/>
-        </w:tabs>
-        <w:rPr>
-          <w:rFonts w:asciiTheme="minorHAnsi" w:hAnsiTheme="minorHAnsi" w:cstheme="minorBidi"/>
-          <w:noProof/>
-          <w:color w:val="auto"/>
-          <w:kern w:val="2"/>
-          <w:sz w:val="24"/>
-          <w:szCs w:val="24"/>
-          <w:lang w:val="en-ID" w:eastAsia="en-ID"/>
-          <w14:ligatures w14:val="standardContextual"/>
-        </w:rPr>
-      </w:pPr>
-      <w:hyperlink w:anchor="TOC_2_4_2_PENGARUH_DESIRE_FOR_COMPLETENE" w:history="1">
-        <w:r>
-          <w:rPr>
-            <w:noProof/>
-            <w:color w:val="000000"/>
-          </w:rPr>
-          <w:t>2.4.2 Pengaruh Desire for Completeness terhadap Impulsive Buying &lt;a id="242-pengaruh-desire-for-completeness-terhadap-impulsive-buying"&gt;&lt;/a&gt;</w:t>
-        </w:r>
-        <w:r>
-          <w:rPr>
-            <w:noProof/>
-            <w:color w:val="000000"/>
-          </w:rPr>
-          <w:tab/>
-          <w:t>19</w:t>
-        </w:r>
-      </w:hyperlink>
-    </w:p>
-    <w:p>
-      <w:pPr>
-        <w:pStyle w:val="TOC3"/>
-        <w:tabs>
-          <w:tab w:val="right" w:leader="dot" w:pos="7927"/>
-        </w:tabs>
-        <w:rPr>
-          <w:rFonts w:asciiTheme="minorHAnsi" w:hAnsiTheme="minorHAnsi" w:cstheme="minorBidi"/>
-          <w:noProof/>
-          <w:color w:val="auto"/>
-          <w:kern w:val="2"/>
-          <w:sz w:val="24"/>
-          <w:szCs w:val="24"/>
-          <w:lang w:val="en-ID" w:eastAsia="en-ID"/>
-          <w14:ligatures w14:val="standardContextual"/>
-        </w:rPr>
-      </w:pPr>
       <w:hyperlink w:anchor="TOC_2_4_3_PENGARUH_SPECULATIVE_MOTIVE_TE" w:history="1">
         <w:r>
           <w:rPr>
             <w:noProof/>
             <w:color w:val="000000"/>
           </w:rPr>
-          <w:t>2.4.3 Pengaruh Speculative Motive terhadap Impulsive Buying &lt;a id="243-pengaruh-speculative-motive-terhadap-impulsive-buying"&gt;&lt;/a&gt;</w:t>
+          <w:t>2.4.3 Pengaruh Speculative Motive terhadap Impulsive Buying</w:t>
         </w:r>
         <w:r>
           <w:rPr>
@@ -1224,7 +1224,42 @@
             <w:noProof/>
             <w:color w:val="000000"/>
           </w:rPr>
-          <w:t>2.4.4 Pengaruh Moderasi Self-Control terhadap Hubungan Hedonic Motivation dan Impulsive Buying &lt;a id="244-pengaruh-moderasi-self-control-terhadap-hubungan-hedonic-motivation-dan-impulsive-buying"&gt;&lt;/a&gt;</w:t>
+          <w:t>2.4.4 Pengaruh Moderasi Self-Control terhadap Hubungan Hedonic Motivation dan Impulsive Buying</w:t>
+        </w:r>
+        <w:r>
+          <w:rPr>
+            <w:noProof/>
+            <w:color w:val="000000"/>
+          </w:rPr>
+          <w:tab/>
+          <w:t>20</w:t>
+        </w:r>
+      </w:hyperlink>
+    </w:p>
+    <w:p>
+      <w:pPr>
+        <w:pStyle w:val="TOC3"/>
+        <w:tabs>
+          <w:tab w:val="right" w:leader="dot" w:pos="7927"/>
+        </w:tabs>
+        <w:rPr>
+          <w:rFonts w:asciiTheme="minorHAnsi" w:hAnsiTheme="minorHAnsi" w:cstheme="minorBidi"/>
+          <w:noProof/>
+          <w:color w:val="auto"/>
+          <w:kern w:val="2"/>
+          <w:sz w:val="24"/>
+          <w:szCs w:val="24"/>
+          <w:lang w:val="en-ID" w:eastAsia="en-ID"/>
+          <w14:ligatures w14:val="standardContextual"/>
+        </w:rPr>
+      </w:pPr>
+      <w:hyperlink w:anchor="TOC_2_4_5_PENGARUH_MODERASI_SELF_CONTROL" w:history="1">
+        <w:r>
+          <w:rPr>
+            <w:noProof/>
+            <w:color w:val="000000"/>
+          </w:rPr>
+          <w:t>2.4.5 Pengaruh Moderasi Self-Control terhadap Hubungan Desire for Completeness dan Impulsive Buying</w:t>
         </w:r>
         <w:r>
           <w:rPr>
@@ -1253,13 +1288,13 @@
           <w14:ligatures w14:val="standardContextual"/>
         </w:rPr>
       </w:pPr>
-      <w:hyperlink w:anchor="TOC_2_4_5_PENGARUH_MODERASI_SELF_CONTROL" w:history="1">
+      <w:hyperlink w:anchor="TOC_2_4_6_PENGARUH_MODERASI_SELF_CONTROL" w:history="1">
         <w:r>
           <w:rPr>
             <w:noProof/>
             <w:color w:val="000000"/>
           </w:rPr>
-          <w:t>2.4.5 Pengaruh Moderasi Self-Control terhadap Hubungan Desire for Completeness dan Impulsive Buying &lt;a id="245-pengaruh-moderasi-self-control-terhadap-hubungan-desire-for-completeness-dan-impulsive-buying"&gt;&lt;/a&gt;</w:t>
+          <w:t>2.4.6 Pengaruh Moderasi Self-Control terhadap Hubungan Speculative Motive dan Impulsive Buying</w:t>
         </w:r>
         <w:r>
           <w:rPr>
@@ -1273,7 +1308,7 @@
     </w:p>
     <w:p>
       <w:pPr>
-        <w:pStyle w:val="TOC3"/>
+        <w:pStyle w:val="TOC2"/>
         <w:tabs>
           <w:tab w:val="right" w:leader="dot" w:pos="7927"/>
         </w:tabs>
@@ -1282,19 +1317,18 @@
           <w:noProof/>
           <w:color w:val="auto"/>
           <w:kern w:val="2"/>
-          <w:sz w:val="24"/>
           <w:szCs w:val="24"/>
           <w:lang w:val="en-ID" w:eastAsia="en-ID"/>
           <w14:ligatures w14:val="standardContextual"/>
         </w:rPr>
       </w:pPr>
-      <w:hyperlink w:anchor="TOC_2_4_6_PENGARUH_MODERASI_SELF_CONTROL" w:history="1">
+      <w:hyperlink w:anchor="TOC_2_5_RERANGKA_PENELITIAN" w:history="1">
         <w:r>
           <w:rPr>
             <w:noProof/>
             <w:color w:val="000000"/>
           </w:rPr>
-          <w:t>2.4.6 Pengaruh Moderasi Self-Control terhadap Hubungan Speculative Motive dan Impulsive Buying &lt;a id="246-pengaruh-moderasi-self-control-terhadap-hubungan-speculative-motive-dan-impulsive-buying"&gt;&lt;/a&gt;</w:t>
+          <w:t>2.5 Rerangka Penelitian</w:t>
         </w:r>
         <w:r>
           <w:rPr>
@@ -1308,12 +1342,13 @@
     </w:p>
     <w:p>
       <w:pPr>
-        <w:pStyle w:val="TOC2"/>
+        <w:pStyle w:val="TOC1"/>
         <w:tabs>
           <w:tab w:val="right" w:leader="dot" w:pos="7927"/>
         </w:tabs>
         <w:rPr>
           <w:rFonts w:asciiTheme="minorHAnsi" w:hAnsiTheme="minorHAnsi" w:cstheme="minorBidi"/>
+          <w:b w:val="0"/>
           <w:noProof/>
           <w:color w:val="auto"/>
           <w:kern w:val="2"/>
@@ -1322,13 +1357,13 @@
           <w14:ligatures w14:val="standardContextual"/>
         </w:rPr>
       </w:pPr>
-      <w:hyperlink w:anchor="TOC_2_5_RERANGKA_PENELITIAN_A_ID_25_RERA" w:history="1">
+      <w:hyperlink w:anchor="TOC_BAB_3_METODE_PENELITIAN" w:history="1">
         <w:r>
           <w:rPr>
             <w:noProof/>
             <w:color w:val="000000"/>
           </w:rPr>
-          <w:t>2.5 Rerangka Penelitian &lt;a id="25-rerangka-penelitian"&gt;&lt;/a&gt;</w:t>
+          <w:t>BAB 3 METODE PENELITIAN</w:t>
         </w:r>
         <w:r>
           <w:rPr>
@@ -1342,13 +1377,12 @@
     </w:p>
     <w:p>
       <w:pPr>
-        <w:pStyle w:val="TOC1"/>
+        <w:pStyle w:val="TOC2"/>
         <w:tabs>
           <w:tab w:val="right" w:leader="dot" w:pos="7927"/>
         </w:tabs>
         <w:rPr>
           <w:rFonts w:asciiTheme="minorHAnsi" w:hAnsiTheme="minorHAnsi" w:cstheme="minorBidi"/>
-          <w:b w:val="0"/>
           <w:noProof/>
           <w:color w:val="auto"/>
           <w:kern w:val="2"/>
@@ -1357,13 +1391,82 @@
           <w14:ligatures w14:val="standardContextual"/>
         </w:rPr>
       </w:pPr>
-      <w:hyperlink w:anchor="TOC_BAB_3_METODE_PENELITIAN_A_ID_BAB_3_M" w:history="1">
+      <w:hyperlink w:anchor="TOC_3_1_JENIS_DAN_SUMBER_DATA" w:history="1">
         <w:r>
           <w:rPr>
             <w:noProof/>
             <w:color w:val="000000"/>
           </w:rPr>
-          <w:t>BAB 3 METODE PENELITIAN &lt;A ID="BAB-3-METODE-PENELITIAN"&gt;&lt;/A&gt;</w:t>
+          <w:t>3.1 Jenis dan Sumber Data</w:t>
+        </w:r>
+        <w:r>
+          <w:rPr>
+            <w:noProof/>
+            <w:color w:val="000000"/>
+          </w:rPr>
+          <w:tab/>
+          <w:t>24</w:t>
+        </w:r>
+      </w:hyperlink>
+    </w:p>
+    <w:p>
+      <w:pPr>
+        <w:pStyle w:val="TOC3"/>
+        <w:tabs>
+          <w:tab w:val="right" w:leader="dot" w:pos="7927"/>
+        </w:tabs>
+        <w:rPr>
+          <w:rFonts w:asciiTheme="minorHAnsi" w:hAnsiTheme="minorHAnsi" w:cstheme="minorBidi"/>
+          <w:noProof/>
+          <w:color w:val="auto"/>
+          <w:kern w:val="2"/>
+          <w:sz w:val="24"/>
+          <w:szCs w:val="24"/>
+          <w:lang w:val="en-ID" w:eastAsia="en-ID"/>
+          <w14:ligatures w14:val="standardContextual"/>
+        </w:rPr>
+      </w:pPr>
+      <w:hyperlink w:anchor="TOC_3_1_1_BATASAN_PENELITIAN_DAN_RUANG_L" w:history="1">
+        <w:r>
+          <w:rPr>
+            <w:noProof/>
+            <w:color w:val="000000"/>
+          </w:rPr>
+          <w:t>3.1.1 Batasan Penelitian dan Ruang Lingkup Operasional</w:t>
+        </w:r>
+        <w:r>
+          <w:rPr>
+            <w:noProof/>
+            <w:color w:val="000000"/>
+          </w:rPr>
+          <w:tab/>
+          <w:t>24</w:t>
+        </w:r>
+      </w:hyperlink>
+    </w:p>
+    <w:p>
+      <w:pPr>
+        <w:pStyle w:val="TOC2"/>
+        <w:tabs>
+          <w:tab w:val="right" w:leader="dot" w:pos="7927"/>
+        </w:tabs>
+        <w:rPr>
+          <w:rFonts w:asciiTheme="minorHAnsi" w:hAnsiTheme="minorHAnsi" w:cstheme="minorBidi"/>
+          <w:noProof/>
+          <w:color w:val="auto"/>
+          <w:kern w:val="2"/>
+          <w:szCs w:val="24"/>
+          <w:lang w:val="en-ID" w:eastAsia="en-ID"/>
+          <w14:ligatures w14:val="standardContextual"/>
+        </w:rPr>
+      </w:pPr>
+      <w:hyperlink w:anchor="TOC_3_2_POPULASI_DAN_SAMPEL" w:history="1">
+        <w:r>
+          <w:rPr>
+            <w:noProof/>
+            <w:color w:val="000000"/>
+          </w:rPr>
+          <w:t>3.2 Populasi dan Sampel</w:t>
         </w:r>
         <w:r>
           <w:rPr>
@@ -1377,7 +1480,7 @@
     </w:p>
     <w:p>
       <w:pPr>
-        <w:pStyle w:val="TOC2"/>
+        <w:pStyle w:val="TOC3"/>
         <w:tabs>
           <w:tab w:val="right" w:leader="dot" w:pos="7927"/>
         </w:tabs>
@@ -1386,18 +1489,19 @@
           <w:noProof/>
           <w:color w:val="auto"/>
           <w:kern w:val="2"/>
+          <w:sz w:val="24"/>
           <w:szCs w:val="24"/>
           <w:lang w:val="en-ID" w:eastAsia="en-ID"/>
           <w14:ligatures w14:val="standardContextual"/>
         </w:rPr>
       </w:pPr>
-      <w:hyperlink w:anchor="TOC_3_1_JENIS_DAN_SUMBER_DATA_A_ID_31_JE" w:history="1">
+      <w:hyperlink w:anchor="TOC_3_2_1_POPULASI_DAN_IDENTIFIKASI_SUMB" w:history="1">
         <w:r>
           <w:rPr>
             <w:noProof/>
             <w:color w:val="000000"/>
           </w:rPr>
-          <w:t>3.1 Jenis dan Sumber Data &lt;a id="31-jenis-dan-sumber-data"&gt;&lt;/a&gt;</w:t>
+          <w:t>3.2.1 Populasi dan Identifikasi Sumber Komunitas</w:t>
         </w:r>
         <w:r>
           <w:rPr>
@@ -1426,47 +1530,13 @@
           <w14:ligatures w14:val="standardContextual"/>
         </w:rPr>
       </w:pPr>
-      <w:hyperlink w:anchor="TOC_3_1_1_BATASAN_PENELITIAN_DAN_RUANG_L" w:history="1">
+      <w:hyperlink w:anchor="TOC_3_2_2_SAMPEL_DAN_JUSTIFIKASI_KRITERI" w:history="1">
         <w:r>
           <w:rPr>
             <w:noProof/>
             <w:color w:val="000000"/>
           </w:rPr>
-          <w:t>3.1.1 Batasan Penelitian dan Ruang Lingkup Operasional &lt;a id="311-batasan-penelitian-dan-ruang-lingkup-operasional"&gt;&lt;/a&gt;</w:t>
-        </w:r>
-        <w:r>
-          <w:rPr>
-            <w:noProof/>
-            <w:color w:val="000000"/>
-          </w:rPr>
-          <w:tab/>
-          <w:t>25</w:t>
-        </w:r>
-      </w:hyperlink>
-    </w:p>
-    <w:p>
-      <w:pPr>
-        <w:pStyle w:val="TOC2"/>
-        <w:tabs>
-          <w:tab w:val="right" w:leader="dot" w:pos="7927"/>
-        </w:tabs>
-        <w:rPr>
-          <w:rFonts w:asciiTheme="minorHAnsi" w:hAnsiTheme="minorHAnsi" w:cstheme="minorBidi"/>
-          <w:noProof/>
-          <w:color w:val="auto"/>
-          <w:kern w:val="2"/>
-          <w:szCs w:val="24"/>
-          <w:lang w:val="en-ID" w:eastAsia="en-ID"/>
-          <w14:ligatures w14:val="standardContextual"/>
-        </w:rPr>
-      </w:pPr>
-      <w:hyperlink w:anchor="TOC_3_2_POPULASI_DAN_SAMPEL_A_ID_32_POPU" w:history="1">
-        <w:r>
-          <w:rPr>
-            <w:noProof/>
-            <w:color w:val="000000"/>
-          </w:rPr>
-          <w:t>3.2 Populasi dan Sampel &lt;a id="32-populasi-dan-sampel"&gt;&lt;/a&gt;</w:t>
+          <w:t>3.2.2 Sampel dan Justifikasi Kriteria Inklusi</w:t>
         </w:r>
         <w:r>
           <w:rPr>
@@ -1495,48 +1565,13 @@
           <w14:ligatures w14:val="standardContextual"/>
         </w:rPr>
       </w:pPr>
-      <w:hyperlink w:anchor="TOC_3_2_1_POPULASI_DAN_IDENTIFIKASI_SUMB" w:history="1">
+      <w:hyperlink w:anchor="TOC_3_2_3_PENENTUAN_UKURAN_SAMPEL" w:history="1">
         <w:r>
           <w:rPr>
             <w:noProof/>
             <w:color w:val="000000"/>
           </w:rPr>
-          <w:t>3.2.1 Populasi dan Identifikasi Sumber Komunitas &lt;a id="321-populasi-dan-identifikasi-sumber-komunitas"&gt;&lt;/a&gt;</w:t>
-        </w:r>
-        <w:r>
-          <w:rPr>
-            <w:noProof/>
-            <w:color w:val="000000"/>
-          </w:rPr>
-          <w:tab/>
-          <w:t>26</w:t>
-        </w:r>
-      </w:hyperlink>
-    </w:p>
-    <w:p>
-      <w:pPr>
-        <w:pStyle w:val="TOC3"/>
-        <w:tabs>
-          <w:tab w:val="right" w:leader="dot" w:pos="7927"/>
-        </w:tabs>
-        <w:rPr>
-          <w:rFonts w:asciiTheme="minorHAnsi" w:hAnsiTheme="minorHAnsi" w:cstheme="minorBidi"/>
-          <w:noProof/>
-          <w:color w:val="auto"/>
-          <w:kern w:val="2"/>
-          <w:sz w:val="24"/>
-          <w:szCs w:val="24"/>
-          <w:lang w:val="en-ID" w:eastAsia="en-ID"/>
-          <w14:ligatures w14:val="standardContextual"/>
-        </w:rPr>
-      </w:pPr>
-      <w:hyperlink w:anchor="TOC_3_2_2_SAMPEL_DAN_JUSTIFIKASI_KRITERI" w:history="1">
-        <w:r>
-          <w:rPr>
-            <w:noProof/>
-            <w:color w:val="000000"/>
-          </w:rPr>
-          <w:t>3.2.2 Sampel dan Justifikasi Kriteria Inklusi &lt;a id="322-sampel-dan-justifikasi-kriteria-inklusi"&gt;&lt;/a&gt;</w:t>
+          <w:t>3.2.3 Penentuan Ukuran Sampel</w:t>
         </w:r>
         <w:r>
           <w:rPr>
@@ -1565,13 +1600,13 @@
           <w14:ligatures w14:val="standardContextual"/>
         </w:rPr>
       </w:pPr>
-      <w:hyperlink w:anchor="TOC_3_2_3_PENENTUAN_UKURAN_SAMPEL_A_ID_3" w:history="1">
+      <w:hyperlink w:anchor="TOC_3_2_4_JUSTIFIKASI_KOMPARATIF_PEMILIH" w:history="1">
         <w:r>
           <w:rPr>
             <w:noProof/>
             <w:color w:val="000000"/>
           </w:rPr>
-          <w:t>3.2.3 Penentuan Ukuran Sampel &lt;a id="323-penentuan-ukuran-sampel"&gt;&lt;/a&gt;</w:t>
+          <w:t>3.2.4 Justifikasi Komparatif Pemilihan Teknik Sampling</w:t>
         </w:r>
         <w:r>
           <w:rPr>
@@ -1585,7 +1620,7 @@
     </w:p>
     <w:p>
       <w:pPr>
-        <w:pStyle w:val="TOC3"/>
+        <w:pStyle w:val="TOC2"/>
         <w:tabs>
           <w:tab w:val="right" w:leader="dot" w:pos="7927"/>
         </w:tabs>
@@ -1594,19 +1629,18 @@
           <w:noProof/>
           <w:color w:val="auto"/>
           <w:kern w:val="2"/>
-          <w:sz w:val="24"/>
           <w:szCs w:val="24"/>
           <w:lang w:val="en-ID" w:eastAsia="en-ID"/>
           <w14:ligatures w14:val="standardContextual"/>
         </w:rPr>
       </w:pPr>
-      <w:hyperlink w:anchor="TOC_3_2_4_JUSTIFIKASI_KOMPARATIF_PEMILIH" w:history="1">
+      <w:hyperlink w:anchor="TOC_3_3_MODEL_PENELITIAN" w:history="1">
         <w:r>
           <w:rPr>
             <w:noProof/>
             <w:color w:val="000000"/>
           </w:rPr>
-          <w:t>3.2.4 Justifikasi Komparatif Pemilihan Teknik Sampling &lt;a id="324-justifikasi-komparatif-pemilihan-teknik-sampling"&gt;&lt;/a&gt;</w:t>
+          <w:t>3.3 Model Penelitian</w:t>
         </w:r>
         <w:r>
           <w:rPr>
@@ -1614,7 +1648,7 @@
             <w:color w:val="000000"/>
           </w:rPr>
           <w:tab/>
-          <w:t>29</w:t>
+          <w:t>28</w:t>
         </w:r>
       </w:hyperlink>
     </w:p>
@@ -1634,13 +1668,13 @@
           <w14:ligatures w14:val="standardContextual"/>
         </w:rPr>
       </w:pPr>
-      <w:hyperlink w:anchor="TOC_3_3_MODEL_PENELITIAN_A_ID_33_MODEL_P" w:history="1">
+      <w:hyperlink w:anchor="TOC_3_4_OPERASIONALISASI_VARIABEL" w:history="1">
         <w:r>
           <w:rPr>
             <w:noProof/>
             <w:color w:val="000000"/>
           </w:rPr>
-          <w:t>3.3 Model Penelitian &lt;a id="33-model-penelitian"&gt;&lt;/a&gt;</w:t>
+          <w:t>3.4 Operasionalisasi Variabel</w:t>
         </w:r>
         <w:r>
           <w:rPr>
@@ -1668,13 +1702,13 @@
           <w14:ligatures w14:val="standardContextual"/>
         </w:rPr>
       </w:pPr>
-      <w:hyperlink w:anchor="TOC_3_4_OPERASIONALISASI_VARIABEL_A_ID_3" w:history="1">
+      <w:hyperlink w:anchor="TOC_3_5_METODE_ANALISIS_DATA" w:history="1">
         <w:r>
           <w:rPr>
             <w:noProof/>
             <w:color w:val="000000"/>
           </w:rPr>
-          <w:t>3.4 Operasionalisasi Variabel &lt;a id="34-operasionalisasi-variabel"&gt;&lt;/a&gt;</w:t>
+          <w:t>3.5 Metode Analisis Data</w:t>
         </w:r>
         <w:r>
           <w:rPr>
@@ -1682,41 +1716,7 @@
             <w:color w:val="000000"/>
           </w:rPr>
           <w:tab/>
-          <w:t>31</w:t>
-        </w:r>
-      </w:hyperlink>
-    </w:p>
-    <w:p>
-      <w:pPr>
-        <w:pStyle w:val="TOC2"/>
-        <w:tabs>
-          <w:tab w:val="right" w:leader="dot" w:pos="7927"/>
-        </w:tabs>
-        <w:rPr>
-          <w:rFonts w:asciiTheme="minorHAnsi" w:hAnsiTheme="minorHAnsi" w:cstheme="minorBidi"/>
-          <w:noProof/>
-          <w:color w:val="auto"/>
-          <w:kern w:val="2"/>
-          <w:szCs w:val="24"/>
-          <w:lang w:val="en-ID" w:eastAsia="en-ID"/>
-          <w14:ligatures w14:val="standardContextual"/>
-        </w:rPr>
-      </w:pPr>
-      <w:hyperlink w:anchor="TOC_3_5_METODE_ANALISIS_DATA_A_ID_35_MET" w:history="1">
-        <w:r>
-          <w:rPr>
-            <w:noProof/>
-            <w:color w:val="000000"/>
-          </w:rPr>
-          <w:t>3.5 Metode Analisis Data &lt;a id="35-metode-analisis-data"&gt;&lt;/a&gt;</w:t>
-        </w:r>
-        <w:r>
-          <w:rPr>
-            <w:noProof/>
-            <w:color w:val="000000"/>
-          </w:rPr>
-          <w:tab/>
-          <w:t>36</w:t>
+          <w:t>34</w:t>
         </w:r>
       </w:hyperlink>
     </w:p>
@@ -1743,15 +1743,7 @@
             <w:noProof/>
             <w:color w:val="000000"/>
           </w:rPr>
-          <w:t>3.5.1 Justifikasi Komparatif Pemilihan Metode Analisis &lt;a id="351-just</w:t>
-        </w:r>
-        <w:r>
-          <w:rPr>
-            <w:noProof/>
-            <w:color w:val="000000"/>
-          </w:rPr>
-          <w:lastRenderedPageBreak/>
-          <w:t>ifikasi-komparatif-pemilihan-metode-analisis"&gt;&lt;/a&gt;</w:t>
+          <w:t>3.5.1 Justifikasi Komparatif Pemilihan Metode Analisis</w:t>
         </w:r>
         <w:r>
           <w:rPr>
@@ -1759,7 +1751,7 @@
             <w:color w:val="000000"/>
           </w:rPr>
           <w:tab/>
-          <w:t>36</w:t>
+          <w:t>34</w:t>
         </w:r>
       </w:hyperlink>
     </w:p>
@@ -1779,13 +1771,47 @@
           <w14:ligatures w14:val="standardContextual"/>
         </w:rPr>
       </w:pPr>
-      <w:hyperlink w:anchor="TOC_3_6_DIAGRAM_ALUR_PENELITIAN_A_ID_36_" w:history="1">
+      <w:hyperlink w:anchor="TOC_3_6_DIAGRAM_ALUR_PENELITIAN" w:history="1">
         <w:r>
           <w:rPr>
             <w:noProof/>
             <w:color w:val="000000"/>
           </w:rPr>
-          <w:t>3.6 Diagram Alur Penelitian &lt;a id="36-diagram-alur-penelitian"&gt;&lt;/a&gt;</w:t>
+          <w:t>3.6 Diagram Alur Penelitian</w:t>
+        </w:r>
+        <w:r>
+          <w:rPr>
+            <w:noProof/>
+            <w:color w:val="000000"/>
+          </w:rPr>
+          <w:tab/>
+          <w:t>37</w:t>
+        </w:r>
+      </w:hyperlink>
+    </w:p>
+    <w:p>
+      <w:pPr>
+        <w:pStyle w:val="TOC2"/>
+        <w:tabs>
+          <w:tab w:val="right" w:leader="dot" w:pos="7927"/>
+        </w:tabs>
+        <w:rPr>
+          <w:rFonts w:asciiTheme="minorHAnsi" w:hAnsiTheme="minorHAnsi" w:cstheme="minorBidi"/>
+          <w:noProof/>
+          <w:color w:val="auto"/>
+          <w:kern w:val="2"/>
+          <w:szCs w:val="24"/>
+          <w:lang w:val="en-ID" w:eastAsia="en-ID"/>
+          <w14:ligatures w14:val="standardContextual"/>
+        </w:rPr>
+      </w:pPr>
+      <w:hyperlink w:anchor="TOC_3_7_JADWAL_PELAKSANAAN_PENELITIAN" w:history="1">
+        <w:r>
+          <w:rPr>
+            <w:noProof/>
+            <w:color w:val="000000"/>
+          </w:rPr>
+          <w:t>3.7 Jadwal Pelaksanaan Penelitian</w:t>
         </w:r>
         <w:r>
           <w:rPr>
@@ -1794,40 +1820,6 @@
           </w:rPr>
           <w:tab/>
           <w:t>39</w:t>
-        </w:r>
-      </w:hyperlink>
-    </w:p>
-    <w:p>
-      <w:pPr>
-        <w:pStyle w:val="TOC2"/>
-        <w:tabs>
-          <w:tab w:val="right" w:leader="dot" w:pos="7927"/>
-        </w:tabs>
-        <w:rPr>
-          <w:rFonts w:asciiTheme="minorHAnsi" w:hAnsiTheme="minorHAnsi" w:cstheme="minorBidi"/>
-          <w:noProof/>
-          <w:color w:val="auto"/>
-          <w:kern w:val="2"/>
-          <w:szCs w:val="24"/>
-          <w:lang w:val="en-ID" w:eastAsia="en-ID"/>
-          <w14:ligatures w14:val="standardContextual"/>
-        </w:rPr>
-      </w:pPr>
-      <w:hyperlink w:anchor="TOC_3_7_JADWAL_PELAKSANAAN_PENELITIAN_A_" w:history="1">
-        <w:r>
-          <w:rPr>
-            <w:noProof/>
-            <w:color w:val="000000"/>
-          </w:rPr>
-          <w:t>3.7 Jadwal Pelaksanaan Penelitian &lt;a id="37-jadwal-pelaksanaan-penelitian"&gt;&lt;/a&gt;</w:t>
-        </w:r>
-        <w:r>
-          <w:rPr>
-            <w:noProof/>
-            <w:color w:val="000000"/>
-          </w:rPr>
-          <w:tab/>
-          <w:t>40</w:t>
         </w:r>
       </w:hyperlink>
     </w:p>
@@ -1862,7 +1854,7 @@
             <w:color w:val="000000"/>
           </w:rPr>
           <w:tab/>
-          <w:t>42</w:t>
+          <w:t>40</w:t>
         </w:r>
       </w:hyperlink>
     </w:p>
@@ -1873,7 +1865,7 @@
         <w:spacing w:after="360"/>
         <w:outlineLvl w:val="0"/>
       </w:pPr>
-      <w:bookmarkStart w:id="1" w:name="_Toc241178675"/>
+      <w:bookmarkStart w:id="1" w:name="_Toc241537979"/>
       <w:r>
         <w:rPr>
           <w:rFonts w:ascii="Times New Roman" w:hAnsi="Times New Roman"/>
@@ -2039,7 +2031,7 @@
         <w:outlineLvl w:val="0"/>
       </w:pPr>
       <w:bookmarkStart w:id="2" w:name="TOC_DAFTAR_GAMBAR"/>
-      <w:bookmarkStart w:id="3" w:name="_Toc241178676"/>
+      <w:bookmarkStart w:id="3" w:name="_Toc241537980"/>
       <w:r>
         <w:rPr>
           <w:rFonts w:ascii="Times New Roman" w:hAnsi="Times New Roman"/>
@@ -2217,8 +2209,8 @@
         <w:pStyle w:val="Heading1"/>
         <w:outlineLvl w:val="0"/>
       </w:pPr>
-      <w:bookmarkStart w:id="4" w:name="TOC_BAB_1_PENDAHULUAN_A_ID_BAB_1_PENDAHU"/>
-      <w:bookmarkStart w:id="5" w:name="_Toc241178677"/>
+      <w:bookmarkStart w:id="4" w:name="TOC_BAB_1_PENDAHULUAN"/>
+      <w:bookmarkStart w:id="5" w:name="_Toc241537981"/>
       <w:r>
         <w:rPr>
           <w:rFonts w:ascii="Times New Roman" w:hAnsi="Times New Roman"/>
@@ -2245,7 +2237,7 @@
           <w:color w:val="000000"/>
           <w:sz w:val="24"/>
         </w:rPr>
-        <w:t>PENDAHULUAN &lt;A ID="BAB-1-PENDAHULUAN"&gt;&lt;/A&gt;</w:t>
+        <w:t>PENDAHULUAN</w:t>
       </w:r>
       <w:bookmarkEnd w:id="4"/>
       <w:bookmarkEnd w:id="5"/>
@@ -2255,8 +2247,8 @@
         <w:pStyle w:val="Heading2"/>
         <w:outlineLvl w:val="1"/>
       </w:pPr>
-      <w:bookmarkStart w:id="6" w:name="TOC_1_1_LATAR_BELAKANG_PENELITIAN_A_ID_1"/>
-      <w:bookmarkStart w:id="7" w:name="_Toc241178678"/>
+      <w:bookmarkStart w:id="6" w:name="TOC_1_1_LATAR_BELAKANG_PENELITIAN"/>
+      <w:bookmarkStart w:id="7" w:name="_Toc241537982"/>
       <w:r>
         <w:rPr>
           <w:rFonts w:ascii="Times New Roman" w:hAnsi="Times New Roman"/>
@@ -2264,7 +2256,7 @@
           <w:color w:val="000000"/>
           <w:sz w:val="24"/>
         </w:rPr>
-        <w:t>1.1 Latar Belakang Penelitian &lt;a id="11-latar-belakang-penelitian"&gt;&lt;/a&gt;</w:t>
+        <w:t>1.1 Latar Belakang Penelitian</w:t>
       </w:r>
       <w:bookmarkEnd w:id="6"/>
       <w:bookmarkEnd w:id="7"/>
@@ -2279,19 +2271,31 @@
         <w:rPr>
           <w:rFonts w:cs="Times New Roman"/>
         </w:rPr>
-        <w:t>Waralaba media (media franchise) Pokémon yang diciptakan oleh Satoshi Tajiri bersama Game Freak dan diluncurkan oleh Nintendo pada tahun 1996 di Jepang telah berkembang menjadi fenomena budaya pop global paling berpengaruh di dunia. Berdasarkan data agregasi industri media internasional, Pokémon dinobatkan sebagai waralaba media dengan pendapatan tertinggi sepanjang masa (the highest-grossing media franchise in history), dengan estimasi pendapatan kotor kumulatif melampaui US$ 100,0 miliar ([Statista, 2021]</w:t>
-      </w:r>
-      <w:r>
-        <w:rPr>
-          <w:rFonts w:cs="Times New Roman"/>
-        </w:rPr>
-        <w:t>(#ref-statista2021)). Angka ini melampaui waralaba legendaris dunia lainnya seperti Hello Kitty, Winnie the Pooh, Mickey Mouse, maupun Star Wars. Keberhasilan ini ditopang ekosistem multimedia yang saling memperkuat: lini permainan video (dari RPG Generasi I di Game Boy hingga Generasi IX di Switch, serta Pokémon GO, UNITE, dan TCG Pocket); lini animasi dan film (anime 25 tahun Satoshi dan Pikachu di 190 negara, The First Movie (1998), Detective Pikachu (2019), dan Horizons); serta lini lisensi, gerai Pokém</w:t>
-      </w:r>
-      <w:r>
-        <w:rPr>
-          <w:rFonts w:cs="Times New Roman"/>
-        </w:rPr>
-        <w:t>on Center, dan turnamen tahunan World Championships.</w:t>
+        <w:t xml:space="preserve">Waralaba media (media franchise) Pokémon yang diciptakan oleh Satoshi Tajiri bersama Game Freak dan diluncurkan oleh Nintendo pada tahun 1996 di Jepang telah berkembang menjadi fenomena budaya pop global paling berpengaruh di dunia. Berdasarkan data agregasi industri media internasional, Pokémon dinobatkan sebagai waralaba media dengan pendapatan tertinggi sepanjang masa (the highest-grossing media franchise in history), dengan estimasi pendapatan kotor kumulatif melampaui US$ 100,0 miliar </w:t>
+      </w:r>
+      <w:hyperlink w:anchor="Ref_statista2024pokemon" w:history="1">
+        <w:r>
+          <w:t>(Statista, 2021)</w:t>
+        </w:r>
+      </w:hyperlink>
+      <w:r>
+        <w:rPr>
+          <w:rFonts w:cs="Times New Roman"/>
+        </w:rPr>
+        <w:t>. Angka ini melampaui waralaba legendaris dunia lainnya seperti Hello Kitty, Winnie the Pooh, Mickey Mouse, maupun Star Wars. Keberhasilan ini ditopang ekosistem multimedia yang saling memperkuat: lini permainan video (dari RPG Generasi I di Game Boy hingga Generasi IX di Switch, serta Pokémon GO, UNITE, dan TCG Pocket); lini animasi dan film (anime 25 tahun Satoshi dan Pikachu di 190 negara, The First Movie (1998), Detective Pikachu (2019), dan Horizons); serta lini lisensi, gerai Pokémon Center, dan turna</w:t>
+      </w:r>
+      <w:r>
+        <w:rPr>
+          <w:rFonts w:cs="Times New Roman"/>
+        </w:rPr>
+        <w:t>men tahunan World Champ</w:t>
+      </w:r>
+      <w:r>
+        <w:rPr>
+          <w:rFonts w:cs="Times New Roman"/>
+        </w:rPr>
+        <w:lastRenderedPageBreak/>
+        <w:t>ionships.</w:t>
       </w:r>
     </w:p>
     <w:p>
@@ -2304,7 +2308,7 @@
           <w:noProof/>
         </w:rPr>
         <w:drawing>
-          <wp:inline distT="0" distB="0" distL="0" distR="0" wp14:anchorId="02CBD26C" wp14:editId="6054309B">
+          <wp:inline distT="0" distB="0" distL="0" distR="0" wp14:anchorId="029DDCB7" wp14:editId="7D291B3D">
             <wp:extent cx="4860000" cy="2980356"/>
             <wp:effectExtent l="0" t="0" r="0" b="0"/>
             <wp:docPr id="2" name="Picture 2"/>
@@ -2351,7 +2355,6 @@
           <w:rFonts w:cs="Times New Roman"/>
           <w:b/>
         </w:rPr>
-        <w:lastRenderedPageBreak/>
         <w:t>Gambar 1.1. Peringkat 10 Waralaba Media Berpendapatan Tertinggi di Dunia Sepanjang Masa</w:t>
       </w:r>
       <w:bookmarkEnd w:id="8"/>
@@ -2380,21 +2383,33 @@
         <w:rPr>
           <w:rFonts w:cs="Times New Roman"/>
         </w:rPr>
-        <w:t>Sebagaimana ditunjukkan pada Gambar 1.1, Pokémon menempati posisi puncak sebagai waralaba media nomor satu di dunia dengan total pendapatan melampaui US$ 100,0 miliar ([Statista, 2021](#ref-statista2021)). Bukti empiris ini mengonfirmasi bahwa Pokémon bukan sekadar hiburan musiman anak-anak, melainkan entitas komersial ra</w:t>
-      </w:r>
-      <w:r>
-        <w:rPr>
-          <w:rFonts w:cs="Times New Roman"/>
-        </w:rPr>
         <w:lastRenderedPageBreak/>
-        <w:t>ks</w:t>
+        <w:t xml:space="preserve">Sebagaimana ditunjukkan pada Gambar 1.1, Pokémon menempati posisi puncak sebagai waralaba media nomor satu di dunia dengan total pendapatan melampaui US$ 100,0 miliar </w:t>
+      </w:r>
+      <w:hyperlink w:anchor="Ref_statista2024pokemon" w:history="1">
+        <w:r>
+          <w:t>(Statista, 2021)</w:t>
+        </w:r>
+      </w:hyperlink>
+      <w:r>
+        <w:rPr>
+          <w:rFonts w:cs="Times New Roman"/>
+        </w:rPr>
+        <w:t>. Bukti empiris ini mengonfirmasi bahwa Pokémon bukan sekadar hiburan musiman anak-anak, melainkan entitas komersial raksasa dengan basis perputaran k</w:t>
       </w:r>
       <w:r>
         <w:rPr>
           <w:rFonts w:cs="Times New Roman"/>
         </w:rPr>
         <w:lastRenderedPageBreak/>
-        <w:t>asa dengan basis perputaran kapital lintas generasi yang sangat kokoh.</w:t>
+        <w:t>ap</w:t>
+      </w:r>
+      <w:r>
+        <w:rPr>
+          <w:rFonts w:cs="Times New Roman"/>
+        </w:rPr>
+        <w:lastRenderedPageBreak/>
+        <w:t>ital lintas generasi yang sangat kokoh.</w:t>
       </w:r>
     </w:p>
     <w:p>
@@ -2407,7 +2422,7 @@
           <w:noProof/>
         </w:rPr>
         <w:drawing>
-          <wp:inline distT="0" distB="0" distL="0" distR="0" wp14:anchorId="18D98D12" wp14:editId="6D059F16">
+          <wp:inline distT="0" distB="0" distL="0" distR="0" wp14:anchorId="2D06ED4C" wp14:editId="7DCA4A02">
             <wp:extent cx="4860000" cy="2719286"/>
             <wp:effectExtent l="0" t="0" r="0" b="0"/>
             <wp:docPr id="3" name="Picture 3"/>
@@ -2499,14 +2514,7 @@
         <w:rPr>
           <w:rFonts w:cs="Times New Roman"/>
         </w:rPr>
-        <w:t xml:space="preserve">. Pencetakan lebih dari 11,9 miliar lembar kartu hanya dalam kurun waktu satu tahun fiskal (2023–2024) mengindikasikan tingginya </w:t>
-      </w:r>
-      <w:r>
-        <w:rPr>
-          <w:rFonts w:cs="Times New Roman"/>
-        </w:rPr>
-        <w:lastRenderedPageBreak/>
-        <w:t>permintaan pasar dan mengonfirmasi terjadinya gelombang antusiasme belanja yang masif di kalangan konsumen.</w:t>
+        <w:t>. Pencetakan lebih dari 11,9 miliar lembar kartu hanya dalam kurun waktu satu tahun fiskal (2023–2024) mengindikasikan tingginya permintaan pasar dan mengonfirmasi terjadinya gelombang antusiasme belanja yang masif di kalangan konsumen.</w:t>
       </w:r>
     </w:p>
     <w:p>
@@ -2519,6 +2527,7 @@
         <w:rPr>
           <w:rFonts w:cs="Times New Roman"/>
         </w:rPr>
+        <w:lastRenderedPageBreak/>
         <w:t>Di Indonesia, kartu resmi Pokémon TCG berbahasa Indonesia hadir sejak 2019 melalui AKG Games dan didistribusikan agresif di ribuan gerai ritel modern (Indomaret, Alfamart, Gramedia, Toys Kingdom), tidak hanya di toko hobi khusus. Penempatan di etalase kasir mengubah hobi ceruk menjadi konsumsi populer nasional dan menciptakan pasar sekunder yang likuid. Minat masyarakat, khususnya mahasiswa dan Generasi Z, didorong oleh konvergensi fungsi rekreasi, prestise sosial, hobi koleksi kartu langka, dan motif speku</w:t>
       </w:r>
       <w:r>
@@ -2544,7 +2553,18 @@
         <w:rPr>
           <w:rFonts w:cs="Times New Roman"/>
         </w:rPr>
-        <w:t xml:space="preserve"> Rare / SR, atau Ultra Rare / UR). Di pasar sekunder daring (Tokopedia, Shopee, grup lelang Facebook, dan komunitas media sosial), kartu-kartu berkarakter favorit (seperti Charizard, Pikachu, atau kartu pelatih wanita/waifu populer) diperjualbelikan dengan harga fantastis mulai dari ratusan ribu hingga puluhan juta rupiah per lembar (lih. pantauan pasar sekunder ([PriceCharting, 2024](#ref-pricecharting2024))).</w:t>
+        <w:t xml:space="preserve"> Rare / SR, atau Ultra Rare / UR). Di pasar sekunder daring (Tokopedia, Shopee, grup lelang Facebook, dan komunitas media sosial), kartu-kartu berkarakter favorit (seperti Charizard, Pikachu, atau kartu pelatih wanita (waifu) populer) diperjualbelikan dengan harga fantastis mulai dari ratusan ribu hingga puluhan juta rupiah per lembar (lih. pantauan pasar sekunder </w:t>
+      </w:r>
+      <w:hyperlink w:anchor="Ref_pricecharting2024" w:history="1">
+        <w:r>
+          <w:t>(PriceCharting, 2024)</w:t>
+        </w:r>
+      </w:hyperlink>
+      <w:r>
+        <w:rPr>
+          <w:rFonts w:cs="Times New Roman"/>
+        </w:rPr>
+        <w:t>).</w:t>
       </w:r>
     </w:p>
     <w:p>
@@ -2557,25 +2577,30 @@
         <w:rPr>
           <w:rFonts w:cs="Times New Roman"/>
         </w:rPr>
-        <w:t>Fenomena disparitas harga pasar sekunder ini diperkuat oleh keberadaan industri sertifikasi penilaian kondisi fisik kartu (card grading). Lembaga grading independen berstandar internasional terkemuka seperti PSA (Professional Sports Authenticator), BGS (Beckett Grading Services), dan CGC Cards memeriksa integritas fisik kartu secara mikroskopis berdasarkan empat kriteria utama: centering (kesimetrisan cetak), surface (kebersihan permukaan tanpa goresan), edges (kerapian tepi), dan corners (ketajaman sudut k</w:t>
-      </w:r>
-      <w:r>
-        <w:rPr>
-          <w:rFonts w:cs="Times New Roman"/>
-        </w:rPr>
-        <w:t xml:space="preserve">artu). Kartu yang memenuhi kesempurnaan tertinggi akan disegel permanen dalam wadah akrilik kedap udara (tamper-evident slab) dan diberi label skor kualitas 1 hingga 10 (PSA 10 Gem Mint atau BGS 10 Pristine). Kartu berpredikat Gem Mint 10 secara instan </w:t>
+        <w:t>Fenomena disparitas harga pasar sekunder ini diperkuat oleh keberadaan industri sertifikasi penilaian kondisi fisik kartu (card grading). Lembaga grading independen berstandar internasional terkemuka seperti PSA (Professional Sports Authenticator), BGS (Beckett Grading Services), dan CGC Cards memeriksa integritas fisik kartu secara mikroskopis berdasarkan empat kriteria utama: kesimetrisan cetak (centering), kebersihan permukaan tanpa goresan (surface), kerapian tepi (edges), dan ketajaman sudut kartu (cor</w:t>
+      </w:r>
+      <w:r>
+        <w:rPr>
+          <w:rFonts w:cs="Times New Roman"/>
+        </w:rPr>
+        <w:t xml:space="preserve">ners). Kartu yang memenuhi kesempurnaan tertinggi akan disegel permanen dalam wadah akrilik kedap udara (tamper-evident slab) dan diberi label skor kualitas 1 hingga 10 (PSA 10 Gem Mint atau BGS 10 Pristine). Kartu berpredikat Gem Mint 10 secara instan bertransformasi menjadi aset terstandardisasi yang likuid di bursa lelang global dengan harga jual yang terobservasi melonjak berkali-kali lipat dibandingkan kartu mentah (raw card) </w:t>
+      </w:r>
+      <w:hyperlink w:anchor="Ref_pricecharting2024" w:history="1">
+        <w:r>
+          <w:t>(PriceCharting, 2024)</w:t>
+        </w:r>
+      </w:hyperlink>
+      <w:r>
+        <w:rPr>
+          <w:rFonts w:cs="Times New Roman"/>
+        </w:rPr>
+        <w:t xml:space="preserve">. Kehadiran pasar grading ini </w:t>
       </w:r>
       <w:r>
         <w:rPr>
           <w:rFonts w:cs="Times New Roman"/>
         </w:rPr>
         <w:lastRenderedPageBreak/>
-        <w:t xml:space="preserve">bertransformasi menjadi aset terstandardisasi yang likuid di bursa lelang global dengan harga jual yang terobservasi melonjak berkali-kali lipat dibandingkan kartu mentah (raw card) ([PriceCharting, 2024](#ref-pricecharting2024)). Kehadiran pasar grading ini </w:t>
-      </w:r>
-      <w:r>
-        <w:rPr>
-          <w:rFonts w:cs="Times New Roman"/>
-        </w:rPr>
         <w:t>memicu gelombang spekulasi (grading arbitrage), di mana konsumen tergiur membeli booster pack murah dengan harapan menarik kartu berkondisi sempurna untuk digrade dan dijual kembali demi mendulang keuntungan modal (capital gain).</w:t>
       </w:r>
     </w:p>
@@ -2589,7 +2614,7 @@
           <w:noProof/>
         </w:rPr>
         <w:drawing>
-          <wp:inline distT="0" distB="0" distL="0" distR="0" wp14:anchorId="0BB50E00" wp14:editId="3BE6C4FB">
+          <wp:inline distT="0" distB="0" distL="0" distR="0" wp14:anchorId="548620EB" wp14:editId="38A9AA51">
             <wp:extent cx="4860000" cy="2818800"/>
             <wp:effectExtent l="0" t="0" r="0" b="0"/>
             <wp:docPr id="4" name="Picture 4"/>
@@ -2664,26 +2689,31 @@
         <w:rPr>
           <w:rFonts w:cs="Times New Roman"/>
         </w:rPr>
-        <w:t>Sebagaimana disajikan pada Gambar 1.3, kartu berkondisi sempurna (PSA 10 Gem Mint) mengalami apresiasi nilai pasar sekunder yang spektakuler, berkisar antara 2,0 kali lipat pada kartu langka utama (Charizard VMAX #SV107) hingga menembus 23,7 kali lipat (Kyogre #21) dan 26,0 kali lipat (Reshiram #17) dibandingkan kondisi kartu mentah tanpa sertifikasi ([PriceCharting, 2024](#ref-pricecharting2024)). Fenomena disparitas harga yang masif ini mengilustrasikan plausibilitas bekerjanya motif spekulasi finansial (</w:t>
-      </w:r>
-      <w:r>
-        <w:rPr>
-          <w:rFonts w:cs="Times New Roman"/>
-        </w:rPr>
-        <w:t xml:space="preserve">Speculative Motive / X₃) di mana konsumen terdorong membeli booster pack acak demi mengejar potensi keuntungan arbitrase grading (grading arbitrage). Data ini bersifat ilustratif deskriptif (bukan uji kausal X₃ terhadap Y): snapshot PriceCharting seri Shining </w:t>
+        <w:t xml:space="preserve">Sebagaimana disajikan pada Gambar 1.3, kartu berkondisi sempurna (PSA 10 Gem Mint) mengalami apresiasi nilai pasar sekunder yang spektakuler, berkisar antara 2,0 kali lipat pada kartu langka utama (Charizard VMAX #SV107) hingga menembus 23,7 kali lipat (Kyogre #21) dan 26,0 kali lipat (Reshiram #17) dibandingkan kondisi kartu mentah tanpa sertifikasi </w:t>
+      </w:r>
+      <w:hyperlink w:anchor="Ref_pricecharting2024" w:history="1">
+        <w:r>
+          <w:t>(PriceCharting, 2024)</w:t>
+        </w:r>
+      </w:hyperlink>
+      <w:r>
+        <w:rPr>
+          <w:rFonts w:cs="Times New Roman"/>
+        </w:rPr>
+        <w:t>. Fenomena disparitas harga yang masif ini mengilustrasikan plausibilitas bekerjanya motif spekulasi finansial (Speculative Motive / X₃) di mana konsumen terdorong membeli booster pack acak demi mengejar potensi keuntungan arbitrase grading (grading arbitrage). Data ini bersifat ilustratif deskriptif (bukan uji kausal X₃ terhadap Y): snapshot PriceCharting seri Shining Fates (edisi Inggris, N=5 kartu contoh, diakses Januari 2025; ungraded=harga pasar kartu mentah, PSA 10=harga lelang kartu bersertifikasi Ge</w:t>
+      </w:r>
+      <w:r>
+        <w:rPr>
+          <w:rFonts w:cs="Times New Roman"/>
+        </w:rPr>
+        <w:t xml:space="preserve">m Mint; harga volatil dan dapat berubah). Transferabilitas ke pack Indonesia berbahasa Indonesia dinyatakan sebagai </w:t>
       </w:r>
       <w:r>
         <w:rPr>
           <w:rFonts w:cs="Times New Roman"/>
         </w:rPr>
         <w:lastRenderedPageBreak/>
-        <w:t>Fates (edisi Inggris, N=5 kartu contoh, diakses Januari 2025; ungraded=harga pasar kartu mentah, PSA 10=harga lelang kartu bersertifikasi Gem Mint; harga volatil dan dapat berubah). Transferabilitas ke pack Indonesia berbahasa Indonesia dinyatakan seba</w:t>
-      </w:r>
-      <w:r>
-        <w:rPr>
-          <w:rFonts w:cs="Times New Roman"/>
-        </w:rPr>
-        <w:t>gai keterbatasan; sebagai jembatan domestik, pola disparitas searah teramati pada listing Tokopedia/Shopee dan lelang Facebook Indonesia (tanpa generalisasi angka). Catatan kaki Gambar 1.3: snapshot Januari 2025, N=5 kartu Shining Fates, definisi ungraded vs PSA 10 di atas, harga volatil, bukan estimasi nasional.</w:t>
+        <w:t>keterbatasan; sebagai jembatan domestik, pola disparitas searah teramati pada listing Tokopedia/Shopee dan lelang Facebook Indonesia (tanpa generalisasi angka). Catatan kaki Gambar 1.3: snapshot Januari 2025, N=5 kartu Shining Fates, definisi ungraded vs PSA 10 di atas, harga volatil, bukan estimasi nasional.</w:t>
       </w:r>
     </w:p>
     <w:p>
@@ -2769,7 +2799,6 @@
           <w:rFonts w:cs="Times New Roman"/>
           <w:b/>
         </w:rPr>
-        <w:lastRenderedPageBreak/>
         <w:t xml:space="preserve">•  </w:t>
       </w:r>
       <w:r>
@@ -2789,7 +2818,30 @@
         <w:rPr>
           <w:rFonts w:cs="Times New Roman"/>
         </w:rPr>
-        <w:t>Literatur menunjukkan pembelian impulsif dipengaruhi anteseden luas ([Stern, 1962](#ref-stern1962); [Rook, 1987](#ref-rook1987); [</w:t>
+        <w:lastRenderedPageBreak/>
+        <w:t>Literatur menunjukkan pembelian impulsif dipengaruhi anteseden luas (</w:t>
+      </w:r>
+      <w:hyperlink w:anchor="Ref_stern1962significance" w:history="1">
+        <w:r>
+          <w:t>Stern, 1962</w:t>
+        </w:r>
+      </w:hyperlink>
+      <w:r>
+        <w:rPr>
+          <w:rFonts w:cs="Times New Roman"/>
+        </w:rPr>
+        <w:t xml:space="preserve">; </w:t>
+      </w:r>
+      <w:hyperlink w:anchor="Ref_rook1987buying" w:history="1">
+        <w:r>
+          <w:t>Rook, 1987</w:t>
+        </w:r>
+      </w:hyperlink>
+      <w:r>
+        <w:rPr>
+          <w:rFonts w:cs="Times New Roman"/>
+        </w:rPr>
+        <w:t xml:space="preserve">; </w:t>
       </w:r>
       <w:hyperlink w:anchor="Ref_beatty1998impulse" w:history="1">
         <w:r>
@@ -2800,7 +2852,7 @@
         <w:rPr>
           <w:rFonts w:cs="Times New Roman"/>
         </w:rPr>
-        <w:t>](#ref-beatty1998); [</w:t>
+        <w:t xml:space="preserve">; </w:t>
       </w:r>
       <w:hyperlink w:anchor="Ref_amos2014meta" w:history="1">
         <w:r>
@@ -2811,7 +2863,7 @@
         <w:rPr>
           <w:rFonts w:cs="Times New Roman"/>
         </w:rPr>
-        <w:t xml:space="preserve">](#ref-amos2014)): (1) afektif, seperti motivasi belanja hedonis </w:t>
+        <w:t xml:space="preserve">): (1) afektif, seperti motivasi belanja hedonis </w:t>
       </w:r>
       <w:hyperlink w:anchor="Ref_babin1994work" w:history="1">
         <w:r>
@@ -2844,7 +2896,18 @@
         <w:rPr>
           <w:rFonts w:cs="Times New Roman"/>
         </w:rPr>
-        <w:t>; (2) kognitif kolektor, seperti efek ketidaktuntasan himpunan ([Zeigarnik, 1927](#ref-zeigarnik1927); [</w:t>
+        <w:t>; (2) kognitif kolektor, seperti efek ketidaktuntasan himpunan (</w:t>
+      </w:r>
+      <w:hyperlink w:anchor="Ref_zeigarnik1927behalten" w:history="1">
+        <w:r>
+          <w:t>Zeigarnik, 1927</w:t>
+        </w:r>
+      </w:hyperlink>
+      <w:r>
+        <w:rPr>
+          <w:rFonts w:cs="Times New Roman"/>
+        </w:rPr>
+        <w:t xml:space="preserve">; </w:t>
       </w:r>
       <w:hyperlink w:anchor="Ref_gao2014completing" w:history="1">
         <w:r>
@@ -2855,7 +2918,7 @@
         <w:rPr>
           <w:rFonts w:cs="Times New Roman"/>
         </w:rPr>
-        <w:t>](#ref-gao2014); [</w:t>
+        <w:t xml:space="preserve">; </w:t>
       </w:r>
       <w:hyperlink w:anchor="Ref_barasz2017pseudo" w:history="1">
         <w:r>
@@ -2866,7 +2929,29 @@
         <w:rPr>
           <w:rFonts w:cs="Times New Roman"/>
         </w:rPr>
-        <w:t>](#ref-barasz2017); [Belk, 1995](#ref-belk1995)); (3) finansial, seperti ekspektasi capital gain dan bias optimisme pasar ([Shiller, 2000](#ref-shiller2000); [</w:t>
+        <w:t xml:space="preserve">; </w:t>
+      </w:r>
+      <w:hyperlink w:anchor="Ref_belk1995collecting" w:history="1">
+        <w:r>
+          <w:t>Belk, 1995</w:t>
+        </w:r>
+      </w:hyperlink>
+      <w:r>
+        <w:rPr>
+          <w:rFonts w:cs="Times New Roman"/>
+        </w:rPr>
+        <w:t>); (3) finansial, seperti ekspektasi capital gain dan bias optimisme pasar (</w:t>
+      </w:r>
+      <w:hyperlink w:anchor="Ref_shiller2000irrational" w:history="1">
+        <w:r>
+          <w:t>Shiller, 2000</w:t>
+        </w:r>
+      </w:hyperlink>
+      <w:r>
+        <w:rPr>
+          <w:rFonts w:cs="Times New Roman"/>
+        </w:rPr>
+        <w:t xml:space="preserve">; </w:t>
       </w:r>
       <w:hyperlink w:anchor="Ref_baur2018bitcoin" w:history="1">
         <w:r>
@@ -2877,7 +2962,18 @@
         <w:rPr>
           <w:rFonts w:cs="Times New Roman"/>
         </w:rPr>
-        <w:t>](#ref-baur2018); [Colline, 2024](#ref-colline2024)); serta (4) situasional, seperti display kasir dan kelangkaan stok ([</w:t>
+        <w:t xml:space="preserve">; </w:t>
+      </w:r>
+      <w:hyperlink w:anchor="Ref_colline2024biases" w:history="1">
+        <w:r>
+          <w:t>Colline, 2024</w:t>
+        </w:r>
+      </w:hyperlink>
+      <w:r>
+        <w:rPr>
+          <w:rFonts w:cs="Times New Roman"/>
+        </w:rPr>
+        <w:t>); serta (4) situasional, seperti display kasir dan kelangkaan stok (</w:t>
       </w:r>
       <w:hyperlink w:anchor="Ref_peck2006if" w:history="1">
         <w:r>
@@ -2888,7 +2984,7 @@
         <w:rPr>
           <w:rFonts w:cs="Times New Roman"/>
         </w:rPr>
-        <w:t>](#ref-peck2006); [</w:t>
+        <w:t xml:space="preserve">; </w:t>
       </w:r>
       <w:hyperlink w:anchor="Ref_amos2014meta" w:history="1">
         <w:r>
@@ -2899,7 +2995,7 @@
         <w:rPr>
           <w:rFonts w:cs="Times New Roman"/>
         </w:rPr>
-        <w:t>](#ref-amos2014)).</w:t>
+        <w:t>).</w:t>
       </w:r>
     </w:p>
     <w:p>
@@ -2912,7 +3008,7 @@
         <w:rPr>
           <w:rFonts w:cs="Times New Roman"/>
         </w:rPr>
-        <w:t>Dari pemetaan tersebut, penelitian ini memfokuskan tiga variabel yang paling mewakili karakteristik kartu Pokémon TCG: X₁ (afektif: sensasi hiburan merobek kemasan), X₂ (kolektor: ketegangan slot binder yang kosong), dan X₃ (pasar: harapan capital gain dari likuiditas sekunder dan grading). Perumusan instrumen dan pengujiannya diuraikan pada Bab 2 dan Bab 3.</w:t>
+        <w:t>Dari pemetaan tersebut, penelitian ini memfokuskan tiga variabel yang paling mewakili karakteristik kartu Pokémon TCG: X₁ (afektif: sensasi hiburan merobek kemasan), X₂ (kolektor: ketegangan celah (slot) buku album koleksi (binder) yang kosong), dan X₃ (pasar: harapan capital gain dari likuiditas sekunder dan grading). Perumusan instrumen dan pengujiannya diuraikan pada Bab 2 dan Bab 3.</w:t>
       </w:r>
     </w:p>
     <w:p>
@@ -2966,7 +3062,6 @@
           <w:b/>
           <w:sz w:val="22"/>
         </w:rPr>
-        <w:lastRenderedPageBreak/>
         <w:t>Tabel 1.1: Matriks Kesenjangan Penelitian Empiris (Research Gap) pada 7 Subjek Hubungan Model Penelitian</w:t>
       </w:r>
       <w:bookmarkEnd w:id="11"/>
@@ -3166,6 +3261,7 @@
                 <w:rFonts w:cs="Times New Roman"/>
                 <w:sz w:val="18"/>
               </w:rPr>
+              <w:lastRenderedPageBreak/>
               <w:t>1</w:t>
             </w:r>
           </w:p>
@@ -4279,7 +4375,18 @@
         <w:rPr>
           <w:rFonts w:cs="Times New Roman"/>
         </w:rPr>
-        <w:t>Ketidakseragaman temuan tersebut menunjukkan perlunya variabel pemoderasi yang menguji batas kontrol psikologis konsumen. Dalam kerangka Self-Regulation Theory ([Baumeister, 2002](#ref-baumeister2002); [</w:t>
+        <w:t>Ketidakseragaman temuan tersebut menunjukkan perlunya variabel pemoderasi yang menguji batas kontrol psikologis konsumen. Dalam kerangka Self-Regulation Theory (</w:t>
+      </w:r>
+      <w:hyperlink w:anchor="Ref_baumeister2002yield" w:history="1">
+        <w:r>
+          <w:t>Baumeister, 2002</w:t>
+        </w:r>
+      </w:hyperlink>
+      <w:r>
+        <w:rPr>
+          <w:rFonts w:cs="Times New Roman"/>
+        </w:rPr>
+        <w:t xml:space="preserve">; </w:t>
       </w:r>
       <w:hyperlink w:anchor="Ref_vohs2007spent" w:history="1">
         <w:r>
@@ -4290,18 +4397,18 @@
         <w:rPr>
           <w:rFonts w:cs="Times New Roman"/>
         </w:rPr>
-        <w:t>](#ref-vohs2007)) dan model Planner-Doer ([</w:t>
+        <w:t xml:space="preserve">) dan model Planner-Doer </w:t>
       </w:r>
       <w:hyperlink w:anchor="Ref_thaler1981economic" w:history="1">
         <w:r>
-          <w:t>Thaler dan Shefrin, 1981</w:t>
+          <w:t>(Thaler dan Shefrin, 1981)</w:t>
         </w:r>
       </w:hyperlink>
       <w:r>
         <w:rPr>
           <w:rFonts w:cs="Times New Roman"/>
         </w:rPr>
-        <w:t>](#ref-thaler1981)), Self-Control diposisikan sebagai rem volisional, yakni kapasitas menunda kepuasan ([</w:t>
+        <w:t>, Self-Control diposisikan sebagai rem volisional, yakni kapasitas menunda kepuasan (</w:t>
       </w:r>
       <w:hyperlink w:anchor="Ref_tangney2004high" w:history="1">
         <w:r>
@@ -4312,7 +4419,7 @@
         <w:rPr>
           <w:rFonts w:cs="Times New Roman"/>
         </w:rPr>
-        <w:t>](#ref-tangney2004); [</w:t>
+        <w:t xml:space="preserve">; </w:t>
       </w:r>
       <w:hyperlink w:anchor="Ref_sultan2012building" w:history="1">
         <w:r>
@@ -4323,7 +4430,467 @@
         <w:rPr>
           <w:rFonts w:cs="Times New Roman"/>
         </w:rPr>
-        <w:t>](#ref-sultan2012)) yang diprediksi memperlemah ketiga dorongan tersebut ([</w:t>
+        <w:t xml:space="preserve">) yang diprediksi memperlemah ketiga dorongan tersebut </w:t>
+      </w:r>
+      <w:hyperlink w:anchor="Ref_lienardy2026role" w:history="1">
+        <w:r>
+          <w:t>(Lienardy dan Panasea, 2026)</w:t>
+        </w:r>
+      </w:hyperlink>
+      <w:r>
+        <w:rPr>
+          <w:rFonts w:cs="Times New Roman"/>
+        </w:rPr>
+        <w:t>.</w:t>
+      </w:r>
+    </w:p>
+    <w:p>
+      <w:pPr>
+        <w:spacing w:after="0" w:line="360" w:lineRule="auto"/>
+        <w:ind w:firstLine="709"/>
+        <w:jc w:val="both"/>
+      </w:pPr>
+      <w:r>
+        <w:rPr>
+          <w:rFonts w:cs="Times New Roman"/>
+        </w:rPr>
+        <w:t xml:space="preserve">Berdasarkan latar belakang permasalahan, urgensi empiris, dan kebaruan konseptual tersebut, penelitian ini memiliki orisinalitas tinggi dalam ranah manajemen keuangan perilaku dan perilaku konsumen di Indonesia. Berlandaskan seluruh uraian di atas, peneliti menetapkan judul skripsi: “PENGARUH HEDONIC MOTIVATION, DESIRE FOR COMPLETENESS, DAN SPECULATIVE MOTIVE TERHADAP IMPULSIVE BUYING BOOSTER </w:t>
+      </w:r>
+      <w:r>
+        <w:rPr>
+          <w:rFonts w:cs="Times New Roman"/>
+        </w:rPr>
+        <w:lastRenderedPageBreak/>
+        <w:t>PACK KARTU POKÉMON TCG DENGAN SELF-CONTROL SEBAGAI VARIABEL MODERASI”.</w:t>
+      </w:r>
+    </w:p>
+    <w:p>
+      <w:pPr>
+        <w:pStyle w:val="Heading2"/>
+        <w:outlineLvl w:val="1"/>
+      </w:pPr>
+      <w:bookmarkStart w:id="12" w:name="TOC_1_2_PERUMUSAN_MASALAH"/>
+      <w:bookmarkStart w:id="13" w:name="_Toc241537983"/>
+      <w:r>
+        <w:rPr>
+          <w:rFonts w:ascii="Times New Roman" w:hAnsi="Times New Roman"/>
+          <w:b/>
+          <w:color w:val="000000"/>
+          <w:sz w:val="24"/>
+        </w:rPr>
+        <w:t>1.2 Perumusan Masalah</w:t>
+      </w:r>
+      <w:bookmarkEnd w:id="12"/>
+      <w:bookmarkEnd w:id="13"/>
+    </w:p>
+    <w:p>
+      <w:pPr>
+        <w:spacing w:after="0" w:line="360" w:lineRule="auto"/>
+        <w:ind w:firstLine="709"/>
+        <w:jc w:val="both"/>
+      </w:pPr>
+      <w:r>
+        <w:rPr>
+          <w:rFonts w:cs="Times New Roman"/>
+        </w:rPr>
+        <w:t>Berdasarkan latar belakang penelitian yang telah diuraikan, maka perumusan masalah dalam penelitian ini adalah sebagai berikut:</w:t>
+      </w:r>
+    </w:p>
+    <w:p>
+      <w:pPr>
+        <w:spacing w:after="40" w:line="360" w:lineRule="auto"/>
+        <w:ind w:left="709" w:hanging="357"/>
+        <w:jc w:val="both"/>
+      </w:pPr>
+      <w:r>
+        <w:rPr>
+          <w:rFonts w:cs="Times New Roman"/>
+          <w:b/>
+        </w:rPr>
+        <w:t xml:space="preserve">1.  </w:t>
+      </w:r>
+      <w:r>
+        <w:rPr>
+          <w:rFonts w:cs="Times New Roman"/>
+        </w:rPr>
+        <w:t>Apakah Hedonic Motivation berpengaruh terhadap Impulsive Buying booster pack kartu Pokémon TCG?</w:t>
+      </w:r>
+    </w:p>
+    <w:p>
+      <w:pPr>
+        <w:spacing w:after="40" w:line="360" w:lineRule="auto"/>
+        <w:ind w:left="709" w:hanging="357"/>
+        <w:jc w:val="both"/>
+      </w:pPr>
+      <w:r>
+        <w:rPr>
+          <w:rFonts w:cs="Times New Roman"/>
+          <w:b/>
+        </w:rPr>
+        <w:t xml:space="preserve">2.  </w:t>
+      </w:r>
+      <w:r>
+        <w:rPr>
+          <w:rFonts w:cs="Times New Roman"/>
+        </w:rPr>
+        <w:t>Apakah Desire for Completeness berpengaruh terhadap Impulsive Buying booster pack kartu Pokémon TCG?</w:t>
+      </w:r>
+    </w:p>
+    <w:p>
+      <w:pPr>
+        <w:spacing w:after="40" w:line="360" w:lineRule="auto"/>
+        <w:ind w:left="709" w:hanging="357"/>
+        <w:jc w:val="both"/>
+      </w:pPr>
+      <w:r>
+        <w:rPr>
+          <w:rFonts w:cs="Times New Roman"/>
+          <w:b/>
+        </w:rPr>
+        <w:t xml:space="preserve">3.  </w:t>
+      </w:r>
+      <w:r>
+        <w:rPr>
+          <w:rFonts w:cs="Times New Roman"/>
+        </w:rPr>
+        <w:t>Apakah Speculative Motive berpengaruh terhadap Impulsive Buying booster pack kartu Pokémon TCG?</w:t>
+      </w:r>
+    </w:p>
+    <w:p>
+      <w:pPr>
+        <w:spacing w:after="40" w:line="360" w:lineRule="auto"/>
+        <w:ind w:left="709" w:hanging="357"/>
+        <w:jc w:val="both"/>
+      </w:pPr>
+      <w:r>
+        <w:rPr>
+          <w:rFonts w:cs="Times New Roman"/>
+          <w:b/>
+        </w:rPr>
+        <w:t xml:space="preserve">4.  </w:t>
+      </w:r>
+      <w:r>
+        <w:rPr>
+          <w:rFonts w:cs="Times New Roman"/>
+        </w:rPr>
+        <w:t>Apakah Self-Control memoderasi (memperlemah) pengaruh Hedonic Motivation terhadap Impulsive Buying booster pack kartu Pokémon TCG?</w:t>
+      </w:r>
+    </w:p>
+    <w:p>
+      <w:pPr>
+        <w:spacing w:after="40" w:line="360" w:lineRule="auto"/>
+        <w:ind w:left="709" w:hanging="357"/>
+        <w:jc w:val="both"/>
+      </w:pPr>
+      <w:r>
+        <w:rPr>
+          <w:rFonts w:cs="Times New Roman"/>
+          <w:b/>
+        </w:rPr>
+        <w:t xml:space="preserve">5.  </w:t>
+      </w:r>
+      <w:r>
+        <w:rPr>
+          <w:rFonts w:cs="Times New Roman"/>
+        </w:rPr>
+        <w:t>Apakah Self-Control memoderasi (memperlemah) pengaruh Desire for Completeness terhadap Impulsive Buying booster pack kartu Pokémon TCG?</w:t>
+      </w:r>
+    </w:p>
+    <w:p>
+      <w:pPr>
+        <w:spacing w:after="40" w:line="360" w:lineRule="auto"/>
+        <w:ind w:left="709" w:hanging="357"/>
+        <w:jc w:val="both"/>
+      </w:pPr>
+      <w:r>
+        <w:rPr>
+          <w:rFonts w:cs="Times New Roman"/>
+          <w:b/>
+        </w:rPr>
+        <w:t xml:space="preserve">6.  </w:t>
+      </w:r>
+      <w:r>
+        <w:rPr>
+          <w:rFonts w:cs="Times New Roman"/>
+        </w:rPr>
+        <w:t>Apakah Self-Control memoderasi (memperlemah) pengaruh Speculative Motive terhadap Impulsive Buying booster pack kartu Pokémon TCG?</w:t>
+      </w:r>
+    </w:p>
+    <w:p>
+      <w:pPr>
+        <w:pStyle w:val="Heading2"/>
+        <w:outlineLvl w:val="1"/>
+      </w:pPr>
+      <w:bookmarkStart w:id="14" w:name="TOC_1_3_TUJUAN_PENELITIAN"/>
+      <w:bookmarkStart w:id="15" w:name="_Toc241537984"/>
+      <w:r>
+        <w:rPr>
+          <w:rFonts w:ascii="Times New Roman" w:hAnsi="Times New Roman"/>
+          <w:b/>
+          <w:color w:val="000000"/>
+          <w:sz w:val="24"/>
+        </w:rPr>
+        <w:t>1.3 Tujuan Penelitian</w:t>
+      </w:r>
+      <w:bookmarkEnd w:id="14"/>
+      <w:bookmarkEnd w:id="15"/>
+    </w:p>
+    <w:p>
+      <w:pPr>
+        <w:spacing w:after="0" w:line="360" w:lineRule="auto"/>
+        <w:ind w:firstLine="709"/>
+        <w:jc w:val="both"/>
+      </w:pPr>
+      <w:r>
+        <w:rPr>
+          <w:rFonts w:cs="Times New Roman"/>
+        </w:rPr>
+        <w:t>Mengacu pada perumusan masalah di atas, maka tujuan yang ingin dicapai dalam penelitian ini adalah:</w:t>
+      </w:r>
+    </w:p>
+    <w:p>
+      <w:pPr>
+        <w:spacing w:after="40" w:line="360" w:lineRule="auto"/>
+        <w:ind w:left="709" w:hanging="357"/>
+        <w:jc w:val="both"/>
+      </w:pPr>
+      <w:r>
+        <w:rPr>
+          <w:rFonts w:cs="Times New Roman"/>
+          <w:b/>
+        </w:rPr>
+        <w:t xml:space="preserve">1.  </w:t>
+      </w:r>
+      <w:r>
+        <w:rPr>
+          <w:rFonts w:cs="Times New Roman"/>
+        </w:rPr>
+        <w:t>Untuk menganalisis dan membuktikan secara empiris pengaruh Hedonic Motivation terhadap Impulsive Buying booster pack kartu Pokémon TCG.</w:t>
+      </w:r>
+    </w:p>
+    <w:p>
+      <w:pPr>
+        <w:spacing w:after="40" w:line="360" w:lineRule="auto"/>
+        <w:ind w:left="709" w:hanging="357"/>
+        <w:jc w:val="both"/>
+      </w:pPr>
+      <w:r>
+        <w:rPr>
+          <w:rFonts w:cs="Times New Roman"/>
+          <w:b/>
+        </w:rPr>
+        <w:t xml:space="preserve">2.  </w:t>
+      </w:r>
+      <w:r>
+        <w:rPr>
+          <w:rFonts w:cs="Times New Roman"/>
+        </w:rPr>
+        <w:t>Untuk menganalisis dan membuktikan secara empiris pengaruh Desire for Completeness terhadap Impulsive Buying booster pack kartu Pokémon TCG.</w:t>
+      </w:r>
+    </w:p>
+    <w:p>
+      <w:pPr>
+        <w:spacing w:after="40" w:line="360" w:lineRule="auto"/>
+        <w:ind w:left="709" w:hanging="357"/>
+        <w:jc w:val="both"/>
+      </w:pPr>
+      <w:r>
+        <w:rPr>
+          <w:rFonts w:cs="Times New Roman"/>
+          <w:b/>
+        </w:rPr>
+        <w:t xml:space="preserve">3.  </w:t>
+      </w:r>
+      <w:r>
+        <w:rPr>
+          <w:rFonts w:cs="Times New Roman"/>
+        </w:rPr>
+        <w:t>Untuk menganalisis dan membuktikan secara empiris pengaruh Speculative Motive terhadap Impulsive Buying booster pack kartu Pokémon TCG.</w:t>
+      </w:r>
+    </w:p>
+    <w:p>
+      <w:pPr>
+        <w:spacing w:after="40" w:line="360" w:lineRule="auto"/>
+        <w:ind w:left="709" w:hanging="357"/>
+        <w:jc w:val="both"/>
+      </w:pPr>
+      <w:r>
+        <w:rPr>
+          <w:rFonts w:cs="Times New Roman"/>
+          <w:b/>
+        </w:rPr>
+        <w:lastRenderedPageBreak/>
+        <w:t xml:space="preserve">4.  </w:t>
+      </w:r>
+      <w:r>
+        <w:rPr>
+          <w:rFonts w:cs="Times New Roman"/>
+        </w:rPr>
+        <w:t>Untuk menganalisis dan membuktikan secara empiris peran moderasi Self-Control yang memperlemah pengaruh Hedonic Motivation terhadap Impulsive Buying booster pack kartu Pokémon TCG.</w:t>
+      </w:r>
+    </w:p>
+    <w:p>
+      <w:pPr>
+        <w:spacing w:after="40" w:line="360" w:lineRule="auto"/>
+        <w:ind w:left="709" w:hanging="357"/>
+        <w:jc w:val="both"/>
+      </w:pPr>
+      <w:r>
+        <w:rPr>
+          <w:rFonts w:cs="Times New Roman"/>
+          <w:b/>
+        </w:rPr>
+        <w:t xml:space="preserve">5.  </w:t>
+      </w:r>
+      <w:r>
+        <w:rPr>
+          <w:rFonts w:cs="Times New Roman"/>
+        </w:rPr>
+        <w:t>Untuk menganalisis dan membuktikan secara empiris peran moderasi Self-Control yang memperlemah pengaruh Desire for Completeness terhadap Impulsive Buying booster pack kartu Pokémon TCG.</w:t>
+      </w:r>
+    </w:p>
+    <w:p>
+      <w:pPr>
+        <w:spacing w:after="40" w:line="360" w:lineRule="auto"/>
+        <w:ind w:left="709" w:hanging="357"/>
+        <w:jc w:val="both"/>
+      </w:pPr>
+      <w:r>
+        <w:rPr>
+          <w:rFonts w:cs="Times New Roman"/>
+          <w:b/>
+        </w:rPr>
+        <w:t xml:space="preserve">6.  </w:t>
+      </w:r>
+      <w:r>
+        <w:rPr>
+          <w:rFonts w:cs="Times New Roman"/>
+        </w:rPr>
+        <w:t>Untuk menganalisis dan membuktikan secara empiris peran moderasi Self-Control yang memperlemah pengaruh Speculative Motive terhadap Impulsive Buying booster pack kartu Pokémon TCG.</w:t>
+      </w:r>
+    </w:p>
+    <w:p>
+      <w:pPr>
+        <w:pStyle w:val="Heading2"/>
+        <w:outlineLvl w:val="1"/>
+      </w:pPr>
+      <w:bookmarkStart w:id="16" w:name="TOC_1_4_MANFAAT_PENELITIAN"/>
+      <w:bookmarkStart w:id="17" w:name="_Toc241537985"/>
+      <w:r>
+        <w:rPr>
+          <w:rFonts w:ascii="Times New Roman" w:hAnsi="Times New Roman"/>
+          <w:b/>
+          <w:color w:val="000000"/>
+          <w:sz w:val="24"/>
+        </w:rPr>
+        <w:t>1.4 Manfaat Penelitian</w:t>
+      </w:r>
+      <w:bookmarkEnd w:id="16"/>
+      <w:bookmarkEnd w:id="17"/>
+    </w:p>
+    <w:p>
+      <w:pPr>
+        <w:spacing w:after="0" w:line="360" w:lineRule="auto"/>
+        <w:ind w:firstLine="709"/>
+        <w:jc w:val="both"/>
+      </w:pPr>
+      <w:r>
+        <w:rPr>
+          <w:rFonts w:cs="Times New Roman"/>
+        </w:rPr>
+        <w:t>Hasil penelitian ini diharapkan dapat memberikan kontribusi nyata baik secara teoretis maupun praktis:</w:t>
+      </w:r>
+    </w:p>
+    <w:p>
+      <w:pPr>
+        <w:pStyle w:val="Heading3"/>
+        <w:outlineLvl w:val="2"/>
+      </w:pPr>
+      <w:bookmarkStart w:id="18" w:name="TOC_1_4_1_MANFAAT_TEORETIS"/>
+      <w:bookmarkStart w:id="19" w:name="_Toc241537986"/>
+      <w:r>
+        <w:rPr>
+          <w:rFonts w:ascii="Times New Roman" w:hAnsi="Times New Roman"/>
+          <w:b/>
+          <w:color w:val="000000"/>
+          <w:sz w:val="24"/>
+        </w:rPr>
+        <w:t>1.4.1 Manfaat Teoretis</w:t>
+      </w:r>
+      <w:bookmarkEnd w:id="18"/>
+      <w:bookmarkEnd w:id="19"/>
+    </w:p>
+    <w:p>
+      <w:pPr>
+        <w:spacing w:after="40" w:line="360" w:lineRule="auto"/>
+        <w:ind w:left="709" w:hanging="227"/>
+        <w:jc w:val="both"/>
+      </w:pPr>
+      <w:r>
+        <w:rPr>
+          <w:rFonts w:cs="Times New Roman"/>
+          <w:b/>
+        </w:rPr>
+        <w:t xml:space="preserve">•  </w:t>
+      </w:r>
+      <w:r>
+        <w:rPr>
+          <w:rFonts w:cs="Times New Roman"/>
+        </w:rPr>
+        <w:t xml:space="preserve">Pengembangan Teori Keuangan Perilaku (Behavioral Finance): Memberikan kontribusi empiris dalam memperluas cakupan teori keuangan perilaku pada pasar aset alternatif (collectibles), khususnya dalam menjelaskan bagaimana motif spekulasi finansial, bias perilaku investor Indonesia </w:t>
+      </w:r>
+      <w:hyperlink w:anchor="Ref_colline2024biases" w:history="1">
+        <w:r>
+          <w:t>(Colline, 2024)</w:t>
+        </w:r>
+      </w:hyperlink>
+      <w:r>
+        <w:rPr>
+          <w:rFonts w:cs="Times New Roman"/>
+        </w:rPr>
+        <w:t>, dan bias kognitif koleksi berinteraksi memicu keputusan pembelian impulsif.</w:t>
+      </w:r>
+    </w:p>
+    <w:p>
+      <w:pPr>
+        <w:spacing w:after="40" w:line="360" w:lineRule="auto"/>
+        <w:ind w:left="709" w:hanging="227"/>
+        <w:jc w:val="both"/>
+      </w:pPr>
+      <w:r>
+        <w:rPr>
+          <w:rFonts w:cs="Times New Roman"/>
+          <w:b/>
+        </w:rPr>
+        <w:t xml:space="preserve">•  </w:t>
+      </w:r>
+      <w:r>
+        <w:rPr>
+          <w:rFonts w:cs="Times New Roman"/>
+        </w:rPr>
+        <w:t>Pengayaan Literatur Moderasi Kontrol Diri (Self-Control): Memperdalam pemahaman teoretis mengenai mekanisme regulasi diri (Self-Regulation Theory) dalam memoderasi dan meredam dorongan belanja spontan pada barang-barang berkategori kesenangan dan spekulasi hobi (</w:t>
+      </w:r>
+      <w:hyperlink w:anchor="Ref_sultan2012building" w:history="1">
+        <w:r>
+          <w:t>Sultan et al., 2012</w:t>
+        </w:r>
+      </w:hyperlink>
+      <w:r>
+        <w:rPr>
+          <w:rFonts w:cs="Times New Roman"/>
+        </w:rPr>
+        <w:t xml:space="preserve">; </w:t>
+      </w:r>
+      <w:hyperlink w:anchor="Ref_apidana2022peran" w:history="1">
+        <w:r>
+          <w:t>Apidana dan Kholifah, 2022</w:t>
+        </w:r>
+      </w:hyperlink>
+      <w:r>
+        <w:rPr>
+          <w:rFonts w:cs="Times New Roman"/>
+        </w:rPr>
+        <w:t xml:space="preserve">; </w:t>
       </w:r>
       <w:hyperlink w:anchor="Ref_lienardy2026role" w:history="1">
         <w:r>
@@ -4334,36 +4901,36 @@
         <w:rPr>
           <w:rFonts w:cs="Times New Roman"/>
         </w:rPr>
-        <w:t>](#ref-lienardy2026)).</w:t>
-      </w:r>
-    </w:p>
-    <w:p>
-      <w:pPr>
-        <w:spacing w:after="0" w:line="360" w:lineRule="auto"/>
-        <w:ind w:firstLine="709"/>
+        <w:t>).</w:t>
+      </w:r>
+    </w:p>
+    <w:p>
+      <w:pPr>
+        <w:spacing w:after="40" w:line="360" w:lineRule="auto"/>
+        <w:ind w:left="709" w:hanging="227"/>
         <w:jc w:val="both"/>
       </w:pPr>
       <w:r>
         <w:rPr>
           <w:rFonts w:cs="Times New Roman"/>
-        </w:rPr>
-        <w:t xml:space="preserve">Berdasarkan latar belakang permasalahan, urgensi empiris, dan kebaruan konseptual tersebut, penelitian ini memiliki orisinalitas tinggi dalam ranah manajemen keuangan perilaku dan perilaku konsumen di Indonesia. Berlandaskan seluruh uraian di atas, peneliti menetapkan judul skripsi: “PENGARUH HEDONIC MOTIVATION, DESIRE FOR COMPLETENESS, DAN </w:t>
-      </w:r>
-      <w:r>
-        <w:rPr>
-          <w:rFonts w:cs="Times New Roman"/>
-        </w:rPr>
-        <w:lastRenderedPageBreak/>
-        <w:t>SPECULATIVE MOTIVE TERHADAP IMPULSIVE BUYING BOOSTER PACK KARTU POKÉMON TCG DENGAN SELF-CONTROL SEBAGAI VARIABEL MODERASI”.</w:t>
-      </w:r>
-    </w:p>
-    <w:p>
-      <w:pPr>
-        <w:pStyle w:val="Heading2"/>
-        <w:outlineLvl w:val="1"/>
-      </w:pPr>
-      <w:bookmarkStart w:id="12" w:name="TOC_1_2_PERUMUSAN_MASALAH_A_ID_12_PERUMU"/>
-      <w:bookmarkStart w:id="13" w:name="_Toc241178679"/>
+          <w:b/>
+        </w:rPr>
+        <w:t xml:space="preserve">•  </w:t>
+      </w:r>
+      <w:r>
+        <w:rPr>
+          <w:rFonts w:cs="Times New Roman"/>
+        </w:rPr>
+        <w:t>Referensi Akademis Baru: Menjadi rujukan ilmiah pionir bagi penelitian-penelitian di masa depan di lingkungan Fakultas Ekonomi dan Bisnis terkait perilaku konsumen dan dinamika ekonomi industri Trading Card Game di Indonesia yang selama ini masih sangat jarang diteliti.</w:t>
+      </w:r>
+    </w:p>
+    <w:p>
+      <w:pPr>
+        <w:pStyle w:val="Heading3"/>
+        <w:outlineLvl w:val="2"/>
+      </w:pPr>
+      <w:bookmarkStart w:id="20" w:name="TOC_1_4_2_MANFAAT_PRAKTIS"/>
+      <w:bookmarkStart w:id="21" w:name="_Toc241537987"/>
       <w:r>
         <w:rPr>
           <w:rFonts w:ascii="Times New Roman" w:hAnsi="Times New Roman"/>
@@ -4371,28 +4938,36 @@
           <w:color w:val="000000"/>
           <w:sz w:val="24"/>
         </w:rPr>
-        <w:t>1.2 Perumusan Masalah &lt;a id="12-perumusan-masalah"&gt;&lt;/a&gt;</w:t>
-      </w:r>
-      <w:bookmarkEnd w:id="12"/>
-      <w:bookmarkEnd w:id="13"/>
-    </w:p>
-    <w:p>
-      <w:pPr>
-        <w:spacing w:after="0" w:line="360" w:lineRule="auto"/>
-        <w:ind w:firstLine="709"/>
+        <w:lastRenderedPageBreak/>
+        <w:t>1.4.2 Manfaat Praktis</w:t>
+      </w:r>
+      <w:bookmarkEnd w:id="20"/>
+      <w:bookmarkEnd w:id="21"/>
+    </w:p>
+    <w:p>
+      <w:pPr>
+        <w:spacing w:after="40" w:line="360" w:lineRule="auto"/>
+        <w:ind w:left="709" w:hanging="227"/>
         <w:jc w:val="both"/>
       </w:pPr>
       <w:r>
         <w:rPr>
           <w:rFonts w:cs="Times New Roman"/>
-        </w:rPr>
-        <w:t>Berdasarkan latar belakang penelitian yang telah diuraikan, maka perumusan masalah dalam penelitian ini adalah sebagai berikut:</w:t>
+          <w:b/>
+        </w:rPr>
+        <w:t xml:space="preserve">•  </w:t>
+      </w:r>
+      <w:r>
+        <w:rPr>
+          <w:rFonts w:cs="Times New Roman"/>
+        </w:rPr>
+        <w:t>Bagi Konsumen dan Kolektor Pokémon TCG: Memberikan kesadaran kritis dan evaluasi diri bagi para kolektor (khususnya mahasiswa dan Generasi Z) agar lebih mengenali bias emosional dan ilusi spekulasi finansial dalam hobi kartu, sehingga mampu mengoptimalkan kontrol diri dan menjaga kesehatan keuangan pribadi.</w:t>
       </w:r>
     </w:p>
     <w:p>
       <w:pPr>
         <w:spacing w:after="40" w:line="360" w:lineRule="auto"/>
-        <w:ind w:left="709" w:hanging="357"/>
+        <w:ind w:left="709" w:hanging="227"/>
         <w:jc w:val="both"/>
       </w:pPr>
       <w:r>
@@ -4400,19 +4975,19 @@
           <w:rFonts w:cs="Times New Roman"/>
           <w:b/>
         </w:rPr>
-        <w:t xml:space="preserve">1.  </w:t>
-      </w:r>
-      <w:r>
-        <w:rPr>
-          <w:rFonts w:cs="Times New Roman"/>
-        </w:rPr>
-        <w:t>Apakah Hedonic Motivation berpengaruh terhadap Impulsive Buying booster pack kartu Pokémon TCG?</w:t>
+        <w:t xml:space="preserve">•  </w:t>
+      </w:r>
+      <w:r>
+        <w:rPr>
+          <w:rFonts w:cs="Times New Roman"/>
+        </w:rPr>
+        <w:t>Bagi Komunitas dan Pelaku Usaha Toko Hobi (Local Game Stores): Menjadi referensi wawasan perilaku konsumen bagi pengelola toko dan komunitas permainan kartu agar dapat membangun ekosistem komunitas yang sehat, edukatif, dan berkelanjutan tanpa mengeksploitasi dorongan impulsif pembeli secara destruktif.</w:t>
       </w:r>
     </w:p>
     <w:p>
       <w:pPr>
         <w:spacing w:after="40" w:line="360" w:lineRule="auto"/>
-        <w:ind w:left="709" w:hanging="357"/>
+        <w:ind w:left="709" w:hanging="227"/>
         <w:jc w:val="both"/>
       </w:pPr>
       <w:r>
@@ -4420,19 +4995,19 @@
           <w:rFonts w:cs="Times New Roman"/>
           <w:b/>
         </w:rPr>
-        <w:t xml:space="preserve">2.  </w:t>
-      </w:r>
-      <w:r>
-        <w:rPr>
-          <w:rFonts w:cs="Times New Roman"/>
-        </w:rPr>
-        <w:t>Apakah Desire for Completeness berpengaruh terhadap Impulsive Buying booster pack kartu Pokémon TCG?</w:t>
+        <w:t xml:space="preserve">•  </w:t>
+      </w:r>
+      <w:r>
+        <w:rPr>
+          <w:rFonts w:cs="Times New Roman"/>
+        </w:rPr>
+        <w:t>Bagi Otoritas Edukasi Finansial dan Kebijakan Publik: Memberikan data dan fakta lapangan mengenai pola pengeluaran konsumtif berbasis probabilitas dan spekulasi pada kalangan generasi muda, yang berguna sebagai bahan pertimbangan dalam merancang materi pengendalian diri finansial yang kontekstual bagi Generasi Z.</w:t>
       </w:r>
     </w:p>
     <w:p>
       <w:pPr>
         <w:spacing w:after="40" w:line="360" w:lineRule="auto"/>
-        <w:ind w:left="709" w:hanging="357"/>
+        <w:ind w:left="709" w:hanging="227"/>
         <w:jc w:val="both"/>
       </w:pPr>
       <w:r>
@@ -4440,82 +5015,27 @@
           <w:rFonts w:cs="Times New Roman"/>
           <w:b/>
         </w:rPr>
-        <w:t xml:space="preserve">3.  </w:t>
-      </w:r>
-      <w:r>
-        <w:rPr>
-          <w:rFonts w:cs="Times New Roman"/>
-        </w:rPr>
-        <w:t>Apakah Speculative Motive berpengaruh terhadap Impulsive Buying booster pack kartu Pokémon TCG?</w:t>
-      </w:r>
-    </w:p>
-    <w:p>
-      <w:pPr>
-        <w:spacing w:after="40" w:line="360" w:lineRule="auto"/>
-        <w:ind w:left="709" w:hanging="357"/>
-        <w:jc w:val="both"/>
-      </w:pPr>
-      <w:r>
-        <w:rPr>
-          <w:rFonts w:cs="Times New Roman"/>
-          <w:b/>
-        </w:rPr>
-        <w:t xml:space="preserve">4.  </w:t>
-      </w:r>
-      <w:r>
-        <w:rPr>
-          <w:rFonts w:cs="Times New Roman"/>
-        </w:rPr>
-        <w:t>Apakah Self-Control memoderasi (memperlemah) pengaruh Hedonic Motivation terhadap Impulsive Buying booster pack kartu Pokémon TCG?</w:t>
-      </w:r>
-    </w:p>
-    <w:p>
-      <w:pPr>
-        <w:spacing w:after="40" w:line="360" w:lineRule="auto"/>
-        <w:ind w:left="709" w:hanging="357"/>
-        <w:jc w:val="both"/>
-      </w:pPr>
-      <w:r>
-        <w:rPr>
-          <w:rFonts w:cs="Times New Roman"/>
-          <w:b/>
-        </w:rPr>
-        <w:t xml:space="preserve">5.  </w:t>
-      </w:r>
-      <w:r>
-        <w:rPr>
-          <w:rFonts w:cs="Times New Roman"/>
-        </w:rPr>
-        <w:t>Apakah Self-Control memoderasi (memperlemah) pengaruh Desire for Completeness terhadap Impulsive Buying booster pack kartu Pokémon TCG?</w:t>
-      </w:r>
-    </w:p>
-    <w:p>
-      <w:pPr>
-        <w:spacing w:after="40" w:line="360" w:lineRule="auto"/>
-        <w:ind w:left="709" w:hanging="357"/>
-        <w:jc w:val="both"/>
-      </w:pPr>
-      <w:r>
-        <w:rPr>
-          <w:rFonts w:cs="Times New Roman"/>
-          <w:b/>
-        </w:rPr>
-        <w:t xml:space="preserve">6.  </w:t>
-      </w:r>
-      <w:r>
-        <w:rPr>
-          <w:rFonts w:cs="Times New Roman"/>
-        </w:rPr>
-        <w:t>Apakah Self-Control memoderasi (memperlemah) pengaruh Speculative Motive terhadap Impulsive Buying booster pack kartu Pokémon TCG?</w:t>
-      </w:r>
-    </w:p>
-    <w:p>
-      <w:pPr>
-        <w:pStyle w:val="Heading2"/>
-        <w:outlineLvl w:val="1"/>
-      </w:pPr>
-      <w:bookmarkStart w:id="14" w:name="TOC_1_3_TUJUAN_PENELITIAN_A_ID_13_TUJUAN"/>
-      <w:bookmarkStart w:id="15" w:name="_Toc241178680"/>
+        <w:t xml:space="preserve">•  </w:t>
+      </w:r>
+      <w:r>
+        <w:rPr>
+          <w:rFonts w:cs="Times New Roman"/>
+        </w:rPr>
+        <w:t>Bagi Almamater FEB UKRIDA: Menambah koleksi karya ilmiah berkualitas dan orisinal di Program Studi S1 Manajemen Konsentrasi Manajemen Keuangan Fakultas Ekonomi dan Bisnis Universitas Kristen Krida Wacana.</w:t>
+      </w:r>
+    </w:p>
+    <w:p>
+      <w:r>
+        <w:br w:type="page"/>
+      </w:r>
+    </w:p>
+    <w:p>
+      <w:pPr>
+        <w:pStyle w:val="Heading1"/>
+        <w:outlineLvl w:val="0"/>
+      </w:pPr>
+      <w:bookmarkStart w:id="22" w:name="TOC_BAB_2_KAJIAN_PUSTAKA_DAN_PENGEMBANGA"/>
+      <w:bookmarkStart w:id="23" w:name="_Toc241537988"/>
       <w:r>
         <w:rPr>
           <w:rFonts w:ascii="Times New Roman" w:hAnsi="Times New Roman"/>
@@ -4523,152 +5043,9 @@
           <w:color w:val="000000"/>
           <w:sz w:val="24"/>
         </w:rPr>
-        <w:t>1.3 Tujuan Penelitian &lt;a id="13-tujuan-penelitian"&gt;&lt;/a&gt;</w:t>
-      </w:r>
-      <w:bookmarkEnd w:id="14"/>
-      <w:bookmarkEnd w:id="15"/>
-    </w:p>
-    <w:p>
-      <w:pPr>
-        <w:spacing w:after="0" w:line="360" w:lineRule="auto"/>
-        <w:ind w:firstLine="709"/>
-        <w:jc w:val="both"/>
-      </w:pPr>
-      <w:r>
-        <w:rPr>
-          <w:rFonts w:cs="Times New Roman"/>
-        </w:rPr>
-        <w:t>Mengacu pada perumusan masalah di atas, maka tujuan yang ingin dicapai dalam penelitian ini adalah:</w:t>
-      </w:r>
-    </w:p>
-    <w:p>
-      <w:pPr>
-        <w:spacing w:after="40" w:line="360" w:lineRule="auto"/>
-        <w:ind w:left="709" w:hanging="357"/>
-        <w:jc w:val="both"/>
-      </w:pPr>
-      <w:r>
-        <w:rPr>
-          <w:rFonts w:cs="Times New Roman"/>
-          <w:b/>
-        </w:rPr>
-        <w:t xml:space="preserve">1.  </w:t>
-      </w:r>
-      <w:r>
-        <w:rPr>
-          <w:rFonts w:cs="Times New Roman"/>
-        </w:rPr>
-        <w:t>Untuk menganalisis dan membuktikan secara empiris pengaruh Hedonic Motivation terhadap Impulsive Buying booster pack kartu Pokémon TCG.</w:t>
-      </w:r>
-    </w:p>
-    <w:p>
-      <w:pPr>
-        <w:spacing w:after="40" w:line="360" w:lineRule="auto"/>
-        <w:ind w:left="709" w:hanging="357"/>
-        <w:jc w:val="both"/>
-      </w:pPr>
-      <w:r>
-        <w:rPr>
-          <w:rFonts w:cs="Times New Roman"/>
-          <w:b/>
-        </w:rPr>
-        <w:t xml:space="preserve">2.  </w:t>
-      </w:r>
-      <w:r>
-        <w:rPr>
-          <w:rFonts w:cs="Times New Roman"/>
-        </w:rPr>
-        <w:t>Untuk menganalisis dan membuktikan secara empiris pengaruh Desire for Completeness terhadap Impulsive Buying booster pack kartu Pokémon TCG.</w:t>
-      </w:r>
-    </w:p>
-    <w:p>
-      <w:pPr>
-        <w:spacing w:after="40" w:line="360" w:lineRule="auto"/>
-        <w:ind w:left="709" w:hanging="357"/>
-        <w:jc w:val="both"/>
-      </w:pPr>
-      <w:r>
-        <w:rPr>
-          <w:rFonts w:cs="Times New Roman"/>
-          <w:b/>
-        </w:rPr>
-        <w:t xml:space="preserve">3.  </w:t>
-      </w:r>
-      <w:r>
-        <w:rPr>
-          <w:rFonts w:cs="Times New Roman"/>
-        </w:rPr>
-        <w:t>Untuk menganalisis dan membuktikan secara empiris pengaruh Speculative Motive terhadap Impulsive Buying booster pack kartu Pokémon TCG.</w:t>
-      </w:r>
-    </w:p>
-    <w:p>
-      <w:pPr>
-        <w:spacing w:after="40" w:line="360" w:lineRule="auto"/>
-        <w:ind w:left="709" w:hanging="357"/>
-        <w:jc w:val="both"/>
-      </w:pPr>
-      <w:r>
-        <w:rPr>
-          <w:rFonts w:cs="Times New Roman"/>
-          <w:b/>
-        </w:rPr>
         <w:lastRenderedPageBreak/>
-        <w:t xml:space="preserve">4.  </w:t>
-      </w:r>
-      <w:r>
-        <w:rPr>
-          <w:rFonts w:cs="Times New Roman"/>
-        </w:rPr>
-        <w:t>Untuk menganalisis dan membuktikan secara empiris peran moderasi Self-Control yang memperlemah pengaruh Hedonic Motivation terhadap Impulsive Buying booster pack kartu Pokémon TCG.</w:t>
-      </w:r>
-    </w:p>
-    <w:p>
-      <w:pPr>
-        <w:spacing w:after="40" w:line="360" w:lineRule="auto"/>
-        <w:ind w:left="709" w:hanging="357"/>
-        <w:jc w:val="both"/>
-      </w:pPr>
-      <w:r>
-        <w:rPr>
-          <w:rFonts w:cs="Times New Roman"/>
-          <w:b/>
-        </w:rPr>
-        <w:t xml:space="preserve">5.  </w:t>
-      </w:r>
-      <w:r>
-        <w:rPr>
-          <w:rFonts w:cs="Times New Roman"/>
-        </w:rPr>
-        <w:t>Untuk menganalisis dan membuktikan secara empiris peran moderasi Self-Control yang memperlemah pengaruh Desire for Completeness terhadap Impulsive Buying booster pack kartu Pokémon TCG.</w:t>
-      </w:r>
-    </w:p>
-    <w:p>
-      <w:pPr>
-        <w:spacing w:after="40" w:line="360" w:lineRule="auto"/>
-        <w:ind w:left="709" w:hanging="357"/>
-        <w:jc w:val="both"/>
-      </w:pPr>
-      <w:r>
-        <w:rPr>
-          <w:rFonts w:cs="Times New Roman"/>
-          <w:b/>
-        </w:rPr>
-        <w:t xml:space="preserve">6.  </w:t>
-      </w:r>
-      <w:r>
-        <w:rPr>
-          <w:rFonts w:cs="Times New Roman"/>
-        </w:rPr>
-        <w:t>Untuk menganalisis dan membuktikan secara empiris peran moderasi Self-Control yang memperlemah pengaruh Speculative Motive terhadap Impulsive Buying booster pack kartu Pokémon TCG.</w:t>
-      </w:r>
-    </w:p>
-    <w:p>
-      <w:pPr>
-        <w:pStyle w:val="Heading2"/>
-        <w:outlineLvl w:val="1"/>
-      </w:pPr>
-      <w:bookmarkStart w:id="16" w:name="TOC_1_4_MANFAAT_PENELITIAN_A_ID_14_MANFA"/>
-      <w:bookmarkStart w:id="17" w:name="_Toc241178681"/>
+        <w:t>BAB 2</w:t>
+      </w:r>
       <w:r>
         <w:rPr>
           <w:rFonts w:ascii="Times New Roman" w:hAnsi="Times New Roman"/>
@@ -4676,31 +5053,8 @@
           <w:color w:val="000000"/>
           <w:sz w:val="24"/>
         </w:rPr>
-        <w:t>1.4 Manfaat Penelitian &lt;a id="14-manfaat-penelitian"&gt;&lt;/a&gt;</w:t>
-      </w:r>
-      <w:bookmarkEnd w:id="16"/>
-      <w:bookmarkEnd w:id="17"/>
-    </w:p>
-    <w:p>
-      <w:pPr>
-        <w:spacing w:after="0" w:line="360" w:lineRule="auto"/>
-        <w:ind w:firstLine="709"/>
-        <w:jc w:val="both"/>
-      </w:pPr>
-      <w:r>
-        <w:rPr>
-          <w:rFonts w:cs="Times New Roman"/>
-        </w:rPr>
-        <w:t>Hasil penelitian ini diharapkan dapat memberikan kontribusi nyata baik secara teoretis maupun praktis:</w:t>
-      </w:r>
-    </w:p>
-    <w:p>
-      <w:pPr>
-        <w:pStyle w:val="Heading3"/>
-        <w:outlineLvl w:val="2"/>
-      </w:pPr>
-      <w:bookmarkStart w:id="18" w:name="TOC_1_4_1_MANFAAT_TEORETIS_A_ID_141_MANF"/>
-      <w:bookmarkStart w:id="19" w:name="_Toc241178682"/>
+        <w:br/>
+      </w:r>
       <w:r>
         <w:rPr>
           <w:rFonts w:ascii="Times New Roman" w:hAnsi="Times New Roman"/>
@@ -4708,111 +5062,18 @@
           <w:color w:val="000000"/>
           <w:sz w:val="24"/>
         </w:rPr>
-        <w:t>1.4.1 Manfaat Teoretis &lt;a id="141-manfaat-teoretis"&gt;&lt;/a&gt;</w:t>
-      </w:r>
-      <w:bookmarkEnd w:id="18"/>
-      <w:bookmarkEnd w:id="19"/>
-    </w:p>
-    <w:p>
-      <w:pPr>
-        <w:spacing w:after="40" w:line="360" w:lineRule="auto"/>
-        <w:ind w:left="709" w:hanging="227"/>
-        <w:jc w:val="both"/>
-      </w:pPr>
-      <w:r>
-        <w:rPr>
-          <w:rFonts w:cs="Times New Roman"/>
-          <w:b/>
-        </w:rPr>
-        <w:t xml:space="preserve">•  </w:t>
-      </w:r>
-      <w:r>
-        <w:rPr>
-          <w:rFonts w:cs="Times New Roman"/>
-        </w:rPr>
-        <w:t>Pengembangan Teori Keuangan Perilaku (Behavioral Finance): Memberikan kontribusi empiris dalam memperluas cakupan teori keuangan perilaku pada pasar aset alternatif (collectibles), khususnya dalam menjelaskan bagaimana motif spekulasi finansial, bias perilaku investor Indonesia ([Colline, 2024](#ref-colline2024)), dan bias kognitif koleksi berinteraksi memicu keputusan pembelian impulsif.</w:t>
-      </w:r>
-    </w:p>
-    <w:p>
-      <w:pPr>
-        <w:spacing w:after="40" w:line="360" w:lineRule="auto"/>
-        <w:ind w:left="709" w:hanging="227"/>
-        <w:jc w:val="both"/>
-      </w:pPr>
-      <w:r>
-        <w:rPr>
-          <w:rFonts w:cs="Times New Roman"/>
-          <w:b/>
-        </w:rPr>
-        <w:t xml:space="preserve">•  </w:t>
-      </w:r>
-      <w:r>
-        <w:rPr>
-          <w:rFonts w:cs="Times New Roman"/>
-        </w:rPr>
-        <w:t>Pengayaan Literatur Moderasi Kontrol Diri (Self-Control): Memperdalam pemahaman teoretis mengenai mekanisme regulasi diri (Self-Regulation Theory) dalam memoderasi dan meredam dorongan belanja spontan pada barang-barang berkategori kesenangan dan spekulasi hobi ([</w:t>
-      </w:r>
-      <w:hyperlink w:anchor="Ref_sultan2012building" w:history="1">
-        <w:r>
-          <w:t>Sultan et al., 2012</w:t>
-        </w:r>
-      </w:hyperlink>
-      <w:r>
-        <w:rPr>
-          <w:rFonts w:cs="Times New Roman"/>
-        </w:rPr>
-        <w:t>](#ref-sultan2012); [</w:t>
-      </w:r>
-      <w:hyperlink w:anchor="Ref_apidana2022peran" w:history="1">
-        <w:r>
-          <w:t>Apidana dan Kholifah, 2022</w:t>
-        </w:r>
-      </w:hyperlink>
-      <w:r>
-        <w:rPr>
-          <w:rFonts w:cs="Times New Roman"/>
-        </w:rPr>
-        <w:t>](#ref-apidana2022); [</w:t>
-      </w:r>
-      <w:hyperlink w:anchor="Ref_lienardy2026role" w:history="1">
-        <w:r>
-          <w:t>Lienardy dan Panasea, 2026</w:t>
-        </w:r>
-      </w:hyperlink>
-      <w:r>
-        <w:rPr>
-          <w:rFonts w:cs="Times New Roman"/>
-        </w:rPr>
-        <w:t>](#ref-lienardy2026)).</w:t>
-      </w:r>
-    </w:p>
-    <w:p>
-      <w:pPr>
-        <w:spacing w:after="40" w:line="360" w:lineRule="auto"/>
-        <w:ind w:left="709" w:hanging="227"/>
-        <w:jc w:val="both"/>
-      </w:pPr>
-      <w:r>
-        <w:rPr>
-          <w:rFonts w:cs="Times New Roman"/>
-          <w:b/>
-        </w:rPr>
-        <w:t xml:space="preserve">•  </w:t>
-      </w:r>
-      <w:r>
-        <w:rPr>
-          <w:rFonts w:cs="Times New Roman"/>
-        </w:rPr>
-        <w:t>Referensi Akademis Baru: Menjadi rujukan ilmiah pionir bagi penelitian-penelitian di masa depan di lingkungan Fakultas Ekonomi dan Bisnis terkait perilaku konsumen dan dinamika ekonomi industri Trading Card Game di Indonesia yang selama ini masih sangat jarang diteliti.</w:t>
-      </w:r>
-    </w:p>
-    <w:p>
-      <w:pPr>
-        <w:pStyle w:val="Heading3"/>
-        <w:outlineLvl w:val="2"/>
-      </w:pPr>
-      <w:bookmarkStart w:id="20" w:name="TOC_1_4_2_MANFAAT_PRAKTIS_A_ID_142_MANFA"/>
-      <w:bookmarkStart w:id="21" w:name="_Toc241178683"/>
+        <w:t>KAJIAN PUSTAKA DAN PENGEMBANGAN HIPOTESIS</w:t>
+      </w:r>
+      <w:bookmarkEnd w:id="22"/>
+      <w:bookmarkEnd w:id="23"/>
+    </w:p>
+    <w:p>
+      <w:pPr>
+        <w:pStyle w:val="Heading2"/>
+        <w:outlineLvl w:val="1"/>
+      </w:pPr>
+      <w:bookmarkStart w:id="24" w:name="TOC_2_1_LANDASAN_TEORI"/>
+      <w:bookmarkStart w:id="25" w:name="_Toc241537989"/>
       <w:r>
         <w:rPr>
           <w:rFonts w:ascii="Times New Roman" w:hAnsi="Times New Roman"/>
@@ -4820,135 +5081,18 @@
           <w:color w:val="000000"/>
           <w:sz w:val="24"/>
         </w:rPr>
-        <w:lastRenderedPageBreak/>
-        <w:t>1.4.2 Manfaat Praktis &lt;a id="142-manfaat-praktis"&gt;&lt;/a&gt;</w:t>
-      </w:r>
-      <w:bookmarkEnd w:id="20"/>
-      <w:bookmarkEnd w:id="21"/>
-    </w:p>
-    <w:p>
-      <w:pPr>
-        <w:spacing w:after="40" w:line="360" w:lineRule="auto"/>
-        <w:ind w:left="709" w:hanging="227"/>
-        <w:jc w:val="both"/>
-      </w:pPr>
-      <w:r>
-        <w:rPr>
-          <w:rFonts w:cs="Times New Roman"/>
-          <w:b/>
-        </w:rPr>
-        <w:t xml:space="preserve">•  </w:t>
-      </w:r>
-      <w:r>
-        <w:rPr>
-          <w:rFonts w:cs="Times New Roman"/>
-        </w:rPr>
-        <w:t>Bagi Konsumen dan Kolektor Pokémon TCG: Memberikan kesadaran kritis dan evaluasi diri bagi para kolektor (khususnya mahasiswa dan Generasi Z) agar lebih mengenali bias emosional dan ilusi spekulasi finansial dalam hobi kartu, sehingga mampu mengoptimalkan kontrol diri dan menjaga kesehatan keuangan pribadi.</w:t>
-      </w:r>
-    </w:p>
-    <w:p>
-      <w:pPr>
-        <w:spacing w:after="40" w:line="360" w:lineRule="auto"/>
-        <w:ind w:left="709" w:hanging="227"/>
-        <w:jc w:val="both"/>
-      </w:pPr>
-      <w:r>
-        <w:rPr>
-          <w:rFonts w:cs="Times New Roman"/>
-          <w:b/>
-        </w:rPr>
-        <w:t xml:space="preserve">•  </w:t>
-      </w:r>
-      <w:r>
-        <w:rPr>
-          <w:rFonts w:cs="Times New Roman"/>
-        </w:rPr>
-        <w:t>Bagi Komunitas dan Pelaku Usaha Toko Hobi (Local Game Stores): Menjadi referensi wawasan perilaku konsumen bagi pengelola toko dan komunitas permainan kartu agar dapat membangun ekosistem komunitas yang sehat, edukatif, dan berkelanjutan tanpa mengeksploitasi dorongan impulsif pembeli secara destruktif.</w:t>
-      </w:r>
-    </w:p>
-    <w:p>
-      <w:pPr>
-        <w:spacing w:after="40" w:line="360" w:lineRule="auto"/>
-        <w:ind w:left="709" w:hanging="227"/>
-        <w:jc w:val="both"/>
-      </w:pPr>
-      <w:r>
-        <w:rPr>
-          <w:rFonts w:cs="Times New Roman"/>
-          <w:b/>
-        </w:rPr>
-        <w:t xml:space="preserve">•  </w:t>
-      </w:r>
-      <w:r>
-        <w:rPr>
-          <w:rFonts w:cs="Times New Roman"/>
-        </w:rPr>
-        <w:t>Bagi Otoritas Edukasi Finansial dan Kebijakan Publik: Memberikan data dan fakta lapangan mengenai pola pengeluaran konsumtif berbasis probabilitas dan spekulasi pada kalangan generasi muda, yang berguna sebagai bahan pertimbangan dalam merancang materi pengendalian diri finansial yang kontekstual bagi Generasi Z.</w:t>
-      </w:r>
-    </w:p>
-    <w:p>
-      <w:pPr>
-        <w:spacing w:after="40" w:line="360" w:lineRule="auto"/>
-        <w:ind w:left="709" w:hanging="227"/>
-        <w:jc w:val="both"/>
-      </w:pPr>
-      <w:r>
-        <w:rPr>
-          <w:rFonts w:cs="Times New Roman"/>
-          <w:b/>
-        </w:rPr>
-        <w:t xml:space="preserve">•  </w:t>
-      </w:r>
-      <w:r>
-        <w:rPr>
-          <w:rFonts w:cs="Times New Roman"/>
-        </w:rPr>
-        <w:t>Bagi Almamater FEB UKRIDA: Menambah koleksi karya ilmiah berkualitas dan orisinal di Program Studi S1 Manajemen Konsentrasi Manajemen Keuangan Fakultas Ekonomi dan Bisnis Universitas Kristen Krida Wacana.</w:t>
-      </w:r>
-    </w:p>
-    <w:p>
-      <w:pPr>
-        <w:spacing w:after="0" w:line="360" w:lineRule="auto"/>
-        <w:ind w:firstLine="709"/>
-        <w:jc w:val="both"/>
-      </w:pPr>
-      <w:r>
-        <w:rPr>
-          <w:rFonts w:cs="Times New Roman"/>
-        </w:rPr>
-        <w:t>[</w:t>
-      </w:r>
-      <w:r>
-        <w:rPr>
-          <w:rFonts w:cs="Times New Roman"/>
-        </w:rPr>
-        <w:t>⬆</w:t>
-      </w:r>
-      <w:r>
-        <w:rPr>
-          <w:rFonts w:cs="Times New Roman"/>
-        </w:rPr>
-        <w:t>️</w:t>
-      </w:r>
-      <w:r>
-        <w:rPr>
-          <w:rFonts w:cs="Times New Roman"/>
-        </w:rPr>
-        <w:t xml:space="preserve"> Kembali ke Daftar Isi](#daftar-isi-naskah-proposal)</w:t>
-      </w:r>
-    </w:p>
-    <w:p>
-      <w:r>
-        <w:br w:type="page"/>
-      </w:r>
-    </w:p>
-    <w:p>
-      <w:pPr>
-        <w:pStyle w:val="Heading1"/>
-        <w:outlineLvl w:val="0"/>
-      </w:pPr>
-      <w:bookmarkStart w:id="22" w:name="TOC_BAB_2_KAJIAN_PUSTAKA_DAN_PENGEMBANGA"/>
-      <w:bookmarkStart w:id="23" w:name="_Toc241178684"/>
+        <w:t>2.1 Landasan Teori</w:t>
+      </w:r>
+      <w:bookmarkEnd w:id="24"/>
+      <w:bookmarkEnd w:id="25"/>
+    </w:p>
+    <w:p>
+      <w:pPr>
+        <w:pStyle w:val="Heading3"/>
+        <w:outlineLvl w:val="2"/>
+      </w:pPr>
+      <w:bookmarkStart w:id="26" w:name="TOC_2_1_1_LANDASAN_TEORETIS_PENDEKATAN_K"/>
+      <w:bookmarkStart w:id="27" w:name="_Toc241537990"/>
       <w:r>
         <w:rPr>
           <w:rFonts w:ascii="Times New Roman" w:hAnsi="Times New Roman"/>
@@ -4956,64 +5100,7 @@
           <w:color w:val="000000"/>
           <w:sz w:val="24"/>
         </w:rPr>
-        <w:lastRenderedPageBreak/>
-        <w:t>BAB 2</w:t>
-      </w:r>
-      <w:r>
-        <w:rPr>
-          <w:rFonts w:ascii="Times New Roman" w:hAnsi="Times New Roman"/>
-          <w:b/>
-          <w:color w:val="000000"/>
-          <w:sz w:val="24"/>
-        </w:rPr>
-        <w:br/>
-      </w:r>
-      <w:r>
-        <w:rPr>
-          <w:rFonts w:ascii="Times New Roman" w:hAnsi="Times New Roman"/>
-          <w:b/>
-          <w:color w:val="000000"/>
-          <w:sz w:val="24"/>
-        </w:rPr>
-        <w:t>KAJIAN PUSTAKA DAN PENGEMBANGAN HIPOTESIS &lt;A ID="BAB-2-KAJIAN-PUSTAKA-DAN-PENGEMBANGAN-HIPOTESIS"&gt;&lt;/A&gt;</w:t>
-      </w:r>
-      <w:bookmarkEnd w:id="22"/>
-      <w:bookmarkEnd w:id="23"/>
-    </w:p>
-    <w:p>
-      <w:pPr>
-        <w:pStyle w:val="Heading2"/>
-        <w:outlineLvl w:val="1"/>
-      </w:pPr>
-      <w:bookmarkStart w:id="24" w:name="TOC_2_1_LANDASAN_TEORI_A_ID_21_LANDASAN_"/>
-      <w:bookmarkStart w:id="25" w:name="_Toc241178685"/>
-      <w:r>
-        <w:rPr>
-          <w:rFonts w:ascii="Times New Roman" w:hAnsi="Times New Roman"/>
-          <w:b/>
-          <w:color w:val="000000"/>
-          <w:sz w:val="24"/>
-        </w:rPr>
-        <w:t>2.1 Landasan Teori &lt;a id="21-landasan-teori"&gt;&lt;/a&gt;</w:t>
-      </w:r>
-      <w:bookmarkEnd w:id="24"/>
-      <w:bookmarkEnd w:id="25"/>
-    </w:p>
-    <w:p>
-      <w:pPr>
-        <w:pStyle w:val="Heading3"/>
-        <w:outlineLvl w:val="2"/>
-      </w:pPr>
-      <w:bookmarkStart w:id="26" w:name="TOC_2_1_1_GRAND_THEORY_KEUANGAN_PERILAKU"/>
-      <w:bookmarkStart w:id="27" w:name="_Toc241178686"/>
-      <w:r>
-        <w:rPr>
-          <w:rFonts w:ascii="Times New Roman" w:hAnsi="Times New Roman"/>
-          <w:b/>
-          <w:color w:val="000000"/>
-          <w:sz w:val="24"/>
-        </w:rPr>
-        <w:t>2.1.1 Grand Theory: Keuangan Perilaku (Behavioral Finance) &lt;a id="211-grand-theory-keuangan-perilaku-behavioral-finance"&gt;&lt;/a&gt;</w:t>
+        <w:t>2.1.1 Landasan Teoretis: Pendekatan Keuangan Perilaku (Behavioral Finance)</w:t>
       </w:r>
       <w:bookmarkEnd w:id="26"/>
       <w:bookmarkEnd w:id="27"/>
@@ -5028,7 +5115,18 @@
         <w:rPr>
           <w:rFonts w:cs="Times New Roman"/>
         </w:rPr>
-        <w:t xml:space="preserve">Teori utama (grand theory) yang dipakai adalah Keuangan Perilaku (Behavioral Finance). Teori keuangan neoklasik tradisional berasumsi bahwa pelaku ekonomi merupakan makhluk yang sepenuhnya rasional (homo economicus) yang selalu memaksimalkan utilitas dan memproses informasi secara efisien ([Fama, 1970](#ref-fama1970)). Namun, </w:t>
+        <w:t xml:space="preserve">Landasan teoretis utama yang digunakan dalam penelitian ini adalah Keuangan Perilaku (Behavioral Finance). Teori keuangan neoklasik tradisional berasumsi bahwa pelaku ekonomi merupakan makhluk yang sepenuhnya rasional (homo economicus) yang selalu memaksimalkan utilitas dan memproses informasi secara efisien </w:t>
+      </w:r>
+      <w:hyperlink w:anchor="Ref_fama1970efficient" w:history="1">
+        <w:r>
+          <w:t>(Fama, 1970)</w:t>
+        </w:r>
+      </w:hyperlink>
+      <w:r>
+        <w:rPr>
+          <w:rFonts w:cs="Times New Roman"/>
+        </w:rPr>
+        <w:t xml:space="preserve">. Namun, </w:t>
       </w:r>
       <w:hyperlink w:anchor="Ref_simon1955behavioral" w:history="1">
         <w:r>
@@ -5121,8 +5219,8 @@
         <w:pStyle w:val="Heading3"/>
         <w:outlineLvl w:val="2"/>
       </w:pPr>
-      <w:bookmarkStart w:id="28" w:name="TOC_2_1_2_SUPPORTING_THEORY_TEORI_STIMUL"/>
-      <w:bookmarkStart w:id="29" w:name="_Toc241178687"/>
+      <w:bookmarkStart w:id="28" w:name="TOC_2_1_2_PENDEKATAN_STIMULUS_ORGANISM_R"/>
+      <w:bookmarkStart w:id="29" w:name="_Toc241537991"/>
       <w:r>
         <w:rPr>
           <w:rFonts w:ascii="Times New Roman" w:hAnsi="Times New Roman"/>
@@ -5130,7 +5228,7 @@
           <w:color w:val="000000"/>
           <w:sz w:val="24"/>
         </w:rPr>
-        <w:t>2.1.2 Supporting Theory: Teori Stimulus-Organism-Response (S-O-R) &lt;a id="212-supporting-theory-teori-stimulus-organism-response-s-o-r"&gt;&lt;/a&gt;</w:t>
+        <w:t>2.1.2 Pendekatan Stimulus-Organism-Response (S-O-R)</w:t>
       </w:r>
       <w:bookmarkEnd w:id="28"/>
       <w:bookmarkEnd w:id="29"/>
@@ -5237,8 +5335,8 @@
         <w:pStyle w:val="Heading3"/>
         <w:outlineLvl w:val="2"/>
       </w:pPr>
-      <w:bookmarkStart w:id="30" w:name="TOC_2_1_3_SUPPORTING_THEORY_PSIKOLOGI_KO"/>
-      <w:bookmarkStart w:id="31" w:name="_Toc241178688"/>
+      <w:bookmarkStart w:id="30" w:name="TOC_2_1_3_PSIKOLOGI_KOLEKTOR_DAN_COLLECT"/>
+      <w:bookmarkStart w:id="31" w:name="_Toc241537992"/>
       <w:r>
         <w:rPr>
           <w:rFonts w:ascii="Times New Roman" w:hAnsi="Times New Roman"/>
@@ -5246,7 +5344,7 @@
           <w:color w:val="000000"/>
           <w:sz w:val="24"/>
         </w:rPr>
-        <w:t>2.1.3 Supporting Theory: Psikologi Kolektor dan Collection-Goal Tipping Point Effect &lt;a id="213-supporting-theory-psikologi-kolektor-dan-collection-goal-tipping-point-effect"&gt;&lt;/a&gt;</w:t>
+        <w:t>2.1.3 Psikologi Kolektor dan Collection-Goal Tipping Point Effect</w:t>
       </w:r>
       <w:bookmarkEnd w:id="30"/>
       <w:bookmarkEnd w:id="31"/>
@@ -5261,7 +5359,29 @@
         <w:rPr>
           <w:rFonts w:cs="Times New Roman"/>
         </w:rPr>
-        <w:t xml:space="preserve">Mengoleksi adalah bentuk konsumsi aktif dan penuh gairah yang didorong oleh kebutuhan psikologis akan keteraturan dan pencapaian ([Belk, 1995](#ref-belk1995)). Dorongan ini berakar pada Zeigarnik Effect ([Zeigarnik, 1927](#ref-zeigarnik1927)), di mana tugas atau susunan yang belum lengkap menghasilkan ketegangan kognitif internal (cognitive tension) yang menuntut penyelesaian (closure). </w:t>
+        <w:t xml:space="preserve">Mengoleksi adalah bentuk konsumsi aktif dan penuh gairah yang didorong oleh kebutuhan psikologis akan keteraturan dan pencapaian </w:t>
+      </w:r>
+      <w:hyperlink w:anchor="Ref_belk1995collecting" w:history="1">
+        <w:r>
+          <w:t>(Belk, 1995)</w:t>
+        </w:r>
+      </w:hyperlink>
+      <w:r>
+        <w:rPr>
+          <w:rFonts w:cs="Times New Roman"/>
+        </w:rPr>
+        <w:t xml:space="preserve">. Dorongan ini berakar pada Zeigarnik Effect </w:t>
+      </w:r>
+      <w:hyperlink w:anchor="Ref_zeigarnik1927behalten" w:history="1">
+        <w:r>
+          <w:t>(Zeigarnik, 1927)</w:t>
+        </w:r>
+      </w:hyperlink>
+      <w:r>
+        <w:rPr>
+          <w:rFonts w:cs="Times New Roman"/>
+        </w:rPr>
+        <w:t xml:space="preserve">, di mana tugas atau susunan yang belum lengkap menghasilkan ketegangan kognitif internal (cognitive tension) yang menuntut penyelesaian (closure). </w:t>
       </w:r>
       <w:hyperlink w:anchor="Ref_gao2014completing" w:history="1">
         <w:r>
@@ -5283,14 +5403,7 @@
         <w:rPr>
           <w:rFonts w:cs="Times New Roman"/>
         </w:rPr>
-        <w:t xml:space="preserve"> memperkuat temuan ini melalui </w:t>
-      </w:r>
-      <w:r>
-        <w:rPr>
-          <w:rFonts w:cs="Times New Roman"/>
-        </w:rPr>
-        <w:lastRenderedPageBreak/>
-        <w:t>konsep Pseudo-Set Framing, di mana pembeli terdorong melengkapi item yang dibingkai sebagai kesatuan himpunan utuh.</w:t>
+        <w:t xml:space="preserve"> memperkuat temuan ini melalui konsep Pseudo-Set Framing, di mana pembeli terdorong melengkapi item yang dibingkai sebagai kesatuan himpunan utuh.</w:t>
       </w:r>
     </w:p>
     <w:p>
@@ -5298,8 +5411,8 @@
         <w:pStyle w:val="Heading3"/>
         <w:outlineLvl w:val="2"/>
       </w:pPr>
-      <w:bookmarkStart w:id="32" w:name="TOC_2_1_4_SUPPORTING_THEORY_TEORI_REGULA"/>
-      <w:bookmarkStart w:id="33" w:name="_Toc241178689"/>
+      <w:bookmarkStart w:id="32" w:name="TOC_2_1_4_TEORI_REGULASI_DIRI_SELF_REGUL"/>
+      <w:bookmarkStart w:id="33" w:name="_Toc241537993"/>
       <w:r>
         <w:rPr>
           <w:rFonts w:ascii="Times New Roman" w:hAnsi="Times New Roman"/>
@@ -5307,7 +5420,8 @@
           <w:color w:val="000000"/>
           <w:sz w:val="24"/>
         </w:rPr>
-        <w:t>2.1.4 Supporting Theory: Teori Regulasi Diri (Self-Regulation Theory) &lt;a id="214-supporting-theory-teori-regulasi-diri-self-regulation-theory"&gt;&lt;/a&gt;</w:t>
+        <w:lastRenderedPageBreak/>
+        <w:t>2.1.4 Teori Regulasi Diri (Self-Regulation Theory)</w:t>
       </w:r>
       <w:bookmarkEnd w:id="32"/>
       <w:bookmarkEnd w:id="33"/>
@@ -5322,7 +5436,18 @@
         <w:rPr>
           <w:rFonts w:cs="Times New Roman"/>
         </w:rPr>
-        <w:t xml:space="preserve">Teori regulasi diri ([Baumeister, 2002](#ref-baumeister2002)) menjelaskan bagaimana individu mengendalikan dorongan instingtual demi tujuan jangka panjang. </w:t>
+        <w:t xml:space="preserve">Teori regulasi diri </w:t>
+      </w:r>
+      <w:hyperlink w:anchor="Ref_baumeister2002yield" w:history="1">
+        <w:r>
+          <w:t>(Baumeister, 2002)</w:t>
+        </w:r>
+      </w:hyperlink>
+      <w:r>
+        <w:rPr>
+          <w:rFonts w:cs="Times New Roman"/>
+        </w:rPr>
+        <w:t xml:space="preserve"> menjelaskan bagaimana individu mengendalikan dorongan instingtual demi tujuan jangka panjang. </w:t>
       </w:r>
       <w:hyperlink w:anchor="Ref_vohs2007spent" w:history="1">
         <w:r>
@@ -5333,7 +5458,390 @@
         <w:rPr>
           <w:rFonts w:cs="Times New Roman"/>
         </w:rPr>
-        <w:t xml:space="preserve"> membuktikan bahwa penipisan kontrol diri secara langsung menyebabkan kegagalan menahan impuls belanja. Sebaliknya, individu dengan kontrol diri yang kuat (high trait self-control) memiliki kapasitas volisional tangguh untuk menolak godaan belanja sesaat dan menunda kepuasan (delay of gratification) ([</w:t>
+        <w:t xml:space="preserve"> membuktikan bahwa penipisan kontrol diri secara langsung menyebabkan kegagalan menahan impuls belanja. Sebaliknya, individu dengan kontrol diri yang kuat (high trait self-control) memiliki kapasitas volisional tangguh untuk menolak godaan belanja sesaat dan menunda kepuasan (delay of gratification) </w:t>
+      </w:r>
+      <w:hyperlink w:anchor="Ref_tangney2004high" w:history="1">
+        <w:r>
+          <w:t>(Tangney et al., 2004)</w:t>
+        </w:r>
+      </w:hyperlink>
+      <w:r>
+        <w:rPr>
+          <w:rFonts w:cs="Times New Roman"/>
+        </w:rPr>
+        <w:t>.</w:t>
+      </w:r>
+    </w:p>
+    <w:p>
+      <w:pPr>
+        <w:pStyle w:val="Heading2"/>
+        <w:outlineLvl w:val="1"/>
+      </w:pPr>
+      <w:bookmarkStart w:id="34" w:name="TOC_2_2_KAJIAN_VARIABEL_PENELITIAN"/>
+      <w:bookmarkStart w:id="35" w:name="_Toc241537994"/>
+      <w:r>
+        <w:rPr>
+          <w:rFonts w:ascii="Times New Roman" w:hAnsi="Times New Roman"/>
+          <w:b/>
+          <w:color w:val="000000"/>
+          <w:sz w:val="24"/>
+        </w:rPr>
+        <w:t>2.2 Kajian Variabel Penelitian</w:t>
+      </w:r>
+      <w:bookmarkEnd w:id="34"/>
+      <w:bookmarkEnd w:id="35"/>
+    </w:p>
+    <w:p>
+      <w:pPr>
+        <w:pStyle w:val="Heading3"/>
+        <w:outlineLvl w:val="2"/>
+      </w:pPr>
+      <w:bookmarkStart w:id="36" w:name="TOC_2_2_1_VARIABEL_DEPENDEN_Y_PEMBELIAN_"/>
+      <w:bookmarkStart w:id="37" w:name="_Toc241537995"/>
+      <w:r>
+        <w:rPr>
+          <w:rFonts w:ascii="Times New Roman" w:hAnsi="Times New Roman"/>
+          <w:b/>
+          <w:color w:val="000000"/>
+          <w:sz w:val="24"/>
+        </w:rPr>
+        <w:t>2.2.1 Variabel Dependen (Y): Pembelian Impulsif (Impulsive Buying)</w:t>
+      </w:r>
+      <w:bookmarkEnd w:id="36"/>
+      <w:bookmarkEnd w:id="37"/>
+    </w:p>
+    <w:p>
+      <w:pPr>
+        <w:spacing w:after="0" w:line="360" w:lineRule="auto"/>
+        <w:ind w:firstLine="709"/>
+        <w:jc w:val="both"/>
+      </w:pPr>
+      <w:r>
+        <w:rPr>
+          <w:rFonts w:cs="Times New Roman"/>
+        </w:rPr>
+        <w:t>Pembelian impulsif didefinisikan sebagai dorongan belanja mendadak, kuat, dan persisten untuk segera bertransaksi tanpa adanya deliberasi kognitif sadar sebelumnya mengenai konsekuensi pengeluaran (</w:t>
+      </w:r>
+      <w:hyperlink w:anchor="Ref_stern1962significance" w:history="1">
+        <w:r>
+          <w:t>Stern, 1962</w:t>
+        </w:r>
+      </w:hyperlink>
+      <w:r>
+        <w:rPr>
+          <w:rFonts w:cs="Times New Roman"/>
+        </w:rPr>
+        <w:t xml:space="preserve">; </w:t>
+      </w:r>
+      <w:hyperlink w:anchor="Ref_rook1987buying" w:history="1">
+        <w:r>
+          <w:t>Rook, 1987</w:t>
+        </w:r>
+      </w:hyperlink>
+      <w:r>
+        <w:rPr>
+          <w:rFonts w:cs="Times New Roman"/>
+        </w:rPr>
+        <w:t xml:space="preserve">; </w:t>
+      </w:r>
+      <w:hyperlink w:anchor="Ref_rook1995normative" w:history="1">
+        <w:r>
+          <w:t>Rook dan Fisher, 1995</w:t>
+        </w:r>
+      </w:hyperlink>
+      <w:r>
+        <w:rPr>
+          <w:rFonts w:cs="Times New Roman"/>
+        </w:rPr>
+        <w:t xml:space="preserve">). </w:t>
+      </w:r>
+      <w:hyperlink w:anchor="Ref_verplanken2001individual" w:history="1">
+        <w:r>
+          <w:t>Verplanken dan Herabadi (2001)</w:t>
+        </w:r>
+      </w:hyperlink>
+      <w:r>
+        <w:rPr>
+          <w:rFonts w:cs="Times New Roman"/>
+        </w:rPr>
+        <w:t xml:space="preserve"> mengidentifikasi dua dimensi utama: (1) dimensi kognitif (ketiadaan perencanaan dan pengabaian anggaran); dan (2) dimensi afektif (luapan kegembiraan dan dorongan emosional tak tertahankan). </w:t>
+      </w:r>
+      <w:hyperlink w:anchor="Ref_amos2014meta" w:history="1">
+        <w:r>
+          <w:t>Amos et al. (2014)</w:t>
+        </w:r>
+      </w:hyperlink>
+      <w:r>
+        <w:rPr>
+          <w:rFonts w:cs="Times New Roman"/>
+        </w:rPr>
+        <w:t xml:space="preserve"> menegaskan bahwa pembelian impulsif dipicu oleh konvergensi stimulus afektif, faktor kognitif internal, dan situasi pasar.</w:t>
+      </w:r>
+    </w:p>
+    <w:p>
+      <w:pPr>
+        <w:pStyle w:val="Heading3"/>
+        <w:outlineLvl w:val="2"/>
+      </w:pPr>
+      <w:bookmarkStart w:id="38" w:name="TOC_2_2_2_VARIABEL_INDEPENDEN_X₁_MOTIVAS"/>
+      <w:bookmarkStart w:id="39" w:name="_Toc241537996"/>
+      <w:r>
+        <w:rPr>
+          <w:rFonts w:ascii="Times New Roman" w:hAnsi="Times New Roman"/>
+          <w:b/>
+          <w:color w:val="000000"/>
+          <w:sz w:val="24"/>
+        </w:rPr>
+        <w:t>2.2.2 Variabel Independen (X₁): Motivasi Hedonis (Hedonic Motivation)</w:t>
+      </w:r>
+      <w:bookmarkEnd w:id="38"/>
+      <w:bookmarkEnd w:id="39"/>
+    </w:p>
+    <w:p>
+      <w:pPr>
+        <w:spacing w:after="0" w:line="360" w:lineRule="auto"/>
+        <w:ind w:firstLine="709"/>
+        <w:jc w:val="both"/>
+      </w:pPr>
+      <w:r>
+        <w:rPr>
+          <w:rFonts w:cs="Times New Roman"/>
+        </w:rPr>
+        <w:t>Motivasi hedonis merujuk pada dorongan berbelanja demi kesenangan emosional, hiburan, dan pengalaman multisensori, bukan semata kegunaan utiliter (</w:t>
+      </w:r>
+      <w:hyperlink w:anchor="Ref_hirschman1982hedonic" w:history="1">
+        <w:r>
+          <w:t>Hirschman dan Holbrook, 1982</w:t>
+        </w:r>
+      </w:hyperlink>
+      <w:r>
+        <w:rPr>
+          <w:rFonts w:cs="Times New Roman"/>
+        </w:rPr>
+        <w:t xml:space="preserve">; </w:t>
+      </w:r>
+      <w:hyperlink w:anchor="Ref_babin1994work" w:history="1">
+        <w:r>
+          <w:t>Babin et al., 1994</w:t>
+        </w:r>
+      </w:hyperlink>
+      <w:r>
+        <w:rPr>
+          <w:rFonts w:cs="Times New Roman"/>
+        </w:rPr>
+        <w:t xml:space="preserve">). </w:t>
+      </w:r>
+      <w:hyperlink w:anchor="Ref_arnold2003hedonic" w:history="1">
+        <w:r>
+          <w:t>Arnold dan Reynolds (2003)</w:t>
+        </w:r>
+      </w:hyperlink>
+      <w:r>
+        <w:rPr>
+          <w:rFonts w:cs="Times New Roman"/>
+        </w:rPr>
+        <w:t xml:space="preserve"> merumuskan enam dimensi motivasi hedonis, di mana dimensi sensasi petualangan dan kejutan (adventure shopping) serta pelepasan stres dan hadiah diri (gratification shopping) merupakan dimensi paling dominan dalam pembelian booster pack kartu Pokémon TCG fisik. Dimensi keenam, perburuan harga murah (value shopping), sengaja tidak diadaptasi karena harga eceran booster pack bersifat pasti dan seragam (Rp20.000–Rp30.000), sehingga motif tawar-menawar tidak relevan; operasionalisasi memakai lima dimensi terapa</w:t>
+      </w:r>
+      <w:r>
+        <w:rPr>
+          <w:rFonts w:cs="Times New Roman"/>
+        </w:rPr>
+        <w:t>n (X1.1–X1.5 pada Tabel 3.2).</w:t>
+      </w:r>
+    </w:p>
+    <w:p>
+      <w:pPr>
+        <w:pStyle w:val="Heading3"/>
+        <w:outlineLvl w:val="2"/>
+      </w:pPr>
+      <w:bookmarkStart w:id="40" w:name="TOC_2_2_3_VARIABEL_INDEPENDEN_X₂_HASRAT_"/>
+      <w:bookmarkStart w:id="41" w:name="_Toc241537997"/>
+      <w:r>
+        <w:rPr>
+          <w:rFonts w:ascii="Times New Roman" w:hAnsi="Times New Roman"/>
+          <w:b/>
+          <w:color w:val="000000"/>
+          <w:sz w:val="24"/>
+        </w:rPr>
+        <w:lastRenderedPageBreak/>
+        <w:t>2.2.3 Variabel Independen (X₂): Hasrat Kelengkapan Koleksi (Desire for Completeness)</w:t>
+      </w:r>
+      <w:bookmarkEnd w:id="40"/>
+      <w:bookmarkEnd w:id="41"/>
+    </w:p>
+    <w:p>
+      <w:pPr>
+        <w:spacing w:after="0" w:line="360" w:lineRule="auto"/>
+        <w:ind w:firstLine="709"/>
+        <w:jc w:val="both"/>
+      </w:pPr>
+      <w:r>
+        <w:rPr>
+          <w:rFonts w:cs="Times New Roman"/>
+        </w:rPr>
+        <w:t>Hasrat kelengkapan koleksi (desire for completeness) didefinisikan sebagai dorongan motivasional internal individu untuk melengkapi seluruh elemen dari suatu himpunan yang telah terdefinisi batasannya secara utuh (</w:t>
+      </w:r>
+      <w:hyperlink w:anchor="Ref_belk1995collecting" w:history="1">
+        <w:r>
+          <w:t>Belk, 1995</w:t>
+        </w:r>
+      </w:hyperlink>
+      <w:r>
+        <w:rPr>
+          <w:rFonts w:cs="Times New Roman"/>
+        </w:rPr>
+        <w:t xml:space="preserve">; </w:t>
+      </w:r>
+      <w:hyperlink w:anchor="Ref_gao2014completing" w:history="1">
+        <w:r>
+          <w:t>Gao et al., 2014</w:t>
+        </w:r>
+      </w:hyperlink>
+      <w:r>
+        <w:rPr>
+          <w:rFonts w:cs="Times New Roman"/>
+        </w:rPr>
+        <w:t xml:space="preserve">; </w:t>
+      </w:r>
+      <w:hyperlink w:anchor="Ref_barasz2017pseudo" w:history="1">
+        <w:r>
+          <w:t>Barasz et al., 2017</w:t>
+        </w:r>
+      </w:hyperlink>
+      <w:r>
+        <w:rPr>
+          <w:rFonts w:cs="Times New Roman"/>
+        </w:rPr>
+        <w:t>). Dimensi utamanya mencakup: persepsi batasan himpunan (perceived set boundaries), ketegangan kognitif celah koleksi (cognitive incompletion tension), dan desakan penuntasan himpunan (drive for closure). Setiap seri Pokémon TCG memiliki nomor urut resmi; kotak slot kosong pada album binder kolektor memicu ketegangan kognitif yang mendesak pembelian kemasan tambahan demi mengisi nomor yang hilang.</w:t>
+      </w:r>
+    </w:p>
+    <w:p>
+      <w:pPr>
+        <w:pStyle w:val="Heading3"/>
+        <w:outlineLvl w:val="2"/>
+      </w:pPr>
+      <w:bookmarkStart w:id="42" w:name="TOC_2_2_4_VARIABEL_INDEPENDEN_X₃_MOTIF_S"/>
+      <w:bookmarkStart w:id="43" w:name="_Toc241537998"/>
+      <w:r>
+        <w:rPr>
+          <w:rFonts w:ascii="Times New Roman" w:hAnsi="Times New Roman"/>
+          <w:b/>
+          <w:color w:val="000000"/>
+          <w:sz w:val="24"/>
+        </w:rPr>
+        <w:t>2.2.4 Variabel Independen (X₃): Motif Spekulasi Finansial (Speculative Motive)</w:t>
+      </w:r>
+      <w:bookmarkEnd w:id="42"/>
+      <w:bookmarkEnd w:id="43"/>
+    </w:p>
+    <w:p>
+      <w:pPr>
+        <w:spacing w:after="0" w:line="360" w:lineRule="auto"/>
+        <w:ind w:firstLine="709"/>
+        <w:jc w:val="both"/>
+      </w:pPr>
+      <w:r>
+        <w:rPr>
+          <w:rFonts w:cs="Times New Roman"/>
+        </w:rPr>
+        <w:t xml:space="preserve">Motif spekulasi berakar pada teori moneter </w:t>
+      </w:r>
+      <w:hyperlink w:anchor="Ref_keynes1936general" w:history="1">
+        <w:r>
+          <w:t>Keynes (1936)</w:t>
+        </w:r>
+      </w:hyperlink>
+      <w:r>
+        <w:rPr>
+          <w:rFonts w:cs="Times New Roman"/>
+        </w:rPr>
+        <w:t xml:space="preserve"> dan Behavioral Finance (</w:t>
+      </w:r>
+      <w:hyperlink w:anchor="Ref_shiller2000irrational" w:history="1">
+        <w:r>
+          <w:t>Shiller, 2000</w:t>
+        </w:r>
+      </w:hyperlink>
+      <w:r>
+        <w:rPr>
+          <w:rFonts w:cs="Times New Roman"/>
+        </w:rPr>
+        <w:t xml:space="preserve">; </w:t>
+      </w:r>
+      <w:hyperlink w:anchor="Ref_baur2018bitcoin" w:history="1">
+        <w:r>
+          <w:t>Baur et al., 2018</w:t>
+        </w:r>
+      </w:hyperlink>
+      <w:r>
+        <w:rPr>
+          <w:rFonts w:cs="Times New Roman"/>
+        </w:rPr>
+        <w:t>), yaitu hasrat mengakuisisi barang dengan ekspektasi menjualnya kembali demi perolehan keuntungan modal (capital gain). Dimensinya meliputi: ekspektasi kenaikan harga pasar, sensitivitas terhadap likuiditas pasar sekunder, dan motif arbitrase grading (grading arbitrage).</w:t>
+      </w:r>
+    </w:p>
+    <w:p>
+      <w:pPr>
+        <w:spacing w:after="0" w:line="360" w:lineRule="auto"/>
+        <w:ind w:firstLine="709"/>
+        <w:jc w:val="both"/>
+      </w:pPr>
+      <w:r>
+        <w:rPr>
+          <w:rFonts w:cs="Times New Roman"/>
+        </w:rPr>
+        <w:t>Kehadiran lembaga sertifikasi grading independen internasional (PSA, BGS, CGC) yang menilai kondisi fisik kartu secara mikroskopis pada skala 1–10 (Gem Mint 10) mentransformasi kartu Pokémon menjadi aset alternatif terstandardisasi. Kartu bergradasi PSA 10 Gem Mint memiliki likuiditas lelang global dan harga jual yang melonjak hingga puluhan kali lipat dibandingkan kartu mentah (raw card), sehingga menjadi katalisator pemicu motif spekulasi finansial pembeli.</w:t>
+      </w:r>
+    </w:p>
+    <w:p>
+      <w:pPr>
+        <w:pStyle w:val="Heading3"/>
+        <w:outlineLvl w:val="2"/>
+      </w:pPr>
+      <w:bookmarkStart w:id="44" w:name="TOC_2_2_5_VARIABEL_MODERASI_M_KONTROL_DI"/>
+      <w:bookmarkStart w:id="45" w:name="_Toc241537999"/>
+      <w:r>
+        <w:rPr>
+          <w:rFonts w:ascii="Times New Roman" w:hAnsi="Times New Roman"/>
+          <w:b/>
+          <w:color w:val="000000"/>
+          <w:sz w:val="24"/>
+        </w:rPr>
+        <w:t>2.2.5 Variabel Moderasi (</w:t>
+      </w:r>
+      <w:r>
+        <w:rPr>
+          <w:rFonts w:ascii="Times New Roman" w:hAnsi="Times New Roman"/>
+          <w:b/>
+          <w:i/>
+          <w:color w:val="000000"/>
+          <w:sz w:val="24"/>
+        </w:rPr>
+        <w:t>M*</w:t>
+      </w:r>
+      <w:r>
+        <w:rPr>
+          <w:rFonts w:ascii="Times New Roman" w:hAnsi="Times New Roman"/>
+          <w:b/>
+          <w:color w:val="000000"/>
+          <w:sz w:val="24"/>
+        </w:rPr>
+        <w:t>): Kontrol Diri (Self-Control)</w:t>
+      </w:r>
+      <w:bookmarkEnd w:id="44"/>
+      <w:bookmarkEnd w:id="45"/>
+    </w:p>
+    <w:p>
+      <w:pPr>
+        <w:spacing w:after="0" w:line="360" w:lineRule="auto"/>
+        <w:ind w:firstLine="709"/>
+        <w:jc w:val="both"/>
+      </w:pPr>
+      <w:r>
+        <w:rPr>
+          <w:rFonts w:cs="Times New Roman"/>
+        </w:rPr>
+        <w:t>Kontrol diri merupakan kapasitas volisional individu untuk menolak godaan belanja, menunda kepuasan sesaat (delay of gratification), dan mendisiplinkan pengeluaran agar selaras dengan rencana keuangan jangka panjang (</w:t>
       </w:r>
       <w:hyperlink w:anchor="Ref_tangney2004high" w:history="1">
         <w:r>
@@ -5344,359 +5852,18 @@
         <w:rPr>
           <w:rFonts w:cs="Times New Roman"/>
         </w:rPr>
-        <w:t>](#ref-tangney2004)).</w:t>
-      </w:r>
-    </w:p>
-    <w:p>
-      <w:pPr>
-        <w:pStyle w:val="Heading2"/>
-        <w:outlineLvl w:val="1"/>
-      </w:pPr>
-      <w:bookmarkStart w:id="34" w:name="TOC_2_2_KAJIAN_VARIABEL_PENELITIAN_A_ID_"/>
-      <w:bookmarkStart w:id="35" w:name="_Toc241178690"/>
-      <w:r>
-        <w:rPr>
-          <w:rFonts w:ascii="Times New Roman" w:hAnsi="Times New Roman"/>
-          <w:b/>
-          <w:color w:val="000000"/>
-          <w:sz w:val="24"/>
-        </w:rPr>
-        <w:t>2.2 Kajian Variabel Penelitian &lt;a id="22-kajian-variabel-penelitian"&gt;&lt;/a&gt;</w:t>
-      </w:r>
-      <w:bookmarkEnd w:id="34"/>
-      <w:bookmarkEnd w:id="35"/>
-    </w:p>
-    <w:p>
-      <w:pPr>
-        <w:pStyle w:val="Heading3"/>
-        <w:outlineLvl w:val="2"/>
-      </w:pPr>
-      <w:bookmarkStart w:id="36" w:name="TOC_2_2_1_VARIABEL_DEPENDEN_Y_IMPULSIVE_"/>
-      <w:bookmarkStart w:id="37" w:name="_Toc241178691"/>
-      <w:r>
-        <w:rPr>
-          <w:rFonts w:ascii="Times New Roman" w:hAnsi="Times New Roman"/>
-          <w:b/>
-          <w:color w:val="000000"/>
-          <w:sz w:val="24"/>
-        </w:rPr>
-        <w:t>2.2.1 Variabel Dependen (Y): Impulsive Buying (Pembelian Impulsif) &lt;a id="221-variabel-dependen-y-impulsive-buying-pembelian-impulsif"&gt;&lt;/a&gt;</w:t>
-      </w:r>
-      <w:bookmarkEnd w:id="36"/>
-      <w:bookmarkEnd w:id="37"/>
-    </w:p>
-    <w:p>
-      <w:pPr>
-        <w:spacing w:after="0" w:line="360" w:lineRule="auto"/>
-        <w:ind w:firstLine="709"/>
-        <w:jc w:val="both"/>
-      </w:pPr>
-      <w:r>
-        <w:rPr>
-          <w:rFonts w:cs="Times New Roman"/>
-        </w:rPr>
-        <w:t>Pembelian impulsif didefinisikan sebagai dorongan belanja mendadak, kuat, dan persisten untuk segera bertransaksi tanpa adanya deliberasi kognitif sadar sebelumnya mengenai konsekuensi pengeluaran ([Stern, 1962](#ref-stern1962); [Rook, 1987](#ref-rook1987); [</w:t>
-      </w:r>
-      <w:hyperlink w:anchor="Ref_rook1995normative" w:history="1">
+        <w:t xml:space="preserve">; </w:t>
+      </w:r>
+      <w:hyperlink w:anchor="Ref_baumeister2002yield" w:history="1">
         <w:r>
-          <w:t>Rook dan Fisher, 1995</w:t>
+          <w:t>Baumeister, 2002</w:t>
         </w:r>
       </w:hyperlink>
       <w:r>
         <w:rPr>
           <w:rFonts w:cs="Times New Roman"/>
         </w:rPr>
-        <w:t xml:space="preserve">](#ref-rook1995)). </w:t>
-      </w:r>
-      <w:hyperlink w:anchor="Ref_verplanken2001individual" w:history="1">
-        <w:r>
-          <w:t>Verplanken dan Herabadi (2001)</w:t>
-        </w:r>
-      </w:hyperlink>
-      <w:r>
-        <w:rPr>
-          <w:rFonts w:cs="Times New Roman"/>
-        </w:rPr>
-        <w:t xml:space="preserve"> mengidentifikasi dua dimensi utama: (1) dimensi kognitif (ketiadaan perencanaan dan pengabaian anggaran); dan (2) dimensi afektif (luapan kegembiraan dan dorongan emosional tak tertahankan). </w:t>
-      </w:r>
-      <w:hyperlink w:anchor="Ref_amos2014meta" w:history="1">
-        <w:r>
-          <w:t>Amos et al. (2014)</w:t>
-        </w:r>
-      </w:hyperlink>
-      <w:r>
-        <w:rPr>
-          <w:rFonts w:cs="Times New Roman"/>
-        </w:rPr>
-        <w:t xml:space="preserve"> menegaskan bahwa pembelian impulsif dipicu oleh konvergensi stimulus afektif, faktor kognitif internal, dan situasi pasar.</w:t>
-      </w:r>
-    </w:p>
-    <w:p>
-      <w:pPr>
-        <w:pStyle w:val="Heading3"/>
-        <w:outlineLvl w:val="2"/>
-      </w:pPr>
-      <w:bookmarkStart w:id="38" w:name="TOC_2_2_2_VARIABEL_INDEPENDEN_X₁_HEDONIC"/>
-      <w:bookmarkStart w:id="39" w:name="_Toc241178692"/>
-      <w:r>
-        <w:rPr>
-          <w:rFonts w:ascii="Times New Roman" w:hAnsi="Times New Roman"/>
-          <w:b/>
-          <w:color w:val="000000"/>
-          <w:sz w:val="24"/>
-        </w:rPr>
-        <w:t>2.2.2 Variabel Independen (X₁): Hedonic Motivation (Motivasi Hedonis) &lt;a id="222-variabel-independen-x_1-hedonic-motivation-motivasi-hedonis"&gt;&lt;/a&gt;</w:t>
-      </w:r>
-      <w:bookmarkEnd w:id="38"/>
-      <w:bookmarkEnd w:id="39"/>
-    </w:p>
-    <w:p>
-      <w:pPr>
-        <w:spacing w:after="0" w:line="360" w:lineRule="auto"/>
-        <w:ind w:firstLine="709"/>
-        <w:jc w:val="both"/>
-      </w:pPr>
-      <w:r>
-        <w:rPr>
-          <w:rFonts w:cs="Times New Roman"/>
-        </w:rPr>
-        <w:t>Motivasi hedonis merujuk pada dorongan berbelanja demi kesenangan emosional, hiburan, dan pengalaman multisensori, bukan semata kegunaan utiliter ([</w:t>
-      </w:r>
-      <w:hyperlink w:anchor="Ref_hirschman1982hedonic" w:history="1">
-        <w:r>
-          <w:t>Hirschman dan Holbrook, 1982</w:t>
-        </w:r>
-      </w:hyperlink>
-      <w:r>
-        <w:rPr>
-          <w:rFonts w:cs="Times New Roman"/>
-        </w:rPr>
-        <w:t>](#ref-hirschman1982); [</w:t>
-      </w:r>
-      <w:hyperlink w:anchor="Ref_babin1994work" w:history="1">
-        <w:r>
-          <w:t>Babin et al., 1994</w:t>
-        </w:r>
-      </w:hyperlink>
-      <w:r>
-        <w:rPr>
-          <w:rFonts w:cs="Times New Roman"/>
-        </w:rPr>
-        <w:t xml:space="preserve">](#ref-babin1994)). </w:t>
-      </w:r>
-      <w:hyperlink w:anchor="Ref_arnold2003hedonic" w:history="1">
-        <w:r>
-          <w:t>Arnold dan Reynolds (2003)</w:t>
-        </w:r>
-      </w:hyperlink>
-      <w:r>
-        <w:rPr>
-          <w:rFonts w:cs="Times New Roman"/>
-        </w:rPr>
-        <w:t xml:space="preserve"> merumuskan enam dimensi motivasi </w:t>
-      </w:r>
-      <w:r>
-        <w:rPr>
-          <w:rFonts w:cs="Times New Roman"/>
-        </w:rPr>
-        <w:lastRenderedPageBreak/>
-        <w:t>hedonis, di mana dimensi Adventure Shopping (sensasi petualangan dan kejutan) serta Gratification Shopping (pelepasan stres dan hadiah diri) merupakan dimensi paling dominan dalam pembelian booster pack kartu Pokémon TCG fisik. Dimensi keenam, Value Shopping (perburuan harga murah), sengaja tidak diadaptasi karena harga eceran booster pack bersifat pasti dan seragam (Rp20.000–Rp30.000), sehingga motif tawar-menawar tidak relevan; operasionalisasi memakai lima dimensi terapa</w:t>
-      </w:r>
-      <w:r>
-        <w:rPr>
-          <w:rFonts w:cs="Times New Roman"/>
-        </w:rPr>
-        <w:t>n (X1.1–X1.5 pada Tabel 3.2).</w:t>
-      </w:r>
-    </w:p>
-    <w:p>
-      <w:pPr>
-        <w:pStyle w:val="Heading3"/>
-        <w:outlineLvl w:val="2"/>
-      </w:pPr>
-      <w:bookmarkStart w:id="40" w:name="TOC_2_2_3_VARIABEL_INDEPENDEN_X₂_DESIRE_"/>
-      <w:bookmarkStart w:id="41" w:name="_Toc241178693"/>
-      <w:r>
-        <w:rPr>
-          <w:rFonts w:ascii="Times New Roman" w:hAnsi="Times New Roman"/>
-          <w:b/>
-          <w:color w:val="000000"/>
-          <w:sz w:val="24"/>
-        </w:rPr>
-        <w:t>2.2.3 Variabel Independen (X₂): Desire for Completeness (Hasrat Kelengkapan Koleksi) &lt;a id="223-variabel-independen-x_2-desire-for-completeness-hasrat-kelengkapan-koleksi"&gt;&lt;/a&gt;</w:t>
-      </w:r>
-      <w:bookmarkEnd w:id="40"/>
-      <w:bookmarkEnd w:id="41"/>
-    </w:p>
-    <w:p>
-      <w:pPr>
-        <w:spacing w:after="0" w:line="360" w:lineRule="auto"/>
-        <w:ind w:firstLine="709"/>
-        <w:jc w:val="both"/>
-      </w:pPr>
-      <w:r>
-        <w:rPr>
-          <w:rFonts w:cs="Times New Roman"/>
-        </w:rPr>
-        <w:t>Desire for Completeness didefinisikan sebagai dorongan motivasional internal individu untuk melengkapi seluruh elemen dari suatu himpunan yang telah terdefinisi batasannya secara utuh ([Belk, 1995](#ref-belk1995); [</w:t>
-      </w:r>
-      <w:hyperlink w:anchor="Ref_gao2014completing" w:history="1">
-        <w:r>
-          <w:t>Gao et al., 2014</w:t>
-        </w:r>
-      </w:hyperlink>
-      <w:r>
-        <w:rPr>
-          <w:rFonts w:cs="Times New Roman"/>
-        </w:rPr>
-        <w:t>](#ref-gao2014); [</w:t>
-      </w:r>
-      <w:hyperlink w:anchor="Ref_barasz2017pseudo" w:history="1">
-        <w:r>
-          <w:t>Barasz et al., 2017</w:t>
-        </w:r>
-      </w:hyperlink>
-      <w:r>
-        <w:rPr>
-          <w:rFonts w:cs="Times New Roman"/>
-        </w:rPr>
-        <w:t>](#ref-barasz2017)). Dimensi utamanya mencakup: persepsi batasan himpunan (perceived set boundaries), ketegangan kognitif celah koleksi (cognitive incompletion tension), dan desakan penuntasan himpunan (drive for closure). Setiap seri Pokémon TCG memiliki nomor urut resmi; kotak slot kosong pada album binder kolektor memicu ketegangan kognitif yang mendesak pembelian kemasan tambahan demi mengisi nomor yang hilang.</w:t>
-      </w:r>
-    </w:p>
-    <w:p>
-      <w:pPr>
-        <w:pStyle w:val="Heading3"/>
-        <w:outlineLvl w:val="2"/>
-      </w:pPr>
-      <w:bookmarkStart w:id="42" w:name="TOC_2_2_4_VARIABEL_INDEPENDEN_X₃_SPECULA"/>
-      <w:bookmarkStart w:id="43" w:name="_Toc241178694"/>
-      <w:r>
-        <w:rPr>
-          <w:rFonts w:ascii="Times New Roman" w:hAnsi="Times New Roman"/>
-          <w:b/>
-          <w:color w:val="000000"/>
-          <w:sz w:val="24"/>
-        </w:rPr>
-        <w:t>2.2.4 Variabel Independen (X₃): Speculative Motive (Motif Spekulasi Finansial) &lt;a id="224-variabel-independen-x_3-speculative-motive-motif-spekulasi-finansial"&gt;&lt;/a&gt;</w:t>
-      </w:r>
-      <w:bookmarkEnd w:id="42"/>
-      <w:bookmarkEnd w:id="43"/>
-    </w:p>
-    <w:p>
-      <w:pPr>
-        <w:spacing w:after="0" w:line="360" w:lineRule="auto"/>
-        <w:ind w:firstLine="709"/>
-        <w:jc w:val="both"/>
-      </w:pPr>
-      <w:r>
-        <w:rPr>
-          <w:rFonts w:cs="Times New Roman"/>
-        </w:rPr>
-        <w:t xml:space="preserve">Motif spekulasi berakar pada teori moneter </w:t>
-      </w:r>
-      <w:hyperlink w:anchor="Ref_keynes1936general" w:history="1">
-        <w:r>
-          <w:t>Keynes (1936)</w:t>
-        </w:r>
-      </w:hyperlink>
-      <w:r>
-        <w:rPr>
-          <w:rFonts w:cs="Times New Roman"/>
-        </w:rPr>
-        <w:t xml:space="preserve"> dan Behavioral Finance ([Shiller, 2000](#ref-shiller2000); [</w:t>
-      </w:r>
-      <w:hyperlink w:anchor="Ref_baur2018bitcoin" w:history="1">
-        <w:r>
-          <w:t>Baur et al., 2018</w:t>
-        </w:r>
-      </w:hyperlink>
-      <w:r>
-        <w:rPr>
-          <w:rFonts w:cs="Times New Roman"/>
-        </w:rPr>
-        <w:t>](#ref-baur2018)), yaitu hasrat mengakuisisi barang dengan ekspektasi menjualnya kembali demi perolehan keuntungan modal (capital gain). Dimensinya meliputi: ekspektasi kenaikan harga pasar, sensitivitas terhadap likuiditas pasar sekunder, dan motif arbitrase grading (grading arbitrage).</w:t>
-      </w:r>
-    </w:p>
-    <w:p>
-      <w:pPr>
-        <w:spacing w:after="0" w:line="360" w:lineRule="auto"/>
-        <w:ind w:firstLine="709"/>
-        <w:jc w:val="both"/>
-      </w:pPr>
-      <w:r>
-        <w:rPr>
-          <w:rFonts w:cs="Times New Roman"/>
-        </w:rPr>
-        <w:t xml:space="preserve">Kehadiran lembaga sertifikasi grading independen internasional (PSA, BGS, CGC) yang menilai kondisi fisik kartu secara mikroskopis pada skala 1–10 (Gem Mint 10) mentransformasi kartu Pokémon menjadi aset alternatif </w:t>
-      </w:r>
-      <w:r>
-        <w:rPr>
-          <w:rFonts w:cs="Times New Roman"/>
-        </w:rPr>
-        <w:lastRenderedPageBreak/>
-        <w:t>terstandardisasi. Kartu bergradasi PSA 10 Gem Mint memiliki likuiditas lelang global dan harga jual yang melonjak hingga puluhan kali lipat dibandingkan kartu mentah (raw card), sehingga menjadi katalisator pemicu motif spekulasi finansial pembeli.</w:t>
-      </w:r>
-    </w:p>
-    <w:p>
-      <w:pPr>
-        <w:pStyle w:val="Heading3"/>
-        <w:outlineLvl w:val="2"/>
-      </w:pPr>
-      <w:bookmarkStart w:id="44" w:name="TOC_2_2_5_VARIABEL_MODERASI_M_SELF_CONTR"/>
-      <w:bookmarkStart w:id="45" w:name="_Toc241178695"/>
-      <w:r>
-        <w:rPr>
-          <w:rFonts w:ascii="Times New Roman" w:hAnsi="Times New Roman"/>
-          <w:b/>
-          <w:color w:val="000000"/>
-          <w:sz w:val="24"/>
-        </w:rPr>
-        <w:t>2.2.5 Variabel Moderasi (</w:t>
-      </w:r>
-      <w:r>
-        <w:rPr>
-          <w:rFonts w:ascii="Times New Roman" w:hAnsi="Times New Roman"/>
-          <w:b/>
-          <w:i/>
-          <w:color w:val="000000"/>
-          <w:sz w:val="24"/>
-        </w:rPr>
-        <w:t>M*</w:t>
-      </w:r>
-      <w:r>
-        <w:rPr>
-          <w:rFonts w:ascii="Times New Roman" w:hAnsi="Times New Roman"/>
-          <w:b/>
-          <w:color w:val="000000"/>
-          <w:sz w:val="24"/>
-        </w:rPr>
-        <w:t>): Self-Control (Kontrol Diri) &lt;a id="225-variabel-moderasi-m-self-control-kontrol-diri"&gt;&lt;/a&gt;</w:t>
-      </w:r>
-      <w:bookmarkEnd w:id="44"/>
-      <w:bookmarkEnd w:id="45"/>
-    </w:p>
-    <w:p>
-      <w:pPr>
-        <w:spacing w:after="0" w:line="360" w:lineRule="auto"/>
-        <w:ind w:firstLine="709"/>
-        <w:jc w:val="both"/>
-      </w:pPr>
-      <w:r>
-        <w:rPr>
-          <w:rFonts w:cs="Times New Roman"/>
-        </w:rPr>
-        <w:t>Kontrol diri merupakan kapasitas volisional individu untuk menolak godaan belanja, menunda kepuasan sesaat (delay of gratification), dan mendisiplinkan pengeluaran agar selaras dengan rencana keuangan jangka panjang ([</w:t>
-      </w:r>
-      <w:hyperlink w:anchor="Ref_tangney2004high" w:history="1">
-        <w:r>
-          <w:t>Tangney et al., 2004</w:t>
-        </w:r>
-      </w:hyperlink>
-      <w:r>
-        <w:rPr>
-          <w:rFonts w:cs="Times New Roman"/>
-        </w:rPr>
-        <w:t>](#ref-tangney2004); [Baumeister, 2002](#ref-baumeister2002); [</w:t>
+        <w:t xml:space="preserve">; </w:t>
       </w:r>
       <w:hyperlink w:anchor="Ref_vohs2007spent" w:history="1">
         <w:r>
@@ -5707,29 +5874,36 @@
         <w:rPr>
           <w:rFonts w:cs="Times New Roman"/>
         </w:rPr>
-        <w:t>](#ref-vohs2007)). Dalam model Planner-Doer ([</w:t>
+        <w:t xml:space="preserve">). Dalam model Planner-Doer </w:t>
       </w:r>
       <w:hyperlink w:anchor="Ref_thaler1981economic" w:history="1">
         <w:r>
-          <w:t>Thaler dan Shefrin, 1981</w:t>
+          <w:t>(Thaler dan Shefrin, 1981)</w:t>
         </w:r>
       </w:hyperlink>
       <w:r>
         <w:rPr>
           <w:rFonts w:cs="Times New Roman"/>
         </w:rPr>
-        <w:t>](#ref-thaler1981)), kontrol diri bertindak sebagai rem volisional kognitif. Konsumen dengan kontrol diri tinggi mampu menahan desakan emosional dan spekulatif, sehingga pengaruh variabel independen terhadap Impulsive Buying diperlemah secara signifikan ([</w:t>
+        <w:t xml:space="preserve">, kontrol diri bertindak sebagai </w:t>
+      </w:r>
+      <w:r>
+        <w:rPr>
+          <w:rFonts w:cs="Times New Roman"/>
+        </w:rPr>
+        <w:lastRenderedPageBreak/>
+        <w:t xml:space="preserve">rem volisional kognitif. Konsumen dengan kontrol diri tinggi mampu menahan desakan emosional dan spekulatif, sehingga pengaruh variabel independen terhadap Impulsive Buying diperlemah secara signifikan </w:t>
       </w:r>
       <w:hyperlink w:anchor="Ref_sultan2012building" w:history="1">
         <w:r>
-          <w:t>Sultan et al., 2012</w:t>
+          <w:t>(Sultan et al., 2012)</w:t>
         </w:r>
       </w:hyperlink>
       <w:r>
         <w:rPr>
           <w:rFonts w:cs="Times New Roman"/>
         </w:rPr>
-        <w:t>](#ref-sultan2012)).</w:t>
+        <w:t>.</w:t>
       </w:r>
     </w:p>
     <w:p>
@@ -5737,8 +5911,8 @@
         <w:pStyle w:val="Heading2"/>
         <w:outlineLvl w:val="1"/>
       </w:pPr>
-      <w:bookmarkStart w:id="46" w:name="TOC_2_3_PENELITIAN_SEBELUMNYA_A_ID_23_PE"/>
-      <w:bookmarkStart w:id="47" w:name="_Toc241178696"/>
+      <w:bookmarkStart w:id="46" w:name="TOC_2_3_PENELITIAN_SEBELUMNYA"/>
+      <w:bookmarkStart w:id="47" w:name="_Toc241538000"/>
       <w:r>
         <w:rPr>
           <w:rFonts w:ascii="Times New Roman" w:hAnsi="Times New Roman"/>
@@ -5746,7 +5920,7 @@
           <w:color w:val="000000"/>
           <w:sz w:val="24"/>
         </w:rPr>
-        <w:t>2.3 Penelitian Sebelumnya &lt;a id="23-penelitian-sebelumnya"&gt;&lt;/a&gt;</w:t>
+        <w:t>2.3 Penelitian Sebelumnya</w:t>
       </w:r>
       <w:bookmarkEnd w:id="46"/>
       <w:bookmarkEnd w:id="47"/>
@@ -6172,7 +6346,6 @@
               <w:rPr>
                 <w:sz w:val="18"/>
               </w:rPr>
-              <w:lastRenderedPageBreak/>
               <w:t>2</w:t>
             </w:r>
           </w:p>
@@ -6601,6 +6774,7 @@
               <w:rPr>
                 <w:sz w:val="18"/>
               </w:rPr>
+              <w:lastRenderedPageBreak/>
               <w:t>4</w:t>
             </w:r>
           </w:p>
@@ -6992,7 +7166,6 @@
               <w:rPr>
                 <w:sz w:val="18"/>
               </w:rPr>
-              <w:lastRenderedPageBreak/>
               <w:t>6</w:t>
             </w:r>
           </w:p>
@@ -7298,6 +7471,7 @@
               <w:rPr>
                 <w:sz w:val="18"/>
               </w:rPr>
+              <w:lastRenderedPageBreak/>
               <w:t>8</w:t>
             </w:r>
           </w:p>
@@ -7799,8 +7973,8 @@
         <w:pStyle w:val="Heading2"/>
         <w:outlineLvl w:val="1"/>
       </w:pPr>
-      <w:bookmarkStart w:id="49" w:name="TOC_2_4_PENGEMBANGAN_HIPOTESIS_A_ID_24_P"/>
-      <w:bookmarkStart w:id="50" w:name="_Toc241178697"/>
+      <w:bookmarkStart w:id="49" w:name="TOC_2_4_PENGEMBANGAN_HIPOTESIS"/>
+      <w:bookmarkStart w:id="50" w:name="_Toc241538001"/>
       <w:r>
         <w:rPr>
           <w:rFonts w:ascii="Times New Roman" w:hAnsi="Times New Roman"/>
@@ -7808,7 +7982,7 @@
           <w:color w:val="000000"/>
           <w:sz w:val="24"/>
         </w:rPr>
-        <w:t>2.4 Pengembangan Hipotesis &lt;a id="24-pengembangan-hipotesis"&gt;&lt;/a&gt;</w:t>
+        <w:t>2.4 Pengembangan Hipotesis</w:t>
       </w:r>
       <w:bookmarkEnd w:id="49"/>
       <w:bookmarkEnd w:id="50"/>
@@ -7819,7 +7993,7 @@
         <w:outlineLvl w:val="2"/>
       </w:pPr>
       <w:bookmarkStart w:id="51" w:name="TOC_2_4_1_PENGARUH_HEDONIC_MOTIVATION_TE"/>
-      <w:bookmarkStart w:id="52" w:name="_Toc241178698"/>
+      <w:bookmarkStart w:id="52" w:name="_Toc241538002"/>
       <w:r>
         <w:rPr>
           <w:rFonts w:ascii="Times New Roman" w:hAnsi="Times New Roman"/>
@@ -7827,7 +8001,7 @@
           <w:color w:val="000000"/>
           <w:sz w:val="24"/>
         </w:rPr>
-        <w:t>2.4.1 Pengaruh Hedonic Motivation terhadap Impulsive Buying &lt;a id="241-pengaruh-hedonic-motivation-terhadap-impulsive-buying"&gt;&lt;/a&gt;</w:t>
+        <w:t>2.4.1 Pengaruh Hedonic Motivation terhadap Impulsive Buying</w:t>
       </w:r>
       <w:bookmarkEnd w:id="51"/>
       <w:bookmarkEnd w:id="52"/>
@@ -7842,40 +8016,40 @@
         <w:rPr>
           <w:rFonts w:cs="Times New Roman"/>
         </w:rPr>
-        <w:t>Landasan Teoretis: Model S-O-R ([</w:t>
+        <w:t xml:space="preserve">Landasan Teoretis: Model S-O-R </w:t>
       </w:r>
       <w:hyperlink w:anchor="Ref_mehrabian1974approach" w:history="1">
         <w:r>
-          <w:t>Mehrabian dan Russell, 1974</w:t>
+          <w:t>(Mehrabian dan Russell, 1974)</w:t>
         </w:r>
       </w:hyperlink>
       <w:r>
         <w:rPr>
           <w:rFonts w:cs="Times New Roman"/>
         </w:rPr>
-        <w:t>](#ref-mehrabian1974)) dan teori konsumsi pengalaman ([</w:t>
+        <w:t xml:space="preserve"> dan teori konsumsi pengalaman </w:t>
       </w:r>
       <w:hyperlink w:anchor="Ref_hirschman1982hedonic" w:history="1">
         <w:r>
-          <w:t>Hirschman dan Holbrook, 1982</w:t>
+          <w:t>(Hirschman dan Holbrook, 1982)</w:t>
         </w:r>
       </w:hyperlink>
       <w:r>
         <w:rPr>
           <w:rFonts w:cs="Times New Roman"/>
         </w:rPr>
-        <w:t>](#ref-hirschman1982)) memposisikan belanja sebagai sarana mencari kesenangan emosional dan fantasi. Rangsangan afektif ini menurunkan pertimbangan rasional dan mendorong tindakan belanja seketika demi mempertahankan suasana hati positif ([</w:t>
+        <w:t xml:space="preserve"> memposisikan belanja sebagai sarana mencari kesenangan emosional dan fantasi. Rangsangan afektif ini menurunkan pertimbangan rasional dan mendorong tindakan belanja seketika demi mempertahankan suasana hati positif </w:t>
       </w:r>
       <w:hyperlink w:anchor="Ref_babin1994work" w:history="1">
         <w:r>
-          <w:t>Babin et al., 1994</w:t>
+          <w:t>(Babin et al., 1994)</w:t>
         </w:r>
       </w:hyperlink>
       <w:r>
         <w:rPr>
           <w:rFonts w:cs="Times New Roman"/>
         </w:rPr>
-        <w:t>](#ref-babin1994)).</w:t>
+        <w:t>.</w:t>
       </w:r>
     </w:p>
     <w:p>
@@ -7921,7 +8095,14 @@
         <w:rPr>
           <w:rFonts w:cs="Times New Roman"/>
         </w:rPr>
-        <w:t xml:space="preserve"> pada konsumen Indonesia menunjukkan bahwa motivasi hedonis dan kenikmatan berbelanja (shopping enjoyment) berpengaruh positif signifikan terhadap perilaku impulsive buying.</w:t>
+        <w:t xml:space="preserve"> pada konsumen Indonesia menunjukkan bahwa motivasi hedonis dan kenikmatan </w:t>
+      </w:r>
+      <w:r>
+        <w:rPr>
+          <w:rFonts w:cs="Times New Roman"/>
+        </w:rPr>
+        <w:lastRenderedPageBreak/>
+        <w:t>berbelanja (shopping enjoyment) berpengaruh positif signifikan terhadap perilaku impulsive buying.</w:t>
       </w:r>
     </w:p>
     <w:p>
@@ -8002,7 +8183,7 @@
         <w:outlineLvl w:val="2"/>
       </w:pPr>
       <w:bookmarkStart w:id="53" w:name="TOC_2_4_2_PENGARUH_DESIRE_FOR_COMPLETENE"/>
-      <w:bookmarkStart w:id="54" w:name="_Toc241178699"/>
+      <w:bookmarkStart w:id="54" w:name="_Toc241538003"/>
       <w:r>
         <w:rPr>
           <w:rFonts w:ascii="Times New Roman" w:hAnsi="Times New Roman"/>
@@ -8010,7 +8191,7 @@
           <w:color w:val="000000"/>
           <w:sz w:val="24"/>
         </w:rPr>
-        <w:t>2.4.2 Pengaruh Desire for Completeness terhadap Impulsive Buying &lt;a id="242-pengaruh-desire-for-completeness-terhadap-impulsive-buying"&gt;&lt;/a&gt;</w:t>
+        <w:t>2.4.2 Pengaruh Desire for Completeness terhadap Impulsive Buying</w:t>
       </w:r>
       <w:bookmarkEnd w:id="53"/>
       <w:bookmarkEnd w:id="54"/>
@@ -8025,25 +8206,40 @@
         <w:rPr>
           <w:rFonts w:cs="Times New Roman"/>
         </w:rPr>
-        <w:t>Landasan Teoretis: Titik berangkatnya adalah Zeigarnik Effect ([Zeigarnik, 1927](#ref-zeigarnik1927)) dan collection-goal tipping point effect ([</w:t>
+        <w:t xml:space="preserve">Landasan Teoretis: Titik berangkatnya adalah Zeigarnik Effect </w:t>
+      </w:r>
+      <w:hyperlink w:anchor="Ref_zeigarnik1927behalten" w:history="1">
+        <w:r>
+          <w:t>(Zeigarnik, 1927)</w:t>
+        </w:r>
+      </w:hyperlink>
+      <w:r>
+        <w:rPr>
+          <w:rFonts w:cs="Times New Roman"/>
+        </w:rPr>
+        <w:t xml:space="preserve"> dan collection-goal tipping point effect </w:t>
       </w:r>
       <w:hyperlink w:anchor="Ref_gao2014completing" w:history="1">
         <w:r>
-          <w:t>Gao et al., 2014</w:t>
+          <w:t>(Gao et al., 2014)</w:t>
         </w:r>
       </w:hyperlink>
       <w:r>
         <w:rPr>
           <w:rFonts w:cs="Times New Roman"/>
         </w:rPr>
-        <w:t xml:space="preserve">](#ref-gao2014)): manusia memiliki resistensi alami terhadap ketidaktuntasan (aversion to incompleteness). Celah dalam suatu himpunan </w:t>
-      </w:r>
-      <w:r>
-        <w:rPr>
-          <w:rFonts w:cs="Times New Roman"/>
-        </w:rPr>
-        <w:lastRenderedPageBreak/>
-        <w:t>menciptakan ketegangan kognitif yang mendesak tindakan penyelesaian ([Belk, 1995](#ref-belk1995); [</w:t>
+        <w:t>: manusia memiliki resistensi alami terhadap ketidaktuntasan (aversion to incompleteness). Celah dalam suatu himpunan menciptakan ketegangan kognitif yang mendesak tindakan penyelesaian (</w:t>
+      </w:r>
+      <w:hyperlink w:anchor="Ref_belk1995collecting" w:history="1">
+        <w:r>
+          <w:t>Belk, 1995</w:t>
+        </w:r>
+      </w:hyperlink>
+      <w:r>
+        <w:rPr>
+          <w:rFonts w:cs="Times New Roman"/>
+        </w:rPr>
+        <w:t xml:space="preserve">; </w:t>
       </w:r>
       <w:hyperlink w:anchor="Ref_barasz2017pseudo" w:history="1">
         <w:r>
@@ -8054,7 +8250,7 @@
         <w:rPr>
           <w:rFonts w:cs="Times New Roman"/>
         </w:rPr>
-        <w:t>](#ref-barasz2017)).</w:t>
+        <w:t>).</w:t>
       </w:r>
     </w:p>
     <w:p>
@@ -8192,7 +8388,7 @@
         <w:outlineLvl w:val="2"/>
       </w:pPr>
       <w:bookmarkStart w:id="55" w:name="TOC_2_4_3_PENGARUH_SPECULATIVE_MOTIVE_TE"/>
-      <w:bookmarkStart w:id="56" w:name="_Toc241178700"/>
+      <w:bookmarkStart w:id="56" w:name="_Toc241538004"/>
       <w:r>
         <w:rPr>
           <w:rFonts w:ascii="Times New Roman" w:hAnsi="Times New Roman"/>
@@ -8200,7 +8396,8 @@
           <w:color w:val="000000"/>
           <w:sz w:val="24"/>
         </w:rPr>
-        <w:t>2.4.3 Pengaruh Speculative Motive terhadap Impulsive Buying &lt;a id="243-pengaruh-speculative-motive-terhadap-impulsive-buying"&gt;&lt;/a&gt;</w:t>
+        <w:lastRenderedPageBreak/>
+        <w:t>2.4.3 Pengaruh Speculative Motive terhadap Impulsive Buying</w:t>
       </w:r>
       <w:bookmarkEnd w:id="55"/>
       <w:bookmarkEnd w:id="56"/>
@@ -8215,7 +8412,7 @@
         <w:rPr>
           <w:rFonts w:cs="Times New Roman"/>
         </w:rPr>
-        <w:t>Landasan Teoretis: Logika Behavioral Finance ([</w:t>
+        <w:t>Landasan Teoretis: Logika Behavioral Finance (</w:t>
       </w:r>
       <w:hyperlink w:anchor="Ref_kahneman1979prospect" w:history="1">
         <w:r>
@@ -8226,7 +8423,678 @@
         <w:rPr>
           <w:rFonts w:cs="Times New Roman"/>
         </w:rPr>
-        <w:t>](#ref-kahneman1979); [Shiller, 2000](#ref-shiller2000)) menempatkan motif spekulasi sebagai keputusan pembelian yang dipandu ekspektasi keuntungan modal (capital gain). Pelaku pasar kerap terjangkit bias optimisme berlebihan dan kesesatan berpikir penjudi (gambler's fallacy), melebih-lebihkan peluang menarik aset bernilai tinggi dari modal kecil. Analogi pasar saham ([</w:t>
+        <w:t xml:space="preserve">; </w:t>
+      </w:r>
+      <w:hyperlink w:anchor="Ref_shiller2000irrational" w:history="1">
+        <w:r>
+          <w:t>Shiller, 2000</w:t>
+        </w:r>
+      </w:hyperlink>
+      <w:r>
+        <w:rPr>
+          <w:rFonts w:cs="Times New Roman"/>
+        </w:rPr>
+        <w:t xml:space="preserve">) menempatkan motif spekulasi sebagai keputusan pembelian yang dipandu ekspektasi keuntungan modal (capital gain). Pelaku pasar kerap terjangkit bias optimisme berlebihan dan kesesatan berpikir penjudi (gambler's fallacy), melebih-lebihkan peluang menarik aset bernilai tinggi dari modal kecil. Analogi pasar saham </w:t>
+      </w:r>
+      <w:hyperlink w:anchor="Ref_barber2008all" w:history="1">
+        <w:r>
+          <w:t>(Barber dan Odean, 2008)</w:t>
+        </w:r>
+      </w:hyperlink>
+      <w:r>
+        <w:rPr>
+          <w:rFonts w:cs="Times New Roman"/>
+        </w:rPr>
+        <w:t xml:space="preserve"> dibaca sebagai lensa kontra-teoretis (atensi berlebih pada saham), bukan bukti langsung pada kolektibel.</w:t>
+      </w:r>
+    </w:p>
+    <w:p>
+      <w:pPr>
+        <w:spacing w:after="0" w:line="360" w:lineRule="auto"/>
+        <w:ind w:firstLine="709"/>
+        <w:jc w:val="both"/>
+      </w:pPr>
+      <w:r>
+        <w:rPr>
+          <w:rFonts w:cs="Times New Roman"/>
+        </w:rPr>
+        <w:t xml:space="preserve">Kajian Empiris Terdahulu: </w:t>
+      </w:r>
+      <w:hyperlink w:anchor="Ref_aryadi2024personal" w:history="1">
+        <w:r>
+          <w:t>Aryadi dan Lingga (2026)</w:t>
+        </w:r>
+      </w:hyperlink>
+      <w:r>
+        <w:rPr>
+          <w:rFonts w:cs="Times New Roman"/>
+        </w:rPr>
+        <w:t xml:space="preserve"> melaporkan bahwa komunitas penggemar permainan kartu koleksi (Trading Card Game) di wilayah Jabodetabek memiliki motif spekulasi finansial kuat yang memandang kartu sebagai aset alternatif investasi (catatan: Y=keputusan partisipasi investasi, regresi logistik biner n=158, dipakai sebagai analogi aset alternatif, bukan Y=impulsive buying langsung). Sementara itu, </w:t>
+      </w:r>
+      <w:hyperlink w:anchor="Ref_colline2024biases" w:history="1">
+        <w:r>
+          <w:t>Colline (2024)</w:t>
+        </w:r>
+      </w:hyperlink>
+      <w:r>
+        <w:rPr>
+          <w:rFonts w:cs="Times New Roman"/>
+        </w:rPr>
+        <w:t xml:space="preserve"> mendokumentasikan kuatnya bias perilaku ikut-ikutan (herding), loss aversion, dan disposition effect pada investor Indonesia melalui studi kualitatif wawancara mendalam (n=5 informan), dipakai sebagai analogi perilaku bias di pasar aset, bukan bukti Y=impulsive buying langsung.</w:t>
+      </w:r>
+    </w:p>
+    <w:p>
+      <w:pPr>
+        <w:spacing w:after="0" w:line="360" w:lineRule="auto"/>
+        <w:ind w:firstLine="709"/>
+        <w:jc w:val="both"/>
+      </w:pPr>
+      <w:r>
+        <w:rPr>
+          <w:rFonts w:cs="Times New Roman"/>
+        </w:rPr>
+        <w:t xml:space="preserve">Keterkaitan dengan Objek (Pokémon TCG): Disparitas harga antara harga resmi pack (Rp20.000–Rp30.000) dan potensi nilai kartu langka bergradasi PSA 10 Gem Mint (ratusan ribu hingga puluhan juta rupiah menurut pantauan pasar sekunder </w:t>
+      </w:r>
+      <w:hyperlink w:anchor="Ref_pricecharting2024" w:history="1">
+        <w:r>
+          <w:t>(PriceCharting, 2024)</w:t>
+        </w:r>
+      </w:hyperlink>
+      <w:r>
+        <w:rPr>
+          <w:rFonts w:cs="Times New Roman"/>
+        </w:rPr>
+        <w:t>) melahirkan ilusi keuntungan instan (grading arbitrage). Persepsi ini melumpuhkan kehati-hatian finansial dan memicu aksi borong pack secara spontan.</w:t>
+      </w:r>
+    </w:p>
+    <w:p>
+      <w:pPr>
+        <w:spacing w:after="0" w:line="360" w:lineRule="auto"/>
+        <w:ind w:firstLine="709"/>
+        <w:jc w:val="both"/>
+      </w:pPr>
+      <w:r>
+        <w:rPr>
+          <w:rFonts w:cs="Times New Roman"/>
+          <w:b/>
+        </w:rPr>
+        <w:t xml:space="preserve">H3: </w:t>
+      </w:r>
+      <w:r>
+        <w:rPr>
+          <w:rFonts w:cs="Times New Roman"/>
+          <w:b/>
+          <w:i/>
+        </w:rPr>
+        <w:t>Speculative Motive</w:t>
+      </w:r>
+      <w:r>
+        <w:rPr>
+          <w:rFonts w:cs="Times New Roman"/>
+          <w:b/>
+        </w:rPr>
+        <w:t xml:space="preserve"> berpengaruh positif dan signifikan terhadap </w:t>
+      </w:r>
+      <w:r>
+        <w:rPr>
+          <w:rFonts w:cs="Times New Roman"/>
+          <w:b/>
+          <w:i/>
+        </w:rPr>
+        <w:t>Impulsive Buying</w:t>
+      </w:r>
+      <w:r>
+        <w:rPr>
+          <w:rFonts w:cs="Times New Roman"/>
+          <w:b/>
+        </w:rPr>
+        <w:t xml:space="preserve"> </w:t>
+      </w:r>
+      <w:r>
+        <w:rPr>
+          <w:rFonts w:cs="Times New Roman"/>
+          <w:b/>
+          <w:i/>
+        </w:rPr>
+        <w:t>booster pack</w:t>
+      </w:r>
+      <w:r>
+        <w:rPr>
+          <w:rFonts w:cs="Times New Roman"/>
+          <w:b/>
+        </w:rPr>
+        <w:t xml:space="preserve"> kartu Pokémon TCG.</w:t>
+      </w:r>
+    </w:p>
+    <w:p>
+      <w:pPr>
+        <w:pStyle w:val="Heading3"/>
+        <w:outlineLvl w:val="2"/>
+      </w:pPr>
+      <w:bookmarkStart w:id="57" w:name="TOC_2_4_4_PENGARUH_MODERASI_SELF_CONTROL"/>
+      <w:bookmarkStart w:id="58" w:name="_Toc241538005"/>
+      <w:r>
+        <w:rPr>
+          <w:rFonts w:ascii="Times New Roman" w:hAnsi="Times New Roman"/>
+          <w:b/>
+          <w:color w:val="000000"/>
+          <w:sz w:val="24"/>
+        </w:rPr>
+        <w:t>2.4.4 Pengaruh Moderasi Self-Control terhadap Hubungan Hedonic Motivation dan Impulsive Buying</w:t>
+      </w:r>
+      <w:bookmarkEnd w:id="57"/>
+      <w:bookmarkEnd w:id="58"/>
+    </w:p>
+    <w:p>
+      <w:pPr>
+        <w:spacing w:after="0" w:line="360" w:lineRule="auto"/>
+        <w:ind w:firstLine="709"/>
+        <w:jc w:val="both"/>
+      </w:pPr>
+      <w:r>
+        <w:rPr>
+          <w:rFonts w:cs="Times New Roman"/>
+        </w:rPr>
+        <w:t xml:space="preserve">Landasan Teoretis: Self-Regulation Theory </w:t>
+      </w:r>
+      <w:hyperlink w:anchor="Ref_baumeister2002yield" w:history="1">
+        <w:r>
+          <w:t>(Baumeister, 2002)</w:t>
+        </w:r>
+      </w:hyperlink>
+      <w:r>
+        <w:rPr>
+          <w:rFonts w:cs="Times New Roman"/>
+        </w:rPr>
+        <w:t xml:space="preserve"> dan model Planner-Doer </w:t>
+      </w:r>
+      <w:hyperlink w:anchor="Ref_thaler1981economic" w:history="1">
+        <w:r>
+          <w:t>(Thaler dan Shefrin, 1981)</w:t>
+        </w:r>
+      </w:hyperlink>
+      <w:r>
+        <w:rPr>
+          <w:rFonts w:cs="Times New Roman"/>
+        </w:rPr>
+        <w:t xml:space="preserve"> menjelaskan bahwa dorongan hedonis sesaat (doer) dapat dinetralkan oleh kapasitas kontrol diri volisional entitas perencana (planner). Kontrol diri memungkinkan individu menolak godaan </w:t>
+      </w:r>
+      <w:r>
+        <w:rPr>
+          <w:rFonts w:cs="Times New Roman"/>
+        </w:rPr>
+        <w:lastRenderedPageBreak/>
+        <w:t xml:space="preserve">sensorik dan menunda kepuasan demi tujuan finansial jangka panjang </w:t>
+      </w:r>
+      <w:hyperlink w:anchor="Ref_tangney2004high" w:history="1">
+        <w:r>
+          <w:t>(Tangney et al., 2004)</w:t>
+        </w:r>
+      </w:hyperlink>
+      <w:r>
+        <w:rPr>
+          <w:rFonts w:cs="Times New Roman"/>
+        </w:rPr>
+        <w:t>. Dalam perspektif statistik moderasi, efek interaksi negatif (β₅ &lt; 0) menunjukkan bahwa kemiringan pengaruh (conditional slope) motivasi hedonis terhadap pembelian impulsif (∂Y/∂</w:t>
+      </w:r>
+      <w:r>
+        <w:rPr>
+          <w:rFonts w:cs="Times New Roman"/>
+          <w:i/>
+        </w:rPr>
+        <w:t>X₁*</w:t>
+      </w:r>
+      <w:r>
+        <w:rPr>
+          <w:rFonts w:cs="Times New Roman"/>
+        </w:rPr>
+        <w:t xml:space="preserve"> = β₁ + β₅</w:t>
+      </w:r>
+      <w:r>
+        <w:rPr>
+          <w:rFonts w:cs="Times New Roman"/>
+          <w:i/>
+        </w:rPr>
+        <w:t>M*</w:t>
+      </w:r>
+      <w:r>
+        <w:rPr>
+          <w:rFonts w:cs="Times New Roman"/>
+        </w:rPr>
+        <w:t>) akan semakin melemah atau teredam seiring dengan meningkatnya kontrol diri individu.</w:t>
+      </w:r>
+    </w:p>
+    <w:p>
+      <w:pPr>
+        <w:spacing w:after="0" w:line="360" w:lineRule="auto"/>
+        <w:ind w:firstLine="709"/>
+        <w:jc w:val="both"/>
+      </w:pPr>
+      <w:r>
+        <w:rPr>
+          <w:rFonts w:cs="Times New Roman"/>
+        </w:rPr>
+        <w:t xml:space="preserve">Kajian Empiris Terdahulu: Bukti moderasi langsung berasal dari </w:t>
+      </w:r>
+      <w:hyperlink w:anchor="Ref_lienardy2026role" w:history="1">
+        <w:r>
+          <w:t>Lienardy dan Panasea (2026)</w:t>
+        </w:r>
+      